--- a/documentation/Warehouse Inventory Management System (WIMS)_Siyka.docx
+++ b/documentation/Warehouse Inventory Management System (WIMS)_Siyka.docx
@@ -7619,6 +7619,8 @@
                 <w:szCs w:val="24"/>
               </w:rPr>
             </w:pPr>
+            <w:bookmarkStart w:id="2" w:name="_GoBack"/>
+            <w:bookmarkEnd w:id="2"/>
             <w:r>
               <w:rPr>
                 <w:rFonts w:ascii="Times New Roman" w:eastAsia="Times New Roman" w:hAnsi="Times New Roman" w:cs="Times New Roman"/>
@@ -7629,7 +7631,7 @@
                 <w:szCs w:val="24"/>
               </w:rPr>
               <w:lastRenderedPageBreak/>
-              <w:t>location_name</w:t>
+              <w:t>from_location_id</w:t>
             </w:r>
           </w:p>
         </w:tc>
@@ -7695,7 +7697,7 @@
                 <w:sz w:val="24"/>
                 <w:szCs w:val="24"/>
               </w:rPr>
-              <w:t>Име на склада (ако липсва → „Неизвестен склад“)</w:t>
+              <w:t>Локация, от която се мести (само при MOVE)</w:t>
             </w:r>
           </w:p>
         </w:tc>
@@ -7733,7 +7735,7 @@
                 <w:sz w:val="24"/>
                 <w:szCs w:val="24"/>
               </w:rPr>
-              <w:t>from_location_id</w:t>
+              <w:t>to_location_id</w:t>
             </w:r>
           </w:p>
         </w:tc>
@@ -7799,7 +7801,7 @@
                 <w:sz w:val="24"/>
                 <w:szCs w:val="24"/>
               </w:rPr>
-              <w:t>Локация, от която се мести (само при MOVE)</w:t>
+              <w:t>Локация, към която се мести (само при MOVE)</w:t>
             </w:r>
           </w:p>
         </w:tc>
@@ -7837,7 +7839,7 @@
                 <w:sz w:val="24"/>
                 <w:szCs w:val="24"/>
               </w:rPr>
-              <w:t>to_location_id</w:t>
+              <w:t>movement_type</w:t>
             </w:r>
           </w:p>
         </w:tc>
@@ -7870,7 +7872,7 @@
                 <w:sz w:val="24"/>
                 <w:szCs w:val="24"/>
               </w:rPr>
-              <w:t>string</w:t>
+              <w:t>Enum(IN, OUT, MOVE)</w:t>
             </w:r>
           </w:p>
         </w:tc>
@@ -7903,7 +7905,7 @@
                 <w:sz w:val="24"/>
                 <w:szCs w:val="24"/>
               </w:rPr>
-              <w:t>Локация, към която се мести (само при MOVE)</w:t>
+              <w:t>Тип движение</w:t>
             </w:r>
           </w:p>
         </w:tc>
@@ -7941,7 +7943,7 @@
                 <w:sz w:val="24"/>
                 <w:szCs w:val="24"/>
               </w:rPr>
-              <w:t>movement_type</w:t>
+              <w:t>quantity</w:t>
             </w:r>
           </w:p>
         </w:tc>
@@ -7974,7 +7976,7 @@
                 <w:sz w:val="24"/>
                 <w:szCs w:val="24"/>
               </w:rPr>
-              <w:t>Enum(IN, OUT, MOVE)</w:t>
+              <w:t>float</w:t>
             </w:r>
           </w:p>
         </w:tc>
@@ -8007,7 +8009,7 @@
                 <w:sz w:val="24"/>
                 <w:szCs w:val="24"/>
               </w:rPr>
-              <w:t>Тип движение</w:t>
+              <w:t>Количество (автоматично се преобразува към число)</w:t>
             </w:r>
           </w:p>
         </w:tc>
@@ -8045,7 +8047,7 @@
                 <w:sz w:val="24"/>
                 <w:szCs w:val="24"/>
               </w:rPr>
-              <w:t>quantity</w:t>
+              <w:t>unit</w:t>
             </w:r>
           </w:p>
         </w:tc>
@@ -8078,7 +8080,7 @@
                 <w:sz w:val="24"/>
                 <w:szCs w:val="24"/>
               </w:rPr>
-              <w:t>float</w:t>
+              <w:t>string</w:t>
             </w:r>
           </w:p>
         </w:tc>
@@ -8111,7 +8113,7 @@
                 <w:sz w:val="24"/>
                 <w:szCs w:val="24"/>
               </w:rPr>
-              <w:t>Количество (автоматично се преобразува към число)</w:t>
+              <w:t>Мерна единица</w:t>
             </w:r>
           </w:p>
         </w:tc>
@@ -8149,7 +8151,7 @@
                 <w:sz w:val="24"/>
                 <w:szCs w:val="24"/>
               </w:rPr>
-              <w:t>unit</w:t>
+              <w:t>description</w:t>
             </w:r>
           </w:p>
         </w:tc>
@@ -8215,7 +8217,7 @@
                 <w:sz w:val="24"/>
                 <w:szCs w:val="24"/>
               </w:rPr>
-              <w:t>Мерна единица</w:t>
+              <w:t>Описание на движението</w:t>
             </w:r>
           </w:p>
         </w:tc>
@@ -8253,7 +8255,7 @@
                 <w:sz w:val="24"/>
                 <w:szCs w:val="24"/>
               </w:rPr>
-              <w:t>description</w:t>
+              <w:t>price</w:t>
             </w:r>
           </w:p>
         </w:tc>
@@ -8286,7 +8288,7 @@
                 <w:sz w:val="24"/>
                 <w:szCs w:val="24"/>
               </w:rPr>
-              <w:t>string</w:t>
+              <w:t>float</w:t>
             </w:r>
           </w:p>
         </w:tc>
@@ -8319,7 +8321,7 @@
                 <w:sz w:val="24"/>
                 <w:szCs w:val="24"/>
               </w:rPr>
-              <w:t>Описание на движението</w:t>
+              <w:t>Цена (0.0 при невалидна стойност)</w:t>
             </w:r>
           </w:p>
         </w:tc>
@@ -8357,7 +8359,7 @@
                 <w:sz w:val="24"/>
                 <w:szCs w:val="24"/>
               </w:rPr>
-              <w:t>price</w:t>
+              <w:t>supplier_id</w:t>
             </w:r>
           </w:p>
         </w:tc>
@@ -8390,7 +8392,7 @@
                 <w:sz w:val="24"/>
                 <w:szCs w:val="24"/>
               </w:rPr>
-              <w:t>float</w:t>
+              <w:t>string</w:t>
             </w:r>
           </w:p>
         </w:tc>
@@ -8423,7 +8425,7 @@
                 <w:sz w:val="24"/>
                 <w:szCs w:val="24"/>
               </w:rPr>
-              <w:t>Цена (0.0 при невалидна стойност)</w:t>
+              <w:t>Доставчик (само при IN)</w:t>
             </w:r>
           </w:p>
         </w:tc>
@@ -8461,7 +8463,7 @@
                 <w:sz w:val="24"/>
                 <w:szCs w:val="24"/>
               </w:rPr>
-              <w:t>supplier_id</w:t>
+              <w:t>customer</w:t>
             </w:r>
           </w:p>
         </w:tc>
@@ -8527,7 +8529,7 @@
                 <w:sz w:val="24"/>
                 <w:szCs w:val="24"/>
               </w:rPr>
-              <w:t>Доставчик (само при IN)</w:t>
+              <w:t>Клиент (само при OUT)</w:t>
             </w:r>
           </w:p>
         </w:tc>
@@ -8565,7 +8567,7 @@
                 <w:sz w:val="24"/>
                 <w:szCs w:val="24"/>
               </w:rPr>
-              <w:t>customer</w:t>
+              <w:t>date</w:t>
             </w:r>
           </w:p>
         </w:tc>
@@ -8598,7 +8600,7 @@
                 <w:sz w:val="24"/>
                 <w:szCs w:val="24"/>
               </w:rPr>
-              <w:t>string</w:t>
+              <w:t>datetime string</w:t>
             </w:r>
           </w:p>
         </w:tc>
@@ -8631,7 +8633,7 @@
                 <w:sz w:val="24"/>
                 <w:szCs w:val="24"/>
               </w:rPr>
-              <w:t>Клиент (само при OUT)</w:t>
+              <w:t>Дата на движението</w:t>
             </w:r>
           </w:p>
         </w:tc>
@@ -8670,110 +8672,6 @@
                 <w:szCs w:val="24"/>
               </w:rPr>
               <w:lastRenderedPageBreak/>
-              <w:t>date</w:t>
-            </w:r>
-          </w:p>
-        </w:tc>
-        <w:tc>
-          <w:tcPr>
-            <w:tcW w:w="0" w:type="auto"/>
-            <w:shd w:val="clear" w:color="auto" w:fill="F2F2F2" w:themeFill="background1" w:themeFillShade="F2"/>
-            <w:vAlign w:val="center"/>
-            <w:hideMark/>
-          </w:tcPr>
-          <w:p>
-            <w:pPr>
-              <w:spacing w:before="100" w:beforeAutospacing="1" w:after="100" w:afterAutospacing="1" w:line="360" w:lineRule="auto"/>
-              <w:outlineLvl w:val="0"/>
-              <w:rPr>
-                <w:rFonts w:ascii="Times New Roman" w:eastAsia="Times New Roman" w:hAnsi="Times New Roman" w:cs="Times New Roman"/>
-                <w:b/>
-                <w:bCs/>
-                <w:kern w:val="36"/>
-                <w:sz w:val="24"/>
-                <w:szCs w:val="24"/>
-              </w:rPr>
-            </w:pPr>
-            <w:r>
-              <w:rPr>
-                <w:rFonts w:ascii="Times New Roman" w:eastAsia="Times New Roman" w:hAnsi="Times New Roman" w:cs="Times New Roman"/>
-                <w:b/>
-                <w:bCs/>
-                <w:kern w:val="36"/>
-                <w:sz w:val="24"/>
-                <w:szCs w:val="24"/>
-              </w:rPr>
-              <w:t>datetime string</w:t>
-            </w:r>
-          </w:p>
-        </w:tc>
-        <w:tc>
-          <w:tcPr>
-            <w:tcW w:w="0" w:type="auto"/>
-            <w:shd w:val="clear" w:color="auto" w:fill="F2F2F2" w:themeFill="background1" w:themeFillShade="F2"/>
-            <w:vAlign w:val="center"/>
-            <w:hideMark/>
-          </w:tcPr>
-          <w:p>
-            <w:pPr>
-              <w:spacing w:before="100" w:beforeAutospacing="1" w:after="100" w:afterAutospacing="1" w:line="360" w:lineRule="auto"/>
-              <w:outlineLvl w:val="0"/>
-              <w:rPr>
-                <w:rFonts w:ascii="Times New Roman" w:eastAsia="Times New Roman" w:hAnsi="Times New Roman" w:cs="Times New Roman"/>
-                <w:b/>
-                <w:bCs/>
-                <w:kern w:val="36"/>
-                <w:sz w:val="24"/>
-                <w:szCs w:val="24"/>
-              </w:rPr>
-            </w:pPr>
-            <w:r>
-              <w:rPr>
-                <w:rFonts w:ascii="Times New Roman" w:eastAsia="Times New Roman" w:hAnsi="Times New Roman" w:cs="Times New Roman"/>
-                <w:b/>
-                <w:bCs/>
-                <w:kern w:val="36"/>
-                <w:sz w:val="24"/>
-                <w:szCs w:val="24"/>
-              </w:rPr>
-              <w:t>Дата на движението</w:t>
-            </w:r>
-          </w:p>
-        </w:tc>
-      </w:tr>
-      <w:tr>
-        <w:trPr>
-          <w:tblCellSpacing w:w="15" w:type="dxa"/>
-        </w:trPr>
-        <w:tc>
-          <w:tcPr>
-            <w:tcW w:w="0" w:type="auto"/>
-            <w:shd w:val="clear" w:color="auto" w:fill="F2F2F2" w:themeFill="background1" w:themeFillShade="F2"/>
-            <w:vAlign w:val="center"/>
-            <w:hideMark/>
-          </w:tcPr>
-          <w:p>
-            <w:pPr>
-              <w:spacing w:before="100" w:beforeAutospacing="1" w:after="100" w:afterAutospacing="1" w:line="360" w:lineRule="auto"/>
-              <w:outlineLvl w:val="0"/>
-              <w:rPr>
-                <w:rFonts w:ascii="Times New Roman" w:eastAsia="Times New Roman" w:hAnsi="Times New Roman" w:cs="Times New Roman"/>
-                <w:b/>
-                <w:bCs/>
-                <w:kern w:val="36"/>
-                <w:sz w:val="24"/>
-                <w:szCs w:val="24"/>
-              </w:rPr>
-            </w:pPr>
-            <w:r>
-              <w:rPr>
-                <w:rFonts w:ascii="Times New Roman" w:eastAsia="Times New Roman" w:hAnsi="Times New Roman" w:cs="Times New Roman"/>
-                <w:b/>
-                <w:bCs/>
-                <w:kern w:val="36"/>
-                <w:sz w:val="24"/>
-                <w:szCs w:val="24"/>
-              </w:rPr>
               <w:t>created</w:t>
             </w:r>
           </w:p>
@@ -9030,7 +8928,7 @@
         <w:tblLook w:val="04A0" w:firstRow="1" w:lastRow="0" w:firstColumn="1" w:lastColumn="0" w:noHBand="0" w:noVBand="1"/>
       </w:tblPr>
       <w:tblGrid>
-        <w:gridCol w:w="8819"/>
+        <w:gridCol w:w="8912"/>
       </w:tblGrid>
       <w:tr>
         <w:trPr>
@@ -9063,7 +8961,7 @@
               <w:tblLook w:val="04A0" w:firstRow="1" w:lastRow="0" w:firstColumn="1" w:lastColumn="0" w:noHBand="0" w:noVBand="1"/>
             </w:tblPr>
             <w:tblGrid>
-              <w:gridCol w:w="1136"/>
+              <w:gridCol w:w="1229"/>
               <w:gridCol w:w="1454"/>
               <w:gridCol w:w="4461"/>
               <w:gridCol w:w="1668"/>
@@ -9098,7 +8996,7 @@
                       <w:sz w:val="24"/>
                       <w:szCs w:val="24"/>
                     </w:rPr>
-                    <w:t>invoice_id</w:t>
+                    <w:t xml:space="preserve">location_id </w:t>
                   </w:r>
                 </w:p>
               </w:tc>
@@ -9384,7 +9282,6 @@
                       <w:szCs w:val="24"/>
                       <w:lang w:val="en-US"/>
                     </w:rPr>
-                    <w:lastRenderedPageBreak/>
                     <w:t>zone</w:t>
                   </w:r>
                 </w:p>
@@ -9512,6 +9409,7 @@
                       <w:szCs w:val="24"/>
                       <w:lang w:val="en-US"/>
                     </w:rPr>
+                    <w:lastRenderedPageBreak/>
                     <w:t>capacity</w:t>
                   </w:r>
                 </w:p>
@@ -10346,7 +10244,6 @@
                 <w:sz w:val="24"/>
                 <w:szCs w:val="24"/>
               </w:rPr>
-              <w:lastRenderedPageBreak/>
               <w:t>product</w:t>
             </w:r>
           </w:p>
@@ -10457,6 +10354,7 @@
                 <w:sz w:val="24"/>
                 <w:szCs w:val="24"/>
               </w:rPr>
+              <w:lastRenderedPageBreak/>
               <w:t xml:space="preserve"> </w:t>
             </w:r>
             <w:r>
@@ -11361,7 +11259,6 @@
           <w:sz w:val="24"/>
           <w:szCs w:val="24"/>
         </w:rPr>
-        <w:lastRenderedPageBreak/>
         <w:t>Този модул е разширение и не е задължителен за основната функционалност.</w:t>
       </w:r>
       <w:r>
@@ -11390,6 +11287,7 @@
           <w:sz w:val="24"/>
           <w:szCs w:val="24"/>
         </w:rPr>
+        <w:lastRenderedPageBreak/>
         <w:t>Warehouse</w:t>
       </w:r>
     </w:p>
@@ -11674,8 +11572,6 @@
             </w:r>
           </w:p>
         </w:tc>
-        <w:bookmarkStart w:id="2" w:name="_GoBack"/>
-        <w:bookmarkEnd w:id="2"/>
       </w:tr>
     </w:tbl>
     <w:p>
@@ -11769,8 +11665,16 @@
           <w:sz w:val="24"/>
           <w:szCs w:val="24"/>
         </w:rPr>
+        <w:t xml:space="preserve">Когато потребителят направи заявка, системата първо проверява дали продуктът е наличен в стартовия склад. Ако не е, логистичният модул извлича всички складове, в които има наличност от този продукт, чрез </w:t>
+      </w:r>
+      <w:r>
+        <w:rPr>
+          <w:rFonts w:ascii="Times New Roman" w:eastAsia="Times New Roman" w:hAnsi="Times New Roman" w:cs="Times New Roman"/>
+          <w:sz w:val="24"/>
+          <w:szCs w:val="24"/>
+        </w:rPr>
         <w:lastRenderedPageBreak/>
-        <w:t>Когато потребителят направи заявка, системата първо проверява дали продуктът е наличен в стартовия склад. Ако не е, логистичният модул извлича всички складове, в които има наличност от този продукт, чрез инвентарния контролер. След това алгоритъмът на Dijkstra изчислява най</w:t>
+        <w:t>инвентарния контролер. След това алгоритъмът на Dijkstra изчислява най</w:t>
       </w:r>
       <w:r>
         <w:rPr>
@@ -11915,7 +11819,6 @@
           <w:sz w:val="24"/>
           <w:szCs w:val="24"/>
         </w:rPr>
-        <w:lastRenderedPageBreak/>
         <w:t>Поле: categories (list) Продуктът може да принадлежи към много категории.</w:t>
       </w:r>
     </w:p>
@@ -11935,6 +11838,7 @@
           <w:sz w:val="24"/>
           <w:szCs w:val="24"/>
         </w:rPr>
+        <w:lastRenderedPageBreak/>
         <w:t xml:space="preserve"> 3) Product → Supplier (many : 1)</w:t>
       </w:r>
     </w:p>
@@ -12106,7 +12010,6 @@
           <w:sz w:val="24"/>
           <w:szCs w:val="24"/>
         </w:rPr>
-        <w:lastRenderedPageBreak/>
         <w:t>Поле: location_id Основна локация на движението.</w:t>
       </w:r>
     </w:p>
@@ -12126,6 +12029,7 @@
           <w:sz w:val="24"/>
           <w:szCs w:val="24"/>
         </w:rPr>
+        <w:lastRenderedPageBreak/>
         <w:t xml:space="preserve"> 8) Movement → Location (FROM) (many : 1)</w:t>
       </w:r>
     </w:p>
@@ -12297,7 +12201,6 @@
           <w:sz w:val="24"/>
           <w:szCs w:val="24"/>
         </w:rPr>
-        <w:lastRenderedPageBreak/>
         <w:t>Поле: user_id Много лог записи принадлежат на един потребител.</w:t>
       </w:r>
     </w:p>
@@ -12323,6 +12226,7 @@
           <w:sz w:val="24"/>
           <w:szCs w:val="24"/>
         </w:rPr>
+        <w:lastRenderedPageBreak/>
         <w:t xml:space="preserve">5. Actors </w:t>
       </w:r>
       <w:r>
@@ -12469,17 +12373,7 @@
           <w:szCs w:val="24"/>
         </w:rPr>
         <w:noBreakHyphen/>
-        <w:t xml:space="preserve">високо ниво на достъп и отговаря за управлението на всички данни в системата. Той поддържа целостта на складовата информация, управлява потребителски акаунти, категории, продукти и доставчици, контролира входящите и изходящите движения, генерира справки и следи системната активност. Разполага с пълен CRUD достъп до всички модули и може да променя роли и </w:t>
-      </w:r>
-      <w:r>
-        <w:rPr>
-          <w:rFonts w:ascii="Times New Roman" w:eastAsia="Times New Roman" w:hAnsi="Times New Roman" w:cs="Times New Roman"/>
-          <w:kern w:val="36"/>
-          <w:sz w:val="24"/>
-          <w:szCs w:val="24"/>
-        </w:rPr>
-        <w:lastRenderedPageBreak/>
-        <w:t>статуси. Типичните му действия включват добавяне и редактиране на продукти, създаване на оператор, изтриване на доставчик, преглед на всички движения, управление на локации и генериране на отчети.</w:t>
+        <w:t>високо ниво на достъп и отговаря за управлението на всички данни в системата. Той поддържа целостта на складовата информация, управлява потребителски акаунти, категории, продукти и доставчици, контролира входящите и изходящите движения, генерира справки и следи системната активност. Разполага с пълен CRUD достъп до всички модули и може да променя роли и статуси. Типичните му действия включват добавяне и редактиране на продукти, създаване на оператор, изтриване на доставчик, преглед на всички движения, управление на локации и генериране на отчети.</w:t>
       </w:r>
     </w:p>
     <w:p>
@@ -12502,6 +12396,7 @@
           <w:sz w:val="24"/>
           <w:szCs w:val="24"/>
         </w:rPr>
+        <w:lastRenderedPageBreak/>
         <w:t>Операторът</w:t>
       </w:r>
       <w:r>
@@ -12543,17 +12438,7 @@
           <w:sz w:val="24"/>
           <w:szCs w:val="24"/>
         </w:rPr>
-        <w:t xml:space="preserve"> действа като автоматизиран актьор, който изпълнява вътрешни операции, необходими за поддържане на последователност и валидност на данните. Тя валидира входните стойности, генерира идентификатори и времеви отметки, обновява наличности, отказва операции при грешки и поддържа логическа последователност на всички записи. Типичните ѝ действия включват автоматично генериране на </w:t>
-      </w:r>
-      <w:r>
-        <w:rPr>
-          <w:rFonts w:ascii="Times New Roman" w:eastAsia="Times New Roman" w:hAnsi="Times New Roman" w:cs="Times New Roman"/>
-          <w:kern w:val="36"/>
-          <w:sz w:val="24"/>
-          <w:szCs w:val="24"/>
-        </w:rPr>
-        <w:lastRenderedPageBreak/>
-        <w:t>movement_id, отказ на OUT операция при недостатъчна наличност, записване на дата и час, автоматично създаване на фактура при продажба и обновяване на системни полета.</w:t>
+        <w:t xml:space="preserve"> действа като автоматизиран актьор, който изпълнява вътрешни операции, необходими за поддържане на последователност и валидност на данните. Тя валидира входните стойности, генерира идентификатори и времеви отметки, обновява наличности, отказва операции при грешки и поддържа логическа последователност на всички записи. Типичните ѝ действия включват автоматично генериране на movement_id, отказ на OUT операция при недостатъчна наличност, записване на дата и час, автоматично създаване на фактура при продажба и обновяване на системни полета.</w:t>
       </w:r>
     </w:p>
     <w:p>
@@ -12599,6 +12484,7 @@
           <w:sz w:val="24"/>
           <w:szCs w:val="24"/>
         </w:rPr>
+        <w:lastRenderedPageBreak/>
         <w:t>Този раздел описва основните начини, по които актьорите взаимодействат със системата WIMS. Всеки Use Case представя конкретна цел, която потребителят иска да постигне — например добавяне на продукт, регистриране на движение или генериране на справка. Use Case</w:t>
       </w:r>
       <w:r>
@@ -12630,17 +12516,7 @@
           <w:sz w:val="24"/>
           <w:szCs w:val="24"/>
         </w:rPr>
-        <w:t xml:space="preserve">В системата участват три основни актьора: Администратор, Оператор и Системата като автоматизиран участник. Те покриват всички ключови процеси, включително управление на продукти, категории, доставчици, локации и потребители, регистриране на входящи, изходящи и вътрешни движения, генериране на справки и преглед на системна информация. Основните сценарии включват преглед на основните </w:t>
-      </w:r>
-      <w:r>
-        <w:rPr>
-          <w:rFonts w:ascii="Times New Roman" w:eastAsia="Times New Roman" w:hAnsi="Times New Roman" w:cs="Times New Roman"/>
-          <w:kern w:val="36"/>
-          <w:sz w:val="24"/>
-          <w:szCs w:val="24"/>
-        </w:rPr>
-        <w:lastRenderedPageBreak/>
-        <w:t>менюта, създаване, редактиране и изтриване на продукти, създаване на категории и доставчици, регистриране на IN/OUT/MOVE движения, автоматичен отказ при недостатъчна наличност, преглед на наличности, генериране на справки, управление на потребители, вход в системата и автоматично обновяване на идентификатори и времеви отметки.</w:t>
+        <w:t>В системата участват три основни актьора: Администратор, Оператор и Системата като автоматизиран участник. Те покриват всички ключови процеси, включително управление на продукти, категории, доставчици, локации и потребители, регистриране на входящи, изходящи и вътрешни движения, генериране на справки и преглед на системна информация. Основните сценарии включват преглед на основните менюта, създаване, редактиране и изтриване на продукти, създаване на категории и доставчици, регистриране на IN/OUT/MOVE движения, автоматичен отказ при недостатъчна наличност, преглед на наличности, генериране на справки, управление на потребители, вход в системата и автоматично обновяване на идентификатори и времеви отметки.</w:t>
       </w:r>
     </w:p>
     <w:p>
@@ -12661,6 +12537,7 @@
           <w:sz w:val="24"/>
           <w:szCs w:val="24"/>
         </w:rPr>
+        <w:lastRenderedPageBreak/>
         <w:t>Примерен сценарий за входящо движение (IN): Потребителят избира продукт, въвежда количество и цена, системата валидира данните и автоматично увеличава наличността в съответния склад.</w:t>
       </w:r>
     </w:p>
@@ -12749,7 +12626,6 @@
           <w:sz w:val="24"/>
           <w:szCs w:val="24"/>
         </w:rPr>
-        <w:lastRenderedPageBreak/>
         <w:t>Този раздел описва основните изгледи в системата WIMS и как е организиран интерфейсът. Интерфейсът е изцяло текстов, но е подреден така, че да е лесен за навигация и да следва логиката на реалните складови процеси. Менютата са последователни и интуитивни, а всяка роля (администратор и оператор) вижда точно това, което ѝ е позволено.</w:t>
       </w:r>
     </w:p>
@@ -12771,6 +12647,7 @@
           <w:sz w:val="24"/>
           <w:szCs w:val="24"/>
         </w:rPr>
+        <w:lastRenderedPageBreak/>
         <w:t>Главното меню е централната точка, от която потребителят може да влиза във всички основни модули: продукти, категории, доставчици, движения, справки, фактури, потребители (само за администратор), информация за системата и изход. И двете роли могат да се движат свободно между модулите и да преглеждат основните данни.</w:t>
       </w:r>
     </w:p>
@@ -12813,7 +12690,6 @@
           <w:sz w:val="24"/>
           <w:szCs w:val="24"/>
         </w:rPr>
-        <w:lastRenderedPageBreak/>
         <w:t>Изгледът „Категории“ показва всички категории и колко продукта има във всяка. Администраторът може да добавя, редактира и изтрива категории, а операторът може само да ги преглежда.</w:t>
       </w:r>
     </w:p>
@@ -12856,6 +12732,7 @@
           <w:sz w:val="24"/>
           <w:szCs w:val="24"/>
         </w:rPr>
+        <w:lastRenderedPageBreak/>
         <w:t>Изгледът „Движения“ обединява всички IN, OUT и MOVE операции. Показва се история на движенията с информация за тип, количество, дата, потребител и локация. И двете роли могат да регистрират нови движения и да преглеждат историята. При OUT операция системата автоматично генерира фактура. Всички действия се записват в UserActivityLog, което осигурява проследимост на операциите.</w:t>
       </w:r>
     </w:p>
@@ -12898,7 +12775,6 @@
           <w:sz w:val="24"/>
           <w:szCs w:val="24"/>
         </w:rPr>
-        <w:lastRenderedPageBreak/>
         <w:t>Изгледът „Справки“ предоставя различни аналитични отчети: ниски наличности, изчерпани артикули, стойност на склада, движения по период, справки по категории и други параметри. И администраторът, и операторът имат достъп до справките.</w:t>
       </w:r>
     </w:p>
@@ -12920,6 +12796,7 @@
           <w:sz w:val="24"/>
           <w:szCs w:val="24"/>
         </w:rPr>
+        <w:lastRenderedPageBreak/>
         <w:t>Изгледът „Информация за системата“ показва основни данни за проекта: име, автор, версия и използвани технологии. Той е достъпен за всички потребители.</w:t>
       </w:r>
     </w:p>
@@ -12987,17 +12864,7 @@
           <w:sz w:val="24"/>
           <w:szCs w:val="24"/>
         </w:rPr>
-        <w:t xml:space="preserve">Модулът за потребители позволява на администратора да създава нови потребители, като системата проверява валидността на въведените данни и осигурява вход с потребителско име и парола. При грешни данни достъпът се отказва. Администраторът може да редактира роля и статус на всеки потребител, докато </w:t>
-      </w:r>
-      <w:r>
-        <w:rPr>
-          <w:rFonts w:ascii="Times New Roman" w:eastAsia="Times New Roman" w:hAnsi="Times New Roman" w:cs="Times New Roman"/>
-          <w:kern w:val="36"/>
-          <w:sz w:val="24"/>
-          <w:szCs w:val="24"/>
-        </w:rPr>
-        <w:lastRenderedPageBreak/>
-        <w:t>операторът има достъп само до собствената си информация. Ролевите ограничения гарантират, че администраторът има пълен достъп, а операторът – ограничен.</w:t>
+        <w:t>Модулът за потребители позволява на администратора да създава нови потребители, като системата проверява валидността на въведените данни и осигурява вход с потребителско име и парола. При грешни данни достъпът се отказва. Администраторът може да редактира роля и статус на всеки потребител, докато операторът има достъп само до собствената си информация. Ролевите ограничения гарантират, че администраторът има пълен достъп, а операторът – ограничен.</w:t>
       </w:r>
     </w:p>
     <w:p>
@@ -13018,6 +12885,7 @@
           <w:sz w:val="24"/>
           <w:szCs w:val="24"/>
         </w:rPr>
+        <w:lastRenderedPageBreak/>
         <w:t>Управлението на продукти включва създаване на нов продукт, редактиране на цена, количество, категория и доставчик, както и изтриване (само от администратор). Всички потребители могат да преглеждат списък с продукти.</w:t>
       </w:r>
     </w:p>
@@ -13081,7 +12949,7 @@
           <w:sz w:val="24"/>
           <w:szCs w:val="24"/>
         </w:rPr>
-        <w:t xml:space="preserve">Модулът за движения обработва входящи, изходящи и вътрешни операции. При IN движение системата увеличава наличността, а при OUT – я намалява, като проверява дали количеството е достатъчно. Ако не е, операцията се отказва. Всички движения се записват с информация за продукт, потребител, количество, </w:t>
+        <w:t xml:space="preserve">Модулът за движения обработва входящи, изходящи и вътрешни операции. При IN движение системата увеличава наличността, а при OUT – я намалява, като проверява дали количеството е достатъчно. Ако не е, операцията се отказва. Всички движения се записват с информация за продукт, потребител, количество, цена, описание и дата. Историята е достъпна за всички потребители. При успешно OUT движение системата </w:t>
       </w:r>
       <w:r>
         <w:rPr>
@@ -13091,7 +12959,7 @@
           <w:szCs w:val="24"/>
         </w:rPr>
         <w:lastRenderedPageBreak/>
-        <w:t>цена, описание и дата. Историята е достъпна за всички потребители. При успешно OUT движение системата автоматично генерира фактура с всички нужни данни. И двете роли могат да преглеждат фактури и техните детайли.</w:t>
+        <w:t>автоматично генерира фактура с всички нужни данни. И двете роли могат да преглеждат фактури и техните детайли.</w:t>
       </w:r>
     </w:p>
     <w:p>
@@ -13196,7 +13064,7 @@
           <w:sz w:val="24"/>
           <w:szCs w:val="24"/>
         </w:rPr>
-        <w:t xml:space="preserve">Нефункционалните изисквания описват качествените характеристики на системата, включително производителност, сигурност, надеждност, поддръжка и разширяемост. Системата трябва да осигурява </w:t>
+        <w:t xml:space="preserve">Нефункционалните изисквания описват качествените характеристики на системата, включително производителност, сигурност, надеждност, поддръжка и разширяемост. Системата трябва да осигурява бърза и стабилна работа, като основните изгледи – продукти, категории, доставчици, движения и справки – </w:t>
       </w:r>
       <w:r>
         <w:rPr>
@@ -13205,7 +13073,7 @@
           <w:szCs w:val="24"/>
         </w:rPr>
         <w:lastRenderedPageBreak/>
-        <w:t>бърза и стабилна работа, като основните изгледи – продукти, категории, доставчици, движения и справки – се зареждат почти мигновено при нормално натоварване. Записването на входящо или изходящо движение се извършва в рамките на под секунда, а търсенето и филтрирането на данни връщат резултати без забавяне, което е напълно достатъчно за учебен проект и реалистични сценарии.</w:t>
+        <w:t>се зареждат почти мигновено при нормално натоварване. Записването на входящо или изходящо движение се извършва в рамките на под секунда, а търсенето и филтрирането на данни връщат резултати без забавяне, което е напълно достатъчно за учебен проект и реалистични сценарии.</w:t>
       </w:r>
     </w:p>
     <w:p>
@@ -13262,8 +13130,16 @@
           <w:sz w:val="24"/>
           <w:szCs w:val="24"/>
         </w:rPr>
+        <w:t xml:space="preserve">Интерфейсът е интуитивен и лесен за използване, като предоставя ясни съобщения при грешки и предотвратява невалидни операции (например отрицателни количества, невалидни ID стойности или </w:t>
+      </w:r>
+      <w:r>
+        <w:rPr>
+          <w:rFonts w:ascii="Times New Roman" w:eastAsia="Times New Roman" w:hAnsi="Times New Roman" w:cs="Times New Roman"/>
+          <w:sz w:val="24"/>
+          <w:szCs w:val="24"/>
+        </w:rPr>
         <w:lastRenderedPageBreak/>
-        <w:t>Интерфейсът е интуитивен и лесен за използване, като предоставя ясни съобщения при грешки и предотвратява невалидни операции (например отрицателни количества, невалидни ID стойности или липсващи продукти). От гледна точка на надеждност системата предотвратява загуба на данни чрез последователно записване в JSON файлове и валидация на входа.</w:t>
+        <w:t>липсващи продукти). От гледна точка на надеждност системата предотвратява загуба на данни чрез последователно записване в JSON файлове и валидация на входа.</w:t>
       </w:r>
     </w:p>
     <w:p>
@@ -13347,7 +13223,6 @@
           <w:sz w:val="24"/>
           <w:szCs w:val="24"/>
         </w:rPr>
-        <w:lastRenderedPageBreak/>
         <w:t>10.1 Presentation Layer (Views)</w:t>
       </w:r>
     </w:p>
@@ -13367,6 +13242,7 @@
           <w:sz w:val="24"/>
           <w:szCs w:val="24"/>
         </w:rPr>
+        <w:lastRenderedPageBreak/>
         <w:t>Този слой отговаря за взаимодействието с потребителя чрез текстови менюта. Тук се намират изгледите за продукти, категории, доставчици, движения (IN/OUT/MOVE), фактури, справки, потребители и локации. Views не съдържат бизнес логика – те единствено показват информацията на екрана и подават въведените данни към съответните контролери.</w:t>
       </w:r>
     </w:p>
@@ -19135,7 +19011,7 @@
 </file>
 
 <file path=customXml/itemProps1.xml><?xml version="1.0" encoding="utf-8"?>
-<ds:datastoreItem xmlns:ds="http://schemas.openxmlformats.org/officeDocument/2006/customXml" ds:itemID="{94F0DC4D-A35F-48F8-95D5-BE7944F570B1}">
+<ds:datastoreItem xmlns:ds="http://schemas.openxmlformats.org/officeDocument/2006/customXml" ds:itemID="{A5B2CD00-FAFF-40C4-A2AC-02A0F7BAA8CB}">
   <ds:schemaRefs>
     <ds:schemaRef ds:uri="http://schemas.openxmlformats.org/officeDocument/2006/bibliography"/>
   </ds:schemaRefs>

--- a/documentation/Warehouse Inventory Management System (WIMS)_Siyka.docx
+++ b/documentation/Warehouse Inventory Management System (WIMS)_Siyka.docx
@@ -7619,8 +7619,6 @@
                 <w:szCs w:val="24"/>
               </w:rPr>
             </w:pPr>
-            <w:bookmarkStart w:id="2" w:name="_GoBack"/>
-            <w:bookmarkEnd w:id="2"/>
             <w:r>
               <w:rPr>
                 <w:rFonts w:ascii="Times New Roman" w:eastAsia="Times New Roman" w:hAnsi="Times New Roman" w:cs="Times New Roman"/>
@@ -11735,6 +11733,7 @@
           <w:szCs w:val="24"/>
         </w:rPr>
       </w:pPr>
+      <w:bookmarkStart w:id="2" w:name="_GoBack"/>
       <w:r>
         <w:rPr>
           <w:rFonts w:ascii="Times New Roman" w:eastAsia="Times New Roman" w:hAnsi="Times New Roman" w:cs="Times New Roman"/>
@@ -11748,7 +11747,7 @@
     </w:p>
     <w:p>
       <w:pPr>
-        <w:spacing w:before="100" w:beforeAutospacing="1" w:after="100" w:afterAutospacing="1" w:line="276" w:lineRule="auto"/>
+        <w:spacing w:before="100" w:beforeAutospacing="1" w:after="100" w:afterAutospacing="1" w:line="360" w:lineRule="auto"/>
         <w:outlineLvl w:val="0"/>
         <w:rPr>
           <w:rFonts w:ascii="Times New Roman" w:eastAsia="Times New Roman" w:hAnsi="Times New Roman" w:cs="Times New Roman"/>
@@ -11767,7 +11766,7 @@
     </w:p>
     <w:p>
       <w:pPr>
-        <w:spacing w:before="100" w:beforeAutospacing="1" w:after="100" w:afterAutospacing="1" w:line="276" w:lineRule="auto"/>
+        <w:spacing w:before="100" w:beforeAutospacing="1" w:after="100" w:afterAutospacing="1" w:line="360" w:lineRule="auto"/>
         <w:outlineLvl w:val="0"/>
         <w:rPr>
           <w:rFonts w:ascii="Times New Roman" w:eastAsia="Times New Roman" w:hAnsi="Times New Roman" w:cs="Times New Roman"/>
@@ -11781,12 +11780,12 @@
           <w:sz w:val="24"/>
           <w:szCs w:val="24"/>
         </w:rPr>
-        <w:t>Поле: parent_id Категория може да има подкатегории.</w:t>
-      </w:r>
-    </w:p>
-    <w:p>
-      <w:pPr>
-        <w:spacing w:before="100" w:beforeAutospacing="1" w:after="100" w:afterAutospacing="1" w:line="276" w:lineRule="auto"/>
+        <w:t>Поле: parent_id Категория може да има подкатегории. Подкатегорията сочи към родителя.</w:t>
+      </w:r>
+    </w:p>
+    <w:p>
+      <w:pPr>
+        <w:spacing w:before="100" w:beforeAutospacing="1" w:after="100" w:afterAutospacing="1" w:line="360" w:lineRule="auto"/>
         <w:outlineLvl w:val="0"/>
         <w:rPr>
           <w:rFonts w:ascii="Times New Roman" w:eastAsia="Times New Roman" w:hAnsi="Times New Roman" w:cs="Times New Roman"/>
@@ -11800,12 +11799,12 @@
           <w:sz w:val="24"/>
           <w:szCs w:val="24"/>
         </w:rPr>
-        <w:t xml:space="preserve"> 2) Product → Category (many : many)</w:t>
-      </w:r>
-    </w:p>
-    <w:p>
-      <w:pPr>
-        <w:spacing w:before="100" w:beforeAutospacing="1" w:after="100" w:afterAutospacing="1" w:line="276" w:lineRule="auto"/>
+        <w:t>2) Product → Category (many : many)</w:t>
+      </w:r>
+    </w:p>
+    <w:p>
+      <w:pPr>
+        <w:spacing w:before="100" w:beforeAutospacing="1" w:after="100" w:afterAutospacing="1" w:line="360" w:lineRule="auto"/>
         <w:outlineLvl w:val="0"/>
         <w:rPr>
           <w:rFonts w:ascii="Times New Roman" w:eastAsia="Times New Roman" w:hAnsi="Times New Roman" w:cs="Times New Roman"/>
@@ -11824,7 +11823,7 @@
     </w:p>
     <w:p>
       <w:pPr>
-        <w:spacing w:before="100" w:beforeAutospacing="1" w:after="100" w:afterAutospacing="1" w:line="276" w:lineRule="auto"/>
+        <w:spacing w:before="100" w:beforeAutospacing="1" w:after="100" w:afterAutospacing="1" w:line="360" w:lineRule="auto"/>
         <w:outlineLvl w:val="0"/>
         <w:rPr>
           <w:rFonts w:ascii="Times New Roman" w:eastAsia="Times New Roman" w:hAnsi="Times New Roman" w:cs="Times New Roman"/>
@@ -11839,12 +11838,12 @@
           <w:szCs w:val="24"/>
         </w:rPr>
         <w:lastRenderedPageBreak/>
-        <w:t xml:space="preserve"> 3) Product → Supplier (many : 1)</w:t>
-      </w:r>
-    </w:p>
-    <w:p>
-      <w:pPr>
-        <w:spacing w:before="100" w:beforeAutospacing="1" w:after="100" w:afterAutospacing="1" w:line="276" w:lineRule="auto"/>
+        <w:t>3) Product → Supplier (many : 1)</w:t>
+      </w:r>
+    </w:p>
+    <w:p>
+      <w:pPr>
+        <w:spacing w:before="100" w:beforeAutospacing="1" w:after="100" w:afterAutospacing="1" w:line="360" w:lineRule="auto"/>
         <w:outlineLvl w:val="0"/>
         <w:rPr>
           <w:rFonts w:ascii="Times New Roman" w:eastAsia="Times New Roman" w:hAnsi="Times New Roman" w:cs="Times New Roman"/>
@@ -11863,7 +11862,7 @@
     </w:p>
     <w:p>
       <w:pPr>
-        <w:spacing w:before="100" w:beforeAutospacing="1" w:after="100" w:afterAutospacing="1" w:line="276" w:lineRule="auto"/>
+        <w:spacing w:before="100" w:beforeAutospacing="1" w:after="100" w:afterAutospacing="1" w:line="360" w:lineRule="auto"/>
         <w:outlineLvl w:val="0"/>
         <w:rPr>
           <w:rFonts w:ascii="Times New Roman" w:eastAsia="Times New Roman" w:hAnsi="Times New Roman" w:cs="Times New Roman"/>
@@ -11877,12 +11876,12 @@
           <w:sz w:val="24"/>
           <w:szCs w:val="24"/>
         </w:rPr>
-        <w:t xml:space="preserve"> 4) Product → Location (many : 1)</w:t>
-      </w:r>
-    </w:p>
-    <w:p>
-      <w:pPr>
-        <w:spacing w:before="100" w:beforeAutospacing="1" w:after="100" w:afterAutospacing="1" w:line="276" w:lineRule="auto"/>
+        <w:t>4) Movement → Product (many : 1)</w:t>
+      </w:r>
+    </w:p>
+    <w:p>
+      <w:pPr>
+        <w:spacing w:before="100" w:beforeAutospacing="1" w:after="100" w:afterAutospacing="1" w:line="360" w:lineRule="auto"/>
         <w:outlineLvl w:val="0"/>
         <w:rPr>
           <w:rFonts w:ascii="Times New Roman" w:eastAsia="Times New Roman" w:hAnsi="Times New Roman" w:cs="Times New Roman"/>
@@ -11896,12 +11895,12 @@
           <w:sz w:val="24"/>
           <w:szCs w:val="24"/>
         </w:rPr>
-        <w:t>Поле: location_id Много продукти могат да се намират в един склад.</w:t>
-      </w:r>
-    </w:p>
-    <w:p>
-      <w:pPr>
-        <w:spacing w:before="100" w:beforeAutospacing="1" w:after="100" w:afterAutospacing="1" w:line="276" w:lineRule="auto"/>
+        <w:t>Поле: product_id Всяко движение е за точно един продукт.</w:t>
+      </w:r>
+    </w:p>
+    <w:p>
+      <w:pPr>
+        <w:spacing w:before="100" w:beforeAutospacing="1" w:after="100" w:afterAutospacing="1" w:line="360" w:lineRule="auto"/>
         <w:outlineLvl w:val="0"/>
         <w:rPr>
           <w:rFonts w:ascii="Times New Roman" w:eastAsia="Times New Roman" w:hAnsi="Times New Roman" w:cs="Times New Roman"/>
@@ -11915,12 +11914,12 @@
           <w:sz w:val="24"/>
           <w:szCs w:val="24"/>
         </w:rPr>
-        <w:t xml:space="preserve"> 5) Movement → Product (many : 1)</w:t>
-      </w:r>
-    </w:p>
-    <w:p>
-      <w:pPr>
-        <w:spacing w:before="100" w:beforeAutospacing="1" w:after="100" w:afterAutospacing="1" w:line="276" w:lineRule="auto"/>
+        <w:t>5) Movement → User (many : 1)</w:t>
+      </w:r>
+    </w:p>
+    <w:p>
+      <w:pPr>
+        <w:spacing w:before="100" w:beforeAutospacing="1" w:after="100" w:afterAutospacing="1" w:line="360" w:lineRule="auto"/>
         <w:outlineLvl w:val="0"/>
         <w:rPr>
           <w:rFonts w:ascii="Times New Roman" w:eastAsia="Times New Roman" w:hAnsi="Times New Roman" w:cs="Times New Roman"/>
@@ -11934,12 +11933,12 @@
           <w:sz w:val="24"/>
           <w:szCs w:val="24"/>
         </w:rPr>
-        <w:t>Поле: product_id Всяко движение е за точно един продукт.</w:t>
-      </w:r>
-    </w:p>
-    <w:p>
-      <w:pPr>
-        <w:spacing w:before="100" w:beforeAutospacing="1" w:after="100" w:afterAutospacing="1" w:line="276" w:lineRule="auto"/>
+        <w:t>Поле: user_id Всяко движение е извършено от един потребител.</w:t>
+      </w:r>
+    </w:p>
+    <w:p>
+      <w:pPr>
+        <w:spacing w:before="100" w:beforeAutospacing="1" w:after="100" w:afterAutospacing="1" w:line="360" w:lineRule="auto"/>
         <w:outlineLvl w:val="0"/>
         <w:rPr>
           <w:rFonts w:ascii="Times New Roman" w:eastAsia="Times New Roman" w:hAnsi="Times New Roman" w:cs="Times New Roman"/>
@@ -11953,12 +11952,12 @@
           <w:sz w:val="24"/>
           <w:szCs w:val="24"/>
         </w:rPr>
-        <w:t xml:space="preserve"> 6) Movement → User (many : 1)</w:t>
-      </w:r>
-    </w:p>
-    <w:p>
-      <w:pPr>
-        <w:spacing w:before="100" w:beforeAutospacing="1" w:after="100" w:afterAutospacing="1" w:line="276" w:lineRule="auto"/>
+        <w:t>6) Movement → Location (many : 1)</w:t>
+      </w:r>
+    </w:p>
+    <w:p>
+      <w:pPr>
+        <w:spacing w:before="100" w:beforeAutospacing="1" w:after="100" w:afterAutospacing="1" w:line="360" w:lineRule="auto"/>
         <w:outlineLvl w:val="0"/>
         <w:rPr>
           <w:rFonts w:ascii="Times New Roman" w:eastAsia="Times New Roman" w:hAnsi="Times New Roman" w:cs="Times New Roman"/>
@@ -11972,12 +11971,12 @@
           <w:sz w:val="24"/>
           <w:szCs w:val="24"/>
         </w:rPr>
-        <w:t>Поле: user_id Всяко движение е извършено от един потребител.</w:t>
-      </w:r>
-    </w:p>
-    <w:p>
-      <w:pPr>
-        <w:spacing w:before="100" w:beforeAutospacing="1" w:after="100" w:afterAutospacing="1" w:line="276" w:lineRule="auto"/>
+        <w:t>Поле: location_id Основна локация на движението.</w:t>
+      </w:r>
+    </w:p>
+    <w:p>
+      <w:pPr>
+        <w:spacing w:before="100" w:beforeAutospacing="1" w:after="100" w:afterAutospacing="1" w:line="360" w:lineRule="auto"/>
         <w:outlineLvl w:val="0"/>
         <w:rPr>
           <w:rFonts w:ascii="Times New Roman" w:eastAsia="Times New Roman" w:hAnsi="Times New Roman" w:cs="Times New Roman"/>
@@ -11991,12 +11990,12 @@
           <w:sz w:val="24"/>
           <w:szCs w:val="24"/>
         </w:rPr>
-        <w:t xml:space="preserve"> 7) Movement → Location (many : 1)</w:t>
-      </w:r>
-    </w:p>
-    <w:p>
-      <w:pPr>
-        <w:spacing w:before="100" w:beforeAutospacing="1" w:after="100" w:afterAutospacing="1" w:line="276" w:lineRule="auto"/>
+        <w:t>7) Movement → Location (FROM) (many : 1)</w:t>
+      </w:r>
+    </w:p>
+    <w:p>
+      <w:pPr>
+        <w:spacing w:before="100" w:beforeAutospacing="1" w:after="100" w:afterAutospacing="1" w:line="360" w:lineRule="auto"/>
         <w:outlineLvl w:val="0"/>
         <w:rPr>
           <w:rFonts w:ascii="Times New Roman" w:eastAsia="Times New Roman" w:hAnsi="Times New Roman" w:cs="Times New Roman"/>
@@ -12010,12 +12009,13 @@
           <w:sz w:val="24"/>
           <w:szCs w:val="24"/>
         </w:rPr>
-        <w:t>Поле: location_id Основна локация на движението.</w:t>
-      </w:r>
-    </w:p>
-    <w:p>
-      <w:pPr>
-        <w:spacing w:before="100" w:beforeAutospacing="1" w:after="100" w:afterAutospacing="1" w:line="276" w:lineRule="auto"/>
+        <w:lastRenderedPageBreak/>
+        <w:t>Поле: from_location_id При MOVE движение — изходна локация.</w:t>
+      </w:r>
+    </w:p>
+    <w:p>
+      <w:pPr>
+        <w:spacing w:before="100" w:beforeAutospacing="1" w:after="100" w:afterAutospacing="1" w:line="360" w:lineRule="auto"/>
         <w:outlineLvl w:val="0"/>
         <w:rPr>
           <w:rFonts w:ascii="Times New Roman" w:eastAsia="Times New Roman" w:hAnsi="Times New Roman" w:cs="Times New Roman"/>
@@ -12029,13 +12029,12 @@
           <w:sz w:val="24"/>
           <w:szCs w:val="24"/>
         </w:rPr>
-        <w:lastRenderedPageBreak/>
-        <w:t xml:space="preserve"> 8) Movement → Location (FROM) (many : 1)</w:t>
-      </w:r>
-    </w:p>
-    <w:p>
-      <w:pPr>
-        <w:spacing w:before="100" w:beforeAutospacing="1" w:after="100" w:afterAutospacing="1" w:line="276" w:lineRule="auto"/>
+        <w:t>8) Movement → Location (TO) (many : 1)</w:t>
+      </w:r>
+    </w:p>
+    <w:p>
+      <w:pPr>
+        <w:spacing w:before="100" w:beforeAutospacing="1" w:after="100" w:afterAutospacing="1" w:line="360" w:lineRule="auto"/>
         <w:outlineLvl w:val="0"/>
         <w:rPr>
           <w:rFonts w:ascii="Times New Roman" w:eastAsia="Times New Roman" w:hAnsi="Times New Roman" w:cs="Times New Roman"/>
@@ -12049,12 +12048,12 @@
           <w:sz w:val="24"/>
           <w:szCs w:val="24"/>
         </w:rPr>
-        <w:t>Поле: from_location_id При MOVE движение — изходна локация.</w:t>
-      </w:r>
-    </w:p>
-    <w:p>
-      <w:pPr>
-        <w:spacing w:before="100" w:beforeAutospacing="1" w:after="100" w:afterAutospacing="1" w:line="276" w:lineRule="auto"/>
+        <w:t>Поле: to_location_id При MOVE движение — целева локация.</w:t>
+      </w:r>
+    </w:p>
+    <w:p>
+      <w:pPr>
+        <w:spacing w:before="100" w:beforeAutospacing="1" w:after="100" w:afterAutospacing="1" w:line="360" w:lineRule="auto"/>
         <w:outlineLvl w:val="0"/>
         <w:rPr>
           <w:rFonts w:ascii="Times New Roman" w:eastAsia="Times New Roman" w:hAnsi="Times New Roman" w:cs="Times New Roman"/>
@@ -12068,12 +12067,12 @@
           <w:sz w:val="24"/>
           <w:szCs w:val="24"/>
         </w:rPr>
-        <w:t xml:space="preserve"> 9) Movement → Location (TO) (many : 1)</w:t>
-      </w:r>
-    </w:p>
-    <w:p>
-      <w:pPr>
-        <w:spacing w:before="100" w:beforeAutospacing="1" w:after="100" w:afterAutospacing="1" w:line="276" w:lineRule="auto"/>
+        <w:t>9) Movement → Supplier (many : 1)</w:t>
+      </w:r>
+    </w:p>
+    <w:p>
+      <w:pPr>
+        <w:spacing w:before="100" w:beforeAutospacing="1" w:after="100" w:afterAutospacing="1" w:line="360" w:lineRule="auto"/>
         <w:outlineLvl w:val="0"/>
         <w:rPr>
           <w:rFonts w:ascii="Times New Roman" w:eastAsia="Times New Roman" w:hAnsi="Times New Roman" w:cs="Times New Roman"/>
@@ -12087,12 +12086,12 @@
           <w:sz w:val="24"/>
           <w:szCs w:val="24"/>
         </w:rPr>
-        <w:t>Поле: to_location_id При MOVE движение — целева локация.</w:t>
-      </w:r>
-    </w:p>
-    <w:p>
-      <w:pPr>
-        <w:spacing w:before="100" w:beforeAutospacing="1" w:after="100" w:afterAutospacing="1" w:line="276" w:lineRule="auto"/>
+        <w:t>Поле: supplier_id IN движение може да има доставчик.</w:t>
+      </w:r>
+    </w:p>
+    <w:p>
+      <w:pPr>
+        <w:spacing w:before="100" w:beforeAutospacing="1" w:after="100" w:afterAutospacing="1" w:line="360" w:lineRule="auto"/>
         <w:outlineLvl w:val="0"/>
         <w:rPr>
           <w:rFonts w:ascii="Times New Roman" w:eastAsia="Times New Roman" w:hAnsi="Times New Roman" w:cs="Times New Roman"/>
@@ -12106,12 +12105,12 @@
           <w:sz w:val="24"/>
           <w:szCs w:val="24"/>
         </w:rPr>
-        <w:t xml:space="preserve"> 10) Movement → Supplier (many : 1)</w:t>
-      </w:r>
-    </w:p>
-    <w:p>
-      <w:pPr>
-        <w:spacing w:before="100" w:beforeAutospacing="1" w:after="100" w:afterAutospacing="1" w:line="276" w:lineRule="auto"/>
+        <w:t>10) Invoice → Movement (1 : 1)</w:t>
+      </w:r>
+    </w:p>
+    <w:p>
+      <w:pPr>
+        <w:spacing w:before="100" w:beforeAutospacing="1" w:after="100" w:afterAutospacing="1" w:line="360" w:lineRule="auto"/>
         <w:outlineLvl w:val="0"/>
         <w:rPr>
           <w:rFonts w:ascii="Times New Roman" w:eastAsia="Times New Roman" w:hAnsi="Times New Roman" w:cs="Times New Roman"/>
@@ -12125,12 +12124,12 @@
           <w:sz w:val="24"/>
           <w:szCs w:val="24"/>
         </w:rPr>
-        <w:t>Поле: supplier_id IN движение може да има доставчик.</w:t>
-      </w:r>
-    </w:p>
-    <w:p>
-      <w:pPr>
-        <w:spacing w:before="100" w:beforeAutospacing="1" w:after="100" w:afterAutospacing="1" w:line="276" w:lineRule="auto"/>
+        <w:t>Поле: movement_id Всяка фактура е за едно OUT движение.</w:t>
+      </w:r>
+    </w:p>
+    <w:p>
+      <w:pPr>
+        <w:spacing w:before="100" w:beforeAutospacing="1" w:after="100" w:afterAutospacing="1" w:line="360" w:lineRule="auto"/>
         <w:outlineLvl w:val="0"/>
         <w:rPr>
           <w:rFonts w:ascii="Times New Roman" w:eastAsia="Times New Roman" w:hAnsi="Times New Roman" w:cs="Times New Roman"/>
@@ -12144,12 +12143,12 @@
           <w:sz w:val="24"/>
           <w:szCs w:val="24"/>
         </w:rPr>
-        <w:t xml:space="preserve"> 11) Invoice → Movement (1 : 1)</w:t>
-      </w:r>
-    </w:p>
-    <w:p>
-      <w:pPr>
-        <w:spacing w:before="100" w:beforeAutospacing="1" w:after="100" w:afterAutospacing="1" w:line="276" w:lineRule="auto"/>
+        <w:t>11) UserActivityLog → User (many : 1)</w:t>
+      </w:r>
+    </w:p>
+    <w:p>
+      <w:pPr>
+        <w:spacing w:before="100" w:beforeAutospacing="1" w:after="100" w:afterAutospacing="1" w:line="360" w:lineRule="auto"/>
         <w:outlineLvl w:val="0"/>
         <w:rPr>
           <w:rFonts w:ascii="Times New Roman" w:eastAsia="Times New Roman" w:hAnsi="Times New Roman" w:cs="Times New Roman"/>
@@ -12163,47 +12162,10 @@
           <w:sz w:val="24"/>
           <w:szCs w:val="24"/>
         </w:rPr>
-        <w:t>Поле: movement_id Всяка фактура е за едно OUT движение.</w:t>
-      </w:r>
-    </w:p>
-    <w:p>
-      <w:pPr>
-        <w:spacing w:before="100" w:beforeAutospacing="1" w:after="100" w:afterAutospacing="1" w:line="276" w:lineRule="auto"/>
-        <w:outlineLvl w:val="0"/>
-        <w:rPr>
-          <w:rFonts w:ascii="Times New Roman" w:eastAsia="Times New Roman" w:hAnsi="Times New Roman" w:cs="Times New Roman"/>
-          <w:sz w:val="24"/>
-          <w:szCs w:val="24"/>
-        </w:rPr>
-      </w:pPr>
-      <w:r>
-        <w:rPr>
-          <w:rFonts w:ascii="Times New Roman" w:eastAsia="Times New Roman" w:hAnsi="Times New Roman" w:cs="Times New Roman"/>
-          <w:sz w:val="24"/>
-          <w:szCs w:val="24"/>
-        </w:rPr>
-        <w:t xml:space="preserve"> 12) UserActivityLog → User (many : 1)</w:t>
-      </w:r>
-    </w:p>
-    <w:p>
-      <w:pPr>
-        <w:spacing w:before="100" w:beforeAutospacing="1" w:after="100" w:afterAutospacing="1" w:line="276" w:lineRule="auto"/>
-        <w:outlineLvl w:val="0"/>
-        <w:rPr>
-          <w:rFonts w:ascii="Times New Roman" w:eastAsia="Times New Roman" w:hAnsi="Times New Roman" w:cs="Times New Roman"/>
-          <w:sz w:val="24"/>
-          <w:szCs w:val="24"/>
-        </w:rPr>
-      </w:pPr>
-      <w:r>
-        <w:rPr>
-          <w:rFonts w:ascii="Times New Roman" w:eastAsia="Times New Roman" w:hAnsi="Times New Roman" w:cs="Times New Roman"/>
-          <w:sz w:val="24"/>
-          <w:szCs w:val="24"/>
-        </w:rPr>
         <w:t>Поле: user_id Много лог записи принадлежат на един потребител.</w:t>
       </w:r>
     </w:p>
+    <w:bookmarkEnd w:id="2"/>
     <w:p>
       <w:pPr>
         <w:spacing w:before="100" w:beforeAutospacing="1" w:after="100" w:afterAutospacing="1" w:line="360" w:lineRule="auto"/>
@@ -15732,10 +15694,10 @@
         </w:rPr>
         <w:lastRenderedPageBreak/>
         <w:drawing>
-          <wp:inline distT="0" distB="0" distL="0" distR="0" wp14:anchorId="143D3696" wp14:editId="2FC63A80">
-            <wp:extent cx="7364080" cy="4359275"/>
-            <wp:effectExtent l="0" t="0" r="8890" b="3175"/>
-            <wp:docPr id="7" name="Картина 7"/>
+          <wp:inline distT="0" distB="0" distL="0" distR="0" wp14:anchorId="2F62D786" wp14:editId="2774E166">
+            <wp:extent cx="7246620" cy="4503420"/>
+            <wp:effectExtent l="0" t="0" r="0" b="0"/>
+            <wp:docPr id="1" name="Картина 1"/>
             <wp:cNvGraphicFramePr>
               <a:graphicFrameLocks xmlns:a="http://schemas.openxmlformats.org/drawingml/2006/main" noChangeAspect="1"/>
             </wp:cNvGraphicFramePr>
@@ -15743,11 +15705,11 @@
               <a:graphicData uri="http://schemas.openxmlformats.org/drawingml/2006/picture">
                 <pic:pic xmlns:pic="http://schemas.openxmlformats.org/drawingml/2006/picture">
                   <pic:nvPicPr>
-                    <pic:cNvPr id="7" name="UML_Диаграма.png"/>
+                    <pic:cNvPr id="1" name="UML_diagram.png"/>
                     <pic:cNvPicPr/>
                   </pic:nvPicPr>
                   <pic:blipFill>
-                    <a:blip r:embed="rId9" cstate="print">
+                    <a:blip r:embed="rId9">
                       <a:extLst>
                         <a:ext uri="{28A0092B-C50C-407E-A947-70E740481C1C}">
                           <a14:useLocalDpi xmlns:a14="http://schemas.microsoft.com/office/drawing/2010/main" val="0"/>
@@ -15761,7 +15723,7 @@
                   <pic:spPr>
                     <a:xfrm>
                       <a:off x="0" y="0"/>
-                      <a:ext cx="7470501" cy="4422272"/>
+                      <a:ext cx="7246620" cy="4503420"/>
                     </a:xfrm>
                     <a:prstGeom prst="rect">
                       <a:avLst/>
@@ -19011,7 +18973,7 @@
 </file>
 
 <file path=customXml/itemProps1.xml><?xml version="1.0" encoding="utf-8"?>
-<ds:datastoreItem xmlns:ds="http://schemas.openxmlformats.org/officeDocument/2006/customXml" ds:itemID="{A5B2CD00-FAFF-40C4-A2AC-02A0F7BAA8CB}">
+<ds:datastoreItem xmlns:ds="http://schemas.openxmlformats.org/officeDocument/2006/customXml" ds:itemID="{8B4C433E-FD59-4C3A-BDC6-DF59B440AC1F}">
   <ds:schemaRefs>
     <ds:schemaRef ds:uri="http://schemas.openxmlformats.org/officeDocument/2006/bibliography"/>
   </ds:schemaRefs>

--- a/documentation/Warehouse Inventory Management System (WIMS)_Siyka.docx
+++ b/documentation/Warehouse Inventory Management System (WIMS)_Siyka.docx
@@ -11733,7 +11733,6 @@
           <w:szCs w:val="24"/>
         </w:rPr>
       </w:pPr>
-      <w:bookmarkStart w:id="2" w:name="_GoBack"/>
       <w:r>
         <w:rPr>
           <w:rFonts w:ascii="Times New Roman" w:eastAsia="Times New Roman" w:hAnsi="Times New Roman" w:cs="Times New Roman"/>
@@ -11747,6 +11746,10 @@
     </w:p>
     <w:p>
       <w:pPr>
+        <w:numPr>
+          <w:ilvl w:val="0"/>
+          <w:numId w:val="7"/>
+        </w:numPr>
         <w:spacing w:before="100" w:beforeAutospacing="1" w:after="100" w:afterAutospacing="1" w:line="360" w:lineRule="auto"/>
         <w:outlineLvl w:val="0"/>
         <w:rPr>
@@ -11761,11 +11764,15 @@
           <w:sz w:val="24"/>
           <w:szCs w:val="24"/>
         </w:rPr>
-        <w:t>1) Category → Category (1 : many)</w:t>
-      </w:r>
-    </w:p>
-    <w:p>
-      <w:pPr>
+        <w:t>Category → Category (1 : many) Поле: parent_id Категория може да има подкатегории. Подкатегорията сочи към родителя.</w:t>
+      </w:r>
+    </w:p>
+    <w:p>
+      <w:pPr>
+        <w:numPr>
+          <w:ilvl w:val="0"/>
+          <w:numId w:val="7"/>
+        </w:numPr>
         <w:spacing w:before="100" w:beforeAutospacing="1" w:after="100" w:afterAutospacing="1" w:line="360" w:lineRule="auto"/>
         <w:outlineLvl w:val="0"/>
         <w:rPr>
@@ -11780,11 +11787,15 @@
           <w:sz w:val="24"/>
           <w:szCs w:val="24"/>
         </w:rPr>
-        <w:t>Поле: parent_id Категория може да има подкатегории. Подкатегорията сочи към родителя.</w:t>
-      </w:r>
-    </w:p>
-    <w:p>
-      <w:pPr>
+        <w:t>Product → Category (many : many) Поле: categories (list) Продуктът може да принадлежи към много категории.</w:t>
+      </w:r>
+    </w:p>
+    <w:p>
+      <w:pPr>
+        <w:numPr>
+          <w:ilvl w:val="0"/>
+          <w:numId w:val="7"/>
+        </w:numPr>
         <w:spacing w:before="100" w:beforeAutospacing="1" w:after="100" w:afterAutospacing="1" w:line="360" w:lineRule="auto"/>
         <w:outlineLvl w:val="0"/>
         <w:rPr>
@@ -11799,11 +11810,15 @@
           <w:sz w:val="24"/>
           <w:szCs w:val="24"/>
         </w:rPr>
-        <w:t>2) Product → Category (many : many)</w:t>
-      </w:r>
-    </w:p>
-    <w:p>
-      <w:pPr>
+        <w:t>Product → Supplier (many : 1) Поле: supplier_id Много продукти могат да имат един доставчик.</w:t>
+      </w:r>
+    </w:p>
+    <w:p>
+      <w:pPr>
+        <w:numPr>
+          <w:ilvl w:val="0"/>
+          <w:numId w:val="7"/>
+        </w:numPr>
         <w:spacing w:before="100" w:beforeAutospacing="1" w:after="100" w:afterAutospacing="1" w:line="360" w:lineRule="auto"/>
         <w:outlineLvl w:val="0"/>
         <w:rPr>
@@ -11818,11 +11833,15 @@
           <w:sz w:val="24"/>
           <w:szCs w:val="24"/>
         </w:rPr>
-        <w:t>Поле: categories (list) Продуктът може да принадлежи към много категории.</w:t>
-      </w:r>
-    </w:p>
-    <w:p>
-      <w:pPr>
+        <w:t>Movement → Product (many : 1) Поле: product_id Всяко движение е за точно един продукт.</w:t>
+      </w:r>
+    </w:p>
+    <w:p>
+      <w:pPr>
+        <w:numPr>
+          <w:ilvl w:val="0"/>
+          <w:numId w:val="7"/>
+        </w:numPr>
         <w:spacing w:before="100" w:beforeAutospacing="1" w:after="100" w:afterAutospacing="1" w:line="360" w:lineRule="auto"/>
         <w:outlineLvl w:val="0"/>
         <w:rPr>
@@ -11838,11 +11857,15 @@
           <w:szCs w:val="24"/>
         </w:rPr>
         <w:lastRenderedPageBreak/>
-        <w:t>3) Product → Supplier (many : 1)</w:t>
-      </w:r>
-    </w:p>
-    <w:p>
-      <w:pPr>
+        <w:t>Movement → User (many : 1) Поле: user_id Всяко движение е извършено от един потребител.</w:t>
+      </w:r>
+    </w:p>
+    <w:p>
+      <w:pPr>
+        <w:numPr>
+          <w:ilvl w:val="0"/>
+          <w:numId w:val="7"/>
+        </w:numPr>
         <w:spacing w:before="100" w:beforeAutospacing="1" w:after="100" w:afterAutospacing="1" w:line="360" w:lineRule="auto"/>
         <w:outlineLvl w:val="0"/>
         <w:rPr>
@@ -11857,11 +11880,15 @@
           <w:sz w:val="24"/>
           <w:szCs w:val="24"/>
         </w:rPr>
-        <w:t>Поле: supplier_id Много продукти могат да имат един доставчик.</w:t>
-      </w:r>
-    </w:p>
-    <w:p>
-      <w:pPr>
+        <w:t>Movement → Location (many : 1) Поле: location_id Основна локация на движението (IN/OUT).</w:t>
+      </w:r>
+    </w:p>
+    <w:p>
+      <w:pPr>
+        <w:numPr>
+          <w:ilvl w:val="0"/>
+          <w:numId w:val="7"/>
+        </w:numPr>
         <w:spacing w:before="100" w:beforeAutospacing="1" w:after="100" w:afterAutospacing="1" w:line="360" w:lineRule="auto"/>
         <w:outlineLvl w:val="0"/>
         <w:rPr>
@@ -11876,11 +11903,15 @@
           <w:sz w:val="24"/>
           <w:szCs w:val="24"/>
         </w:rPr>
-        <w:t>4) Movement → Product (many : 1)</w:t>
-      </w:r>
-    </w:p>
-    <w:p>
-      <w:pPr>
+        <w:t>Movement → Location (FROM) (many : 1) Поле: from_location_id При MOVE движение — изходна локация.</w:t>
+      </w:r>
+    </w:p>
+    <w:p>
+      <w:pPr>
+        <w:numPr>
+          <w:ilvl w:val="0"/>
+          <w:numId w:val="7"/>
+        </w:numPr>
         <w:spacing w:before="100" w:beforeAutospacing="1" w:after="100" w:afterAutospacing="1" w:line="360" w:lineRule="auto"/>
         <w:outlineLvl w:val="0"/>
         <w:rPr>
@@ -11895,11 +11926,15 @@
           <w:sz w:val="24"/>
           <w:szCs w:val="24"/>
         </w:rPr>
-        <w:t>Поле: product_id Всяко движение е за точно един продукт.</w:t>
-      </w:r>
-    </w:p>
-    <w:p>
-      <w:pPr>
+        <w:t>Movement → Location (TO) (many : 1) Поле: to_location_id При MOVE движение — целева локация.</w:t>
+      </w:r>
+    </w:p>
+    <w:p>
+      <w:pPr>
+        <w:numPr>
+          <w:ilvl w:val="0"/>
+          <w:numId w:val="7"/>
+        </w:numPr>
         <w:spacing w:before="100" w:beforeAutospacing="1" w:after="100" w:afterAutospacing="1" w:line="360" w:lineRule="auto"/>
         <w:outlineLvl w:val="0"/>
         <w:rPr>
@@ -11914,11 +11949,15 @@
           <w:sz w:val="24"/>
           <w:szCs w:val="24"/>
         </w:rPr>
-        <w:t>5) Movement → User (many : 1)</w:t>
-      </w:r>
-    </w:p>
-    <w:p>
-      <w:pPr>
+        <w:t>Movement → Supplier (many : 1) Поле: supplier_id При IN движение може да има доставчик.</w:t>
+      </w:r>
+    </w:p>
+    <w:p>
+      <w:pPr>
+        <w:numPr>
+          <w:ilvl w:val="0"/>
+          <w:numId w:val="7"/>
+        </w:numPr>
         <w:spacing w:before="100" w:beforeAutospacing="1" w:after="100" w:afterAutospacing="1" w:line="360" w:lineRule="auto"/>
         <w:outlineLvl w:val="0"/>
         <w:rPr>
@@ -11933,11 +11972,15 @@
           <w:sz w:val="24"/>
           <w:szCs w:val="24"/>
         </w:rPr>
-        <w:t>Поле: user_id Всяко движение е извършено от един потребител.</w:t>
-      </w:r>
-    </w:p>
-    <w:p>
-      <w:pPr>
+        <w:t>Invoice → Movement (1 : 1) Поле: movement_id Всяка фактура е за едно OUT движение.</w:t>
+      </w:r>
+    </w:p>
+    <w:p>
+      <w:pPr>
+        <w:numPr>
+          <w:ilvl w:val="0"/>
+          <w:numId w:val="7"/>
+        </w:numPr>
         <w:spacing w:before="100" w:beforeAutospacing="1" w:after="100" w:afterAutospacing="1" w:line="360" w:lineRule="auto"/>
         <w:outlineLvl w:val="0"/>
         <w:rPr>
@@ -11952,7 +11995,7 @@
           <w:sz w:val="24"/>
           <w:szCs w:val="24"/>
         </w:rPr>
-        <w:t>6) Movement → Location (many : 1)</w:t>
+        <w:t>UserActivityLog → User (many : 1) Поле: user_id Много лог записи принадлежат на един потребител.</w:t>
       </w:r>
     </w:p>
     <w:p>
@@ -11961,211 +12004,13 @@
         <w:outlineLvl w:val="0"/>
         <w:rPr>
           <w:rFonts w:ascii="Times New Roman" w:eastAsia="Times New Roman" w:hAnsi="Times New Roman" w:cs="Times New Roman"/>
-          <w:sz w:val="24"/>
-          <w:szCs w:val="24"/>
-        </w:rPr>
-      </w:pPr>
-      <w:r>
-        <w:rPr>
-          <w:rFonts w:ascii="Times New Roman" w:eastAsia="Times New Roman" w:hAnsi="Times New Roman" w:cs="Times New Roman"/>
-          <w:sz w:val="24"/>
-          <w:szCs w:val="24"/>
-        </w:rPr>
-        <w:t>Поле: location_id Основна локация на движението.</w:t>
-      </w:r>
-    </w:p>
-    <w:p>
-      <w:pPr>
-        <w:spacing w:before="100" w:beforeAutospacing="1" w:after="100" w:afterAutospacing="1" w:line="360" w:lineRule="auto"/>
-        <w:outlineLvl w:val="0"/>
-        <w:rPr>
-          <w:rFonts w:ascii="Times New Roman" w:eastAsia="Times New Roman" w:hAnsi="Times New Roman" w:cs="Times New Roman"/>
-          <w:sz w:val="24"/>
-          <w:szCs w:val="24"/>
-        </w:rPr>
-      </w:pPr>
-      <w:r>
-        <w:rPr>
-          <w:rFonts w:ascii="Times New Roman" w:eastAsia="Times New Roman" w:hAnsi="Times New Roman" w:cs="Times New Roman"/>
-          <w:sz w:val="24"/>
-          <w:szCs w:val="24"/>
-        </w:rPr>
-        <w:t>7) Movement → Location (FROM) (many : 1)</w:t>
-      </w:r>
-    </w:p>
-    <w:p>
-      <w:pPr>
-        <w:spacing w:before="100" w:beforeAutospacing="1" w:after="100" w:afterAutospacing="1" w:line="360" w:lineRule="auto"/>
-        <w:outlineLvl w:val="0"/>
-        <w:rPr>
-          <w:rFonts w:ascii="Times New Roman" w:eastAsia="Times New Roman" w:hAnsi="Times New Roman" w:cs="Times New Roman"/>
-          <w:sz w:val="24"/>
-          <w:szCs w:val="24"/>
-        </w:rPr>
-      </w:pPr>
-      <w:r>
-        <w:rPr>
-          <w:rFonts w:ascii="Times New Roman" w:eastAsia="Times New Roman" w:hAnsi="Times New Roman" w:cs="Times New Roman"/>
-          <w:sz w:val="24"/>
-          <w:szCs w:val="24"/>
-        </w:rPr>
-        <w:lastRenderedPageBreak/>
-        <w:t>Поле: from_location_id При MOVE движение — изходна локация.</w:t>
-      </w:r>
-    </w:p>
-    <w:p>
-      <w:pPr>
-        <w:spacing w:before="100" w:beforeAutospacing="1" w:after="100" w:afterAutospacing="1" w:line="360" w:lineRule="auto"/>
-        <w:outlineLvl w:val="0"/>
-        <w:rPr>
-          <w:rFonts w:ascii="Times New Roman" w:eastAsia="Times New Roman" w:hAnsi="Times New Roman" w:cs="Times New Roman"/>
-          <w:sz w:val="24"/>
-          <w:szCs w:val="24"/>
-        </w:rPr>
-      </w:pPr>
-      <w:r>
-        <w:rPr>
-          <w:rFonts w:ascii="Times New Roman" w:eastAsia="Times New Roman" w:hAnsi="Times New Roman" w:cs="Times New Roman"/>
-          <w:sz w:val="24"/>
-          <w:szCs w:val="24"/>
-        </w:rPr>
-        <w:t>8) Movement → Location (TO) (many : 1)</w:t>
-      </w:r>
-    </w:p>
-    <w:p>
-      <w:pPr>
-        <w:spacing w:before="100" w:beforeAutospacing="1" w:after="100" w:afterAutospacing="1" w:line="360" w:lineRule="auto"/>
-        <w:outlineLvl w:val="0"/>
-        <w:rPr>
-          <w:rFonts w:ascii="Times New Roman" w:eastAsia="Times New Roman" w:hAnsi="Times New Roman" w:cs="Times New Roman"/>
-          <w:sz w:val="24"/>
-          <w:szCs w:val="24"/>
-        </w:rPr>
-      </w:pPr>
-      <w:r>
-        <w:rPr>
-          <w:rFonts w:ascii="Times New Roman" w:eastAsia="Times New Roman" w:hAnsi="Times New Roman" w:cs="Times New Roman"/>
-          <w:sz w:val="24"/>
-          <w:szCs w:val="24"/>
-        </w:rPr>
-        <w:t>Поле: to_location_id При MOVE движение — целева локация.</w:t>
-      </w:r>
-    </w:p>
-    <w:p>
-      <w:pPr>
-        <w:spacing w:before="100" w:beforeAutospacing="1" w:after="100" w:afterAutospacing="1" w:line="360" w:lineRule="auto"/>
-        <w:outlineLvl w:val="0"/>
-        <w:rPr>
-          <w:rFonts w:ascii="Times New Roman" w:eastAsia="Times New Roman" w:hAnsi="Times New Roman" w:cs="Times New Roman"/>
-          <w:sz w:val="24"/>
-          <w:szCs w:val="24"/>
-        </w:rPr>
-      </w:pPr>
-      <w:r>
-        <w:rPr>
-          <w:rFonts w:ascii="Times New Roman" w:eastAsia="Times New Roman" w:hAnsi="Times New Roman" w:cs="Times New Roman"/>
-          <w:sz w:val="24"/>
-          <w:szCs w:val="24"/>
-        </w:rPr>
-        <w:t>9) Movement → Supplier (many : 1)</w:t>
-      </w:r>
-    </w:p>
-    <w:p>
-      <w:pPr>
-        <w:spacing w:before="100" w:beforeAutospacing="1" w:after="100" w:afterAutospacing="1" w:line="360" w:lineRule="auto"/>
-        <w:outlineLvl w:val="0"/>
-        <w:rPr>
-          <w:rFonts w:ascii="Times New Roman" w:eastAsia="Times New Roman" w:hAnsi="Times New Roman" w:cs="Times New Roman"/>
-          <w:sz w:val="24"/>
-          <w:szCs w:val="24"/>
-        </w:rPr>
-      </w:pPr>
-      <w:r>
-        <w:rPr>
-          <w:rFonts w:ascii="Times New Roman" w:eastAsia="Times New Roman" w:hAnsi="Times New Roman" w:cs="Times New Roman"/>
-          <w:sz w:val="24"/>
-          <w:szCs w:val="24"/>
-        </w:rPr>
-        <w:t>Поле: supplier_id IN движение може да има доставчик.</w:t>
-      </w:r>
-    </w:p>
-    <w:p>
-      <w:pPr>
-        <w:spacing w:before="100" w:beforeAutospacing="1" w:after="100" w:afterAutospacing="1" w:line="360" w:lineRule="auto"/>
-        <w:outlineLvl w:val="0"/>
-        <w:rPr>
-          <w:rFonts w:ascii="Times New Roman" w:eastAsia="Times New Roman" w:hAnsi="Times New Roman" w:cs="Times New Roman"/>
-          <w:sz w:val="24"/>
-          <w:szCs w:val="24"/>
-        </w:rPr>
-      </w:pPr>
-      <w:r>
-        <w:rPr>
-          <w:rFonts w:ascii="Times New Roman" w:eastAsia="Times New Roman" w:hAnsi="Times New Roman" w:cs="Times New Roman"/>
-          <w:sz w:val="24"/>
-          <w:szCs w:val="24"/>
-        </w:rPr>
-        <w:t>10) Invoice → Movement (1 : 1)</w:t>
-      </w:r>
-    </w:p>
-    <w:p>
-      <w:pPr>
-        <w:spacing w:before="100" w:beforeAutospacing="1" w:after="100" w:afterAutospacing="1" w:line="360" w:lineRule="auto"/>
-        <w:outlineLvl w:val="0"/>
-        <w:rPr>
-          <w:rFonts w:ascii="Times New Roman" w:eastAsia="Times New Roman" w:hAnsi="Times New Roman" w:cs="Times New Roman"/>
-          <w:sz w:val="24"/>
-          <w:szCs w:val="24"/>
-        </w:rPr>
-      </w:pPr>
-      <w:r>
-        <w:rPr>
-          <w:rFonts w:ascii="Times New Roman" w:eastAsia="Times New Roman" w:hAnsi="Times New Roman" w:cs="Times New Roman"/>
-          <w:sz w:val="24"/>
-          <w:szCs w:val="24"/>
-        </w:rPr>
-        <w:t>Поле: movement_id Всяка фактура е за едно OUT движение.</w:t>
-      </w:r>
-    </w:p>
-    <w:p>
-      <w:pPr>
-        <w:spacing w:before="100" w:beforeAutospacing="1" w:after="100" w:afterAutospacing="1" w:line="360" w:lineRule="auto"/>
-        <w:outlineLvl w:val="0"/>
-        <w:rPr>
-          <w:rFonts w:ascii="Times New Roman" w:eastAsia="Times New Roman" w:hAnsi="Times New Roman" w:cs="Times New Roman"/>
-          <w:sz w:val="24"/>
-          <w:szCs w:val="24"/>
-        </w:rPr>
-      </w:pPr>
-      <w:r>
-        <w:rPr>
-          <w:rFonts w:ascii="Times New Roman" w:eastAsia="Times New Roman" w:hAnsi="Times New Roman" w:cs="Times New Roman"/>
-          <w:sz w:val="24"/>
-          <w:szCs w:val="24"/>
-        </w:rPr>
-        <w:t>11) UserActivityLog → User (many : 1)</w:t>
-      </w:r>
-    </w:p>
-    <w:p>
-      <w:pPr>
-        <w:spacing w:before="100" w:beforeAutospacing="1" w:after="100" w:afterAutospacing="1" w:line="360" w:lineRule="auto"/>
-        <w:outlineLvl w:val="0"/>
-        <w:rPr>
-          <w:rFonts w:ascii="Times New Roman" w:eastAsia="Times New Roman" w:hAnsi="Times New Roman" w:cs="Times New Roman"/>
-          <w:sz w:val="24"/>
-          <w:szCs w:val="24"/>
-        </w:rPr>
-      </w:pPr>
-      <w:r>
-        <w:rPr>
-          <w:rFonts w:ascii="Times New Roman" w:eastAsia="Times New Roman" w:hAnsi="Times New Roman" w:cs="Times New Roman"/>
-          <w:sz w:val="24"/>
-          <w:szCs w:val="24"/>
-        </w:rPr>
-        <w:t>Поле: user_id Много лог записи принадлежат на един потребител.</w:t>
-      </w:r>
-    </w:p>
-    <w:bookmarkEnd w:id="2"/>
+          <w:b/>
+          <w:bCs/>
+          <w:sz w:val="24"/>
+          <w:szCs w:val="24"/>
+        </w:rPr>
+      </w:pPr>
+    </w:p>
     <w:p>
       <w:pPr>
         <w:spacing w:before="100" w:beforeAutospacing="1" w:after="100" w:afterAutospacing="1" w:line="360" w:lineRule="auto"/>
@@ -12188,7 +12033,6 @@
           <w:sz w:val="24"/>
           <w:szCs w:val="24"/>
         </w:rPr>
-        <w:lastRenderedPageBreak/>
         <w:t xml:space="preserve">5. Actors </w:t>
       </w:r>
       <w:r>
@@ -12233,7 +12077,17 @@
           <w:sz w:val="24"/>
           <w:szCs w:val="24"/>
         </w:rPr>
-        <w:t xml:space="preserve">Този раздел описва основните актьори в системата WIMS, техните отговорности и правата им за достъп. Всеки актьор представлява реален участник в складовите процеси и взаимодейства със системата чрез определени функционалности. В системата участват два типа потребители — </w:t>
+        <w:t xml:space="preserve">Този раздел описва основните актьори в системата WIMS, техните отговорности и правата им за достъп. Всеки актьор представлява реален участник в складовите процеси и взаимодейства със системата чрез </w:t>
+      </w:r>
+      <w:r>
+        <w:rPr>
+          <w:rFonts w:ascii="Times New Roman" w:eastAsia="Times New Roman" w:hAnsi="Times New Roman" w:cs="Times New Roman"/>
+          <w:kern w:val="36"/>
+          <w:sz w:val="24"/>
+          <w:szCs w:val="24"/>
+        </w:rPr>
+        <w:lastRenderedPageBreak/>
+        <w:t xml:space="preserve">определени функционалности. В системата участват два типа потребители — </w:t>
       </w:r>
       <w:r>
         <w:rPr>
@@ -12358,17 +12212,26 @@
           <w:sz w:val="24"/>
           <w:szCs w:val="24"/>
         </w:rPr>
+        <w:t>Операторът</w:t>
+      </w:r>
+      <w:r>
+        <w:rPr>
+          <w:rFonts w:ascii="Times New Roman" w:eastAsia="Times New Roman" w:hAnsi="Times New Roman" w:cs="Times New Roman"/>
+          <w:kern w:val="36"/>
+          <w:sz w:val="24"/>
+          <w:szCs w:val="24"/>
+        </w:rPr>
+        <w:t xml:space="preserve"> е потребител с ограничени права, който изпълнява ежедневните складови операции. Той регистрира входящи и изходящи движения, актуализира продуктови данни, работи с наличности и поддържа коректни записи. Може да добавя и редактира продукти, да регистрира IN/OUT/MOVE операции и да преглежда категории, доставчици, локации и справки, но няма право да създава потребители, да </w:t>
+      </w:r>
+      <w:r>
+        <w:rPr>
+          <w:rFonts w:ascii="Times New Roman" w:eastAsia="Times New Roman" w:hAnsi="Times New Roman" w:cs="Times New Roman"/>
+          <w:kern w:val="36"/>
+          <w:sz w:val="24"/>
+          <w:szCs w:val="24"/>
+        </w:rPr>
         <w:lastRenderedPageBreak/>
-        <w:t>Операторът</w:t>
-      </w:r>
-      <w:r>
-        <w:rPr>
-          <w:rFonts w:ascii="Times New Roman" w:eastAsia="Times New Roman" w:hAnsi="Times New Roman" w:cs="Times New Roman"/>
-          <w:kern w:val="36"/>
-          <w:sz w:val="24"/>
-          <w:szCs w:val="24"/>
-        </w:rPr>
-        <w:t xml:space="preserve"> е потребител с ограничени права, който изпълнява ежедневните складови операции. Той регистрира входящи и изходящи движения, актуализира продуктови данни, работи с наличности и поддържа коректни записи. Може да добавя и редактира продукти, да регистрира IN/OUT/MOVE операции и да преглежда категории, доставчици, локации и справки, но няма право да създава потребители, да променя роли или да деактивира акаунти. Типичните му действия включват регистриране на доставка, продажба, вътрешно преместване, актуализиране на цена или описание и преглед на наличности.</w:t>
+        <w:t>променя роли или да деактивира акаунти. Типичните му действия включват регистриране на доставка, продажба, вътрешно преместване, актуализиране на цена или описание и преглед на наличности.</w:t>
       </w:r>
     </w:p>
     <w:p>
@@ -12446,18 +12309,27 @@
           <w:sz w:val="24"/>
           <w:szCs w:val="24"/>
         </w:rPr>
+        <w:t>Този раздел описва основните начини, по които актьорите взаимодействат със системата WIMS. Всеки Use Case представя конкретна цел, която потребителят иска да постигне — например добавяне на продукт, регистриране на движение или генериране на справка. Use Case</w:t>
+      </w:r>
+      <w:r>
+        <w:rPr>
+          <w:rFonts w:ascii="Times New Roman" w:eastAsia="Times New Roman" w:hAnsi="Times New Roman" w:cs="Times New Roman"/>
+          <w:kern w:val="36"/>
+          <w:sz w:val="24"/>
+          <w:szCs w:val="24"/>
+        </w:rPr>
+        <w:noBreakHyphen/>
+        <w:t xml:space="preserve">ите са структурирани така, че да отразяват </w:t>
+      </w:r>
+      <w:r>
+        <w:rPr>
+          <w:rFonts w:ascii="Times New Roman" w:eastAsia="Times New Roman" w:hAnsi="Times New Roman" w:cs="Times New Roman"/>
+          <w:kern w:val="36"/>
+          <w:sz w:val="24"/>
+          <w:szCs w:val="24"/>
+        </w:rPr>
         <w:lastRenderedPageBreak/>
-        <w:t>Този раздел описва основните начини, по които актьорите взаимодействат със системата WIMS. Всеки Use Case представя конкретна цел, която потребителят иска да постигне — например добавяне на продукт, регистриране на движение или генериране на справка. Use Case</w:t>
-      </w:r>
-      <w:r>
-        <w:rPr>
-          <w:rFonts w:ascii="Times New Roman" w:eastAsia="Times New Roman" w:hAnsi="Times New Roman" w:cs="Times New Roman"/>
-          <w:kern w:val="36"/>
-          <w:sz w:val="24"/>
-          <w:szCs w:val="24"/>
-        </w:rPr>
-        <w:noBreakHyphen/>
-        <w:t>ите са структурирани така, че да отразяват реалните бизнес процеси в складовата дейност и да показват как системата реагира на действията на потребителите.</w:t>
+        <w:t>реалните бизнес процеси в складовата дейност и да показват как системата реагира на действията на потребителите.</w:t>
       </w:r>
     </w:p>
     <w:p>
@@ -12499,7 +12371,6 @@
           <w:sz w:val="24"/>
           <w:szCs w:val="24"/>
         </w:rPr>
-        <w:lastRenderedPageBreak/>
         <w:t>Примерен сценарий за входящо движение (IN): Потребителят избира продукт, въвежда количество и цена, системата валидира данните и автоматично увеличава наличността в съответния склад.</w:t>
       </w:r>
     </w:p>
@@ -12521,6 +12392,7 @@
           <w:sz w:val="24"/>
           <w:szCs w:val="24"/>
         </w:rPr>
+        <w:lastRenderedPageBreak/>
         <w:t>Примерен сценарий за изходящо движение (OUT): Системата проверява наличността и при достатъчно количество намалява стойността, записва движението и автоматично генерира фактура. Ако количеството е недостатъчно, операцията се отказва и се показва съобщение за грешка.</w:t>
       </w:r>
     </w:p>
@@ -12609,8 +12481,17 @@
           <w:sz w:val="24"/>
           <w:szCs w:val="24"/>
         </w:rPr>
+        <w:t xml:space="preserve">Главното меню е централната точка, от която потребителят може да влиза във всички основни модули: продукти, категории, доставчици, движения, справки, фактури, потребители (само за администратор), </w:t>
+      </w:r>
+      <w:r>
+        <w:rPr>
+          <w:rFonts w:ascii="Times New Roman" w:eastAsia="Times New Roman" w:hAnsi="Times New Roman" w:cs="Times New Roman"/>
+          <w:kern w:val="36"/>
+          <w:sz w:val="24"/>
+          <w:szCs w:val="24"/>
+        </w:rPr>
         <w:lastRenderedPageBreak/>
-        <w:t>Главното меню е централната точка, от която потребителят може да влиза във всички основни модули: продукти, категории, доставчици, движения, справки, фактури, потребители (само за администратор), информация за системата и изход. И двете роли могат да се движат свободно между модулите и да преглеждат основните данни.</w:t>
+        <w:t>информация за системата и изход. И двете роли могат да се движат свободно между модулите и да преглеждат основните данни.</w:t>
       </w:r>
     </w:p>
     <w:p>
@@ -12694,8 +12575,17 @@
           <w:sz w:val="24"/>
           <w:szCs w:val="24"/>
         </w:rPr>
+        <w:t xml:space="preserve">Изгледът „Движения“ обединява всички IN, OUT и MOVE операции. Показва се история на движенията с информация за тип, количество, дата, потребител и локация. И двете роли могат да регистрират нови </w:t>
+      </w:r>
+      <w:r>
+        <w:rPr>
+          <w:rFonts w:ascii="Times New Roman" w:eastAsia="Times New Roman" w:hAnsi="Times New Roman" w:cs="Times New Roman"/>
+          <w:kern w:val="36"/>
+          <w:sz w:val="24"/>
+          <w:szCs w:val="24"/>
+        </w:rPr>
         <w:lastRenderedPageBreak/>
-        <w:t>Изгледът „Движения“ обединява всички IN, OUT и MOVE операции. Показва се история на движенията с информация за тип, количество, дата, потребител и локация. И двете роли могат да регистрират нови движения и да преглеждат историята. При OUT операция системата автоматично генерира фактура. Всички действия се записват в UserActivityLog, което осигурява проследимост на операциите.</w:t>
+        <w:t>движения и да преглеждат историята. При OUT операция системата автоматично генерира фактура. Всички действия се записват в UserActivityLog, което осигурява проследимост на операциите.</w:t>
       </w:r>
     </w:p>
     <w:p>
@@ -12758,7 +12648,6 @@
           <w:sz w:val="24"/>
           <w:szCs w:val="24"/>
         </w:rPr>
-        <w:lastRenderedPageBreak/>
         <w:t>Изгледът „Информация за системата“ показва основни данни за проекта: име, автор, версия и използвани технологии. Той е достъпен за всички потребители.</w:t>
       </w:r>
     </w:p>
@@ -12805,6 +12694,7 @@
           <w:sz w:val="24"/>
           <w:szCs w:val="24"/>
         </w:rPr>
+        <w:lastRenderedPageBreak/>
         <w:t>Функционалните изисквания описват какво трябва да може да прави системата и какви операции могат да извършват потребителите. Те гарантират, че WIMS изпълнява всички нужни действия, свързани с управление на складови наличности, продукти, категории, доставчици, потребители, движения и фактури.</w:t>
       </w:r>
     </w:p>
@@ -12847,7 +12737,6 @@
           <w:sz w:val="24"/>
           <w:szCs w:val="24"/>
         </w:rPr>
-        <w:lastRenderedPageBreak/>
         <w:t>Управлението на продукти включва създаване на нов продукт, редактиране на цена, количество, категория и доставчик, както и изтриване (само от администратор). Всички потребители могат да преглеждат списък с продукти.</w:t>
       </w:r>
     </w:p>
@@ -12869,6 +12758,7 @@
           <w:sz w:val="24"/>
           <w:szCs w:val="24"/>
         </w:rPr>
+        <w:lastRenderedPageBreak/>
         <w:t>Модулът за категории позволява създаване на нови категории, редактиране на име и описание и изтриване на категория, но само ако няма продукти, свързани с нея. Това гарантира целостта на данните.</w:t>
       </w:r>
     </w:p>
@@ -12911,17 +12801,7 @@
           <w:sz w:val="24"/>
           <w:szCs w:val="24"/>
         </w:rPr>
-        <w:t xml:space="preserve">Модулът за движения обработва входящи, изходящи и вътрешни операции. При IN движение системата увеличава наличността, а при OUT – я намалява, като проверява дали количеството е достатъчно. Ако не е, операцията се отказва. Всички движения се записват с информация за продукт, потребител, количество, цена, описание и дата. Историята е достъпна за всички потребители. При успешно OUT движение системата </w:t>
-      </w:r>
-      <w:r>
-        <w:rPr>
-          <w:rFonts w:ascii="Times New Roman" w:eastAsia="Times New Roman" w:hAnsi="Times New Roman" w:cs="Times New Roman"/>
-          <w:kern w:val="36"/>
-          <w:sz w:val="24"/>
-          <w:szCs w:val="24"/>
-        </w:rPr>
-        <w:lastRenderedPageBreak/>
-        <w:t>автоматично генерира фактура с всички нужни данни. И двете роли могат да преглеждат фактури и техните детайли.</w:t>
+        <w:t>Модулът за движения обработва входящи, изходящи и вътрешни операции. При IN движение системата увеличава наличността, а при OUT – я намалява, като проверява дали количеството е достатъчно. Ако не е, операцията се отказва. Всички движения се записват с информация за продукт, потребител, количество, цена, описание и дата. Историята е достъпна за всички потребители. При успешно OUT движение системата автоматично генерира фактура с всички нужни данни. И двете роли могат да преглеждат фактури и техните детайли.</w:t>
       </w:r>
     </w:p>
     <w:p>
@@ -12942,6 +12822,7 @@
           <w:sz w:val="24"/>
           <w:szCs w:val="24"/>
         </w:rPr>
+        <w:lastRenderedPageBreak/>
         <w:t>Модулът за справки предоставя аналитични възможности: ниски наличности, изчерпани артикули, обща стойност на склада, движения по период, справки по категории и други параметри. Системата включва и информационен изглед с данни за автора, версията и основната информация за проекта.</w:t>
       </w:r>
     </w:p>
@@ -13026,7 +12907,7 @@
           <w:sz w:val="24"/>
           <w:szCs w:val="24"/>
         </w:rPr>
-        <w:t xml:space="preserve">Нефункционалните изисквания описват качествените характеристики на системата, включително производителност, сигурност, надеждност, поддръжка и разширяемост. Системата трябва да осигурява бърза и стабилна работа, като основните изгледи – продукти, категории, доставчици, движения и справки – </w:t>
+        <w:t xml:space="preserve">Нефункционалните изисквания описват качествените характеристики на системата, включително производителност, сигурност, надеждност, поддръжка и разширяемост. Системата трябва да осигурява бърза и стабилна работа, като основните изгледи – продукти, категории, доставчици, движения и справки – се зареждат почти мигновено при нормално натоварване. Записването на входящо или изходящо движение </w:t>
       </w:r>
       <w:r>
         <w:rPr>
@@ -13035,7 +12916,7 @@
           <w:szCs w:val="24"/>
         </w:rPr>
         <w:lastRenderedPageBreak/>
-        <w:t>се зареждат почти мигновено при нормално натоварване. Записването на входящо или изходящо движение се извършва в рамките на под секунда, а търсенето и филтрирането на данни връщат резултати без забавяне, което е напълно достатъчно за учебен проект и реалистични сценарии.</w:t>
+        <w:t>се извършва в рамките на под секунда, а търсенето и филтрирането на данни връщат резултати без забавяне, което е напълно достатъчно за учебен проект и реалистични сценарии.</w:t>
       </w:r>
     </w:p>
     <w:p>
@@ -15680,8 +15561,34 @@
           <w:kern w:val="36"/>
           <w:sz w:val="24"/>
           <w:szCs w:val="24"/>
-        </w:rPr>
-      </w:pPr>
+          <w:lang w:val="en-US"/>
+        </w:rPr>
+      </w:pPr>
+      <w:r>
+        <w:rPr>
+          <w:rFonts w:ascii="Times New Roman" w:eastAsia="Times New Roman" w:hAnsi="Times New Roman" w:cs="Times New Roman"/>
+          <w:b/>
+          <w:bCs/>
+          <w:kern w:val="36"/>
+          <w:sz w:val="24"/>
+          <w:szCs w:val="24"/>
+        </w:rPr>
+        <w:lastRenderedPageBreak/>
+        <w:t xml:space="preserve">   </w:t>
+      </w:r>
+      <w:r>
+        <w:rPr>
+          <w:rFonts w:ascii="Times New Roman" w:eastAsia="Times New Roman" w:hAnsi="Times New Roman" w:cs="Times New Roman"/>
+          <w:b/>
+          <w:bCs/>
+          <w:kern w:val="36"/>
+          <w:sz w:val="24"/>
+          <w:szCs w:val="24"/>
+          <w:lang w:val="en-US"/>
+        </w:rPr>
+        <w:t xml:space="preserve">    </w:t>
+      </w:r>
+      <w:bookmarkStart w:id="2" w:name="_GoBack"/>
       <w:r>
         <w:rPr>
           <w:rFonts w:ascii="Times New Roman" w:eastAsia="Times New Roman" w:hAnsi="Times New Roman" w:cs="Times New Roman"/>
@@ -15691,13 +15598,13 @@
           <w:kern w:val="36"/>
           <w:sz w:val="24"/>
           <w:szCs w:val="24"/>
-        </w:rPr>
-        <w:lastRenderedPageBreak/>
+          <w:lang w:val="en-US"/>
+        </w:rPr>
         <w:drawing>
-          <wp:inline distT="0" distB="0" distL="0" distR="0" wp14:anchorId="2F62D786" wp14:editId="2774E166">
-            <wp:extent cx="7246620" cy="4503420"/>
+          <wp:inline distT="0" distB="0" distL="0" distR="0" wp14:anchorId="4457D178" wp14:editId="2D5CB769">
+            <wp:extent cx="6804660" cy="4389120"/>
             <wp:effectExtent l="0" t="0" r="0" b="0"/>
-            <wp:docPr id="1" name="Картина 1"/>
+            <wp:docPr id="6" name="Картина 6"/>
             <wp:cNvGraphicFramePr>
               <a:graphicFrameLocks xmlns:a="http://schemas.openxmlformats.org/drawingml/2006/main" noChangeAspect="1"/>
             </wp:cNvGraphicFramePr>
@@ -15705,7 +15612,7 @@
               <a:graphicData uri="http://schemas.openxmlformats.org/drawingml/2006/picture">
                 <pic:pic xmlns:pic="http://schemas.openxmlformats.org/drawingml/2006/picture">
                   <pic:nvPicPr>
-                    <pic:cNvPr id="1" name="UML_diagram.png"/>
+                    <pic:cNvPr id="6" name="UML_Diagram.png"/>
                     <pic:cNvPicPr/>
                   </pic:nvPicPr>
                   <pic:blipFill>
@@ -15723,7 +15630,7 @@
                   <pic:spPr>
                     <a:xfrm>
                       <a:off x="0" y="0"/>
-                      <a:ext cx="7246620" cy="4503420"/>
+                      <a:ext cx="6804660" cy="4389120"/>
                     </a:xfrm>
                     <a:prstGeom prst="rect">
                       <a:avLst/>
@@ -15735,6 +15642,7 @@
           </wp:inline>
         </w:drawing>
       </w:r>
+      <w:bookmarkEnd w:id="2"/>
     </w:p>
     <w:p>
       <w:pPr>
@@ -16440,6 +16348,119 @@
     </w:lvl>
   </w:abstractNum>
   <w:abstractNum w:abstractNumId="1" w15:restartNumberingAfterBreak="0">
+    <w:nsid w:val="20691276"/>
+    <w:multiLevelType w:val="multilevel"/>
+    <w:tmpl w:val="FA4AA9E2"/>
+    <w:lvl w:ilvl="0">
+      <w:start w:val="1"/>
+      <w:numFmt w:val="decimal"/>
+      <w:lvlText w:val="%1."/>
+      <w:lvlJc w:val="left"/>
+      <w:pPr>
+        <w:tabs>
+          <w:tab w:val="num" w:pos="720"/>
+        </w:tabs>
+        <w:ind w:left="720" w:hanging="360"/>
+      </w:pPr>
+    </w:lvl>
+    <w:lvl w:ilvl="1" w:tentative="1">
+      <w:start w:val="1"/>
+      <w:numFmt w:val="decimal"/>
+      <w:lvlText w:val="%2."/>
+      <w:lvlJc w:val="left"/>
+      <w:pPr>
+        <w:tabs>
+          <w:tab w:val="num" w:pos="1440"/>
+        </w:tabs>
+        <w:ind w:left="1440" w:hanging="360"/>
+      </w:pPr>
+    </w:lvl>
+    <w:lvl w:ilvl="2" w:tentative="1">
+      <w:start w:val="1"/>
+      <w:numFmt w:val="decimal"/>
+      <w:lvlText w:val="%3."/>
+      <w:lvlJc w:val="left"/>
+      <w:pPr>
+        <w:tabs>
+          <w:tab w:val="num" w:pos="2160"/>
+        </w:tabs>
+        <w:ind w:left="2160" w:hanging="360"/>
+      </w:pPr>
+    </w:lvl>
+    <w:lvl w:ilvl="3" w:tentative="1">
+      <w:start w:val="1"/>
+      <w:numFmt w:val="decimal"/>
+      <w:lvlText w:val="%4."/>
+      <w:lvlJc w:val="left"/>
+      <w:pPr>
+        <w:tabs>
+          <w:tab w:val="num" w:pos="2880"/>
+        </w:tabs>
+        <w:ind w:left="2880" w:hanging="360"/>
+      </w:pPr>
+    </w:lvl>
+    <w:lvl w:ilvl="4" w:tentative="1">
+      <w:start w:val="1"/>
+      <w:numFmt w:val="decimal"/>
+      <w:lvlText w:val="%5."/>
+      <w:lvlJc w:val="left"/>
+      <w:pPr>
+        <w:tabs>
+          <w:tab w:val="num" w:pos="3600"/>
+        </w:tabs>
+        <w:ind w:left="3600" w:hanging="360"/>
+      </w:pPr>
+    </w:lvl>
+    <w:lvl w:ilvl="5" w:tentative="1">
+      <w:start w:val="1"/>
+      <w:numFmt w:val="decimal"/>
+      <w:lvlText w:val="%6."/>
+      <w:lvlJc w:val="left"/>
+      <w:pPr>
+        <w:tabs>
+          <w:tab w:val="num" w:pos="4320"/>
+        </w:tabs>
+        <w:ind w:left="4320" w:hanging="360"/>
+      </w:pPr>
+    </w:lvl>
+    <w:lvl w:ilvl="6" w:tentative="1">
+      <w:start w:val="1"/>
+      <w:numFmt w:val="decimal"/>
+      <w:lvlText w:val="%7."/>
+      <w:lvlJc w:val="left"/>
+      <w:pPr>
+        <w:tabs>
+          <w:tab w:val="num" w:pos="5040"/>
+        </w:tabs>
+        <w:ind w:left="5040" w:hanging="360"/>
+      </w:pPr>
+    </w:lvl>
+    <w:lvl w:ilvl="7" w:tentative="1">
+      <w:start w:val="1"/>
+      <w:numFmt w:val="decimal"/>
+      <w:lvlText w:val="%8."/>
+      <w:lvlJc w:val="left"/>
+      <w:pPr>
+        <w:tabs>
+          <w:tab w:val="num" w:pos="5760"/>
+        </w:tabs>
+        <w:ind w:left="5760" w:hanging="360"/>
+      </w:pPr>
+    </w:lvl>
+    <w:lvl w:ilvl="8" w:tentative="1">
+      <w:start w:val="1"/>
+      <w:numFmt w:val="decimal"/>
+      <w:lvlText w:val="%9."/>
+      <w:lvlJc w:val="left"/>
+      <w:pPr>
+        <w:tabs>
+          <w:tab w:val="num" w:pos="6480"/>
+        </w:tabs>
+        <w:ind w:left="6480" w:hanging="360"/>
+      </w:pPr>
+    </w:lvl>
+  </w:abstractNum>
+  <w:abstractNum w:abstractNumId="2" w15:restartNumberingAfterBreak="0">
     <w:nsid w:val="2D6D66DF"/>
     <w:multiLevelType w:val="multilevel"/>
     <w:tmpl w:val="66C8958A"/>
@@ -16588,7 +16609,7 @@
       </w:rPr>
     </w:lvl>
   </w:abstractNum>
-  <w:abstractNum w:abstractNumId="2" w15:restartNumberingAfterBreak="0">
+  <w:abstractNum w:abstractNumId="3" w15:restartNumberingAfterBreak="0">
     <w:nsid w:val="33272282"/>
     <w:multiLevelType w:val="multilevel"/>
     <w:tmpl w:val="006EF3A8"/>
@@ -16737,7 +16758,7 @@
       </w:rPr>
     </w:lvl>
   </w:abstractNum>
-  <w:abstractNum w:abstractNumId="3" w15:restartNumberingAfterBreak="0">
+  <w:abstractNum w:abstractNumId="4" w15:restartNumberingAfterBreak="0">
     <w:nsid w:val="6FF279B8"/>
     <w:multiLevelType w:val="hybridMultilevel"/>
     <w:tmpl w:val="BBA89774"/>
@@ -16850,7 +16871,7 @@
       </w:rPr>
     </w:lvl>
   </w:abstractNum>
-  <w:abstractNum w:abstractNumId="4" w15:restartNumberingAfterBreak="0">
+  <w:abstractNum w:abstractNumId="5" w15:restartNumberingAfterBreak="0">
     <w:nsid w:val="7E59012D"/>
     <w:multiLevelType w:val="multilevel"/>
     <w:tmpl w:val="A8B22364"/>
@@ -16999,7 +17020,7 @@
       </w:rPr>
     </w:lvl>
   </w:abstractNum>
-  <w:abstractNum w:abstractNumId="5" w15:restartNumberingAfterBreak="0">
+  <w:abstractNum w:abstractNumId="6" w15:restartNumberingAfterBreak="0">
     <w:nsid w:val="7E612F8C"/>
     <w:multiLevelType w:val="multilevel"/>
     <w:tmpl w:val="91B0B85C"/>
@@ -17149,21 +17170,24 @@
     </w:lvl>
   </w:abstractNum>
   <w:num w:numId="1">
-    <w:abstractNumId w:val="3"/>
+    <w:abstractNumId w:val="4"/>
   </w:num>
   <w:num w:numId="2">
     <w:abstractNumId w:val="0"/>
   </w:num>
   <w:num w:numId="3">
+    <w:abstractNumId w:val="3"/>
+  </w:num>
+  <w:num w:numId="4">
+    <w:abstractNumId w:val="5"/>
+  </w:num>
+  <w:num w:numId="5">
+    <w:abstractNumId w:val="6"/>
+  </w:num>
+  <w:num w:numId="6">
     <w:abstractNumId w:val="2"/>
   </w:num>
-  <w:num w:numId="4">
-    <w:abstractNumId w:val="4"/>
-  </w:num>
-  <w:num w:numId="5">
-    <w:abstractNumId w:val="5"/>
-  </w:num>
-  <w:num w:numId="6">
+  <w:num w:numId="7">
     <w:abstractNumId w:val="1"/>
   </w:num>
   <w:numIdMacAtCleanup w:val="6"/>
@@ -18973,7 +18997,7 @@
 </file>
 
 <file path=customXml/itemProps1.xml><?xml version="1.0" encoding="utf-8"?>
-<ds:datastoreItem xmlns:ds="http://schemas.openxmlformats.org/officeDocument/2006/customXml" ds:itemID="{8B4C433E-FD59-4C3A-BDC6-DF59B440AC1F}">
+<ds:datastoreItem xmlns:ds="http://schemas.openxmlformats.org/officeDocument/2006/customXml" ds:itemID="{118A0CA8-26CE-4778-A16B-FF30790CD690}">
   <ds:schemaRefs>
     <ds:schemaRef ds:uri="http://schemas.openxmlformats.org/officeDocument/2006/bibliography"/>
   </ds:schemaRefs>

--- a/documentation/Warehouse Inventory Management System (WIMS)_Siyka.docx
+++ b/documentation/Warehouse Inventory Management System (WIMS)_Siyka.docx
@@ -11692,17 +11692,14 @@
         <w:noBreakHyphen/>
         <w:t>близкият. Резултатът включва разстоянието, името на склада и пълния маршрут между възлите.</w:t>
       </w:r>
-    </w:p>
-    <w:p>
-      <w:pPr>
-        <w:spacing w:before="100" w:beforeAutospacing="1" w:after="100" w:afterAutospacing="1" w:line="360" w:lineRule="auto"/>
-        <w:outlineLvl w:val="0"/>
-        <w:rPr>
-          <w:rFonts w:ascii="Times New Roman" w:eastAsia="Times New Roman" w:hAnsi="Times New Roman" w:cs="Times New Roman"/>
-          <w:sz w:val="24"/>
-          <w:szCs w:val="24"/>
-        </w:rPr>
-      </w:pPr>
+      <w:r>
+        <w:rPr>
+          <w:rFonts w:ascii="Times New Roman" w:eastAsia="Times New Roman" w:hAnsi="Times New Roman" w:cs="Times New Roman"/>
+          <w:sz w:val="24"/>
+          <w:szCs w:val="24"/>
+        </w:rPr>
+        <w:t xml:space="preserve"> </w:t>
+      </w:r>
       <w:r>
         <w:rPr>
           <w:rFonts w:ascii="Times New Roman" w:eastAsia="Times New Roman" w:hAnsi="Times New Roman" w:cs="Times New Roman"/>
@@ -11856,7 +11853,6 @@
           <w:sz w:val="24"/>
           <w:szCs w:val="24"/>
         </w:rPr>
-        <w:lastRenderedPageBreak/>
         <w:t>Movement → User (many : 1) Поле: user_id Всяко движение е извършено от един потребител.</w:t>
       </w:r>
     </w:p>
@@ -11880,6 +11876,7 @@
           <w:sz w:val="24"/>
           <w:szCs w:val="24"/>
         </w:rPr>
+        <w:lastRenderedPageBreak/>
         <w:t>Movement → Location (many : 1) Поле: location_id Основна локация на движението (IN/OUT).</w:t>
       </w:r>
     </w:p>
@@ -12077,17 +12074,7 @@
           <w:sz w:val="24"/>
           <w:szCs w:val="24"/>
         </w:rPr>
-        <w:t xml:space="preserve">Този раздел описва основните актьори в системата WIMS, техните отговорности и правата им за достъп. Всеки актьор представлява реален участник в складовите процеси и взаимодейства със системата чрез </w:t>
-      </w:r>
-      <w:r>
-        <w:rPr>
-          <w:rFonts w:ascii="Times New Roman" w:eastAsia="Times New Roman" w:hAnsi="Times New Roman" w:cs="Times New Roman"/>
-          <w:kern w:val="36"/>
-          <w:sz w:val="24"/>
-          <w:szCs w:val="24"/>
-        </w:rPr>
-        <w:lastRenderedPageBreak/>
-        <w:t xml:space="preserve">определени функционалности. В системата участват два типа потребители — </w:t>
+        <w:t xml:space="preserve">Този раздел описва основните актьори в системата WIMS, техните отговорности и правата им за достъп. Всеки актьор представлява реален участник в складовите процеси и взаимодейства със системата чрез определени функционалности. В системата участват два типа потребители — </w:t>
       </w:r>
       <w:r>
         <w:rPr>
@@ -12127,7 +12114,17 @@
           <w:sz w:val="24"/>
           <w:szCs w:val="24"/>
         </w:rPr>
-        <w:t xml:space="preserve">, както и автоматизиран актьор </w:t>
+        <w:t xml:space="preserve">, </w:t>
+      </w:r>
+      <w:r>
+        <w:rPr>
+          <w:rFonts w:ascii="Times New Roman" w:eastAsia="Times New Roman" w:hAnsi="Times New Roman" w:cs="Times New Roman"/>
+          <w:kern w:val="36"/>
+          <w:sz w:val="24"/>
+          <w:szCs w:val="24"/>
+        </w:rPr>
+        <w:lastRenderedPageBreak/>
+        <w:t xml:space="preserve">както и автоматизиран актьор </w:t>
       </w:r>
       <w:r>
         <w:rPr>
@@ -15584,11 +15581,9 @@
           <w:kern w:val="36"/>
           <w:sz w:val="24"/>
           <w:szCs w:val="24"/>
-          <w:lang w:val="en-US"/>
         </w:rPr>
         <w:t xml:space="preserve">    </w:t>
       </w:r>
-      <w:bookmarkStart w:id="2" w:name="_GoBack"/>
       <w:r>
         <w:rPr>
           <w:rFonts w:ascii="Times New Roman" w:eastAsia="Times New Roman" w:hAnsi="Times New Roman" w:cs="Times New Roman"/>
@@ -15642,7 +15637,6 @@
           </wp:inline>
         </w:drawing>
       </w:r>
-      <w:bookmarkEnd w:id="2"/>
     </w:p>
     <w:p>
       <w:pPr>
@@ -15914,7 +15908,7 @@
           <w:sz w:val="24"/>
           <w:szCs w:val="24"/>
         </w:rPr>
-        <w:t>В бъдещи версии на WIMS могат да бъдат добавени различни подобрения, които да разширят функционалността и да направят работата със системата по</w:t>
+        <w:t>В бъдещи версии на WIMS могат да бъдат добавени редица подобрения, които да разширят функционалността и да повишат удобството при работа. Основна посока е разработването на графичен потребителски интерфейс (GUI), който да замени текстовото меню и да осигури по</w:t>
       </w:r>
       <w:r>
         <w:rPr>
@@ -15923,7 +15917,7 @@
           <w:szCs w:val="24"/>
         </w:rPr>
         <w:noBreakHyphen/>
-        <w:t>удобна и ефективна. Една от основните посоки е разработването на графичен потребителски интерфейс (GUI), който да замени текстовото меню и да осигури по</w:t>
+        <w:t>лесна навигация и по</w:t>
       </w:r>
       <w:r>
         <w:rPr>
@@ -15932,25 +15926,7 @@
           <w:szCs w:val="24"/>
         </w:rPr>
         <w:noBreakHyphen/>
-        <w:t>лесна навигация, по</w:t>
-      </w:r>
-      <w:r>
-        <w:rPr>
-          <w:rFonts w:ascii="Times New Roman" w:eastAsia="Times New Roman" w:hAnsi="Times New Roman" w:cs="Times New Roman"/>
-          <w:sz w:val="24"/>
-          <w:szCs w:val="24"/>
-        </w:rPr>
-        <w:noBreakHyphen/>
-        <w:t>ясна визуализация на данните и по</w:t>
-      </w:r>
-      <w:r>
-        <w:rPr>
-          <w:rFonts w:ascii="Times New Roman" w:eastAsia="Times New Roman" w:hAnsi="Times New Roman" w:cs="Times New Roman"/>
-          <w:sz w:val="24"/>
-          <w:szCs w:val="24"/>
-        </w:rPr>
-        <w:noBreakHyphen/>
-        <w:t>интуитивно потребителско изживяване.</w:t>
+        <w:t>ясна визуализация на данните.</w:t>
       </w:r>
     </w:p>
     <w:p>
@@ -15969,7 +15945,7 @@
           <w:szCs w:val="24"/>
         </w:rPr>
         <w:lastRenderedPageBreak/>
-        <w:t>Друг важен елемент е интеграцията с релационна база данни като MySQL или PostgreSQL. Това би осигурило по</w:t>
+        <w:t>Друг важен елемент е интеграцията с релационна база данни като MySQL или PostgreSQL, което би осигурило по</w:t>
       </w:r>
       <w:r>
         <w:rPr>
@@ -15996,7 +15972,7 @@
           <w:szCs w:val="24"/>
         </w:rPr>
         <w:noBreakHyphen/>
-        <w:t>големи обеми информация, което е особено важно за модулите за продукти, движения и фактури.</w:t>
+        <w:t>големи обеми информация в модулите за продукти, движения и фактури.</w:t>
       </w:r>
     </w:p>
     <w:p>
@@ -16023,7 +15999,7 @@
           <w:szCs w:val="24"/>
         </w:rPr>
         <w:noBreakHyphen/>
-        <w:t>добър контрол върху склада и по</w:t>
+        <w:t>добър контрол и по</w:t>
       </w:r>
       <w:r>
         <w:rPr>
@@ -16050,7 +16026,16 @@
           <w:sz w:val="24"/>
           <w:szCs w:val="24"/>
         </w:rPr>
-        <w:t>Разширяването с многоскладова поддръжка би позволило управление на няколко локации едновременно. Това ще подобри работата на модулите Movement и Invoice, като даде възможност движенията и фактурите да бъдат свързвани с конкретен склад.</w:t>
+        <w:t>Разширяването с многоскладова поддръжка би позволило управление на няколко локации едновременно и по</w:t>
+      </w:r>
+      <w:r>
+        <w:rPr>
+          <w:rFonts w:ascii="Times New Roman" w:eastAsia="Times New Roman" w:hAnsi="Times New Roman" w:cs="Times New Roman"/>
+          <w:sz w:val="24"/>
+          <w:szCs w:val="24"/>
+        </w:rPr>
+        <w:noBreakHyphen/>
+        <w:t>добра работа на модулите Movement и Invoice, като движенията и фактурите могат да бъдат свързвани с конкретен склад.</w:t>
       </w:r>
     </w:p>
     <w:p>
@@ -16068,7 +16053,7 @@
           <w:sz w:val="24"/>
           <w:szCs w:val="24"/>
         </w:rPr>
-        <w:t>Интеграцията с външни API услуги би дала възможност за свързване с ERP или счетоводни системи и автоматично предаване на данни за продажби, доставки и фактури. Допълнително, разширените аналитични справки биха предоставили по</w:t>
+        <w:t>Интеграцията с външни API услуги би дала възможност за свързване с ERP или счетоводни системи и автоматично предаване на данни за продажби, доставки и фактури. Разширените аналитични справки биха предоставили по</w:t>
       </w:r>
       <w:r>
         <w:rPr>
@@ -16077,7 +16062,7 @@
           <w:szCs w:val="24"/>
         </w:rPr>
         <w:noBreakHyphen/>
-        <w:t>детайлна информация за наличности, тенденции, ефективност и финансови показатели, включително анализ на фактури и динамика на продажбите.</w:t>
+        <w:t>детайлна информация за наличности, тенденции, ефективност и финансови показатели.</w:t>
       </w:r>
     </w:p>
     <w:p>
@@ -16096,7 +16081,7 @@
           <w:szCs w:val="24"/>
         </w:rPr>
         <w:lastRenderedPageBreak/>
-        <w:t>Разработването на мобилно приложение би направило системата достъпна от различни устройства и би улеснило регистрирането на движения и издаването на фактури в реално време. Накрая, въвеждането на по</w:t>
+        <w:t>Разработването на мобилно приложение би направило системата достъпна от различни устройства и би улеснило регистрирането на движения и издаването на фактури в реално време. По</w:t>
       </w:r>
       <w:r>
         <w:rPr>
@@ -16105,7 +16090,7 @@
           <w:szCs w:val="24"/>
         </w:rPr>
         <w:noBreakHyphen/>
-        <w:t>детайлна ролева система с повече нива на достъп би позволило по</w:t>
+        <w:t>детайлна ролева система с повече нива на достъп би позволила по</w:t>
       </w:r>
       <w:r>
         <w:rPr>
@@ -16125,6 +16110,8 @@
         <w:noBreakHyphen/>
         <w:t>добър контрол върху чувствителни операции като изтриване на данни или издаване на финансови документи.</w:t>
       </w:r>
+      <w:bookmarkStart w:id="2" w:name="_GoBack"/>
+      <w:bookmarkEnd w:id="2"/>
     </w:p>
     <w:p>
       <w:pPr>
@@ -18997,7 +18984,7 @@
 </file>
 
 <file path=customXml/itemProps1.xml><?xml version="1.0" encoding="utf-8"?>
-<ds:datastoreItem xmlns:ds="http://schemas.openxmlformats.org/officeDocument/2006/customXml" ds:itemID="{118A0CA8-26CE-4778-A16B-FF30790CD690}">
+<ds:datastoreItem xmlns:ds="http://schemas.openxmlformats.org/officeDocument/2006/customXml" ds:itemID="{73C010C5-E6D6-48CA-A2F6-58FA158F506F}">
   <ds:schemaRefs>
     <ds:schemaRef ds:uri="http://schemas.openxmlformats.org/officeDocument/2006/bibliography"/>
   </ds:schemaRefs>

--- a/documentation/Warehouse Inventory Management System (WIMS)_Siyka.docx
+++ b/documentation/Warehouse Inventory Management System (WIMS)_Siyka.docx
@@ -1383,7 +1383,7 @@
           <w:sz w:val="24"/>
           <w:szCs w:val="24"/>
         </w:rPr>
-        <w:t>Управлението на потребители включва регистрация, вход, ролеви достъп (администратор и оператор), промяна на роля, деактивиране на акаунти и валидиране на пароли. Това осигурява контрол върху достъпа и предотвратява неоторизирани промени. Системата поддържа и логове на потребителска активност (UserActivityLog), които записват действията на потребителите.</w:t>
+        <w:t xml:space="preserve">Управлението на потребители включва регистрация, вход, ролеви достъп (администратор и оператор), промяна на роля, деактивиране на акаунти и валидиране на пароли. Това осигурява контрол върху достъпа и предотвратява неоторизирани промени. </w:t>
       </w:r>
     </w:p>
     <w:p>
@@ -1403,7 +1403,7 @@
           <w:sz w:val="24"/>
           <w:szCs w:val="24"/>
         </w:rPr>
-        <w:t>Модулът за справки предоставя различни аналитични отчети, включително: • списък на всички движения • списък на всички продажби</w:t>
+        <w:t xml:space="preserve">Модулът за справки предоставя различни аналитични отчети, включително: </w:t>
       </w:r>
     </w:p>
     <w:p>
@@ -1423,7 +1423,7 @@
           <w:sz w:val="24"/>
           <w:szCs w:val="24"/>
         </w:rPr>
-        <w:t xml:space="preserve"> • търсене на продажби по клиент</w:t>
+        <w:t xml:space="preserve">• списък на всички движения </w:t>
       </w:r>
     </w:p>
     <w:p>
@@ -1443,8 +1443,7 @@
           <w:sz w:val="24"/>
           <w:szCs w:val="24"/>
         </w:rPr>
-        <w:lastRenderedPageBreak/>
-        <w:t xml:space="preserve"> • търсене на продажби по продукт </w:t>
+        <w:t>• списък на всички продажби</w:t>
       </w:r>
     </w:p>
     <w:p>
@@ -1464,7 +1463,8 @@
           <w:sz w:val="24"/>
           <w:szCs w:val="24"/>
         </w:rPr>
-        <w:t xml:space="preserve">• търсене на продажби по дата </w:t>
+        <w:lastRenderedPageBreak/>
+        <w:t xml:space="preserve"> • търсене на продажби по клиент</w:t>
       </w:r>
     </w:p>
     <w:p>
@@ -1484,7 +1484,7 @@
           <w:sz w:val="24"/>
           <w:szCs w:val="24"/>
         </w:rPr>
-        <w:t xml:space="preserve">• списък на всички доставки </w:t>
+        <w:t xml:space="preserve"> • търсене на продажби по продукт </w:t>
       </w:r>
     </w:p>
     <w:p>
@@ -1504,7 +1504,7 @@
           <w:sz w:val="24"/>
           <w:szCs w:val="24"/>
         </w:rPr>
-        <w:t xml:space="preserve">• търсене на доставка </w:t>
+        <w:t xml:space="preserve">• търсене на продажби по дата </w:t>
       </w:r>
     </w:p>
     <w:p>
@@ -1524,7 +1524,7 @@
           <w:sz w:val="24"/>
           <w:szCs w:val="24"/>
         </w:rPr>
-        <w:t xml:space="preserve">• оборот по дни </w:t>
+        <w:t xml:space="preserve">• списък на всички доставки </w:t>
       </w:r>
     </w:p>
     <w:p>
@@ -1544,16 +1544,7 @@
           <w:sz w:val="24"/>
           <w:szCs w:val="24"/>
         </w:rPr>
-        <w:t>• най</w:t>
-      </w:r>
-      <w:r>
-        <w:rPr>
-          <w:rFonts w:ascii="Times New Roman" w:hAnsi="Times New Roman" w:cs="Times New Roman"/>
-          <w:sz w:val="24"/>
-          <w:szCs w:val="24"/>
-        </w:rPr>
-        <w:noBreakHyphen/>
-        <w:t xml:space="preserve">продавани продукти </w:t>
+        <w:t xml:space="preserve">• търсене на доставка </w:t>
       </w:r>
     </w:p>
     <w:p>
@@ -1573,7 +1564,7 @@
           <w:sz w:val="24"/>
           <w:szCs w:val="24"/>
         </w:rPr>
-        <w:t xml:space="preserve">• инвентар по складове </w:t>
+        <w:t xml:space="preserve">• оборот по дни </w:t>
       </w:r>
     </w:p>
     <w:p>
@@ -1593,7 +1584,16 @@
           <w:sz w:val="24"/>
           <w:szCs w:val="24"/>
         </w:rPr>
-        <w:t>• жизнен цикъл на продукт</w:t>
+        <w:t>• най</w:t>
+      </w:r>
+      <w:r>
+        <w:rPr>
+          <w:rFonts w:ascii="Times New Roman" w:hAnsi="Times New Roman" w:cs="Times New Roman"/>
+          <w:sz w:val="24"/>
+          <w:szCs w:val="24"/>
+        </w:rPr>
+        <w:noBreakHyphen/>
+        <w:t xml:space="preserve">продавани продукти </w:t>
       </w:r>
     </w:p>
     <w:p>
@@ -1613,7 +1613,7 @@
           <w:sz w:val="24"/>
           <w:szCs w:val="24"/>
         </w:rPr>
-        <w:t xml:space="preserve">Автоматично създадени потребители: При първо стартиране, ако файлът users.json е празен, системата автоматично създава два потребителя: </w:t>
+        <w:t xml:space="preserve">• инвентар по складове </w:t>
       </w:r>
     </w:p>
     <w:p>
@@ -1633,7 +1633,7 @@
           <w:sz w:val="24"/>
           <w:szCs w:val="24"/>
         </w:rPr>
-        <w:t xml:space="preserve">• администратор (Admin) </w:t>
+        <w:t>• жизнен цикъл на продукт</w:t>
       </w:r>
     </w:p>
     <w:p>
@@ -1653,24 +1653,7 @@
           <w:sz w:val="24"/>
           <w:szCs w:val="24"/>
         </w:rPr>
-        <w:lastRenderedPageBreak/>
-        <w:t>• оператор (Operator)</w:t>
-      </w:r>
-      <w:r>
-        <w:rPr>
-          <w:rFonts w:ascii="Times New Roman" w:hAnsi="Times New Roman" w:cs="Times New Roman"/>
-          <w:sz w:val="24"/>
-          <w:szCs w:val="24"/>
-        </w:rPr>
-        <w:t xml:space="preserve">. </w:t>
-      </w:r>
-      <w:r>
-        <w:rPr>
-          <w:rFonts w:ascii="Times New Roman" w:hAnsi="Times New Roman" w:cs="Times New Roman"/>
-          <w:sz w:val="24"/>
-          <w:szCs w:val="24"/>
-        </w:rPr>
-        <w:t>Това гарантира, че системата винаги може да бъде достъпена, дори при липса на предварително създадени акаунти.</w:t>
+        <w:t xml:space="preserve">Автоматично създадени потребители: При първо стартиране, ако файлът users.json е празен, системата автоматично създава два потребителя: </w:t>
       </w:r>
     </w:p>
     <w:p>
@@ -1684,6 +1667,63 @@
           <w:szCs w:val="24"/>
         </w:rPr>
       </w:pPr>
+      <w:r>
+        <w:rPr>
+          <w:rFonts w:ascii="Times New Roman" w:hAnsi="Times New Roman" w:cs="Times New Roman"/>
+          <w:sz w:val="24"/>
+          <w:szCs w:val="24"/>
+        </w:rPr>
+        <w:lastRenderedPageBreak/>
+        <w:t xml:space="preserve">• администратор (Admin) </w:t>
+      </w:r>
+    </w:p>
+    <w:p>
+      <w:pPr>
+        <w:spacing w:line="360" w:lineRule="auto"/>
+        <w:ind w:left="142"/>
+        <w:jc w:val="both"/>
+        <w:rPr>
+          <w:rFonts w:ascii="Times New Roman" w:hAnsi="Times New Roman" w:cs="Times New Roman"/>
+          <w:sz w:val="24"/>
+          <w:szCs w:val="24"/>
+        </w:rPr>
+      </w:pPr>
+      <w:r>
+        <w:rPr>
+          <w:rFonts w:ascii="Times New Roman" w:hAnsi="Times New Roman" w:cs="Times New Roman"/>
+          <w:sz w:val="24"/>
+          <w:szCs w:val="24"/>
+        </w:rPr>
+        <w:t>• оператор (Operator)</w:t>
+      </w:r>
+      <w:r>
+        <w:rPr>
+          <w:rFonts w:ascii="Times New Roman" w:hAnsi="Times New Roman" w:cs="Times New Roman"/>
+          <w:sz w:val="24"/>
+          <w:szCs w:val="24"/>
+        </w:rPr>
+        <w:t xml:space="preserve">. </w:t>
+      </w:r>
+      <w:r>
+        <w:rPr>
+          <w:rFonts w:ascii="Times New Roman" w:hAnsi="Times New Roman" w:cs="Times New Roman"/>
+          <w:sz w:val="24"/>
+          <w:szCs w:val="24"/>
+        </w:rPr>
+        <w:t>Това гарантира, че системата винаги може да бъде достъпена, дори при липса на предварително създадени акаунти.</w:t>
+      </w:r>
+    </w:p>
+    <w:p>
+      <w:pPr>
+        <w:spacing w:line="360" w:lineRule="auto"/>
+        <w:ind w:left="142"/>
+        <w:jc w:val="both"/>
+        <w:rPr>
+          <w:rFonts w:ascii="Times New Roman" w:hAnsi="Times New Roman" w:cs="Times New Roman"/>
+          <w:sz w:val="24"/>
+          <w:szCs w:val="24"/>
+        </w:rPr>
+      </w:pPr>
     </w:p>
     <w:p>
       <w:pPr>
@@ -1805,7 +1845,7 @@
           <w:sz w:val="24"/>
           <w:szCs w:val="24"/>
         </w:rPr>
-        <w:t>Моделът на данните дефинира основните обекти (ентитети) в системата за управление на складови наличности (WIMS) и връзките между тях. Всеки entity представлява реален бизнес обект — продукт, категория, доставчик, движение на стоки (IN/OUT/MOVE), потребител, складова локация, както и фактура (Invoice), която се генерира автоматично при продажби (OUT). Системата включва и логове на потребителска активност (UserActivityLog), които осигуряват проследимост на действията в системата.</w:t>
+        <w:t xml:space="preserve">Моделът на данните дефинира основните обекти (ентитети) в системата за управление на складови наличности (WIMS) и връзките между тях. Всеки entity представлява реален бизнес обект — продукт, категория, доставчик, движение на стоки (IN/OUT/MOVE), потребител, складова локация, както и фактура (Invoice), която се генерира автоматично при продажби (OUT). </w:t>
       </w:r>
     </w:p>
     <w:p>
@@ -1849,15 +1889,67 @@
           <w:szCs w:val="24"/>
         </w:rPr>
         <w:lastRenderedPageBreak/>
-        <w:t>Product, Category, Supplier, Location, UserActivityLog</w:t>
-      </w:r>
-      <w:r>
-        <w:rPr>
-          <w:rFonts w:ascii="Times New Roman" w:eastAsia="Times New Roman" w:hAnsi="Times New Roman" w:cs="Times New Roman"/>
-          <w:sz w:val="24"/>
-          <w:szCs w:val="24"/>
-        </w:rPr>
-        <w:t xml:space="preserve"> използват UUID, тъй като представляват дългосрочни обекти, които трябва да бъдат уникални в цялата система.</w:t>
+        <w:t xml:space="preserve">Product, </w:t>
+      </w:r>
+      <w:proofErr w:type="spellStart"/>
+      <w:r>
+        <w:rPr>
+          <w:rFonts w:ascii="Times New Roman" w:eastAsia="Times New Roman" w:hAnsi="Times New Roman" w:cs="Times New Roman"/>
+          <w:b/>
+          <w:bCs/>
+          <w:sz w:val="24"/>
+          <w:szCs w:val="24"/>
+        </w:rPr>
+        <w:t>Category</w:t>
+      </w:r>
+      <w:proofErr w:type="spellEnd"/>
+      <w:r>
+        <w:rPr>
+          <w:rFonts w:ascii="Times New Roman" w:eastAsia="Times New Roman" w:hAnsi="Times New Roman" w:cs="Times New Roman"/>
+          <w:b/>
+          <w:bCs/>
+          <w:sz w:val="24"/>
+          <w:szCs w:val="24"/>
+        </w:rPr>
+        <w:t xml:space="preserve">, </w:t>
+      </w:r>
+      <w:proofErr w:type="spellStart"/>
+      <w:r>
+        <w:rPr>
+          <w:rFonts w:ascii="Times New Roman" w:eastAsia="Times New Roman" w:hAnsi="Times New Roman" w:cs="Times New Roman"/>
+          <w:b/>
+          <w:bCs/>
+          <w:sz w:val="24"/>
+          <w:szCs w:val="24"/>
+        </w:rPr>
+        <w:t>Supplier</w:t>
+      </w:r>
+      <w:proofErr w:type="spellEnd"/>
+      <w:r>
+        <w:rPr>
+          <w:rFonts w:ascii="Times New Roman" w:eastAsia="Times New Roman" w:hAnsi="Times New Roman" w:cs="Times New Roman"/>
+          <w:b/>
+          <w:bCs/>
+          <w:sz w:val="24"/>
+          <w:szCs w:val="24"/>
+        </w:rPr>
+        <w:t>, Location</w:t>
+      </w:r>
+      <w:r>
+        <w:rPr>
+          <w:rFonts w:ascii="Times New Roman" w:eastAsia="Times New Roman" w:hAnsi="Times New Roman" w:cs="Times New Roman"/>
+          <w:sz w:val="24"/>
+          <w:szCs w:val="24"/>
+        </w:rPr>
+        <w:t xml:space="preserve"> </w:t>
+      </w:r>
+      <w:r>
+        <w:rPr>
+          <w:rFonts w:ascii="Times New Roman" w:eastAsia="Times New Roman" w:hAnsi="Times New Roman" w:cs="Times New Roman"/>
+          <w:sz w:val="24"/>
+          <w:szCs w:val="24"/>
+        </w:rPr>
+        <w:t>използват UUID, тъй като представляват дългосрочни обекти, които трябва да бъдат уникални в цялата система.</w:t>
       </w:r>
     </w:p>
     <w:p>
@@ -11974,42 +12066,6 @@
     </w:p>
     <w:p>
       <w:pPr>
-        <w:numPr>
-          <w:ilvl w:val="0"/>
-          <w:numId w:val="7"/>
-        </w:numPr>
-        <w:spacing w:before="100" w:beforeAutospacing="1" w:after="100" w:afterAutospacing="1" w:line="360" w:lineRule="auto"/>
-        <w:outlineLvl w:val="0"/>
-        <w:rPr>
-          <w:rFonts w:ascii="Times New Roman" w:eastAsia="Times New Roman" w:hAnsi="Times New Roman" w:cs="Times New Roman"/>
-          <w:sz w:val="24"/>
-          <w:szCs w:val="24"/>
-        </w:rPr>
-      </w:pPr>
-      <w:r>
-        <w:rPr>
-          <w:rFonts w:ascii="Times New Roman" w:eastAsia="Times New Roman" w:hAnsi="Times New Roman" w:cs="Times New Roman"/>
-          <w:sz w:val="24"/>
-          <w:szCs w:val="24"/>
-        </w:rPr>
-        <w:t>UserActivityLog → User (many : 1) Поле: user_id Много лог записи принадлежат на един потребител.</w:t>
-      </w:r>
-    </w:p>
-    <w:p>
-      <w:pPr>
-        <w:spacing w:before="100" w:beforeAutospacing="1" w:after="100" w:afterAutospacing="1" w:line="360" w:lineRule="auto"/>
-        <w:outlineLvl w:val="0"/>
-        <w:rPr>
-          <w:rFonts w:ascii="Times New Roman" w:eastAsia="Times New Roman" w:hAnsi="Times New Roman" w:cs="Times New Roman"/>
-          <w:b/>
-          <w:bCs/>
-          <w:sz w:val="24"/>
-          <w:szCs w:val="24"/>
-        </w:rPr>
-      </w:pPr>
-    </w:p>
-    <w:p>
-      <w:pPr>
         <w:spacing w:before="100" w:beforeAutospacing="1" w:after="100" w:afterAutospacing="1" w:line="360" w:lineRule="auto"/>
         <w:outlineLvl w:val="0"/>
         <w:rPr>
@@ -12114,17 +12170,7 @@
           <w:sz w:val="24"/>
           <w:szCs w:val="24"/>
         </w:rPr>
-        <w:t xml:space="preserve">, </w:t>
-      </w:r>
-      <w:r>
-        <w:rPr>
-          <w:rFonts w:ascii="Times New Roman" w:eastAsia="Times New Roman" w:hAnsi="Times New Roman" w:cs="Times New Roman"/>
-          <w:kern w:val="36"/>
-          <w:sz w:val="24"/>
-          <w:szCs w:val="24"/>
-        </w:rPr>
-        <w:lastRenderedPageBreak/>
-        <w:t xml:space="preserve">както и автоматизиран актьор </w:t>
+        <w:t xml:space="preserve">, както и автоматизиран актьор </w:t>
       </w:r>
       <w:r>
         <w:rPr>
@@ -12167,6 +12213,7 @@
           <w:sz w:val="24"/>
           <w:szCs w:val="24"/>
         </w:rPr>
+        <w:lastRenderedPageBreak/>
         <w:t>Администраторът</w:t>
       </w:r>
       <w:r>
@@ -12218,17 +12265,7 @@
           <w:sz w:val="24"/>
           <w:szCs w:val="24"/>
         </w:rPr>
-        <w:t xml:space="preserve"> е потребител с ограничени права, който изпълнява ежедневните складови операции. Той регистрира входящи и изходящи движения, актуализира продуктови данни, работи с наличности и поддържа коректни записи. Може да добавя и редактира продукти, да регистрира IN/OUT/MOVE операции и да преглежда категории, доставчици, локации и справки, но няма право да създава потребители, да </w:t>
-      </w:r>
-      <w:r>
-        <w:rPr>
-          <w:rFonts w:ascii="Times New Roman" w:eastAsia="Times New Roman" w:hAnsi="Times New Roman" w:cs="Times New Roman"/>
-          <w:kern w:val="36"/>
-          <w:sz w:val="24"/>
-          <w:szCs w:val="24"/>
-        </w:rPr>
-        <w:lastRenderedPageBreak/>
-        <w:t>променя роли или да деактивира акаунти. Типичните му действия включват регистриране на доставка, продажба, вътрешно преместване, актуализиране на цена или описание и преглед на наличности.</w:t>
+        <w:t xml:space="preserve"> е потребител с ограничени права, който изпълнява ежедневните складови операции. Той регистрира входящи и изходящи движения, актуализира продуктови данни, работи с наличности и поддържа коректни записи. Може да добавя и редактира продукти, да регистрира IN/OUT/MOVE операции и да преглежда категории, доставчици, локации и справки, но няма право да създава потребители, да променя роли или да деактивира акаунти. Типичните му действия включват регистриране на доставка, продажба, вътрешно преместване, актуализиране на цена или описание и преглед на наличности.</w:t>
       </w:r>
     </w:p>
     <w:p>
@@ -12251,6 +12288,7 @@
           <w:sz w:val="24"/>
           <w:szCs w:val="24"/>
         </w:rPr>
+        <w:lastRenderedPageBreak/>
         <w:t>Системата</w:t>
       </w:r>
       <w:r>
@@ -12316,17 +12354,7 @@
           <w:szCs w:val="24"/>
         </w:rPr>
         <w:noBreakHyphen/>
-        <w:t xml:space="preserve">ите са структурирани така, че да отразяват </w:t>
-      </w:r>
-      <w:r>
-        <w:rPr>
-          <w:rFonts w:ascii="Times New Roman" w:eastAsia="Times New Roman" w:hAnsi="Times New Roman" w:cs="Times New Roman"/>
-          <w:kern w:val="36"/>
-          <w:sz w:val="24"/>
-          <w:szCs w:val="24"/>
-        </w:rPr>
-        <w:lastRenderedPageBreak/>
-        <w:t>реалните бизнес процеси в складовата дейност и да показват как системата реагира на действията на потребителите.</w:t>
+        <w:t>ите са структурирани така, че да отразяват реалните бизнес процеси в складовата дейност и да показват как системата реагира на действията на потребителите.</w:t>
       </w:r>
     </w:p>
     <w:p>
@@ -12347,6 +12375,7 @@
           <w:sz w:val="24"/>
           <w:szCs w:val="24"/>
         </w:rPr>
+        <w:lastRenderedPageBreak/>
         <w:t>В системата участват три основни актьора: Администратор, Оператор и Системата като автоматизиран участник. Те покриват всички ключови процеси, включително управление на продукти, категории, доставчици, локации и потребители, регистриране на входящи, изходящи и вътрешни движения, генериране на справки и преглед на системна информация. Основните сценарии включват преглед на основните менюта, създаване, редактиране и изтриване на продукти, създаване на категории и доставчици, регистриране на IN/OUT/MOVE движения, автоматичен отказ при недостатъчна наличност, преглед на наличности, генериране на справки, управление на потребители, вход в системата и автоматично обновяване на идентификатори и времеви отметки.</w:t>
       </w:r>
     </w:p>
@@ -12389,7 +12418,6 @@
           <w:sz w:val="24"/>
           <w:szCs w:val="24"/>
         </w:rPr>
-        <w:lastRenderedPageBreak/>
         <w:t>Примерен сценарий за изходящо движение (OUT): Системата проверява наличността и при достатъчно количество намалява стойността, записва движението и автоматично генерира фактура. Ако количеството е недостатъчно, операцията се отказва и се показва съобщение за грешка.</w:t>
       </w:r>
     </w:p>
@@ -12411,6 +12439,7 @@
           <w:sz w:val="24"/>
           <w:szCs w:val="24"/>
         </w:rPr>
+        <w:lastRenderedPageBreak/>
         <w:t>Примерен сценарий за справка: Потребителят избира тип отчет, системата обработва данните от movements.json и inventory.json и визуализира резултатите.</w:t>
       </w:r>
     </w:p>
@@ -12478,17 +12507,7 @@
           <w:sz w:val="24"/>
           <w:szCs w:val="24"/>
         </w:rPr>
-        <w:t xml:space="preserve">Главното меню е централната точка, от която потребителят може да влиза във всички основни модули: продукти, категории, доставчици, движения, справки, фактури, потребители (само за администратор), </w:t>
-      </w:r>
-      <w:r>
-        <w:rPr>
-          <w:rFonts w:ascii="Times New Roman" w:eastAsia="Times New Roman" w:hAnsi="Times New Roman" w:cs="Times New Roman"/>
-          <w:kern w:val="36"/>
-          <w:sz w:val="24"/>
-          <w:szCs w:val="24"/>
-        </w:rPr>
-        <w:lastRenderedPageBreak/>
-        <w:t>информация за системата и изход. И двете роли могат да се движат свободно между модулите и да преглеждат основните данни.</w:t>
+        <w:t>Главното меню е централната точка, от която потребителят може да влиза във всички основни модули: продукти, категории, доставчици, движения, справки, фактури, потребители (само за администратор), информация за системата и изход. И двете роли могат да се движат свободно между модулите и да преглеждат основните данни.</w:t>
       </w:r>
     </w:p>
     <w:p>
@@ -12509,6 +12528,7 @@
           <w:sz w:val="24"/>
           <w:szCs w:val="24"/>
         </w:rPr>
+        <w:lastRenderedPageBreak/>
         <w:t>Изгледът „Продукти“ позволява преглед и управление на всички артикули. Потребителят може да вижда списък с продукти, да търси по име и да филтрира по категория. Администраторът може да създава, редактира и изтрива продукти, докато операторът може да редактира само количество и цена.</w:t>
       </w:r>
     </w:p>
@@ -12572,17 +12592,7 @@
           <w:sz w:val="24"/>
           <w:szCs w:val="24"/>
         </w:rPr>
-        <w:t xml:space="preserve">Изгледът „Движения“ обединява всички IN, OUT и MOVE операции. Показва се история на движенията с информация за тип, количество, дата, потребител и локация. И двете роли могат да регистрират нови </w:t>
-      </w:r>
-      <w:r>
-        <w:rPr>
-          <w:rFonts w:ascii="Times New Roman" w:eastAsia="Times New Roman" w:hAnsi="Times New Roman" w:cs="Times New Roman"/>
-          <w:kern w:val="36"/>
-          <w:sz w:val="24"/>
-          <w:szCs w:val="24"/>
-        </w:rPr>
-        <w:lastRenderedPageBreak/>
-        <w:t>движения и да преглеждат историята. При OUT операция системата автоматично генерира фактура. Всички действия се записват в UserActivityLog, което осигурява проследимост на операциите.</w:t>
+        <w:t xml:space="preserve">Изгледът „Движения“ обединява всички IN, OUT и MOVE операции. Показва се история на движенията с информация за тип, количество, дата, потребител и локация. И двете роли могат да регистрират нови движения и да преглеждат историята. При OUT операция системата автоматично генерира фактура. </w:t>
       </w:r>
     </w:p>
     <w:p>
@@ -12603,7 +12613,17 @@
           <w:sz w:val="24"/>
           <w:szCs w:val="24"/>
         </w:rPr>
-        <w:t>Изгледът „Фактури“ показва всички генерирани фактури. Потребителят може да отвори детайлен изглед, който включва продукт, количество, единична цена, обща стойност, клиент, дата и връзка към съответното OUT движение. Фактурите могат да се генерират автоматично или ръчно. И двете роли имат достъп до този модул.</w:t>
+        <w:t xml:space="preserve">Изгледът „Фактури“ показва всички генерирани фактури. Потребителят може да отвори детайлен изглед, който включва продукт, количество, единична цена, обща стойност, клиент, дата и връзка към съответното </w:t>
+      </w:r>
+      <w:r>
+        <w:rPr>
+          <w:rFonts w:ascii="Times New Roman" w:eastAsia="Times New Roman" w:hAnsi="Times New Roman" w:cs="Times New Roman"/>
+          <w:kern w:val="36"/>
+          <w:sz w:val="24"/>
+          <w:szCs w:val="24"/>
+        </w:rPr>
+        <w:lastRenderedPageBreak/>
+        <w:t>OUT движение. Фактурите могат да се генерират автоматично или ръчно. И двете роли имат достъп до този модул.</w:t>
       </w:r>
     </w:p>
     <w:p>
@@ -12691,7 +12711,6 @@
           <w:sz w:val="24"/>
           <w:szCs w:val="24"/>
         </w:rPr>
-        <w:lastRenderedPageBreak/>
         <w:t>Функционалните изисквания описват какво трябва да може да прави системата и какви операции могат да извършват потребителите. Те гарантират, че WIMS изпълнява всички нужни действия, свързани с управление на складови наличности, продукти, категории, доставчици, потребители, движения и фактури.</w:t>
       </w:r>
     </w:p>
@@ -12713,6 +12732,7 @@
           <w:sz w:val="24"/>
           <w:szCs w:val="24"/>
         </w:rPr>
+        <w:lastRenderedPageBreak/>
         <w:t>Модулът за потребители позволява на администратора да създава нови потребители, като системата проверява валидността на въведените данни и осигурява вход с потребителско име и парола. При грешни данни достъпът се отказва. Администраторът може да редактира роля и статус на всеки потребител, докато операторът има достъп само до собствената си информация. Ролевите ограничения гарантират, че администраторът има пълен достъп, а операторът – ограничен.</w:t>
       </w:r>
     </w:p>
@@ -12755,7 +12775,6 @@
           <w:sz w:val="24"/>
           <w:szCs w:val="24"/>
         </w:rPr>
-        <w:lastRenderedPageBreak/>
         <w:t>Модулът за категории позволява създаване на нови категории, редактиране на име и описание и изтриване на категория, но само ако няма продукти, свързани с нея. Това гарантира целостта на данните.</w:t>
       </w:r>
     </w:p>
@@ -12798,6 +12817,7 @@
           <w:sz w:val="24"/>
           <w:szCs w:val="24"/>
         </w:rPr>
+        <w:lastRenderedPageBreak/>
         <w:t>Модулът за движения обработва входящи, изходящи и вътрешни операции. При IN движение системата увеличава наличността, а при OUT – я намалява, като проверява дали количеството е достатъчно. Ако не е, операцията се отказва. Всички движения се записват с информация за продукт, потребител, количество, цена, описание и дата. Историята е достъпна за всички потребители. При успешно OUT движение системата автоматично генерира фактура с всички нужни данни. И двете роли могат да преглеждат фактури и техните детайли.</w:t>
       </w:r>
     </w:p>
@@ -12819,7 +12839,6 @@
           <w:sz w:val="24"/>
           <w:szCs w:val="24"/>
         </w:rPr>
-        <w:lastRenderedPageBreak/>
         <w:t>Модулът за справки предоставя аналитични възможности: ниски наличности, изчерпани артикули, обща стойност на склада, движения по период, справки по категории и други параметри. Системата включва и информационен изглед с данни за автора, версията и основната информация за проекта.</w:t>
       </w:r>
     </w:p>
@@ -12874,6 +12893,7 @@
           <w:sz w:val="24"/>
           <w:szCs w:val="24"/>
         </w:rPr>
+        <w:lastRenderedPageBreak/>
         <w:t>9. Non</w:t>
       </w:r>
       <w:r>
@@ -12904,16 +12924,7 @@
           <w:sz w:val="24"/>
           <w:szCs w:val="24"/>
         </w:rPr>
-        <w:t xml:space="preserve">Нефункционалните изисквания описват качествените характеристики на системата, включително производителност, сигурност, надеждност, поддръжка и разширяемост. Системата трябва да осигурява бърза и стабилна работа, като основните изгледи – продукти, категории, доставчици, движения и справки – се зареждат почти мигновено при нормално натоварване. Записването на входящо или изходящо движение </w:t>
-      </w:r>
-      <w:r>
-        <w:rPr>
-          <w:rFonts w:ascii="Times New Roman" w:eastAsia="Times New Roman" w:hAnsi="Times New Roman" w:cs="Times New Roman"/>
-          <w:sz w:val="24"/>
-          <w:szCs w:val="24"/>
-        </w:rPr>
-        <w:lastRenderedPageBreak/>
-        <w:t>се извършва в рамките на под секунда, а търсенето и филтрирането на данни връщат резултати без забавяне, което е напълно достатъчно за учебен проект и реалистични сценарии.</w:t>
+        <w:t>Нефункционалните изисквания описват качествените характеристики на системата, включително производителност, сигурност, надеждност, поддръжка и разширяемост. Системата трябва да осигурява бърза и стабилна работа, като основните изгледи – продукти, категории, доставчици, движения и справки – се зареждат почти мигновено при нормално натоварване. Записването на входящо или изходящо движение се извършва в рамките на под секунда, а търсенето и филтрирането на данни връщат резултати без забавяне, което е напълно достатъчно за учебен проект и реалистични сценарии.</w:t>
       </w:r>
     </w:p>
     <w:p>
@@ -12951,7 +12962,8 @@
           <w:sz w:val="24"/>
           <w:szCs w:val="24"/>
         </w:rPr>
-        <w:t>Системата поддържа User Activity Log, който записва ключови събития, свързани с автентикация — например влизане и излизане от системата. Това осигурява базово ниво на проследимост на потребителската активност. Логове за CRUD операции не се поддържат.</w:t>
+        <w:lastRenderedPageBreak/>
+        <w:t>Интерфейсът е интуитивен и лесен за използване, като предоставя ясни съобщения при грешки и предотвратява невалидни операции (например отрицателни количества, невалидни ID стойности или липсващи продукти). От гледна точка на надеждност системата предотвратява загуба на данни чрез последователно записване в JSON файлове и валидация на входа.</w:t>
       </w:r>
     </w:p>
     <w:p>
@@ -12970,16 +12982,7 @@
           <w:sz w:val="24"/>
           <w:szCs w:val="24"/>
         </w:rPr>
-        <w:t xml:space="preserve">Интерфейсът е интуитивен и лесен за използване, като предоставя ясни съобщения при грешки и предотвратява невалидни операции (например отрицателни количества, невалидни ID стойности или </w:t>
-      </w:r>
-      <w:r>
-        <w:rPr>
-          <w:rFonts w:ascii="Times New Roman" w:eastAsia="Times New Roman" w:hAnsi="Times New Roman" w:cs="Times New Roman"/>
-          <w:sz w:val="24"/>
-          <w:szCs w:val="24"/>
-        </w:rPr>
-        <w:lastRenderedPageBreak/>
-        <w:t>липсващи продукти). От гледна точка на надеждност системата предотвратява загуба на данни чрез последователно записване в JSON файлове и валидация на входа.</w:t>
+        <w:t>Кодът е модулен и разделен по слоеве (Views, Controllers, Storage, Validators), което позволява лесна поддръжка и разширяване. Добавянето на нови продукти, категории, доставчици или допълнителни модули не влияе негативно на производителността и може да бъде реализирано без промяна на съществуващата архитектура.</w:t>
       </w:r>
     </w:p>
     <w:p>
@@ -12988,17 +12991,21 @@
         <w:outlineLvl w:val="0"/>
         <w:rPr>
           <w:rFonts w:ascii="Times New Roman" w:eastAsia="Times New Roman" w:hAnsi="Times New Roman" w:cs="Times New Roman"/>
-          <w:sz w:val="24"/>
-          <w:szCs w:val="24"/>
-        </w:rPr>
-      </w:pPr>
-      <w:r>
-        <w:rPr>
-          <w:rFonts w:ascii="Times New Roman" w:eastAsia="Times New Roman" w:hAnsi="Times New Roman" w:cs="Times New Roman"/>
-          <w:sz w:val="24"/>
-          <w:szCs w:val="24"/>
-        </w:rPr>
-        <w:t>Кодът е модулен и разделен по слоеве (Views, Controllers, Storage, Validators), което позволява лесна поддръжка и разширяване. Добавянето на нови продукти, категории, доставчици или допълнителни модули не влияе негативно на производителността и може да бъде реализирано без промяна на съществуващата архитектура.</w:t>
+          <w:b/>
+          <w:bCs/>
+          <w:sz w:val="24"/>
+          <w:szCs w:val="24"/>
+        </w:rPr>
+      </w:pPr>
+      <w:r>
+        <w:rPr>
+          <w:rFonts w:ascii="Times New Roman" w:eastAsia="Times New Roman" w:hAnsi="Times New Roman" w:cs="Times New Roman"/>
+          <w:b/>
+          <w:bCs/>
+          <w:sz w:val="24"/>
+          <w:szCs w:val="24"/>
+        </w:rPr>
+        <w:t>10. System Architecture Overview – Архитектура на системата</w:t>
       </w:r>
     </w:p>
     <w:p>
@@ -13007,6 +13014,25 @@
         <w:outlineLvl w:val="0"/>
         <w:rPr>
           <w:rFonts w:ascii="Times New Roman" w:eastAsia="Times New Roman" w:hAnsi="Times New Roman" w:cs="Times New Roman"/>
+          <w:sz w:val="24"/>
+          <w:szCs w:val="24"/>
+        </w:rPr>
+      </w:pPr>
+      <w:r>
+        <w:rPr>
+          <w:rFonts w:ascii="Times New Roman" w:eastAsia="Times New Roman" w:hAnsi="Times New Roman" w:cs="Times New Roman"/>
+          <w:sz w:val="24"/>
+          <w:szCs w:val="24"/>
+        </w:rPr>
+        <w:t>Системата WIMS е изградена върху ясна и модулна MVC архитектура, която разделя логиката на отделни компоненти, за да се осигурят поддръжка, разширяемост и ясно разграничение на отговорностите. Архитектурата включва три основни слоя, както и допълнителен алгоритмичен модул.</w:t>
+      </w:r>
+    </w:p>
+    <w:p>
+      <w:pPr>
+        <w:spacing w:before="100" w:beforeAutospacing="1" w:after="100" w:afterAutospacing="1" w:line="360" w:lineRule="auto"/>
+        <w:outlineLvl w:val="0"/>
+        <w:rPr>
+          <w:rFonts w:ascii="Times New Roman" w:eastAsia="Times New Roman" w:hAnsi="Times New Roman" w:cs="Times New Roman"/>
           <w:b/>
           <w:bCs/>
           <w:sz w:val="24"/>
@@ -13021,7 +13047,8 @@
           <w:sz w:val="24"/>
           <w:szCs w:val="24"/>
         </w:rPr>
-        <w:t>10. System Architecture Overview – Архитектура на системата</w:t>
+        <w:lastRenderedPageBreak/>
+        <w:t>10.1 Presentation Layer (Views)</w:t>
       </w:r>
     </w:p>
     <w:p>
@@ -13040,49 +13067,6 @@
           <w:sz w:val="24"/>
           <w:szCs w:val="24"/>
         </w:rPr>
-        <w:t>Системата WIMS е изградена върху ясна и модулна MVC архитектура, която разделя логиката на отделни компоненти, за да се осигурят поддръжка, разширяемост и ясно разграничение на отговорностите. Архитектурата включва три основни слоя, както и допълнителен алгоритмичен модул.</w:t>
-      </w:r>
-    </w:p>
-    <w:p>
-      <w:pPr>
-        <w:spacing w:before="100" w:beforeAutospacing="1" w:after="100" w:afterAutospacing="1" w:line="360" w:lineRule="auto"/>
-        <w:outlineLvl w:val="0"/>
-        <w:rPr>
-          <w:rFonts w:ascii="Times New Roman" w:eastAsia="Times New Roman" w:hAnsi="Times New Roman" w:cs="Times New Roman"/>
-          <w:b/>
-          <w:bCs/>
-          <w:sz w:val="24"/>
-          <w:szCs w:val="24"/>
-        </w:rPr>
-      </w:pPr>
-      <w:r>
-        <w:rPr>
-          <w:rFonts w:ascii="Times New Roman" w:eastAsia="Times New Roman" w:hAnsi="Times New Roman" w:cs="Times New Roman"/>
-          <w:b/>
-          <w:bCs/>
-          <w:sz w:val="24"/>
-          <w:szCs w:val="24"/>
-        </w:rPr>
-        <w:t>10.1 Presentation Layer (Views)</w:t>
-      </w:r>
-    </w:p>
-    <w:p>
-      <w:pPr>
-        <w:spacing w:before="100" w:beforeAutospacing="1" w:after="100" w:afterAutospacing="1" w:line="360" w:lineRule="auto"/>
-        <w:outlineLvl w:val="0"/>
-        <w:rPr>
-          <w:rFonts w:ascii="Times New Roman" w:eastAsia="Times New Roman" w:hAnsi="Times New Roman" w:cs="Times New Roman"/>
-          <w:sz w:val="24"/>
-          <w:szCs w:val="24"/>
-        </w:rPr>
-      </w:pPr>
-      <w:r>
-        <w:rPr>
-          <w:rFonts w:ascii="Times New Roman" w:eastAsia="Times New Roman" w:hAnsi="Times New Roman" w:cs="Times New Roman"/>
-          <w:sz w:val="24"/>
-          <w:szCs w:val="24"/>
-        </w:rPr>
-        <w:lastRenderedPageBreak/>
         <w:t>Този слой отговаря за взаимодействието с потребителя чрез текстови менюта. Тук се намират изгледите за продукти, категории, доставчици, движения (IN/OUT/MOVE), фактури, справки, потребители и локации. Views не съдържат бизнес логика – те единствено показват информацията на екрана и подават въведените данни към съответните контролери.</w:t>
       </w:r>
     </w:p>
@@ -14190,6 +14174,7 @@
           <w:rFonts w:ascii="Courier New" w:eastAsia="Times New Roman" w:hAnsi="Courier New" w:cs="Courier New"/>
           <w:sz w:val="24"/>
           <w:szCs w:val="24"/>
+          <w:lang w:val="en-US"/>
         </w:rPr>
       </w:pPr>
       <w:r>
@@ -14198,7 +14183,7 @@
           <w:sz w:val="24"/>
           <w:szCs w:val="24"/>
         </w:rPr>
-        <w:t xml:space="preserve">|  UserActivityLogController    </w:t>
+        <w:t xml:space="preserve">|  </w:t>
       </w:r>
       <w:r>
         <w:rPr>
@@ -14206,15 +14191,16 @@
           <w:sz w:val="24"/>
           <w:szCs w:val="24"/>
         </w:rPr>
-        <w:t xml:space="preserve">                            </w:t>
+        <w:t xml:space="preserve">                                                                     </w:t>
       </w:r>
       <w:r>
         <w:rPr>
           <w:rFonts w:ascii="Courier New" w:eastAsia="Times New Roman" w:hAnsi="Courier New" w:cs="Courier New"/>
           <w:sz w:val="24"/>
           <w:szCs w:val="24"/>
-        </w:rPr>
-        <w:t xml:space="preserve">            |</w:t>
+          <w:lang w:val="en-US"/>
+        </w:rPr>
+        <w:t>|</w:t>
       </w:r>
     </w:p>
     <w:p>
@@ -14979,7 +14965,24 @@
           <w:sz w:val="24"/>
           <w:szCs w:val="24"/>
         </w:rPr>
-        <w:t xml:space="preserve">|   - UserActivityLog        </w:t>
+        <w:t xml:space="preserve">|   </w:t>
+      </w:r>
+      <w:r>
+        <w:rPr>
+          <w:rFonts w:ascii="Courier New" w:eastAsia="Times New Roman" w:hAnsi="Courier New" w:cs="Courier New"/>
+          <w:sz w:val="24"/>
+          <w:szCs w:val="24"/>
+          <w:lang w:val="en-US"/>
+        </w:rPr>
+        <w:t xml:space="preserve">                  </w:t>
+      </w:r>
+      <w:r>
+        <w:rPr>
+          <w:rFonts w:ascii="Courier New" w:eastAsia="Times New Roman" w:hAnsi="Courier New" w:cs="Courier New"/>
+          <w:sz w:val="24"/>
+          <w:szCs w:val="24"/>
+        </w:rPr>
+        <w:t xml:space="preserve">       </w:t>
       </w:r>
       <w:r>
         <w:rPr>
@@ -15584,6 +15587,7 @@
         </w:rPr>
         <w:t xml:space="preserve">    </w:t>
       </w:r>
+      <w:bookmarkStart w:id="2" w:name="_GoBack"/>
       <w:r>
         <w:rPr>
           <w:rFonts w:ascii="Times New Roman" w:eastAsia="Times New Roman" w:hAnsi="Times New Roman" w:cs="Times New Roman"/>
@@ -15637,6 +15641,7 @@
           </wp:inline>
         </w:drawing>
       </w:r>
+      <w:bookmarkEnd w:id="2"/>
     </w:p>
     <w:p>
       <w:pPr>
@@ -16110,8 +16115,6 @@
         <w:noBreakHyphen/>
         <w:t>добър контрол върху чувствителни операции като изтриване на данни или издаване на финансови документи.</w:t>
       </w:r>
-      <w:bookmarkStart w:id="2" w:name="_GoBack"/>
-      <w:bookmarkEnd w:id="2"/>
     </w:p>
     <w:p>
       <w:pPr>
@@ -17674,6 +17677,7 @@
   <w:style w:type="character" w:default="1" w:styleId="a0">
     <w:name w:val="Default Paragraph Font"/>
     <w:uiPriority w:val="1"/>
+    <w:semiHidden/>
     <w:unhideWhenUsed/>
   </w:style>
   <w:style w:type="table" w:default="1" w:styleId="a1">
@@ -18984,7 +18988,7 @@
 </file>
 
 <file path=customXml/itemProps1.xml><?xml version="1.0" encoding="utf-8"?>
-<ds:datastoreItem xmlns:ds="http://schemas.openxmlformats.org/officeDocument/2006/customXml" ds:itemID="{73C010C5-E6D6-48CA-A2F6-58FA158F506F}">
+<ds:datastoreItem xmlns:ds="http://schemas.openxmlformats.org/officeDocument/2006/customXml" ds:itemID="{B32ABC46-8A10-4441-9829-51C4FCFC935E}">
   <ds:schemaRefs>
     <ds:schemaRef ds:uri="http://schemas.openxmlformats.org/officeDocument/2006/bibliography"/>
   </ds:schemaRefs>

--- a/documentation/Warehouse Inventory Management System (WIMS)_Siyka.docx
+++ b/documentation/Warehouse Inventory Management System (WIMS)_Siyka.docx
@@ -1504,7 +1504,25 @@
           <w:sz w:val="24"/>
           <w:szCs w:val="24"/>
         </w:rPr>
-        <w:t xml:space="preserve">• търсене на продажби по дата </w:t>
+        <w:t xml:space="preserve">• </w:t>
+      </w:r>
+      <w:r>
+        <w:rPr>
+          <w:rFonts w:ascii="Times New Roman" w:hAnsi="Times New Roman" w:cs="Times New Roman"/>
+          <w:sz w:val="24"/>
+          <w:szCs w:val="24"/>
+        </w:rPr>
+        <w:t xml:space="preserve">търсене на </w:t>
+      </w:r>
+      <w:bookmarkStart w:id="0" w:name="_GoBack"/>
+      <w:bookmarkEnd w:id="0"/>
+      <w:r>
+        <w:rPr>
+          <w:rFonts w:ascii="Times New Roman" w:hAnsi="Times New Roman" w:cs="Times New Roman"/>
+          <w:sz w:val="24"/>
+          <w:szCs w:val="24"/>
+        </w:rPr>
+        <w:t xml:space="preserve">доставки </w:t>
       </w:r>
     </w:p>
     <w:p>
@@ -1524,7 +1542,7 @@
           <w:sz w:val="24"/>
           <w:szCs w:val="24"/>
         </w:rPr>
-        <w:t xml:space="preserve">• списък на всички доставки </w:t>
+        <w:t xml:space="preserve">• търсене на доставка </w:t>
       </w:r>
     </w:p>
     <w:p>
@@ -1544,7 +1562,7 @@
           <w:sz w:val="24"/>
           <w:szCs w:val="24"/>
         </w:rPr>
-        <w:t xml:space="preserve">• търсене на доставка </w:t>
+        <w:t xml:space="preserve">• инвентар по складове </w:t>
       </w:r>
     </w:p>
     <w:p>
@@ -1564,7 +1582,7 @@
           <w:sz w:val="24"/>
           <w:szCs w:val="24"/>
         </w:rPr>
-        <w:t xml:space="preserve">• оборот по дни </w:t>
+        <w:t>• жизнен цикъл на продукт</w:t>
       </w:r>
     </w:p>
     <w:p>
@@ -1584,16 +1602,7 @@
           <w:sz w:val="24"/>
           <w:szCs w:val="24"/>
         </w:rPr>
-        <w:t>• най</w:t>
-      </w:r>
-      <w:r>
-        <w:rPr>
-          <w:rFonts w:ascii="Times New Roman" w:hAnsi="Times New Roman" w:cs="Times New Roman"/>
-          <w:sz w:val="24"/>
-          <w:szCs w:val="24"/>
-        </w:rPr>
-        <w:noBreakHyphen/>
-        <w:t xml:space="preserve">продавани продукти </w:t>
+        <w:t xml:space="preserve">Автоматично създадени потребители: При първо стартиране, ако файлът users.json е празен, системата автоматично създава два потребителя: </w:t>
       </w:r>
     </w:p>
     <w:p>
@@ -1613,7 +1622,7 @@
           <w:sz w:val="24"/>
           <w:szCs w:val="24"/>
         </w:rPr>
-        <w:t xml:space="preserve">• инвентар по складове </w:t>
+        <w:t xml:space="preserve">• администратор (Admin) </w:t>
       </w:r>
     </w:p>
     <w:p>
@@ -1633,7 +1642,23 @@
           <w:sz w:val="24"/>
           <w:szCs w:val="24"/>
         </w:rPr>
-        <w:t>• жизнен цикъл на продукт</w:t>
+        <w:t>• оператор (Operator)</w:t>
+      </w:r>
+      <w:r>
+        <w:rPr>
+          <w:rFonts w:ascii="Times New Roman" w:hAnsi="Times New Roman" w:cs="Times New Roman"/>
+          <w:sz w:val="24"/>
+          <w:szCs w:val="24"/>
+        </w:rPr>
+        <w:t xml:space="preserve">. </w:t>
+      </w:r>
+      <w:r>
+        <w:rPr>
+          <w:rFonts w:ascii="Times New Roman" w:hAnsi="Times New Roman" w:cs="Times New Roman"/>
+          <w:sz w:val="24"/>
+          <w:szCs w:val="24"/>
+        </w:rPr>
+        <w:t>Това гарантира, че системата винаги може да бъде достъпена, дори при липса на предварително създадени акаунти.</w:t>
       </w:r>
     </w:p>
     <w:p>
@@ -1647,83 +1672,6 @@
           <w:szCs w:val="24"/>
         </w:rPr>
       </w:pPr>
-      <w:r>
-        <w:rPr>
-          <w:rFonts w:ascii="Times New Roman" w:hAnsi="Times New Roman" w:cs="Times New Roman"/>
-          <w:sz w:val="24"/>
-          <w:szCs w:val="24"/>
-        </w:rPr>
-        <w:t xml:space="preserve">Автоматично създадени потребители: При първо стартиране, ако файлът users.json е празен, системата автоматично създава два потребителя: </w:t>
-      </w:r>
-    </w:p>
-    <w:p>
-      <w:pPr>
-        <w:spacing w:line="360" w:lineRule="auto"/>
-        <w:ind w:left="142"/>
-        <w:jc w:val="both"/>
-        <w:rPr>
-          <w:rFonts w:ascii="Times New Roman" w:hAnsi="Times New Roman" w:cs="Times New Roman"/>
-          <w:sz w:val="24"/>
-          <w:szCs w:val="24"/>
-        </w:rPr>
-      </w:pPr>
-      <w:r>
-        <w:rPr>
-          <w:rFonts w:ascii="Times New Roman" w:hAnsi="Times New Roman" w:cs="Times New Roman"/>
-          <w:sz w:val="24"/>
-          <w:szCs w:val="24"/>
-        </w:rPr>
-        <w:lastRenderedPageBreak/>
-        <w:t xml:space="preserve">• администратор (Admin) </w:t>
-      </w:r>
-    </w:p>
-    <w:p>
-      <w:pPr>
-        <w:spacing w:line="360" w:lineRule="auto"/>
-        <w:ind w:left="142"/>
-        <w:jc w:val="both"/>
-        <w:rPr>
-          <w:rFonts w:ascii="Times New Roman" w:hAnsi="Times New Roman" w:cs="Times New Roman"/>
-          <w:sz w:val="24"/>
-          <w:szCs w:val="24"/>
-        </w:rPr>
-      </w:pPr>
-      <w:r>
-        <w:rPr>
-          <w:rFonts w:ascii="Times New Roman" w:hAnsi="Times New Roman" w:cs="Times New Roman"/>
-          <w:sz w:val="24"/>
-          <w:szCs w:val="24"/>
-        </w:rPr>
-        <w:t>• оператор (Operator)</w:t>
-      </w:r>
-      <w:r>
-        <w:rPr>
-          <w:rFonts w:ascii="Times New Roman" w:hAnsi="Times New Roman" w:cs="Times New Roman"/>
-          <w:sz w:val="24"/>
-          <w:szCs w:val="24"/>
-        </w:rPr>
-        <w:t xml:space="preserve">. </w:t>
-      </w:r>
-      <w:r>
-        <w:rPr>
-          <w:rFonts w:ascii="Times New Roman" w:hAnsi="Times New Roman" w:cs="Times New Roman"/>
-          <w:sz w:val="24"/>
-          <w:szCs w:val="24"/>
-        </w:rPr>
-        <w:t>Това гарантира, че системата винаги може да бъде достъпена, дори при липса на предварително създадени акаунти.</w:t>
-      </w:r>
-    </w:p>
-    <w:p>
-      <w:pPr>
-        <w:spacing w:line="360" w:lineRule="auto"/>
-        <w:ind w:left="142"/>
-        <w:jc w:val="both"/>
-        <w:rPr>
-          <w:rFonts w:ascii="Times New Roman" w:hAnsi="Times New Roman" w:cs="Times New Roman"/>
-          <w:sz w:val="24"/>
-          <w:szCs w:val="24"/>
-        </w:rPr>
-      </w:pPr>
     </w:p>
     <w:p>
       <w:pPr>
@@ -1846,142 +1794,6 @@
           <w:szCs w:val="24"/>
         </w:rPr>
         <w:t xml:space="preserve">Моделът на данните дефинира основните обекти (ентитети) в системата за управление на складови наличности (WIMS) и връзките между тях. Всеки entity представлява реален бизнес обект — продукт, категория, доставчик, движение на стоки (IN/OUT/MOVE), потребител, складова локация, както и фактура (Invoice), която се генерира автоматично при продажби (OUT). </w:t>
-      </w:r>
-    </w:p>
-    <w:p>
-      <w:pPr>
-        <w:spacing w:line="360" w:lineRule="auto"/>
-        <w:ind w:left="284"/>
-        <w:rPr>
-          <w:rFonts w:ascii="Times New Roman" w:eastAsia="Times New Roman" w:hAnsi="Times New Roman" w:cs="Times New Roman"/>
-          <w:sz w:val="24"/>
-          <w:szCs w:val="24"/>
-        </w:rPr>
-      </w:pPr>
-      <w:r>
-        <w:rPr>
-          <w:rFonts w:ascii="Times New Roman" w:eastAsia="Times New Roman" w:hAnsi="Times New Roman" w:cs="Times New Roman"/>
-          <w:sz w:val="24"/>
-          <w:szCs w:val="24"/>
-        </w:rPr>
-        <w:t>Системата използва комбинация от UUID и текстови идентификатори, в зависимост от естеството на обекта:</w:t>
-      </w:r>
-    </w:p>
-    <w:p>
-      <w:pPr>
-        <w:numPr>
-          <w:ilvl w:val="0"/>
-          <w:numId w:val="5"/>
-        </w:numPr>
-        <w:spacing w:line="360" w:lineRule="auto"/>
-        <w:rPr>
-          <w:rFonts w:ascii="Times New Roman" w:eastAsia="Times New Roman" w:hAnsi="Times New Roman" w:cs="Times New Roman"/>
-          <w:sz w:val="24"/>
-          <w:szCs w:val="24"/>
-        </w:rPr>
-      </w:pPr>
-      <w:r>
-        <w:rPr>
-          <w:rFonts w:ascii="Times New Roman" w:eastAsia="Times New Roman" w:hAnsi="Times New Roman" w:cs="Times New Roman"/>
-          <w:b/>
-          <w:bCs/>
-          <w:sz w:val="24"/>
-          <w:szCs w:val="24"/>
-        </w:rPr>
-        <w:lastRenderedPageBreak/>
-        <w:t xml:space="preserve">Product, </w:t>
-      </w:r>
-      <w:proofErr w:type="spellStart"/>
-      <w:r>
-        <w:rPr>
-          <w:rFonts w:ascii="Times New Roman" w:eastAsia="Times New Roman" w:hAnsi="Times New Roman" w:cs="Times New Roman"/>
-          <w:b/>
-          <w:bCs/>
-          <w:sz w:val="24"/>
-          <w:szCs w:val="24"/>
-        </w:rPr>
-        <w:t>Category</w:t>
-      </w:r>
-      <w:proofErr w:type="spellEnd"/>
-      <w:r>
-        <w:rPr>
-          <w:rFonts w:ascii="Times New Roman" w:eastAsia="Times New Roman" w:hAnsi="Times New Roman" w:cs="Times New Roman"/>
-          <w:b/>
-          <w:bCs/>
-          <w:sz w:val="24"/>
-          <w:szCs w:val="24"/>
-        </w:rPr>
-        <w:t xml:space="preserve">, </w:t>
-      </w:r>
-      <w:proofErr w:type="spellStart"/>
-      <w:r>
-        <w:rPr>
-          <w:rFonts w:ascii="Times New Roman" w:eastAsia="Times New Roman" w:hAnsi="Times New Roman" w:cs="Times New Roman"/>
-          <w:b/>
-          <w:bCs/>
-          <w:sz w:val="24"/>
-          <w:szCs w:val="24"/>
-        </w:rPr>
-        <w:t>Supplier</w:t>
-      </w:r>
-      <w:proofErr w:type="spellEnd"/>
-      <w:r>
-        <w:rPr>
-          <w:rFonts w:ascii="Times New Roman" w:eastAsia="Times New Roman" w:hAnsi="Times New Roman" w:cs="Times New Roman"/>
-          <w:b/>
-          <w:bCs/>
-          <w:sz w:val="24"/>
-          <w:szCs w:val="24"/>
-        </w:rPr>
-        <w:t>, Location</w:t>
-      </w:r>
-      <w:r>
-        <w:rPr>
-          <w:rFonts w:ascii="Times New Roman" w:eastAsia="Times New Roman" w:hAnsi="Times New Roman" w:cs="Times New Roman"/>
-          <w:sz w:val="24"/>
-          <w:szCs w:val="24"/>
-        </w:rPr>
-        <w:t xml:space="preserve"> </w:t>
-      </w:r>
-      <w:r>
-        <w:rPr>
-          <w:rFonts w:ascii="Times New Roman" w:eastAsia="Times New Roman" w:hAnsi="Times New Roman" w:cs="Times New Roman"/>
-          <w:sz w:val="24"/>
-          <w:szCs w:val="24"/>
-        </w:rPr>
-        <w:t>използват UUID, тъй като представляват дългосрочни обекти, които трябва да бъдат уникални в цялата система.</w:t>
-      </w:r>
-    </w:p>
-    <w:p>
-      <w:pPr>
-        <w:numPr>
-          <w:ilvl w:val="0"/>
-          <w:numId w:val="5"/>
-        </w:numPr>
-        <w:spacing w:line="360" w:lineRule="auto"/>
-        <w:rPr>
-          <w:rFonts w:ascii="Times New Roman" w:eastAsia="Times New Roman" w:hAnsi="Times New Roman" w:cs="Times New Roman"/>
-          <w:sz w:val="24"/>
-          <w:szCs w:val="24"/>
-        </w:rPr>
-      </w:pPr>
-      <w:r>
-        <w:rPr>
-          <w:rFonts w:ascii="Times New Roman" w:eastAsia="Times New Roman" w:hAnsi="Times New Roman" w:cs="Times New Roman"/>
-          <w:b/>
-          <w:bCs/>
-          <w:sz w:val="24"/>
-          <w:szCs w:val="24"/>
-        </w:rPr>
-        <w:t>Movement, Invoice, User</w:t>
-      </w:r>
-      <w:r>
-        <w:rPr>
-          <w:rFonts w:ascii="Times New Roman" w:eastAsia="Times New Roman" w:hAnsi="Times New Roman" w:cs="Times New Roman"/>
-          <w:sz w:val="24"/>
-          <w:szCs w:val="24"/>
-        </w:rPr>
-        <w:t xml:space="preserve"> използват текстови ID стойности, генерирани от контролерите, тъй като представляват операции и събития, които се натрупват във времето и се проследяват последователно.</w:t>
       </w:r>
     </w:p>
     <w:p>
@@ -2110,6 +1922,7 @@
           <w:sz w:val="24"/>
           <w:szCs w:val="24"/>
         </w:rPr>
+        <w:lastRenderedPageBreak/>
         <w:t>пълна проследимост на движенията чрез Movement (IN/OUT/MOVE)</w:t>
       </w:r>
     </w:p>
@@ -2154,7 +1967,6 @@
           <w:sz w:val="24"/>
           <w:szCs w:val="24"/>
         </w:rPr>
-        <w:lastRenderedPageBreak/>
         <w:t>възможност за генериране на справки и отчети чрез контролерите и view модулите</w:t>
       </w:r>
     </w:p>
@@ -2586,6 +2398,7 @@
                 <w:sz w:val="24"/>
                 <w:szCs w:val="24"/>
               </w:rPr>
+              <w:lastRenderedPageBreak/>
               <w:t>last_name</w:t>
             </w:r>
           </w:p>
@@ -2782,7 +2595,6 @@
                 <w:sz w:val="24"/>
                 <w:szCs w:val="24"/>
               </w:rPr>
-              <w:lastRenderedPageBreak/>
               <w:t>username</w:t>
             </w:r>
           </w:p>
@@ -3398,6 +3210,7 @@
           <w:sz w:val="24"/>
           <w:szCs w:val="24"/>
         </w:rPr>
+        <w:lastRenderedPageBreak/>
         <w:t>Administrator</w:t>
       </w:r>
       <w:r>
@@ -3463,7 +3276,6 @@
           <w:sz w:val="24"/>
           <w:szCs w:val="24"/>
         </w:rPr>
-        <w:lastRenderedPageBreak/>
         <w:t>Product (Продукт)</w:t>
       </w:r>
     </w:p>
@@ -3530,9 +3342,9 @@
         <w:tblLook w:val="04A0" w:firstRow="1" w:lastRow="0" w:firstColumn="1" w:lastColumn="0" w:noHBand="0" w:noVBand="1"/>
       </w:tblPr>
       <w:tblGrid>
-        <w:gridCol w:w="1256"/>
-        <w:gridCol w:w="1383"/>
-        <w:gridCol w:w="2640"/>
+        <w:gridCol w:w="1242"/>
+        <w:gridCol w:w="1183"/>
+        <w:gridCol w:w="2854"/>
         <w:gridCol w:w="5909"/>
       </w:tblGrid>
       <w:tr>
@@ -3954,6 +3766,7 @@
                 <w:sz w:val="24"/>
                 <w:szCs w:val="24"/>
               </w:rPr>
+              <w:lastRenderedPageBreak/>
               <w:t>categories</w:t>
             </w:r>
           </w:p>
@@ -4083,7 +3896,6 @@
                 <w:sz w:val="24"/>
                 <w:szCs w:val="24"/>
               </w:rPr>
-              <w:lastRenderedPageBreak/>
               <w:t>unit</w:t>
             </w:r>
           </w:p>
@@ -4471,7 +4283,7 @@
                 <w:sz w:val="24"/>
                 <w:szCs w:val="24"/>
               </w:rPr>
-              <w:t>supplier_id</w:t>
+              <w:t>created</w:t>
             </w:r>
           </w:p>
         </w:tc>
@@ -4502,7 +4314,7 @@
                 <w:sz w:val="24"/>
                 <w:szCs w:val="24"/>
               </w:rPr>
-              <w:t>string (UUID) или None</w:t>
+              <w:t>datetime string</w:t>
             </w:r>
           </w:p>
         </w:tc>
@@ -4533,7 +4345,7 @@
                 <w:sz w:val="24"/>
                 <w:szCs w:val="24"/>
               </w:rPr>
-              <w:t>Доставчик</w:t>
+              <w:t>Дата на създаване</w:t>
             </w:r>
           </w:p>
         </w:tc>
@@ -4564,7 +4376,7 @@
                 <w:sz w:val="24"/>
                 <w:szCs w:val="24"/>
               </w:rPr>
-              <w:t>Ако е подаден → проверка за съществуване.</w:t>
+              <w:t>Автоматично, ако липсва.</w:t>
             </w:r>
           </w:p>
         </w:tc>
@@ -4600,394 +4412,6 @@
                 <w:sz w:val="24"/>
                 <w:szCs w:val="24"/>
               </w:rPr>
-              <w:t>tags</w:t>
-            </w:r>
-          </w:p>
-        </w:tc>
-        <w:tc>
-          <w:tcPr>
-            <w:tcW w:w="0" w:type="auto"/>
-            <w:shd w:val="clear" w:color="auto" w:fill="D9D9D9" w:themeFill="background1" w:themeFillShade="D9"/>
-            <w:vAlign w:val="center"/>
-            <w:hideMark/>
-          </w:tcPr>
-          <w:p>
-            <w:pPr>
-              <w:spacing w:before="100" w:beforeAutospacing="1" w:after="100" w:afterAutospacing="1" w:line="360" w:lineRule="auto"/>
-              <w:outlineLvl w:val="2"/>
-              <w:rPr>
-                <w:rFonts w:ascii="Times New Roman" w:eastAsia="Times New Roman" w:hAnsi="Times New Roman" w:cs="Times New Roman"/>
-                <w:b/>
-                <w:bCs/>
-                <w:sz w:val="24"/>
-                <w:szCs w:val="24"/>
-              </w:rPr>
-            </w:pPr>
-            <w:r>
-              <w:rPr>
-                <w:rFonts w:ascii="Times New Roman" w:eastAsia="Times New Roman" w:hAnsi="Times New Roman" w:cs="Times New Roman"/>
-                <w:b/>
-                <w:bCs/>
-                <w:sz w:val="24"/>
-                <w:szCs w:val="24"/>
-              </w:rPr>
-              <w:t>list</w:t>
-            </w:r>
-          </w:p>
-        </w:tc>
-        <w:tc>
-          <w:tcPr>
-            <w:tcW w:w="0" w:type="auto"/>
-            <w:shd w:val="clear" w:color="auto" w:fill="D9D9D9" w:themeFill="background1" w:themeFillShade="D9"/>
-            <w:vAlign w:val="center"/>
-            <w:hideMark/>
-          </w:tcPr>
-          <w:p>
-            <w:pPr>
-              <w:spacing w:before="100" w:beforeAutospacing="1" w:after="100" w:afterAutospacing="1" w:line="360" w:lineRule="auto"/>
-              <w:outlineLvl w:val="2"/>
-              <w:rPr>
-                <w:rFonts w:ascii="Times New Roman" w:eastAsia="Times New Roman" w:hAnsi="Times New Roman" w:cs="Times New Roman"/>
-                <w:b/>
-                <w:bCs/>
-                <w:sz w:val="24"/>
-                <w:szCs w:val="24"/>
-              </w:rPr>
-            </w:pPr>
-            <w:r>
-              <w:rPr>
-                <w:rFonts w:ascii="Times New Roman" w:eastAsia="Times New Roman" w:hAnsi="Times New Roman" w:cs="Times New Roman"/>
-                <w:b/>
-                <w:bCs/>
-                <w:sz w:val="24"/>
-                <w:szCs w:val="24"/>
-              </w:rPr>
-              <w:t>Списък от тагове</w:t>
-            </w:r>
-          </w:p>
-        </w:tc>
-        <w:tc>
-          <w:tcPr>
-            <w:tcW w:w="5864" w:type="dxa"/>
-            <w:shd w:val="clear" w:color="auto" w:fill="D9D9D9" w:themeFill="background1" w:themeFillShade="D9"/>
-            <w:vAlign w:val="center"/>
-            <w:hideMark/>
-          </w:tcPr>
-          <w:p>
-            <w:pPr>
-              <w:spacing w:before="100" w:beforeAutospacing="1" w:after="100" w:afterAutospacing="1" w:line="360" w:lineRule="auto"/>
-              <w:outlineLvl w:val="2"/>
-              <w:rPr>
-                <w:rFonts w:ascii="Times New Roman" w:eastAsia="Times New Roman" w:hAnsi="Times New Roman" w:cs="Times New Roman"/>
-                <w:b/>
-                <w:bCs/>
-                <w:sz w:val="24"/>
-                <w:szCs w:val="24"/>
-              </w:rPr>
-            </w:pPr>
-            <w:r>
-              <w:rPr>
-                <w:rFonts w:ascii="Times New Roman" w:eastAsia="Times New Roman" w:hAnsi="Times New Roman" w:cs="Times New Roman"/>
-                <w:b/>
-                <w:bCs/>
-                <w:sz w:val="24"/>
-                <w:szCs w:val="24"/>
-              </w:rPr>
-              <w:t>Ако не е списък → става празен списък. Няма валидация.</w:t>
-            </w:r>
-          </w:p>
-        </w:tc>
-      </w:tr>
-      <w:tr>
-        <w:trPr>
-          <w:tblCellSpacing w:w="15" w:type="dxa"/>
-        </w:trPr>
-        <w:tc>
-          <w:tcPr>
-            <w:tcW w:w="0" w:type="auto"/>
-            <w:shd w:val="clear" w:color="auto" w:fill="D9D9D9" w:themeFill="background1" w:themeFillShade="D9"/>
-            <w:vAlign w:val="center"/>
-            <w:hideMark/>
-          </w:tcPr>
-          <w:p>
-            <w:pPr>
-              <w:spacing w:before="100" w:beforeAutospacing="1" w:after="100" w:afterAutospacing="1" w:line="360" w:lineRule="auto"/>
-              <w:outlineLvl w:val="2"/>
-              <w:rPr>
-                <w:rFonts w:ascii="Times New Roman" w:eastAsia="Times New Roman" w:hAnsi="Times New Roman" w:cs="Times New Roman"/>
-                <w:b/>
-                <w:bCs/>
-                <w:sz w:val="24"/>
-                <w:szCs w:val="24"/>
-              </w:rPr>
-            </w:pPr>
-            <w:r>
-              <w:rPr>
-                <w:rFonts w:ascii="Times New Roman" w:eastAsia="Times New Roman" w:hAnsi="Times New Roman" w:cs="Times New Roman"/>
-                <w:b/>
-                <w:bCs/>
-                <w:sz w:val="24"/>
-                <w:szCs w:val="24"/>
-              </w:rPr>
-              <w:t>location_id</w:t>
-            </w:r>
-          </w:p>
-        </w:tc>
-        <w:tc>
-          <w:tcPr>
-            <w:tcW w:w="0" w:type="auto"/>
-            <w:shd w:val="clear" w:color="auto" w:fill="D9D9D9" w:themeFill="background1" w:themeFillShade="D9"/>
-            <w:vAlign w:val="center"/>
-            <w:hideMark/>
-          </w:tcPr>
-          <w:p>
-            <w:pPr>
-              <w:spacing w:before="100" w:beforeAutospacing="1" w:after="100" w:afterAutospacing="1" w:line="360" w:lineRule="auto"/>
-              <w:outlineLvl w:val="2"/>
-              <w:rPr>
-                <w:rFonts w:ascii="Times New Roman" w:eastAsia="Times New Roman" w:hAnsi="Times New Roman" w:cs="Times New Roman"/>
-                <w:b/>
-                <w:bCs/>
-                <w:sz w:val="24"/>
-                <w:szCs w:val="24"/>
-              </w:rPr>
-            </w:pPr>
-            <w:r>
-              <w:rPr>
-                <w:rFonts w:ascii="Times New Roman" w:eastAsia="Times New Roman" w:hAnsi="Times New Roman" w:cs="Times New Roman"/>
-                <w:b/>
-                <w:bCs/>
-                <w:sz w:val="24"/>
-                <w:szCs w:val="24"/>
-              </w:rPr>
-              <w:t>string или None</w:t>
-            </w:r>
-          </w:p>
-        </w:tc>
-        <w:tc>
-          <w:tcPr>
-            <w:tcW w:w="0" w:type="auto"/>
-            <w:shd w:val="clear" w:color="auto" w:fill="D9D9D9" w:themeFill="background1" w:themeFillShade="D9"/>
-            <w:vAlign w:val="center"/>
-            <w:hideMark/>
-          </w:tcPr>
-          <w:p>
-            <w:pPr>
-              <w:spacing w:before="100" w:beforeAutospacing="1" w:after="100" w:afterAutospacing="1" w:line="360" w:lineRule="auto"/>
-              <w:outlineLvl w:val="2"/>
-              <w:rPr>
-                <w:rFonts w:ascii="Times New Roman" w:eastAsia="Times New Roman" w:hAnsi="Times New Roman" w:cs="Times New Roman"/>
-                <w:b/>
-                <w:bCs/>
-                <w:sz w:val="24"/>
-                <w:szCs w:val="24"/>
-              </w:rPr>
-            </w:pPr>
-            <w:r>
-              <w:rPr>
-                <w:rFonts w:ascii="Times New Roman" w:eastAsia="Times New Roman" w:hAnsi="Times New Roman" w:cs="Times New Roman"/>
-                <w:b/>
-                <w:bCs/>
-                <w:sz w:val="24"/>
-                <w:szCs w:val="24"/>
-              </w:rPr>
-              <w:t>Локация на продукта</w:t>
-            </w:r>
-          </w:p>
-        </w:tc>
-        <w:tc>
-          <w:tcPr>
-            <w:tcW w:w="5864" w:type="dxa"/>
-            <w:shd w:val="clear" w:color="auto" w:fill="D9D9D9" w:themeFill="background1" w:themeFillShade="D9"/>
-            <w:vAlign w:val="center"/>
-            <w:hideMark/>
-          </w:tcPr>
-          <w:p>
-            <w:pPr>
-              <w:spacing w:before="100" w:beforeAutospacing="1" w:after="100" w:afterAutospacing="1" w:line="360" w:lineRule="auto"/>
-              <w:outlineLvl w:val="2"/>
-              <w:rPr>
-                <w:rFonts w:ascii="Times New Roman" w:eastAsia="Times New Roman" w:hAnsi="Times New Roman" w:cs="Times New Roman"/>
-                <w:b/>
-                <w:bCs/>
-                <w:sz w:val="24"/>
-                <w:szCs w:val="24"/>
-              </w:rPr>
-            </w:pPr>
-            <w:r>
-              <w:rPr>
-                <w:rFonts w:ascii="Times New Roman" w:eastAsia="Times New Roman" w:hAnsi="Times New Roman" w:cs="Times New Roman"/>
-                <w:b/>
-                <w:bCs/>
-                <w:sz w:val="24"/>
-                <w:szCs w:val="24"/>
-              </w:rPr>
-              <w:t>Няма валидация в модела. Използва се при уникалност на името.</w:t>
-            </w:r>
-          </w:p>
-        </w:tc>
-      </w:tr>
-      <w:tr>
-        <w:trPr>
-          <w:tblCellSpacing w:w="15" w:type="dxa"/>
-        </w:trPr>
-        <w:tc>
-          <w:tcPr>
-            <w:tcW w:w="0" w:type="auto"/>
-            <w:shd w:val="clear" w:color="auto" w:fill="D9D9D9" w:themeFill="background1" w:themeFillShade="D9"/>
-            <w:vAlign w:val="center"/>
-            <w:hideMark/>
-          </w:tcPr>
-          <w:p>
-            <w:pPr>
-              <w:spacing w:before="100" w:beforeAutospacing="1" w:after="100" w:afterAutospacing="1" w:line="360" w:lineRule="auto"/>
-              <w:outlineLvl w:val="2"/>
-              <w:rPr>
-                <w:rFonts w:ascii="Times New Roman" w:eastAsia="Times New Roman" w:hAnsi="Times New Roman" w:cs="Times New Roman"/>
-                <w:b/>
-                <w:bCs/>
-                <w:sz w:val="24"/>
-                <w:szCs w:val="24"/>
-              </w:rPr>
-            </w:pPr>
-            <w:r>
-              <w:rPr>
-                <w:rFonts w:ascii="Times New Roman" w:eastAsia="Times New Roman" w:hAnsi="Times New Roman" w:cs="Times New Roman"/>
-                <w:b/>
-                <w:bCs/>
-                <w:sz w:val="24"/>
-                <w:szCs w:val="24"/>
-              </w:rPr>
-              <w:lastRenderedPageBreak/>
-              <w:t>created</w:t>
-            </w:r>
-          </w:p>
-        </w:tc>
-        <w:tc>
-          <w:tcPr>
-            <w:tcW w:w="0" w:type="auto"/>
-            <w:shd w:val="clear" w:color="auto" w:fill="D9D9D9" w:themeFill="background1" w:themeFillShade="D9"/>
-            <w:vAlign w:val="center"/>
-            <w:hideMark/>
-          </w:tcPr>
-          <w:p>
-            <w:pPr>
-              <w:spacing w:before="100" w:beforeAutospacing="1" w:after="100" w:afterAutospacing="1" w:line="360" w:lineRule="auto"/>
-              <w:outlineLvl w:val="2"/>
-              <w:rPr>
-                <w:rFonts w:ascii="Times New Roman" w:eastAsia="Times New Roman" w:hAnsi="Times New Roman" w:cs="Times New Roman"/>
-                <w:b/>
-                <w:bCs/>
-                <w:sz w:val="24"/>
-                <w:szCs w:val="24"/>
-              </w:rPr>
-            </w:pPr>
-            <w:r>
-              <w:rPr>
-                <w:rFonts w:ascii="Times New Roman" w:eastAsia="Times New Roman" w:hAnsi="Times New Roman" w:cs="Times New Roman"/>
-                <w:b/>
-                <w:bCs/>
-                <w:sz w:val="24"/>
-                <w:szCs w:val="24"/>
-              </w:rPr>
-              <w:t>datetime string</w:t>
-            </w:r>
-          </w:p>
-        </w:tc>
-        <w:tc>
-          <w:tcPr>
-            <w:tcW w:w="0" w:type="auto"/>
-            <w:shd w:val="clear" w:color="auto" w:fill="D9D9D9" w:themeFill="background1" w:themeFillShade="D9"/>
-            <w:vAlign w:val="center"/>
-            <w:hideMark/>
-          </w:tcPr>
-          <w:p>
-            <w:pPr>
-              <w:spacing w:before="100" w:beforeAutospacing="1" w:after="100" w:afterAutospacing="1" w:line="360" w:lineRule="auto"/>
-              <w:outlineLvl w:val="2"/>
-              <w:rPr>
-                <w:rFonts w:ascii="Times New Roman" w:eastAsia="Times New Roman" w:hAnsi="Times New Roman" w:cs="Times New Roman"/>
-                <w:b/>
-                <w:bCs/>
-                <w:sz w:val="24"/>
-                <w:szCs w:val="24"/>
-              </w:rPr>
-            </w:pPr>
-            <w:r>
-              <w:rPr>
-                <w:rFonts w:ascii="Times New Roman" w:eastAsia="Times New Roman" w:hAnsi="Times New Roman" w:cs="Times New Roman"/>
-                <w:b/>
-                <w:bCs/>
-                <w:sz w:val="24"/>
-                <w:szCs w:val="24"/>
-              </w:rPr>
-              <w:t>Дата на създаване</w:t>
-            </w:r>
-          </w:p>
-        </w:tc>
-        <w:tc>
-          <w:tcPr>
-            <w:tcW w:w="5864" w:type="dxa"/>
-            <w:shd w:val="clear" w:color="auto" w:fill="D9D9D9" w:themeFill="background1" w:themeFillShade="D9"/>
-            <w:vAlign w:val="center"/>
-            <w:hideMark/>
-          </w:tcPr>
-          <w:p>
-            <w:pPr>
-              <w:spacing w:before="100" w:beforeAutospacing="1" w:after="100" w:afterAutospacing="1" w:line="360" w:lineRule="auto"/>
-              <w:outlineLvl w:val="2"/>
-              <w:rPr>
-                <w:rFonts w:ascii="Times New Roman" w:eastAsia="Times New Roman" w:hAnsi="Times New Roman" w:cs="Times New Roman"/>
-                <w:b/>
-                <w:bCs/>
-                <w:sz w:val="24"/>
-                <w:szCs w:val="24"/>
-              </w:rPr>
-            </w:pPr>
-            <w:r>
-              <w:rPr>
-                <w:rFonts w:ascii="Times New Roman" w:eastAsia="Times New Roman" w:hAnsi="Times New Roman" w:cs="Times New Roman"/>
-                <w:b/>
-                <w:bCs/>
-                <w:sz w:val="24"/>
-                <w:szCs w:val="24"/>
-              </w:rPr>
-              <w:t>Автоматично, ако липсва.</w:t>
-            </w:r>
-          </w:p>
-        </w:tc>
-      </w:tr>
-      <w:tr>
-        <w:trPr>
-          <w:tblCellSpacing w:w="15" w:type="dxa"/>
-        </w:trPr>
-        <w:tc>
-          <w:tcPr>
-            <w:tcW w:w="0" w:type="auto"/>
-            <w:shd w:val="clear" w:color="auto" w:fill="D9D9D9" w:themeFill="background1" w:themeFillShade="D9"/>
-            <w:vAlign w:val="center"/>
-            <w:hideMark/>
-          </w:tcPr>
-          <w:p>
-            <w:pPr>
-              <w:spacing w:before="100" w:beforeAutospacing="1" w:after="100" w:afterAutospacing="1" w:line="360" w:lineRule="auto"/>
-              <w:outlineLvl w:val="2"/>
-              <w:rPr>
-                <w:rFonts w:ascii="Times New Roman" w:eastAsia="Times New Roman" w:hAnsi="Times New Roman" w:cs="Times New Roman"/>
-                <w:b/>
-                <w:bCs/>
-                <w:sz w:val="24"/>
-                <w:szCs w:val="24"/>
-              </w:rPr>
-            </w:pPr>
-            <w:r>
-              <w:rPr>
-                <w:rFonts w:ascii="Times New Roman" w:eastAsia="Times New Roman" w:hAnsi="Times New Roman" w:cs="Times New Roman"/>
-                <w:b/>
-                <w:bCs/>
-                <w:sz w:val="24"/>
-                <w:szCs w:val="24"/>
-              </w:rPr>
               <w:t>modified</w:t>
             </w:r>
           </w:p>
@@ -5128,11 +4552,7 @@
           <w:szCs w:val="24"/>
         </w:rPr>
       </w:pPr>
-    </w:p>
-    <w:p>
-      <w:pPr>
-        <w:spacing w:before="100" w:beforeAutospacing="1" w:after="100" w:afterAutospacing="1" w:line="360" w:lineRule="auto"/>
-        <w:outlineLvl w:val="0"/>
+      <w:r>
         <w:rPr>
           <w:rFonts w:ascii="Times New Roman" w:eastAsia="Times New Roman" w:hAnsi="Times New Roman" w:cs="Times New Roman"/>
           <w:b/>
@@ -5141,45 +4561,6 @@
           <w:sz w:val="24"/>
           <w:szCs w:val="24"/>
         </w:rPr>
-      </w:pPr>
-    </w:p>
-    <w:p>
-      <w:pPr>
-        <w:spacing w:before="100" w:beforeAutospacing="1" w:after="100" w:afterAutospacing="1" w:line="360" w:lineRule="auto"/>
-        <w:outlineLvl w:val="0"/>
-        <w:rPr>
-          <w:rFonts w:ascii="Times New Roman" w:eastAsia="Times New Roman" w:hAnsi="Times New Roman" w:cs="Times New Roman"/>
-          <w:b/>
-          <w:bCs/>
-          <w:kern w:val="36"/>
-          <w:sz w:val="24"/>
-          <w:szCs w:val="24"/>
-        </w:rPr>
-      </w:pPr>
-    </w:p>
-    <w:p>
-      <w:pPr>
-        <w:spacing w:before="100" w:beforeAutospacing="1" w:after="100" w:afterAutospacing="1" w:line="360" w:lineRule="auto"/>
-        <w:outlineLvl w:val="0"/>
-        <w:rPr>
-          <w:rFonts w:ascii="Times New Roman" w:eastAsia="Times New Roman" w:hAnsi="Times New Roman" w:cs="Times New Roman"/>
-          <w:b/>
-          <w:bCs/>
-          <w:kern w:val="36"/>
-          <w:sz w:val="24"/>
-          <w:szCs w:val="24"/>
-        </w:rPr>
-      </w:pPr>
-      <w:r>
-        <w:rPr>
-          <w:rFonts w:ascii="Times New Roman" w:eastAsia="Times New Roman" w:hAnsi="Times New Roman" w:cs="Times New Roman"/>
-          <w:b/>
-          <w:bCs/>
-          <w:kern w:val="36"/>
-          <w:sz w:val="24"/>
-          <w:szCs w:val="24"/>
-        </w:rPr>
-        <w:lastRenderedPageBreak/>
         <w:t>Category (Категория)</w:t>
       </w:r>
     </w:p>
@@ -5268,8 +4649,8 @@
                 <w:szCs w:val="24"/>
               </w:rPr>
             </w:pPr>
-            <w:bookmarkStart w:id="0" w:name="_Hlk220449220"/>
-            <w:bookmarkStart w:id="1" w:name="_Hlk220448146"/>
+            <w:bookmarkStart w:id="1" w:name="_Hlk220449220"/>
+            <w:bookmarkStart w:id="2" w:name="_Hlk220448146"/>
             <w:r>
               <w:rPr>
                 <w:rFonts w:ascii="Times New Roman" w:eastAsia="Times New Roman" w:hAnsi="Times New Roman" w:cs="Times New Roman"/>
@@ -5825,12 +5206,12 @@
           </w:p>
         </w:tc>
       </w:tr>
-      <w:bookmarkEnd w:id="0"/>
       <w:bookmarkEnd w:id="1"/>
+      <w:bookmarkEnd w:id="2"/>
       <w:tr>
         <w:trPr>
           <w:cnfStyle w:val="000000100000" w:firstRow="0" w:lastRow="0" w:firstColumn="0" w:lastColumn="0" w:oddVBand="0" w:evenVBand="0" w:oddHBand="1" w:evenHBand="0" w:firstRowFirstColumn="0" w:firstRowLastColumn="0" w:lastRowFirstColumn="0" w:lastRowLastColumn="0"/>
-          <w:trHeight w:val="1156"/>
+          <w:trHeight w:val="1584"/>
         </w:trPr>
         <w:tc>
           <w:tcPr>
@@ -11481,6 +10862,7 @@
       <w:tr>
         <w:trPr>
           <w:cnfStyle w:val="000000100000" w:firstRow="0" w:lastRow="0" w:firstColumn="0" w:lastColumn="0" w:oddVBand="0" w:evenVBand="0" w:oddHBand="1" w:evenHBand="0" w:firstRowFirstColumn="0" w:firstRowLastColumn="0" w:lastRowFirstColumn="0" w:lastRowLastColumn="0"/>
+          <w:trHeight w:val="575"/>
         </w:trPr>
         <w:tc>
           <w:tcPr>
@@ -11832,36 +11214,42 @@
         </w:rPr>
         <w:t>Връзки между entity</w:t>
       </w:r>
-    </w:p>
-    <w:p>
-      <w:pPr>
-        <w:numPr>
-          <w:ilvl w:val="0"/>
-          <w:numId w:val="7"/>
-        </w:numPr>
+      <w:r>
+        <w:rPr>
+          <w:rFonts w:ascii="Times New Roman" w:eastAsia="Times New Roman" w:hAnsi="Times New Roman" w:cs="Times New Roman"/>
+          <w:b/>
+          <w:bCs/>
+          <w:sz w:val="24"/>
+          <w:szCs w:val="24"/>
+        </w:rPr>
+        <w:t xml:space="preserve"> </w:t>
+      </w:r>
+    </w:p>
+    <w:p>
+      <w:pPr>
         <w:spacing w:before="100" w:beforeAutospacing="1" w:after="100" w:afterAutospacing="1" w:line="360" w:lineRule="auto"/>
         <w:outlineLvl w:val="0"/>
         <w:rPr>
           <w:rFonts w:ascii="Times New Roman" w:eastAsia="Times New Roman" w:hAnsi="Times New Roman" w:cs="Times New Roman"/>
-          <w:sz w:val="24"/>
-          <w:szCs w:val="24"/>
-        </w:rPr>
-      </w:pPr>
-      <w:r>
-        <w:rPr>
-          <w:rFonts w:ascii="Times New Roman" w:eastAsia="Times New Roman" w:hAnsi="Times New Roman" w:cs="Times New Roman"/>
-          <w:sz w:val="24"/>
-          <w:szCs w:val="24"/>
-        </w:rPr>
-        <w:t>Category → Category (1 : many) Поле: parent_id Категория може да има подкатегории. Подкатегорията сочи към родителя.</w:t>
-      </w:r>
-    </w:p>
-    <w:p>
-      <w:pPr>
-        <w:numPr>
-          <w:ilvl w:val="0"/>
-          <w:numId w:val="7"/>
-        </w:numPr>
+          <w:b/>
+          <w:bCs/>
+          <w:sz w:val="24"/>
+          <w:szCs w:val="24"/>
+        </w:rPr>
+      </w:pPr>
+      <w:r>
+        <w:rPr>
+          <w:rFonts w:ascii="Times New Roman" w:eastAsia="Times New Roman" w:hAnsi="Times New Roman" w:cs="Times New Roman"/>
+          <w:b/>
+          <w:bCs/>
+          <w:sz w:val="24"/>
+          <w:szCs w:val="24"/>
+        </w:rPr>
+        <w:t>1. Category → Category (1 : many)</w:t>
+      </w:r>
+    </w:p>
+    <w:p>
+      <w:pPr>
         <w:spacing w:before="100" w:beforeAutospacing="1" w:after="100" w:afterAutospacing="1" w:line="360" w:lineRule="auto"/>
         <w:outlineLvl w:val="0"/>
         <w:rPr>
@@ -11873,41 +11261,47 @@
       <w:r>
         <w:rPr>
           <w:rFonts w:ascii="Times New Roman" w:eastAsia="Times New Roman" w:hAnsi="Times New Roman" w:cs="Times New Roman"/>
-          <w:sz w:val="24"/>
-          <w:szCs w:val="24"/>
-        </w:rPr>
-        <w:t>Product → Category (many : many) Поле: categories (list) Продуктът може да принадлежи към много категории.</w:t>
-      </w:r>
-    </w:p>
-    <w:p>
-      <w:pPr>
-        <w:numPr>
-          <w:ilvl w:val="0"/>
-          <w:numId w:val="7"/>
-        </w:numPr>
+          <w:b/>
+          <w:bCs/>
+          <w:sz w:val="24"/>
+          <w:szCs w:val="24"/>
+        </w:rPr>
+        <w:t>Поле:</w:t>
+      </w:r>
+      <w:r>
+        <w:rPr>
+          <w:rFonts w:ascii="Times New Roman" w:eastAsia="Times New Roman" w:hAnsi="Times New Roman" w:cs="Times New Roman"/>
+          <w:sz w:val="24"/>
+          <w:szCs w:val="24"/>
+        </w:rPr>
+        <w:t xml:space="preserve"> parent_id Една категория може да има много подкатегории. Подкатегорията сочи към родителската категория.</w:t>
+      </w:r>
+    </w:p>
+    <w:p>
+      <w:pPr>
         <w:spacing w:before="100" w:beforeAutospacing="1" w:after="100" w:afterAutospacing="1" w:line="360" w:lineRule="auto"/>
         <w:outlineLvl w:val="0"/>
         <w:rPr>
           <w:rFonts w:ascii="Times New Roman" w:eastAsia="Times New Roman" w:hAnsi="Times New Roman" w:cs="Times New Roman"/>
-          <w:sz w:val="24"/>
-          <w:szCs w:val="24"/>
-        </w:rPr>
-      </w:pPr>
-      <w:r>
-        <w:rPr>
-          <w:rFonts w:ascii="Times New Roman" w:eastAsia="Times New Roman" w:hAnsi="Times New Roman" w:cs="Times New Roman"/>
-          <w:sz w:val="24"/>
-          <w:szCs w:val="24"/>
-        </w:rPr>
-        <w:t>Product → Supplier (many : 1) Поле: supplier_id Много продукти могат да имат един доставчик.</w:t>
-      </w:r>
-    </w:p>
-    <w:p>
-      <w:pPr>
-        <w:numPr>
-          <w:ilvl w:val="0"/>
-          <w:numId w:val="7"/>
-        </w:numPr>
+          <w:b/>
+          <w:bCs/>
+          <w:sz w:val="24"/>
+          <w:szCs w:val="24"/>
+        </w:rPr>
+      </w:pPr>
+      <w:r>
+        <w:rPr>
+          <w:rFonts w:ascii="Times New Roman" w:eastAsia="Times New Roman" w:hAnsi="Times New Roman" w:cs="Times New Roman"/>
+          <w:b/>
+          <w:bCs/>
+          <w:sz w:val="24"/>
+          <w:szCs w:val="24"/>
+        </w:rPr>
+        <w:t>2. Product → Category (many : many)</w:t>
+      </w:r>
+    </w:p>
+    <w:p>
+      <w:pPr>
         <w:spacing w:before="100" w:beforeAutospacing="1" w:after="100" w:afterAutospacing="1" w:line="360" w:lineRule="auto"/>
         <w:outlineLvl w:val="0"/>
         <w:rPr>
@@ -11919,41 +11313,48 @@
       <w:r>
         <w:rPr>
           <w:rFonts w:ascii="Times New Roman" w:eastAsia="Times New Roman" w:hAnsi="Times New Roman" w:cs="Times New Roman"/>
-          <w:sz w:val="24"/>
-          <w:szCs w:val="24"/>
-        </w:rPr>
-        <w:t>Movement → Product (many : 1) Поле: product_id Всяко движение е за точно един продукт.</w:t>
-      </w:r>
-    </w:p>
-    <w:p>
-      <w:pPr>
-        <w:numPr>
-          <w:ilvl w:val="0"/>
-          <w:numId w:val="7"/>
-        </w:numPr>
+          <w:b/>
+          <w:bCs/>
+          <w:sz w:val="24"/>
+          <w:szCs w:val="24"/>
+        </w:rPr>
+        <w:lastRenderedPageBreak/>
+        <w:t>Поле:</w:t>
+      </w:r>
+      <w:r>
+        <w:rPr>
+          <w:rFonts w:ascii="Times New Roman" w:eastAsia="Times New Roman" w:hAnsi="Times New Roman" w:cs="Times New Roman"/>
+          <w:sz w:val="24"/>
+          <w:szCs w:val="24"/>
+        </w:rPr>
+        <w:t xml:space="preserve"> categories (list от Category обекти) Един продукт може да принадлежи към много категории. Една категория може да съдържа много продукти.</w:t>
+      </w:r>
+    </w:p>
+    <w:p>
+      <w:pPr>
         <w:spacing w:before="100" w:beforeAutospacing="1" w:after="100" w:afterAutospacing="1" w:line="360" w:lineRule="auto"/>
         <w:outlineLvl w:val="0"/>
         <w:rPr>
           <w:rFonts w:ascii="Times New Roman" w:eastAsia="Times New Roman" w:hAnsi="Times New Roman" w:cs="Times New Roman"/>
-          <w:sz w:val="24"/>
-          <w:szCs w:val="24"/>
-        </w:rPr>
-      </w:pPr>
-      <w:r>
-        <w:rPr>
-          <w:rFonts w:ascii="Times New Roman" w:eastAsia="Times New Roman" w:hAnsi="Times New Roman" w:cs="Times New Roman"/>
-          <w:sz w:val="24"/>
-          <w:szCs w:val="24"/>
-        </w:rPr>
-        <w:t>Movement → User (many : 1) Поле: user_id Всяко движение е извършено от един потребител.</w:t>
-      </w:r>
-    </w:p>
-    <w:p>
-      <w:pPr>
-        <w:numPr>
-          <w:ilvl w:val="0"/>
-          <w:numId w:val="7"/>
-        </w:numPr>
+          <w:b/>
+          <w:bCs/>
+          <w:sz w:val="24"/>
+          <w:szCs w:val="24"/>
+        </w:rPr>
+      </w:pPr>
+      <w:r>
+        <w:rPr>
+          <w:rFonts w:ascii="Times New Roman" w:eastAsia="Times New Roman" w:hAnsi="Times New Roman" w:cs="Times New Roman"/>
+          <w:b/>
+          <w:bCs/>
+          <w:sz w:val="24"/>
+          <w:szCs w:val="24"/>
+        </w:rPr>
+        <w:t>3. Movement → Product (many : 1)</w:t>
+      </w:r>
+    </w:p>
+    <w:p>
+      <w:pPr>
         <w:spacing w:before="100" w:beforeAutospacing="1" w:after="100" w:afterAutospacing="1" w:line="360" w:lineRule="auto"/>
         <w:outlineLvl w:val="0"/>
         <w:rPr>
@@ -11965,42 +11366,47 @@
       <w:r>
         <w:rPr>
           <w:rFonts w:ascii="Times New Roman" w:eastAsia="Times New Roman" w:hAnsi="Times New Roman" w:cs="Times New Roman"/>
-          <w:sz w:val="24"/>
-          <w:szCs w:val="24"/>
-        </w:rPr>
-        <w:lastRenderedPageBreak/>
-        <w:t>Movement → Location (many : 1) Поле: location_id Основна локация на движението (IN/OUT).</w:t>
-      </w:r>
-    </w:p>
-    <w:p>
-      <w:pPr>
-        <w:numPr>
-          <w:ilvl w:val="0"/>
-          <w:numId w:val="7"/>
-        </w:numPr>
+          <w:b/>
+          <w:bCs/>
+          <w:sz w:val="24"/>
+          <w:szCs w:val="24"/>
+        </w:rPr>
+        <w:t>Поле:</w:t>
+      </w:r>
+      <w:r>
+        <w:rPr>
+          <w:rFonts w:ascii="Times New Roman" w:eastAsia="Times New Roman" w:hAnsi="Times New Roman" w:cs="Times New Roman"/>
+          <w:sz w:val="24"/>
+          <w:szCs w:val="24"/>
+        </w:rPr>
+        <w:t xml:space="preserve"> product_id Всяко движение е за точно един продукт. Един продукт може да участва в много движения.</w:t>
+      </w:r>
+    </w:p>
+    <w:p>
+      <w:pPr>
         <w:spacing w:before="100" w:beforeAutospacing="1" w:after="100" w:afterAutospacing="1" w:line="360" w:lineRule="auto"/>
         <w:outlineLvl w:val="0"/>
         <w:rPr>
           <w:rFonts w:ascii="Times New Roman" w:eastAsia="Times New Roman" w:hAnsi="Times New Roman" w:cs="Times New Roman"/>
-          <w:sz w:val="24"/>
-          <w:szCs w:val="24"/>
-        </w:rPr>
-      </w:pPr>
-      <w:r>
-        <w:rPr>
-          <w:rFonts w:ascii="Times New Roman" w:eastAsia="Times New Roman" w:hAnsi="Times New Roman" w:cs="Times New Roman"/>
-          <w:sz w:val="24"/>
-          <w:szCs w:val="24"/>
-        </w:rPr>
-        <w:t>Movement → Location (FROM) (many : 1) Поле: from_location_id При MOVE движение — изходна локация.</w:t>
-      </w:r>
-    </w:p>
-    <w:p>
-      <w:pPr>
-        <w:numPr>
-          <w:ilvl w:val="0"/>
-          <w:numId w:val="7"/>
-        </w:numPr>
+          <w:b/>
+          <w:bCs/>
+          <w:sz w:val="24"/>
+          <w:szCs w:val="24"/>
+        </w:rPr>
+      </w:pPr>
+      <w:r>
+        <w:rPr>
+          <w:rFonts w:ascii="Times New Roman" w:eastAsia="Times New Roman" w:hAnsi="Times New Roman" w:cs="Times New Roman"/>
+          <w:b/>
+          <w:bCs/>
+          <w:sz w:val="24"/>
+          <w:szCs w:val="24"/>
+        </w:rPr>
+        <w:t>4. Movement → User (many : 1)</w:t>
+      </w:r>
+    </w:p>
+    <w:p>
+      <w:pPr>
         <w:spacing w:before="100" w:beforeAutospacing="1" w:after="100" w:afterAutospacing="1" w:line="360" w:lineRule="auto"/>
         <w:outlineLvl w:val="0"/>
         <w:rPr>
@@ -12012,41 +11418,47 @@
       <w:r>
         <w:rPr>
           <w:rFonts w:ascii="Times New Roman" w:eastAsia="Times New Roman" w:hAnsi="Times New Roman" w:cs="Times New Roman"/>
-          <w:sz w:val="24"/>
-          <w:szCs w:val="24"/>
-        </w:rPr>
-        <w:t>Movement → Location (TO) (many : 1) Поле: to_location_id При MOVE движение — целева локация.</w:t>
-      </w:r>
-    </w:p>
-    <w:p>
-      <w:pPr>
-        <w:numPr>
-          <w:ilvl w:val="0"/>
-          <w:numId w:val="7"/>
-        </w:numPr>
+          <w:b/>
+          <w:bCs/>
+          <w:sz w:val="24"/>
+          <w:szCs w:val="24"/>
+        </w:rPr>
+        <w:t>Поле:</w:t>
+      </w:r>
+      <w:r>
+        <w:rPr>
+          <w:rFonts w:ascii="Times New Roman" w:eastAsia="Times New Roman" w:hAnsi="Times New Roman" w:cs="Times New Roman"/>
+          <w:sz w:val="24"/>
+          <w:szCs w:val="24"/>
+        </w:rPr>
+        <w:t xml:space="preserve"> user_id Всяко движение е извършено от един потребител. Един потребител може да извърши много движения.</w:t>
+      </w:r>
+    </w:p>
+    <w:p>
+      <w:pPr>
         <w:spacing w:before="100" w:beforeAutospacing="1" w:after="100" w:afterAutospacing="1" w:line="360" w:lineRule="auto"/>
         <w:outlineLvl w:val="0"/>
         <w:rPr>
           <w:rFonts w:ascii="Times New Roman" w:eastAsia="Times New Roman" w:hAnsi="Times New Roman" w:cs="Times New Roman"/>
-          <w:sz w:val="24"/>
-          <w:szCs w:val="24"/>
-        </w:rPr>
-      </w:pPr>
-      <w:r>
-        <w:rPr>
-          <w:rFonts w:ascii="Times New Roman" w:eastAsia="Times New Roman" w:hAnsi="Times New Roman" w:cs="Times New Roman"/>
-          <w:sz w:val="24"/>
-          <w:szCs w:val="24"/>
-        </w:rPr>
-        <w:t>Movement → Supplier (many : 1) Поле: supplier_id При IN движение може да има доставчик.</w:t>
-      </w:r>
-    </w:p>
-    <w:p>
-      <w:pPr>
-        <w:numPr>
-          <w:ilvl w:val="0"/>
-          <w:numId w:val="7"/>
-        </w:numPr>
+          <w:b/>
+          <w:bCs/>
+          <w:sz w:val="24"/>
+          <w:szCs w:val="24"/>
+        </w:rPr>
+      </w:pPr>
+      <w:r>
+        <w:rPr>
+          <w:rFonts w:ascii="Times New Roman" w:eastAsia="Times New Roman" w:hAnsi="Times New Roman" w:cs="Times New Roman"/>
+          <w:b/>
+          <w:bCs/>
+          <w:sz w:val="24"/>
+          <w:szCs w:val="24"/>
+        </w:rPr>
+        <w:t>5. Movement → Location (many : 1)</w:t>
+      </w:r>
+    </w:p>
+    <w:p>
+      <w:pPr>
         <w:spacing w:before="100" w:beforeAutospacing="1" w:after="100" w:afterAutospacing="1" w:line="360" w:lineRule="auto"/>
         <w:outlineLvl w:val="0"/>
         <w:rPr>
@@ -12058,10 +11470,230 @@
       <w:r>
         <w:rPr>
           <w:rFonts w:ascii="Times New Roman" w:eastAsia="Times New Roman" w:hAnsi="Times New Roman" w:cs="Times New Roman"/>
-          <w:sz w:val="24"/>
-          <w:szCs w:val="24"/>
-        </w:rPr>
-        <w:t>Invoice → Movement (1 : 1) Поле: movement_id Всяка фактура е за едно OUT движение.</w:t>
+          <w:b/>
+          <w:bCs/>
+          <w:sz w:val="24"/>
+          <w:szCs w:val="24"/>
+        </w:rPr>
+        <w:t>Поле:</w:t>
+      </w:r>
+      <w:r>
+        <w:rPr>
+          <w:rFonts w:ascii="Times New Roman" w:eastAsia="Times New Roman" w:hAnsi="Times New Roman" w:cs="Times New Roman"/>
+          <w:sz w:val="24"/>
+          <w:szCs w:val="24"/>
+        </w:rPr>
+        <w:t xml:space="preserve"> location_id Основна локация при IN и OUT движения. Една локация може да има много движения.</w:t>
+      </w:r>
+    </w:p>
+    <w:p>
+      <w:pPr>
+        <w:spacing w:before="100" w:beforeAutospacing="1" w:after="100" w:afterAutospacing="1" w:line="360" w:lineRule="auto"/>
+        <w:outlineLvl w:val="0"/>
+        <w:rPr>
+          <w:rFonts w:ascii="Times New Roman" w:eastAsia="Times New Roman" w:hAnsi="Times New Roman" w:cs="Times New Roman"/>
+          <w:b/>
+          <w:bCs/>
+          <w:sz w:val="24"/>
+          <w:szCs w:val="24"/>
+        </w:rPr>
+      </w:pPr>
+      <w:r>
+        <w:rPr>
+          <w:rFonts w:ascii="Times New Roman" w:eastAsia="Times New Roman" w:hAnsi="Times New Roman" w:cs="Times New Roman"/>
+          <w:b/>
+          <w:bCs/>
+          <w:sz w:val="24"/>
+          <w:szCs w:val="24"/>
+        </w:rPr>
+        <w:lastRenderedPageBreak/>
+        <w:t>6. Movement → Supplier (many : 1)</w:t>
+      </w:r>
+    </w:p>
+    <w:p>
+      <w:pPr>
+        <w:spacing w:before="100" w:beforeAutospacing="1" w:after="100" w:afterAutospacing="1" w:line="360" w:lineRule="auto"/>
+        <w:outlineLvl w:val="0"/>
+        <w:rPr>
+          <w:rFonts w:ascii="Times New Roman" w:eastAsia="Times New Roman" w:hAnsi="Times New Roman" w:cs="Times New Roman"/>
+          <w:sz w:val="24"/>
+          <w:szCs w:val="24"/>
+        </w:rPr>
+      </w:pPr>
+      <w:r>
+        <w:rPr>
+          <w:rFonts w:ascii="Times New Roman" w:eastAsia="Times New Roman" w:hAnsi="Times New Roman" w:cs="Times New Roman"/>
+          <w:b/>
+          <w:bCs/>
+          <w:sz w:val="24"/>
+          <w:szCs w:val="24"/>
+        </w:rPr>
+        <w:t>Поле:</w:t>
+      </w:r>
+      <w:r>
+        <w:rPr>
+          <w:rFonts w:ascii="Times New Roman" w:eastAsia="Times New Roman" w:hAnsi="Times New Roman" w:cs="Times New Roman"/>
+          <w:sz w:val="24"/>
+          <w:szCs w:val="24"/>
+        </w:rPr>
+        <w:t xml:space="preserve"> supplier_id При IN движение може да има доставчик. Един доставчик може да участва в много доставки.</w:t>
+      </w:r>
+    </w:p>
+    <w:p>
+      <w:pPr>
+        <w:spacing w:before="100" w:beforeAutospacing="1" w:after="100" w:afterAutospacing="1" w:line="360" w:lineRule="auto"/>
+        <w:outlineLvl w:val="0"/>
+        <w:rPr>
+          <w:rFonts w:ascii="Times New Roman" w:eastAsia="Times New Roman" w:hAnsi="Times New Roman" w:cs="Times New Roman"/>
+          <w:b/>
+          <w:bCs/>
+          <w:sz w:val="24"/>
+          <w:szCs w:val="24"/>
+        </w:rPr>
+      </w:pPr>
+      <w:r>
+        <w:rPr>
+          <w:rFonts w:ascii="Times New Roman" w:eastAsia="Times New Roman" w:hAnsi="Times New Roman" w:cs="Times New Roman"/>
+          <w:b/>
+          <w:bCs/>
+          <w:sz w:val="24"/>
+          <w:szCs w:val="24"/>
+        </w:rPr>
+        <w:t xml:space="preserve"> 7. Movement → Location (FROM) (many : 1)</w:t>
+      </w:r>
+    </w:p>
+    <w:p>
+      <w:pPr>
+        <w:spacing w:before="100" w:beforeAutospacing="1" w:after="100" w:afterAutospacing="1" w:line="360" w:lineRule="auto"/>
+        <w:outlineLvl w:val="0"/>
+        <w:rPr>
+          <w:rFonts w:ascii="Times New Roman" w:eastAsia="Times New Roman" w:hAnsi="Times New Roman" w:cs="Times New Roman"/>
+          <w:sz w:val="24"/>
+          <w:szCs w:val="24"/>
+        </w:rPr>
+      </w:pPr>
+      <w:r>
+        <w:rPr>
+          <w:rFonts w:ascii="Times New Roman" w:eastAsia="Times New Roman" w:hAnsi="Times New Roman" w:cs="Times New Roman"/>
+          <w:b/>
+          <w:bCs/>
+          <w:sz w:val="24"/>
+          <w:szCs w:val="24"/>
+        </w:rPr>
+        <w:t>Поле:</w:t>
+      </w:r>
+      <w:r>
+        <w:rPr>
+          <w:rFonts w:ascii="Times New Roman" w:eastAsia="Times New Roman" w:hAnsi="Times New Roman" w:cs="Times New Roman"/>
+          <w:sz w:val="24"/>
+          <w:szCs w:val="24"/>
+        </w:rPr>
+        <w:t xml:space="preserve"> from_location_id При MOVE движение — изходна локация. Една локация може да бъде източник на много трансфери.</w:t>
+      </w:r>
+    </w:p>
+    <w:p>
+      <w:pPr>
+        <w:spacing w:before="100" w:beforeAutospacing="1" w:after="100" w:afterAutospacing="1" w:line="360" w:lineRule="auto"/>
+        <w:outlineLvl w:val="0"/>
+        <w:rPr>
+          <w:rFonts w:ascii="Times New Roman" w:eastAsia="Times New Roman" w:hAnsi="Times New Roman" w:cs="Times New Roman"/>
+          <w:b/>
+          <w:bCs/>
+          <w:sz w:val="24"/>
+          <w:szCs w:val="24"/>
+        </w:rPr>
+      </w:pPr>
+      <w:r>
+        <w:rPr>
+          <w:rFonts w:ascii="Times New Roman" w:eastAsia="Times New Roman" w:hAnsi="Times New Roman" w:cs="Times New Roman"/>
+          <w:b/>
+          <w:bCs/>
+          <w:sz w:val="24"/>
+          <w:szCs w:val="24"/>
+        </w:rPr>
+        <w:t xml:space="preserve"> 8. Movement → Location (TO) (many : 1)</w:t>
+      </w:r>
+    </w:p>
+    <w:p>
+      <w:pPr>
+        <w:spacing w:before="100" w:beforeAutospacing="1" w:after="100" w:afterAutospacing="1" w:line="360" w:lineRule="auto"/>
+        <w:outlineLvl w:val="0"/>
+        <w:rPr>
+          <w:rFonts w:ascii="Times New Roman" w:eastAsia="Times New Roman" w:hAnsi="Times New Roman" w:cs="Times New Roman"/>
+          <w:sz w:val="24"/>
+          <w:szCs w:val="24"/>
+        </w:rPr>
+      </w:pPr>
+      <w:r>
+        <w:rPr>
+          <w:rFonts w:ascii="Times New Roman" w:eastAsia="Times New Roman" w:hAnsi="Times New Roman" w:cs="Times New Roman"/>
+          <w:b/>
+          <w:bCs/>
+          <w:sz w:val="24"/>
+          <w:szCs w:val="24"/>
+        </w:rPr>
+        <w:t>Поле:</w:t>
+      </w:r>
+      <w:r>
+        <w:rPr>
+          <w:rFonts w:ascii="Times New Roman" w:eastAsia="Times New Roman" w:hAnsi="Times New Roman" w:cs="Times New Roman"/>
+          <w:sz w:val="24"/>
+          <w:szCs w:val="24"/>
+        </w:rPr>
+        <w:t xml:space="preserve"> to_location_id При MOVE движение — целева локация. Една локация може да бъде получател на много трансфери.</w:t>
+      </w:r>
+    </w:p>
+    <w:p>
+      <w:pPr>
+        <w:spacing w:before="100" w:beforeAutospacing="1" w:after="100" w:afterAutospacing="1" w:line="360" w:lineRule="auto"/>
+        <w:outlineLvl w:val="0"/>
+        <w:rPr>
+          <w:rFonts w:ascii="Times New Roman" w:eastAsia="Times New Roman" w:hAnsi="Times New Roman" w:cs="Times New Roman"/>
+          <w:b/>
+          <w:bCs/>
+          <w:sz w:val="24"/>
+          <w:szCs w:val="24"/>
+        </w:rPr>
+      </w:pPr>
+      <w:r>
+        <w:rPr>
+          <w:rFonts w:ascii="Times New Roman" w:eastAsia="Times New Roman" w:hAnsi="Times New Roman" w:cs="Times New Roman"/>
+          <w:b/>
+          <w:bCs/>
+          <w:sz w:val="24"/>
+          <w:szCs w:val="24"/>
+        </w:rPr>
+        <w:t>9. Invoice → Movement (1 : 1)</w:t>
+      </w:r>
+    </w:p>
+    <w:p>
+      <w:pPr>
+        <w:spacing w:before="100" w:beforeAutospacing="1" w:after="100" w:afterAutospacing="1" w:line="360" w:lineRule="auto"/>
+        <w:outlineLvl w:val="0"/>
+        <w:rPr>
+          <w:rFonts w:ascii="Times New Roman" w:eastAsia="Times New Roman" w:hAnsi="Times New Roman" w:cs="Times New Roman"/>
+          <w:sz w:val="24"/>
+          <w:szCs w:val="24"/>
+        </w:rPr>
+      </w:pPr>
+      <w:r>
+        <w:rPr>
+          <w:rFonts w:ascii="Times New Roman" w:eastAsia="Times New Roman" w:hAnsi="Times New Roman" w:cs="Times New Roman"/>
+          <w:b/>
+          <w:bCs/>
+          <w:sz w:val="24"/>
+          <w:szCs w:val="24"/>
+        </w:rPr>
+        <w:lastRenderedPageBreak/>
+        <w:t>Поле:</w:t>
+      </w:r>
+      <w:r>
+        <w:rPr>
+          <w:rFonts w:ascii="Times New Roman" w:eastAsia="Times New Roman" w:hAnsi="Times New Roman" w:cs="Times New Roman"/>
+          <w:sz w:val="24"/>
+          <w:szCs w:val="24"/>
+        </w:rPr>
+        <w:t xml:space="preserve"> movement_id Всяка фактура е свързана с едно OUT движение. Едно движение може да има най-много една фактура.</w:t>
       </w:r>
     </w:p>
     <w:p>
@@ -12213,27 +11845,36 @@
           <w:sz w:val="24"/>
           <w:szCs w:val="24"/>
         </w:rPr>
+        <w:t>Администраторът</w:t>
+      </w:r>
+      <w:r>
+        <w:rPr>
+          <w:rFonts w:ascii="Times New Roman" w:eastAsia="Times New Roman" w:hAnsi="Times New Roman" w:cs="Times New Roman"/>
+          <w:kern w:val="36"/>
+          <w:sz w:val="24"/>
+          <w:szCs w:val="24"/>
+        </w:rPr>
+        <w:t xml:space="preserve"> е потребителят с най</w:t>
+      </w:r>
+      <w:r>
+        <w:rPr>
+          <w:rFonts w:ascii="Times New Roman" w:eastAsia="Times New Roman" w:hAnsi="Times New Roman" w:cs="Times New Roman"/>
+          <w:kern w:val="36"/>
+          <w:sz w:val="24"/>
+          <w:szCs w:val="24"/>
+        </w:rPr>
+        <w:noBreakHyphen/>
+        <w:t xml:space="preserve">високо ниво на достъп и отговаря за управлението на всички данни в системата. Той поддържа целостта на складовата информация, управлява потребителски акаунти, категории, продукти и доставчици, контролира входящите и изходящите движения, генерира справки и следи системната активност. Разполага с пълен CRUD достъп до всички модули и може да променя роли и </w:t>
+      </w:r>
+      <w:r>
+        <w:rPr>
+          <w:rFonts w:ascii="Times New Roman" w:eastAsia="Times New Roman" w:hAnsi="Times New Roman" w:cs="Times New Roman"/>
+          <w:kern w:val="36"/>
+          <w:sz w:val="24"/>
+          <w:szCs w:val="24"/>
+        </w:rPr>
         <w:lastRenderedPageBreak/>
-        <w:t>Администраторът</w:t>
-      </w:r>
-      <w:r>
-        <w:rPr>
-          <w:rFonts w:ascii="Times New Roman" w:eastAsia="Times New Roman" w:hAnsi="Times New Roman" w:cs="Times New Roman"/>
-          <w:kern w:val="36"/>
-          <w:sz w:val="24"/>
-          <w:szCs w:val="24"/>
-        </w:rPr>
-        <w:t xml:space="preserve"> е потребителят с най</w:t>
-      </w:r>
-      <w:r>
-        <w:rPr>
-          <w:rFonts w:ascii="Times New Roman" w:eastAsia="Times New Roman" w:hAnsi="Times New Roman" w:cs="Times New Roman"/>
-          <w:kern w:val="36"/>
-          <w:sz w:val="24"/>
-          <w:szCs w:val="24"/>
-        </w:rPr>
-        <w:noBreakHyphen/>
-        <w:t>високо ниво на достъп и отговаря за управлението на всички данни в системата. Той поддържа целостта на складовата информация, управлява потребителски акаунти, категории, продукти и доставчици, контролира входящите и изходящите движения, генерира справки и следи системната активност. Разполага с пълен CRUD достъп до всички модули и може да променя роли и статуси. Типичните му действия включват добавяне и редактиране на продукти, създаване на оператор, изтриване на доставчик, преглед на всички движения, управление на локации и генериране на отчети.</w:t>
+        <w:t>статуси. Типичните му действия включват добавяне и редактиране на продукти, създаване на оператор, изтриване на доставчик, преглед на всички движения, управление на локации и генериране на отчети.</w:t>
       </w:r>
     </w:p>
     <w:p>
@@ -12288,17 +11929,26 @@
           <w:sz w:val="24"/>
           <w:szCs w:val="24"/>
         </w:rPr>
+        <w:t>Системата</w:t>
+      </w:r>
+      <w:r>
+        <w:rPr>
+          <w:rFonts w:ascii="Times New Roman" w:eastAsia="Times New Roman" w:hAnsi="Times New Roman" w:cs="Times New Roman"/>
+          <w:kern w:val="36"/>
+          <w:sz w:val="24"/>
+          <w:szCs w:val="24"/>
+        </w:rPr>
+        <w:t xml:space="preserve"> действа като автоматизиран актьор, който изпълнява вътрешни операции, необходими за поддържане на последователност и валидност на данните. Тя валидира входните стойности, генерира идентификатори и времеви отметки, обновява наличности, отказва операции при грешки и поддържа логическа последователност на всички записи. Типичните ѝ действия включват автоматично генериране на </w:t>
+      </w:r>
+      <w:r>
+        <w:rPr>
+          <w:rFonts w:ascii="Times New Roman" w:eastAsia="Times New Roman" w:hAnsi="Times New Roman" w:cs="Times New Roman"/>
+          <w:kern w:val="36"/>
+          <w:sz w:val="24"/>
+          <w:szCs w:val="24"/>
+        </w:rPr>
         <w:lastRenderedPageBreak/>
-        <w:t>Системата</w:t>
-      </w:r>
-      <w:r>
-        <w:rPr>
-          <w:rFonts w:ascii="Times New Roman" w:eastAsia="Times New Roman" w:hAnsi="Times New Roman" w:cs="Times New Roman"/>
-          <w:kern w:val="36"/>
-          <w:sz w:val="24"/>
-          <w:szCs w:val="24"/>
-        </w:rPr>
-        <w:t xml:space="preserve"> действа като автоматизиран актьор, който изпълнява вътрешни операции, необходими за поддържане на последователност и валидност на данните. Тя валидира входните стойности, генерира идентификатори и времеви отметки, обновява наличности, отказва операции при грешки и поддържа логическа последователност на всички записи. Типичните ѝ действия включват автоматично генериране на movement_id, отказ на OUT операция при недостатъчна наличност, записване на дата и час, автоматично създаване на фактура при продажба и обновяване на системни полета.</w:t>
+        <w:t>movement_id, отказ на OUT операция при недостатъчна наличност, записване на дата и час, автоматично създаване на фактура при продажба и обновяване на системни полета.</w:t>
       </w:r>
     </w:p>
     <w:p>
@@ -12375,8 +12025,17 @@
           <w:sz w:val="24"/>
           <w:szCs w:val="24"/>
         </w:rPr>
+        <w:t xml:space="preserve">В системата участват три основни актьора: Администратор, Оператор и Системата като автоматизиран участник. Те покриват всички ключови процеси, включително управление на продукти, категории, доставчици, локации и потребители, регистриране на входящи, изходящи и вътрешни движения, генериране на справки и преглед на системна информация. Основните сценарии включват преглед на основните </w:t>
+      </w:r>
+      <w:r>
+        <w:rPr>
+          <w:rFonts w:ascii="Times New Roman" w:eastAsia="Times New Roman" w:hAnsi="Times New Roman" w:cs="Times New Roman"/>
+          <w:kern w:val="36"/>
+          <w:sz w:val="24"/>
+          <w:szCs w:val="24"/>
+        </w:rPr>
         <w:lastRenderedPageBreak/>
-        <w:t>В системата участват три основни актьора: Администратор, Оператор и Системата като автоматизиран участник. Те покриват всички ключови процеси, включително управление на продукти, категории, доставчици, локации и потребители, регистриране на входящи, изходящи и вътрешни движения, генериране на справки и преглед на системна информация. Основните сценарии включват преглед на основните менюта, създаване, редактиране и изтриване на продукти, създаване на категории и доставчици, регистриране на IN/OUT/MOVE движения, автоматичен отказ при недостатъчна наличност, преглед на наличности, генериране на справки, управление на потребители, вход в системата и автоматично обновяване на идентификатори и времеви отметки.</w:t>
+        <w:t>менюта, създаване, редактиране и изтриване на продукти, създаване на категории и доставчици, регистриране на IN/OUT/MOVE движения, автоматичен отказ при недостатъчна наличност, преглед на наличности, генериране на справки, управление на потребители, вход в системата и автоматично обновяване на идентификатори и времеви отметки.</w:t>
       </w:r>
     </w:p>
     <w:p>
@@ -12439,7 +12098,6 @@
           <w:sz w:val="24"/>
           <w:szCs w:val="24"/>
         </w:rPr>
-        <w:lastRenderedPageBreak/>
         <w:t>Примерен сценарий за справка: Потребителят избира тип отчет, системата обработва данните от movements.json и inventory.json и визуализира резултатите.</w:t>
       </w:r>
     </w:p>
@@ -12486,6 +12144,7 @@
           <w:sz w:val="24"/>
           <w:szCs w:val="24"/>
         </w:rPr>
+        <w:lastRenderedPageBreak/>
         <w:t>Този раздел описва основните изгледи в системата WIMS и как е организиран интерфейсът. Интерфейсът е изцяло текстов, но е подреден така, че да е лесен за навигация и да следва логиката на реалните складови процеси. Менютата са последователни и интуитивни, а всяка роля (администратор и оператор) вижда точно това, което ѝ е позволено.</w:t>
       </w:r>
     </w:p>
@@ -12528,7 +12187,6 @@
           <w:sz w:val="24"/>
           <w:szCs w:val="24"/>
         </w:rPr>
-        <w:lastRenderedPageBreak/>
         <w:t>Изгледът „Продукти“ позволява преглед и управление на всички артикули. Потребителят може да вижда списък с продукти, да търси по име и да филтрира по категория. Администраторът може да създава, редактира и изтрива продукти, докато операторът може да редактира само количество и цена.</w:t>
       </w:r>
     </w:p>
@@ -12550,6 +12208,7 @@
           <w:sz w:val="24"/>
           <w:szCs w:val="24"/>
         </w:rPr>
+        <w:lastRenderedPageBreak/>
         <w:t>Изгледът „Категории“ показва всички категории и колко продукта има във всяка. Администраторът може да добавя, редактира и изтрива категории, а операторът може само да ги преглежда.</w:t>
       </w:r>
     </w:p>
@@ -12613,17 +12272,7 @@
           <w:sz w:val="24"/>
           <w:szCs w:val="24"/>
         </w:rPr>
-        <w:t xml:space="preserve">Изгледът „Фактури“ показва всички генерирани фактури. Потребителят може да отвори детайлен изглед, който включва продукт, количество, единична цена, обща стойност, клиент, дата и връзка към съответното </w:t>
-      </w:r>
-      <w:r>
-        <w:rPr>
-          <w:rFonts w:ascii="Times New Roman" w:eastAsia="Times New Roman" w:hAnsi="Times New Roman" w:cs="Times New Roman"/>
-          <w:kern w:val="36"/>
-          <w:sz w:val="24"/>
-          <w:szCs w:val="24"/>
-        </w:rPr>
-        <w:lastRenderedPageBreak/>
-        <w:t>OUT движение. Фактурите могат да се генерират автоматично или ръчно. И двете роли имат достъп до този модул.</w:t>
+        <w:t>Изгледът „Фактури“ показва всички генерирани фактури. Потребителят може да отвори детайлен изглед, който включва продукт, количество, единична цена, обща стойност, клиент, дата и връзка към съответното OUT движение. Фактурите могат да се генерират автоматично или ръчно. И двете роли имат достъп до този модул.</w:t>
       </w:r>
     </w:p>
     <w:p>
@@ -12644,6 +12293,7 @@
           <w:sz w:val="24"/>
           <w:szCs w:val="24"/>
         </w:rPr>
+        <w:lastRenderedPageBreak/>
         <w:t>Изгледът „Справки“ предоставя различни аналитични отчети: ниски наличности, изчерпани артикули, стойност на склада, движения по период, справки по категории и други параметри. И администраторът, и операторът имат достъп до справките.</w:t>
       </w:r>
     </w:p>
@@ -12732,8 +12382,17 @@
           <w:sz w:val="24"/>
           <w:szCs w:val="24"/>
         </w:rPr>
+        <w:t xml:space="preserve">Модулът за потребители позволява на администратора да създава нови потребители, като системата проверява валидността на въведените данни и осигурява вход с потребителско име и парола. При грешни данни достъпът се отказва. Администраторът може да редактира роля и статус на всеки потребител, докато </w:t>
+      </w:r>
+      <w:r>
+        <w:rPr>
+          <w:rFonts w:ascii="Times New Roman" w:eastAsia="Times New Roman" w:hAnsi="Times New Roman" w:cs="Times New Roman"/>
+          <w:kern w:val="36"/>
+          <w:sz w:val="24"/>
+          <w:szCs w:val="24"/>
+        </w:rPr>
         <w:lastRenderedPageBreak/>
-        <w:t>Модулът за потребители позволява на администратора да създава нови потребители, като системата проверява валидността на въведените данни и осигурява вход с потребителско име и парола. При грешни данни достъпът се отказва. Администраторът може да редактира роля и статус на всеки потребител, докато операторът има достъп само до собствената си информация. Ролевите ограничения гарантират, че администраторът има пълен достъп, а операторът – ограничен.</w:t>
+        <w:t>операторът има достъп само до собствената си информация. Ролевите ограничения гарантират, че администраторът има пълен достъп, а операторът – ограничен.</w:t>
       </w:r>
     </w:p>
     <w:p>
@@ -12817,8 +12476,17 @@
           <w:sz w:val="24"/>
           <w:szCs w:val="24"/>
         </w:rPr>
+        <w:t xml:space="preserve">Модулът за движения обработва входящи, изходящи и вътрешни операции. При IN движение системата увеличава наличността, а при OUT – я намалява, като проверява дали количеството е достатъчно. Ако не е, операцията се отказва. Всички движения се записват с информация за продукт, потребител, количество, </w:t>
+      </w:r>
+      <w:r>
+        <w:rPr>
+          <w:rFonts w:ascii="Times New Roman" w:eastAsia="Times New Roman" w:hAnsi="Times New Roman" w:cs="Times New Roman"/>
+          <w:kern w:val="36"/>
+          <w:sz w:val="24"/>
+          <w:szCs w:val="24"/>
+        </w:rPr>
         <w:lastRenderedPageBreak/>
-        <w:t>Модулът за движения обработва входящи, изходящи и вътрешни операции. При IN движение системата увеличава наличността, а при OUT – я намалява, като проверява дали количеството е достатъчно. Ако не е, операцията се отказва. Всички движения се записват с информация за продукт, потребител, количество, цена, описание и дата. Историята е достъпна за всички потребители. При успешно OUT движение системата автоматично генерира фактура с всички нужни данни. И двете роли могат да преглеждат фактури и техните детайли.</w:t>
+        <w:t>цена, описание и дата. Историята е достъпна за всички потребители. При успешно OUT движение системата автоматично генерира фактура с всички нужни данни. И двете роли могат да преглеждат фактури и техните детайли.</w:t>
       </w:r>
     </w:p>
     <w:p>
@@ -12893,7 +12561,6 @@
           <w:sz w:val="24"/>
           <w:szCs w:val="24"/>
         </w:rPr>
-        <w:lastRenderedPageBreak/>
         <w:t>9. Non</w:t>
       </w:r>
       <w:r>
@@ -12924,7 +12591,16 @@
           <w:sz w:val="24"/>
           <w:szCs w:val="24"/>
         </w:rPr>
-        <w:t>Нефункционалните изисквания описват качествените характеристики на системата, включително производителност, сигурност, надеждност, поддръжка и разширяемост. Системата трябва да осигурява бърза и стабилна работа, като основните изгледи – продукти, категории, доставчици, движения и справки – се зареждат почти мигновено при нормално натоварване. Записването на входящо или изходящо движение се извършва в рамките на под секунда, а търсенето и филтрирането на данни връщат резултати без забавяне, което е напълно достатъчно за учебен проект и реалистични сценарии.</w:t>
+        <w:t xml:space="preserve">Нефункционалните изисквания описват качествените характеристики на системата, включително производителност, сигурност, надеждност, поддръжка и разширяемост. Системата трябва да осигурява </w:t>
+      </w:r>
+      <w:r>
+        <w:rPr>
+          <w:rFonts w:ascii="Times New Roman" w:eastAsia="Times New Roman" w:hAnsi="Times New Roman" w:cs="Times New Roman"/>
+          <w:sz w:val="24"/>
+          <w:szCs w:val="24"/>
+        </w:rPr>
+        <w:lastRenderedPageBreak/>
+        <w:t>бърза и стабилна работа, като основните изгледи – продукти, категории, доставчици, движения и справки – се зареждат почти мигновено при нормално натоварване. Записването на входящо или изходящо движение се извършва в рамките на под секунда, а търсенето и филтрирането на данни връщат резултати без забавяне, което е напълно достатъчно за учебен проект и реалистични сценарии.</w:t>
       </w:r>
     </w:p>
     <w:p>
@@ -12962,7 +12638,6 @@
           <w:sz w:val="24"/>
           <w:szCs w:val="24"/>
         </w:rPr>
-        <w:lastRenderedPageBreak/>
         <w:t>Интерфейсът е интуитивен и лесен за използване, като предоставя ясни съобщения при грешки и предотвратява невалидни операции (например отрицателни количества, невалидни ID стойности или липсващи продукти). От гледна точка на надеждност системата предотвратява загуба на данни чрез последователно записване в JSON файлове и валидация на входа.</w:t>
       </w:r>
     </w:p>
@@ -12982,6 +12657,7 @@
           <w:sz w:val="24"/>
           <w:szCs w:val="24"/>
         </w:rPr>
+        <w:lastRenderedPageBreak/>
         <w:t>Кодът е модулен и разделен по слоеве (Views, Controllers, Storage, Validators), което позволява лесна поддръжка и разширяване. Добавянето на нови продукти, категории, доставчици или допълнителни модули не влияе негативно на производителността и може да бъде реализирано без промяна на съществуващата архитектура.</w:t>
       </w:r>
     </w:p>
@@ -13047,7 +12723,6 @@
           <w:sz w:val="24"/>
           <w:szCs w:val="24"/>
         </w:rPr>
-        <w:lastRenderedPageBreak/>
         <w:t>10.1 Presentation Layer (Views)</w:t>
       </w:r>
     </w:p>
@@ -13067,7 +12742,16 @@
           <w:sz w:val="24"/>
           <w:szCs w:val="24"/>
         </w:rPr>
-        <w:t>Този слой отговаря за взаимодействието с потребителя чрез текстови менюта. Тук се намират изгледите за продукти, категории, доставчици, движения (IN/OUT/MOVE), фактури, справки, потребители и локации. Views не съдържат бизнес логика – те единствено показват информацията на екрана и подават въведените данни към съответните контролери.</w:t>
+        <w:t xml:space="preserve">Този слой отговаря за взаимодействието с потребителя чрез текстови менюта. Тук се намират изгледите за продукти, категории, доставчици, движения (IN/OUT/MOVE), фактури, справки, потребители и локации. </w:t>
+      </w:r>
+      <w:r>
+        <w:rPr>
+          <w:rFonts w:ascii="Times New Roman" w:eastAsia="Times New Roman" w:hAnsi="Times New Roman" w:cs="Times New Roman"/>
+          <w:sz w:val="24"/>
+          <w:szCs w:val="24"/>
+        </w:rPr>
+        <w:lastRenderedPageBreak/>
+        <w:t>Views не съдържат бизнес логика – те единствено показват информацията на екрана и подават въведените данни към съответните контролери.</w:t>
       </w:r>
     </w:p>
     <w:p>
@@ -13151,7 +12835,6 @@
           <w:sz w:val="24"/>
           <w:szCs w:val="24"/>
         </w:rPr>
-        <w:lastRenderedPageBreak/>
         <w:t>Този слой се грижи за съхранението на данните в JSON файлове. За всеки модул има отделен файл – продукти, категории, доставчици, движения, фактури, потребители и локации. Storage слоят е напълно отделен от бизнес логиката и отговаря единствено за четене и запис на данни.</w:t>
       </w:r>
     </w:p>
@@ -13175,6 +12858,7 @@
           <w:sz w:val="24"/>
           <w:szCs w:val="24"/>
         </w:rPr>
+        <w:lastRenderedPageBreak/>
         <w:t>10.4 Algorithms Layer (Optional)</w:t>
       </w:r>
     </w:p>
@@ -13263,7 +12947,6 @@
           <w:sz w:val="24"/>
           <w:szCs w:val="24"/>
         </w:rPr>
-        <w:lastRenderedPageBreak/>
         <w:t>Валидаторите представляват отделен слой, който проверява входните данни, предотвратява грешки и гарантира коректността на стойностите. Те поддържат контролерите чисти от проверяваща логика. Системата използва отделни валидатори за продукти, движения, потребители, категории и доставчици.</w:t>
       </w:r>
     </w:p>
@@ -13299,6 +12982,7 @@
           <w:sz w:val="24"/>
           <w:szCs w:val="24"/>
         </w:rPr>
+        <w:lastRenderedPageBreak/>
         <w:t xml:space="preserve">Архитектурна диаграма </w:t>
       </w:r>
     </w:p>
@@ -13724,7 +13408,6 @@
           <w:sz w:val="24"/>
           <w:szCs w:val="24"/>
         </w:rPr>
-        <w:lastRenderedPageBreak/>
         <w:t xml:space="preserve">| </w:t>
       </w:r>
       <w:r>
@@ -14021,6 +13704,7 @@
           <w:sz w:val="24"/>
           <w:szCs w:val="24"/>
         </w:rPr>
+        <w:lastRenderedPageBreak/>
         <w:t>|  ProductController      CategoryController      SupplierController    |</w:t>
       </w:r>
     </w:p>
@@ -14516,7 +14200,6 @@
           <w:sz w:val="24"/>
           <w:szCs w:val="24"/>
         </w:rPr>
-        <w:lastRenderedPageBreak/>
         <w:t>|  load()   save()                                              |</w:t>
       </w:r>
     </w:p>
@@ -14805,6 +14488,7 @@
           <w:sz w:val="24"/>
           <w:szCs w:val="24"/>
         </w:rPr>
+        <w:lastRenderedPageBreak/>
         <w:t>|   - Invoice                                                   |</w:t>
       </w:r>
     </w:p>
@@ -14972,7 +14656,6 @@
           <w:rFonts w:ascii="Courier New" w:eastAsia="Times New Roman" w:hAnsi="Courier New" w:cs="Courier New"/>
           <w:sz w:val="24"/>
           <w:szCs w:val="24"/>
-          <w:lang w:val="en-US"/>
         </w:rPr>
         <w:t xml:space="preserve">                  </w:t>
       </w:r>
@@ -15330,7 +15013,6 @@
           <w:sz w:val="24"/>
           <w:szCs w:val="24"/>
         </w:rPr>
-        <w:lastRenderedPageBreak/>
         <w:t>|                 Algorithms Layer (Optional)                   |</w:t>
       </w:r>
     </w:p>
@@ -15546,6 +15228,7 @@
           <w:sz w:val="24"/>
           <w:szCs w:val="24"/>
         </w:rPr>
+        <w:lastRenderedPageBreak/>
         <w:t xml:space="preserve">Тази диаграма представя основните ентитети в системата и връзките между тях. </w:t>
       </w:r>
     </w:p>
@@ -15587,7 +15270,6 @@
         </w:rPr>
         <w:t xml:space="preserve">    </w:t>
       </w:r>
-      <w:bookmarkStart w:id="2" w:name="_GoBack"/>
       <w:r>
         <w:rPr>
           <w:rFonts w:ascii="Times New Roman" w:eastAsia="Times New Roman" w:hAnsi="Times New Roman" w:cs="Times New Roman"/>
@@ -15600,10 +15282,10 @@
           <w:lang w:val="en-US"/>
         </w:rPr>
         <w:drawing>
-          <wp:inline distT="0" distB="0" distL="0" distR="0" wp14:anchorId="4457D178" wp14:editId="2D5CB769">
-            <wp:extent cx="6804660" cy="4389120"/>
+          <wp:inline distT="0" distB="0" distL="0" distR="0" wp14:anchorId="1DB76737" wp14:editId="3FE29D2E">
+            <wp:extent cx="6789420" cy="4351020"/>
             <wp:effectExtent l="0" t="0" r="0" b="0"/>
-            <wp:docPr id="6" name="Картина 6"/>
+            <wp:docPr id="1" name="Картина 1"/>
             <wp:cNvGraphicFramePr>
               <a:graphicFrameLocks xmlns:a="http://schemas.openxmlformats.org/drawingml/2006/main" noChangeAspect="1"/>
             </wp:cNvGraphicFramePr>
@@ -15611,7 +15293,7 @@
               <a:graphicData uri="http://schemas.openxmlformats.org/drawingml/2006/picture">
                 <pic:pic xmlns:pic="http://schemas.openxmlformats.org/drawingml/2006/picture">
                   <pic:nvPicPr>
-                    <pic:cNvPr id="6" name="UML_Diagram.png"/>
+                    <pic:cNvPr id="1" name="UML_diagram.png.png"/>
                     <pic:cNvPicPr/>
                   </pic:nvPicPr>
                   <pic:blipFill>
@@ -15629,7 +15311,7 @@
                   <pic:spPr>
                     <a:xfrm>
                       <a:off x="0" y="0"/>
-                      <a:ext cx="6804660" cy="4389120"/>
+                      <a:ext cx="6789420" cy="4351020"/>
                     </a:xfrm>
                     <a:prstGeom prst="rect">
                       <a:avLst/>
@@ -15641,7 +15323,6 @@
           </wp:inline>
         </w:drawing>
       </w:r>
-      <w:bookmarkEnd w:id="2"/>
     </w:p>
     <w:p>
       <w:pPr>
@@ -15692,193 +15373,118 @@
     </w:p>
     <w:p>
       <w:pPr>
-        <w:spacing w:before="100" w:beforeAutospacing="1" w:after="100" w:afterAutospacing="1" w:line="360" w:lineRule="auto"/>
-        <w:outlineLvl w:val="0"/>
-        <w:rPr>
-          <w:rFonts w:ascii="Times New Roman" w:eastAsia="Times New Roman" w:hAnsi="Times New Roman" w:cs="Times New Roman"/>
-          <w:kern w:val="36"/>
-          <w:sz w:val="24"/>
-          <w:szCs w:val="24"/>
-        </w:rPr>
-      </w:pPr>
-      <w:r>
-        <w:rPr>
-          <w:rFonts w:ascii="Times New Roman" w:eastAsia="Times New Roman" w:hAnsi="Times New Roman" w:cs="Times New Roman"/>
-          <w:kern w:val="36"/>
-          <w:sz w:val="24"/>
-          <w:szCs w:val="24"/>
-        </w:rPr>
-        <w:t>В WIMS е внедрена разширена система за търсене и филтриране в модулите Продукти, Движения и Фактури. В контролерите са добавени нови методи, а във View слоя – специални менюта, които позволяват комбинирано търсене по множество критерии. Това значително подобрява аналитичните възможности и улеснява работата с големи обеми данни.</w:t>
-      </w:r>
-    </w:p>
-    <w:p>
-      <w:pPr>
-        <w:spacing w:before="100" w:beforeAutospacing="1" w:after="100" w:afterAutospacing="1" w:line="360" w:lineRule="auto"/>
-        <w:outlineLvl w:val="0"/>
-        <w:rPr>
-          <w:rFonts w:ascii="Times New Roman" w:eastAsia="Times New Roman" w:hAnsi="Times New Roman" w:cs="Times New Roman"/>
-          <w:kern w:val="36"/>
-          <w:sz w:val="24"/>
-          <w:szCs w:val="24"/>
-        </w:rPr>
-      </w:pPr>
-      <w:r>
-        <w:rPr>
-          <w:rFonts w:ascii="Times New Roman" w:eastAsia="Times New Roman" w:hAnsi="Times New Roman" w:cs="Times New Roman"/>
-          <w:kern w:val="36"/>
-          <w:sz w:val="24"/>
-          <w:szCs w:val="24"/>
-        </w:rPr>
-        <w:t xml:space="preserve">В модула </w:t>
-      </w:r>
+        <w:spacing w:line="360" w:lineRule="auto"/>
+        <w:rPr>
+          <w:rFonts w:ascii="Times New Roman" w:eastAsia="Times New Roman" w:hAnsi="Times New Roman" w:cs="Times New Roman"/>
+          <w:sz w:val="24"/>
+          <w:szCs w:val="24"/>
+        </w:rPr>
+      </w:pPr>
+      <w:r>
+        <w:rPr>
+          <w:rFonts w:ascii="Times New Roman" w:eastAsia="Times New Roman" w:hAnsi="Times New Roman" w:cs="Times New Roman"/>
+          <w:sz w:val="24"/>
+          <w:szCs w:val="24"/>
+        </w:rPr>
+        <w:t>В WIMS е внедрена мощна система за аналитични справки чрез разширено филтриране в основните модули:</w:t>
+      </w:r>
+    </w:p>
+    <w:p>
+      <w:pPr>
+        <w:numPr>
+          <w:ilvl w:val="0"/>
+          <w:numId w:val="8"/>
+        </w:numPr>
+        <w:spacing w:line="360" w:lineRule="auto"/>
+        <w:rPr>
+          <w:rFonts w:ascii="Times New Roman" w:eastAsia="Times New Roman" w:hAnsi="Times New Roman" w:cs="Times New Roman"/>
+          <w:sz w:val="24"/>
+          <w:szCs w:val="24"/>
+        </w:rPr>
+      </w:pPr>
       <w:r>
         <w:rPr>
           <w:rFonts w:ascii="Times New Roman" w:eastAsia="Times New Roman" w:hAnsi="Times New Roman" w:cs="Times New Roman"/>
           <w:b/>
           <w:bCs/>
-          <w:kern w:val="36"/>
-          <w:sz w:val="24"/>
-          <w:szCs w:val="24"/>
-        </w:rPr>
-        <w:t>Продукти</w:t>
-      </w:r>
-      <w:r>
-        <w:rPr>
-          <w:rFonts w:ascii="Times New Roman" w:eastAsia="Times New Roman" w:hAnsi="Times New Roman" w:cs="Times New Roman"/>
-          <w:kern w:val="36"/>
-          <w:sz w:val="24"/>
-          <w:szCs w:val="24"/>
-        </w:rPr>
-        <w:t xml:space="preserve"> потребителят може да търси по ключова дума, да задава диапазони за цена и количество, да филтрира по категория и доставчик и да комбинира няколко условия едновременно. Добавено е меню „Разширено търсене“.</w:t>
-      </w:r>
-    </w:p>
-    <w:p>
-      <w:pPr>
-        <w:spacing w:before="100" w:beforeAutospacing="1" w:after="100" w:afterAutospacing="1" w:line="360" w:lineRule="auto"/>
-        <w:outlineLvl w:val="0"/>
-        <w:rPr>
-          <w:rFonts w:ascii="Times New Roman" w:eastAsia="Times New Roman" w:hAnsi="Times New Roman" w:cs="Times New Roman"/>
-          <w:kern w:val="36"/>
-          <w:sz w:val="24"/>
-          <w:szCs w:val="24"/>
-        </w:rPr>
-      </w:pPr>
-      <w:r>
-        <w:rPr>
-          <w:rFonts w:ascii="Times New Roman" w:eastAsia="Times New Roman" w:hAnsi="Times New Roman" w:cs="Times New Roman"/>
-          <w:kern w:val="36"/>
-          <w:sz w:val="24"/>
-          <w:szCs w:val="24"/>
-        </w:rPr>
-        <w:t xml:space="preserve">В модула </w:t>
-      </w:r>
+          <w:sz w:val="24"/>
+          <w:szCs w:val="24"/>
+        </w:rPr>
+        <w:t>Модул Продукти:</w:t>
+      </w:r>
+      <w:r>
+        <w:rPr>
+          <w:rFonts w:ascii="Times New Roman" w:eastAsia="Times New Roman" w:hAnsi="Times New Roman" w:cs="Times New Roman"/>
+          <w:sz w:val="24"/>
+          <w:szCs w:val="24"/>
+        </w:rPr>
+        <w:t xml:space="preserve"> Позволява търсене по ключова дума и йерархично филтриране по категории. Включва специализирана проверка за критични наличности и алгоритмично сортиране по цена и количество (Bubble &amp; Selection Sort).</w:t>
+      </w:r>
+    </w:p>
+    <w:p>
+      <w:pPr>
+        <w:numPr>
+          <w:ilvl w:val="0"/>
+          <w:numId w:val="8"/>
+        </w:numPr>
+        <w:spacing w:line="360" w:lineRule="auto"/>
+        <w:rPr>
+          <w:rFonts w:ascii="Times New Roman" w:eastAsia="Times New Roman" w:hAnsi="Times New Roman" w:cs="Times New Roman"/>
+          <w:sz w:val="24"/>
+          <w:szCs w:val="24"/>
+        </w:rPr>
+      </w:pPr>
       <w:r>
         <w:rPr>
           <w:rFonts w:ascii="Times New Roman" w:eastAsia="Times New Roman" w:hAnsi="Times New Roman" w:cs="Times New Roman"/>
           <w:b/>
           <w:bCs/>
-          <w:kern w:val="36"/>
-          <w:sz w:val="24"/>
-          <w:szCs w:val="24"/>
-        </w:rPr>
-        <w:t>Движения</w:t>
-      </w:r>
-      <w:r>
-        <w:rPr>
-          <w:rFonts w:ascii="Times New Roman" w:eastAsia="Times New Roman" w:hAnsi="Times New Roman" w:cs="Times New Roman"/>
-          <w:kern w:val="36"/>
-          <w:sz w:val="24"/>
-          <w:szCs w:val="24"/>
-        </w:rPr>
-        <w:t xml:space="preserve"> са налични филтри по тип движение (IN/OUT/MOVE), по дата в диапазон, по продукт, локация и потребител, като е добавено отделно меню за разширено филтриране.</w:t>
-      </w:r>
-    </w:p>
-    <w:p>
-      <w:pPr>
-        <w:spacing w:before="100" w:beforeAutospacing="1" w:after="100" w:afterAutospacing="1" w:line="360" w:lineRule="auto"/>
-        <w:outlineLvl w:val="0"/>
-        <w:rPr>
-          <w:rFonts w:ascii="Times New Roman" w:eastAsia="Times New Roman" w:hAnsi="Times New Roman" w:cs="Times New Roman"/>
-          <w:kern w:val="36"/>
-          <w:sz w:val="24"/>
-          <w:szCs w:val="24"/>
-        </w:rPr>
-      </w:pPr>
-      <w:r>
-        <w:rPr>
-          <w:rFonts w:ascii="Times New Roman" w:eastAsia="Times New Roman" w:hAnsi="Times New Roman" w:cs="Times New Roman"/>
-          <w:kern w:val="36"/>
-          <w:sz w:val="24"/>
-          <w:szCs w:val="24"/>
-        </w:rPr>
-        <w:lastRenderedPageBreak/>
-        <w:t xml:space="preserve">В модула </w:t>
-      </w:r>
+          <w:sz w:val="24"/>
+          <w:szCs w:val="24"/>
+        </w:rPr>
+        <w:t>Модул Движения:</w:t>
+      </w:r>
+      <w:r>
+        <w:rPr>
+          <w:rFonts w:ascii="Times New Roman" w:eastAsia="Times New Roman" w:hAnsi="Times New Roman" w:cs="Times New Roman"/>
+          <w:sz w:val="24"/>
+          <w:szCs w:val="24"/>
+        </w:rPr>
+        <w:t xml:space="preserve"> Поддържа комбинирано търсене по тип (IN/OUT/MOVE), локация, потребител и времеви период. Внедрена е "Anti-Paradox" логика, която съхранява цената в момента на транзакцията, гарантирайки точност на финансовите данни по метода FIFO.</w:t>
+      </w:r>
+    </w:p>
+    <w:p>
+      <w:pPr>
+        <w:numPr>
+          <w:ilvl w:val="0"/>
+          <w:numId w:val="8"/>
+        </w:numPr>
+        <w:spacing w:line="360" w:lineRule="auto"/>
+        <w:rPr>
+          <w:rFonts w:ascii="Times New Roman" w:eastAsia="Times New Roman" w:hAnsi="Times New Roman" w:cs="Times New Roman"/>
+          <w:sz w:val="24"/>
+          <w:szCs w:val="24"/>
+        </w:rPr>
+      </w:pPr>
       <w:r>
         <w:rPr>
           <w:rFonts w:ascii="Times New Roman" w:eastAsia="Times New Roman" w:hAnsi="Times New Roman" w:cs="Times New Roman"/>
           <w:b/>
           <w:bCs/>
-          <w:kern w:val="36"/>
-          <w:sz w:val="24"/>
-          <w:szCs w:val="24"/>
-        </w:rPr>
-        <w:t>Фактури</w:t>
-      </w:r>
-      <w:r>
-        <w:rPr>
-          <w:rFonts w:ascii="Times New Roman" w:eastAsia="Times New Roman" w:hAnsi="Times New Roman" w:cs="Times New Roman"/>
-          <w:kern w:val="36"/>
-          <w:sz w:val="24"/>
-          <w:szCs w:val="24"/>
-        </w:rPr>
-        <w:t xml:space="preserve"> могат да се задават критерии като клиент, продукт, дата (диапазон) и обща стойност (min–max), включително комбинирано търсене. И тук има собствено меню „Разширено търсене“.</w:t>
-      </w:r>
-    </w:p>
-    <w:p>
-      <w:pPr>
-        <w:spacing w:before="100" w:beforeAutospacing="1" w:after="100" w:afterAutospacing="1" w:line="360" w:lineRule="auto"/>
-        <w:outlineLvl w:val="0"/>
-        <w:rPr>
-          <w:rFonts w:ascii="Times New Roman" w:eastAsia="Times New Roman" w:hAnsi="Times New Roman" w:cs="Times New Roman"/>
-          <w:kern w:val="36"/>
-          <w:sz w:val="24"/>
-          <w:szCs w:val="24"/>
-        </w:rPr>
-      </w:pPr>
-      <w:r>
-        <w:rPr>
-          <w:rFonts w:ascii="Times New Roman" w:eastAsia="Times New Roman" w:hAnsi="Times New Roman" w:cs="Times New Roman"/>
-          <w:kern w:val="36"/>
-          <w:sz w:val="24"/>
-          <w:szCs w:val="24"/>
-        </w:rPr>
-        <w:t>Функционалността е добавена поради необходимостта от по</w:t>
-      </w:r>
-      <w:r>
-        <w:rPr>
-          <w:rFonts w:ascii="Times New Roman" w:eastAsia="Times New Roman" w:hAnsi="Times New Roman" w:cs="Times New Roman"/>
-          <w:kern w:val="36"/>
-          <w:sz w:val="24"/>
-          <w:szCs w:val="24"/>
-        </w:rPr>
-        <w:noBreakHyphen/>
-        <w:t>добри справки, анализи и бързо намиране на информация в складовата система. В резултат системата предлага по</w:t>
-      </w:r>
-      <w:r>
-        <w:rPr>
-          <w:rFonts w:ascii="Times New Roman" w:eastAsia="Times New Roman" w:hAnsi="Times New Roman" w:cs="Times New Roman"/>
-          <w:kern w:val="36"/>
-          <w:sz w:val="24"/>
-          <w:szCs w:val="24"/>
-        </w:rPr>
-        <w:noBreakHyphen/>
-        <w:t>мощни аналитични инструменти, улеснява работата на потребителите и подобрява управлението на складовите процеси.</w:t>
-      </w:r>
-    </w:p>
-    <w:p>
-      <w:pPr>
-        <w:spacing w:line="360" w:lineRule="auto"/>
+          <w:sz w:val="24"/>
+          <w:szCs w:val="24"/>
+        </w:rPr>
+        <w:t>Модул Фактури:</w:t>
+      </w:r>
+      <w:r>
+        <w:rPr>
+          <w:rFonts w:ascii="Times New Roman" w:eastAsia="Times New Roman" w:hAnsi="Times New Roman" w:cs="Times New Roman"/>
+          <w:sz w:val="24"/>
+          <w:szCs w:val="24"/>
+        </w:rPr>
+        <w:t xml:space="preserve"> Предлага детайлно филтриране по клиент, продукт, дата и </w:t>
+      </w:r>
+      <w:r>
         <w:rPr>
           <w:rFonts w:ascii="Times New Roman" w:eastAsia="Times New Roman" w:hAnsi="Times New Roman" w:cs="Times New Roman"/>
           <w:b/>
@@ -15886,6 +15492,29 @@
           <w:sz w:val="24"/>
           <w:szCs w:val="24"/>
         </w:rPr>
+        <w:t>диапазон на общата стойност (min–max)</w:t>
+      </w:r>
+      <w:r>
+        <w:rPr>
+          <w:rFonts w:ascii="Times New Roman" w:eastAsia="Times New Roman" w:hAnsi="Times New Roman" w:cs="Times New Roman"/>
+          <w:sz w:val="24"/>
+          <w:szCs w:val="24"/>
+        </w:rPr>
+        <w:t>. Търсенето на клиенти е оптимизирано да разпознава частични съвпадения в имената.</w:t>
+      </w:r>
+    </w:p>
+    <w:p>
+      <w:pPr>
+        <w:numPr>
+          <w:ilvl w:val="0"/>
+          <w:numId w:val="8"/>
+        </w:numPr>
+        <w:spacing w:line="360" w:lineRule="auto"/>
+        <w:rPr>
+          <w:rFonts w:ascii="Times New Roman" w:eastAsia="Times New Roman" w:hAnsi="Times New Roman" w:cs="Times New Roman"/>
+          <w:sz w:val="24"/>
+          <w:szCs w:val="24"/>
+        </w:rPr>
       </w:pPr>
       <w:r>
         <w:rPr>
@@ -15895,11 +15524,52 @@
           <w:sz w:val="24"/>
           <w:szCs w:val="24"/>
         </w:rPr>
+        <w:lastRenderedPageBreak/>
+        <w:t>Многоскладово управление:</w:t>
+      </w:r>
+      <w:r>
+        <w:rPr>
+          <w:rFonts w:ascii="Times New Roman" w:eastAsia="Times New Roman" w:hAnsi="Times New Roman" w:cs="Times New Roman"/>
+          <w:sz w:val="24"/>
+          <w:szCs w:val="24"/>
+        </w:rPr>
+        <w:t xml:space="preserve"> Системата поддържа неограничен брой локации и зони, като следи капацитета им и не позволява изтриване на склад, в който има налична стока.</w:t>
+      </w:r>
+    </w:p>
+    <w:p>
+      <w:pPr>
+        <w:spacing w:line="360" w:lineRule="auto"/>
+        <w:rPr>
+          <w:rFonts w:ascii="Times New Roman" w:eastAsia="Times New Roman" w:hAnsi="Times New Roman" w:cs="Times New Roman"/>
+          <w:sz w:val="24"/>
+          <w:szCs w:val="24"/>
+        </w:rPr>
+      </w:pPr>
+      <w:r>
+        <w:rPr>
+          <w:rFonts w:ascii="Times New Roman" w:eastAsia="Times New Roman" w:hAnsi="Times New Roman" w:cs="Times New Roman"/>
+          <w:b/>
+          <w:bCs/>
+          <w:sz w:val="24"/>
+          <w:szCs w:val="24"/>
+        </w:rPr>
         <w:t>13. Future Enhancements / Бъдещи подобрения</w:t>
       </w:r>
-    </w:p>
-    <w:p>
-      <w:pPr>
+      <w:r>
+        <w:rPr>
+          <w:rFonts w:ascii="Times New Roman" w:eastAsia="Times New Roman" w:hAnsi="Times New Roman" w:cs="Times New Roman"/>
+          <w:sz w:val="24"/>
+          <w:szCs w:val="24"/>
+        </w:rPr>
+        <w:t xml:space="preserve"> За бъдещото развитие на WIMS са предвидени следните стратегически подобрения:</w:t>
+      </w:r>
+    </w:p>
+    <w:p>
+      <w:pPr>
+        <w:numPr>
+          <w:ilvl w:val="0"/>
+          <w:numId w:val="9"/>
+        </w:numPr>
         <w:spacing w:line="360" w:lineRule="auto"/>
         <w:rPr>
           <w:rFonts w:ascii="Times New Roman" w:eastAsia="Times New Roman" w:hAnsi="Times New Roman" w:cs="Times New Roman"/>
@@ -15910,32 +15580,28 @@
       <w:r>
         <w:rPr>
           <w:rFonts w:ascii="Times New Roman" w:eastAsia="Times New Roman" w:hAnsi="Times New Roman" w:cs="Times New Roman"/>
-          <w:sz w:val="24"/>
-          <w:szCs w:val="24"/>
-        </w:rPr>
-        <w:t>В бъдещи версии на WIMS могат да бъдат добавени редица подобрения, които да разширят функционалността и да повишат удобството при работа. Основна посока е разработването на графичен потребителски интерфейс (GUI), който да замени текстовото меню и да осигури по</w:t>
-      </w:r>
-      <w:r>
-        <w:rPr>
-          <w:rFonts w:ascii="Times New Roman" w:eastAsia="Times New Roman" w:hAnsi="Times New Roman" w:cs="Times New Roman"/>
-          <w:sz w:val="24"/>
-          <w:szCs w:val="24"/>
-        </w:rPr>
-        <w:noBreakHyphen/>
-        <w:t>лесна навигация и по</w:t>
-      </w:r>
-      <w:r>
-        <w:rPr>
-          <w:rFonts w:ascii="Times New Roman" w:eastAsia="Times New Roman" w:hAnsi="Times New Roman" w:cs="Times New Roman"/>
-          <w:sz w:val="24"/>
-          <w:szCs w:val="24"/>
-        </w:rPr>
-        <w:noBreakHyphen/>
-        <w:t>ясна визуализация на данните.</w:t>
-      </w:r>
-    </w:p>
-    <w:p>
-      <w:pPr>
+          <w:b/>
+          <w:bCs/>
+          <w:sz w:val="24"/>
+          <w:szCs w:val="24"/>
+        </w:rPr>
+        <w:t>Графичен интерфейс (GUI):</w:t>
+      </w:r>
+      <w:r>
+        <w:rPr>
+          <w:rFonts w:ascii="Times New Roman" w:eastAsia="Times New Roman" w:hAnsi="Times New Roman" w:cs="Times New Roman"/>
+          <w:sz w:val="24"/>
+          <w:szCs w:val="24"/>
+        </w:rPr>
+        <w:t xml:space="preserve"> Трансформиране на конзолното приложение в десктоп софтуер с графична визуализация на складовите наличности.</w:t>
+      </w:r>
+    </w:p>
+    <w:p>
+      <w:pPr>
+        <w:numPr>
+          <w:ilvl w:val="0"/>
+          <w:numId w:val="9"/>
+        </w:numPr>
         <w:spacing w:line="360" w:lineRule="auto"/>
         <w:rPr>
           <w:rFonts w:ascii="Times New Roman" w:eastAsia="Times New Roman" w:hAnsi="Times New Roman" w:cs="Times New Roman"/>
@@ -15946,174 +15612,117 @@
       <w:r>
         <w:rPr>
           <w:rFonts w:ascii="Times New Roman" w:eastAsia="Times New Roman" w:hAnsi="Times New Roman" w:cs="Times New Roman"/>
+          <w:b/>
+          <w:bCs/>
+          <w:sz w:val="24"/>
+          <w:szCs w:val="24"/>
+        </w:rPr>
+        <w:t>SQL База данни:</w:t>
+      </w:r>
+      <w:r>
+        <w:rPr>
+          <w:rFonts w:ascii="Times New Roman" w:eastAsia="Times New Roman" w:hAnsi="Times New Roman" w:cs="Times New Roman"/>
+          <w:sz w:val="24"/>
+          <w:szCs w:val="24"/>
+        </w:rPr>
+        <w:t xml:space="preserve"> Интеграция с PostgreSQL или MySQL за повишаване на производителността при обработка на хиляди транзакции едновременно.</w:t>
+      </w:r>
+    </w:p>
+    <w:p>
+      <w:pPr>
+        <w:numPr>
+          <w:ilvl w:val="0"/>
+          <w:numId w:val="9"/>
+        </w:numPr>
+        <w:spacing w:line="360" w:lineRule="auto"/>
+        <w:rPr>
+          <w:rFonts w:ascii="Times New Roman" w:eastAsia="Times New Roman" w:hAnsi="Times New Roman" w:cs="Times New Roman"/>
+          <w:sz w:val="24"/>
+          <w:szCs w:val="24"/>
+        </w:rPr>
+      </w:pPr>
+      <w:r>
+        <w:rPr>
+          <w:rFonts w:ascii="Times New Roman" w:eastAsia="Times New Roman" w:hAnsi="Times New Roman" w:cs="Times New Roman"/>
+          <w:b/>
+          <w:bCs/>
+          <w:sz w:val="24"/>
+          <w:szCs w:val="24"/>
+        </w:rPr>
+        <w:t>Баркод автоматизация:</w:t>
+      </w:r>
+      <w:r>
+        <w:rPr>
+          <w:rFonts w:ascii="Times New Roman" w:eastAsia="Times New Roman" w:hAnsi="Times New Roman" w:cs="Times New Roman"/>
+          <w:sz w:val="24"/>
+          <w:szCs w:val="24"/>
+        </w:rPr>
+        <w:t xml:space="preserve"> Свързване с хардуерни скенери за мигновено регистриране на движения и намаляване на човешките грешки.</w:t>
+      </w:r>
+    </w:p>
+    <w:p>
+      <w:pPr>
+        <w:numPr>
+          <w:ilvl w:val="0"/>
+          <w:numId w:val="9"/>
+        </w:numPr>
+        <w:spacing w:line="360" w:lineRule="auto"/>
+        <w:rPr>
+          <w:rFonts w:ascii="Times New Roman" w:eastAsia="Times New Roman" w:hAnsi="Times New Roman" w:cs="Times New Roman"/>
+          <w:sz w:val="24"/>
+          <w:szCs w:val="24"/>
+        </w:rPr>
+      </w:pPr>
+      <w:r>
+        <w:rPr>
+          <w:rFonts w:ascii="Times New Roman" w:eastAsia="Times New Roman" w:hAnsi="Times New Roman" w:cs="Times New Roman"/>
+          <w:b/>
+          <w:bCs/>
+          <w:sz w:val="24"/>
+          <w:szCs w:val="24"/>
+        </w:rPr>
+        <w:t>Прогностичен анализ:</w:t>
+      </w:r>
+      <w:r>
+        <w:rPr>
+          <w:rFonts w:ascii="Times New Roman" w:eastAsia="Times New Roman" w:hAnsi="Times New Roman" w:cs="Times New Roman"/>
+          <w:sz w:val="24"/>
+          <w:szCs w:val="24"/>
+        </w:rPr>
+        <w:t xml:space="preserve"> Използване на AI за прогнозиране на дефицити на база исторически данни от продажбите.</w:t>
+      </w:r>
+    </w:p>
+    <w:p>
+      <w:pPr>
+        <w:numPr>
+          <w:ilvl w:val="0"/>
+          <w:numId w:val="9"/>
+        </w:numPr>
+        <w:spacing w:line="360" w:lineRule="auto"/>
+        <w:rPr>
+          <w:rFonts w:ascii="Times New Roman" w:eastAsia="Times New Roman" w:hAnsi="Times New Roman" w:cs="Times New Roman"/>
+          <w:sz w:val="24"/>
+          <w:szCs w:val="24"/>
+        </w:rPr>
+      </w:pPr>
+      <w:r>
+        <w:rPr>
+          <w:rFonts w:ascii="Times New Roman" w:eastAsia="Times New Roman" w:hAnsi="Times New Roman" w:cs="Times New Roman"/>
+          <w:b/>
+          <w:bCs/>
           <w:sz w:val="24"/>
           <w:szCs w:val="24"/>
         </w:rPr>
         <w:lastRenderedPageBreak/>
-        <w:t>Друг важен елемент е интеграцията с релационна база данни като MySQL или PostgreSQL, което би осигурило по</w:t>
-      </w:r>
-      <w:r>
-        <w:rPr>
-          <w:rFonts w:ascii="Times New Roman" w:eastAsia="Times New Roman" w:hAnsi="Times New Roman" w:cs="Times New Roman"/>
-          <w:sz w:val="24"/>
-          <w:szCs w:val="24"/>
-        </w:rPr>
-        <w:noBreakHyphen/>
-        <w:t>голяма надеждност, по</w:t>
-      </w:r>
-      <w:r>
-        <w:rPr>
-          <w:rFonts w:ascii="Times New Roman" w:eastAsia="Times New Roman" w:hAnsi="Times New Roman" w:cs="Times New Roman"/>
-          <w:sz w:val="24"/>
-          <w:szCs w:val="24"/>
-        </w:rPr>
-        <w:noBreakHyphen/>
-        <w:t>добра производителност и възможност за работа с по</w:t>
-      </w:r>
-      <w:r>
-        <w:rPr>
-          <w:rFonts w:ascii="Times New Roman" w:eastAsia="Times New Roman" w:hAnsi="Times New Roman" w:cs="Times New Roman"/>
-          <w:sz w:val="24"/>
-          <w:szCs w:val="24"/>
-        </w:rPr>
-        <w:noBreakHyphen/>
-        <w:t>големи обеми информация в модулите за продукти, движения и фактури.</w:t>
-      </w:r>
-    </w:p>
-    <w:p>
-      <w:pPr>
-        <w:spacing w:line="360" w:lineRule="auto"/>
-        <w:rPr>
-          <w:rFonts w:ascii="Times New Roman" w:eastAsia="Times New Roman" w:hAnsi="Times New Roman" w:cs="Times New Roman"/>
-          <w:sz w:val="24"/>
-          <w:szCs w:val="24"/>
-        </w:rPr>
-      </w:pPr>
-      <w:r>
-        <w:rPr>
-          <w:rFonts w:ascii="Times New Roman" w:eastAsia="Times New Roman" w:hAnsi="Times New Roman" w:cs="Times New Roman"/>
-          <w:sz w:val="24"/>
-          <w:szCs w:val="24"/>
-        </w:rPr>
-        <w:t>Добавянето на поддръжка за баркод скенери би ускорило обработката на артикули и регистрирането на IN/OUT операции. В комбинация с автоматични известия при ниски наличности системата би позволила по</w:t>
-      </w:r>
-      <w:r>
-        <w:rPr>
-          <w:rFonts w:ascii="Times New Roman" w:eastAsia="Times New Roman" w:hAnsi="Times New Roman" w:cs="Times New Roman"/>
-          <w:sz w:val="24"/>
-          <w:szCs w:val="24"/>
-        </w:rPr>
-        <w:noBreakHyphen/>
-        <w:t>добър контрол и по</w:t>
-      </w:r>
-      <w:r>
-        <w:rPr>
-          <w:rFonts w:ascii="Times New Roman" w:eastAsia="Times New Roman" w:hAnsi="Times New Roman" w:cs="Times New Roman"/>
-          <w:sz w:val="24"/>
-          <w:szCs w:val="24"/>
-        </w:rPr>
-        <w:noBreakHyphen/>
-        <w:t>бърза реакция при критични ситуации.</w:t>
-      </w:r>
-    </w:p>
-    <w:p>
-      <w:pPr>
-        <w:spacing w:line="360" w:lineRule="auto"/>
-        <w:rPr>
-          <w:rFonts w:ascii="Times New Roman" w:eastAsia="Times New Roman" w:hAnsi="Times New Roman" w:cs="Times New Roman"/>
-          <w:sz w:val="24"/>
-          <w:szCs w:val="24"/>
-        </w:rPr>
-      </w:pPr>
-      <w:r>
-        <w:rPr>
-          <w:rFonts w:ascii="Times New Roman" w:eastAsia="Times New Roman" w:hAnsi="Times New Roman" w:cs="Times New Roman"/>
-          <w:sz w:val="24"/>
-          <w:szCs w:val="24"/>
-        </w:rPr>
-        <w:t>Разширяването с многоскладова поддръжка би позволило управление на няколко локации едновременно и по</w:t>
-      </w:r>
-      <w:r>
-        <w:rPr>
-          <w:rFonts w:ascii="Times New Roman" w:eastAsia="Times New Roman" w:hAnsi="Times New Roman" w:cs="Times New Roman"/>
-          <w:sz w:val="24"/>
-          <w:szCs w:val="24"/>
-        </w:rPr>
-        <w:noBreakHyphen/>
-        <w:t>добра работа на модулите Movement и Invoice, като движенията и фактурите могат да бъдат свързвани с конкретен склад.</w:t>
-      </w:r>
-    </w:p>
-    <w:p>
-      <w:pPr>
-        <w:spacing w:line="360" w:lineRule="auto"/>
-        <w:rPr>
-          <w:rFonts w:ascii="Times New Roman" w:eastAsia="Times New Roman" w:hAnsi="Times New Roman" w:cs="Times New Roman"/>
-          <w:sz w:val="24"/>
-          <w:szCs w:val="24"/>
-        </w:rPr>
-      </w:pPr>
-      <w:r>
-        <w:rPr>
-          <w:rFonts w:ascii="Times New Roman" w:eastAsia="Times New Roman" w:hAnsi="Times New Roman" w:cs="Times New Roman"/>
-          <w:sz w:val="24"/>
-          <w:szCs w:val="24"/>
-        </w:rPr>
-        <w:t>Интеграцията с външни API услуги би дала възможност за свързване с ERP или счетоводни системи и автоматично предаване на данни за продажби, доставки и фактури. Разширените аналитични справки биха предоставили по</w:t>
-      </w:r>
-      <w:r>
-        <w:rPr>
-          <w:rFonts w:ascii="Times New Roman" w:eastAsia="Times New Roman" w:hAnsi="Times New Roman" w:cs="Times New Roman"/>
-          <w:sz w:val="24"/>
-          <w:szCs w:val="24"/>
-        </w:rPr>
-        <w:noBreakHyphen/>
-        <w:t>детайлна информация за наличности, тенденции, ефективност и финансови показатели.</w:t>
-      </w:r>
-    </w:p>
-    <w:p>
-      <w:pPr>
-        <w:spacing w:line="360" w:lineRule="auto"/>
-        <w:rPr>
-          <w:rFonts w:ascii="Times New Roman" w:eastAsia="Times New Roman" w:hAnsi="Times New Roman" w:cs="Times New Roman"/>
-          <w:sz w:val="24"/>
-          <w:szCs w:val="24"/>
-        </w:rPr>
-      </w:pPr>
-      <w:r>
-        <w:rPr>
-          <w:rFonts w:ascii="Times New Roman" w:eastAsia="Times New Roman" w:hAnsi="Times New Roman" w:cs="Times New Roman"/>
-          <w:sz w:val="24"/>
-          <w:szCs w:val="24"/>
-        </w:rPr>
-        <w:lastRenderedPageBreak/>
-        <w:t>Разработването на мобилно приложение би направило системата достъпна от различни устройства и би улеснило регистрирането на движения и издаването на фактури в реално време. По</w:t>
-      </w:r>
-      <w:r>
-        <w:rPr>
-          <w:rFonts w:ascii="Times New Roman" w:eastAsia="Times New Roman" w:hAnsi="Times New Roman" w:cs="Times New Roman"/>
-          <w:sz w:val="24"/>
-          <w:szCs w:val="24"/>
-        </w:rPr>
-        <w:noBreakHyphen/>
-        <w:t>детайлна ролева система с повече нива на достъп би позволила по</w:t>
-      </w:r>
-      <w:r>
-        <w:rPr>
-          <w:rFonts w:ascii="Times New Roman" w:eastAsia="Times New Roman" w:hAnsi="Times New Roman" w:cs="Times New Roman"/>
-          <w:sz w:val="24"/>
-          <w:szCs w:val="24"/>
-        </w:rPr>
-        <w:noBreakHyphen/>
-        <w:t>гъвкаво управление на потребителските права и по</w:t>
-      </w:r>
-      <w:r>
-        <w:rPr>
-          <w:rFonts w:ascii="Times New Roman" w:eastAsia="Times New Roman" w:hAnsi="Times New Roman" w:cs="Times New Roman"/>
-          <w:sz w:val="24"/>
-          <w:szCs w:val="24"/>
-        </w:rPr>
-        <w:noBreakHyphen/>
-        <w:t>добър контрол върху чувствителни операции като изтриване на данни или издаване на финансови документи.</w:t>
+        <w:t>Облачна интеграция:</w:t>
+      </w:r>
+      <w:r>
+        <w:rPr>
+          <w:rFonts w:ascii="Times New Roman" w:eastAsia="Times New Roman" w:hAnsi="Times New Roman" w:cs="Times New Roman"/>
+          <w:sz w:val="24"/>
+          <w:szCs w:val="24"/>
+        </w:rPr>
+        <w:t xml:space="preserve"> Възможност за отдалечен достъп чрез мобилно приложение и синхронизация с външни ERP/счетоводни платформи.</w:t>
       </w:r>
     </w:p>
     <w:p>
@@ -16600,9 +16209,9 @@
     </w:lvl>
   </w:abstractNum>
   <w:abstractNum w:abstractNumId="3" w15:restartNumberingAfterBreak="0">
-    <w:nsid w:val="33272282"/>
+    <w:nsid w:val="2E967BFA"/>
     <w:multiLevelType w:val="multilevel"/>
-    <w:tmpl w:val="006EF3A8"/>
+    <w:tmpl w:val="10C48DEC"/>
     <w:lvl w:ilvl="0">
       <w:start w:val="1"/>
       <w:numFmt w:val="bullet"/>
@@ -16749,122 +16358,9 @@
     </w:lvl>
   </w:abstractNum>
   <w:abstractNum w:abstractNumId="4" w15:restartNumberingAfterBreak="0">
-    <w:nsid w:val="6FF279B8"/>
-    <w:multiLevelType w:val="hybridMultilevel"/>
-    <w:tmpl w:val="BBA89774"/>
-    <w:lvl w:ilvl="0" w:tplc="04020001">
-      <w:start w:val="1"/>
-      <w:numFmt w:val="bullet"/>
-      <w:lvlText w:val=""/>
-      <w:lvlJc w:val="left"/>
-      <w:pPr>
-        <w:ind w:left="720" w:hanging="360"/>
-      </w:pPr>
-      <w:rPr>
-        <w:rFonts w:ascii="Symbol" w:hAnsi="Symbol" w:hint="default"/>
-      </w:rPr>
-    </w:lvl>
-    <w:lvl w:ilvl="1" w:tplc="04020003" w:tentative="1">
-      <w:start w:val="1"/>
-      <w:numFmt w:val="bullet"/>
-      <w:lvlText w:val="o"/>
-      <w:lvlJc w:val="left"/>
-      <w:pPr>
-        <w:ind w:left="1440" w:hanging="360"/>
-      </w:pPr>
-      <w:rPr>
-        <w:rFonts w:ascii="Courier New" w:hAnsi="Courier New" w:cs="Courier New" w:hint="default"/>
-      </w:rPr>
-    </w:lvl>
-    <w:lvl w:ilvl="2" w:tplc="04020005" w:tentative="1">
-      <w:start w:val="1"/>
-      <w:numFmt w:val="bullet"/>
-      <w:lvlText w:val=""/>
-      <w:lvlJc w:val="left"/>
-      <w:pPr>
-        <w:ind w:left="2160" w:hanging="360"/>
-      </w:pPr>
-      <w:rPr>
-        <w:rFonts w:ascii="Wingdings" w:hAnsi="Wingdings" w:hint="default"/>
-      </w:rPr>
-    </w:lvl>
-    <w:lvl w:ilvl="3" w:tplc="04020001" w:tentative="1">
-      <w:start w:val="1"/>
-      <w:numFmt w:val="bullet"/>
-      <w:lvlText w:val=""/>
-      <w:lvlJc w:val="left"/>
-      <w:pPr>
-        <w:ind w:left="2880" w:hanging="360"/>
-      </w:pPr>
-      <w:rPr>
-        <w:rFonts w:ascii="Symbol" w:hAnsi="Symbol" w:hint="default"/>
-      </w:rPr>
-    </w:lvl>
-    <w:lvl w:ilvl="4" w:tplc="04020003" w:tentative="1">
-      <w:start w:val="1"/>
-      <w:numFmt w:val="bullet"/>
-      <w:lvlText w:val="o"/>
-      <w:lvlJc w:val="left"/>
-      <w:pPr>
-        <w:ind w:left="3600" w:hanging="360"/>
-      </w:pPr>
-      <w:rPr>
-        <w:rFonts w:ascii="Courier New" w:hAnsi="Courier New" w:cs="Courier New" w:hint="default"/>
-      </w:rPr>
-    </w:lvl>
-    <w:lvl w:ilvl="5" w:tplc="04020005" w:tentative="1">
-      <w:start w:val="1"/>
-      <w:numFmt w:val="bullet"/>
-      <w:lvlText w:val=""/>
-      <w:lvlJc w:val="left"/>
-      <w:pPr>
-        <w:ind w:left="4320" w:hanging="360"/>
-      </w:pPr>
-      <w:rPr>
-        <w:rFonts w:ascii="Wingdings" w:hAnsi="Wingdings" w:hint="default"/>
-      </w:rPr>
-    </w:lvl>
-    <w:lvl w:ilvl="6" w:tplc="04020001" w:tentative="1">
-      <w:start w:val="1"/>
-      <w:numFmt w:val="bullet"/>
-      <w:lvlText w:val=""/>
-      <w:lvlJc w:val="left"/>
-      <w:pPr>
-        <w:ind w:left="5040" w:hanging="360"/>
-      </w:pPr>
-      <w:rPr>
-        <w:rFonts w:ascii="Symbol" w:hAnsi="Symbol" w:hint="default"/>
-      </w:rPr>
-    </w:lvl>
-    <w:lvl w:ilvl="7" w:tplc="04020003" w:tentative="1">
-      <w:start w:val="1"/>
-      <w:numFmt w:val="bullet"/>
-      <w:lvlText w:val="o"/>
-      <w:lvlJc w:val="left"/>
-      <w:pPr>
-        <w:ind w:left="5760" w:hanging="360"/>
-      </w:pPr>
-      <w:rPr>
-        <w:rFonts w:ascii="Courier New" w:hAnsi="Courier New" w:cs="Courier New" w:hint="default"/>
-      </w:rPr>
-    </w:lvl>
-    <w:lvl w:ilvl="8" w:tplc="04020005" w:tentative="1">
-      <w:start w:val="1"/>
-      <w:numFmt w:val="bullet"/>
-      <w:lvlText w:val=""/>
-      <w:lvlJc w:val="left"/>
-      <w:pPr>
-        <w:ind w:left="6480" w:hanging="360"/>
-      </w:pPr>
-      <w:rPr>
-        <w:rFonts w:ascii="Wingdings" w:hAnsi="Wingdings" w:hint="default"/>
-      </w:rPr>
-    </w:lvl>
-  </w:abstractNum>
-  <w:abstractNum w:abstractNumId="5" w15:restartNumberingAfterBreak="0">
-    <w:nsid w:val="7E59012D"/>
+    <w:nsid w:val="33272282"/>
     <w:multiLevelType w:val="multilevel"/>
-    <w:tmpl w:val="A8B22364"/>
+    <w:tmpl w:val="006EF3A8"/>
     <w:lvl w:ilvl="0">
       <w:start w:val="1"/>
       <w:numFmt w:val="bullet"/>
@@ -17010,10 +16506,10 @@
       </w:rPr>
     </w:lvl>
   </w:abstractNum>
-  <w:abstractNum w:abstractNumId="6" w15:restartNumberingAfterBreak="0">
-    <w:nsid w:val="7E612F8C"/>
+  <w:abstractNum w:abstractNumId="5" w15:restartNumberingAfterBreak="0">
+    <w:nsid w:val="43444719"/>
     <w:multiLevelType w:val="multilevel"/>
-    <w:tmpl w:val="91B0B85C"/>
+    <w:tmpl w:val="77B02B9C"/>
     <w:lvl w:ilvl="0">
       <w:start w:val="1"/>
       <w:numFmt w:val="bullet"/>
@@ -17159,26 +16655,443 @@
       </w:rPr>
     </w:lvl>
   </w:abstractNum>
+  <w:abstractNum w:abstractNumId="6" w15:restartNumberingAfterBreak="0">
+    <w:nsid w:val="6FF279B8"/>
+    <w:multiLevelType w:val="hybridMultilevel"/>
+    <w:tmpl w:val="BBA89774"/>
+    <w:lvl w:ilvl="0" w:tplc="04020001">
+      <w:start w:val="1"/>
+      <w:numFmt w:val="bullet"/>
+      <w:lvlText w:val=""/>
+      <w:lvlJc w:val="left"/>
+      <w:pPr>
+        <w:ind w:left="720" w:hanging="360"/>
+      </w:pPr>
+      <w:rPr>
+        <w:rFonts w:ascii="Symbol" w:hAnsi="Symbol" w:hint="default"/>
+      </w:rPr>
+    </w:lvl>
+    <w:lvl w:ilvl="1" w:tplc="04020003" w:tentative="1">
+      <w:start w:val="1"/>
+      <w:numFmt w:val="bullet"/>
+      <w:lvlText w:val="o"/>
+      <w:lvlJc w:val="left"/>
+      <w:pPr>
+        <w:ind w:left="1440" w:hanging="360"/>
+      </w:pPr>
+      <w:rPr>
+        <w:rFonts w:ascii="Courier New" w:hAnsi="Courier New" w:cs="Courier New" w:hint="default"/>
+      </w:rPr>
+    </w:lvl>
+    <w:lvl w:ilvl="2" w:tplc="04020005" w:tentative="1">
+      <w:start w:val="1"/>
+      <w:numFmt w:val="bullet"/>
+      <w:lvlText w:val=""/>
+      <w:lvlJc w:val="left"/>
+      <w:pPr>
+        <w:ind w:left="2160" w:hanging="360"/>
+      </w:pPr>
+      <w:rPr>
+        <w:rFonts w:ascii="Wingdings" w:hAnsi="Wingdings" w:hint="default"/>
+      </w:rPr>
+    </w:lvl>
+    <w:lvl w:ilvl="3" w:tplc="04020001" w:tentative="1">
+      <w:start w:val="1"/>
+      <w:numFmt w:val="bullet"/>
+      <w:lvlText w:val=""/>
+      <w:lvlJc w:val="left"/>
+      <w:pPr>
+        <w:ind w:left="2880" w:hanging="360"/>
+      </w:pPr>
+      <w:rPr>
+        <w:rFonts w:ascii="Symbol" w:hAnsi="Symbol" w:hint="default"/>
+      </w:rPr>
+    </w:lvl>
+    <w:lvl w:ilvl="4" w:tplc="04020003" w:tentative="1">
+      <w:start w:val="1"/>
+      <w:numFmt w:val="bullet"/>
+      <w:lvlText w:val="o"/>
+      <w:lvlJc w:val="left"/>
+      <w:pPr>
+        <w:ind w:left="3600" w:hanging="360"/>
+      </w:pPr>
+      <w:rPr>
+        <w:rFonts w:ascii="Courier New" w:hAnsi="Courier New" w:cs="Courier New" w:hint="default"/>
+      </w:rPr>
+    </w:lvl>
+    <w:lvl w:ilvl="5" w:tplc="04020005" w:tentative="1">
+      <w:start w:val="1"/>
+      <w:numFmt w:val="bullet"/>
+      <w:lvlText w:val=""/>
+      <w:lvlJc w:val="left"/>
+      <w:pPr>
+        <w:ind w:left="4320" w:hanging="360"/>
+      </w:pPr>
+      <w:rPr>
+        <w:rFonts w:ascii="Wingdings" w:hAnsi="Wingdings" w:hint="default"/>
+      </w:rPr>
+    </w:lvl>
+    <w:lvl w:ilvl="6" w:tplc="04020001" w:tentative="1">
+      <w:start w:val="1"/>
+      <w:numFmt w:val="bullet"/>
+      <w:lvlText w:val=""/>
+      <w:lvlJc w:val="left"/>
+      <w:pPr>
+        <w:ind w:left="5040" w:hanging="360"/>
+      </w:pPr>
+      <w:rPr>
+        <w:rFonts w:ascii="Symbol" w:hAnsi="Symbol" w:hint="default"/>
+      </w:rPr>
+    </w:lvl>
+    <w:lvl w:ilvl="7" w:tplc="04020003" w:tentative="1">
+      <w:start w:val="1"/>
+      <w:numFmt w:val="bullet"/>
+      <w:lvlText w:val="o"/>
+      <w:lvlJc w:val="left"/>
+      <w:pPr>
+        <w:ind w:left="5760" w:hanging="360"/>
+      </w:pPr>
+      <w:rPr>
+        <w:rFonts w:ascii="Courier New" w:hAnsi="Courier New" w:cs="Courier New" w:hint="default"/>
+      </w:rPr>
+    </w:lvl>
+    <w:lvl w:ilvl="8" w:tplc="04020005" w:tentative="1">
+      <w:start w:val="1"/>
+      <w:numFmt w:val="bullet"/>
+      <w:lvlText w:val=""/>
+      <w:lvlJc w:val="left"/>
+      <w:pPr>
+        <w:ind w:left="6480" w:hanging="360"/>
+      </w:pPr>
+      <w:rPr>
+        <w:rFonts w:ascii="Wingdings" w:hAnsi="Wingdings" w:hint="default"/>
+      </w:rPr>
+    </w:lvl>
+  </w:abstractNum>
+  <w:abstractNum w:abstractNumId="7" w15:restartNumberingAfterBreak="0">
+    <w:nsid w:val="7E59012D"/>
+    <w:multiLevelType w:val="multilevel"/>
+    <w:tmpl w:val="A8B22364"/>
+    <w:lvl w:ilvl="0">
+      <w:start w:val="1"/>
+      <w:numFmt w:val="bullet"/>
+      <w:lvlText w:val=""/>
+      <w:lvlJc w:val="left"/>
+      <w:pPr>
+        <w:tabs>
+          <w:tab w:val="num" w:pos="720"/>
+        </w:tabs>
+        <w:ind w:left="720" w:hanging="360"/>
+      </w:pPr>
+      <w:rPr>
+        <w:rFonts w:ascii="Symbol" w:hAnsi="Symbol" w:hint="default"/>
+        <w:sz w:val="20"/>
+      </w:rPr>
+    </w:lvl>
+    <w:lvl w:ilvl="1" w:tentative="1">
+      <w:start w:val="1"/>
+      <w:numFmt w:val="bullet"/>
+      <w:lvlText w:val="o"/>
+      <w:lvlJc w:val="left"/>
+      <w:pPr>
+        <w:tabs>
+          <w:tab w:val="num" w:pos="1440"/>
+        </w:tabs>
+        <w:ind w:left="1440" w:hanging="360"/>
+      </w:pPr>
+      <w:rPr>
+        <w:rFonts w:ascii="Courier New" w:hAnsi="Courier New" w:hint="default"/>
+        <w:sz w:val="20"/>
+      </w:rPr>
+    </w:lvl>
+    <w:lvl w:ilvl="2" w:tentative="1">
+      <w:start w:val="1"/>
+      <w:numFmt w:val="bullet"/>
+      <w:lvlText w:val=""/>
+      <w:lvlJc w:val="left"/>
+      <w:pPr>
+        <w:tabs>
+          <w:tab w:val="num" w:pos="2160"/>
+        </w:tabs>
+        <w:ind w:left="2160" w:hanging="360"/>
+      </w:pPr>
+      <w:rPr>
+        <w:rFonts w:ascii="Wingdings" w:hAnsi="Wingdings" w:hint="default"/>
+        <w:sz w:val="20"/>
+      </w:rPr>
+    </w:lvl>
+    <w:lvl w:ilvl="3" w:tentative="1">
+      <w:start w:val="1"/>
+      <w:numFmt w:val="bullet"/>
+      <w:lvlText w:val=""/>
+      <w:lvlJc w:val="left"/>
+      <w:pPr>
+        <w:tabs>
+          <w:tab w:val="num" w:pos="2880"/>
+        </w:tabs>
+        <w:ind w:left="2880" w:hanging="360"/>
+      </w:pPr>
+      <w:rPr>
+        <w:rFonts w:ascii="Wingdings" w:hAnsi="Wingdings" w:hint="default"/>
+        <w:sz w:val="20"/>
+      </w:rPr>
+    </w:lvl>
+    <w:lvl w:ilvl="4" w:tentative="1">
+      <w:start w:val="1"/>
+      <w:numFmt w:val="bullet"/>
+      <w:lvlText w:val=""/>
+      <w:lvlJc w:val="left"/>
+      <w:pPr>
+        <w:tabs>
+          <w:tab w:val="num" w:pos="3600"/>
+        </w:tabs>
+        <w:ind w:left="3600" w:hanging="360"/>
+      </w:pPr>
+      <w:rPr>
+        <w:rFonts w:ascii="Wingdings" w:hAnsi="Wingdings" w:hint="default"/>
+        <w:sz w:val="20"/>
+      </w:rPr>
+    </w:lvl>
+    <w:lvl w:ilvl="5" w:tentative="1">
+      <w:start w:val="1"/>
+      <w:numFmt w:val="bullet"/>
+      <w:lvlText w:val=""/>
+      <w:lvlJc w:val="left"/>
+      <w:pPr>
+        <w:tabs>
+          <w:tab w:val="num" w:pos="4320"/>
+        </w:tabs>
+        <w:ind w:left="4320" w:hanging="360"/>
+      </w:pPr>
+      <w:rPr>
+        <w:rFonts w:ascii="Wingdings" w:hAnsi="Wingdings" w:hint="default"/>
+        <w:sz w:val="20"/>
+      </w:rPr>
+    </w:lvl>
+    <w:lvl w:ilvl="6" w:tentative="1">
+      <w:start w:val="1"/>
+      <w:numFmt w:val="bullet"/>
+      <w:lvlText w:val=""/>
+      <w:lvlJc w:val="left"/>
+      <w:pPr>
+        <w:tabs>
+          <w:tab w:val="num" w:pos="5040"/>
+        </w:tabs>
+        <w:ind w:left="5040" w:hanging="360"/>
+      </w:pPr>
+      <w:rPr>
+        <w:rFonts w:ascii="Wingdings" w:hAnsi="Wingdings" w:hint="default"/>
+        <w:sz w:val="20"/>
+      </w:rPr>
+    </w:lvl>
+    <w:lvl w:ilvl="7" w:tentative="1">
+      <w:start w:val="1"/>
+      <w:numFmt w:val="bullet"/>
+      <w:lvlText w:val=""/>
+      <w:lvlJc w:val="left"/>
+      <w:pPr>
+        <w:tabs>
+          <w:tab w:val="num" w:pos="5760"/>
+        </w:tabs>
+        <w:ind w:left="5760" w:hanging="360"/>
+      </w:pPr>
+      <w:rPr>
+        <w:rFonts w:ascii="Wingdings" w:hAnsi="Wingdings" w:hint="default"/>
+        <w:sz w:val="20"/>
+      </w:rPr>
+    </w:lvl>
+    <w:lvl w:ilvl="8" w:tentative="1">
+      <w:start w:val="1"/>
+      <w:numFmt w:val="bullet"/>
+      <w:lvlText w:val=""/>
+      <w:lvlJc w:val="left"/>
+      <w:pPr>
+        <w:tabs>
+          <w:tab w:val="num" w:pos="6480"/>
+        </w:tabs>
+        <w:ind w:left="6480" w:hanging="360"/>
+      </w:pPr>
+      <w:rPr>
+        <w:rFonts w:ascii="Wingdings" w:hAnsi="Wingdings" w:hint="default"/>
+        <w:sz w:val="20"/>
+      </w:rPr>
+    </w:lvl>
+  </w:abstractNum>
+  <w:abstractNum w:abstractNumId="8" w15:restartNumberingAfterBreak="0">
+    <w:nsid w:val="7E612F8C"/>
+    <w:multiLevelType w:val="multilevel"/>
+    <w:tmpl w:val="91B0B85C"/>
+    <w:lvl w:ilvl="0">
+      <w:start w:val="1"/>
+      <w:numFmt w:val="bullet"/>
+      <w:lvlText w:val=""/>
+      <w:lvlJc w:val="left"/>
+      <w:pPr>
+        <w:tabs>
+          <w:tab w:val="num" w:pos="720"/>
+        </w:tabs>
+        <w:ind w:left="720" w:hanging="360"/>
+      </w:pPr>
+      <w:rPr>
+        <w:rFonts w:ascii="Symbol" w:hAnsi="Symbol" w:hint="default"/>
+        <w:sz w:val="20"/>
+      </w:rPr>
+    </w:lvl>
+    <w:lvl w:ilvl="1" w:tentative="1">
+      <w:start w:val="1"/>
+      <w:numFmt w:val="bullet"/>
+      <w:lvlText w:val="o"/>
+      <w:lvlJc w:val="left"/>
+      <w:pPr>
+        <w:tabs>
+          <w:tab w:val="num" w:pos="1440"/>
+        </w:tabs>
+        <w:ind w:left="1440" w:hanging="360"/>
+      </w:pPr>
+      <w:rPr>
+        <w:rFonts w:ascii="Courier New" w:hAnsi="Courier New" w:hint="default"/>
+        <w:sz w:val="20"/>
+      </w:rPr>
+    </w:lvl>
+    <w:lvl w:ilvl="2" w:tentative="1">
+      <w:start w:val="1"/>
+      <w:numFmt w:val="bullet"/>
+      <w:lvlText w:val=""/>
+      <w:lvlJc w:val="left"/>
+      <w:pPr>
+        <w:tabs>
+          <w:tab w:val="num" w:pos="2160"/>
+        </w:tabs>
+        <w:ind w:left="2160" w:hanging="360"/>
+      </w:pPr>
+      <w:rPr>
+        <w:rFonts w:ascii="Wingdings" w:hAnsi="Wingdings" w:hint="default"/>
+        <w:sz w:val="20"/>
+      </w:rPr>
+    </w:lvl>
+    <w:lvl w:ilvl="3" w:tentative="1">
+      <w:start w:val="1"/>
+      <w:numFmt w:val="bullet"/>
+      <w:lvlText w:val=""/>
+      <w:lvlJc w:val="left"/>
+      <w:pPr>
+        <w:tabs>
+          <w:tab w:val="num" w:pos="2880"/>
+        </w:tabs>
+        <w:ind w:left="2880" w:hanging="360"/>
+      </w:pPr>
+      <w:rPr>
+        <w:rFonts w:ascii="Wingdings" w:hAnsi="Wingdings" w:hint="default"/>
+        <w:sz w:val="20"/>
+      </w:rPr>
+    </w:lvl>
+    <w:lvl w:ilvl="4" w:tentative="1">
+      <w:start w:val="1"/>
+      <w:numFmt w:val="bullet"/>
+      <w:lvlText w:val=""/>
+      <w:lvlJc w:val="left"/>
+      <w:pPr>
+        <w:tabs>
+          <w:tab w:val="num" w:pos="3600"/>
+        </w:tabs>
+        <w:ind w:left="3600" w:hanging="360"/>
+      </w:pPr>
+      <w:rPr>
+        <w:rFonts w:ascii="Wingdings" w:hAnsi="Wingdings" w:hint="default"/>
+        <w:sz w:val="20"/>
+      </w:rPr>
+    </w:lvl>
+    <w:lvl w:ilvl="5" w:tentative="1">
+      <w:start w:val="1"/>
+      <w:numFmt w:val="bullet"/>
+      <w:lvlText w:val=""/>
+      <w:lvlJc w:val="left"/>
+      <w:pPr>
+        <w:tabs>
+          <w:tab w:val="num" w:pos="4320"/>
+        </w:tabs>
+        <w:ind w:left="4320" w:hanging="360"/>
+      </w:pPr>
+      <w:rPr>
+        <w:rFonts w:ascii="Wingdings" w:hAnsi="Wingdings" w:hint="default"/>
+        <w:sz w:val="20"/>
+      </w:rPr>
+    </w:lvl>
+    <w:lvl w:ilvl="6" w:tentative="1">
+      <w:start w:val="1"/>
+      <w:numFmt w:val="bullet"/>
+      <w:lvlText w:val=""/>
+      <w:lvlJc w:val="left"/>
+      <w:pPr>
+        <w:tabs>
+          <w:tab w:val="num" w:pos="5040"/>
+        </w:tabs>
+        <w:ind w:left="5040" w:hanging="360"/>
+      </w:pPr>
+      <w:rPr>
+        <w:rFonts w:ascii="Wingdings" w:hAnsi="Wingdings" w:hint="default"/>
+        <w:sz w:val="20"/>
+      </w:rPr>
+    </w:lvl>
+    <w:lvl w:ilvl="7" w:tentative="1">
+      <w:start w:val="1"/>
+      <w:numFmt w:val="bullet"/>
+      <w:lvlText w:val=""/>
+      <w:lvlJc w:val="left"/>
+      <w:pPr>
+        <w:tabs>
+          <w:tab w:val="num" w:pos="5760"/>
+        </w:tabs>
+        <w:ind w:left="5760" w:hanging="360"/>
+      </w:pPr>
+      <w:rPr>
+        <w:rFonts w:ascii="Wingdings" w:hAnsi="Wingdings" w:hint="default"/>
+        <w:sz w:val="20"/>
+      </w:rPr>
+    </w:lvl>
+    <w:lvl w:ilvl="8" w:tentative="1">
+      <w:start w:val="1"/>
+      <w:numFmt w:val="bullet"/>
+      <w:lvlText w:val=""/>
+      <w:lvlJc w:val="left"/>
+      <w:pPr>
+        <w:tabs>
+          <w:tab w:val="num" w:pos="6480"/>
+        </w:tabs>
+        <w:ind w:left="6480" w:hanging="360"/>
+      </w:pPr>
+      <w:rPr>
+        <w:rFonts w:ascii="Wingdings" w:hAnsi="Wingdings" w:hint="default"/>
+        <w:sz w:val="20"/>
+      </w:rPr>
+    </w:lvl>
+  </w:abstractNum>
   <w:num w:numId="1">
-    <w:abstractNumId w:val="4"/>
+    <w:abstractNumId w:val="6"/>
   </w:num>
   <w:num w:numId="2">
     <w:abstractNumId w:val="0"/>
   </w:num>
   <w:num w:numId="3">
-    <w:abstractNumId w:val="3"/>
+    <w:abstractNumId w:val="4"/>
   </w:num>
   <w:num w:numId="4">
-    <w:abstractNumId w:val="5"/>
+    <w:abstractNumId w:val="7"/>
   </w:num>
   <w:num w:numId="5">
-    <w:abstractNumId w:val="6"/>
+    <w:abstractNumId w:val="8"/>
   </w:num>
   <w:num w:numId="6">
     <w:abstractNumId w:val="2"/>
   </w:num>
   <w:num w:numId="7">
     <w:abstractNumId w:val="1"/>
+  </w:num>
+  <w:num w:numId="8">
+    <w:abstractNumId w:val="5"/>
+  </w:num>
+  <w:num w:numId="9">
+    <w:abstractNumId w:val="3"/>
   </w:num>
   <w:numIdMacAtCleanup w:val="6"/>
 </w:numbering>
@@ -17677,7 +17590,6 @@
   <w:style w:type="character" w:default="1" w:styleId="a0">
     <w:name w:val="Default Paragraph Font"/>
     <w:uiPriority w:val="1"/>
-    <w:semiHidden/>
     <w:unhideWhenUsed/>
   </w:style>
   <w:style w:type="table" w:default="1" w:styleId="a1">
@@ -18988,7 +18900,7 @@
 </file>
 
 <file path=customXml/itemProps1.xml><?xml version="1.0" encoding="utf-8"?>
-<ds:datastoreItem xmlns:ds="http://schemas.openxmlformats.org/officeDocument/2006/customXml" ds:itemID="{B32ABC46-8A10-4441-9829-51C4FCFC935E}">
+<ds:datastoreItem xmlns:ds="http://schemas.openxmlformats.org/officeDocument/2006/customXml" ds:itemID="{116C7607-8FB4-4DBD-B45E-592E9DFA9ED1}">
   <ds:schemaRefs>
     <ds:schemaRef ds:uri="http://schemas.openxmlformats.org/officeDocument/2006/bibliography"/>
   </ds:schemaRefs>

--- a/documentation/Warehouse Inventory Management System (WIMS)_Siyka.docx
+++ b/documentation/Warehouse Inventory Management System (WIMS)_Siyka.docx
@@ -562,130 +562,12 @@
     <w:p>
       <w:pPr>
         <w:spacing w:line="360" w:lineRule="auto"/>
-        <w:ind w:left="142"/>
-        <w:jc w:val="both"/>
-        <w:rPr>
-          <w:rFonts w:ascii="Times New Roman" w:hAnsi="Times New Roman" w:cs="Times New Roman"/>
-          <w:sz w:val="24"/>
-          <w:szCs w:val="24"/>
-        </w:rPr>
-      </w:pPr>
-      <w:r>
-        <w:rPr>
-          <w:rFonts w:ascii="Times New Roman" w:hAnsi="Times New Roman" w:cs="Times New Roman"/>
-          <w:sz w:val="24"/>
-          <w:szCs w:val="24"/>
-        </w:rPr>
-        <w:t>В съвременната динамична среда ръчното управление на складове води до фрагментирани данни и висок риск от човешки грешки. WIMS решава тези проблеми чрез централизиране на информацията и постигане на следните бизнес цели:</w:t>
-      </w:r>
-    </w:p>
-    <w:p>
-      <w:pPr>
-        <w:numPr>
-          <w:ilvl w:val="0"/>
-          <w:numId w:val="26"/>
-        </w:numPr>
-        <w:spacing w:line="360" w:lineRule="auto"/>
-        <w:jc w:val="both"/>
-        <w:rPr>
-          <w:rFonts w:ascii="Times New Roman" w:hAnsi="Times New Roman" w:cs="Times New Roman"/>
-          <w:sz w:val="24"/>
-          <w:szCs w:val="24"/>
-        </w:rPr>
-      </w:pPr>
-      <w:r>
-        <w:rPr>
-          <w:rFonts w:ascii="Times New Roman" w:hAnsi="Times New Roman" w:cs="Times New Roman"/>
-          <w:sz w:val="24"/>
-          <w:szCs w:val="24"/>
-        </w:rPr>
-        <w:t>Повишаване на ефективността: Премахване на ръчното въвеждане на данни и автоматизиране на документацията при продажби.</w:t>
-      </w:r>
-    </w:p>
-    <w:p>
-      <w:pPr>
-        <w:numPr>
-          <w:ilvl w:val="0"/>
-          <w:numId w:val="26"/>
-        </w:numPr>
-        <w:spacing w:line="360" w:lineRule="auto"/>
-        <w:jc w:val="both"/>
-        <w:rPr>
-          <w:rFonts w:ascii="Times New Roman" w:hAnsi="Times New Roman" w:cs="Times New Roman"/>
-          <w:sz w:val="24"/>
-          <w:szCs w:val="24"/>
-        </w:rPr>
-      </w:pPr>
-      <w:r>
-        <w:rPr>
-          <w:rFonts w:ascii="Times New Roman" w:hAnsi="Times New Roman" w:cs="Times New Roman"/>
-          <w:sz w:val="24"/>
-          <w:szCs w:val="24"/>
-        </w:rPr>
-        <w:lastRenderedPageBreak/>
-        <w:t>Пълна проследимост: Осигуряване на историческа справка за всяко движение на стока, което гарантира отчетност и прозрачност.</w:t>
-      </w:r>
-    </w:p>
-    <w:p>
-      <w:pPr>
-        <w:numPr>
-          <w:ilvl w:val="0"/>
-          <w:numId w:val="26"/>
-        </w:numPr>
-        <w:spacing w:line="360" w:lineRule="auto"/>
-        <w:jc w:val="both"/>
-        <w:rPr>
-          <w:rFonts w:ascii="Times New Roman" w:hAnsi="Times New Roman" w:cs="Times New Roman"/>
-          <w:sz w:val="24"/>
-          <w:szCs w:val="24"/>
-        </w:rPr>
-      </w:pPr>
-      <w:r>
-        <w:rPr>
-          <w:rFonts w:ascii="Times New Roman" w:hAnsi="Times New Roman" w:cs="Times New Roman"/>
-          <w:sz w:val="24"/>
-          <w:szCs w:val="24"/>
-        </w:rPr>
-        <w:t>Финансова оптимизация: По-добро планиране чрез точни данни за средни доставни цени, натрупани разходи и реализирани приходи.</w:t>
-      </w:r>
-    </w:p>
-    <w:p>
-      <w:pPr>
-        <w:numPr>
-          <w:ilvl w:val="0"/>
-          <w:numId w:val="26"/>
-        </w:numPr>
-        <w:spacing w:line="360" w:lineRule="auto"/>
-        <w:jc w:val="both"/>
-        <w:rPr>
-          <w:rFonts w:ascii="Times New Roman" w:hAnsi="Times New Roman" w:cs="Times New Roman"/>
-          <w:sz w:val="24"/>
-          <w:szCs w:val="24"/>
-        </w:rPr>
-      </w:pPr>
-      <w:r>
-        <w:rPr>
-          <w:rFonts w:ascii="Times New Roman" w:hAnsi="Times New Roman" w:cs="Times New Roman"/>
-          <w:sz w:val="24"/>
-          <w:szCs w:val="24"/>
-        </w:rPr>
-        <w:t>Вземане на информирани решения: Бърз достъп до аналитична информация за състоянието на инвентара във всички складови локации.</w:t>
-      </w:r>
-    </w:p>
-    <w:p>
-      <w:pPr>
-        <w:numPr>
-          <w:ilvl w:val="0"/>
-          <w:numId w:val="26"/>
-        </w:numPr>
-        <w:spacing w:line="360" w:lineRule="auto"/>
-        <w:jc w:val="both"/>
         <w:rPr>
           <w:rFonts w:ascii="Times New Roman" w:hAnsi="Times New Roman" w:cs="Times New Roman"/>
           <w:b/>
           <w:bCs/>
-          <w:sz w:val="24"/>
-          <w:szCs w:val="24"/>
+          <w:sz w:val="28"/>
+          <w:szCs w:val="28"/>
         </w:rPr>
       </w:pPr>
       <w:r>
@@ -694,15 +576,74 @@
           <w:sz w:val="24"/>
           <w:szCs w:val="24"/>
         </w:rPr>
-        <w:t>Мащабируемост: Модулна архитектура, готова за бъдеща интеграция на нови технологии и сложни логистични оптимизации</w:t>
+        <w:t>WIMS работи като цялостна система, която обединява всички складови процеси на едно място. В днешната динамична среда, когато данните често се обработват ръчно, информацията лесно се разпокъсва, работата се забавя, а рискът от грешки значително нараства. Централизирането на операциите в WIMS премахва тези проблеми и осигурява по</w:t>
       </w:r>
       <w:r>
         <w:rPr>
           <w:rFonts w:ascii="Times New Roman" w:hAnsi="Times New Roman" w:cs="Times New Roman"/>
-          <w:b/>
-          <w:bCs/>
-          <w:sz w:val="24"/>
-          <w:szCs w:val="24"/>
+          <w:sz w:val="24"/>
+          <w:szCs w:val="24"/>
+        </w:rPr>
+        <w:noBreakHyphen/>
+        <w:t>ясен, по</w:t>
+      </w:r>
+      <w:r>
+        <w:rPr>
+          <w:rFonts w:ascii="Times New Roman" w:hAnsi="Times New Roman" w:cs="Times New Roman"/>
+          <w:sz w:val="24"/>
+          <w:szCs w:val="24"/>
+        </w:rPr>
+        <w:noBreakHyphen/>
+        <w:t>бърз и по</w:t>
+      </w:r>
+      <w:r>
+        <w:rPr>
+          <w:rFonts w:ascii="Times New Roman" w:hAnsi="Times New Roman" w:cs="Times New Roman"/>
+          <w:sz w:val="24"/>
+          <w:szCs w:val="24"/>
+        </w:rPr>
+        <w:noBreakHyphen/>
+        <w:t>надежден начин за управление на склада.</w:t>
+      </w:r>
+      <w:r>
+        <w:rPr>
+          <w:rFonts w:ascii="Times New Roman" w:hAnsi="Times New Roman" w:cs="Times New Roman"/>
+          <w:sz w:val="24"/>
+          <w:szCs w:val="24"/>
+        </w:rPr>
+        <w:t xml:space="preserve"> </w:t>
+      </w:r>
+      <w:r>
+        <w:rPr>
+          <w:rFonts w:ascii="Times New Roman" w:hAnsi="Times New Roman" w:cs="Times New Roman"/>
+          <w:sz w:val="24"/>
+          <w:szCs w:val="24"/>
+        </w:rPr>
+        <w:t xml:space="preserve">Чрез автоматизиране на ключови операции системата повишава ефективността, </w:t>
+      </w:r>
+      <w:r>
+        <w:rPr>
+          <w:rFonts w:ascii="Times New Roman" w:hAnsi="Times New Roman" w:cs="Times New Roman"/>
+          <w:sz w:val="24"/>
+          <w:szCs w:val="24"/>
+        </w:rPr>
+        <w:lastRenderedPageBreak/>
+        <w:t>премахва нуждата от ръчно въвеждане и осигурява коректно документиране на продажбите. Централизираната структура позволява пълна проследимост на всяко движение на стока, което гарантира прозрачност и отчетност. Благодарение на точните данни за средни доставни цени, натрупани разходи и реализирани приходи, WIMS подпомага финансовото планиране и оптимизацията на ресурсите. Системата предоставя бърз достъп до аналитична информация за наличностите във всички складови локации, което улеснява вземането на информирани управленски решения. Модулната архитектура позволява лесно разширяване и интеграция на бъдещи технологии, включително по</w:t>
+      </w:r>
+      <w:r>
+        <w:rPr>
+          <w:rFonts w:ascii="Times New Roman" w:hAnsi="Times New Roman" w:cs="Times New Roman"/>
+          <w:sz w:val="24"/>
+          <w:szCs w:val="24"/>
+        </w:rPr>
+        <w:noBreakHyphen/>
+        <w:t>сложни логистични алгоритми и автоматизации, което прави WIMS мащабируемо решение, готово за развитие</w:t>
+      </w:r>
+      <w:r>
+        <w:rPr>
+          <w:rFonts w:ascii="Times New Roman" w:hAnsi="Times New Roman" w:cs="Times New Roman"/>
+          <w:sz w:val="28"/>
+          <w:szCs w:val="28"/>
         </w:rPr>
         <w:t>.</w:t>
       </w:r>
@@ -773,15 +714,20 @@
           <w:sz w:val="24"/>
           <w:szCs w:val="24"/>
         </w:rPr>
-        <w:t>Системата предоставя интегрирана среда за управление на пълния цикъл от складови и логистични процеси:</w:t>
+        <w:t xml:space="preserve">Системата осигурява цялостна и интегрирана среда за управление на всички складови и логистични процеси. Тя позволява пълен контрол върху номенклатурите, като предоставя удобни операции за </w:t>
+      </w:r>
+      <w:r>
+        <w:rPr>
+          <w:rFonts w:ascii="Times New Roman" w:hAnsi="Times New Roman" w:cs="Times New Roman"/>
+          <w:sz w:val="24"/>
+          <w:szCs w:val="24"/>
+        </w:rPr>
+        <w:lastRenderedPageBreak/>
+        <w:t>създаване, редактиране и изтриване на продукти, категории и доставчици. Всеки артикул е придружен от необходимите метаданни, което улеснява проследимостта и поддържането на актуални складови наличности. Логистичната част на системата обхваща регистрирането на входящи, изходящи и вътрешни движения, като при всяка операция се извършват автоматични проверки за коректност и достатъчна наличност. Това гарантира надеждност на данните и изграждане на детайлна хронология на всички транзакции.</w:t>
       </w:r>
     </w:p>
     <w:p>
       <w:pPr>
-        <w:numPr>
-          <w:ilvl w:val="0"/>
-          <w:numId w:val="33"/>
-        </w:numPr>
         <w:spacing w:line="360" w:lineRule="auto"/>
         <w:jc w:val="both"/>
         <w:rPr>
@@ -793,13 +739,10 @@
       <w:r>
         <w:rPr>
           <w:rFonts w:ascii="Times New Roman" w:hAnsi="Times New Roman" w:cs="Times New Roman"/>
-          <w:b/>
-          <w:bCs/>
-          <w:sz w:val="24"/>
-          <w:szCs w:val="24"/>
-        </w:rPr>
-        <w:lastRenderedPageBreak/>
-        <w:t>Управление на номенклатури:</w:t>
+          <w:sz w:val="24"/>
+          <w:szCs w:val="24"/>
+        </w:rPr>
+        <w:t>При продажба системата автоматично генерира фактура, изчислява стойностите в реално време и поддържа уникална номерация на документите, което улеснява финансовата отчетност. Работната среда е многопотребителска и разграничава правата на достъп между администратори и оператори, така че критичните операции да бъдат защитени и изпълнявани само от оторизирани потребители. Модулът за отчети превръща оперативните данни в полезна бизнес информация, като предоставя визуализация на наличностите по складове, възможност за преглед на историята на транзакциите чрез интелигентно търсене и гъвкаво сортиране на продуктите според количествата. Това позволява по</w:t>
       </w:r>
       <w:r>
         <w:rPr>
@@ -807,347 +750,8 @@
           <w:sz w:val="24"/>
           <w:szCs w:val="24"/>
         </w:rPr>
-        <w:t xml:space="preserve"> Пълен контрол (CRUD операции) над продукти, категории и доставчици. Всеки артикул е свързан с метаданни за проследимост и динамично актуализирани складови салда.</w:t>
-      </w:r>
-    </w:p>
-    <w:p>
-      <w:pPr>
-        <w:numPr>
-          <w:ilvl w:val="0"/>
-          <w:numId w:val="33"/>
-        </w:numPr>
-        <w:spacing w:line="360" w:lineRule="auto"/>
-        <w:jc w:val="both"/>
-        <w:rPr>
-          <w:rFonts w:ascii="Times New Roman" w:hAnsi="Times New Roman" w:cs="Times New Roman"/>
-          <w:sz w:val="24"/>
-          <w:szCs w:val="24"/>
-        </w:rPr>
-      </w:pPr>
-      <w:r>
-        <w:rPr>
-          <w:rFonts w:ascii="Times New Roman" w:hAnsi="Times New Roman" w:cs="Times New Roman"/>
-          <w:b/>
-          <w:bCs/>
-          <w:sz w:val="24"/>
-          <w:szCs w:val="24"/>
-        </w:rPr>
-        <w:t>Складова логистика (Movements):</w:t>
-      </w:r>
-      <w:r>
-        <w:rPr>
-          <w:rFonts w:ascii="Times New Roman" w:hAnsi="Times New Roman" w:cs="Times New Roman"/>
-          <w:sz w:val="24"/>
-          <w:szCs w:val="24"/>
-        </w:rPr>
-        <w:t xml:space="preserve"> Регистриране и валидация на входящи (</w:t>
-      </w:r>
-      <w:r>
-        <w:rPr>
-          <w:rFonts w:ascii="Times New Roman" w:hAnsi="Times New Roman" w:cs="Times New Roman"/>
-          <w:b/>
-          <w:bCs/>
-          <w:sz w:val="24"/>
-          <w:szCs w:val="24"/>
-        </w:rPr>
-        <w:t>IN</w:t>
-      </w:r>
-      <w:r>
-        <w:rPr>
-          <w:rFonts w:ascii="Times New Roman" w:hAnsi="Times New Roman" w:cs="Times New Roman"/>
-          <w:sz w:val="24"/>
-          <w:szCs w:val="24"/>
-        </w:rPr>
-        <w:t>), изходящи (</w:t>
-      </w:r>
-      <w:r>
-        <w:rPr>
-          <w:rFonts w:ascii="Times New Roman" w:hAnsi="Times New Roman" w:cs="Times New Roman"/>
-          <w:b/>
-          <w:bCs/>
-          <w:sz w:val="24"/>
-          <w:szCs w:val="24"/>
-        </w:rPr>
-        <w:t>OUT</w:t>
-      </w:r>
-      <w:r>
-        <w:rPr>
-          <w:rFonts w:ascii="Times New Roman" w:hAnsi="Times New Roman" w:cs="Times New Roman"/>
-          <w:sz w:val="24"/>
-          <w:szCs w:val="24"/>
-        </w:rPr>
-        <w:t>) и вътрешни (</w:t>
-      </w:r>
-      <w:r>
-        <w:rPr>
-          <w:rFonts w:ascii="Times New Roman" w:hAnsi="Times New Roman" w:cs="Times New Roman"/>
-          <w:b/>
-          <w:bCs/>
-          <w:sz w:val="24"/>
-          <w:szCs w:val="24"/>
-        </w:rPr>
-        <w:t>MOVE</w:t>
-      </w:r>
-      <w:r>
-        <w:rPr>
-          <w:rFonts w:ascii="Times New Roman" w:hAnsi="Times New Roman" w:cs="Times New Roman"/>
-          <w:sz w:val="24"/>
-          <w:szCs w:val="24"/>
-        </w:rPr>
-        <w:t>) транзакции. Системата гарантира интегритет на данните чрез автоматични проверки за наличност и запис на детайлна хронологична история.</w:t>
-      </w:r>
-    </w:p>
-    <w:p>
-      <w:pPr>
-        <w:numPr>
-          <w:ilvl w:val="0"/>
-          <w:numId w:val="33"/>
-        </w:numPr>
-        <w:spacing w:line="360" w:lineRule="auto"/>
-        <w:jc w:val="both"/>
-        <w:rPr>
-          <w:rFonts w:ascii="Times New Roman" w:hAnsi="Times New Roman" w:cs="Times New Roman"/>
-          <w:sz w:val="24"/>
-          <w:szCs w:val="24"/>
-        </w:rPr>
-      </w:pPr>
-      <w:r>
-        <w:rPr>
-          <w:rFonts w:ascii="Times New Roman" w:hAnsi="Times New Roman" w:cs="Times New Roman"/>
-          <w:b/>
-          <w:bCs/>
-          <w:sz w:val="24"/>
-          <w:szCs w:val="24"/>
-        </w:rPr>
-        <w:t>Фискална отчетност и документация:</w:t>
-      </w:r>
-      <w:r>
-        <w:rPr>
-          <w:rFonts w:ascii="Times New Roman" w:hAnsi="Times New Roman" w:cs="Times New Roman"/>
-          <w:sz w:val="24"/>
-          <w:szCs w:val="24"/>
-        </w:rPr>
-        <w:t xml:space="preserve"> Автоматизирано генериране на търговски документи (</w:t>
-      </w:r>
-      <w:r>
-        <w:rPr>
-          <w:rFonts w:ascii="Times New Roman" w:hAnsi="Times New Roman" w:cs="Times New Roman"/>
-          <w:b/>
-          <w:bCs/>
-          <w:sz w:val="24"/>
-          <w:szCs w:val="24"/>
-        </w:rPr>
-        <w:t>Invoice</w:t>
-      </w:r>
-      <w:r>
-        <w:rPr>
-          <w:rFonts w:ascii="Times New Roman" w:hAnsi="Times New Roman" w:cs="Times New Roman"/>
-          <w:sz w:val="24"/>
-          <w:szCs w:val="24"/>
-        </w:rPr>
-        <w:t>) при всяка успешна продажба. Системата изчислява стойностите в реално време и поддържа уникална номерация на документите.</w:t>
-      </w:r>
-    </w:p>
-    <w:p>
-      <w:pPr>
-        <w:numPr>
-          <w:ilvl w:val="0"/>
-          <w:numId w:val="33"/>
-        </w:numPr>
-        <w:spacing w:line="360" w:lineRule="auto"/>
-        <w:jc w:val="both"/>
-        <w:rPr>
-          <w:rFonts w:ascii="Times New Roman" w:hAnsi="Times New Roman" w:cs="Times New Roman"/>
-          <w:sz w:val="24"/>
-          <w:szCs w:val="24"/>
-        </w:rPr>
-      </w:pPr>
-      <w:r>
-        <w:rPr>
-          <w:rFonts w:ascii="Times New Roman" w:hAnsi="Times New Roman" w:cs="Times New Roman"/>
-          <w:b/>
-          <w:bCs/>
-          <w:sz w:val="24"/>
-          <w:szCs w:val="24"/>
-        </w:rPr>
-        <w:t>Контрол на достъпа:</w:t>
-      </w:r>
-      <w:r>
-        <w:rPr>
-          <w:rFonts w:ascii="Times New Roman" w:hAnsi="Times New Roman" w:cs="Times New Roman"/>
-          <w:sz w:val="24"/>
-          <w:szCs w:val="24"/>
-        </w:rPr>
-        <w:t xml:space="preserve"> Многопотребителска работна среда с ролеви достъп (</w:t>
-      </w:r>
-      <w:r>
-        <w:rPr>
-          <w:rFonts w:ascii="Times New Roman" w:hAnsi="Times New Roman" w:cs="Times New Roman"/>
-          <w:b/>
-          <w:bCs/>
-          <w:sz w:val="24"/>
-          <w:szCs w:val="24"/>
-        </w:rPr>
-        <w:t>Administrator</w:t>
-      </w:r>
-      <w:r>
-        <w:rPr>
-          <w:rFonts w:ascii="Times New Roman" w:hAnsi="Times New Roman" w:cs="Times New Roman"/>
-          <w:sz w:val="24"/>
-          <w:szCs w:val="24"/>
-        </w:rPr>
-        <w:t xml:space="preserve"> и </w:t>
-      </w:r>
-      <w:r>
-        <w:rPr>
-          <w:rFonts w:ascii="Times New Roman" w:hAnsi="Times New Roman" w:cs="Times New Roman"/>
-          <w:b/>
-          <w:bCs/>
-          <w:sz w:val="24"/>
-          <w:szCs w:val="24"/>
-        </w:rPr>
-        <w:t>Operator</w:t>
-      </w:r>
-      <w:r>
-        <w:rPr>
-          <w:rFonts w:ascii="Times New Roman" w:hAnsi="Times New Roman" w:cs="Times New Roman"/>
-          <w:sz w:val="24"/>
-          <w:szCs w:val="24"/>
-        </w:rPr>
-        <w:t>), гарантираща сигурност на данните и ограничаване на критичните операции според правата на потребителя.</w:t>
-      </w:r>
-    </w:p>
-    <w:p>
-      <w:pPr>
-        <w:numPr>
-          <w:ilvl w:val="0"/>
-          <w:numId w:val="33"/>
-        </w:numPr>
-        <w:spacing w:line="360" w:lineRule="auto"/>
-        <w:jc w:val="both"/>
-        <w:rPr>
-          <w:rFonts w:ascii="Times New Roman" w:hAnsi="Times New Roman" w:cs="Times New Roman"/>
-          <w:sz w:val="24"/>
-          <w:szCs w:val="24"/>
-        </w:rPr>
-      </w:pPr>
-      <w:r>
-        <w:rPr>
-          <w:rFonts w:ascii="Times New Roman" w:hAnsi="Times New Roman" w:cs="Times New Roman"/>
-          <w:b/>
-          <w:bCs/>
-          <w:sz w:val="24"/>
-          <w:szCs w:val="24"/>
-        </w:rPr>
-        <w:lastRenderedPageBreak/>
-        <w:t>Модул „Отчети“:</w:t>
-      </w:r>
-      <w:r>
-        <w:rPr>
-          <w:rFonts w:ascii="Times New Roman" w:hAnsi="Times New Roman" w:cs="Times New Roman"/>
-          <w:sz w:val="24"/>
-          <w:szCs w:val="24"/>
-        </w:rPr>
-        <w:t xml:space="preserve"> Мощен инструмент за трансформиране на оперативните данни в стратегическа бизнес информация:</w:t>
-      </w:r>
-    </w:p>
-    <w:p>
-      <w:pPr>
-        <w:numPr>
-          <w:ilvl w:val="1"/>
-          <w:numId w:val="33"/>
-        </w:numPr>
-        <w:spacing w:line="360" w:lineRule="auto"/>
-        <w:jc w:val="both"/>
-        <w:rPr>
-          <w:rFonts w:ascii="Times New Roman" w:hAnsi="Times New Roman" w:cs="Times New Roman"/>
-          <w:sz w:val="24"/>
-          <w:szCs w:val="24"/>
-        </w:rPr>
-      </w:pPr>
-      <w:r>
-        <w:rPr>
-          <w:rFonts w:ascii="Times New Roman" w:hAnsi="Times New Roman" w:cs="Times New Roman"/>
-          <w:b/>
-          <w:bCs/>
-          <w:sz w:val="24"/>
-          <w:szCs w:val="24"/>
-        </w:rPr>
-        <w:t>Инвентарен мониторинг:</w:t>
-      </w:r>
-      <w:r>
-        <w:rPr>
-          <w:rFonts w:ascii="Times New Roman" w:hAnsi="Times New Roman" w:cs="Times New Roman"/>
-          <w:sz w:val="24"/>
-          <w:szCs w:val="24"/>
-        </w:rPr>
-        <w:t xml:space="preserve"> Визуализация на наличностите по складови локации с интегрирани финансови показатели.</w:t>
-      </w:r>
-    </w:p>
-    <w:p>
-      <w:pPr>
-        <w:numPr>
-          <w:ilvl w:val="1"/>
-          <w:numId w:val="33"/>
-        </w:numPr>
-        <w:spacing w:line="360" w:lineRule="auto"/>
-        <w:jc w:val="both"/>
-        <w:rPr>
-          <w:rFonts w:ascii="Times New Roman" w:hAnsi="Times New Roman" w:cs="Times New Roman"/>
-          <w:sz w:val="24"/>
-          <w:szCs w:val="24"/>
-        </w:rPr>
-      </w:pPr>
-      <w:r>
-        <w:rPr>
-          <w:rFonts w:ascii="Times New Roman" w:hAnsi="Times New Roman" w:cs="Times New Roman"/>
-          <w:b/>
-          <w:bCs/>
-          <w:sz w:val="24"/>
-          <w:szCs w:val="24"/>
-        </w:rPr>
-        <w:t>Динамично филтриране:</w:t>
-      </w:r>
-      <w:r>
-        <w:rPr>
-          <w:rFonts w:ascii="Times New Roman" w:hAnsi="Times New Roman" w:cs="Times New Roman"/>
-          <w:sz w:val="24"/>
-          <w:szCs w:val="24"/>
-        </w:rPr>
-        <w:t xml:space="preserve"> Възможност за преглед на историята на транзакциите чрез интелигентна търсачка.</w:t>
-      </w:r>
-    </w:p>
-    <w:p>
-      <w:pPr>
-        <w:numPr>
-          <w:ilvl w:val="1"/>
-          <w:numId w:val="33"/>
-        </w:numPr>
-        <w:spacing w:line="360" w:lineRule="auto"/>
-        <w:jc w:val="both"/>
-        <w:rPr>
-          <w:rFonts w:ascii="Times New Roman" w:hAnsi="Times New Roman" w:cs="Times New Roman"/>
-          <w:sz w:val="24"/>
-          <w:szCs w:val="24"/>
-        </w:rPr>
-      </w:pPr>
-      <w:r>
-        <w:rPr>
-          <w:rFonts w:ascii="Times New Roman" w:hAnsi="Times New Roman" w:cs="Times New Roman"/>
-          <w:b/>
-          <w:bCs/>
-          <w:sz w:val="24"/>
-          <w:szCs w:val="24"/>
-        </w:rPr>
-        <w:t>Гъвкаво сортиране:</w:t>
-      </w:r>
-      <w:r>
-        <w:rPr>
-          <w:rFonts w:ascii="Times New Roman" w:hAnsi="Times New Roman" w:cs="Times New Roman"/>
-          <w:sz w:val="24"/>
-          <w:szCs w:val="24"/>
-        </w:rPr>
-        <w:t xml:space="preserve"> Възможност за пренареждане на продуктите в отчетите по налично количество, което позволява бърз анализ на критичните наличности.</w:t>
+        <w:noBreakHyphen/>
+        <w:t>лесно откриване на критични наличности и подпомага вземането на информирани решения.</w:t>
       </w:r>
     </w:p>
     <w:p>
@@ -1235,7 +839,6 @@
           <w:sz w:val="24"/>
           <w:szCs w:val="24"/>
         </w:rPr>
-        <w:lastRenderedPageBreak/>
         <w:t>Консистентност: Ясна структура на JSON файловете и автоматично генериране на времеви отметки и уникални идентификатори (UUID).</w:t>
       </w:r>
     </w:p>
@@ -1328,6 +931,7 @@
           <w:sz w:val="24"/>
           <w:szCs w:val="24"/>
         </w:rPr>
+        <w:lastRenderedPageBreak/>
         <w:t>Мащабируемост: Моделът позволява лесно разширяване с нови типове движения или допълнителни алгоритми за обработка на информацията</w:t>
       </w:r>
     </w:p>
@@ -1395,7 +999,6 @@
           <w:sz w:val="24"/>
           <w:szCs w:val="24"/>
         </w:rPr>
-        <w:lastRenderedPageBreak/>
         <w:t>Атрибути на User</w:t>
       </w:r>
     </w:p>
@@ -2063,6 +1666,7 @@
                 <w:sz w:val="24"/>
                 <w:szCs w:val="24"/>
               </w:rPr>
+              <w:lastRenderedPageBreak/>
               <w:t>password</w:t>
             </w:r>
           </w:p>
@@ -2687,6 +2291,7 @@
           <w:sz w:val="24"/>
           <w:szCs w:val="24"/>
         </w:rPr>
+        <w:lastRenderedPageBreak/>
         <w:t>Продуктът е основният елемент в складовата система.</w:t>
       </w:r>
     </w:p>
@@ -3016,7 +2621,6 @@
                 <w:sz w:val="24"/>
                 <w:szCs w:val="24"/>
               </w:rPr>
-              <w:lastRenderedPageBreak/>
               <w:t>name</w:t>
             </w:r>
           </w:p>
@@ -3416,6 +3020,7 @@
                 <w:sz w:val="24"/>
                 <w:szCs w:val="24"/>
               </w:rPr>
+              <w:lastRenderedPageBreak/>
               <w:t>description</w:t>
             </w:r>
           </w:p>
@@ -3682,7 +3287,6 @@
                 <w:sz w:val="24"/>
                 <w:szCs w:val="24"/>
               </w:rPr>
-              <w:lastRenderedPageBreak/>
               <w:t>created</w:t>
             </w:r>
           </w:p>
@@ -4044,7 +3648,6 @@
                 <w:sz w:val="24"/>
                 <w:szCs w:val="24"/>
               </w:rPr>
-              <w:lastRenderedPageBreak/>
               <w:t>Атрибут</w:t>
             </w:r>
           </w:p>
@@ -4639,6 +4242,7 @@
                 <w:szCs w:val="24"/>
                 <w:lang w:val="en-US"/>
               </w:rPr>
+              <w:lastRenderedPageBreak/>
               <w:t>created</w:t>
             </w:r>
           </w:p>
@@ -4837,7 +4441,6 @@
           <w:sz w:val="24"/>
           <w:szCs w:val="24"/>
         </w:rPr>
-        <w:lastRenderedPageBreak/>
         <w:t>Supplier (Доставчик)</w:t>
       </w:r>
     </w:p>
@@ -4943,6 +4546,7 @@
                 <w:sz w:val="24"/>
                 <w:szCs w:val="24"/>
               </w:rPr>
+              <w:lastRenderedPageBreak/>
               <w:t>Атрибут</w:t>
             </w:r>
           </w:p>
@@ -5760,6 +5364,7 @@
                 <w:sz w:val="24"/>
                 <w:szCs w:val="24"/>
               </w:rPr>
+              <w:lastRenderedPageBreak/>
               <w:t>Атрибут</w:t>
             </w:r>
           </w:p>
@@ -6424,7 +6029,6 @@
                 <w:sz w:val="24"/>
                 <w:szCs w:val="24"/>
               </w:rPr>
-              <w:lastRenderedPageBreak/>
               <w:t>location_id</w:t>
             </w:r>
           </w:p>
@@ -6639,6 +6243,7 @@
                 <w:sz w:val="24"/>
                 <w:szCs w:val="24"/>
               </w:rPr>
+              <w:lastRenderedPageBreak/>
               <w:t>to_location_id</w:t>
             </w:r>
           </w:p>
@@ -7325,7 +6930,6 @@
                 <w:sz w:val="24"/>
                 <w:szCs w:val="24"/>
               </w:rPr>
-              <w:lastRenderedPageBreak/>
               <w:t>supplier_id</w:t>
             </w:r>
           </w:p>
@@ -7647,6 +7251,7 @@
                 <w:sz w:val="24"/>
                 <w:szCs w:val="24"/>
               </w:rPr>
+              <w:lastRenderedPageBreak/>
               <w:t>created</w:t>
             </w:r>
           </w:p>
@@ -7980,7 +7585,6 @@
                       <w:sz w:val="24"/>
                       <w:szCs w:val="24"/>
                     </w:rPr>
-                    <w:lastRenderedPageBreak/>
                     <w:t xml:space="preserve">location_id </w:t>
                   </w:r>
                 </w:p>
@@ -8406,6 +8010,7 @@
                       <w:szCs w:val="24"/>
                       <w:lang w:val="en-US"/>
                     </w:rPr>
+                    <w:lastRenderedPageBreak/>
                     <w:t>capacity</w:t>
                   </w:r>
                 </w:p>
@@ -8906,7 +8511,6 @@
                 <w:sz w:val="24"/>
                 <w:szCs w:val="24"/>
               </w:rPr>
-              <w:lastRenderedPageBreak/>
               <w:t>Атрибут</w:t>
             </w:r>
           </w:p>
@@ -9379,6 +8983,7 @@
                 <w:sz w:val="24"/>
                 <w:szCs w:val="24"/>
               </w:rPr>
+              <w:lastRenderedPageBreak/>
               <w:t xml:space="preserve"> </w:t>
             </w:r>
             <w:r>
@@ -10297,7 +9902,6 @@
           <w:sz w:val="24"/>
           <w:szCs w:val="24"/>
         </w:rPr>
-        <w:lastRenderedPageBreak/>
         <w:t>Graph / Warehouse (Алгоритмичен модул – Дейкстра)</w:t>
       </w:r>
     </w:p>
@@ -10346,6 +9950,7 @@
           <w:sz w:val="24"/>
           <w:szCs w:val="24"/>
         </w:rPr>
+        <w:lastRenderedPageBreak/>
         <w:t>Warehouse</w:t>
       </w:r>
     </w:p>
@@ -10709,8 +10314,16 @@
           <w:sz w:val="24"/>
           <w:szCs w:val="24"/>
         </w:rPr>
+        <w:t xml:space="preserve">Когато потребителят изиска продукт, който не е наличен в текущата локация, InventoryController автоматично извлича списък от всички алтернативни складове, в които продуктът е в наличност. Алгоритъмът на Dijkstra пресмята разстоянията от стартовата точка до всяка от тези локации и </w:t>
+      </w:r>
+      <w:r>
+        <w:rPr>
+          <w:rFonts w:ascii="Times New Roman" w:eastAsia="Times New Roman" w:hAnsi="Times New Roman" w:cs="Times New Roman"/>
+          <w:sz w:val="24"/>
+          <w:szCs w:val="24"/>
+        </w:rPr>
         <w:lastRenderedPageBreak/>
-        <w:t xml:space="preserve">Когато потребителят изиска продукт, който не е наличен в текущата локация, InventoryController автоматично извлича списък от всички алтернативни складове, в които продуктът е в наличност. Алгоритъмът на Dijkstra пресмята разстоянията от стартовата точка до всяка от тези локации и идентифицира най-близката. Системата генерира подробен резултат, който включва </w:t>
+        <w:t xml:space="preserve">идентифицира най-близката. Системата генерира подробен резултат, който включва </w:t>
       </w:r>
       <w:r>
         <w:rPr>
@@ -10870,7 +10483,6 @@
           <w:sz w:val="24"/>
           <w:szCs w:val="24"/>
         </w:rPr>
-        <w:lastRenderedPageBreak/>
         <w:t>2. Product → Category (many : many)</w:t>
       </w:r>
     </w:p>
@@ -10893,6 +10505,7 @@
           <w:sz w:val="24"/>
           <w:szCs w:val="24"/>
         </w:rPr>
+        <w:lastRenderedPageBreak/>
         <w:t>Поле:</w:t>
       </w:r>
       <w:r>
@@ -11055,7 +10668,6 @@
           <w:sz w:val="24"/>
           <w:szCs w:val="24"/>
         </w:rPr>
-        <w:lastRenderedPageBreak/>
         <w:t>Поле:</w:t>
       </w:r>
       <w:r>
@@ -11088,6 +10700,7 @@
           <w:sz w:val="24"/>
           <w:szCs w:val="24"/>
         </w:rPr>
+        <w:lastRenderedPageBreak/>
         <w:t>6. Movement → Supplier (many : 1)</w:t>
       </w:r>
     </w:p>
@@ -11250,7 +10863,6 @@
           <w:sz w:val="24"/>
           <w:szCs w:val="24"/>
         </w:rPr>
-        <w:lastRenderedPageBreak/>
         <w:t>9. Invoice → Movement (1 : 1)</w:t>
       </w:r>
     </w:p>
@@ -11273,6 +10885,7 @@
           <w:sz w:val="24"/>
           <w:szCs w:val="24"/>
         </w:rPr>
+        <w:lastRenderedPageBreak/>
         <w:t>Поле:</w:t>
       </w:r>
       <w:r>
@@ -11381,7 +10994,6 @@
           <w:sz w:val="24"/>
           <w:szCs w:val="24"/>
         </w:rPr>
-        <w:lastRenderedPageBreak/>
         <w:t>Оператор:</w:t>
       </w:r>
       <w:r>
@@ -11420,7 +11032,17 @@
           <w:sz w:val="24"/>
           <w:szCs w:val="24"/>
         </w:rPr>
-        <w:t>) и преглед на складови локации. Достъпът му до критични подмодули, като актуализация на продукти, управление на категории, преглед на аналитични отчети и архив на фактури, е допълнително защитен чрез второ ниво на оторизация (системна парола). Операторът няма достъп до управление на потребителски профили или промяна на глобалните системни настройки</w:t>
+        <w:t xml:space="preserve">) и преглед </w:t>
+      </w:r>
+      <w:r>
+        <w:rPr>
+          <w:rFonts w:ascii="Times New Roman" w:eastAsia="Times New Roman" w:hAnsi="Times New Roman" w:cs="Times New Roman"/>
+          <w:kern w:val="36"/>
+          <w:sz w:val="24"/>
+          <w:szCs w:val="24"/>
+        </w:rPr>
+        <w:lastRenderedPageBreak/>
+        <w:t>на складови локации. Достъпът му до критични подмодули, като актуализация на продукти, управление на категории, преглед на аналитични отчети и архив на фактури, е допълнително защитен чрез второ ниво на оторизация (системна парола). Операторът няма достъп до управление на потребителски профили или промяна на глобалните системни настройки</w:t>
       </w:r>
       <w:r>
         <w:rPr>
@@ -11503,7 +11125,17 @@
           <w:sz w:val="24"/>
           <w:szCs w:val="24"/>
         </w:rPr>
-        <w:t>Този раздел описва практическите взаимодействия между актьорите и системата, отразяващи реалните бизнес процеси в складовата дейност.</w:t>
+        <w:t xml:space="preserve">Този раздел представя как потребителите взаимодействат със системата в реални ситуации от складовата работа. Основните действия започват от управлението на номенклатурите, където потребителите – според правата си – могат да създават, редактират или изтриват продукти, категории и доставчици. Системата следи връзките между тях, така че да не се получават несъответствия или липсващи зависимости. Управлението на достъпа също е важна част от процеса: администраторът създава нови профили, задава </w:t>
+      </w:r>
+      <w:r>
+        <w:rPr>
+          <w:rFonts w:ascii="Times New Roman" w:eastAsia="Times New Roman" w:hAnsi="Times New Roman" w:cs="Times New Roman"/>
+          <w:kern w:val="36"/>
+          <w:sz w:val="24"/>
+          <w:szCs w:val="24"/>
+        </w:rPr>
+        <w:lastRenderedPageBreak/>
+        <w:t>роли и гарантира, че всеки потребител влиза със собствено име и парола, което осигурява сигурност и контрол върху критичните операции.</w:t>
       </w:r>
     </w:p>
     <w:p>
@@ -11525,16 +11157,11 @@
           <w:sz w:val="24"/>
           <w:szCs w:val="24"/>
         </w:rPr>
-        <w:lastRenderedPageBreak/>
-        <w:t>Основни сценарии за управление:</w:t>
+        <w:t>Работата със стоковите движения е централна за системата. При входящо движение потребителят избира продукт и въвежда количество, а системата проверява данните и автоматично увеличава наличността в съответната локация. При изходящо движение първо се проверява дали има достатъчно количество. Ако всичко е наред, наличността се намалява, транзакцията се записва и автоматично се генерира фактура. Ако количеството не достига, системата отказва операцията и показва ясно съобщение за грешка. Вътрешните премествания позволяват прехвърляне на стоки между различни складове, като общото количество в системата остава непроменено.</w:t>
       </w:r>
     </w:p>
     <w:p>
       <w:pPr>
-        <w:numPr>
-          <w:ilvl w:val="0"/>
-          <w:numId w:val="15"/>
-        </w:numPr>
         <w:spacing w:before="100" w:beforeAutospacing="1" w:after="100" w:afterAutospacing="1" w:line="360" w:lineRule="auto"/>
         <w:jc w:val="both"/>
         <w:outlineLvl w:val="0"/>
@@ -11552,209 +11179,33 @@
           <w:sz w:val="24"/>
           <w:szCs w:val="24"/>
         </w:rPr>
-        <w:t>Управление на номенклатури: Потребителите (според правата си) създават, редактират или изтриват продукти, категории и доставчици, като системата следи за логически връзки между тях.</w:t>
+        <w:t xml:space="preserve">Отчетността и аналитиката също са важна част от работата. Потребителят може да избере различни критерии – например период, категория или ниски наличности – и системата обработва данните от movements.json и inventory.json, за да изгради финалния отчет. Освен това има и отделен сценарий за </w:t>
+      </w:r>
+      <w:r>
+        <w:rPr>
+          <w:rFonts w:ascii="Times New Roman" w:eastAsia="Times New Roman" w:hAnsi="Times New Roman" w:cs="Times New Roman"/>
+          <w:kern w:val="36"/>
+          <w:sz w:val="24"/>
+          <w:szCs w:val="24"/>
+        </w:rPr>
+        <w:lastRenderedPageBreak/>
+        <w:t>преглед на системната информация, където се показват техническите параметри на проекта, версията и авторството.</w:t>
       </w:r>
     </w:p>
     <w:p>
       <w:pPr>
-        <w:numPr>
-          <w:ilvl w:val="0"/>
-          <w:numId w:val="15"/>
-        </w:numPr>
         <w:spacing w:before="100" w:beforeAutospacing="1" w:after="100" w:afterAutospacing="1" w:line="360" w:lineRule="auto"/>
         <w:jc w:val="both"/>
         <w:outlineLvl w:val="0"/>
         <w:rPr>
           <w:rFonts w:ascii="Times New Roman" w:eastAsia="Times New Roman" w:hAnsi="Times New Roman" w:cs="Times New Roman"/>
+          <w:b/>
+          <w:bCs/>
           <w:kern w:val="36"/>
           <w:sz w:val="24"/>
           <w:szCs w:val="24"/>
         </w:rPr>
       </w:pPr>
-      <w:r>
-        <w:rPr>
-          <w:rFonts w:ascii="Times New Roman" w:eastAsia="Times New Roman" w:hAnsi="Times New Roman" w:cs="Times New Roman"/>
-          <w:kern w:val="36"/>
-          <w:sz w:val="24"/>
-          <w:szCs w:val="24"/>
-        </w:rPr>
-        <w:t>Управление на достъпа: Администраторът създава нови профили и дефинира техните роли, осигурявайки защитен вход чрез потребителско име и парола.</w:t>
-      </w:r>
-    </w:p>
-    <w:p>
-      <w:pPr>
-        <w:spacing w:before="100" w:beforeAutospacing="1" w:after="100" w:afterAutospacing="1" w:line="360" w:lineRule="auto"/>
-        <w:jc w:val="both"/>
-        <w:outlineLvl w:val="0"/>
-        <w:rPr>
-          <w:rFonts w:ascii="Times New Roman" w:eastAsia="Times New Roman" w:hAnsi="Times New Roman" w:cs="Times New Roman"/>
-          <w:kern w:val="36"/>
-          <w:sz w:val="24"/>
-          <w:szCs w:val="24"/>
-        </w:rPr>
-      </w:pPr>
-      <w:r>
-        <w:rPr>
-          <w:rFonts w:ascii="Times New Roman" w:eastAsia="Times New Roman" w:hAnsi="Times New Roman" w:cs="Times New Roman"/>
-          <w:kern w:val="36"/>
-          <w:sz w:val="24"/>
-          <w:szCs w:val="24"/>
-        </w:rPr>
-        <w:t>Процеси по движение на стоки:</w:t>
-      </w:r>
-    </w:p>
-    <w:p>
-      <w:pPr>
-        <w:numPr>
-          <w:ilvl w:val="0"/>
-          <w:numId w:val="16"/>
-        </w:numPr>
-        <w:spacing w:before="100" w:beforeAutospacing="1" w:after="100" w:afterAutospacing="1" w:line="360" w:lineRule="auto"/>
-        <w:jc w:val="both"/>
-        <w:outlineLvl w:val="0"/>
-        <w:rPr>
-          <w:rFonts w:ascii="Times New Roman" w:eastAsia="Times New Roman" w:hAnsi="Times New Roman" w:cs="Times New Roman"/>
-          <w:kern w:val="36"/>
-          <w:sz w:val="24"/>
-          <w:szCs w:val="24"/>
-        </w:rPr>
-      </w:pPr>
-      <w:r>
-        <w:rPr>
-          <w:rFonts w:ascii="Times New Roman" w:eastAsia="Times New Roman" w:hAnsi="Times New Roman" w:cs="Times New Roman"/>
-          <w:kern w:val="36"/>
-          <w:sz w:val="24"/>
-          <w:szCs w:val="24"/>
-        </w:rPr>
-        <w:t>Входящо движение (IN): Потребителят избира продукт и въвежда количество. Системата валидира данните и автоматично увеличава наличността в избраната локация.</w:t>
-      </w:r>
-    </w:p>
-    <w:p>
-      <w:pPr>
-        <w:numPr>
-          <w:ilvl w:val="0"/>
-          <w:numId w:val="16"/>
-        </w:numPr>
-        <w:spacing w:before="100" w:beforeAutospacing="1" w:after="100" w:afterAutospacing="1" w:line="360" w:lineRule="auto"/>
-        <w:jc w:val="both"/>
-        <w:outlineLvl w:val="0"/>
-        <w:rPr>
-          <w:rFonts w:ascii="Times New Roman" w:eastAsia="Times New Roman" w:hAnsi="Times New Roman" w:cs="Times New Roman"/>
-          <w:kern w:val="36"/>
-          <w:sz w:val="24"/>
-          <w:szCs w:val="24"/>
-        </w:rPr>
-      </w:pPr>
-      <w:r>
-        <w:rPr>
-          <w:rFonts w:ascii="Times New Roman" w:eastAsia="Times New Roman" w:hAnsi="Times New Roman" w:cs="Times New Roman"/>
-          <w:kern w:val="36"/>
-          <w:sz w:val="24"/>
-          <w:szCs w:val="24"/>
-        </w:rPr>
-        <w:t>Изходящо движение (OUT): Преди регистрация Системата проверява наличността. При достатъчно количество, тя го намалява, записва транзакцията и автоматично генерира фактура. При недостиг, операцията се отказва със съобщение за грешка.</w:t>
-      </w:r>
-    </w:p>
-    <w:p>
-      <w:pPr>
-        <w:numPr>
-          <w:ilvl w:val="0"/>
-          <w:numId w:val="16"/>
-        </w:numPr>
-        <w:spacing w:before="100" w:beforeAutospacing="1" w:after="100" w:afterAutospacing="1" w:line="360" w:lineRule="auto"/>
-        <w:jc w:val="both"/>
-        <w:outlineLvl w:val="0"/>
-        <w:rPr>
-          <w:rFonts w:ascii="Times New Roman" w:eastAsia="Times New Roman" w:hAnsi="Times New Roman" w:cs="Times New Roman"/>
-          <w:kern w:val="36"/>
-          <w:sz w:val="24"/>
-          <w:szCs w:val="24"/>
-        </w:rPr>
-      </w:pPr>
-      <w:r>
-        <w:rPr>
-          <w:rFonts w:ascii="Times New Roman" w:eastAsia="Times New Roman" w:hAnsi="Times New Roman" w:cs="Times New Roman"/>
-          <w:kern w:val="36"/>
-          <w:sz w:val="24"/>
-          <w:szCs w:val="24"/>
-        </w:rPr>
-        <w:lastRenderedPageBreak/>
-        <w:t>Вътрешно преместване (MOVE): Трансфер на стоки между различни складови локации при запазване на общото количество в системата.</w:t>
-      </w:r>
-    </w:p>
-    <w:p>
-      <w:pPr>
-        <w:spacing w:before="100" w:beforeAutospacing="1" w:after="100" w:afterAutospacing="1" w:line="360" w:lineRule="auto"/>
-        <w:jc w:val="both"/>
-        <w:outlineLvl w:val="0"/>
-        <w:rPr>
-          <w:rFonts w:ascii="Times New Roman" w:eastAsia="Times New Roman" w:hAnsi="Times New Roman" w:cs="Times New Roman"/>
-          <w:kern w:val="36"/>
-          <w:sz w:val="24"/>
-          <w:szCs w:val="24"/>
-        </w:rPr>
-      </w:pPr>
-      <w:r>
-        <w:rPr>
-          <w:rFonts w:ascii="Times New Roman" w:eastAsia="Times New Roman" w:hAnsi="Times New Roman" w:cs="Times New Roman"/>
-          <w:kern w:val="36"/>
-          <w:sz w:val="24"/>
-          <w:szCs w:val="24"/>
-        </w:rPr>
-        <w:t>Аналитика и отчетност:</w:t>
-      </w:r>
-    </w:p>
-    <w:p>
-      <w:pPr>
-        <w:numPr>
-          <w:ilvl w:val="0"/>
-          <w:numId w:val="17"/>
-        </w:numPr>
-        <w:spacing w:before="100" w:beforeAutospacing="1" w:after="100" w:afterAutospacing="1" w:line="360" w:lineRule="auto"/>
-        <w:jc w:val="both"/>
-        <w:outlineLvl w:val="0"/>
-        <w:rPr>
-          <w:rFonts w:ascii="Times New Roman" w:eastAsia="Times New Roman" w:hAnsi="Times New Roman" w:cs="Times New Roman"/>
-          <w:kern w:val="36"/>
-          <w:sz w:val="24"/>
-          <w:szCs w:val="24"/>
-        </w:rPr>
-      </w:pPr>
-      <w:r>
-        <w:rPr>
-          <w:rFonts w:ascii="Times New Roman" w:eastAsia="Times New Roman" w:hAnsi="Times New Roman" w:cs="Times New Roman"/>
-          <w:kern w:val="36"/>
-          <w:sz w:val="24"/>
-          <w:szCs w:val="24"/>
-        </w:rPr>
-        <w:t>Генериране на справки: Потребителят избира критерии (период, категория, ниска наличност), а Системата обработва данните от movements.json и inventory.json, за да визуализира крайния отчет.</w:t>
-      </w:r>
-    </w:p>
-    <w:p>
-      <w:pPr>
-        <w:numPr>
-          <w:ilvl w:val="0"/>
-          <w:numId w:val="17"/>
-        </w:numPr>
-        <w:spacing w:before="100" w:beforeAutospacing="1" w:after="100" w:afterAutospacing="1" w:line="360" w:lineRule="auto"/>
-        <w:jc w:val="both"/>
-        <w:outlineLvl w:val="0"/>
-        <w:rPr>
-          <w:rFonts w:ascii="Times New Roman" w:eastAsia="Times New Roman" w:hAnsi="Times New Roman" w:cs="Times New Roman"/>
-          <w:kern w:val="36"/>
-          <w:sz w:val="24"/>
-          <w:szCs w:val="24"/>
-        </w:rPr>
-      </w:pPr>
-      <w:r>
-        <w:rPr>
-          <w:rFonts w:ascii="Times New Roman" w:eastAsia="Times New Roman" w:hAnsi="Times New Roman" w:cs="Times New Roman"/>
-          <w:kern w:val="36"/>
-          <w:sz w:val="24"/>
-          <w:szCs w:val="24"/>
-        </w:rPr>
-        <w:t>Системна информация: Сценарий за преглед на техническите параметри на проекта, неговата версия и авторство.</w:t>
-      </w:r>
     </w:p>
     <w:p>
       <w:pPr>
@@ -11827,7 +11278,6 @@
           <w:sz w:val="24"/>
           <w:szCs w:val="24"/>
         </w:rPr>
-        <w:lastRenderedPageBreak/>
         <w:t>Пълен инвентарен отчет: Генерира изчерпателна таблица с наличности по локации, общо доставени и продадени количества, както и финансови показатели за всеки продукт.</w:t>
       </w:r>
     </w:p>
@@ -11880,6 +11330,7 @@
           <w:sz w:val="24"/>
           <w:szCs w:val="24"/>
         </w:rPr>
+        <w:lastRenderedPageBreak/>
         <w:t>Отчет „Доставки“: Филтриран преглед на всички входящи (IN) операции с интегрирана търсачка по ключова дума за продукт или доставчик.</w:t>
       </w:r>
     </w:p>
@@ -11980,15 +11431,31 @@
           <w:sz w:val="24"/>
           <w:szCs w:val="24"/>
         </w:rPr>
-        <w:t>Функционалните изисквания към този модул определят правилата за обработка, трансформация и визуализация на данните, съхранявани в JSON хранилището:</w:t>
+        <w:t>Функционалните изисквания към този модул определят как системата трябва да обработва, преобразува и показва данните, които се съхраняват в JSON файловете. Основната идея е потребителят да получава ясна и точна информация за състоянието на склада, без да се налага ръчно да изчислява каквото и да е. Затова системата автоматично изчислява различни финансови показатели за всеки продукт – като средна доставна цена, средна продажна цена, натрупани разходи и реализирани приходи. Това помага за по</w:t>
+      </w:r>
+      <w:r>
+        <w:rPr>
+          <w:rFonts w:ascii="Times New Roman" w:eastAsia="Times New Roman" w:hAnsi="Times New Roman" w:cs="Times New Roman"/>
+          <w:kern w:val="36"/>
+          <w:sz w:val="24"/>
+          <w:szCs w:val="24"/>
+        </w:rPr>
+        <w:noBreakHyphen/>
+        <w:t>лесен анализ и по</w:t>
+      </w:r>
+      <w:r>
+        <w:rPr>
+          <w:rFonts w:ascii="Times New Roman" w:eastAsia="Times New Roman" w:hAnsi="Times New Roman" w:cs="Times New Roman"/>
+          <w:kern w:val="36"/>
+          <w:sz w:val="24"/>
+          <w:szCs w:val="24"/>
+        </w:rPr>
+        <w:noBreakHyphen/>
+        <w:t>добро планиране.</w:t>
       </w:r>
     </w:p>
     <w:p>
       <w:pPr>
-        <w:numPr>
-          <w:ilvl w:val="0"/>
-          <w:numId w:val="31"/>
-        </w:numPr>
         <w:spacing w:before="100" w:beforeAutospacing="1" w:after="100" w:afterAutospacing="1" w:line="360" w:lineRule="auto"/>
         <w:jc w:val="both"/>
         <w:outlineLvl w:val="0"/>
@@ -12002,14 +11469,12 @@
       <w:r>
         <w:rPr>
           <w:rFonts w:ascii="Times New Roman" w:eastAsia="Times New Roman" w:hAnsi="Times New Roman" w:cs="Times New Roman"/>
-          <w:b/>
-          <w:bCs/>
           <w:kern w:val="36"/>
           <w:sz w:val="24"/>
           <w:szCs w:val="24"/>
         </w:rPr>
         <w:lastRenderedPageBreak/>
-        <w:t>Изчисляване на финансови показатели:</w:t>
+        <w:t>Освен финансовите данни, модулът трябва да показва и оперативната активност. Това включва информация за последното движение на даден продукт – какъв тип е било и кога е извършено. Така потребителят винаги има актуална представа какво се случва в склада. За по</w:t>
       </w:r>
       <w:r>
         <w:rPr>
@@ -12018,15 +11483,12 @@
           <w:sz w:val="24"/>
           <w:szCs w:val="24"/>
         </w:rPr>
-        <w:t xml:space="preserve"> Системата трябва автоматично да генерира финансова справка за всеки артикул, включваща средна доставна цена, средна продажна цена, натрупани разходи и реализирани приходи.</w:t>
+        <w:noBreakHyphen/>
+        <w:t>удобна работа системата позволява и филтриране по различни критерии, като ключови думи, категории или партньори, като поддържа и частично съвпадение на текст, независимо дали е написан с малки или големи букви.</w:t>
       </w:r>
     </w:p>
     <w:p>
       <w:pPr>
-        <w:numPr>
-          <w:ilvl w:val="0"/>
-          <w:numId w:val="31"/>
-        </w:numPr>
         <w:spacing w:before="100" w:beforeAutospacing="1" w:after="100" w:afterAutospacing="1" w:line="360" w:lineRule="auto"/>
         <w:jc w:val="both"/>
         <w:outlineLvl w:val="0"/>
@@ -12040,13 +11502,11 @@
       <w:r>
         <w:rPr>
           <w:rFonts w:ascii="Times New Roman" w:eastAsia="Times New Roman" w:hAnsi="Times New Roman" w:cs="Times New Roman"/>
-          <w:b/>
-          <w:bCs/>
           <w:kern w:val="36"/>
           <w:sz w:val="24"/>
           <w:szCs w:val="24"/>
         </w:rPr>
-        <w:t>Мониторинг на оперативната активност:</w:t>
+        <w:t>Данните могат да се сортират динамично – например по количество или по финансови показатели – което е полезно при работа с по</w:t>
       </w:r>
       <w:r>
         <w:rPr>
@@ -12055,156 +11515,8 @@
           <w:sz w:val="24"/>
           <w:szCs w:val="24"/>
         </w:rPr>
-        <w:t xml:space="preserve"> Докладът трябва да извлича и визуализира информация за последното регистрирано движение (тип и времева отметка), осигурявайки актуална картина на складовите процеси в реално време.</w:t>
-      </w:r>
-    </w:p>
-    <w:p>
-      <w:pPr>
-        <w:numPr>
-          <w:ilvl w:val="0"/>
-          <w:numId w:val="31"/>
-        </w:numPr>
-        <w:spacing w:before="100" w:beforeAutospacing="1" w:after="100" w:afterAutospacing="1" w:line="360" w:lineRule="auto"/>
-        <w:jc w:val="both"/>
-        <w:outlineLvl w:val="0"/>
-        <w:rPr>
-          <w:rFonts w:ascii="Times New Roman" w:eastAsia="Times New Roman" w:hAnsi="Times New Roman" w:cs="Times New Roman"/>
-          <w:kern w:val="36"/>
-          <w:sz w:val="24"/>
-          <w:szCs w:val="24"/>
-        </w:rPr>
-      </w:pPr>
-      <w:r>
-        <w:rPr>
-          <w:rFonts w:ascii="Times New Roman" w:eastAsia="Times New Roman" w:hAnsi="Times New Roman" w:cs="Times New Roman"/>
-          <w:b/>
-          <w:bCs/>
-          <w:kern w:val="36"/>
-          <w:sz w:val="24"/>
-          <w:szCs w:val="24"/>
-        </w:rPr>
-        <w:t>Многокритерийно филтриране:</w:t>
-      </w:r>
-      <w:r>
-        <w:rPr>
-          <w:rFonts w:ascii="Times New Roman" w:eastAsia="Times New Roman" w:hAnsi="Times New Roman" w:cs="Times New Roman"/>
-          <w:kern w:val="36"/>
-          <w:sz w:val="24"/>
-          <w:szCs w:val="24"/>
-        </w:rPr>
-        <w:t xml:space="preserve"> Потребителят трябва да има възможност да филтрира информацията по ключови думи, категории или партньори. Системата трябва да поддържа частично текстово съпоставяне, независимо от регистъра на знаците.</w:t>
-      </w:r>
-    </w:p>
-    <w:p>
-      <w:pPr>
-        <w:numPr>
-          <w:ilvl w:val="0"/>
-          <w:numId w:val="31"/>
-        </w:numPr>
-        <w:spacing w:before="100" w:beforeAutospacing="1" w:after="100" w:afterAutospacing="1" w:line="360" w:lineRule="auto"/>
-        <w:jc w:val="both"/>
-        <w:outlineLvl w:val="0"/>
-        <w:rPr>
-          <w:rFonts w:ascii="Times New Roman" w:eastAsia="Times New Roman" w:hAnsi="Times New Roman" w:cs="Times New Roman"/>
-          <w:kern w:val="36"/>
-          <w:sz w:val="24"/>
-          <w:szCs w:val="24"/>
-        </w:rPr>
-      </w:pPr>
-      <w:r>
-        <w:rPr>
-          <w:rFonts w:ascii="Times New Roman" w:eastAsia="Times New Roman" w:hAnsi="Times New Roman" w:cs="Times New Roman"/>
-          <w:b/>
-          <w:bCs/>
-          <w:kern w:val="36"/>
-          <w:sz w:val="24"/>
-          <w:szCs w:val="24"/>
-        </w:rPr>
-        <w:t>Динамично сортиране на данни:</w:t>
-      </w:r>
-      <w:r>
-        <w:rPr>
-          <w:rFonts w:ascii="Times New Roman" w:eastAsia="Times New Roman" w:hAnsi="Times New Roman" w:cs="Times New Roman"/>
-          <w:kern w:val="36"/>
-          <w:sz w:val="24"/>
-          <w:szCs w:val="24"/>
-        </w:rPr>
-        <w:t xml:space="preserve"> Модулът трябва да поддържа функционалност за пренареждане на информацията по количествени или финансови показатели, улеснявайки работата с големи обеми от данни.</w:t>
-      </w:r>
-    </w:p>
-    <w:p>
-      <w:pPr>
-        <w:numPr>
-          <w:ilvl w:val="0"/>
-          <w:numId w:val="31"/>
-        </w:numPr>
-        <w:spacing w:before="100" w:beforeAutospacing="1" w:after="100" w:afterAutospacing="1" w:line="360" w:lineRule="auto"/>
-        <w:jc w:val="both"/>
-        <w:outlineLvl w:val="0"/>
-        <w:rPr>
-          <w:rFonts w:ascii="Times New Roman" w:eastAsia="Times New Roman" w:hAnsi="Times New Roman" w:cs="Times New Roman"/>
-          <w:kern w:val="36"/>
-          <w:sz w:val="24"/>
-          <w:szCs w:val="24"/>
-        </w:rPr>
-      </w:pPr>
-      <w:r>
-        <w:rPr>
-          <w:rFonts w:ascii="Times New Roman" w:eastAsia="Times New Roman" w:hAnsi="Times New Roman" w:cs="Times New Roman"/>
-          <w:b/>
-          <w:bCs/>
-          <w:kern w:val="36"/>
-          <w:sz w:val="24"/>
-          <w:szCs w:val="24"/>
-        </w:rPr>
-        <w:lastRenderedPageBreak/>
-        <w:t>Интегритет и консолидация на данните:</w:t>
-      </w:r>
-      <w:r>
-        <w:rPr>
-          <w:rFonts w:ascii="Times New Roman" w:eastAsia="Times New Roman" w:hAnsi="Times New Roman" w:cs="Times New Roman"/>
-          <w:kern w:val="36"/>
-          <w:sz w:val="24"/>
-          <w:szCs w:val="24"/>
-        </w:rPr>
-        <w:t xml:space="preserve"> Системата трябва да обединява данни от movements.json, inventory.json и invoices.json, за да осигури единен източник на истина без разминавания в крайните салда.</w:t>
-      </w:r>
-    </w:p>
-    <w:p>
-      <w:pPr>
-        <w:numPr>
-          <w:ilvl w:val="0"/>
-          <w:numId w:val="31"/>
-        </w:numPr>
-        <w:spacing w:before="100" w:beforeAutospacing="1" w:after="100" w:afterAutospacing="1" w:line="360" w:lineRule="auto"/>
-        <w:jc w:val="both"/>
-        <w:outlineLvl w:val="0"/>
-        <w:rPr>
-          <w:rFonts w:ascii="Times New Roman" w:eastAsia="Times New Roman" w:hAnsi="Times New Roman" w:cs="Times New Roman"/>
-          <w:kern w:val="36"/>
-          <w:sz w:val="24"/>
-          <w:szCs w:val="24"/>
-        </w:rPr>
-      </w:pPr>
-      <w:r>
-        <w:rPr>
-          <w:rFonts w:ascii="Times New Roman" w:eastAsia="Times New Roman" w:hAnsi="Times New Roman" w:cs="Times New Roman"/>
-          <w:b/>
-          <w:bCs/>
-          <w:kern w:val="36"/>
-          <w:sz w:val="24"/>
-          <w:szCs w:val="24"/>
-        </w:rPr>
-        <w:t>Автоматизирано валидиране:</w:t>
-      </w:r>
-      <w:r>
-        <w:rPr>
-          <w:rFonts w:ascii="Times New Roman" w:eastAsia="Times New Roman" w:hAnsi="Times New Roman" w:cs="Times New Roman"/>
-          <w:kern w:val="36"/>
-          <w:sz w:val="24"/>
-          <w:szCs w:val="24"/>
-        </w:rPr>
-        <w:t xml:space="preserve"> Всички изчисления в отчетите трябва да преминават през проверка за логическа коректност (напр. предотвратяване на делене на нула при липса на продажби).</w:t>
+        <w:noBreakHyphen/>
+        <w:t>големи списъци. За да бъдат резултатите коректни, системата трябва да обединява информацията от movements.json, inventory.json и invoices.json, така че крайните наличности да са точни и да няма разминавания. Накрая, всички изчисления минават през проверки за логическа коректност, за да се избегнат грешки като делене на нула, когато няма продажби.</w:t>
       </w:r>
     </w:p>
     <w:p>
@@ -12265,6 +11577,7 @@
           <w:sz w:val="24"/>
           <w:szCs w:val="24"/>
         </w:rPr>
+        <w:lastRenderedPageBreak/>
         <w:t>Описват качествените характеристики и надеждността на системата:</w:t>
       </w:r>
     </w:p>
@@ -12317,7 +11630,6 @@
           <w:sz w:val="24"/>
           <w:szCs w:val="24"/>
         </w:rPr>
-        <w:lastRenderedPageBreak/>
         <w:t>Сигурност: Всички пароли се съхраняват в хеширан вид. Ролевият модел защитава чувствителните операции (триене и редакция) от неоторизиран достъп.</w:t>
       </w:r>
     </w:p>
@@ -12444,6 +11756,7 @@
           <w:sz w:val="24"/>
           <w:szCs w:val="24"/>
         </w:rPr>
+        <w:lastRenderedPageBreak/>
         <w:t>Presentation Layer (Views): Отговаря изцяло за взаимодействието с потребителя и визуализацията на текстовите менюта. Този слой не съдържа бизнес логика, а само предава данните към контролерите.</w:t>
       </w:r>
     </w:p>
@@ -12470,7 +11783,6 @@
           <w:sz w:val="24"/>
           <w:szCs w:val="24"/>
         </w:rPr>
-        <w:lastRenderedPageBreak/>
         <w:t>Business Logic Layer (Controllers): Реализира основната логика и CRUD операциите. Контролерите координират работата на системата, прилагат бизнес правилата и управляват наличностите, използвайки външни валидатори.</w:t>
       </w:r>
     </w:p>
@@ -12583,104 +11895,11 @@
           <w:szCs w:val="24"/>
         </w:rPr>
       </w:pPr>
-    </w:p>
-    <w:p>
-      <w:pPr>
-        <w:tabs>
-          <w:tab w:val="left" w:pos="916"/>
-          <w:tab w:val="left" w:pos="1832"/>
-          <w:tab w:val="left" w:pos="2748"/>
-          <w:tab w:val="left" w:pos="3664"/>
-          <w:tab w:val="left" w:pos="4580"/>
-          <w:tab w:val="left" w:pos="5496"/>
-          <w:tab w:val="left" w:pos="6412"/>
-          <w:tab w:val="left" w:pos="7328"/>
-          <w:tab w:val="left" w:pos="8244"/>
-          <w:tab w:val="left" w:pos="9160"/>
-          <w:tab w:val="left" w:pos="10076"/>
-          <w:tab w:val="left" w:pos="10992"/>
-          <w:tab w:val="left" w:pos="11908"/>
-          <w:tab w:val="left" w:pos="12824"/>
-          <w:tab w:val="left" w:pos="13740"/>
-          <w:tab w:val="left" w:pos="14656"/>
-        </w:tabs>
-        <w:spacing w:after="0" w:line="240" w:lineRule="auto"/>
-        <w:jc w:val="both"/>
-        <w:rPr>
-          <w:rFonts w:ascii="Times New Roman" w:eastAsia="Times New Roman" w:hAnsi="Times New Roman" w:cs="Times New Roman"/>
-          <w:b/>
-          <w:bCs/>
-          <w:kern w:val="36"/>
-          <w:sz w:val="24"/>
-          <w:szCs w:val="24"/>
-        </w:rPr>
-      </w:pPr>
-    </w:p>
-    <w:p>
-      <w:pPr>
-        <w:tabs>
-          <w:tab w:val="left" w:pos="916"/>
-          <w:tab w:val="left" w:pos="1832"/>
-          <w:tab w:val="left" w:pos="2748"/>
-          <w:tab w:val="left" w:pos="3664"/>
-          <w:tab w:val="left" w:pos="4580"/>
-          <w:tab w:val="left" w:pos="5496"/>
-          <w:tab w:val="left" w:pos="6412"/>
-          <w:tab w:val="left" w:pos="7328"/>
-          <w:tab w:val="left" w:pos="8244"/>
-          <w:tab w:val="left" w:pos="9160"/>
-          <w:tab w:val="left" w:pos="10076"/>
-          <w:tab w:val="left" w:pos="10992"/>
-          <w:tab w:val="left" w:pos="11908"/>
-          <w:tab w:val="left" w:pos="12824"/>
-          <w:tab w:val="left" w:pos="13740"/>
-          <w:tab w:val="left" w:pos="14656"/>
-        </w:tabs>
-        <w:spacing w:after="0" w:line="240" w:lineRule="auto"/>
-        <w:jc w:val="both"/>
-        <w:rPr>
-          <w:rFonts w:ascii="Times New Roman" w:eastAsia="Times New Roman" w:hAnsi="Times New Roman" w:cs="Times New Roman"/>
-          <w:b/>
-          <w:bCs/>
-          <w:kern w:val="36"/>
-          <w:sz w:val="24"/>
-          <w:szCs w:val="24"/>
-        </w:rPr>
-      </w:pPr>
       <w:bookmarkStart w:id="2" w:name="_GoBack"/>
       <w:bookmarkEnd w:id="2"/>
     </w:p>
     <w:p>
       <w:pPr>
-        <w:tabs>
-          <w:tab w:val="left" w:pos="916"/>
-          <w:tab w:val="left" w:pos="1832"/>
-          <w:tab w:val="left" w:pos="2748"/>
-          <w:tab w:val="left" w:pos="3664"/>
-          <w:tab w:val="left" w:pos="4580"/>
-          <w:tab w:val="left" w:pos="5496"/>
-          <w:tab w:val="left" w:pos="6412"/>
-          <w:tab w:val="left" w:pos="7328"/>
-          <w:tab w:val="left" w:pos="8244"/>
-          <w:tab w:val="left" w:pos="9160"/>
-          <w:tab w:val="left" w:pos="10076"/>
-          <w:tab w:val="left" w:pos="10992"/>
-          <w:tab w:val="left" w:pos="11908"/>
-          <w:tab w:val="left" w:pos="12824"/>
-          <w:tab w:val="left" w:pos="13740"/>
-          <w:tab w:val="left" w:pos="14656"/>
-        </w:tabs>
-        <w:spacing w:after="0" w:line="240" w:lineRule="auto"/>
-        <w:jc w:val="both"/>
-        <w:rPr>
-          <w:rFonts w:ascii="Courier New" w:eastAsia="Times New Roman" w:hAnsi="Courier New" w:cs="Courier New"/>
-          <w:sz w:val="24"/>
-          <w:szCs w:val="24"/>
-        </w:rPr>
-      </w:pPr>
-    </w:p>
-    <w:p>
-      <w:pPr>
         <w:spacing w:before="100" w:beforeAutospacing="1" w:after="100" w:afterAutospacing="1" w:line="360" w:lineRule="auto"/>
         <w:jc w:val="both"/>
         <w:outlineLvl w:val="0"/>
@@ -12717,7 +11936,6 @@
           <w:sz w:val="24"/>
           <w:szCs w:val="24"/>
         </w:rPr>
-        <w:lastRenderedPageBreak/>
         <w:t>11. Domain Model Diagram (UML)</w:t>
       </w:r>
     </w:p>
@@ -20152,7 +19370,7 @@
 </file>
 
 <file path=customXml/itemProps1.xml><?xml version="1.0" encoding="utf-8"?>
-<ds:datastoreItem xmlns:ds="http://schemas.openxmlformats.org/officeDocument/2006/customXml" ds:itemID="{8D618CBB-28DA-40DF-944D-72DA74E7D840}">
+<ds:datastoreItem xmlns:ds="http://schemas.openxmlformats.org/officeDocument/2006/customXml" ds:itemID="{08F918D6-ABBE-4B23-8B2C-2AE016097DCF}">
   <ds:schemaRefs>
     <ds:schemaRef ds:uri="http://schemas.openxmlformats.org/officeDocument/2006/bibliography"/>
   </ds:schemaRefs>

--- a/documentation/Warehouse Inventory Management System (WIMS)_Siyka.docx
+++ b/documentation/Warehouse Inventory Management System (WIMS)_Siyka.docx
@@ -490,11 +490,6 @@
       <w:pPr>
         <w:spacing w:line="360" w:lineRule="auto"/>
         <w:jc w:val="both"/>
-        <w:rPr>
-          <w:rFonts w:ascii="Times New Roman" w:hAnsi="Times New Roman" w:cs="Times New Roman"/>
-          <w:sz w:val="24"/>
-          <w:szCs w:val="24"/>
-        </w:rPr>
       </w:pPr>
       <w:r>
         <w:rPr>
@@ -512,7 +507,15 @@
           <w:sz w:val="24"/>
           <w:szCs w:val="24"/>
         </w:rPr>
-        <w:t xml:space="preserve"> е модулна, обектно-ориентирана софтуерна система за автоматизация на складови процеси. Тя е проектирана на многослоен принцип, който гарантира, че информацията е организирана, валидирана и напълно проследима. Системата служи като централизирана точка за управление на наличности, като минимизира човешките грешки чрез автоматизирани проверки и ролеви достъп.</w:t>
+        <w:t xml:space="preserve"> </w:t>
+      </w:r>
+      <w:r>
+        <w:rPr>
+          <w:rFonts w:ascii="Times New Roman" w:hAnsi="Times New Roman" w:cs="Times New Roman"/>
+          <w:sz w:val="24"/>
+          <w:szCs w:val="24"/>
+        </w:rPr>
+        <w:t>е модулна, обектно ориентирана система за автоматизация на складови процеси. Тя е изградена върху многослойна архитектура, която гарантира добре организирани, валидирани и напълно проследими данни. Системата функционира като централизирана платформа за управление на наличностите, намалявайки човешките грешки чрез автоматични проверки и ролево базиран достъп.</w:t>
       </w:r>
     </w:p>
     <w:p>
@@ -562,12 +565,11 @@
     <w:p>
       <w:pPr>
         <w:spacing w:line="360" w:lineRule="auto"/>
+        <w:jc w:val="both"/>
         <w:rPr>
           <w:rFonts w:ascii="Times New Roman" w:hAnsi="Times New Roman" w:cs="Times New Roman"/>
-          <w:b/>
-          <w:bCs/>
-          <w:sz w:val="28"/>
-          <w:szCs w:val="28"/>
+          <w:sz w:val="24"/>
+          <w:szCs w:val="24"/>
         </w:rPr>
       </w:pPr>
       <w:r>
@@ -576,7 +578,7 @@
           <w:sz w:val="24"/>
           <w:szCs w:val="24"/>
         </w:rPr>
-        <w:t>WIMS работи като цялостна система, която обединява всички складови процеси на едно място. В днешната динамична среда, когато данните често се обработват ръчно, информацията лесно се разпокъсва, работата се забавя, а рискът от грешки значително нараства. Централизирането на операциите в WIMS премахва тези проблеми и осигурява по</w:t>
+        <w:t>WIMS работи като цялостна система, която обединява всички складови процеси на едно място. В днешната динамична среда, когато данните често се обработват ръчно, информацията лесно се разпокъсва, работата се забавя и рискът от грешки нараства. Централизирането на операциите в WIMS премахва тези проблеми и осигурява по</w:t>
       </w:r>
       <w:r>
         <w:rPr>
@@ -603,7 +605,7 @@
           <w:szCs w:val="24"/>
         </w:rPr>
         <w:noBreakHyphen/>
-        <w:t>надежден начин за управление на склада.</w:t>
+        <w:t xml:space="preserve">надежден начин за управление на склада. Чрез </w:t>
       </w:r>
       <w:r>
         <w:rPr>
@@ -611,46 +613,41 @@
           <w:sz w:val="24"/>
           <w:szCs w:val="24"/>
         </w:rPr>
-        <w:t xml:space="preserve"> </w:t>
-      </w:r>
-      <w:r>
-        <w:rPr>
-          <w:rFonts w:ascii="Times New Roman" w:hAnsi="Times New Roman" w:cs="Times New Roman"/>
-          <w:sz w:val="24"/>
-          <w:szCs w:val="24"/>
-        </w:rPr>
-        <w:t xml:space="preserve">Чрез автоматизиране на ключови операции системата повишава ефективността, </w:t>
-      </w:r>
-      <w:r>
-        <w:rPr>
-          <w:rFonts w:ascii="Times New Roman" w:hAnsi="Times New Roman" w:cs="Times New Roman"/>
-          <w:sz w:val="24"/>
-          <w:szCs w:val="24"/>
-        </w:rPr>
         <w:lastRenderedPageBreak/>
-        <w:t>премахва нуждата от ръчно въвеждане и осигурява коректно документиране на продажбите. Централизираната структура позволява пълна проследимост на всяко движение на стока, което гарантира прозрачност и отчетност. Благодарение на точните данни за средни доставни цени, натрупани разходи и реализирани приходи, WIMS подпомага финансовото планиране и оптимизацията на ресурсите. Системата предоставя бърз достъп до аналитична информация за наличностите във всички складови локации, което улеснява вземането на информирани управленски решения. Модулната архитектура позволява лесно разширяване и интеграция на бъдещи технологии, включително по</w:t>
-      </w:r>
-      <w:r>
-        <w:rPr>
-          <w:rFonts w:ascii="Times New Roman" w:hAnsi="Times New Roman" w:cs="Times New Roman"/>
-          <w:sz w:val="24"/>
-          <w:szCs w:val="24"/>
-        </w:rPr>
-        <w:noBreakHyphen/>
-        <w:t>сложни логистични алгоритми и автоматизации, което прави WIMS мащабируемо решение, готово за развитие</w:t>
-      </w:r>
-      <w:r>
-        <w:rPr>
-          <w:rFonts w:ascii="Times New Roman" w:hAnsi="Times New Roman" w:cs="Times New Roman"/>
-          <w:sz w:val="28"/>
-          <w:szCs w:val="28"/>
-        </w:rPr>
-        <w:t>.</w:t>
+        <w:t>автоматизиране на ключови операции системата повишава ефективността, премахва нуждата от ръчно въвеждане и гарантира коректно документиране на продажбите.</w:t>
       </w:r>
     </w:p>
     <w:p>
       <w:pPr>
         <w:spacing w:line="360" w:lineRule="auto"/>
+        <w:jc w:val="both"/>
+        <w:rPr>
+          <w:rFonts w:ascii="Times New Roman" w:hAnsi="Times New Roman" w:cs="Times New Roman"/>
+          <w:sz w:val="24"/>
+          <w:szCs w:val="24"/>
+        </w:rPr>
+      </w:pPr>
+      <w:r>
+        <w:rPr>
+          <w:rFonts w:ascii="Times New Roman" w:hAnsi="Times New Roman" w:cs="Times New Roman"/>
+          <w:sz w:val="24"/>
+          <w:szCs w:val="24"/>
+        </w:rPr>
+        <w:t>Централизираната структура позволява пълна проследимост на всяко движение на стока, осигурявайки прозрачност и отчетност. Благодарение на точните данни за средни доставни цени, натрупани разходи и реализирани приходи, WIMS подпомага финансовото планиране и оптимизацията на ресурсите. Системата предоставя бърз достъп до аналитична информация за наличностите във всички складови локации, улеснявайки вземането на информирани управленски решения. Модулната архитектура позволява лесно разширяване и интеграция на бъдещи технологии, включително по</w:t>
+      </w:r>
+      <w:r>
+        <w:rPr>
+          <w:rFonts w:ascii="Times New Roman" w:hAnsi="Times New Roman" w:cs="Times New Roman"/>
+          <w:sz w:val="24"/>
+          <w:szCs w:val="24"/>
+        </w:rPr>
+        <w:noBreakHyphen/>
+        <w:t>сложни логистични алгоритми и автоматизации, което прави WIMS мащабируемо решение, готово за развитие.</w:t>
+      </w:r>
+    </w:p>
+    <w:p>
+      <w:pPr>
+        <w:spacing w:line="360" w:lineRule="auto"/>
         <w:ind w:left="142"/>
         <w:jc w:val="both"/>
         <w:rPr>
@@ -670,7 +667,7 @@
           <w:szCs w:val="24"/>
         </w:rPr>
         <w:pict w14:anchorId="341EA9D5">
-          <v:rect id="_x0000_i1027" style="width:0;height:1.5pt" o:hralign="center" o:hrstd="t" o:hr="t" fillcolor="#a0a0a0" stroked="f"/>
+          <v:rect id="_x0000_i1026" style="width:0;height:1.5pt" o:hralign="center" o:hrstd="t" o:hr="t" fillcolor="#a0a0a0" stroked="f"/>
         </w:pict>
       </w:r>
     </w:p>
@@ -714,7 +711,7 @@
           <w:sz w:val="24"/>
           <w:szCs w:val="24"/>
         </w:rPr>
-        <w:t xml:space="preserve">Системата осигурява цялостна и интегрирана среда за управление на всички складови и логистични процеси. Тя позволява пълен контрол върху номенклатурите, като предоставя удобни операции за </w:t>
+        <w:t>С</w:t>
       </w:r>
       <w:r>
         <w:rPr>
@@ -722,8 +719,16 @@
           <w:sz w:val="24"/>
           <w:szCs w:val="24"/>
         </w:rPr>
+        <w:t xml:space="preserve">истемата осигурява цялостна среда за управление на складови и логистични процеси. Тя предоставя пълен контрол върху номенклатурите чрез създаване, редактиране и изтриване на продукти, категории и </w:t>
+      </w:r>
+      <w:r>
+        <w:rPr>
+          <w:rFonts w:ascii="Times New Roman" w:hAnsi="Times New Roman" w:cs="Times New Roman"/>
+          <w:sz w:val="24"/>
+          <w:szCs w:val="24"/>
+        </w:rPr>
         <w:lastRenderedPageBreak/>
-        <w:t>създаване, редактиране и изтриване на продукти, категории и доставчици. Всеки артикул е придружен от необходимите метаданни, което улеснява проследимостта и поддържането на актуални складови наличности. Логистичната част на системата обхваща регистрирането на входящи, изходящи и вътрешни движения, като при всяка операция се извършват автоматични проверки за коректност и достатъчна наличност. Това гарантира надеждност на данните и изграждане на детайлна хронология на всички транзакции.</w:t>
+        <w:t>доставчици. Всеки артикул съдържа необходимите метаданни, което улеснява поддържането на актуални наличности и проследяването на стоките.</w:t>
       </w:r>
     </w:p>
     <w:p>
@@ -742,16 +747,7 @@
           <w:sz w:val="24"/>
           <w:szCs w:val="24"/>
         </w:rPr>
-        <w:t>При продажба системата автоматично генерира фактура, изчислява стойностите в реално време и поддържа уникална номерация на документите, което улеснява финансовата отчетност. Работната среда е многопотребителска и разграничава правата на достъп между администратори и оператори, така че критичните операции да бъдат защитени и изпълнявани само от оторизирани потребители. Модулът за отчети превръща оперативните данни в полезна бизнес информация, като предоставя визуализация на наличностите по складове, възможност за преглед на историята на транзакциите чрез интелигентно търсене и гъвкаво сортиране на продуктите според количествата. Това позволява по</w:t>
-      </w:r>
-      <w:r>
-        <w:rPr>
-          <w:rFonts w:ascii="Times New Roman" w:hAnsi="Times New Roman" w:cs="Times New Roman"/>
-          <w:sz w:val="24"/>
-          <w:szCs w:val="24"/>
-        </w:rPr>
-        <w:noBreakHyphen/>
-        <w:t>лесно откриване на критични наличности и подпомага вземането на информирани решения.</w:t>
+        <w:t>Логистичният модул обработва входящи, изходящи и вътрешни движения, като при всяка операция се извършват автоматични проверки за коректност и достатъчно количество, което гарантира надеждни данни и последователна хронология на транзакциите. При продажба системата автоматично генерира фактура и изчислява стойностите в реално време, улеснявайки финансовата отчетност.</w:t>
       </w:r>
     </w:p>
     <w:p>
@@ -764,6 +760,36 @@
           <w:szCs w:val="24"/>
         </w:rPr>
       </w:pPr>
+      <w:r>
+        <w:rPr>
+          <w:rFonts w:ascii="Times New Roman" w:hAnsi="Times New Roman" w:cs="Times New Roman"/>
+          <w:sz w:val="24"/>
+          <w:szCs w:val="24"/>
+        </w:rPr>
+        <w:t>Работната среда поддържа ролеви достъп, като администратори и оператори разполагат с различни нива на права, осигуряващи защита при критични операции. Модулът за отчети преобразува оперативните данни в аналитична информация, предоставяйки визуализация на наличностите, история на движенията и възможности за търсене и сортиране, което подпомага откриването на критични наличности и вземането на информирани решения.</w:t>
+      </w:r>
+    </w:p>
+    <w:p>
+      <w:pPr>
+        <w:spacing w:line="360" w:lineRule="auto"/>
+        <w:jc w:val="both"/>
+        <w:rPr>
+          <w:rFonts w:ascii="Times New Roman" w:hAnsi="Times New Roman" w:cs="Times New Roman"/>
+          <w:sz w:val="24"/>
+          <w:szCs w:val="24"/>
+        </w:rPr>
+      </w:pPr>
+    </w:p>
+    <w:p>
+      <w:pPr>
+        <w:spacing w:line="360" w:lineRule="auto"/>
+        <w:jc w:val="both"/>
+        <w:rPr>
+          <w:rFonts w:ascii="Times New Roman" w:hAnsi="Times New Roman" w:cs="Times New Roman"/>
+          <w:sz w:val="24"/>
+          <w:szCs w:val="24"/>
+        </w:rPr>
+      </w:pPr>
     </w:p>
     <w:p>
       <w:pPr>
@@ -786,6 +812,7 @@
           <w:sz w:val="24"/>
           <w:szCs w:val="24"/>
         </w:rPr>
+        <w:lastRenderedPageBreak/>
         <w:t>4. Модел н</w:t>
       </w:r>
       <w:r>
@@ -931,14 +958,20 @@
           <w:sz w:val="24"/>
           <w:szCs w:val="24"/>
         </w:rPr>
-        <w:lastRenderedPageBreak/>
         <w:t>Мащабируемост: Моделът позволява лесно разширяване с нови типове движения или допълнителни алгоритми за обработка на информацията</w:t>
+      </w:r>
+      <w:r>
+        <w:rPr>
+          <w:rFonts w:ascii="Times New Roman" w:hAnsi="Times New Roman" w:cs="Times New Roman"/>
+          <w:sz w:val="24"/>
+          <w:szCs w:val="24"/>
+        </w:rPr>
+        <w:t>.</w:t>
       </w:r>
     </w:p>
     <w:p>
       <w:pPr>
         <w:spacing w:line="360" w:lineRule="auto"/>
-        <w:ind w:left="142"/>
         <w:jc w:val="both"/>
         <w:rPr>
           <w:rFonts w:ascii="Times New Roman" w:hAnsi="Times New Roman" w:cs="Times New Roman"/>
@@ -946,65 +979,25 @@
           <w:bCs/>
           <w:sz w:val="24"/>
           <w:szCs w:val="24"/>
-        </w:rPr>
-      </w:pPr>
-    </w:p>
-    <w:p>
-      <w:pPr>
-        <w:spacing w:line="360" w:lineRule="auto"/>
-        <w:ind w:left="284"/>
-        <w:jc w:val="both"/>
-        <w:rPr>
-          <w:rFonts w:ascii="Times New Roman" w:eastAsia="Times New Roman" w:hAnsi="Times New Roman" w:cs="Times New Roman"/>
-          <w:sz w:val="24"/>
-          <w:szCs w:val="24"/>
+          <w:lang w:val="en-US"/>
         </w:rPr>
       </w:pPr>
       <w:r>
         <w:rPr>
-          <w:rFonts w:ascii="Times New Roman" w:eastAsia="Times New Roman" w:hAnsi="Times New Roman" w:cs="Times New Roman"/>
-          <w:sz w:val="24"/>
-          <w:szCs w:val="24"/>
-        </w:rPr>
-        <w:t>По</w:t>
-      </w:r>
-      <w:r>
-        <w:rPr>
-          <w:rFonts w:ascii="Times New Roman" w:eastAsia="Times New Roman" w:hAnsi="Times New Roman" w:cs="Times New Roman"/>
-          <w:sz w:val="24"/>
-          <w:szCs w:val="24"/>
-        </w:rPr>
-        <w:noBreakHyphen/>
-        <w:t>долу са описани основните entity класове, използвани в системата.</w:t>
-      </w:r>
-    </w:p>
-    <w:p>
-      <w:pPr>
-        <w:spacing w:before="100" w:beforeAutospacing="1" w:after="100" w:afterAutospacing="1" w:line="360" w:lineRule="auto"/>
-        <w:jc w:val="both"/>
-        <w:outlineLvl w:val="2"/>
-        <w:rPr>
-          <w:rFonts w:ascii="Times New Roman" w:eastAsia="Times New Roman" w:hAnsi="Times New Roman" w:cs="Times New Roman"/>
+          <w:rFonts w:ascii="Times New Roman" w:hAnsi="Times New Roman" w:cs="Times New Roman"/>
           <w:b/>
           <w:bCs/>
           <w:sz w:val="24"/>
           <w:szCs w:val="24"/>
-        </w:rPr>
-      </w:pPr>
-      <w:r>
-        <w:rPr>
-          <w:rFonts w:ascii="Times New Roman" w:eastAsia="Times New Roman" w:hAnsi="Times New Roman" w:cs="Times New Roman"/>
-          <w:b/>
-          <w:bCs/>
-          <w:sz w:val="24"/>
-          <w:szCs w:val="24"/>
-        </w:rPr>
-        <w:t>Атрибути на User</w:t>
+          <w:lang w:val="en-US"/>
+        </w:rPr>
+        <w:lastRenderedPageBreak/>
+        <w:t>User</w:t>
       </w:r>
     </w:p>
     <w:tbl>
       <w:tblPr>
-        <w:tblW w:w="9781" w:type="dxa"/>
+        <w:tblW w:w="10370" w:type="dxa"/>
         <w:tblCellSpacing w:w="15" w:type="dxa"/>
         <w:shd w:val="clear" w:color="auto" w:fill="B4C6E7" w:themeFill="accent1" w:themeFillTint="66"/>
         <w:tblCellMar>
@@ -1016,13 +1009,13 @@
         <w:tblLook w:val="04A0" w:firstRow="1" w:lastRow="0" w:firstColumn="1" w:lastColumn="0" w:noHBand="0" w:noVBand="1"/>
       </w:tblPr>
       <w:tblGrid>
-        <w:gridCol w:w="1586"/>
-        <w:gridCol w:w="2176"/>
-        <w:gridCol w:w="6019"/>
+        <w:gridCol w:w="1681"/>
+        <w:gridCol w:w="2307"/>
+        <w:gridCol w:w="6382"/>
       </w:tblGrid>
       <w:tr>
         <w:trPr>
-          <w:trHeight w:val="356"/>
+          <w:trHeight w:val="355"/>
           <w:tblHeader/>
           <w:tblCellSpacing w:w="15" w:type="dxa"/>
         </w:trPr>
@@ -1092,7 +1085,7 @@
         </w:tc>
         <w:tc>
           <w:tcPr>
-            <w:tcW w:w="5974" w:type="dxa"/>
+            <w:tcW w:w="6337" w:type="dxa"/>
             <w:shd w:val="clear" w:color="auto" w:fill="B4C6E7" w:themeFill="accent1" w:themeFillTint="66"/>
             <w:vAlign w:val="center"/>
             <w:hideMark/>
@@ -1125,7 +1118,7 @@
       </w:tr>
       <w:tr>
         <w:trPr>
-          <w:trHeight w:val="347"/>
+          <w:trHeight w:val="346"/>
           <w:tblCellSpacing w:w="15" w:type="dxa"/>
         </w:trPr>
         <w:tc>
@@ -1194,7 +1187,7 @@
         </w:tc>
         <w:tc>
           <w:tcPr>
-            <w:tcW w:w="5974" w:type="dxa"/>
+            <w:tcW w:w="6337" w:type="dxa"/>
             <w:shd w:val="clear" w:color="auto" w:fill="B4C6E7" w:themeFill="accent1" w:themeFillTint="66"/>
             <w:vAlign w:val="center"/>
             <w:hideMark/>
@@ -1227,7 +1220,7 @@
       </w:tr>
       <w:tr>
         <w:trPr>
-          <w:trHeight w:val="356"/>
+          <w:trHeight w:val="355"/>
           <w:tblCellSpacing w:w="15" w:type="dxa"/>
         </w:trPr>
         <w:tc>
@@ -1296,7 +1289,7 @@
         </w:tc>
         <w:tc>
           <w:tcPr>
-            <w:tcW w:w="5974" w:type="dxa"/>
+            <w:tcW w:w="6337" w:type="dxa"/>
             <w:shd w:val="clear" w:color="auto" w:fill="B4C6E7" w:themeFill="accent1" w:themeFillTint="66"/>
             <w:vAlign w:val="center"/>
             <w:hideMark/>
@@ -1329,7 +1322,7 @@
       </w:tr>
       <w:tr>
         <w:trPr>
-          <w:trHeight w:val="347"/>
+          <w:trHeight w:val="346"/>
           <w:tblCellSpacing w:w="15" w:type="dxa"/>
         </w:trPr>
         <w:tc>
@@ -1398,7 +1391,7 @@
         </w:tc>
         <w:tc>
           <w:tcPr>
-            <w:tcW w:w="5974" w:type="dxa"/>
+            <w:tcW w:w="6337" w:type="dxa"/>
             <w:shd w:val="clear" w:color="auto" w:fill="B4C6E7" w:themeFill="accent1" w:themeFillTint="66"/>
             <w:vAlign w:val="center"/>
             <w:hideMark/>
@@ -1431,7 +1424,7 @@
       </w:tr>
       <w:tr>
         <w:trPr>
-          <w:trHeight w:val="356"/>
+          <w:trHeight w:val="355"/>
           <w:tblCellSpacing w:w="15" w:type="dxa"/>
         </w:trPr>
         <w:tc>
@@ -1500,7 +1493,7 @@
         </w:tc>
         <w:tc>
           <w:tcPr>
-            <w:tcW w:w="5974" w:type="dxa"/>
+            <w:tcW w:w="6337" w:type="dxa"/>
             <w:shd w:val="clear" w:color="auto" w:fill="B4C6E7" w:themeFill="accent1" w:themeFillTint="66"/>
             <w:vAlign w:val="center"/>
             <w:hideMark/>
@@ -1533,7 +1526,7 @@
       </w:tr>
       <w:tr>
         <w:trPr>
-          <w:trHeight w:val="347"/>
+          <w:trHeight w:val="316"/>
           <w:tblCellSpacing w:w="15" w:type="dxa"/>
         </w:trPr>
         <w:tc>
@@ -1602,7 +1595,7 @@
         </w:tc>
         <w:tc>
           <w:tcPr>
-            <w:tcW w:w="5974" w:type="dxa"/>
+            <w:tcW w:w="6337" w:type="dxa"/>
             <w:shd w:val="clear" w:color="auto" w:fill="B4C6E7" w:themeFill="accent1" w:themeFillTint="66"/>
             <w:vAlign w:val="center"/>
             <w:hideMark/>
@@ -1635,7 +1628,7 @@
       </w:tr>
       <w:tr>
         <w:trPr>
-          <w:trHeight w:val="356"/>
+          <w:trHeight w:val="355"/>
           <w:tblCellSpacing w:w="15" w:type="dxa"/>
         </w:trPr>
         <w:tc>
@@ -1666,7 +1659,6 @@
                 <w:sz w:val="24"/>
                 <w:szCs w:val="24"/>
               </w:rPr>
-              <w:lastRenderedPageBreak/>
               <w:t>password</w:t>
             </w:r>
           </w:p>
@@ -1705,7 +1697,7 @@
         </w:tc>
         <w:tc>
           <w:tcPr>
-            <w:tcW w:w="5974" w:type="dxa"/>
+            <w:tcW w:w="6337" w:type="dxa"/>
             <w:shd w:val="clear" w:color="auto" w:fill="B4C6E7" w:themeFill="accent1" w:themeFillTint="66"/>
             <w:vAlign w:val="center"/>
             <w:hideMark/>
@@ -1738,7 +1730,7 @@
       </w:tr>
       <w:tr>
         <w:trPr>
-          <w:trHeight w:val="347"/>
+          <w:trHeight w:val="346"/>
           <w:tblCellSpacing w:w="15" w:type="dxa"/>
         </w:trPr>
         <w:tc>
@@ -1807,7 +1799,7 @@
         </w:tc>
         <w:tc>
           <w:tcPr>
-            <w:tcW w:w="5974" w:type="dxa"/>
+            <w:tcW w:w="6337" w:type="dxa"/>
             <w:shd w:val="clear" w:color="auto" w:fill="B4C6E7" w:themeFill="accent1" w:themeFillTint="66"/>
             <w:vAlign w:val="center"/>
             <w:hideMark/>
@@ -1840,7 +1832,7 @@
       </w:tr>
       <w:tr>
         <w:trPr>
-          <w:trHeight w:val="356"/>
+          <w:trHeight w:val="355"/>
           <w:tblCellSpacing w:w="15" w:type="dxa"/>
         </w:trPr>
         <w:tc>
@@ -1909,7 +1901,7 @@
         </w:tc>
         <w:tc>
           <w:tcPr>
-            <w:tcW w:w="5974" w:type="dxa"/>
+            <w:tcW w:w="6337" w:type="dxa"/>
             <w:shd w:val="clear" w:color="auto" w:fill="B4C6E7" w:themeFill="accent1" w:themeFillTint="66"/>
             <w:vAlign w:val="center"/>
             <w:hideMark/>
@@ -1942,7 +1934,7 @@
       </w:tr>
       <w:tr>
         <w:trPr>
-          <w:trHeight w:val="347"/>
+          <w:trHeight w:val="346"/>
           <w:tblCellSpacing w:w="15" w:type="dxa"/>
         </w:trPr>
         <w:tc>
@@ -2011,7 +2003,7 @@
         </w:tc>
         <w:tc>
           <w:tcPr>
-            <w:tcW w:w="5974" w:type="dxa"/>
+            <w:tcW w:w="6337" w:type="dxa"/>
             <w:shd w:val="clear" w:color="auto" w:fill="B4C6E7" w:themeFill="accent1" w:themeFillTint="66"/>
             <w:vAlign w:val="center"/>
             <w:hideMark/>
@@ -2044,7 +2036,7 @@
       </w:tr>
       <w:tr>
         <w:trPr>
-          <w:trHeight w:val="356"/>
+          <w:trHeight w:val="355"/>
           <w:tblCellSpacing w:w="15" w:type="dxa"/>
         </w:trPr>
         <w:tc>
@@ -2113,7 +2105,7 @@
         </w:tc>
         <w:tc>
           <w:tcPr>
-            <w:tcW w:w="5974" w:type="dxa"/>
+            <w:tcW w:w="6337" w:type="dxa"/>
             <w:shd w:val="clear" w:color="auto" w:fill="B4C6E7" w:themeFill="accent1" w:themeFillTint="66"/>
             <w:vAlign w:val="center"/>
             <w:hideMark/>
@@ -2158,12 +2150,7 @@
           <w:szCs w:val="24"/>
         </w:rPr>
       </w:pPr>
-    </w:p>
-    <w:p>
-      <w:pPr>
-        <w:spacing w:before="100" w:beforeAutospacing="1" w:after="100" w:afterAutospacing="1" w:line="360" w:lineRule="auto"/>
-        <w:jc w:val="both"/>
-        <w:outlineLvl w:val="2"/>
+      <w:r>
         <w:rPr>
           <w:rFonts w:ascii="Times New Roman" w:eastAsia="Times New Roman" w:hAnsi="Times New Roman" w:cs="Times New Roman"/>
           <w:b/>
@@ -2171,15 +2158,7 @@
           <w:sz w:val="24"/>
           <w:szCs w:val="24"/>
         </w:rPr>
-      </w:pPr>
-      <w:r>
-        <w:rPr>
-          <w:rFonts w:ascii="Times New Roman" w:eastAsia="Times New Roman" w:hAnsi="Times New Roman" w:cs="Times New Roman"/>
-          <w:b/>
-          <w:bCs/>
-          <w:sz w:val="24"/>
-          <w:szCs w:val="24"/>
-        </w:rPr>
+        <w:lastRenderedPageBreak/>
         <w:t>Роли</w:t>
       </w:r>
     </w:p>
@@ -2272,7 +2251,7 @@
           <w:sz w:val="24"/>
           <w:szCs w:val="24"/>
         </w:rPr>
-        <w:t>Product (Продукт)</w:t>
+        <w:t>Product</w:t>
       </w:r>
     </w:p>
     <w:p>
@@ -2291,7 +2270,6 @@
           <w:sz w:val="24"/>
           <w:szCs w:val="24"/>
         </w:rPr>
-        <w:lastRenderedPageBreak/>
         <w:t>Продуктът е основният елемент в складовата система.</w:t>
       </w:r>
     </w:p>
@@ -2318,9 +2296,10 @@
       </w:tblPr>
       <w:tblGrid>
         <w:gridCol w:w="1242"/>
-        <w:gridCol w:w="1114"/>
-        <w:gridCol w:w="2498"/>
-        <w:gridCol w:w="5909"/>
+        <w:gridCol w:w="973"/>
+        <w:gridCol w:w="30"/>
+        <w:gridCol w:w="3382"/>
+        <w:gridCol w:w="5136"/>
       </w:tblGrid>
       <w:tr>
         <w:trPr>
@@ -2394,6 +2373,7 @@
         <w:tc>
           <w:tcPr>
             <w:tcW w:w="0" w:type="auto"/>
+            <w:gridSpan w:val="2"/>
             <w:shd w:val="clear" w:color="auto" w:fill="D9D9D9" w:themeFill="background1" w:themeFillShade="D9"/>
             <w:vAlign w:val="center"/>
             <w:hideMark/>
@@ -2527,6 +2507,7 @@
         <w:tc>
           <w:tcPr>
             <w:tcW w:w="0" w:type="auto"/>
+            <w:gridSpan w:val="2"/>
             <w:shd w:val="clear" w:color="auto" w:fill="D9D9D9" w:themeFill="background1" w:themeFillShade="D9"/>
             <w:vAlign w:val="center"/>
             <w:hideMark/>
@@ -2660,6 +2641,7 @@
         <w:tc>
           <w:tcPr>
             <w:tcW w:w="0" w:type="auto"/>
+            <w:gridSpan w:val="2"/>
             <w:shd w:val="clear" w:color="auto" w:fill="D9D9D9" w:themeFill="background1" w:themeFillShade="D9"/>
             <w:vAlign w:val="center"/>
             <w:hideMark/>
@@ -2754,13 +2736,15 @@
                 <w:sz w:val="24"/>
                 <w:szCs w:val="24"/>
               </w:rPr>
+              <w:lastRenderedPageBreak/>
               <w:t>categories</w:t>
             </w:r>
           </w:p>
         </w:tc>
         <w:tc>
           <w:tcPr>
-            <w:tcW w:w="0" w:type="auto"/>
+            <w:tcW w:w="1417" w:type="dxa"/>
+            <w:gridSpan w:val="2"/>
             <w:shd w:val="clear" w:color="auto" w:fill="D9D9D9" w:themeFill="background1" w:themeFillShade="D9"/>
             <w:vAlign w:val="center"/>
             <w:hideMark/>
@@ -2792,7 +2776,7 @@
         </w:tc>
         <w:tc>
           <w:tcPr>
-            <w:tcW w:w="0" w:type="auto"/>
+            <w:tcW w:w="2135" w:type="dxa"/>
             <w:shd w:val="clear" w:color="auto" w:fill="D9D9D9" w:themeFill="background1" w:themeFillShade="D9"/>
             <w:vAlign w:val="center"/>
             <w:hideMark/>
@@ -2926,6 +2910,7 @@
         <w:tc>
           <w:tcPr>
             <w:tcW w:w="0" w:type="auto"/>
+            <w:gridSpan w:val="2"/>
             <w:shd w:val="clear" w:color="auto" w:fill="D9D9D9" w:themeFill="background1" w:themeFillShade="D9"/>
             <w:vAlign w:val="center"/>
             <w:hideMark/>
@@ -3020,7 +3005,6 @@
                 <w:sz w:val="24"/>
                 <w:szCs w:val="24"/>
               </w:rPr>
-              <w:lastRenderedPageBreak/>
               <w:t>description</w:t>
             </w:r>
           </w:p>
@@ -3060,6 +3044,7 @@
         <w:tc>
           <w:tcPr>
             <w:tcW w:w="0" w:type="auto"/>
+            <w:gridSpan w:val="2"/>
             <w:shd w:val="clear" w:color="auto" w:fill="D9D9D9" w:themeFill="background1" w:themeFillShade="D9"/>
             <w:vAlign w:val="center"/>
             <w:hideMark/>
@@ -3193,6 +3178,7 @@
         <w:tc>
           <w:tcPr>
             <w:tcW w:w="0" w:type="auto"/>
+            <w:gridSpan w:val="2"/>
             <w:shd w:val="clear" w:color="auto" w:fill="D9D9D9" w:themeFill="background1" w:themeFillShade="D9"/>
             <w:vAlign w:val="center"/>
             <w:hideMark/>
@@ -3326,6 +3312,7 @@
         <w:tc>
           <w:tcPr>
             <w:tcW w:w="0" w:type="auto"/>
+            <w:gridSpan w:val="2"/>
             <w:shd w:val="clear" w:color="auto" w:fill="D9D9D9" w:themeFill="background1" w:themeFillShade="D9"/>
             <w:vAlign w:val="center"/>
             <w:hideMark/>
@@ -3459,6 +3446,7 @@
         <w:tc>
           <w:tcPr>
             <w:tcW w:w="0" w:type="auto"/>
+            <w:gridSpan w:val="2"/>
             <w:shd w:val="clear" w:color="auto" w:fill="D9D9D9" w:themeFill="background1" w:themeFillShade="D9"/>
             <w:vAlign w:val="center"/>
             <w:hideMark/>
@@ -3536,12 +3524,7 @@
           <w:szCs w:val="24"/>
         </w:rPr>
       </w:pPr>
-    </w:p>
-    <w:p>
-      <w:pPr>
-        <w:spacing w:before="100" w:beforeAutospacing="1" w:after="100" w:afterAutospacing="1" w:line="360" w:lineRule="auto"/>
-        <w:jc w:val="both"/>
-        <w:outlineLvl w:val="0"/>
+      <w:r>
         <w:rPr>
           <w:rFonts w:ascii="Times New Roman" w:eastAsia="Times New Roman" w:hAnsi="Times New Roman" w:cs="Times New Roman"/>
           <w:b/>
@@ -3550,17 +3533,8 @@
           <w:sz w:val="24"/>
           <w:szCs w:val="24"/>
         </w:rPr>
-      </w:pPr>
-      <w:r>
-        <w:rPr>
-          <w:rFonts w:ascii="Times New Roman" w:eastAsia="Times New Roman" w:hAnsi="Times New Roman" w:cs="Times New Roman"/>
-          <w:b/>
-          <w:bCs/>
-          <w:kern w:val="36"/>
-          <w:sz w:val="24"/>
-          <w:szCs w:val="24"/>
-        </w:rPr>
-        <w:t>Category (Категория)</w:t>
+        <w:lastRenderedPageBreak/>
+        <w:t>Category</w:t>
       </w:r>
     </w:p>
     <w:p>
@@ -3581,28 +3555,6 @@
         </w:rPr>
         <w:t>Категориите групират продуктите логически.</w:t>
       </w:r>
-    </w:p>
-    <w:p>
-      <w:pPr>
-        <w:spacing w:before="100" w:beforeAutospacing="1" w:after="100" w:afterAutospacing="1" w:line="360" w:lineRule="auto"/>
-        <w:jc w:val="both"/>
-        <w:rPr>
-          <w:rFonts w:ascii="Times New Roman" w:eastAsia="Times New Roman" w:hAnsi="Times New Roman" w:cs="Times New Roman"/>
-          <w:sz w:val="24"/>
-          <w:szCs w:val="24"/>
-        </w:rPr>
-      </w:pPr>
-    </w:p>
-    <w:p>
-      <w:pPr>
-        <w:spacing w:before="100" w:beforeAutospacing="1" w:after="100" w:afterAutospacing="1" w:line="360" w:lineRule="auto"/>
-        <w:jc w:val="both"/>
-        <w:rPr>
-          <w:rFonts w:ascii="Times New Roman" w:eastAsia="Times New Roman" w:hAnsi="Times New Roman" w:cs="Times New Roman"/>
-          <w:sz w:val="24"/>
-          <w:szCs w:val="24"/>
-        </w:rPr>
-      </w:pPr>
     </w:p>
     <w:tbl>
       <w:tblPr>
@@ -3612,8 +3564,8 @@
       </w:tblPr>
       <w:tblGrid>
         <w:gridCol w:w="2246"/>
-        <w:gridCol w:w="2247"/>
-        <w:gridCol w:w="5708"/>
+        <w:gridCol w:w="2427"/>
+        <w:gridCol w:w="5528"/>
       </w:tblGrid>
       <w:tr>
         <w:trPr>
@@ -3654,7 +3606,7 @@
         </w:tc>
         <w:tc>
           <w:tcPr>
-            <w:tcW w:w="2247" w:type="dxa"/>
+            <w:tcW w:w="2427" w:type="dxa"/>
           </w:tcPr>
           <w:p>
             <w:pPr>
@@ -3684,7 +3636,7 @@
         </w:tc>
         <w:tc>
           <w:tcPr>
-            <w:tcW w:w="5708" w:type="dxa"/>
+            <w:tcW w:w="5528" w:type="dxa"/>
           </w:tcPr>
           <w:p>
             <w:pPr>
@@ -3716,7 +3668,7 @@
       <w:tr>
         <w:trPr>
           <w:cnfStyle w:val="000000100000" w:firstRow="0" w:lastRow="0" w:firstColumn="0" w:lastColumn="0" w:oddVBand="0" w:evenVBand="0" w:oddHBand="1" w:evenHBand="0" w:firstRowFirstColumn="0" w:firstRowLastColumn="0" w:lastRowFirstColumn="0" w:lastRowLastColumn="0"/>
-          <w:trHeight w:val="559"/>
+          <w:trHeight w:val="303"/>
         </w:trPr>
         <w:tc>
           <w:tcPr>
@@ -3752,7 +3704,7 @@
         </w:tc>
         <w:tc>
           <w:tcPr>
-            <w:tcW w:w="2247" w:type="dxa"/>
+            <w:tcW w:w="2427" w:type="dxa"/>
           </w:tcPr>
           <w:p>
             <w:pPr>
@@ -3786,7 +3738,7 @@
         </w:tc>
         <w:tc>
           <w:tcPr>
-            <w:tcW w:w="5708" w:type="dxa"/>
+            <w:tcW w:w="5528" w:type="dxa"/>
           </w:tcPr>
           <w:p>
             <w:pPr>
@@ -3819,7 +3771,7 @@
       </w:tr>
       <w:tr>
         <w:trPr>
-          <w:trHeight w:val="548"/>
+          <w:trHeight w:val="311"/>
         </w:trPr>
         <w:tc>
           <w:tcPr>
@@ -3855,7 +3807,7 @@
         </w:tc>
         <w:tc>
           <w:tcPr>
-            <w:tcW w:w="2247" w:type="dxa"/>
+            <w:tcW w:w="2427" w:type="dxa"/>
           </w:tcPr>
           <w:p>
             <w:pPr>
@@ -3889,7 +3841,7 @@
         </w:tc>
         <w:tc>
           <w:tcPr>
-            <w:tcW w:w="5708" w:type="dxa"/>
+            <w:tcW w:w="5528" w:type="dxa"/>
           </w:tcPr>
           <w:p>
             <w:pPr>
@@ -3923,7 +3875,7 @@
       <w:tr>
         <w:trPr>
           <w:cnfStyle w:val="000000100000" w:firstRow="0" w:lastRow="0" w:firstColumn="0" w:lastColumn="0" w:oddVBand="0" w:evenVBand="0" w:oddHBand="1" w:evenHBand="0" w:firstRowFirstColumn="0" w:firstRowLastColumn="0" w:lastRowFirstColumn="0" w:lastRowLastColumn="0"/>
-          <w:trHeight w:val="559"/>
+          <w:trHeight w:val="319"/>
         </w:trPr>
         <w:tc>
           <w:tcPr>
@@ -3959,7 +3911,7 @@
         </w:tc>
         <w:tc>
           <w:tcPr>
-            <w:tcW w:w="2247" w:type="dxa"/>
+            <w:tcW w:w="2427" w:type="dxa"/>
           </w:tcPr>
           <w:p>
             <w:pPr>
@@ -3993,7 +3945,7 @@
         </w:tc>
         <w:tc>
           <w:tcPr>
-            <w:tcW w:w="5708" w:type="dxa"/>
+            <w:tcW w:w="5528" w:type="dxa"/>
           </w:tcPr>
           <w:p>
             <w:pPr>
@@ -4037,7 +3989,7 @@
       </w:tr>
       <w:tr>
         <w:trPr>
-          <w:trHeight w:val="838"/>
+          <w:trHeight w:val="596"/>
         </w:trPr>
         <w:tc>
           <w:tcPr>
@@ -4072,7 +4024,7 @@
         </w:tc>
         <w:tc>
           <w:tcPr>
-            <w:tcW w:w="2247" w:type="dxa"/>
+            <w:tcW w:w="2427" w:type="dxa"/>
           </w:tcPr>
           <w:p>
             <w:pPr>
@@ -4141,7 +4093,7 @@
         </w:tc>
         <w:tc>
           <w:tcPr>
-            <w:tcW w:w="5708" w:type="dxa"/>
+            <w:tcW w:w="5528" w:type="dxa"/>
           </w:tcPr>
           <w:p>
             <w:pPr>
@@ -4213,7 +4165,7 @@
       <w:tr>
         <w:trPr>
           <w:cnfStyle w:val="000000100000" w:firstRow="0" w:lastRow="0" w:firstColumn="0" w:lastColumn="0" w:oddVBand="0" w:evenVBand="0" w:oddHBand="1" w:evenHBand="0" w:firstRowFirstColumn="0" w:firstRowLastColumn="0" w:lastRowFirstColumn="0" w:lastRowLastColumn="0"/>
-          <w:trHeight w:val="1854"/>
+          <w:trHeight w:val="844"/>
         </w:trPr>
         <w:tc>
           <w:tcPr>
@@ -4242,14 +4194,13 @@
                 <w:szCs w:val="24"/>
                 <w:lang w:val="en-US"/>
               </w:rPr>
-              <w:lastRenderedPageBreak/>
               <w:t>created</w:t>
             </w:r>
           </w:p>
         </w:tc>
         <w:tc>
           <w:tcPr>
-            <w:tcW w:w="2247" w:type="dxa"/>
+            <w:tcW w:w="2427" w:type="dxa"/>
           </w:tcPr>
           <w:p>
             <w:pPr>
@@ -4283,7 +4234,7 @@
         </w:tc>
         <w:tc>
           <w:tcPr>
-            <w:tcW w:w="5708" w:type="dxa"/>
+            <w:tcW w:w="5528" w:type="dxa"/>
           </w:tcPr>
           <w:p>
             <w:pPr>
@@ -4316,7 +4267,7 @@
       </w:tr>
       <w:tr>
         <w:trPr>
-          <w:trHeight w:val="1048"/>
+          <w:trHeight w:val="601"/>
         </w:trPr>
         <w:tc>
           <w:tcPr>
@@ -4352,7 +4303,7 @@
         </w:tc>
         <w:tc>
           <w:tcPr>
-            <w:tcW w:w="2247" w:type="dxa"/>
+            <w:tcW w:w="2427" w:type="dxa"/>
           </w:tcPr>
           <w:p>
             <w:pPr>
@@ -4386,7 +4337,7 @@
         </w:tc>
         <w:tc>
           <w:tcPr>
-            <w:tcW w:w="5708" w:type="dxa"/>
+            <w:tcW w:w="5528" w:type="dxa"/>
           </w:tcPr>
           <w:p>
             <w:pPr>
@@ -4432,7 +4383,12 @@
           <w:szCs w:val="24"/>
         </w:rPr>
       </w:pPr>
-      <w:r>
+    </w:p>
+    <w:p>
+      <w:pPr>
+        <w:spacing w:before="100" w:beforeAutospacing="1" w:after="100" w:afterAutospacing="1" w:line="360" w:lineRule="auto"/>
+        <w:jc w:val="both"/>
+        <w:outlineLvl w:val="0"/>
         <w:rPr>
           <w:rFonts w:ascii="Times New Roman" w:eastAsia="Times New Roman" w:hAnsi="Times New Roman" w:cs="Times New Roman"/>
           <w:b/>
@@ -4441,7 +4397,18 @@
           <w:sz w:val="24"/>
           <w:szCs w:val="24"/>
         </w:rPr>
-        <w:t>Supplier (Доставчик)</w:t>
+      </w:pPr>
+      <w:r>
+        <w:rPr>
+          <w:rFonts w:ascii="Times New Roman" w:eastAsia="Times New Roman" w:hAnsi="Times New Roman" w:cs="Times New Roman"/>
+          <w:b/>
+          <w:bCs/>
+          <w:kern w:val="36"/>
+          <w:sz w:val="24"/>
+          <w:szCs w:val="24"/>
+        </w:rPr>
+        <w:lastRenderedPageBreak/>
+        <w:t>Supplier</w:t>
       </w:r>
     </w:p>
     <w:p>
@@ -4461,30 +4428,6 @@
           <w:szCs w:val="24"/>
         </w:rPr>
         <w:t>Доставчикът представлява източника на стоките.</w:t>
-      </w:r>
-    </w:p>
-    <w:p>
-      <w:pPr>
-        <w:spacing w:before="100" w:beforeAutospacing="1" w:after="100" w:afterAutospacing="1" w:line="360" w:lineRule="auto"/>
-        <w:jc w:val="both"/>
-        <w:outlineLvl w:val="2"/>
-        <w:rPr>
-          <w:rFonts w:ascii="Times New Roman" w:eastAsia="Times New Roman" w:hAnsi="Times New Roman" w:cs="Times New Roman"/>
-          <w:b/>
-          <w:bCs/>
-          <w:sz w:val="24"/>
-          <w:szCs w:val="24"/>
-        </w:rPr>
-      </w:pPr>
-      <w:r>
-        <w:rPr>
-          <w:rFonts w:ascii="Times New Roman" w:eastAsia="Times New Roman" w:hAnsi="Times New Roman" w:cs="Times New Roman"/>
-          <w:b/>
-          <w:bCs/>
-          <w:sz w:val="24"/>
-          <w:szCs w:val="24"/>
-        </w:rPr>
-        <w:t>Атрибути на Supplier</w:t>
       </w:r>
     </w:p>
     <w:tbl>
@@ -4546,7 +4489,6 @@
                 <w:sz w:val="24"/>
                 <w:szCs w:val="24"/>
               </w:rPr>
-              <w:lastRenderedPageBreak/>
               <w:t>Атрибут</w:t>
             </w:r>
           </w:p>
@@ -5281,7 +5223,8 @@
           <w:sz w:val="24"/>
           <w:szCs w:val="24"/>
         </w:rPr>
-        <w:t>Movement (Движение)</w:t>
+        <w:lastRenderedPageBreak/>
+        <w:t>Movement</w:t>
       </w:r>
     </w:p>
     <w:p>
@@ -5327,7 +5270,7 @@
       <w:tblGrid>
         <w:gridCol w:w="1855"/>
         <w:gridCol w:w="2701"/>
-        <w:gridCol w:w="4901"/>
+        <w:gridCol w:w="5929"/>
       </w:tblGrid>
       <w:tr>
         <w:trPr>
@@ -5364,11 +5307,84 @@
                 <w:sz w:val="24"/>
                 <w:szCs w:val="24"/>
               </w:rPr>
-              <w:lastRenderedPageBreak/>
               <w:t>Атрибут</w:t>
             </w:r>
           </w:p>
         </w:tc>
+        <w:tc>
+          <w:tcPr>
+            <w:tcW w:w="2671" w:type="dxa"/>
+            <w:shd w:val="clear" w:color="auto" w:fill="F2F2F2" w:themeFill="background1" w:themeFillShade="F2"/>
+            <w:vAlign w:val="center"/>
+            <w:hideMark/>
+          </w:tcPr>
+          <w:p>
+            <w:pPr>
+              <w:spacing w:before="100" w:beforeAutospacing="1" w:after="100" w:afterAutospacing="1" w:line="360" w:lineRule="auto"/>
+              <w:jc w:val="both"/>
+              <w:outlineLvl w:val="0"/>
+              <w:rPr>
+                <w:rFonts w:ascii="Times New Roman" w:eastAsia="Times New Roman" w:hAnsi="Times New Roman" w:cs="Times New Roman"/>
+                <w:b/>
+                <w:bCs/>
+                <w:kern w:val="36"/>
+                <w:sz w:val="24"/>
+                <w:szCs w:val="24"/>
+              </w:rPr>
+            </w:pPr>
+            <w:r>
+              <w:rPr>
+                <w:rFonts w:ascii="Times New Roman" w:eastAsia="Times New Roman" w:hAnsi="Times New Roman" w:cs="Times New Roman"/>
+                <w:b/>
+                <w:bCs/>
+                <w:kern w:val="36"/>
+                <w:sz w:val="24"/>
+                <w:szCs w:val="24"/>
+              </w:rPr>
+              <w:t>Тип</w:t>
+            </w:r>
+          </w:p>
+        </w:tc>
+        <w:tc>
+          <w:tcPr>
+            <w:tcW w:w="5884" w:type="dxa"/>
+            <w:shd w:val="clear" w:color="auto" w:fill="F2F2F2" w:themeFill="background1" w:themeFillShade="F2"/>
+            <w:vAlign w:val="center"/>
+            <w:hideMark/>
+          </w:tcPr>
+          <w:p>
+            <w:pPr>
+              <w:spacing w:before="100" w:beforeAutospacing="1" w:after="100" w:afterAutospacing="1" w:line="360" w:lineRule="auto"/>
+              <w:jc w:val="both"/>
+              <w:outlineLvl w:val="0"/>
+              <w:rPr>
+                <w:rFonts w:ascii="Times New Roman" w:eastAsia="Times New Roman" w:hAnsi="Times New Roman" w:cs="Times New Roman"/>
+                <w:b/>
+                <w:bCs/>
+                <w:kern w:val="36"/>
+                <w:sz w:val="24"/>
+                <w:szCs w:val="24"/>
+              </w:rPr>
+            </w:pPr>
+            <w:r>
+              <w:rPr>
+                <w:rFonts w:ascii="Times New Roman" w:eastAsia="Times New Roman" w:hAnsi="Times New Roman" w:cs="Times New Roman"/>
+                <w:b/>
+                <w:bCs/>
+                <w:kern w:val="36"/>
+                <w:sz w:val="24"/>
+                <w:szCs w:val="24"/>
+              </w:rPr>
+              <w:t>Описание</w:t>
+            </w:r>
+          </w:p>
+        </w:tc>
+      </w:tr>
+      <w:tr>
+        <w:trPr>
+          <w:trHeight w:val="738"/>
+          <w:tblCellSpacing w:w="15" w:type="dxa"/>
+        </w:trPr>
         <w:tc>
           <w:tcPr>
             <w:tcW w:w="0" w:type="auto"/>
@@ -5399,13 +5415,13 @@
                 <w:sz w:val="24"/>
                 <w:szCs w:val="24"/>
               </w:rPr>
-              <w:t>Тип</w:t>
-            </w:r>
-          </w:p>
-        </w:tc>
-        <w:tc>
-          <w:tcPr>
-            <w:tcW w:w="4856" w:type="dxa"/>
+              <w:t>movement_id</w:t>
+            </w:r>
+          </w:p>
+        </w:tc>
+        <w:tc>
+          <w:tcPr>
+            <w:tcW w:w="2671" w:type="dxa"/>
             <w:shd w:val="clear" w:color="auto" w:fill="F2F2F2" w:themeFill="background1" w:themeFillShade="F2"/>
             <w:vAlign w:val="center"/>
             <w:hideMark/>
@@ -5433,7 +5449,41 @@
                 <w:sz w:val="24"/>
                 <w:szCs w:val="24"/>
               </w:rPr>
-              <w:t>Описание</w:t>
+              <w:t>string (UUID)</w:t>
+            </w:r>
+          </w:p>
+        </w:tc>
+        <w:tc>
+          <w:tcPr>
+            <w:tcW w:w="5884" w:type="dxa"/>
+            <w:shd w:val="clear" w:color="auto" w:fill="F2F2F2" w:themeFill="background1" w:themeFillShade="F2"/>
+            <w:vAlign w:val="center"/>
+            <w:hideMark/>
+          </w:tcPr>
+          <w:p>
+            <w:pPr>
+              <w:spacing w:before="100" w:beforeAutospacing="1" w:after="100" w:afterAutospacing="1" w:line="360" w:lineRule="auto"/>
+              <w:jc w:val="both"/>
+              <w:outlineLvl w:val="0"/>
+              <w:rPr>
+                <w:rFonts w:ascii="Times New Roman" w:eastAsia="Times New Roman" w:hAnsi="Times New Roman" w:cs="Times New Roman"/>
+                <w:b/>
+                <w:bCs/>
+                <w:kern w:val="36"/>
+                <w:sz w:val="24"/>
+                <w:szCs w:val="24"/>
+              </w:rPr>
+            </w:pPr>
+            <w:r>
+              <w:rPr>
+                <w:rFonts w:ascii="Times New Roman" w:eastAsia="Times New Roman" w:hAnsi="Times New Roman" w:cs="Times New Roman"/>
+                <w:b/>
+                <w:bCs/>
+                <w:kern w:val="36"/>
+                <w:sz w:val="24"/>
+                <w:szCs w:val="24"/>
+              </w:rPr>
+              <w:t>Уникален идентификатор на движението (същото като id)</w:t>
             </w:r>
           </w:p>
         </w:tc>
@@ -5472,13 +5522,13 @@
                 <w:sz w:val="24"/>
                 <w:szCs w:val="24"/>
               </w:rPr>
-              <w:t>movement_id</w:t>
-            </w:r>
-          </w:p>
-        </w:tc>
-        <w:tc>
-          <w:tcPr>
-            <w:tcW w:w="0" w:type="auto"/>
+              <w:t>product_id</w:t>
+            </w:r>
+          </w:p>
+        </w:tc>
+        <w:tc>
+          <w:tcPr>
+            <w:tcW w:w="2671" w:type="dxa"/>
             <w:shd w:val="clear" w:color="auto" w:fill="F2F2F2" w:themeFill="background1" w:themeFillShade="F2"/>
             <w:vAlign w:val="center"/>
             <w:hideMark/>
@@ -5512,7 +5562,7 @@
         </w:tc>
         <w:tc>
           <w:tcPr>
-            <w:tcW w:w="4856" w:type="dxa"/>
+            <w:tcW w:w="5884" w:type="dxa"/>
             <w:shd w:val="clear" w:color="auto" w:fill="F2F2F2" w:themeFill="background1" w:themeFillShade="F2"/>
             <w:vAlign w:val="center"/>
             <w:hideMark/>
@@ -5540,7 +5590,7 @@
                 <w:sz w:val="24"/>
                 <w:szCs w:val="24"/>
               </w:rPr>
-              <w:t>Уникален идентификатор на движението (същото като id)</w:t>
+              <w:t>Идентификатор на продукта</w:t>
             </w:r>
           </w:p>
         </w:tc>
@@ -5579,13 +5629,13 @@
                 <w:sz w:val="24"/>
                 <w:szCs w:val="24"/>
               </w:rPr>
-              <w:t>id</w:t>
-            </w:r>
-          </w:p>
-        </w:tc>
-        <w:tc>
-          <w:tcPr>
-            <w:tcW w:w="0" w:type="auto"/>
+              <w:t>product_name</w:t>
+            </w:r>
+          </w:p>
+        </w:tc>
+        <w:tc>
+          <w:tcPr>
+            <w:tcW w:w="2671" w:type="dxa"/>
             <w:shd w:val="clear" w:color="auto" w:fill="F2F2F2" w:themeFill="background1" w:themeFillShade="F2"/>
             <w:vAlign w:val="center"/>
             <w:hideMark/>
@@ -5613,13 +5663,13 @@
                 <w:sz w:val="24"/>
                 <w:szCs w:val="24"/>
               </w:rPr>
-              <w:t>string (UUID)</w:t>
-            </w:r>
-          </w:p>
-        </w:tc>
-        <w:tc>
-          <w:tcPr>
-            <w:tcW w:w="4856" w:type="dxa"/>
+              <w:t>string</w:t>
+            </w:r>
+          </w:p>
+        </w:tc>
+        <w:tc>
+          <w:tcPr>
+            <w:tcW w:w="5884" w:type="dxa"/>
             <w:shd w:val="clear" w:color="auto" w:fill="F2F2F2" w:themeFill="background1" w:themeFillShade="F2"/>
             <w:vAlign w:val="center"/>
             <w:hideMark/>
@@ -5647,7 +5697,29 @@
                 <w:sz w:val="24"/>
                 <w:szCs w:val="24"/>
               </w:rPr>
-              <w:t>Вътрешно копие на movement_id (alias)</w:t>
+              <w:t xml:space="preserve">Име на продукта (ако липсва </w:t>
+            </w:r>
+            <w:r>
+              <w:rPr>
+                <w:rFonts w:ascii="Times New Roman" w:eastAsia="Times New Roman" w:hAnsi="Times New Roman" w:cs="Times New Roman"/>
+                <w:b/>
+                <w:bCs/>
+                <w:kern w:val="36"/>
+                <w:sz w:val="24"/>
+                <w:szCs w:val="24"/>
+              </w:rPr>
+              <w:t>-</w:t>
+            </w:r>
+            <w:r>
+              <w:rPr>
+                <w:rFonts w:ascii="Times New Roman" w:eastAsia="Times New Roman" w:hAnsi="Times New Roman" w:cs="Times New Roman"/>
+                <w:b/>
+                <w:bCs/>
+                <w:kern w:val="36"/>
+                <w:sz w:val="24"/>
+                <w:szCs w:val="24"/>
+              </w:rPr>
+              <w:t xml:space="preserve"> „Неизвестен продукт“)</w:t>
             </w:r>
           </w:p>
         </w:tc>
@@ -5686,13 +5758,13 @@
                 <w:sz w:val="24"/>
                 <w:szCs w:val="24"/>
               </w:rPr>
-              <w:t>product_id</w:t>
-            </w:r>
-          </w:p>
-        </w:tc>
-        <w:tc>
-          <w:tcPr>
-            <w:tcW w:w="0" w:type="auto"/>
+              <w:t>user_id</w:t>
+            </w:r>
+          </w:p>
+        </w:tc>
+        <w:tc>
+          <w:tcPr>
+            <w:tcW w:w="2671" w:type="dxa"/>
             <w:shd w:val="clear" w:color="auto" w:fill="F2F2F2" w:themeFill="background1" w:themeFillShade="F2"/>
             <w:vAlign w:val="center"/>
             <w:hideMark/>
@@ -5726,7 +5798,7 @@
         </w:tc>
         <w:tc>
           <w:tcPr>
-            <w:tcW w:w="4856" w:type="dxa"/>
+            <w:tcW w:w="5884" w:type="dxa"/>
             <w:shd w:val="clear" w:color="auto" w:fill="F2F2F2" w:themeFill="background1" w:themeFillShade="F2"/>
             <w:vAlign w:val="center"/>
             <w:hideMark/>
@@ -5754,7 +5826,7 @@
                 <w:sz w:val="24"/>
                 <w:szCs w:val="24"/>
               </w:rPr>
-              <w:t>Идентификатор на продукта</w:t>
+              <w:t>Потребителят, извършил движението</w:t>
             </w:r>
           </w:p>
         </w:tc>
@@ -5793,13 +5865,13 @@
                 <w:sz w:val="24"/>
                 <w:szCs w:val="24"/>
               </w:rPr>
-              <w:t>product_name</w:t>
-            </w:r>
-          </w:p>
-        </w:tc>
-        <w:tc>
-          <w:tcPr>
-            <w:tcW w:w="0" w:type="auto"/>
+              <w:t>location_id</w:t>
+            </w:r>
+          </w:p>
+        </w:tc>
+        <w:tc>
+          <w:tcPr>
+            <w:tcW w:w="2671" w:type="dxa"/>
             <w:shd w:val="clear" w:color="auto" w:fill="F2F2F2" w:themeFill="background1" w:themeFillShade="F2"/>
             <w:vAlign w:val="center"/>
             <w:hideMark/>
@@ -5833,7 +5905,7 @@
         </w:tc>
         <w:tc>
           <w:tcPr>
-            <w:tcW w:w="4856" w:type="dxa"/>
+            <w:tcW w:w="5884" w:type="dxa"/>
             <w:shd w:val="clear" w:color="auto" w:fill="F2F2F2" w:themeFill="background1" w:themeFillShade="F2"/>
             <w:vAlign w:val="center"/>
             <w:hideMark/>
@@ -5861,29 +5933,7 @@
                 <w:sz w:val="24"/>
                 <w:szCs w:val="24"/>
               </w:rPr>
-              <w:t xml:space="preserve">Име на продукта (ако липсва </w:t>
-            </w:r>
-            <w:r>
-              <w:rPr>
-                <w:rFonts w:ascii="Times New Roman" w:eastAsia="Times New Roman" w:hAnsi="Times New Roman" w:cs="Times New Roman"/>
-                <w:b/>
-                <w:bCs/>
-                <w:kern w:val="36"/>
-                <w:sz w:val="24"/>
-                <w:szCs w:val="24"/>
-              </w:rPr>
-              <w:t>-</w:t>
-            </w:r>
-            <w:r>
-              <w:rPr>
-                <w:rFonts w:ascii="Times New Roman" w:eastAsia="Times New Roman" w:hAnsi="Times New Roman" w:cs="Times New Roman"/>
-                <w:b/>
-                <w:bCs/>
-                <w:kern w:val="36"/>
-                <w:sz w:val="24"/>
-                <w:szCs w:val="24"/>
-              </w:rPr>
-              <w:t xml:space="preserve"> „Неизвестен продукт“)</w:t>
+              <w:t>Основна локация (W1, W2…)</w:t>
             </w:r>
           </w:p>
         </w:tc>
@@ -5922,13 +5972,13 @@
                 <w:sz w:val="24"/>
                 <w:szCs w:val="24"/>
               </w:rPr>
-              <w:t>user_id</w:t>
-            </w:r>
-          </w:p>
-        </w:tc>
-        <w:tc>
-          <w:tcPr>
-            <w:tcW w:w="0" w:type="auto"/>
+              <w:t>from_location_id</w:t>
+            </w:r>
+          </w:p>
+        </w:tc>
+        <w:tc>
+          <w:tcPr>
+            <w:tcW w:w="2671" w:type="dxa"/>
             <w:shd w:val="clear" w:color="auto" w:fill="F2F2F2" w:themeFill="background1" w:themeFillShade="F2"/>
             <w:vAlign w:val="center"/>
             <w:hideMark/>
@@ -5956,13 +6006,13 @@
                 <w:sz w:val="24"/>
                 <w:szCs w:val="24"/>
               </w:rPr>
-              <w:t>string (UUID)</w:t>
-            </w:r>
-          </w:p>
-        </w:tc>
-        <w:tc>
-          <w:tcPr>
-            <w:tcW w:w="4856" w:type="dxa"/>
+              <w:t>string</w:t>
+            </w:r>
+          </w:p>
+        </w:tc>
+        <w:tc>
+          <w:tcPr>
+            <w:tcW w:w="5884" w:type="dxa"/>
             <w:shd w:val="clear" w:color="auto" w:fill="F2F2F2" w:themeFill="background1" w:themeFillShade="F2"/>
             <w:vAlign w:val="center"/>
             <w:hideMark/>
@@ -5990,7 +6040,7 @@
                 <w:sz w:val="24"/>
                 <w:szCs w:val="24"/>
               </w:rPr>
-              <w:t>Потребителят, извършил движението</w:t>
+              <w:t>Локация, от която се мести (само при MOVE)</w:t>
             </w:r>
           </w:p>
         </w:tc>
@@ -6029,13 +6079,13 @@
                 <w:sz w:val="24"/>
                 <w:szCs w:val="24"/>
               </w:rPr>
-              <w:t>location_id</w:t>
-            </w:r>
-          </w:p>
-        </w:tc>
-        <w:tc>
-          <w:tcPr>
-            <w:tcW w:w="0" w:type="auto"/>
+              <w:t>to_location_id</w:t>
+            </w:r>
+          </w:p>
+        </w:tc>
+        <w:tc>
+          <w:tcPr>
+            <w:tcW w:w="2671" w:type="dxa"/>
             <w:shd w:val="clear" w:color="auto" w:fill="F2F2F2" w:themeFill="background1" w:themeFillShade="F2"/>
             <w:vAlign w:val="center"/>
             <w:hideMark/>
@@ -6069,7 +6119,7 @@
         </w:tc>
         <w:tc>
           <w:tcPr>
-            <w:tcW w:w="4856" w:type="dxa"/>
+            <w:tcW w:w="5884" w:type="dxa"/>
             <w:shd w:val="clear" w:color="auto" w:fill="F2F2F2" w:themeFill="background1" w:themeFillShade="F2"/>
             <w:vAlign w:val="center"/>
             <w:hideMark/>
@@ -6097,7 +6147,7 @@
                 <w:sz w:val="24"/>
                 <w:szCs w:val="24"/>
               </w:rPr>
-              <w:t>Основна локация (W1, W2…)</w:t>
+              <w:t>Локация, към която се мести (само при MOVE)</w:t>
             </w:r>
           </w:p>
         </w:tc>
@@ -6136,13 +6186,14 @@
                 <w:sz w:val="24"/>
                 <w:szCs w:val="24"/>
               </w:rPr>
-              <w:t>from_location_id</w:t>
-            </w:r>
-          </w:p>
-        </w:tc>
-        <w:tc>
-          <w:tcPr>
-            <w:tcW w:w="0" w:type="auto"/>
+              <w:lastRenderedPageBreak/>
+              <w:t>movement_type</w:t>
+            </w:r>
+          </w:p>
+        </w:tc>
+        <w:tc>
+          <w:tcPr>
+            <w:tcW w:w="2671" w:type="dxa"/>
             <w:shd w:val="clear" w:color="auto" w:fill="F2F2F2" w:themeFill="background1" w:themeFillShade="F2"/>
             <w:vAlign w:val="center"/>
             <w:hideMark/>
@@ -6170,13 +6221,57 @@
                 <w:sz w:val="24"/>
                 <w:szCs w:val="24"/>
               </w:rPr>
-              <w:t>string</w:t>
-            </w:r>
-          </w:p>
-        </w:tc>
-        <w:tc>
-          <w:tcPr>
-            <w:tcW w:w="4856" w:type="dxa"/>
+              <w:t>Enum</w:t>
+            </w:r>
+            <w:r>
+              <w:rPr>
+                <w:rFonts w:ascii="Times New Roman" w:eastAsia="Times New Roman" w:hAnsi="Times New Roman" w:cs="Times New Roman"/>
+                <w:b/>
+                <w:bCs/>
+                <w:kern w:val="36"/>
+                <w:sz w:val="24"/>
+                <w:szCs w:val="24"/>
+              </w:rPr>
+              <w:t xml:space="preserve"> </w:t>
+            </w:r>
+            <w:r>
+              <w:rPr>
+                <w:rFonts w:ascii="Times New Roman" w:eastAsia="Times New Roman" w:hAnsi="Times New Roman" w:cs="Times New Roman"/>
+                <w:b/>
+                <w:bCs/>
+                <w:kern w:val="36"/>
+                <w:sz w:val="24"/>
+                <w:szCs w:val="24"/>
+              </w:rPr>
+              <w:t>(IN,</w:t>
+            </w:r>
+            <w:r>
+              <w:rPr>
+                <w:rFonts w:ascii="Times New Roman" w:eastAsia="Times New Roman" w:hAnsi="Times New Roman" w:cs="Times New Roman"/>
+                <w:b/>
+                <w:bCs/>
+                <w:kern w:val="36"/>
+                <w:sz w:val="24"/>
+                <w:szCs w:val="24"/>
+              </w:rPr>
+              <w:t xml:space="preserve"> </w:t>
+            </w:r>
+            <w:r>
+              <w:rPr>
+                <w:rFonts w:ascii="Times New Roman" w:eastAsia="Times New Roman" w:hAnsi="Times New Roman" w:cs="Times New Roman"/>
+                <w:b/>
+                <w:bCs/>
+                <w:kern w:val="36"/>
+                <w:sz w:val="24"/>
+                <w:szCs w:val="24"/>
+              </w:rPr>
+              <w:t>OUT, MOVE)</w:t>
+            </w:r>
+          </w:p>
+        </w:tc>
+        <w:tc>
+          <w:tcPr>
+            <w:tcW w:w="5884" w:type="dxa"/>
             <w:shd w:val="clear" w:color="auto" w:fill="F2F2F2" w:themeFill="background1" w:themeFillShade="F2"/>
             <w:vAlign w:val="center"/>
             <w:hideMark/>
@@ -6204,7 +6299,7 @@
                 <w:sz w:val="24"/>
                 <w:szCs w:val="24"/>
               </w:rPr>
-              <w:t>Локация, от която се мести (само при MOVE)</w:t>
+              <w:t>Тип движение</w:t>
             </w:r>
           </w:p>
         </w:tc>
@@ -6243,14 +6338,13 @@
                 <w:sz w:val="24"/>
                 <w:szCs w:val="24"/>
               </w:rPr>
-              <w:lastRenderedPageBreak/>
-              <w:t>to_location_id</w:t>
-            </w:r>
-          </w:p>
-        </w:tc>
-        <w:tc>
-          <w:tcPr>
-            <w:tcW w:w="0" w:type="auto"/>
+              <w:t>quantity</w:t>
+            </w:r>
+          </w:p>
+        </w:tc>
+        <w:tc>
+          <w:tcPr>
+            <w:tcW w:w="2671" w:type="dxa"/>
             <w:shd w:val="clear" w:color="auto" w:fill="F2F2F2" w:themeFill="background1" w:themeFillShade="F2"/>
             <w:vAlign w:val="center"/>
             <w:hideMark/>
@@ -6278,13 +6372,13 @@
                 <w:sz w:val="24"/>
                 <w:szCs w:val="24"/>
               </w:rPr>
-              <w:t>string</w:t>
-            </w:r>
-          </w:p>
-        </w:tc>
-        <w:tc>
-          <w:tcPr>
-            <w:tcW w:w="4856" w:type="dxa"/>
+              <w:t>float</w:t>
+            </w:r>
+          </w:p>
+        </w:tc>
+        <w:tc>
+          <w:tcPr>
+            <w:tcW w:w="5884" w:type="dxa"/>
             <w:shd w:val="clear" w:color="auto" w:fill="F2F2F2" w:themeFill="background1" w:themeFillShade="F2"/>
             <w:vAlign w:val="center"/>
             <w:hideMark/>
@@ -6312,7 +6406,7 @@
                 <w:sz w:val="24"/>
                 <w:szCs w:val="24"/>
               </w:rPr>
-              <w:t>Локация, към която се мести (само при MOVE)</w:t>
+              <w:t>Количество (автоматично се преобразува към число)</w:t>
             </w:r>
           </w:p>
         </w:tc>
@@ -6351,13 +6445,13 @@
                 <w:sz w:val="24"/>
                 <w:szCs w:val="24"/>
               </w:rPr>
-              <w:t>movement_type</w:t>
-            </w:r>
-          </w:p>
-        </w:tc>
-        <w:tc>
-          <w:tcPr>
-            <w:tcW w:w="0" w:type="auto"/>
+              <w:t>unit</w:t>
+            </w:r>
+          </w:p>
+        </w:tc>
+        <w:tc>
+          <w:tcPr>
+            <w:tcW w:w="2671" w:type="dxa"/>
             <w:shd w:val="clear" w:color="auto" w:fill="F2F2F2" w:themeFill="background1" w:themeFillShade="F2"/>
             <w:vAlign w:val="center"/>
             <w:hideMark/>
@@ -6385,57 +6479,13 @@
                 <w:sz w:val="24"/>
                 <w:szCs w:val="24"/>
               </w:rPr>
-              <w:t>Enum</w:t>
-            </w:r>
-            <w:r>
-              <w:rPr>
-                <w:rFonts w:ascii="Times New Roman" w:eastAsia="Times New Roman" w:hAnsi="Times New Roman" w:cs="Times New Roman"/>
-                <w:b/>
-                <w:bCs/>
-                <w:kern w:val="36"/>
-                <w:sz w:val="24"/>
-                <w:szCs w:val="24"/>
-              </w:rPr>
-              <w:t xml:space="preserve"> </w:t>
-            </w:r>
-            <w:r>
-              <w:rPr>
-                <w:rFonts w:ascii="Times New Roman" w:eastAsia="Times New Roman" w:hAnsi="Times New Roman" w:cs="Times New Roman"/>
-                <w:b/>
-                <w:bCs/>
-                <w:kern w:val="36"/>
-                <w:sz w:val="24"/>
-                <w:szCs w:val="24"/>
-              </w:rPr>
-              <w:t>(IN,</w:t>
-            </w:r>
-            <w:r>
-              <w:rPr>
-                <w:rFonts w:ascii="Times New Roman" w:eastAsia="Times New Roman" w:hAnsi="Times New Roman" w:cs="Times New Roman"/>
-                <w:b/>
-                <w:bCs/>
-                <w:kern w:val="36"/>
-                <w:sz w:val="24"/>
-                <w:szCs w:val="24"/>
-              </w:rPr>
-              <w:t xml:space="preserve"> </w:t>
-            </w:r>
-            <w:r>
-              <w:rPr>
-                <w:rFonts w:ascii="Times New Roman" w:eastAsia="Times New Roman" w:hAnsi="Times New Roman" w:cs="Times New Roman"/>
-                <w:b/>
-                <w:bCs/>
-                <w:kern w:val="36"/>
-                <w:sz w:val="24"/>
-                <w:szCs w:val="24"/>
-              </w:rPr>
-              <w:t>OUT, MOVE)</w:t>
-            </w:r>
-          </w:p>
-        </w:tc>
-        <w:tc>
-          <w:tcPr>
-            <w:tcW w:w="4856" w:type="dxa"/>
+              <w:t>string</w:t>
+            </w:r>
+          </w:p>
+        </w:tc>
+        <w:tc>
+          <w:tcPr>
+            <w:tcW w:w="5884" w:type="dxa"/>
             <w:shd w:val="clear" w:color="auto" w:fill="F2F2F2" w:themeFill="background1" w:themeFillShade="F2"/>
             <w:vAlign w:val="center"/>
             <w:hideMark/>
@@ -6463,7 +6513,7 @@
                 <w:sz w:val="24"/>
                 <w:szCs w:val="24"/>
               </w:rPr>
-              <w:t>Тип движение</w:t>
+              <w:t>Мерна единица</w:t>
             </w:r>
           </w:p>
         </w:tc>
@@ -6502,13 +6552,13 @@
                 <w:sz w:val="24"/>
                 <w:szCs w:val="24"/>
               </w:rPr>
-              <w:t>quantity</w:t>
-            </w:r>
-          </w:p>
-        </w:tc>
-        <w:tc>
-          <w:tcPr>
-            <w:tcW w:w="0" w:type="auto"/>
+              <w:t>description</w:t>
+            </w:r>
+          </w:p>
+        </w:tc>
+        <w:tc>
+          <w:tcPr>
+            <w:tcW w:w="2671" w:type="dxa"/>
             <w:shd w:val="clear" w:color="auto" w:fill="F2F2F2" w:themeFill="background1" w:themeFillShade="F2"/>
             <w:vAlign w:val="center"/>
             <w:hideMark/>
@@ -6536,13 +6586,13 @@
                 <w:sz w:val="24"/>
                 <w:szCs w:val="24"/>
               </w:rPr>
-              <w:t>float</w:t>
-            </w:r>
-          </w:p>
-        </w:tc>
-        <w:tc>
-          <w:tcPr>
-            <w:tcW w:w="4856" w:type="dxa"/>
+              <w:t>string</w:t>
+            </w:r>
+          </w:p>
+        </w:tc>
+        <w:tc>
+          <w:tcPr>
+            <w:tcW w:w="5884" w:type="dxa"/>
             <w:shd w:val="clear" w:color="auto" w:fill="F2F2F2" w:themeFill="background1" w:themeFillShade="F2"/>
             <w:vAlign w:val="center"/>
             <w:hideMark/>
@@ -6570,7 +6620,7 @@
                 <w:sz w:val="24"/>
                 <w:szCs w:val="24"/>
               </w:rPr>
-              <w:t>Количество (автоматично се преобразува към число)</w:t>
+              <w:t>Описание на движението</w:t>
             </w:r>
           </w:p>
         </w:tc>
@@ -6609,13 +6659,13 @@
                 <w:sz w:val="24"/>
                 <w:szCs w:val="24"/>
               </w:rPr>
-              <w:t>unit</w:t>
-            </w:r>
-          </w:p>
-        </w:tc>
-        <w:tc>
-          <w:tcPr>
-            <w:tcW w:w="0" w:type="auto"/>
+              <w:t>price</w:t>
+            </w:r>
+          </w:p>
+        </w:tc>
+        <w:tc>
+          <w:tcPr>
+            <w:tcW w:w="2671" w:type="dxa"/>
             <w:shd w:val="clear" w:color="auto" w:fill="F2F2F2" w:themeFill="background1" w:themeFillShade="F2"/>
             <w:vAlign w:val="center"/>
             <w:hideMark/>
@@ -6643,13 +6693,13 @@
                 <w:sz w:val="24"/>
                 <w:szCs w:val="24"/>
               </w:rPr>
-              <w:t>string</w:t>
-            </w:r>
-          </w:p>
-        </w:tc>
-        <w:tc>
-          <w:tcPr>
-            <w:tcW w:w="4856" w:type="dxa"/>
+              <w:t>float</w:t>
+            </w:r>
+          </w:p>
+        </w:tc>
+        <w:tc>
+          <w:tcPr>
+            <w:tcW w:w="5884" w:type="dxa"/>
             <w:shd w:val="clear" w:color="auto" w:fill="F2F2F2" w:themeFill="background1" w:themeFillShade="F2"/>
             <w:vAlign w:val="center"/>
             <w:hideMark/>
@@ -6677,7 +6727,7 @@
                 <w:sz w:val="24"/>
                 <w:szCs w:val="24"/>
               </w:rPr>
-              <w:t>Мерна единица</w:t>
+              <w:t>Цена (0.0 при невалидна стойност)</w:t>
             </w:r>
           </w:p>
         </w:tc>
@@ -6716,13 +6766,13 @@
                 <w:sz w:val="24"/>
                 <w:szCs w:val="24"/>
               </w:rPr>
-              <w:t>description</w:t>
-            </w:r>
-          </w:p>
-        </w:tc>
-        <w:tc>
-          <w:tcPr>
-            <w:tcW w:w="0" w:type="auto"/>
+              <w:t>supplier_id</w:t>
+            </w:r>
+          </w:p>
+        </w:tc>
+        <w:tc>
+          <w:tcPr>
+            <w:tcW w:w="2671" w:type="dxa"/>
             <w:shd w:val="clear" w:color="auto" w:fill="F2F2F2" w:themeFill="background1" w:themeFillShade="F2"/>
             <w:vAlign w:val="center"/>
             <w:hideMark/>
@@ -6756,7 +6806,7 @@
         </w:tc>
         <w:tc>
           <w:tcPr>
-            <w:tcW w:w="4856" w:type="dxa"/>
+            <w:tcW w:w="5884" w:type="dxa"/>
             <w:shd w:val="clear" w:color="auto" w:fill="F2F2F2" w:themeFill="background1" w:themeFillShade="F2"/>
             <w:vAlign w:val="center"/>
             <w:hideMark/>
@@ -6784,7 +6834,7 @@
                 <w:sz w:val="24"/>
                 <w:szCs w:val="24"/>
               </w:rPr>
-              <w:t>Описание на движението</w:t>
+              <w:t>Доставчик (само при IN)</w:t>
             </w:r>
           </w:p>
         </w:tc>
@@ -6823,13 +6873,13 @@
                 <w:sz w:val="24"/>
                 <w:szCs w:val="24"/>
               </w:rPr>
-              <w:t>price</w:t>
-            </w:r>
-          </w:p>
-        </w:tc>
-        <w:tc>
-          <w:tcPr>
-            <w:tcW w:w="0" w:type="auto"/>
+              <w:t>customer</w:t>
+            </w:r>
+          </w:p>
+        </w:tc>
+        <w:tc>
+          <w:tcPr>
+            <w:tcW w:w="2671" w:type="dxa"/>
             <w:shd w:val="clear" w:color="auto" w:fill="F2F2F2" w:themeFill="background1" w:themeFillShade="F2"/>
             <w:vAlign w:val="center"/>
             <w:hideMark/>
@@ -6857,13 +6907,13 @@
                 <w:sz w:val="24"/>
                 <w:szCs w:val="24"/>
               </w:rPr>
-              <w:t>float</w:t>
-            </w:r>
-          </w:p>
-        </w:tc>
-        <w:tc>
-          <w:tcPr>
-            <w:tcW w:w="4856" w:type="dxa"/>
+              <w:t>string</w:t>
+            </w:r>
+          </w:p>
+        </w:tc>
+        <w:tc>
+          <w:tcPr>
+            <w:tcW w:w="5884" w:type="dxa"/>
             <w:shd w:val="clear" w:color="auto" w:fill="F2F2F2" w:themeFill="background1" w:themeFillShade="F2"/>
             <w:vAlign w:val="center"/>
             <w:hideMark/>
@@ -6891,7 +6941,7 @@
                 <w:sz w:val="24"/>
                 <w:szCs w:val="24"/>
               </w:rPr>
-              <w:t>Цена (0.0 при невалидна стойност)</w:t>
+              <w:t>Клиент (само при OUT)</w:t>
             </w:r>
           </w:p>
         </w:tc>
@@ -6930,13 +6980,13 @@
                 <w:sz w:val="24"/>
                 <w:szCs w:val="24"/>
               </w:rPr>
-              <w:t>supplier_id</w:t>
-            </w:r>
-          </w:p>
-        </w:tc>
-        <w:tc>
-          <w:tcPr>
-            <w:tcW w:w="0" w:type="auto"/>
+              <w:t>date</w:t>
+            </w:r>
+          </w:p>
+        </w:tc>
+        <w:tc>
+          <w:tcPr>
+            <w:tcW w:w="2671" w:type="dxa"/>
             <w:shd w:val="clear" w:color="auto" w:fill="F2F2F2" w:themeFill="background1" w:themeFillShade="F2"/>
             <w:vAlign w:val="center"/>
             <w:hideMark/>
@@ -6964,13 +7014,13 @@
                 <w:sz w:val="24"/>
                 <w:szCs w:val="24"/>
               </w:rPr>
-              <w:t>string</w:t>
-            </w:r>
-          </w:p>
-        </w:tc>
-        <w:tc>
-          <w:tcPr>
-            <w:tcW w:w="4856" w:type="dxa"/>
+              <w:t>datetime string</w:t>
+            </w:r>
+          </w:p>
+        </w:tc>
+        <w:tc>
+          <w:tcPr>
+            <w:tcW w:w="5884" w:type="dxa"/>
             <w:shd w:val="clear" w:color="auto" w:fill="F2F2F2" w:themeFill="background1" w:themeFillShade="F2"/>
             <w:vAlign w:val="center"/>
             <w:hideMark/>
@@ -6998,7 +7048,7 @@
                 <w:sz w:val="24"/>
                 <w:szCs w:val="24"/>
               </w:rPr>
-              <w:t>Доставчик (само при IN)</w:t>
+              <w:t>Дата на движението</w:t>
             </w:r>
           </w:p>
         </w:tc>
@@ -7037,13 +7087,13 @@
                 <w:sz w:val="24"/>
                 <w:szCs w:val="24"/>
               </w:rPr>
-              <w:t>customer</w:t>
-            </w:r>
-          </w:p>
-        </w:tc>
-        <w:tc>
-          <w:tcPr>
-            <w:tcW w:w="0" w:type="auto"/>
+              <w:t>created</w:t>
+            </w:r>
+          </w:p>
+        </w:tc>
+        <w:tc>
+          <w:tcPr>
+            <w:tcW w:w="2671" w:type="dxa"/>
             <w:shd w:val="clear" w:color="auto" w:fill="F2F2F2" w:themeFill="background1" w:themeFillShade="F2"/>
             <w:vAlign w:val="center"/>
             <w:hideMark/>
@@ -7071,13 +7121,13 @@
                 <w:sz w:val="24"/>
                 <w:szCs w:val="24"/>
               </w:rPr>
-              <w:t>string</w:t>
-            </w:r>
-          </w:p>
-        </w:tc>
-        <w:tc>
-          <w:tcPr>
-            <w:tcW w:w="4856" w:type="dxa"/>
+              <w:t>datetime string</w:t>
+            </w:r>
+          </w:p>
+        </w:tc>
+        <w:tc>
+          <w:tcPr>
+            <w:tcW w:w="5884" w:type="dxa"/>
             <w:shd w:val="clear" w:color="auto" w:fill="F2F2F2" w:themeFill="background1" w:themeFillShade="F2"/>
             <w:vAlign w:val="center"/>
             <w:hideMark/>
@@ -7105,7 +7155,7 @@
                 <w:sz w:val="24"/>
                 <w:szCs w:val="24"/>
               </w:rPr>
-              <w:t>Клиент (само при OUT)</w:t>
+              <w:t>Дата на създаване (ако липсва → date)</w:t>
             </w:r>
           </w:p>
         </w:tc>
@@ -7144,13 +7194,13 @@
                 <w:sz w:val="24"/>
                 <w:szCs w:val="24"/>
               </w:rPr>
-              <w:t>date</w:t>
-            </w:r>
-          </w:p>
-        </w:tc>
-        <w:tc>
-          <w:tcPr>
-            <w:tcW w:w="0" w:type="auto"/>
+              <w:t>modified</w:t>
+            </w:r>
+          </w:p>
+        </w:tc>
+        <w:tc>
+          <w:tcPr>
+            <w:tcW w:w="2671" w:type="dxa"/>
             <w:shd w:val="clear" w:color="auto" w:fill="F2F2F2" w:themeFill="background1" w:themeFillShade="F2"/>
             <w:vAlign w:val="center"/>
             <w:hideMark/>
@@ -7184,222 +7234,7 @@
         </w:tc>
         <w:tc>
           <w:tcPr>
-            <w:tcW w:w="4856" w:type="dxa"/>
-            <w:shd w:val="clear" w:color="auto" w:fill="F2F2F2" w:themeFill="background1" w:themeFillShade="F2"/>
-            <w:vAlign w:val="center"/>
-            <w:hideMark/>
-          </w:tcPr>
-          <w:p>
-            <w:pPr>
-              <w:spacing w:before="100" w:beforeAutospacing="1" w:after="100" w:afterAutospacing="1" w:line="360" w:lineRule="auto"/>
-              <w:jc w:val="both"/>
-              <w:outlineLvl w:val="0"/>
-              <w:rPr>
-                <w:rFonts w:ascii="Times New Roman" w:eastAsia="Times New Roman" w:hAnsi="Times New Roman" w:cs="Times New Roman"/>
-                <w:b/>
-                <w:bCs/>
-                <w:kern w:val="36"/>
-                <w:sz w:val="24"/>
-                <w:szCs w:val="24"/>
-              </w:rPr>
-            </w:pPr>
-            <w:r>
-              <w:rPr>
-                <w:rFonts w:ascii="Times New Roman" w:eastAsia="Times New Roman" w:hAnsi="Times New Roman" w:cs="Times New Roman"/>
-                <w:b/>
-                <w:bCs/>
-                <w:kern w:val="36"/>
-                <w:sz w:val="24"/>
-                <w:szCs w:val="24"/>
-              </w:rPr>
-              <w:t>Дата на движението</w:t>
-            </w:r>
-          </w:p>
-        </w:tc>
-      </w:tr>
-      <w:tr>
-        <w:trPr>
-          <w:tblCellSpacing w:w="15" w:type="dxa"/>
-        </w:trPr>
-        <w:tc>
-          <w:tcPr>
-            <w:tcW w:w="0" w:type="auto"/>
-            <w:shd w:val="clear" w:color="auto" w:fill="F2F2F2" w:themeFill="background1" w:themeFillShade="F2"/>
-            <w:vAlign w:val="center"/>
-            <w:hideMark/>
-          </w:tcPr>
-          <w:p>
-            <w:pPr>
-              <w:spacing w:before="100" w:beforeAutospacing="1" w:after="100" w:afterAutospacing="1" w:line="360" w:lineRule="auto"/>
-              <w:jc w:val="both"/>
-              <w:outlineLvl w:val="0"/>
-              <w:rPr>
-                <w:rFonts w:ascii="Times New Roman" w:eastAsia="Times New Roman" w:hAnsi="Times New Roman" w:cs="Times New Roman"/>
-                <w:b/>
-                <w:bCs/>
-                <w:kern w:val="36"/>
-                <w:sz w:val="24"/>
-                <w:szCs w:val="24"/>
-              </w:rPr>
-            </w:pPr>
-            <w:r>
-              <w:rPr>
-                <w:rFonts w:ascii="Times New Roman" w:eastAsia="Times New Roman" w:hAnsi="Times New Roman" w:cs="Times New Roman"/>
-                <w:b/>
-                <w:bCs/>
-                <w:kern w:val="36"/>
-                <w:sz w:val="24"/>
-                <w:szCs w:val="24"/>
-              </w:rPr>
-              <w:lastRenderedPageBreak/>
-              <w:t>created</w:t>
-            </w:r>
-          </w:p>
-        </w:tc>
-        <w:tc>
-          <w:tcPr>
-            <w:tcW w:w="0" w:type="auto"/>
-            <w:shd w:val="clear" w:color="auto" w:fill="F2F2F2" w:themeFill="background1" w:themeFillShade="F2"/>
-            <w:vAlign w:val="center"/>
-            <w:hideMark/>
-          </w:tcPr>
-          <w:p>
-            <w:pPr>
-              <w:spacing w:before="100" w:beforeAutospacing="1" w:after="100" w:afterAutospacing="1" w:line="360" w:lineRule="auto"/>
-              <w:jc w:val="both"/>
-              <w:outlineLvl w:val="0"/>
-              <w:rPr>
-                <w:rFonts w:ascii="Times New Roman" w:eastAsia="Times New Roman" w:hAnsi="Times New Roman" w:cs="Times New Roman"/>
-                <w:b/>
-                <w:bCs/>
-                <w:kern w:val="36"/>
-                <w:sz w:val="24"/>
-                <w:szCs w:val="24"/>
-              </w:rPr>
-            </w:pPr>
-            <w:r>
-              <w:rPr>
-                <w:rFonts w:ascii="Times New Roman" w:eastAsia="Times New Roman" w:hAnsi="Times New Roman" w:cs="Times New Roman"/>
-                <w:b/>
-                <w:bCs/>
-                <w:kern w:val="36"/>
-                <w:sz w:val="24"/>
-                <w:szCs w:val="24"/>
-              </w:rPr>
-              <w:t>datetime string</w:t>
-            </w:r>
-          </w:p>
-        </w:tc>
-        <w:tc>
-          <w:tcPr>
-            <w:tcW w:w="4856" w:type="dxa"/>
-            <w:shd w:val="clear" w:color="auto" w:fill="F2F2F2" w:themeFill="background1" w:themeFillShade="F2"/>
-            <w:vAlign w:val="center"/>
-            <w:hideMark/>
-          </w:tcPr>
-          <w:p>
-            <w:pPr>
-              <w:spacing w:before="100" w:beforeAutospacing="1" w:after="100" w:afterAutospacing="1" w:line="360" w:lineRule="auto"/>
-              <w:jc w:val="both"/>
-              <w:outlineLvl w:val="0"/>
-              <w:rPr>
-                <w:rFonts w:ascii="Times New Roman" w:eastAsia="Times New Roman" w:hAnsi="Times New Roman" w:cs="Times New Roman"/>
-                <w:b/>
-                <w:bCs/>
-                <w:kern w:val="36"/>
-                <w:sz w:val="24"/>
-                <w:szCs w:val="24"/>
-              </w:rPr>
-            </w:pPr>
-            <w:r>
-              <w:rPr>
-                <w:rFonts w:ascii="Times New Roman" w:eastAsia="Times New Roman" w:hAnsi="Times New Roman" w:cs="Times New Roman"/>
-                <w:b/>
-                <w:bCs/>
-                <w:kern w:val="36"/>
-                <w:sz w:val="24"/>
-                <w:szCs w:val="24"/>
-              </w:rPr>
-              <w:t>Дата на създаване (ако липсва → date)</w:t>
-            </w:r>
-          </w:p>
-        </w:tc>
-      </w:tr>
-      <w:tr>
-        <w:trPr>
-          <w:tblCellSpacing w:w="15" w:type="dxa"/>
-        </w:trPr>
-        <w:tc>
-          <w:tcPr>
-            <w:tcW w:w="0" w:type="auto"/>
-            <w:shd w:val="clear" w:color="auto" w:fill="F2F2F2" w:themeFill="background1" w:themeFillShade="F2"/>
-            <w:vAlign w:val="center"/>
-            <w:hideMark/>
-          </w:tcPr>
-          <w:p>
-            <w:pPr>
-              <w:spacing w:before="100" w:beforeAutospacing="1" w:after="100" w:afterAutospacing="1" w:line="360" w:lineRule="auto"/>
-              <w:jc w:val="both"/>
-              <w:outlineLvl w:val="0"/>
-              <w:rPr>
-                <w:rFonts w:ascii="Times New Roman" w:eastAsia="Times New Roman" w:hAnsi="Times New Roman" w:cs="Times New Roman"/>
-                <w:b/>
-                <w:bCs/>
-                <w:kern w:val="36"/>
-                <w:sz w:val="24"/>
-                <w:szCs w:val="24"/>
-              </w:rPr>
-            </w:pPr>
-            <w:r>
-              <w:rPr>
-                <w:rFonts w:ascii="Times New Roman" w:eastAsia="Times New Roman" w:hAnsi="Times New Roman" w:cs="Times New Roman"/>
-                <w:b/>
-                <w:bCs/>
-                <w:kern w:val="36"/>
-                <w:sz w:val="24"/>
-                <w:szCs w:val="24"/>
-              </w:rPr>
-              <w:t>modified</w:t>
-            </w:r>
-          </w:p>
-        </w:tc>
-        <w:tc>
-          <w:tcPr>
-            <w:tcW w:w="0" w:type="auto"/>
-            <w:shd w:val="clear" w:color="auto" w:fill="F2F2F2" w:themeFill="background1" w:themeFillShade="F2"/>
-            <w:vAlign w:val="center"/>
-            <w:hideMark/>
-          </w:tcPr>
-          <w:p>
-            <w:pPr>
-              <w:spacing w:before="100" w:beforeAutospacing="1" w:after="100" w:afterAutospacing="1" w:line="360" w:lineRule="auto"/>
-              <w:jc w:val="both"/>
-              <w:outlineLvl w:val="0"/>
-              <w:rPr>
-                <w:rFonts w:ascii="Times New Roman" w:eastAsia="Times New Roman" w:hAnsi="Times New Roman" w:cs="Times New Roman"/>
-                <w:b/>
-                <w:bCs/>
-                <w:kern w:val="36"/>
-                <w:sz w:val="24"/>
-                <w:szCs w:val="24"/>
-              </w:rPr>
-            </w:pPr>
-            <w:r>
-              <w:rPr>
-                <w:rFonts w:ascii="Times New Roman" w:eastAsia="Times New Roman" w:hAnsi="Times New Roman" w:cs="Times New Roman"/>
-                <w:b/>
-                <w:bCs/>
-                <w:kern w:val="36"/>
-                <w:sz w:val="24"/>
-                <w:szCs w:val="24"/>
-              </w:rPr>
-              <w:t>datetime string</w:t>
-            </w:r>
-          </w:p>
-        </w:tc>
-        <w:tc>
-          <w:tcPr>
-            <w:tcW w:w="4856" w:type="dxa"/>
+            <w:tcW w:w="5884" w:type="dxa"/>
             <w:shd w:val="clear" w:color="auto" w:fill="F2F2F2" w:themeFill="background1" w:themeFillShade="F2"/>
             <w:vAlign w:val="center"/>
             <w:hideMark/>
@@ -7437,41 +7272,34 @@
       <w:pPr>
         <w:spacing w:before="100" w:beforeAutospacing="1" w:after="100" w:afterAutospacing="1" w:line="360" w:lineRule="auto"/>
         <w:jc w:val="both"/>
-        <w:outlineLvl w:val="0"/>
         <w:rPr>
           <w:rFonts w:ascii="Times New Roman" w:eastAsia="Times New Roman" w:hAnsi="Times New Roman" w:cs="Times New Roman"/>
           <w:b/>
           <w:bCs/>
-          <w:kern w:val="36"/>
-          <w:sz w:val="24"/>
-          <w:szCs w:val="24"/>
-        </w:rPr>
-      </w:pPr>
-    </w:p>
-    <w:p>
-      <w:pPr>
-        <w:spacing w:before="100" w:beforeAutospacing="1" w:after="100" w:afterAutospacing="1" w:line="360" w:lineRule="auto"/>
-        <w:jc w:val="both"/>
-        <w:outlineLvl w:val="0"/>
+          <w:sz w:val="24"/>
+          <w:szCs w:val="24"/>
+        </w:rPr>
+      </w:pPr>
+      <w:r>
         <w:rPr>
           <w:rFonts w:ascii="Times New Roman" w:eastAsia="Times New Roman" w:hAnsi="Times New Roman" w:cs="Times New Roman"/>
           <w:b/>
           <w:bCs/>
-          <w:kern w:val="36"/>
-          <w:sz w:val="24"/>
-          <w:szCs w:val="24"/>
-        </w:rPr>
-      </w:pPr>
+          <w:sz w:val="24"/>
+          <w:szCs w:val="24"/>
+        </w:rPr>
+        <w:lastRenderedPageBreak/>
+        <w:t>Location</w:t>
+      </w:r>
       <w:r>
         <w:rPr>
           <w:rFonts w:ascii="Times New Roman" w:eastAsia="Times New Roman" w:hAnsi="Times New Roman" w:cs="Times New Roman"/>
           <w:b/>
           <w:bCs/>
-          <w:kern w:val="36"/>
-          <w:sz w:val="24"/>
-          <w:szCs w:val="24"/>
-        </w:rPr>
-        <w:t>Атрибути на Location</w:t>
+          <w:sz w:val="24"/>
+          <w:szCs w:val="24"/>
+        </w:rPr>
+        <w:t xml:space="preserve"> </w:t>
       </w:r>
     </w:p>
     <w:p>
@@ -7487,20 +7315,10 @@
       <w:r>
         <w:rPr>
           <w:rFonts w:ascii="Times New Roman" w:eastAsia="Times New Roman" w:hAnsi="Times New Roman" w:cs="Times New Roman"/>
-          <w:b/>
-          <w:bCs/>
-          <w:sz w:val="24"/>
-          <w:szCs w:val="24"/>
-        </w:rPr>
-        <w:t>Location (Локация)</w:t>
-      </w:r>
-      <w:r>
-        <w:rPr>
-          <w:rFonts w:ascii="Times New Roman" w:eastAsia="Times New Roman" w:hAnsi="Times New Roman" w:cs="Times New Roman"/>
-          <w:sz w:val="24"/>
-          <w:szCs w:val="24"/>
-        </w:rPr>
-        <w:t xml:space="preserve"> Локацията представлява физическо място в склада, в което се съхраняват продукти.</w:t>
+          <w:sz w:val="24"/>
+          <w:szCs w:val="24"/>
+        </w:rPr>
+        <w:t>Локацията представлява физическо място в склада, в което се съхраняват продукти.</w:t>
       </w:r>
     </w:p>
     <w:tbl>
@@ -8010,7 +7828,6 @@
                       <w:szCs w:val="24"/>
                       <w:lang w:val="en-US"/>
                     </w:rPr>
-                    <w:lastRenderedPageBreak/>
                     <w:t>capacity</w:t>
                   </w:r>
                 </w:p>
@@ -8404,9 +8221,8 @@
     </w:p>
     <w:p>
       <w:pPr>
-        <w:spacing w:before="100" w:beforeAutospacing="1" w:after="100" w:afterAutospacing="1" w:line="360" w:lineRule="auto"/>
+        <w:spacing w:before="100" w:beforeAutospacing="1" w:after="100" w:afterAutospacing="1" w:line="240" w:lineRule="auto"/>
         <w:jc w:val="both"/>
-        <w:outlineLvl w:val="0"/>
         <w:rPr>
           <w:rFonts w:ascii="Times New Roman" w:eastAsia="Times New Roman" w:hAnsi="Times New Roman" w:cs="Times New Roman"/>
           <w:b/>
@@ -8416,17 +8232,19 @@
           <w:szCs w:val="24"/>
         </w:rPr>
       </w:pPr>
-      <w:r>
+    </w:p>
+    <w:p>
+      <w:pPr>
+        <w:spacing w:before="100" w:beforeAutospacing="1" w:after="100" w:afterAutospacing="1" w:line="240" w:lineRule="auto"/>
+        <w:jc w:val="both"/>
         <w:rPr>
           <w:rFonts w:ascii="Times New Roman" w:eastAsia="Times New Roman" w:hAnsi="Times New Roman" w:cs="Times New Roman"/>
           <w:b/>
           <w:bCs/>
-          <w:kern w:val="36"/>
-          <w:sz w:val="24"/>
-          <w:szCs w:val="24"/>
-        </w:rPr>
-        <w:t>Атрибути на Invoice</w:t>
-      </w:r>
+          <w:sz w:val="24"/>
+          <w:szCs w:val="24"/>
+        </w:rPr>
+      </w:pPr>
     </w:p>
     <w:p>
       <w:pPr>
@@ -8727,7 +8545,7 @@
       </w:tr>
       <w:tr>
         <w:trPr>
-          <w:trHeight w:val="313"/>
+          <w:trHeight w:val="397"/>
           <w:tblCellSpacing w:w="15" w:type="dxa"/>
         </w:trPr>
         <w:tc>
@@ -8983,7 +8801,6 @@
                 <w:sz w:val="24"/>
                 <w:szCs w:val="24"/>
               </w:rPr>
-              <w:lastRenderedPageBreak/>
               <w:t xml:space="preserve"> </w:t>
             </w:r>
             <w:r>
@@ -9564,6 +9381,7 @@
                 <w:sz w:val="24"/>
                 <w:szCs w:val="24"/>
               </w:rPr>
+              <w:lastRenderedPageBreak/>
               <w:t>date</w:t>
             </w:r>
           </w:p>
@@ -9893,7 +9711,12 @@
           <w:szCs w:val="24"/>
         </w:rPr>
       </w:pPr>
-      <w:r>
+    </w:p>
+    <w:p>
+      <w:pPr>
+        <w:spacing w:before="100" w:beforeAutospacing="1" w:after="100" w:afterAutospacing="1" w:line="360" w:lineRule="auto"/>
+        <w:jc w:val="both"/>
+        <w:outlineLvl w:val="0"/>
         <w:rPr>
           <w:rFonts w:ascii="Times New Roman" w:eastAsia="Times New Roman" w:hAnsi="Times New Roman" w:cs="Times New Roman"/>
           <w:b/>
@@ -9902,13 +9725,24 @@
           <w:sz w:val="24"/>
           <w:szCs w:val="24"/>
         </w:rPr>
+      </w:pPr>
+      <w:r>
+        <w:rPr>
+          <w:rFonts w:ascii="Times New Roman" w:eastAsia="Times New Roman" w:hAnsi="Times New Roman" w:cs="Times New Roman"/>
+          <w:b/>
+          <w:bCs/>
+          <w:kern w:val="36"/>
+          <w:sz w:val="24"/>
+          <w:szCs w:val="24"/>
+        </w:rPr>
         <w:t>Graph / Warehouse (Алгоритмичен модул – Дейкстра)</w:t>
       </w:r>
     </w:p>
     <w:p>
       <w:pPr>
-        <w:spacing w:before="100" w:beforeAutospacing="1" w:after="100" w:afterAutospacing="1" w:line="240" w:lineRule="auto"/>
+        <w:spacing w:before="100" w:beforeAutospacing="1" w:after="100" w:afterAutospacing="1" w:line="360" w:lineRule="auto"/>
         <w:jc w:val="both"/>
+        <w:outlineLvl w:val="0"/>
         <w:rPr>
           <w:rFonts w:ascii="Times New Roman" w:eastAsia="Times New Roman" w:hAnsi="Times New Roman" w:cs="Times New Roman"/>
           <w:sz w:val="24"/>
@@ -9921,7 +9755,90 @@
           <w:sz w:val="24"/>
           <w:szCs w:val="24"/>
         </w:rPr>
-        <w:t>Този модул е разширение и не е задължителен за основната функционалност.</w:t>
+        <w:t xml:space="preserve">Логистичният модул на системата използва граф от складове, реализиран чрез класовете Warehouse и Graph. Всеки склад е представен като възел, а връзките между тях са ребра с определени тегла (разстояния). Системата използва алгоритъма на </w:t>
+      </w:r>
+      <w:r>
+        <w:rPr>
+          <w:rFonts w:ascii="Times New Roman" w:eastAsia="Times New Roman" w:hAnsi="Times New Roman" w:cs="Times New Roman"/>
+          <w:b/>
+          <w:bCs/>
+          <w:sz w:val="24"/>
+          <w:szCs w:val="24"/>
+        </w:rPr>
+        <w:t>Dijkstra</w:t>
+      </w:r>
+      <w:r>
+        <w:rPr>
+          <w:rFonts w:ascii="Times New Roman" w:eastAsia="Times New Roman" w:hAnsi="Times New Roman" w:cs="Times New Roman"/>
+          <w:sz w:val="24"/>
+          <w:szCs w:val="24"/>
+        </w:rPr>
+        <w:t>, за да намери най-краткия път между обектите.</w:t>
+      </w:r>
+    </w:p>
+    <w:p>
+      <w:pPr>
+        <w:spacing w:before="100" w:beforeAutospacing="1" w:after="100" w:afterAutospacing="1" w:line="360" w:lineRule="auto"/>
+        <w:jc w:val="both"/>
+        <w:outlineLvl w:val="0"/>
+        <w:rPr>
+          <w:rFonts w:ascii="Times New Roman" w:eastAsia="Times New Roman" w:hAnsi="Times New Roman" w:cs="Times New Roman"/>
+          <w:sz w:val="24"/>
+          <w:szCs w:val="24"/>
+        </w:rPr>
+      </w:pPr>
+      <w:r>
+        <w:rPr>
+          <w:rFonts w:ascii="Times New Roman" w:eastAsia="Times New Roman" w:hAnsi="Times New Roman" w:cs="Times New Roman"/>
+          <w:sz w:val="24"/>
+          <w:szCs w:val="24"/>
+        </w:rPr>
+        <w:t xml:space="preserve">Когато потребителят изиска продукт, който не е наличен в текущата локация, InventoryController автоматично извлича списък от всички алтернативни складове, в които продуктът е в наличност. </w:t>
+      </w:r>
+      <w:r>
+        <w:rPr>
+          <w:rFonts w:ascii="Times New Roman" w:eastAsia="Times New Roman" w:hAnsi="Times New Roman" w:cs="Times New Roman"/>
+          <w:sz w:val="24"/>
+          <w:szCs w:val="24"/>
+        </w:rPr>
+        <w:lastRenderedPageBreak/>
+        <w:t xml:space="preserve">Алгоритъмът на Dijkstra пресмята разстоянията от стартовата точка до всяка от тези локации и идентифицира най-близката. Системата генерира подробен резултат, който включва </w:t>
+      </w:r>
+      <w:r>
+        <w:rPr>
+          <w:rFonts w:ascii="Times New Roman" w:eastAsia="Times New Roman" w:hAnsi="Times New Roman" w:cs="Times New Roman"/>
+          <w:b/>
+          <w:bCs/>
+          <w:sz w:val="24"/>
+          <w:szCs w:val="24"/>
+        </w:rPr>
+        <w:t>общото разстояние, името на целевия склад и пълния списък от междинни възли (маршрут)</w:t>
+      </w:r>
+      <w:r>
+        <w:rPr>
+          <w:rFonts w:ascii="Times New Roman" w:eastAsia="Times New Roman" w:hAnsi="Times New Roman" w:cs="Times New Roman"/>
+          <w:sz w:val="24"/>
+          <w:szCs w:val="24"/>
+        </w:rPr>
+        <w:t>, извлечени чрез функцията за реконструкция на пътя. По този начин се гарантира оптимизация на вътрешните трансфери (</w:t>
+      </w:r>
+      <w:r>
+        <w:rPr>
+          <w:rFonts w:ascii="Times New Roman" w:eastAsia="Times New Roman" w:hAnsi="Times New Roman" w:cs="Times New Roman"/>
+          <w:b/>
+          <w:bCs/>
+          <w:sz w:val="24"/>
+          <w:szCs w:val="24"/>
+        </w:rPr>
+        <w:t>MOVE</w:t>
+      </w:r>
+      <w:r>
+        <w:rPr>
+          <w:rFonts w:ascii="Times New Roman" w:eastAsia="Times New Roman" w:hAnsi="Times New Roman" w:cs="Times New Roman"/>
+          <w:sz w:val="24"/>
+          <w:szCs w:val="24"/>
+        </w:rPr>
+        <w:t>) на база реални данни за наличностите.</w:t>
       </w:r>
       <w:r>
         <w:rPr>
@@ -9934,455 +9851,11 @@
     </w:p>
     <w:p>
       <w:pPr>
-        <w:spacing w:before="100" w:beforeAutospacing="1" w:after="100" w:afterAutospacing="1" w:line="240" w:lineRule="auto"/>
-        <w:jc w:val="both"/>
-        <w:rPr>
-          <w:rFonts w:ascii="Times New Roman" w:eastAsia="Times New Roman" w:hAnsi="Times New Roman" w:cs="Times New Roman"/>
-          <w:sz w:val="24"/>
-          <w:szCs w:val="24"/>
-        </w:rPr>
-      </w:pPr>
-      <w:r>
-        <w:rPr>
-          <w:rFonts w:ascii="Times New Roman" w:eastAsia="Times New Roman" w:hAnsi="Times New Roman" w:cs="Times New Roman"/>
-          <w:b/>
-          <w:bCs/>
-          <w:sz w:val="24"/>
-          <w:szCs w:val="24"/>
-        </w:rPr>
-        <w:lastRenderedPageBreak/>
-        <w:t>Warehouse</w:t>
-      </w:r>
-    </w:p>
-    <w:tbl>
-      <w:tblPr>
-        <w:tblStyle w:val="55"/>
-        <w:tblW w:w="0" w:type="auto"/>
-        <w:tblLook w:val="04A0" w:firstRow="1" w:lastRow="0" w:firstColumn="1" w:lastColumn="0" w:noHBand="0" w:noVBand="1"/>
-      </w:tblPr>
-      <w:tblGrid>
-        <w:gridCol w:w="2194"/>
-        <w:gridCol w:w="2195"/>
-        <w:gridCol w:w="2195"/>
-      </w:tblGrid>
-      <w:tr>
-        <w:trPr>
-          <w:cnfStyle w:val="100000000000" w:firstRow="1" w:lastRow="0" w:firstColumn="0" w:lastColumn="0" w:oddVBand="0" w:evenVBand="0" w:oddHBand="0" w:evenHBand="0" w:firstRowFirstColumn="0" w:firstRowLastColumn="0" w:lastRowFirstColumn="0" w:lastRowLastColumn="0"/>
-        </w:trPr>
-        <w:tc>
-          <w:tcPr>
-            <w:cnfStyle w:val="001000000000" w:firstRow="0" w:lastRow="0" w:firstColumn="1" w:lastColumn="0" w:oddVBand="0" w:evenVBand="0" w:oddHBand="0" w:evenHBand="0" w:firstRowFirstColumn="0" w:firstRowLastColumn="0" w:lastRowFirstColumn="0" w:lastRowLastColumn="0"/>
-            <w:tcW w:w="2194" w:type="dxa"/>
-          </w:tcPr>
-          <w:p>
-            <w:pPr>
-              <w:spacing w:before="100" w:beforeAutospacing="1" w:after="100" w:afterAutospacing="1" w:line="360" w:lineRule="auto"/>
-              <w:jc w:val="both"/>
-              <w:outlineLvl w:val="2"/>
-              <w:rPr>
-                <w:rFonts w:ascii="Times New Roman" w:eastAsia="Times New Roman" w:hAnsi="Times New Roman" w:cs="Times New Roman"/>
-                <w:color w:val="auto"/>
-                <w:sz w:val="24"/>
-                <w:szCs w:val="24"/>
-              </w:rPr>
-            </w:pPr>
-            <w:r>
-              <w:rPr>
-                <w:rFonts w:ascii="Times New Roman" w:eastAsia="Times New Roman" w:hAnsi="Times New Roman" w:cs="Times New Roman"/>
-                <w:color w:val="auto"/>
-                <w:sz w:val="24"/>
-                <w:szCs w:val="24"/>
-              </w:rPr>
-              <w:t>Атрибут</w:t>
-            </w:r>
-          </w:p>
-        </w:tc>
-        <w:tc>
-          <w:tcPr>
-            <w:tcW w:w="2195" w:type="dxa"/>
-          </w:tcPr>
-          <w:p>
-            <w:pPr>
-              <w:spacing w:before="100" w:beforeAutospacing="1" w:after="100" w:afterAutospacing="1" w:line="360" w:lineRule="auto"/>
-              <w:jc w:val="both"/>
-              <w:outlineLvl w:val="2"/>
-              <w:cnfStyle w:val="100000000000" w:firstRow="1" w:lastRow="0" w:firstColumn="0" w:lastColumn="0" w:oddVBand="0" w:evenVBand="0" w:oddHBand="0" w:evenHBand="0" w:firstRowFirstColumn="0" w:firstRowLastColumn="0" w:lastRowFirstColumn="0" w:lastRowLastColumn="0"/>
-              <w:rPr>
-                <w:rFonts w:ascii="Times New Roman" w:eastAsia="Times New Roman" w:hAnsi="Times New Roman" w:cs="Times New Roman"/>
-                <w:color w:val="auto"/>
-                <w:sz w:val="24"/>
-                <w:szCs w:val="24"/>
-              </w:rPr>
-            </w:pPr>
-            <w:r>
-              <w:rPr>
-                <w:rFonts w:ascii="Times New Roman" w:eastAsia="Times New Roman" w:hAnsi="Times New Roman" w:cs="Times New Roman"/>
-                <w:color w:val="auto"/>
-                <w:sz w:val="24"/>
-                <w:szCs w:val="24"/>
-              </w:rPr>
-              <w:t>Тип</w:t>
-            </w:r>
-          </w:p>
-        </w:tc>
-        <w:tc>
-          <w:tcPr>
-            <w:tcW w:w="2195" w:type="dxa"/>
-          </w:tcPr>
-          <w:p>
-            <w:pPr>
-              <w:spacing w:before="100" w:beforeAutospacing="1" w:after="100" w:afterAutospacing="1" w:line="360" w:lineRule="auto"/>
-              <w:jc w:val="both"/>
-              <w:outlineLvl w:val="2"/>
-              <w:cnfStyle w:val="100000000000" w:firstRow="1" w:lastRow="0" w:firstColumn="0" w:lastColumn="0" w:oddVBand="0" w:evenVBand="0" w:oddHBand="0" w:evenHBand="0" w:firstRowFirstColumn="0" w:firstRowLastColumn="0" w:lastRowFirstColumn="0" w:lastRowLastColumn="0"/>
-              <w:rPr>
-                <w:rFonts w:ascii="Times New Roman" w:eastAsia="Times New Roman" w:hAnsi="Times New Roman" w:cs="Times New Roman"/>
-                <w:color w:val="auto"/>
-                <w:sz w:val="24"/>
-                <w:szCs w:val="24"/>
-              </w:rPr>
-            </w:pPr>
-            <w:r>
-              <w:rPr>
-                <w:rFonts w:ascii="Times New Roman" w:eastAsia="Times New Roman" w:hAnsi="Times New Roman" w:cs="Times New Roman"/>
-                <w:color w:val="auto"/>
-                <w:sz w:val="24"/>
-                <w:szCs w:val="24"/>
-              </w:rPr>
-              <w:t>Описание</w:t>
-            </w:r>
-          </w:p>
-        </w:tc>
-      </w:tr>
-      <w:tr>
-        <w:trPr>
-          <w:cnfStyle w:val="000000100000" w:firstRow="0" w:lastRow="0" w:firstColumn="0" w:lastColumn="0" w:oddVBand="0" w:evenVBand="0" w:oddHBand="1" w:evenHBand="0" w:firstRowFirstColumn="0" w:firstRowLastColumn="0" w:lastRowFirstColumn="0" w:lastRowLastColumn="0"/>
-          <w:trHeight w:val="575"/>
-        </w:trPr>
-        <w:tc>
-          <w:tcPr>
-            <w:cnfStyle w:val="001000000000" w:firstRow="0" w:lastRow="0" w:firstColumn="1" w:lastColumn="0" w:oddVBand="0" w:evenVBand="0" w:oddHBand="0" w:evenHBand="0" w:firstRowFirstColumn="0" w:firstRowLastColumn="0" w:lastRowFirstColumn="0" w:lastRowLastColumn="0"/>
-            <w:tcW w:w="2194" w:type="dxa"/>
-          </w:tcPr>
-          <w:p>
-            <w:pPr>
-              <w:spacing w:before="100" w:beforeAutospacing="1" w:after="100" w:afterAutospacing="1" w:line="360" w:lineRule="auto"/>
-              <w:jc w:val="both"/>
-              <w:outlineLvl w:val="2"/>
-              <w:rPr>
-                <w:rFonts w:ascii="Times New Roman" w:eastAsia="Times New Roman" w:hAnsi="Times New Roman" w:cs="Times New Roman"/>
-                <w:color w:val="auto"/>
-                <w:sz w:val="24"/>
-                <w:szCs w:val="24"/>
-                <w:lang w:val="en-US"/>
-              </w:rPr>
-            </w:pPr>
-            <w:r>
-              <w:rPr>
-                <w:rFonts w:ascii="Times New Roman" w:eastAsia="Times New Roman" w:hAnsi="Times New Roman" w:cs="Times New Roman"/>
-                <w:color w:val="auto"/>
-                <w:sz w:val="24"/>
-                <w:szCs w:val="24"/>
-                <w:lang w:val="en-US"/>
-              </w:rPr>
-              <w:t>warehouse_id</w:t>
-            </w:r>
-          </w:p>
-        </w:tc>
-        <w:tc>
-          <w:tcPr>
-            <w:tcW w:w="2195" w:type="dxa"/>
-          </w:tcPr>
-          <w:p>
-            <w:pPr>
-              <w:spacing w:before="100" w:beforeAutospacing="1" w:after="100" w:afterAutospacing="1" w:line="360" w:lineRule="auto"/>
-              <w:jc w:val="both"/>
-              <w:outlineLvl w:val="2"/>
-              <w:cnfStyle w:val="000000100000" w:firstRow="0" w:lastRow="0" w:firstColumn="0" w:lastColumn="0" w:oddVBand="0" w:evenVBand="0" w:oddHBand="1" w:evenHBand="0" w:firstRowFirstColumn="0" w:firstRowLastColumn="0" w:lastRowFirstColumn="0" w:lastRowLastColumn="0"/>
-              <w:rPr>
-                <w:rFonts w:ascii="Times New Roman" w:eastAsia="Times New Roman" w:hAnsi="Times New Roman" w:cs="Times New Roman"/>
-                <w:b/>
-                <w:bCs/>
-                <w:sz w:val="24"/>
-                <w:szCs w:val="24"/>
-                <w:lang w:val="en-US"/>
-              </w:rPr>
-            </w:pPr>
-            <w:r>
-              <w:rPr>
-                <w:rFonts w:ascii="Times New Roman" w:eastAsia="Times New Roman" w:hAnsi="Times New Roman" w:cs="Times New Roman"/>
-                <w:b/>
-                <w:bCs/>
-                <w:sz w:val="24"/>
-                <w:szCs w:val="24"/>
-                <w:lang w:val="en-US"/>
-              </w:rPr>
-              <w:t xml:space="preserve">int </w:t>
-            </w:r>
-          </w:p>
-        </w:tc>
-        <w:tc>
-          <w:tcPr>
-            <w:tcW w:w="2195" w:type="dxa"/>
-          </w:tcPr>
-          <w:p>
-            <w:pPr>
-              <w:spacing w:before="100" w:beforeAutospacing="1" w:after="100" w:afterAutospacing="1" w:line="360" w:lineRule="auto"/>
-              <w:jc w:val="both"/>
-              <w:outlineLvl w:val="2"/>
-              <w:cnfStyle w:val="000000100000" w:firstRow="0" w:lastRow="0" w:firstColumn="0" w:lastColumn="0" w:oddVBand="0" w:evenVBand="0" w:oddHBand="1" w:evenHBand="0" w:firstRowFirstColumn="0" w:firstRowLastColumn="0" w:lastRowFirstColumn="0" w:lastRowLastColumn="0"/>
-              <w:rPr>
-                <w:rFonts w:ascii="Times New Roman" w:eastAsia="Times New Roman" w:hAnsi="Times New Roman" w:cs="Times New Roman"/>
-                <w:b/>
-                <w:bCs/>
-                <w:sz w:val="24"/>
-                <w:szCs w:val="24"/>
-              </w:rPr>
-            </w:pPr>
-            <w:r>
-              <w:rPr>
-                <w:rFonts w:ascii="Times New Roman" w:eastAsia="Times New Roman" w:hAnsi="Times New Roman" w:cs="Times New Roman"/>
-                <w:b/>
-                <w:bCs/>
-                <w:sz w:val="24"/>
-                <w:szCs w:val="24"/>
-              </w:rPr>
-              <w:t>Уникален идентификатор</w:t>
-            </w:r>
-          </w:p>
-        </w:tc>
-      </w:tr>
-      <w:tr>
-        <w:tc>
-          <w:tcPr>
-            <w:cnfStyle w:val="001000000000" w:firstRow="0" w:lastRow="0" w:firstColumn="1" w:lastColumn="0" w:oddVBand="0" w:evenVBand="0" w:oddHBand="0" w:evenHBand="0" w:firstRowFirstColumn="0" w:firstRowLastColumn="0" w:lastRowFirstColumn="0" w:lastRowLastColumn="0"/>
-            <w:tcW w:w="2194" w:type="dxa"/>
-          </w:tcPr>
-          <w:p>
-            <w:pPr>
-              <w:spacing w:before="100" w:beforeAutospacing="1" w:after="100" w:afterAutospacing="1" w:line="360" w:lineRule="auto"/>
-              <w:jc w:val="both"/>
-              <w:outlineLvl w:val="2"/>
-              <w:rPr>
-                <w:rFonts w:ascii="Times New Roman" w:eastAsia="Times New Roman" w:hAnsi="Times New Roman" w:cs="Times New Roman"/>
-                <w:color w:val="auto"/>
-                <w:sz w:val="24"/>
-                <w:szCs w:val="24"/>
-                <w:lang w:val="en-US"/>
-              </w:rPr>
-            </w:pPr>
-            <w:r>
-              <w:rPr>
-                <w:rFonts w:ascii="Times New Roman" w:eastAsia="Times New Roman" w:hAnsi="Times New Roman" w:cs="Times New Roman"/>
-                <w:color w:val="auto"/>
-                <w:sz w:val="24"/>
-                <w:szCs w:val="24"/>
-                <w:lang w:val="en-US"/>
-              </w:rPr>
-              <w:t>name</w:t>
-            </w:r>
-          </w:p>
-        </w:tc>
-        <w:tc>
-          <w:tcPr>
-            <w:tcW w:w="2195" w:type="dxa"/>
-          </w:tcPr>
-          <w:p>
-            <w:pPr>
-              <w:spacing w:before="100" w:beforeAutospacing="1" w:after="100" w:afterAutospacing="1" w:line="360" w:lineRule="auto"/>
-              <w:jc w:val="both"/>
-              <w:outlineLvl w:val="2"/>
-              <w:cnfStyle w:val="000000000000" w:firstRow="0" w:lastRow="0" w:firstColumn="0" w:lastColumn="0" w:oddVBand="0" w:evenVBand="0" w:oddHBand="0" w:evenHBand="0" w:firstRowFirstColumn="0" w:firstRowLastColumn="0" w:lastRowFirstColumn="0" w:lastRowLastColumn="0"/>
-              <w:rPr>
-                <w:rFonts w:ascii="Times New Roman" w:eastAsia="Times New Roman" w:hAnsi="Times New Roman" w:cs="Times New Roman"/>
-                <w:b/>
-                <w:bCs/>
-                <w:sz w:val="24"/>
-                <w:szCs w:val="24"/>
-                <w:lang w:val="en-US"/>
-              </w:rPr>
-            </w:pPr>
-            <w:r>
-              <w:rPr>
-                <w:rFonts w:ascii="Times New Roman" w:eastAsia="Times New Roman" w:hAnsi="Times New Roman" w:cs="Times New Roman"/>
-                <w:b/>
-                <w:bCs/>
-                <w:sz w:val="24"/>
-                <w:szCs w:val="24"/>
-                <w:lang w:val="en-US"/>
-              </w:rPr>
-              <w:t>string</w:t>
-            </w:r>
-          </w:p>
-        </w:tc>
-        <w:tc>
-          <w:tcPr>
-            <w:tcW w:w="2195" w:type="dxa"/>
-          </w:tcPr>
-          <w:p>
-            <w:pPr>
-              <w:spacing w:before="100" w:beforeAutospacing="1" w:after="100" w:afterAutospacing="1" w:line="360" w:lineRule="auto"/>
-              <w:jc w:val="both"/>
-              <w:outlineLvl w:val="2"/>
-              <w:cnfStyle w:val="000000000000" w:firstRow="0" w:lastRow="0" w:firstColumn="0" w:lastColumn="0" w:oddVBand="0" w:evenVBand="0" w:oddHBand="0" w:evenHBand="0" w:firstRowFirstColumn="0" w:firstRowLastColumn="0" w:lastRowFirstColumn="0" w:lastRowLastColumn="0"/>
-              <w:rPr>
-                <w:rFonts w:ascii="Times New Roman" w:eastAsia="Times New Roman" w:hAnsi="Times New Roman" w:cs="Times New Roman"/>
-                <w:b/>
-                <w:bCs/>
-                <w:sz w:val="24"/>
-                <w:szCs w:val="24"/>
-              </w:rPr>
-            </w:pPr>
-            <w:r>
-              <w:rPr>
-                <w:rFonts w:ascii="Times New Roman" w:eastAsia="Times New Roman" w:hAnsi="Times New Roman" w:cs="Times New Roman"/>
-                <w:b/>
-                <w:bCs/>
-                <w:sz w:val="24"/>
-                <w:szCs w:val="24"/>
-              </w:rPr>
-              <w:t>Име на склада</w:t>
-            </w:r>
-          </w:p>
-        </w:tc>
-      </w:tr>
-    </w:tbl>
-    <w:p>
-      <w:pPr>
         <w:spacing w:before="100" w:beforeAutospacing="1" w:after="100" w:afterAutospacing="1" w:line="360" w:lineRule="auto"/>
         <w:jc w:val="both"/>
         <w:outlineLvl w:val="0"/>
         <w:rPr>
           <w:rFonts w:ascii="Times New Roman" w:eastAsia="Times New Roman" w:hAnsi="Times New Roman" w:cs="Times New Roman"/>
-          <w:sz w:val="24"/>
-          <w:szCs w:val="24"/>
-        </w:rPr>
-      </w:pPr>
-    </w:p>
-    <w:p>
-      <w:pPr>
-        <w:spacing w:before="100" w:beforeAutospacing="1" w:after="100" w:afterAutospacing="1" w:line="360" w:lineRule="auto"/>
-        <w:jc w:val="both"/>
-        <w:outlineLvl w:val="0"/>
-        <w:rPr>
-          <w:rFonts w:ascii="Times New Roman" w:eastAsia="Times New Roman" w:hAnsi="Times New Roman" w:cs="Times New Roman"/>
-          <w:sz w:val="24"/>
-          <w:szCs w:val="24"/>
-        </w:rPr>
-      </w:pPr>
-      <w:r>
-        <w:rPr>
-          <w:rFonts w:ascii="Times New Roman" w:eastAsia="Times New Roman" w:hAnsi="Times New Roman" w:cs="Times New Roman"/>
-          <w:sz w:val="24"/>
-          <w:szCs w:val="24"/>
-        </w:rPr>
-        <w:t xml:space="preserve">Логистичният модул на системата използва граф от складове, реализиран чрез класовете Warehouse и Graph. Всеки склад е представен като възел, а връзките между тях са ребра с определени тегла (разстояния). Системата използва алгоритъма на </w:t>
-      </w:r>
-      <w:r>
-        <w:rPr>
-          <w:rFonts w:ascii="Times New Roman" w:eastAsia="Times New Roman" w:hAnsi="Times New Roman" w:cs="Times New Roman"/>
-          <w:b/>
-          <w:bCs/>
-          <w:sz w:val="24"/>
-          <w:szCs w:val="24"/>
-        </w:rPr>
-        <w:t>Dijkstra</w:t>
-      </w:r>
-      <w:r>
-        <w:rPr>
-          <w:rFonts w:ascii="Times New Roman" w:eastAsia="Times New Roman" w:hAnsi="Times New Roman" w:cs="Times New Roman"/>
-          <w:sz w:val="24"/>
-          <w:szCs w:val="24"/>
-        </w:rPr>
-        <w:t>, за да намери най-краткия път между обектите.</w:t>
-      </w:r>
-    </w:p>
-    <w:p>
-      <w:pPr>
-        <w:spacing w:before="100" w:beforeAutospacing="1" w:after="100" w:afterAutospacing="1" w:line="360" w:lineRule="auto"/>
-        <w:jc w:val="both"/>
-        <w:outlineLvl w:val="0"/>
-        <w:rPr>
-          <w:rFonts w:ascii="Times New Roman" w:eastAsia="Times New Roman" w:hAnsi="Times New Roman" w:cs="Times New Roman"/>
-          <w:sz w:val="24"/>
-          <w:szCs w:val="24"/>
-        </w:rPr>
-      </w:pPr>
-      <w:r>
-        <w:rPr>
-          <w:rFonts w:ascii="Times New Roman" w:eastAsia="Times New Roman" w:hAnsi="Times New Roman" w:cs="Times New Roman"/>
-          <w:sz w:val="24"/>
-          <w:szCs w:val="24"/>
-        </w:rPr>
-        <w:t xml:space="preserve">Когато потребителят изиска продукт, който не е наличен в текущата локация, InventoryController автоматично извлича списък от всички алтернативни складове, в които продуктът е в наличност. Алгоритъмът на Dijkstra пресмята разстоянията от стартовата точка до всяка от тези локации и </w:t>
-      </w:r>
-      <w:r>
-        <w:rPr>
-          <w:rFonts w:ascii="Times New Roman" w:eastAsia="Times New Roman" w:hAnsi="Times New Roman" w:cs="Times New Roman"/>
-          <w:sz w:val="24"/>
-          <w:szCs w:val="24"/>
-        </w:rPr>
-        <w:lastRenderedPageBreak/>
-        <w:t xml:space="preserve">идентифицира най-близката. Системата генерира подробен резултат, който включва </w:t>
-      </w:r>
-      <w:r>
-        <w:rPr>
-          <w:rFonts w:ascii="Times New Roman" w:eastAsia="Times New Roman" w:hAnsi="Times New Roman" w:cs="Times New Roman"/>
-          <w:b/>
-          <w:bCs/>
-          <w:sz w:val="24"/>
-          <w:szCs w:val="24"/>
-        </w:rPr>
-        <w:t>общото разстояние, името на целевия склад и пълния списък от междинни възли (маршрут)</w:t>
-      </w:r>
-      <w:r>
-        <w:rPr>
-          <w:rFonts w:ascii="Times New Roman" w:eastAsia="Times New Roman" w:hAnsi="Times New Roman" w:cs="Times New Roman"/>
-          <w:sz w:val="24"/>
-          <w:szCs w:val="24"/>
-        </w:rPr>
-        <w:t>, извлечени чрез функцията за реконструкция на пътя. По този начин се гарантира оптимизация на вътрешните трансфери (</w:t>
-      </w:r>
-      <w:r>
-        <w:rPr>
-          <w:rFonts w:ascii="Times New Roman" w:eastAsia="Times New Roman" w:hAnsi="Times New Roman" w:cs="Times New Roman"/>
-          <w:b/>
-          <w:bCs/>
-          <w:sz w:val="24"/>
-          <w:szCs w:val="24"/>
-        </w:rPr>
-        <w:t>MOVE</w:t>
-      </w:r>
-      <w:r>
-        <w:rPr>
-          <w:rFonts w:ascii="Times New Roman" w:eastAsia="Times New Roman" w:hAnsi="Times New Roman" w:cs="Times New Roman"/>
-          <w:sz w:val="24"/>
-          <w:szCs w:val="24"/>
-        </w:rPr>
-        <w:t>) на база реални данни за наличностите.</w:t>
-      </w:r>
-    </w:p>
-    <w:p>
-      <w:pPr>
-        <w:spacing w:before="100" w:beforeAutospacing="1" w:after="100" w:afterAutospacing="1" w:line="360" w:lineRule="auto"/>
-        <w:jc w:val="both"/>
-        <w:outlineLvl w:val="0"/>
-        <w:rPr>
-          <w:rFonts w:ascii="Times New Roman" w:eastAsia="Times New Roman" w:hAnsi="Times New Roman" w:cs="Times New Roman"/>
-          <w:sz w:val="24"/>
-          <w:szCs w:val="24"/>
-        </w:rPr>
-      </w:pPr>
-    </w:p>
-    <w:p>
-      <w:pPr>
-        <w:spacing w:before="100" w:beforeAutospacing="1" w:after="100" w:afterAutospacing="1" w:line="360" w:lineRule="auto"/>
-        <w:jc w:val="both"/>
-        <w:outlineLvl w:val="0"/>
-        <w:rPr>
-          <w:rFonts w:ascii="Times New Roman" w:eastAsia="Times New Roman" w:hAnsi="Times New Roman" w:cs="Times New Roman"/>
-          <w:b/>
-          <w:bCs/>
           <w:sz w:val="24"/>
           <w:szCs w:val="24"/>
         </w:rPr>
@@ -10896,12 +10369,27 @@
         </w:rPr>
         <w:t xml:space="preserve"> movement_id Всяка фактура е свързана с едно OUT движение. Едно движение може да има най-много една фактура.</w:t>
       </w:r>
+      <w:r>
+        <w:rPr>
+          <w:rFonts w:ascii="Times New Roman" w:eastAsia="Times New Roman" w:hAnsi="Times New Roman" w:cs="Times New Roman"/>
+          <w:sz w:val="24"/>
+          <w:szCs w:val="24"/>
+        </w:rPr>
+        <w:t xml:space="preserve"> </w:t>
+      </w:r>
     </w:p>
     <w:p>
       <w:pPr>
         <w:spacing w:before="100" w:beforeAutospacing="1" w:after="100" w:afterAutospacing="1" w:line="360" w:lineRule="auto"/>
         <w:jc w:val="both"/>
         <w:outlineLvl w:val="0"/>
+        <w:rPr>
+          <w:rFonts w:ascii="Times New Roman" w:eastAsia="Times New Roman" w:hAnsi="Times New Roman" w:cs="Times New Roman"/>
+          <w:sz w:val="24"/>
+          <w:szCs w:val="24"/>
+        </w:rPr>
+      </w:pPr>
+      <w:r>
         <w:rPr>
           <w:rFonts w:ascii="Times New Roman" w:eastAsia="Times New Roman" w:hAnsi="Times New Roman" w:cs="Times New Roman"/>
           <w:b/>
@@ -10910,8 +10398,56 @@
           <w:sz w:val="24"/>
           <w:szCs w:val="24"/>
         </w:rPr>
+        <w:t>5. Actors and User Roles</w:t>
+      </w:r>
+    </w:p>
+    <w:p>
+      <w:pPr>
+        <w:spacing w:before="100" w:beforeAutospacing="1" w:after="100" w:afterAutospacing="1" w:line="360" w:lineRule="auto"/>
+        <w:jc w:val="both"/>
+        <w:outlineLvl w:val="0"/>
+        <w:rPr>
+          <w:rFonts w:ascii="Times New Roman" w:eastAsia="Times New Roman" w:hAnsi="Times New Roman" w:cs="Times New Roman"/>
+          <w:kern w:val="36"/>
+          <w:sz w:val="24"/>
+          <w:szCs w:val="24"/>
+        </w:rPr>
       </w:pPr>
       <w:r>
+        <w:rPr>
+          <w:rFonts w:ascii="Times New Roman" w:eastAsia="Times New Roman" w:hAnsi="Times New Roman" w:cs="Times New Roman"/>
+          <w:kern w:val="36"/>
+          <w:sz w:val="24"/>
+          <w:szCs w:val="24"/>
+        </w:rPr>
+        <w:t>Разделът описва основните участници в системата и тяхната роля в работата на WIMS. Администраторът е потребителят с най</w:t>
+      </w:r>
+      <w:r>
+        <w:rPr>
+          <w:rFonts w:ascii="Times New Roman" w:eastAsia="Times New Roman" w:hAnsi="Times New Roman" w:cs="Times New Roman"/>
+          <w:kern w:val="36"/>
+          <w:sz w:val="24"/>
+          <w:szCs w:val="24"/>
+        </w:rPr>
+        <w:noBreakHyphen/>
+        <w:t>високи права и отговаря за цялостното управление на системата, включително създаване и промяна на продукти, категории, доставчици, потребители и локации, както и за контрола върху по</w:t>
+      </w:r>
+      <w:r>
+        <w:rPr>
+          <w:rFonts w:ascii="Times New Roman" w:eastAsia="Times New Roman" w:hAnsi="Times New Roman" w:cs="Times New Roman"/>
+          <w:kern w:val="36"/>
+          <w:sz w:val="24"/>
+          <w:szCs w:val="24"/>
+        </w:rPr>
+        <w:noBreakHyphen/>
+        <w:t>важните операции. Операторът изпълнява ежедневните складови дейности, като въвежда входящи, изходящи и вътрешни движения, следи наличностите и работи само с функциите, които са му позволени според ролята. Системата като автоматизиран участник обработва част от действията сама — генерира идентификатори и дати, проверява въведените стойности, актуализира количествата и създава фактури при успешни продажби, така че процесите да са точни и последователни.</w:t>
+      </w:r>
+    </w:p>
+    <w:p>
+      <w:pPr>
+        <w:spacing w:before="100" w:beforeAutospacing="1" w:after="100" w:afterAutospacing="1" w:line="360" w:lineRule="auto"/>
+        <w:jc w:val="both"/>
+        <w:outlineLvl w:val="0"/>
         <w:rPr>
           <w:rFonts w:ascii="Times New Roman" w:eastAsia="Times New Roman" w:hAnsi="Times New Roman" w:cs="Times New Roman"/>
           <w:b/>
@@ -10920,101 +10456,13 @@
           <w:sz w:val="24"/>
           <w:szCs w:val="24"/>
         </w:rPr>
-        <w:t>5. Actors and User Roles</w:t>
-      </w:r>
+      </w:pPr>
     </w:p>
     <w:p>
       <w:pPr>
         <w:spacing w:before="100" w:beforeAutospacing="1" w:after="100" w:afterAutospacing="1" w:line="360" w:lineRule="auto"/>
         <w:jc w:val="both"/>
         <w:outlineLvl w:val="0"/>
-        <w:rPr>
-          <w:rFonts w:ascii="Times New Roman" w:eastAsia="Times New Roman" w:hAnsi="Times New Roman" w:cs="Times New Roman"/>
-          <w:kern w:val="36"/>
-          <w:sz w:val="24"/>
-          <w:szCs w:val="24"/>
-        </w:rPr>
-      </w:pPr>
-      <w:r>
-        <w:rPr>
-          <w:rFonts w:ascii="Times New Roman" w:eastAsia="Times New Roman" w:hAnsi="Times New Roman" w:cs="Times New Roman"/>
-          <w:kern w:val="36"/>
-          <w:sz w:val="24"/>
-          <w:szCs w:val="24"/>
-        </w:rPr>
-        <w:t>Този раздел дефинира участниците в системата WIMS, техните отговорности и нива на достъп. Всеки актьор взаимодейства със специфични функционалности, гарантиращи коректното протичане на складовите процеси.</w:t>
-      </w:r>
-    </w:p>
-    <w:p>
-      <w:pPr>
-        <w:numPr>
-          <w:ilvl w:val="0"/>
-          <w:numId w:val="14"/>
-        </w:numPr>
-        <w:spacing w:before="100" w:beforeAutospacing="1" w:after="100" w:afterAutospacing="1" w:line="360" w:lineRule="auto"/>
-        <w:jc w:val="both"/>
-        <w:outlineLvl w:val="0"/>
-        <w:rPr>
-          <w:rFonts w:ascii="Times New Roman" w:eastAsia="Times New Roman" w:hAnsi="Times New Roman" w:cs="Times New Roman"/>
-          <w:kern w:val="36"/>
-          <w:sz w:val="24"/>
-          <w:szCs w:val="24"/>
-        </w:rPr>
-      </w:pPr>
-      <w:r>
-        <w:rPr>
-          <w:rFonts w:ascii="Times New Roman" w:eastAsia="Times New Roman" w:hAnsi="Times New Roman" w:cs="Times New Roman"/>
-          <w:kern w:val="36"/>
-          <w:sz w:val="24"/>
-          <w:szCs w:val="24"/>
-        </w:rPr>
-        <w:t>Администратор: Потребителят с най-високо ниво на достъп. Той притежава пълен CRUD контрол (създаване, четене, редакция, изтриване) над всички модули. Основните му отговорности включват управление на потребителски акаунти, роли и статуси, контрол върху номенклатурите (продукти, категории, доставчици) и мониторинг на системната активност.</w:t>
-      </w:r>
-    </w:p>
-    <w:p>
-      <w:pPr>
-        <w:numPr>
-          <w:ilvl w:val="0"/>
-          <w:numId w:val="14"/>
-        </w:numPr>
-        <w:spacing w:before="100" w:beforeAutospacing="1" w:after="100" w:afterAutospacing="1" w:line="360" w:lineRule="auto"/>
-        <w:jc w:val="both"/>
-        <w:outlineLvl w:val="0"/>
-        <w:rPr>
-          <w:rFonts w:ascii="Times New Roman" w:eastAsia="Times New Roman" w:hAnsi="Times New Roman" w:cs="Times New Roman"/>
-          <w:kern w:val="36"/>
-          <w:sz w:val="24"/>
-          <w:szCs w:val="24"/>
-        </w:rPr>
-      </w:pPr>
-      <w:r>
-        <w:rPr>
-          <w:rFonts w:ascii="Times New Roman" w:eastAsia="Times New Roman" w:hAnsi="Times New Roman" w:cs="Times New Roman"/>
-          <w:kern w:val="36"/>
-          <w:sz w:val="24"/>
-          <w:szCs w:val="24"/>
-        </w:rPr>
-        <w:t>Оператор:</w:t>
-      </w:r>
-      <w:r>
-        <w:rPr>
-          <w:rFonts w:ascii="Times New Roman" w:eastAsia="Times New Roman" w:hAnsi="Times New Roman" w:cs="Times New Roman"/>
-          <w:kern w:val="36"/>
-          <w:sz w:val="24"/>
-          <w:szCs w:val="24"/>
-        </w:rPr>
-        <w:t xml:space="preserve"> </w:t>
-      </w:r>
-      <w:r>
-        <w:rPr>
-          <w:rFonts w:ascii="Times New Roman" w:eastAsia="Times New Roman" w:hAnsi="Times New Roman" w:cs="Times New Roman"/>
-          <w:kern w:val="36"/>
-          <w:sz w:val="24"/>
-          <w:szCs w:val="24"/>
-        </w:rPr>
-        <w:t>Потребител, фокусиран върху ежедневната логистична дейност. Той има свободен достъп за регистриране на входящи, изходящи и вътрешни движения (</w:t>
-      </w:r>
-      <w:r>
         <w:rPr>
           <w:rFonts w:ascii="Times New Roman" w:eastAsia="Times New Roman" w:hAnsi="Times New Roman" w:cs="Times New Roman"/>
           <w:b/>
@@ -11023,68 +10471,10 @@
           <w:sz w:val="24"/>
           <w:szCs w:val="24"/>
         </w:rPr>
-        <w:t>IN/OUT/MOVE</w:t>
-      </w:r>
+      </w:pPr>
+      <w:bookmarkStart w:id="2" w:name="_GoBack"/>
+      <w:bookmarkEnd w:id="2"/>
       <w:r>
-        <w:rPr>
-          <w:rFonts w:ascii="Times New Roman" w:eastAsia="Times New Roman" w:hAnsi="Times New Roman" w:cs="Times New Roman"/>
-          <w:kern w:val="36"/>
-          <w:sz w:val="24"/>
-          <w:szCs w:val="24"/>
-        </w:rPr>
-        <w:t xml:space="preserve">) и преглед </w:t>
-      </w:r>
-      <w:r>
-        <w:rPr>
-          <w:rFonts w:ascii="Times New Roman" w:eastAsia="Times New Roman" w:hAnsi="Times New Roman" w:cs="Times New Roman"/>
-          <w:kern w:val="36"/>
-          <w:sz w:val="24"/>
-          <w:szCs w:val="24"/>
-        </w:rPr>
-        <w:lastRenderedPageBreak/>
-        <w:t>на складови локации. Достъпът му до критични подмодули, като актуализация на продукти, управление на категории, преглед на аналитични отчети и архив на фактури, е допълнително защитен чрез второ ниво на оторизация (системна парола). Операторът няма достъп до управление на потребителски профили или промяна на глобалните системни настройки</w:t>
-      </w:r>
-      <w:r>
-        <w:rPr>
-          <w:rFonts w:ascii="Times New Roman" w:eastAsia="Times New Roman" w:hAnsi="Times New Roman" w:cs="Times New Roman"/>
-          <w:kern w:val="36"/>
-          <w:sz w:val="24"/>
-          <w:szCs w:val="24"/>
-        </w:rPr>
-        <w:t>.</w:t>
-      </w:r>
-    </w:p>
-    <w:p>
-      <w:pPr>
-        <w:numPr>
-          <w:ilvl w:val="0"/>
-          <w:numId w:val="14"/>
-        </w:numPr>
-        <w:spacing w:before="100" w:beforeAutospacing="1" w:after="100" w:afterAutospacing="1" w:line="360" w:lineRule="auto"/>
-        <w:jc w:val="both"/>
-        <w:outlineLvl w:val="0"/>
-        <w:rPr>
-          <w:rFonts w:ascii="Times New Roman" w:eastAsia="Times New Roman" w:hAnsi="Times New Roman" w:cs="Times New Roman"/>
-          <w:kern w:val="36"/>
-          <w:sz w:val="24"/>
-          <w:szCs w:val="24"/>
-        </w:rPr>
-      </w:pPr>
-      <w:r>
-        <w:rPr>
-          <w:rFonts w:ascii="Times New Roman" w:eastAsia="Times New Roman" w:hAnsi="Times New Roman" w:cs="Times New Roman"/>
-          <w:kern w:val="36"/>
-          <w:sz w:val="24"/>
-          <w:szCs w:val="24"/>
-        </w:rPr>
-        <w:t>Системата (Автоматизиран актьор): Изпълнява фонови процеси за поддържане на интегритета на данните. Тя автоматично генерира идентификатори (ID) и времеви отметки, валидира входните стойности, обновява наличностите в реално време и генерира фактури при успешни продажби.</w:t>
-      </w:r>
-    </w:p>
-    <w:p>
-      <w:pPr>
-        <w:spacing w:before="100" w:beforeAutospacing="1" w:after="100" w:afterAutospacing="1" w:line="360" w:lineRule="auto"/>
-        <w:jc w:val="both"/>
-        <w:outlineLvl w:val="0"/>
         <w:rPr>
           <w:rFonts w:ascii="Times New Roman" w:eastAsia="Times New Roman" w:hAnsi="Times New Roman" w:cs="Times New Roman"/>
           <w:b/>
@@ -11093,7 +10483,31 @@
           <w:sz w:val="24"/>
           <w:szCs w:val="24"/>
         </w:rPr>
-      </w:pPr>
+        <w:lastRenderedPageBreak/>
+        <w:t>6. Use Cases / Main Scenarios</w:t>
+      </w:r>
+    </w:p>
+    <w:p>
+      <w:pPr>
+        <w:spacing w:before="100" w:beforeAutospacing="1" w:after="100" w:afterAutospacing="1" w:line="360" w:lineRule="auto"/>
+        <w:jc w:val="both"/>
+        <w:outlineLvl w:val="0"/>
+        <w:rPr>
+          <w:rFonts w:ascii="Times New Roman" w:eastAsia="Times New Roman" w:hAnsi="Times New Roman" w:cs="Times New Roman"/>
+          <w:kern w:val="36"/>
+          <w:sz w:val="24"/>
+          <w:szCs w:val="24"/>
+        </w:rPr>
+      </w:pPr>
+      <w:r>
+        <w:rPr>
+          <w:rFonts w:ascii="Times New Roman" w:eastAsia="Times New Roman" w:hAnsi="Times New Roman" w:cs="Times New Roman"/>
+          <w:kern w:val="36"/>
+          <w:sz w:val="24"/>
+          <w:szCs w:val="24"/>
+        </w:rPr>
+        <w:t xml:space="preserve">Процесите в WIMS следват естествения поток на складовите операции, като потребителите взаимодействат с модулите според своите роли. </w:t>
+      </w:r>
       <w:r>
         <w:rPr>
           <w:rFonts w:ascii="Times New Roman" w:eastAsia="Times New Roman" w:hAnsi="Times New Roman" w:cs="Times New Roman"/>
@@ -11103,7 +10517,16 @@
           <w:sz w:val="24"/>
           <w:szCs w:val="24"/>
         </w:rPr>
-        <w:t>6. Use Cases / Main Scenarios</w:t>
+        <w:t>Администраторът</w:t>
+      </w:r>
+      <w:r>
+        <w:rPr>
+          <w:rFonts w:ascii="Times New Roman" w:eastAsia="Times New Roman" w:hAnsi="Times New Roman" w:cs="Times New Roman"/>
+          <w:kern w:val="36"/>
+          <w:sz w:val="24"/>
+          <w:szCs w:val="24"/>
+        </w:rPr>
+        <w:t xml:space="preserve"> управлява номенклатурите, като създава, редактира или премахва продукти, категории и доставчици. При въвеждане на данни системата автоматично валидира атрибутите и записва промените. Той отговаря и за потребителските профили, като генерира акаунти, задава роли и контролира защитения достъп до системата.</w:t>
       </w:r>
     </w:p>
     <w:p>
@@ -11119,84 +10542,6 @@
         </w:rPr>
       </w:pPr>
       <w:r>
-        <w:rPr>
-          <w:rFonts w:ascii="Times New Roman" w:eastAsia="Times New Roman" w:hAnsi="Times New Roman" w:cs="Times New Roman"/>
-          <w:kern w:val="36"/>
-          <w:sz w:val="24"/>
-          <w:szCs w:val="24"/>
-        </w:rPr>
-        <w:t xml:space="preserve">Този раздел представя как потребителите взаимодействат със системата в реални ситуации от складовата работа. Основните действия започват от управлението на номенклатурите, където потребителите – според правата си – могат да създават, редактират или изтриват продукти, категории и доставчици. Системата следи връзките между тях, така че да не се получават несъответствия или липсващи зависимости. Управлението на достъпа също е важна част от процеса: администраторът създава нови профили, задава </w:t>
-      </w:r>
-      <w:r>
-        <w:rPr>
-          <w:rFonts w:ascii="Times New Roman" w:eastAsia="Times New Roman" w:hAnsi="Times New Roman" w:cs="Times New Roman"/>
-          <w:kern w:val="36"/>
-          <w:sz w:val="24"/>
-          <w:szCs w:val="24"/>
-        </w:rPr>
-        <w:lastRenderedPageBreak/>
-        <w:t>роли и гарантира, че всеки потребител влиза със собствено име и парола, което осигурява сигурност и контрол върху критичните операции.</w:t>
-      </w:r>
-    </w:p>
-    <w:p>
-      <w:pPr>
-        <w:spacing w:before="100" w:beforeAutospacing="1" w:after="100" w:afterAutospacing="1" w:line="360" w:lineRule="auto"/>
-        <w:jc w:val="both"/>
-        <w:outlineLvl w:val="0"/>
-        <w:rPr>
-          <w:rFonts w:ascii="Times New Roman" w:eastAsia="Times New Roman" w:hAnsi="Times New Roman" w:cs="Times New Roman"/>
-          <w:kern w:val="36"/>
-          <w:sz w:val="24"/>
-          <w:szCs w:val="24"/>
-        </w:rPr>
-      </w:pPr>
-      <w:r>
-        <w:rPr>
-          <w:rFonts w:ascii="Times New Roman" w:eastAsia="Times New Roman" w:hAnsi="Times New Roman" w:cs="Times New Roman"/>
-          <w:kern w:val="36"/>
-          <w:sz w:val="24"/>
-          <w:szCs w:val="24"/>
-        </w:rPr>
-        <w:t>Работата със стоковите движения е централна за системата. При входящо движение потребителят избира продукт и въвежда количество, а системата проверява данните и автоматично увеличава наличността в съответната локация. При изходящо движение първо се проверява дали има достатъчно количество. Ако всичко е наред, наличността се намалява, транзакцията се записва и автоматично се генерира фактура. Ако количеството не достига, системата отказва операцията и показва ясно съобщение за грешка. Вътрешните премествания позволяват прехвърляне на стоки между различни складове, като общото количество в системата остава непроменено.</w:t>
-      </w:r>
-    </w:p>
-    <w:p>
-      <w:pPr>
-        <w:spacing w:before="100" w:beforeAutospacing="1" w:after="100" w:afterAutospacing="1" w:line="360" w:lineRule="auto"/>
-        <w:jc w:val="both"/>
-        <w:outlineLvl w:val="0"/>
-        <w:rPr>
-          <w:rFonts w:ascii="Times New Roman" w:eastAsia="Times New Roman" w:hAnsi="Times New Roman" w:cs="Times New Roman"/>
-          <w:kern w:val="36"/>
-          <w:sz w:val="24"/>
-          <w:szCs w:val="24"/>
-        </w:rPr>
-      </w:pPr>
-      <w:r>
-        <w:rPr>
-          <w:rFonts w:ascii="Times New Roman" w:eastAsia="Times New Roman" w:hAnsi="Times New Roman" w:cs="Times New Roman"/>
-          <w:kern w:val="36"/>
-          <w:sz w:val="24"/>
-          <w:szCs w:val="24"/>
-        </w:rPr>
-        <w:t xml:space="preserve">Отчетността и аналитиката също са важна част от работата. Потребителят може да избере различни критерии – например период, категория или ниски наличности – и системата обработва данните от movements.json и inventory.json, за да изгради финалния отчет. Освен това има и отделен сценарий за </w:t>
-      </w:r>
-      <w:r>
-        <w:rPr>
-          <w:rFonts w:ascii="Times New Roman" w:eastAsia="Times New Roman" w:hAnsi="Times New Roman" w:cs="Times New Roman"/>
-          <w:kern w:val="36"/>
-          <w:sz w:val="24"/>
-          <w:szCs w:val="24"/>
-        </w:rPr>
-        <w:lastRenderedPageBreak/>
-        <w:t>преглед на системната информация, където се показват техническите параметри на проекта, версията и авторството.</w:t>
-      </w:r>
-    </w:p>
-    <w:p>
-      <w:pPr>
-        <w:spacing w:before="100" w:beforeAutospacing="1" w:after="100" w:afterAutospacing="1" w:line="360" w:lineRule="auto"/>
-        <w:jc w:val="both"/>
-        <w:outlineLvl w:val="0"/>
         <w:rPr>
           <w:rFonts w:ascii="Times New Roman" w:eastAsia="Times New Roman" w:hAnsi="Times New Roman" w:cs="Times New Roman"/>
           <w:b/>
@@ -11205,13 +10550,31 @@
           <w:sz w:val="24"/>
           <w:szCs w:val="24"/>
         </w:rPr>
-      </w:pPr>
+        <w:t>Операторът</w:t>
+      </w:r>
+      <w:r>
+        <w:rPr>
+          <w:rFonts w:ascii="Times New Roman" w:eastAsia="Times New Roman" w:hAnsi="Times New Roman" w:cs="Times New Roman"/>
+          <w:kern w:val="36"/>
+          <w:sz w:val="24"/>
+          <w:szCs w:val="24"/>
+        </w:rPr>
+        <w:t xml:space="preserve"> изпълнява ежедневните логистични задачи, включващи входящи, изходящи и вътрешни движения. При входяща операция системата валидира данните и актуализира наличността в избраната локация. При изходящо движение се извършва проверка за наличност, като при валидна транзакция количеството се намалява и автоматично се генерира фактура. В случаите на вътрешно преместване операторът посочва изходна и целева точка, а системата обновява наличностите в двете локации, запазвайки общото количество в склада непроменено.</w:t>
+      </w:r>
     </w:p>
     <w:p>
       <w:pPr>
         <w:spacing w:before="100" w:beforeAutospacing="1" w:after="100" w:afterAutospacing="1" w:line="360" w:lineRule="auto"/>
         <w:jc w:val="both"/>
         <w:outlineLvl w:val="0"/>
+        <w:rPr>
+          <w:rFonts w:ascii="Times New Roman" w:eastAsia="Times New Roman" w:hAnsi="Times New Roman" w:cs="Times New Roman"/>
+          <w:kern w:val="36"/>
+          <w:sz w:val="24"/>
+          <w:szCs w:val="24"/>
+        </w:rPr>
+      </w:pPr>
+      <w:r>
         <w:rPr>
           <w:rFonts w:ascii="Times New Roman" w:eastAsia="Times New Roman" w:hAnsi="Times New Roman" w:cs="Times New Roman"/>
           <w:b/>
@@ -11220,6 +10583,30 @@
           <w:sz w:val="24"/>
           <w:szCs w:val="24"/>
         </w:rPr>
+        <w:lastRenderedPageBreak/>
+        <w:t>Аналитичните функции</w:t>
+      </w:r>
+      <w:r>
+        <w:rPr>
+          <w:rFonts w:ascii="Times New Roman" w:eastAsia="Times New Roman" w:hAnsi="Times New Roman" w:cs="Times New Roman"/>
+          <w:kern w:val="36"/>
+          <w:sz w:val="24"/>
+          <w:szCs w:val="24"/>
+        </w:rPr>
+        <w:t xml:space="preserve"> се реализират чрез модула за отчети, където потребителите извличат информация за инвентара, движенията, доставките или продажбите. След задаване на критерии като период, категория или ключова дума, системата обработва JSON файловете и визуализира структурирани резултати. Наличен е и сценарий за преглед на системна информация, включващ технически параметри, версия и авторство на софтуера.</w:t>
+      </w:r>
+    </w:p>
+    <w:p>
+      <w:pPr>
+        <w:spacing w:before="100" w:beforeAutospacing="1" w:after="100" w:afterAutospacing="1" w:line="360" w:lineRule="auto"/>
+        <w:jc w:val="both"/>
+        <w:outlineLvl w:val="0"/>
+        <w:rPr>
+          <w:rFonts w:ascii="Times New Roman" w:eastAsia="Times New Roman" w:hAnsi="Times New Roman" w:cs="Times New Roman"/>
+          <w:kern w:val="36"/>
+          <w:sz w:val="24"/>
+          <w:szCs w:val="24"/>
+        </w:rPr>
       </w:pPr>
       <w:r>
         <w:rPr>
@@ -11235,11 +10622,11 @@
     </w:p>
     <w:p>
       <w:pPr>
-        <w:spacing w:before="100" w:beforeAutospacing="1" w:after="100" w:afterAutospacing="1" w:line="360" w:lineRule="auto"/>
+        <w:spacing w:line="360" w:lineRule="auto"/>
         <w:jc w:val="both"/>
         <w:outlineLvl w:val="0"/>
         <w:rPr>
-          <w:rFonts w:ascii="Times New Roman" w:eastAsia="Times New Roman" w:hAnsi="Times New Roman" w:cs="Times New Roman"/>
+          <w:rFonts w:ascii="Times New Roman" w:hAnsi="Times New Roman" w:cs="Times New Roman"/>
           <w:kern w:val="36"/>
           <w:sz w:val="24"/>
           <w:szCs w:val="24"/>
@@ -11247,143 +10634,22 @@
       </w:pPr>
       <w:r>
         <w:rPr>
-          <w:rFonts w:ascii="Times New Roman" w:eastAsia="Times New Roman" w:hAnsi="Times New Roman" w:cs="Times New Roman"/>
+          <w:rFonts w:ascii="Times New Roman" w:hAnsi="Times New Roman" w:cs="Times New Roman"/>
           <w:kern w:val="36"/>
           <w:sz w:val="24"/>
           <w:szCs w:val="24"/>
         </w:rPr>
-        <w:t>Изгледът „Отчети“ е основният аналитичен панел на системата WIMS. Той е проектиран да предоставя структурирана информация за състоянието на склада, извличайки данни в реално време. Потребителят има достъп до следните специализирани изгледи:</w:t>
+        <w:t xml:space="preserve">Изгледът „Отчети“ представлява основния аналитичен панел на системата WIMS, чрез който потребителят получава визуална и структурирана информация за състоянието на склада. Интерфейсът позволява избор между различни видове отчети според конкретните нужди. Пълният инвентарен отчет показва наличностите по локации, както и доставените и продадените количества за всеки продукт. Историята на движенията предоставя хронологичен списък на всички транзакции, включително информация за клиенти, доставчици и складови локации. Отчетът „Доставки“ позволява търсене по ключова дума в регистрираните входящи операции, а отчетът „Продажби“ визуализира всички активни </w:t>
       </w:r>
-    </w:p>
-    <w:p>
-      <w:pPr>
-        <w:numPr>
-          <w:ilvl w:val="0"/>
-          <w:numId w:val="18"/>
-        </w:numPr>
-        <w:spacing w:before="100" w:beforeAutospacing="1" w:after="100" w:afterAutospacing="1" w:line="360" w:lineRule="auto"/>
-        <w:jc w:val="both"/>
-        <w:outlineLvl w:val="0"/>
-        <w:rPr>
-          <w:rFonts w:ascii="Times New Roman" w:eastAsia="Times New Roman" w:hAnsi="Times New Roman" w:cs="Times New Roman"/>
+      <w:r>
+        <w:rPr>
+          <w:rFonts w:ascii="Times New Roman" w:hAnsi="Times New Roman" w:cs="Times New Roman"/>
           <w:kern w:val="36"/>
           <w:sz w:val="24"/>
           <w:szCs w:val="24"/>
         </w:rPr>
-      </w:pPr>
-      <w:r>
-        <w:rPr>
-          <w:rFonts w:ascii="Times New Roman" w:eastAsia="Times New Roman" w:hAnsi="Times New Roman" w:cs="Times New Roman"/>
-          <w:kern w:val="36"/>
-          <w:sz w:val="24"/>
-          <w:szCs w:val="24"/>
-        </w:rPr>
-        <w:t>Пълен инвентарен отчет: Генерира изчерпателна таблица с наличности по локации, общо доставени и продадени количества, както и финансови показатели за всеки продукт.</w:t>
-      </w:r>
-    </w:p>
-    <w:p>
-      <w:pPr>
-        <w:numPr>
-          <w:ilvl w:val="0"/>
-          <w:numId w:val="18"/>
-        </w:numPr>
-        <w:spacing w:before="100" w:beforeAutospacing="1" w:after="100" w:afterAutospacing="1" w:line="360" w:lineRule="auto"/>
-        <w:jc w:val="both"/>
-        <w:outlineLvl w:val="0"/>
-        <w:rPr>
-          <w:rFonts w:ascii="Times New Roman" w:eastAsia="Times New Roman" w:hAnsi="Times New Roman" w:cs="Times New Roman"/>
-          <w:kern w:val="36"/>
-          <w:sz w:val="24"/>
-          <w:szCs w:val="24"/>
-        </w:rPr>
-      </w:pPr>
-      <w:r>
-        <w:rPr>
-          <w:rFonts w:ascii="Times New Roman" w:eastAsia="Times New Roman" w:hAnsi="Times New Roman" w:cs="Times New Roman"/>
-          <w:kern w:val="36"/>
-          <w:sz w:val="24"/>
-          <w:szCs w:val="24"/>
-        </w:rPr>
-        <w:t>История на движенията: Визуализира хронологичен отчет на всички транзакции, включително детайли за произход (доставчик) и дестинация (клиент/склад).</w:t>
-      </w:r>
-    </w:p>
-    <w:p>
-      <w:pPr>
-        <w:numPr>
-          <w:ilvl w:val="0"/>
-          <w:numId w:val="18"/>
-        </w:numPr>
-        <w:spacing w:before="100" w:beforeAutospacing="1" w:after="100" w:afterAutospacing="1" w:line="360" w:lineRule="auto"/>
-        <w:jc w:val="both"/>
-        <w:outlineLvl w:val="0"/>
-        <w:rPr>
-          <w:rFonts w:ascii="Times New Roman" w:eastAsia="Times New Roman" w:hAnsi="Times New Roman" w:cs="Times New Roman"/>
-          <w:kern w:val="36"/>
-          <w:sz w:val="24"/>
-          <w:szCs w:val="24"/>
-        </w:rPr>
-      </w:pPr>
-      <w:r>
-        <w:rPr>
-          <w:rFonts w:ascii="Times New Roman" w:eastAsia="Times New Roman" w:hAnsi="Times New Roman" w:cs="Times New Roman"/>
-          <w:kern w:val="36"/>
-          <w:sz w:val="24"/>
-          <w:szCs w:val="24"/>
-        </w:rPr>
         <w:lastRenderedPageBreak/>
-        <w:t>Отчет „Доставки“: Филтриран преглед на всички входящи (IN) операции с интегрирана търсачка по ключова дума за продукт или доставчик.</w:t>
-      </w:r>
-    </w:p>
-    <w:p>
-      <w:pPr>
-        <w:numPr>
-          <w:ilvl w:val="0"/>
-          <w:numId w:val="18"/>
-        </w:numPr>
-        <w:spacing w:before="100" w:beforeAutospacing="1" w:after="100" w:afterAutospacing="1" w:line="360" w:lineRule="auto"/>
-        <w:jc w:val="both"/>
-        <w:outlineLvl w:val="0"/>
-        <w:rPr>
-          <w:rFonts w:ascii="Times New Roman" w:eastAsia="Times New Roman" w:hAnsi="Times New Roman" w:cs="Times New Roman"/>
-          <w:kern w:val="36"/>
-          <w:sz w:val="24"/>
-          <w:szCs w:val="24"/>
-        </w:rPr>
-      </w:pPr>
-      <w:r>
-        <w:rPr>
-          <w:rFonts w:ascii="Times New Roman" w:eastAsia="Times New Roman" w:hAnsi="Times New Roman" w:cs="Times New Roman"/>
-          <w:kern w:val="36"/>
-          <w:sz w:val="24"/>
-          <w:szCs w:val="24"/>
-        </w:rPr>
-        <w:t>Отчет „Продажби“: Динамичен списък на всички активни фактури, генерирани при изходящи движения.</w:t>
-      </w:r>
-    </w:p>
-    <w:p>
-      <w:pPr>
-        <w:numPr>
-          <w:ilvl w:val="0"/>
-          <w:numId w:val="18"/>
-        </w:numPr>
-        <w:spacing w:before="100" w:beforeAutospacing="1" w:after="100" w:afterAutospacing="1" w:line="360" w:lineRule="auto"/>
-        <w:jc w:val="both"/>
-        <w:outlineLvl w:val="0"/>
-        <w:rPr>
-          <w:rFonts w:ascii="Times New Roman" w:eastAsia="Times New Roman" w:hAnsi="Times New Roman" w:cs="Times New Roman"/>
-          <w:kern w:val="36"/>
-          <w:sz w:val="24"/>
-          <w:szCs w:val="24"/>
-        </w:rPr>
-      </w:pPr>
-      <w:r>
-        <w:rPr>
-          <w:rFonts w:ascii="Times New Roman" w:eastAsia="Times New Roman" w:hAnsi="Times New Roman" w:cs="Times New Roman"/>
-          <w:kern w:val="36"/>
-          <w:sz w:val="24"/>
-          <w:szCs w:val="24"/>
-        </w:rPr>
-        <w:t>Сортиране на инвентара: Функционалност за подреждане на отчетите по количество чрез алгоритмите Selection или Bubble Sort.</w:t>
+        <w:t>фактури, генерирани при изходящи движения. Допълнително потребителят може да сортира инвентара по количество чрез вградените алгоритми Selection или Bubble Sort, което улеснява откриването на критични наличности.</w:t>
       </w:r>
     </w:p>
     <w:p>
@@ -11414,6 +10680,28 @@
     </w:p>
     <w:p>
       <w:pPr>
+        <w:spacing w:line="360" w:lineRule="auto"/>
+        <w:jc w:val="both"/>
+        <w:outlineLvl w:val="0"/>
+        <w:rPr>
+          <w:rFonts w:ascii="Times New Roman" w:hAnsi="Times New Roman" w:cs="Times New Roman"/>
+          <w:kern w:val="36"/>
+          <w:sz w:val="24"/>
+          <w:szCs w:val="24"/>
+        </w:rPr>
+      </w:pPr>
+      <w:r>
+        <w:rPr>
+          <w:rFonts w:ascii="Times New Roman" w:hAnsi="Times New Roman" w:cs="Times New Roman"/>
+          <w:kern w:val="36"/>
+          <w:sz w:val="24"/>
+          <w:szCs w:val="24"/>
+        </w:rPr>
+        <w:t>Модулът за отчети определя как системата обработва и комбинира данните от JSON файловете, за да предостави точна и надеждна аналитична информация. Системата автоматично изчислява ключови финансови показатели за всеки продукт, включително средна доставна цена, средна продажна цена, натрупани разходи и реализирани приходи, което подпомага планирането. Освен финансовите метрики, модулът извлича информация за последното движение на продукта, като тип операция и дата, за да осигури актуална картина на складовата активност.</w:t>
+      </w:r>
+    </w:p>
+    <w:p>
+      <w:pPr>
         <w:spacing w:before="100" w:beforeAutospacing="1" w:after="100" w:afterAutospacing="1" w:line="360" w:lineRule="auto"/>
         <w:jc w:val="both"/>
         <w:outlineLvl w:val="0"/>
@@ -11431,7 +10719,7 @@
           <w:sz w:val="24"/>
           <w:szCs w:val="24"/>
         </w:rPr>
-        <w:t>Функционалните изисквания към този модул определят как системата трябва да обработва, преобразува и показва данните, които се съхраняват в JSON файловете. Основната идея е потребителят да получава ясна и точна информация за състоянието на склада, без да се налага ръчно да изчислява каквото и да е. Затова системата автоматично изчислява различни финансови показатели за всеки продукт – като средна доставна цена, средна продажна цена, натрупани разходи и реализирани приходи. Това помага за по</w:t>
+        <w:t>За по</w:t>
       </w:r>
       <w:r>
         <w:rPr>
@@ -11441,7 +10729,7 @@
           <w:szCs w:val="24"/>
         </w:rPr>
         <w:noBreakHyphen/>
-        <w:t>лесен анализ и по</w:t>
+        <w:t xml:space="preserve">гъвкава работа системата поддържа филтриране по различни критерии, като ключови думи, категории или партньори, включително частично съвпадение на текст. Данните могат да бъдат сортирани </w:t>
       </w:r>
       <w:r>
         <w:rPr>
@@ -11450,87 +10738,9 @@
           <w:sz w:val="24"/>
           <w:szCs w:val="24"/>
         </w:rPr>
-        <w:noBreakHyphen/>
-        <w:t>добро планиране.</w:t>
+        <w:lastRenderedPageBreak/>
+        <w:t>динамично по количество или по финансови показатели. За да гарантира коректност, модулът обединява информацията от movements.json, inventory.json и invoices.json, така че крайните наличности и изчисления да са последователни и без разминавания. Всички операции преминават през логически проверки, предотвратяващи грешки като делене на нула при липса на продажби.</w:t>
       </w:r>
-    </w:p>
-    <w:p>
-      <w:pPr>
-        <w:spacing w:before="100" w:beforeAutospacing="1" w:after="100" w:afterAutospacing="1" w:line="360" w:lineRule="auto"/>
-        <w:jc w:val="both"/>
-        <w:outlineLvl w:val="0"/>
-        <w:rPr>
-          <w:rFonts w:ascii="Times New Roman" w:eastAsia="Times New Roman" w:hAnsi="Times New Roman" w:cs="Times New Roman"/>
-          <w:kern w:val="36"/>
-          <w:sz w:val="24"/>
-          <w:szCs w:val="24"/>
-        </w:rPr>
-      </w:pPr>
-      <w:r>
-        <w:rPr>
-          <w:rFonts w:ascii="Times New Roman" w:eastAsia="Times New Roman" w:hAnsi="Times New Roman" w:cs="Times New Roman"/>
-          <w:kern w:val="36"/>
-          <w:sz w:val="24"/>
-          <w:szCs w:val="24"/>
-        </w:rPr>
-        <w:lastRenderedPageBreak/>
-        <w:t>Освен финансовите данни, модулът трябва да показва и оперативната активност. Това включва информация за последното движение на даден продукт – какъв тип е било и кога е извършено. Така потребителят винаги има актуална представа какво се случва в склада. За по</w:t>
-      </w:r>
-      <w:r>
-        <w:rPr>
-          <w:rFonts w:ascii="Times New Roman" w:eastAsia="Times New Roman" w:hAnsi="Times New Roman" w:cs="Times New Roman"/>
-          <w:kern w:val="36"/>
-          <w:sz w:val="24"/>
-          <w:szCs w:val="24"/>
-        </w:rPr>
-        <w:noBreakHyphen/>
-        <w:t>удобна работа системата позволява и филтриране по различни критерии, като ключови думи, категории или партньори, като поддържа и частично съвпадение на текст, независимо дали е написан с малки или големи букви.</w:t>
-      </w:r>
-    </w:p>
-    <w:p>
-      <w:pPr>
-        <w:spacing w:before="100" w:beforeAutospacing="1" w:after="100" w:afterAutospacing="1" w:line="360" w:lineRule="auto"/>
-        <w:jc w:val="both"/>
-        <w:outlineLvl w:val="0"/>
-        <w:rPr>
-          <w:rFonts w:ascii="Times New Roman" w:eastAsia="Times New Roman" w:hAnsi="Times New Roman" w:cs="Times New Roman"/>
-          <w:kern w:val="36"/>
-          <w:sz w:val="24"/>
-          <w:szCs w:val="24"/>
-        </w:rPr>
-      </w:pPr>
-      <w:r>
-        <w:rPr>
-          <w:rFonts w:ascii="Times New Roman" w:eastAsia="Times New Roman" w:hAnsi="Times New Roman" w:cs="Times New Roman"/>
-          <w:kern w:val="36"/>
-          <w:sz w:val="24"/>
-          <w:szCs w:val="24"/>
-        </w:rPr>
-        <w:t>Данните могат да се сортират динамично – например по количество или по финансови показатели – което е полезно при работа с по</w:t>
-      </w:r>
-      <w:r>
-        <w:rPr>
-          <w:rFonts w:ascii="Times New Roman" w:eastAsia="Times New Roman" w:hAnsi="Times New Roman" w:cs="Times New Roman"/>
-          <w:kern w:val="36"/>
-          <w:sz w:val="24"/>
-          <w:szCs w:val="24"/>
-        </w:rPr>
-        <w:noBreakHyphen/>
-        <w:t>големи списъци. За да бъдат резултатите коректни, системата трябва да обединява информацията от movements.json, inventory.json и invoices.json, така че крайните наличности да са точни и да няма разминавания. Накрая, всички изчисления минават през проверки за логическа коректност, за да се избегнат грешки като делене на нула, когато няма продажби.</w:t>
-      </w:r>
-    </w:p>
-    <w:p>
-      <w:pPr>
-        <w:spacing w:before="100" w:beforeAutospacing="1" w:after="100" w:afterAutospacing="1" w:line="360" w:lineRule="auto"/>
-        <w:jc w:val="both"/>
-        <w:outlineLvl w:val="0"/>
-        <w:rPr>
-          <w:rFonts w:ascii="Times New Roman" w:eastAsia="Times New Roman" w:hAnsi="Times New Roman" w:cs="Times New Roman"/>
-          <w:kern w:val="36"/>
-          <w:sz w:val="24"/>
-          <w:szCs w:val="24"/>
-        </w:rPr>
-      </w:pPr>
     </w:p>
     <w:p>
       <w:pPr>
@@ -11577,123 +10787,35 @@
           <w:sz w:val="24"/>
           <w:szCs w:val="24"/>
         </w:rPr>
+        <w:t xml:space="preserve">Нефункционалните изисквания определят качеството и надеждността на системата. WIMS трябва да работи стабилно и без забавяния при нормално натоварване, като осигурява бързо и последователно зареждане на изгледите и търсенията. Сигурността се гарантира чрез хеширане на паролите и ролеви модел, който ограничава достъпа до чувствителни операции. Надеждността се поддържа чрез ясни съобщения при грешки и механизми, които предотвратяват невалидни действия като отрицателни количества или използване на несъществуващи идентификатори. Данните се съхраняват последователно в JSON файлове, което осигурява устойчивост и предвидимост при работа. Архитектурата е модулна и </w:t>
+      </w:r>
+      <w:r>
+        <w:rPr>
+          <w:rFonts w:ascii="Times New Roman" w:eastAsia="Times New Roman" w:hAnsi="Times New Roman" w:cs="Times New Roman"/>
+          <w:kern w:val="36"/>
+          <w:sz w:val="24"/>
+          <w:szCs w:val="24"/>
+        </w:rPr>
         <w:lastRenderedPageBreak/>
-        <w:t>Описват качествените характеристики и надеждността на системата:</w:t>
+        <w:t>разделена на слоеве, което улеснява поддръжката и позволява добавяне на нови модули без да се нарушава общото функциониране на системата.</w:t>
+      </w:r>
+      <w:r>
+        <w:rPr>
+          <w:rFonts w:ascii="Times New Roman" w:eastAsia="Times New Roman" w:hAnsi="Times New Roman" w:cs="Times New Roman"/>
+          <w:kern w:val="36"/>
+          <w:sz w:val="24"/>
+          <w:szCs w:val="24"/>
+        </w:rPr>
+        <w:t xml:space="preserve"> </w:t>
       </w:r>
     </w:p>
     <w:p>
       <w:pPr>
-        <w:numPr>
-          <w:ilvl w:val="0"/>
-          <w:numId w:val="12"/>
-        </w:numPr>
         <w:spacing w:before="100" w:beforeAutospacing="1" w:after="100" w:afterAutospacing="1" w:line="360" w:lineRule="auto"/>
         <w:jc w:val="both"/>
         <w:outlineLvl w:val="0"/>
         <w:rPr>
           <w:rFonts w:ascii="Times New Roman" w:eastAsia="Times New Roman" w:hAnsi="Times New Roman" w:cs="Times New Roman"/>
-          <w:kern w:val="36"/>
-          <w:sz w:val="24"/>
-          <w:szCs w:val="24"/>
-        </w:rPr>
-      </w:pPr>
-      <w:r>
-        <w:rPr>
-          <w:rFonts w:ascii="Times New Roman" w:eastAsia="Times New Roman" w:hAnsi="Times New Roman" w:cs="Times New Roman"/>
-          <w:kern w:val="36"/>
-          <w:sz w:val="24"/>
-          <w:szCs w:val="24"/>
-        </w:rPr>
-        <w:t>Производителност: Бърза и стабилна работа, като всички изгледи и търсения се зареждат почти мигновено. Записването на транзакции отнема под секунда.</w:t>
-      </w:r>
-    </w:p>
-    <w:p>
-      <w:pPr>
-        <w:numPr>
-          <w:ilvl w:val="0"/>
-          <w:numId w:val="12"/>
-        </w:numPr>
-        <w:spacing w:before="100" w:beforeAutospacing="1" w:after="100" w:afterAutospacing="1" w:line="360" w:lineRule="auto"/>
-        <w:jc w:val="both"/>
-        <w:outlineLvl w:val="0"/>
-        <w:rPr>
-          <w:rFonts w:ascii="Times New Roman" w:eastAsia="Times New Roman" w:hAnsi="Times New Roman" w:cs="Times New Roman"/>
-          <w:kern w:val="36"/>
-          <w:sz w:val="24"/>
-          <w:szCs w:val="24"/>
-        </w:rPr>
-      </w:pPr>
-      <w:r>
-        <w:rPr>
-          <w:rFonts w:ascii="Times New Roman" w:eastAsia="Times New Roman" w:hAnsi="Times New Roman" w:cs="Times New Roman"/>
-          <w:kern w:val="36"/>
-          <w:sz w:val="24"/>
-          <w:szCs w:val="24"/>
-        </w:rPr>
-        <w:t>Сигурност: Всички пароли се съхраняват в хеширан вид. Ролевият модел защитава чувствителните операции (триене и редакция) от неоторизиран достъп.</w:t>
-      </w:r>
-    </w:p>
-    <w:p>
-      <w:pPr>
-        <w:numPr>
-          <w:ilvl w:val="0"/>
-          <w:numId w:val="12"/>
-        </w:numPr>
-        <w:spacing w:before="100" w:beforeAutospacing="1" w:after="100" w:afterAutospacing="1" w:line="360" w:lineRule="auto"/>
-        <w:jc w:val="both"/>
-        <w:outlineLvl w:val="0"/>
-        <w:rPr>
-          <w:rFonts w:ascii="Times New Roman" w:eastAsia="Times New Roman" w:hAnsi="Times New Roman" w:cs="Times New Roman"/>
-          <w:kern w:val="36"/>
-          <w:sz w:val="24"/>
-          <w:szCs w:val="24"/>
-        </w:rPr>
-      </w:pPr>
-      <w:r>
-        <w:rPr>
-          <w:rFonts w:ascii="Times New Roman" w:eastAsia="Times New Roman" w:hAnsi="Times New Roman" w:cs="Times New Roman"/>
-          <w:kern w:val="36"/>
-          <w:sz w:val="24"/>
-          <w:szCs w:val="24"/>
-        </w:rPr>
-        <w:t>Надеждност и Интуитивност: Системата предоставя ясни съобщения при грешки и предотвратява невалидни операции (като отрицателни количества или несъществуващи ID-та). Данните се съхраняват последователно в JSON файлове.</w:t>
-      </w:r>
-    </w:p>
-    <w:p>
-      <w:pPr>
-        <w:numPr>
-          <w:ilvl w:val="0"/>
-          <w:numId w:val="12"/>
-        </w:numPr>
-        <w:spacing w:before="100" w:beforeAutospacing="1" w:after="100" w:afterAutospacing="1" w:line="360" w:lineRule="auto"/>
-        <w:jc w:val="both"/>
-        <w:outlineLvl w:val="0"/>
-        <w:rPr>
-          <w:rFonts w:ascii="Times New Roman" w:eastAsia="Times New Roman" w:hAnsi="Times New Roman" w:cs="Times New Roman"/>
-          <w:kern w:val="36"/>
-          <w:sz w:val="24"/>
-          <w:szCs w:val="24"/>
-        </w:rPr>
-      </w:pPr>
-      <w:r>
-        <w:rPr>
-          <w:rFonts w:ascii="Times New Roman" w:eastAsia="Times New Roman" w:hAnsi="Times New Roman" w:cs="Times New Roman"/>
-          <w:kern w:val="36"/>
-          <w:sz w:val="24"/>
-          <w:szCs w:val="24"/>
-        </w:rPr>
-        <w:t>Поддръжка и разширяемост: Кодът е модулен и разделен на слоеве, което позволява добавяне на нови модули, без това да влияе на общата производителност.</w:t>
-      </w:r>
-    </w:p>
-    <w:p>
-      <w:pPr>
-        <w:spacing w:before="100" w:beforeAutospacing="1" w:after="100" w:afterAutospacing="1" w:line="360" w:lineRule="auto"/>
-        <w:jc w:val="both"/>
-        <w:outlineLvl w:val="0"/>
-        <w:rPr>
-          <w:rFonts w:ascii="Times New Roman" w:eastAsia="Times New Roman" w:hAnsi="Times New Roman" w:cs="Times New Roman"/>
-          <w:b/>
-          <w:bCs/>
           <w:kern w:val="36"/>
           <w:sz w:val="24"/>
           <w:szCs w:val="24"/>
@@ -11756,7 +10878,6 @@
           <w:sz w:val="24"/>
           <w:szCs w:val="24"/>
         </w:rPr>
-        <w:lastRenderedPageBreak/>
         <w:t>Presentation Layer (Views): Отговаря изцяло за взаимодействието с потребителя и визуализацията на текстовите менюта. Този слой не съдържа бизнес логика, а само предава данните към контролерите.</w:t>
       </w:r>
     </w:p>
@@ -11835,6 +10956,7 @@
           <w:sz w:val="24"/>
           <w:szCs w:val="24"/>
         </w:rPr>
+        <w:lastRenderedPageBreak/>
         <w:t>Data Layer (Storage / JSON Repository): Грижи се за персистентността на данните в отделни JSON файлове за всеки модул. Този слой е напълно независим от бизнес логиката.</w:t>
       </w:r>
     </w:p>
@@ -11863,40 +10985,15 @@
         </w:rPr>
         <w:t>Algorithms Layer (Optional): Независимо разширение, използващо алгоритъма на Дейкстра за намиране на най-близка локация с наличност при недостиг в текущия склад.</w:t>
       </w:r>
-    </w:p>
-    <w:p>
-      <w:pPr>
-        <w:tabs>
-          <w:tab w:val="left" w:pos="916"/>
-          <w:tab w:val="left" w:pos="1832"/>
-          <w:tab w:val="left" w:pos="2748"/>
-          <w:tab w:val="left" w:pos="3664"/>
-          <w:tab w:val="left" w:pos="4580"/>
-          <w:tab w:val="left" w:pos="5496"/>
-          <w:tab w:val="left" w:pos="6412"/>
-          <w:tab w:val="left" w:pos="7328"/>
-          <w:tab w:val="left" w:pos="8244"/>
-          <w:tab w:val="left" w:pos="9160"/>
-          <w:tab w:val="left" w:pos="10076"/>
-          <w:tab w:val="left" w:pos="10992"/>
-          <w:tab w:val="left" w:pos="11908"/>
-          <w:tab w:val="left" w:pos="12824"/>
-          <w:tab w:val="left" w:pos="13740"/>
-          <w:tab w:val="left" w:pos="14656"/>
-        </w:tabs>
-        <w:spacing w:after="0" w:line="240" w:lineRule="auto"/>
-        <w:jc w:val="both"/>
+      <w:r>
         <w:rPr>
           <w:rFonts w:ascii="Times New Roman" w:eastAsia="Times New Roman" w:hAnsi="Times New Roman" w:cs="Times New Roman"/>
-          <w:b/>
-          <w:bCs/>
           <w:kern w:val="36"/>
           <w:sz w:val="24"/>
           <w:szCs w:val="24"/>
         </w:rPr>
-      </w:pPr>
-      <w:bookmarkStart w:id="2" w:name="_GoBack"/>
-      <w:bookmarkEnd w:id="2"/>
+        <w:t xml:space="preserve"> </w:t>
+      </w:r>
     </w:p>
     <w:p>
       <w:pPr>
@@ -11905,23 +11002,6 @@
         <w:outlineLvl w:val="0"/>
         <w:rPr>
           <w:rFonts w:ascii="Times New Roman" w:eastAsia="Times New Roman" w:hAnsi="Times New Roman" w:cs="Times New Roman"/>
-          <w:b/>
-          <w:bCs/>
-          <w:kern w:val="36"/>
-          <w:sz w:val="24"/>
-          <w:szCs w:val="24"/>
-        </w:rPr>
-      </w:pPr>
-    </w:p>
-    <w:p>
-      <w:pPr>
-        <w:spacing w:before="100" w:beforeAutospacing="1" w:after="100" w:afterAutospacing="1" w:line="360" w:lineRule="auto"/>
-        <w:jc w:val="both"/>
-        <w:outlineLvl w:val="0"/>
-        <w:rPr>
-          <w:rFonts w:ascii="Times New Roman" w:eastAsia="Times New Roman" w:hAnsi="Times New Roman" w:cs="Times New Roman"/>
-          <w:b/>
-          <w:bCs/>
           <w:kern w:val="36"/>
           <w:sz w:val="24"/>
           <w:szCs w:val="24"/>
@@ -12091,15 +11171,29 @@
           <w:sz w:val="24"/>
           <w:szCs w:val="24"/>
         </w:rPr>
-        <w:t>WIMS включва специализирани модули, които надграждат базовото складово водене чрез инструменти за дълбок анализ и алгоритмичен контрол върху данните:</w:t>
+        <w:t>Разширенията на системата в WIMS добавят по</w:t>
+      </w:r>
+      <w:r>
+        <w:rPr>
+          <w:rFonts w:ascii="Times New Roman" w:eastAsia="Times New Roman" w:hAnsi="Times New Roman" w:cs="Times New Roman"/>
+          <w:sz w:val="24"/>
+          <w:szCs w:val="24"/>
+        </w:rPr>
+        <w:noBreakHyphen/>
+        <w:t>задълбочен анализ и по</w:t>
+      </w:r>
+      <w:r>
+        <w:rPr>
+          <w:rFonts w:ascii="Times New Roman" w:eastAsia="Times New Roman" w:hAnsi="Times New Roman" w:cs="Times New Roman"/>
+          <w:sz w:val="24"/>
+          <w:szCs w:val="24"/>
+        </w:rPr>
+        <w:noBreakHyphen/>
+        <w:t>гъвкава работа с данните. Аналитичният модул преобразува наличната информация в ключови финансови показатели, като средна доставна цена, средна продажна цена и текущ баланс на продукта, което осигурява ясна представа за разходите и приходите. Системата поддържа интелигентно търсене с частично съвпадение на текст, което улеснява откриването на продукти и партньори дори при големи списъци. Данните могат да се подреждат чрез два класически алгоритъма за сортиране — Selection Sort и Bubble Sort — позволявайки бърза организация на отчетите според количествата. Освен това WIMS работи с множество складови локации, като предоставя детайлна информация за разпределението на продуктите във всеки склад и осигурява пълна прозрачност върху наличностите в организацията.</w:t>
       </w:r>
     </w:p>
     <w:p>
       <w:pPr>
-        <w:numPr>
-          <w:ilvl w:val="0"/>
-          <w:numId w:val="32"/>
-        </w:numPr>
         <w:spacing w:line="360" w:lineRule="auto"/>
         <w:jc w:val="both"/>
         <w:rPr>
@@ -12108,257 +11202,6 @@
           <w:szCs w:val="24"/>
         </w:rPr>
       </w:pPr>
-      <w:r>
-        <w:rPr>
-          <w:rFonts w:ascii="Times New Roman" w:eastAsia="Times New Roman" w:hAnsi="Times New Roman" w:cs="Times New Roman"/>
-          <w:sz w:val="24"/>
-          <w:szCs w:val="24"/>
-        </w:rPr>
-        <w:t>Аналитичен център (Разширени отчети): Системата трансформира суровите данни в бизнес метрики в реално време, осигурявайки финансова яснота чрез следните изчисления:</w:t>
-      </w:r>
-    </w:p>
-    <w:p>
-      <w:pPr>
-        <w:numPr>
-          <w:ilvl w:val="1"/>
-          <w:numId w:val="32"/>
-        </w:numPr>
-        <w:spacing w:line="360" w:lineRule="auto"/>
-        <w:jc w:val="both"/>
-        <w:rPr>
-          <w:rFonts w:ascii="Times New Roman" w:eastAsia="Times New Roman" w:hAnsi="Times New Roman" w:cs="Times New Roman"/>
-          <w:sz w:val="24"/>
-          <w:szCs w:val="24"/>
-        </w:rPr>
-      </w:pPr>
-      <w:r>
-        <w:rPr>
-          <w:rFonts w:ascii="Times New Roman" w:eastAsia="Times New Roman" w:hAnsi="Times New Roman" w:cs="Times New Roman"/>
-          <w:sz w:val="24"/>
-          <w:szCs w:val="24"/>
-        </w:rPr>
-        <w:t>Средна доставна цена: Изчислява се като среднопретеглена стойност, получена от разделянето на общата сума на всички входящи доставки на общото доставено количество от съответния продукт.</w:t>
-      </w:r>
-    </w:p>
-    <w:p>
-      <w:pPr>
-        <w:numPr>
-          <w:ilvl w:val="1"/>
-          <w:numId w:val="32"/>
-        </w:numPr>
-        <w:spacing w:line="360" w:lineRule="auto"/>
-        <w:jc w:val="both"/>
-        <w:rPr>
-          <w:rFonts w:ascii="Times New Roman" w:eastAsia="Times New Roman" w:hAnsi="Times New Roman" w:cs="Times New Roman"/>
-          <w:sz w:val="24"/>
-          <w:szCs w:val="24"/>
-        </w:rPr>
-      </w:pPr>
-      <w:r>
-        <w:rPr>
-          <w:rFonts w:ascii="Times New Roman" w:eastAsia="Times New Roman" w:hAnsi="Times New Roman" w:cs="Times New Roman"/>
-          <w:sz w:val="24"/>
-          <w:szCs w:val="24"/>
-        </w:rPr>
-        <w:t>Средна продажна цена: Изчислява се като среднопретеглена стойност на база всички реализирани изходящи транзакции, разделяйки общия оборот на броя продадени единици.</w:t>
-      </w:r>
-    </w:p>
-    <w:p>
-      <w:pPr>
-        <w:numPr>
-          <w:ilvl w:val="1"/>
-          <w:numId w:val="32"/>
-        </w:numPr>
-        <w:spacing w:line="360" w:lineRule="auto"/>
-        <w:jc w:val="both"/>
-        <w:rPr>
-          <w:rFonts w:ascii="Times New Roman" w:eastAsia="Times New Roman" w:hAnsi="Times New Roman" w:cs="Times New Roman"/>
-          <w:sz w:val="24"/>
-          <w:szCs w:val="24"/>
-        </w:rPr>
-      </w:pPr>
-      <w:r>
-        <w:rPr>
-          <w:rFonts w:ascii="Times New Roman" w:eastAsia="Times New Roman" w:hAnsi="Times New Roman" w:cs="Times New Roman"/>
-          <w:sz w:val="24"/>
-          <w:szCs w:val="24"/>
-        </w:rPr>
-        <w:lastRenderedPageBreak/>
-        <w:t>Баланс на продукта: Автоматично пресмятане на нетната стойност на текущата наличност, както и съпоставка между натрупаните разходи за доставка и реализираните брутни приходи за пълна финансова проследимост.</w:t>
-      </w:r>
-    </w:p>
-    <w:p>
-      <w:pPr>
-        <w:numPr>
-          <w:ilvl w:val="0"/>
-          <w:numId w:val="32"/>
-        </w:numPr>
-        <w:spacing w:line="360" w:lineRule="auto"/>
-        <w:jc w:val="both"/>
-        <w:rPr>
-          <w:rFonts w:ascii="Times New Roman" w:eastAsia="Times New Roman" w:hAnsi="Times New Roman" w:cs="Times New Roman"/>
-          <w:sz w:val="24"/>
-          <w:szCs w:val="24"/>
-        </w:rPr>
-      </w:pPr>
-      <w:r>
-        <w:rPr>
-          <w:rFonts w:ascii="Times New Roman" w:eastAsia="Times New Roman" w:hAnsi="Times New Roman" w:cs="Times New Roman"/>
-          <w:sz w:val="24"/>
-          <w:szCs w:val="24"/>
-        </w:rPr>
-        <w:t>Интелигентно филтриране и търсене: Внедрена е логика за частично текстово съпоставяне (</w:t>
-      </w:r>
-      <w:r>
-        <w:rPr>
-          <w:rFonts w:ascii="Times New Roman" w:eastAsia="Times New Roman" w:hAnsi="Times New Roman" w:cs="Times New Roman"/>
-          <w:i/>
-          <w:iCs/>
-          <w:sz w:val="24"/>
-          <w:szCs w:val="24"/>
-        </w:rPr>
-        <w:t>keyword matching</w:t>
-      </w:r>
-      <w:r>
-        <w:rPr>
-          <w:rFonts w:ascii="Times New Roman" w:eastAsia="Times New Roman" w:hAnsi="Times New Roman" w:cs="Times New Roman"/>
-          <w:sz w:val="24"/>
-          <w:szCs w:val="24"/>
-        </w:rPr>
-        <w:t>). Тя позволява филтриране на информацията по име на продукт или контрагент, като механизмът е независим от регистъра на буквите (</w:t>
-      </w:r>
-      <w:r>
-        <w:rPr>
-          <w:rFonts w:ascii="Times New Roman" w:eastAsia="Times New Roman" w:hAnsi="Times New Roman" w:cs="Times New Roman"/>
-          <w:i/>
-          <w:iCs/>
-          <w:sz w:val="24"/>
-          <w:szCs w:val="24"/>
-        </w:rPr>
-        <w:t>case-insensitive</w:t>
-      </w:r>
-      <w:r>
-        <w:rPr>
-          <w:rFonts w:ascii="Times New Roman" w:eastAsia="Times New Roman" w:hAnsi="Times New Roman" w:cs="Times New Roman"/>
-          <w:sz w:val="24"/>
-          <w:szCs w:val="24"/>
-        </w:rPr>
-        <w:t>), което гарантира бързина и точност при работа с големи списъци.</w:t>
-      </w:r>
-    </w:p>
-    <w:p>
-      <w:pPr>
-        <w:numPr>
-          <w:ilvl w:val="0"/>
-          <w:numId w:val="32"/>
-        </w:numPr>
-        <w:spacing w:line="360" w:lineRule="auto"/>
-        <w:jc w:val="both"/>
-        <w:rPr>
-          <w:rFonts w:ascii="Times New Roman" w:eastAsia="Times New Roman" w:hAnsi="Times New Roman" w:cs="Times New Roman"/>
-          <w:sz w:val="24"/>
-          <w:szCs w:val="24"/>
-        </w:rPr>
-      </w:pPr>
-      <w:r>
-        <w:rPr>
-          <w:rFonts w:ascii="Times New Roman" w:eastAsia="Times New Roman" w:hAnsi="Times New Roman" w:cs="Times New Roman"/>
-          <w:sz w:val="24"/>
-          <w:szCs w:val="24"/>
-        </w:rPr>
-        <w:t>Алгоритмична обработка на масиви: Системата разполага с независим слой за обработка на данни, който позволява на потребителя да организира отчетите по налично количество чрез два класически метода за сортиране:</w:t>
-      </w:r>
-    </w:p>
-    <w:p>
-      <w:pPr>
-        <w:numPr>
-          <w:ilvl w:val="1"/>
-          <w:numId w:val="32"/>
-        </w:numPr>
-        <w:spacing w:line="360" w:lineRule="auto"/>
-        <w:jc w:val="both"/>
-        <w:rPr>
-          <w:rFonts w:ascii="Times New Roman" w:eastAsia="Times New Roman" w:hAnsi="Times New Roman" w:cs="Times New Roman"/>
-          <w:sz w:val="24"/>
-          <w:szCs w:val="24"/>
-        </w:rPr>
-      </w:pPr>
-      <w:r>
-        <w:rPr>
-          <w:rFonts w:ascii="Times New Roman" w:eastAsia="Times New Roman" w:hAnsi="Times New Roman" w:cs="Times New Roman"/>
-          <w:sz w:val="24"/>
-          <w:szCs w:val="24"/>
-        </w:rPr>
-        <w:t>Метод на пряката селекция (Selection Sort): Подходящ за директно подреждане на данните чрез намиране на минимален/максимален елемент.</w:t>
-      </w:r>
-    </w:p>
-    <w:p>
-      <w:pPr>
-        <w:numPr>
-          <w:ilvl w:val="1"/>
-          <w:numId w:val="32"/>
-        </w:numPr>
-        <w:spacing w:line="360" w:lineRule="auto"/>
-        <w:jc w:val="both"/>
-        <w:rPr>
-          <w:rFonts w:ascii="Times New Roman" w:eastAsia="Times New Roman" w:hAnsi="Times New Roman" w:cs="Times New Roman"/>
-          <w:sz w:val="24"/>
-          <w:szCs w:val="24"/>
-        </w:rPr>
-      </w:pPr>
-      <w:r>
-        <w:rPr>
-          <w:rFonts w:ascii="Times New Roman" w:eastAsia="Times New Roman" w:hAnsi="Times New Roman" w:cs="Times New Roman"/>
-          <w:sz w:val="24"/>
-          <w:szCs w:val="24"/>
-        </w:rPr>
-        <w:lastRenderedPageBreak/>
-        <w:t>Метод на мехурчето (Bubble Sort): Използван за последователно сравнение и пренареждане на съседни стойности до постигане на пълна подредба.</w:t>
-      </w:r>
-    </w:p>
-    <w:p>
-      <w:pPr>
-        <w:numPr>
-          <w:ilvl w:val="0"/>
-          <w:numId w:val="32"/>
-        </w:numPr>
-        <w:spacing w:line="360" w:lineRule="auto"/>
-        <w:jc w:val="both"/>
-        <w:rPr>
-          <w:rFonts w:ascii="Times New Roman" w:eastAsia="Times New Roman" w:hAnsi="Times New Roman" w:cs="Times New Roman"/>
-          <w:sz w:val="24"/>
-          <w:szCs w:val="24"/>
-        </w:rPr>
-      </w:pPr>
-      <w:r>
-        <w:rPr>
-          <w:rFonts w:ascii="Times New Roman" w:eastAsia="Times New Roman" w:hAnsi="Times New Roman" w:cs="Times New Roman"/>
-          <w:sz w:val="24"/>
-          <w:szCs w:val="24"/>
-        </w:rPr>
-        <w:t>Многоскладова организация: Системата поддържа управление на множество независими физически локации. Всеки отчет предоставя детайлно разпределение на продуктите по конкретни складови зони, осигурявайки пълна прозрачност върху инвентара в цялата организация.</w:t>
-      </w:r>
-    </w:p>
-    <w:p>
-      <w:pPr>
-        <w:spacing w:line="360" w:lineRule="auto"/>
-        <w:jc w:val="both"/>
-        <w:rPr>
-          <w:rFonts w:ascii="Times New Roman" w:eastAsia="Times New Roman" w:hAnsi="Times New Roman" w:cs="Times New Roman"/>
-          <w:sz w:val="24"/>
-          <w:szCs w:val="24"/>
-        </w:rPr>
-      </w:pPr>
-      <w:r>
-        <w:rPr>
-          <w:rFonts w:ascii="Times New Roman" w:eastAsia="Times New Roman" w:hAnsi="Times New Roman" w:cs="Times New Roman"/>
-          <w:sz w:val="24"/>
-          <w:szCs w:val="24"/>
-        </w:rPr>
-        <w:pict w14:anchorId="5F8B1790">
-          <v:rect id="_x0000_i1170" style="width:0;height:1.5pt" o:hralign="center" o:hrstd="t" o:hr="t" fillcolor="#a0a0a0" stroked="f"/>
-        </w:pict>
-      </w:r>
     </w:p>
     <w:p>
       <w:pPr>
@@ -12372,7 +11215,11 @@
           <w:szCs w:val="24"/>
         </w:rPr>
       </w:pPr>
-      <w:r>
+    </w:p>
+    <w:p>
+      <w:pPr>
+        <w:spacing w:line="360" w:lineRule="auto"/>
+        <w:jc w:val="both"/>
         <w:rPr>
           <w:rFonts w:ascii="Times New Roman" w:eastAsia="Times New Roman" w:hAnsi="Times New Roman" w:cs="Times New Roman"/>
           <w:b/>
@@ -12380,6 +11227,29 @@
           <w:sz w:val="24"/>
           <w:szCs w:val="24"/>
         </w:rPr>
+      </w:pPr>
+    </w:p>
+    <w:p>
+      <w:pPr>
+        <w:spacing w:line="360" w:lineRule="auto"/>
+        <w:jc w:val="both"/>
+        <w:rPr>
+          <w:rFonts w:ascii="Times New Roman" w:eastAsia="Times New Roman" w:hAnsi="Times New Roman" w:cs="Times New Roman"/>
+          <w:b/>
+          <w:bCs/>
+          <w:sz w:val="24"/>
+          <w:szCs w:val="24"/>
+        </w:rPr>
+      </w:pPr>
+      <w:r>
+        <w:rPr>
+          <w:rFonts w:ascii="Times New Roman" w:eastAsia="Times New Roman" w:hAnsi="Times New Roman" w:cs="Times New Roman"/>
+          <w:b/>
+          <w:bCs/>
+          <w:sz w:val="24"/>
+          <w:szCs w:val="24"/>
+        </w:rPr>
+        <w:lastRenderedPageBreak/>
         <w:t>13. Future Enhancements / Бъдещи подобрения</w:t>
       </w:r>
     </w:p>
@@ -12399,32 +11269,7 @@
           <w:sz w:val="24"/>
           <w:szCs w:val="24"/>
         </w:rPr>
-        <w:t>За бъдещото развитие на WIMS са предвидени следните стратегически стъпки, целящи превръщането на системата в корпоративно решение:</w:t>
-      </w:r>
-    </w:p>
-    <w:p>
-      <w:pPr>
-        <w:numPr>
-          <w:ilvl w:val="0"/>
-          <w:numId w:val="29"/>
-        </w:numPr>
-        <w:spacing w:line="360" w:lineRule="auto"/>
-        <w:jc w:val="both"/>
-        <w:rPr>
-          <w:rFonts w:ascii="Times New Roman" w:eastAsia="Times New Roman" w:hAnsi="Times New Roman" w:cs="Times New Roman"/>
-          <w:sz w:val="24"/>
-          <w:szCs w:val="24"/>
-        </w:rPr>
-      </w:pPr>
-      <w:r>
-        <w:rPr>
-          <w:rFonts w:ascii="Times New Roman" w:eastAsia="Times New Roman" w:hAnsi="Times New Roman" w:cs="Times New Roman"/>
-          <w:b/>
-          <w:bCs/>
-          <w:sz w:val="24"/>
-          <w:szCs w:val="24"/>
-        </w:rPr>
-        <w:t>Графичен потребителски интерфейс (GUI):</w:t>
+        <w:t>Бъдещото развитие на WIMS включва преминаване към графичен интерфейс, който да замени конзолния изглед и да позволи по</w:t>
       </w:r>
       <w:r>
         <w:rPr>
@@ -12432,33 +11277,8 @@
           <w:sz w:val="24"/>
           <w:szCs w:val="24"/>
         </w:rPr>
-        <w:t xml:space="preserve"> Миграция от конзолен интерфейс (CLI) към модерен графичен дизайн (използвайки библиотеки като PyQt или Tkinter). Това ще позволи интерактивно управление на складовите зони и визуално картографиране на продуктите.</w:t>
-      </w:r>
-    </w:p>
-    <w:p>
-      <w:pPr>
-        <w:numPr>
-          <w:ilvl w:val="0"/>
-          <w:numId w:val="29"/>
-        </w:numPr>
-        <w:spacing w:line="360" w:lineRule="auto"/>
-        <w:jc w:val="both"/>
-        <w:rPr>
-          <w:rFonts w:ascii="Times New Roman" w:eastAsia="Times New Roman" w:hAnsi="Times New Roman" w:cs="Times New Roman"/>
-          <w:sz w:val="24"/>
-          <w:szCs w:val="24"/>
-        </w:rPr>
-      </w:pPr>
-      <w:r>
-        <w:rPr>
-          <w:rFonts w:ascii="Times New Roman" w:eastAsia="Times New Roman" w:hAnsi="Times New Roman" w:cs="Times New Roman"/>
-          <w:b/>
-          <w:bCs/>
-          <w:sz w:val="24"/>
-          <w:szCs w:val="24"/>
-        </w:rPr>
-        <w:lastRenderedPageBreak/>
-        <w:t>Преход към Релационна база данни (RDBMS):</w:t>
+        <w:noBreakHyphen/>
+        <w:t>удобна визуална работа със складовите данни. Планира се и използване на релационна база данни като PostgreSQL или MySQL вместо JSON файлове, което ще осигури по</w:t>
       </w:r>
       <w:r>
         <w:rPr>
@@ -12466,32 +11286,8 @@
           <w:sz w:val="24"/>
           <w:szCs w:val="24"/>
         </w:rPr>
-        <w:t xml:space="preserve"> Замяна на JSON файловете с PostgreSQL или MySQL. Това ще осигури транзакционна сигурност (ACID), по-висока производителност при работа с големи масиви от данни и по-лесна поддръжка на връзките между обектите.</w:t>
-      </w:r>
-    </w:p>
-    <w:p>
-      <w:pPr>
-        <w:numPr>
-          <w:ilvl w:val="0"/>
-          <w:numId w:val="29"/>
-        </w:numPr>
-        <w:spacing w:line="360" w:lineRule="auto"/>
-        <w:jc w:val="both"/>
-        <w:rPr>
-          <w:rFonts w:ascii="Times New Roman" w:eastAsia="Times New Roman" w:hAnsi="Times New Roman" w:cs="Times New Roman"/>
-          <w:sz w:val="24"/>
-          <w:szCs w:val="24"/>
-        </w:rPr>
-      </w:pPr>
-      <w:r>
-        <w:rPr>
-          <w:rFonts w:ascii="Times New Roman" w:eastAsia="Times New Roman" w:hAnsi="Times New Roman" w:cs="Times New Roman"/>
-          <w:b/>
-          <w:bCs/>
-          <w:sz w:val="24"/>
-          <w:szCs w:val="24"/>
-        </w:rPr>
-        <w:t>Мобилно приложение:</w:t>
+        <w:noBreakHyphen/>
+        <w:t>висока надеждност и по</w:t>
       </w:r>
       <w:r>
         <w:rPr>
@@ -12499,52 +11295,9 @@
           <w:sz w:val="24"/>
           <w:szCs w:val="24"/>
         </w:rPr>
-        <w:t xml:space="preserve"> Разработване на олекотен мобилен интерфейс за складови работници, който да позволява сканиране на стоки и проверка на наличности директно от мобилни устройства.</w:t>
+        <w:noBreakHyphen/>
+        <w:t>добра работа с големи обеми информация. Част от бъдещите стъпки е и разработването на мобилно приложение за бърз достъп до наличности и сканиране на стоки директно от мобилни устройства. Допълнително се предвижда изграждане на REST API, което ще позволи свързване на WIMS с външни системи като счетоводни платформи, онлайн магазини или ERP решения.</w:t>
       </w:r>
-    </w:p>
-    <w:p>
-      <w:pPr>
-        <w:numPr>
-          <w:ilvl w:val="0"/>
-          <w:numId w:val="29"/>
-        </w:numPr>
-        <w:spacing w:line="360" w:lineRule="auto"/>
-        <w:jc w:val="both"/>
-        <w:rPr>
-          <w:rFonts w:ascii="Times New Roman" w:eastAsia="Times New Roman" w:hAnsi="Times New Roman" w:cs="Times New Roman"/>
-          <w:sz w:val="24"/>
-          <w:szCs w:val="24"/>
-        </w:rPr>
-      </w:pPr>
-      <w:r>
-        <w:rPr>
-          <w:rFonts w:ascii="Times New Roman" w:eastAsia="Times New Roman" w:hAnsi="Times New Roman" w:cs="Times New Roman"/>
-          <w:b/>
-          <w:bCs/>
-          <w:sz w:val="24"/>
-          <w:szCs w:val="24"/>
-        </w:rPr>
-        <w:t>Приложно-програмен интерфейс (REST API):</w:t>
-      </w:r>
-      <w:r>
-        <w:rPr>
-          <w:rFonts w:ascii="Times New Roman" w:eastAsia="Times New Roman" w:hAnsi="Times New Roman" w:cs="Times New Roman"/>
-          <w:sz w:val="24"/>
-          <w:szCs w:val="24"/>
-        </w:rPr>
-        <w:t xml:space="preserve"> Изграждане на API слой за безпроблемна синхронизация на WIMS с външни системи (счетоводен софтуер, платформи за електронна търговия или ERP системи).</w:t>
-      </w:r>
-    </w:p>
-    <w:p>
-      <w:pPr>
-        <w:spacing w:line="360" w:lineRule="auto"/>
-        <w:jc w:val="both"/>
-        <w:rPr>
-          <w:rFonts w:ascii="Times New Roman" w:eastAsia="Times New Roman" w:hAnsi="Times New Roman" w:cs="Times New Roman"/>
-          <w:sz w:val="24"/>
-          <w:szCs w:val="24"/>
-        </w:rPr>
-      </w:pPr>
     </w:p>
     <w:p>
       <w:pPr>
@@ -19370,7 +18123,7 @@
 </file>
 
 <file path=customXml/itemProps1.xml><?xml version="1.0" encoding="utf-8"?>
-<ds:datastoreItem xmlns:ds="http://schemas.openxmlformats.org/officeDocument/2006/customXml" ds:itemID="{08F918D6-ABBE-4B23-8B2C-2AE016097DCF}">
+<ds:datastoreItem xmlns:ds="http://schemas.openxmlformats.org/officeDocument/2006/customXml" ds:itemID="{1E0B8C15-83B5-40EC-981D-240E403FCD41}">
   <ds:schemaRefs>
     <ds:schemaRef ds:uri="http://schemas.openxmlformats.org/officeDocument/2006/bibliography"/>
   </ds:schemaRefs>

--- a/documentation/Warehouse Inventory Management System (WIMS)_Siyka.docx
+++ b/documentation/Warehouse Inventory Management System (WIMS)_Siyka.docx
@@ -470,8 +470,8 @@
           <w:rFonts w:ascii="Times New Roman" w:hAnsi="Times New Roman" w:cs="Times New Roman"/>
           <w:b/>
           <w:bCs/>
-          <w:sz w:val="28"/>
-          <w:szCs w:val="28"/>
+          <w:sz w:val="24"/>
+          <w:szCs w:val="24"/>
         </w:rPr>
       </w:pPr>
       <w:r>
@@ -479,8 +479,8 @@
           <w:rFonts w:ascii="Times New Roman" w:hAnsi="Times New Roman" w:cs="Times New Roman"/>
           <w:b/>
           <w:bCs/>
-          <w:sz w:val="28"/>
-          <w:szCs w:val="28"/>
+          <w:sz w:val="24"/>
+          <w:szCs w:val="24"/>
         </w:rPr>
         <w:lastRenderedPageBreak/>
         <w:t>1. Описание на проекта</w:t>
@@ -490,8 +490,25 @@
       <w:pPr>
         <w:spacing w:line="360" w:lineRule="auto"/>
         <w:jc w:val="both"/>
+        <w:rPr>
+          <w:rFonts w:ascii="Times New Roman" w:hAnsi="Times New Roman" w:cs="Times New Roman"/>
+          <w:sz w:val="24"/>
+          <w:szCs w:val="24"/>
+        </w:rPr>
       </w:pPr>
       <w:r>
+        <w:rPr>
+          <w:rFonts w:ascii="Times New Roman" w:hAnsi="Times New Roman" w:cs="Times New Roman"/>
+          <w:sz w:val="24"/>
+          <w:szCs w:val="24"/>
+        </w:rPr>
+        <w:t>WIMS е модулна, обектно ориентирана система за автоматизация на складови процеси, изградена върху многослойна архитектура. Тя предоставя централизирана среда за работа, в която данните се обработват последователно и се проследяват чрез автоматични проверки и ролеви механизми за достъп.</w:t>
+      </w:r>
+    </w:p>
+    <w:p>
+      <w:pPr>
+        <w:spacing w:line="360" w:lineRule="auto"/>
+        <w:jc w:val="both"/>
         <w:rPr>
           <w:rFonts w:ascii="Times New Roman" w:hAnsi="Times New Roman" w:cs="Times New Roman"/>
           <w:b/>
@@ -499,65 +516,14 @@
           <w:sz w:val="24"/>
           <w:szCs w:val="24"/>
         </w:rPr>
-        <w:t>WIMS</w:t>
-      </w:r>
+      </w:pPr>
       <w:r>
-        <w:rPr>
-          <w:rFonts w:ascii="Times New Roman" w:hAnsi="Times New Roman" w:cs="Times New Roman"/>
-          <w:sz w:val="24"/>
-          <w:szCs w:val="24"/>
-        </w:rPr>
-        <w:t xml:space="preserve"> </w:t>
-      </w:r>
-      <w:r>
-        <w:rPr>
-          <w:rFonts w:ascii="Times New Roman" w:hAnsi="Times New Roman" w:cs="Times New Roman"/>
-          <w:sz w:val="24"/>
-          <w:szCs w:val="24"/>
-        </w:rPr>
-        <w:t>е модулна, обектно ориентирана система за автоматизация на складови процеси. Тя е изградена върху многослойна архитектура, която гарантира добре организирани, валидирани и напълно проследими данни. Системата функционира като централизирана платформа за управление на наличностите, намалявайки човешките грешки чрез автоматични проверки и ролево базиран достъп.</w:t>
-      </w:r>
-    </w:p>
-    <w:p>
-      <w:pPr>
-        <w:spacing w:line="360" w:lineRule="auto"/>
-        <w:jc w:val="both"/>
-        <w:rPr>
-          <w:rFonts w:ascii="Times New Roman" w:hAnsi="Times New Roman" w:cs="Times New Roman"/>
-          <w:sz w:val="24"/>
-          <w:szCs w:val="24"/>
-        </w:rPr>
-      </w:pPr>
-      <w:r>
-        <w:rPr>
-          <w:rFonts w:ascii="Times New Roman" w:hAnsi="Times New Roman" w:cs="Times New Roman"/>
-          <w:sz w:val="24"/>
-          <w:szCs w:val="24"/>
-        </w:rPr>
-        <w:pict w14:anchorId="1A671859">
-          <v:rect id="_x0000_i1025" style="width:0;height:1.5pt" o:hralign="center" o:hrstd="t" o:hr="t" fillcolor="#a0a0a0" stroked="f"/>
-        </w:pict>
-      </w:r>
-    </w:p>
-    <w:p>
-      <w:pPr>
-        <w:spacing w:line="360" w:lineRule="auto"/>
-        <w:jc w:val="both"/>
         <w:rPr>
           <w:rFonts w:ascii="Times New Roman" w:hAnsi="Times New Roman" w:cs="Times New Roman"/>
           <w:b/>
           <w:bCs/>
-          <w:sz w:val="28"/>
-          <w:szCs w:val="28"/>
-        </w:rPr>
-      </w:pPr>
-      <w:r>
-        <w:rPr>
-          <w:rFonts w:ascii="Times New Roman" w:hAnsi="Times New Roman" w:cs="Times New Roman"/>
-          <w:b/>
-          <w:bCs/>
-          <w:sz w:val="28"/>
-          <w:szCs w:val="28"/>
+          <w:sz w:val="24"/>
+          <w:szCs w:val="24"/>
         </w:rPr>
         <w:t>2. Бизнес нужди</w:t>
       </w:r>
@@ -578,7 +544,7 @@
           <w:sz w:val="24"/>
           <w:szCs w:val="24"/>
         </w:rPr>
-        <w:t>WIMS работи като цялостна система, която обединява всички складови процеси на едно място. В днешната динамична среда, когато данните често се обработват ръчно, информацията лесно се разпокъсва, работата се забавя и рискът от грешки нараства. Централизирането на операциите в WIMS премахва тези проблеми и осигурява по</w:t>
+        <w:t>Системата адресира проблемите, свързани с разпокъсана информация и ръчна обработка, като обединява всички складови операции в единна платформа. Автоматизацията намалява грешките, ускорява работния поток и осигурява надеждно документиране. WIMS предоставя аналитични справки и финансови показатели, които подпомагат планирането и управленските решения. Гъвкавата архитектура позволява бъдещо разширяване и интеграция на по</w:t>
       </w:r>
       <w:r>
         <w:rPr>
@@ -587,94 +553,12 @@
           <w:szCs w:val="24"/>
         </w:rPr>
         <w:noBreakHyphen/>
-        <w:t>ясен, по</w:t>
-      </w:r>
-      <w:r>
-        <w:rPr>
-          <w:rFonts w:ascii="Times New Roman" w:hAnsi="Times New Roman" w:cs="Times New Roman"/>
-          <w:sz w:val="24"/>
-          <w:szCs w:val="24"/>
-        </w:rPr>
-        <w:noBreakHyphen/>
-        <w:t>бърз и по</w:t>
-      </w:r>
-      <w:r>
-        <w:rPr>
-          <w:rFonts w:ascii="Times New Roman" w:hAnsi="Times New Roman" w:cs="Times New Roman"/>
-          <w:sz w:val="24"/>
-          <w:szCs w:val="24"/>
-        </w:rPr>
-        <w:noBreakHyphen/>
-        <w:t xml:space="preserve">надежден начин за управление на склада. Чрез </w:t>
-      </w:r>
-      <w:r>
-        <w:rPr>
-          <w:rFonts w:ascii="Times New Roman" w:hAnsi="Times New Roman" w:cs="Times New Roman"/>
-          <w:sz w:val="24"/>
-          <w:szCs w:val="24"/>
-        </w:rPr>
-        <w:lastRenderedPageBreak/>
-        <w:t>автоматизиране на ключови операции системата повишава ефективността, премахва нуждата от ръчно въвеждане и гарантира коректно документиране на продажбите.</w:t>
+        <w:t>сложни логистични механизми.</w:t>
       </w:r>
     </w:p>
     <w:p>
       <w:pPr>
         <w:spacing w:line="360" w:lineRule="auto"/>
-        <w:jc w:val="both"/>
-        <w:rPr>
-          <w:rFonts w:ascii="Times New Roman" w:hAnsi="Times New Roman" w:cs="Times New Roman"/>
-          <w:sz w:val="24"/>
-          <w:szCs w:val="24"/>
-        </w:rPr>
-      </w:pPr>
-      <w:r>
-        <w:rPr>
-          <w:rFonts w:ascii="Times New Roman" w:hAnsi="Times New Roman" w:cs="Times New Roman"/>
-          <w:sz w:val="24"/>
-          <w:szCs w:val="24"/>
-        </w:rPr>
-        <w:t>Централизираната структура позволява пълна проследимост на всяко движение на стока, осигурявайки прозрачност и отчетност. Благодарение на точните данни за средни доставни цени, натрупани разходи и реализирани приходи, WIMS подпомага финансовото планиране и оптимизацията на ресурсите. Системата предоставя бърз достъп до аналитична информация за наличностите във всички складови локации, улеснявайки вземането на информирани управленски решения. Модулната архитектура позволява лесно разширяване и интеграция на бъдещи технологии, включително по</w:t>
-      </w:r>
-      <w:r>
-        <w:rPr>
-          <w:rFonts w:ascii="Times New Roman" w:hAnsi="Times New Roman" w:cs="Times New Roman"/>
-          <w:sz w:val="24"/>
-          <w:szCs w:val="24"/>
-        </w:rPr>
-        <w:noBreakHyphen/>
-        <w:t>сложни логистични алгоритми и автоматизации, което прави WIMS мащабируемо решение, готово за развитие.</w:t>
-      </w:r>
-    </w:p>
-    <w:p>
-      <w:pPr>
-        <w:spacing w:line="360" w:lineRule="auto"/>
-        <w:ind w:left="142"/>
-        <w:jc w:val="both"/>
-        <w:rPr>
-          <w:rFonts w:ascii="Times New Roman" w:hAnsi="Times New Roman" w:cs="Times New Roman"/>
-          <w:b/>
-          <w:bCs/>
-          <w:sz w:val="24"/>
-          <w:szCs w:val="24"/>
-        </w:rPr>
-      </w:pPr>
-      <w:r>
-        <w:rPr>
-          <w:rFonts w:ascii="Times New Roman" w:hAnsi="Times New Roman" w:cs="Times New Roman"/>
-          <w:b/>
-          <w:bCs/>
-          <w:sz w:val="24"/>
-          <w:szCs w:val="24"/>
-        </w:rPr>
-        <w:pict w14:anchorId="341EA9D5">
-          <v:rect id="_x0000_i1026" style="width:0;height:1.5pt" o:hralign="center" o:hrstd="t" o:hr="t" fillcolor="#a0a0a0" stroked="f"/>
-        </w:pict>
-      </w:r>
-    </w:p>
-    <w:p>
-      <w:pPr>
-        <w:spacing w:line="360" w:lineRule="auto"/>
-        <w:ind w:left="142"/>
         <w:jc w:val="both"/>
         <w:rPr>
           <w:rFonts w:ascii="Times New Roman" w:hAnsi="Times New Roman" w:cs="Times New Roman"/>
@@ -711,7 +595,8 @@
           <w:sz w:val="24"/>
           <w:szCs w:val="24"/>
         </w:rPr>
-        <w:t>С</w:t>
+        <w:lastRenderedPageBreak/>
+        <w:t>Системата поддържа управление на продукти, категории и доставчици, като съхранява необходимата информация за поддържане на актуални наличности</w:t>
       </w:r>
       <w:r>
         <w:rPr>
@@ -719,7 +604,7 @@
           <w:sz w:val="24"/>
           <w:szCs w:val="24"/>
         </w:rPr>
-        <w:t xml:space="preserve">истемата осигурява цялостна среда за управление на складови и логистични процеси. Тя предоставя пълен контрол върху номенклатурите чрез създаване, редактиране и изтриване на продукти, категории и </w:t>
+        <w:t>.</w:t>
       </w:r>
       <w:r>
         <w:rPr>
@@ -727,8 +612,23 @@
           <w:sz w:val="24"/>
           <w:szCs w:val="24"/>
         </w:rPr>
-        <w:lastRenderedPageBreak/>
-        <w:t>доставчици. Всеки артикул съдържа необходимите метаданни, което улеснява поддържането на актуални наличности и проследяването на стоките.</w:t>
+        <w:t xml:space="preserve"> </w:t>
+      </w:r>
+      <w:r>
+        <w:rPr>
+          <w:rFonts w:ascii="Times New Roman" w:hAnsi="Times New Roman" w:cs="Times New Roman"/>
+          <w:sz w:val="24"/>
+          <w:szCs w:val="24"/>
+        </w:rPr>
+        <w:t>Логистичният модул обработва входящи, изходящи и вътрешни движения с автоматични проверки за коректност, а при продажба генерира фактура. Ролевият модел определя правата на администратори и оператори. Модулът за отчети предоставя визуализация на наличности, история на движенията и инструменти за търсене и сортиране.</w:t>
+      </w:r>
+      <w:r>
+        <w:rPr>
+          <w:rFonts w:ascii="Times New Roman" w:hAnsi="Times New Roman" w:cs="Times New Roman"/>
+          <w:sz w:val="24"/>
+          <w:szCs w:val="24"/>
+        </w:rPr>
+        <w:t xml:space="preserve"> </w:t>
       </w:r>
     </w:p>
     <w:p>
@@ -737,6 +637,8 @@
         <w:jc w:val="both"/>
         <w:rPr>
           <w:rFonts w:ascii="Times New Roman" w:hAnsi="Times New Roman" w:cs="Times New Roman"/>
+          <w:b/>
+          <w:bCs/>
           <w:sz w:val="24"/>
           <w:szCs w:val="24"/>
         </w:rPr>
@@ -744,10 +646,12 @@
       <w:r>
         <w:rPr>
           <w:rFonts w:ascii="Times New Roman" w:hAnsi="Times New Roman" w:cs="Times New Roman"/>
-          <w:sz w:val="24"/>
-          <w:szCs w:val="24"/>
-        </w:rPr>
-        <w:t>Логистичният модул обработва входящи, изходящи и вътрешни движения, като при всяка операция се извършват автоматични проверки за коректност и достатъчно количество, което гарантира надеждни данни и последователна хронология на транзакциите. При продажба системата автоматично генерира фактура и изчислява стойностите в реално време, улеснявайки финансовата отчетност.</w:t>
+          <w:b/>
+          <w:bCs/>
+          <w:sz w:val="24"/>
+          <w:szCs w:val="24"/>
+        </w:rPr>
+        <w:t>4. Модел на данните (Data Model Definition)</w:t>
       </w:r>
     </w:p>
     <w:p>
@@ -766,7 +670,7 @@
           <w:sz w:val="24"/>
           <w:szCs w:val="24"/>
         </w:rPr>
-        <w:t>Работната среда поддържа ролеви достъп, като администратори и оператори разполагат с различни нива на права, осигуряващи защита при критични операции. Модулът за отчети преобразува оперативните данни в аналитична информация, предоставяйки визуализация на наличностите, история на движенията и възможности за търсене и сортиране, което подпомага откриването на критични наличности и вземането на информирани решения.</w:t>
+        <w:t>Моделът на данните описва структурата и връзките между основните обекти в системата. Той гарантира консистентност чрез ясни JSON структури, автоматично генерирани идентификатори и времеви отметки. Поддържа финансова проследимост чрез връзката между движения и фактури, както и логическа валидация на операциите. Разделението на отговорностите позволява визуализацията да бъде независима от логиката за съхранение, а архитектурата остава мащабируема за бъдещи разширения.</w:t>
       </w:r>
     </w:p>
     <w:p>
@@ -775,26 +679,17 @@
         <w:jc w:val="both"/>
         <w:rPr>
           <w:rFonts w:ascii="Times New Roman" w:hAnsi="Times New Roman" w:cs="Times New Roman"/>
-          <w:sz w:val="24"/>
-          <w:szCs w:val="24"/>
+          <w:b/>
+          <w:bCs/>
+          <w:sz w:val="24"/>
+          <w:szCs w:val="24"/>
+          <w:lang w:val="en-US"/>
         </w:rPr>
       </w:pPr>
     </w:p>
     <w:p>
       <w:pPr>
         <w:spacing w:line="360" w:lineRule="auto"/>
-        <w:jc w:val="both"/>
-        <w:rPr>
-          <w:rFonts w:ascii="Times New Roman" w:hAnsi="Times New Roman" w:cs="Times New Roman"/>
-          <w:sz w:val="24"/>
-          <w:szCs w:val="24"/>
-        </w:rPr>
-      </w:pPr>
-    </w:p>
-    <w:p>
-      <w:pPr>
-        <w:spacing w:line="360" w:lineRule="auto"/>
-        <w:ind w:left="142"/>
         <w:jc w:val="both"/>
         <w:rPr>
           <w:rFonts w:ascii="Times New Roman" w:hAnsi="Times New Roman" w:cs="Times New Roman"/>
@@ -802,19 +697,23 @@
           <w:bCs/>
           <w:sz w:val="24"/>
           <w:szCs w:val="24"/>
-        </w:rPr>
-      </w:pPr>
-      <w:r>
+          <w:lang w:val="en-US"/>
+        </w:rPr>
+      </w:pPr>
+    </w:p>
+    <w:p>
+      <w:pPr>
+        <w:spacing w:line="360" w:lineRule="auto"/>
+        <w:jc w:val="both"/>
         <w:rPr>
           <w:rFonts w:ascii="Times New Roman" w:hAnsi="Times New Roman" w:cs="Times New Roman"/>
           <w:b/>
           <w:bCs/>
           <w:sz w:val="24"/>
           <w:szCs w:val="24"/>
-        </w:rPr>
-        <w:lastRenderedPageBreak/>
-        <w:t>4. Модел н</w:t>
-      </w:r>
+          <w:lang w:val="en-US"/>
+        </w:rPr>
+      </w:pPr>
       <w:r>
         <w:rPr>
           <w:rFonts w:ascii="Times New Roman" w:hAnsi="Times New Roman" w:cs="Times New Roman"/>
@@ -822,178 +721,13 @@
           <w:bCs/>
           <w:sz w:val="24"/>
           <w:szCs w:val="24"/>
-        </w:rPr>
-        <w:t>а данните (Data Model Definition)</w:t>
-      </w:r>
-    </w:p>
-    <w:p>
-      <w:pPr>
-        <w:spacing w:line="360" w:lineRule="auto"/>
-        <w:ind w:left="142"/>
-        <w:jc w:val="both"/>
-        <w:rPr>
-          <w:rFonts w:ascii="Times New Roman" w:hAnsi="Times New Roman" w:cs="Times New Roman"/>
-          <w:sz w:val="24"/>
-          <w:szCs w:val="24"/>
-        </w:rPr>
-      </w:pPr>
-      <w:r>
-        <w:rPr>
-          <w:rFonts w:ascii="Times New Roman" w:hAnsi="Times New Roman" w:cs="Times New Roman"/>
-          <w:sz w:val="24"/>
-          <w:szCs w:val="24"/>
-        </w:rPr>
-        <w:t>Моделът на данните дефинира основните бизнес обекти и техните зависимости, като гарантира:</w:t>
-      </w:r>
-    </w:p>
-    <w:p>
-      <w:pPr>
-        <w:numPr>
-          <w:ilvl w:val="0"/>
-          <w:numId w:val="21"/>
-        </w:numPr>
-        <w:spacing w:line="360" w:lineRule="auto"/>
-        <w:jc w:val="both"/>
-        <w:rPr>
-          <w:rFonts w:ascii="Times New Roman" w:hAnsi="Times New Roman" w:cs="Times New Roman"/>
-          <w:sz w:val="24"/>
-          <w:szCs w:val="24"/>
-        </w:rPr>
-      </w:pPr>
-      <w:r>
-        <w:rPr>
-          <w:rFonts w:ascii="Times New Roman" w:hAnsi="Times New Roman" w:cs="Times New Roman"/>
-          <w:sz w:val="24"/>
-          <w:szCs w:val="24"/>
-        </w:rPr>
-        <w:t>Консистентност: Ясна структура на JSON файловете и автоматично генериране на времеви отметки и уникални идентификатори (UUID).</w:t>
-      </w:r>
-    </w:p>
-    <w:p>
-      <w:pPr>
-        <w:numPr>
-          <w:ilvl w:val="0"/>
-          <w:numId w:val="21"/>
-        </w:numPr>
-        <w:spacing w:line="360" w:lineRule="auto"/>
-        <w:jc w:val="both"/>
-        <w:rPr>
-          <w:rFonts w:ascii="Times New Roman" w:hAnsi="Times New Roman" w:cs="Times New Roman"/>
-          <w:sz w:val="24"/>
-          <w:szCs w:val="24"/>
-        </w:rPr>
-      </w:pPr>
-      <w:r>
-        <w:rPr>
-          <w:rFonts w:ascii="Times New Roman" w:hAnsi="Times New Roman" w:cs="Times New Roman"/>
-          <w:sz w:val="24"/>
-          <w:szCs w:val="24"/>
-        </w:rPr>
-        <w:t>Финансова проследимост: Връзка между Movement обектите и Invoice обектите, позволяваща точно пресмятане на средни входни/изходни цени и финансови отчети.</w:t>
-      </w:r>
-    </w:p>
-    <w:p>
-      <w:pPr>
-        <w:numPr>
-          <w:ilvl w:val="0"/>
-          <w:numId w:val="21"/>
-        </w:numPr>
-        <w:spacing w:line="360" w:lineRule="auto"/>
-        <w:jc w:val="both"/>
-        <w:rPr>
-          <w:rFonts w:ascii="Times New Roman" w:hAnsi="Times New Roman" w:cs="Times New Roman"/>
-          <w:sz w:val="24"/>
-          <w:szCs w:val="24"/>
-        </w:rPr>
-      </w:pPr>
-      <w:r>
-        <w:rPr>
-          <w:rFonts w:ascii="Times New Roman" w:hAnsi="Times New Roman" w:cs="Times New Roman"/>
-          <w:sz w:val="24"/>
-          <w:szCs w:val="24"/>
-        </w:rPr>
-        <w:t>Валидация: Всеки обект преминава през проверка на типовете данни и логическа валидация (например блокиране на OUT движение при отрицателен баланс).</w:t>
-      </w:r>
-    </w:p>
-    <w:p>
-      <w:pPr>
-        <w:numPr>
-          <w:ilvl w:val="0"/>
-          <w:numId w:val="21"/>
-        </w:numPr>
-        <w:spacing w:line="360" w:lineRule="auto"/>
-        <w:jc w:val="both"/>
-        <w:rPr>
-          <w:rFonts w:ascii="Times New Roman" w:hAnsi="Times New Roman" w:cs="Times New Roman"/>
-          <w:sz w:val="24"/>
-          <w:szCs w:val="24"/>
-        </w:rPr>
-      </w:pPr>
-      <w:r>
-        <w:rPr>
-          <w:rFonts w:ascii="Times New Roman" w:hAnsi="Times New Roman" w:cs="Times New Roman"/>
-          <w:sz w:val="24"/>
-          <w:szCs w:val="24"/>
-        </w:rPr>
-        <w:t>Разделение на отговорностите: Архитектурата позволява ReportsView да визуализира данните в табличен формат или карти, без да променя логиката на съхранение.</w:t>
-      </w:r>
-    </w:p>
-    <w:p>
-      <w:pPr>
-        <w:numPr>
-          <w:ilvl w:val="0"/>
-          <w:numId w:val="21"/>
-        </w:numPr>
-        <w:spacing w:line="360" w:lineRule="auto"/>
-        <w:jc w:val="both"/>
-        <w:rPr>
-          <w:rFonts w:ascii="Times New Roman" w:hAnsi="Times New Roman" w:cs="Times New Roman"/>
-          <w:sz w:val="24"/>
-          <w:szCs w:val="24"/>
-        </w:rPr>
-      </w:pPr>
-      <w:r>
-        <w:rPr>
-          <w:rFonts w:ascii="Times New Roman" w:hAnsi="Times New Roman" w:cs="Times New Roman"/>
-          <w:sz w:val="24"/>
-          <w:szCs w:val="24"/>
-        </w:rPr>
-        <w:t>Мащабируемост: Моделът позволява лесно разширяване с нови типове движения или допълнителни алгоритми за обработка на информацията</w:t>
-      </w:r>
-      <w:r>
-        <w:rPr>
-          <w:rFonts w:ascii="Times New Roman" w:hAnsi="Times New Roman" w:cs="Times New Roman"/>
-          <w:sz w:val="24"/>
-          <w:szCs w:val="24"/>
-        </w:rPr>
-        <w:t>.</w:t>
-      </w:r>
-    </w:p>
-    <w:p>
-      <w:pPr>
-        <w:spacing w:line="360" w:lineRule="auto"/>
-        <w:jc w:val="both"/>
-        <w:rPr>
-          <w:rFonts w:ascii="Times New Roman" w:hAnsi="Times New Roman" w:cs="Times New Roman"/>
-          <w:b/>
-          <w:bCs/>
-          <w:sz w:val="24"/>
-          <w:szCs w:val="24"/>
-          <w:lang w:val="en-US"/>
-        </w:rPr>
-      </w:pPr>
-      <w:r>
-        <w:rPr>
-          <w:rFonts w:ascii="Times New Roman" w:hAnsi="Times New Roman" w:cs="Times New Roman"/>
-          <w:b/>
-          <w:bCs/>
-          <w:sz w:val="24"/>
-          <w:szCs w:val="24"/>
           <w:lang w:val="en-US"/>
         </w:rPr>
         <w:lastRenderedPageBreak/>
         <w:t>User</w:t>
       </w:r>
+      <w:bookmarkStart w:id="0" w:name="_GoBack"/>
+      <w:bookmarkEnd w:id="0"/>
     </w:p>
     <w:tbl>
       <w:tblPr>
@@ -2296,9 +2030,8 @@
       </w:tblPr>
       <w:tblGrid>
         <w:gridCol w:w="1242"/>
-        <w:gridCol w:w="973"/>
-        <w:gridCol w:w="30"/>
-        <w:gridCol w:w="3382"/>
+        <w:gridCol w:w="1588"/>
+        <w:gridCol w:w="2797"/>
         <w:gridCol w:w="5136"/>
       </w:tblGrid>
       <w:tr>
@@ -2340,7 +2073,7 @@
         </w:tc>
         <w:tc>
           <w:tcPr>
-            <w:tcW w:w="0" w:type="auto"/>
+            <w:tcW w:w="1558" w:type="dxa"/>
             <w:shd w:val="clear" w:color="auto" w:fill="D9D9D9" w:themeFill="background1" w:themeFillShade="D9"/>
             <w:vAlign w:val="center"/>
             <w:hideMark/>
@@ -2372,8 +2105,7 @@
         </w:tc>
         <w:tc>
           <w:tcPr>
-            <w:tcW w:w="0" w:type="auto"/>
-            <w:gridSpan w:val="2"/>
+            <w:tcW w:w="2767" w:type="dxa"/>
             <w:shd w:val="clear" w:color="auto" w:fill="D9D9D9" w:themeFill="background1" w:themeFillShade="D9"/>
             <w:vAlign w:val="center"/>
             <w:hideMark/>
@@ -2405,7 +2137,7 @@
         </w:tc>
         <w:tc>
           <w:tcPr>
-            <w:tcW w:w="5864" w:type="dxa"/>
+            <w:tcW w:w="5091" w:type="dxa"/>
             <w:shd w:val="clear" w:color="auto" w:fill="D9D9D9" w:themeFill="background1" w:themeFillShade="D9"/>
             <w:vAlign w:val="center"/>
             <w:hideMark/>
@@ -2474,7 +2206,7 @@
         </w:tc>
         <w:tc>
           <w:tcPr>
-            <w:tcW w:w="0" w:type="auto"/>
+            <w:tcW w:w="1558" w:type="dxa"/>
             <w:shd w:val="clear" w:color="auto" w:fill="D9D9D9" w:themeFill="background1" w:themeFillShade="D9"/>
             <w:vAlign w:val="center"/>
             <w:hideMark/>
@@ -2506,8 +2238,7 @@
         </w:tc>
         <w:tc>
           <w:tcPr>
-            <w:tcW w:w="0" w:type="auto"/>
-            <w:gridSpan w:val="2"/>
+            <w:tcW w:w="2767" w:type="dxa"/>
             <w:shd w:val="clear" w:color="auto" w:fill="D9D9D9" w:themeFill="background1" w:themeFillShade="D9"/>
             <w:vAlign w:val="center"/>
             <w:hideMark/>
@@ -2539,7 +2270,7 @@
         </w:tc>
         <w:tc>
           <w:tcPr>
-            <w:tcW w:w="5864" w:type="dxa"/>
+            <w:tcW w:w="5091" w:type="dxa"/>
             <w:shd w:val="clear" w:color="auto" w:fill="D9D9D9" w:themeFill="background1" w:themeFillShade="D9"/>
             <w:vAlign w:val="center"/>
             <w:hideMark/>
@@ -2608,7 +2339,7 @@
         </w:tc>
         <w:tc>
           <w:tcPr>
-            <w:tcW w:w="0" w:type="auto"/>
+            <w:tcW w:w="1558" w:type="dxa"/>
             <w:shd w:val="clear" w:color="auto" w:fill="D9D9D9" w:themeFill="background1" w:themeFillShade="D9"/>
             <w:vAlign w:val="center"/>
             <w:hideMark/>
@@ -2640,8 +2371,7 @@
         </w:tc>
         <w:tc>
           <w:tcPr>
-            <w:tcW w:w="0" w:type="auto"/>
-            <w:gridSpan w:val="2"/>
+            <w:tcW w:w="2767" w:type="dxa"/>
             <w:shd w:val="clear" w:color="auto" w:fill="D9D9D9" w:themeFill="background1" w:themeFillShade="D9"/>
             <w:vAlign w:val="center"/>
             <w:hideMark/>
@@ -2673,7 +2403,7 @@
         </w:tc>
         <w:tc>
           <w:tcPr>
-            <w:tcW w:w="5864" w:type="dxa"/>
+            <w:tcW w:w="5091" w:type="dxa"/>
             <w:shd w:val="clear" w:color="auto" w:fill="D9D9D9" w:themeFill="background1" w:themeFillShade="D9"/>
             <w:vAlign w:val="center"/>
             <w:hideMark/>
@@ -2743,8 +2473,7 @@
         </w:tc>
         <w:tc>
           <w:tcPr>
-            <w:tcW w:w="1417" w:type="dxa"/>
-            <w:gridSpan w:val="2"/>
+            <w:tcW w:w="1558" w:type="dxa"/>
             <w:shd w:val="clear" w:color="auto" w:fill="D9D9D9" w:themeFill="background1" w:themeFillShade="D9"/>
             <w:vAlign w:val="center"/>
             <w:hideMark/>
@@ -2776,7 +2505,7 @@
         </w:tc>
         <w:tc>
           <w:tcPr>
-            <w:tcW w:w="2135" w:type="dxa"/>
+            <w:tcW w:w="2767" w:type="dxa"/>
             <w:shd w:val="clear" w:color="auto" w:fill="D9D9D9" w:themeFill="background1" w:themeFillShade="D9"/>
             <w:vAlign w:val="center"/>
             <w:hideMark/>
@@ -2808,7 +2537,7 @@
         </w:tc>
         <w:tc>
           <w:tcPr>
-            <w:tcW w:w="5864" w:type="dxa"/>
+            <w:tcW w:w="5091" w:type="dxa"/>
             <w:shd w:val="clear" w:color="auto" w:fill="D9D9D9" w:themeFill="background1" w:themeFillShade="D9"/>
             <w:vAlign w:val="center"/>
             <w:hideMark/>
@@ -2877,7 +2606,7 @@
         </w:tc>
         <w:tc>
           <w:tcPr>
-            <w:tcW w:w="0" w:type="auto"/>
+            <w:tcW w:w="1558" w:type="dxa"/>
             <w:shd w:val="clear" w:color="auto" w:fill="D9D9D9" w:themeFill="background1" w:themeFillShade="D9"/>
             <w:vAlign w:val="center"/>
             <w:hideMark/>
@@ -2909,8 +2638,7 @@
         </w:tc>
         <w:tc>
           <w:tcPr>
-            <w:tcW w:w="0" w:type="auto"/>
-            <w:gridSpan w:val="2"/>
+            <w:tcW w:w="2767" w:type="dxa"/>
             <w:shd w:val="clear" w:color="auto" w:fill="D9D9D9" w:themeFill="background1" w:themeFillShade="D9"/>
             <w:vAlign w:val="center"/>
             <w:hideMark/>
@@ -2942,7 +2670,7 @@
         </w:tc>
         <w:tc>
           <w:tcPr>
-            <w:tcW w:w="5864" w:type="dxa"/>
+            <w:tcW w:w="5091" w:type="dxa"/>
             <w:shd w:val="clear" w:color="auto" w:fill="D9D9D9" w:themeFill="background1" w:themeFillShade="D9"/>
             <w:vAlign w:val="center"/>
             <w:hideMark/>
@@ -3011,7 +2739,7 @@
         </w:tc>
         <w:tc>
           <w:tcPr>
-            <w:tcW w:w="0" w:type="auto"/>
+            <w:tcW w:w="1558" w:type="dxa"/>
             <w:shd w:val="clear" w:color="auto" w:fill="D9D9D9" w:themeFill="background1" w:themeFillShade="D9"/>
             <w:vAlign w:val="center"/>
             <w:hideMark/>
@@ -3043,8 +2771,7 @@
         </w:tc>
         <w:tc>
           <w:tcPr>
-            <w:tcW w:w="0" w:type="auto"/>
-            <w:gridSpan w:val="2"/>
+            <w:tcW w:w="2767" w:type="dxa"/>
             <w:shd w:val="clear" w:color="auto" w:fill="D9D9D9" w:themeFill="background1" w:themeFillShade="D9"/>
             <w:vAlign w:val="center"/>
             <w:hideMark/>
@@ -3076,7 +2803,7 @@
         </w:tc>
         <w:tc>
           <w:tcPr>
-            <w:tcW w:w="5864" w:type="dxa"/>
+            <w:tcW w:w="5091" w:type="dxa"/>
             <w:shd w:val="clear" w:color="auto" w:fill="D9D9D9" w:themeFill="background1" w:themeFillShade="D9"/>
             <w:vAlign w:val="center"/>
             <w:hideMark/>
@@ -3145,7 +2872,7 @@
         </w:tc>
         <w:tc>
           <w:tcPr>
-            <w:tcW w:w="0" w:type="auto"/>
+            <w:tcW w:w="1558" w:type="dxa"/>
             <w:shd w:val="clear" w:color="auto" w:fill="D9D9D9" w:themeFill="background1" w:themeFillShade="D9"/>
             <w:vAlign w:val="center"/>
             <w:hideMark/>
@@ -3177,8 +2904,7 @@
         </w:tc>
         <w:tc>
           <w:tcPr>
-            <w:tcW w:w="0" w:type="auto"/>
-            <w:gridSpan w:val="2"/>
+            <w:tcW w:w="2767" w:type="dxa"/>
             <w:shd w:val="clear" w:color="auto" w:fill="D9D9D9" w:themeFill="background1" w:themeFillShade="D9"/>
             <w:vAlign w:val="center"/>
             <w:hideMark/>
@@ -3210,7 +2936,7 @@
         </w:tc>
         <w:tc>
           <w:tcPr>
-            <w:tcW w:w="5864" w:type="dxa"/>
+            <w:tcW w:w="5091" w:type="dxa"/>
             <w:shd w:val="clear" w:color="auto" w:fill="D9D9D9" w:themeFill="background1" w:themeFillShade="D9"/>
             <w:vAlign w:val="center"/>
             <w:hideMark/>
@@ -3279,7 +3005,7 @@
         </w:tc>
         <w:tc>
           <w:tcPr>
-            <w:tcW w:w="0" w:type="auto"/>
+            <w:tcW w:w="1558" w:type="dxa"/>
             <w:shd w:val="clear" w:color="auto" w:fill="D9D9D9" w:themeFill="background1" w:themeFillShade="D9"/>
             <w:vAlign w:val="center"/>
             <w:hideMark/>
@@ -3311,8 +3037,7 @@
         </w:tc>
         <w:tc>
           <w:tcPr>
-            <w:tcW w:w="0" w:type="auto"/>
-            <w:gridSpan w:val="2"/>
+            <w:tcW w:w="2767" w:type="dxa"/>
             <w:shd w:val="clear" w:color="auto" w:fill="D9D9D9" w:themeFill="background1" w:themeFillShade="D9"/>
             <w:vAlign w:val="center"/>
             <w:hideMark/>
@@ -3344,7 +3069,7 @@
         </w:tc>
         <w:tc>
           <w:tcPr>
-            <w:tcW w:w="5864" w:type="dxa"/>
+            <w:tcW w:w="5091" w:type="dxa"/>
             <w:shd w:val="clear" w:color="auto" w:fill="D9D9D9" w:themeFill="background1" w:themeFillShade="D9"/>
             <w:vAlign w:val="center"/>
             <w:hideMark/>
@@ -3413,7 +3138,7 @@
         </w:tc>
         <w:tc>
           <w:tcPr>
-            <w:tcW w:w="0" w:type="auto"/>
+            <w:tcW w:w="1558" w:type="dxa"/>
             <w:shd w:val="clear" w:color="auto" w:fill="D9D9D9" w:themeFill="background1" w:themeFillShade="D9"/>
             <w:vAlign w:val="center"/>
             <w:hideMark/>
@@ -3445,8 +3170,7 @@
         </w:tc>
         <w:tc>
           <w:tcPr>
-            <w:tcW w:w="0" w:type="auto"/>
-            <w:gridSpan w:val="2"/>
+            <w:tcW w:w="2767" w:type="dxa"/>
             <w:shd w:val="clear" w:color="auto" w:fill="D9D9D9" w:themeFill="background1" w:themeFillShade="D9"/>
             <w:vAlign w:val="center"/>
             <w:hideMark/>
@@ -3478,7 +3202,7 @@
         </w:tc>
         <w:tc>
           <w:tcPr>
-            <w:tcW w:w="5864" w:type="dxa"/>
+            <w:tcW w:w="5091" w:type="dxa"/>
             <w:shd w:val="clear" w:color="auto" w:fill="D9D9D9" w:themeFill="background1" w:themeFillShade="D9"/>
             <w:vAlign w:val="center"/>
             <w:hideMark/>
@@ -3590,8 +3314,8 @@
                 <w:szCs w:val="24"/>
               </w:rPr>
             </w:pPr>
-            <w:bookmarkStart w:id="0" w:name="_Hlk220449220"/>
-            <w:bookmarkStart w:id="1" w:name="_Hlk220448146"/>
+            <w:bookmarkStart w:id="1" w:name="_Hlk220449220"/>
+            <w:bookmarkStart w:id="2" w:name="_Hlk220448146"/>
             <w:r>
               <w:rPr>
                 <w:rFonts w:ascii="Times New Roman" w:eastAsia="Times New Roman" w:hAnsi="Times New Roman" w:cs="Times New Roman"/>
@@ -4160,8 +3884,8 @@
           </w:p>
         </w:tc>
       </w:tr>
-      <w:bookmarkEnd w:id="0"/>
       <w:bookmarkEnd w:id="1"/>
+      <w:bookmarkEnd w:id="2"/>
       <w:tr>
         <w:trPr>
           <w:cnfStyle w:val="000000100000" w:firstRow="0" w:lastRow="0" w:firstColumn="0" w:lastColumn="0" w:oddVBand="0" w:evenVBand="0" w:oddHBand="1" w:evenHBand="0" w:firstRowFirstColumn="0" w:firstRowLastColumn="0" w:lastRowFirstColumn="0" w:lastRowLastColumn="0"/>
@@ -10385,6 +10109,8 @@
         <w:outlineLvl w:val="0"/>
         <w:rPr>
           <w:rFonts w:ascii="Times New Roman" w:eastAsia="Times New Roman" w:hAnsi="Times New Roman" w:cs="Times New Roman"/>
+          <w:b/>
+          <w:bCs/>
           <w:sz w:val="24"/>
           <w:szCs w:val="24"/>
         </w:rPr>
@@ -10394,7 +10120,6 @@
           <w:rFonts w:ascii="Times New Roman" w:eastAsia="Times New Roman" w:hAnsi="Times New Roman" w:cs="Times New Roman"/>
           <w:b/>
           <w:bCs/>
-          <w:kern w:val="36"/>
           <w:sz w:val="24"/>
           <w:szCs w:val="24"/>
         </w:rPr>
@@ -10408,7 +10133,6 @@
         <w:outlineLvl w:val="0"/>
         <w:rPr>
           <w:rFonts w:ascii="Times New Roman" w:eastAsia="Times New Roman" w:hAnsi="Times New Roman" w:cs="Times New Roman"/>
-          <w:kern w:val="36"/>
           <w:sz w:val="24"/>
           <w:szCs w:val="24"/>
         </w:rPr>
@@ -10416,31 +10140,10 @@
       <w:r>
         <w:rPr>
           <w:rFonts w:ascii="Times New Roman" w:eastAsia="Times New Roman" w:hAnsi="Times New Roman" w:cs="Times New Roman"/>
-          <w:kern w:val="36"/>
-          <w:sz w:val="24"/>
-          <w:szCs w:val="24"/>
-        </w:rPr>
-        <w:t>Разделът описва основните участници в системата и тяхната роля в работата на WIMS. Администраторът е потребителят с най</w:t>
-      </w:r>
-      <w:r>
-        <w:rPr>
-          <w:rFonts w:ascii="Times New Roman" w:eastAsia="Times New Roman" w:hAnsi="Times New Roman" w:cs="Times New Roman"/>
-          <w:kern w:val="36"/>
-          <w:sz w:val="24"/>
-          <w:szCs w:val="24"/>
-        </w:rPr>
-        <w:noBreakHyphen/>
-        <w:t>високи права и отговаря за цялостното управление на системата, включително създаване и промяна на продукти, категории, доставчици, потребители и локации, както и за контрола върху по</w:t>
-      </w:r>
-      <w:r>
-        <w:rPr>
-          <w:rFonts w:ascii="Times New Roman" w:eastAsia="Times New Roman" w:hAnsi="Times New Roman" w:cs="Times New Roman"/>
-          <w:kern w:val="36"/>
-          <w:sz w:val="24"/>
-          <w:szCs w:val="24"/>
-        </w:rPr>
-        <w:noBreakHyphen/>
-        <w:t>важните операции. Операторът изпълнява ежедневните складови дейности, като въвежда входящи, изходящи и вътрешни движения, следи наличностите и работи само с функциите, които са му позволени според ролята. Системата като автоматизиран участник обработва част от действията сама — генерира идентификатори и дати, проверява въведените стойности, актуализира количествата и създава фактури при успешни продажби, така че процесите да са точни и последователни.</w:t>
+          <w:sz w:val="24"/>
+          <w:szCs w:val="24"/>
+        </w:rPr>
+        <w:t>Разделът определя участниците в системата и техните отговорности. Администраторът управлява основните данни и настройките на системата, включително продуктите, категориите, доставчиците, потребителите и локациите. Операторът изпълнява ежедневните складови операции, като регистрира входящи, изходящи и вътрешни движения според предоставените му права. Системата действа като автоматизиран участник, който генерира идентификатори, валидира данните и актуализира наличностите при всяка операция.</w:t>
       </w:r>
     </w:p>
     <w:p>
@@ -10452,38 +10155,18 @@
           <w:rFonts w:ascii="Times New Roman" w:eastAsia="Times New Roman" w:hAnsi="Times New Roman" w:cs="Times New Roman"/>
           <w:b/>
           <w:bCs/>
-          <w:kern w:val="36"/>
-          <w:sz w:val="24"/>
-          <w:szCs w:val="24"/>
-        </w:rPr>
-      </w:pPr>
-    </w:p>
-    <w:p>
-      <w:pPr>
-        <w:spacing w:before="100" w:beforeAutospacing="1" w:after="100" w:afterAutospacing="1" w:line="360" w:lineRule="auto"/>
-        <w:jc w:val="both"/>
-        <w:outlineLvl w:val="0"/>
+          <w:sz w:val="24"/>
+          <w:szCs w:val="24"/>
+        </w:rPr>
+      </w:pPr>
+      <w:r>
         <w:rPr>
           <w:rFonts w:ascii="Times New Roman" w:eastAsia="Times New Roman" w:hAnsi="Times New Roman" w:cs="Times New Roman"/>
           <w:b/>
           <w:bCs/>
-          <w:kern w:val="36"/>
-          <w:sz w:val="24"/>
-          <w:szCs w:val="24"/>
-        </w:rPr>
-      </w:pPr>
-      <w:bookmarkStart w:id="2" w:name="_GoBack"/>
-      <w:bookmarkEnd w:id="2"/>
-      <w:r>
-        <w:rPr>
-          <w:rFonts w:ascii="Times New Roman" w:eastAsia="Times New Roman" w:hAnsi="Times New Roman" w:cs="Times New Roman"/>
-          <w:b/>
-          <w:bCs/>
-          <w:kern w:val="36"/>
-          <w:sz w:val="24"/>
-          <w:szCs w:val="24"/>
-        </w:rPr>
-        <w:lastRenderedPageBreak/>
+          <w:sz w:val="24"/>
+          <w:szCs w:val="24"/>
+        </w:rPr>
         <w:t>6. Use Cases / Main Scenarios</w:t>
       </w:r>
     </w:p>
@@ -10494,7 +10177,6 @@
         <w:outlineLvl w:val="0"/>
         <w:rPr>
           <w:rFonts w:ascii="Times New Roman" w:eastAsia="Times New Roman" w:hAnsi="Times New Roman" w:cs="Times New Roman"/>
-          <w:kern w:val="36"/>
           <w:sz w:val="24"/>
           <w:szCs w:val="24"/>
         </w:rPr>
@@ -10502,41 +10184,30 @@
       <w:r>
         <w:rPr>
           <w:rFonts w:ascii="Times New Roman" w:eastAsia="Times New Roman" w:hAnsi="Times New Roman" w:cs="Times New Roman"/>
-          <w:kern w:val="36"/>
-          <w:sz w:val="24"/>
-          <w:szCs w:val="24"/>
-        </w:rPr>
-        <w:t xml:space="preserve">Процесите в WIMS следват естествения поток на складовите операции, като потребителите взаимодействат с модулите според своите роли. </w:t>
+          <w:sz w:val="24"/>
+          <w:szCs w:val="24"/>
+        </w:rPr>
+        <w:t xml:space="preserve">Сценариите описват последователността на действията в системата. Администраторът създава и редактира основните обекти и управлява потребителските роли. Операторът регистрира различни видове </w:t>
       </w:r>
       <w:r>
+        <w:rPr>
+          <w:rFonts w:ascii="Times New Roman" w:eastAsia="Times New Roman" w:hAnsi="Times New Roman" w:cs="Times New Roman"/>
+          <w:sz w:val="24"/>
+          <w:szCs w:val="24"/>
+        </w:rPr>
+        <w:lastRenderedPageBreak/>
+        <w:t>движения, при които системата автоматично проверява коректността и актуализира количествата. При продажба се създава фактура, а при вътрешно преместване системата разпределя наличностите между локациите. Потребителите могат да извличат информация чрез отчети, като задават критерии за търсене и получават обработени резултати.</w:t>
+      </w:r>
+    </w:p>
+    <w:p>
+      <w:pPr>
+        <w:spacing w:before="100" w:beforeAutospacing="1" w:after="100" w:afterAutospacing="1" w:line="360" w:lineRule="auto"/>
+        <w:jc w:val="both"/>
+        <w:outlineLvl w:val="0"/>
         <w:rPr>
           <w:rFonts w:ascii="Times New Roman" w:eastAsia="Times New Roman" w:hAnsi="Times New Roman" w:cs="Times New Roman"/>
           <w:b/>
           <w:bCs/>
-          <w:kern w:val="36"/>
-          <w:sz w:val="24"/>
-          <w:szCs w:val="24"/>
-        </w:rPr>
-        <w:t>Администраторът</w:t>
-      </w:r>
-      <w:r>
-        <w:rPr>
-          <w:rFonts w:ascii="Times New Roman" w:eastAsia="Times New Roman" w:hAnsi="Times New Roman" w:cs="Times New Roman"/>
-          <w:kern w:val="36"/>
-          <w:sz w:val="24"/>
-          <w:szCs w:val="24"/>
-        </w:rPr>
-        <w:t xml:space="preserve"> управлява номенклатурите, като създава, редактира или премахва продукти, категории и доставчици. При въвеждане на данни системата автоматично валидира атрибутите и записва промените. Той отговаря и за потребителските профили, като генерира акаунти, задава роли и контролира защитения достъп до системата.</w:t>
-      </w:r>
-    </w:p>
-    <w:p>
-      <w:pPr>
-        <w:spacing w:before="100" w:beforeAutospacing="1" w:after="100" w:afterAutospacing="1" w:line="360" w:lineRule="auto"/>
-        <w:jc w:val="both"/>
-        <w:outlineLvl w:val="0"/>
-        <w:rPr>
-          <w:rFonts w:ascii="Times New Roman" w:eastAsia="Times New Roman" w:hAnsi="Times New Roman" w:cs="Times New Roman"/>
-          <w:kern w:val="36"/>
           <w:sz w:val="24"/>
           <w:szCs w:val="24"/>
         </w:rPr>
@@ -10546,74 +10217,6 @@
           <w:rFonts w:ascii="Times New Roman" w:eastAsia="Times New Roman" w:hAnsi="Times New Roman" w:cs="Times New Roman"/>
           <w:b/>
           <w:bCs/>
-          <w:kern w:val="36"/>
-          <w:sz w:val="24"/>
-          <w:szCs w:val="24"/>
-        </w:rPr>
-        <w:t>Операторът</w:t>
-      </w:r>
-      <w:r>
-        <w:rPr>
-          <w:rFonts w:ascii="Times New Roman" w:eastAsia="Times New Roman" w:hAnsi="Times New Roman" w:cs="Times New Roman"/>
-          <w:kern w:val="36"/>
-          <w:sz w:val="24"/>
-          <w:szCs w:val="24"/>
-        </w:rPr>
-        <w:t xml:space="preserve"> изпълнява ежедневните логистични задачи, включващи входящи, изходящи и вътрешни движения. При входяща операция системата валидира данните и актуализира наличността в избраната локация. При изходящо движение се извършва проверка за наличност, като при валидна транзакция количеството се намалява и автоматично се генерира фактура. В случаите на вътрешно преместване операторът посочва изходна и целева точка, а системата обновява наличностите в двете локации, запазвайки общото количество в склада непроменено.</w:t>
-      </w:r>
-    </w:p>
-    <w:p>
-      <w:pPr>
-        <w:spacing w:before="100" w:beforeAutospacing="1" w:after="100" w:afterAutospacing="1" w:line="360" w:lineRule="auto"/>
-        <w:jc w:val="both"/>
-        <w:outlineLvl w:val="0"/>
-        <w:rPr>
-          <w:rFonts w:ascii="Times New Roman" w:eastAsia="Times New Roman" w:hAnsi="Times New Roman" w:cs="Times New Roman"/>
-          <w:kern w:val="36"/>
-          <w:sz w:val="24"/>
-          <w:szCs w:val="24"/>
-        </w:rPr>
-      </w:pPr>
-      <w:r>
-        <w:rPr>
-          <w:rFonts w:ascii="Times New Roman" w:eastAsia="Times New Roman" w:hAnsi="Times New Roman" w:cs="Times New Roman"/>
-          <w:b/>
-          <w:bCs/>
-          <w:kern w:val="36"/>
-          <w:sz w:val="24"/>
-          <w:szCs w:val="24"/>
-        </w:rPr>
-        <w:lastRenderedPageBreak/>
-        <w:t>Аналитичните функции</w:t>
-      </w:r>
-      <w:r>
-        <w:rPr>
-          <w:rFonts w:ascii="Times New Roman" w:eastAsia="Times New Roman" w:hAnsi="Times New Roman" w:cs="Times New Roman"/>
-          <w:kern w:val="36"/>
-          <w:sz w:val="24"/>
-          <w:szCs w:val="24"/>
-        </w:rPr>
-        <w:t xml:space="preserve"> се реализират чрез модула за отчети, където потребителите извличат информация за инвентара, движенията, доставките или продажбите. След задаване на критерии като период, категория или ключова дума, системата обработва JSON файловете и визуализира структурирани резултати. Наличен е и сценарий за преглед на системна информация, включващ технически параметри, версия и авторство на софтуера.</w:t>
-      </w:r>
-    </w:p>
-    <w:p>
-      <w:pPr>
-        <w:spacing w:before="100" w:beforeAutospacing="1" w:after="100" w:afterAutospacing="1" w:line="360" w:lineRule="auto"/>
-        <w:jc w:val="both"/>
-        <w:outlineLvl w:val="0"/>
-        <w:rPr>
-          <w:rFonts w:ascii="Times New Roman" w:eastAsia="Times New Roman" w:hAnsi="Times New Roman" w:cs="Times New Roman"/>
-          <w:kern w:val="36"/>
-          <w:sz w:val="24"/>
-          <w:szCs w:val="24"/>
-        </w:rPr>
-      </w:pPr>
-      <w:r>
-        <w:rPr>
-          <w:rFonts w:ascii="Times New Roman" w:eastAsia="Times New Roman" w:hAnsi="Times New Roman" w:cs="Times New Roman"/>
-          <w:b/>
-          <w:bCs/>
-          <w:kern w:val="36"/>
           <w:sz w:val="24"/>
           <w:szCs w:val="24"/>
         </w:rPr>
@@ -10622,34 +10225,22 @@
     </w:p>
     <w:p>
       <w:pPr>
-        <w:spacing w:line="360" w:lineRule="auto"/>
+        <w:spacing w:before="100" w:beforeAutospacing="1" w:after="100" w:afterAutospacing="1" w:line="360" w:lineRule="auto"/>
         <w:jc w:val="both"/>
         <w:outlineLvl w:val="0"/>
         <w:rPr>
-          <w:rFonts w:ascii="Times New Roman" w:hAnsi="Times New Roman" w:cs="Times New Roman"/>
-          <w:kern w:val="36"/>
+          <w:rFonts w:ascii="Times New Roman" w:eastAsia="Times New Roman" w:hAnsi="Times New Roman" w:cs="Times New Roman"/>
           <w:sz w:val="24"/>
           <w:szCs w:val="24"/>
         </w:rPr>
       </w:pPr>
       <w:r>
         <w:rPr>
-          <w:rFonts w:ascii="Times New Roman" w:hAnsi="Times New Roman" w:cs="Times New Roman"/>
-          <w:kern w:val="36"/>
-          <w:sz w:val="24"/>
-          <w:szCs w:val="24"/>
-        </w:rPr>
-        <w:t xml:space="preserve">Изгледът „Отчети“ представлява основния аналитичен панел на системата WIMS, чрез който потребителят получава визуална и структурирана информация за състоянието на склада. Интерфейсът позволява избор между различни видове отчети според конкретните нужди. Пълният инвентарен отчет показва наличностите по локации, както и доставените и продадените количества за всеки продукт. Историята на движенията предоставя хронологичен списък на всички транзакции, включително информация за клиенти, доставчици и складови локации. Отчетът „Доставки“ позволява търсене по ключова дума в регистрираните входящи операции, а отчетът „Продажби“ визуализира всички активни </w:t>
-      </w:r>
-      <w:r>
-        <w:rPr>
-          <w:rFonts w:ascii="Times New Roman" w:hAnsi="Times New Roman" w:cs="Times New Roman"/>
-          <w:kern w:val="36"/>
-          <w:sz w:val="24"/>
-          <w:szCs w:val="24"/>
-        </w:rPr>
-        <w:lastRenderedPageBreak/>
-        <w:t>фактури, генерирани при изходящи движения. Допълнително потребителят може да сортира инвентара по количество чрез вградените алгоритми Selection или Bubble Sort, което улеснява откриването на критични наличности.</w:t>
+          <w:rFonts w:ascii="Times New Roman" w:eastAsia="Times New Roman" w:hAnsi="Times New Roman" w:cs="Times New Roman"/>
+          <w:sz w:val="24"/>
+          <w:szCs w:val="24"/>
+        </w:rPr>
+        <w:t>Изгледът „Отчети“ предоставя визуална и структурирана информация за склада. Той позволява преглед на наличности по локации, история на движенията, регистрирани доставки и активни продажби. Поддържа търсене по ключова дума и сортиране на продуктите по количество чрез Selection Sort или Bubble Sort, което улеснява откриването на критични позиции.</w:t>
       </w:r>
     </w:p>
     <w:p>
@@ -10661,7 +10252,6 @@
           <w:rFonts w:ascii="Times New Roman" w:eastAsia="Times New Roman" w:hAnsi="Times New Roman" w:cs="Times New Roman"/>
           <w:b/>
           <w:bCs/>
-          <w:kern w:val="36"/>
           <w:sz w:val="24"/>
           <w:szCs w:val="24"/>
         </w:rPr>
@@ -10671,7 +10261,6 @@
           <w:rFonts w:ascii="Times New Roman" w:eastAsia="Times New Roman" w:hAnsi="Times New Roman" w:cs="Times New Roman"/>
           <w:b/>
           <w:bCs/>
-          <w:kern w:val="36"/>
           <w:sz w:val="24"/>
           <w:szCs w:val="24"/>
         </w:rPr>
@@ -10680,24 +10269,31 @@
     </w:p>
     <w:p>
       <w:pPr>
-        <w:spacing w:line="360" w:lineRule="auto"/>
+        <w:spacing w:before="100" w:beforeAutospacing="1" w:after="100" w:afterAutospacing="1" w:line="360" w:lineRule="auto"/>
         <w:jc w:val="both"/>
         <w:outlineLvl w:val="0"/>
         <w:rPr>
-          <w:rFonts w:ascii="Times New Roman" w:hAnsi="Times New Roman" w:cs="Times New Roman"/>
-          <w:kern w:val="36"/>
+          <w:rFonts w:ascii="Times New Roman" w:eastAsia="Times New Roman" w:hAnsi="Times New Roman" w:cs="Times New Roman"/>
           <w:sz w:val="24"/>
           <w:szCs w:val="24"/>
         </w:rPr>
       </w:pPr>
       <w:r>
         <w:rPr>
-          <w:rFonts w:ascii="Times New Roman" w:hAnsi="Times New Roman" w:cs="Times New Roman"/>
-          <w:kern w:val="36"/>
-          <w:sz w:val="24"/>
-          <w:szCs w:val="24"/>
-        </w:rPr>
-        <w:t>Модулът за отчети определя как системата обработва и комбинира данните от JSON файловете, за да предостави точна и надеждна аналитична информация. Системата автоматично изчислява ключови финансови показатели за всеки продукт, включително средна доставна цена, средна продажна цена, натрупани разходи и реализирани приходи, което подпомага планирането. Освен финансовите метрики, модулът извлича информация за последното движение на продукта, като тип операция и дата, за да осигури актуална картина на складовата активност.</w:t>
+          <w:rFonts w:ascii="Times New Roman" w:eastAsia="Times New Roman" w:hAnsi="Times New Roman" w:cs="Times New Roman"/>
+          <w:sz w:val="24"/>
+          <w:szCs w:val="24"/>
+        </w:rPr>
+        <w:t xml:space="preserve">Модулът за отчети обработва данните от JSON файловете и изчислява финансови и оперативни показатели, включително средни цени, разходи, приходи и последно движение на продукта. Поддържа </w:t>
+      </w:r>
+      <w:r>
+        <w:rPr>
+          <w:rFonts w:ascii="Times New Roman" w:eastAsia="Times New Roman" w:hAnsi="Times New Roman" w:cs="Times New Roman"/>
+          <w:sz w:val="24"/>
+          <w:szCs w:val="24"/>
+        </w:rPr>
+        <w:lastRenderedPageBreak/>
+        <w:t>филтриране по различни критерии и динамично сортиране. За да осигури точност, модулът комбинира информацията от movements.json, inventory.json и invoices.json и извършва логически проверки за предотвратяване на некоректни изчисления.</w:t>
       </w:r>
     </w:p>
     <w:p>
@@ -10707,7 +10303,8 @@
         <w:outlineLvl w:val="0"/>
         <w:rPr>
           <w:rFonts w:ascii="Times New Roman" w:eastAsia="Times New Roman" w:hAnsi="Times New Roman" w:cs="Times New Roman"/>
-          <w:kern w:val="36"/>
+          <w:b/>
+          <w:bCs/>
           <w:sz w:val="24"/>
           <w:szCs w:val="24"/>
         </w:rPr>
@@ -10715,31 +10312,23 @@
       <w:r>
         <w:rPr>
           <w:rFonts w:ascii="Times New Roman" w:eastAsia="Times New Roman" w:hAnsi="Times New Roman" w:cs="Times New Roman"/>
-          <w:kern w:val="36"/>
-          <w:sz w:val="24"/>
-          <w:szCs w:val="24"/>
-        </w:rPr>
-        <w:t>За по</w:t>
+          <w:b/>
+          <w:bCs/>
+          <w:sz w:val="24"/>
+          <w:szCs w:val="24"/>
+        </w:rPr>
+        <w:t>9. Non</w:t>
       </w:r>
       <w:r>
         <w:rPr>
           <w:rFonts w:ascii="Times New Roman" w:eastAsia="Times New Roman" w:hAnsi="Times New Roman" w:cs="Times New Roman"/>
-          <w:kern w:val="36"/>
+          <w:b/>
+          <w:bCs/>
           <w:sz w:val="24"/>
           <w:szCs w:val="24"/>
         </w:rPr>
         <w:noBreakHyphen/>
-        <w:t xml:space="preserve">гъвкава работа системата поддържа филтриране по различни критерии, като ключови думи, категории или партньори, включително частично съвпадение на текст. Данните могат да бъдат сортирани </w:t>
-      </w:r>
-      <w:r>
-        <w:rPr>
-          <w:rFonts w:ascii="Times New Roman" w:eastAsia="Times New Roman" w:hAnsi="Times New Roman" w:cs="Times New Roman"/>
-          <w:kern w:val="36"/>
-          <w:sz w:val="24"/>
-          <w:szCs w:val="24"/>
-        </w:rPr>
-        <w:lastRenderedPageBreak/>
-        <w:t>динамично по количество или по финансови показатели. За да гарантира коректност, модулът обединява информацията от movements.json, inventory.json и invoices.json, така че крайните наличности и изчисления да са последователни и без разминавания. Всички операции преминават през логически проверки, предотвратяващи грешки като делене на нула при липса на продажби.</w:t>
+        <w:t>Functional Requirements</w:t>
       </w:r>
     </w:p>
     <w:p>
@@ -10749,23 +10338,41 @@
         <w:outlineLvl w:val="0"/>
         <w:rPr>
           <w:rFonts w:ascii="Times New Roman" w:eastAsia="Times New Roman" w:hAnsi="Times New Roman" w:cs="Times New Roman"/>
-          <w:b/>
-          <w:bCs/>
-          <w:kern w:val="36"/>
           <w:sz w:val="24"/>
           <w:szCs w:val="24"/>
         </w:rPr>
       </w:pPr>
       <w:r>
+        <w:rPr>
+          <w:rFonts w:ascii="Times New Roman" w:eastAsia="Times New Roman" w:hAnsi="Times New Roman" w:cs="Times New Roman"/>
+          <w:sz w:val="24"/>
+          <w:szCs w:val="24"/>
+        </w:rPr>
+        <w:t>Системата трябва да работи стабилно при нормално натоварване и да осигурява бързо зареждане на изгледите. Сигурността се гарантира чрез хеширане на паролите и ролеви достъп. Надеждността се поддържа чрез ясни съобщения при грешки и механизми, които предотвратяват невалидни действия. Данните се съхраняват последователно в JSON файлове, а модулната архитектура улеснява поддръжката и бъдещото разширяване.</w:t>
+      </w:r>
+    </w:p>
+    <w:p>
+      <w:pPr>
+        <w:spacing w:before="100" w:beforeAutospacing="1" w:after="100" w:afterAutospacing="1" w:line="360" w:lineRule="auto"/>
+        <w:jc w:val="both"/>
+        <w:outlineLvl w:val="0"/>
         <w:rPr>
           <w:rFonts w:ascii="Times New Roman" w:eastAsia="Times New Roman" w:hAnsi="Times New Roman" w:cs="Times New Roman"/>
           <w:b/>
           <w:bCs/>
-          <w:kern w:val="36"/>
-          <w:sz w:val="24"/>
-          <w:szCs w:val="24"/>
-        </w:rPr>
-        <w:t>9. Non-Functional Requirements (Нефункционални изисквания)</w:t>
+          <w:sz w:val="24"/>
+          <w:szCs w:val="24"/>
+        </w:rPr>
+      </w:pPr>
+      <w:r>
+        <w:rPr>
+          <w:rFonts w:ascii="Times New Roman" w:eastAsia="Times New Roman" w:hAnsi="Times New Roman" w:cs="Times New Roman"/>
+          <w:b/>
+          <w:bCs/>
+          <w:sz w:val="24"/>
+          <w:szCs w:val="24"/>
+        </w:rPr>
+        <w:t>10. System Architecture Overview</w:t>
       </w:r>
     </w:p>
     <w:p>
@@ -10775,7 +10382,6 @@
         <w:outlineLvl w:val="0"/>
         <w:rPr>
           <w:rFonts w:ascii="Times New Roman" w:eastAsia="Times New Roman" w:hAnsi="Times New Roman" w:cs="Times New Roman"/>
-          <w:kern w:val="36"/>
           <w:sz w:val="24"/>
           <w:szCs w:val="24"/>
         </w:rPr>
@@ -10783,30 +10389,36 @@
       <w:r>
         <w:rPr>
           <w:rFonts w:ascii="Times New Roman" w:eastAsia="Times New Roman" w:hAnsi="Times New Roman" w:cs="Times New Roman"/>
-          <w:kern w:val="36"/>
-          <w:sz w:val="24"/>
-          <w:szCs w:val="24"/>
-        </w:rPr>
-        <w:t xml:space="preserve">Нефункционалните изисквания определят качеството и надеждността на системата. WIMS трябва да работи стабилно и без забавяния при нормално натоварване, като осигурява бързо и последователно зареждане на изгледите и търсенията. Сигурността се гарантира чрез хеширане на паролите и ролеви модел, който ограничава достъпа до чувствителни операции. Надеждността се поддържа чрез ясни съобщения при грешки и механизми, които предотвратяват невалидни действия като отрицателни количества или използване на несъществуващи идентификатори. Данните се съхраняват последователно в JSON файлове, което осигурява устойчивост и предвидимост при работа. Архитектурата е модулна и </w:t>
+          <w:sz w:val="24"/>
+          <w:szCs w:val="24"/>
+        </w:rPr>
+        <w:t xml:space="preserve">Архитектурата на WIMS следва MVC модел. Presentation Layer визуализира интерфейса и приема действията на потребителя. Business Logic Layer реализира логиката чрез контролери. Validators </w:t>
       </w:r>
       <w:r>
         <w:rPr>
           <w:rFonts w:ascii="Times New Roman" w:eastAsia="Times New Roman" w:hAnsi="Times New Roman" w:cs="Times New Roman"/>
-          <w:kern w:val="36"/>
           <w:sz w:val="24"/>
           <w:szCs w:val="24"/>
         </w:rPr>
         <w:lastRenderedPageBreak/>
-        <w:t>разделена на слоеве, което улеснява поддръжката и позволява добавяне на нови модули без да се нарушава общото функциониране на системата.</w:t>
+        <w:t>проверяват входните данни и отделят валидацията от бизнес логиката. Data Layer съхранява информацията в JSON файлове и е независим от останалите слоеве. Algorithms Layer предоставя допълнителни алгоритми, включително намиране на най</w:t>
       </w:r>
       <w:r>
         <w:rPr>
           <w:rFonts w:ascii="Times New Roman" w:eastAsia="Times New Roman" w:hAnsi="Times New Roman" w:cs="Times New Roman"/>
-          <w:kern w:val="36"/>
-          <w:sz w:val="24"/>
-          <w:szCs w:val="24"/>
-        </w:rPr>
-        <w:t xml:space="preserve"> </w:t>
+          <w:sz w:val="24"/>
+          <w:szCs w:val="24"/>
+        </w:rPr>
+        <w:noBreakHyphen/>
+        <w:t>близка локация при недостиг</w:t>
+      </w:r>
+      <w:r>
+        <w:rPr>
+          <w:rFonts w:ascii="Times New Roman" w:eastAsia="Times New Roman" w:hAnsi="Times New Roman" w:cs="Times New Roman"/>
+          <w:sz w:val="24"/>
+          <w:szCs w:val="24"/>
+        </w:rPr>
+        <w:t xml:space="preserve">. </w:t>
       </w:r>
     </w:p>
     <w:p>
@@ -10816,193 +10428,6 @@
         <w:outlineLvl w:val="0"/>
         <w:rPr>
           <w:rFonts w:ascii="Times New Roman" w:eastAsia="Times New Roman" w:hAnsi="Times New Roman" w:cs="Times New Roman"/>
-          <w:kern w:val="36"/>
-          <w:sz w:val="24"/>
-          <w:szCs w:val="24"/>
-        </w:rPr>
-      </w:pPr>
-      <w:r>
-        <w:rPr>
-          <w:rFonts w:ascii="Times New Roman" w:eastAsia="Times New Roman" w:hAnsi="Times New Roman" w:cs="Times New Roman"/>
-          <w:b/>
-          <w:bCs/>
-          <w:kern w:val="36"/>
-          <w:sz w:val="24"/>
-          <w:szCs w:val="24"/>
-        </w:rPr>
-        <w:t>10. System Architecture Overview (Архитектура на системата)</w:t>
-      </w:r>
-    </w:p>
-    <w:p>
-      <w:pPr>
-        <w:spacing w:before="100" w:beforeAutospacing="1" w:after="100" w:afterAutospacing="1" w:line="360" w:lineRule="auto"/>
-        <w:jc w:val="both"/>
-        <w:outlineLvl w:val="0"/>
-        <w:rPr>
-          <w:rFonts w:ascii="Times New Roman" w:eastAsia="Times New Roman" w:hAnsi="Times New Roman" w:cs="Times New Roman"/>
-          <w:kern w:val="36"/>
-          <w:sz w:val="24"/>
-          <w:szCs w:val="24"/>
-        </w:rPr>
-      </w:pPr>
-      <w:r>
-        <w:rPr>
-          <w:rFonts w:ascii="Times New Roman" w:eastAsia="Times New Roman" w:hAnsi="Times New Roman" w:cs="Times New Roman"/>
-          <w:kern w:val="36"/>
-          <w:sz w:val="24"/>
-          <w:szCs w:val="24"/>
-        </w:rPr>
-        <w:t>WIMS е изградена върху ясна MVC архитектура, разделена на следните компоненти:</w:t>
-      </w:r>
-    </w:p>
-    <w:p>
-      <w:pPr>
-        <w:numPr>
-          <w:ilvl w:val="0"/>
-          <w:numId w:val="13"/>
-        </w:numPr>
-        <w:spacing w:before="100" w:beforeAutospacing="1" w:after="100" w:afterAutospacing="1" w:line="360" w:lineRule="auto"/>
-        <w:jc w:val="both"/>
-        <w:outlineLvl w:val="0"/>
-        <w:rPr>
-          <w:rFonts w:ascii="Times New Roman" w:eastAsia="Times New Roman" w:hAnsi="Times New Roman" w:cs="Times New Roman"/>
-          <w:kern w:val="36"/>
-          <w:sz w:val="24"/>
-          <w:szCs w:val="24"/>
-        </w:rPr>
-      </w:pPr>
-      <w:r>
-        <w:rPr>
-          <w:rFonts w:ascii="Times New Roman" w:eastAsia="Times New Roman" w:hAnsi="Times New Roman" w:cs="Times New Roman"/>
-          <w:kern w:val="36"/>
-          <w:sz w:val="24"/>
-          <w:szCs w:val="24"/>
-        </w:rPr>
-        <w:t>Presentation Layer (Views): Отговаря изцяло за взаимодействието с потребителя и визуализацията на текстовите менюта. Този слой не съдържа бизнес логика, а само предава данните към контролерите.</w:t>
-      </w:r>
-    </w:p>
-    <w:p>
-      <w:pPr>
-        <w:numPr>
-          <w:ilvl w:val="0"/>
-          <w:numId w:val="13"/>
-        </w:numPr>
-        <w:spacing w:before="100" w:beforeAutospacing="1" w:after="100" w:afterAutospacing="1" w:line="360" w:lineRule="auto"/>
-        <w:jc w:val="both"/>
-        <w:outlineLvl w:val="0"/>
-        <w:rPr>
-          <w:rFonts w:ascii="Times New Roman" w:eastAsia="Times New Roman" w:hAnsi="Times New Roman" w:cs="Times New Roman"/>
-          <w:kern w:val="36"/>
-          <w:sz w:val="24"/>
-          <w:szCs w:val="24"/>
-        </w:rPr>
-      </w:pPr>
-      <w:r>
-        <w:rPr>
-          <w:rFonts w:ascii="Times New Roman" w:eastAsia="Times New Roman" w:hAnsi="Times New Roman" w:cs="Times New Roman"/>
-          <w:kern w:val="36"/>
-          <w:sz w:val="24"/>
-          <w:szCs w:val="24"/>
-        </w:rPr>
-        <w:t>Business Logic Layer (Controllers): Реализира основната логика и CRUD операциите. Контролерите координират работата на системата, прилагат бизнес правилата и управляват наличностите, използвайки външни валидатори.</w:t>
-      </w:r>
-    </w:p>
-    <w:p>
-      <w:pPr>
-        <w:numPr>
-          <w:ilvl w:val="0"/>
-          <w:numId w:val="13"/>
-        </w:numPr>
-        <w:spacing w:before="100" w:beforeAutospacing="1" w:after="100" w:afterAutospacing="1" w:line="360" w:lineRule="auto"/>
-        <w:jc w:val="both"/>
-        <w:outlineLvl w:val="0"/>
-        <w:rPr>
-          <w:rFonts w:ascii="Times New Roman" w:eastAsia="Times New Roman" w:hAnsi="Times New Roman" w:cs="Times New Roman"/>
-          <w:kern w:val="36"/>
-          <w:sz w:val="24"/>
-          <w:szCs w:val="24"/>
-        </w:rPr>
-      </w:pPr>
-      <w:r>
-        <w:rPr>
-          <w:rFonts w:ascii="Times New Roman" w:eastAsia="Times New Roman" w:hAnsi="Times New Roman" w:cs="Times New Roman"/>
-          <w:kern w:val="36"/>
-          <w:sz w:val="24"/>
-          <w:szCs w:val="24"/>
-        </w:rPr>
-        <w:t>Validators (Input Validation Layer): Отделен слой за проверка на входните данни, който гарантира коректността на стойностите и предпазва контролерите от излишна проверяваща логика.</w:t>
-      </w:r>
-    </w:p>
-    <w:p>
-      <w:pPr>
-        <w:numPr>
-          <w:ilvl w:val="0"/>
-          <w:numId w:val="13"/>
-        </w:numPr>
-        <w:spacing w:before="100" w:beforeAutospacing="1" w:after="100" w:afterAutospacing="1" w:line="360" w:lineRule="auto"/>
-        <w:jc w:val="both"/>
-        <w:outlineLvl w:val="0"/>
-        <w:rPr>
-          <w:rFonts w:ascii="Times New Roman" w:eastAsia="Times New Roman" w:hAnsi="Times New Roman" w:cs="Times New Roman"/>
-          <w:kern w:val="36"/>
-          <w:sz w:val="24"/>
-          <w:szCs w:val="24"/>
-        </w:rPr>
-      </w:pPr>
-      <w:r>
-        <w:rPr>
-          <w:rFonts w:ascii="Times New Roman" w:eastAsia="Times New Roman" w:hAnsi="Times New Roman" w:cs="Times New Roman"/>
-          <w:kern w:val="36"/>
-          <w:sz w:val="24"/>
-          <w:szCs w:val="24"/>
-        </w:rPr>
-        <w:lastRenderedPageBreak/>
-        <w:t>Data Layer (Storage / JSON Repository): Грижи се за персистентността на данните в отделни JSON файлове за всеки модул. Този слой е напълно независим от бизнес логиката.</w:t>
-      </w:r>
-    </w:p>
-    <w:p>
-      <w:pPr>
-        <w:numPr>
-          <w:ilvl w:val="0"/>
-          <w:numId w:val="13"/>
-        </w:numPr>
-        <w:spacing w:before="100" w:beforeAutospacing="1" w:after="100" w:afterAutospacing="1" w:line="360" w:lineRule="auto"/>
-        <w:jc w:val="both"/>
-        <w:outlineLvl w:val="0"/>
-        <w:rPr>
-          <w:rFonts w:ascii="Times New Roman" w:eastAsia="Times New Roman" w:hAnsi="Times New Roman" w:cs="Times New Roman"/>
-          <w:kern w:val="36"/>
-          <w:sz w:val="24"/>
-          <w:szCs w:val="24"/>
-        </w:rPr>
-      </w:pPr>
-      <w:r>
-        <w:rPr>
-          <w:rFonts w:ascii="Times New Roman" w:eastAsia="Times New Roman" w:hAnsi="Times New Roman" w:cs="Times New Roman"/>
-          <w:kern w:val="36"/>
-          <w:sz w:val="24"/>
-          <w:szCs w:val="24"/>
-        </w:rPr>
-        <w:t>Algorithms Layer (Optional): Независимо разширение, използващо алгоритъма на Дейкстра за намиране на най-близка локация с наличност при недостиг в текущия склад.</w:t>
-      </w:r>
-      <w:r>
-        <w:rPr>
-          <w:rFonts w:ascii="Times New Roman" w:eastAsia="Times New Roman" w:hAnsi="Times New Roman" w:cs="Times New Roman"/>
-          <w:kern w:val="36"/>
-          <w:sz w:val="24"/>
-          <w:szCs w:val="24"/>
-        </w:rPr>
-        <w:t xml:space="preserve"> </w:t>
-      </w:r>
-    </w:p>
-    <w:p>
-      <w:pPr>
-        <w:spacing w:before="100" w:beforeAutospacing="1" w:after="100" w:afterAutospacing="1" w:line="360" w:lineRule="auto"/>
-        <w:jc w:val="both"/>
-        <w:outlineLvl w:val="0"/>
-        <w:rPr>
-          <w:rFonts w:ascii="Times New Roman" w:eastAsia="Times New Roman" w:hAnsi="Times New Roman" w:cs="Times New Roman"/>
-          <w:kern w:val="36"/>
           <w:sz w:val="24"/>
           <w:szCs w:val="24"/>
         </w:rPr>
@@ -11171,7 +10596,7 @@
           <w:sz w:val="24"/>
           <w:szCs w:val="24"/>
         </w:rPr>
-        <w:t>Разширенията на системата в WIMS добавят по</w:t>
+        <w:t>Разширенията добавят допълнителни аналитични и функционални възможности. Аналитичният модул изчислява ключови финансови показатели и предоставя по</w:t>
       </w:r>
       <w:r>
         <w:rPr>
@@ -11180,7 +10605,7 @@
           <w:szCs w:val="24"/>
         </w:rPr>
         <w:noBreakHyphen/>
-        <w:t>задълбочен анализ и по</w:t>
+        <w:t>детайлна оценка на разходите и приходите. Интелигентното търсене позволява частично съвпадение на текст за по</w:t>
       </w:r>
       <w:r>
         <w:rPr>
@@ -11189,7 +10614,24 @@
           <w:szCs w:val="24"/>
         </w:rPr>
         <w:noBreakHyphen/>
-        <w:t>гъвкава работа с данните. Аналитичният модул преобразува наличната информация в ключови финансови показатели, като средна доставна цена, средна продажна цена и текущ баланс на продукта, което осигурява ясна представа за разходите и приходите. Системата поддържа интелигентно търсене с частично съвпадение на текст, което улеснява откриването на продукти и партньори дори при големи списъци. Данните могат да се подреждат чрез два класически алгоритъма за сортиране — Selection Sort и Bubble Sort — позволявайки бърза организация на отчетите според количествата. Освен това WIMS работи с множество складови локации, като предоставя детайлна информация за разпределението на продуктите във всеки склад и осигурява пълна прозрачност върху наличностите в организацията.</w:t>
+        <w:t>лесно откриване на продукти и партньори. Данните могат да се подреждат чрез Selection Sort и Bubble Sort за по</w:t>
+      </w:r>
+      <w:r>
+        <w:rPr>
+          <w:rFonts w:ascii="Times New Roman" w:eastAsia="Times New Roman" w:hAnsi="Times New Roman" w:cs="Times New Roman"/>
+          <w:sz w:val="24"/>
+          <w:szCs w:val="24"/>
+        </w:rPr>
+        <w:noBreakHyphen/>
+        <w:t>удобна организация на отчетите. Поддържа се и работа с множество складови локации, като системата показва разпределението на продуктите във всеки склад</w:t>
+      </w:r>
+      <w:r>
+        <w:rPr>
+          <w:rFonts w:ascii="Times New Roman" w:eastAsia="Times New Roman" w:hAnsi="Times New Roman" w:cs="Times New Roman"/>
+          <w:sz w:val="24"/>
+          <w:szCs w:val="24"/>
+        </w:rPr>
+        <w:t xml:space="preserve">. </w:t>
       </w:r>
     </w:p>
     <w:p>
@@ -11202,11 +10644,7 @@
           <w:szCs w:val="24"/>
         </w:rPr>
       </w:pPr>
-    </w:p>
-    <w:p>
-      <w:pPr>
-        <w:spacing w:line="360" w:lineRule="auto"/>
-        <w:jc w:val="both"/>
+      <w:r>
         <w:rPr>
           <w:rFonts w:ascii="Times New Roman" w:eastAsia="Times New Roman" w:hAnsi="Times New Roman" w:cs="Times New Roman"/>
           <w:b/>
@@ -11214,42 +10652,6 @@
           <w:sz w:val="24"/>
           <w:szCs w:val="24"/>
         </w:rPr>
-      </w:pPr>
-    </w:p>
-    <w:p>
-      <w:pPr>
-        <w:spacing w:line="360" w:lineRule="auto"/>
-        <w:jc w:val="both"/>
-        <w:rPr>
-          <w:rFonts w:ascii="Times New Roman" w:eastAsia="Times New Roman" w:hAnsi="Times New Roman" w:cs="Times New Roman"/>
-          <w:b/>
-          <w:bCs/>
-          <w:sz w:val="24"/>
-          <w:szCs w:val="24"/>
-        </w:rPr>
-      </w:pPr>
-    </w:p>
-    <w:p>
-      <w:pPr>
-        <w:spacing w:line="360" w:lineRule="auto"/>
-        <w:jc w:val="both"/>
-        <w:rPr>
-          <w:rFonts w:ascii="Times New Roman" w:eastAsia="Times New Roman" w:hAnsi="Times New Roman" w:cs="Times New Roman"/>
-          <w:b/>
-          <w:bCs/>
-          <w:sz w:val="24"/>
-          <w:szCs w:val="24"/>
-        </w:rPr>
-      </w:pPr>
-      <w:r>
-        <w:rPr>
-          <w:rFonts w:ascii="Times New Roman" w:eastAsia="Times New Roman" w:hAnsi="Times New Roman" w:cs="Times New Roman"/>
-          <w:b/>
-          <w:bCs/>
-          <w:sz w:val="24"/>
-          <w:szCs w:val="24"/>
-        </w:rPr>
-        <w:lastRenderedPageBreak/>
         <w:t>13. Future Enhancements / Бъдещи подобрения</w:t>
       </w:r>
     </w:p>
@@ -11269,7 +10671,7 @@
           <w:sz w:val="24"/>
           <w:szCs w:val="24"/>
         </w:rPr>
-        <w:t>Бъдещото развитие на WIMS включва преминаване към графичен интерфейс, който да замени конзолния изглед и да позволи по</w:t>
+        <w:t>Планираното развитие включва преминаване към графичен интерфейс за по</w:t>
       </w:r>
       <w:r>
         <w:rPr>
@@ -11278,7 +10680,7 @@
           <w:szCs w:val="24"/>
         </w:rPr>
         <w:noBreakHyphen/>
-        <w:t>удобна визуална работа със складовите данни. Планира се и използване на релационна база данни като PostgreSQL или MySQL вместо JSON файлове, което ще осигури по</w:t>
+        <w:t>удобна визуална работа, използване на релационна база данни за по</w:t>
       </w:r>
       <w:r>
         <w:rPr>
@@ -11287,16 +10689,7 @@
           <w:szCs w:val="24"/>
         </w:rPr>
         <w:noBreakHyphen/>
-        <w:t>висока надеждност и по</w:t>
-      </w:r>
-      <w:r>
-        <w:rPr>
-          <w:rFonts w:ascii="Times New Roman" w:eastAsia="Times New Roman" w:hAnsi="Times New Roman" w:cs="Times New Roman"/>
-          <w:sz w:val="24"/>
-          <w:szCs w:val="24"/>
-        </w:rPr>
-        <w:noBreakHyphen/>
-        <w:t>добра работа с големи обеми информация. Част от бъдещите стъпки е и разработването на мобилно приложение за бърз достъп до наличности и сканиране на стоки директно от мобилни устройства. Допълнително се предвижда изграждане на REST API, което ще позволи свързване на WIMS с външни системи като счетоводни платформи, онлайн магазини или ERP решения.</w:t>
+        <w:t>висока надеждност и производителност, разработване на мобилно приложение за бърз достъп до наличности и сканиране на стоки, както и изграждане на REST API за интеграция с външни системи като счетоводни платформи, онлайн магазини и ERP решения.</w:t>
       </w:r>
     </w:p>
     <w:p>
@@ -18123,7 +17516,7 @@
 </file>
 
 <file path=customXml/itemProps1.xml><?xml version="1.0" encoding="utf-8"?>
-<ds:datastoreItem xmlns:ds="http://schemas.openxmlformats.org/officeDocument/2006/customXml" ds:itemID="{1E0B8C15-83B5-40EC-981D-240E403FCD41}">
+<ds:datastoreItem xmlns:ds="http://schemas.openxmlformats.org/officeDocument/2006/customXml" ds:itemID="{904D7024-1452-4396-81FC-69F7FD229951}">
   <ds:schemaRefs>
     <ds:schemaRef ds:uri="http://schemas.openxmlformats.org/officeDocument/2006/bibliography"/>
   </ds:schemaRefs>

--- a/documentation/Warehouse Inventory Management System (WIMS)_Siyka.docx
+++ b/documentation/Warehouse Inventory Management System (WIMS)_Siyka.docx
@@ -4,42 +4,28 @@
   <w:body>
     <w:p>
       <w:pPr>
-        <w:pStyle w:val="a3"/>
-        <w:spacing w:line="276" w:lineRule="auto"/>
-        <w:jc w:val="both"/>
-        <w:rPr>
-          <w:rFonts w:ascii="Calibri" w:hAnsi="Calibri" w:cs="Calibri"/>
+        <w:pStyle w:val="af0"/>
+      </w:pPr>
+      <w:r>
+        <w:rPr>
+          <w:rStyle w:val="a4"/>
+          <w:rFonts w:ascii="Times New Roman" w:hAnsi="Times New Roman" w:cs="Times New Roman"/>
           <w:color w:val="1F4E79" w:themeColor="accent5" w:themeShade="80"/>
-          <w:sz w:val="40"/>
-          <w:szCs w:val="40"/>
-        </w:rPr>
-      </w:pPr>
+          <w:sz w:val="32"/>
+          <w:szCs w:val="32"/>
+        </w:rPr>
+        <w:t>WAREHOUSE INVENTORY MANAGEMENT SYSTEM</w:t>
+      </w:r>
+      <w:r>
+        <w:t xml:space="preserve"> </w:t>
+      </w:r>
       <w:r>
         <w:rPr>
           <w:rStyle w:val="a4"/>
-          <w:rFonts w:ascii="Calibri" w:hAnsi="Calibri" w:cs="Calibri"/>
+          <w:rFonts w:ascii="Times New Roman" w:hAnsi="Times New Roman" w:cs="Times New Roman"/>
           <w:color w:val="1F4E79" w:themeColor="accent5" w:themeShade="80"/>
-          <w:sz w:val="40"/>
-          <w:szCs w:val="40"/>
-        </w:rPr>
-        <w:t>WAREHOUSE INVENTORY MANAGEMENT SYSTEM</w:t>
-      </w:r>
-      <w:r>
-        <w:rPr>
-          <w:rFonts w:ascii="Calibri" w:hAnsi="Calibri" w:cs="Calibri"/>
-          <w:color w:val="1F4E79" w:themeColor="accent5" w:themeShade="80"/>
-          <w:sz w:val="40"/>
-          <w:szCs w:val="40"/>
-        </w:rPr>
-        <w:t xml:space="preserve"> </w:t>
-      </w:r>
-      <w:r>
-        <w:rPr>
-          <w:rStyle w:val="a4"/>
-          <w:rFonts w:ascii="Calibri" w:hAnsi="Calibri" w:cs="Calibri"/>
-          <w:color w:val="1F4E79" w:themeColor="accent5" w:themeShade="80"/>
-          <w:sz w:val="40"/>
-          <w:szCs w:val="40"/>
+          <w:sz w:val="32"/>
+          <w:szCs w:val="32"/>
         </w:rPr>
         <w:t>Software Requirements Specification (SRS)</w:t>
       </w:r>
@@ -47,6 +33,7 @@
     <w:p>
       <w:pPr>
         <w:pStyle w:val="a3"/>
+        <w:spacing w:line="360" w:lineRule="auto"/>
         <w:ind w:hanging="426"/>
         <w:jc w:val="both"/>
         <w:rPr>
@@ -61,13 +48,13 @@
         <mc:AlternateContent>
           <mc:Choice Requires="wps">
             <w:drawing>
-              <wp:anchor distT="0" distB="0" distL="114300" distR="114300" simplePos="0" relativeHeight="251661312" behindDoc="0" locked="0" layoutInCell="1" allowOverlap="1" wp14:anchorId="63FC4660" wp14:editId="69F6CF10">
+              <wp:anchor distT="0" distB="0" distL="114300" distR="114300" simplePos="0" relativeHeight="251661312" behindDoc="0" locked="0" layoutInCell="1" allowOverlap="1" wp14:anchorId="63FC4660" wp14:editId="38052257">
                 <wp:simplePos x="0" y="0"/>
                 <wp:positionH relativeFrom="margin">
                   <wp:posOffset>3719195</wp:posOffset>
                 </wp:positionH>
                 <wp:positionV relativeFrom="paragraph">
-                  <wp:posOffset>2438400</wp:posOffset>
+                  <wp:posOffset>1866900</wp:posOffset>
                 </wp:positionV>
                 <wp:extent cx="3398520" cy="1234440"/>
                 <wp:effectExtent l="0" t="0" r="0" b="3810"/>
@@ -219,7 +206,7 @@
                 <v:stroke joinstyle="miter"/>
                 <v:path gradientshapeok="t" o:connecttype="rect"/>
               </v:shapetype>
-              <v:shape id="Текстово поле 3" o:spid="_x0000_s1026" type="#_x0000_t202" style="position:absolute;left:0;text-align:left;margin-left:292.85pt;margin-top:192pt;width:267.6pt;height:97.2pt;z-index:251661312;visibility:visible;mso-wrap-style:square;mso-width-percent:0;mso-height-percent:0;mso-wrap-distance-left:9pt;mso-wrap-distance-top:0;mso-wrap-distance-right:9pt;mso-wrap-distance-bottom:0;mso-position-horizontal:absolute;mso-position-horizontal-relative:margin;mso-position-vertical:absolute;mso-position-vertical-relative:text;mso-width-percent:0;mso-height-percent:0;mso-width-relative:margin;mso-height-relative:margin;v-text-anchor:top" o:gfxdata="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" fillcolor="window" stroked="f" strokeweight=".5pt">
+              <v:shape id="Текстово поле 3" o:spid="_x0000_s1026" type="#_x0000_t202" style="position:absolute;left:0;text-align:left;margin-left:292.85pt;margin-top:147pt;width:267.6pt;height:97.2pt;z-index:251661312;visibility:visible;mso-wrap-style:square;mso-width-percent:0;mso-height-percent:0;mso-wrap-distance-left:9pt;mso-wrap-distance-top:0;mso-wrap-distance-right:9pt;mso-wrap-distance-bottom:0;mso-position-horizontal:absolute;mso-position-horizontal-relative:margin;mso-position-vertical:absolute;mso-position-vertical-relative:text;mso-width-percent:0;mso-height-percent:0;mso-width-relative:margin;mso-height-relative:margin;v-text-anchor:top" o:gfxdata="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" fillcolor="window" stroked="f" strokeweight=".5pt">
                 <v:textbox>
                   <w:txbxContent>
                     <w:p>
@@ -454,24 +441,15 @@
     </w:p>
     <w:p>
       <w:pPr>
-        <w:jc w:val="both"/>
-        <w:rPr>
-          <w:rFonts w:ascii="Times New Roman" w:eastAsia="Times New Roman" w:hAnsi="Times New Roman" w:cs="Times New Roman"/>
-          <w:sz w:val="24"/>
-          <w:szCs w:val="24"/>
-        </w:rPr>
-      </w:pPr>
-    </w:p>
-    <w:p>
-      <w:pPr>
         <w:spacing w:line="360" w:lineRule="auto"/>
         <w:jc w:val="both"/>
         <w:rPr>
           <w:rFonts w:ascii="Times New Roman" w:hAnsi="Times New Roman" w:cs="Times New Roman"/>
           <w:b/>
           <w:bCs/>
-          <w:sz w:val="24"/>
-          <w:szCs w:val="24"/>
+          <w:color w:val="C00000"/>
+          <w:sz w:val="28"/>
+          <w:szCs w:val="28"/>
         </w:rPr>
       </w:pPr>
       <w:r>
@@ -479,8 +457,9 @@
           <w:rFonts w:ascii="Times New Roman" w:hAnsi="Times New Roman" w:cs="Times New Roman"/>
           <w:b/>
           <w:bCs/>
-          <w:sz w:val="24"/>
-          <w:szCs w:val="24"/>
+          <w:color w:val="C00000"/>
+          <w:sz w:val="28"/>
+          <w:szCs w:val="28"/>
         </w:rPr>
         <w:lastRenderedPageBreak/>
         <w:t>1. Описание на проекта</w:t>
@@ -513,8 +492,9 @@
           <w:rFonts w:ascii="Times New Roman" w:hAnsi="Times New Roman" w:cs="Times New Roman"/>
           <w:b/>
           <w:bCs/>
-          <w:sz w:val="24"/>
-          <w:szCs w:val="24"/>
+          <w:color w:val="C00000"/>
+          <w:sz w:val="28"/>
+          <w:szCs w:val="28"/>
         </w:rPr>
       </w:pPr>
       <w:r>
@@ -522,8 +502,9 @@
           <w:rFonts w:ascii="Times New Roman" w:hAnsi="Times New Roman" w:cs="Times New Roman"/>
           <w:b/>
           <w:bCs/>
-          <w:sz w:val="24"/>
-          <w:szCs w:val="24"/>
+          <w:color w:val="C00000"/>
+          <w:sz w:val="28"/>
+          <w:szCs w:val="28"/>
         </w:rPr>
         <w:t>2. Бизнес нужди</w:t>
       </w:r>
@@ -559,67 +540,13 @@
       <w:pPr>
         <w:spacing w:line="360" w:lineRule="auto"/>
         <w:jc w:val="both"/>
-        <w:rPr>
-          <w:rFonts w:ascii="Times New Roman" w:hAnsi="Times New Roman" w:cs="Times New Roman"/>
-          <w:sz w:val="24"/>
-          <w:szCs w:val="24"/>
-        </w:rPr>
-      </w:pPr>
-      <w:r>
         <w:rPr>
           <w:rFonts w:ascii="Times New Roman" w:hAnsi="Times New Roman" w:cs="Times New Roman"/>
           <w:b/>
           <w:bCs/>
-          <w:sz w:val="24"/>
-          <w:szCs w:val="24"/>
-        </w:rPr>
-        <w:t>3. Реализирани функционалности</w:t>
-      </w:r>
-    </w:p>
-    <w:p>
-      <w:pPr>
-        <w:spacing w:line="360" w:lineRule="auto"/>
-        <w:jc w:val="both"/>
-        <w:rPr>
-          <w:rFonts w:ascii="Times New Roman" w:hAnsi="Times New Roman" w:cs="Times New Roman"/>
-          <w:sz w:val="24"/>
-          <w:szCs w:val="24"/>
-        </w:rPr>
-      </w:pPr>
-      <w:r>
-        <w:rPr>
-          <w:rFonts w:ascii="Times New Roman" w:hAnsi="Times New Roman" w:cs="Times New Roman"/>
-          <w:sz w:val="24"/>
-          <w:szCs w:val="24"/>
-        </w:rPr>
-        <w:t xml:space="preserve">Системата управлява продукти, категории и доставчици, като поддържа актуални наличности. Логистичният модул обработва входящи, изходящи и вътрешни движения с автоматични проверки, а при </w:t>
-      </w:r>
-      <w:r>
-        <w:rPr>
-          <w:rFonts w:ascii="Times New Roman" w:hAnsi="Times New Roman" w:cs="Times New Roman"/>
-          <w:sz w:val="24"/>
-          <w:szCs w:val="24"/>
-        </w:rPr>
-        <w:lastRenderedPageBreak/>
-        <w:t>продажба генерира фактура. Ролевият модел определя достъпа на администратори и оператори, а отчетният модул визуализира наличности, история на движенията и предлага търсене и сортиране.</w:t>
-      </w:r>
-      <w:r>
-        <w:rPr>
-          <w:rFonts w:ascii="Times New Roman" w:hAnsi="Times New Roman" w:cs="Times New Roman"/>
-          <w:sz w:val="24"/>
-          <w:szCs w:val="24"/>
-        </w:rPr>
-        <w:t xml:space="preserve"> </w:t>
-      </w:r>
-    </w:p>
-    <w:p>
-      <w:pPr>
-        <w:spacing w:line="360" w:lineRule="auto"/>
-        <w:jc w:val="both"/>
-        <w:rPr>
-          <w:rFonts w:ascii="Times New Roman" w:hAnsi="Times New Roman" w:cs="Times New Roman"/>
-          <w:sz w:val="24"/>
-          <w:szCs w:val="24"/>
+          <w:color w:val="C00000"/>
+          <w:sz w:val="28"/>
+          <w:szCs w:val="28"/>
         </w:rPr>
       </w:pPr>
       <w:r>
@@ -627,10 +554,11 @@
           <w:rFonts w:ascii="Times New Roman" w:hAnsi="Times New Roman" w:cs="Times New Roman"/>
           <w:b/>
           <w:bCs/>
-          <w:sz w:val="24"/>
-          <w:szCs w:val="24"/>
-        </w:rPr>
-        <w:t>4. Модел на данните (Data Model Definition)</w:t>
+          <w:color w:val="C00000"/>
+          <w:sz w:val="28"/>
+          <w:szCs w:val="28"/>
+        </w:rPr>
+        <w:t>3. Реализирани функционалности</w:t>
       </w:r>
     </w:p>
     <w:p>
@@ -649,7 +577,24 @@
           <w:sz w:val="24"/>
           <w:szCs w:val="24"/>
         </w:rPr>
-        <w:t>Моделът на данните описва структурата и връзките между основните обекти в системата. Той гарантира консистентност чрез ясни JSON структури, автоматично генерирани идентификатори и времеви отметки. Поддържа финансова проследимост чрез връзката между движения и фактури, както и логическа валидация на операциите. Разделението на отговорностите позволява визуализацията да бъде независима от логиката за съхранение, а архитектурата остава мащабируема за бъдещи разширения.</w:t>
+        <w:t xml:space="preserve">Системата управлява продукти, категории и доставчици, като поддържа актуални наличности. Логистичният модул обработва входящи, изходящи и вътрешни движения с автоматични проверки, а при </w:t>
+      </w:r>
+      <w:r>
+        <w:rPr>
+          <w:rFonts w:ascii="Times New Roman" w:hAnsi="Times New Roman" w:cs="Times New Roman"/>
+          <w:sz w:val="24"/>
+          <w:szCs w:val="24"/>
+        </w:rPr>
+        <w:lastRenderedPageBreak/>
+        <w:t>продажба генерира фактура. Ролевият модел определя достъпа на администратори и оператори, а отчетният модул визуализира наличности, история на движенията и предлага търсене и сортиране.</w:t>
+      </w:r>
+      <w:r>
+        <w:rPr>
+          <w:rFonts w:ascii="Times New Roman" w:hAnsi="Times New Roman" w:cs="Times New Roman"/>
+          <w:sz w:val="24"/>
+          <w:szCs w:val="24"/>
+        </w:rPr>
+        <w:t xml:space="preserve"> </w:t>
       </w:r>
     </w:p>
     <w:p>
@@ -660,23 +605,59 @@
           <w:rFonts w:ascii="Times New Roman" w:hAnsi="Times New Roman" w:cs="Times New Roman"/>
           <w:b/>
           <w:bCs/>
-          <w:sz w:val="24"/>
-          <w:szCs w:val="24"/>
-        </w:rPr>
-      </w:pPr>
-    </w:p>
-    <w:p>
-      <w:pPr>
-        <w:spacing w:line="360" w:lineRule="auto"/>
-        <w:jc w:val="both"/>
+          <w:color w:val="C00000"/>
+          <w:sz w:val="28"/>
+          <w:szCs w:val="28"/>
+        </w:rPr>
+      </w:pPr>
+      <w:r>
         <w:rPr>
           <w:rFonts w:ascii="Times New Roman" w:hAnsi="Times New Roman" w:cs="Times New Roman"/>
           <w:b/>
           <w:bCs/>
-          <w:sz w:val="24"/>
-          <w:szCs w:val="24"/>
-        </w:rPr>
-      </w:pPr>
+          <w:color w:val="C00000"/>
+          <w:sz w:val="28"/>
+          <w:szCs w:val="28"/>
+        </w:rPr>
+        <w:t>4. Модел на данните (Data Model Definition)</w:t>
+      </w:r>
+    </w:p>
+    <w:p>
+      <w:pPr>
+        <w:spacing w:line="360" w:lineRule="auto"/>
+        <w:jc w:val="both"/>
+        <w:rPr>
+          <w:rFonts w:ascii="Times New Roman" w:hAnsi="Times New Roman" w:cs="Times New Roman"/>
+          <w:sz w:val="24"/>
+          <w:szCs w:val="24"/>
+        </w:rPr>
+      </w:pPr>
+      <w:r>
+        <w:rPr>
+          <w:rFonts w:ascii="Times New Roman" w:hAnsi="Times New Roman" w:cs="Times New Roman"/>
+          <w:sz w:val="24"/>
+          <w:szCs w:val="24"/>
+        </w:rPr>
+        <w:t xml:space="preserve">Моделът на данните описва структурата и връзките между основните обекти в системата. Той гарантира консистентност чрез ясни JSON структури, автоматично генерирани идентификатори и времеви отметки. Поддържа финансова проследимост чрез връзката между движения и фактури, както и логическа валидация на операциите. Разделението на отговорностите позволява визуализацията да бъде независима от логиката за съхранение, а архитектурата остава </w:t>
+      </w:r>
+      <w:proofErr w:type="spellStart"/>
+      <w:r>
+        <w:rPr>
+          <w:rFonts w:ascii="Times New Roman" w:hAnsi="Times New Roman" w:cs="Times New Roman"/>
+          <w:sz w:val="24"/>
+          <w:szCs w:val="24"/>
+        </w:rPr>
+        <w:t>мащабируема</w:t>
+      </w:r>
+      <w:proofErr w:type="spellEnd"/>
+      <w:r>
+        <w:rPr>
+          <w:rFonts w:ascii="Times New Roman" w:hAnsi="Times New Roman" w:cs="Times New Roman"/>
+          <w:sz w:val="24"/>
+          <w:szCs w:val="24"/>
+        </w:rPr>
+        <w:t xml:space="preserve"> за бъдещи разширения.</w:t>
+      </w:r>
     </w:p>
     <w:p>
       <w:pPr>
@@ -692,6 +673,28 @@
           <w:szCs w:val="24"/>
         </w:rPr>
       </w:pPr>
+      <w:r>
+        <w:rPr>
+          <w:rFonts w:ascii="Times New Roman" w:eastAsia="Times New Roman" w:hAnsi="Times New Roman" w:cs="Times New Roman"/>
+          <w:b/>
+          <w:bCs/>
+          <w:kern w:val="36"/>
+          <w:sz w:val="24"/>
+          <w:szCs w:val="24"/>
+        </w:rPr>
+        <w:t>Graph / Warehouse (Алгоритмичен модул – Дейкстра)</w:t>
+      </w:r>
+      <w:r>
+        <w:rPr>
+          <w:rFonts w:ascii="Times New Roman" w:eastAsia="Times New Roman" w:hAnsi="Times New Roman" w:cs="Times New Roman"/>
+          <w:b/>
+          <w:bCs/>
+          <w:kern w:val="36"/>
+          <w:sz w:val="24"/>
+          <w:szCs w:val="24"/>
+        </w:rPr>
+        <w:t xml:space="preserve"> </w:t>
+      </w:r>
     </w:p>
     <w:p>
       <w:pPr>
@@ -700,14 +703,1195 @@
         <w:outlineLvl w:val="0"/>
         <w:rPr>
           <w:rFonts w:ascii="Times New Roman" w:eastAsia="Times New Roman" w:hAnsi="Times New Roman" w:cs="Times New Roman"/>
+          <w:sz w:val="24"/>
+          <w:szCs w:val="24"/>
+        </w:rPr>
+      </w:pPr>
+      <w:r>
+        <w:rPr>
+          <w:rFonts w:ascii="Times New Roman" w:eastAsia="Times New Roman" w:hAnsi="Times New Roman" w:cs="Times New Roman"/>
+          <w:sz w:val="24"/>
+          <w:szCs w:val="24"/>
+        </w:rPr>
+        <w:t xml:space="preserve">Логистичният модул използва граф от складове, реализиран чрез класовете </w:t>
+      </w:r>
+      <w:r>
+        <w:rPr>
+          <w:rFonts w:ascii="Times New Roman" w:eastAsia="Times New Roman" w:hAnsi="Times New Roman" w:cs="Times New Roman"/>
+          <w:b/>
+          <w:bCs/>
+          <w:sz w:val="24"/>
+          <w:szCs w:val="24"/>
+        </w:rPr>
+        <w:t>Warehouse</w:t>
+      </w:r>
+      <w:r>
+        <w:rPr>
+          <w:rFonts w:ascii="Times New Roman" w:eastAsia="Times New Roman" w:hAnsi="Times New Roman" w:cs="Times New Roman"/>
+          <w:sz w:val="24"/>
+          <w:szCs w:val="24"/>
+        </w:rPr>
+        <w:t xml:space="preserve"> и </w:t>
+      </w:r>
+      <w:r>
+        <w:rPr>
+          <w:rFonts w:ascii="Times New Roman" w:eastAsia="Times New Roman" w:hAnsi="Times New Roman" w:cs="Times New Roman"/>
+          <w:b/>
+          <w:bCs/>
+          <w:sz w:val="24"/>
+          <w:szCs w:val="24"/>
+        </w:rPr>
+        <w:t>Graph</w:t>
+      </w:r>
+      <w:r>
+        <w:rPr>
+          <w:rFonts w:ascii="Times New Roman" w:eastAsia="Times New Roman" w:hAnsi="Times New Roman" w:cs="Times New Roman"/>
+          <w:sz w:val="24"/>
+          <w:szCs w:val="24"/>
+        </w:rPr>
+        <w:t xml:space="preserve">, където всеки склад е възел, а връзките между тях са ребра с тегла (разстояния). Алгоритъмът на </w:t>
+      </w:r>
+      <w:r>
+        <w:rPr>
+          <w:rFonts w:ascii="Times New Roman" w:eastAsia="Times New Roman" w:hAnsi="Times New Roman" w:cs="Times New Roman"/>
+          <w:b/>
+          <w:bCs/>
+          <w:sz w:val="24"/>
+          <w:szCs w:val="24"/>
+        </w:rPr>
+        <w:t>Dijkstra</w:t>
+      </w:r>
+      <w:r>
+        <w:rPr>
+          <w:rFonts w:ascii="Times New Roman" w:eastAsia="Times New Roman" w:hAnsi="Times New Roman" w:cs="Times New Roman"/>
+          <w:sz w:val="24"/>
+          <w:szCs w:val="24"/>
+        </w:rPr>
+        <w:t xml:space="preserve"> намира най</w:t>
+      </w:r>
+      <w:r>
+        <w:rPr>
+          <w:rFonts w:ascii="Times New Roman" w:eastAsia="Times New Roman" w:hAnsi="Times New Roman" w:cs="Times New Roman"/>
+          <w:sz w:val="24"/>
+          <w:szCs w:val="24"/>
+        </w:rPr>
+        <w:noBreakHyphen/>
+        <w:t>краткия път между локациите.</w:t>
+      </w:r>
+    </w:p>
+    <w:p>
+      <w:pPr>
+        <w:spacing w:before="100" w:beforeAutospacing="1" w:after="100" w:afterAutospacing="1" w:line="360" w:lineRule="auto"/>
+        <w:jc w:val="both"/>
+        <w:outlineLvl w:val="0"/>
+        <w:rPr>
+          <w:rFonts w:ascii="Times New Roman" w:eastAsia="Times New Roman" w:hAnsi="Times New Roman" w:cs="Times New Roman"/>
+          <w:sz w:val="24"/>
+          <w:szCs w:val="24"/>
+        </w:rPr>
+      </w:pPr>
+      <w:r>
+        <w:rPr>
+          <w:rFonts w:ascii="Times New Roman" w:eastAsia="Times New Roman" w:hAnsi="Times New Roman" w:cs="Times New Roman"/>
+          <w:sz w:val="24"/>
+          <w:szCs w:val="24"/>
+        </w:rPr>
+        <w:lastRenderedPageBreak/>
+        <w:t xml:space="preserve">Когато продукт липсва в текущия склад, </w:t>
+      </w:r>
+      <w:r>
+        <w:rPr>
+          <w:rFonts w:ascii="Times New Roman" w:eastAsia="Times New Roman" w:hAnsi="Times New Roman" w:cs="Times New Roman"/>
+          <w:b/>
+          <w:bCs/>
+          <w:sz w:val="24"/>
+          <w:szCs w:val="24"/>
+        </w:rPr>
+        <w:t>InventoryController</w:t>
+      </w:r>
+      <w:r>
+        <w:rPr>
+          <w:rFonts w:ascii="Times New Roman" w:eastAsia="Times New Roman" w:hAnsi="Times New Roman" w:cs="Times New Roman"/>
+          <w:sz w:val="24"/>
+          <w:szCs w:val="24"/>
+        </w:rPr>
+        <w:t xml:space="preserve"> извлича всички алтернативни складове с наличност. Dijkstra изчислява разстоянията от стартовата точка до всяка локация и определя най</w:t>
+      </w:r>
+      <w:r>
+        <w:rPr>
+          <w:rFonts w:ascii="Times New Roman" w:eastAsia="Times New Roman" w:hAnsi="Times New Roman" w:cs="Times New Roman"/>
+          <w:sz w:val="24"/>
+          <w:szCs w:val="24"/>
+        </w:rPr>
+        <w:noBreakHyphen/>
+        <w:t>близката. Системата връща общото разстояние, името на целевия склад и пълния маршрут, реконструиран чрез функцията за възстановяване на пътя. Това осигурява оптимизирани вътрешни трансфери (MOVE), базирани на реални наличности.</w:t>
+      </w:r>
+    </w:p>
+    <w:p>
+      <w:pPr>
+        <w:spacing w:before="100" w:beforeAutospacing="1" w:after="100" w:afterAutospacing="1" w:line="360" w:lineRule="auto"/>
+        <w:jc w:val="both"/>
+        <w:outlineLvl w:val="0"/>
+        <w:rPr>
+          <w:rFonts w:ascii="Times New Roman" w:eastAsia="Times New Roman" w:hAnsi="Times New Roman" w:cs="Times New Roman"/>
+          <w:sz w:val="24"/>
+          <w:szCs w:val="24"/>
+        </w:rPr>
+      </w:pPr>
+      <w:r>
+        <w:rPr>
+          <w:rFonts w:ascii="Times New Roman" w:eastAsia="Times New Roman" w:hAnsi="Times New Roman" w:cs="Times New Roman"/>
+          <w:b/>
+          <w:bCs/>
+          <w:sz w:val="24"/>
+          <w:szCs w:val="24"/>
+        </w:rPr>
+        <w:t>Връзки между entity</w:t>
+      </w:r>
+      <w:r>
+        <w:rPr>
+          <w:rFonts w:ascii="Times New Roman" w:eastAsia="Times New Roman" w:hAnsi="Times New Roman" w:cs="Times New Roman"/>
+          <w:b/>
+          <w:bCs/>
+          <w:sz w:val="24"/>
+          <w:szCs w:val="24"/>
+        </w:rPr>
+        <w:t xml:space="preserve"> </w:t>
+      </w:r>
+    </w:p>
+    <w:p>
+      <w:pPr>
+        <w:spacing w:before="100" w:beforeAutospacing="1" w:after="100" w:afterAutospacing="1" w:line="360" w:lineRule="auto"/>
+        <w:jc w:val="both"/>
+        <w:outlineLvl w:val="0"/>
+        <w:rPr>
+          <w:rFonts w:ascii="Times New Roman" w:eastAsia="Times New Roman" w:hAnsi="Times New Roman" w:cs="Times New Roman"/>
+          <w:b/>
+          <w:bCs/>
+          <w:sz w:val="24"/>
+          <w:szCs w:val="24"/>
+        </w:rPr>
+      </w:pPr>
+      <w:r>
+        <w:rPr>
+          <w:rFonts w:ascii="Times New Roman" w:eastAsia="Times New Roman" w:hAnsi="Times New Roman" w:cs="Times New Roman"/>
+          <w:b/>
+          <w:bCs/>
+          <w:sz w:val="24"/>
+          <w:szCs w:val="24"/>
+        </w:rPr>
+        <w:t>1. Category → Category (1 : many)</w:t>
+      </w:r>
+    </w:p>
+    <w:p>
+      <w:pPr>
+        <w:spacing w:before="100" w:beforeAutospacing="1" w:after="100" w:afterAutospacing="1" w:line="360" w:lineRule="auto"/>
+        <w:jc w:val="both"/>
+        <w:outlineLvl w:val="0"/>
+        <w:rPr>
+          <w:rFonts w:ascii="Times New Roman" w:eastAsia="Times New Roman" w:hAnsi="Times New Roman" w:cs="Times New Roman"/>
+          <w:sz w:val="24"/>
+          <w:szCs w:val="24"/>
+        </w:rPr>
+      </w:pPr>
+      <w:r>
+        <w:rPr>
+          <w:rFonts w:ascii="Times New Roman" w:eastAsia="Times New Roman" w:hAnsi="Times New Roman" w:cs="Times New Roman"/>
+          <w:b/>
+          <w:bCs/>
+          <w:sz w:val="24"/>
+          <w:szCs w:val="24"/>
+        </w:rPr>
+        <w:t>Поле:</w:t>
+      </w:r>
+      <w:r>
+        <w:rPr>
+          <w:rFonts w:ascii="Times New Roman" w:eastAsia="Times New Roman" w:hAnsi="Times New Roman" w:cs="Times New Roman"/>
+          <w:sz w:val="24"/>
+          <w:szCs w:val="24"/>
+        </w:rPr>
+        <w:t xml:space="preserve"> parent_id Една категория може да има много подкатегории. Подкатегорията сочи към родителската категория.</w:t>
+      </w:r>
+    </w:p>
+    <w:p>
+      <w:pPr>
+        <w:spacing w:before="100" w:beforeAutospacing="1" w:after="100" w:afterAutospacing="1" w:line="360" w:lineRule="auto"/>
+        <w:jc w:val="both"/>
+        <w:outlineLvl w:val="0"/>
+        <w:rPr>
+          <w:rFonts w:ascii="Times New Roman" w:eastAsia="Times New Roman" w:hAnsi="Times New Roman" w:cs="Times New Roman"/>
+          <w:b/>
+          <w:bCs/>
+          <w:sz w:val="24"/>
+          <w:szCs w:val="24"/>
+        </w:rPr>
+      </w:pPr>
+      <w:r>
+        <w:rPr>
+          <w:rFonts w:ascii="Times New Roman" w:eastAsia="Times New Roman" w:hAnsi="Times New Roman" w:cs="Times New Roman"/>
+          <w:b/>
+          <w:bCs/>
+          <w:sz w:val="24"/>
+          <w:szCs w:val="24"/>
+        </w:rPr>
+        <w:t>2. Product → Category (many : many)</w:t>
+      </w:r>
+    </w:p>
+    <w:p>
+      <w:pPr>
+        <w:spacing w:before="100" w:beforeAutospacing="1" w:after="100" w:afterAutospacing="1" w:line="360" w:lineRule="auto"/>
+        <w:jc w:val="both"/>
+        <w:outlineLvl w:val="0"/>
+        <w:rPr>
+          <w:rFonts w:ascii="Times New Roman" w:eastAsia="Times New Roman" w:hAnsi="Times New Roman" w:cs="Times New Roman"/>
+          <w:sz w:val="24"/>
+          <w:szCs w:val="24"/>
+        </w:rPr>
+      </w:pPr>
+      <w:r>
+        <w:rPr>
+          <w:rFonts w:ascii="Times New Roman" w:eastAsia="Times New Roman" w:hAnsi="Times New Roman" w:cs="Times New Roman"/>
+          <w:b/>
+          <w:bCs/>
+          <w:sz w:val="24"/>
+          <w:szCs w:val="24"/>
+        </w:rPr>
+        <w:lastRenderedPageBreak/>
+        <w:t>Поле:</w:t>
+      </w:r>
+      <w:r>
+        <w:rPr>
+          <w:rFonts w:ascii="Times New Roman" w:eastAsia="Times New Roman" w:hAnsi="Times New Roman" w:cs="Times New Roman"/>
+          <w:sz w:val="24"/>
+          <w:szCs w:val="24"/>
+        </w:rPr>
+        <w:t xml:space="preserve"> categories (list от Category обекти) Един продукт може да принадлежи към много категории. Една категория може да съдържа много продукти.</w:t>
+      </w:r>
+    </w:p>
+    <w:p>
+      <w:pPr>
+        <w:spacing w:before="100" w:beforeAutospacing="1" w:after="100" w:afterAutospacing="1" w:line="360" w:lineRule="auto"/>
+        <w:jc w:val="both"/>
+        <w:outlineLvl w:val="0"/>
+        <w:rPr>
+          <w:rFonts w:ascii="Times New Roman" w:eastAsia="Times New Roman" w:hAnsi="Times New Roman" w:cs="Times New Roman"/>
+          <w:b/>
+          <w:bCs/>
+          <w:sz w:val="24"/>
+          <w:szCs w:val="24"/>
+        </w:rPr>
+      </w:pPr>
+      <w:r>
+        <w:rPr>
+          <w:rFonts w:ascii="Times New Roman" w:eastAsia="Times New Roman" w:hAnsi="Times New Roman" w:cs="Times New Roman"/>
+          <w:b/>
+          <w:bCs/>
+          <w:sz w:val="24"/>
+          <w:szCs w:val="24"/>
+        </w:rPr>
+        <w:t>3. Movement → Product (many : 1)</w:t>
+      </w:r>
+    </w:p>
+    <w:p>
+      <w:pPr>
+        <w:spacing w:before="100" w:beforeAutospacing="1" w:after="100" w:afterAutospacing="1" w:line="360" w:lineRule="auto"/>
+        <w:jc w:val="both"/>
+        <w:outlineLvl w:val="0"/>
+        <w:rPr>
+          <w:rFonts w:ascii="Times New Roman" w:eastAsia="Times New Roman" w:hAnsi="Times New Roman" w:cs="Times New Roman"/>
+          <w:sz w:val="24"/>
+          <w:szCs w:val="24"/>
+        </w:rPr>
+      </w:pPr>
+      <w:r>
+        <w:rPr>
+          <w:rFonts w:ascii="Times New Roman" w:eastAsia="Times New Roman" w:hAnsi="Times New Roman" w:cs="Times New Roman"/>
+          <w:b/>
+          <w:bCs/>
+          <w:sz w:val="24"/>
+          <w:szCs w:val="24"/>
+        </w:rPr>
+        <w:t>Поле:</w:t>
+      </w:r>
+      <w:r>
+        <w:rPr>
+          <w:rFonts w:ascii="Times New Roman" w:eastAsia="Times New Roman" w:hAnsi="Times New Roman" w:cs="Times New Roman"/>
+          <w:sz w:val="24"/>
+          <w:szCs w:val="24"/>
+        </w:rPr>
+        <w:t xml:space="preserve"> product_id Всяко движение е за точно един продукт. Един продукт може да участва в много движения.</w:t>
+      </w:r>
+    </w:p>
+    <w:p>
+      <w:pPr>
+        <w:spacing w:before="100" w:beforeAutospacing="1" w:after="100" w:afterAutospacing="1" w:line="360" w:lineRule="auto"/>
+        <w:jc w:val="both"/>
+        <w:outlineLvl w:val="0"/>
+        <w:rPr>
+          <w:rFonts w:ascii="Times New Roman" w:eastAsia="Times New Roman" w:hAnsi="Times New Roman" w:cs="Times New Roman"/>
+          <w:b/>
+          <w:bCs/>
+          <w:sz w:val="24"/>
+          <w:szCs w:val="24"/>
+        </w:rPr>
+      </w:pPr>
+      <w:r>
+        <w:rPr>
+          <w:rFonts w:ascii="Times New Roman" w:eastAsia="Times New Roman" w:hAnsi="Times New Roman" w:cs="Times New Roman"/>
+          <w:b/>
+          <w:bCs/>
+          <w:sz w:val="24"/>
+          <w:szCs w:val="24"/>
+        </w:rPr>
+        <w:t>4. Movement → User (many : 1)</w:t>
+      </w:r>
+    </w:p>
+    <w:p>
+      <w:pPr>
+        <w:spacing w:before="100" w:beforeAutospacing="1" w:after="100" w:afterAutospacing="1" w:line="360" w:lineRule="auto"/>
+        <w:jc w:val="both"/>
+        <w:outlineLvl w:val="0"/>
+        <w:rPr>
+          <w:rFonts w:ascii="Times New Roman" w:eastAsia="Times New Roman" w:hAnsi="Times New Roman" w:cs="Times New Roman"/>
+          <w:sz w:val="24"/>
+          <w:szCs w:val="24"/>
+        </w:rPr>
+      </w:pPr>
+      <w:r>
+        <w:rPr>
+          <w:rFonts w:ascii="Times New Roman" w:eastAsia="Times New Roman" w:hAnsi="Times New Roman" w:cs="Times New Roman"/>
+          <w:b/>
+          <w:bCs/>
+          <w:sz w:val="24"/>
+          <w:szCs w:val="24"/>
+        </w:rPr>
+        <w:t>Поле:</w:t>
+      </w:r>
+      <w:r>
+        <w:rPr>
+          <w:rFonts w:ascii="Times New Roman" w:eastAsia="Times New Roman" w:hAnsi="Times New Roman" w:cs="Times New Roman"/>
+          <w:sz w:val="24"/>
+          <w:szCs w:val="24"/>
+        </w:rPr>
+        <w:t xml:space="preserve"> user_id Всяко движение е извършено от един потребител. Един потребител може да извърши много движения.</w:t>
+      </w:r>
+    </w:p>
+    <w:p>
+      <w:pPr>
+        <w:spacing w:before="100" w:beforeAutospacing="1" w:after="100" w:afterAutospacing="1" w:line="360" w:lineRule="auto"/>
+        <w:jc w:val="both"/>
+        <w:outlineLvl w:val="0"/>
+        <w:rPr>
+          <w:rFonts w:ascii="Times New Roman" w:eastAsia="Times New Roman" w:hAnsi="Times New Roman" w:cs="Times New Roman"/>
+          <w:b/>
+          <w:bCs/>
+          <w:sz w:val="24"/>
+          <w:szCs w:val="24"/>
+        </w:rPr>
+      </w:pPr>
+      <w:r>
+        <w:rPr>
+          <w:rFonts w:ascii="Times New Roman" w:eastAsia="Times New Roman" w:hAnsi="Times New Roman" w:cs="Times New Roman"/>
+          <w:b/>
+          <w:bCs/>
+          <w:sz w:val="24"/>
+          <w:szCs w:val="24"/>
+        </w:rPr>
+        <w:t>5. Movement → Location (many : 1)</w:t>
+      </w:r>
+    </w:p>
+    <w:p>
+      <w:pPr>
+        <w:spacing w:before="100" w:beforeAutospacing="1" w:after="100" w:afterAutospacing="1" w:line="360" w:lineRule="auto"/>
+        <w:jc w:val="both"/>
+        <w:outlineLvl w:val="0"/>
+        <w:rPr>
+          <w:rFonts w:ascii="Times New Roman" w:eastAsia="Times New Roman" w:hAnsi="Times New Roman" w:cs="Times New Roman"/>
+          <w:sz w:val="24"/>
+          <w:szCs w:val="24"/>
+        </w:rPr>
+      </w:pPr>
+      <w:r>
+        <w:rPr>
+          <w:rFonts w:ascii="Times New Roman" w:eastAsia="Times New Roman" w:hAnsi="Times New Roman" w:cs="Times New Roman"/>
+          <w:b/>
+          <w:bCs/>
+          <w:sz w:val="24"/>
+          <w:szCs w:val="24"/>
+        </w:rPr>
+        <w:t>Поле:</w:t>
+      </w:r>
+      <w:r>
+        <w:rPr>
+          <w:rFonts w:ascii="Times New Roman" w:eastAsia="Times New Roman" w:hAnsi="Times New Roman" w:cs="Times New Roman"/>
+          <w:sz w:val="24"/>
+          <w:szCs w:val="24"/>
+        </w:rPr>
+        <w:t xml:space="preserve"> location_id Основна локация при IN и OUT движения. Една локация може да има много движения.</w:t>
+      </w:r>
+    </w:p>
+    <w:p>
+      <w:pPr>
+        <w:spacing w:before="100" w:beforeAutospacing="1" w:after="100" w:afterAutospacing="1" w:line="360" w:lineRule="auto"/>
+        <w:jc w:val="both"/>
+        <w:outlineLvl w:val="0"/>
+        <w:rPr>
+          <w:rFonts w:ascii="Times New Roman" w:eastAsia="Times New Roman" w:hAnsi="Times New Roman" w:cs="Times New Roman"/>
+          <w:b/>
+          <w:bCs/>
+          <w:sz w:val="24"/>
+          <w:szCs w:val="24"/>
+        </w:rPr>
+      </w:pPr>
+      <w:r>
+        <w:rPr>
+          <w:rFonts w:ascii="Times New Roman" w:eastAsia="Times New Roman" w:hAnsi="Times New Roman" w:cs="Times New Roman"/>
+          <w:b/>
+          <w:bCs/>
+          <w:sz w:val="24"/>
+          <w:szCs w:val="24"/>
+        </w:rPr>
+        <w:lastRenderedPageBreak/>
+        <w:t>6. Movement → Supplier (many : 1)</w:t>
+      </w:r>
+    </w:p>
+    <w:p>
+      <w:pPr>
+        <w:spacing w:before="100" w:beforeAutospacing="1" w:after="100" w:afterAutospacing="1" w:line="360" w:lineRule="auto"/>
+        <w:jc w:val="both"/>
+        <w:outlineLvl w:val="0"/>
+        <w:rPr>
+          <w:rFonts w:ascii="Times New Roman" w:eastAsia="Times New Roman" w:hAnsi="Times New Roman" w:cs="Times New Roman"/>
+          <w:sz w:val="24"/>
+          <w:szCs w:val="24"/>
+        </w:rPr>
+      </w:pPr>
+      <w:r>
+        <w:rPr>
+          <w:rFonts w:ascii="Times New Roman" w:eastAsia="Times New Roman" w:hAnsi="Times New Roman" w:cs="Times New Roman"/>
+          <w:b/>
+          <w:bCs/>
+          <w:sz w:val="24"/>
+          <w:szCs w:val="24"/>
+        </w:rPr>
+        <w:t>Поле:</w:t>
+      </w:r>
+      <w:r>
+        <w:rPr>
+          <w:rFonts w:ascii="Times New Roman" w:eastAsia="Times New Roman" w:hAnsi="Times New Roman" w:cs="Times New Roman"/>
+          <w:sz w:val="24"/>
+          <w:szCs w:val="24"/>
+        </w:rPr>
+        <w:t xml:space="preserve"> supplier_id При IN движение може да има доставчик. Един доставчик може да участва в много доставки.</w:t>
+      </w:r>
+    </w:p>
+    <w:p>
+      <w:pPr>
+        <w:spacing w:before="100" w:beforeAutospacing="1" w:after="100" w:afterAutospacing="1" w:line="360" w:lineRule="auto"/>
+        <w:jc w:val="both"/>
+        <w:outlineLvl w:val="0"/>
+        <w:rPr>
+          <w:rFonts w:ascii="Times New Roman" w:eastAsia="Times New Roman" w:hAnsi="Times New Roman" w:cs="Times New Roman"/>
+          <w:b/>
+          <w:bCs/>
+          <w:sz w:val="24"/>
+          <w:szCs w:val="24"/>
+        </w:rPr>
+      </w:pPr>
+      <w:r>
+        <w:rPr>
+          <w:rFonts w:ascii="Times New Roman" w:eastAsia="Times New Roman" w:hAnsi="Times New Roman" w:cs="Times New Roman"/>
+          <w:b/>
+          <w:bCs/>
+          <w:sz w:val="24"/>
+          <w:szCs w:val="24"/>
+        </w:rPr>
+        <w:t xml:space="preserve"> 7. Movement → Location (FROM) (many : 1)</w:t>
+      </w:r>
+    </w:p>
+    <w:p>
+      <w:pPr>
+        <w:spacing w:before="100" w:beforeAutospacing="1" w:after="100" w:afterAutospacing="1" w:line="360" w:lineRule="auto"/>
+        <w:jc w:val="both"/>
+        <w:outlineLvl w:val="0"/>
+        <w:rPr>
+          <w:rFonts w:ascii="Times New Roman" w:eastAsia="Times New Roman" w:hAnsi="Times New Roman" w:cs="Times New Roman"/>
+          <w:sz w:val="24"/>
+          <w:szCs w:val="24"/>
+        </w:rPr>
+      </w:pPr>
+      <w:r>
+        <w:rPr>
+          <w:rFonts w:ascii="Times New Roman" w:eastAsia="Times New Roman" w:hAnsi="Times New Roman" w:cs="Times New Roman"/>
+          <w:b/>
+          <w:bCs/>
+          <w:sz w:val="24"/>
+          <w:szCs w:val="24"/>
+        </w:rPr>
+        <w:t>Поле:</w:t>
+      </w:r>
+      <w:r>
+        <w:rPr>
+          <w:rFonts w:ascii="Times New Roman" w:eastAsia="Times New Roman" w:hAnsi="Times New Roman" w:cs="Times New Roman"/>
+          <w:sz w:val="24"/>
+          <w:szCs w:val="24"/>
+        </w:rPr>
+        <w:t xml:space="preserve"> from_location_id При MOVE движение — изходна локация. Една локация може да бъде източник на много трансфери.</w:t>
+      </w:r>
+    </w:p>
+    <w:p>
+      <w:pPr>
+        <w:spacing w:before="100" w:beforeAutospacing="1" w:after="100" w:afterAutospacing="1" w:line="360" w:lineRule="auto"/>
+        <w:jc w:val="both"/>
+        <w:outlineLvl w:val="0"/>
+        <w:rPr>
+          <w:rFonts w:ascii="Times New Roman" w:eastAsia="Times New Roman" w:hAnsi="Times New Roman" w:cs="Times New Roman"/>
+          <w:b/>
+          <w:bCs/>
+          <w:sz w:val="24"/>
+          <w:szCs w:val="24"/>
+        </w:rPr>
+      </w:pPr>
+      <w:r>
+        <w:rPr>
+          <w:rFonts w:ascii="Times New Roman" w:eastAsia="Times New Roman" w:hAnsi="Times New Roman" w:cs="Times New Roman"/>
+          <w:b/>
+          <w:bCs/>
+          <w:sz w:val="24"/>
+          <w:szCs w:val="24"/>
+        </w:rPr>
+        <w:t xml:space="preserve"> 8. Movement → Location (TO) (many : 1)</w:t>
+      </w:r>
+    </w:p>
+    <w:p>
+      <w:pPr>
+        <w:spacing w:before="100" w:beforeAutospacing="1" w:after="100" w:afterAutospacing="1" w:line="360" w:lineRule="auto"/>
+        <w:jc w:val="both"/>
+        <w:outlineLvl w:val="0"/>
+        <w:rPr>
+          <w:rFonts w:ascii="Times New Roman" w:eastAsia="Times New Roman" w:hAnsi="Times New Roman" w:cs="Times New Roman"/>
+          <w:sz w:val="24"/>
+          <w:szCs w:val="24"/>
+        </w:rPr>
+      </w:pPr>
+      <w:r>
+        <w:rPr>
+          <w:rFonts w:ascii="Times New Roman" w:eastAsia="Times New Roman" w:hAnsi="Times New Roman" w:cs="Times New Roman"/>
+          <w:b/>
+          <w:bCs/>
+          <w:sz w:val="24"/>
+          <w:szCs w:val="24"/>
+        </w:rPr>
+        <w:t>Поле:</w:t>
+      </w:r>
+      <w:r>
+        <w:rPr>
+          <w:rFonts w:ascii="Times New Roman" w:eastAsia="Times New Roman" w:hAnsi="Times New Roman" w:cs="Times New Roman"/>
+          <w:sz w:val="24"/>
+          <w:szCs w:val="24"/>
+        </w:rPr>
+        <w:t xml:space="preserve"> to_location_id При MOVE движение — целева локация. Една локация може да бъде получател на много трансфери.</w:t>
+      </w:r>
+    </w:p>
+    <w:p>
+      <w:pPr>
+        <w:spacing w:before="100" w:beforeAutospacing="1" w:after="100" w:afterAutospacing="1" w:line="360" w:lineRule="auto"/>
+        <w:jc w:val="both"/>
+        <w:outlineLvl w:val="0"/>
+        <w:rPr>
+          <w:rFonts w:ascii="Times New Roman" w:eastAsia="Times New Roman" w:hAnsi="Times New Roman" w:cs="Times New Roman"/>
+          <w:b/>
+          <w:bCs/>
+          <w:sz w:val="24"/>
+          <w:szCs w:val="24"/>
+        </w:rPr>
+      </w:pPr>
+      <w:r>
+        <w:rPr>
+          <w:rFonts w:ascii="Times New Roman" w:eastAsia="Times New Roman" w:hAnsi="Times New Roman" w:cs="Times New Roman"/>
+          <w:b/>
+          <w:bCs/>
+          <w:sz w:val="24"/>
+          <w:szCs w:val="24"/>
+        </w:rPr>
+        <w:t>9. Invoice → Movement (1 : 1)</w:t>
+      </w:r>
+    </w:p>
+    <w:p>
+      <w:pPr>
+        <w:spacing w:before="100" w:beforeAutospacing="1" w:after="100" w:afterAutospacing="1" w:line="360" w:lineRule="auto"/>
+        <w:jc w:val="both"/>
+        <w:outlineLvl w:val="0"/>
+        <w:rPr>
+          <w:rFonts w:ascii="Times New Roman" w:eastAsia="Times New Roman" w:hAnsi="Times New Roman" w:cs="Times New Roman"/>
+          <w:sz w:val="24"/>
+          <w:szCs w:val="24"/>
+        </w:rPr>
+      </w:pPr>
+      <w:r>
+        <w:rPr>
+          <w:rFonts w:ascii="Times New Roman" w:eastAsia="Times New Roman" w:hAnsi="Times New Roman" w:cs="Times New Roman"/>
+          <w:b/>
+          <w:bCs/>
+          <w:sz w:val="24"/>
+          <w:szCs w:val="24"/>
+        </w:rPr>
+        <w:lastRenderedPageBreak/>
+        <w:t>Поле:</w:t>
+      </w:r>
+      <w:r>
+        <w:rPr>
+          <w:rFonts w:ascii="Times New Roman" w:eastAsia="Times New Roman" w:hAnsi="Times New Roman" w:cs="Times New Roman"/>
+          <w:sz w:val="24"/>
+          <w:szCs w:val="24"/>
+        </w:rPr>
+        <w:t xml:space="preserve"> movement_id Всяка фактура е свързана с едно OUT движение. Едно движение може да има най-много една фактура</w:t>
+      </w:r>
+      <w:r>
+        <w:rPr>
+          <w:rFonts w:ascii="Times New Roman" w:eastAsia="Times New Roman" w:hAnsi="Times New Roman" w:cs="Times New Roman"/>
+          <w:sz w:val="24"/>
+          <w:szCs w:val="24"/>
+        </w:rPr>
+        <w:t xml:space="preserve">. </w:t>
+      </w:r>
+    </w:p>
+    <w:p>
+      <w:pPr>
+        <w:spacing w:before="100" w:beforeAutospacing="1" w:after="100" w:afterAutospacing="1" w:line="360" w:lineRule="auto"/>
+        <w:jc w:val="both"/>
+        <w:outlineLvl w:val="0"/>
+        <w:rPr>
+          <w:rFonts w:ascii="Times New Roman" w:eastAsia="Times New Roman" w:hAnsi="Times New Roman" w:cs="Times New Roman"/>
+          <w:b/>
+          <w:bCs/>
+          <w:color w:val="C00000"/>
+          <w:sz w:val="28"/>
+          <w:szCs w:val="28"/>
+        </w:rPr>
+      </w:pPr>
+      <w:r>
+        <w:rPr>
+          <w:rFonts w:ascii="Times New Roman" w:eastAsia="Times New Roman" w:hAnsi="Times New Roman" w:cs="Times New Roman"/>
+          <w:b/>
+          <w:bCs/>
+          <w:color w:val="C00000"/>
+          <w:sz w:val="28"/>
+          <w:szCs w:val="28"/>
+        </w:rPr>
+        <w:t>5. Актьори и потребителски роли</w:t>
+      </w:r>
+    </w:p>
+    <w:p>
+      <w:pPr>
+        <w:spacing w:before="100" w:beforeAutospacing="1" w:after="100" w:afterAutospacing="1" w:line="360" w:lineRule="auto"/>
+        <w:jc w:val="both"/>
+        <w:outlineLvl w:val="0"/>
+        <w:rPr>
+          <w:rFonts w:ascii="Times New Roman" w:eastAsia="Times New Roman" w:hAnsi="Times New Roman" w:cs="Times New Roman"/>
+          <w:sz w:val="24"/>
+          <w:szCs w:val="24"/>
+        </w:rPr>
+      </w:pPr>
+      <w:r>
+        <w:rPr>
+          <w:rFonts w:ascii="Times New Roman" w:eastAsia="Times New Roman" w:hAnsi="Times New Roman" w:cs="Times New Roman"/>
+          <w:sz w:val="24"/>
+          <w:szCs w:val="24"/>
+        </w:rPr>
+        <w:t>Администраторът управлява основните данни — продукти, категории, доставчици, потребители и локации. Операторът изпълнява ежедневните складови операции, включително входящи, изходящи и вътрешни движения. Системата автоматично генерира идентификатори, валидира данните и актуализира наличностите.</w:t>
+      </w:r>
+    </w:p>
+    <w:p>
+      <w:pPr>
+        <w:spacing w:before="100" w:beforeAutospacing="1" w:after="100" w:afterAutospacing="1" w:line="360" w:lineRule="auto"/>
+        <w:jc w:val="both"/>
+        <w:outlineLvl w:val="0"/>
+        <w:rPr>
+          <w:rFonts w:ascii="Times New Roman" w:eastAsia="Times New Roman" w:hAnsi="Times New Roman" w:cs="Times New Roman"/>
+          <w:b/>
+          <w:bCs/>
+          <w:color w:val="C00000"/>
+          <w:sz w:val="28"/>
+          <w:szCs w:val="28"/>
+        </w:rPr>
+      </w:pPr>
+      <w:r>
+        <w:rPr>
+          <w:rFonts w:ascii="Times New Roman" w:eastAsia="Times New Roman" w:hAnsi="Times New Roman" w:cs="Times New Roman"/>
+          <w:b/>
+          <w:bCs/>
+          <w:color w:val="C00000"/>
+          <w:sz w:val="28"/>
+          <w:szCs w:val="28"/>
+        </w:rPr>
+        <w:t>6.</w:t>
+      </w:r>
+      <w:r>
+        <w:rPr>
+          <w:rFonts w:ascii="Times New Roman" w:eastAsia="Times New Roman" w:hAnsi="Times New Roman" w:cs="Times New Roman"/>
+          <w:b/>
+          <w:bCs/>
+          <w:color w:val="C00000"/>
+          <w:sz w:val="28"/>
+          <w:szCs w:val="28"/>
+        </w:rPr>
+        <w:t xml:space="preserve"> </w:t>
+      </w:r>
+      <w:r>
+        <w:rPr>
+          <w:rFonts w:ascii="Times New Roman" w:eastAsia="Times New Roman" w:hAnsi="Times New Roman" w:cs="Times New Roman"/>
+          <w:b/>
+          <w:bCs/>
+          <w:color w:val="C00000"/>
+          <w:sz w:val="28"/>
+          <w:szCs w:val="28"/>
+        </w:rPr>
+        <w:t>Сценарии на използване / Основни сценарии</w:t>
+      </w:r>
+      <w:r>
+        <w:rPr>
+          <w:rFonts w:ascii="Times New Roman" w:eastAsia="Times New Roman" w:hAnsi="Times New Roman" w:cs="Times New Roman"/>
+          <w:b/>
+          <w:bCs/>
+          <w:color w:val="C00000"/>
+          <w:sz w:val="28"/>
+          <w:szCs w:val="28"/>
+        </w:rPr>
+        <w:t xml:space="preserve"> </w:t>
+      </w:r>
+    </w:p>
+    <w:p>
+      <w:pPr>
+        <w:spacing w:before="100" w:beforeAutospacing="1" w:after="100" w:afterAutospacing="1" w:line="360" w:lineRule="auto"/>
+        <w:jc w:val="both"/>
+        <w:outlineLvl w:val="0"/>
+        <w:rPr>
+          <w:rFonts w:ascii="Times New Roman" w:eastAsia="Times New Roman" w:hAnsi="Times New Roman" w:cs="Times New Roman"/>
+          <w:sz w:val="24"/>
+          <w:szCs w:val="24"/>
+        </w:rPr>
+      </w:pPr>
+      <w:r>
+        <w:rPr>
+          <w:rFonts w:ascii="Times New Roman" w:eastAsia="Times New Roman" w:hAnsi="Times New Roman" w:cs="Times New Roman"/>
+          <w:sz w:val="24"/>
+          <w:szCs w:val="24"/>
+        </w:rPr>
+        <w:t xml:space="preserve">Администраторът създава и редактира обекти и управлява потребителските роли. Операторът регистрира движения, при които системата проверява коректността и актуализира количествата. При продажба се </w:t>
+      </w:r>
+      <w:r>
+        <w:rPr>
+          <w:rFonts w:ascii="Times New Roman" w:eastAsia="Times New Roman" w:hAnsi="Times New Roman" w:cs="Times New Roman"/>
+          <w:sz w:val="24"/>
+          <w:szCs w:val="24"/>
+        </w:rPr>
+        <w:lastRenderedPageBreak/>
+        <w:t>генерира фактура, а при вътрешно преместване се разпределят наличности между локации. Потребителите извличат информация чрез отчети с филтри и критерии за търсене.</w:t>
+      </w:r>
+    </w:p>
+    <w:p>
+      <w:pPr>
+        <w:spacing w:before="100" w:beforeAutospacing="1" w:after="100" w:afterAutospacing="1" w:line="360" w:lineRule="auto"/>
+        <w:jc w:val="both"/>
+        <w:outlineLvl w:val="0"/>
+        <w:rPr>
+          <w:rFonts w:ascii="Times New Roman" w:eastAsia="Times New Roman" w:hAnsi="Times New Roman" w:cs="Times New Roman"/>
+          <w:b/>
+          <w:bCs/>
+          <w:color w:val="C00000"/>
+          <w:sz w:val="28"/>
+          <w:szCs w:val="28"/>
+        </w:rPr>
+      </w:pPr>
+      <w:r>
+        <w:rPr>
+          <w:rFonts w:ascii="Times New Roman" w:eastAsia="Times New Roman" w:hAnsi="Times New Roman" w:cs="Times New Roman"/>
+          <w:b/>
+          <w:bCs/>
+          <w:color w:val="C00000"/>
+          <w:sz w:val="28"/>
+          <w:szCs w:val="28"/>
+        </w:rPr>
+        <w:t>7.</w:t>
+      </w:r>
+      <w:r>
+        <w:rPr>
+          <w:rFonts w:ascii="Times New Roman" w:eastAsia="Times New Roman" w:hAnsi="Times New Roman" w:cs="Times New Roman"/>
+          <w:b/>
+          <w:bCs/>
+          <w:color w:val="C00000"/>
+          <w:sz w:val="28"/>
+          <w:szCs w:val="28"/>
+        </w:rPr>
+        <w:t xml:space="preserve"> </w:t>
+      </w:r>
+      <w:r>
+        <w:rPr>
+          <w:rFonts w:ascii="Times New Roman" w:eastAsia="Times New Roman" w:hAnsi="Times New Roman" w:cs="Times New Roman"/>
+          <w:b/>
+          <w:bCs/>
+          <w:color w:val="C00000"/>
+          <w:sz w:val="28"/>
+          <w:szCs w:val="28"/>
+        </w:rPr>
+        <w:t>Основни изгледи</w:t>
+      </w:r>
+    </w:p>
+    <w:p>
+      <w:pPr>
+        <w:spacing w:before="100" w:beforeAutospacing="1" w:after="100" w:afterAutospacing="1" w:line="360" w:lineRule="auto"/>
+        <w:jc w:val="both"/>
+        <w:outlineLvl w:val="0"/>
+        <w:rPr>
+          <w:rFonts w:ascii="Times New Roman" w:eastAsia="Times New Roman" w:hAnsi="Times New Roman" w:cs="Times New Roman"/>
+          <w:b/>
+          <w:bCs/>
+          <w:sz w:val="24"/>
+          <w:szCs w:val="24"/>
+        </w:rPr>
+      </w:pPr>
+      <w:r>
+        <w:rPr>
+          <w:rFonts w:ascii="Times New Roman" w:eastAsia="Times New Roman" w:hAnsi="Times New Roman" w:cs="Times New Roman"/>
+          <w:b/>
+          <w:bCs/>
+          <w:sz w:val="24"/>
+          <w:szCs w:val="24"/>
+        </w:rPr>
+        <w:t xml:space="preserve">Изглед „Отчети“ </w:t>
+      </w:r>
+    </w:p>
+    <w:p>
+      <w:pPr>
+        <w:spacing w:before="100" w:beforeAutospacing="1" w:after="100" w:afterAutospacing="1" w:line="360" w:lineRule="auto"/>
+        <w:jc w:val="both"/>
+        <w:outlineLvl w:val="0"/>
+        <w:rPr>
+          <w:rFonts w:ascii="Times New Roman" w:eastAsia="Times New Roman" w:hAnsi="Times New Roman" w:cs="Times New Roman"/>
+          <w:sz w:val="24"/>
+          <w:szCs w:val="24"/>
+        </w:rPr>
+      </w:pPr>
+      <w:r>
+        <w:rPr>
+          <w:rFonts w:ascii="Times New Roman" w:eastAsia="Times New Roman" w:hAnsi="Times New Roman" w:cs="Times New Roman"/>
+          <w:sz w:val="24"/>
+          <w:szCs w:val="24"/>
+        </w:rPr>
+        <w:t xml:space="preserve">Изгледът „Отчети“ визуализира наличности, история на движенията, доставки и продажби. Поддържа търсене по ключова дума и сортиране по количество чрез Selection Sort или Bubble Sort, което улеснява </w:t>
+      </w:r>
+      <w:r>
+        <w:rPr>
+          <w:rFonts w:ascii="Times New Roman" w:eastAsia="Times New Roman" w:hAnsi="Times New Roman" w:cs="Times New Roman"/>
+          <w:sz w:val="28"/>
+          <w:szCs w:val="28"/>
+        </w:rPr>
+        <w:t>откриването</w:t>
+      </w:r>
+      <w:r>
+        <w:rPr>
+          <w:rFonts w:ascii="Times New Roman" w:eastAsia="Times New Roman" w:hAnsi="Times New Roman" w:cs="Times New Roman"/>
+          <w:sz w:val="24"/>
+          <w:szCs w:val="24"/>
+        </w:rPr>
+        <w:t xml:space="preserve"> на критични позиции.</w:t>
+      </w:r>
+    </w:p>
+    <w:p>
+      <w:pPr>
+        <w:spacing w:before="100" w:beforeAutospacing="1" w:after="100" w:afterAutospacing="1" w:line="360" w:lineRule="auto"/>
+        <w:jc w:val="both"/>
+        <w:outlineLvl w:val="0"/>
+        <w:rPr>
+          <w:rFonts w:ascii="Times New Roman" w:eastAsia="Times New Roman" w:hAnsi="Times New Roman" w:cs="Times New Roman"/>
+          <w:b/>
+          <w:bCs/>
+          <w:color w:val="C00000"/>
+          <w:sz w:val="28"/>
+          <w:szCs w:val="28"/>
+        </w:rPr>
+      </w:pPr>
+      <w:r>
+        <w:rPr>
+          <w:rFonts w:ascii="Times New Roman" w:eastAsia="Times New Roman" w:hAnsi="Times New Roman" w:cs="Times New Roman"/>
+          <w:b/>
+          <w:bCs/>
+          <w:color w:val="C00000"/>
+          <w:sz w:val="28"/>
+          <w:szCs w:val="28"/>
+        </w:rPr>
+        <w:t>8.</w:t>
+      </w:r>
+      <w:r>
+        <w:rPr>
+          <w:rFonts w:ascii="Times New Roman" w:eastAsia="Times New Roman" w:hAnsi="Times New Roman" w:cs="Times New Roman"/>
+          <w:b/>
+          <w:bCs/>
+          <w:color w:val="C00000"/>
+          <w:sz w:val="28"/>
+          <w:szCs w:val="28"/>
+        </w:rPr>
+        <w:t xml:space="preserve"> Функционални характеристики </w:t>
+      </w:r>
+    </w:p>
+    <w:p>
+      <w:pPr>
+        <w:spacing w:before="100" w:beforeAutospacing="1" w:after="100" w:afterAutospacing="1" w:line="360" w:lineRule="auto"/>
+        <w:jc w:val="both"/>
+        <w:outlineLvl w:val="0"/>
+        <w:rPr>
+          <w:rFonts w:ascii="Times New Roman" w:eastAsia="Times New Roman" w:hAnsi="Times New Roman" w:cs="Times New Roman"/>
+          <w:b/>
+          <w:bCs/>
+          <w:sz w:val="24"/>
+          <w:szCs w:val="24"/>
+        </w:rPr>
+      </w:pPr>
+      <w:r>
+        <w:rPr>
+          <w:rFonts w:ascii="Times New Roman" w:eastAsia="Times New Roman" w:hAnsi="Times New Roman" w:cs="Times New Roman"/>
+          <w:b/>
+          <w:bCs/>
+          <w:sz w:val="24"/>
+          <w:szCs w:val="24"/>
+        </w:rPr>
+        <w:t xml:space="preserve">Модул за отчети </w:t>
+      </w:r>
+    </w:p>
+    <w:p>
+      <w:pPr>
+        <w:spacing w:before="100" w:beforeAutospacing="1" w:after="100" w:afterAutospacing="1" w:line="360" w:lineRule="auto"/>
+        <w:jc w:val="both"/>
+        <w:outlineLvl w:val="0"/>
+        <w:rPr>
+          <w:rFonts w:ascii="Times New Roman" w:eastAsia="Times New Roman" w:hAnsi="Times New Roman" w:cs="Times New Roman"/>
+          <w:sz w:val="24"/>
+          <w:szCs w:val="24"/>
+        </w:rPr>
+      </w:pPr>
+      <w:r>
+        <w:rPr>
+          <w:rFonts w:ascii="Times New Roman" w:eastAsia="Times New Roman" w:hAnsi="Times New Roman" w:cs="Times New Roman"/>
+          <w:sz w:val="24"/>
+          <w:szCs w:val="24"/>
+        </w:rPr>
+        <w:lastRenderedPageBreak/>
+        <w:t>Модулът обработва данните от JSON файловете и изчислява финансови и оперативни показатели — средни цени, разходи, приходи и последно движение. Поддържа филтриране и динамично сортиране, комбинира информация от movements.json, inventory.json и invoices.json и извършва проверки за предотвратяване на некоректни изчисления.</w:t>
+      </w:r>
+    </w:p>
+    <w:p>
+      <w:pPr>
+        <w:spacing w:before="100" w:beforeAutospacing="1" w:after="100" w:afterAutospacing="1" w:line="360" w:lineRule="auto"/>
+        <w:jc w:val="both"/>
+        <w:outlineLvl w:val="0"/>
+        <w:rPr>
+          <w:rFonts w:ascii="Times New Roman" w:eastAsia="Times New Roman" w:hAnsi="Times New Roman" w:cs="Times New Roman"/>
+          <w:b/>
+          <w:bCs/>
+          <w:color w:val="C00000"/>
+          <w:sz w:val="28"/>
+          <w:szCs w:val="28"/>
+        </w:rPr>
+      </w:pPr>
+      <w:r>
+        <w:rPr>
+          <w:rFonts w:ascii="Times New Roman" w:eastAsia="Times New Roman" w:hAnsi="Times New Roman" w:cs="Times New Roman"/>
+          <w:b/>
+          <w:bCs/>
+          <w:color w:val="C00000"/>
+          <w:sz w:val="28"/>
+          <w:szCs w:val="28"/>
+        </w:rPr>
+        <w:t>9.</w:t>
+      </w:r>
+      <w:r>
+        <w:rPr>
+          <w:rFonts w:ascii="Times New Roman" w:eastAsia="Times New Roman" w:hAnsi="Times New Roman" w:cs="Times New Roman"/>
+          <w:b/>
+          <w:bCs/>
+          <w:color w:val="C00000"/>
+          <w:sz w:val="28"/>
+          <w:szCs w:val="28"/>
+        </w:rPr>
+        <w:t xml:space="preserve"> </w:t>
+      </w:r>
+      <w:r>
+        <w:rPr>
+          <w:rFonts w:ascii="Times New Roman" w:eastAsia="Times New Roman" w:hAnsi="Times New Roman" w:cs="Times New Roman"/>
+          <w:b/>
+          <w:bCs/>
+          <w:color w:val="C00000"/>
+          <w:sz w:val="28"/>
+          <w:szCs w:val="28"/>
+        </w:rPr>
+        <w:t>Нефункционални характеристики</w:t>
+      </w:r>
+      <w:r>
+        <w:rPr>
+          <w:rFonts w:ascii="Times New Roman" w:eastAsia="Times New Roman" w:hAnsi="Times New Roman" w:cs="Times New Roman"/>
+          <w:b/>
+          <w:bCs/>
+          <w:color w:val="C00000"/>
+          <w:sz w:val="28"/>
+          <w:szCs w:val="28"/>
+        </w:rPr>
+        <w:t xml:space="preserve"> </w:t>
+      </w:r>
+    </w:p>
+    <w:p>
+      <w:pPr>
+        <w:spacing w:before="100" w:beforeAutospacing="1" w:after="100" w:afterAutospacing="1" w:line="360" w:lineRule="auto"/>
+        <w:jc w:val="both"/>
+        <w:outlineLvl w:val="0"/>
+        <w:rPr>
+          <w:rFonts w:ascii="Times New Roman" w:eastAsia="Times New Roman" w:hAnsi="Times New Roman" w:cs="Times New Roman"/>
+          <w:sz w:val="24"/>
+          <w:szCs w:val="24"/>
+        </w:rPr>
+      </w:pPr>
+      <w:r>
+        <w:rPr>
+          <w:rFonts w:ascii="Times New Roman" w:eastAsia="Times New Roman" w:hAnsi="Times New Roman" w:cs="Times New Roman"/>
+          <w:sz w:val="24"/>
+          <w:szCs w:val="24"/>
+        </w:rPr>
+        <w:t>Системата трябва да работи стабилно и да зарежда изгледите бързо. Сигурността се осигурява чрез хеширане на пароли и ролеви достъп. Надеждността се поддържа чрез ясни съобщения при грешки и механизми срещу невалидни действия. Данните се съхраняват последователно в JSON файлове, а модулната архитектура улеснява поддръжката и разширяването.</w:t>
+      </w:r>
+    </w:p>
+    <w:p>
+      <w:pPr>
+        <w:spacing w:before="100" w:beforeAutospacing="1" w:after="100" w:afterAutospacing="1" w:line="360" w:lineRule="auto"/>
+        <w:jc w:val="both"/>
+        <w:outlineLvl w:val="0"/>
+        <w:rPr>
+          <w:rFonts w:ascii="Times New Roman" w:eastAsia="Times New Roman" w:hAnsi="Times New Roman" w:cs="Times New Roman"/>
+          <w:b/>
+          <w:bCs/>
+          <w:color w:val="C00000"/>
+          <w:sz w:val="28"/>
+          <w:szCs w:val="28"/>
+        </w:rPr>
+      </w:pPr>
+      <w:r>
+        <w:rPr>
+          <w:rFonts w:ascii="Times New Roman" w:eastAsia="Times New Roman" w:hAnsi="Times New Roman" w:cs="Times New Roman"/>
+          <w:b/>
+          <w:bCs/>
+          <w:color w:val="C00000"/>
+          <w:sz w:val="28"/>
+          <w:szCs w:val="28"/>
+        </w:rPr>
+        <w:t>10.</w:t>
+      </w:r>
+      <w:r>
+        <w:rPr>
+          <w:rFonts w:ascii="Times New Roman" w:eastAsia="Times New Roman" w:hAnsi="Times New Roman" w:cs="Times New Roman"/>
+          <w:b/>
+          <w:bCs/>
+          <w:color w:val="C00000"/>
+          <w:sz w:val="28"/>
+          <w:szCs w:val="28"/>
+        </w:rPr>
+        <w:t xml:space="preserve"> </w:t>
+      </w:r>
+      <w:r>
+        <w:rPr>
+          <w:rFonts w:ascii="Times New Roman" w:eastAsia="Times New Roman" w:hAnsi="Times New Roman" w:cs="Times New Roman"/>
+          <w:b/>
+          <w:bCs/>
+          <w:color w:val="C00000"/>
+          <w:sz w:val="28"/>
+          <w:szCs w:val="28"/>
+        </w:rPr>
+        <w:t>Архитектура на системата</w:t>
+      </w:r>
+    </w:p>
+    <w:p>
+      <w:pPr>
+        <w:spacing w:before="100" w:beforeAutospacing="1" w:after="100" w:afterAutospacing="1" w:line="360" w:lineRule="auto"/>
+        <w:jc w:val="both"/>
+        <w:outlineLvl w:val="0"/>
+        <w:rPr>
+          <w:rFonts w:ascii="Times New Roman" w:eastAsia="Times New Roman" w:hAnsi="Times New Roman" w:cs="Times New Roman"/>
+          <w:sz w:val="24"/>
+          <w:szCs w:val="24"/>
+        </w:rPr>
+      </w:pPr>
+      <w:r>
+        <w:rPr>
+          <w:rFonts w:ascii="Times New Roman" w:eastAsia="Times New Roman" w:hAnsi="Times New Roman" w:cs="Times New Roman"/>
+          <w:sz w:val="24"/>
+          <w:szCs w:val="24"/>
+        </w:rPr>
+        <w:lastRenderedPageBreak/>
+        <w:t>Архитектурата следва MVC модел. Presentation Layer визуализира интерфейса, Business Logic Layer реализира логиката чрез контролери, Validators проверяват входните данни, а Data Layer съхранява информацията в JSON файлове. Algorithms Layer предоставя допълнителни алгоритми, включително намиране на най</w:t>
+      </w:r>
+      <w:r>
+        <w:rPr>
+          <w:rFonts w:ascii="Times New Roman" w:eastAsia="Times New Roman" w:hAnsi="Times New Roman" w:cs="Times New Roman"/>
+          <w:sz w:val="24"/>
+          <w:szCs w:val="24"/>
+        </w:rPr>
+        <w:noBreakHyphen/>
+        <w:t>близка локация при недостиг</w:t>
+      </w:r>
+      <w:r>
+        <w:rPr>
+          <w:rFonts w:ascii="Times New Roman" w:eastAsia="Times New Roman" w:hAnsi="Times New Roman" w:cs="Times New Roman"/>
+          <w:sz w:val="24"/>
+          <w:szCs w:val="24"/>
+        </w:rPr>
+        <w:t xml:space="preserve">. </w:t>
+      </w:r>
+    </w:p>
+    <w:p>
+      <w:pPr>
+        <w:spacing w:before="100" w:beforeAutospacing="1" w:after="100" w:afterAutospacing="1" w:line="360" w:lineRule="auto"/>
+        <w:jc w:val="both"/>
+        <w:outlineLvl w:val="0"/>
+        <w:rPr>
+          <w:rFonts w:ascii="Times New Roman" w:eastAsia="Times New Roman" w:hAnsi="Times New Roman" w:cs="Times New Roman"/>
+          <w:sz w:val="24"/>
+          <w:szCs w:val="24"/>
+        </w:rPr>
+      </w:pPr>
+      <w:r>
+        <w:rPr>
+          <w:rFonts w:ascii="Times New Roman" w:eastAsia="Times New Roman" w:hAnsi="Times New Roman" w:cs="Times New Roman"/>
           <w:b/>
           <w:bCs/>
           <w:kern w:val="36"/>
           <w:sz w:val="24"/>
           <w:szCs w:val="24"/>
         </w:rPr>
-      </w:pPr>
-      <w:r>
+        <w:t>11. Domain Model Diagram (UML)</w:t>
+      </w:r>
+    </w:p>
+    <w:p>
+      <w:pPr>
+        <w:spacing w:before="100" w:beforeAutospacing="1" w:after="100" w:afterAutospacing="1" w:line="360" w:lineRule="auto"/>
+        <w:jc w:val="both"/>
+        <w:rPr>
+          <w:rFonts w:ascii="Times New Roman" w:eastAsia="Times New Roman" w:hAnsi="Times New Roman" w:cs="Times New Roman"/>
+          <w:sz w:val="24"/>
+          <w:szCs w:val="24"/>
+        </w:rPr>
+      </w:pPr>
+      <w:r>
+        <w:rPr>
+          <w:rFonts w:ascii="Times New Roman" w:eastAsia="Times New Roman" w:hAnsi="Times New Roman" w:cs="Times New Roman"/>
+          <w:sz w:val="24"/>
+          <w:szCs w:val="24"/>
+        </w:rPr>
+        <w:t xml:space="preserve">Тази диаграма представя основните ентитети в системата и връзките между тях. </w:t>
+      </w:r>
+    </w:p>
+    <w:p>
+      <w:pPr>
+        <w:spacing w:before="100" w:beforeAutospacing="1" w:after="100" w:afterAutospacing="1" w:line="360" w:lineRule="auto"/>
+        <w:jc w:val="both"/>
+        <w:outlineLvl w:val="0"/>
         <w:rPr>
           <w:rFonts w:ascii="Times New Roman" w:eastAsia="Times New Roman" w:hAnsi="Times New Roman" w:cs="Times New Roman"/>
           <w:b/>
@@ -715,1243 +1899,11 @@
           <w:kern w:val="36"/>
           <w:sz w:val="24"/>
           <w:szCs w:val="24"/>
-        </w:rPr>
-        <w:lastRenderedPageBreak/>
-        <w:t>Graph / Warehouse (Алгоритмичен модул – Дейкстра)</w:t>
-      </w:r>
-      <w:r>
-        <w:rPr>
-          <w:rFonts w:ascii="Times New Roman" w:eastAsia="Times New Roman" w:hAnsi="Times New Roman" w:cs="Times New Roman"/>
-          <w:b/>
-          <w:bCs/>
-          <w:kern w:val="36"/>
-          <w:sz w:val="24"/>
-          <w:szCs w:val="24"/>
-        </w:rPr>
-        <w:t xml:space="preserve"> </w:t>
-      </w:r>
-    </w:p>
-    <w:p>
-      <w:pPr>
-        <w:spacing w:before="100" w:beforeAutospacing="1" w:after="100" w:afterAutospacing="1" w:line="360" w:lineRule="auto"/>
-        <w:jc w:val="both"/>
-        <w:outlineLvl w:val="0"/>
-        <w:rPr>
-          <w:rFonts w:ascii="Times New Roman" w:eastAsia="Times New Roman" w:hAnsi="Times New Roman" w:cs="Times New Roman"/>
-          <w:sz w:val="24"/>
-          <w:szCs w:val="24"/>
-        </w:rPr>
-      </w:pPr>
-      <w:r>
-        <w:rPr>
-          <w:rFonts w:ascii="Times New Roman" w:eastAsia="Times New Roman" w:hAnsi="Times New Roman" w:cs="Times New Roman"/>
-          <w:sz w:val="24"/>
-          <w:szCs w:val="24"/>
-        </w:rPr>
-        <w:t xml:space="preserve">Логистичният модул използва граф от складове, реализиран чрез класовете </w:t>
-      </w:r>
-      <w:r>
-        <w:rPr>
-          <w:rFonts w:ascii="Times New Roman" w:eastAsia="Times New Roman" w:hAnsi="Times New Roman" w:cs="Times New Roman"/>
-          <w:b/>
-          <w:bCs/>
-          <w:sz w:val="24"/>
-          <w:szCs w:val="24"/>
-        </w:rPr>
-        <w:t>Warehouse</w:t>
-      </w:r>
-      <w:r>
-        <w:rPr>
-          <w:rFonts w:ascii="Times New Roman" w:eastAsia="Times New Roman" w:hAnsi="Times New Roman" w:cs="Times New Roman"/>
-          <w:sz w:val="24"/>
-          <w:szCs w:val="24"/>
-        </w:rPr>
-        <w:t xml:space="preserve"> и </w:t>
-      </w:r>
-      <w:r>
-        <w:rPr>
-          <w:rFonts w:ascii="Times New Roman" w:eastAsia="Times New Roman" w:hAnsi="Times New Roman" w:cs="Times New Roman"/>
-          <w:b/>
-          <w:bCs/>
-          <w:sz w:val="24"/>
-          <w:szCs w:val="24"/>
-        </w:rPr>
-        <w:t>Graph</w:t>
-      </w:r>
-      <w:r>
-        <w:rPr>
-          <w:rFonts w:ascii="Times New Roman" w:eastAsia="Times New Roman" w:hAnsi="Times New Roman" w:cs="Times New Roman"/>
-          <w:sz w:val="24"/>
-          <w:szCs w:val="24"/>
-        </w:rPr>
-        <w:t xml:space="preserve">, където всеки склад е възел, а връзките между тях са ребра с тегла (разстояния). Алгоритъмът на </w:t>
-      </w:r>
-      <w:r>
-        <w:rPr>
-          <w:rFonts w:ascii="Times New Roman" w:eastAsia="Times New Roman" w:hAnsi="Times New Roman" w:cs="Times New Roman"/>
-          <w:b/>
-          <w:bCs/>
-          <w:sz w:val="24"/>
-          <w:szCs w:val="24"/>
-        </w:rPr>
-        <w:t>Dijkstra</w:t>
-      </w:r>
-      <w:r>
-        <w:rPr>
-          <w:rFonts w:ascii="Times New Roman" w:eastAsia="Times New Roman" w:hAnsi="Times New Roman" w:cs="Times New Roman"/>
-          <w:sz w:val="24"/>
-          <w:szCs w:val="24"/>
-        </w:rPr>
-        <w:t xml:space="preserve"> намира най</w:t>
-      </w:r>
-      <w:r>
-        <w:rPr>
-          <w:rFonts w:ascii="Times New Roman" w:eastAsia="Times New Roman" w:hAnsi="Times New Roman" w:cs="Times New Roman"/>
-          <w:sz w:val="24"/>
-          <w:szCs w:val="24"/>
-        </w:rPr>
-        <w:noBreakHyphen/>
-        <w:t>краткия път между локациите.</w:t>
-      </w:r>
-    </w:p>
-    <w:p>
-      <w:pPr>
-        <w:spacing w:before="100" w:beforeAutospacing="1" w:after="100" w:afterAutospacing="1" w:line="360" w:lineRule="auto"/>
-        <w:jc w:val="both"/>
-        <w:outlineLvl w:val="0"/>
-        <w:rPr>
-          <w:rFonts w:ascii="Times New Roman" w:eastAsia="Times New Roman" w:hAnsi="Times New Roman" w:cs="Times New Roman"/>
-          <w:sz w:val="24"/>
-          <w:szCs w:val="24"/>
-        </w:rPr>
-      </w:pPr>
-      <w:r>
-        <w:rPr>
-          <w:rFonts w:ascii="Times New Roman" w:eastAsia="Times New Roman" w:hAnsi="Times New Roman" w:cs="Times New Roman"/>
-          <w:sz w:val="24"/>
-          <w:szCs w:val="24"/>
-        </w:rPr>
-        <w:t xml:space="preserve">Когато продукт липсва в текущия склад, </w:t>
-      </w:r>
-      <w:r>
-        <w:rPr>
-          <w:rFonts w:ascii="Times New Roman" w:eastAsia="Times New Roman" w:hAnsi="Times New Roman" w:cs="Times New Roman"/>
-          <w:b/>
-          <w:bCs/>
-          <w:sz w:val="24"/>
-          <w:szCs w:val="24"/>
-        </w:rPr>
-        <w:t>InventoryController</w:t>
-      </w:r>
-      <w:r>
-        <w:rPr>
-          <w:rFonts w:ascii="Times New Roman" w:eastAsia="Times New Roman" w:hAnsi="Times New Roman" w:cs="Times New Roman"/>
-          <w:sz w:val="24"/>
-          <w:szCs w:val="24"/>
-        </w:rPr>
-        <w:t xml:space="preserve"> извлича всички алтернативни складове с наличност. Dijkstra изчислява разстоянията от стартовата точка до всяка локация и определя най</w:t>
-      </w:r>
-      <w:r>
-        <w:rPr>
-          <w:rFonts w:ascii="Times New Roman" w:eastAsia="Times New Roman" w:hAnsi="Times New Roman" w:cs="Times New Roman"/>
-          <w:sz w:val="24"/>
-          <w:szCs w:val="24"/>
-        </w:rPr>
-        <w:noBreakHyphen/>
-        <w:t>близката. Системата връща общото разстояние, името на целевия склад и пълния маршрут, реконструиран чрез функцията за възстановяване на пътя. Това осигурява оптимизирани вътрешни трансфери (MOVE), базирани на реални наличности.</w:t>
-      </w:r>
-    </w:p>
-    <w:p>
-      <w:pPr>
-        <w:spacing w:before="100" w:beforeAutospacing="1" w:after="100" w:afterAutospacing="1" w:line="360" w:lineRule="auto"/>
-        <w:jc w:val="both"/>
-        <w:outlineLvl w:val="0"/>
-        <w:rPr>
-          <w:rFonts w:ascii="Times New Roman" w:eastAsia="Times New Roman" w:hAnsi="Times New Roman" w:cs="Times New Roman"/>
-          <w:b/>
-          <w:bCs/>
-          <w:kern w:val="36"/>
-          <w:sz w:val="24"/>
-          <w:szCs w:val="24"/>
-        </w:rPr>
-      </w:pPr>
-      <w:r>
-        <w:rPr>
-          <w:rFonts w:ascii="Times New Roman" w:eastAsia="Times New Roman" w:hAnsi="Times New Roman" w:cs="Times New Roman"/>
-          <w:sz w:val="24"/>
-          <w:szCs w:val="24"/>
-        </w:rPr>
-        <w:t xml:space="preserve"> </w:t>
-      </w:r>
-    </w:p>
-    <w:p>
-      <w:pPr>
-        <w:spacing w:before="100" w:beforeAutospacing="1" w:after="100" w:afterAutospacing="1" w:line="360" w:lineRule="auto"/>
-        <w:jc w:val="both"/>
-        <w:outlineLvl w:val="0"/>
-        <w:rPr>
-          <w:rFonts w:ascii="Times New Roman" w:eastAsia="Times New Roman" w:hAnsi="Times New Roman" w:cs="Times New Roman"/>
-          <w:b/>
-          <w:bCs/>
-          <w:sz w:val="24"/>
-          <w:szCs w:val="24"/>
-        </w:rPr>
-      </w:pPr>
-    </w:p>
-    <w:p>
-      <w:pPr>
-        <w:spacing w:before="100" w:beforeAutospacing="1" w:after="100" w:afterAutospacing="1" w:line="360" w:lineRule="auto"/>
-        <w:jc w:val="both"/>
-        <w:outlineLvl w:val="0"/>
-        <w:rPr>
-          <w:rFonts w:ascii="Times New Roman" w:eastAsia="Times New Roman" w:hAnsi="Times New Roman" w:cs="Times New Roman"/>
-          <w:sz w:val="24"/>
-          <w:szCs w:val="24"/>
-        </w:rPr>
-      </w:pPr>
-      <w:r>
-        <w:rPr>
-          <w:rFonts w:ascii="Times New Roman" w:eastAsia="Times New Roman" w:hAnsi="Times New Roman" w:cs="Times New Roman"/>
-          <w:b/>
-          <w:bCs/>
-          <w:sz w:val="24"/>
-          <w:szCs w:val="24"/>
-        </w:rPr>
-        <w:lastRenderedPageBreak/>
-        <w:t>Връзки между entity</w:t>
-      </w:r>
-      <w:r>
-        <w:rPr>
-          <w:rFonts w:ascii="Times New Roman" w:eastAsia="Times New Roman" w:hAnsi="Times New Roman" w:cs="Times New Roman"/>
-          <w:b/>
-          <w:bCs/>
-          <w:sz w:val="24"/>
-          <w:szCs w:val="24"/>
-        </w:rPr>
-        <w:t xml:space="preserve"> </w:t>
-      </w:r>
-    </w:p>
-    <w:p>
-      <w:pPr>
-        <w:spacing w:before="100" w:beforeAutospacing="1" w:after="100" w:afterAutospacing="1" w:line="360" w:lineRule="auto"/>
-        <w:jc w:val="both"/>
-        <w:outlineLvl w:val="0"/>
-        <w:rPr>
-          <w:rFonts w:ascii="Times New Roman" w:eastAsia="Times New Roman" w:hAnsi="Times New Roman" w:cs="Times New Roman"/>
-          <w:b/>
-          <w:bCs/>
-          <w:sz w:val="24"/>
-          <w:szCs w:val="24"/>
-        </w:rPr>
-      </w:pPr>
-      <w:r>
-        <w:rPr>
-          <w:rFonts w:ascii="Times New Roman" w:eastAsia="Times New Roman" w:hAnsi="Times New Roman" w:cs="Times New Roman"/>
-          <w:b/>
-          <w:bCs/>
-          <w:sz w:val="24"/>
-          <w:szCs w:val="24"/>
-        </w:rPr>
-        <w:t>1. Category → Category (1 : many)</w:t>
-      </w:r>
-    </w:p>
-    <w:p>
-      <w:pPr>
-        <w:spacing w:before="100" w:beforeAutospacing="1" w:after="100" w:afterAutospacing="1" w:line="360" w:lineRule="auto"/>
-        <w:jc w:val="both"/>
-        <w:outlineLvl w:val="0"/>
-        <w:rPr>
-          <w:rFonts w:ascii="Times New Roman" w:eastAsia="Times New Roman" w:hAnsi="Times New Roman" w:cs="Times New Roman"/>
-          <w:sz w:val="24"/>
-          <w:szCs w:val="24"/>
-        </w:rPr>
-      </w:pPr>
-      <w:r>
-        <w:rPr>
-          <w:rFonts w:ascii="Times New Roman" w:eastAsia="Times New Roman" w:hAnsi="Times New Roman" w:cs="Times New Roman"/>
-          <w:b/>
-          <w:bCs/>
-          <w:sz w:val="24"/>
-          <w:szCs w:val="24"/>
-        </w:rPr>
-        <w:t>Поле:</w:t>
-      </w:r>
-      <w:r>
-        <w:rPr>
-          <w:rFonts w:ascii="Times New Roman" w:eastAsia="Times New Roman" w:hAnsi="Times New Roman" w:cs="Times New Roman"/>
-          <w:sz w:val="24"/>
-          <w:szCs w:val="24"/>
-        </w:rPr>
-        <w:t xml:space="preserve"> parent_id Една категория може да има много подкатегории. Подкатегорията сочи към родителската категория.</w:t>
-      </w:r>
-    </w:p>
-    <w:p>
-      <w:pPr>
-        <w:spacing w:before="100" w:beforeAutospacing="1" w:after="100" w:afterAutospacing="1" w:line="360" w:lineRule="auto"/>
-        <w:jc w:val="both"/>
-        <w:outlineLvl w:val="0"/>
-        <w:rPr>
-          <w:rFonts w:ascii="Times New Roman" w:eastAsia="Times New Roman" w:hAnsi="Times New Roman" w:cs="Times New Roman"/>
-          <w:b/>
-          <w:bCs/>
-          <w:sz w:val="24"/>
-          <w:szCs w:val="24"/>
-        </w:rPr>
-      </w:pPr>
-      <w:r>
-        <w:rPr>
-          <w:rFonts w:ascii="Times New Roman" w:eastAsia="Times New Roman" w:hAnsi="Times New Roman" w:cs="Times New Roman"/>
-          <w:b/>
-          <w:bCs/>
-          <w:sz w:val="24"/>
-          <w:szCs w:val="24"/>
-        </w:rPr>
-        <w:t>2. Product → Category (many : many)</w:t>
-      </w:r>
-    </w:p>
-    <w:p>
-      <w:pPr>
-        <w:spacing w:before="100" w:beforeAutospacing="1" w:after="100" w:afterAutospacing="1" w:line="360" w:lineRule="auto"/>
-        <w:jc w:val="both"/>
-        <w:outlineLvl w:val="0"/>
-        <w:rPr>
-          <w:rFonts w:ascii="Times New Roman" w:eastAsia="Times New Roman" w:hAnsi="Times New Roman" w:cs="Times New Roman"/>
-          <w:sz w:val="24"/>
-          <w:szCs w:val="24"/>
-        </w:rPr>
-      </w:pPr>
-      <w:r>
-        <w:rPr>
-          <w:rFonts w:ascii="Times New Roman" w:eastAsia="Times New Roman" w:hAnsi="Times New Roman" w:cs="Times New Roman"/>
-          <w:b/>
-          <w:bCs/>
-          <w:sz w:val="24"/>
-          <w:szCs w:val="24"/>
-        </w:rPr>
-        <w:t>Поле:</w:t>
-      </w:r>
-      <w:r>
-        <w:rPr>
-          <w:rFonts w:ascii="Times New Roman" w:eastAsia="Times New Roman" w:hAnsi="Times New Roman" w:cs="Times New Roman"/>
-          <w:sz w:val="24"/>
-          <w:szCs w:val="24"/>
-        </w:rPr>
-        <w:t xml:space="preserve"> categories (list от Category обекти) Един продукт може да принадлежи към много категории. Една категория може да съдържа много продукти.</w:t>
-      </w:r>
-    </w:p>
-    <w:p>
-      <w:pPr>
-        <w:spacing w:before="100" w:beforeAutospacing="1" w:after="100" w:afterAutospacing="1" w:line="360" w:lineRule="auto"/>
-        <w:jc w:val="both"/>
-        <w:outlineLvl w:val="0"/>
-        <w:rPr>
-          <w:rFonts w:ascii="Times New Roman" w:eastAsia="Times New Roman" w:hAnsi="Times New Roman" w:cs="Times New Roman"/>
-          <w:b/>
-          <w:bCs/>
-          <w:sz w:val="24"/>
-          <w:szCs w:val="24"/>
-        </w:rPr>
-      </w:pPr>
-      <w:r>
-        <w:rPr>
-          <w:rFonts w:ascii="Times New Roman" w:eastAsia="Times New Roman" w:hAnsi="Times New Roman" w:cs="Times New Roman"/>
-          <w:b/>
-          <w:bCs/>
-          <w:sz w:val="24"/>
-          <w:szCs w:val="24"/>
-        </w:rPr>
-        <w:t>3. Movement → Product (many : 1)</w:t>
-      </w:r>
-    </w:p>
-    <w:p>
-      <w:pPr>
-        <w:spacing w:before="100" w:beforeAutospacing="1" w:after="100" w:afterAutospacing="1" w:line="360" w:lineRule="auto"/>
-        <w:jc w:val="both"/>
-        <w:outlineLvl w:val="0"/>
-        <w:rPr>
-          <w:rFonts w:ascii="Times New Roman" w:eastAsia="Times New Roman" w:hAnsi="Times New Roman" w:cs="Times New Roman"/>
-          <w:sz w:val="24"/>
-          <w:szCs w:val="24"/>
-        </w:rPr>
-      </w:pPr>
-      <w:r>
-        <w:rPr>
-          <w:rFonts w:ascii="Times New Roman" w:eastAsia="Times New Roman" w:hAnsi="Times New Roman" w:cs="Times New Roman"/>
-          <w:b/>
-          <w:bCs/>
-          <w:sz w:val="24"/>
-          <w:szCs w:val="24"/>
-        </w:rPr>
-        <w:t>Поле:</w:t>
-      </w:r>
-      <w:r>
-        <w:rPr>
-          <w:rFonts w:ascii="Times New Roman" w:eastAsia="Times New Roman" w:hAnsi="Times New Roman" w:cs="Times New Roman"/>
-          <w:sz w:val="24"/>
-          <w:szCs w:val="24"/>
-        </w:rPr>
-        <w:t xml:space="preserve"> product_id Всяко движение е за точно един продукт. Един продукт може да участва в много движения.</w:t>
-      </w:r>
-    </w:p>
-    <w:p>
-      <w:pPr>
-        <w:spacing w:before="100" w:beforeAutospacing="1" w:after="100" w:afterAutospacing="1" w:line="360" w:lineRule="auto"/>
-        <w:jc w:val="both"/>
-        <w:outlineLvl w:val="0"/>
-        <w:rPr>
-          <w:rFonts w:ascii="Times New Roman" w:eastAsia="Times New Roman" w:hAnsi="Times New Roman" w:cs="Times New Roman"/>
-          <w:b/>
-          <w:bCs/>
-          <w:sz w:val="24"/>
-          <w:szCs w:val="24"/>
-        </w:rPr>
-      </w:pPr>
-      <w:r>
-        <w:rPr>
-          <w:rFonts w:ascii="Times New Roman" w:eastAsia="Times New Roman" w:hAnsi="Times New Roman" w:cs="Times New Roman"/>
-          <w:b/>
-          <w:bCs/>
-          <w:sz w:val="24"/>
-          <w:szCs w:val="24"/>
-        </w:rPr>
-        <w:lastRenderedPageBreak/>
-        <w:t>4. Movement → User (many : 1)</w:t>
-      </w:r>
-    </w:p>
-    <w:p>
-      <w:pPr>
-        <w:spacing w:before="100" w:beforeAutospacing="1" w:after="100" w:afterAutospacing="1" w:line="360" w:lineRule="auto"/>
-        <w:jc w:val="both"/>
-        <w:outlineLvl w:val="0"/>
-        <w:rPr>
-          <w:rFonts w:ascii="Times New Roman" w:eastAsia="Times New Roman" w:hAnsi="Times New Roman" w:cs="Times New Roman"/>
-          <w:sz w:val="24"/>
-          <w:szCs w:val="24"/>
-        </w:rPr>
-      </w:pPr>
-      <w:r>
-        <w:rPr>
-          <w:rFonts w:ascii="Times New Roman" w:eastAsia="Times New Roman" w:hAnsi="Times New Roman" w:cs="Times New Roman"/>
-          <w:b/>
-          <w:bCs/>
-          <w:sz w:val="24"/>
-          <w:szCs w:val="24"/>
-        </w:rPr>
-        <w:t>Поле:</w:t>
-      </w:r>
-      <w:r>
-        <w:rPr>
-          <w:rFonts w:ascii="Times New Roman" w:eastAsia="Times New Roman" w:hAnsi="Times New Roman" w:cs="Times New Roman"/>
-          <w:sz w:val="24"/>
-          <w:szCs w:val="24"/>
-        </w:rPr>
-        <w:t xml:space="preserve"> user_id Всяко движение е извършено от един потребител. Един потребител може да извърши много движения.</w:t>
-      </w:r>
-    </w:p>
-    <w:p>
-      <w:pPr>
-        <w:spacing w:before="100" w:beforeAutospacing="1" w:after="100" w:afterAutospacing="1" w:line="360" w:lineRule="auto"/>
-        <w:jc w:val="both"/>
-        <w:outlineLvl w:val="0"/>
-        <w:rPr>
-          <w:rFonts w:ascii="Times New Roman" w:eastAsia="Times New Roman" w:hAnsi="Times New Roman" w:cs="Times New Roman"/>
-          <w:b/>
-          <w:bCs/>
-          <w:sz w:val="24"/>
-          <w:szCs w:val="24"/>
-        </w:rPr>
-      </w:pPr>
-      <w:r>
-        <w:rPr>
-          <w:rFonts w:ascii="Times New Roman" w:eastAsia="Times New Roman" w:hAnsi="Times New Roman" w:cs="Times New Roman"/>
-          <w:b/>
-          <w:bCs/>
-          <w:sz w:val="24"/>
-          <w:szCs w:val="24"/>
-        </w:rPr>
-        <w:t>5. Movement → Location (many : 1)</w:t>
-      </w:r>
-    </w:p>
-    <w:p>
-      <w:pPr>
-        <w:spacing w:before="100" w:beforeAutospacing="1" w:after="100" w:afterAutospacing="1" w:line="360" w:lineRule="auto"/>
-        <w:jc w:val="both"/>
-        <w:outlineLvl w:val="0"/>
-        <w:rPr>
-          <w:rFonts w:ascii="Times New Roman" w:eastAsia="Times New Roman" w:hAnsi="Times New Roman" w:cs="Times New Roman"/>
-          <w:sz w:val="24"/>
-          <w:szCs w:val="24"/>
-        </w:rPr>
-      </w:pPr>
-      <w:r>
-        <w:rPr>
-          <w:rFonts w:ascii="Times New Roman" w:eastAsia="Times New Roman" w:hAnsi="Times New Roman" w:cs="Times New Roman"/>
-          <w:b/>
-          <w:bCs/>
-          <w:sz w:val="24"/>
-          <w:szCs w:val="24"/>
-        </w:rPr>
-        <w:t>Поле:</w:t>
-      </w:r>
-      <w:r>
-        <w:rPr>
-          <w:rFonts w:ascii="Times New Roman" w:eastAsia="Times New Roman" w:hAnsi="Times New Roman" w:cs="Times New Roman"/>
-          <w:sz w:val="24"/>
-          <w:szCs w:val="24"/>
-        </w:rPr>
-        <w:t xml:space="preserve"> location_id Основна локация при IN и OUT движения. Една локация може да има много движения.</w:t>
-      </w:r>
-    </w:p>
-    <w:p>
-      <w:pPr>
-        <w:spacing w:before="100" w:beforeAutospacing="1" w:after="100" w:afterAutospacing="1" w:line="360" w:lineRule="auto"/>
-        <w:jc w:val="both"/>
-        <w:outlineLvl w:val="0"/>
-        <w:rPr>
-          <w:rFonts w:ascii="Times New Roman" w:eastAsia="Times New Roman" w:hAnsi="Times New Roman" w:cs="Times New Roman"/>
-          <w:b/>
-          <w:bCs/>
-          <w:sz w:val="24"/>
-          <w:szCs w:val="24"/>
-        </w:rPr>
-      </w:pPr>
-      <w:r>
-        <w:rPr>
-          <w:rFonts w:ascii="Times New Roman" w:eastAsia="Times New Roman" w:hAnsi="Times New Roman" w:cs="Times New Roman"/>
-          <w:b/>
-          <w:bCs/>
-          <w:sz w:val="24"/>
-          <w:szCs w:val="24"/>
-        </w:rPr>
-        <w:t>6. Movement → Supplier (many : 1)</w:t>
-      </w:r>
-    </w:p>
-    <w:p>
-      <w:pPr>
-        <w:spacing w:before="100" w:beforeAutospacing="1" w:after="100" w:afterAutospacing="1" w:line="360" w:lineRule="auto"/>
-        <w:jc w:val="both"/>
-        <w:outlineLvl w:val="0"/>
-        <w:rPr>
-          <w:rFonts w:ascii="Times New Roman" w:eastAsia="Times New Roman" w:hAnsi="Times New Roman" w:cs="Times New Roman"/>
-          <w:sz w:val="24"/>
-          <w:szCs w:val="24"/>
-        </w:rPr>
-      </w:pPr>
-      <w:r>
-        <w:rPr>
-          <w:rFonts w:ascii="Times New Roman" w:eastAsia="Times New Roman" w:hAnsi="Times New Roman" w:cs="Times New Roman"/>
-          <w:b/>
-          <w:bCs/>
-          <w:sz w:val="24"/>
-          <w:szCs w:val="24"/>
-        </w:rPr>
-        <w:t>Поле:</w:t>
-      </w:r>
-      <w:r>
-        <w:rPr>
-          <w:rFonts w:ascii="Times New Roman" w:eastAsia="Times New Roman" w:hAnsi="Times New Roman" w:cs="Times New Roman"/>
-          <w:sz w:val="24"/>
-          <w:szCs w:val="24"/>
-        </w:rPr>
-        <w:t xml:space="preserve"> supplier_id При IN движение може да има доставчик. Един доставчик може да участва в много доставки.</w:t>
-      </w:r>
-    </w:p>
-    <w:p>
-      <w:pPr>
-        <w:spacing w:before="100" w:beforeAutospacing="1" w:after="100" w:afterAutospacing="1" w:line="360" w:lineRule="auto"/>
-        <w:jc w:val="both"/>
-        <w:outlineLvl w:val="0"/>
-        <w:rPr>
-          <w:rFonts w:ascii="Times New Roman" w:eastAsia="Times New Roman" w:hAnsi="Times New Roman" w:cs="Times New Roman"/>
-          <w:b/>
-          <w:bCs/>
-          <w:sz w:val="24"/>
-          <w:szCs w:val="24"/>
-        </w:rPr>
-      </w:pPr>
-      <w:r>
-        <w:rPr>
-          <w:rFonts w:ascii="Times New Roman" w:eastAsia="Times New Roman" w:hAnsi="Times New Roman" w:cs="Times New Roman"/>
-          <w:b/>
-          <w:bCs/>
-          <w:sz w:val="24"/>
-          <w:szCs w:val="24"/>
-        </w:rPr>
-        <w:t xml:space="preserve"> 7. Movement → Location (FROM) (many : 1)</w:t>
-      </w:r>
-    </w:p>
-    <w:p>
-      <w:pPr>
-        <w:spacing w:before="100" w:beforeAutospacing="1" w:after="100" w:afterAutospacing="1" w:line="360" w:lineRule="auto"/>
-        <w:jc w:val="both"/>
-        <w:outlineLvl w:val="0"/>
-        <w:rPr>
-          <w:rFonts w:ascii="Times New Roman" w:eastAsia="Times New Roman" w:hAnsi="Times New Roman" w:cs="Times New Roman"/>
-          <w:sz w:val="24"/>
-          <w:szCs w:val="24"/>
-        </w:rPr>
-      </w:pPr>
-      <w:r>
-        <w:rPr>
-          <w:rFonts w:ascii="Times New Roman" w:eastAsia="Times New Roman" w:hAnsi="Times New Roman" w:cs="Times New Roman"/>
-          <w:b/>
-          <w:bCs/>
-          <w:sz w:val="24"/>
-          <w:szCs w:val="24"/>
-        </w:rPr>
-        <w:lastRenderedPageBreak/>
-        <w:t>Поле:</w:t>
-      </w:r>
-      <w:r>
-        <w:rPr>
-          <w:rFonts w:ascii="Times New Roman" w:eastAsia="Times New Roman" w:hAnsi="Times New Roman" w:cs="Times New Roman"/>
-          <w:sz w:val="24"/>
-          <w:szCs w:val="24"/>
-        </w:rPr>
-        <w:t xml:space="preserve"> from_location_id При MOVE движение — изходна локация. Една локация може да бъде източник на много трансфери.</w:t>
-      </w:r>
-    </w:p>
-    <w:p>
-      <w:pPr>
-        <w:spacing w:before="100" w:beforeAutospacing="1" w:after="100" w:afterAutospacing="1" w:line="360" w:lineRule="auto"/>
-        <w:jc w:val="both"/>
-        <w:outlineLvl w:val="0"/>
-        <w:rPr>
-          <w:rFonts w:ascii="Times New Roman" w:eastAsia="Times New Roman" w:hAnsi="Times New Roman" w:cs="Times New Roman"/>
-          <w:b/>
-          <w:bCs/>
-          <w:sz w:val="24"/>
-          <w:szCs w:val="24"/>
-        </w:rPr>
-      </w:pPr>
-      <w:r>
-        <w:rPr>
-          <w:rFonts w:ascii="Times New Roman" w:eastAsia="Times New Roman" w:hAnsi="Times New Roman" w:cs="Times New Roman"/>
-          <w:b/>
-          <w:bCs/>
-          <w:sz w:val="24"/>
-          <w:szCs w:val="24"/>
-        </w:rPr>
-        <w:t xml:space="preserve"> 8. Movement → Location (TO) (many : 1)</w:t>
-      </w:r>
-    </w:p>
-    <w:p>
-      <w:pPr>
-        <w:spacing w:before="100" w:beforeAutospacing="1" w:after="100" w:afterAutospacing="1" w:line="360" w:lineRule="auto"/>
-        <w:jc w:val="both"/>
-        <w:outlineLvl w:val="0"/>
-        <w:rPr>
-          <w:rFonts w:ascii="Times New Roman" w:eastAsia="Times New Roman" w:hAnsi="Times New Roman" w:cs="Times New Roman"/>
-          <w:sz w:val="24"/>
-          <w:szCs w:val="24"/>
-        </w:rPr>
-      </w:pPr>
-      <w:r>
-        <w:rPr>
-          <w:rFonts w:ascii="Times New Roman" w:eastAsia="Times New Roman" w:hAnsi="Times New Roman" w:cs="Times New Roman"/>
-          <w:b/>
-          <w:bCs/>
-          <w:sz w:val="24"/>
-          <w:szCs w:val="24"/>
-        </w:rPr>
-        <w:t>Поле:</w:t>
-      </w:r>
-      <w:r>
-        <w:rPr>
-          <w:rFonts w:ascii="Times New Roman" w:eastAsia="Times New Roman" w:hAnsi="Times New Roman" w:cs="Times New Roman"/>
-          <w:sz w:val="24"/>
-          <w:szCs w:val="24"/>
-        </w:rPr>
-        <w:t xml:space="preserve"> to_location_id При MOVE движение — целева локация. Една локация може да бъде получател на много трансфери.</w:t>
-      </w:r>
-    </w:p>
-    <w:p>
-      <w:pPr>
-        <w:spacing w:before="100" w:beforeAutospacing="1" w:after="100" w:afterAutospacing="1" w:line="360" w:lineRule="auto"/>
-        <w:jc w:val="both"/>
-        <w:outlineLvl w:val="0"/>
-        <w:rPr>
-          <w:rFonts w:ascii="Times New Roman" w:eastAsia="Times New Roman" w:hAnsi="Times New Roman" w:cs="Times New Roman"/>
-          <w:b/>
-          <w:bCs/>
-          <w:sz w:val="24"/>
-          <w:szCs w:val="24"/>
-        </w:rPr>
-      </w:pPr>
-      <w:r>
-        <w:rPr>
-          <w:rFonts w:ascii="Times New Roman" w:eastAsia="Times New Roman" w:hAnsi="Times New Roman" w:cs="Times New Roman"/>
-          <w:b/>
-          <w:bCs/>
-          <w:sz w:val="24"/>
-          <w:szCs w:val="24"/>
-        </w:rPr>
-        <w:t>9. Invoice → Movement (1 : 1)</w:t>
-      </w:r>
-    </w:p>
-    <w:p>
-      <w:pPr>
-        <w:spacing w:before="100" w:beforeAutospacing="1" w:after="100" w:afterAutospacing="1" w:line="360" w:lineRule="auto"/>
-        <w:jc w:val="both"/>
-        <w:outlineLvl w:val="0"/>
-        <w:rPr>
-          <w:rFonts w:ascii="Times New Roman" w:eastAsia="Times New Roman" w:hAnsi="Times New Roman" w:cs="Times New Roman"/>
-          <w:sz w:val="24"/>
-          <w:szCs w:val="24"/>
-        </w:rPr>
-      </w:pPr>
-      <w:r>
-        <w:rPr>
-          <w:rFonts w:ascii="Times New Roman" w:eastAsia="Times New Roman" w:hAnsi="Times New Roman" w:cs="Times New Roman"/>
-          <w:b/>
-          <w:bCs/>
-          <w:sz w:val="24"/>
-          <w:szCs w:val="24"/>
-        </w:rPr>
-        <w:t>Поле:</w:t>
-      </w:r>
-      <w:r>
-        <w:rPr>
-          <w:rFonts w:ascii="Times New Roman" w:eastAsia="Times New Roman" w:hAnsi="Times New Roman" w:cs="Times New Roman"/>
-          <w:sz w:val="24"/>
-          <w:szCs w:val="24"/>
-        </w:rPr>
-        <w:t xml:space="preserve"> movement_id Всяка фактура е свързана с едно OUT движение. Едно движение може да има най-много една фактура</w:t>
-      </w:r>
-      <w:r>
-        <w:rPr>
-          <w:rFonts w:ascii="Times New Roman" w:eastAsia="Times New Roman" w:hAnsi="Times New Roman" w:cs="Times New Roman"/>
-          <w:sz w:val="24"/>
-          <w:szCs w:val="24"/>
-        </w:rPr>
-        <w:t xml:space="preserve">. </w:t>
-      </w:r>
-    </w:p>
-    <w:p>
-      <w:pPr>
-        <w:spacing w:before="100" w:beforeAutospacing="1" w:after="100" w:afterAutospacing="1" w:line="360" w:lineRule="auto"/>
-        <w:jc w:val="both"/>
-        <w:outlineLvl w:val="0"/>
-        <w:rPr>
-          <w:rFonts w:ascii="Times New Roman" w:eastAsia="Times New Roman" w:hAnsi="Times New Roman" w:cs="Times New Roman"/>
-          <w:b/>
-          <w:bCs/>
-          <w:sz w:val="24"/>
-          <w:szCs w:val="24"/>
-        </w:rPr>
-      </w:pPr>
-      <w:r>
-        <w:rPr>
-          <w:rFonts w:ascii="Times New Roman" w:eastAsia="Times New Roman" w:hAnsi="Times New Roman" w:cs="Times New Roman"/>
-          <w:b/>
-          <w:bCs/>
-          <w:sz w:val="24"/>
-          <w:szCs w:val="24"/>
-        </w:rPr>
-        <w:t>5. Actors and User Roles (стегнато)</w:t>
-      </w:r>
-    </w:p>
-    <w:p>
-      <w:pPr>
-        <w:spacing w:before="100" w:beforeAutospacing="1" w:after="100" w:afterAutospacing="1" w:line="360" w:lineRule="auto"/>
-        <w:jc w:val="both"/>
-        <w:outlineLvl w:val="0"/>
-        <w:rPr>
-          <w:rFonts w:ascii="Times New Roman" w:eastAsia="Times New Roman" w:hAnsi="Times New Roman" w:cs="Times New Roman"/>
-          <w:sz w:val="24"/>
-          <w:szCs w:val="24"/>
-        </w:rPr>
-      </w:pPr>
-      <w:r>
-        <w:rPr>
-          <w:rFonts w:ascii="Times New Roman" w:eastAsia="Times New Roman" w:hAnsi="Times New Roman" w:cs="Times New Roman"/>
-          <w:sz w:val="24"/>
-          <w:szCs w:val="24"/>
-        </w:rPr>
-        <w:lastRenderedPageBreak/>
-        <w:t>Администраторът управлява основните данни — продукти, категории, доставчици, потребители и локации. Операторът изпълнява ежедневните складови операции, включително входящи, изходящи и вътрешни движения. Системата автоматично генерира идентификатори, валидира данните и актуализира наличностите.</w:t>
-      </w:r>
-    </w:p>
-    <w:p>
-      <w:pPr>
-        <w:spacing w:before="100" w:beforeAutospacing="1" w:after="100" w:afterAutospacing="1" w:line="360" w:lineRule="auto"/>
-        <w:jc w:val="both"/>
-        <w:outlineLvl w:val="0"/>
-        <w:rPr>
-          <w:rFonts w:ascii="Times New Roman" w:eastAsia="Times New Roman" w:hAnsi="Times New Roman" w:cs="Times New Roman"/>
-          <w:b/>
-          <w:bCs/>
-          <w:sz w:val="24"/>
-          <w:szCs w:val="24"/>
-        </w:rPr>
-      </w:pPr>
-      <w:r>
-        <w:rPr>
-          <w:rFonts w:ascii="Times New Roman" w:eastAsia="Times New Roman" w:hAnsi="Times New Roman" w:cs="Times New Roman"/>
-          <w:b/>
-          <w:bCs/>
-          <w:sz w:val="24"/>
-          <w:szCs w:val="24"/>
-        </w:rPr>
-        <w:t>6.</w:t>
-      </w:r>
-      <w:r>
-        <w:rPr>
-          <w:rFonts w:ascii="Times New Roman" w:eastAsia="Times New Roman" w:hAnsi="Times New Roman" w:cs="Times New Roman"/>
-          <w:b/>
-          <w:bCs/>
-          <w:sz w:val="24"/>
-          <w:szCs w:val="24"/>
-        </w:rPr>
-        <w:t xml:space="preserve"> </w:t>
-      </w:r>
-      <w:r>
-        <w:rPr>
-          <w:rFonts w:ascii="Times New Roman" w:eastAsia="Times New Roman" w:hAnsi="Times New Roman" w:cs="Times New Roman"/>
-          <w:b/>
-          <w:bCs/>
-          <w:sz w:val="24"/>
-          <w:szCs w:val="24"/>
-        </w:rPr>
-        <w:t>Сценарии на използване / Основни сценарии</w:t>
-      </w:r>
-    </w:p>
-    <w:p>
-      <w:pPr>
-        <w:spacing w:before="100" w:beforeAutospacing="1" w:after="100" w:afterAutospacing="1" w:line="360" w:lineRule="auto"/>
-        <w:jc w:val="both"/>
-        <w:outlineLvl w:val="0"/>
-        <w:rPr>
-          <w:rFonts w:ascii="Times New Roman" w:eastAsia="Times New Roman" w:hAnsi="Times New Roman" w:cs="Times New Roman"/>
-          <w:sz w:val="24"/>
-          <w:szCs w:val="24"/>
-        </w:rPr>
-      </w:pPr>
-      <w:r>
-        <w:rPr>
-          <w:rFonts w:ascii="Times New Roman" w:eastAsia="Times New Roman" w:hAnsi="Times New Roman" w:cs="Times New Roman"/>
-          <w:sz w:val="24"/>
-          <w:szCs w:val="24"/>
-        </w:rPr>
-        <w:t>Администраторът създава и редактира обекти и управлява потребителските роли. Операторът регистрира движения, при които системата проверява коректността и актуализира количествата. При продажба се генерира фактура, а при вътрешно преместване се разпределят наличности между локации. Потребителите извличат информация чрез отчети с филтри и критерии за търсене.</w:t>
-      </w:r>
-    </w:p>
-    <w:p>
-      <w:pPr>
-        <w:spacing w:before="100" w:beforeAutospacing="1" w:after="100" w:afterAutospacing="1" w:line="360" w:lineRule="auto"/>
-        <w:jc w:val="both"/>
-        <w:outlineLvl w:val="0"/>
-        <w:rPr>
-          <w:rFonts w:ascii="Times New Roman" w:eastAsia="Times New Roman" w:hAnsi="Times New Roman" w:cs="Times New Roman"/>
-          <w:b/>
-          <w:bCs/>
-          <w:sz w:val="24"/>
-          <w:szCs w:val="24"/>
-        </w:rPr>
-      </w:pPr>
-      <w:r>
-        <w:rPr>
-          <w:rFonts w:ascii="Times New Roman" w:eastAsia="Times New Roman" w:hAnsi="Times New Roman" w:cs="Times New Roman"/>
-          <w:b/>
-          <w:bCs/>
-          <w:sz w:val="24"/>
-          <w:szCs w:val="24"/>
-        </w:rPr>
-        <w:t>7.</w:t>
-      </w:r>
-      <w:r>
-        <w:rPr>
-          <w:rFonts w:ascii="Times New Roman" w:eastAsia="Times New Roman" w:hAnsi="Times New Roman" w:cs="Times New Roman"/>
-          <w:b/>
-          <w:bCs/>
-          <w:sz w:val="24"/>
-          <w:szCs w:val="24"/>
-        </w:rPr>
-        <w:t xml:space="preserve"> </w:t>
-      </w:r>
-      <w:r>
-        <w:rPr>
-          <w:rFonts w:ascii="Times New Roman" w:eastAsia="Times New Roman" w:hAnsi="Times New Roman" w:cs="Times New Roman"/>
-          <w:b/>
-          <w:bCs/>
-          <w:sz w:val="24"/>
-          <w:szCs w:val="24"/>
-        </w:rPr>
-        <w:t>Основни изгледи</w:t>
-      </w:r>
-    </w:p>
-    <w:p>
-      <w:pPr>
-        <w:spacing w:before="100" w:beforeAutospacing="1" w:after="100" w:afterAutospacing="1" w:line="360" w:lineRule="auto"/>
-        <w:jc w:val="both"/>
-        <w:outlineLvl w:val="0"/>
-        <w:rPr>
-          <w:rFonts w:ascii="Times New Roman" w:eastAsia="Times New Roman" w:hAnsi="Times New Roman" w:cs="Times New Roman"/>
-          <w:b/>
-          <w:bCs/>
-          <w:sz w:val="24"/>
-          <w:szCs w:val="24"/>
-        </w:rPr>
-      </w:pPr>
-      <w:r>
-        <w:rPr>
-          <w:rFonts w:ascii="Times New Roman" w:eastAsia="Times New Roman" w:hAnsi="Times New Roman" w:cs="Times New Roman"/>
-          <w:b/>
-          <w:bCs/>
-          <w:sz w:val="24"/>
-          <w:szCs w:val="24"/>
-        </w:rPr>
-        <w:t xml:space="preserve">Изглед „Отчети“ </w:t>
-      </w:r>
-    </w:p>
-    <w:p>
-      <w:pPr>
-        <w:spacing w:before="100" w:beforeAutospacing="1" w:after="100" w:afterAutospacing="1" w:line="360" w:lineRule="auto"/>
-        <w:jc w:val="both"/>
-        <w:outlineLvl w:val="0"/>
-        <w:rPr>
-          <w:rFonts w:ascii="Times New Roman" w:eastAsia="Times New Roman" w:hAnsi="Times New Roman" w:cs="Times New Roman"/>
-          <w:sz w:val="24"/>
-          <w:szCs w:val="24"/>
-        </w:rPr>
-      </w:pPr>
-      <w:r>
-        <w:rPr>
-          <w:rFonts w:ascii="Times New Roman" w:eastAsia="Times New Roman" w:hAnsi="Times New Roman" w:cs="Times New Roman"/>
-          <w:sz w:val="24"/>
-          <w:szCs w:val="24"/>
-        </w:rPr>
-        <w:lastRenderedPageBreak/>
-        <w:t>Изгледът „Отчети“ визуализира наличности, история на движенията, доставки и продажби. Поддържа търсене по ключова дума и сортиране по количество чрез Selection Sort или Bubble Sort, което улеснява откриването на критични позиции.</w:t>
-      </w:r>
-    </w:p>
-    <w:p>
-      <w:pPr>
-        <w:spacing w:before="100" w:beforeAutospacing="1" w:after="100" w:afterAutospacing="1" w:line="360" w:lineRule="auto"/>
-        <w:jc w:val="both"/>
-        <w:outlineLvl w:val="0"/>
-        <w:rPr>
-          <w:rFonts w:ascii="Times New Roman" w:eastAsia="Times New Roman" w:hAnsi="Times New Roman" w:cs="Times New Roman"/>
-          <w:b/>
-          <w:bCs/>
-          <w:sz w:val="24"/>
-          <w:szCs w:val="24"/>
-        </w:rPr>
-      </w:pPr>
-      <w:r>
-        <w:rPr>
-          <w:rFonts w:ascii="Times New Roman" w:eastAsia="Times New Roman" w:hAnsi="Times New Roman" w:cs="Times New Roman"/>
-          <w:b/>
-          <w:bCs/>
-          <w:sz w:val="24"/>
-          <w:szCs w:val="24"/>
-        </w:rPr>
-        <w:t>8.</w:t>
-      </w:r>
-      <w:r>
-        <w:rPr>
-          <w:rFonts w:ascii="Times New Roman" w:eastAsia="Times New Roman" w:hAnsi="Times New Roman" w:cs="Times New Roman"/>
-          <w:b/>
-          <w:bCs/>
-          <w:sz w:val="24"/>
-          <w:szCs w:val="24"/>
-        </w:rPr>
-        <w:t xml:space="preserve"> Функционални характеристики </w:t>
-      </w:r>
-    </w:p>
-    <w:p>
-      <w:pPr>
-        <w:spacing w:before="100" w:beforeAutospacing="1" w:after="100" w:afterAutospacing="1" w:line="360" w:lineRule="auto"/>
-        <w:jc w:val="both"/>
-        <w:outlineLvl w:val="0"/>
-        <w:rPr>
-          <w:rFonts w:ascii="Times New Roman" w:eastAsia="Times New Roman" w:hAnsi="Times New Roman" w:cs="Times New Roman"/>
-          <w:b/>
-          <w:bCs/>
-          <w:sz w:val="24"/>
-          <w:szCs w:val="24"/>
-        </w:rPr>
-      </w:pPr>
-      <w:r>
-        <w:rPr>
-          <w:rFonts w:ascii="Times New Roman" w:eastAsia="Times New Roman" w:hAnsi="Times New Roman" w:cs="Times New Roman"/>
-          <w:b/>
-          <w:bCs/>
-          <w:sz w:val="24"/>
-          <w:szCs w:val="24"/>
-        </w:rPr>
-        <w:t xml:space="preserve">Модул за отчети </w:t>
-      </w:r>
-    </w:p>
-    <w:p>
-      <w:pPr>
-        <w:spacing w:before="100" w:beforeAutospacing="1" w:after="100" w:afterAutospacing="1" w:line="360" w:lineRule="auto"/>
-        <w:jc w:val="both"/>
-        <w:outlineLvl w:val="0"/>
-        <w:rPr>
-          <w:rFonts w:ascii="Times New Roman" w:eastAsia="Times New Roman" w:hAnsi="Times New Roman" w:cs="Times New Roman"/>
-          <w:sz w:val="24"/>
-          <w:szCs w:val="24"/>
-        </w:rPr>
-      </w:pPr>
-      <w:r>
-        <w:rPr>
-          <w:rFonts w:ascii="Times New Roman" w:eastAsia="Times New Roman" w:hAnsi="Times New Roman" w:cs="Times New Roman"/>
-          <w:sz w:val="24"/>
-          <w:szCs w:val="24"/>
-        </w:rPr>
-        <w:t>Модулът обработва данните от JSON файловете и изчислява финансови и оперативни показатели — средни цени, разходи, приходи и последно движение. Поддържа филтриране и динамично сортиране, комбинира информация от movements.json, inventory.json и invoices.json и извършва проверки за предотвратяване на некоректни изчисления.</w:t>
-      </w:r>
-    </w:p>
-    <w:p>
-      <w:pPr>
-        <w:spacing w:before="100" w:beforeAutospacing="1" w:after="100" w:afterAutospacing="1" w:line="360" w:lineRule="auto"/>
-        <w:jc w:val="both"/>
-        <w:outlineLvl w:val="0"/>
-        <w:rPr>
-          <w:rFonts w:ascii="Times New Roman" w:eastAsia="Times New Roman" w:hAnsi="Times New Roman" w:cs="Times New Roman"/>
-          <w:b/>
-          <w:bCs/>
-          <w:sz w:val="24"/>
-          <w:szCs w:val="24"/>
-        </w:rPr>
-      </w:pPr>
-      <w:r>
-        <w:rPr>
-          <w:rFonts w:ascii="Times New Roman" w:eastAsia="Times New Roman" w:hAnsi="Times New Roman" w:cs="Times New Roman"/>
-          <w:b/>
-          <w:bCs/>
-          <w:sz w:val="24"/>
-          <w:szCs w:val="24"/>
-        </w:rPr>
-        <w:t>9.</w:t>
-      </w:r>
-      <w:r>
-        <w:rPr>
-          <w:rFonts w:ascii="Times New Roman" w:eastAsia="Times New Roman" w:hAnsi="Times New Roman" w:cs="Times New Roman"/>
-          <w:b/>
-          <w:bCs/>
-          <w:sz w:val="24"/>
-          <w:szCs w:val="24"/>
-        </w:rPr>
-        <w:t xml:space="preserve"> </w:t>
-      </w:r>
-      <w:r>
-        <w:rPr>
-          <w:rFonts w:ascii="Times New Roman" w:eastAsia="Times New Roman" w:hAnsi="Times New Roman" w:cs="Times New Roman"/>
-          <w:b/>
-          <w:bCs/>
-          <w:sz w:val="24"/>
-          <w:szCs w:val="24"/>
-        </w:rPr>
-        <w:t>Нефункциона</w:t>
-      </w:r>
+          <w:lang w:val="en-US"/>
+        </w:rPr>
+      </w:pPr>
       <w:bookmarkStart w:id="0" w:name="_GoBack"/>
       <w:bookmarkEnd w:id="0"/>
-      <w:r>
-        <w:rPr>
-          <w:rFonts w:ascii="Times New Roman" w:eastAsia="Times New Roman" w:hAnsi="Times New Roman" w:cs="Times New Roman"/>
-          <w:b/>
-          <w:bCs/>
-          <w:sz w:val="24"/>
-          <w:szCs w:val="24"/>
-        </w:rPr>
-        <w:t>лни характеристики</w:t>
-      </w:r>
-      <w:r>
-        <w:rPr>
-          <w:rFonts w:ascii="Times New Roman" w:eastAsia="Times New Roman" w:hAnsi="Times New Roman" w:cs="Times New Roman"/>
-          <w:b/>
-          <w:bCs/>
-          <w:sz w:val="24"/>
-          <w:szCs w:val="24"/>
-        </w:rPr>
-        <w:t xml:space="preserve"> </w:t>
-      </w:r>
-    </w:p>
-    <w:p>
-      <w:pPr>
-        <w:spacing w:before="100" w:beforeAutospacing="1" w:after="100" w:afterAutospacing="1" w:line="360" w:lineRule="auto"/>
-        <w:jc w:val="both"/>
-        <w:outlineLvl w:val="0"/>
-        <w:rPr>
-          <w:rFonts w:ascii="Times New Roman" w:eastAsia="Times New Roman" w:hAnsi="Times New Roman" w:cs="Times New Roman"/>
-          <w:sz w:val="24"/>
-          <w:szCs w:val="24"/>
-        </w:rPr>
-      </w:pPr>
-      <w:r>
-        <w:rPr>
-          <w:rFonts w:ascii="Times New Roman" w:eastAsia="Times New Roman" w:hAnsi="Times New Roman" w:cs="Times New Roman"/>
-          <w:sz w:val="24"/>
-          <w:szCs w:val="24"/>
-        </w:rPr>
-        <w:lastRenderedPageBreak/>
-        <w:t>Системата трябва да работи стабилно и да зарежда изгледите бързо. Сигурността се осигурява чрез хеширане на пароли и ролеви достъп. Надеждността се поддържа чрез ясни съобщения при грешки и механизми срещу невалидни действия. Данните се съхраняват последователно в JSON файлове, а модулната архитектура улеснява поддръжката и разширяването.</w:t>
-      </w:r>
-    </w:p>
-    <w:p>
-      <w:pPr>
-        <w:spacing w:before="100" w:beforeAutospacing="1" w:after="100" w:afterAutospacing="1" w:line="360" w:lineRule="auto"/>
-        <w:jc w:val="both"/>
-        <w:outlineLvl w:val="0"/>
-        <w:rPr>
-          <w:rFonts w:ascii="Times New Roman" w:eastAsia="Times New Roman" w:hAnsi="Times New Roman" w:cs="Times New Roman"/>
-          <w:b/>
-          <w:bCs/>
-          <w:sz w:val="24"/>
-          <w:szCs w:val="24"/>
-        </w:rPr>
-      </w:pPr>
-      <w:r>
-        <w:rPr>
-          <w:rFonts w:ascii="Times New Roman" w:eastAsia="Times New Roman" w:hAnsi="Times New Roman" w:cs="Times New Roman"/>
-          <w:b/>
-          <w:bCs/>
-          <w:sz w:val="24"/>
-          <w:szCs w:val="24"/>
-        </w:rPr>
-        <w:t>10.</w:t>
-      </w:r>
-      <w:r>
-        <w:rPr>
-          <w:rFonts w:ascii="Times New Roman" w:eastAsia="Times New Roman" w:hAnsi="Times New Roman" w:cs="Times New Roman"/>
-          <w:b/>
-          <w:bCs/>
-          <w:sz w:val="24"/>
-          <w:szCs w:val="24"/>
-        </w:rPr>
-        <w:t xml:space="preserve"> </w:t>
-      </w:r>
-      <w:r>
-        <w:rPr>
-          <w:rFonts w:ascii="Times New Roman" w:eastAsia="Times New Roman" w:hAnsi="Times New Roman" w:cs="Times New Roman"/>
-          <w:b/>
-          <w:bCs/>
-          <w:sz w:val="24"/>
-          <w:szCs w:val="24"/>
-        </w:rPr>
-        <w:t>Архитектура на системата</w:t>
-      </w:r>
-    </w:p>
-    <w:p>
-      <w:pPr>
-        <w:spacing w:before="100" w:beforeAutospacing="1" w:after="100" w:afterAutospacing="1" w:line="360" w:lineRule="auto"/>
-        <w:jc w:val="both"/>
-        <w:outlineLvl w:val="0"/>
-        <w:rPr>
-          <w:rFonts w:ascii="Times New Roman" w:eastAsia="Times New Roman" w:hAnsi="Times New Roman" w:cs="Times New Roman"/>
-          <w:sz w:val="24"/>
-          <w:szCs w:val="24"/>
-        </w:rPr>
-      </w:pPr>
-      <w:r>
-        <w:rPr>
-          <w:rFonts w:ascii="Times New Roman" w:eastAsia="Times New Roman" w:hAnsi="Times New Roman" w:cs="Times New Roman"/>
-          <w:sz w:val="24"/>
-          <w:szCs w:val="24"/>
-        </w:rPr>
-        <w:t>Архитектурата следва MVC модел. Presentation Layer визуализира интерфейса, Business Logic Layer реализира логиката чрез контролери, Validators проверяват входните данни, а Data Layer съхранява информацията в JSON файлове. Algorithms Layer предоставя допълнителни алгоритми, включително намиране на най</w:t>
-      </w:r>
-      <w:r>
-        <w:rPr>
-          <w:rFonts w:ascii="Times New Roman" w:eastAsia="Times New Roman" w:hAnsi="Times New Roman" w:cs="Times New Roman"/>
-          <w:sz w:val="24"/>
-          <w:szCs w:val="24"/>
-        </w:rPr>
-        <w:noBreakHyphen/>
-        <w:t>близка локация при недостиг</w:t>
-      </w:r>
-      <w:r>
-        <w:rPr>
-          <w:rFonts w:ascii="Times New Roman" w:eastAsia="Times New Roman" w:hAnsi="Times New Roman" w:cs="Times New Roman"/>
-          <w:sz w:val="24"/>
-          <w:szCs w:val="24"/>
-        </w:rPr>
-        <w:t xml:space="preserve">. </w:t>
-      </w:r>
-    </w:p>
-    <w:p>
-      <w:pPr>
-        <w:spacing w:before="100" w:beforeAutospacing="1" w:after="100" w:afterAutospacing="1" w:line="360" w:lineRule="auto"/>
-        <w:jc w:val="both"/>
-        <w:outlineLvl w:val="0"/>
-        <w:rPr>
-          <w:rFonts w:ascii="Times New Roman" w:eastAsia="Times New Roman" w:hAnsi="Times New Roman" w:cs="Times New Roman"/>
-          <w:sz w:val="24"/>
-          <w:szCs w:val="24"/>
-        </w:rPr>
-      </w:pPr>
-      <w:r>
-        <w:rPr>
-          <w:rFonts w:ascii="Times New Roman" w:eastAsia="Times New Roman" w:hAnsi="Times New Roman" w:cs="Times New Roman"/>
-          <w:b/>
-          <w:bCs/>
-          <w:kern w:val="36"/>
-          <w:sz w:val="24"/>
-          <w:szCs w:val="24"/>
-        </w:rPr>
-        <w:t>11. Domain Model Diagram (UML)</w:t>
-      </w:r>
-    </w:p>
-    <w:p>
-      <w:pPr>
-        <w:spacing w:before="100" w:beforeAutospacing="1" w:after="100" w:afterAutospacing="1" w:line="360" w:lineRule="auto"/>
-        <w:jc w:val="both"/>
-        <w:rPr>
-          <w:rFonts w:ascii="Times New Roman" w:eastAsia="Times New Roman" w:hAnsi="Times New Roman" w:cs="Times New Roman"/>
-          <w:sz w:val="24"/>
-          <w:szCs w:val="24"/>
-        </w:rPr>
-      </w:pPr>
-      <w:r>
-        <w:rPr>
-          <w:rFonts w:ascii="Times New Roman" w:eastAsia="Times New Roman" w:hAnsi="Times New Roman" w:cs="Times New Roman"/>
-          <w:sz w:val="24"/>
-          <w:szCs w:val="24"/>
-        </w:rPr>
-        <w:t xml:space="preserve">Тази диаграма представя основните ентитети в системата и връзките между тях. </w:t>
-      </w:r>
-    </w:p>
-    <w:p>
-      <w:pPr>
-        <w:spacing w:before="100" w:beforeAutospacing="1" w:after="100" w:afterAutospacing="1" w:line="360" w:lineRule="auto"/>
-        <w:ind w:left="-142" w:hanging="284"/>
-        <w:jc w:val="both"/>
-        <w:outlineLvl w:val="0"/>
-        <w:rPr>
-          <w:rFonts w:ascii="Times New Roman" w:eastAsia="Times New Roman" w:hAnsi="Times New Roman" w:cs="Times New Roman"/>
-          <w:b/>
-          <w:bCs/>
-          <w:kern w:val="36"/>
-          <w:sz w:val="24"/>
-          <w:szCs w:val="24"/>
-          <w:lang w:val="en-US"/>
-        </w:rPr>
-      </w:pPr>
-      <w:r>
-        <w:rPr>
-          <w:rFonts w:ascii="Times New Roman" w:eastAsia="Times New Roman" w:hAnsi="Times New Roman" w:cs="Times New Roman"/>
-          <w:b/>
-          <w:bCs/>
-          <w:kern w:val="36"/>
-          <w:sz w:val="24"/>
-          <w:szCs w:val="24"/>
-        </w:rPr>
-        <w:lastRenderedPageBreak/>
-        <w:t xml:space="preserve">   </w:t>
-      </w:r>
-      <w:r>
-        <w:rPr>
-          <w:rFonts w:ascii="Times New Roman" w:eastAsia="Times New Roman" w:hAnsi="Times New Roman" w:cs="Times New Roman"/>
-          <w:b/>
-          <w:bCs/>
-          <w:kern w:val="36"/>
-          <w:sz w:val="24"/>
-          <w:szCs w:val="24"/>
-        </w:rPr>
-        <w:t xml:space="preserve">    </w:t>
-      </w:r>
       <w:r>
         <w:rPr>
           <w:rFonts w:ascii="Times New Roman" w:eastAsia="Times New Roman" w:hAnsi="Times New Roman" w:cs="Times New Roman"/>
@@ -1963,6 +1915,7 @@
           <w:szCs w:val="24"/>
           <w:lang w:val="en-US"/>
         </w:rPr>
+        <w:lastRenderedPageBreak/>
         <w:drawing>
           <wp:inline distT="0" distB="0" distL="0" distR="0" wp14:anchorId="1DB76737" wp14:editId="3FE29D2E">
             <wp:extent cx="6789420" cy="4351020"/>
@@ -2014,8 +1967,9 @@
           <w:rFonts w:ascii="Times New Roman" w:eastAsia="Times New Roman" w:hAnsi="Times New Roman" w:cs="Times New Roman"/>
           <w:b/>
           <w:bCs/>
-          <w:sz w:val="24"/>
-          <w:szCs w:val="24"/>
+          <w:color w:val="C00000"/>
+          <w:sz w:val="28"/>
+          <w:szCs w:val="28"/>
         </w:rPr>
       </w:pPr>
       <w:r>
@@ -2023,8 +1977,9 @@
           <w:rFonts w:ascii="Times New Roman" w:eastAsia="Times New Roman" w:hAnsi="Times New Roman" w:cs="Times New Roman"/>
           <w:b/>
           <w:bCs/>
-          <w:sz w:val="24"/>
-          <w:szCs w:val="24"/>
+          <w:color w:val="C00000"/>
+          <w:sz w:val="28"/>
+          <w:szCs w:val="28"/>
         </w:rPr>
         <w:lastRenderedPageBreak/>
         <w:t>12.</w:t>
@@ -2034,8 +1989,9 @@
           <w:rFonts w:ascii="Times New Roman" w:eastAsia="Times New Roman" w:hAnsi="Times New Roman" w:cs="Times New Roman"/>
           <w:b/>
           <w:bCs/>
-          <w:sz w:val="24"/>
-          <w:szCs w:val="24"/>
+          <w:color w:val="C00000"/>
+          <w:sz w:val="28"/>
+          <w:szCs w:val="28"/>
         </w:rPr>
         <w:t xml:space="preserve"> Р</w:t>
       </w:r>
@@ -2044,8 +2000,9 @@
           <w:rFonts w:ascii="Times New Roman" w:eastAsia="Times New Roman" w:hAnsi="Times New Roman" w:cs="Times New Roman"/>
           <w:b/>
           <w:bCs/>
-          <w:sz w:val="24"/>
-          <w:szCs w:val="24"/>
+          <w:color w:val="C00000"/>
+          <w:sz w:val="28"/>
+          <w:szCs w:val="28"/>
         </w:rPr>
         <w:t>азширения на системата</w:t>
       </w:r>
@@ -2095,8 +2052,9 @@
           <w:rFonts w:ascii="Times New Roman" w:eastAsia="Times New Roman" w:hAnsi="Times New Roman" w:cs="Times New Roman"/>
           <w:b/>
           <w:bCs/>
-          <w:sz w:val="24"/>
-          <w:szCs w:val="24"/>
+          <w:color w:val="C00000"/>
+          <w:sz w:val="28"/>
+          <w:szCs w:val="28"/>
         </w:rPr>
       </w:pPr>
       <w:r>
@@ -2104,8 +2062,9 @@
           <w:rFonts w:ascii="Times New Roman" w:eastAsia="Times New Roman" w:hAnsi="Times New Roman" w:cs="Times New Roman"/>
           <w:b/>
           <w:bCs/>
-          <w:sz w:val="24"/>
-          <w:szCs w:val="24"/>
+          <w:color w:val="C00000"/>
+          <w:sz w:val="28"/>
+          <w:szCs w:val="28"/>
         </w:rPr>
         <w:t>13.</w:t>
       </w:r>
@@ -2114,8 +2073,9 @@
           <w:rFonts w:ascii="Times New Roman" w:eastAsia="Times New Roman" w:hAnsi="Times New Roman" w:cs="Times New Roman"/>
           <w:b/>
           <w:bCs/>
-          <w:sz w:val="24"/>
-          <w:szCs w:val="24"/>
+          <w:color w:val="C00000"/>
+          <w:sz w:val="28"/>
+          <w:szCs w:val="28"/>
         </w:rPr>
         <w:t xml:space="preserve"> </w:t>
       </w:r>
@@ -2124,8 +2084,9 @@
           <w:rFonts w:ascii="Times New Roman" w:eastAsia="Times New Roman" w:hAnsi="Times New Roman" w:cs="Times New Roman"/>
           <w:b/>
           <w:bCs/>
-          <w:sz w:val="24"/>
-          <w:szCs w:val="24"/>
+          <w:color w:val="C00000"/>
+          <w:sz w:val="28"/>
+          <w:szCs w:val="28"/>
         </w:rPr>
         <w:t xml:space="preserve">Бъдещи подобрения </w:t>
       </w:r>
@@ -2157,6 +2118,14 @@
         <w:noBreakHyphen/>
         <w:t>висока надеждност, мобилно приложение за бърз достъп и сканиране на стоки, както и REST API за интеграция със счетоводни системи, онлайн магазини и ERP решения.</w:t>
       </w:r>
+      <w:r>
+        <w:rPr>
+          <w:rFonts w:ascii="Times New Roman" w:eastAsia="Times New Roman" w:hAnsi="Times New Roman" w:cs="Times New Roman"/>
+          <w:sz w:val="24"/>
+          <w:szCs w:val="24"/>
+        </w:rPr>
+        <w:t xml:space="preserve"> </w:t>
+      </w:r>
     </w:p>
     <w:p>
       <w:pPr>
@@ -2164,21 +2133,406 @@
         <w:jc w:val="both"/>
         <w:rPr>
           <w:rFonts w:ascii="Times New Roman" w:eastAsia="Times New Roman" w:hAnsi="Times New Roman" w:cs="Times New Roman"/>
-          <w:sz w:val="24"/>
-          <w:szCs w:val="24"/>
-        </w:rPr>
-      </w:pPr>
+          <w:color w:val="C00000"/>
+          <w:sz w:val="28"/>
+          <w:szCs w:val="28"/>
+        </w:rPr>
+      </w:pPr>
+      <w:r>
+        <w:rPr>
+          <w:rFonts w:ascii="Times New Roman" w:eastAsia="Times New Roman" w:hAnsi="Times New Roman" w:cs="Times New Roman"/>
+          <w:b/>
+          <w:bCs/>
+          <w:color w:val="C00000"/>
+          <w:sz w:val="28"/>
+          <w:szCs w:val="28"/>
+        </w:rPr>
+        <w:t>14. Инсталиране и конфигуриране</w:t>
+      </w:r>
     </w:p>
     <w:p>
       <w:pPr>
         <w:spacing w:line="360" w:lineRule="auto"/>
-        <w:jc w:val="both"/>
-        <w:rPr>
-          <w:rFonts w:ascii="Times New Roman" w:eastAsia="Times New Roman" w:hAnsi="Times New Roman" w:cs="Times New Roman"/>
-          <w:sz w:val="24"/>
-          <w:szCs w:val="24"/>
-        </w:rPr>
-      </w:pPr>
+        <w:ind w:left="720"/>
+        <w:rPr>
+          <w:rFonts w:ascii="Times New Roman" w:eastAsia="Times New Roman" w:hAnsi="Times New Roman" w:cs="Times New Roman"/>
+          <w:sz w:val="24"/>
+          <w:szCs w:val="24"/>
+        </w:rPr>
+      </w:pPr>
+      <w:r>
+        <w:rPr>
+          <w:rFonts w:ascii="Times New Roman" w:eastAsia="Times New Roman" w:hAnsi="Times New Roman" w:cs="Times New Roman"/>
+          <w:sz w:val="24"/>
+          <w:szCs w:val="24"/>
+        </w:rPr>
+        <w:lastRenderedPageBreak/>
+        <w:t>Инсталация на средата: Системата е разработена на Python 3.x. За работа с проекта не е необходимо инсталиране на външни библиотеки (dependencies), тъй като се използват само стандартните модули на езика (json, os, msvcrt и др.).</w:t>
+      </w:r>
+    </w:p>
+    <w:p>
+      <w:pPr>
+        <w:spacing w:line="360" w:lineRule="auto"/>
+        <w:ind w:left="720"/>
+        <w:rPr>
+          <w:rFonts w:ascii="Times New Roman" w:eastAsia="Times New Roman" w:hAnsi="Times New Roman" w:cs="Times New Roman"/>
+          <w:sz w:val="24"/>
+          <w:szCs w:val="24"/>
+        </w:rPr>
+      </w:pPr>
+      <w:r>
+        <w:rPr>
+          <w:rFonts w:ascii="Times New Roman" w:eastAsia="Times New Roman" w:hAnsi="Times New Roman" w:cs="Times New Roman"/>
+          <w:sz w:val="24"/>
+          <w:szCs w:val="24"/>
+        </w:rPr>
+        <w:t>Стартиране чрез команден ред (CMD):</w:t>
+      </w:r>
+    </w:p>
+    <w:p>
+      <w:pPr>
+        <w:numPr>
+          <w:ilvl w:val="1"/>
+          <w:numId w:val="34"/>
+        </w:numPr>
+        <w:spacing w:line="360" w:lineRule="auto"/>
+        <w:rPr>
+          <w:rFonts w:ascii="Times New Roman" w:eastAsia="Times New Roman" w:hAnsi="Times New Roman" w:cs="Times New Roman"/>
+          <w:sz w:val="24"/>
+          <w:szCs w:val="24"/>
+        </w:rPr>
+      </w:pPr>
+      <w:r>
+        <w:rPr>
+          <w:rFonts w:ascii="Times New Roman" w:eastAsia="Times New Roman" w:hAnsi="Times New Roman" w:cs="Times New Roman"/>
+          <w:sz w:val="24"/>
+          <w:szCs w:val="24"/>
+        </w:rPr>
+        <w:t>Отворете терминал или Command Prompt (CMD).</w:t>
+      </w:r>
+    </w:p>
+    <w:p>
+      <w:pPr>
+        <w:numPr>
+          <w:ilvl w:val="1"/>
+          <w:numId w:val="34"/>
+        </w:numPr>
+        <w:spacing w:line="360" w:lineRule="auto"/>
+        <w:rPr>
+          <w:rFonts w:ascii="Times New Roman" w:eastAsia="Times New Roman" w:hAnsi="Times New Roman" w:cs="Times New Roman"/>
+          <w:sz w:val="24"/>
+          <w:szCs w:val="24"/>
+        </w:rPr>
+      </w:pPr>
+      <w:r>
+        <w:rPr>
+          <w:rFonts w:ascii="Times New Roman" w:eastAsia="Times New Roman" w:hAnsi="Times New Roman" w:cs="Times New Roman"/>
+          <w:sz w:val="24"/>
+          <w:szCs w:val="24"/>
+        </w:rPr>
+        <w:t>Навигирайте до папката на проекта: cd Inventory.</w:t>
+      </w:r>
+    </w:p>
+    <w:p>
+      <w:pPr>
+        <w:numPr>
+          <w:ilvl w:val="1"/>
+          <w:numId w:val="34"/>
+        </w:numPr>
+        <w:spacing w:line="360" w:lineRule="auto"/>
+        <w:rPr>
+          <w:rFonts w:ascii="Times New Roman" w:eastAsia="Times New Roman" w:hAnsi="Times New Roman" w:cs="Times New Roman"/>
+          <w:sz w:val="24"/>
+          <w:szCs w:val="24"/>
+        </w:rPr>
+      </w:pPr>
+      <w:r>
+        <w:rPr>
+          <w:rFonts w:ascii="Times New Roman" w:eastAsia="Times New Roman" w:hAnsi="Times New Roman" w:cs="Times New Roman"/>
+          <w:sz w:val="24"/>
+          <w:szCs w:val="24"/>
+        </w:rPr>
+        <w:t>Стартирайте приложението чрез командата:</w:t>
+      </w:r>
+    </w:p>
+    <w:p>
+      <w:pPr>
+        <w:spacing w:line="360" w:lineRule="auto"/>
+        <w:ind w:left="1080"/>
+        <w:rPr>
+          <w:rFonts w:ascii="Times New Roman" w:eastAsia="Times New Roman" w:hAnsi="Times New Roman" w:cs="Times New Roman"/>
+          <w:b/>
+          <w:bCs/>
+          <w:sz w:val="24"/>
+          <w:szCs w:val="24"/>
+        </w:rPr>
+      </w:pPr>
+      <w:r>
+        <w:rPr>
+          <w:rFonts w:ascii="Times New Roman" w:eastAsia="Times New Roman" w:hAnsi="Times New Roman" w:cs="Times New Roman"/>
+          <w:b/>
+          <w:bCs/>
+          <w:sz w:val="24"/>
+          <w:szCs w:val="24"/>
+        </w:rPr>
+        <w:t>DOS</w:t>
+      </w:r>
+    </w:p>
+    <w:p>
+      <w:pPr>
+        <w:spacing w:line="360" w:lineRule="auto"/>
+        <w:ind w:left="1080"/>
+        <w:rPr>
+          <w:rFonts w:ascii="Times New Roman" w:eastAsia="Times New Roman" w:hAnsi="Times New Roman" w:cs="Times New Roman"/>
+          <w:b/>
+          <w:bCs/>
+          <w:sz w:val="24"/>
+          <w:szCs w:val="24"/>
+        </w:rPr>
+      </w:pPr>
+      <w:r>
+        <w:rPr>
+          <w:rFonts w:ascii="Times New Roman" w:eastAsia="Times New Roman" w:hAnsi="Times New Roman" w:cs="Times New Roman"/>
+          <w:b/>
+          <w:bCs/>
+          <w:sz w:val="24"/>
+          <w:szCs w:val="24"/>
+        </w:rPr>
+        <w:t>python main.py</w:t>
+      </w:r>
+    </w:p>
+    <w:p>
+      <w:pPr>
+        <w:numPr>
+          <w:ilvl w:val="0"/>
+          <w:numId w:val="34"/>
+        </w:numPr>
+        <w:spacing w:line="360" w:lineRule="auto"/>
+        <w:rPr>
+          <w:rFonts w:ascii="Times New Roman" w:eastAsia="Times New Roman" w:hAnsi="Times New Roman" w:cs="Times New Roman"/>
+          <w:sz w:val="24"/>
+          <w:szCs w:val="24"/>
+        </w:rPr>
+      </w:pPr>
+      <w:r>
+        <w:rPr>
+          <w:rFonts w:ascii="Times New Roman" w:eastAsia="Times New Roman" w:hAnsi="Times New Roman" w:cs="Times New Roman"/>
+          <w:sz w:val="24"/>
+          <w:szCs w:val="24"/>
+        </w:rPr>
+        <w:t>Първоначална конфигурация на данните:</w:t>
+      </w:r>
+    </w:p>
+    <w:p>
+      <w:pPr>
+        <w:numPr>
+          <w:ilvl w:val="1"/>
+          <w:numId w:val="35"/>
+        </w:numPr>
+        <w:spacing w:line="360" w:lineRule="auto"/>
+        <w:rPr>
+          <w:rFonts w:ascii="Times New Roman" w:eastAsia="Times New Roman" w:hAnsi="Times New Roman" w:cs="Times New Roman"/>
+          <w:sz w:val="24"/>
+          <w:szCs w:val="24"/>
+        </w:rPr>
+      </w:pPr>
+      <w:r>
+        <w:rPr>
+          <w:rFonts w:ascii="Times New Roman" w:eastAsia="Times New Roman" w:hAnsi="Times New Roman" w:cs="Times New Roman"/>
+          <w:sz w:val="24"/>
+          <w:szCs w:val="24"/>
+        </w:rPr>
+        <w:t>Системата работи с локално съхранение в JSON файлове (директория data/).</w:t>
+      </w:r>
+    </w:p>
+    <w:p>
+      <w:pPr>
+        <w:numPr>
+          <w:ilvl w:val="1"/>
+          <w:numId w:val="35"/>
+        </w:numPr>
+        <w:spacing w:line="360" w:lineRule="auto"/>
+        <w:rPr>
+          <w:rFonts w:ascii="Times New Roman" w:eastAsia="Times New Roman" w:hAnsi="Times New Roman" w:cs="Times New Roman"/>
+          <w:sz w:val="24"/>
+          <w:szCs w:val="24"/>
+        </w:rPr>
+      </w:pPr>
+      <w:r>
+        <w:rPr>
+          <w:rFonts w:ascii="Times New Roman" w:eastAsia="Times New Roman" w:hAnsi="Times New Roman" w:cs="Times New Roman"/>
+          <w:sz w:val="24"/>
+          <w:szCs w:val="24"/>
+        </w:rPr>
+        <w:lastRenderedPageBreak/>
+        <w:t>Автоматична инициализация: При първо стартиране, ако файлът users.json е празен или липсва, системата автоматично конфигурира два тестови потребителя (Admin и Operator), за да осигури незабавен достъп.</w:t>
+      </w:r>
+    </w:p>
+    <w:p>
+      <w:pPr>
+        <w:numPr>
+          <w:ilvl w:val="0"/>
+          <w:numId w:val="35"/>
+        </w:numPr>
+        <w:spacing w:line="360" w:lineRule="auto"/>
+        <w:rPr>
+          <w:rFonts w:ascii="Times New Roman" w:eastAsia="Times New Roman" w:hAnsi="Times New Roman" w:cs="Times New Roman"/>
+          <w:sz w:val="24"/>
+          <w:szCs w:val="24"/>
+        </w:rPr>
+      </w:pPr>
+      <w:r>
+        <w:rPr>
+          <w:rFonts w:ascii="Times New Roman" w:eastAsia="Times New Roman" w:hAnsi="Times New Roman" w:cs="Times New Roman"/>
+          <w:sz w:val="24"/>
+          <w:szCs w:val="24"/>
+        </w:rPr>
+        <w:t>Тестови данни за вход:</w:t>
+      </w:r>
+    </w:p>
+    <w:p>
+      <w:pPr>
+        <w:numPr>
+          <w:ilvl w:val="1"/>
+          <w:numId w:val="35"/>
+        </w:numPr>
+        <w:spacing w:line="360" w:lineRule="auto"/>
+        <w:rPr>
+          <w:rFonts w:ascii="Times New Roman" w:eastAsia="Times New Roman" w:hAnsi="Times New Roman" w:cs="Times New Roman"/>
+          <w:sz w:val="24"/>
+          <w:szCs w:val="24"/>
+        </w:rPr>
+      </w:pPr>
+      <w:r>
+        <w:rPr>
+          <w:rFonts w:ascii="Times New Roman" w:eastAsia="Times New Roman" w:hAnsi="Times New Roman" w:cs="Times New Roman"/>
+          <w:sz w:val="24"/>
+          <w:szCs w:val="24"/>
+        </w:rPr>
+        <w:t>Administrator: потребител admin / парола admin123</w:t>
+      </w:r>
+    </w:p>
+    <w:p>
+      <w:pPr>
+        <w:numPr>
+          <w:ilvl w:val="1"/>
+          <w:numId w:val="35"/>
+        </w:numPr>
+        <w:spacing w:line="360" w:lineRule="auto"/>
+        <w:rPr>
+          <w:rFonts w:ascii="Times New Roman" w:eastAsia="Times New Roman" w:hAnsi="Times New Roman" w:cs="Times New Roman"/>
+          <w:sz w:val="24"/>
+          <w:szCs w:val="24"/>
+        </w:rPr>
+      </w:pPr>
+      <w:r>
+        <w:rPr>
+          <w:rFonts w:ascii="Times New Roman" w:eastAsia="Times New Roman" w:hAnsi="Times New Roman" w:cs="Times New Roman"/>
+          <w:sz w:val="24"/>
+          <w:szCs w:val="24"/>
+        </w:rPr>
+        <w:t>Operator: потребител dimitar_01 / парола dimitar01</w:t>
+      </w:r>
+    </w:p>
+    <w:p>
+      <w:pPr>
+        <w:spacing w:line="360" w:lineRule="auto"/>
+        <w:rPr>
+          <w:rFonts w:ascii="Times New Roman" w:eastAsia="Times New Roman" w:hAnsi="Times New Roman" w:cs="Times New Roman"/>
+          <w:b/>
+          <w:bCs/>
+          <w:color w:val="C00000"/>
+          <w:sz w:val="28"/>
+          <w:szCs w:val="28"/>
+        </w:rPr>
+      </w:pPr>
+      <w:r>
+        <w:rPr>
+          <w:rFonts w:ascii="Times New Roman" w:eastAsia="Times New Roman" w:hAnsi="Times New Roman" w:cs="Times New Roman"/>
+          <w:b/>
+          <w:bCs/>
+          <w:color w:val="C00000"/>
+          <w:sz w:val="28"/>
+          <w:szCs w:val="28"/>
+        </w:rPr>
+        <w:t>1</w:t>
+      </w:r>
+      <w:r>
+        <w:rPr>
+          <w:rFonts w:ascii="Times New Roman" w:eastAsia="Times New Roman" w:hAnsi="Times New Roman" w:cs="Times New Roman"/>
+          <w:b/>
+          <w:bCs/>
+          <w:color w:val="C00000"/>
+          <w:sz w:val="28"/>
+          <w:szCs w:val="28"/>
+        </w:rPr>
+        <w:t>5</w:t>
+      </w:r>
+      <w:r>
+        <w:rPr>
+          <w:rFonts w:ascii="Times New Roman" w:eastAsia="Times New Roman" w:hAnsi="Times New Roman" w:cs="Times New Roman"/>
+          <w:b/>
+          <w:bCs/>
+          <w:color w:val="C00000"/>
+          <w:sz w:val="28"/>
+          <w:szCs w:val="28"/>
+        </w:rPr>
+        <w:t>. Литература</w:t>
+      </w:r>
+    </w:p>
+    <w:p>
+      <w:pPr>
+        <w:spacing w:line="360" w:lineRule="auto"/>
+        <w:rPr>
+          <w:rFonts w:ascii="Times New Roman" w:eastAsia="Times New Roman" w:hAnsi="Times New Roman" w:cs="Times New Roman"/>
+          <w:sz w:val="24"/>
+          <w:szCs w:val="24"/>
+        </w:rPr>
+      </w:pPr>
+      <w:r>
+        <w:rPr>
+          <w:rFonts w:ascii="Times New Roman" w:eastAsia="Times New Roman" w:hAnsi="Times New Roman" w:cs="Times New Roman"/>
+          <w:sz w:val="24"/>
+          <w:szCs w:val="24"/>
+        </w:rPr>
+        <w:t>1. Python 3 Documentation – Официална документация на езика Python.</w:t>
+      </w:r>
+      <w:r>
+        <w:rPr>
+          <w:rFonts w:ascii="Times New Roman" w:eastAsia="Times New Roman" w:hAnsi="Times New Roman" w:cs="Times New Roman"/>
+          <w:sz w:val="24"/>
+          <w:szCs w:val="24"/>
+        </w:rPr>
+        <w:br/>
+        <w:t>2. JSON Specification – Формат за структурирани данни.</w:t>
+      </w:r>
+      <w:r>
+        <w:rPr>
+          <w:rFonts w:ascii="Times New Roman" w:eastAsia="Times New Roman" w:hAnsi="Times New Roman" w:cs="Times New Roman"/>
+          <w:sz w:val="24"/>
+          <w:szCs w:val="24"/>
+        </w:rPr>
+        <w:br/>
+        <w:t>3. Материали от курса по ООП и структури от данни – ФМИ.</w:t>
+      </w:r>
+      <w:r>
+        <w:rPr>
+          <w:rFonts w:ascii="Times New Roman" w:eastAsia="Times New Roman" w:hAnsi="Times New Roman" w:cs="Times New Roman"/>
+          <w:sz w:val="24"/>
+          <w:szCs w:val="24"/>
+        </w:rPr>
+        <w:br/>
+        <w:t>4. Алгоритъм на Дейкстра – учебни ресурси и лекции по графи.</w:t>
+      </w:r>
+      <w:r>
+        <w:rPr>
+          <w:rFonts w:ascii="Times New Roman" w:eastAsia="Times New Roman" w:hAnsi="Times New Roman" w:cs="Times New Roman"/>
+          <w:sz w:val="24"/>
+          <w:szCs w:val="24"/>
+        </w:rPr>
+        <w:br/>
+        <w:t>5. PyCharm Documentation – Официална документация на JetBrains.</w:t>
+      </w:r>
     </w:p>
     <w:sectPr>
       <w:pgSz w:w="12240" w:h="7920" w:orient="landscape" w:code="6"/>
@@ -3846,6 +4200,151 @@
     </w:lvl>
   </w:abstractNum>
   <w:abstractNum w:abstractNumId="11" w15:restartNumberingAfterBreak="0">
+    <w:nsid w:val="280C126C"/>
+    <w:multiLevelType w:val="multilevel"/>
+    <w:tmpl w:val="E2A6AA04"/>
+    <w:lvl w:ilvl="0">
+      <w:start w:val="1"/>
+      <w:numFmt w:val="bullet"/>
+      <w:lvlText w:val=""/>
+      <w:lvlJc w:val="left"/>
+      <w:pPr>
+        <w:tabs>
+          <w:tab w:val="num" w:pos="720"/>
+        </w:tabs>
+        <w:ind w:left="720" w:hanging="360"/>
+      </w:pPr>
+      <w:rPr>
+        <w:rFonts w:ascii="Symbol" w:hAnsi="Symbol" w:hint="default"/>
+        <w:sz w:val="20"/>
+      </w:rPr>
+    </w:lvl>
+    <w:lvl w:ilvl="1">
+      <w:start w:val="1"/>
+      <w:numFmt w:val="decimal"/>
+      <w:lvlText w:val="%2."/>
+      <w:lvlJc w:val="left"/>
+      <w:pPr>
+        <w:tabs>
+          <w:tab w:val="num" w:pos="1440"/>
+        </w:tabs>
+        <w:ind w:left="1440" w:hanging="360"/>
+      </w:pPr>
+    </w:lvl>
+    <w:lvl w:ilvl="2" w:tentative="1">
+      <w:start w:val="1"/>
+      <w:numFmt w:val="bullet"/>
+      <w:lvlText w:val=""/>
+      <w:lvlJc w:val="left"/>
+      <w:pPr>
+        <w:tabs>
+          <w:tab w:val="num" w:pos="2160"/>
+        </w:tabs>
+        <w:ind w:left="2160" w:hanging="360"/>
+      </w:pPr>
+      <w:rPr>
+        <w:rFonts w:ascii="Wingdings" w:hAnsi="Wingdings" w:hint="default"/>
+        <w:sz w:val="20"/>
+      </w:rPr>
+    </w:lvl>
+    <w:lvl w:ilvl="3" w:tentative="1">
+      <w:start w:val="1"/>
+      <w:numFmt w:val="bullet"/>
+      <w:lvlText w:val=""/>
+      <w:lvlJc w:val="left"/>
+      <w:pPr>
+        <w:tabs>
+          <w:tab w:val="num" w:pos="2880"/>
+        </w:tabs>
+        <w:ind w:left="2880" w:hanging="360"/>
+      </w:pPr>
+      <w:rPr>
+        <w:rFonts w:ascii="Wingdings" w:hAnsi="Wingdings" w:hint="default"/>
+        <w:sz w:val="20"/>
+      </w:rPr>
+    </w:lvl>
+    <w:lvl w:ilvl="4" w:tentative="1">
+      <w:start w:val="1"/>
+      <w:numFmt w:val="bullet"/>
+      <w:lvlText w:val=""/>
+      <w:lvlJc w:val="left"/>
+      <w:pPr>
+        <w:tabs>
+          <w:tab w:val="num" w:pos="3600"/>
+        </w:tabs>
+        <w:ind w:left="3600" w:hanging="360"/>
+      </w:pPr>
+      <w:rPr>
+        <w:rFonts w:ascii="Wingdings" w:hAnsi="Wingdings" w:hint="default"/>
+        <w:sz w:val="20"/>
+      </w:rPr>
+    </w:lvl>
+    <w:lvl w:ilvl="5" w:tentative="1">
+      <w:start w:val="1"/>
+      <w:numFmt w:val="bullet"/>
+      <w:lvlText w:val=""/>
+      <w:lvlJc w:val="left"/>
+      <w:pPr>
+        <w:tabs>
+          <w:tab w:val="num" w:pos="4320"/>
+        </w:tabs>
+        <w:ind w:left="4320" w:hanging="360"/>
+      </w:pPr>
+      <w:rPr>
+        <w:rFonts w:ascii="Wingdings" w:hAnsi="Wingdings" w:hint="default"/>
+        <w:sz w:val="20"/>
+      </w:rPr>
+    </w:lvl>
+    <w:lvl w:ilvl="6" w:tentative="1">
+      <w:start w:val="1"/>
+      <w:numFmt w:val="bullet"/>
+      <w:lvlText w:val=""/>
+      <w:lvlJc w:val="left"/>
+      <w:pPr>
+        <w:tabs>
+          <w:tab w:val="num" w:pos="5040"/>
+        </w:tabs>
+        <w:ind w:left="5040" w:hanging="360"/>
+      </w:pPr>
+      <w:rPr>
+        <w:rFonts w:ascii="Wingdings" w:hAnsi="Wingdings" w:hint="default"/>
+        <w:sz w:val="20"/>
+      </w:rPr>
+    </w:lvl>
+    <w:lvl w:ilvl="7" w:tentative="1">
+      <w:start w:val="1"/>
+      <w:numFmt w:val="bullet"/>
+      <w:lvlText w:val=""/>
+      <w:lvlJc w:val="left"/>
+      <w:pPr>
+        <w:tabs>
+          <w:tab w:val="num" w:pos="5760"/>
+        </w:tabs>
+        <w:ind w:left="5760" w:hanging="360"/>
+      </w:pPr>
+      <w:rPr>
+        <w:rFonts w:ascii="Wingdings" w:hAnsi="Wingdings" w:hint="default"/>
+        <w:sz w:val="20"/>
+      </w:rPr>
+    </w:lvl>
+    <w:lvl w:ilvl="8" w:tentative="1">
+      <w:start w:val="1"/>
+      <w:numFmt w:val="bullet"/>
+      <w:lvlText w:val=""/>
+      <w:lvlJc w:val="left"/>
+      <w:pPr>
+        <w:tabs>
+          <w:tab w:val="num" w:pos="6480"/>
+        </w:tabs>
+        <w:ind w:left="6480" w:hanging="360"/>
+      </w:pPr>
+      <w:rPr>
+        <w:rFonts w:ascii="Wingdings" w:hAnsi="Wingdings" w:hint="default"/>
+        <w:sz w:val="20"/>
+      </w:rPr>
+    </w:lvl>
+  </w:abstractNum>
+  <w:abstractNum w:abstractNumId="12" w15:restartNumberingAfterBreak="0">
     <w:nsid w:val="2D070E56"/>
     <w:multiLevelType w:val="multilevel"/>
     <w:tmpl w:val="79926B3A"/>
@@ -3994,7 +4493,7 @@
       </w:rPr>
     </w:lvl>
   </w:abstractNum>
-  <w:abstractNum w:abstractNumId="12" w15:restartNumberingAfterBreak="0">
+  <w:abstractNum w:abstractNumId="13" w15:restartNumberingAfterBreak="0">
     <w:nsid w:val="2D6D66DF"/>
     <w:multiLevelType w:val="multilevel"/>
     <w:tmpl w:val="66C8958A"/>
@@ -4143,7 +4642,7 @@
       </w:rPr>
     </w:lvl>
   </w:abstractNum>
-  <w:abstractNum w:abstractNumId="13" w15:restartNumberingAfterBreak="0">
+  <w:abstractNum w:abstractNumId="14" w15:restartNumberingAfterBreak="0">
     <w:nsid w:val="2E967BFA"/>
     <w:multiLevelType w:val="multilevel"/>
     <w:tmpl w:val="10C48DEC"/>
@@ -4292,7 +4791,7 @@
       </w:rPr>
     </w:lvl>
   </w:abstractNum>
-  <w:abstractNum w:abstractNumId="14" w15:restartNumberingAfterBreak="0">
+  <w:abstractNum w:abstractNumId="15" w15:restartNumberingAfterBreak="0">
     <w:nsid w:val="33272282"/>
     <w:multiLevelType w:val="multilevel"/>
     <w:tmpl w:val="006EF3A8"/>
@@ -4441,7 +4940,7 @@
       </w:rPr>
     </w:lvl>
   </w:abstractNum>
-  <w:abstractNum w:abstractNumId="15" w15:restartNumberingAfterBreak="0">
+  <w:abstractNum w:abstractNumId="16" w15:restartNumberingAfterBreak="0">
     <w:nsid w:val="3607795E"/>
     <w:multiLevelType w:val="multilevel"/>
     <w:tmpl w:val="BB9037A0"/>
@@ -4590,7 +5089,7 @@
       </w:rPr>
     </w:lvl>
   </w:abstractNum>
-  <w:abstractNum w:abstractNumId="16" w15:restartNumberingAfterBreak="0">
+  <w:abstractNum w:abstractNumId="17" w15:restartNumberingAfterBreak="0">
     <w:nsid w:val="39856801"/>
     <w:multiLevelType w:val="multilevel"/>
     <w:tmpl w:val="75104E50"/>
@@ -4739,7 +5238,7 @@
       </w:rPr>
     </w:lvl>
   </w:abstractNum>
-  <w:abstractNum w:abstractNumId="17" w15:restartNumberingAfterBreak="0">
+  <w:abstractNum w:abstractNumId="18" w15:restartNumberingAfterBreak="0">
     <w:nsid w:val="40065E03"/>
     <w:multiLevelType w:val="multilevel"/>
     <w:tmpl w:val="ACFA7092"/>
@@ -4888,7 +5387,7 @@
       </w:rPr>
     </w:lvl>
   </w:abstractNum>
-  <w:abstractNum w:abstractNumId="18" w15:restartNumberingAfterBreak="0">
+  <w:abstractNum w:abstractNumId="19" w15:restartNumberingAfterBreak="0">
     <w:nsid w:val="42A85A59"/>
     <w:multiLevelType w:val="multilevel"/>
     <w:tmpl w:val="ADA4E8EC"/>
@@ -5037,7 +5536,7 @@
       </w:rPr>
     </w:lvl>
   </w:abstractNum>
-  <w:abstractNum w:abstractNumId="19" w15:restartNumberingAfterBreak="0">
+  <w:abstractNum w:abstractNumId="20" w15:restartNumberingAfterBreak="0">
     <w:nsid w:val="430A0B89"/>
     <w:multiLevelType w:val="multilevel"/>
     <w:tmpl w:val="4F2A91B0"/>
@@ -5186,7 +5685,7 @@
       </w:rPr>
     </w:lvl>
   </w:abstractNum>
-  <w:abstractNum w:abstractNumId="20" w15:restartNumberingAfterBreak="0">
+  <w:abstractNum w:abstractNumId="21" w15:restartNumberingAfterBreak="0">
     <w:nsid w:val="43444719"/>
     <w:multiLevelType w:val="multilevel"/>
     <w:tmpl w:val="77B02B9C"/>
@@ -5335,7 +5834,7 @@
       </w:rPr>
     </w:lvl>
   </w:abstractNum>
-  <w:abstractNum w:abstractNumId="21" w15:restartNumberingAfterBreak="0">
+  <w:abstractNum w:abstractNumId="22" w15:restartNumberingAfterBreak="0">
     <w:nsid w:val="44F94AFA"/>
     <w:multiLevelType w:val="multilevel"/>
     <w:tmpl w:val="3CDEA292"/>
@@ -5484,7 +5983,7 @@
       </w:rPr>
     </w:lvl>
   </w:abstractNum>
-  <w:abstractNum w:abstractNumId="22" w15:restartNumberingAfterBreak="0">
+  <w:abstractNum w:abstractNumId="23" w15:restartNumberingAfterBreak="0">
     <w:nsid w:val="5C9874D8"/>
     <w:multiLevelType w:val="multilevel"/>
     <w:tmpl w:val="84843F3E"/>
@@ -5633,7 +6132,7 @@
       </w:rPr>
     </w:lvl>
   </w:abstractNum>
-  <w:abstractNum w:abstractNumId="23" w15:restartNumberingAfterBreak="0">
+  <w:abstractNum w:abstractNumId="24" w15:restartNumberingAfterBreak="0">
     <w:nsid w:val="63487EE8"/>
     <w:multiLevelType w:val="multilevel"/>
     <w:tmpl w:val="BFF6F978"/>
@@ -5782,7 +6281,7 @@
       </w:rPr>
     </w:lvl>
   </w:abstractNum>
-  <w:abstractNum w:abstractNumId="24" w15:restartNumberingAfterBreak="0">
+  <w:abstractNum w:abstractNumId="25" w15:restartNumberingAfterBreak="0">
     <w:nsid w:val="644908E3"/>
     <w:multiLevelType w:val="multilevel"/>
     <w:tmpl w:val="21B4768C"/>
@@ -5931,7 +6430,7 @@
       </w:rPr>
     </w:lvl>
   </w:abstractNum>
-  <w:abstractNum w:abstractNumId="25" w15:restartNumberingAfterBreak="0">
+  <w:abstractNum w:abstractNumId="26" w15:restartNumberingAfterBreak="0">
     <w:nsid w:val="66FD541C"/>
     <w:multiLevelType w:val="multilevel"/>
     <w:tmpl w:val="DE4E0870"/>
@@ -6080,7 +6579,7 @@
       </w:rPr>
     </w:lvl>
   </w:abstractNum>
-  <w:abstractNum w:abstractNumId="26" w15:restartNumberingAfterBreak="0">
+  <w:abstractNum w:abstractNumId="27" w15:restartNumberingAfterBreak="0">
     <w:nsid w:val="6FF279B8"/>
     <w:multiLevelType w:val="hybridMultilevel"/>
     <w:tmpl w:val="BBA89774"/>
@@ -6193,7 +6692,7 @@
       </w:rPr>
     </w:lvl>
   </w:abstractNum>
-  <w:abstractNum w:abstractNumId="27" w15:restartNumberingAfterBreak="0">
+  <w:abstractNum w:abstractNumId="28" w15:restartNumberingAfterBreak="0">
     <w:nsid w:val="736A7339"/>
     <w:multiLevelType w:val="multilevel"/>
     <w:tmpl w:val="59DA5B96"/>
@@ -6342,7 +6841,7 @@
       </w:rPr>
     </w:lvl>
   </w:abstractNum>
-  <w:abstractNum w:abstractNumId="28" w15:restartNumberingAfterBreak="0">
+  <w:abstractNum w:abstractNumId="29" w15:restartNumberingAfterBreak="0">
     <w:nsid w:val="752605A3"/>
     <w:multiLevelType w:val="multilevel"/>
     <w:tmpl w:val="DC9E5BBA"/>
@@ -6491,7 +6990,7 @@
       </w:rPr>
     </w:lvl>
   </w:abstractNum>
-  <w:abstractNum w:abstractNumId="29" w15:restartNumberingAfterBreak="0">
+  <w:abstractNum w:abstractNumId="30" w15:restartNumberingAfterBreak="0">
     <w:nsid w:val="7AF904BD"/>
     <w:multiLevelType w:val="multilevel"/>
     <w:tmpl w:val="0CF42752"/>
@@ -6640,7 +7139,7 @@
       </w:rPr>
     </w:lvl>
   </w:abstractNum>
-  <w:abstractNum w:abstractNumId="30" w15:restartNumberingAfterBreak="0">
+  <w:abstractNum w:abstractNumId="31" w15:restartNumberingAfterBreak="0">
     <w:nsid w:val="7CA068AC"/>
     <w:multiLevelType w:val="multilevel"/>
     <w:tmpl w:val="C1903300"/>
@@ -6789,7 +7288,7 @@
       </w:rPr>
     </w:lvl>
   </w:abstractNum>
-  <w:abstractNum w:abstractNumId="31" w15:restartNumberingAfterBreak="0">
+  <w:abstractNum w:abstractNumId="32" w15:restartNumberingAfterBreak="0">
     <w:nsid w:val="7E59012D"/>
     <w:multiLevelType w:val="multilevel"/>
     <w:tmpl w:val="A8B22364"/>
@@ -6938,7 +7437,7 @@
       </w:rPr>
     </w:lvl>
   </w:abstractNum>
-  <w:abstractNum w:abstractNumId="32" w15:restartNumberingAfterBreak="0">
+  <w:abstractNum w:abstractNumId="33" w15:restartNumberingAfterBreak="0">
     <w:nsid w:val="7E612F8C"/>
     <w:multiLevelType w:val="multilevel"/>
     <w:tmpl w:val="91B0B85C"/>
@@ -7088,34 +7587,34 @@
     </w:lvl>
   </w:abstractNum>
   <w:num w:numId="1">
-    <w:abstractNumId w:val="26"/>
+    <w:abstractNumId w:val="27"/>
   </w:num>
   <w:num w:numId="2">
     <w:abstractNumId w:val="1"/>
   </w:num>
   <w:num w:numId="3">
-    <w:abstractNumId w:val="14"/>
+    <w:abstractNumId w:val="15"/>
   </w:num>
   <w:num w:numId="4">
-    <w:abstractNumId w:val="31"/>
+    <w:abstractNumId w:val="32"/>
   </w:num>
   <w:num w:numId="5">
-    <w:abstractNumId w:val="32"/>
+    <w:abstractNumId w:val="33"/>
   </w:num>
   <w:num w:numId="6">
-    <w:abstractNumId w:val="12"/>
+    <w:abstractNumId w:val="13"/>
   </w:num>
   <w:num w:numId="7">
     <w:abstractNumId w:val="9"/>
   </w:num>
   <w:num w:numId="8">
-    <w:abstractNumId w:val="20"/>
+    <w:abstractNumId w:val="21"/>
   </w:num>
   <w:num w:numId="9">
-    <w:abstractNumId w:val="13"/>
+    <w:abstractNumId w:val="14"/>
   </w:num>
   <w:num w:numId="10">
-    <w:abstractNumId w:val="11"/>
+    <w:abstractNumId w:val="12"/>
   </w:num>
   <w:num w:numId="11">
     <w:abstractNumId w:val="3"/>
@@ -7124,28 +7623,28 @@
     <w:abstractNumId w:val="5"/>
   </w:num>
   <w:num w:numId="13">
-    <w:abstractNumId w:val="27"/>
+    <w:abstractNumId w:val="28"/>
   </w:num>
   <w:num w:numId="14">
-    <w:abstractNumId w:val="25"/>
+    <w:abstractNumId w:val="26"/>
   </w:num>
   <w:num w:numId="15">
     <w:abstractNumId w:val="0"/>
   </w:num>
   <w:num w:numId="16">
-    <w:abstractNumId w:val="18"/>
+    <w:abstractNumId w:val="19"/>
   </w:num>
   <w:num w:numId="17">
     <w:abstractNumId w:val="7"/>
   </w:num>
   <w:num w:numId="18">
-    <w:abstractNumId w:val="19"/>
+    <w:abstractNumId w:val="20"/>
   </w:num>
   <w:num w:numId="19">
-    <w:abstractNumId w:val="17"/>
+    <w:abstractNumId w:val="18"/>
   </w:num>
   <w:num w:numId="20">
-    <w:abstractNumId w:val="23"/>
+    <w:abstractNumId w:val="24"/>
   </w:num>
   <w:num w:numId="21">
     <w:abstractNumId w:val="8"/>
@@ -7154,25 +7653,25 @@
     <w:abstractNumId w:val="2"/>
   </w:num>
   <w:num w:numId="23">
-    <w:abstractNumId w:val="22"/>
+    <w:abstractNumId w:val="23"/>
   </w:num>
   <w:num w:numId="24">
-    <w:abstractNumId w:val="24"/>
+    <w:abstractNumId w:val="25"/>
   </w:num>
   <w:num w:numId="25">
     <w:abstractNumId w:val="6"/>
   </w:num>
   <w:num w:numId="26">
-    <w:abstractNumId w:val="28"/>
+    <w:abstractNumId w:val="29"/>
   </w:num>
   <w:num w:numId="27">
-    <w:abstractNumId w:val="16"/>
+    <w:abstractNumId w:val="17"/>
   </w:num>
   <w:num w:numId="28">
-    <w:abstractNumId w:val="21"/>
+    <w:abstractNumId w:val="22"/>
   </w:num>
   <w:num w:numId="29">
-    <w:abstractNumId w:val="15"/>
+    <w:abstractNumId w:val="16"/>
   </w:num>
   <w:num w:numId="30">
     <w:abstractNumId w:val="10"/>
@@ -7181,10 +7680,33 @@
     <w:abstractNumId w:val="4"/>
   </w:num>
   <w:num w:numId="32">
+    <w:abstractNumId w:val="31"/>
+  </w:num>
+  <w:num w:numId="33">
     <w:abstractNumId w:val="30"/>
   </w:num>
-  <w:num w:numId="33">
-    <w:abstractNumId w:val="29"/>
+  <w:num w:numId="34">
+    <w:abstractNumId w:val="11"/>
+  </w:num>
+  <w:num w:numId="35">
+    <w:abstractNumId w:val="11"/>
+    <w:lvlOverride w:ilvl="1">
+      <w:lvl w:ilvl="1">
+        <w:numFmt w:val="bullet"/>
+        <w:lvlText w:val="o"/>
+        <w:lvlJc w:val="left"/>
+        <w:pPr>
+          <w:tabs>
+            <w:tab w:val="num" w:pos="1440"/>
+          </w:tabs>
+          <w:ind w:left="1440" w:hanging="360"/>
+        </w:pPr>
+        <w:rPr>
+          <w:rFonts w:ascii="Courier New" w:hAnsi="Courier New" w:hint="default"/>
+          <w:sz w:val="20"/>
+        </w:rPr>
+      </w:lvl>
+    </w:lvlOverride>
   </w:num>
   <w:numIdMacAtCleanup w:val="6"/>
 </w:numbering>
@@ -8690,6 +9212,41 @@
       <w:color w:val="2F5496" w:themeColor="accent1" w:themeShade="BF"/>
     </w:rPr>
   </w:style>
+  <w:style w:type="paragraph" w:styleId="af0">
+    <w:name w:val="Intense Quote"/>
+    <w:basedOn w:val="a"/>
+    <w:next w:val="a"/>
+    <w:link w:val="af1"/>
+    <w:uiPriority w:val="30"/>
+    <w:qFormat/>
+    <w:rsid w:val="00582A88"/>
+    <w:pPr>
+      <w:pBdr>
+        <w:top w:val="single" w:sz="4" w:space="10" w:color="4472C4" w:themeColor="accent1"/>
+        <w:bottom w:val="single" w:sz="4" w:space="10" w:color="4472C4" w:themeColor="accent1"/>
+      </w:pBdr>
+      <w:spacing w:before="360" w:after="360"/>
+      <w:ind w:left="864" w:right="864"/>
+      <w:jc w:val="center"/>
+    </w:pPr>
+    <w:rPr>
+      <w:i/>
+      <w:iCs/>
+      <w:color w:val="4472C4" w:themeColor="accent1"/>
+    </w:rPr>
+  </w:style>
+  <w:style w:type="character" w:customStyle="1" w:styleId="af1">
+    <w:name w:val="Интензивно цитиране Знак"/>
+    <w:basedOn w:val="a0"/>
+    <w:link w:val="af0"/>
+    <w:uiPriority w:val="30"/>
+    <w:rsid w:val="00582A88"/>
+    <w:rPr>
+      <w:i/>
+      <w:iCs/>
+      <w:color w:val="4472C4" w:themeColor="accent1"/>
+    </w:rPr>
+  </w:style>
 </w:styles>
 </file>
 
@@ -8993,7 +9550,7 @@
 </file>
 
 <file path=customXml/itemProps1.xml><?xml version="1.0" encoding="utf-8"?>
-<ds:datastoreItem xmlns:ds="http://schemas.openxmlformats.org/officeDocument/2006/customXml" ds:itemID="{ED02EE19-81B9-4223-9CD5-D0EC33D3B3C2}">
+<ds:datastoreItem xmlns:ds="http://schemas.openxmlformats.org/officeDocument/2006/customXml" ds:itemID="{60DFCAE2-5322-49B6-8254-05323CF7431E}">
   <ds:schemaRefs>
     <ds:schemaRef ds:uri="http://schemas.openxmlformats.org/officeDocument/2006/bibliography"/>
   </ds:schemaRefs>

--- a/documentation/Warehouse Inventory Management System (WIMS)_Siyka.docx
+++ b/documentation/Warehouse Inventory Management System (WIMS)_Siyka.docx
@@ -6,6 +6,7 @@
       <w:pPr>
         <w:pStyle w:val="af0"/>
       </w:pPr>
+      <w:bookmarkStart w:id="0" w:name="_GoBack"/>
       <w:r>
         <w:rPr>
           <w:rStyle w:val="a4"/>
@@ -525,15 +526,7 @@
           <w:sz w:val="24"/>
           <w:szCs w:val="24"/>
         </w:rPr>
-        <w:t>Системата обединява складовите операции, премахва ръчната обработка и намалява грешките. Осигурява бърза работа, надеждно документиране, аналитични и финансови справки, а гъвкавата ѝ архитектура позволява бъдещи разширения</w:t>
-      </w:r>
-      <w:r>
-        <w:rPr>
-          <w:rFonts w:ascii="Times New Roman" w:hAnsi="Times New Roman" w:cs="Times New Roman"/>
-          <w:sz w:val="24"/>
-          <w:szCs w:val="24"/>
-        </w:rPr>
-        <w:t xml:space="preserve">. </w:t>
+        <w:t xml:space="preserve">Системата обединява складовите операции, премахва ръчната обработка и намалява грешките. Осигурява бърза работа, надеждно документиране, аналитични и финансови справки, а гъвкавата ѝ архитектура позволява бъдещи разширения. </w:t>
       </w:r>
     </w:p>
     <w:p>
@@ -558,49 +551,9 @@
           <w:sz w:val="28"/>
           <w:szCs w:val="28"/>
         </w:rPr>
-        <w:t>3. Реализирани функционалности</w:t>
-      </w:r>
-    </w:p>
-    <w:p>
-      <w:pPr>
-        <w:spacing w:line="360" w:lineRule="auto"/>
-        <w:jc w:val="both"/>
-        <w:rPr>
-          <w:rFonts w:ascii="Times New Roman" w:hAnsi="Times New Roman" w:cs="Times New Roman"/>
-          <w:sz w:val="24"/>
-          <w:szCs w:val="24"/>
-        </w:rPr>
-      </w:pPr>
-      <w:r>
-        <w:rPr>
-          <w:rFonts w:ascii="Times New Roman" w:hAnsi="Times New Roman" w:cs="Times New Roman"/>
-          <w:sz w:val="24"/>
-          <w:szCs w:val="24"/>
-        </w:rPr>
-        <w:t xml:space="preserve">Системата управлява продукти, категории и доставчици, като поддържа актуални наличности. Логистичният модул обработва входящи, изходящи и вътрешни движения с автоматични проверки, а при </w:t>
-      </w:r>
-      <w:r>
-        <w:rPr>
-          <w:rFonts w:ascii="Times New Roman" w:hAnsi="Times New Roman" w:cs="Times New Roman"/>
-          <w:sz w:val="24"/>
-          <w:szCs w:val="24"/>
-        </w:rPr>
-        <w:lastRenderedPageBreak/>
-        <w:t>продажба генерира фактура. Ролевият модел определя достъпа на администратори и оператори, а отчетният модул визуализира наличности, история на движенията и предлага търсене и сортиране.</w:t>
-      </w:r>
-      <w:r>
-        <w:rPr>
-          <w:rFonts w:ascii="Times New Roman" w:hAnsi="Times New Roman" w:cs="Times New Roman"/>
-          <w:sz w:val="24"/>
-          <w:szCs w:val="24"/>
-        </w:rPr>
-        <w:t xml:space="preserve"> </w:t>
-      </w:r>
-    </w:p>
-    <w:p>
-      <w:pPr>
-        <w:spacing w:line="360" w:lineRule="auto"/>
-        <w:jc w:val="both"/>
+        <w:t>3</w:t>
+      </w:r>
+      <w:r>
         <w:rPr>
           <w:rFonts w:ascii="Times New Roman" w:hAnsi="Times New Roman" w:cs="Times New Roman"/>
           <w:b/>
@@ -609,54 +562,768 @@
           <w:sz w:val="28"/>
           <w:szCs w:val="28"/>
         </w:rPr>
-      </w:pPr>
-      <w:r>
+        <w:t>. Модел на данните (Data Model Definition)</w:t>
+      </w:r>
+    </w:p>
+    <w:p>
+      <w:pPr>
+        <w:spacing w:line="360" w:lineRule="auto"/>
+        <w:jc w:val="both"/>
         <w:rPr>
           <w:rFonts w:ascii="Times New Roman" w:hAnsi="Times New Roman" w:cs="Times New Roman"/>
+          <w:sz w:val="24"/>
+          <w:szCs w:val="24"/>
+        </w:rPr>
+      </w:pPr>
+      <w:r>
+        <w:rPr>
+          <w:rFonts w:ascii="Times New Roman" w:hAnsi="Times New Roman" w:cs="Times New Roman"/>
+          <w:sz w:val="24"/>
+          <w:szCs w:val="24"/>
+        </w:rPr>
+        <w:t xml:space="preserve">Моделът на данните описва структурата и връзките между основните обекти в системата. Той гарантира консистентност чрез ясни JSON структури, автоматично генерирани идентификатори и времеви отметки. Поддържа финансова проследимост чрез връзката между движения и фактури, както и логическа </w:t>
+      </w:r>
+      <w:r>
+        <w:rPr>
+          <w:rFonts w:ascii="Times New Roman" w:hAnsi="Times New Roman" w:cs="Times New Roman"/>
+          <w:sz w:val="24"/>
+          <w:szCs w:val="24"/>
+        </w:rPr>
+        <w:lastRenderedPageBreak/>
+        <w:t>валидация на операциите. Разделението на отговорностите позволява визуализацията да бъде независима от логиката за съхранение, а архитектурата остава мащабируема за бъдещи разширения.</w:t>
+      </w:r>
+    </w:p>
+    <w:p>
+      <w:pPr>
+        <w:spacing w:before="100" w:beforeAutospacing="1" w:after="100" w:afterAutospacing="1" w:line="360" w:lineRule="auto"/>
+        <w:jc w:val="both"/>
+        <w:outlineLvl w:val="0"/>
+        <w:rPr>
+          <w:rFonts w:ascii="Times New Roman" w:eastAsia="Times New Roman" w:hAnsi="Times New Roman" w:cs="Times New Roman"/>
+          <w:b/>
+          <w:bCs/>
+          <w:kern w:val="36"/>
+          <w:sz w:val="24"/>
+          <w:szCs w:val="24"/>
+        </w:rPr>
+      </w:pPr>
+      <w:r>
+        <w:rPr>
+          <w:rFonts w:ascii="Times New Roman" w:eastAsia="Times New Roman" w:hAnsi="Times New Roman" w:cs="Times New Roman"/>
+          <w:b/>
+          <w:bCs/>
+          <w:kern w:val="36"/>
+          <w:sz w:val="24"/>
+          <w:szCs w:val="24"/>
+        </w:rPr>
+        <w:t>Graph / Warehouse (Алгоритмичен модул – Дейкстра)</w:t>
+      </w:r>
+      <w:r>
+        <w:rPr>
+          <w:rFonts w:ascii="Times New Roman" w:eastAsia="Times New Roman" w:hAnsi="Times New Roman" w:cs="Times New Roman"/>
+          <w:b/>
+          <w:bCs/>
+          <w:kern w:val="36"/>
+          <w:sz w:val="24"/>
+          <w:szCs w:val="24"/>
+        </w:rPr>
+        <w:t xml:space="preserve"> </w:t>
+      </w:r>
+    </w:p>
+    <w:p>
+      <w:pPr>
+        <w:spacing w:before="100" w:beforeAutospacing="1" w:after="100" w:afterAutospacing="1" w:line="360" w:lineRule="auto"/>
+        <w:jc w:val="both"/>
+        <w:outlineLvl w:val="0"/>
+        <w:rPr>
+          <w:rFonts w:ascii="Times New Roman" w:eastAsia="Times New Roman" w:hAnsi="Times New Roman" w:cs="Times New Roman"/>
+          <w:sz w:val="24"/>
+          <w:szCs w:val="24"/>
+        </w:rPr>
+      </w:pPr>
+      <w:r>
+        <w:rPr>
+          <w:rFonts w:ascii="Times New Roman" w:eastAsia="Times New Roman" w:hAnsi="Times New Roman" w:cs="Times New Roman"/>
+          <w:sz w:val="24"/>
+          <w:szCs w:val="24"/>
+        </w:rPr>
+        <w:t xml:space="preserve">Логистичният модул използва граф от складове, реализиран чрез класовете </w:t>
+      </w:r>
+      <w:r>
+        <w:rPr>
+          <w:rFonts w:ascii="Times New Roman" w:eastAsia="Times New Roman" w:hAnsi="Times New Roman" w:cs="Times New Roman"/>
+          <w:b/>
+          <w:bCs/>
+          <w:sz w:val="24"/>
+          <w:szCs w:val="24"/>
+        </w:rPr>
+        <w:t>Warehouse</w:t>
+      </w:r>
+      <w:r>
+        <w:rPr>
+          <w:rFonts w:ascii="Times New Roman" w:eastAsia="Times New Roman" w:hAnsi="Times New Roman" w:cs="Times New Roman"/>
+          <w:sz w:val="24"/>
+          <w:szCs w:val="24"/>
+        </w:rPr>
+        <w:t xml:space="preserve"> и </w:t>
+      </w:r>
+      <w:r>
+        <w:rPr>
+          <w:rFonts w:ascii="Times New Roman" w:eastAsia="Times New Roman" w:hAnsi="Times New Roman" w:cs="Times New Roman"/>
+          <w:b/>
+          <w:bCs/>
+          <w:sz w:val="24"/>
+          <w:szCs w:val="24"/>
+        </w:rPr>
+        <w:t>Graph</w:t>
+      </w:r>
+      <w:r>
+        <w:rPr>
+          <w:rFonts w:ascii="Times New Roman" w:eastAsia="Times New Roman" w:hAnsi="Times New Roman" w:cs="Times New Roman"/>
+          <w:sz w:val="24"/>
+          <w:szCs w:val="24"/>
+        </w:rPr>
+        <w:t xml:space="preserve">, където всеки склад е възел, а връзките между тях са ребра с тегла (разстояния). Алгоритъмът на </w:t>
+      </w:r>
+      <w:r>
+        <w:rPr>
+          <w:rFonts w:ascii="Times New Roman" w:eastAsia="Times New Roman" w:hAnsi="Times New Roman" w:cs="Times New Roman"/>
+          <w:b/>
+          <w:bCs/>
+          <w:sz w:val="24"/>
+          <w:szCs w:val="24"/>
+        </w:rPr>
+        <w:t>Dijkstra</w:t>
+      </w:r>
+      <w:r>
+        <w:rPr>
+          <w:rFonts w:ascii="Times New Roman" w:eastAsia="Times New Roman" w:hAnsi="Times New Roman" w:cs="Times New Roman"/>
+          <w:sz w:val="24"/>
+          <w:szCs w:val="24"/>
+        </w:rPr>
+        <w:t xml:space="preserve"> намира най</w:t>
+      </w:r>
+      <w:r>
+        <w:rPr>
+          <w:rFonts w:ascii="Times New Roman" w:eastAsia="Times New Roman" w:hAnsi="Times New Roman" w:cs="Times New Roman"/>
+          <w:sz w:val="24"/>
+          <w:szCs w:val="24"/>
+        </w:rPr>
+        <w:noBreakHyphen/>
+        <w:t>краткия път между локациите.</w:t>
+      </w:r>
+    </w:p>
+    <w:p>
+      <w:pPr>
+        <w:spacing w:before="100" w:beforeAutospacing="1" w:after="100" w:afterAutospacing="1" w:line="360" w:lineRule="auto"/>
+        <w:jc w:val="both"/>
+        <w:outlineLvl w:val="0"/>
+        <w:rPr>
+          <w:rFonts w:ascii="Times New Roman" w:eastAsia="Times New Roman" w:hAnsi="Times New Roman" w:cs="Times New Roman"/>
+          <w:sz w:val="24"/>
+          <w:szCs w:val="24"/>
+        </w:rPr>
+      </w:pPr>
+      <w:r>
+        <w:rPr>
+          <w:rFonts w:ascii="Times New Roman" w:eastAsia="Times New Roman" w:hAnsi="Times New Roman" w:cs="Times New Roman"/>
+          <w:sz w:val="24"/>
+          <w:szCs w:val="24"/>
+        </w:rPr>
+        <w:t xml:space="preserve">Когато продукт липсва в текущия склад, </w:t>
+      </w:r>
+      <w:r>
+        <w:rPr>
+          <w:rFonts w:ascii="Times New Roman" w:eastAsia="Times New Roman" w:hAnsi="Times New Roman" w:cs="Times New Roman"/>
+          <w:b/>
+          <w:bCs/>
+          <w:sz w:val="24"/>
+          <w:szCs w:val="24"/>
+        </w:rPr>
+        <w:t>InventoryController</w:t>
+      </w:r>
+      <w:r>
+        <w:rPr>
+          <w:rFonts w:ascii="Times New Roman" w:eastAsia="Times New Roman" w:hAnsi="Times New Roman" w:cs="Times New Roman"/>
+          <w:sz w:val="24"/>
+          <w:szCs w:val="24"/>
+        </w:rPr>
+        <w:t xml:space="preserve"> извлича всички алтернативни складове с наличност. Dijkstra изчислява разстоянията от стартовата точка до всяка локация и определя най</w:t>
+      </w:r>
+      <w:r>
+        <w:rPr>
+          <w:rFonts w:ascii="Times New Roman" w:eastAsia="Times New Roman" w:hAnsi="Times New Roman" w:cs="Times New Roman"/>
+          <w:sz w:val="24"/>
+          <w:szCs w:val="24"/>
+        </w:rPr>
+        <w:noBreakHyphen/>
+        <w:t>близката. Системата връща общото разстояние, името на целевия склад и пълния маршрут, реконструиран чрез функцията за възстановяване на пътя. Това осигурява оптимизирани вътрешни трансфери (MOVE), базирани на реални наличности.</w:t>
+      </w:r>
+    </w:p>
+    <w:p>
+      <w:pPr>
+        <w:spacing w:before="100" w:beforeAutospacing="1" w:after="100" w:afterAutospacing="1" w:line="360" w:lineRule="auto"/>
+        <w:jc w:val="both"/>
+        <w:outlineLvl w:val="0"/>
+        <w:rPr>
+          <w:rFonts w:ascii="Times New Roman" w:eastAsia="Times New Roman" w:hAnsi="Times New Roman" w:cs="Times New Roman"/>
+          <w:sz w:val="24"/>
+          <w:szCs w:val="24"/>
+        </w:rPr>
+      </w:pPr>
+      <w:r>
+        <w:rPr>
+          <w:rFonts w:ascii="Times New Roman" w:eastAsia="Times New Roman" w:hAnsi="Times New Roman" w:cs="Times New Roman"/>
+          <w:b/>
+          <w:bCs/>
+          <w:sz w:val="24"/>
+          <w:szCs w:val="24"/>
+        </w:rPr>
+        <w:t>Връзки между entity</w:t>
+      </w:r>
+      <w:r>
+        <w:rPr>
+          <w:rFonts w:ascii="Times New Roman" w:eastAsia="Times New Roman" w:hAnsi="Times New Roman" w:cs="Times New Roman"/>
+          <w:b/>
+          <w:bCs/>
+          <w:sz w:val="24"/>
+          <w:szCs w:val="24"/>
+        </w:rPr>
+        <w:t xml:space="preserve"> </w:t>
+      </w:r>
+    </w:p>
+    <w:p>
+      <w:pPr>
+        <w:spacing w:before="100" w:beforeAutospacing="1" w:after="100" w:afterAutospacing="1" w:line="360" w:lineRule="auto"/>
+        <w:jc w:val="both"/>
+        <w:outlineLvl w:val="0"/>
+        <w:rPr>
+          <w:rFonts w:ascii="Times New Roman" w:eastAsia="Times New Roman" w:hAnsi="Times New Roman" w:cs="Times New Roman"/>
+          <w:b/>
+          <w:bCs/>
+          <w:sz w:val="24"/>
+          <w:szCs w:val="24"/>
+        </w:rPr>
+      </w:pPr>
+      <w:r>
+        <w:rPr>
+          <w:rFonts w:ascii="Times New Roman" w:eastAsia="Times New Roman" w:hAnsi="Times New Roman" w:cs="Times New Roman"/>
+          <w:b/>
+          <w:bCs/>
+          <w:sz w:val="24"/>
+          <w:szCs w:val="24"/>
+        </w:rPr>
+        <w:lastRenderedPageBreak/>
+        <w:t>1. Category → Category (1 : many)</w:t>
+      </w:r>
+    </w:p>
+    <w:p>
+      <w:pPr>
+        <w:spacing w:before="100" w:beforeAutospacing="1" w:after="100" w:afterAutospacing="1" w:line="360" w:lineRule="auto"/>
+        <w:jc w:val="both"/>
+        <w:outlineLvl w:val="0"/>
+        <w:rPr>
+          <w:rFonts w:ascii="Times New Roman" w:eastAsia="Times New Roman" w:hAnsi="Times New Roman" w:cs="Times New Roman"/>
+          <w:sz w:val="24"/>
+          <w:szCs w:val="24"/>
+        </w:rPr>
+      </w:pPr>
+      <w:r>
+        <w:rPr>
+          <w:rFonts w:ascii="Times New Roman" w:eastAsia="Times New Roman" w:hAnsi="Times New Roman" w:cs="Times New Roman"/>
+          <w:b/>
+          <w:bCs/>
+          <w:sz w:val="24"/>
+          <w:szCs w:val="24"/>
+        </w:rPr>
+        <w:t>Поле:</w:t>
+      </w:r>
+      <w:r>
+        <w:rPr>
+          <w:rFonts w:ascii="Times New Roman" w:eastAsia="Times New Roman" w:hAnsi="Times New Roman" w:cs="Times New Roman"/>
+          <w:sz w:val="24"/>
+          <w:szCs w:val="24"/>
+        </w:rPr>
+        <w:t xml:space="preserve"> parent_id Една категория може да има много подкатегории. Подкатегорията сочи към родителската категория.</w:t>
+      </w:r>
+    </w:p>
+    <w:p>
+      <w:pPr>
+        <w:spacing w:before="100" w:beforeAutospacing="1" w:after="100" w:afterAutospacing="1" w:line="360" w:lineRule="auto"/>
+        <w:jc w:val="both"/>
+        <w:outlineLvl w:val="0"/>
+        <w:rPr>
+          <w:rFonts w:ascii="Times New Roman" w:eastAsia="Times New Roman" w:hAnsi="Times New Roman" w:cs="Times New Roman"/>
+          <w:b/>
+          <w:bCs/>
+          <w:sz w:val="24"/>
+          <w:szCs w:val="24"/>
+        </w:rPr>
+      </w:pPr>
+      <w:r>
+        <w:rPr>
+          <w:rFonts w:ascii="Times New Roman" w:eastAsia="Times New Roman" w:hAnsi="Times New Roman" w:cs="Times New Roman"/>
+          <w:b/>
+          <w:bCs/>
+          <w:sz w:val="24"/>
+          <w:szCs w:val="24"/>
+        </w:rPr>
+        <w:t>2. Product → Category (many : many)</w:t>
+      </w:r>
+    </w:p>
+    <w:p>
+      <w:pPr>
+        <w:spacing w:before="100" w:beforeAutospacing="1" w:after="100" w:afterAutospacing="1" w:line="360" w:lineRule="auto"/>
+        <w:jc w:val="both"/>
+        <w:outlineLvl w:val="0"/>
+        <w:rPr>
+          <w:rFonts w:ascii="Times New Roman" w:eastAsia="Times New Roman" w:hAnsi="Times New Roman" w:cs="Times New Roman"/>
+          <w:sz w:val="24"/>
+          <w:szCs w:val="24"/>
+        </w:rPr>
+      </w:pPr>
+      <w:r>
+        <w:rPr>
+          <w:rFonts w:ascii="Times New Roman" w:eastAsia="Times New Roman" w:hAnsi="Times New Roman" w:cs="Times New Roman"/>
+          <w:b/>
+          <w:bCs/>
+          <w:sz w:val="24"/>
+          <w:szCs w:val="24"/>
+        </w:rPr>
+        <w:t>Поле:</w:t>
+      </w:r>
+      <w:r>
+        <w:rPr>
+          <w:rFonts w:ascii="Times New Roman" w:eastAsia="Times New Roman" w:hAnsi="Times New Roman" w:cs="Times New Roman"/>
+          <w:sz w:val="24"/>
+          <w:szCs w:val="24"/>
+        </w:rPr>
+        <w:t xml:space="preserve"> categories (list от Category обекти) Един продукт може да принадлежи към много категории. Една категория може да съдържа много продукти.</w:t>
+      </w:r>
+    </w:p>
+    <w:p>
+      <w:pPr>
+        <w:spacing w:before="100" w:beforeAutospacing="1" w:after="100" w:afterAutospacing="1" w:line="360" w:lineRule="auto"/>
+        <w:jc w:val="both"/>
+        <w:outlineLvl w:val="0"/>
+        <w:rPr>
+          <w:rFonts w:ascii="Times New Roman" w:eastAsia="Times New Roman" w:hAnsi="Times New Roman" w:cs="Times New Roman"/>
+          <w:b/>
+          <w:bCs/>
+          <w:sz w:val="24"/>
+          <w:szCs w:val="24"/>
+        </w:rPr>
+      </w:pPr>
+      <w:r>
+        <w:rPr>
+          <w:rFonts w:ascii="Times New Roman" w:eastAsia="Times New Roman" w:hAnsi="Times New Roman" w:cs="Times New Roman"/>
+          <w:b/>
+          <w:bCs/>
+          <w:sz w:val="24"/>
+          <w:szCs w:val="24"/>
+        </w:rPr>
+        <w:t>3. Movement → Product (many : 1)</w:t>
+      </w:r>
+    </w:p>
+    <w:p>
+      <w:pPr>
+        <w:spacing w:before="100" w:beforeAutospacing="1" w:after="100" w:afterAutospacing="1" w:line="360" w:lineRule="auto"/>
+        <w:jc w:val="both"/>
+        <w:outlineLvl w:val="0"/>
+        <w:rPr>
+          <w:rFonts w:ascii="Times New Roman" w:eastAsia="Times New Roman" w:hAnsi="Times New Roman" w:cs="Times New Roman"/>
+          <w:sz w:val="24"/>
+          <w:szCs w:val="24"/>
+        </w:rPr>
+      </w:pPr>
+      <w:r>
+        <w:rPr>
+          <w:rFonts w:ascii="Times New Roman" w:eastAsia="Times New Roman" w:hAnsi="Times New Roman" w:cs="Times New Roman"/>
+          <w:b/>
+          <w:bCs/>
+          <w:sz w:val="24"/>
+          <w:szCs w:val="24"/>
+        </w:rPr>
+        <w:t>Поле:</w:t>
+      </w:r>
+      <w:r>
+        <w:rPr>
+          <w:rFonts w:ascii="Times New Roman" w:eastAsia="Times New Roman" w:hAnsi="Times New Roman" w:cs="Times New Roman"/>
+          <w:sz w:val="24"/>
+          <w:szCs w:val="24"/>
+        </w:rPr>
+        <w:t xml:space="preserve"> product_id Всяко движение е за точно един продукт. Един продукт може да участва в много движения.</w:t>
+      </w:r>
+    </w:p>
+    <w:p>
+      <w:pPr>
+        <w:spacing w:before="100" w:beforeAutospacing="1" w:after="100" w:afterAutospacing="1" w:line="360" w:lineRule="auto"/>
+        <w:jc w:val="both"/>
+        <w:outlineLvl w:val="0"/>
+        <w:rPr>
+          <w:rFonts w:ascii="Times New Roman" w:eastAsia="Times New Roman" w:hAnsi="Times New Roman" w:cs="Times New Roman"/>
+          <w:b/>
+          <w:bCs/>
+          <w:sz w:val="24"/>
+          <w:szCs w:val="24"/>
+        </w:rPr>
+      </w:pPr>
+      <w:r>
+        <w:rPr>
+          <w:rFonts w:ascii="Times New Roman" w:eastAsia="Times New Roman" w:hAnsi="Times New Roman" w:cs="Times New Roman"/>
+          <w:b/>
+          <w:bCs/>
+          <w:sz w:val="24"/>
+          <w:szCs w:val="24"/>
+        </w:rPr>
+        <w:t>4. Movement → User (many : 1)</w:t>
+      </w:r>
+    </w:p>
+    <w:p>
+      <w:pPr>
+        <w:spacing w:before="100" w:beforeAutospacing="1" w:after="100" w:afterAutospacing="1" w:line="360" w:lineRule="auto"/>
+        <w:jc w:val="both"/>
+        <w:outlineLvl w:val="0"/>
+        <w:rPr>
+          <w:rFonts w:ascii="Times New Roman" w:eastAsia="Times New Roman" w:hAnsi="Times New Roman" w:cs="Times New Roman"/>
+          <w:sz w:val="24"/>
+          <w:szCs w:val="24"/>
+        </w:rPr>
+      </w:pPr>
+      <w:r>
+        <w:rPr>
+          <w:rFonts w:ascii="Times New Roman" w:eastAsia="Times New Roman" w:hAnsi="Times New Roman" w:cs="Times New Roman"/>
+          <w:b/>
+          <w:bCs/>
+          <w:sz w:val="24"/>
+          <w:szCs w:val="24"/>
+        </w:rPr>
+        <w:lastRenderedPageBreak/>
+        <w:t>Поле:</w:t>
+      </w:r>
+      <w:r>
+        <w:rPr>
+          <w:rFonts w:ascii="Times New Roman" w:eastAsia="Times New Roman" w:hAnsi="Times New Roman" w:cs="Times New Roman"/>
+          <w:sz w:val="24"/>
+          <w:szCs w:val="24"/>
+        </w:rPr>
+        <w:t xml:space="preserve"> user_id Всяко движение е извършено от един потребител. Един потребител може да извърши много движения.</w:t>
+      </w:r>
+    </w:p>
+    <w:p>
+      <w:pPr>
+        <w:spacing w:before="100" w:beforeAutospacing="1" w:after="100" w:afterAutospacing="1" w:line="360" w:lineRule="auto"/>
+        <w:jc w:val="both"/>
+        <w:outlineLvl w:val="0"/>
+        <w:rPr>
+          <w:rFonts w:ascii="Times New Roman" w:eastAsia="Times New Roman" w:hAnsi="Times New Roman" w:cs="Times New Roman"/>
+          <w:b/>
+          <w:bCs/>
+          <w:sz w:val="24"/>
+          <w:szCs w:val="24"/>
+        </w:rPr>
+      </w:pPr>
+      <w:r>
+        <w:rPr>
+          <w:rFonts w:ascii="Times New Roman" w:eastAsia="Times New Roman" w:hAnsi="Times New Roman" w:cs="Times New Roman"/>
+          <w:b/>
+          <w:bCs/>
+          <w:sz w:val="24"/>
+          <w:szCs w:val="24"/>
+        </w:rPr>
+        <w:t>5. Movement → Location (many : 1)</w:t>
+      </w:r>
+    </w:p>
+    <w:p>
+      <w:pPr>
+        <w:spacing w:before="100" w:beforeAutospacing="1" w:after="100" w:afterAutospacing="1" w:line="360" w:lineRule="auto"/>
+        <w:jc w:val="both"/>
+        <w:outlineLvl w:val="0"/>
+        <w:rPr>
+          <w:rFonts w:ascii="Times New Roman" w:eastAsia="Times New Roman" w:hAnsi="Times New Roman" w:cs="Times New Roman"/>
+          <w:sz w:val="24"/>
+          <w:szCs w:val="24"/>
+        </w:rPr>
+      </w:pPr>
+      <w:r>
+        <w:rPr>
+          <w:rFonts w:ascii="Times New Roman" w:eastAsia="Times New Roman" w:hAnsi="Times New Roman" w:cs="Times New Roman"/>
+          <w:b/>
+          <w:bCs/>
+          <w:sz w:val="24"/>
+          <w:szCs w:val="24"/>
+        </w:rPr>
+        <w:t>Поле:</w:t>
+      </w:r>
+      <w:r>
+        <w:rPr>
+          <w:rFonts w:ascii="Times New Roman" w:eastAsia="Times New Roman" w:hAnsi="Times New Roman" w:cs="Times New Roman"/>
+          <w:sz w:val="24"/>
+          <w:szCs w:val="24"/>
+        </w:rPr>
+        <w:t xml:space="preserve"> location_id Основна локация при IN и OUT движения. Една локация може да има много движения.</w:t>
+      </w:r>
+    </w:p>
+    <w:p>
+      <w:pPr>
+        <w:spacing w:before="100" w:beforeAutospacing="1" w:after="100" w:afterAutospacing="1" w:line="360" w:lineRule="auto"/>
+        <w:jc w:val="both"/>
+        <w:outlineLvl w:val="0"/>
+        <w:rPr>
+          <w:rFonts w:ascii="Times New Roman" w:eastAsia="Times New Roman" w:hAnsi="Times New Roman" w:cs="Times New Roman"/>
+          <w:b/>
+          <w:bCs/>
+          <w:sz w:val="24"/>
+          <w:szCs w:val="24"/>
+        </w:rPr>
+      </w:pPr>
+      <w:r>
+        <w:rPr>
+          <w:rFonts w:ascii="Times New Roman" w:eastAsia="Times New Roman" w:hAnsi="Times New Roman" w:cs="Times New Roman"/>
+          <w:b/>
+          <w:bCs/>
+          <w:sz w:val="24"/>
+          <w:szCs w:val="24"/>
+        </w:rPr>
+        <w:t>6. Movement → Supplier (many : 1)</w:t>
+      </w:r>
+    </w:p>
+    <w:p>
+      <w:pPr>
+        <w:spacing w:before="100" w:beforeAutospacing="1" w:after="100" w:afterAutospacing="1" w:line="360" w:lineRule="auto"/>
+        <w:jc w:val="both"/>
+        <w:outlineLvl w:val="0"/>
+        <w:rPr>
+          <w:rFonts w:ascii="Times New Roman" w:eastAsia="Times New Roman" w:hAnsi="Times New Roman" w:cs="Times New Roman"/>
+          <w:sz w:val="24"/>
+          <w:szCs w:val="24"/>
+        </w:rPr>
+      </w:pPr>
+      <w:r>
+        <w:rPr>
+          <w:rFonts w:ascii="Times New Roman" w:eastAsia="Times New Roman" w:hAnsi="Times New Roman" w:cs="Times New Roman"/>
+          <w:b/>
+          <w:bCs/>
+          <w:sz w:val="24"/>
+          <w:szCs w:val="24"/>
+        </w:rPr>
+        <w:t>Поле:</w:t>
+      </w:r>
+      <w:r>
+        <w:rPr>
+          <w:rFonts w:ascii="Times New Roman" w:eastAsia="Times New Roman" w:hAnsi="Times New Roman" w:cs="Times New Roman"/>
+          <w:sz w:val="24"/>
+          <w:szCs w:val="24"/>
+        </w:rPr>
+        <w:t xml:space="preserve"> supplier_id При IN движение може да има доставчик. Един доставчик може да участва в много доставки.</w:t>
+      </w:r>
+    </w:p>
+    <w:p>
+      <w:pPr>
+        <w:spacing w:before="100" w:beforeAutospacing="1" w:after="100" w:afterAutospacing="1" w:line="360" w:lineRule="auto"/>
+        <w:jc w:val="both"/>
+        <w:outlineLvl w:val="0"/>
+        <w:rPr>
+          <w:rFonts w:ascii="Times New Roman" w:eastAsia="Times New Roman" w:hAnsi="Times New Roman" w:cs="Times New Roman"/>
+          <w:b/>
+          <w:bCs/>
+          <w:sz w:val="24"/>
+          <w:szCs w:val="24"/>
+        </w:rPr>
+      </w:pPr>
+      <w:r>
+        <w:rPr>
+          <w:rFonts w:ascii="Times New Roman" w:eastAsia="Times New Roman" w:hAnsi="Times New Roman" w:cs="Times New Roman"/>
+          <w:b/>
+          <w:bCs/>
+          <w:sz w:val="24"/>
+          <w:szCs w:val="24"/>
+        </w:rPr>
+        <w:t xml:space="preserve"> 7. Movement → Location (FROM) (many : 1)</w:t>
+      </w:r>
+    </w:p>
+    <w:p>
+      <w:pPr>
+        <w:spacing w:before="100" w:beforeAutospacing="1" w:after="100" w:afterAutospacing="1" w:line="360" w:lineRule="auto"/>
+        <w:jc w:val="both"/>
+        <w:outlineLvl w:val="0"/>
+        <w:rPr>
+          <w:rFonts w:ascii="Times New Roman" w:eastAsia="Times New Roman" w:hAnsi="Times New Roman" w:cs="Times New Roman"/>
+          <w:sz w:val="24"/>
+          <w:szCs w:val="24"/>
+        </w:rPr>
+      </w:pPr>
+      <w:r>
+        <w:rPr>
+          <w:rFonts w:ascii="Times New Roman" w:eastAsia="Times New Roman" w:hAnsi="Times New Roman" w:cs="Times New Roman"/>
+          <w:b/>
+          <w:bCs/>
+          <w:sz w:val="24"/>
+          <w:szCs w:val="24"/>
+        </w:rPr>
+        <w:t>Поле:</w:t>
+      </w:r>
+      <w:r>
+        <w:rPr>
+          <w:rFonts w:ascii="Times New Roman" w:eastAsia="Times New Roman" w:hAnsi="Times New Roman" w:cs="Times New Roman"/>
+          <w:sz w:val="24"/>
+          <w:szCs w:val="24"/>
+        </w:rPr>
+        <w:t xml:space="preserve"> from_location_id При MOVE движение — изходна локация. Една локация може да бъде източник на много трансфери.</w:t>
+      </w:r>
+    </w:p>
+    <w:p>
+      <w:pPr>
+        <w:spacing w:before="100" w:beforeAutospacing="1" w:after="100" w:afterAutospacing="1" w:line="360" w:lineRule="auto"/>
+        <w:jc w:val="both"/>
+        <w:outlineLvl w:val="0"/>
+        <w:rPr>
+          <w:rFonts w:ascii="Times New Roman" w:eastAsia="Times New Roman" w:hAnsi="Times New Roman" w:cs="Times New Roman"/>
+          <w:b/>
+          <w:bCs/>
+          <w:sz w:val="24"/>
+          <w:szCs w:val="24"/>
+        </w:rPr>
+      </w:pPr>
+      <w:r>
+        <w:rPr>
+          <w:rFonts w:ascii="Times New Roman" w:eastAsia="Times New Roman" w:hAnsi="Times New Roman" w:cs="Times New Roman"/>
+          <w:b/>
+          <w:bCs/>
+          <w:sz w:val="24"/>
+          <w:szCs w:val="24"/>
+        </w:rPr>
+        <w:lastRenderedPageBreak/>
+        <w:t xml:space="preserve"> 8. Movement → Location (TO) (many : 1)</w:t>
+      </w:r>
+    </w:p>
+    <w:p>
+      <w:pPr>
+        <w:spacing w:before="100" w:beforeAutospacing="1" w:after="100" w:afterAutospacing="1" w:line="360" w:lineRule="auto"/>
+        <w:jc w:val="both"/>
+        <w:outlineLvl w:val="0"/>
+        <w:rPr>
+          <w:rFonts w:ascii="Times New Roman" w:eastAsia="Times New Roman" w:hAnsi="Times New Roman" w:cs="Times New Roman"/>
+          <w:sz w:val="24"/>
+          <w:szCs w:val="24"/>
+        </w:rPr>
+      </w:pPr>
+      <w:r>
+        <w:rPr>
+          <w:rFonts w:ascii="Times New Roman" w:eastAsia="Times New Roman" w:hAnsi="Times New Roman" w:cs="Times New Roman"/>
+          <w:b/>
+          <w:bCs/>
+          <w:sz w:val="24"/>
+          <w:szCs w:val="24"/>
+        </w:rPr>
+        <w:t>Поле:</w:t>
+      </w:r>
+      <w:r>
+        <w:rPr>
+          <w:rFonts w:ascii="Times New Roman" w:eastAsia="Times New Roman" w:hAnsi="Times New Roman" w:cs="Times New Roman"/>
+          <w:sz w:val="24"/>
+          <w:szCs w:val="24"/>
+        </w:rPr>
+        <w:t xml:space="preserve"> to_location_id При MOVE движение — целева локация. Една локация може да бъде получател на много трансфери.</w:t>
+      </w:r>
+    </w:p>
+    <w:p>
+      <w:pPr>
+        <w:spacing w:before="100" w:beforeAutospacing="1" w:after="100" w:afterAutospacing="1" w:line="360" w:lineRule="auto"/>
+        <w:jc w:val="both"/>
+        <w:outlineLvl w:val="0"/>
+        <w:rPr>
+          <w:rFonts w:ascii="Times New Roman" w:eastAsia="Times New Roman" w:hAnsi="Times New Roman" w:cs="Times New Roman"/>
+          <w:b/>
+          <w:bCs/>
+          <w:sz w:val="24"/>
+          <w:szCs w:val="24"/>
+        </w:rPr>
+      </w:pPr>
+      <w:r>
+        <w:rPr>
+          <w:rFonts w:ascii="Times New Roman" w:eastAsia="Times New Roman" w:hAnsi="Times New Roman" w:cs="Times New Roman"/>
+          <w:b/>
+          <w:bCs/>
+          <w:sz w:val="24"/>
+          <w:szCs w:val="24"/>
+        </w:rPr>
+        <w:t>9. Invoice → Movement (1 : 1)</w:t>
+      </w:r>
+    </w:p>
+    <w:p>
+      <w:pPr>
+        <w:spacing w:before="100" w:beforeAutospacing="1" w:after="100" w:afterAutospacing="1" w:line="360" w:lineRule="auto"/>
+        <w:jc w:val="both"/>
+        <w:outlineLvl w:val="0"/>
+        <w:rPr>
+          <w:rFonts w:ascii="Times New Roman" w:eastAsia="Times New Roman" w:hAnsi="Times New Roman" w:cs="Times New Roman"/>
+          <w:sz w:val="24"/>
+          <w:szCs w:val="24"/>
+        </w:rPr>
+      </w:pPr>
+      <w:r>
+        <w:rPr>
+          <w:rFonts w:ascii="Times New Roman" w:eastAsia="Times New Roman" w:hAnsi="Times New Roman" w:cs="Times New Roman"/>
+          <w:b/>
+          <w:bCs/>
+          <w:sz w:val="24"/>
+          <w:szCs w:val="24"/>
+        </w:rPr>
+        <w:t>Поле:</w:t>
+      </w:r>
+      <w:r>
+        <w:rPr>
+          <w:rFonts w:ascii="Times New Roman" w:eastAsia="Times New Roman" w:hAnsi="Times New Roman" w:cs="Times New Roman"/>
+          <w:sz w:val="24"/>
+          <w:szCs w:val="24"/>
+        </w:rPr>
+        <w:t xml:space="preserve"> movement_id Всяка фактура е свързана с едно OUT движение. Едно движение може да има най-много една фактура</w:t>
+      </w:r>
+      <w:r>
+        <w:rPr>
+          <w:rFonts w:ascii="Times New Roman" w:eastAsia="Times New Roman" w:hAnsi="Times New Roman" w:cs="Times New Roman"/>
+          <w:sz w:val="24"/>
+          <w:szCs w:val="24"/>
+        </w:rPr>
+        <w:t xml:space="preserve">. </w:t>
+      </w:r>
+    </w:p>
+    <w:p>
+      <w:pPr>
+        <w:spacing w:before="100" w:beforeAutospacing="1" w:after="100" w:afterAutospacing="1" w:line="360" w:lineRule="auto"/>
+        <w:jc w:val="both"/>
+        <w:outlineLvl w:val="0"/>
+        <w:rPr>
+          <w:rFonts w:ascii="Times New Roman" w:eastAsia="Times New Roman" w:hAnsi="Times New Roman" w:cs="Times New Roman"/>
           <w:b/>
           <w:bCs/>
           <w:color w:val="C00000"/>
           <w:sz w:val="28"/>
           <w:szCs w:val="28"/>
         </w:rPr>
-        <w:t>4. Модел на данните (Data Model Definition)</w:t>
-      </w:r>
-    </w:p>
-    <w:p>
-      <w:pPr>
-        <w:spacing w:line="360" w:lineRule="auto"/>
-        <w:jc w:val="both"/>
-        <w:rPr>
-          <w:rFonts w:ascii="Times New Roman" w:hAnsi="Times New Roman" w:cs="Times New Roman"/>
-          <w:sz w:val="24"/>
-          <w:szCs w:val="24"/>
-        </w:rPr>
-      </w:pPr>
-      <w:r>
-        <w:rPr>
-          <w:rFonts w:ascii="Times New Roman" w:hAnsi="Times New Roman" w:cs="Times New Roman"/>
-          <w:sz w:val="24"/>
-          <w:szCs w:val="24"/>
-        </w:rPr>
-        <w:t xml:space="preserve">Моделът на данните описва структурата и връзките между основните обекти в системата. Той гарантира консистентност чрез ясни JSON структури, автоматично генерирани идентификатори и времеви отметки. Поддържа финансова проследимост чрез връзката между движения и фактури, както и логическа валидация на операциите. Разделението на отговорностите позволява визуализацията да бъде независима от логиката за съхранение, а архитектурата остава </w:t>
-      </w:r>
-      <w:proofErr w:type="spellStart"/>
-      <w:r>
-        <w:rPr>
-          <w:rFonts w:ascii="Times New Roman" w:hAnsi="Times New Roman" w:cs="Times New Roman"/>
-          <w:sz w:val="24"/>
-          <w:szCs w:val="24"/>
-        </w:rPr>
-        <w:t>мащабируема</w:t>
-      </w:r>
-      <w:proofErr w:type="spellEnd"/>
-      <w:r>
-        <w:rPr>
-          <w:rFonts w:ascii="Times New Roman" w:hAnsi="Times New Roman" w:cs="Times New Roman"/>
-          <w:sz w:val="24"/>
-          <w:szCs w:val="24"/>
-        </w:rPr>
-        <w:t xml:space="preserve"> за бъдещи разширения.</w:t>
+      </w:pPr>
+      <w:r>
+        <w:rPr>
+          <w:rFonts w:ascii="Times New Roman" w:eastAsia="Times New Roman" w:hAnsi="Times New Roman" w:cs="Times New Roman"/>
+          <w:b/>
+          <w:bCs/>
+          <w:color w:val="C00000"/>
+          <w:sz w:val="28"/>
+          <w:szCs w:val="28"/>
+        </w:rPr>
+        <w:t>4</w:t>
+      </w:r>
+      <w:r>
+        <w:rPr>
+          <w:rFonts w:ascii="Times New Roman" w:eastAsia="Times New Roman" w:hAnsi="Times New Roman" w:cs="Times New Roman"/>
+          <w:b/>
+          <w:bCs/>
+          <w:color w:val="C00000"/>
+          <w:sz w:val="28"/>
+          <w:szCs w:val="28"/>
+        </w:rPr>
+        <w:t>. Актьори и потребителски роли</w:t>
       </w:r>
     </w:p>
     <w:p>
@@ -666,34 +1333,17 @@
         <w:outlineLvl w:val="0"/>
         <w:rPr>
           <w:rFonts w:ascii="Times New Roman" w:eastAsia="Times New Roman" w:hAnsi="Times New Roman" w:cs="Times New Roman"/>
-          <w:b/>
-          <w:bCs/>
-          <w:kern w:val="36"/>
-          <w:sz w:val="24"/>
-          <w:szCs w:val="24"/>
-        </w:rPr>
-      </w:pPr>
-      <w:r>
-        <w:rPr>
-          <w:rFonts w:ascii="Times New Roman" w:eastAsia="Times New Roman" w:hAnsi="Times New Roman" w:cs="Times New Roman"/>
-          <w:b/>
-          <w:bCs/>
-          <w:kern w:val="36"/>
-          <w:sz w:val="24"/>
-          <w:szCs w:val="24"/>
-        </w:rPr>
-        <w:t>Graph / Warehouse (Алгоритмичен модул – Дейкстра)</w:t>
-      </w:r>
-      <w:r>
-        <w:rPr>
-          <w:rFonts w:ascii="Times New Roman" w:eastAsia="Times New Roman" w:hAnsi="Times New Roman" w:cs="Times New Roman"/>
-          <w:b/>
-          <w:bCs/>
-          <w:kern w:val="36"/>
-          <w:sz w:val="24"/>
-          <w:szCs w:val="24"/>
-        </w:rPr>
-        <w:t xml:space="preserve"> </w:t>
+          <w:sz w:val="24"/>
+          <w:szCs w:val="24"/>
+        </w:rPr>
+      </w:pPr>
+      <w:r>
+        <w:rPr>
+          <w:rFonts w:ascii="Times New Roman" w:eastAsia="Times New Roman" w:hAnsi="Times New Roman" w:cs="Times New Roman"/>
+          <w:sz w:val="24"/>
+          <w:szCs w:val="24"/>
+        </w:rPr>
+        <w:t>Администраторът управлява основните данни — продукти, категории, доставчици, потребители и локации. Операторът изпълнява ежедневните складови операции, включително входящи, изходящи и вътрешни движения. Системата автоматично генерира идентификатори, валидира данните и актуализира наличностите.</w:t>
       </w:r>
     </w:p>
     <w:p>
@@ -703,80 +1353,57 @@
         <w:outlineLvl w:val="0"/>
         <w:rPr>
           <w:rFonts w:ascii="Times New Roman" w:eastAsia="Times New Roman" w:hAnsi="Times New Roman" w:cs="Times New Roman"/>
-          <w:sz w:val="24"/>
-          <w:szCs w:val="24"/>
-        </w:rPr>
-      </w:pPr>
-      <w:r>
-        <w:rPr>
-          <w:rFonts w:ascii="Times New Roman" w:eastAsia="Times New Roman" w:hAnsi="Times New Roman" w:cs="Times New Roman"/>
-          <w:sz w:val="24"/>
-          <w:szCs w:val="24"/>
-        </w:rPr>
-        <w:t xml:space="preserve">Логистичният модул използва граф от складове, реализиран чрез класовете </w:t>
-      </w:r>
-      <w:r>
-        <w:rPr>
-          <w:rFonts w:ascii="Times New Roman" w:eastAsia="Times New Roman" w:hAnsi="Times New Roman" w:cs="Times New Roman"/>
-          <w:b/>
-          <w:bCs/>
-          <w:sz w:val="24"/>
-          <w:szCs w:val="24"/>
-        </w:rPr>
-        <w:t>Warehouse</w:t>
-      </w:r>
-      <w:r>
-        <w:rPr>
-          <w:rFonts w:ascii="Times New Roman" w:eastAsia="Times New Roman" w:hAnsi="Times New Roman" w:cs="Times New Roman"/>
-          <w:sz w:val="24"/>
-          <w:szCs w:val="24"/>
-        </w:rPr>
-        <w:t xml:space="preserve"> и </w:t>
-      </w:r>
-      <w:r>
-        <w:rPr>
-          <w:rFonts w:ascii="Times New Roman" w:eastAsia="Times New Roman" w:hAnsi="Times New Roman" w:cs="Times New Roman"/>
-          <w:b/>
-          <w:bCs/>
-          <w:sz w:val="24"/>
-          <w:szCs w:val="24"/>
-        </w:rPr>
-        <w:t>Graph</w:t>
-      </w:r>
-      <w:r>
-        <w:rPr>
-          <w:rFonts w:ascii="Times New Roman" w:eastAsia="Times New Roman" w:hAnsi="Times New Roman" w:cs="Times New Roman"/>
-          <w:sz w:val="24"/>
-          <w:szCs w:val="24"/>
-        </w:rPr>
-        <w:t xml:space="preserve">, където всеки склад е възел, а връзките между тях са ребра с тегла (разстояния). Алгоритъмът на </w:t>
-      </w:r>
-      <w:r>
-        <w:rPr>
-          <w:rFonts w:ascii="Times New Roman" w:eastAsia="Times New Roman" w:hAnsi="Times New Roman" w:cs="Times New Roman"/>
-          <w:b/>
-          <w:bCs/>
-          <w:sz w:val="24"/>
-          <w:szCs w:val="24"/>
-        </w:rPr>
-        <w:t>Dijkstra</w:t>
-      </w:r>
-      <w:r>
-        <w:rPr>
-          <w:rFonts w:ascii="Times New Roman" w:eastAsia="Times New Roman" w:hAnsi="Times New Roman" w:cs="Times New Roman"/>
-          <w:sz w:val="24"/>
-          <w:szCs w:val="24"/>
-        </w:rPr>
-        <w:t xml:space="preserve"> намира най</w:t>
-      </w:r>
-      <w:r>
-        <w:rPr>
-          <w:rFonts w:ascii="Times New Roman" w:eastAsia="Times New Roman" w:hAnsi="Times New Roman" w:cs="Times New Roman"/>
-          <w:sz w:val="24"/>
-          <w:szCs w:val="24"/>
-        </w:rPr>
-        <w:noBreakHyphen/>
-        <w:t>краткия път между локациите.</w:t>
+          <w:b/>
+          <w:bCs/>
+          <w:color w:val="C00000"/>
+          <w:sz w:val="28"/>
+          <w:szCs w:val="28"/>
+        </w:rPr>
+      </w:pPr>
+      <w:r>
+        <w:rPr>
+          <w:rFonts w:ascii="Times New Roman" w:eastAsia="Times New Roman" w:hAnsi="Times New Roman" w:cs="Times New Roman"/>
+          <w:b/>
+          <w:bCs/>
+          <w:color w:val="C00000"/>
+          <w:sz w:val="28"/>
+          <w:szCs w:val="28"/>
+        </w:rPr>
+        <w:lastRenderedPageBreak/>
+        <w:t>5</w:t>
+      </w:r>
+      <w:r>
+        <w:rPr>
+          <w:rFonts w:ascii="Times New Roman" w:eastAsia="Times New Roman" w:hAnsi="Times New Roman" w:cs="Times New Roman"/>
+          <w:b/>
+          <w:bCs/>
+          <w:color w:val="C00000"/>
+          <w:sz w:val="28"/>
+          <w:szCs w:val="28"/>
+        </w:rPr>
+        <w:t>.</w:t>
+      </w:r>
+      <w:r>
+        <w:rPr>
+          <w:rFonts w:ascii="Times New Roman" w:eastAsia="Times New Roman" w:hAnsi="Times New Roman" w:cs="Times New Roman"/>
+          <w:b/>
+          <w:bCs/>
+          <w:color w:val="C00000"/>
+          <w:sz w:val="28"/>
+          <w:szCs w:val="28"/>
+        </w:rPr>
+        <w:t xml:space="preserve"> Сценарии на използване / Основни сценарии</w:t>
+      </w:r>
+      <w:r>
+        <w:rPr>
+          <w:rFonts w:ascii="Times New Roman" w:eastAsia="Times New Roman" w:hAnsi="Times New Roman" w:cs="Times New Roman"/>
+          <w:b/>
+          <w:bCs/>
+          <w:color w:val="C00000"/>
+          <w:sz w:val="28"/>
+          <w:szCs w:val="28"/>
+        </w:rPr>
+        <w:t xml:space="preserve"> </w:t>
       </w:r>
     </w:p>
     <w:p>
@@ -796,35 +1423,7 @@
           <w:sz w:val="24"/>
           <w:szCs w:val="24"/>
         </w:rPr>
-        <w:lastRenderedPageBreak/>
-        <w:t xml:space="preserve">Когато продукт липсва в текущия склад, </w:t>
-      </w:r>
-      <w:r>
-        <w:rPr>
-          <w:rFonts w:ascii="Times New Roman" w:eastAsia="Times New Roman" w:hAnsi="Times New Roman" w:cs="Times New Roman"/>
-          <w:b/>
-          <w:bCs/>
-          <w:sz w:val="24"/>
-          <w:szCs w:val="24"/>
-        </w:rPr>
-        <w:t>InventoryController</w:t>
-      </w:r>
-      <w:r>
-        <w:rPr>
-          <w:rFonts w:ascii="Times New Roman" w:eastAsia="Times New Roman" w:hAnsi="Times New Roman" w:cs="Times New Roman"/>
-          <w:sz w:val="24"/>
-          <w:szCs w:val="24"/>
-        </w:rPr>
-        <w:t xml:space="preserve"> извлича всички алтернативни складове с наличност. Dijkstra изчислява разстоянията от стартовата точка до всяка локация и определя най</w:t>
-      </w:r>
-      <w:r>
-        <w:rPr>
-          <w:rFonts w:ascii="Times New Roman" w:eastAsia="Times New Roman" w:hAnsi="Times New Roman" w:cs="Times New Roman"/>
-          <w:sz w:val="24"/>
-          <w:szCs w:val="24"/>
-        </w:rPr>
-        <w:noBreakHyphen/>
-        <w:t>близката. Системата връща общото разстояние, името на целевия склад и пълния маршрут, реконструиран чрез функцията за възстановяване на пътя. Това осигурява оптимизирани вътрешни трансфери (MOVE), базирани на реални наличности.</w:t>
+        <w:t>Администраторът създава и редактира обекти и управлява потребителските роли. Операторът регистрира движения, при които системата проверява коректността и актуализира количествата. При продажба се генерира фактура, а при вътрешно преместване се разпределят наличности между локации. Потребителите извличат информация чрез отчети с филтри и критерии за търсене.</w:t>
       </w:r>
     </w:p>
     <w:p>
@@ -834,29 +1433,45 @@
         <w:outlineLvl w:val="0"/>
         <w:rPr>
           <w:rFonts w:ascii="Times New Roman" w:eastAsia="Times New Roman" w:hAnsi="Times New Roman" w:cs="Times New Roman"/>
-          <w:sz w:val="24"/>
-          <w:szCs w:val="24"/>
-        </w:rPr>
-      </w:pPr>
-      <w:r>
-        <w:rPr>
-          <w:rFonts w:ascii="Times New Roman" w:eastAsia="Times New Roman" w:hAnsi="Times New Roman" w:cs="Times New Roman"/>
-          <w:b/>
-          <w:bCs/>
-          <w:sz w:val="24"/>
-          <w:szCs w:val="24"/>
-        </w:rPr>
-        <w:t>Връзки между entity</w:t>
-      </w:r>
-      <w:r>
-        <w:rPr>
-          <w:rFonts w:ascii="Times New Roman" w:eastAsia="Times New Roman" w:hAnsi="Times New Roman" w:cs="Times New Roman"/>
-          <w:b/>
-          <w:bCs/>
-          <w:sz w:val="24"/>
-          <w:szCs w:val="24"/>
-        </w:rPr>
-        <w:t xml:space="preserve"> </w:t>
+          <w:b/>
+          <w:bCs/>
+          <w:color w:val="C00000"/>
+          <w:sz w:val="28"/>
+          <w:szCs w:val="28"/>
+        </w:rPr>
+      </w:pPr>
+      <w:r>
+        <w:rPr>
+          <w:rFonts w:ascii="Times New Roman" w:eastAsia="Times New Roman" w:hAnsi="Times New Roman" w:cs="Times New Roman"/>
+          <w:b/>
+          <w:bCs/>
+          <w:color w:val="C00000"/>
+          <w:sz w:val="28"/>
+          <w:szCs w:val="28"/>
+        </w:rPr>
+        <w:t>6</w:t>
+      </w:r>
+      <w:r>
+        <w:rPr>
+          <w:rFonts w:ascii="Times New Roman" w:eastAsia="Times New Roman" w:hAnsi="Times New Roman" w:cs="Times New Roman"/>
+          <w:b/>
+          <w:bCs/>
+          <w:color w:val="C00000"/>
+          <w:sz w:val="28"/>
+          <w:szCs w:val="28"/>
+        </w:rPr>
+        <w:t>.</w:t>
+      </w:r>
+      <w:r>
+        <w:rPr>
+          <w:rFonts w:ascii="Times New Roman" w:eastAsia="Times New Roman" w:hAnsi="Times New Roman" w:cs="Times New Roman"/>
+          <w:b/>
+          <w:bCs/>
+          <w:color w:val="C00000"/>
+          <w:sz w:val="28"/>
+          <w:szCs w:val="28"/>
+        </w:rPr>
+        <w:t xml:space="preserve"> Основни изгледи</w:t>
       </w:r>
     </w:p>
     <w:p>
@@ -880,7 +1495,17 @@
           <w:sz w:val="24"/>
           <w:szCs w:val="24"/>
         </w:rPr>
-        <w:t>1. Category → Category (1 : many)</w:t>
+        <w:t>Изглед „Отчети“</w:t>
+      </w:r>
+      <w:r>
+        <w:rPr>
+          <w:rFonts w:ascii="Times New Roman" w:eastAsia="Times New Roman" w:hAnsi="Times New Roman" w:cs="Times New Roman"/>
+          <w:b/>
+          <w:bCs/>
+          <w:sz w:val="24"/>
+          <w:szCs w:val="24"/>
+        </w:rPr>
+        <w:t xml:space="preserve"> </w:t>
       </w:r>
     </w:p>
     <w:p>
@@ -897,20 +1522,10 @@
       <w:r>
         <w:rPr>
           <w:rFonts w:ascii="Times New Roman" w:eastAsia="Times New Roman" w:hAnsi="Times New Roman" w:cs="Times New Roman"/>
-          <w:b/>
-          <w:bCs/>
-          <w:sz w:val="24"/>
-          <w:szCs w:val="24"/>
-        </w:rPr>
-        <w:t>Поле:</w:t>
-      </w:r>
-      <w:r>
-        <w:rPr>
-          <w:rFonts w:ascii="Times New Roman" w:eastAsia="Times New Roman" w:hAnsi="Times New Roman" w:cs="Times New Roman"/>
-          <w:sz w:val="24"/>
-          <w:szCs w:val="24"/>
-        </w:rPr>
-        <w:t xml:space="preserve"> parent_id Една категория може да има много подкатегории. Подкатегорията сочи към родителската категория.</w:t>
+          <w:sz w:val="24"/>
+          <w:szCs w:val="24"/>
+        </w:rPr>
+        <w:t>Изгледът „Отчети“ представлява основния аналитичен панел на системата, който преобразува оперативните данни в структурирана информация, подпомагаща управленските решения. Той извлича данни в реално време чрез контролерите и ги визуализира чрез функцията за таблично форматиране format_table, което осигурява прегледност при анализ на движения, доставки и продажби.</w:t>
       </w:r>
     </w:p>
     <w:p>
@@ -920,21 +1535,18 @@
         <w:outlineLvl w:val="0"/>
         <w:rPr>
           <w:rFonts w:ascii="Times New Roman" w:eastAsia="Times New Roman" w:hAnsi="Times New Roman" w:cs="Times New Roman"/>
-          <w:b/>
-          <w:bCs/>
-          <w:sz w:val="24"/>
-          <w:szCs w:val="24"/>
-        </w:rPr>
-      </w:pPr>
-      <w:r>
-        <w:rPr>
-          <w:rFonts w:ascii="Times New Roman" w:eastAsia="Times New Roman" w:hAnsi="Times New Roman" w:cs="Times New Roman"/>
-          <w:b/>
-          <w:bCs/>
-          <w:sz w:val="24"/>
-          <w:szCs w:val="24"/>
-        </w:rPr>
-        <w:t>2. Product → Category (many : many)</w:t>
+          <w:sz w:val="24"/>
+          <w:szCs w:val="24"/>
+        </w:rPr>
+      </w:pPr>
+      <w:r>
+        <w:rPr>
+          <w:rFonts w:ascii="Times New Roman" w:eastAsia="Times New Roman" w:hAnsi="Times New Roman" w:cs="Times New Roman"/>
+          <w:sz w:val="24"/>
+          <w:szCs w:val="24"/>
+        </w:rPr>
+        <w:lastRenderedPageBreak/>
+        <w:t>За по-задълбочен преглед на отделни артикули модулът използва метода format_card, който генерира детайлно визуално досие за продукта. То включва логистична информация за разпределението на количествата по складове и общата наличност, финансови показатели като средни входни и изходни цени, разходи и приходи, както и оперативни данни за последното регистрирано движение.</w:t>
       </w:r>
     </w:p>
     <w:p>
@@ -951,21 +1563,10 @@
       <w:r>
         <w:rPr>
           <w:rFonts w:ascii="Times New Roman" w:eastAsia="Times New Roman" w:hAnsi="Times New Roman" w:cs="Times New Roman"/>
-          <w:b/>
-          <w:bCs/>
-          <w:sz w:val="24"/>
-          <w:szCs w:val="24"/>
-        </w:rPr>
-        <w:lastRenderedPageBreak/>
-        <w:t>Поле:</w:t>
-      </w:r>
-      <w:r>
-        <w:rPr>
-          <w:rFonts w:ascii="Times New Roman" w:eastAsia="Times New Roman" w:hAnsi="Times New Roman" w:cs="Times New Roman"/>
-          <w:sz w:val="24"/>
-          <w:szCs w:val="24"/>
-        </w:rPr>
-        <w:t xml:space="preserve"> categories (list от Category обекти) Един продукт може да принадлежи към много категории. Една категория може да съдържа много продукти.</w:t>
+          <w:sz w:val="24"/>
+          <w:szCs w:val="24"/>
+        </w:rPr>
+        <w:t>Изгледът поддържа алгоритмично сортиране на наличностите чрез Selection Sort и Bubble Sort, което позволява бърза идентификация на критично ниски или излишни количества. Навигацията между различните справки се осъществява чрез обектно-ориентирано меню, изградено с класовете Menu и MenuItem, което осигурява интуитивен достъп до всички аналитични функции без загуба на контекст.</w:t>
       </w:r>
     </w:p>
     <w:p>
@@ -981,16 +1582,6 @@
           <w:szCs w:val="24"/>
         </w:rPr>
       </w:pPr>
-      <w:r>
-        <w:rPr>
-          <w:rFonts w:ascii="Times New Roman" w:eastAsia="Times New Roman" w:hAnsi="Times New Roman" w:cs="Times New Roman"/>
-          <w:b/>
-          <w:bCs/>
-          <w:sz w:val="24"/>
-          <w:szCs w:val="24"/>
-        </w:rPr>
-        <w:t>3. Movement → Product (many : 1)</w:t>
-      </w:r>
     </w:p>
     <w:p>
       <w:pPr>
@@ -999,27 +1590,56 @@
         <w:outlineLvl w:val="0"/>
         <w:rPr>
           <w:rFonts w:ascii="Times New Roman" w:eastAsia="Times New Roman" w:hAnsi="Times New Roman" w:cs="Times New Roman"/>
-          <w:sz w:val="24"/>
-          <w:szCs w:val="24"/>
-        </w:rPr>
-      </w:pPr>
-      <w:r>
-        <w:rPr>
-          <w:rFonts w:ascii="Times New Roman" w:eastAsia="Times New Roman" w:hAnsi="Times New Roman" w:cs="Times New Roman"/>
-          <w:b/>
-          <w:bCs/>
-          <w:sz w:val="24"/>
-          <w:szCs w:val="24"/>
-        </w:rPr>
-        <w:t>Поле:</w:t>
-      </w:r>
-      <w:r>
-        <w:rPr>
-          <w:rFonts w:ascii="Times New Roman" w:eastAsia="Times New Roman" w:hAnsi="Times New Roman" w:cs="Times New Roman"/>
-          <w:sz w:val="24"/>
-          <w:szCs w:val="24"/>
-        </w:rPr>
-        <w:t xml:space="preserve"> product_id Всяко движение е за точно един продукт. Един продукт може да участва в много движения.</w:t>
+          <w:b/>
+          <w:bCs/>
+          <w:color w:val="C00000"/>
+          <w:sz w:val="28"/>
+          <w:szCs w:val="28"/>
+        </w:rPr>
+      </w:pPr>
+      <w:r>
+        <w:rPr>
+          <w:rFonts w:ascii="Times New Roman" w:eastAsia="Times New Roman" w:hAnsi="Times New Roman" w:cs="Times New Roman"/>
+          <w:b/>
+          <w:bCs/>
+          <w:color w:val="C00000"/>
+          <w:sz w:val="28"/>
+          <w:szCs w:val="28"/>
+        </w:rPr>
+        <w:t>7</w:t>
+      </w:r>
+      <w:r>
+        <w:rPr>
+          <w:rFonts w:ascii="Times New Roman" w:eastAsia="Times New Roman" w:hAnsi="Times New Roman" w:cs="Times New Roman"/>
+          <w:b/>
+          <w:bCs/>
+          <w:color w:val="C00000"/>
+          <w:sz w:val="28"/>
+          <w:szCs w:val="28"/>
+        </w:rPr>
+        <w:t>.</w:t>
+      </w:r>
+      <w:r>
+        <w:rPr>
+          <w:rFonts w:ascii="Times New Roman" w:eastAsia="Times New Roman" w:hAnsi="Times New Roman" w:cs="Times New Roman"/>
+          <w:b/>
+          <w:bCs/>
+          <w:color w:val="C00000"/>
+          <w:sz w:val="28"/>
+          <w:szCs w:val="28"/>
+        </w:rPr>
+        <w:t xml:space="preserve"> Функционални характеристики</w:t>
+      </w:r>
+      <w:r>
+        <w:rPr>
+          <w:rFonts w:ascii="Times New Roman" w:eastAsia="Times New Roman" w:hAnsi="Times New Roman" w:cs="Times New Roman"/>
+          <w:b/>
+          <w:bCs/>
+          <w:color w:val="C00000"/>
+          <w:sz w:val="28"/>
+          <w:szCs w:val="28"/>
+        </w:rPr>
+        <w:t xml:space="preserve"> </w:t>
       </w:r>
     </w:p>
     <w:p>
@@ -1029,21 +1649,20 @@
         <w:outlineLvl w:val="0"/>
         <w:rPr>
           <w:rFonts w:ascii="Times New Roman" w:eastAsia="Times New Roman" w:hAnsi="Times New Roman" w:cs="Times New Roman"/>
-          <w:b/>
-          <w:bCs/>
-          <w:sz w:val="24"/>
-          <w:szCs w:val="24"/>
-        </w:rPr>
-      </w:pPr>
-      <w:r>
-        <w:rPr>
-          <w:rFonts w:ascii="Times New Roman" w:eastAsia="Times New Roman" w:hAnsi="Times New Roman" w:cs="Times New Roman"/>
-          <w:b/>
-          <w:bCs/>
-          <w:sz w:val="24"/>
-          <w:szCs w:val="24"/>
-        </w:rPr>
-        <w:t>4. Movement → User (many : 1)</w:t>
+          <w:color w:val="000000" w:themeColor="text1"/>
+          <w:sz w:val="24"/>
+          <w:szCs w:val="24"/>
+        </w:rPr>
+      </w:pPr>
+      <w:r>
+        <w:rPr>
+          <w:rFonts w:ascii="Times New Roman" w:eastAsia="Times New Roman" w:hAnsi="Times New Roman" w:cs="Times New Roman"/>
+          <w:color w:val="000000" w:themeColor="text1"/>
+          <w:sz w:val="24"/>
+          <w:szCs w:val="24"/>
+        </w:rPr>
+        <w:lastRenderedPageBreak/>
+        <w:t>Логистичният модул управлява наличностите в реално време, като прилага специфична бизнес логика според вида на извършената операция. При входящи движения системата регистрира доставки от външни партньори и автоматично увеличава количествата на съответния продукт в избраната складова локация. При изходящи движения се обработват продажби към клиенти, наличността се намалява, а процесът задължително активира модула за генериране на фактури. Вътрешните премествания разпределят стоките между две различни локации, като намаляват количеството в изходния склад и го увеличават в целевия. Тъй като това е вътрешна операция, тя не влияе върху общия финансов баланс и не носи цена.</w:t>
       </w:r>
     </w:p>
     <w:p>
@@ -1053,27 +1672,38 @@
         <w:outlineLvl w:val="0"/>
         <w:rPr>
           <w:rFonts w:ascii="Times New Roman" w:eastAsia="Times New Roman" w:hAnsi="Times New Roman" w:cs="Times New Roman"/>
-          <w:sz w:val="24"/>
-          <w:szCs w:val="24"/>
-        </w:rPr>
-      </w:pPr>
-      <w:r>
-        <w:rPr>
-          <w:rFonts w:ascii="Times New Roman" w:eastAsia="Times New Roman" w:hAnsi="Times New Roman" w:cs="Times New Roman"/>
-          <w:b/>
-          <w:bCs/>
-          <w:sz w:val="24"/>
-          <w:szCs w:val="24"/>
-        </w:rPr>
-        <w:t>Поле:</w:t>
-      </w:r>
-      <w:r>
-        <w:rPr>
-          <w:rFonts w:ascii="Times New Roman" w:eastAsia="Times New Roman" w:hAnsi="Times New Roman" w:cs="Times New Roman"/>
-          <w:sz w:val="24"/>
-          <w:szCs w:val="24"/>
-        </w:rPr>
-        <w:t xml:space="preserve"> user_id Всяко движение е извършено от един потребител. Един потребител може да извърши много движения.</w:t>
+          <w:color w:val="000000" w:themeColor="text1"/>
+          <w:sz w:val="24"/>
+          <w:szCs w:val="24"/>
+        </w:rPr>
+      </w:pPr>
+      <w:r>
+        <w:rPr>
+          <w:rFonts w:ascii="Times New Roman" w:eastAsia="Times New Roman" w:hAnsi="Times New Roman" w:cs="Times New Roman"/>
+          <w:color w:val="000000" w:themeColor="text1"/>
+          <w:sz w:val="24"/>
+          <w:szCs w:val="24"/>
+        </w:rPr>
+        <w:t xml:space="preserve">Модулът за справки и анализи обработва данните от JSON файловете и изчислява ключови оперативни и финансови показатели. Системата автоматично определя средни продажни цени, общи разходи за доставки и реализирани приходи за избрани периоди. Осигурява се и оперативна проследимост чрез извличане на информация за последното движение и текущото разпределение на стоките по складове. Данните от movements.json, inventory.json и invoices.json се комбинират динамично, като се извършват кръстосани проверки за предотвратяване на некоректни изчисления, например опит за продажба на неналични количества. Модулът поддържа филтриране по различни критерии и динамично сортиране, </w:t>
+      </w:r>
+      <w:r>
+        <w:rPr>
+          <w:rFonts w:ascii="Times New Roman" w:eastAsia="Times New Roman" w:hAnsi="Times New Roman" w:cs="Times New Roman"/>
+          <w:color w:val="000000" w:themeColor="text1"/>
+          <w:sz w:val="24"/>
+          <w:szCs w:val="24"/>
+        </w:rPr>
+        <w:lastRenderedPageBreak/>
+        <w:t>което позволява бърз достъп до критична информация за наличностите и улеснява вземането на оперативни решения.</w:t>
+      </w:r>
+      <w:r>
+        <w:rPr>
+          <w:rFonts w:ascii="Times New Roman" w:eastAsia="Times New Roman" w:hAnsi="Times New Roman" w:cs="Times New Roman"/>
+          <w:color w:val="000000" w:themeColor="text1"/>
+          <w:sz w:val="24"/>
+          <w:szCs w:val="24"/>
+        </w:rPr>
+        <w:t xml:space="preserve"> </w:t>
       </w:r>
     </w:p>
     <w:p>
@@ -1083,21 +1713,54 @@
         <w:outlineLvl w:val="0"/>
         <w:rPr>
           <w:rFonts w:ascii="Times New Roman" w:eastAsia="Times New Roman" w:hAnsi="Times New Roman" w:cs="Times New Roman"/>
-          <w:b/>
-          <w:bCs/>
-          <w:sz w:val="24"/>
-          <w:szCs w:val="24"/>
-        </w:rPr>
-      </w:pPr>
-      <w:r>
-        <w:rPr>
-          <w:rFonts w:ascii="Times New Roman" w:eastAsia="Times New Roman" w:hAnsi="Times New Roman" w:cs="Times New Roman"/>
-          <w:b/>
-          <w:bCs/>
-          <w:sz w:val="24"/>
-          <w:szCs w:val="24"/>
-        </w:rPr>
-        <w:t>5. Movement → Location (many : 1)</w:t>
+          <w:color w:val="000000" w:themeColor="text1"/>
+          <w:sz w:val="24"/>
+          <w:szCs w:val="24"/>
+        </w:rPr>
+      </w:pPr>
+      <w:r>
+        <w:rPr>
+          <w:rFonts w:ascii="Times New Roman" w:eastAsia="Times New Roman" w:hAnsi="Times New Roman" w:cs="Times New Roman"/>
+          <w:b/>
+          <w:bCs/>
+          <w:color w:val="C00000"/>
+          <w:sz w:val="28"/>
+          <w:szCs w:val="28"/>
+        </w:rPr>
+        <w:t>8</w:t>
+      </w:r>
+      <w:r>
+        <w:rPr>
+          <w:rFonts w:ascii="Times New Roman" w:eastAsia="Times New Roman" w:hAnsi="Times New Roman" w:cs="Times New Roman"/>
+          <w:b/>
+          <w:bCs/>
+          <w:color w:val="C00000"/>
+          <w:sz w:val="28"/>
+          <w:szCs w:val="28"/>
+        </w:rPr>
+        <w:t>.</w:t>
+      </w:r>
+      <w:r>
+        <w:rPr>
+          <w:rFonts w:ascii="Times New Roman" w:eastAsia="Times New Roman" w:hAnsi="Times New Roman" w:cs="Times New Roman"/>
+          <w:b/>
+          <w:bCs/>
+          <w:color w:val="C00000"/>
+          <w:sz w:val="28"/>
+          <w:szCs w:val="28"/>
+        </w:rPr>
+        <w:t xml:space="preserve"> Нефункционални характеристики</w:t>
+      </w:r>
+      <w:r>
+        <w:rPr>
+          <w:rFonts w:ascii="Times New Roman" w:eastAsia="Times New Roman" w:hAnsi="Times New Roman" w:cs="Times New Roman"/>
+          <w:b/>
+          <w:bCs/>
+          <w:color w:val="C00000"/>
+          <w:sz w:val="28"/>
+          <w:szCs w:val="28"/>
+        </w:rPr>
+        <w:t xml:space="preserve"> </w:t>
       </w:r>
     </w:p>
     <w:p>
@@ -1114,20 +1777,10 @@
       <w:r>
         <w:rPr>
           <w:rFonts w:ascii="Times New Roman" w:eastAsia="Times New Roman" w:hAnsi="Times New Roman" w:cs="Times New Roman"/>
-          <w:b/>
-          <w:bCs/>
-          <w:sz w:val="24"/>
-          <w:szCs w:val="24"/>
-        </w:rPr>
-        <w:t>Поле:</w:t>
-      </w:r>
-      <w:r>
-        <w:rPr>
-          <w:rFonts w:ascii="Times New Roman" w:eastAsia="Times New Roman" w:hAnsi="Times New Roman" w:cs="Times New Roman"/>
-          <w:sz w:val="24"/>
-          <w:szCs w:val="24"/>
-        </w:rPr>
-        <w:t xml:space="preserve"> location_id Основна локация при IN и OUT движения. Една локация може да има много движения.</w:t>
+          <w:sz w:val="24"/>
+          <w:szCs w:val="24"/>
+        </w:rPr>
+        <w:t>Системата трябва да работи стабилно и да зарежда изгледите бързо. Сигурността се осигурява чрез хеширане на пароли и ролеви достъп. Надеждността се поддържа чрез ясни съобщения при грешки и механизми срещу невалидни действия. Данните се съхраняват последователно в JSON файлове, а модулната архитектура улеснява поддръжката и разширяването.</w:t>
       </w:r>
     </w:p>
     <w:p>
@@ -1139,20 +1792,43 @@
           <w:rFonts w:ascii="Times New Roman" w:eastAsia="Times New Roman" w:hAnsi="Times New Roman" w:cs="Times New Roman"/>
           <w:b/>
           <w:bCs/>
-          <w:sz w:val="24"/>
-          <w:szCs w:val="24"/>
-        </w:rPr>
-      </w:pPr>
-      <w:r>
-        <w:rPr>
-          <w:rFonts w:ascii="Times New Roman" w:eastAsia="Times New Roman" w:hAnsi="Times New Roman" w:cs="Times New Roman"/>
-          <w:b/>
-          <w:bCs/>
-          <w:sz w:val="24"/>
-          <w:szCs w:val="24"/>
-        </w:rPr>
-        <w:lastRenderedPageBreak/>
-        <w:t>6. Movement → Supplier (many : 1)</w:t>
+          <w:color w:val="C00000"/>
+          <w:sz w:val="28"/>
+          <w:szCs w:val="28"/>
+        </w:rPr>
+      </w:pPr>
+      <w:r>
+        <w:rPr>
+          <w:rFonts w:ascii="Times New Roman" w:eastAsia="Times New Roman" w:hAnsi="Times New Roman" w:cs="Times New Roman"/>
+          <w:b/>
+          <w:bCs/>
+          <w:color w:val="C00000"/>
+          <w:sz w:val="28"/>
+          <w:szCs w:val="28"/>
+        </w:rPr>
+        <w:t>9</w:t>
+      </w:r>
+      <w:r>
+        <w:rPr>
+          <w:rFonts w:ascii="Times New Roman" w:eastAsia="Times New Roman" w:hAnsi="Times New Roman" w:cs="Times New Roman"/>
+          <w:b/>
+          <w:bCs/>
+          <w:color w:val="C00000"/>
+          <w:sz w:val="28"/>
+          <w:szCs w:val="28"/>
+        </w:rPr>
+        <w:t>.</w:t>
+      </w:r>
+      <w:r>
+        <w:rPr>
+          <w:rFonts w:ascii="Times New Roman" w:eastAsia="Times New Roman" w:hAnsi="Times New Roman" w:cs="Times New Roman"/>
+          <w:b/>
+          <w:bCs/>
+          <w:color w:val="C00000"/>
+          <w:sz w:val="28"/>
+          <w:szCs w:val="28"/>
+        </w:rPr>
+        <w:t xml:space="preserve"> Архитектура на системата</w:t>
       </w:r>
     </w:p>
     <w:p>
@@ -1169,20 +1845,36 @@
       <w:r>
         <w:rPr>
           <w:rFonts w:ascii="Times New Roman" w:eastAsia="Times New Roman" w:hAnsi="Times New Roman" w:cs="Times New Roman"/>
-          <w:b/>
-          <w:bCs/>
-          <w:sz w:val="24"/>
-          <w:szCs w:val="24"/>
-        </w:rPr>
-        <w:t>Поле:</w:t>
-      </w:r>
-      <w:r>
-        <w:rPr>
-          <w:rFonts w:ascii="Times New Roman" w:eastAsia="Times New Roman" w:hAnsi="Times New Roman" w:cs="Times New Roman"/>
-          <w:sz w:val="24"/>
-          <w:szCs w:val="24"/>
-        </w:rPr>
-        <w:t xml:space="preserve"> supplier_id При IN движение може да има доставчик. Един доставчик може да участва в много доставки.</w:t>
+          <w:sz w:val="24"/>
+          <w:szCs w:val="24"/>
+        </w:rPr>
+        <w:t xml:space="preserve">Архитектурата следва MVC модел. Presentation Layer визуализира интерфейса, Business Logic Layer реализира логиката чрез контролери, Validators проверяват входните данни, а Data Layer съхранява </w:t>
+      </w:r>
+      <w:r>
+        <w:rPr>
+          <w:rFonts w:ascii="Times New Roman" w:eastAsia="Times New Roman" w:hAnsi="Times New Roman" w:cs="Times New Roman"/>
+          <w:sz w:val="24"/>
+          <w:szCs w:val="24"/>
+        </w:rPr>
+        <w:lastRenderedPageBreak/>
+        <w:t>информацията в JSON файлове. Algorithms Layer предоставя допълнителни алгоритми, включително намиране на най</w:t>
+      </w:r>
+      <w:r>
+        <w:rPr>
+          <w:rFonts w:ascii="Times New Roman" w:eastAsia="Times New Roman" w:hAnsi="Times New Roman" w:cs="Times New Roman"/>
+          <w:sz w:val="24"/>
+          <w:szCs w:val="24"/>
+        </w:rPr>
+        <w:noBreakHyphen/>
+        <w:t>близка локация при недостиг</w:t>
+      </w:r>
+      <w:r>
+        <w:rPr>
+          <w:rFonts w:ascii="Times New Roman" w:eastAsia="Times New Roman" w:hAnsi="Times New Roman" w:cs="Times New Roman"/>
+          <w:sz w:val="24"/>
+          <w:szCs w:val="24"/>
+        </w:rPr>
+        <w:t xml:space="preserve">. </w:t>
       </w:r>
     </w:p>
     <w:p>
@@ -1194,19 +1886,202 @@
           <w:rFonts w:ascii="Times New Roman" w:eastAsia="Times New Roman" w:hAnsi="Times New Roman" w:cs="Times New Roman"/>
           <w:b/>
           <w:bCs/>
-          <w:sz w:val="24"/>
-          <w:szCs w:val="24"/>
-        </w:rPr>
-      </w:pPr>
-      <w:r>
-        <w:rPr>
-          <w:rFonts w:ascii="Times New Roman" w:eastAsia="Times New Roman" w:hAnsi="Times New Roman" w:cs="Times New Roman"/>
-          <w:b/>
-          <w:bCs/>
-          <w:sz w:val="24"/>
-          <w:szCs w:val="24"/>
-        </w:rPr>
-        <w:t xml:space="preserve"> 7. Movement → Location (FROM) (many : 1)</w:t>
+          <w:color w:val="C00000"/>
+          <w:sz w:val="28"/>
+          <w:szCs w:val="28"/>
+        </w:rPr>
+      </w:pPr>
+      <w:r>
+        <w:rPr>
+          <w:rFonts w:ascii="Times New Roman" w:eastAsia="Times New Roman" w:hAnsi="Times New Roman" w:cs="Times New Roman"/>
+          <w:b/>
+          <w:bCs/>
+          <w:color w:val="C00000"/>
+          <w:sz w:val="28"/>
+          <w:szCs w:val="28"/>
+        </w:rPr>
+        <w:t>10.</w:t>
+      </w:r>
+      <w:r>
+        <w:rPr>
+          <w:rFonts w:ascii="Times New Roman" w:eastAsia="Times New Roman" w:hAnsi="Times New Roman" w:cs="Times New Roman"/>
+          <w:b/>
+          <w:bCs/>
+          <w:color w:val="C00000"/>
+          <w:sz w:val="28"/>
+          <w:szCs w:val="28"/>
+        </w:rPr>
+        <w:t xml:space="preserve"> Структура на пакетите</w:t>
+      </w:r>
+    </w:p>
+    <w:p>
+      <w:pPr>
+        <w:spacing w:before="100" w:beforeAutospacing="1" w:after="100" w:afterAutospacing="1" w:line="360" w:lineRule="auto"/>
+        <w:outlineLvl w:val="0"/>
+        <w:rPr>
+          <w:rFonts w:ascii="Times New Roman" w:eastAsia="Times New Roman" w:hAnsi="Times New Roman" w:cs="Times New Roman"/>
+          <w:sz w:val="24"/>
+          <w:szCs w:val="24"/>
+        </w:rPr>
+      </w:pPr>
+      <w:r>
+        <w:rPr>
+          <w:rFonts w:ascii="Times New Roman" w:eastAsia="Times New Roman" w:hAnsi="Times New Roman" w:cs="Times New Roman"/>
+          <w:sz w:val="24"/>
+          <w:szCs w:val="24"/>
+        </w:rPr>
+        <w:br/>
+        <w:t>/models/      - Дефиниция на бизнес обектите (Product, User, etc.)</w:t>
+      </w:r>
+      <w:r>
+        <w:rPr>
+          <w:rFonts w:ascii="Times New Roman" w:eastAsia="Times New Roman" w:hAnsi="Times New Roman" w:cs="Times New Roman"/>
+          <w:sz w:val="24"/>
+          <w:szCs w:val="24"/>
+        </w:rPr>
+        <w:br/>
+        <w:t>/controllers/ - Бизнес логика и CRUD операции</w:t>
+      </w:r>
+      <w:r>
+        <w:rPr>
+          <w:rFonts w:ascii="Times New Roman" w:eastAsia="Times New Roman" w:hAnsi="Times New Roman" w:cs="Times New Roman"/>
+          <w:sz w:val="24"/>
+          <w:szCs w:val="24"/>
+        </w:rPr>
+        <w:br/>
+        <w:t>/views/       - CLI интерфейс и Utility (password_utils)</w:t>
+      </w:r>
+      <w:r>
+        <w:rPr>
+          <w:rFonts w:ascii="Times New Roman" w:eastAsia="Times New Roman" w:hAnsi="Times New Roman" w:cs="Times New Roman"/>
+          <w:sz w:val="24"/>
+          <w:szCs w:val="24"/>
+        </w:rPr>
+        <w:br/>
+        <w:t>/storage/     - Работа с JSON Repository</w:t>
+      </w:r>
+      <w:r>
+        <w:rPr>
+          <w:rFonts w:ascii="Times New Roman" w:eastAsia="Times New Roman" w:hAnsi="Times New Roman" w:cs="Times New Roman"/>
+          <w:sz w:val="24"/>
+          <w:szCs w:val="24"/>
+        </w:rPr>
+        <w:br/>
+        <w:t xml:space="preserve">/filters </w:t>
+      </w:r>
+      <w:r>
+        <w:rPr>
+          <w:rFonts w:ascii="Times New Roman" w:eastAsia="Times New Roman" w:hAnsi="Times New Roman" w:cs="Times New Roman"/>
+          <w:sz w:val="24"/>
+          <w:szCs w:val="24"/>
+        </w:rPr>
+        <w:t>/</w:t>
+      </w:r>
+      <w:r>
+        <w:rPr>
+          <w:rFonts w:ascii="Times New Roman" w:eastAsia="Times New Roman" w:hAnsi="Times New Roman" w:cs="Times New Roman"/>
+          <w:sz w:val="24"/>
+          <w:szCs w:val="24"/>
+        </w:rPr>
+        <w:t xml:space="preserve">     - Пакетът е част от Business Logic Layer (Слоя на бизнес логиката). Той съдържа логика за интелигентно филтриране и многокритерийно търсене на продукти, </w:t>
+      </w:r>
+      <w:r>
+        <w:rPr>
+          <w:rFonts w:ascii="Times New Roman" w:eastAsia="Times New Roman" w:hAnsi="Times New Roman" w:cs="Times New Roman"/>
+          <w:sz w:val="24"/>
+          <w:szCs w:val="24"/>
+        </w:rPr>
+        <w:br/>
+        <w:t>както и алгоритми за динамично сортиране и статистически анализ на данните.</w:t>
+      </w:r>
+    </w:p>
+    <w:p>
+      <w:pPr>
+        <w:spacing w:before="100" w:beforeAutospacing="1" w:after="100" w:afterAutospacing="1" w:line="360" w:lineRule="auto"/>
+        <w:outlineLvl w:val="0"/>
+        <w:rPr>
+          <w:rFonts w:ascii="Times New Roman" w:eastAsia="Times New Roman" w:hAnsi="Times New Roman" w:cs="Times New Roman"/>
+          <w:sz w:val="24"/>
+          <w:szCs w:val="24"/>
+        </w:rPr>
+      </w:pPr>
+      <w:r>
+        <w:rPr>
+          <w:rFonts w:ascii="Times New Roman" w:eastAsia="Times New Roman" w:hAnsi="Times New Roman" w:cs="Times New Roman"/>
+          <w:sz w:val="24"/>
+          <w:szCs w:val="24"/>
+        </w:rPr>
+        <w:lastRenderedPageBreak/>
+        <w:t xml:space="preserve">  </w:t>
+      </w:r>
+      <w:r>
+        <w:rPr>
+          <w:rFonts w:ascii="Times New Roman" w:eastAsia="Times New Roman" w:hAnsi="Times New Roman" w:cs="Times New Roman"/>
+          <w:sz w:val="24"/>
+          <w:szCs w:val="24"/>
+        </w:rPr>
+        <w:t>/</w:t>
+      </w:r>
+      <w:r>
+        <w:rPr>
+          <w:rFonts w:ascii="Times New Roman" w:eastAsia="Times New Roman" w:hAnsi="Times New Roman" w:cs="Times New Roman"/>
+          <w:sz w:val="24"/>
+          <w:szCs w:val="24"/>
+          <w:lang w:val="en-US"/>
+        </w:rPr>
+        <w:t>data</w:t>
+      </w:r>
+      <w:r>
+        <w:rPr>
+          <w:rFonts w:ascii="Times New Roman" w:eastAsia="Times New Roman" w:hAnsi="Times New Roman" w:cs="Times New Roman"/>
+          <w:sz w:val="24"/>
+          <w:szCs w:val="24"/>
+        </w:rPr>
+        <w:tab/>
+        <w:t xml:space="preserve">        -     </w:t>
+      </w:r>
+      <w:r>
+        <w:rPr>
+          <w:rFonts w:ascii="Times New Roman" w:eastAsia="Times New Roman" w:hAnsi="Times New Roman" w:cs="Times New Roman"/>
+          <w:sz w:val="24"/>
+          <w:szCs w:val="24"/>
+        </w:rPr>
+        <w:t xml:space="preserve">физическото хранилище на системата, което съдържа всички JSON файлове </w:t>
+      </w:r>
+      <w:r>
+        <w:rPr>
+          <w:rFonts w:ascii="Times New Roman" w:eastAsia="Times New Roman" w:hAnsi="Times New Roman" w:cs="Times New Roman"/>
+          <w:sz w:val="24"/>
+          <w:szCs w:val="24"/>
+        </w:rPr>
+        <w:t xml:space="preserve"> </w:t>
+      </w:r>
+      <w:r>
+        <w:rPr>
+          <w:rFonts w:ascii="Times New Roman" w:eastAsia="Times New Roman" w:hAnsi="Times New Roman" w:cs="Times New Roman"/>
+          <w:sz w:val="24"/>
+          <w:szCs w:val="24"/>
+        </w:rPr>
+        <w:br/>
+        <w:t>/validators/  - Логическа проверка на входните данни</w:t>
+      </w:r>
+      <w:r>
+        <w:rPr>
+          <w:rFonts w:ascii="Times New Roman" w:eastAsia="Times New Roman" w:hAnsi="Times New Roman" w:cs="Times New Roman"/>
+          <w:sz w:val="24"/>
+          <w:szCs w:val="24"/>
+        </w:rPr>
+        <w:br/>
+        <w:t>/graph/       - Алгоритмичен модул (Dijkstra за локации)</w:t>
+      </w:r>
+      <w:r>
+        <w:rPr>
+          <w:rFonts w:ascii="Times New Roman" w:eastAsia="Times New Roman" w:hAnsi="Times New Roman" w:cs="Times New Roman"/>
+          <w:sz w:val="24"/>
+          <w:szCs w:val="24"/>
+        </w:rPr>
+        <w:br/>
+        <w:t>main.py       - Входна точка на приложението</w:t>
       </w:r>
     </w:p>
     <w:p>
@@ -1220,24 +2095,6 @@
           <w:szCs w:val="24"/>
         </w:rPr>
       </w:pPr>
-      <w:r>
-        <w:rPr>
-          <w:rFonts w:ascii="Times New Roman" w:eastAsia="Times New Roman" w:hAnsi="Times New Roman" w:cs="Times New Roman"/>
-          <w:b/>
-          <w:bCs/>
-          <w:sz w:val="24"/>
-          <w:szCs w:val="24"/>
-        </w:rPr>
-        <w:t>Поле:</w:t>
-      </w:r>
-      <w:r>
-        <w:rPr>
-          <w:rFonts w:ascii="Times New Roman" w:eastAsia="Times New Roman" w:hAnsi="Times New Roman" w:cs="Times New Roman"/>
-          <w:sz w:val="24"/>
-          <w:szCs w:val="24"/>
-        </w:rPr>
-        <w:t xml:space="preserve"> from_location_id При MOVE движение — изходна локация. Една локация може да бъде източник на много трансфери.</w:t>
-      </w:r>
     </w:p>
     <w:p>
       <w:pPr>
@@ -1248,19 +2105,47 @@
           <w:rFonts w:ascii="Times New Roman" w:eastAsia="Times New Roman" w:hAnsi="Times New Roman" w:cs="Times New Roman"/>
           <w:b/>
           <w:bCs/>
-          <w:sz w:val="24"/>
-          <w:szCs w:val="24"/>
-        </w:rPr>
-      </w:pPr>
-      <w:r>
-        <w:rPr>
-          <w:rFonts w:ascii="Times New Roman" w:eastAsia="Times New Roman" w:hAnsi="Times New Roman" w:cs="Times New Roman"/>
-          <w:b/>
-          <w:bCs/>
-          <w:sz w:val="24"/>
-          <w:szCs w:val="24"/>
-        </w:rPr>
-        <w:t xml:space="preserve"> 8. Movement → Location (TO) (many : 1)</w:t>
+          <w:color w:val="C00000"/>
+          <w:kern w:val="36"/>
+          <w:sz w:val="28"/>
+          <w:szCs w:val="28"/>
+        </w:rPr>
+      </w:pPr>
+      <w:r>
+        <w:rPr>
+          <w:rFonts w:ascii="Times New Roman" w:eastAsia="Times New Roman" w:hAnsi="Times New Roman" w:cs="Times New Roman"/>
+          <w:b/>
+          <w:bCs/>
+          <w:color w:val="C00000"/>
+          <w:kern w:val="36"/>
+          <w:sz w:val="28"/>
+          <w:szCs w:val="28"/>
+        </w:rPr>
+        <w:t>1</w:t>
+      </w:r>
+      <w:r>
+        <w:rPr>
+          <w:rFonts w:ascii="Times New Roman" w:eastAsia="Times New Roman" w:hAnsi="Times New Roman" w:cs="Times New Roman"/>
+          <w:b/>
+          <w:bCs/>
+          <w:color w:val="C00000"/>
+          <w:kern w:val="36"/>
+          <w:sz w:val="28"/>
+          <w:szCs w:val="28"/>
+        </w:rPr>
+        <w:t>1</w:t>
+      </w:r>
+      <w:r>
+        <w:rPr>
+          <w:rFonts w:ascii="Times New Roman" w:eastAsia="Times New Roman" w:hAnsi="Times New Roman" w:cs="Times New Roman"/>
+          <w:b/>
+          <w:bCs/>
+          <w:color w:val="C00000"/>
+          <w:kern w:val="36"/>
+          <w:sz w:val="28"/>
+          <w:szCs w:val="28"/>
+        </w:rPr>
+        <w:t>. Domain Model Diagram (UML)</w:t>
       </w:r>
     </w:p>
     <w:p>
@@ -1270,27 +2155,30 @@
         <w:outlineLvl w:val="0"/>
         <w:rPr>
           <w:rFonts w:ascii="Times New Roman" w:eastAsia="Times New Roman" w:hAnsi="Times New Roman" w:cs="Times New Roman"/>
-          <w:sz w:val="24"/>
-          <w:szCs w:val="24"/>
-        </w:rPr>
-      </w:pPr>
-      <w:r>
-        <w:rPr>
-          <w:rFonts w:ascii="Times New Roman" w:eastAsia="Times New Roman" w:hAnsi="Times New Roman" w:cs="Times New Roman"/>
-          <w:b/>
-          <w:bCs/>
-          <w:sz w:val="24"/>
-          <w:szCs w:val="24"/>
-        </w:rPr>
-        <w:t>Поле:</w:t>
-      </w:r>
-      <w:r>
-        <w:rPr>
-          <w:rFonts w:ascii="Times New Roman" w:eastAsia="Times New Roman" w:hAnsi="Times New Roman" w:cs="Times New Roman"/>
-          <w:sz w:val="24"/>
-          <w:szCs w:val="24"/>
-        </w:rPr>
-        <w:t xml:space="preserve"> to_location_id При MOVE движение — целева локация. Една локация може да бъде получател на много трансфери.</w:t>
+          <w:color w:val="000000" w:themeColor="text1"/>
+          <w:sz w:val="28"/>
+          <w:szCs w:val="28"/>
+        </w:rPr>
+      </w:pPr>
+      <w:r>
+        <w:rPr>
+          <w:rFonts w:ascii="Times New Roman" w:eastAsia="Times New Roman" w:hAnsi="Times New Roman" w:cs="Times New Roman"/>
+          <w:b/>
+          <w:bCs/>
+          <w:color w:val="000000" w:themeColor="text1"/>
+          <w:sz w:val="28"/>
+          <w:szCs w:val="28"/>
+        </w:rPr>
+        <w:t>Основни класове и тяхната роля:</w:t>
+      </w:r>
+      <w:r>
+        <w:rPr>
+          <w:rFonts w:ascii="Times New Roman" w:eastAsia="Times New Roman" w:hAnsi="Times New Roman" w:cs="Times New Roman"/>
+          <w:color w:val="000000" w:themeColor="text1"/>
+          <w:sz w:val="28"/>
+          <w:szCs w:val="28"/>
+        </w:rPr>
+        <w:t xml:space="preserve"> </w:t>
       </w:r>
     </w:p>
     <w:p>
@@ -1300,21 +2188,41 @@
         <w:outlineLvl w:val="0"/>
         <w:rPr>
           <w:rFonts w:ascii="Times New Roman" w:eastAsia="Times New Roman" w:hAnsi="Times New Roman" w:cs="Times New Roman"/>
-          <w:b/>
-          <w:bCs/>
-          <w:sz w:val="24"/>
-          <w:szCs w:val="24"/>
-        </w:rPr>
-      </w:pPr>
-      <w:r>
-        <w:rPr>
-          <w:rFonts w:ascii="Times New Roman" w:eastAsia="Times New Roman" w:hAnsi="Times New Roman" w:cs="Times New Roman"/>
-          <w:b/>
-          <w:bCs/>
-          <w:sz w:val="24"/>
-          <w:szCs w:val="24"/>
-        </w:rPr>
-        <w:t>9. Invoice → Movement (1 : 1)</w:t>
+          <w:color w:val="000000" w:themeColor="text1"/>
+          <w:sz w:val="24"/>
+          <w:szCs w:val="24"/>
+        </w:rPr>
+      </w:pPr>
+      <w:r>
+        <w:rPr>
+          <w:rFonts w:ascii="Times New Roman" w:eastAsia="Times New Roman" w:hAnsi="Times New Roman" w:cs="Times New Roman"/>
+          <w:b/>
+          <w:bCs/>
+          <w:color w:val="000000" w:themeColor="text1"/>
+          <w:sz w:val="24"/>
+          <w:szCs w:val="24"/>
+        </w:rPr>
+        <w:t>Клас Category</w:t>
+      </w:r>
+      <w:r>
+        <w:rPr>
+          <w:rFonts w:ascii="Times New Roman" w:eastAsia="Times New Roman" w:hAnsi="Times New Roman" w:cs="Times New Roman"/>
+          <w:b/>
+          <w:bCs/>
+          <w:color w:val="000000" w:themeColor="text1"/>
+          <w:sz w:val="24"/>
+          <w:szCs w:val="24"/>
+        </w:rPr>
+        <w:t xml:space="preserve"> - </w:t>
+      </w:r>
+      <w:r>
+        <w:rPr>
+          <w:rFonts w:ascii="Times New Roman" w:eastAsia="Times New Roman" w:hAnsi="Times New Roman" w:cs="Times New Roman"/>
+          <w:color w:val="000000" w:themeColor="text1"/>
+          <w:sz w:val="24"/>
+          <w:szCs w:val="24"/>
+        </w:rPr>
+        <w:t>Този клас управлява йерархичната структура на продуктите, като съхранява информация за името, описанието и връзката между родителски и подкатегории. Той поддържа автоматично генериране на уникални идентификатори (UUID) и проследява времето на създаване и последна редакция на данните.</w:t>
       </w:r>
     </w:p>
     <w:p>
@@ -1324,36 +2232,42 @@
         <w:outlineLvl w:val="0"/>
         <w:rPr>
           <w:rFonts w:ascii="Times New Roman" w:eastAsia="Times New Roman" w:hAnsi="Times New Roman" w:cs="Times New Roman"/>
-          <w:sz w:val="24"/>
-          <w:szCs w:val="24"/>
-        </w:rPr>
-      </w:pPr>
-      <w:r>
-        <w:rPr>
-          <w:rFonts w:ascii="Times New Roman" w:eastAsia="Times New Roman" w:hAnsi="Times New Roman" w:cs="Times New Roman"/>
-          <w:b/>
-          <w:bCs/>
+          <w:color w:val="000000" w:themeColor="text1"/>
+          <w:sz w:val="24"/>
+          <w:szCs w:val="24"/>
+        </w:rPr>
+      </w:pPr>
+      <w:r>
+        <w:rPr>
+          <w:rFonts w:ascii="Times New Roman" w:eastAsia="Times New Roman" w:hAnsi="Times New Roman" w:cs="Times New Roman"/>
+          <w:b/>
+          <w:bCs/>
+          <w:color w:val="000000" w:themeColor="text1"/>
           <w:sz w:val="24"/>
           <w:szCs w:val="24"/>
         </w:rPr>
         <w:lastRenderedPageBreak/>
-        <w:t>Поле:</w:t>
-      </w:r>
-      <w:r>
-        <w:rPr>
-          <w:rFonts w:ascii="Times New Roman" w:eastAsia="Times New Roman" w:hAnsi="Times New Roman" w:cs="Times New Roman"/>
-          <w:sz w:val="24"/>
-          <w:szCs w:val="24"/>
-        </w:rPr>
-        <w:t xml:space="preserve"> movement_id Всяка фактура е свързана с едно OUT движение. Едно движение може да има най-много една фактура</w:t>
-      </w:r>
-      <w:r>
-        <w:rPr>
-          <w:rFonts w:ascii="Times New Roman" w:eastAsia="Times New Roman" w:hAnsi="Times New Roman" w:cs="Times New Roman"/>
-          <w:sz w:val="24"/>
-          <w:szCs w:val="24"/>
-        </w:rPr>
-        <w:t xml:space="preserve">. </w:t>
+        <w:t xml:space="preserve">Клас Product </w:t>
+      </w:r>
+      <w:r>
+        <w:rPr>
+          <w:rFonts w:ascii="Times New Roman" w:eastAsia="Times New Roman" w:hAnsi="Times New Roman" w:cs="Times New Roman"/>
+          <w:b/>
+          <w:bCs/>
+          <w:color w:val="000000" w:themeColor="text1"/>
+          <w:sz w:val="24"/>
+          <w:szCs w:val="24"/>
+        </w:rPr>
+        <w:t>-</w:t>
+      </w:r>
+      <w:r>
+        <w:rPr>
+          <w:rFonts w:ascii="Times New Roman" w:eastAsia="Times New Roman" w:hAnsi="Times New Roman" w:cs="Times New Roman"/>
+          <w:color w:val="000000" w:themeColor="text1"/>
+          <w:sz w:val="24"/>
+          <w:szCs w:val="24"/>
+        </w:rPr>
+        <w:t xml:space="preserve"> Класът капсулира основните данни за складовите артикули, като управлява техните наименования, мерни единици, цени и принадлежност към различни категории. Той осигурява механизми за автоматично генериране на уникални идентификатори (UUID), проследяване на историята на промените и конвертиране на обектите в JSON формат за трайно съхранение.</w:t>
       </w:r>
     </w:p>
     <w:p>
@@ -1363,23 +2277,50 @@
         <w:outlineLvl w:val="0"/>
         <w:rPr>
           <w:rFonts w:ascii="Times New Roman" w:eastAsia="Times New Roman" w:hAnsi="Times New Roman" w:cs="Times New Roman"/>
-          <w:b/>
-          <w:bCs/>
-          <w:color w:val="C00000"/>
-          <w:sz w:val="28"/>
-          <w:szCs w:val="28"/>
-        </w:rPr>
-      </w:pPr>
-      <w:r>
-        <w:rPr>
-          <w:rFonts w:ascii="Times New Roman" w:eastAsia="Times New Roman" w:hAnsi="Times New Roman" w:cs="Times New Roman"/>
-          <w:b/>
-          <w:bCs/>
-          <w:color w:val="C00000"/>
-          <w:sz w:val="28"/>
-          <w:szCs w:val="28"/>
-        </w:rPr>
-        <w:t>5. Актьори и потребителски роли</w:t>
+          <w:color w:val="000000" w:themeColor="text1"/>
+          <w:sz w:val="24"/>
+          <w:szCs w:val="24"/>
+        </w:rPr>
+      </w:pPr>
+      <w:r>
+        <w:rPr>
+          <w:rFonts w:ascii="Times New Roman" w:eastAsia="Times New Roman" w:hAnsi="Times New Roman" w:cs="Times New Roman"/>
+          <w:b/>
+          <w:bCs/>
+          <w:color w:val="000000" w:themeColor="text1"/>
+          <w:sz w:val="24"/>
+          <w:szCs w:val="24"/>
+        </w:rPr>
+        <w:t xml:space="preserve">Клас Supplier </w:t>
+      </w:r>
+      <w:r>
+        <w:rPr>
+          <w:rFonts w:ascii="Times New Roman" w:eastAsia="Times New Roman" w:hAnsi="Times New Roman" w:cs="Times New Roman"/>
+          <w:b/>
+          <w:bCs/>
+          <w:color w:val="000000" w:themeColor="text1"/>
+          <w:sz w:val="24"/>
+          <w:szCs w:val="24"/>
+        </w:rPr>
+        <w:t>-</w:t>
+      </w:r>
+      <w:r>
+        <w:rPr>
+          <w:rFonts w:ascii="Times New Roman" w:eastAsia="Times New Roman" w:hAnsi="Times New Roman" w:cs="Times New Roman"/>
+          <w:color w:val="000000" w:themeColor="text1"/>
+          <w:sz w:val="24"/>
+          <w:szCs w:val="24"/>
+        </w:rPr>
+        <w:t xml:space="preserve"> Класът управлява информацията за външните партньори на фирмата, като съхранява техните имена, адреси и данни за контакт. Той осигурява уникална идентификация на всеки доставчик и проследява времето на регистрация и актуализация на партньорския профил в системата.</w:t>
+      </w:r>
+      <w:r>
+        <w:rPr>
+          <w:rFonts w:ascii="Times New Roman" w:eastAsia="Times New Roman" w:hAnsi="Times New Roman" w:cs="Times New Roman"/>
+          <w:color w:val="000000" w:themeColor="text1"/>
+          <w:sz w:val="24"/>
+          <w:szCs w:val="24"/>
+        </w:rPr>
+        <w:t xml:space="preserve"> </w:t>
       </w:r>
     </w:p>
     <w:p>
@@ -1389,17 +2330,50 @@
         <w:outlineLvl w:val="0"/>
         <w:rPr>
           <w:rFonts w:ascii="Times New Roman" w:eastAsia="Times New Roman" w:hAnsi="Times New Roman" w:cs="Times New Roman"/>
-          <w:sz w:val="24"/>
-          <w:szCs w:val="24"/>
-        </w:rPr>
-      </w:pPr>
-      <w:r>
-        <w:rPr>
-          <w:rFonts w:ascii="Times New Roman" w:eastAsia="Times New Roman" w:hAnsi="Times New Roman" w:cs="Times New Roman"/>
-          <w:sz w:val="24"/>
-          <w:szCs w:val="24"/>
-        </w:rPr>
-        <w:t>Администраторът управлява основните данни — продукти, категории, доставчици, потребители и локации. Операторът изпълнява ежедневните складови операции, включително входящи, изходящи и вътрешни движения. Системата автоматично генерира идентификатори, валидира данните и актуализира наличностите.</w:t>
+          <w:color w:val="000000" w:themeColor="text1"/>
+          <w:sz w:val="24"/>
+          <w:szCs w:val="24"/>
+        </w:rPr>
+      </w:pPr>
+      <w:r>
+        <w:rPr>
+          <w:rFonts w:ascii="Times New Roman" w:eastAsia="Times New Roman" w:hAnsi="Times New Roman" w:cs="Times New Roman"/>
+          <w:b/>
+          <w:bCs/>
+          <w:color w:val="000000" w:themeColor="text1"/>
+          <w:sz w:val="24"/>
+          <w:szCs w:val="24"/>
+        </w:rPr>
+        <w:t xml:space="preserve">Клас User </w:t>
+      </w:r>
+      <w:r>
+        <w:rPr>
+          <w:rFonts w:ascii="Times New Roman" w:eastAsia="Times New Roman" w:hAnsi="Times New Roman" w:cs="Times New Roman"/>
+          <w:b/>
+          <w:bCs/>
+          <w:color w:val="000000" w:themeColor="text1"/>
+          <w:sz w:val="24"/>
+          <w:szCs w:val="24"/>
+        </w:rPr>
+        <w:t>-</w:t>
+      </w:r>
+      <w:r>
+        <w:rPr>
+          <w:rFonts w:ascii="Times New Roman" w:eastAsia="Times New Roman" w:hAnsi="Times New Roman" w:cs="Times New Roman"/>
+          <w:color w:val="000000" w:themeColor="text1"/>
+          <w:sz w:val="24"/>
+          <w:szCs w:val="24"/>
+        </w:rPr>
+        <w:t xml:space="preserve"> Класът управлява идентичността и нивата на достъп на работещите със системата, като съхранява техните лични данни, роли и статус на акаунта. Той е в основата на сигурността, позволявайки разграничаване на правата между Администратори и Оператори чрез вградена ролева система.</w:t>
+      </w:r>
+      <w:r>
+        <w:rPr>
+          <w:rFonts w:ascii="Times New Roman" w:eastAsia="Times New Roman" w:hAnsi="Times New Roman" w:cs="Times New Roman"/>
+          <w:color w:val="000000" w:themeColor="text1"/>
+          <w:sz w:val="24"/>
+          <w:szCs w:val="24"/>
+        </w:rPr>
+        <w:t xml:space="preserve"> </w:t>
       </w:r>
     </w:p>
     <w:p>
@@ -1409,54 +2383,58 @@
         <w:outlineLvl w:val="0"/>
         <w:rPr>
           <w:rFonts w:ascii="Times New Roman" w:eastAsia="Times New Roman" w:hAnsi="Times New Roman" w:cs="Times New Roman"/>
-          <w:b/>
-          <w:bCs/>
-          <w:color w:val="C00000"/>
-          <w:sz w:val="28"/>
-          <w:szCs w:val="28"/>
-        </w:rPr>
-      </w:pPr>
-      <w:r>
-        <w:rPr>
-          <w:rFonts w:ascii="Times New Roman" w:eastAsia="Times New Roman" w:hAnsi="Times New Roman" w:cs="Times New Roman"/>
-          <w:b/>
-          <w:bCs/>
-          <w:color w:val="C00000"/>
-          <w:sz w:val="28"/>
-          <w:szCs w:val="28"/>
-        </w:rPr>
-        <w:t>6.</w:t>
-      </w:r>
-      <w:r>
-        <w:rPr>
-          <w:rFonts w:ascii="Times New Roman" w:eastAsia="Times New Roman" w:hAnsi="Times New Roman" w:cs="Times New Roman"/>
-          <w:b/>
-          <w:bCs/>
-          <w:color w:val="C00000"/>
-          <w:sz w:val="28"/>
-          <w:szCs w:val="28"/>
-        </w:rPr>
-        <w:t xml:space="preserve"> </w:t>
-      </w:r>
-      <w:r>
-        <w:rPr>
-          <w:rFonts w:ascii="Times New Roman" w:eastAsia="Times New Roman" w:hAnsi="Times New Roman" w:cs="Times New Roman"/>
-          <w:b/>
-          <w:bCs/>
-          <w:color w:val="C00000"/>
-          <w:sz w:val="28"/>
-          <w:szCs w:val="28"/>
-        </w:rPr>
-        <w:t>Сценарии на използване / Основни сценарии</w:t>
-      </w:r>
-      <w:r>
-        <w:rPr>
-          <w:rFonts w:ascii="Times New Roman" w:eastAsia="Times New Roman" w:hAnsi="Times New Roman" w:cs="Times New Roman"/>
-          <w:b/>
-          <w:bCs/>
-          <w:color w:val="C00000"/>
-          <w:sz w:val="28"/>
-          <w:szCs w:val="28"/>
+          <w:color w:val="000000" w:themeColor="text1"/>
+          <w:sz w:val="24"/>
+          <w:szCs w:val="24"/>
+        </w:rPr>
+      </w:pPr>
+      <w:r>
+        <w:rPr>
+          <w:rFonts w:ascii="Times New Roman" w:eastAsia="Times New Roman" w:hAnsi="Times New Roman" w:cs="Times New Roman"/>
+          <w:b/>
+          <w:bCs/>
+          <w:color w:val="000000" w:themeColor="text1"/>
+          <w:sz w:val="24"/>
+          <w:szCs w:val="24"/>
+        </w:rPr>
+        <w:t xml:space="preserve">Клас Location </w:t>
+      </w:r>
+      <w:r>
+        <w:rPr>
+          <w:rFonts w:ascii="Times New Roman" w:eastAsia="Times New Roman" w:hAnsi="Times New Roman" w:cs="Times New Roman"/>
+          <w:b/>
+          <w:bCs/>
+          <w:color w:val="000000" w:themeColor="text1"/>
+          <w:sz w:val="24"/>
+          <w:szCs w:val="24"/>
+        </w:rPr>
+        <w:t>-</w:t>
+      </w:r>
+      <w:r>
+        <w:rPr>
+          <w:rFonts w:ascii="Times New Roman" w:eastAsia="Times New Roman" w:hAnsi="Times New Roman" w:cs="Times New Roman"/>
+          <w:color w:val="000000" w:themeColor="text1"/>
+          <w:sz w:val="24"/>
+          <w:szCs w:val="24"/>
+        </w:rPr>
+        <w:t xml:space="preserve"> Този клас дефинира физическите складови пространства, като съхранява данни за тяхното име, зона, капацитет и уникален идентификационен код. Той играе ключова роля в логистичния </w:t>
+      </w:r>
+      <w:r>
+        <w:rPr>
+          <w:rFonts w:ascii="Times New Roman" w:eastAsia="Times New Roman" w:hAnsi="Times New Roman" w:cs="Times New Roman"/>
+          <w:color w:val="000000" w:themeColor="text1"/>
+          <w:sz w:val="24"/>
+          <w:szCs w:val="24"/>
+        </w:rPr>
+        <w:lastRenderedPageBreak/>
+        <w:t>модул, тъй като кодът на локацията се използва като възел в графа за изчисляване на най-кратките пътища чрез алгоритъма на Дейкстра.</w:t>
+      </w:r>
+      <w:r>
+        <w:rPr>
+          <w:rFonts w:ascii="Times New Roman" w:eastAsia="Times New Roman" w:hAnsi="Times New Roman" w:cs="Times New Roman"/>
+          <w:color w:val="000000" w:themeColor="text1"/>
+          <w:sz w:val="24"/>
+          <w:szCs w:val="24"/>
         </w:rPr>
         <w:t xml:space="preserve"> </w:t>
       </w:r>
@@ -1468,26 +2446,41 @@
         <w:outlineLvl w:val="0"/>
         <w:rPr>
           <w:rFonts w:ascii="Times New Roman" w:eastAsia="Times New Roman" w:hAnsi="Times New Roman" w:cs="Times New Roman"/>
-          <w:sz w:val="24"/>
-          <w:szCs w:val="24"/>
-        </w:rPr>
-      </w:pPr>
-      <w:r>
-        <w:rPr>
-          <w:rFonts w:ascii="Times New Roman" w:eastAsia="Times New Roman" w:hAnsi="Times New Roman" w:cs="Times New Roman"/>
-          <w:sz w:val="24"/>
-          <w:szCs w:val="24"/>
-        </w:rPr>
-        <w:t xml:space="preserve">Администраторът създава и редактира обекти и управлява потребителските роли. Операторът регистрира движения, при които системата проверява коректността и актуализира количествата. При продажба се </w:t>
-      </w:r>
-      <w:r>
-        <w:rPr>
-          <w:rFonts w:ascii="Times New Roman" w:eastAsia="Times New Roman" w:hAnsi="Times New Roman" w:cs="Times New Roman"/>
-          <w:sz w:val="24"/>
-          <w:szCs w:val="24"/>
-        </w:rPr>
-        <w:lastRenderedPageBreak/>
-        <w:t>генерира фактура, а при вътрешно преместване се разпределят наличности между локации. Потребителите извличат информация чрез отчети с филтри и критерии за търсене.</w:t>
+          <w:color w:val="000000" w:themeColor="text1"/>
+          <w:sz w:val="24"/>
+          <w:szCs w:val="24"/>
+        </w:rPr>
+      </w:pPr>
+      <w:r>
+        <w:rPr>
+          <w:rFonts w:ascii="Times New Roman" w:eastAsia="Times New Roman" w:hAnsi="Times New Roman" w:cs="Times New Roman"/>
+          <w:b/>
+          <w:bCs/>
+          <w:color w:val="000000" w:themeColor="text1"/>
+          <w:sz w:val="24"/>
+          <w:szCs w:val="24"/>
+        </w:rPr>
+        <w:t xml:space="preserve">Клас Movement </w:t>
+      </w:r>
+      <w:r>
+        <w:rPr>
+          <w:rFonts w:ascii="Times New Roman" w:eastAsia="Times New Roman" w:hAnsi="Times New Roman" w:cs="Times New Roman"/>
+          <w:b/>
+          <w:bCs/>
+          <w:color w:val="000000" w:themeColor="text1"/>
+          <w:sz w:val="24"/>
+          <w:szCs w:val="24"/>
+        </w:rPr>
+        <w:t>-</w:t>
+      </w:r>
+      <w:r>
+        <w:rPr>
+          <w:rFonts w:ascii="Times New Roman" w:eastAsia="Times New Roman" w:hAnsi="Times New Roman" w:cs="Times New Roman"/>
+          <w:color w:val="000000" w:themeColor="text1"/>
+          <w:sz w:val="24"/>
+          <w:szCs w:val="24"/>
+        </w:rPr>
+        <w:t xml:space="preserve"> Този клас е отговорен за регистрирането на всяка физическа промяна в инвентара чрез три основни типа операции: входящи (IN), изходящи (OUT) и вътрешни трансфери (MOVE). Той съхранява детайлна информация за продукта, количествата, времето на операцията и участващите локации, осигурявайки пълна проследимост на стоките.</w:t>
       </w:r>
     </w:p>
     <w:p>
@@ -1497,45 +2490,41 @@
         <w:outlineLvl w:val="0"/>
         <w:rPr>
           <w:rFonts w:ascii="Times New Roman" w:eastAsia="Times New Roman" w:hAnsi="Times New Roman" w:cs="Times New Roman"/>
-          <w:b/>
-          <w:bCs/>
-          <w:color w:val="C00000"/>
-          <w:sz w:val="28"/>
-          <w:szCs w:val="28"/>
-        </w:rPr>
-      </w:pPr>
-      <w:r>
-        <w:rPr>
-          <w:rFonts w:ascii="Times New Roman" w:eastAsia="Times New Roman" w:hAnsi="Times New Roman" w:cs="Times New Roman"/>
-          <w:b/>
-          <w:bCs/>
-          <w:color w:val="C00000"/>
-          <w:sz w:val="28"/>
-          <w:szCs w:val="28"/>
-        </w:rPr>
-        <w:t>7.</w:t>
-      </w:r>
-      <w:r>
-        <w:rPr>
-          <w:rFonts w:ascii="Times New Roman" w:eastAsia="Times New Roman" w:hAnsi="Times New Roman" w:cs="Times New Roman"/>
-          <w:b/>
-          <w:bCs/>
-          <w:color w:val="C00000"/>
-          <w:sz w:val="28"/>
-          <w:szCs w:val="28"/>
-        </w:rPr>
-        <w:t xml:space="preserve"> </w:t>
-      </w:r>
-      <w:r>
-        <w:rPr>
-          <w:rFonts w:ascii="Times New Roman" w:eastAsia="Times New Roman" w:hAnsi="Times New Roman" w:cs="Times New Roman"/>
-          <w:b/>
-          <w:bCs/>
-          <w:color w:val="C00000"/>
-          <w:sz w:val="28"/>
-          <w:szCs w:val="28"/>
-        </w:rPr>
-        <w:t>Основни изгледи</w:t>
+          <w:color w:val="000000" w:themeColor="text1"/>
+          <w:sz w:val="24"/>
+          <w:szCs w:val="24"/>
+        </w:rPr>
+      </w:pPr>
+      <w:r>
+        <w:rPr>
+          <w:rFonts w:ascii="Times New Roman" w:eastAsia="Times New Roman" w:hAnsi="Times New Roman" w:cs="Times New Roman"/>
+          <w:b/>
+          <w:bCs/>
+          <w:color w:val="000000" w:themeColor="text1"/>
+          <w:sz w:val="24"/>
+          <w:szCs w:val="24"/>
+        </w:rPr>
+        <w:t xml:space="preserve">Клас Invoice </w:t>
+      </w:r>
+      <w:r>
+        <w:rPr>
+          <w:rFonts w:ascii="Times New Roman" w:eastAsia="Times New Roman" w:hAnsi="Times New Roman" w:cs="Times New Roman"/>
+          <w:b/>
+          <w:bCs/>
+          <w:color w:val="000000" w:themeColor="text1"/>
+          <w:sz w:val="24"/>
+          <w:szCs w:val="24"/>
+        </w:rPr>
+        <w:t>-</w:t>
+      </w:r>
+      <w:r>
+        <w:rPr>
+          <w:rFonts w:ascii="Times New Roman" w:eastAsia="Times New Roman" w:hAnsi="Times New Roman" w:cs="Times New Roman"/>
+          <w:color w:val="000000" w:themeColor="text1"/>
+          <w:sz w:val="24"/>
+          <w:szCs w:val="24"/>
+        </w:rPr>
+        <w:t xml:space="preserve"> Класът служи за финансово документиране на продажбите, като генерира записи за клиентски транзакции въз основа на изходящите движения. Той поддържа изчисляване на общи стойности, управление на статуса (валидна или анулирана) и съхранява връзка към съответното движение за целите на отчетността.</w:t>
       </w:r>
     </w:p>
     <w:p>
@@ -1545,21 +2534,60 @@
         <w:outlineLvl w:val="0"/>
         <w:rPr>
           <w:rFonts w:ascii="Times New Roman" w:eastAsia="Times New Roman" w:hAnsi="Times New Roman" w:cs="Times New Roman"/>
-          <w:b/>
-          <w:bCs/>
-          <w:sz w:val="24"/>
-          <w:szCs w:val="24"/>
-        </w:rPr>
-      </w:pPr>
-      <w:r>
-        <w:rPr>
-          <w:rFonts w:ascii="Times New Roman" w:eastAsia="Times New Roman" w:hAnsi="Times New Roman" w:cs="Times New Roman"/>
-          <w:b/>
-          <w:bCs/>
-          <w:sz w:val="24"/>
-          <w:szCs w:val="24"/>
-        </w:rPr>
-        <w:t xml:space="preserve">Изглед „Отчети“ </w:t>
+          <w:color w:val="000000" w:themeColor="text1"/>
+          <w:sz w:val="24"/>
+          <w:szCs w:val="24"/>
+        </w:rPr>
+      </w:pPr>
+      <w:r>
+        <w:rPr>
+          <w:rFonts w:ascii="Times New Roman" w:eastAsia="Times New Roman" w:hAnsi="Times New Roman" w:cs="Times New Roman"/>
+          <w:b/>
+          <w:bCs/>
+          <w:color w:val="000000" w:themeColor="text1"/>
+          <w:sz w:val="24"/>
+          <w:szCs w:val="24"/>
+        </w:rPr>
+        <w:t xml:space="preserve">Клас Report </w:t>
+      </w:r>
+      <w:r>
+        <w:rPr>
+          <w:rFonts w:ascii="Times New Roman" w:eastAsia="Times New Roman" w:hAnsi="Times New Roman" w:cs="Times New Roman"/>
+          <w:b/>
+          <w:bCs/>
+          <w:color w:val="000000" w:themeColor="text1"/>
+          <w:sz w:val="24"/>
+          <w:szCs w:val="24"/>
+        </w:rPr>
+        <w:t>-</w:t>
+      </w:r>
+      <w:r>
+        <w:rPr>
+          <w:rFonts w:ascii="Times New Roman" w:eastAsia="Times New Roman" w:hAnsi="Times New Roman" w:cs="Times New Roman"/>
+          <w:color w:val="000000" w:themeColor="text1"/>
+          <w:sz w:val="24"/>
+          <w:szCs w:val="24"/>
+        </w:rPr>
+        <w:t xml:space="preserve"> Това е специализиран модел, който служи за агрегиране и структуриране на данни от различни части на системата с цел представянето им на потребителя. Той съществува предимно в паметта </w:t>
+      </w:r>
+      <w:r>
+        <w:rPr>
+          <w:rFonts w:ascii="Times New Roman" w:eastAsia="Times New Roman" w:hAnsi="Times New Roman" w:cs="Times New Roman"/>
+          <w:color w:val="000000" w:themeColor="text1"/>
+          <w:sz w:val="24"/>
+          <w:szCs w:val="24"/>
+        </w:rPr>
+        <w:lastRenderedPageBreak/>
+        <w:t>на приложението, за да организира информацията за наличности, продажби или доставки в прегледен и удобен за четене вид.</w:t>
+      </w:r>
+      <w:r>
+        <w:rPr>
+          <w:rFonts w:ascii="Times New Roman" w:eastAsia="Times New Roman" w:hAnsi="Times New Roman" w:cs="Times New Roman"/>
+          <w:color w:val="000000" w:themeColor="text1"/>
+          <w:sz w:val="24"/>
+          <w:szCs w:val="24"/>
+        </w:rPr>
+        <w:t xml:space="preserve"> </w:t>
       </w:r>
     </w:p>
     <w:p>
@@ -1569,33 +2597,34 @@
         <w:outlineLvl w:val="0"/>
         <w:rPr>
           <w:rFonts w:ascii="Times New Roman" w:eastAsia="Times New Roman" w:hAnsi="Times New Roman" w:cs="Times New Roman"/>
-          <w:sz w:val="24"/>
-          <w:szCs w:val="24"/>
-        </w:rPr>
-      </w:pPr>
-      <w:r>
-        <w:rPr>
-          <w:rFonts w:ascii="Times New Roman" w:eastAsia="Times New Roman" w:hAnsi="Times New Roman" w:cs="Times New Roman"/>
-          <w:sz w:val="24"/>
-          <w:szCs w:val="24"/>
-        </w:rPr>
-        <w:t xml:space="preserve">Изгледът „Отчети“ визуализира наличности, история на движенията, доставки и продажби. Поддържа търсене по ключова дума и сортиране по количество чрез Selection Sort или Bubble Sort, което улеснява </w:t>
-      </w:r>
-      <w:r>
-        <w:rPr>
-          <w:rFonts w:ascii="Times New Roman" w:eastAsia="Times New Roman" w:hAnsi="Times New Roman" w:cs="Times New Roman"/>
+          <w:b/>
+          <w:bCs/>
+          <w:color w:val="000000" w:themeColor="text1"/>
           <w:sz w:val="28"/>
           <w:szCs w:val="28"/>
         </w:rPr>
-        <w:t>откриването</w:t>
-      </w:r>
-      <w:r>
-        <w:rPr>
-          <w:rFonts w:ascii="Times New Roman" w:eastAsia="Times New Roman" w:hAnsi="Times New Roman" w:cs="Times New Roman"/>
-          <w:sz w:val="24"/>
-          <w:szCs w:val="24"/>
-        </w:rPr>
-        <w:t xml:space="preserve"> на критични позиции.</w:t>
+      </w:pPr>
+      <w:r>
+        <w:rPr>
+          <w:rFonts w:ascii="Times New Roman" w:eastAsia="Times New Roman" w:hAnsi="Times New Roman" w:cs="Times New Roman"/>
+          <w:b/>
+          <w:bCs/>
+          <w:color w:val="000000" w:themeColor="text1"/>
+          <w:sz w:val="28"/>
+          <w:szCs w:val="28"/>
+        </w:rPr>
+        <w:t>Контролери (Слой Бизнес логика)</w:t>
+      </w:r>
+      <w:r>
+        <w:rPr>
+          <w:rFonts w:ascii="Times New Roman" w:eastAsia="Times New Roman" w:hAnsi="Times New Roman" w:cs="Times New Roman"/>
+          <w:b/>
+          <w:bCs/>
+          <w:color w:val="000000" w:themeColor="text1"/>
+          <w:sz w:val="28"/>
+          <w:szCs w:val="28"/>
+        </w:rPr>
+        <w:t xml:space="preserve"> </w:t>
       </w:r>
     </w:p>
     <w:p>
@@ -1605,34 +2634,50 @@
         <w:outlineLvl w:val="0"/>
         <w:rPr>
           <w:rFonts w:ascii="Times New Roman" w:eastAsia="Times New Roman" w:hAnsi="Times New Roman" w:cs="Times New Roman"/>
-          <w:b/>
-          <w:bCs/>
-          <w:color w:val="C00000"/>
-          <w:sz w:val="28"/>
-          <w:szCs w:val="28"/>
-        </w:rPr>
-      </w:pPr>
-      <w:r>
-        <w:rPr>
-          <w:rFonts w:ascii="Times New Roman" w:eastAsia="Times New Roman" w:hAnsi="Times New Roman" w:cs="Times New Roman"/>
-          <w:b/>
-          <w:bCs/>
-          <w:color w:val="C00000"/>
-          <w:sz w:val="28"/>
-          <w:szCs w:val="28"/>
-        </w:rPr>
-        <w:t>8.</w:t>
-      </w:r>
-      <w:r>
-        <w:rPr>
-          <w:rFonts w:ascii="Times New Roman" w:eastAsia="Times New Roman" w:hAnsi="Times New Roman" w:cs="Times New Roman"/>
-          <w:b/>
-          <w:bCs/>
-          <w:color w:val="C00000"/>
-          <w:sz w:val="28"/>
-          <w:szCs w:val="28"/>
-        </w:rPr>
-        <w:t xml:space="preserve"> Функционални характеристики </w:t>
+          <w:color w:val="000000" w:themeColor="text1"/>
+          <w:sz w:val="24"/>
+          <w:szCs w:val="24"/>
+        </w:rPr>
+      </w:pPr>
+      <w:r>
+        <w:rPr>
+          <w:rFonts w:ascii="Times New Roman" w:eastAsia="Times New Roman" w:hAnsi="Times New Roman" w:cs="Times New Roman"/>
+          <w:b/>
+          <w:bCs/>
+          <w:color w:val="000000" w:themeColor="text1"/>
+          <w:sz w:val="24"/>
+          <w:szCs w:val="24"/>
+        </w:rPr>
+        <w:t>CategoryController</w:t>
+      </w:r>
+      <w:r>
+        <w:rPr>
+          <w:rFonts w:ascii="Times New Roman" w:eastAsia="Times New Roman" w:hAnsi="Times New Roman" w:cs="Times New Roman"/>
+          <w:b/>
+          <w:bCs/>
+          <w:color w:val="000000" w:themeColor="text1"/>
+          <w:sz w:val="24"/>
+          <w:szCs w:val="24"/>
+        </w:rPr>
+        <w:t xml:space="preserve"> - </w:t>
+      </w:r>
+      <w:r>
+        <w:rPr>
+          <w:rFonts w:ascii="Times New Roman" w:eastAsia="Times New Roman" w:hAnsi="Times New Roman" w:cs="Times New Roman"/>
+          <w:color w:val="000000" w:themeColor="text1"/>
+          <w:sz w:val="24"/>
+          <w:szCs w:val="24"/>
+        </w:rPr>
+        <w:t>Този клас управлява жизнения цикъл на продуктовите категории, като осигурява йерархичната им цялост и предотвратява логически цикли при задаване на родителски елементи. Той служи като мост между данните и потребителския интерфейс, интегрирайки валидатори за уникалност и модули за аналитична статистика.</w:t>
+      </w:r>
+      <w:r>
+        <w:rPr>
+          <w:rFonts w:ascii="Times New Roman" w:eastAsia="Times New Roman" w:hAnsi="Times New Roman" w:cs="Times New Roman"/>
+          <w:color w:val="000000" w:themeColor="text1"/>
+          <w:sz w:val="24"/>
+          <w:szCs w:val="24"/>
+        </w:rPr>
+        <w:t xml:space="preserve"> </w:t>
       </w:r>
     </w:p>
     <w:p>
@@ -1642,21 +2687,81 @@
         <w:outlineLvl w:val="0"/>
         <w:rPr>
           <w:rFonts w:ascii="Times New Roman" w:eastAsia="Times New Roman" w:hAnsi="Times New Roman" w:cs="Times New Roman"/>
-          <w:b/>
-          <w:bCs/>
-          <w:sz w:val="24"/>
-          <w:szCs w:val="24"/>
-        </w:rPr>
-      </w:pPr>
-      <w:r>
-        <w:rPr>
-          <w:rFonts w:ascii="Times New Roman" w:eastAsia="Times New Roman" w:hAnsi="Times New Roman" w:cs="Times New Roman"/>
-          <w:b/>
-          <w:bCs/>
-          <w:sz w:val="24"/>
-          <w:szCs w:val="24"/>
-        </w:rPr>
-        <w:t xml:space="preserve">Модул за отчети </w:t>
+          <w:color w:val="000000" w:themeColor="text1"/>
+          <w:sz w:val="24"/>
+          <w:szCs w:val="24"/>
+        </w:rPr>
+      </w:pPr>
+      <w:r>
+        <w:rPr>
+          <w:rFonts w:ascii="Times New Roman" w:eastAsia="Times New Roman" w:hAnsi="Times New Roman" w:cs="Times New Roman"/>
+          <w:b/>
+          <w:bCs/>
+          <w:color w:val="000000" w:themeColor="text1"/>
+          <w:sz w:val="24"/>
+          <w:szCs w:val="24"/>
+        </w:rPr>
+        <w:t>ProductController</w:t>
+      </w:r>
+      <w:r>
+        <w:rPr>
+          <w:rFonts w:ascii="Times New Roman" w:eastAsia="Times New Roman" w:hAnsi="Times New Roman" w:cs="Times New Roman"/>
+          <w:b/>
+          <w:bCs/>
+          <w:color w:val="000000" w:themeColor="text1"/>
+          <w:sz w:val="24"/>
+          <w:szCs w:val="24"/>
+        </w:rPr>
+        <w:t xml:space="preserve"> - </w:t>
+      </w:r>
+      <w:r>
+        <w:rPr>
+          <w:rFonts w:ascii="Times New Roman" w:eastAsia="Times New Roman" w:hAnsi="Times New Roman" w:cs="Times New Roman"/>
+          <w:color w:val="000000" w:themeColor="text1"/>
+          <w:sz w:val="24"/>
+          <w:szCs w:val="24"/>
+        </w:rPr>
+        <w:t xml:space="preserve">Този контролер управлява продуктовия каталог, като отговаря за добавянето, редактирането и изтриването на артикули при спазване на стриктни бизнес правила. Той интегрира външни алгоритми за филтриране и сортиране (като </w:t>
+      </w:r>
+      <w:r>
+        <w:rPr>
+          <w:rFonts w:ascii="Times New Roman" w:eastAsia="Times New Roman" w:hAnsi="Times New Roman" w:cs="Times New Roman"/>
+          <w:i/>
+          <w:iCs/>
+          <w:color w:val="000000" w:themeColor="text1"/>
+          <w:sz w:val="24"/>
+          <w:szCs w:val="24"/>
+        </w:rPr>
+        <w:t>Selection</w:t>
+      </w:r>
+      <w:r>
+        <w:rPr>
+          <w:rFonts w:ascii="Times New Roman" w:eastAsia="Times New Roman" w:hAnsi="Times New Roman" w:cs="Times New Roman"/>
+          <w:color w:val="000000" w:themeColor="text1"/>
+          <w:sz w:val="24"/>
+          <w:szCs w:val="24"/>
+        </w:rPr>
+        <w:t xml:space="preserve"> и </w:t>
+      </w:r>
+      <w:r>
+        <w:rPr>
+          <w:rFonts w:ascii="Times New Roman" w:eastAsia="Times New Roman" w:hAnsi="Times New Roman" w:cs="Times New Roman"/>
+          <w:i/>
+          <w:iCs/>
+          <w:color w:val="000000" w:themeColor="text1"/>
+          <w:sz w:val="24"/>
+          <w:szCs w:val="24"/>
+        </w:rPr>
+        <w:t>Bubble Sort</w:t>
+      </w:r>
+      <w:r>
+        <w:rPr>
+          <w:rFonts w:ascii="Times New Roman" w:eastAsia="Times New Roman" w:hAnsi="Times New Roman" w:cs="Times New Roman"/>
+          <w:color w:val="000000" w:themeColor="text1"/>
+          <w:sz w:val="24"/>
+          <w:szCs w:val="24"/>
+        </w:rPr>
+        <w:t>), позволявайки на потребителите да откриват и организират стоките по различни критерии.</w:t>
       </w:r>
     </w:p>
     <w:p>
@@ -1666,18 +2771,60 @@
         <w:outlineLvl w:val="0"/>
         <w:rPr>
           <w:rFonts w:ascii="Times New Roman" w:eastAsia="Times New Roman" w:hAnsi="Times New Roman" w:cs="Times New Roman"/>
-          <w:sz w:val="24"/>
-          <w:szCs w:val="24"/>
-        </w:rPr>
-      </w:pPr>
-      <w:r>
-        <w:rPr>
-          <w:rFonts w:ascii="Times New Roman" w:eastAsia="Times New Roman" w:hAnsi="Times New Roman" w:cs="Times New Roman"/>
+          <w:color w:val="000000" w:themeColor="text1"/>
+          <w:sz w:val="24"/>
+          <w:szCs w:val="24"/>
+        </w:rPr>
+      </w:pPr>
+      <w:r>
+        <w:rPr>
+          <w:rFonts w:ascii="Times New Roman" w:eastAsia="Times New Roman" w:hAnsi="Times New Roman" w:cs="Times New Roman"/>
+          <w:b/>
+          <w:bCs/>
+          <w:color w:val="000000" w:themeColor="text1"/>
           <w:sz w:val="24"/>
           <w:szCs w:val="24"/>
         </w:rPr>
         <w:lastRenderedPageBreak/>
-        <w:t>Модулът обработва данните от JSON файловете и изчислява финансови и оперативни показатели — средни цени, разходи, приходи и последно движение. Поддържа филтриране и динамично сортиране, комбинира информация от movements.json, inventory.json и invoices.json и извършва проверки за предотвратяване на некоректни изчисления.</w:t>
+        <w:t>UserController</w:t>
+      </w:r>
+      <w:r>
+        <w:rPr>
+          <w:rFonts w:ascii="Times New Roman" w:eastAsia="Times New Roman" w:hAnsi="Times New Roman" w:cs="Times New Roman"/>
+          <w:b/>
+          <w:bCs/>
+          <w:color w:val="000000" w:themeColor="text1"/>
+          <w:sz w:val="24"/>
+          <w:szCs w:val="24"/>
+        </w:rPr>
+        <w:t xml:space="preserve"> </w:t>
+      </w:r>
+      <w:r>
+        <w:rPr>
+          <w:rFonts w:ascii="Times New Roman" w:eastAsia="Times New Roman" w:hAnsi="Times New Roman" w:cs="Times New Roman"/>
+          <w:color w:val="000000" w:themeColor="text1"/>
+          <w:sz w:val="24"/>
+          <w:szCs w:val="24"/>
+        </w:rPr>
+        <w:t xml:space="preserve">- </w:t>
+      </w:r>
+      <w:r>
+        <w:rPr>
+          <w:rFonts w:ascii="Times New Roman" w:eastAsia="Times New Roman" w:hAnsi="Times New Roman" w:cs="Times New Roman"/>
+          <w:color w:val="000000" w:themeColor="text1"/>
+          <w:sz w:val="24"/>
+          <w:szCs w:val="24"/>
+        </w:rPr>
+        <w:t>Класът отговаря за сигурността и управлението на потребителските профили, включително процесите по регистрация, автентикация и ролева оторизация. Той поддържа административни функции за промяна на статуси и права, като същевременно гарантира защитата на данните чрез механизми за хеширане на пароли.</w:t>
+      </w:r>
+      <w:r>
+        <w:rPr>
+          <w:rFonts w:ascii="Times New Roman" w:eastAsia="Times New Roman" w:hAnsi="Times New Roman" w:cs="Times New Roman"/>
+          <w:color w:val="000000" w:themeColor="text1"/>
+          <w:sz w:val="24"/>
+          <w:szCs w:val="24"/>
+        </w:rPr>
+        <w:t xml:space="preserve"> </w:t>
       </w:r>
     </w:p>
     <w:p>
@@ -1687,56 +2834,41 @@
         <w:outlineLvl w:val="0"/>
         <w:rPr>
           <w:rFonts w:ascii="Times New Roman" w:eastAsia="Times New Roman" w:hAnsi="Times New Roman" w:cs="Times New Roman"/>
-          <w:b/>
-          <w:bCs/>
-          <w:color w:val="C00000"/>
-          <w:sz w:val="28"/>
-          <w:szCs w:val="28"/>
-        </w:rPr>
-      </w:pPr>
-      <w:r>
-        <w:rPr>
-          <w:rFonts w:ascii="Times New Roman" w:eastAsia="Times New Roman" w:hAnsi="Times New Roman" w:cs="Times New Roman"/>
-          <w:b/>
-          <w:bCs/>
-          <w:color w:val="C00000"/>
-          <w:sz w:val="28"/>
-          <w:szCs w:val="28"/>
-        </w:rPr>
-        <w:t>9.</w:t>
-      </w:r>
-      <w:r>
-        <w:rPr>
-          <w:rFonts w:ascii="Times New Roman" w:eastAsia="Times New Roman" w:hAnsi="Times New Roman" w:cs="Times New Roman"/>
-          <w:b/>
-          <w:bCs/>
-          <w:color w:val="C00000"/>
-          <w:sz w:val="28"/>
-          <w:szCs w:val="28"/>
-        </w:rPr>
-        <w:t xml:space="preserve"> </w:t>
-      </w:r>
-      <w:r>
-        <w:rPr>
-          <w:rFonts w:ascii="Times New Roman" w:eastAsia="Times New Roman" w:hAnsi="Times New Roman" w:cs="Times New Roman"/>
-          <w:b/>
-          <w:bCs/>
-          <w:color w:val="C00000"/>
-          <w:sz w:val="28"/>
-          <w:szCs w:val="28"/>
-        </w:rPr>
-        <w:t>Нефункционални характеристики</w:t>
-      </w:r>
-      <w:r>
-        <w:rPr>
-          <w:rFonts w:ascii="Times New Roman" w:eastAsia="Times New Roman" w:hAnsi="Times New Roman" w:cs="Times New Roman"/>
-          <w:b/>
-          <w:bCs/>
-          <w:color w:val="C00000"/>
-          <w:sz w:val="28"/>
-          <w:szCs w:val="28"/>
-        </w:rPr>
-        <w:t xml:space="preserve"> </w:t>
+          <w:color w:val="000000" w:themeColor="text1"/>
+          <w:sz w:val="24"/>
+          <w:szCs w:val="24"/>
+        </w:rPr>
+      </w:pPr>
+      <w:r>
+        <w:rPr>
+          <w:rFonts w:ascii="Times New Roman" w:eastAsia="Times New Roman" w:hAnsi="Times New Roman" w:cs="Times New Roman"/>
+          <w:b/>
+          <w:bCs/>
+          <w:color w:val="000000" w:themeColor="text1"/>
+          <w:sz w:val="24"/>
+          <w:szCs w:val="24"/>
+        </w:rPr>
+        <w:t>SupplierController</w:t>
+      </w:r>
+      <w:r>
+        <w:rPr>
+          <w:rFonts w:ascii="Times New Roman" w:eastAsia="Times New Roman" w:hAnsi="Times New Roman" w:cs="Times New Roman"/>
+          <w:b/>
+          <w:bCs/>
+          <w:color w:val="000000" w:themeColor="text1"/>
+          <w:sz w:val="24"/>
+          <w:szCs w:val="24"/>
+        </w:rPr>
+        <w:t xml:space="preserve"> - </w:t>
+      </w:r>
+      <w:r>
+        <w:rPr>
+          <w:rFonts w:ascii="Times New Roman" w:eastAsia="Times New Roman" w:hAnsi="Times New Roman" w:cs="Times New Roman"/>
+          <w:color w:val="000000" w:themeColor="text1"/>
+          <w:sz w:val="24"/>
+          <w:szCs w:val="24"/>
+        </w:rPr>
+        <w:t>Класът управлява базата данни с външни партньори, като отговаря за регистрирането на нови доставчици и поддържането на актуална информация за техните контакти и адреси. Той гарантира уникалност на имената в системата и предоставя функционалност за гъвкаво търсене по име или идентификационен код.</w:t>
       </w:r>
     </w:p>
     <w:p>
@@ -1746,17 +2878,50 @@
         <w:outlineLvl w:val="0"/>
         <w:rPr>
           <w:rFonts w:ascii="Times New Roman" w:eastAsia="Times New Roman" w:hAnsi="Times New Roman" w:cs="Times New Roman"/>
-          <w:sz w:val="24"/>
-          <w:szCs w:val="24"/>
-        </w:rPr>
-      </w:pPr>
-      <w:r>
-        <w:rPr>
-          <w:rFonts w:ascii="Times New Roman" w:eastAsia="Times New Roman" w:hAnsi="Times New Roman" w:cs="Times New Roman"/>
-          <w:sz w:val="24"/>
-          <w:szCs w:val="24"/>
-        </w:rPr>
-        <w:t>Системата трябва да работи стабилно и да зарежда изгледите бързо. Сигурността се осигурява чрез хеширане на пароли и ролеви достъп. Надеждността се поддържа чрез ясни съобщения при грешки и механизми срещу невалидни действия. Данните се съхраняват последователно в JSON файлове, а модулната архитектура улеснява поддръжката и разширяването.</w:t>
+          <w:color w:val="000000" w:themeColor="text1"/>
+          <w:sz w:val="24"/>
+          <w:szCs w:val="24"/>
+        </w:rPr>
+      </w:pPr>
+      <w:r>
+        <w:rPr>
+          <w:rFonts w:ascii="Times New Roman" w:eastAsia="Times New Roman" w:hAnsi="Times New Roman" w:cs="Times New Roman"/>
+          <w:b/>
+          <w:bCs/>
+          <w:color w:val="000000" w:themeColor="text1"/>
+          <w:sz w:val="24"/>
+          <w:szCs w:val="24"/>
+        </w:rPr>
+        <w:t>LocationController</w:t>
+      </w:r>
+      <w:r>
+        <w:rPr>
+          <w:rFonts w:ascii="Times New Roman" w:eastAsia="Times New Roman" w:hAnsi="Times New Roman" w:cs="Times New Roman"/>
+          <w:b/>
+          <w:bCs/>
+          <w:color w:val="000000" w:themeColor="text1"/>
+          <w:sz w:val="24"/>
+          <w:szCs w:val="24"/>
+        </w:rPr>
+        <w:t xml:space="preserve"> - </w:t>
+      </w:r>
+      <w:r>
+        <w:rPr>
+          <w:rFonts w:ascii="Times New Roman" w:eastAsia="Times New Roman" w:hAnsi="Times New Roman" w:cs="Times New Roman"/>
+          <w:color w:val="000000" w:themeColor="text1"/>
+          <w:sz w:val="24"/>
+          <w:szCs w:val="24"/>
+        </w:rPr>
+        <w:t>Този контролер администрира физическата складова база, като управлява зоните, капацитета и специалните кодове за навигация на всяка локация. Той включва критична бизнес логика, която предотвратява изтриването на складови пространства, в които има налична стока, и осигурява уникални кодове, необходими за работата на алгоритъма за най-кратък път.</w:t>
+      </w:r>
+      <w:r>
+        <w:rPr>
+          <w:rFonts w:ascii="Times New Roman" w:eastAsia="Times New Roman" w:hAnsi="Times New Roman" w:cs="Times New Roman"/>
+          <w:color w:val="000000" w:themeColor="text1"/>
+          <w:sz w:val="24"/>
+          <w:szCs w:val="24"/>
+        </w:rPr>
+        <w:t xml:space="preserve"> </w:t>
       </w:r>
     </w:p>
     <w:p>
@@ -1766,45 +2931,42 @@
         <w:outlineLvl w:val="0"/>
         <w:rPr>
           <w:rFonts w:ascii="Times New Roman" w:eastAsia="Times New Roman" w:hAnsi="Times New Roman" w:cs="Times New Roman"/>
-          <w:b/>
-          <w:bCs/>
-          <w:color w:val="C00000"/>
-          <w:sz w:val="28"/>
-          <w:szCs w:val="28"/>
-        </w:rPr>
-      </w:pPr>
-      <w:r>
-        <w:rPr>
-          <w:rFonts w:ascii="Times New Roman" w:eastAsia="Times New Roman" w:hAnsi="Times New Roman" w:cs="Times New Roman"/>
-          <w:b/>
-          <w:bCs/>
-          <w:color w:val="C00000"/>
-          <w:sz w:val="28"/>
-          <w:szCs w:val="28"/>
-        </w:rPr>
-        <w:t>10.</w:t>
-      </w:r>
-      <w:r>
-        <w:rPr>
-          <w:rFonts w:ascii="Times New Roman" w:eastAsia="Times New Roman" w:hAnsi="Times New Roman" w:cs="Times New Roman"/>
-          <w:b/>
-          <w:bCs/>
-          <w:color w:val="C00000"/>
-          <w:sz w:val="28"/>
-          <w:szCs w:val="28"/>
-        </w:rPr>
-        <w:t xml:space="preserve"> </w:t>
-      </w:r>
-      <w:r>
-        <w:rPr>
-          <w:rFonts w:ascii="Times New Roman" w:eastAsia="Times New Roman" w:hAnsi="Times New Roman" w:cs="Times New Roman"/>
-          <w:b/>
-          <w:bCs/>
-          <w:color w:val="C00000"/>
-          <w:sz w:val="28"/>
-          <w:szCs w:val="28"/>
-        </w:rPr>
-        <w:t>Архитектура на системата</w:t>
+          <w:color w:val="000000" w:themeColor="text1"/>
+          <w:sz w:val="24"/>
+          <w:szCs w:val="24"/>
+        </w:rPr>
+      </w:pPr>
+      <w:r>
+        <w:rPr>
+          <w:rFonts w:ascii="Times New Roman" w:eastAsia="Times New Roman" w:hAnsi="Times New Roman" w:cs="Times New Roman"/>
+          <w:b/>
+          <w:bCs/>
+          <w:color w:val="000000" w:themeColor="text1"/>
+          <w:sz w:val="24"/>
+          <w:szCs w:val="24"/>
+        </w:rPr>
+        <w:lastRenderedPageBreak/>
+        <w:t>InventoryController</w:t>
+      </w:r>
+      <w:r>
+        <w:rPr>
+          <w:rFonts w:ascii="Times New Roman" w:eastAsia="Times New Roman" w:hAnsi="Times New Roman" w:cs="Times New Roman"/>
+          <w:b/>
+          <w:bCs/>
+          <w:color w:val="000000" w:themeColor="text1"/>
+          <w:sz w:val="24"/>
+          <w:szCs w:val="24"/>
+        </w:rPr>
+        <w:t xml:space="preserve"> -</w:t>
+      </w:r>
+      <w:r>
+        <w:rPr>
+          <w:rFonts w:ascii="Times New Roman" w:eastAsia="Times New Roman" w:hAnsi="Times New Roman" w:cs="Times New Roman"/>
+          <w:color w:val="000000" w:themeColor="text1"/>
+          <w:sz w:val="24"/>
+          <w:szCs w:val="24"/>
+        </w:rPr>
+        <w:t xml:space="preserve"> Този клас е отговорен за точното следене на количествата стока във всяка локация, като динамично преизчислява инвентара на базата на регистрираните движения. Той служи като централен източник на информация за текущото състояние на склада, осигурявайки данни за наличности, средни цени и финансови показатели (разходи и приходи).</w:t>
       </w:r>
     </w:p>
     <w:p>
@@ -1814,35 +2976,53 @@
         <w:outlineLvl w:val="0"/>
         <w:rPr>
           <w:rFonts w:ascii="Times New Roman" w:eastAsia="Times New Roman" w:hAnsi="Times New Roman" w:cs="Times New Roman"/>
-          <w:sz w:val="24"/>
-          <w:szCs w:val="24"/>
-        </w:rPr>
-      </w:pPr>
-      <w:r>
-        <w:rPr>
-          <w:rFonts w:ascii="Times New Roman" w:eastAsia="Times New Roman" w:hAnsi="Times New Roman" w:cs="Times New Roman"/>
-          <w:sz w:val="24"/>
-          <w:szCs w:val="24"/>
-        </w:rPr>
-        <w:lastRenderedPageBreak/>
-        <w:t>Архитектурата следва MVC модел. Presentation Layer визуализира интерфейса, Business Logic Layer реализира логиката чрез контролери, Validators проверяват входните данни, а Data Layer съхранява информацията в JSON файлове. Algorithms Layer предоставя допълнителни алгоритми, включително намиране на най</w:t>
-      </w:r>
-      <w:r>
-        <w:rPr>
-          <w:rFonts w:ascii="Times New Roman" w:eastAsia="Times New Roman" w:hAnsi="Times New Roman" w:cs="Times New Roman"/>
-          <w:sz w:val="24"/>
-          <w:szCs w:val="24"/>
-        </w:rPr>
-        <w:noBreakHyphen/>
-        <w:t>близка локация при недостиг</w:t>
-      </w:r>
-      <w:r>
-        <w:rPr>
-          <w:rFonts w:ascii="Times New Roman" w:eastAsia="Times New Roman" w:hAnsi="Times New Roman" w:cs="Times New Roman"/>
-          <w:sz w:val="24"/>
-          <w:szCs w:val="24"/>
-        </w:rPr>
-        <w:t xml:space="preserve">. </w:t>
+          <w:color w:val="000000" w:themeColor="text1"/>
+          <w:sz w:val="24"/>
+          <w:szCs w:val="24"/>
+        </w:rPr>
+      </w:pPr>
+      <w:r>
+        <w:rPr>
+          <w:rFonts w:ascii="Times New Roman" w:eastAsia="Times New Roman" w:hAnsi="Times New Roman" w:cs="Times New Roman"/>
+          <w:b/>
+          <w:bCs/>
+          <w:color w:val="000000" w:themeColor="text1"/>
+          <w:sz w:val="24"/>
+          <w:szCs w:val="24"/>
+        </w:rPr>
+        <w:t>MovementControlle</w:t>
+      </w:r>
+      <w:r>
+        <w:rPr>
+          <w:rFonts w:ascii="Times New Roman" w:eastAsia="Times New Roman" w:hAnsi="Times New Roman" w:cs="Times New Roman"/>
+          <w:b/>
+          <w:bCs/>
+          <w:color w:val="000000" w:themeColor="text1"/>
+          <w:sz w:val="24"/>
+          <w:szCs w:val="24"/>
+          <w:lang w:val="en-US"/>
+        </w:rPr>
+        <w:t>r</w:t>
+      </w:r>
+      <w:r>
+        <w:rPr>
+          <w:rFonts w:ascii="Times New Roman" w:eastAsia="Times New Roman" w:hAnsi="Times New Roman" w:cs="Times New Roman"/>
+          <w:b/>
+          <w:bCs/>
+          <w:color w:val="000000" w:themeColor="text1"/>
+          <w:sz w:val="24"/>
+          <w:szCs w:val="24"/>
+        </w:rPr>
+        <w:t xml:space="preserve"> - </w:t>
+      </w:r>
+      <w:r>
+        <w:rPr>
+          <w:rFonts w:ascii="Times New Roman" w:eastAsia="Times New Roman" w:hAnsi="Times New Roman" w:cs="Times New Roman"/>
+          <w:color w:val="000000" w:themeColor="text1"/>
+          <w:sz w:val="24"/>
+          <w:szCs w:val="24"/>
+        </w:rPr>
+        <w:t>Класът управлява регистрирането на всички видове складови операции (вход, изход и вътрешен трансфер), като гарантира тяхната валидност чрез проверка на наличности и съществуващи локации. Той координира работата между продуктите, потребителите и фактурите, създавайки пълна одитна следа за всяко действие в системата.</w:t>
       </w:r>
     </w:p>
     <w:p>
@@ -1852,39 +3032,41 @@
         <w:outlineLvl w:val="0"/>
         <w:rPr>
           <w:rFonts w:ascii="Times New Roman" w:eastAsia="Times New Roman" w:hAnsi="Times New Roman" w:cs="Times New Roman"/>
-          <w:sz w:val="24"/>
-          <w:szCs w:val="24"/>
-        </w:rPr>
-      </w:pPr>
-      <w:r>
-        <w:rPr>
-          <w:rFonts w:ascii="Times New Roman" w:eastAsia="Times New Roman" w:hAnsi="Times New Roman" w:cs="Times New Roman"/>
-          <w:b/>
-          <w:bCs/>
-          <w:kern w:val="36"/>
-          <w:sz w:val="24"/>
-          <w:szCs w:val="24"/>
-        </w:rPr>
-        <w:t>11. Domain Model Diagram (UML)</w:t>
-      </w:r>
-    </w:p>
-    <w:p>
-      <w:pPr>
-        <w:spacing w:before="100" w:beforeAutospacing="1" w:after="100" w:afterAutospacing="1" w:line="360" w:lineRule="auto"/>
-        <w:jc w:val="both"/>
-        <w:rPr>
-          <w:rFonts w:ascii="Times New Roman" w:eastAsia="Times New Roman" w:hAnsi="Times New Roman" w:cs="Times New Roman"/>
-          <w:sz w:val="24"/>
-          <w:szCs w:val="24"/>
-        </w:rPr>
-      </w:pPr>
-      <w:r>
-        <w:rPr>
-          <w:rFonts w:ascii="Times New Roman" w:eastAsia="Times New Roman" w:hAnsi="Times New Roman" w:cs="Times New Roman"/>
-          <w:sz w:val="24"/>
-          <w:szCs w:val="24"/>
-        </w:rPr>
-        <w:t xml:space="preserve">Тази диаграма представя основните ентитети в системата и връзките между тях. </w:t>
+          <w:color w:val="000000" w:themeColor="text1"/>
+          <w:sz w:val="24"/>
+          <w:szCs w:val="24"/>
+        </w:rPr>
+      </w:pPr>
+      <w:r>
+        <w:rPr>
+          <w:rFonts w:ascii="Times New Roman" w:eastAsia="Times New Roman" w:hAnsi="Times New Roman" w:cs="Times New Roman"/>
+          <w:b/>
+          <w:bCs/>
+          <w:color w:val="000000" w:themeColor="text1"/>
+          <w:sz w:val="24"/>
+          <w:szCs w:val="24"/>
+        </w:rPr>
+        <w:t xml:space="preserve">InvoiceController </w:t>
+      </w:r>
+      <w:r>
+        <w:rPr>
+          <w:rFonts w:ascii="Times New Roman" w:eastAsia="Times New Roman" w:hAnsi="Times New Roman" w:cs="Times New Roman"/>
+          <w:b/>
+          <w:bCs/>
+          <w:color w:val="000000" w:themeColor="text1"/>
+          <w:sz w:val="24"/>
+          <w:szCs w:val="24"/>
+        </w:rPr>
+        <w:t>-</w:t>
+      </w:r>
+      <w:r>
+        <w:rPr>
+          <w:rFonts w:ascii="Times New Roman" w:eastAsia="Times New Roman" w:hAnsi="Times New Roman" w:cs="Times New Roman"/>
+          <w:color w:val="000000" w:themeColor="text1"/>
+          <w:sz w:val="24"/>
+          <w:szCs w:val="24"/>
+        </w:rPr>
+        <w:t xml:space="preserve"> Този контролер автоматизира процеса по финансово документиране на продажбите, като генерира фактури директно от изходящите складови движения. Той поддържа история на финансовите транзакции и позволява анулиране на документи, като същевременно гарантира, че всяка продажба е надлежно отразена с коректни цени и клиентски данни.</w:t>
       </w:r>
     </w:p>
     <w:p>
@@ -1894,6 +3076,104 @@
         <w:outlineLvl w:val="0"/>
         <w:rPr>
           <w:rFonts w:ascii="Times New Roman" w:eastAsia="Times New Roman" w:hAnsi="Times New Roman" w:cs="Times New Roman"/>
+          <w:color w:val="000000" w:themeColor="text1"/>
+          <w:sz w:val="24"/>
+          <w:szCs w:val="24"/>
+        </w:rPr>
+      </w:pPr>
+      <w:r>
+        <w:rPr>
+          <w:rFonts w:ascii="Times New Roman" w:eastAsia="Times New Roman" w:hAnsi="Times New Roman" w:cs="Times New Roman"/>
+          <w:b/>
+          <w:bCs/>
+          <w:color w:val="000000" w:themeColor="text1"/>
+          <w:sz w:val="24"/>
+          <w:szCs w:val="24"/>
+        </w:rPr>
+        <w:lastRenderedPageBreak/>
+        <w:t xml:space="preserve">ReportController </w:t>
+      </w:r>
+      <w:r>
+        <w:rPr>
+          <w:rFonts w:ascii="Times New Roman" w:eastAsia="Times New Roman" w:hAnsi="Times New Roman" w:cs="Times New Roman"/>
+          <w:b/>
+          <w:bCs/>
+          <w:color w:val="000000" w:themeColor="text1"/>
+          <w:sz w:val="24"/>
+          <w:szCs w:val="24"/>
+        </w:rPr>
+        <w:t>-</w:t>
+      </w:r>
+      <w:r>
+        <w:rPr>
+          <w:rFonts w:ascii="Times New Roman" w:eastAsia="Times New Roman" w:hAnsi="Times New Roman" w:cs="Times New Roman"/>
+          <w:color w:val="000000" w:themeColor="text1"/>
+          <w:sz w:val="24"/>
+          <w:szCs w:val="24"/>
+        </w:rPr>
+        <w:t xml:space="preserve"> Класът изпълнява ролята на агрегатор, който събира и комбинира данни от всички останали контролери, за да изведе синтезирана информация под формата на справки. Той поддържа функционалности за филтриране и интелигентно сортиране на резултатите, предоставяйки на крайния потребител ясна картина за историята на доставките, продажбите и наличностите</w:t>
+      </w:r>
+      <w:r>
+        <w:rPr>
+          <w:rFonts w:ascii="Times New Roman" w:eastAsia="Times New Roman" w:hAnsi="Times New Roman" w:cs="Times New Roman"/>
+          <w:color w:val="000000" w:themeColor="text1"/>
+          <w:sz w:val="24"/>
+          <w:szCs w:val="24"/>
+        </w:rPr>
+        <w:t xml:space="preserve">. </w:t>
+      </w:r>
+    </w:p>
+    <w:p>
+      <w:pPr>
+        <w:spacing w:before="100" w:beforeAutospacing="1" w:after="100" w:afterAutospacing="1" w:line="360" w:lineRule="auto"/>
+        <w:jc w:val="both"/>
+        <w:outlineLvl w:val="0"/>
+        <w:rPr>
+          <w:rFonts w:ascii="Times New Roman" w:eastAsia="Times New Roman" w:hAnsi="Times New Roman" w:cs="Times New Roman"/>
+          <w:color w:val="000000" w:themeColor="text1"/>
+          <w:sz w:val="24"/>
+          <w:szCs w:val="24"/>
+        </w:rPr>
+      </w:pPr>
+      <w:r>
+        <w:rPr>
+          <w:rFonts w:ascii="Times New Roman" w:eastAsia="Times New Roman" w:hAnsi="Times New Roman" w:cs="Times New Roman"/>
+          <w:color w:val="000000" w:themeColor="text1"/>
+          <w:sz w:val="24"/>
+          <w:szCs w:val="24"/>
+        </w:rPr>
+        <w:t>Контролерните връзки в системата се изграждат последователно: първо се инициализират всички JSON хранилища, след което върху тях стъпват отделните контролери. ProductController зависи от CategoryController, а MovementController използва едновременно продуктите, потребителите, локациите, доставчиците и фактурите, което го прави централният логистичен модул. InventoryController работи заедно с MovementController в двупосочна връзка, защото движенията променят наличностите, а наличностите трябва да отразяват всяко движение в реално време. ReportController обединява данните от всички контролери и ги предоставя на изгледите, а GraphView използва инвентара и локациите за изчисляване на най-близки складове. Така чрез тази верига от зависимости цялата система функционира като единен механизъм, в който всяка операция автоматично се отразява в логиката, инвентара и визуализацията.</w:t>
+      </w:r>
+    </w:p>
+    <w:p>
+      <w:pPr>
+        <w:spacing w:before="100" w:beforeAutospacing="1" w:after="100" w:afterAutospacing="1" w:line="360" w:lineRule="auto"/>
+        <w:jc w:val="both"/>
+        <w:outlineLvl w:val="0"/>
+        <w:rPr>
+          <w:rFonts w:ascii="Times New Roman" w:eastAsia="Times New Roman" w:hAnsi="Times New Roman" w:cs="Times New Roman"/>
+          <w:color w:val="000000" w:themeColor="text1"/>
+          <w:sz w:val="24"/>
+          <w:szCs w:val="24"/>
+        </w:rPr>
+      </w:pPr>
+      <w:r>
+        <w:rPr>
+          <w:rFonts w:ascii="Times New Roman" w:eastAsia="Times New Roman" w:hAnsi="Times New Roman" w:cs="Times New Roman"/>
+          <w:sz w:val="24"/>
+          <w:szCs w:val="24"/>
+        </w:rPr>
+        <w:lastRenderedPageBreak/>
+        <w:t xml:space="preserve">Тази диаграма представя основните ентитети в системата и връзките между тях. </w:t>
+      </w:r>
+    </w:p>
+    <w:p>
+      <w:pPr>
+        <w:spacing w:before="100" w:beforeAutospacing="1" w:after="100" w:afterAutospacing="1" w:line="360" w:lineRule="auto"/>
+        <w:jc w:val="both"/>
+        <w:outlineLvl w:val="0"/>
+        <w:rPr>
+          <w:rFonts w:ascii="Times New Roman" w:eastAsia="Times New Roman" w:hAnsi="Times New Roman" w:cs="Times New Roman"/>
           <w:b/>
           <w:bCs/>
           <w:kern w:val="36"/>
@@ -1902,8 +3182,6 @@
           <w:lang w:val="en-US"/>
         </w:rPr>
       </w:pPr>
-      <w:bookmarkStart w:id="0" w:name="_GoBack"/>
-      <w:bookmarkEnd w:id="0"/>
       <w:r>
         <w:rPr>
           <w:rFonts w:ascii="Times New Roman" w:eastAsia="Times New Roman" w:hAnsi="Times New Roman" w:cs="Times New Roman"/>
@@ -1982,7 +3260,7 @@
           <w:szCs w:val="28"/>
         </w:rPr>
         <w:lastRenderedPageBreak/>
-        <w:t>12.</w:t>
+        <w:t>1</w:t>
       </w:r>
       <w:r>
         <w:rPr>
@@ -1993,7 +3271,7 @@
           <w:sz w:val="28"/>
           <w:szCs w:val="28"/>
         </w:rPr>
-        <w:t xml:space="preserve"> Р</w:t>
+        <w:t>2</w:t>
       </w:r>
       <w:r>
         <w:rPr>
@@ -2004,50 +3282,9 @@
           <w:sz w:val="28"/>
           <w:szCs w:val="28"/>
         </w:rPr>
-        <w:t>азширения на системата</w:t>
-      </w:r>
-    </w:p>
-    <w:p>
-      <w:pPr>
-        <w:spacing w:line="360" w:lineRule="auto"/>
-        <w:jc w:val="both"/>
-        <w:rPr>
-          <w:rFonts w:ascii="Times New Roman" w:eastAsia="Times New Roman" w:hAnsi="Times New Roman" w:cs="Times New Roman"/>
-          <w:sz w:val="24"/>
-          <w:szCs w:val="24"/>
-        </w:rPr>
-      </w:pPr>
-      <w:r>
-        <w:rPr>
-          <w:rFonts w:ascii="Times New Roman" w:eastAsia="Times New Roman" w:hAnsi="Times New Roman" w:cs="Times New Roman"/>
-          <w:sz w:val="24"/>
-          <w:szCs w:val="24"/>
-        </w:rPr>
-        <w:t>Разширенията добавят аналитични и функционални възможности. Аналитичният модул изчислява ключови финансови показатели и дава по</w:t>
-      </w:r>
-      <w:r>
-        <w:rPr>
-          <w:rFonts w:ascii="Times New Roman" w:eastAsia="Times New Roman" w:hAnsi="Times New Roman" w:cs="Times New Roman"/>
-          <w:sz w:val="24"/>
-          <w:szCs w:val="24"/>
-        </w:rPr>
-        <w:noBreakHyphen/>
-        <w:t>детайлна оценка на разходи и приходи. Интелигентното търсене поддържа частични съвпадения за по</w:t>
-      </w:r>
-      <w:r>
-        <w:rPr>
-          <w:rFonts w:ascii="Times New Roman" w:eastAsia="Times New Roman" w:hAnsi="Times New Roman" w:cs="Times New Roman"/>
-          <w:sz w:val="24"/>
-          <w:szCs w:val="24"/>
-        </w:rPr>
-        <w:noBreakHyphen/>
-        <w:t>лесно откриване на продукти и партньори. Данните могат да се сортират чрез Selection Sort и Bubble Sort, а многоскладовата поддръжка показва разпределението на продуктите по локации.</w:t>
-      </w:r>
-    </w:p>
-    <w:p>
-      <w:pPr>
-        <w:spacing w:line="360" w:lineRule="auto"/>
-        <w:jc w:val="both"/>
+        <w:t>.</w:t>
+      </w:r>
+      <w:r>
         <w:rPr>
           <w:rFonts w:ascii="Times New Roman" w:eastAsia="Times New Roman" w:hAnsi="Times New Roman" w:cs="Times New Roman"/>
           <w:b/>
@@ -2056,7 +3293,8 @@
           <w:sz w:val="28"/>
           <w:szCs w:val="28"/>
         </w:rPr>
-      </w:pPr>
+        <w:t xml:space="preserve"> Р</w:t>
+      </w:r>
       <w:r>
         <w:rPr>
           <w:rFonts w:ascii="Times New Roman" w:eastAsia="Times New Roman" w:hAnsi="Times New Roman" w:cs="Times New Roman"/>
@@ -2066,9 +3304,50 @@
           <w:sz w:val="28"/>
           <w:szCs w:val="28"/>
         </w:rPr>
-        <w:t>13.</w:t>
-      </w:r>
-      <w:r>
+        <w:t>азширения на системата</w:t>
+      </w:r>
+    </w:p>
+    <w:p>
+      <w:pPr>
+        <w:spacing w:line="360" w:lineRule="auto"/>
+        <w:jc w:val="both"/>
+        <w:rPr>
+          <w:rFonts w:ascii="Times New Roman" w:eastAsia="Times New Roman" w:hAnsi="Times New Roman" w:cs="Times New Roman"/>
+          <w:sz w:val="24"/>
+          <w:szCs w:val="24"/>
+        </w:rPr>
+      </w:pPr>
+      <w:r>
+        <w:rPr>
+          <w:rFonts w:ascii="Times New Roman" w:eastAsia="Times New Roman" w:hAnsi="Times New Roman" w:cs="Times New Roman"/>
+          <w:sz w:val="24"/>
+          <w:szCs w:val="24"/>
+        </w:rPr>
+        <w:t>Разширенията добавят аналитични и функционални възможности. Аналитичният модул изчислява ключови финансови показатели и дава по</w:t>
+      </w:r>
+      <w:r>
+        <w:rPr>
+          <w:rFonts w:ascii="Times New Roman" w:eastAsia="Times New Roman" w:hAnsi="Times New Roman" w:cs="Times New Roman"/>
+          <w:sz w:val="24"/>
+          <w:szCs w:val="24"/>
+        </w:rPr>
+        <w:noBreakHyphen/>
+        <w:t>детайлна оценка на разходи и приходи. Интелигентното търсене поддържа частични съвпадения за по</w:t>
+      </w:r>
+      <w:r>
+        <w:rPr>
+          <w:rFonts w:ascii="Times New Roman" w:eastAsia="Times New Roman" w:hAnsi="Times New Roman" w:cs="Times New Roman"/>
+          <w:sz w:val="24"/>
+          <w:szCs w:val="24"/>
+        </w:rPr>
+        <w:noBreakHyphen/>
+        <w:t>лесно откриване на продукти и партньори. Данните могат да се сортират чрез Selection Sort и Bubble Sort, а многоскладовата поддръжка показва разпределението на продуктите по локации.</w:t>
+      </w:r>
+    </w:p>
+    <w:p>
+      <w:pPr>
+        <w:spacing w:line="360" w:lineRule="auto"/>
+        <w:jc w:val="both"/>
         <w:rPr>
           <w:rFonts w:ascii="Times New Roman" w:eastAsia="Times New Roman" w:hAnsi="Times New Roman" w:cs="Times New Roman"/>
           <w:b/>
@@ -2077,8 +3356,7 @@
           <w:sz w:val="28"/>
           <w:szCs w:val="28"/>
         </w:rPr>
-        <w:t xml:space="preserve"> </w:t>
-      </w:r>
+      </w:pPr>
       <w:r>
         <w:rPr>
           <w:rFonts w:ascii="Times New Roman" w:eastAsia="Times New Roman" w:hAnsi="Times New Roman" w:cs="Times New Roman"/>
@@ -2088,56 +3366,19 @@
           <w:sz w:val="28"/>
           <w:szCs w:val="28"/>
         </w:rPr>
-        <w:t xml:space="preserve">Бъдещи подобрения </w:t>
-      </w:r>
-    </w:p>
-    <w:p>
-      <w:pPr>
-        <w:spacing w:line="360" w:lineRule="auto"/>
-        <w:jc w:val="both"/>
-        <w:rPr>
-          <w:rFonts w:ascii="Times New Roman" w:eastAsia="Times New Roman" w:hAnsi="Times New Roman" w:cs="Times New Roman"/>
-          <w:sz w:val="24"/>
-          <w:szCs w:val="24"/>
-        </w:rPr>
-      </w:pPr>
-      <w:r>
-        <w:rPr>
-          <w:rFonts w:ascii="Times New Roman" w:eastAsia="Times New Roman" w:hAnsi="Times New Roman" w:cs="Times New Roman"/>
-          <w:sz w:val="24"/>
-          <w:szCs w:val="24"/>
-        </w:rPr>
-        <w:t>Планираните подобрения включват преминаване към графичен интерфейс, използване на релационна база данни за по</w:t>
-      </w:r>
-      <w:r>
-        <w:rPr>
-          <w:rFonts w:ascii="Times New Roman" w:eastAsia="Times New Roman" w:hAnsi="Times New Roman" w:cs="Times New Roman"/>
-          <w:sz w:val="24"/>
-          <w:szCs w:val="24"/>
-        </w:rPr>
-        <w:noBreakHyphen/>
-        <w:t>висока надеждност, мобилно приложение за бърз достъп и сканиране на стоки, както и REST API за интеграция със счетоводни системи, онлайн магазини и ERP решения.</w:t>
-      </w:r>
-      <w:r>
-        <w:rPr>
-          <w:rFonts w:ascii="Times New Roman" w:eastAsia="Times New Roman" w:hAnsi="Times New Roman" w:cs="Times New Roman"/>
-          <w:sz w:val="24"/>
-          <w:szCs w:val="24"/>
-        </w:rPr>
-        <w:t xml:space="preserve"> </w:t>
-      </w:r>
-    </w:p>
-    <w:p>
-      <w:pPr>
-        <w:spacing w:line="360" w:lineRule="auto"/>
-        <w:jc w:val="both"/>
-        <w:rPr>
-          <w:rFonts w:ascii="Times New Roman" w:eastAsia="Times New Roman" w:hAnsi="Times New Roman" w:cs="Times New Roman"/>
+        <w:t>1</w:t>
+      </w:r>
+      <w:r>
+        <w:rPr>
+          <w:rFonts w:ascii="Times New Roman" w:eastAsia="Times New Roman" w:hAnsi="Times New Roman" w:cs="Times New Roman"/>
+          <w:b/>
+          <w:bCs/>
           <w:color w:val="C00000"/>
           <w:sz w:val="28"/>
           <w:szCs w:val="28"/>
         </w:rPr>
-      </w:pPr>
+        <w:t>3</w:t>
+      </w:r>
       <w:r>
         <w:rPr>
           <w:rFonts w:ascii="Times New Roman" w:eastAsia="Times New Roman" w:hAnsi="Times New Roman" w:cs="Times New Roman"/>
@@ -2147,296 +3388,9 @@
           <w:sz w:val="28"/>
           <w:szCs w:val="28"/>
         </w:rPr>
-        <w:t>14. Инсталиране и конфигуриране</w:t>
-      </w:r>
-    </w:p>
-    <w:p>
-      <w:pPr>
-        <w:spacing w:line="360" w:lineRule="auto"/>
-        <w:ind w:left="720"/>
-        <w:rPr>
-          <w:rFonts w:ascii="Times New Roman" w:eastAsia="Times New Roman" w:hAnsi="Times New Roman" w:cs="Times New Roman"/>
-          <w:sz w:val="24"/>
-          <w:szCs w:val="24"/>
-        </w:rPr>
-      </w:pPr>
-      <w:r>
-        <w:rPr>
-          <w:rFonts w:ascii="Times New Roman" w:eastAsia="Times New Roman" w:hAnsi="Times New Roman" w:cs="Times New Roman"/>
-          <w:sz w:val="24"/>
-          <w:szCs w:val="24"/>
-        </w:rPr>
-        <w:lastRenderedPageBreak/>
-        <w:t>Инсталация на средата: Системата е разработена на Python 3.x. За работа с проекта не е необходимо инсталиране на външни библиотеки (dependencies), тъй като се използват само стандартните модули на езика (json, os, msvcrt и др.).</w:t>
-      </w:r>
-    </w:p>
-    <w:p>
-      <w:pPr>
-        <w:spacing w:line="360" w:lineRule="auto"/>
-        <w:ind w:left="720"/>
-        <w:rPr>
-          <w:rFonts w:ascii="Times New Roman" w:eastAsia="Times New Roman" w:hAnsi="Times New Roman" w:cs="Times New Roman"/>
-          <w:sz w:val="24"/>
-          <w:szCs w:val="24"/>
-        </w:rPr>
-      </w:pPr>
-      <w:r>
-        <w:rPr>
-          <w:rFonts w:ascii="Times New Roman" w:eastAsia="Times New Roman" w:hAnsi="Times New Roman" w:cs="Times New Roman"/>
-          <w:sz w:val="24"/>
-          <w:szCs w:val="24"/>
-        </w:rPr>
-        <w:t>Стартиране чрез команден ред (CMD):</w:t>
-      </w:r>
-    </w:p>
-    <w:p>
-      <w:pPr>
-        <w:numPr>
-          <w:ilvl w:val="1"/>
-          <w:numId w:val="34"/>
-        </w:numPr>
-        <w:spacing w:line="360" w:lineRule="auto"/>
-        <w:rPr>
-          <w:rFonts w:ascii="Times New Roman" w:eastAsia="Times New Roman" w:hAnsi="Times New Roman" w:cs="Times New Roman"/>
-          <w:sz w:val="24"/>
-          <w:szCs w:val="24"/>
-        </w:rPr>
-      </w:pPr>
-      <w:r>
-        <w:rPr>
-          <w:rFonts w:ascii="Times New Roman" w:eastAsia="Times New Roman" w:hAnsi="Times New Roman" w:cs="Times New Roman"/>
-          <w:sz w:val="24"/>
-          <w:szCs w:val="24"/>
-        </w:rPr>
-        <w:t>Отворете терминал или Command Prompt (CMD).</w:t>
-      </w:r>
-    </w:p>
-    <w:p>
-      <w:pPr>
-        <w:numPr>
-          <w:ilvl w:val="1"/>
-          <w:numId w:val="34"/>
-        </w:numPr>
-        <w:spacing w:line="360" w:lineRule="auto"/>
-        <w:rPr>
-          <w:rFonts w:ascii="Times New Roman" w:eastAsia="Times New Roman" w:hAnsi="Times New Roman" w:cs="Times New Roman"/>
-          <w:sz w:val="24"/>
-          <w:szCs w:val="24"/>
-        </w:rPr>
-      </w:pPr>
-      <w:r>
-        <w:rPr>
-          <w:rFonts w:ascii="Times New Roman" w:eastAsia="Times New Roman" w:hAnsi="Times New Roman" w:cs="Times New Roman"/>
-          <w:sz w:val="24"/>
-          <w:szCs w:val="24"/>
-        </w:rPr>
-        <w:t>Навигирайте до папката на проекта: cd Inventory.</w:t>
-      </w:r>
-    </w:p>
-    <w:p>
-      <w:pPr>
-        <w:numPr>
-          <w:ilvl w:val="1"/>
-          <w:numId w:val="34"/>
-        </w:numPr>
-        <w:spacing w:line="360" w:lineRule="auto"/>
-        <w:rPr>
-          <w:rFonts w:ascii="Times New Roman" w:eastAsia="Times New Roman" w:hAnsi="Times New Roman" w:cs="Times New Roman"/>
-          <w:sz w:val="24"/>
-          <w:szCs w:val="24"/>
-        </w:rPr>
-      </w:pPr>
-      <w:r>
-        <w:rPr>
-          <w:rFonts w:ascii="Times New Roman" w:eastAsia="Times New Roman" w:hAnsi="Times New Roman" w:cs="Times New Roman"/>
-          <w:sz w:val="24"/>
-          <w:szCs w:val="24"/>
-        </w:rPr>
-        <w:t>Стартирайте приложението чрез командата:</w:t>
-      </w:r>
-    </w:p>
-    <w:p>
-      <w:pPr>
-        <w:spacing w:line="360" w:lineRule="auto"/>
-        <w:ind w:left="1080"/>
-        <w:rPr>
-          <w:rFonts w:ascii="Times New Roman" w:eastAsia="Times New Roman" w:hAnsi="Times New Roman" w:cs="Times New Roman"/>
-          <w:b/>
-          <w:bCs/>
-          <w:sz w:val="24"/>
-          <w:szCs w:val="24"/>
-        </w:rPr>
-      </w:pPr>
-      <w:r>
-        <w:rPr>
-          <w:rFonts w:ascii="Times New Roman" w:eastAsia="Times New Roman" w:hAnsi="Times New Roman" w:cs="Times New Roman"/>
-          <w:b/>
-          <w:bCs/>
-          <w:sz w:val="24"/>
-          <w:szCs w:val="24"/>
-        </w:rPr>
-        <w:t>DOS</w:t>
-      </w:r>
-    </w:p>
-    <w:p>
-      <w:pPr>
-        <w:spacing w:line="360" w:lineRule="auto"/>
-        <w:ind w:left="1080"/>
-        <w:rPr>
-          <w:rFonts w:ascii="Times New Roman" w:eastAsia="Times New Roman" w:hAnsi="Times New Roman" w:cs="Times New Roman"/>
-          <w:b/>
-          <w:bCs/>
-          <w:sz w:val="24"/>
-          <w:szCs w:val="24"/>
-        </w:rPr>
-      </w:pPr>
-      <w:r>
-        <w:rPr>
-          <w:rFonts w:ascii="Times New Roman" w:eastAsia="Times New Roman" w:hAnsi="Times New Roman" w:cs="Times New Roman"/>
-          <w:b/>
-          <w:bCs/>
-          <w:sz w:val="24"/>
-          <w:szCs w:val="24"/>
-        </w:rPr>
-        <w:t>python main.py</w:t>
-      </w:r>
-    </w:p>
-    <w:p>
-      <w:pPr>
-        <w:numPr>
-          <w:ilvl w:val="0"/>
-          <w:numId w:val="34"/>
-        </w:numPr>
-        <w:spacing w:line="360" w:lineRule="auto"/>
-        <w:rPr>
-          <w:rFonts w:ascii="Times New Roman" w:eastAsia="Times New Roman" w:hAnsi="Times New Roman" w:cs="Times New Roman"/>
-          <w:sz w:val="24"/>
-          <w:szCs w:val="24"/>
-        </w:rPr>
-      </w:pPr>
-      <w:r>
-        <w:rPr>
-          <w:rFonts w:ascii="Times New Roman" w:eastAsia="Times New Roman" w:hAnsi="Times New Roman" w:cs="Times New Roman"/>
-          <w:sz w:val="24"/>
-          <w:szCs w:val="24"/>
-        </w:rPr>
-        <w:t>Първоначална конфигурация на данните:</w:t>
-      </w:r>
-    </w:p>
-    <w:p>
-      <w:pPr>
-        <w:numPr>
-          <w:ilvl w:val="1"/>
-          <w:numId w:val="35"/>
-        </w:numPr>
-        <w:spacing w:line="360" w:lineRule="auto"/>
-        <w:rPr>
-          <w:rFonts w:ascii="Times New Roman" w:eastAsia="Times New Roman" w:hAnsi="Times New Roman" w:cs="Times New Roman"/>
-          <w:sz w:val="24"/>
-          <w:szCs w:val="24"/>
-        </w:rPr>
-      </w:pPr>
-      <w:r>
-        <w:rPr>
-          <w:rFonts w:ascii="Times New Roman" w:eastAsia="Times New Roman" w:hAnsi="Times New Roman" w:cs="Times New Roman"/>
-          <w:sz w:val="24"/>
-          <w:szCs w:val="24"/>
-        </w:rPr>
-        <w:t>Системата работи с локално съхранение в JSON файлове (директория data/).</w:t>
-      </w:r>
-    </w:p>
-    <w:p>
-      <w:pPr>
-        <w:numPr>
-          <w:ilvl w:val="1"/>
-          <w:numId w:val="35"/>
-        </w:numPr>
-        <w:spacing w:line="360" w:lineRule="auto"/>
-        <w:rPr>
-          <w:rFonts w:ascii="Times New Roman" w:eastAsia="Times New Roman" w:hAnsi="Times New Roman" w:cs="Times New Roman"/>
-          <w:sz w:val="24"/>
-          <w:szCs w:val="24"/>
-        </w:rPr>
-      </w:pPr>
-      <w:r>
-        <w:rPr>
-          <w:rFonts w:ascii="Times New Roman" w:eastAsia="Times New Roman" w:hAnsi="Times New Roman" w:cs="Times New Roman"/>
-          <w:sz w:val="24"/>
-          <w:szCs w:val="24"/>
-        </w:rPr>
-        <w:lastRenderedPageBreak/>
-        <w:t>Автоматична инициализация: При първо стартиране, ако файлът users.json е празен или липсва, системата автоматично конфигурира два тестови потребителя (Admin и Operator), за да осигури незабавен достъп.</w:t>
-      </w:r>
-    </w:p>
-    <w:p>
-      <w:pPr>
-        <w:numPr>
-          <w:ilvl w:val="0"/>
-          <w:numId w:val="35"/>
-        </w:numPr>
-        <w:spacing w:line="360" w:lineRule="auto"/>
-        <w:rPr>
-          <w:rFonts w:ascii="Times New Roman" w:eastAsia="Times New Roman" w:hAnsi="Times New Roman" w:cs="Times New Roman"/>
-          <w:sz w:val="24"/>
-          <w:szCs w:val="24"/>
-        </w:rPr>
-      </w:pPr>
-      <w:r>
-        <w:rPr>
-          <w:rFonts w:ascii="Times New Roman" w:eastAsia="Times New Roman" w:hAnsi="Times New Roman" w:cs="Times New Roman"/>
-          <w:sz w:val="24"/>
-          <w:szCs w:val="24"/>
-        </w:rPr>
-        <w:t>Тестови данни за вход:</w:t>
-      </w:r>
-    </w:p>
-    <w:p>
-      <w:pPr>
-        <w:numPr>
-          <w:ilvl w:val="1"/>
-          <w:numId w:val="35"/>
-        </w:numPr>
-        <w:spacing w:line="360" w:lineRule="auto"/>
-        <w:rPr>
-          <w:rFonts w:ascii="Times New Roman" w:eastAsia="Times New Roman" w:hAnsi="Times New Roman" w:cs="Times New Roman"/>
-          <w:sz w:val="24"/>
-          <w:szCs w:val="24"/>
-        </w:rPr>
-      </w:pPr>
-      <w:r>
-        <w:rPr>
-          <w:rFonts w:ascii="Times New Roman" w:eastAsia="Times New Roman" w:hAnsi="Times New Roman" w:cs="Times New Roman"/>
-          <w:sz w:val="24"/>
-          <w:szCs w:val="24"/>
-        </w:rPr>
-        <w:t>Administrator: потребител admin / парола admin123</w:t>
-      </w:r>
-    </w:p>
-    <w:p>
-      <w:pPr>
-        <w:numPr>
-          <w:ilvl w:val="1"/>
-          <w:numId w:val="35"/>
-        </w:numPr>
-        <w:spacing w:line="360" w:lineRule="auto"/>
-        <w:rPr>
-          <w:rFonts w:ascii="Times New Roman" w:eastAsia="Times New Roman" w:hAnsi="Times New Roman" w:cs="Times New Roman"/>
-          <w:sz w:val="24"/>
-          <w:szCs w:val="24"/>
-        </w:rPr>
-      </w:pPr>
-      <w:r>
-        <w:rPr>
-          <w:rFonts w:ascii="Times New Roman" w:eastAsia="Times New Roman" w:hAnsi="Times New Roman" w:cs="Times New Roman"/>
-          <w:sz w:val="24"/>
-          <w:szCs w:val="24"/>
-        </w:rPr>
-        <w:t>Operator: потребител dimitar_01 / парола dimitar01</w:t>
-      </w:r>
-    </w:p>
-    <w:p>
-      <w:pPr>
-        <w:spacing w:line="360" w:lineRule="auto"/>
+        <w:t>.</w:t>
+      </w:r>
+      <w:r>
         <w:rPr>
           <w:rFonts w:ascii="Times New Roman" w:eastAsia="Times New Roman" w:hAnsi="Times New Roman" w:cs="Times New Roman"/>
           <w:b/>
@@ -2445,7 +3399,8 @@
           <w:sz w:val="28"/>
           <w:szCs w:val="28"/>
         </w:rPr>
-      </w:pPr>
+        <w:t xml:space="preserve"> </w:t>
+      </w:r>
       <w:r>
         <w:rPr>
           <w:rFonts w:ascii="Times New Roman" w:eastAsia="Times New Roman" w:hAnsi="Times New Roman" w:cs="Times New Roman"/>
@@ -2455,19 +3410,56 @@
           <w:sz w:val="28"/>
           <w:szCs w:val="28"/>
         </w:rPr>
-        <w:t>1</w:t>
-      </w:r>
-      <w:r>
-        <w:rPr>
-          <w:rFonts w:ascii="Times New Roman" w:eastAsia="Times New Roman" w:hAnsi="Times New Roman" w:cs="Times New Roman"/>
-          <w:b/>
-          <w:bCs/>
+        <w:t xml:space="preserve">Бъдещи подобрения </w:t>
+      </w:r>
+    </w:p>
+    <w:p>
+      <w:pPr>
+        <w:spacing w:line="360" w:lineRule="auto"/>
+        <w:jc w:val="both"/>
+        <w:rPr>
+          <w:rFonts w:ascii="Times New Roman" w:eastAsia="Times New Roman" w:hAnsi="Times New Roman" w:cs="Times New Roman"/>
+          <w:sz w:val="24"/>
+          <w:szCs w:val="24"/>
+        </w:rPr>
+      </w:pPr>
+      <w:r>
+        <w:rPr>
+          <w:rFonts w:ascii="Times New Roman" w:eastAsia="Times New Roman" w:hAnsi="Times New Roman" w:cs="Times New Roman"/>
+          <w:sz w:val="24"/>
+          <w:szCs w:val="24"/>
+        </w:rPr>
+        <w:t>Планираните подобрения включват преминаване към графичен интерфейс, използване на релационна база данни за по</w:t>
+      </w:r>
+      <w:r>
+        <w:rPr>
+          <w:rFonts w:ascii="Times New Roman" w:eastAsia="Times New Roman" w:hAnsi="Times New Roman" w:cs="Times New Roman"/>
+          <w:sz w:val="24"/>
+          <w:szCs w:val="24"/>
+        </w:rPr>
+        <w:noBreakHyphen/>
+        <w:t>висока надеждност, мобилно приложение за бърз достъп и сканиране на стоки, както и REST API за интеграция със счетоводни системи, онлайн магазини и ERP решения.</w:t>
+      </w:r>
+      <w:r>
+        <w:rPr>
+          <w:rFonts w:ascii="Times New Roman" w:eastAsia="Times New Roman" w:hAnsi="Times New Roman" w:cs="Times New Roman"/>
+          <w:sz w:val="24"/>
+          <w:szCs w:val="24"/>
+        </w:rPr>
+        <w:t xml:space="preserve"> </w:t>
+      </w:r>
+    </w:p>
+    <w:p>
+      <w:pPr>
+        <w:spacing w:line="360" w:lineRule="auto"/>
+        <w:jc w:val="both"/>
+        <w:rPr>
+          <w:rFonts w:ascii="Times New Roman" w:eastAsia="Times New Roman" w:hAnsi="Times New Roman" w:cs="Times New Roman"/>
           <w:color w:val="C00000"/>
           <w:sz w:val="28"/>
           <w:szCs w:val="28"/>
         </w:rPr>
-        <w:t>5</w:t>
-      </w:r>
+      </w:pPr>
       <w:r>
         <w:rPr>
           <w:rFonts w:ascii="Times New Roman" w:eastAsia="Times New Roman" w:hAnsi="Times New Roman" w:cs="Times New Roman"/>
@@ -2477,7 +3469,29 @@
           <w:sz w:val="28"/>
           <w:szCs w:val="28"/>
         </w:rPr>
-        <w:t>. Литература</w:t>
+        <w:t>1</w:t>
+      </w:r>
+      <w:r>
+        <w:rPr>
+          <w:rFonts w:ascii="Times New Roman" w:eastAsia="Times New Roman" w:hAnsi="Times New Roman" w:cs="Times New Roman"/>
+          <w:b/>
+          <w:bCs/>
+          <w:color w:val="C00000"/>
+          <w:sz w:val="28"/>
+          <w:szCs w:val="28"/>
+        </w:rPr>
+        <w:t>4</w:t>
+      </w:r>
+      <w:r>
+        <w:rPr>
+          <w:rFonts w:ascii="Times New Roman" w:eastAsia="Times New Roman" w:hAnsi="Times New Roman" w:cs="Times New Roman"/>
+          <w:b/>
+          <w:bCs/>
+          <w:color w:val="C00000"/>
+          <w:sz w:val="28"/>
+          <w:szCs w:val="28"/>
+        </w:rPr>
+        <w:t>. Инсталиране и конфигуриране</w:t>
       </w:r>
     </w:p>
     <w:p>
@@ -2495,6 +3509,362 @@
           <w:sz w:val="24"/>
           <w:szCs w:val="24"/>
         </w:rPr>
+        <w:lastRenderedPageBreak/>
+        <w:t xml:space="preserve">Системата е разработена на </w:t>
+      </w:r>
+      <w:r>
+        <w:rPr>
+          <w:rFonts w:ascii="Times New Roman" w:eastAsia="Times New Roman" w:hAnsi="Times New Roman" w:cs="Times New Roman"/>
+          <w:b/>
+          <w:bCs/>
+          <w:sz w:val="24"/>
+          <w:szCs w:val="24"/>
+        </w:rPr>
+        <w:t>Python 3.x</w:t>
+      </w:r>
+      <w:r>
+        <w:rPr>
+          <w:rFonts w:ascii="Times New Roman" w:eastAsia="Times New Roman" w:hAnsi="Times New Roman" w:cs="Times New Roman"/>
+          <w:sz w:val="24"/>
+          <w:szCs w:val="24"/>
+        </w:rPr>
+        <w:t xml:space="preserve"> и работи изцяло със </w:t>
+      </w:r>
+      <w:r>
+        <w:rPr>
+          <w:rFonts w:ascii="Times New Roman" w:eastAsia="Times New Roman" w:hAnsi="Times New Roman" w:cs="Times New Roman"/>
+          <w:b/>
+          <w:bCs/>
+          <w:sz w:val="24"/>
+          <w:szCs w:val="24"/>
+        </w:rPr>
+        <w:t>стандартната библиотека</w:t>
+      </w:r>
+      <w:r>
+        <w:rPr>
+          <w:rFonts w:ascii="Times New Roman" w:eastAsia="Times New Roman" w:hAnsi="Times New Roman" w:cs="Times New Roman"/>
+          <w:sz w:val="24"/>
+          <w:szCs w:val="24"/>
+        </w:rPr>
+        <w:t>, без необходимост от външни зависимости. Използваните модули включват json, os, sys, pathlib за работа с файлове и данни, datetime и uuid за времеви стойности и идентификатори, както и msvcrt, getpass и functools за сигурност и обработка на вход.</w:t>
+      </w:r>
+    </w:p>
+    <w:p>
+      <w:pPr>
+        <w:spacing w:line="360" w:lineRule="auto"/>
+        <w:rPr>
+          <w:rFonts w:ascii="Times New Roman" w:eastAsia="Times New Roman" w:hAnsi="Times New Roman" w:cs="Times New Roman"/>
+          <w:sz w:val="24"/>
+          <w:szCs w:val="24"/>
+        </w:rPr>
+      </w:pPr>
+      <w:r>
+        <w:rPr>
+          <w:rFonts w:ascii="Times New Roman" w:eastAsia="Times New Roman" w:hAnsi="Times New Roman" w:cs="Times New Roman"/>
+          <w:sz w:val="24"/>
+          <w:szCs w:val="24"/>
+        </w:rPr>
+        <w:t xml:space="preserve">Приложението се стартира чрез терминал (Command Prompt), като потребителят навигира до директорията на проекта с командата cd Inventory и изпълнява python main.py. Данните се съхраняват локално в JSON файлове в директория </w:t>
+      </w:r>
+      <w:r>
+        <w:rPr>
+          <w:rFonts w:ascii="Times New Roman" w:eastAsia="Times New Roman" w:hAnsi="Times New Roman" w:cs="Times New Roman"/>
+          <w:i/>
+          <w:iCs/>
+          <w:sz w:val="24"/>
+          <w:szCs w:val="24"/>
+        </w:rPr>
+        <w:t>data/</w:t>
+      </w:r>
+      <w:r>
+        <w:rPr>
+          <w:rFonts w:ascii="Times New Roman" w:eastAsia="Times New Roman" w:hAnsi="Times New Roman" w:cs="Times New Roman"/>
+          <w:sz w:val="24"/>
+          <w:szCs w:val="24"/>
+        </w:rPr>
+        <w:t xml:space="preserve">. При първо стартиране, ако </w:t>
+      </w:r>
+      <w:r>
+        <w:rPr>
+          <w:rFonts w:ascii="Times New Roman" w:eastAsia="Times New Roman" w:hAnsi="Times New Roman" w:cs="Times New Roman"/>
+          <w:i/>
+          <w:iCs/>
+          <w:sz w:val="24"/>
+          <w:szCs w:val="24"/>
+        </w:rPr>
+        <w:t>users.json</w:t>
+      </w:r>
+      <w:r>
+        <w:rPr>
+          <w:rFonts w:ascii="Times New Roman" w:eastAsia="Times New Roman" w:hAnsi="Times New Roman" w:cs="Times New Roman"/>
+          <w:sz w:val="24"/>
+          <w:szCs w:val="24"/>
+        </w:rPr>
+        <w:t xml:space="preserve"> липсва или е празен, системата автоматично създава два тестови потребителя — </w:t>
+      </w:r>
+      <w:r>
+        <w:rPr>
+          <w:rFonts w:ascii="Times New Roman" w:eastAsia="Times New Roman" w:hAnsi="Times New Roman" w:cs="Times New Roman"/>
+          <w:b/>
+          <w:bCs/>
+          <w:sz w:val="24"/>
+          <w:szCs w:val="24"/>
+        </w:rPr>
+        <w:t>Admin</w:t>
+      </w:r>
+      <w:r>
+        <w:rPr>
+          <w:rFonts w:ascii="Times New Roman" w:eastAsia="Times New Roman" w:hAnsi="Times New Roman" w:cs="Times New Roman"/>
+          <w:sz w:val="24"/>
+          <w:szCs w:val="24"/>
+        </w:rPr>
+        <w:t xml:space="preserve"> и </w:t>
+      </w:r>
+      <w:r>
+        <w:rPr>
+          <w:rFonts w:ascii="Times New Roman" w:eastAsia="Times New Roman" w:hAnsi="Times New Roman" w:cs="Times New Roman"/>
+          <w:b/>
+          <w:bCs/>
+          <w:sz w:val="24"/>
+          <w:szCs w:val="24"/>
+        </w:rPr>
+        <w:t>Operator</w:t>
+      </w:r>
+      <w:r>
+        <w:rPr>
+          <w:rFonts w:ascii="Times New Roman" w:eastAsia="Times New Roman" w:hAnsi="Times New Roman" w:cs="Times New Roman"/>
+          <w:sz w:val="24"/>
+          <w:szCs w:val="24"/>
+        </w:rPr>
+        <w:t>, което позволява незабавен достъп до функционалностите.</w:t>
+      </w:r>
+    </w:p>
+    <w:p>
+      <w:pPr>
+        <w:spacing w:line="360" w:lineRule="auto"/>
+        <w:rPr>
+          <w:rFonts w:ascii="Times New Roman" w:eastAsia="Times New Roman" w:hAnsi="Times New Roman" w:cs="Times New Roman"/>
+          <w:sz w:val="24"/>
+          <w:szCs w:val="24"/>
+        </w:rPr>
+      </w:pPr>
+      <w:r>
+        <w:rPr>
+          <w:rFonts w:ascii="Times New Roman" w:eastAsia="Times New Roman" w:hAnsi="Times New Roman" w:cs="Times New Roman"/>
+          <w:sz w:val="24"/>
+          <w:szCs w:val="24"/>
+        </w:rPr>
+        <w:t>За вход могат да се използват следните тестови акаунти:</w:t>
+      </w:r>
+    </w:p>
+    <w:p>
+      <w:pPr>
+        <w:numPr>
+          <w:ilvl w:val="0"/>
+          <w:numId w:val="38"/>
+        </w:numPr>
+        <w:spacing w:line="360" w:lineRule="auto"/>
+        <w:rPr>
+          <w:rFonts w:ascii="Times New Roman" w:eastAsia="Times New Roman" w:hAnsi="Times New Roman" w:cs="Times New Roman"/>
+          <w:sz w:val="24"/>
+          <w:szCs w:val="24"/>
+        </w:rPr>
+      </w:pPr>
+      <w:r>
+        <w:rPr>
+          <w:rFonts w:ascii="Times New Roman" w:eastAsia="Times New Roman" w:hAnsi="Times New Roman" w:cs="Times New Roman"/>
+          <w:sz w:val="24"/>
+          <w:szCs w:val="24"/>
+        </w:rPr>
+        <w:t xml:space="preserve">Administrator: </w:t>
+      </w:r>
+      <w:r>
+        <w:rPr>
+          <w:rFonts w:ascii="Times New Roman" w:eastAsia="Times New Roman" w:hAnsi="Times New Roman" w:cs="Times New Roman"/>
+          <w:i/>
+          <w:iCs/>
+          <w:sz w:val="24"/>
+          <w:szCs w:val="24"/>
+        </w:rPr>
+        <w:t>admin</w:t>
+      </w:r>
+      <w:r>
+        <w:rPr>
+          <w:rFonts w:ascii="Times New Roman" w:eastAsia="Times New Roman" w:hAnsi="Times New Roman" w:cs="Times New Roman"/>
+          <w:sz w:val="24"/>
+          <w:szCs w:val="24"/>
+        </w:rPr>
+        <w:t xml:space="preserve"> / </w:t>
+      </w:r>
+      <w:r>
+        <w:rPr>
+          <w:rFonts w:ascii="Times New Roman" w:eastAsia="Times New Roman" w:hAnsi="Times New Roman" w:cs="Times New Roman"/>
+          <w:i/>
+          <w:iCs/>
+          <w:sz w:val="24"/>
+          <w:szCs w:val="24"/>
+        </w:rPr>
+        <w:t>admin123</w:t>
+      </w:r>
+    </w:p>
+    <w:p>
+      <w:pPr>
+        <w:numPr>
+          <w:ilvl w:val="0"/>
+          <w:numId w:val="38"/>
+        </w:numPr>
+        <w:spacing w:line="360" w:lineRule="auto"/>
+        <w:rPr>
+          <w:rFonts w:ascii="Times New Roman" w:eastAsia="Times New Roman" w:hAnsi="Times New Roman" w:cs="Times New Roman"/>
+          <w:sz w:val="24"/>
+          <w:szCs w:val="24"/>
+        </w:rPr>
+      </w:pPr>
+      <w:r>
+        <w:rPr>
+          <w:rFonts w:ascii="Times New Roman" w:eastAsia="Times New Roman" w:hAnsi="Times New Roman" w:cs="Times New Roman"/>
+          <w:sz w:val="24"/>
+          <w:szCs w:val="24"/>
+        </w:rPr>
+        <w:t xml:space="preserve">Operator: </w:t>
+      </w:r>
+      <w:r>
+        <w:rPr>
+          <w:rFonts w:ascii="Times New Roman" w:eastAsia="Times New Roman" w:hAnsi="Times New Roman" w:cs="Times New Roman"/>
+          <w:i/>
+          <w:iCs/>
+          <w:sz w:val="24"/>
+          <w:szCs w:val="24"/>
+        </w:rPr>
+        <w:t>dimitar_01</w:t>
+      </w:r>
+      <w:r>
+        <w:rPr>
+          <w:rFonts w:ascii="Times New Roman" w:eastAsia="Times New Roman" w:hAnsi="Times New Roman" w:cs="Times New Roman"/>
+          <w:sz w:val="24"/>
+          <w:szCs w:val="24"/>
+        </w:rPr>
+        <w:t xml:space="preserve"> / </w:t>
+      </w:r>
+      <w:r>
+        <w:rPr>
+          <w:rFonts w:ascii="Times New Roman" w:eastAsia="Times New Roman" w:hAnsi="Times New Roman" w:cs="Times New Roman"/>
+          <w:i/>
+          <w:iCs/>
+          <w:sz w:val="24"/>
+          <w:szCs w:val="24"/>
+        </w:rPr>
+        <w:t>dimitar01</w:t>
+      </w:r>
+    </w:p>
+    <w:p>
+      <w:pPr>
+        <w:spacing w:line="360" w:lineRule="auto"/>
+        <w:rPr>
+          <w:rFonts w:ascii="Times New Roman" w:eastAsia="Times New Roman" w:hAnsi="Times New Roman" w:cs="Times New Roman"/>
+          <w:sz w:val="24"/>
+          <w:szCs w:val="24"/>
+        </w:rPr>
+      </w:pPr>
+      <w:r>
+        <w:rPr>
+          <w:rFonts w:ascii="Times New Roman" w:eastAsia="Times New Roman" w:hAnsi="Times New Roman" w:cs="Times New Roman"/>
+          <w:sz w:val="24"/>
+          <w:szCs w:val="24"/>
+        </w:rPr>
+        <w:lastRenderedPageBreak/>
+        <w:t xml:space="preserve">Техническите особености включват маскиране на пароли чрез msvcrt и getpass, реализирано в </w:t>
+      </w:r>
+      <w:r>
+        <w:rPr>
+          <w:rFonts w:ascii="Times New Roman" w:eastAsia="Times New Roman" w:hAnsi="Times New Roman" w:cs="Times New Roman"/>
+          <w:i/>
+          <w:iCs/>
+          <w:sz w:val="24"/>
+          <w:szCs w:val="24"/>
+        </w:rPr>
+        <w:t>password_utils.py</w:t>
+      </w:r>
+      <w:r>
+        <w:rPr>
+          <w:rFonts w:ascii="Times New Roman" w:eastAsia="Times New Roman" w:hAnsi="Times New Roman" w:cs="Times New Roman"/>
+          <w:sz w:val="24"/>
+          <w:szCs w:val="24"/>
+        </w:rPr>
+        <w:t>. Системата поддържа разпределена наличност по складови локации и обработва MOVE операции чрез двустранна актуализация на количествата без финансови транзакции. Достъпът до чувствителни менюта е защитен чрез декоратора @require_password.</w:t>
+      </w:r>
+    </w:p>
+    <w:p>
+      <w:pPr>
+        <w:spacing w:line="360" w:lineRule="auto"/>
+        <w:rPr>
+          <w:rFonts w:ascii="Times New Roman" w:eastAsia="Times New Roman" w:hAnsi="Times New Roman" w:cs="Times New Roman"/>
+          <w:sz w:val="24"/>
+          <w:szCs w:val="24"/>
+        </w:rPr>
+      </w:pPr>
+    </w:p>
+    <w:p>
+      <w:pPr>
+        <w:spacing w:line="360" w:lineRule="auto"/>
+        <w:rPr>
+          <w:rFonts w:ascii="Times New Roman" w:eastAsia="Times New Roman" w:hAnsi="Times New Roman" w:cs="Times New Roman"/>
+          <w:b/>
+          <w:bCs/>
+          <w:color w:val="C00000"/>
+          <w:sz w:val="28"/>
+          <w:szCs w:val="28"/>
+        </w:rPr>
+      </w:pPr>
+      <w:r>
+        <w:rPr>
+          <w:rFonts w:ascii="Times New Roman" w:eastAsia="Times New Roman" w:hAnsi="Times New Roman" w:cs="Times New Roman"/>
+          <w:b/>
+          <w:bCs/>
+          <w:color w:val="C00000"/>
+          <w:sz w:val="28"/>
+          <w:szCs w:val="28"/>
+        </w:rPr>
+        <w:t>1</w:t>
+      </w:r>
+      <w:r>
+        <w:rPr>
+          <w:rFonts w:ascii="Times New Roman" w:eastAsia="Times New Roman" w:hAnsi="Times New Roman" w:cs="Times New Roman"/>
+          <w:b/>
+          <w:bCs/>
+          <w:color w:val="C00000"/>
+          <w:sz w:val="28"/>
+          <w:szCs w:val="28"/>
+        </w:rPr>
+        <w:t>5</w:t>
+      </w:r>
+      <w:r>
+        <w:rPr>
+          <w:rFonts w:ascii="Times New Roman" w:eastAsia="Times New Roman" w:hAnsi="Times New Roman" w:cs="Times New Roman"/>
+          <w:b/>
+          <w:bCs/>
+          <w:color w:val="C00000"/>
+          <w:sz w:val="28"/>
+          <w:szCs w:val="28"/>
+        </w:rPr>
+        <w:t>. Литература</w:t>
+      </w:r>
+    </w:p>
+    <w:p>
+      <w:pPr>
+        <w:spacing w:line="360" w:lineRule="auto"/>
+        <w:rPr>
+          <w:rFonts w:ascii="Times New Roman" w:eastAsia="Times New Roman" w:hAnsi="Times New Roman" w:cs="Times New Roman"/>
+          <w:sz w:val="24"/>
+          <w:szCs w:val="24"/>
+        </w:rPr>
+      </w:pPr>
+      <w:r>
+        <w:rPr>
+          <w:rFonts w:ascii="Times New Roman" w:eastAsia="Times New Roman" w:hAnsi="Times New Roman" w:cs="Times New Roman"/>
+          <w:sz w:val="24"/>
+          <w:szCs w:val="24"/>
+        </w:rPr>
         <w:t>1. Python 3 Documentation – Официална документация на езика Python.</w:t>
       </w:r>
       <w:r>
@@ -2533,6 +3903,7 @@
         <w:br/>
         <w:t>5. PyCharm Documentation – Официална документация на JetBrains.</w:t>
       </w:r>
+      <w:bookmarkEnd w:id="0"/>
     </w:p>
     <w:sectPr>
       <w:pgSz w:w="12240" w:h="7920" w:orient="landscape" w:code="6"/>
@@ -5388,6 +6759,268 @@
     </w:lvl>
   </w:abstractNum>
   <w:abstractNum w:abstractNumId="19" w15:restartNumberingAfterBreak="0">
+    <w:nsid w:val="40930CF9"/>
+    <w:multiLevelType w:val="multilevel"/>
+    <w:tmpl w:val="DB167FC2"/>
+    <w:lvl w:ilvl="0">
+      <w:start w:val="1"/>
+      <w:numFmt w:val="bullet"/>
+      <w:lvlText w:val=""/>
+      <w:lvlJc w:val="left"/>
+      <w:pPr>
+        <w:tabs>
+          <w:tab w:val="num" w:pos="720"/>
+        </w:tabs>
+        <w:ind w:left="720" w:hanging="360"/>
+      </w:pPr>
+      <w:rPr>
+        <w:rFonts w:ascii="Symbol" w:hAnsi="Symbol" w:hint="default"/>
+        <w:sz w:val="20"/>
+      </w:rPr>
+    </w:lvl>
+    <w:lvl w:ilvl="1" w:tentative="1">
+      <w:start w:val="1"/>
+      <w:numFmt w:val="bullet"/>
+      <w:lvlText w:val="o"/>
+      <w:lvlJc w:val="left"/>
+      <w:pPr>
+        <w:tabs>
+          <w:tab w:val="num" w:pos="1440"/>
+        </w:tabs>
+        <w:ind w:left="1440" w:hanging="360"/>
+      </w:pPr>
+      <w:rPr>
+        <w:rFonts w:ascii="Courier New" w:hAnsi="Courier New" w:hint="default"/>
+        <w:sz w:val="20"/>
+      </w:rPr>
+    </w:lvl>
+    <w:lvl w:ilvl="2" w:tentative="1">
+      <w:start w:val="1"/>
+      <w:numFmt w:val="bullet"/>
+      <w:lvlText w:val=""/>
+      <w:lvlJc w:val="left"/>
+      <w:pPr>
+        <w:tabs>
+          <w:tab w:val="num" w:pos="2160"/>
+        </w:tabs>
+        <w:ind w:left="2160" w:hanging="360"/>
+      </w:pPr>
+      <w:rPr>
+        <w:rFonts w:ascii="Wingdings" w:hAnsi="Wingdings" w:hint="default"/>
+        <w:sz w:val="20"/>
+      </w:rPr>
+    </w:lvl>
+    <w:lvl w:ilvl="3" w:tentative="1">
+      <w:start w:val="1"/>
+      <w:numFmt w:val="bullet"/>
+      <w:lvlText w:val=""/>
+      <w:lvlJc w:val="left"/>
+      <w:pPr>
+        <w:tabs>
+          <w:tab w:val="num" w:pos="2880"/>
+        </w:tabs>
+        <w:ind w:left="2880" w:hanging="360"/>
+      </w:pPr>
+      <w:rPr>
+        <w:rFonts w:ascii="Wingdings" w:hAnsi="Wingdings" w:hint="default"/>
+        <w:sz w:val="20"/>
+      </w:rPr>
+    </w:lvl>
+    <w:lvl w:ilvl="4" w:tentative="1">
+      <w:start w:val="1"/>
+      <w:numFmt w:val="bullet"/>
+      <w:lvlText w:val=""/>
+      <w:lvlJc w:val="left"/>
+      <w:pPr>
+        <w:tabs>
+          <w:tab w:val="num" w:pos="3600"/>
+        </w:tabs>
+        <w:ind w:left="3600" w:hanging="360"/>
+      </w:pPr>
+      <w:rPr>
+        <w:rFonts w:ascii="Wingdings" w:hAnsi="Wingdings" w:hint="default"/>
+        <w:sz w:val="20"/>
+      </w:rPr>
+    </w:lvl>
+    <w:lvl w:ilvl="5" w:tentative="1">
+      <w:start w:val="1"/>
+      <w:numFmt w:val="bullet"/>
+      <w:lvlText w:val=""/>
+      <w:lvlJc w:val="left"/>
+      <w:pPr>
+        <w:tabs>
+          <w:tab w:val="num" w:pos="4320"/>
+        </w:tabs>
+        <w:ind w:left="4320" w:hanging="360"/>
+      </w:pPr>
+      <w:rPr>
+        <w:rFonts w:ascii="Wingdings" w:hAnsi="Wingdings" w:hint="default"/>
+        <w:sz w:val="20"/>
+      </w:rPr>
+    </w:lvl>
+    <w:lvl w:ilvl="6" w:tentative="1">
+      <w:start w:val="1"/>
+      <w:numFmt w:val="bullet"/>
+      <w:lvlText w:val=""/>
+      <w:lvlJc w:val="left"/>
+      <w:pPr>
+        <w:tabs>
+          <w:tab w:val="num" w:pos="5040"/>
+        </w:tabs>
+        <w:ind w:left="5040" w:hanging="360"/>
+      </w:pPr>
+      <w:rPr>
+        <w:rFonts w:ascii="Wingdings" w:hAnsi="Wingdings" w:hint="default"/>
+        <w:sz w:val="20"/>
+      </w:rPr>
+    </w:lvl>
+    <w:lvl w:ilvl="7" w:tentative="1">
+      <w:start w:val="1"/>
+      <w:numFmt w:val="bullet"/>
+      <w:lvlText w:val=""/>
+      <w:lvlJc w:val="left"/>
+      <w:pPr>
+        <w:tabs>
+          <w:tab w:val="num" w:pos="5760"/>
+        </w:tabs>
+        <w:ind w:left="5760" w:hanging="360"/>
+      </w:pPr>
+      <w:rPr>
+        <w:rFonts w:ascii="Wingdings" w:hAnsi="Wingdings" w:hint="default"/>
+        <w:sz w:val="20"/>
+      </w:rPr>
+    </w:lvl>
+    <w:lvl w:ilvl="8" w:tentative="1">
+      <w:start w:val="1"/>
+      <w:numFmt w:val="bullet"/>
+      <w:lvlText w:val=""/>
+      <w:lvlJc w:val="left"/>
+      <w:pPr>
+        <w:tabs>
+          <w:tab w:val="num" w:pos="6480"/>
+        </w:tabs>
+        <w:ind w:left="6480" w:hanging="360"/>
+      </w:pPr>
+      <w:rPr>
+        <w:rFonts w:ascii="Wingdings" w:hAnsi="Wingdings" w:hint="default"/>
+        <w:sz w:val="20"/>
+      </w:rPr>
+    </w:lvl>
+  </w:abstractNum>
+  <w:abstractNum w:abstractNumId="20" w15:restartNumberingAfterBreak="0">
+    <w:nsid w:val="427544CC"/>
+    <w:multiLevelType w:val="hybridMultilevel"/>
+    <w:tmpl w:val="1742C01C"/>
+    <w:lvl w:ilvl="0" w:tplc="0402000D">
+      <w:start w:val="1"/>
+      <w:numFmt w:val="bullet"/>
+      <w:lvlText w:val=""/>
+      <w:lvlJc w:val="left"/>
+      <w:pPr>
+        <w:ind w:left="720" w:hanging="360"/>
+      </w:pPr>
+      <w:rPr>
+        <w:rFonts w:ascii="Wingdings" w:hAnsi="Wingdings" w:hint="default"/>
+      </w:rPr>
+    </w:lvl>
+    <w:lvl w:ilvl="1" w:tplc="04020003" w:tentative="1">
+      <w:start w:val="1"/>
+      <w:numFmt w:val="bullet"/>
+      <w:lvlText w:val="o"/>
+      <w:lvlJc w:val="left"/>
+      <w:pPr>
+        <w:ind w:left="1440" w:hanging="360"/>
+      </w:pPr>
+      <w:rPr>
+        <w:rFonts w:ascii="Courier New" w:hAnsi="Courier New" w:cs="Courier New" w:hint="default"/>
+      </w:rPr>
+    </w:lvl>
+    <w:lvl w:ilvl="2" w:tplc="04020005" w:tentative="1">
+      <w:start w:val="1"/>
+      <w:numFmt w:val="bullet"/>
+      <w:lvlText w:val=""/>
+      <w:lvlJc w:val="left"/>
+      <w:pPr>
+        <w:ind w:left="2160" w:hanging="360"/>
+      </w:pPr>
+      <w:rPr>
+        <w:rFonts w:ascii="Wingdings" w:hAnsi="Wingdings" w:hint="default"/>
+      </w:rPr>
+    </w:lvl>
+    <w:lvl w:ilvl="3" w:tplc="04020001" w:tentative="1">
+      <w:start w:val="1"/>
+      <w:numFmt w:val="bullet"/>
+      <w:lvlText w:val=""/>
+      <w:lvlJc w:val="left"/>
+      <w:pPr>
+        <w:ind w:left="2880" w:hanging="360"/>
+      </w:pPr>
+      <w:rPr>
+        <w:rFonts w:ascii="Symbol" w:hAnsi="Symbol" w:hint="default"/>
+      </w:rPr>
+    </w:lvl>
+    <w:lvl w:ilvl="4" w:tplc="04020003" w:tentative="1">
+      <w:start w:val="1"/>
+      <w:numFmt w:val="bullet"/>
+      <w:lvlText w:val="o"/>
+      <w:lvlJc w:val="left"/>
+      <w:pPr>
+        <w:ind w:left="3600" w:hanging="360"/>
+      </w:pPr>
+      <w:rPr>
+        <w:rFonts w:ascii="Courier New" w:hAnsi="Courier New" w:cs="Courier New" w:hint="default"/>
+      </w:rPr>
+    </w:lvl>
+    <w:lvl w:ilvl="5" w:tplc="04020005" w:tentative="1">
+      <w:start w:val="1"/>
+      <w:numFmt w:val="bullet"/>
+      <w:lvlText w:val=""/>
+      <w:lvlJc w:val="left"/>
+      <w:pPr>
+        <w:ind w:left="4320" w:hanging="360"/>
+      </w:pPr>
+      <w:rPr>
+        <w:rFonts w:ascii="Wingdings" w:hAnsi="Wingdings" w:hint="default"/>
+      </w:rPr>
+    </w:lvl>
+    <w:lvl w:ilvl="6" w:tplc="04020001" w:tentative="1">
+      <w:start w:val="1"/>
+      <w:numFmt w:val="bullet"/>
+      <w:lvlText w:val=""/>
+      <w:lvlJc w:val="left"/>
+      <w:pPr>
+        <w:ind w:left="5040" w:hanging="360"/>
+      </w:pPr>
+      <w:rPr>
+        <w:rFonts w:ascii="Symbol" w:hAnsi="Symbol" w:hint="default"/>
+      </w:rPr>
+    </w:lvl>
+    <w:lvl w:ilvl="7" w:tplc="04020003" w:tentative="1">
+      <w:start w:val="1"/>
+      <w:numFmt w:val="bullet"/>
+      <w:lvlText w:val="o"/>
+      <w:lvlJc w:val="left"/>
+      <w:pPr>
+        <w:ind w:left="5760" w:hanging="360"/>
+      </w:pPr>
+      <w:rPr>
+        <w:rFonts w:ascii="Courier New" w:hAnsi="Courier New" w:cs="Courier New" w:hint="default"/>
+      </w:rPr>
+    </w:lvl>
+    <w:lvl w:ilvl="8" w:tplc="04020005" w:tentative="1">
+      <w:start w:val="1"/>
+      <w:numFmt w:val="bullet"/>
+      <w:lvlText w:val=""/>
+      <w:lvlJc w:val="left"/>
+      <w:pPr>
+        <w:ind w:left="6480" w:hanging="360"/>
+      </w:pPr>
+      <w:rPr>
+        <w:rFonts w:ascii="Wingdings" w:hAnsi="Wingdings" w:hint="default"/>
+      </w:rPr>
+    </w:lvl>
+  </w:abstractNum>
+  <w:abstractNum w:abstractNumId="21" w15:restartNumberingAfterBreak="0">
     <w:nsid w:val="42A85A59"/>
     <w:multiLevelType w:val="multilevel"/>
     <w:tmpl w:val="ADA4E8EC"/>
@@ -5536,7 +7169,7 @@
       </w:rPr>
     </w:lvl>
   </w:abstractNum>
-  <w:abstractNum w:abstractNumId="20" w15:restartNumberingAfterBreak="0">
+  <w:abstractNum w:abstractNumId="22" w15:restartNumberingAfterBreak="0">
     <w:nsid w:val="430A0B89"/>
     <w:multiLevelType w:val="multilevel"/>
     <w:tmpl w:val="4F2A91B0"/>
@@ -5685,7 +7318,7 @@
       </w:rPr>
     </w:lvl>
   </w:abstractNum>
-  <w:abstractNum w:abstractNumId="21" w15:restartNumberingAfterBreak="0">
+  <w:abstractNum w:abstractNumId="23" w15:restartNumberingAfterBreak="0">
     <w:nsid w:val="43444719"/>
     <w:multiLevelType w:val="multilevel"/>
     <w:tmpl w:val="77B02B9C"/>
@@ -5834,7 +7467,7 @@
       </w:rPr>
     </w:lvl>
   </w:abstractNum>
-  <w:abstractNum w:abstractNumId="22" w15:restartNumberingAfterBreak="0">
+  <w:abstractNum w:abstractNumId="24" w15:restartNumberingAfterBreak="0">
     <w:nsid w:val="44F94AFA"/>
     <w:multiLevelType w:val="multilevel"/>
     <w:tmpl w:val="3CDEA292"/>
@@ -5983,7 +7616,7 @@
       </w:rPr>
     </w:lvl>
   </w:abstractNum>
-  <w:abstractNum w:abstractNumId="23" w15:restartNumberingAfterBreak="0">
+  <w:abstractNum w:abstractNumId="25" w15:restartNumberingAfterBreak="0">
     <w:nsid w:val="5C9874D8"/>
     <w:multiLevelType w:val="multilevel"/>
     <w:tmpl w:val="84843F3E"/>
@@ -6132,7 +7765,7 @@
       </w:rPr>
     </w:lvl>
   </w:abstractNum>
-  <w:abstractNum w:abstractNumId="24" w15:restartNumberingAfterBreak="0">
+  <w:abstractNum w:abstractNumId="26" w15:restartNumberingAfterBreak="0">
     <w:nsid w:val="63487EE8"/>
     <w:multiLevelType w:val="multilevel"/>
     <w:tmpl w:val="BFF6F978"/>
@@ -6281,7 +7914,7 @@
       </w:rPr>
     </w:lvl>
   </w:abstractNum>
-  <w:abstractNum w:abstractNumId="25" w15:restartNumberingAfterBreak="0">
+  <w:abstractNum w:abstractNumId="27" w15:restartNumberingAfterBreak="0">
     <w:nsid w:val="644908E3"/>
     <w:multiLevelType w:val="multilevel"/>
     <w:tmpl w:val="21B4768C"/>
@@ -6430,7 +8063,7 @@
       </w:rPr>
     </w:lvl>
   </w:abstractNum>
-  <w:abstractNum w:abstractNumId="26" w15:restartNumberingAfterBreak="0">
+  <w:abstractNum w:abstractNumId="28" w15:restartNumberingAfterBreak="0">
     <w:nsid w:val="66FD541C"/>
     <w:multiLevelType w:val="multilevel"/>
     <w:tmpl w:val="DE4E0870"/>
@@ -6579,7 +8212,156 @@
       </w:rPr>
     </w:lvl>
   </w:abstractNum>
-  <w:abstractNum w:abstractNumId="27" w15:restartNumberingAfterBreak="0">
+  <w:abstractNum w:abstractNumId="29" w15:restartNumberingAfterBreak="0">
+    <w:nsid w:val="682060F6"/>
+    <w:multiLevelType w:val="multilevel"/>
+    <w:tmpl w:val="07246B1C"/>
+    <w:lvl w:ilvl="0">
+      <w:start w:val="1"/>
+      <w:numFmt w:val="bullet"/>
+      <w:lvlText w:val=""/>
+      <w:lvlJc w:val="left"/>
+      <w:pPr>
+        <w:tabs>
+          <w:tab w:val="num" w:pos="720"/>
+        </w:tabs>
+        <w:ind w:left="720" w:hanging="360"/>
+      </w:pPr>
+      <w:rPr>
+        <w:rFonts w:ascii="Symbol" w:hAnsi="Symbol" w:hint="default"/>
+        <w:sz w:val="20"/>
+      </w:rPr>
+    </w:lvl>
+    <w:lvl w:ilvl="1" w:tentative="1">
+      <w:start w:val="1"/>
+      <w:numFmt w:val="bullet"/>
+      <w:lvlText w:val="o"/>
+      <w:lvlJc w:val="left"/>
+      <w:pPr>
+        <w:tabs>
+          <w:tab w:val="num" w:pos="1440"/>
+        </w:tabs>
+        <w:ind w:left="1440" w:hanging="360"/>
+      </w:pPr>
+      <w:rPr>
+        <w:rFonts w:ascii="Courier New" w:hAnsi="Courier New" w:hint="default"/>
+        <w:sz w:val="20"/>
+      </w:rPr>
+    </w:lvl>
+    <w:lvl w:ilvl="2" w:tentative="1">
+      <w:start w:val="1"/>
+      <w:numFmt w:val="bullet"/>
+      <w:lvlText w:val=""/>
+      <w:lvlJc w:val="left"/>
+      <w:pPr>
+        <w:tabs>
+          <w:tab w:val="num" w:pos="2160"/>
+        </w:tabs>
+        <w:ind w:left="2160" w:hanging="360"/>
+      </w:pPr>
+      <w:rPr>
+        <w:rFonts w:ascii="Wingdings" w:hAnsi="Wingdings" w:hint="default"/>
+        <w:sz w:val="20"/>
+      </w:rPr>
+    </w:lvl>
+    <w:lvl w:ilvl="3" w:tentative="1">
+      <w:start w:val="1"/>
+      <w:numFmt w:val="bullet"/>
+      <w:lvlText w:val=""/>
+      <w:lvlJc w:val="left"/>
+      <w:pPr>
+        <w:tabs>
+          <w:tab w:val="num" w:pos="2880"/>
+        </w:tabs>
+        <w:ind w:left="2880" w:hanging="360"/>
+      </w:pPr>
+      <w:rPr>
+        <w:rFonts w:ascii="Wingdings" w:hAnsi="Wingdings" w:hint="default"/>
+        <w:sz w:val="20"/>
+      </w:rPr>
+    </w:lvl>
+    <w:lvl w:ilvl="4" w:tentative="1">
+      <w:start w:val="1"/>
+      <w:numFmt w:val="bullet"/>
+      <w:lvlText w:val=""/>
+      <w:lvlJc w:val="left"/>
+      <w:pPr>
+        <w:tabs>
+          <w:tab w:val="num" w:pos="3600"/>
+        </w:tabs>
+        <w:ind w:left="3600" w:hanging="360"/>
+      </w:pPr>
+      <w:rPr>
+        <w:rFonts w:ascii="Wingdings" w:hAnsi="Wingdings" w:hint="default"/>
+        <w:sz w:val="20"/>
+      </w:rPr>
+    </w:lvl>
+    <w:lvl w:ilvl="5" w:tentative="1">
+      <w:start w:val="1"/>
+      <w:numFmt w:val="bullet"/>
+      <w:lvlText w:val=""/>
+      <w:lvlJc w:val="left"/>
+      <w:pPr>
+        <w:tabs>
+          <w:tab w:val="num" w:pos="4320"/>
+        </w:tabs>
+        <w:ind w:left="4320" w:hanging="360"/>
+      </w:pPr>
+      <w:rPr>
+        <w:rFonts w:ascii="Wingdings" w:hAnsi="Wingdings" w:hint="default"/>
+        <w:sz w:val="20"/>
+      </w:rPr>
+    </w:lvl>
+    <w:lvl w:ilvl="6" w:tentative="1">
+      <w:start w:val="1"/>
+      <w:numFmt w:val="bullet"/>
+      <w:lvlText w:val=""/>
+      <w:lvlJc w:val="left"/>
+      <w:pPr>
+        <w:tabs>
+          <w:tab w:val="num" w:pos="5040"/>
+        </w:tabs>
+        <w:ind w:left="5040" w:hanging="360"/>
+      </w:pPr>
+      <w:rPr>
+        <w:rFonts w:ascii="Wingdings" w:hAnsi="Wingdings" w:hint="default"/>
+        <w:sz w:val="20"/>
+      </w:rPr>
+    </w:lvl>
+    <w:lvl w:ilvl="7" w:tentative="1">
+      <w:start w:val="1"/>
+      <w:numFmt w:val="bullet"/>
+      <w:lvlText w:val=""/>
+      <w:lvlJc w:val="left"/>
+      <w:pPr>
+        <w:tabs>
+          <w:tab w:val="num" w:pos="5760"/>
+        </w:tabs>
+        <w:ind w:left="5760" w:hanging="360"/>
+      </w:pPr>
+      <w:rPr>
+        <w:rFonts w:ascii="Wingdings" w:hAnsi="Wingdings" w:hint="default"/>
+        <w:sz w:val="20"/>
+      </w:rPr>
+    </w:lvl>
+    <w:lvl w:ilvl="8" w:tentative="1">
+      <w:start w:val="1"/>
+      <w:numFmt w:val="bullet"/>
+      <w:lvlText w:val=""/>
+      <w:lvlJc w:val="left"/>
+      <w:pPr>
+        <w:tabs>
+          <w:tab w:val="num" w:pos="6480"/>
+        </w:tabs>
+        <w:ind w:left="6480" w:hanging="360"/>
+      </w:pPr>
+      <w:rPr>
+        <w:rFonts w:ascii="Wingdings" w:hAnsi="Wingdings" w:hint="default"/>
+        <w:sz w:val="20"/>
+      </w:rPr>
+    </w:lvl>
+  </w:abstractNum>
+  <w:abstractNum w:abstractNumId="30" w15:restartNumberingAfterBreak="0">
     <w:nsid w:val="6FF279B8"/>
     <w:multiLevelType w:val="hybridMultilevel"/>
     <w:tmpl w:val="BBA89774"/>
@@ -6692,7 +8474,7 @@
       </w:rPr>
     </w:lvl>
   </w:abstractNum>
-  <w:abstractNum w:abstractNumId="28" w15:restartNumberingAfterBreak="0">
+  <w:abstractNum w:abstractNumId="31" w15:restartNumberingAfterBreak="0">
     <w:nsid w:val="736A7339"/>
     <w:multiLevelType w:val="multilevel"/>
     <w:tmpl w:val="59DA5B96"/>
@@ -6841,7 +8623,7 @@
       </w:rPr>
     </w:lvl>
   </w:abstractNum>
-  <w:abstractNum w:abstractNumId="29" w15:restartNumberingAfterBreak="0">
+  <w:abstractNum w:abstractNumId="32" w15:restartNumberingAfterBreak="0">
     <w:nsid w:val="752605A3"/>
     <w:multiLevelType w:val="multilevel"/>
     <w:tmpl w:val="DC9E5BBA"/>
@@ -6990,7 +8772,7 @@
       </w:rPr>
     </w:lvl>
   </w:abstractNum>
-  <w:abstractNum w:abstractNumId="30" w15:restartNumberingAfterBreak="0">
+  <w:abstractNum w:abstractNumId="33" w15:restartNumberingAfterBreak="0">
     <w:nsid w:val="7AF904BD"/>
     <w:multiLevelType w:val="multilevel"/>
     <w:tmpl w:val="0CF42752"/>
@@ -7139,7 +8921,7 @@
       </w:rPr>
     </w:lvl>
   </w:abstractNum>
-  <w:abstractNum w:abstractNumId="31" w15:restartNumberingAfterBreak="0">
+  <w:abstractNum w:abstractNumId="34" w15:restartNumberingAfterBreak="0">
     <w:nsid w:val="7CA068AC"/>
     <w:multiLevelType w:val="multilevel"/>
     <w:tmpl w:val="C1903300"/>
@@ -7288,7 +9070,7 @@
       </w:rPr>
     </w:lvl>
   </w:abstractNum>
-  <w:abstractNum w:abstractNumId="32" w15:restartNumberingAfterBreak="0">
+  <w:abstractNum w:abstractNumId="35" w15:restartNumberingAfterBreak="0">
     <w:nsid w:val="7E59012D"/>
     <w:multiLevelType w:val="multilevel"/>
     <w:tmpl w:val="A8B22364"/>
@@ -7437,7 +9219,7 @@
       </w:rPr>
     </w:lvl>
   </w:abstractNum>
-  <w:abstractNum w:abstractNumId="33" w15:restartNumberingAfterBreak="0">
+  <w:abstractNum w:abstractNumId="36" w15:restartNumberingAfterBreak="0">
     <w:nsid w:val="7E612F8C"/>
     <w:multiLevelType w:val="multilevel"/>
     <w:tmpl w:val="91B0B85C"/>
@@ -7587,7 +9369,7 @@
     </w:lvl>
   </w:abstractNum>
   <w:num w:numId="1">
-    <w:abstractNumId w:val="27"/>
+    <w:abstractNumId w:val="30"/>
   </w:num>
   <w:num w:numId="2">
     <w:abstractNumId w:val="1"/>
@@ -7596,10 +9378,10 @@
     <w:abstractNumId w:val="15"/>
   </w:num>
   <w:num w:numId="4">
-    <w:abstractNumId w:val="32"/>
+    <w:abstractNumId w:val="35"/>
   </w:num>
   <w:num w:numId="5">
-    <w:abstractNumId w:val="33"/>
+    <w:abstractNumId w:val="36"/>
   </w:num>
   <w:num w:numId="6">
     <w:abstractNumId w:val="13"/>
@@ -7608,7 +9390,7 @@
     <w:abstractNumId w:val="9"/>
   </w:num>
   <w:num w:numId="8">
-    <w:abstractNumId w:val="21"/>
+    <w:abstractNumId w:val="23"/>
   </w:num>
   <w:num w:numId="9">
     <w:abstractNumId w:val="14"/>
@@ -7623,28 +9405,28 @@
     <w:abstractNumId w:val="5"/>
   </w:num>
   <w:num w:numId="13">
-    <w:abstractNumId w:val="28"/>
+    <w:abstractNumId w:val="31"/>
   </w:num>
   <w:num w:numId="14">
-    <w:abstractNumId w:val="26"/>
+    <w:abstractNumId w:val="28"/>
   </w:num>
   <w:num w:numId="15">
     <w:abstractNumId w:val="0"/>
   </w:num>
   <w:num w:numId="16">
-    <w:abstractNumId w:val="19"/>
+    <w:abstractNumId w:val="21"/>
   </w:num>
   <w:num w:numId="17">
     <w:abstractNumId w:val="7"/>
   </w:num>
   <w:num w:numId="18">
-    <w:abstractNumId w:val="20"/>
+    <w:abstractNumId w:val="22"/>
   </w:num>
   <w:num w:numId="19">
     <w:abstractNumId w:val="18"/>
   </w:num>
   <w:num w:numId="20">
-    <w:abstractNumId w:val="24"/>
+    <w:abstractNumId w:val="26"/>
   </w:num>
   <w:num w:numId="21">
     <w:abstractNumId w:val="8"/>
@@ -7653,22 +9435,22 @@
     <w:abstractNumId w:val="2"/>
   </w:num>
   <w:num w:numId="23">
-    <w:abstractNumId w:val="23"/>
+    <w:abstractNumId w:val="25"/>
   </w:num>
   <w:num w:numId="24">
-    <w:abstractNumId w:val="25"/>
+    <w:abstractNumId w:val="27"/>
   </w:num>
   <w:num w:numId="25">
     <w:abstractNumId w:val="6"/>
   </w:num>
   <w:num w:numId="26">
-    <w:abstractNumId w:val="29"/>
+    <w:abstractNumId w:val="32"/>
   </w:num>
   <w:num w:numId="27">
     <w:abstractNumId w:val="17"/>
   </w:num>
   <w:num w:numId="28">
-    <w:abstractNumId w:val="22"/>
+    <w:abstractNumId w:val="24"/>
   </w:num>
   <w:num w:numId="29">
     <w:abstractNumId w:val="16"/>
@@ -7680,10 +9462,10 @@
     <w:abstractNumId w:val="4"/>
   </w:num>
   <w:num w:numId="32">
-    <w:abstractNumId w:val="31"/>
+    <w:abstractNumId w:val="34"/>
   </w:num>
   <w:num w:numId="33">
-    <w:abstractNumId w:val="30"/>
+    <w:abstractNumId w:val="33"/>
   </w:num>
   <w:num w:numId="34">
     <w:abstractNumId w:val="11"/>
@@ -7707,6 +9489,15 @@
         </w:rPr>
       </w:lvl>
     </w:lvlOverride>
+  </w:num>
+  <w:num w:numId="36">
+    <w:abstractNumId w:val="29"/>
+  </w:num>
+  <w:num w:numId="37">
+    <w:abstractNumId w:val="20"/>
+  </w:num>
+  <w:num w:numId="38">
+    <w:abstractNumId w:val="19"/>
   </w:num>
   <w:numIdMacAtCleanup w:val="6"/>
 </w:numbering>
@@ -9550,7 +11341,7 @@
 </file>
 
 <file path=customXml/itemProps1.xml><?xml version="1.0" encoding="utf-8"?>
-<ds:datastoreItem xmlns:ds="http://schemas.openxmlformats.org/officeDocument/2006/customXml" ds:itemID="{60DFCAE2-5322-49B6-8254-05323CF7431E}">
+<ds:datastoreItem xmlns:ds="http://schemas.openxmlformats.org/officeDocument/2006/customXml" ds:itemID="{732A1D98-4AD0-4932-A27A-ECC423DBF52A}">
   <ds:schemaRefs>
     <ds:schemaRef ds:uri="http://schemas.openxmlformats.org/officeDocument/2006/bibliography"/>
   </ds:schemaRefs>

--- a/documentation/Warehouse Inventory Management System (WIMS)_Siyka.docx
+++ b/documentation/Warehouse Inventory Management System (WIMS)_Siyka.docx
@@ -6,7 +6,6 @@
       <w:pPr>
         <w:pStyle w:val="af0"/>
       </w:pPr>
-      <w:bookmarkStart w:id="0" w:name="_GoBack"/>
       <w:r>
         <w:rPr>
           <w:rStyle w:val="a4"/>
@@ -1515,6 +1514,8 @@
         <w:outlineLvl w:val="0"/>
         <w:rPr>
           <w:rFonts w:ascii="Times New Roman" w:eastAsia="Times New Roman" w:hAnsi="Times New Roman" w:cs="Times New Roman"/>
+          <w:b/>
+          <w:bCs/>
           <w:sz w:val="24"/>
           <w:szCs w:val="24"/>
         </w:rPr>
@@ -1566,7 +1567,51 @@
           <w:sz w:val="24"/>
           <w:szCs w:val="24"/>
         </w:rPr>
-        <w:t>Изгледът поддържа алгоритмично сортиране на наличностите чрез Selection Sort и Bubble Sort, което позволява бърза идентификация на критично ниски или излишни количества. Навигацията между различните справки се осъществява чрез обектно-ориентирано меню, изградено с класовете Menu и MenuItem, което осигурява интуитивен достъп до всички аналитични функции без загуба на контекст.</w:t>
+        <w:t xml:space="preserve">Изгледът поддържа алгоритмично сортиране на наличностите чрез </w:t>
+      </w:r>
+      <w:r>
+        <w:rPr>
+          <w:rFonts w:ascii="Times New Roman" w:eastAsia="Times New Roman" w:hAnsi="Times New Roman" w:cs="Times New Roman"/>
+          <w:b/>
+          <w:bCs/>
+          <w:sz w:val="24"/>
+          <w:szCs w:val="24"/>
+        </w:rPr>
+        <w:t>Merge Sort</w:t>
+      </w:r>
+      <w:r>
+        <w:rPr>
+          <w:rFonts w:ascii="Times New Roman" w:eastAsia="Times New Roman" w:hAnsi="Times New Roman" w:cs="Times New Roman"/>
+          <w:sz w:val="24"/>
+          <w:szCs w:val="24"/>
+        </w:rPr>
+        <w:t xml:space="preserve"> и </w:t>
+      </w:r>
+      <w:r>
+        <w:rPr>
+          <w:rFonts w:ascii="Times New Roman" w:eastAsia="Times New Roman" w:hAnsi="Times New Roman" w:cs="Times New Roman"/>
+          <w:b/>
+          <w:bCs/>
+          <w:sz w:val="24"/>
+          <w:szCs w:val="24"/>
+        </w:rPr>
+        <w:t>Quick Sort</w:t>
+      </w:r>
+      <w:r>
+        <w:rPr>
+          <w:rFonts w:ascii="Times New Roman" w:eastAsia="Times New Roman" w:hAnsi="Times New Roman" w:cs="Times New Roman"/>
+          <w:sz w:val="24"/>
+          <w:szCs w:val="24"/>
+        </w:rPr>
+        <w:t>, което позволява бърза идентификация на критично ниски или излишни количества. Навигацията между различните справки се осъществява чрез обектно-ориентирано меню, изградено с класовете Menu и MenuItem, което осигурява интуитивен достъп до всички аналитични функции без загуба на контекст.</w:t>
+      </w:r>
+      <w:r>
+        <w:rPr>
+          <w:rFonts w:ascii="Times New Roman" w:eastAsia="Times New Roman" w:hAnsi="Times New Roman" w:cs="Times New Roman"/>
+          <w:sz w:val="24"/>
+          <w:szCs w:val="24"/>
+        </w:rPr>
+        <w:t xml:space="preserve"> </w:t>
       </w:r>
     </w:p>
     <w:p>
@@ -1576,12 +1621,54 @@
         <w:outlineLvl w:val="0"/>
         <w:rPr>
           <w:rFonts w:ascii="Times New Roman" w:eastAsia="Times New Roman" w:hAnsi="Times New Roman" w:cs="Times New Roman"/>
-          <w:b/>
-          <w:bCs/>
-          <w:sz w:val="24"/>
-          <w:szCs w:val="24"/>
-        </w:rPr>
-      </w:pPr>
+          <w:sz w:val="24"/>
+          <w:szCs w:val="24"/>
+        </w:rPr>
+      </w:pPr>
+      <w:r>
+        <w:rPr>
+          <w:rFonts w:ascii="Times New Roman" w:eastAsia="Times New Roman" w:hAnsi="Times New Roman" w:cs="Times New Roman"/>
+          <w:b/>
+          <w:bCs/>
+          <w:color w:val="C00000"/>
+          <w:sz w:val="28"/>
+          <w:szCs w:val="28"/>
+        </w:rPr>
+        <w:t>7</w:t>
+      </w:r>
+      <w:r>
+        <w:rPr>
+          <w:rFonts w:ascii="Times New Roman" w:eastAsia="Times New Roman" w:hAnsi="Times New Roman" w:cs="Times New Roman"/>
+          <w:b/>
+          <w:bCs/>
+          <w:color w:val="C00000"/>
+          <w:sz w:val="28"/>
+          <w:szCs w:val="28"/>
+        </w:rPr>
+        <w:t>.</w:t>
+      </w:r>
+      <w:r>
+        <w:rPr>
+          <w:rFonts w:ascii="Times New Roman" w:eastAsia="Times New Roman" w:hAnsi="Times New Roman" w:cs="Times New Roman"/>
+          <w:b/>
+          <w:bCs/>
+          <w:color w:val="C00000"/>
+          <w:sz w:val="28"/>
+          <w:szCs w:val="28"/>
+        </w:rPr>
+        <w:t xml:space="preserve"> Функционални характеристики</w:t>
+      </w:r>
+      <w:r>
+        <w:rPr>
+          <w:rFonts w:ascii="Times New Roman" w:eastAsia="Times New Roman" w:hAnsi="Times New Roman" w:cs="Times New Roman"/>
+          <w:b/>
+          <w:bCs/>
+          <w:color w:val="C00000"/>
+          <w:sz w:val="28"/>
+          <w:szCs w:val="28"/>
+        </w:rPr>
+        <w:t xml:space="preserve"> </w:t>
+      </w:r>
     </w:p>
     <w:p>
       <w:pPr>
@@ -1590,13 +1677,86 @@
         <w:outlineLvl w:val="0"/>
         <w:rPr>
           <w:rFonts w:ascii="Times New Roman" w:eastAsia="Times New Roman" w:hAnsi="Times New Roman" w:cs="Times New Roman"/>
+          <w:color w:val="000000" w:themeColor="text1"/>
+          <w:sz w:val="24"/>
+          <w:szCs w:val="24"/>
+        </w:rPr>
+      </w:pPr>
+      <w:r>
+        <w:rPr>
+          <w:rFonts w:ascii="Times New Roman" w:eastAsia="Times New Roman" w:hAnsi="Times New Roman" w:cs="Times New Roman"/>
+          <w:color w:val="000000" w:themeColor="text1"/>
+          <w:sz w:val="24"/>
+          <w:szCs w:val="24"/>
+        </w:rPr>
+        <w:t xml:space="preserve">Логистичният модул управлява наличностите в реално време, като прилага специфична бизнес логика според вида на извършената операция. При входящи движения системата регистрира доставки от външни партньори и автоматично увеличава количествата на съответния продукт в избраната складова локация. </w:t>
+      </w:r>
+      <w:r>
+        <w:rPr>
+          <w:rFonts w:ascii="Times New Roman" w:eastAsia="Times New Roman" w:hAnsi="Times New Roman" w:cs="Times New Roman"/>
+          <w:color w:val="000000" w:themeColor="text1"/>
+          <w:sz w:val="24"/>
+          <w:szCs w:val="24"/>
+        </w:rPr>
+        <w:lastRenderedPageBreak/>
+        <w:t>При изходящи движения се обработват продажби към клиенти, наличността се намалява, а процесът задължително активира модула за генериране на фактури. Вътрешните премествания разпределят стоките между две различни локации, като намаляват количеството в изходния склад и го увеличават в целевия. Тъй като това е вътрешна операция, тя не влияе върху общия финансов баланс и не носи цена.</w:t>
+      </w:r>
+    </w:p>
+    <w:p>
+      <w:pPr>
+        <w:spacing w:before="100" w:beforeAutospacing="1" w:after="100" w:afterAutospacing="1" w:line="360" w:lineRule="auto"/>
+        <w:jc w:val="both"/>
+        <w:outlineLvl w:val="0"/>
+        <w:rPr>
+          <w:rFonts w:ascii="Times New Roman" w:eastAsia="Times New Roman" w:hAnsi="Times New Roman" w:cs="Times New Roman"/>
+          <w:color w:val="000000" w:themeColor="text1"/>
+          <w:sz w:val="24"/>
+          <w:szCs w:val="24"/>
+        </w:rPr>
+      </w:pPr>
+      <w:r>
+        <w:rPr>
+          <w:rFonts w:ascii="Times New Roman" w:eastAsia="Times New Roman" w:hAnsi="Times New Roman" w:cs="Times New Roman"/>
+          <w:color w:val="000000" w:themeColor="text1"/>
+          <w:sz w:val="24"/>
+          <w:szCs w:val="24"/>
+        </w:rPr>
+        <w:t>Модулът за справки и анализи обработва данните от JSON файловете и изчислява ключови оперативни и финансови показатели. Системата автоматично определя средни продажни цени, общи разходи за доставки и реализирани приходи за избрани периоди. Осигурява се и оперативна проследимост чрез извличане на информация за последното движение и текущото разпределение на стоките по складове. Данните от movements.json, inventory.json и invoices.json се комбинират динамично, като се извършват кръстосани проверки за предотвратяване на некоректни изчисления, например опит за продажба на неналични количества. Модулът поддържа филтриране по различни критерии и динамично сортиране, което позволява бърз достъп до критична информация за наличностите и улеснява вземането на оперативни решения.</w:t>
+      </w:r>
+      <w:r>
+        <w:rPr>
+          <w:rFonts w:ascii="Times New Roman" w:eastAsia="Times New Roman" w:hAnsi="Times New Roman" w:cs="Times New Roman"/>
+          <w:color w:val="000000" w:themeColor="text1"/>
+          <w:sz w:val="24"/>
+          <w:szCs w:val="24"/>
+        </w:rPr>
+        <w:t xml:space="preserve"> </w:t>
+      </w:r>
+    </w:p>
+    <w:p>
+      <w:pPr>
+        <w:spacing w:before="100" w:beforeAutospacing="1" w:after="100" w:afterAutospacing="1" w:line="360" w:lineRule="auto"/>
+        <w:jc w:val="both"/>
+        <w:outlineLvl w:val="0"/>
+        <w:rPr>
+          <w:rFonts w:ascii="Times New Roman" w:eastAsia="Times New Roman" w:hAnsi="Times New Roman" w:cs="Times New Roman"/>
+          <w:color w:val="000000" w:themeColor="text1"/>
+          <w:sz w:val="24"/>
+          <w:szCs w:val="24"/>
+        </w:rPr>
+      </w:pPr>
+      <w:r>
+        <w:rPr>
+          <w:rFonts w:ascii="Times New Roman" w:eastAsia="Times New Roman" w:hAnsi="Times New Roman" w:cs="Times New Roman"/>
           <w:b/>
           <w:bCs/>
           <w:color w:val="C00000"/>
           <w:sz w:val="28"/>
           <w:szCs w:val="28"/>
         </w:rPr>
-      </w:pPr>
+        <w:lastRenderedPageBreak/>
+        <w:t>8</w:t>
+      </w:r>
       <w:r>
         <w:rPr>
           <w:rFonts w:ascii="Times New Roman" w:eastAsia="Times New Roman" w:hAnsi="Times New Roman" w:cs="Times New Roman"/>
@@ -1606,7 +1766,7 @@
           <w:sz w:val="28"/>
           <w:szCs w:val="28"/>
         </w:rPr>
-        <w:t>7</w:t>
+        <w:t>.</w:t>
       </w:r>
       <w:r>
         <w:rPr>
@@ -1617,7 +1777,7 @@
           <w:sz w:val="28"/>
           <w:szCs w:val="28"/>
         </w:rPr>
-        <w:t>.</w:t>
+        <w:t xml:space="preserve"> Нефункционални характеристики</w:t>
       </w:r>
       <w:r>
         <w:rPr>
@@ -1628,9 +1788,34 @@
           <w:sz w:val="28"/>
           <w:szCs w:val="28"/>
         </w:rPr>
-        <w:t xml:space="preserve"> Функционални характеристики</w:t>
-      </w:r>
-      <w:r>
+        <w:t xml:space="preserve"> </w:t>
+      </w:r>
+    </w:p>
+    <w:p>
+      <w:pPr>
+        <w:spacing w:before="100" w:beforeAutospacing="1" w:after="100" w:afterAutospacing="1" w:line="360" w:lineRule="auto"/>
+        <w:jc w:val="both"/>
+        <w:outlineLvl w:val="0"/>
+        <w:rPr>
+          <w:rFonts w:ascii="Times New Roman" w:eastAsia="Times New Roman" w:hAnsi="Times New Roman" w:cs="Times New Roman"/>
+          <w:sz w:val="24"/>
+          <w:szCs w:val="24"/>
+        </w:rPr>
+      </w:pPr>
+      <w:r>
+        <w:rPr>
+          <w:rFonts w:ascii="Times New Roman" w:eastAsia="Times New Roman" w:hAnsi="Times New Roman" w:cs="Times New Roman"/>
+          <w:sz w:val="24"/>
+          <w:szCs w:val="24"/>
+        </w:rPr>
+        <w:t>Системата трябва да работи стабилно и да зарежда изгледите бързо. Сигурността се осигурява чрез хеширане на пароли и ролеви достъп. Надеждността се поддържа чрез ясни съобщения при грешки и механизми срещу невалидни действия. Данните се съхраняват последователно в JSON файлове, а модулната архитектура улеснява поддръжката и разширяването.</w:t>
+      </w:r>
+    </w:p>
+    <w:p>
+      <w:pPr>
+        <w:spacing w:before="100" w:beforeAutospacing="1" w:after="100" w:afterAutospacing="1" w:line="360" w:lineRule="auto"/>
+        <w:jc w:val="both"/>
+        <w:outlineLvl w:val="0"/>
         <w:rPr>
           <w:rFonts w:ascii="Times New Roman" w:eastAsia="Times New Roman" w:hAnsi="Times New Roman" w:cs="Times New Roman"/>
           <w:b/>
@@ -1639,7 +1824,39 @@
           <w:sz w:val="28"/>
           <w:szCs w:val="28"/>
         </w:rPr>
-        <w:t xml:space="preserve"> </w:t>
+      </w:pPr>
+      <w:r>
+        <w:rPr>
+          <w:rFonts w:ascii="Times New Roman" w:eastAsia="Times New Roman" w:hAnsi="Times New Roman" w:cs="Times New Roman"/>
+          <w:b/>
+          <w:bCs/>
+          <w:color w:val="C00000"/>
+          <w:sz w:val="28"/>
+          <w:szCs w:val="28"/>
+        </w:rPr>
+        <w:t>9</w:t>
+      </w:r>
+      <w:r>
+        <w:rPr>
+          <w:rFonts w:ascii="Times New Roman" w:eastAsia="Times New Roman" w:hAnsi="Times New Roman" w:cs="Times New Roman"/>
+          <w:b/>
+          <w:bCs/>
+          <w:color w:val="C00000"/>
+          <w:sz w:val="28"/>
+          <w:szCs w:val="28"/>
+        </w:rPr>
+        <w:t>.</w:t>
+      </w:r>
+      <w:r>
+        <w:rPr>
+          <w:rFonts w:ascii="Times New Roman" w:eastAsia="Times New Roman" w:hAnsi="Times New Roman" w:cs="Times New Roman"/>
+          <w:b/>
+          <w:bCs/>
+          <w:color w:val="C00000"/>
+          <w:sz w:val="28"/>
+          <w:szCs w:val="28"/>
+        </w:rPr>
+        <w:t xml:space="preserve"> Архитектура на системата</w:t>
       </w:r>
     </w:p>
     <w:p>
@@ -1649,20 +1866,42 @@
         <w:outlineLvl w:val="0"/>
         <w:rPr>
           <w:rFonts w:ascii="Times New Roman" w:eastAsia="Times New Roman" w:hAnsi="Times New Roman" w:cs="Times New Roman"/>
-          <w:color w:val="000000" w:themeColor="text1"/>
-          <w:sz w:val="24"/>
-          <w:szCs w:val="24"/>
-        </w:rPr>
-      </w:pPr>
-      <w:r>
-        <w:rPr>
-          <w:rFonts w:ascii="Times New Roman" w:eastAsia="Times New Roman" w:hAnsi="Times New Roman" w:cs="Times New Roman"/>
-          <w:color w:val="000000" w:themeColor="text1"/>
-          <w:sz w:val="24"/>
-          <w:szCs w:val="24"/>
-        </w:rPr>
-        <w:lastRenderedPageBreak/>
-        <w:t>Логистичният модул управлява наличностите в реално време, като прилага специфична бизнес логика според вида на извършената операция. При входящи движения системата регистрира доставки от външни партньори и автоматично увеличава количествата на съответния продукт в избраната складова локация. При изходящи движения се обработват продажби към клиенти, наличността се намалява, а процесът задължително активира модула за генериране на фактури. Вътрешните премествания разпределят стоките между две различни локации, като намаляват количеството в изходния склад и го увеличават в целевия. Тъй като това е вътрешна операция, тя не влияе върху общия финансов баланс и не носи цена.</w:t>
+          <w:sz w:val="24"/>
+          <w:szCs w:val="24"/>
+        </w:rPr>
+      </w:pPr>
+      <w:r>
+        <w:rPr>
+          <w:rFonts w:ascii="Times New Roman" w:eastAsia="Times New Roman" w:hAnsi="Times New Roman" w:cs="Times New Roman"/>
+          <w:sz w:val="24"/>
+          <w:szCs w:val="24"/>
+        </w:rPr>
+        <w:t>Архитектурата следва MVC модел. Presentation Layer визуализира интерфейса, Business Logic Layer реализира логиката чрез контролери, Validators проверяват входните данни, а Data Layer съхранява информацията в JSON файлове. Algorithms Layer предоставя допълнителни алгоритми, включително намиране на най</w:t>
+      </w:r>
+      <w:r>
+        <w:rPr>
+          <w:rFonts w:ascii="Times New Roman" w:eastAsia="Times New Roman" w:hAnsi="Times New Roman" w:cs="Times New Roman"/>
+          <w:sz w:val="24"/>
+          <w:szCs w:val="24"/>
+        </w:rPr>
+        <w:noBreakHyphen/>
+        <w:t>близка локация при недостиг</w:t>
+      </w:r>
+      <w:r>
+        <w:rPr>
+          <w:rFonts w:ascii="Times New Roman" w:eastAsia="Times New Roman" w:hAnsi="Times New Roman" w:cs="Times New Roman"/>
+          <w:sz w:val="24"/>
+          <w:szCs w:val="24"/>
+        </w:rPr>
+        <w:t>.</w:t>
+      </w:r>
+      <w:r>
+        <w:rPr>
+          <w:rFonts w:ascii="Times New Roman" w:eastAsia="Times New Roman" w:hAnsi="Times New Roman" w:cs="Times New Roman"/>
+          <w:sz w:val="24"/>
+          <w:szCs w:val="24"/>
+        </w:rPr>
+        <w:t xml:space="preserve"> </w:t>
       </w:r>
     </w:p>
     <w:p>
@@ -1672,48 +1911,6 @@
         <w:outlineLvl w:val="0"/>
         <w:rPr>
           <w:rFonts w:ascii="Times New Roman" w:eastAsia="Times New Roman" w:hAnsi="Times New Roman" w:cs="Times New Roman"/>
-          <w:color w:val="000000" w:themeColor="text1"/>
-          <w:sz w:val="24"/>
-          <w:szCs w:val="24"/>
-        </w:rPr>
-      </w:pPr>
-      <w:r>
-        <w:rPr>
-          <w:rFonts w:ascii="Times New Roman" w:eastAsia="Times New Roman" w:hAnsi="Times New Roman" w:cs="Times New Roman"/>
-          <w:color w:val="000000" w:themeColor="text1"/>
-          <w:sz w:val="24"/>
-          <w:szCs w:val="24"/>
-        </w:rPr>
-        <w:t xml:space="preserve">Модулът за справки и анализи обработва данните от JSON файловете и изчислява ключови оперативни и финансови показатели. Системата автоматично определя средни продажни цени, общи разходи за доставки и реализирани приходи за избрани периоди. Осигурява се и оперативна проследимост чрез извличане на информация за последното движение и текущото разпределение на стоките по складове. Данните от movements.json, inventory.json и invoices.json се комбинират динамично, като се извършват кръстосани проверки за предотвратяване на некоректни изчисления, например опит за продажба на неналични количества. Модулът поддържа филтриране по различни критерии и динамично сортиране, </w:t>
-      </w:r>
-      <w:r>
-        <w:rPr>
-          <w:rFonts w:ascii="Times New Roman" w:eastAsia="Times New Roman" w:hAnsi="Times New Roman" w:cs="Times New Roman"/>
-          <w:color w:val="000000" w:themeColor="text1"/>
-          <w:sz w:val="24"/>
-          <w:szCs w:val="24"/>
-        </w:rPr>
-        <w:lastRenderedPageBreak/>
-        <w:t>което позволява бърз достъп до критична информация за наличностите и улеснява вземането на оперативни решения.</w:t>
-      </w:r>
-      <w:r>
-        <w:rPr>
-          <w:rFonts w:ascii="Times New Roman" w:eastAsia="Times New Roman" w:hAnsi="Times New Roman" w:cs="Times New Roman"/>
-          <w:color w:val="000000" w:themeColor="text1"/>
-          <w:sz w:val="24"/>
-          <w:szCs w:val="24"/>
-        </w:rPr>
-        <w:t xml:space="preserve"> </w:t>
-      </w:r>
-    </w:p>
-    <w:p>
-      <w:pPr>
-        <w:spacing w:before="100" w:beforeAutospacing="1" w:after="100" w:afterAutospacing="1" w:line="360" w:lineRule="auto"/>
-        <w:jc w:val="both"/>
-        <w:outlineLvl w:val="0"/>
-        <w:rPr>
-          <w:rFonts w:ascii="Times New Roman" w:eastAsia="Times New Roman" w:hAnsi="Times New Roman" w:cs="Times New Roman"/>
-          <w:color w:val="000000" w:themeColor="text1"/>
           <w:sz w:val="24"/>
           <w:szCs w:val="24"/>
         </w:rPr>
@@ -1727,7 +1924,7 @@
           <w:sz w:val="28"/>
           <w:szCs w:val="28"/>
         </w:rPr>
-        <w:t>8</w:t>
+        <w:t>10.</w:t>
       </w:r>
       <w:r>
         <w:rPr>
@@ -1738,27 +1935,13 @@
           <w:sz w:val="28"/>
           <w:szCs w:val="28"/>
         </w:rPr>
-        <w:t>.</w:t>
-      </w:r>
-      <w:r>
-        <w:rPr>
-          <w:rFonts w:ascii="Times New Roman" w:eastAsia="Times New Roman" w:hAnsi="Times New Roman" w:cs="Times New Roman"/>
-          <w:b/>
-          <w:bCs/>
-          <w:color w:val="C00000"/>
-          <w:sz w:val="28"/>
-          <w:szCs w:val="28"/>
-        </w:rPr>
-        <w:t xml:space="preserve"> Нефункционални характеристики</w:t>
-      </w:r>
-      <w:r>
-        <w:rPr>
-          <w:rFonts w:ascii="Times New Roman" w:eastAsia="Times New Roman" w:hAnsi="Times New Roman" w:cs="Times New Roman"/>
-          <w:b/>
-          <w:bCs/>
-          <w:color w:val="C00000"/>
-          <w:sz w:val="28"/>
-          <w:szCs w:val="28"/>
+        <w:t xml:space="preserve"> Структура на пакетите</w:t>
+      </w:r>
+      <w:r>
+        <w:rPr>
+          <w:rFonts w:ascii="Times New Roman" w:eastAsia="Times New Roman" w:hAnsi="Times New Roman" w:cs="Times New Roman"/>
+          <w:sz w:val="24"/>
+          <w:szCs w:val="24"/>
         </w:rPr>
         <w:t xml:space="preserve"> </w:t>
       </w:r>
@@ -1766,7 +1949,6 @@
     <w:p>
       <w:pPr>
         <w:spacing w:before="100" w:beforeAutospacing="1" w:after="100" w:afterAutospacing="1" w:line="360" w:lineRule="auto"/>
-        <w:jc w:val="both"/>
         <w:outlineLvl w:val="0"/>
         <w:rPr>
           <w:rFonts w:ascii="Times New Roman" w:eastAsia="Times New Roman" w:hAnsi="Times New Roman" w:cs="Times New Roman"/>
@@ -1780,194 +1962,88 @@
           <w:sz w:val="24"/>
           <w:szCs w:val="24"/>
         </w:rPr>
-        <w:t>Системата трябва да работи стабилно и да зарежда изгледите бързо. Сигурността се осигурява чрез хеширане на пароли и ролеви достъп. Надеждността се поддържа чрез ясни съобщения при грешки и механизми срещу невалидни действия. Данните се съхраняват последователно в JSON файлове, а модулната архитектура улеснява поддръжката и разширяването.</w:t>
+        <w:lastRenderedPageBreak/>
+        <w:t>/models/      - Дефиниция на бизнес обектите (Product, User, etc.)</w:t>
+      </w:r>
+      <w:r>
+        <w:rPr>
+          <w:rFonts w:ascii="Times New Roman" w:eastAsia="Times New Roman" w:hAnsi="Times New Roman" w:cs="Times New Roman"/>
+          <w:sz w:val="24"/>
+          <w:szCs w:val="24"/>
+        </w:rPr>
+        <w:br/>
+        <w:t>/controllers/ - Бизнес логика и CRUD операции</w:t>
+      </w:r>
+      <w:r>
+        <w:rPr>
+          <w:rFonts w:ascii="Times New Roman" w:eastAsia="Times New Roman" w:hAnsi="Times New Roman" w:cs="Times New Roman"/>
+          <w:sz w:val="24"/>
+          <w:szCs w:val="24"/>
+        </w:rPr>
+        <w:br/>
+        <w:t>/views/       - CLI интерфейс и Utility (password_utils)</w:t>
+      </w:r>
+      <w:r>
+        <w:rPr>
+          <w:rFonts w:ascii="Times New Roman" w:eastAsia="Times New Roman" w:hAnsi="Times New Roman" w:cs="Times New Roman"/>
+          <w:sz w:val="24"/>
+          <w:szCs w:val="24"/>
+        </w:rPr>
+        <w:br/>
+        <w:t>/storage/     - Работа с JSON Repository</w:t>
+      </w:r>
+      <w:r>
+        <w:rPr>
+          <w:rFonts w:ascii="Times New Roman" w:eastAsia="Times New Roman" w:hAnsi="Times New Roman" w:cs="Times New Roman"/>
+          <w:sz w:val="24"/>
+          <w:szCs w:val="24"/>
+        </w:rPr>
+        <w:br/>
+        <w:t xml:space="preserve">/filters </w:t>
+      </w:r>
+      <w:r>
+        <w:rPr>
+          <w:rFonts w:ascii="Times New Roman" w:eastAsia="Times New Roman" w:hAnsi="Times New Roman" w:cs="Times New Roman"/>
+          <w:sz w:val="24"/>
+          <w:szCs w:val="24"/>
+        </w:rPr>
+        <w:t>/</w:t>
+      </w:r>
+      <w:r>
+        <w:rPr>
+          <w:rFonts w:ascii="Times New Roman" w:eastAsia="Times New Roman" w:hAnsi="Times New Roman" w:cs="Times New Roman"/>
+          <w:sz w:val="24"/>
+          <w:szCs w:val="24"/>
+        </w:rPr>
+        <w:t xml:space="preserve">     - Пакетът е част от Business Logic Layer (Слоя на бизнес логиката). Той съдържа логика за интелигентно филтриране и многокритерийно търсене на продукти, </w:t>
+      </w:r>
+      <w:r>
+        <w:rPr>
+          <w:rFonts w:ascii="Times New Roman" w:eastAsia="Times New Roman" w:hAnsi="Times New Roman" w:cs="Times New Roman"/>
+          <w:sz w:val="24"/>
+          <w:szCs w:val="24"/>
+        </w:rPr>
+        <w:br/>
+        <w:t>както и алгоритми за динамично сортиране и статистически анализ на данните.</w:t>
       </w:r>
     </w:p>
     <w:p>
       <w:pPr>
         <w:spacing w:before="100" w:beforeAutospacing="1" w:after="100" w:afterAutospacing="1" w:line="360" w:lineRule="auto"/>
-        <w:jc w:val="both"/>
         <w:outlineLvl w:val="0"/>
         <w:rPr>
           <w:rFonts w:ascii="Times New Roman" w:eastAsia="Times New Roman" w:hAnsi="Times New Roman" w:cs="Times New Roman"/>
-          <w:b/>
-          <w:bCs/>
-          <w:color w:val="C00000"/>
-          <w:sz w:val="28"/>
-          <w:szCs w:val="28"/>
-        </w:rPr>
-      </w:pPr>
-      <w:r>
-        <w:rPr>
-          <w:rFonts w:ascii="Times New Roman" w:eastAsia="Times New Roman" w:hAnsi="Times New Roman" w:cs="Times New Roman"/>
-          <w:b/>
-          <w:bCs/>
-          <w:color w:val="C00000"/>
-          <w:sz w:val="28"/>
-          <w:szCs w:val="28"/>
-        </w:rPr>
-        <w:t>9</w:t>
-      </w:r>
-      <w:r>
-        <w:rPr>
-          <w:rFonts w:ascii="Times New Roman" w:eastAsia="Times New Roman" w:hAnsi="Times New Roman" w:cs="Times New Roman"/>
-          <w:b/>
-          <w:bCs/>
-          <w:color w:val="C00000"/>
-          <w:sz w:val="28"/>
-          <w:szCs w:val="28"/>
-        </w:rPr>
-        <w:t>.</w:t>
-      </w:r>
-      <w:r>
-        <w:rPr>
-          <w:rFonts w:ascii="Times New Roman" w:eastAsia="Times New Roman" w:hAnsi="Times New Roman" w:cs="Times New Roman"/>
-          <w:b/>
-          <w:bCs/>
-          <w:color w:val="C00000"/>
-          <w:sz w:val="28"/>
-          <w:szCs w:val="28"/>
-        </w:rPr>
-        <w:t xml:space="preserve"> Архитектура на системата</w:t>
-      </w:r>
-    </w:p>
-    <w:p>
-      <w:pPr>
-        <w:spacing w:before="100" w:beforeAutospacing="1" w:after="100" w:afterAutospacing="1" w:line="360" w:lineRule="auto"/>
-        <w:jc w:val="both"/>
-        <w:outlineLvl w:val="0"/>
-        <w:rPr>
-          <w:rFonts w:ascii="Times New Roman" w:eastAsia="Times New Roman" w:hAnsi="Times New Roman" w:cs="Times New Roman"/>
-          <w:sz w:val="24"/>
-          <w:szCs w:val="24"/>
-        </w:rPr>
-      </w:pPr>
-      <w:r>
-        <w:rPr>
-          <w:rFonts w:ascii="Times New Roman" w:eastAsia="Times New Roman" w:hAnsi="Times New Roman" w:cs="Times New Roman"/>
-          <w:sz w:val="24"/>
-          <w:szCs w:val="24"/>
-        </w:rPr>
-        <w:t xml:space="preserve">Архитектурата следва MVC модел. Presentation Layer визуализира интерфейса, Business Logic Layer реализира логиката чрез контролери, Validators проверяват входните данни, а Data Layer съхранява </w:t>
-      </w:r>
-      <w:r>
-        <w:rPr>
-          <w:rFonts w:ascii="Times New Roman" w:eastAsia="Times New Roman" w:hAnsi="Times New Roman" w:cs="Times New Roman"/>
-          <w:sz w:val="24"/>
-          <w:szCs w:val="24"/>
-        </w:rPr>
-        <w:lastRenderedPageBreak/>
-        <w:t>информацията в JSON файлове. Algorithms Layer предоставя допълнителни алгоритми, включително намиране на най</w:t>
-      </w:r>
-      <w:r>
-        <w:rPr>
-          <w:rFonts w:ascii="Times New Roman" w:eastAsia="Times New Roman" w:hAnsi="Times New Roman" w:cs="Times New Roman"/>
-          <w:sz w:val="24"/>
-          <w:szCs w:val="24"/>
-        </w:rPr>
-        <w:noBreakHyphen/>
-        <w:t>близка локация при недостиг</w:t>
-      </w:r>
-      <w:r>
-        <w:rPr>
-          <w:rFonts w:ascii="Times New Roman" w:eastAsia="Times New Roman" w:hAnsi="Times New Roman" w:cs="Times New Roman"/>
-          <w:sz w:val="24"/>
-          <w:szCs w:val="24"/>
-        </w:rPr>
-        <w:t xml:space="preserve">. </w:t>
-      </w:r>
-    </w:p>
-    <w:p>
-      <w:pPr>
-        <w:spacing w:before="100" w:beforeAutospacing="1" w:after="100" w:afterAutospacing="1" w:line="360" w:lineRule="auto"/>
-        <w:jc w:val="both"/>
-        <w:outlineLvl w:val="0"/>
-        <w:rPr>
-          <w:rFonts w:ascii="Times New Roman" w:eastAsia="Times New Roman" w:hAnsi="Times New Roman" w:cs="Times New Roman"/>
-          <w:b/>
-          <w:bCs/>
-          <w:color w:val="C00000"/>
-          <w:sz w:val="28"/>
-          <w:szCs w:val="28"/>
-        </w:rPr>
-      </w:pPr>
-      <w:r>
-        <w:rPr>
-          <w:rFonts w:ascii="Times New Roman" w:eastAsia="Times New Roman" w:hAnsi="Times New Roman" w:cs="Times New Roman"/>
-          <w:b/>
-          <w:bCs/>
-          <w:color w:val="C00000"/>
-          <w:sz w:val="28"/>
-          <w:szCs w:val="28"/>
-        </w:rPr>
-        <w:t>10.</w:t>
-      </w:r>
-      <w:r>
-        <w:rPr>
-          <w:rFonts w:ascii="Times New Roman" w:eastAsia="Times New Roman" w:hAnsi="Times New Roman" w:cs="Times New Roman"/>
-          <w:b/>
-          <w:bCs/>
-          <w:color w:val="C00000"/>
-          <w:sz w:val="28"/>
-          <w:szCs w:val="28"/>
-        </w:rPr>
-        <w:t xml:space="preserve"> Структура на пакетите</w:t>
-      </w:r>
-    </w:p>
-    <w:p>
-      <w:pPr>
-        <w:spacing w:before="100" w:beforeAutospacing="1" w:after="100" w:afterAutospacing="1" w:line="360" w:lineRule="auto"/>
-        <w:outlineLvl w:val="0"/>
-        <w:rPr>
-          <w:rFonts w:ascii="Times New Roman" w:eastAsia="Times New Roman" w:hAnsi="Times New Roman" w:cs="Times New Roman"/>
-          <w:sz w:val="24"/>
-          <w:szCs w:val="24"/>
-        </w:rPr>
-      </w:pPr>
-      <w:r>
-        <w:rPr>
-          <w:rFonts w:ascii="Times New Roman" w:eastAsia="Times New Roman" w:hAnsi="Times New Roman" w:cs="Times New Roman"/>
-          <w:sz w:val="24"/>
-          <w:szCs w:val="24"/>
-        </w:rPr>
-        <w:br/>
-        <w:t>/models/      - Дефиниция на бизнес обектите (Product, User, etc.)</w:t>
-      </w:r>
-      <w:r>
-        <w:rPr>
-          <w:rFonts w:ascii="Times New Roman" w:eastAsia="Times New Roman" w:hAnsi="Times New Roman" w:cs="Times New Roman"/>
-          <w:sz w:val="24"/>
-          <w:szCs w:val="24"/>
-        </w:rPr>
-        <w:br/>
-        <w:t>/controllers/ - Бизнес логика и CRUD операции</w:t>
-      </w:r>
-      <w:r>
-        <w:rPr>
-          <w:rFonts w:ascii="Times New Roman" w:eastAsia="Times New Roman" w:hAnsi="Times New Roman" w:cs="Times New Roman"/>
-          <w:sz w:val="24"/>
-          <w:szCs w:val="24"/>
-        </w:rPr>
-        <w:br/>
-        <w:t>/views/       - CLI интерфейс и Utility (password_utils)</w:t>
-      </w:r>
-      <w:r>
-        <w:rPr>
-          <w:rFonts w:ascii="Times New Roman" w:eastAsia="Times New Roman" w:hAnsi="Times New Roman" w:cs="Times New Roman"/>
-          <w:sz w:val="24"/>
-          <w:szCs w:val="24"/>
-        </w:rPr>
-        <w:br/>
-        <w:t>/storage/     - Работа с JSON Repository</w:t>
-      </w:r>
-      <w:r>
-        <w:rPr>
-          <w:rFonts w:ascii="Times New Roman" w:eastAsia="Times New Roman" w:hAnsi="Times New Roman" w:cs="Times New Roman"/>
-          <w:sz w:val="24"/>
-          <w:szCs w:val="24"/>
-        </w:rPr>
-        <w:br/>
-        <w:t xml:space="preserve">/filters </w:t>
+          <w:sz w:val="24"/>
+          <w:szCs w:val="24"/>
+        </w:rPr>
+      </w:pPr>
+      <w:r>
+        <w:rPr>
+          <w:rFonts w:ascii="Times New Roman" w:eastAsia="Times New Roman" w:hAnsi="Times New Roman" w:cs="Times New Roman"/>
+          <w:sz w:val="24"/>
+          <w:szCs w:val="24"/>
+        </w:rPr>
+        <w:t xml:space="preserve">  </w:t>
       </w:r>
       <w:r>
         <w:rPr>
@@ -1982,51 +2058,6 @@
           <w:rFonts w:ascii="Times New Roman" w:eastAsia="Times New Roman" w:hAnsi="Times New Roman" w:cs="Times New Roman"/>
           <w:sz w:val="24"/>
           <w:szCs w:val="24"/>
-        </w:rPr>
-        <w:t xml:space="preserve">     - Пакетът е част от Business Logic Layer (Слоя на бизнес логиката). Той съдържа логика за интелигентно филтриране и многокритерийно търсене на продукти, </w:t>
-      </w:r>
-      <w:r>
-        <w:rPr>
-          <w:rFonts w:ascii="Times New Roman" w:eastAsia="Times New Roman" w:hAnsi="Times New Roman" w:cs="Times New Roman"/>
-          <w:sz w:val="24"/>
-          <w:szCs w:val="24"/>
-        </w:rPr>
-        <w:br/>
-        <w:t>както и алгоритми за динамично сортиране и статистически анализ на данните.</w:t>
-      </w:r>
-    </w:p>
-    <w:p>
-      <w:pPr>
-        <w:spacing w:before="100" w:beforeAutospacing="1" w:after="100" w:afterAutospacing="1" w:line="360" w:lineRule="auto"/>
-        <w:outlineLvl w:val="0"/>
-        <w:rPr>
-          <w:rFonts w:ascii="Times New Roman" w:eastAsia="Times New Roman" w:hAnsi="Times New Roman" w:cs="Times New Roman"/>
-          <w:sz w:val="24"/>
-          <w:szCs w:val="24"/>
-        </w:rPr>
-      </w:pPr>
-      <w:r>
-        <w:rPr>
-          <w:rFonts w:ascii="Times New Roman" w:eastAsia="Times New Roman" w:hAnsi="Times New Roman" w:cs="Times New Roman"/>
-          <w:sz w:val="24"/>
-          <w:szCs w:val="24"/>
-        </w:rPr>
-        <w:lastRenderedPageBreak/>
-        <w:t xml:space="preserve">  </w:t>
-      </w:r>
-      <w:r>
-        <w:rPr>
-          <w:rFonts w:ascii="Times New Roman" w:eastAsia="Times New Roman" w:hAnsi="Times New Roman" w:cs="Times New Roman"/>
-          <w:sz w:val="24"/>
-          <w:szCs w:val="24"/>
-        </w:rPr>
-        <w:t>/</w:t>
-      </w:r>
-      <w:r>
-        <w:rPr>
-          <w:rFonts w:ascii="Times New Roman" w:eastAsia="Times New Roman" w:hAnsi="Times New Roman" w:cs="Times New Roman"/>
-          <w:sz w:val="24"/>
-          <w:szCs w:val="24"/>
           <w:lang w:val="en-US"/>
         </w:rPr>
         <w:t>data</w:t>
@@ -2038,23 +2069,7 @@
           <w:szCs w:val="24"/>
         </w:rPr>
         <w:tab/>
-        <w:t xml:space="preserve">        -     </w:t>
-      </w:r>
-      <w:r>
-        <w:rPr>
-          <w:rFonts w:ascii="Times New Roman" w:eastAsia="Times New Roman" w:hAnsi="Times New Roman" w:cs="Times New Roman"/>
-          <w:sz w:val="24"/>
-          <w:szCs w:val="24"/>
-        </w:rPr>
-        <w:t xml:space="preserve">физическото хранилище на системата, което съдържа всички JSON файлове </w:t>
-      </w:r>
-      <w:r>
-        <w:rPr>
-          <w:rFonts w:ascii="Times New Roman" w:eastAsia="Times New Roman" w:hAnsi="Times New Roman" w:cs="Times New Roman"/>
-          <w:sz w:val="24"/>
-          <w:szCs w:val="24"/>
-        </w:rPr>
-        <w:t xml:space="preserve"> </w:t>
+        <w:t xml:space="preserve">        -     физическото хранилище на системата, което съдържа всички JSON файлове  </w:t>
       </w:r>
       <w:r>
         <w:rPr>
@@ -2083,18 +2098,8 @@
         <w:br/>
         <w:t>main.py       - Входна точка на приложението</w:t>
       </w:r>
-    </w:p>
-    <w:p>
-      <w:pPr>
-        <w:spacing w:before="100" w:beforeAutospacing="1" w:after="100" w:afterAutospacing="1" w:line="360" w:lineRule="auto"/>
-        <w:jc w:val="both"/>
-        <w:outlineLvl w:val="0"/>
-        <w:rPr>
-          <w:rFonts w:ascii="Times New Roman" w:eastAsia="Times New Roman" w:hAnsi="Times New Roman" w:cs="Times New Roman"/>
-          <w:sz w:val="24"/>
-          <w:szCs w:val="24"/>
-        </w:rPr>
-      </w:pPr>
+      <w:bookmarkStart w:id="0" w:name="_GoBack"/>
+      <w:bookmarkEnd w:id="0"/>
     </w:p>
     <w:p>
       <w:pPr>
@@ -2109,6 +2114,7 @@
           <w:kern w:val="36"/>
           <w:sz w:val="28"/>
           <w:szCs w:val="28"/>
+          <w:lang w:val="en-US"/>
         </w:rPr>
       </w:pPr>
       <w:r>
@@ -2147,6 +2153,19 @@
         </w:rPr>
         <w:t>. Domain Model Diagram (UML)</w:t>
       </w:r>
+      <w:r>
+        <w:rPr>
+          <w:rFonts w:ascii="Times New Roman" w:eastAsia="Times New Roman" w:hAnsi="Times New Roman" w:cs="Times New Roman"/>
+          <w:b/>
+          <w:bCs/>
+          <w:color w:val="C00000"/>
+          <w:kern w:val="36"/>
+          <w:sz w:val="28"/>
+          <w:szCs w:val="28"/>
+          <w:lang w:val="en-US"/>
+        </w:rPr>
+        <w:t xml:space="preserve"> </w:t>
+      </w:r>
     </w:p>
     <w:p>
       <w:pPr>
@@ -2169,6 +2188,7 @@
           <w:sz w:val="28"/>
           <w:szCs w:val="28"/>
         </w:rPr>
+        <w:lastRenderedPageBreak/>
         <w:t>Основни класове и тяхната роля:</w:t>
       </w:r>
       <w:r>
@@ -2246,7 +2266,6 @@
           <w:sz w:val="24"/>
           <w:szCs w:val="24"/>
         </w:rPr>
-        <w:lastRenderedPageBreak/>
         <w:t xml:space="preserve">Клас Product </w:t>
       </w:r>
       <w:r>
@@ -2344,6 +2363,7 @@
           <w:sz w:val="24"/>
           <w:szCs w:val="24"/>
         </w:rPr>
+        <w:lastRenderedPageBreak/>
         <w:t xml:space="preserve">Клас User </w:t>
       </w:r>
       <w:r>
@@ -2417,17 +2437,7 @@
           <w:sz w:val="24"/>
           <w:szCs w:val="24"/>
         </w:rPr>
-        <w:t xml:space="preserve"> Този клас дефинира физическите складови пространства, като съхранява данни за тяхното име, зона, капацитет и уникален идентификационен код. Той играе ключова роля в логистичния </w:t>
-      </w:r>
-      <w:r>
-        <w:rPr>
-          <w:rFonts w:ascii="Times New Roman" w:eastAsia="Times New Roman" w:hAnsi="Times New Roman" w:cs="Times New Roman"/>
-          <w:color w:val="000000" w:themeColor="text1"/>
-          <w:sz w:val="24"/>
-          <w:szCs w:val="24"/>
-        </w:rPr>
-        <w:lastRenderedPageBreak/>
-        <w:t>модул, тъй като кодът на локацията се използва като възел в графа за изчисляване на най-кратките пътища чрез алгоритъма на Дейкстра.</w:t>
+        <w:t xml:space="preserve"> Този клас дефинира физическите складови пространства, като съхранява данни за тяхното име, зона, капацитет и уникален идентификационен код. Той играе ключова роля в логистичния модул, тъй като кодът на локацията се използва като възел в графа за изчисляване на най-кратките пътища чрез алгоритъма на Дейкстра.</w:t>
       </w:r>
       <w:r>
         <w:rPr>
@@ -2504,6 +2514,7 @@
           <w:sz w:val="24"/>
           <w:szCs w:val="24"/>
         </w:rPr>
+        <w:lastRenderedPageBreak/>
         <w:t xml:space="preserve">Клас Invoice </w:t>
       </w:r>
       <w:r>
@@ -2568,17 +2579,7 @@
           <w:sz w:val="24"/>
           <w:szCs w:val="24"/>
         </w:rPr>
-        <w:t xml:space="preserve"> Това е специализиран модел, който служи за агрегиране и структуриране на данни от различни части на системата с цел представянето им на потребителя. Той съществува предимно в паметта </w:t>
-      </w:r>
-      <w:r>
-        <w:rPr>
-          <w:rFonts w:ascii="Times New Roman" w:eastAsia="Times New Roman" w:hAnsi="Times New Roman" w:cs="Times New Roman"/>
-          <w:color w:val="000000" w:themeColor="text1"/>
-          <w:sz w:val="24"/>
-          <w:szCs w:val="24"/>
-        </w:rPr>
-        <w:lastRenderedPageBreak/>
-        <w:t>на приложението, за да организира информацията за наличности, продажби или доставки в прегледен и удобен за четене вид.</w:t>
+        <w:t xml:space="preserve"> Това е специализиран модел, който служи за агрегиране и структуриране на данни от различни части на системата с цел представянето им на потребителя. Той съществува предимно в паметта на приложението, за да организира информацията за наличности, продажби или доставки в прегледен и удобен за четене вид.</w:t>
       </w:r>
       <w:r>
         <w:rPr>
@@ -2668,7 +2669,7 @@
           <w:sz w:val="24"/>
           <w:szCs w:val="24"/>
         </w:rPr>
-        <w:t>Този клас управлява жизнения цикъл на продуктовите категории, като осигурява йерархичната им цялост и предотвратява логически цикли при задаване на родителски елементи. Той служи като мост между данните и потребителския интерфейс, интегрирайки валидатори за уникалност и модули за аналитична статистика.</w:t>
+        <w:t xml:space="preserve">Този клас управлява жизнения цикъл на продуктовите категории, като осигурява йерархичната им цялост и предотвратява логически цикли при задаване на родителски елементи. Той </w:t>
       </w:r>
       <w:r>
         <w:rPr>
@@ -2677,7 +2678,91 @@
           <w:sz w:val="24"/>
           <w:szCs w:val="24"/>
         </w:rPr>
-        <w:t xml:space="preserve"> </w:t>
+        <w:lastRenderedPageBreak/>
+        <w:t xml:space="preserve">служи като мост между данните и потребителския интерфейс, интегрирайки валидатори за уникалност и модули за аналитична статистика. </w:t>
+      </w:r>
+    </w:p>
+    <w:p>
+      <w:pPr>
+        <w:spacing w:line="360" w:lineRule="auto"/>
+        <w:jc w:val="both"/>
+        <w:outlineLvl w:val="0"/>
+        <w:rPr>
+          <w:b/>
+          <w:bCs/>
+          <w:color w:val="000000" w:themeColor="text1"/>
+        </w:rPr>
+      </w:pPr>
+      <w:r>
+        <w:rPr>
+          <w:rFonts w:ascii="Times New Roman" w:eastAsia="Times New Roman" w:hAnsi="Times New Roman" w:cs="Times New Roman"/>
+          <w:b/>
+          <w:bCs/>
+          <w:color w:val="000000" w:themeColor="text1"/>
+          <w:sz w:val="24"/>
+          <w:szCs w:val="24"/>
+        </w:rPr>
+        <w:t>ProductController</w:t>
+      </w:r>
+      <w:r>
+        <w:rPr>
+          <w:rFonts w:ascii="Times New Roman" w:eastAsia="Times New Roman" w:hAnsi="Times New Roman" w:cs="Times New Roman"/>
+          <w:b/>
+          <w:bCs/>
+          <w:color w:val="000000" w:themeColor="text1"/>
+          <w:sz w:val="24"/>
+          <w:szCs w:val="24"/>
+        </w:rPr>
+        <w:t xml:space="preserve"> - </w:t>
+      </w:r>
+      <w:r>
+        <w:rPr>
+          <w:rFonts w:ascii="Times New Roman" w:hAnsi="Times New Roman" w:cs="Times New Roman"/>
+          <w:color w:val="000000" w:themeColor="text1"/>
+          <w:sz w:val="24"/>
+          <w:szCs w:val="24"/>
+        </w:rPr>
+        <w:t xml:space="preserve">Този контролер управлява продуктовия каталог, като отговаря за добавянето, редактирането и изтриването на артикули при спазване на стриктни бизнес правила. Той интегрира външни алгоритми за филтриране и сортиране (като </w:t>
+      </w:r>
+      <w:r>
+        <w:rPr>
+          <w:rFonts w:ascii="Times New Roman" w:hAnsi="Times New Roman" w:cs="Times New Roman"/>
+          <w:b/>
+          <w:bCs/>
+          <w:color w:val="000000" w:themeColor="text1"/>
+          <w:sz w:val="24"/>
+          <w:szCs w:val="24"/>
+        </w:rPr>
+        <w:t>Merge Sort</w:t>
+      </w:r>
+      <w:r>
+        <w:rPr>
+          <w:rFonts w:ascii="Times New Roman" w:hAnsi="Times New Roman" w:cs="Times New Roman"/>
+          <w:color w:val="000000" w:themeColor="text1"/>
+          <w:sz w:val="24"/>
+          <w:szCs w:val="24"/>
+        </w:rPr>
+        <w:t xml:space="preserve"> и </w:t>
+      </w:r>
+      <w:r>
+        <w:rPr>
+          <w:rFonts w:ascii="Times New Roman" w:hAnsi="Times New Roman" w:cs="Times New Roman"/>
+          <w:b/>
+          <w:bCs/>
+          <w:color w:val="000000" w:themeColor="text1"/>
+          <w:sz w:val="24"/>
+          <w:szCs w:val="24"/>
+        </w:rPr>
+        <w:t>Quick Sort</w:t>
+      </w:r>
+      <w:r>
+        <w:rPr>
+          <w:rFonts w:ascii="Times New Roman" w:hAnsi="Times New Roman" w:cs="Times New Roman"/>
+          <w:color w:val="000000" w:themeColor="text1"/>
+          <w:sz w:val="24"/>
+          <w:szCs w:val="24"/>
+        </w:rPr>
+        <w:t>), позволявайки на потребителите да откриват и организират стоките по различни критерии.</w:t>
       </w:r>
     </w:p>
     <w:p>
@@ -2701,67 +2786,16 @@
           <w:sz w:val="24"/>
           <w:szCs w:val="24"/>
         </w:rPr>
-        <w:t>ProductController</w:t>
-      </w:r>
-      <w:r>
-        <w:rPr>
-          <w:rFonts w:ascii="Times New Roman" w:eastAsia="Times New Roman" w:hAnsi="Times New Roman" w:cs="Times New Roman"/>
-          <w:b/>
-          <w:bCs/>
+        <w:t xml:space="preserve">UserController </w:t>
+      </w:r>
+      <w:r>
+        <w:rPr>
+          <w:rFonts w:ascii="Times New Roman" w:eastAsia="Times New Roman" w:hAnsi="Times New Roman" w:cs="Times New Roman"/>
           <w:color w:val="000000" w:themeColor="text1"/>
           <w:sz w:val="24"/>
           <w:szCs w:val="24"/>
         </w:rPr>
-        <w:t xml:space="preserve"> - </w:t>
-      </w:r>
-      <w:r>
-        <w:rPr>
-          <w:rFonts w:ascii="Times New Roman" w:eastAsia="Times New Roman" w:hAnsi="Times New Roman" w:cs="Times New Roman"/>
-          <w:color w:val="000000" w:themeColor="text1"/>
-          <w:sz w:val="24"/>
-          <w:szCs w:val="24"/>
-        </w:rPr>
-        <w:t xml:space="preserve">Този контролер управлява продуктовия каталог, като отговаря за добавянето, редактирането и изтриването на артикули при спазване на стриктни бизнес правила. Той интегрира външни алгоритми за филтриране и сортиране (като </w:t>
-      </w:r>
-      <w:r>
-        <w:rPr>
-          <w:rFonts w:ascii="Times New Roman" w:eastAsia="Times New Roman" w:hAnsi="Times New Roman" w:cs="Times New Roman"/>
-          <w:i/>
-          <w:iCs/>
-          <w:color w:val="000000" w:themeColor="text1"/>
-          <w:sz w:val="24"/>
-          <w:szCs w:val="24"/>
-        </w:rPr>
-        <w:t>Selection</w:t>
-      </w:r>
-      <w:r>
-        <w:rPr>
-          <w:rFonts w:ascii="Times New Roman" w:eastAsia="Times New Roman" w:hAnsi="Times New Roman" w:cs="Times New Roman"/>
-          <w:color w:val="000000" w:themeColor="text1"/>
-          <w:sz w:val="24"/>
-          <w:szCs w:val="24"/>
-        </w:rPr>
-        <w:t xml:space="preserve"> и </w:t>
-      </w:r>
-      <w:r>
-        <w:rPr>
-          <w:rFonts w:ascii="Times New Roman" w:eastAsia="Times New Roman" w:hAnsi="Times New Roman" w:cs="Times New Roman"/>
-          <w:i/>
-          <w:iCs/>
-          <w:color w:val="000000" w:themeColor="text1"/>
-          <w:sz w:val="24"/>
-          <w:szCs w:val="24"/>
-        </w:rPr>
-        <w:t>Bubble Sort</w:t>
-      </w:r>
-      <w:r>
-        <w:rPr>
-          <w:rFonts w:ascii="Times New Roman" w:eastAsia="Times New Roman" w:hAnsi="Times New Roman" w:cs="Times New Roman"/>
-          <w:color w:val="000000" w:themeColor="text1"/>
-          <w:sz w:val="24"/>
-          <w:szCs w:val="24"/>
-        </w:rPr>
-        <w:t>), позволявайки на потребителите да откриват и организират стоките по различни критерии.</w:t>
+        <w:t xml:space="preserve">- Класът отговаря за сигурността и управлението на потребителските профили, включително процесите по регистрация, автентикация и ролева оторизация. Той поддържа административни функции за промяна на статуси и права, като същевременно гарантира защитата на данните чрез механизми за хеширане на пароли. </w:t>
       </w:r>
     </w:p>
     <w:p>
@@ -2785,46 +2819,26 @@
           <w:sz w:val="24"/>
           <w:szCs w:val="24"/>
         </w:rPr>
+        <w:t xml:space="preserve">SupplierController - </w:t>
+      </w:r>
+      <w:r>
+        <w:rPr>
+          <w:rFonts w:ascii="Times New Roman" w:eastAsia="Times New Roman" w:hAnsi="Times New Roman" w:cs="Times New Roman"/>
+          <w:color w:val="000000" w:themeColor="text1"/>
+          <w:sz w:val="24"/>
+          <w:szCs w:val="24"/>
+        </w:rPr>
+        <w:t xml:space="preserve">Класът управлява базата данни с външни партньори, като отговаря за регистрирането на нови доставчици и поддържането на актуална информация за техните контакти и </w:t>
+      </w:r>
+      <w:r>
+        <w:rPr>
+          <w:rFonts w:ascii="Times New Roman" w:eastAsia="Times New Roman" w:hAnsi="Times New Roman" w:cs="Times New Roman"/>
+          <w:color w:val="000000" w:themeColor="text1"/>
+          <w:sz w:val="24"/>
+          <w:szCs w:val="24"/>
+        </w:rPr>
         <w:lastRenderedPageBreak/>
-        <w:t>UserController</w:t>
-      </w:r>
-      <w:r>
-        <w:rPr>
-          <w:rFonts w:ascii="Times New Roman" w:eastAsia="Times New Roman" w:hAnsi="Times New Roman" w:cs="Times New Roman"/>
-          <w:b/>
-          <w:bCs/>
-          <w:color w:val="000000" w:themeColor="text1"/>
-          <w:sz w:val="24"/>
-          <w:szCs w:val="24"/>
-        </w:rPr>
-        <w:t xml:space="preserve"> </w:t>
-      </w:r>
-      <w:r>
-        <w:rPr>
-          <w:rFonts w:ascii="Times New Roman" w:eastAsia="Times New Roman" w:hAnsi="Times New Roman" w:cs="Times New Roman"/>
-          <w:color w:val="000000" w:themeColor="text1"/>
-          <w:sz w:val="24"/>
-          <w:szCs w:val="24"/>
-        </w:rPr>
-        <w:t xml:space="preserve">- </w:t>
-      </w:r>
-      <w:r>
-        <w:rPr>
-          <w:rFonts w:ascii="Times New Roman" w:eastAsia="Times New Roman" w:hAnsi="Times New Roman" w:cs="Times New Roman"/>
-          <w:color w:val="000000" w:themeColor="text1"/>
-          <w:sz w:val="24"/>
-          <w:szCs w:val="24"/>
-        </w:rPr>
-        <w:t>Класът отговаря за сигурността и управлението на потребителските профили, включително процесите по регистрация, автентикация и ролева оторизация. Той поддържа административни функции за промяна на статуси и права, като същевременно гарантира защитата на данните чрез механизми за хеширане на пароли.</w:t>
-      </w:r>
-      <w:r>
-        <w:rPr>
-          <w:rFonts w:ascii="Times New Roman" w:eastAsia="Times New Roman" w:hAnsi="Times New Roman" w:cs="Times New Roman"/>
-          <w:color w:val="000000" w:themeColor="text1"/>
-          <w:sz w:val="24"/>
-          <w:szCs w:val="24"/>
-        </w:rPr>
-        <w:t xml:space="preserve"> </w:t>
+        <w:t>адреси. Той гарантира уникалност на имената в системата и предоставя функционалност за гъвкаво търсене по име или идентификационен код.</w:t>
       </w:r>
     </w:p>
     <w:p>
@@ -2848,27 +2862,16 @@
           <w:sz w:val="24"/>
           <w:szCs w:val="24"/>
         </w:rPr>
-        <w:t>SupplierController</w:t>
-      </w:r>
-      <w:r>
-        <w:rPr>
-          <w:rFonts w:ascii="Times New Roman" w:eastAsia="Times New Roman" w:hAnsi="Times New Roman" w:cs="Times New Roman"/>
-          <w:b/>
-          <w:bCs/>
+        <w:t xml:space="preserve">LocationController - </w:t>
+      </w:r>
+      <w:r>
+        <w:rPr>
+          <w:rFonts w:ascii="Times New Roman" w:eastAsia="Times New Roman" w:hAnsi="Times New Roman" w:cs="Times New Roman"/>
           <w:color w:val="000000" w:themeColor="text1"/>
           <w:sz w:val="24"/>
           <w:szCs w:val="24"/>
         </w:rPr>
-        <w:t xml:space="preserve"> - </w:t>
-      </w:r>
-      <w:r>
-        <w:rPr>
-          <w:rFonts w:ascii="Times New Roman" w:eastAsia="Times New Roman" w:hAnsi="Times New Roman" w:cs="Times New Roman"/>
-          <w:color w:val="000000" w:themeColor="text1"/>
-          <w:sz w:val="24"/>
-          <w:szCs w:val="24"/>
-        </w:rPr>
-        <w:t>Класът управлява базата данни с външни партньори, като отговаря за регистрирането на нови доставчици и поддържането на актуална информация за техните контакти и адреси. Той гарантира уникалност на имената в системата и предоставя функционалност за гъвкаво търсене по име или идентификационен код.</w:t>
+        <w:t xml:space="preserve">Този контролер администрира физическата складова база, като управлява зоните, капацитета и специалните кодове за навигация на всяка локация. Той включва критична бизнес логика, която предотвратява изтриването на складови пространства, в които има налична стока, и осигурява уникални кодове, необходими за работата на алгоритъма за най-кратък път. </w:t>
       </w:r>
     </w:p>
     <w:p>
@@ -2892,36 +2895,16 @@
           <w:sz w:val="24"/>
           <w:szCs w:val="24"/>
         </w:rPr>
-        <w:t>LocationController</w:t>
-      </w:r>
-      <w:r>
-        <w:rPr>
-          <w:rFonts w:ascii="Times New Roman" w:eastAsia="Times New Roman" w:hAnsi="Times New Roman" w:cs="Times New Roman"/>
-          <w:b/>
-          <w:bCs/>
+        <w:t>InventoryController -</w:t>
+      </w:r>
+      <w:r>
+        <w:rPr>
+          <w:rFonts w:ascii="Times New Roman" w:eastAsia="Times New Roman" w:hAnsi="Times New Roman" w:cs="Times New Roman"/>
           <w:color w:val="000000" w:themeColor="text1"/>
           <w:sz w:val="24"/>
           <w:szCs w:val="24"/>
         </w:rPr>
-        <w:t xml:space="preserve"> - </w:t>
-      </w:r>
-      <w:r>
-        <w:rPr>
-          <w:rFonts w:ascii="Times New Roman" w:eastAsia="Times New Roman" w:hAnsi="Times New Roman" w:cs="Times New Roman"/>
-          <w:color w:val="000000" w:themeColor="text1"/>
-          <w:sz w:val="24"/>
-          <w:szCs w:val="24"/>
-        </w:rPr>
-        <w:t>Този контролер администрира физическата складова база, като управлява зоните, капацитета и специалните кодове за навигация на всяка локация. Той включва критична бизнес логика, която предотвратява изтриването на складови пространства, в които има налична стока, и осигурява уникални кодове, необходими за работата на алгоритъма за най-кратък път.</w:t>
-      </w:r>
-      <w:r>
-        <w:rPr>
-          <w:rFonts w:ascii="Times New Roman" w:eastAsia="Times New Roman" w:hAnsi="Times New Roman" w:cs="Times New Roman"/>
-          <w:color w:val="000000" w:themeColor="text1"/>
-          <w:sz w:val="24"/>
-          <w:szCs w:val="24"/>
-        </w:rPr>
-        <w:t xml:space="preserve"> </w:t>
+        <w:t xml:space="preserve"> Този клас е отговорен за точното следене на количествата стока във всяка локация, като динамично преизчислява инвентара на базата на регистрираните движения. Той служи като централен източник на информация за текущото състояние на склада, осигурявайки данни за наличности, средни цени и финансови показатели (разходи и приходи).</w:t>
       </w:r>
     </w:p>
     <w:p>
@@ -2945,28 +2928,49 @@
           <w:sz w:val="24"/>
           <w:szCs w:val="24"/>
         </w:rPr>
+        <w:t>MovementControlle</w:t>
+      </w:r>
+      <w:r>
+        <w:rPr>
+          <w:rFonts w:ascii="Times New Roman" w:eastAsia="Times New Roman" w:hAnsi="Times New Roman" w:cs="Times New Roman"/>
+          <w:b/>
+          <w:bCs/>
+          <w:color w:val="000000" w:themeColor="text1"/>
+          <w:sz w:val="24"/>
+          <w:szCs w:val="24"/>
+          <w:lang w:val="en-US"/>
+        </w:rPr>
+        <w:t>r</w:t>
+      </w:r>
+      <w:r>
+        <w:rPr>
+          <w:rFonts w:ascii="Times New Roman" w:eastAsia="Times New Roman" w:hAnsi="Times New Roman" w:cs="Times New Roman"/>
+          <w:b/>
+          <w:bCs/>
+          <w:color w:val="000000" w:themeColor="text1"/>
+          <w:sz w:val="24"/>
+          <w:szCs w:val="24"/>
+        </w:rPr>
+        <w:t xml:space="preserve"> - </w:t>
+      </w:r>
+      <w:r>
+        <w:rPr>
+          <w:rFonts w:ascii="Times New Roman" w:eastAsia="Times New Roman" w:hAnsi="Times New Roman" w:cs="Times New Roman"/>
+          <w:color w:val="000000" w:themeColor="text1"/>
+          <w:sz w:val="24"/>
+          <w:szCs w:val="24"/>
+        </w:rPr>
+        <w:t xml:space="preserve">Класът управлява регистрирането на всички видове складови операции (вход, изход и вътрешен трансфер), като гарантира тяхната валидност чрез проверка на наличности и </w:t>
+      </w:r>
+      <w:r>
+        <w:rPr>
+          <w:rFonts w:ascii="Times New Roman" w:eastAsia="Times New Roman" w:hAnsi="Times New Roman" w:cs="Times New Roman"/>
+          <w:color w:val="000000" w:themeColor="text1"/>
+          <w:sz w:val="24"/>
+          <w:szCs w:val="24"/>
+        </w:rPr>
         <w:lastRenderedPageBreak/>
-        <w:t>InventoryController</w:t>
-      </w:r>
-      <w:r>
-        <w:rPr>
-          <w:rFonts w:ascii="Times New Roman" w:eastAsia="Times New Roman" w:hAnsi="Times New Roman" w:cs="Times New Roman"/>
-          <w:b/>
-          <w:bCs/>
-          <w:color w:val="000000" w:themeColor="text1"/>
-          <w:sz w:val="24"/>
-          <w:szCs w:val="24"/>
-        </w:rPr>
-        <w:t xml:space="preserve"> -</w:t>
-      </w:r>
-      <w:r>
-        <w:rPr>
-          <w:rFonts w:ascii="Times New Roman" w:eastAsia="Times New Roman" w:hAnsi="Times New Roman" w:cs="Times New Roman"/>
-          <w:color w:val="000000" w:themeColor="text1"/>
-          <w:sz w:val="24"/>
-          <w:szCs w:val="24"/>
-        </w:rPr>
-        <w:t xml:space="preserve"> Този клас е отговорен за точното следене на количествата стока във всяка локация, като динамично преизчислява инвентара на базата на регистрираните движения. Той служи като централен източник на информация за текущото състояние на склада, осигурявайки данни за наличности, средни цени и финансови показатели (разходи и приходи).</w:t>
+        <w:t>съществуващи локации. Той координира работата между продуктите, потребителите и фактурите, създавайки пълна одитна следа за всяко действие в системата.</w:t>
       </w:r>
     </w:p>
     <w:p>
@@ -2990,39 +2994,16 @@
           <w:sz w:val="24"/>
           <w:szCs w:val="24"/>
         </w:rPr>
-        <w:t>MovementControlle</w:t>
-      </w:r>
-      <w:r>
-        <w:rPr>
-          <w:rFonts w:ascii="Times New Roman" w:eastAsia="Times New Roman" w:hAnsi="Times New Roman" w:cs="Times New Roman"/>
-          <w:b/>
-          <w:bCs/>
+        <w:t>InvoiceController -</w:t>
+      </w:r>
+      <w:r>
+        <w:rPr>
+          <w:rFonts w:ascii="Times New Roman" w:eastAsia="Times New Roman" w:hAnsi="Times New Roman" w:cs="Times New Roman"/>
           <w:color w:val="000000" w:themeColor="text1"/>
           <w:sz w:val="24"/>
           <w:szCs w:val="24"/>
-          <w:lang w:val="en-US"/>
-        </w:rPr>
-        <w:t>r</w:t>
-      </w:r>
-      <w:r>
-        <w:rPr>
-          <w:rFonts w:ascii="Times New Roman" w:eastAsia="Times New Roman" w:hAnsi="Times New Roman" w:cs="Times New Roman"/>
-          <w:b/>
-          <w:bCs/>
-          <w:color w:val="000000" w:themeColor="text1"/>
-          <w:sz w:val="24"/>
-          <w:szCs w:val="24"/>
-        </w:rPr>
-        <w:t xml:space="preserve"> - </w:t>
-      </w:r>
-      <w:r>
-        <w:rPr>
-          <w:rFonts w:ascii="Times New Roman" w:eastAsia="Times New Roman" w:hAnsi="Times New Roman" w:cs="Times New Roman"/>
-          <w:color w:val="000000" w:themeColor="text1"/>
-          <w:sz w:val="24"/>
-          <w:szCs w:val="24"/>
-        </w:rPr>
-        <w:t>Класът управлява регистрирането на всички видове складови операции (вход, изход и вътрешен трансфер), като гарантира тяхната валидност чрез проверка на наличности и съществуващи локации. Той координира работата между продуктите, потребителите и фактурите, създавайки пълна одитна следа за всяко действие в системата.</w:t>
+        </w:rPr>
+        <w:t xml:space="preserve"> Този контролер автоматизира процеса по финансово документиране на продажбите, като генерира фактури директно от изходящите складови движения. Той поддържа история на финансовите транзакции и позволява анулиране на документи, като същевременно гарантира, че всяка продажба е надлежно отразена с коректни цени и клиентски данни.</w:t>
       </w:r>
     </w:p>
     <w:p>
@@ -3046,18 +3027,16 @@
           <w:sz w:val="24"/>
           <w:szCs w:val="24"/>
         </w:rPr>
-        <w:t xml:space="preserve">InvoiceController </w:t>
-      </w:r>
-      <w:r>
-        <w:rPr>
-          <w:rFonts w:ascii="Times New Roman" w:eastAsia="Times New Roman" w:hAnsi="Times New Roman" w:cs="Times New Roman"/>
-          <w:b/>
-          <w:bCs/>
+        <w:t>ReportController -</w:t>
+      </w:r>
+      <w:r>
+        <w:rPr>
+          <w:rFonts w:ascii="Times New Roman" w:eastAsia="Times New Roman" w:hAnsi="Times New Roman" w:cs="Times New Roman"/>
           <w:color w:val="000000" w:themeColor="text1"/>
           <w:sz w:val="24"/>
           <w:szCs w:val="24"/>
         </w:rPr>
-        <w:t>-</w:t>
+        <w:t xml:space="preserve"> Класът изпълнява ролята на агрегатор, който събира и комбинира данни от всички останали контролери, за да изведе синтезирана информация под формата на справки. Той поддържа функционалности за филтриране и интелигентно сортиране на резултатите, предоставяйки на крайния потребител ясна картина за историята на доставките, продажбите и наличностите</w:t>
       </w:r>
       <w:r>
         <w:rPr>
@@ -3066,7 +3045,7 @@
           <w:sz w:val="24"/>
           <w:szCs w:val="24"/>
         </w:rPr>
-        <w:t xml:space="preserve"> Този контролер автоматизира процеса по финансово документиране на продажбите, като генерира фактури директно от изходящите складови движения. Той поддържа история на финансовите транзакции и позволява анулиране на документи, като същевременно гарантира, че всяка продажба е надлежно отразена с коректни цени и клиентски данни.</w:t>
+        <w:t xml:space="preserve">. </w:t>
       </w:r>
     </w:p>
     <w:p>
@@ -3084,43 +3063,21 @@
       <w:r>
         <w:rPr>
           <w:rFonts w:ascii="Times New Roman" w:eastAsia="Times New Roman" w:hAnsi="Times New Roman" w:cs="Times New Roman"/>
-          <w:b/>
-          <w:bCs/>
           <w:color w:val="000000" w:themeColor="text1"/>
           <w:sz w:val="24"/>
           <w:szCs w:val="24"/>
         </w:rPr>
+        <w:t xml:space="preserve">Контролерните връзки в системата се изграждат последователно: първо се инициализират всички JSON хранилища, след което върху тях стъпват отделните контролери. ProductController зависи от </w:t>
+      </w:r>
+      <w:r>
+        <w:rPr>
+          <w:rFonts w:ascii="Times New Roman" w:eastAsia="Times New Roman" w:hAnsi="Times New Roman" w:cs="Times New Roman"/>
+          <w:color w:val="000000" w:themeColor="text1"/>
+          <w:sz w:val="24"/>
+          <w:szCs w:val="24"/>
+        </w:rPr>
         <w:lastRenderedPageBreak/>
-        <w:t xml:space="preserve">ReportController </w:t>
-      </w:r>
-      <w:r>
-        <w:rPr>
-          <w:rFonts w:ascii="Times New Roman" w:eastAsia="Times New Roman" w:hAnsi="Times New Roman" w:cs="Times New Roman"/>
-          <w:b/>
-          <w:bCs/>
-          <w:color w:val="000000" w:themeColor="text1"/>
-          <w:sz w:val="24"/>
-          <w:szCs w:val="24"/>
-        </w:rPr>
-        <w:t>-</w:t>
-      </w:r>
-      <w:r>
-        <w:rPr>
-          <w:rFonts w:ascii="Times New Roman" w:eastAsia="Times New Roman" w:hAnsi="Times New Roman" w:cs="Times New Roman"/>
-          <w:color w:val="000000" w:themeColor="text1"/>
-          <w:sz w:val="24"/>
-          <w:szCs w:val="24"/>
-        </w:rPr>
-        <w:t xml:space="preserve"> Класът изпълнява ролята на агрегатор, който събира и комбинира данни от всички останали контролери, за да изведе синтезирана информация под формата на справки. Той поддържа функционалности за филтриране и интелигентно сортиране на резултатите, предоставяйки на крайния потребител ясна картина за историята на доставките, продажбите и наличностите</w:t>
-      </w:r>
-      <w:r>
-        <w:rPr>
-          <w:rFonts w:ascii="Times New Roman" w:eastAsia="Times New Roman" w:hAnsi="Times New Roman" w:cs="Times New Roman"/>
-          <w:color w:val="000000" w:themeColor="text1"/>
-          <w:sz w:val="24"/>
-          <w:szCs w:val="24"/>
-        </w:rPr>
-        <w:t xml:space="preserve">. </w:t>
+        <w:t>CategoryController, а MovementController използва едновременно продуктите, потребителите, локациите, доставчиците и фактурите, което го прави централният логистичен модул. InventoryController работи заедно с MovementController в двупосочна връзка, защото движенията променят наличностите, а наличностите трябва да отразяват всяко движение в реално време. ReportController обединява данните от всички контролери и ги предоставя на изгледите, а GraphView използва инвентара и локациите за изчисляване на най-близки складове. Така чрез тази верига от зависимости цялата система функционира като единен механизъм, в който всяка операция автоматично се отразява в логиката, инвентара и визуализацията.</w:t>
       </w:r>
     </w:p>
     <w:p>
@@ -3138,32 +3095,9 @@
       <w:r>
         <w:rPr>
           <w:rFonts w:ascii="Times New Roman" w:eastAsia="Times New Roman" w:hAnsi="Times New Roman" w:cs="Times New Roman"/>
-          <w:color w:val="000000" w:themeColor="text1"/>
-          <w:sz w:val="24"/>
-          <w:szCs w:val="24"/>
-        </w:rPr>
-        <w:t>Контролерните връзки в системата се изграждат последователно: първо се инициализират всички JSON хранилища, след което върху тях стъпват отделните контролери. ProductController зависи от CategoryController, а MovementController използва едновременно продуктите, потребителите, локациите, доставчиците и фактурите, което го прави централният логистичен модул. InventoryController работи заедно с MovementController в двупосочна връзка, защото движенията променят наличностите, а наличностите трябва да отразяват всяко движение в реално време. ReportController обединява данните от всички контролери и ги предоставя на изгледите, а GraphView използва инвентара и локациите за изчисляване на най-близки складове. Така чрез тази верига от зависимости цялата система функционира като единен механизъм, в който всяка операция автоматично се отразява в логиката, инвентара и визуализацията.</w:t>
-      </w:r>
-    </w:p>
-    <w:p>
-      <w:pPr>
-        <w:spacing w:before="100" w:beforeAutospacing="1" w:after="100" w:afterAutospacing="1" w:line="360" w:lineRule="auto"/>
-        <w:jc w:val="both"/>
-        <w:outlineLvl w:val="0"/>
-        <w:rPr>
-          <w:rFonts w:ascii="Times New Roman" w:eastAsia="Times New Roman" w:hAnsi="Times New Roman" w:cs="Times New Roman"/>
-          <w:color w:val="000000" w:themeColor="text1"/>
-          <w:sz w:val="24"/>
-          <w:szCs w:val="24"/>
-        </w:rPr>
-      </w:pPr>
-      <w:r>
-        <w:rPr>
-          <w:rFonts w:ascii="Times New Roman" w:eastAsia="Times New Roman" w:hAnsi="Times New Roman" w:cs="Times New Roman"/>
-          <w:sz w:val="24"/>
-          <w:szCs w:val="24"/>
-        </w:rPr>
-        <w:lastRenderedPageBreak/>
+          <w:sz w:val="24"/>
+          <w:szCs w:val="24"/>
+        </w:rPr>
         <w:t xml:space="preserve">Тази диаграма представя основните ентитети в системата и връзките между тях. </w:t>
       </w:r>
     </w:p>
@@ -3312,14 +3246,14 @@
         <w:spacing w:line="360" w:lineRule="auto"/>
         <w:jc w:val="both"/>
         <w:rPr>
-          <w:rFonts w:ascii="Times New Roman" w:eastAsia="Times New Roman" w:hAnsi="Times New Roman" w:cs="Times New Roman"/>
-          <w:sz w:val="24"/>
-          <w:szCs w:val="24"/>
-        </w:rPr>
-      </w:pPr>
-      <w:r>
-        <w:rPr>
-          <w:rFonts w:ascii="Times New Roman" w:eastAsia="Times New Roman" w:hAnsi="Times New Roman" w:cs="Times New Roman"/>
+          <w:rFonts w:ascii="Times New Roman" w:hAnsi="Times New Roman" w:cs="Times New Roman"/>
+          <w:sz w:val="24"/>
+          <w:szCs w:val="24"/>
+        </w:rPr>
+      </w:pPr>
+      <w:r>
+        <w:rPr>
+          <w:rFonts w:ascii="Times New Roman" w:hAnsi="Times New Roman" w:cs="Times New Roman"/>
           <w:sz w:val="24"/>
           <w:szCs w:val="24"/>
         </w:rPr>
@@ -3327,7 +3261,7 @@
       </w:r>
       <w:r>
         <w:rPr>
-          <w:rFonts w:ascii="Times New Roman" w:eastAsia="Times New Roman" w:hAnsi="Times New Roman" w:cs="Times New Roman"/>
+          <w:rFonts w:ascii="Times New Roman" w:hAnsi="Times New Roman" w:cs="Times New Roman"/>
           <w:sz w:val="24"/>
           <w:szCs w:val="24"/>
         </w:rPr>
@@ -3336,12 +3270,48 @@
       </w:r>
       <w:r>
         <w:rPr>
-          <w:rFonts w:ascii="Times New Roman" w:eastAsia="Times New Roman" w:hAnsi="Times New Roman" w:cs="Times New Roman"/>
+          <w:rFonts w:ascii="Times New Roman" w:hAnsi="Times New Roman" w:cs="Times New Roman"/>
           <w:sz w:val="24"/>
           <w:szCs w:val="24"/>
         </w:rPr>
         <w:noBreakHyphen/>
-        <w:t>лесно откриване на продукти и партньори. Данните могат да се сортират чрез Selection Sort и Bubble Sort, а многоскладовата поддръжка показва разпределението на продуктите по локации.</w:t>
+        <w:t xml:space="preserve">лесно откриване на продукти и партньори. Данните могат да се сортират чрез </w:t>
+      </w:r>
+      <w:r>
+        <w:rPr>
+          <w:rFonts w:ascii="Times New Roman" w:hAnsi="Times New Roman" w:cs="Times New Roman"/>
+          <w:b/>
+          <w:bCs/>
+          <w:sz w:val="24"/>
+          <w:szCs w:val="24"/>
+        </w:rPr>
+        <w:t>Merge Sort</w:t>
+      </w:r>
+      <w:r>
+        <w:rPr>
+          <w:rFonts w:ascii="Times New Roman" w:hAnsi="Times New Roman" w:cs="Times New Roman"/>
+          <w:sz w:val="24"/>
+          <w:szCs w:val="24"/>
+        </w:rPr>
+        <w:t xml:space="preserve"> и </w:t>
+      </w:r>
+      <w:r>
+        <w:rPr>
+          <w:rFonts w:ascii="Times New Roman" w:hAnsi="Times New Roman" w:cs="Times New Roman"/>
+          <w:b/>
+          <w:bCs/>
+          <w:sz w:val="24"/>
+          <w:szCs w:val="24"/>
+        </w:rPr>
+        <w:t>Quick Sort</w:t>
+      </w:r>
+      <w:r>
+        <w:rPr>
+          <w:rFonts w:ascii="Times New Roman" w:hAnsi="Times New Roman" w:cs="Times New Roman"/>
+          <w:sz w:val="24"/>
+          <w:szCs w:val="24"/>
+        </w:rPr>
+        <w:t>, а многоскладовата поддръжка показва разпределението на продуктите по локации.</w:t>
       </w:r>
     </w:p>
     <w:p>
@@ -3799,16 +3769,6 @@
         <w:spacing w:line="360" w:lineRule="auto"/>
         <w:rPr>
           <w:rFonts w:ascii="Times New Roman" w:eastAsia="Times New Roman" w:hAnsi="Times New Roman" w:cs="Times New Roman"/>
-          <w:sz w:val="24"/>
-          <w:szCs w:val="24"/>
-        </w:rPr>
-      </w:pPr>
-    </w:p>
-    <w:p>
-      <w:pPr>
-        <w:spacing w:line="360" w:lineRule="auto"/>
-        <w:rPr>
-          <w:rFonts w:ascii="Times New Roman" w:eastAsia="Times New Roman" w:hAnsi="Times New Roman" w:cs="Times New Roman"/>
           <w:b/>
           <w:bCs/>
           <w:color w:val="C00000"/>
@@ -3903,7 +3863,6 @@
         <w:br/>
         <w:t>5. PyCharm Documentation – Официална документация на JetBrains.</w:t>
       </w:r>
-      <w:bookmarkEnd w:id="0"/>
     </w:p>
     <w:sectPr>
       <w:pgSz w:w="12240" w:h="7920" w:orient="landscape" w:code="6"/>
@@ -11341,7 +11300,7 @@
 </file>
 
 <file path=customXml/itemProps1.xml><?xml version="1.0" encoding="utf-8"?>
-<ds:datastoreItem xmlns:ds="http://schemas.openxmlformats.org/officeDocument/2006/customXml" ds:itemID="{732A1D98-4AD0-4932-A27A-ECC423DBF52A}">
+<ds:datastoreItem xmlns:ds="http://schemas.openxmlformats.org/officeDocument/2006/customXml" ds:itemID="{2BD2B39D-EEAA-4E61-BBEA-838FCF28F731}">
   <ds:schemaRefs>
     <ds:schemaRef ds:uri="http://schemas.openxmlformats.org/officeDocument/2006/bibliography"/>
   </ds:schemaRefs>

--- a/documentation/Warehouse Inventory Management System (WIMS)_Siyka.docx
+++ b/documentation/Warehouse Inventory Management System (WIMS)_Siyka.docx
@@ -5,6 +5,9 @@
     <w:p>
       <w:pPr>
         <w:pStyle w:val="af0"/>
+        <w:rPr>
+          <w:rFonts w:ascii="Times New Roman" w:hAnsi="Times New Roman" w:cs="Times New Roman"/>
+        </w:rPr>
       </w:pPr>
       <w:r>
         <w:rPr>
@@ -17,6 +20,9 @@
         <w:t>WAREHOUSE INVENTORY MANAGEMENT SYSTEM</w:t>
       </w:r>
       <w:r>
+        <w:rPr>
+          <w:rFonts w:ascii="Times New Roman" w:hAnsi="Times New Roman" w:cs="Times New Roman"/>
+        </w:rPr>
         <w:t xml:space="preserve"> </w:t>
       </w:r>
       <w:r>
@@ -1721,16 +1727,7 @@
           <w:sz w:val="24"/>
           <w:szCs w:val="24"/>
         </w:rPr>
-        <w:t>Модулът за справки и анализи обработва данните от JSON файловете и изчислява ключови оперативни и финансови показатели. Системата автоматично определя средни продажни цени, общи разходи за доставки и реализирани приходи за избрани периоди. Осигурява се и оперативна проследимост чрез извличане на информация за последното движение и текущото разпределение на стоките по складове. Данните от movements.json, inventory.json и invoices.json се комбинират динамично, като се извършват кръстосани проверки за предотвратяване на некоректни изчисления, например опит за продажба на неналични количества. Модулът поддържа филтриране по различни критерии и динамично сортиране, което позволява бърз достъп до критична информация за наличностите и улеснява вземането на оперативни решения.</w:t>
-      </w:r>
-      <w:r>
-        <w:rPr>
-          <w:rFonts w:ascii="Times New Roman" w:eastAsia="Times New Roman" w:hAnsi="Times New Roman" w:cs="Times New Roman"/>
-          <w:color w:val="000000" w:themeColor="text1"/>
-          <w:sz w:val="24"/>
-          <w:szCs w:val="24"/>
-        </w:rPr>
-        <w:t xml:space="preserve"> </w:t>
+        <w:t xml:space="preserve">Модулът за справки и анализи обработва данните от JSON файловете и изчислява ключови оперативни и финансови показатели. Системата автоматично определя средни продажни цени, общи разходи за доставки и реализирани приходи за избрани периоди. Осигурява се и оперативна проследимост чрез извличане на информация за последното движение и текущото разпределение на стоките по складове. Данните от movements.json, inventory.json и invoices.json се комбинират динамично, като се извършват кръстосани проверки за предотвратяване на некоректни изчисления, например опит за продажба на неналични количества. Модулът поддържа филтриране по различни критерии и динамично сортиране, което позволява бърз достъп до критична информация за наличностите и улеснява вземането на оперативни решения. </w:t>
       </w:r>
     </w:p>
     <w:p>
@@ -1885,15 +1882,7 @@
           <w:szCs w:val="24"/>
         </w:rPr>
         <w:noBreakHyphen/>
-        <w:t>близка локация при недостиг</w:t>
-      </w:r>
-      <w:r>
-        <w:rPr>
-          <w:rFonts w:ascii="Times New Roman" w:eastAsia="Times New Roman" w:hAnsi="Times New Roman" w:cs="Times New Roman"/>
-          <w:sz w:val="24"/>
-          <w:szCs w:val="24"/>
-        </w:rPr>
-        <w:t>.</w:t>
+        <w:t>близка локация при недостиг.</w:t>
       </w:r>
       <w:r>
         <w:rPr>
@@ -1999,23 +1988,7 @@
           <w:szCs w:val="24"/>
         </w:rPr>
         <w:br/>
-        <w:t xml:space="preserve">/filters </w:t>
-      </w:r>
-      <w:r>
-        <w:rPr>
-          <w:rFonts w:ascii="Times New Roman" w:eastAsia="Times New Roman" w:hAnsi="Times New Roman" w:cs="Times New Roman"/>
-          <w:sz w:val="24"/>
-          <w:szCs w:val="24"/>
-        </w:rPr>
-        <w:t>/</w:t>
-      </w:r>
-      <w:r>
-        <w:rPr>
-          <w:rFonts w:ascii="Times New Roman" w:eastAsia="Times New Roman" w:hAnsi="Times New Roman" w:cs="Times New Roman"/>
-          <w:sz w:val="24"/>
-          <w:szCs w:val="24"/>
-        </w:rPr>
-        <w:t xml:space="preserve">     - Пакетът е част от Business Logic Layer (Слоя на бизнес логиката). Той съдържа логика за интелигентно филтриране и многокритерийно търсене на продукти, </w:t>
+        <w:t xml:space="preserve">/filters /     - Пакетът е част от Business Logic Layer (Слоя на бизнес логиката). Той съдържа логика за интелигентно филтриране и многокритерийно търсене на продукти, </w:t>
       </w:r>
       <w:r>
         <w:rPr>
@@ -2043,15 +2016,7 @@
           <w:sz w:val="24"/>
           <w:szCs w:val="24"/>
         </w:rPr>
-        <w:t xml:space="preserve">  </w:t>
-      </w:r>
-      <w:r>
-        <w:rPr>
-          <w:rFonts w:ascii="Times New Roman" w:eastAsia="Times New Roman" w:hAnsi="Times New Roman" w:cs="Times New Roman"/>
-          <w:sz w:val="24"/>
-          <w:szCs w:val="24"/>
-        </w:rPr>
-        <w:t>/</w:t>
+        <w:t xml:space="preserve">  /</w:t>
       </w:r>
       <w:r>
         <w:rPr>
@@ -2098,8 +2063,6 @@
         <w:br/>
         <w:t>main.py       - Входна точка на приложението</w:t>
       </w:r>
-      <w:bookmarkStart w:id="0" w:name="_GoBack"/>
-      <w:bookmarkEnd w:id="0"/>
     </w:p>
     <w:p>
       <w:pPr>
@@ -2114,7 +2077,6 @@
           <w:kern w:val="36"/>
           <w:sz w:val="28"/>
           <w:szCs w:val="28"/>
-          <w:lang w:val="en-US"/>
         </w:rPr>
       </w:pPr>
       <w:r>
@@ -2162,7 +2124,6 @@
           <w:kern w:val="36"/>
           <w:sz w:val="28"/>
           <w:szCs w:val="28"/>
-          <w:lang w:val="en-US"/>
         </w:rPr>
         <w:t xml:space="preserve"> </w:t>
       </w:r>
@@ -2384,16 +2345,7 @@
           <w:sz w:val="24"/>
           <w:szCs w:val="24"/>
         </w:rPr>
-        <w:t xml:space="preserve"> Класът управлява идентичността и нивата на достъп на работещите със системата, като съхранява техните лични данни, роли и статус на акаунта. Той е в основата на сигурността, позволявайки разграничаване на правата между Администратори и Оператори чрез вградена ролева система.</w:t>
-      </w:r>
-      <w:r>
-        <w:rPr>
-          <w:rFonts w:ascii="Times New Roman" w:eastAsia="Times New Roman" w:hAnsi="Times New Roman" w:cs="Times New Roman"/>
-          <w:color w:val="000000" w:themeColor="text1"/>
-          <w:sz w:val="24"/>
-          <w:szCs w:val="24"/>
-        </w:rPr>
-        <w:t xml:space="preserve"> </w:t>
+        <w:t xml:space="preserve"> Класът управлява идентичността и нивата на достъп на работещите със системата, като съхранява техните лични данни, роли и статус на акаунта. Той е в основата на сигурността, позволявайки разграничаване на правата между Администратори и Оператори чрез вградена ролева система. </w:t>
       </w:r>
     </w:p>
     <w:p>
@@ -2437,16 +2389,7 @@
           <w:sz w:val="24"/>
           <w:szCs w:val="24"/>
         </w:rPr>
-        <w:t xml:space="preserve"> Този клас дефинира физическите складови пространства, като съхранява данни за тяхното име, зона, капацитет и уникален идентификационен код. Той играе ключова роля в логистичния модул, тъй като кодът на локацията се използва като възел в графа за изчисляване на най-кратките пътища чрез алгоритъма на Дейкстра.</w:t>
-      </w:r>
-      <w:r>
-        <w:rPr>
-          <w:rFonts w:ascii="Times New Roman" w:eastAsia="Times New Roman" w:hAnsi="Times New Roman" w:cs="Times New Roman"/>
-          <w:color w:val="000000" w:themeColor="text1"/>
-          <w:sz w:val="24"/>
-          <w:szCs w:val="24"/>
-        </w:rPr>
-        <w:t xml:space="preserve"> </w:t>
+        <w:t xml:space="preserve"> Този клас дефинира физическите складови пространства, като съхранява данни за тяхното име, зона, капацитет и уникален идентификационен код. Той играе ключова роля в логистичния модул, тъй като кодът на локацията се използва като възел в графа за изчисляване на най-кратките пътища чрез алгоритъма на Дейкстра. </w:t>
       </w:r>
     </w:p>
     <w:p>
@@ -2579,16 +2522,7 @@
           <w:sz w:val="24"/>
           <w:szCs w:val="24"/>
         </w:rPr>
-        <w:t xml:space="preserve"> Това е специализиран модел, който служи за агрегиране и структуриране на данни от различни части на системата с цел представянето им на потребителя. Той съществува предимно в паметта на приложението, за да организира информацията за наличности, продажби или доставки в прегледен и удобен за четене вид.</w:t>
-      </w:r>
-      <w:r>
-        <w:rPr>
-          <w:rFonts w:ascii="Times New Roman" w:eastAsia="Times New Roman" w:hAnsi="Times New Roman" w:cs="Times New Roman"/>
-          <w:color w:val="000000" w:themeColor="text1"/>
-          <w:sz w:val="24"/>
-          <w:szCs w:val="24"/>
-        </w:rPr>
-        <w:t xml:space="preserve"> </w:t>
+        <w:t xml:space="preserve"> Това е специализиран модел, който служи за агрегиране и структуриране на данни от различни части на системата с цел представянето им на потребителя. Той съществува предимно в паметта на приложението, за да организира информацията за наличности, продажби или доставки в прегледен и удобен за четене вид. </w:t>
       </w:r>
     </w:p>
     <w:p>
@@ -2688,6 +2622,7 @@
         <w:jc w:val="both"/>
         <w:outlineLvl w:val="0"/>
         <w:rPr>
+          <w:rFonts w:ascii="Times New Roman" w:hAnsi="Times New Roman" w:cs="Times New Roman"/>
           <w:b/>
           <w:bCs/>
           <w:color w:val="000000" w:themeColor="text1"/>
@@ -3177,8 +3112,6 @@
         <w:jc w:val="both"/>
         <w:rPr>
           <w:rFonts w:ascii="Times New Roman" w:eastAsia="Times New Roman" w:hAnsi="Times New Roman" w:cs="Times New Roman"/>
-          <w:b/>
-          <w:bCs/>
           <w:color w:val="C00000"/>
           <w:sz w:val="28"/>
           <w:szCs w:val="28"/>
@@ -3187,16 +3120,616 @@
       <w:r>
         <w:rPr>
           <w:rFonts w:ascii="Times New Roman" w:eastAsia="Times New Roman" w:hAnsi="Times New Roman" w:cs="Times New Roman"/>
-          <w:b/>
-          <w:bCs/>
           <w:color w:val="C00000"/>
           <w:sz w:val="28"/>
           <w:szCs w:val="28"/>
         </w:rPr>
         <w:lastRenderedPageBreak/>
-        <w:t>1</w:t>
-      </w:r>
-      <w:r>
+        <w:t>11.1. Технически анализ и приложение на ООП принципите (Пример: CategoryController)</w:t>
+      </w:r>
+    </w:p>
+    <w:p>
+      <w:pPr>
+        <w:spacing w:line="360" w:lineRule="auto"/>
+        <w:jc w:val="both"/>
+        <w:rPr>
+          <w:rFonts w:ascii="Times New Roman" w:eastAsia="Times New Roman" w:hAnsi="Times New Roman" w:cs="Times New Roman"/>
+          <w:color w:val="000000" w:themeColor="text1"/>
+          <w:sz w:val="24"/>
+          <w:szCs w:val="24"/>
+        </w:rPr>
+      </w:pPr>
+      <w:r>
+        <w:rPr>
+          <w:rFonts w:ascii="Times New Roman" w:eastAsia="Times New Roman" w:hAnsi="Times New Roman" w:cs="Times New Roman"/>
+          <w:color w:val="000000" w:themeColor="text1"/>
+          <w:sz w:val="24"/>
+          <w:szCs w:val="24"/>
+        </w:rPr>
+        <w:t>В архитектурата на WIMS са вложени фундаменталните принципи на обектно-ориентираното програмиране и SOLID стандартите. За целите на този анализ се използва CategoryController като представителен пример, чрез който се демонстрира дълбочината на софтуерното проектиране в системата.</w:t>
+      </w:r>
+    </w:p>
+    <w:p>
+      <w:pPr>
+        <w:spacing w:line="360" w:lineRule="auto"/>
+        <w:jc w:val="both"/>
+        <w:rPr>
+          <w:rFonts w:ascii="Times New Roman" w:eastAsia="Times New Roman" w:hAnsi="Times New Roman" w:cs="Times New Roman"/>
+          <w:color w:val="000000" w:themeColor="text1"/>
+          <w:sz w:val="24"/>
+          <w:szCs w:val="24"/>
+        </w:rPr>
+      </w:pPr>
+      <w:r>
+        <w:rPr>
+          <w:rFonts w:ascii="Times New Roman" w:eastAsia="Times New Roman" w:hAnsi="Times New Roman" w:cs="Times New Roman"/>
+          <w:color w:val="000000" w:themeColor="text1"/>
+          <w:sz w:val="24"/>
+          <w:szCs w:val="24"/>
+        </w:rPr>
+        <w:t>I. Основни ООП стълбове</w:t>
+      </w:r>
+    </w:p>
+    <w:p>
+      <w:pPr>
+        <w:numPr>
+          <w:ilvl w:val="0"/>
+          <w:numId w:val="42"/>
+        </w:numPr>
+        <w:spacing w:line="360" w:lineRule="auto"/>
+        <w:jc w:val="both"/>
+        <w:rPr>
+          <w:rFonts w:ascii="Times New Roman" w:eastAsia="Times New Roman" w:hAnsi="Times New Roman" w:cs="Times New Roman"/>
+          <w:color w:val="000000" w:themeColor="text1"/>
+          <w:sz w:val="24"/>
+          <w:szCs w:val="24"/>
+        </w:rPr>
+      </w:pPr>
+      <w:r>
+        <w:rPr>
+          <w:rFonts w:ascii="Times New Roman" w:eastAsia="Times New Roman" w:hAnsi="Times New Roman" w:cs="Times New Roman"/>
+          <w:color w:val="000000" w:themeColor="text1"/>
+          <w:sz w:val="24"/>
+          <w:szCs w:val="24"/>
+        </w:rPr>
+        <w:t>Абстракция: Реализирана чрез базовия клас AbstractController, който дефинира общ интерфейс за работа с данни (load, save, from_dict, to_dict), скривайки вътрешната логика на обработка. CategoryController наследява тази структура и предоставя конкретна имплементация само на необходимите за него операции.</w:t>
+      </w:r>
+    </w:p>
+    <w:p>
+      <w:pPr>
+        <w:numPr>
+          <w:ilvl w:val="0"/>
+          <w:numId w:val="42"/>
+        </w:numPr>
+        <w:spacing w:line="360" w:lineRule="auto"/>
+        <w:jc w:val="both"/>
+        <w:rPr>
+          <w:rFonts w:ascii="Times New Roman" w:eastAsia="Times New Roman" w:hAnsi="Times New Roman" w:cs="Times New Roman"/>
+          <w:color w:val="000000" w:themeColor="text1"/>
+          <w:sz w:val="24"/>
+          <w:szCs w:val="24"/>
+        </w:rPr>
+      </w:pPr>
+      <w:r>
+        <w:rPr>
+          <w:rFonts w:ascii="Times New Roman" w:eastAsia="Times New Roman" w:hAnsi="Times New Roman" w:cs="Times New Roman"/>
+          <w:color w:val="000000" w:themeColor="text1"/>
+          <w:sz w:val="24"/>
+          <w:szCs w:val="24"/>
+        </w:rPr>
+        <w:t xml:space="preserve">Инкапсулация: Контролерът капсулира логиката по управление на обектите от тип Category. Всяка категория сама управлява своите атрибути (например автоматично обновяване на датата на </w:t>
+      </w:r>
+      <w:r>
+        <w:rPr>
+          <w:rFonts w:ascii="Times New Roman" w:eastAsia="Times New Roman" w:hAnsi="Times New Roman" w:cs="Times New Roman"/>
+          <w:color w:val="000000" w:themeColor="text1"/>
+          <w:sz w:val="24"/>
+          <w:szCs w:val="24"/>
+        </w:rPr>
+        <w:lastRenderedPageBreak/>
+        <w:t>промяна чрез update_modified()), гарантирайки, че състоянието на данните е защитено от некоректни външни намеси.</w:t>
+      </w:r>
+    </w:p>
+    <w:p>
+      <w:pPr>
+        <w:numPr>
+          <w:ilvl w:val="0"/>
+          <w:numId w:val="42"/>
+        </w:numPr>
+        <w:spacing w:line="360" w:lineRule="auto"/>
+        <w:jc w:val="both"/>
+        <w:rPr>
+          <w:rFonts w:ascii="Times New Roman" w:eastAsia="Times New Roman" w:hAnsi="Times New Roman" w:cs="Times New Roman"/>
+          <w:color w:val="000000" w:themeColor="text1"/>
+          <w:sz w:val="24"/>
+          <w:szCs w:val="24"/>
+        </w:rPr>
+      </w:pPr>
+      <w:r>
+        <w:rPr>
+          <w:rFonts w:ascii="Times New Roman" w:eastAsia="Times New Roman" w:hAnsi="Times New Roman" w:cs="Times New Roman"/>
+          <w:color w:val="000000" w:themeColor="text1"/>
+          <w:sz w:val="24"/>
+          <w:szCs w:val="24"/>
+        </w:rPr>
+        <w:t>Наследяване: Чрез наследяването на AbstractController, CategoryController преизползва доказана логика за управление на JSON хранилища, като едновременно с това разширява функционалността със специфични за категориите йерархични проверки.</w:t>
+      </w:r>
+    </w:p>
+    <w:p>
+      <w:pPr>
+        <w:numPr>
+          <w:ilvl w:val="0"/>
+          <w:numId w:val="42"/>
+        </w:numPr>
+        <w:spacing w:line="360" w:lineRule="auto"/>
+        <w:jc w:val="both"/>
+        <w:rPr>
+          <w:rFonts w:ascii="Times New Roman" w:eastAsia="Times New Roman" w:hAnsi="Times New Roman" w:cs="Times New Roman"/>
+          <w:color w:val="000000" w:themeColor="text1"/>
+          <w:sz w:val="24"/>
+          <w:szCs w:val="24"/>
+        </w:rPr>
+      </w:pPr>
+      <w:r>
+        <w:rPr>
+          <w:rFonts w:ascii="Times New Roman" w:eastAsia="Times New Roman" w:hAnsi="Times New Roman" w:cs="Times New Roman"/>
+          <w:color w:val="000000" w:themeColor="text1"/>
+          <w:sz w:val="24"/>
+          <w:szCs w:val="24"/>
+        </w:rPr>
+        <w:t>Полиморфизъм: Методите from_dict() и to_dict() присъстват във всички контролери, но се държат различно според обекта, който обработват. В контекста на категориите те осигуряват коректно преобразуване на йерархични връзки.</w:t>
+      </w:r>
+    </w:p>
+    <w:p>
+      <w:pPr>
+        <w:spacing w:line="360" w:lineRule="auto"/>
+        <w:jc w:val="both"/>
+        <w:rPr>
+          <w:rFonts w:ascii="Times New Roman" w:eastAsia="Times New Roman" w:hAnsi="Times New Roman" w:cs="Times New Roman"/>
+          <w:color w:val="000000" w:themeColor="text1"/>
+          <w:sz w:val="24"/>
+          <w:szCs w:val="24"/>
+        </w:rPr>
+      </w:pPr>
+      <w:r>
+        <w:rPr>
+          <w:rFonts w:ascii="Times New Roman" w:eastAsia="Times New Roman" w:hAnsi="Times New Roman" w:cs="Times New Roman"/>
+          <w:color w:val="000000" w:themeColor="text1"/>
+          <w:sz w:val="24"/>
+          <w:szCs w:val="24"/>
+        </w:rPr>
+        <w:t>II.</w:t>
+      </w:r>
+      <w:r>
+        <w:rPr>
+          <w:rFonts w:ascii="Times New Roman" w:eastAsia="Times New Roman" w:hAnsi="Times New Roman" w:cs="Times New Roman"/>
+          <w:color w:val="000000" w:themeColor="text1"/>
+          <w:sz w:val="24"/>
+          <w:szCs w:val="24"/>
+        </w:rPr>
+        <w:t xml:space="preserve"> </w:t>
+      </w:r>
+      <w:r>
+        <w:rPr>
+          <w:rFonts w:ascii="Times New Roman" w:eastAsia="Times New Roman" w:hAnsi="Times New Roman" w:cs="Times New Roman"/>
+          <w:color w:val="000000" w:themeColor="text1"/>
+          <w:sz w:val="24"/>
+          <w:szCs w:val="24"/>
+        </w:rPr>
+        <w:t>Композиция, Асоциация, Делегация, Агрегация</w:t>
+      </w:r>
+    </w:p>
+    <w:p>
+      <w:pPr>
+        <w:numPr>
+          <w:ilvl w:val="0"/>
+          <w:numId w:val="43"/>
+        </w:numPr>
+        <w:spacing w:line="360" w:lineRule="auto"/>
+        <w:jc w:val="both"/>
+        <w:rPr>
+          <w:rFonts w:ascii="Times New Roman" w:eastAsia="Times New Roman" w:hAnsi="Times New Roman" w:cs="Times New Roman"/>
+          <w:color w:val="000000" w:themeColor="text1"/>
+          <w:sz w:val="24"/>
+          <w:szCs w:val="24"/>
+        </w:rPr>
+      </w:pPr>
+      <w:r>
+        <w:rPr>
+          <w:rFonts w:ascii="Times New Roman" w:eastAsia="Times New Roman" w:hAnsi="Times New Roman" w:cs="Times New Roman"/>
+          <w:color w:val="000000" w:themeColor="text1"/>
+          <w:sz w:val="24"/>
+          <w:szCs w:val="24"/>
+        </w:rPr>
+        <w:t>Композиция: Описва здрава връзка тип „част от“. В CategoryController тя е реализирана чрез вътрешния списък self.categories и обекта repo. Тези компоненти са жизненоважни за съществуването на контролера и се управляват директно от неговия жизнен цикъл.</w:t>
+      </w:r>
+    </w:p>
+    <w:p>
+      <w:pPr>
+        <w:numPr>
+          <w:ilvl w:val="0"/>
+          <w:numId w:val="43"/>
+        </w:numPr>
+        <w:spacing w:line="360" w:lineRule="auto"/>
+        <w:jc w:val="both"/>
+        <w:rPr>
+          <w:rFonts w:ascii="Times New Roman" w:eastAsia="Times New Roman" w:hAnsi="Times New Roman" w:cs="Times New Roman"/>
+          <w:color w:val="000000" w:themeColor="text1"/>
+          <w:sz w:val="24"/>
+          <w:szCs w:val="24"/>
+        </w:rPr>
+      </w:pPr>
+      <w:r>
+        <w:rPr>
+          <w:rFonts w:ascii="Times New Roman" w:eastAsia="Times New Roman" w:hAnsi="Times New Roman" w:cs="Times New Roman"/>
+          <w:color w:val="000000" w:themeColor="text1"/>
+          <w:sz w:val="24"/>
+          <w:szCs w:val="24"/>
+        </w:rPr>
+        <w:lastRenderedPageBreak/>
+        <w:t>Асоциация: Логическа връзка между обекти без притежание. В модела Category полето parent_id сочи към друга категория. Това позволява изграждането на йерархична структура чрез постоянна връзка между обекти от един и същи тип, без те да се притежават взаимно.</w:t>
+      </w:r>
+    </w:p>
+    <w:p>
+      <w:pPr>
+        <w:numPr>
+          <w:ilvl w:val="0"/>
+          <w:numId w:val="43"/>
+        </w:numPr>
+        <w:spacing w:line="360" w:lineRule="auto"/>
+        <w:jc w:val="both"/>
+        <w:rPr>
+          <w:rFonts w:ascii="Times New Roman" w:eastAsia="Times New Roman" w:hAnsi="Times New Roman" w:cs="Times New Roman"/>
+          <w:color w:val="000000" w:themeColor="text1"/>
+          <w:sz w:val="24"/>
+          <w:szCs w:val="24"/>
+        </w:rPr>
+      </w:pPr>
+      <w:r>
+        <w:rPr>
+          <w:rFonts w:ascii="Times New Roman" w:eastAsia="Times New Roman" w:hAnsi="Times New Roman" w:cs="Times New Roman"/>
+          <w:color w:val="000000" w:themeColor="text1"/>
+          <w:sz w:val="24"/>
+          <w:szCs w:val="24"/>
+        </w:rPr>
+        <w:t>Делегация: Ключов архитектурен механизъм за избягване на претоварени класове („God Objects“). CategoryController делегира:</w:t>
+      </w:r>
+    </w:p>
+    <w:p>
+      <w:pPr>
+        <w:numPr>
+          <w:ilvl w:val="1"/>
+          <w:numId w:val="43"/>
+        </w:numPr>
+        <w:spacing w:line="360" w:lineRule="auto"/>
+        <w:jc w:val="both"/>
+        <w:rPr>
+          <w:rFonts w:ascii="Times New Roman" w:eastAsia="Times New Roman" w:hAnsi="Times New Roman" w:cs="Times New Roman"/>
+          <w:color w:val="000000" w:themeColor="text1"/>
+          <w:sz w:val="24"/>
+          <w:szCs w:val="24"/>
+        </w:rPr>
+      </w:pPr>
+      <w:r>
+        <w:rPr>
+          <w:rFonts w:ascii="Times New Roman" w:eastAsia="Times New Roman" w:hAnsi="Times New Roman" w:cs="Times New Roman"/>
+          <w:i/>
+          <w:iCs/>
+          <w:color w:val="000000" w:themeColor="text1"/>
+          <w:sz w:val="24"/>
+          <w:szCs w:val="24"/>
+        </w:rPr>
+        <w:t>Валидацията</w:t>
+      </w:r>
+      <w:r>
+        <w:rPr>
+          <w:rFonts w:ascii="Times New Roman" w:eastAsia="Times New Roman" w:hAnsi="Times New Roman" w:cs="Times New Roman"/>
+          <w:color w:val="000000" w:themeColor="text1"/>
+          <w:sz w:val="24"/>
+          <w:szCs w:val="24"/>
+        </w:rPr>
+        <w:t xml:space="preserve"> към специализирания CategoryValidator.</w:t>
+      </w:r>
+    </w:p>
+    <w:p>
+      <w:pPr>
+        <w:numPr>
+          <w:ilvl w:val="1"/>
+          <w:numId w:val="43"/>
+        </w:numPr>
+        <w:spacing w:line="360" w:lineRule="auto"/>
+        <w:jc w:val="both"/>
+        <w:rPr>
+          <w:rFonts w:ascii="Times New Roman" w:eastAsia="Times New Roman" w:hAnsi="Times New Roman" w:cs="Times New Roman"/>
+          <w:color w:val="000000" w:themeColor="text1"/>
+          <w:sz w:val="24"/>
+          <w:szCs w:val="24"/>
+        </w:rPr>
+      </w:pPr>
+      <w:r>
+        <w:rPr>
+          <w:rFonts w:ascii="Times New Roman" w:eastAsia="Times New Roman" w:hAnsi="Times New Roman" w:cs="Times New Roman"/>
+          <w:i/>
+          <w:iCs/>
+          <w:color w:val="000000" w:themeColor="text1"/>
+          <w:sz w:val="24"/>
+          <w:szCs w:val="24"/>
+        </w:rPr>
+        <w:t>Съхранението</w:t>
+      </w:r>
+      <w:r>
+        <w:rPr>
+          <w:rFonts w:ascii="Times New Roman" w:eastAsia="Times New Roman" w:hAnsi="Times New Roman" w:cs="Times New Roman"/>
+          <w:color w:val="000000" w:themeColor="text1"/>
+          <w:sz w:val="24"/>
+          <w:szCs w:val="24"/>
+        </w:rPr>
+        <w:t xml:space="preserve"> към абстрактния слой Repo.</w:t>
+      </w:r>
+    </w:p>
+    <w:p>
+      <w:pPr>
+        <w:numPr>
+          <w:ilvl w:val="1"/>
+          <w:numId w:val="43"/>
+        </w:numPr>
+        <w:spacing w:line="360" w:lineRule="auto"/>
+        <w:jc w:val="both"/>
+        <w:rPr>
+          <w:rFonts w:ascii="Times New Roman" w:eastAsia="Times New Roman" w:hAnsi="Times New Roman" w:cs="Times New Roman"/>
+          <w:color w:val="000000" w:themeColor="text1"/>
+          <w:sz w:val="24"/>
+          <w:szCs w:val="24"/>
+        </w:rPr>
+      </w:pPr>
+      <w:r>
+        <w:rPr>
+          <w:rFonts w:ascii="Times New Roman" w:eastAsia="Times New Roman" w:hAnsi="Times New Roman" w:cs="Times New Roman"/>
+          <w:i/>
+          <w:iCs/>
+          <w:color w:val="000000" w:themeColor="text1"/>
+          <w:sz w:val="24"/>
+          <w:szCs w:val="24"/>
+        </w:rPr>
+        <w:t>Филтрирането и анализа</w:t>
+      </w:r>
+      <w:r>
+        <w:rPr>
+          <w:rFonts w:ascii="Times New Roman" w:eastAsia="Times New Roman" w:hAnsi="Times New Roman" w:cs="Times New Roman"/>
+          <w:color w:val="000000" w:themeColor="text1"/>
+          <w:sz w:val="24"/>
+          <w:szCs w:val="24"/>
+        </w:rPr>
+        <w:t xml:space="preserve"> към външни модули (category_filters, category_analytics). Така контролерът остава „лек“ и фокусиран единствено върху координацията на процесите.</w:t>
+      </w:r>
+    </w:p>
+    <w:p>
+      <w:pPr>
+        <w:numPr>
+          <w:ilvl w:val="0"/>
+          <w:numId w:val="43"/>
+        </w:numPr>
+        <w:spacing w:line="360" w:lineRule="auto"/>
+        <w:jc w:val="both"/>
+        <w:rPr>
+          <w:rFonts w:ascii="Times New Roman" w:eastAsia="Times New Roman" w:hAnsi="Times New Roman" w:cs="Times New Roman"/>
+          <w:color w:val="000000" w:themeColor="text1"/>
+          <w:sz w:val="24"/>
+          <w:szCs w:val="24"/>
+        </w:rPr>
+      </w:pPr>
+      <w:r>
+        <w:rPr>
+          <w:rFonts w:ascii="Times New Roman" w:eastAsia="Times New Roman" w:hAnsi="Times New Roman" w:cs="Times New Roman"/>
+          <w:color w:val="000000" w:themeColor="text1"/>
+          <w:sz w:val="24"/>
+          <w:szCs w:val="24"/>
+        </w:rPr>
+        <w:t>Агрегация: По-слаба форма на връзка. В метода remove() контролерът приема като аргумент product_controller. Той не го притежава, а само го използва временно за проверка на зависимости, което е класически пример за агрегация.</w:t>
+      </w:r>
+    </w:p>
+    <w:p>
+      <w:pPr>
+        <w:spacing w:line="360" w:lineRule="auto"/>
+        <w:jc w:val="both"/>
+        <w:rPr>
+          <w:rFonts w:ascii="Times New Roman" w:eastAsia="Times New Roman" w:hAnsi="Times New Roman" w:cs="Times New Roman"/>
+          <w:color w:val="000000" w:themeColor="text1"/>
+          <w:sz w:val="24"/>
+          <w:szCs w:val="24"/>
+        </w:rPr>
+      </w:pPr>
+      <w:r>
+        <w:rPr>
+          <w:rFonts w:ascii="Times New Roman" w:eastAsia="Times New Roman" w:hAnsi="Times New Roman" w:cs="Times New Roman"/>
+          <w:color w:val="000000" w:themeColor="text1"/>
+          <w:sz w:val="24"/>
+          <w:szCs w:val="24"/>
+        </w:rPr>
+        <w:lastRenderedPageBreak/>
+        <w:t>III</w:t>
+      </w:r>
+      <w:bookmarkStart w:id="0" w:name="_GoBack"/>
+      <w:bookmarkEnd w:id="0"/>
+      <w:r>
+        <w:rPr>
+          <w:rFonts w:ascii="Times New Roman" w:eastAsia="Times New Roman" w:hAnsi="Times New Roman" w:cs="Times New Roman"/>
+          <w:color w:val="000000" w:themeColor="text1"/>
+          <w:sz w:val="24"/>
+          <w:szCs w:val="24"/>
+        </w:rPr>
+        <w:t>. Прилагане на SOLID стандарти</w:t>
+      </w:r>
+    </w:p>
+    <w:p>
+      <w:pPr>
+        <w:numPr>
+          <w:ilvl w:val="0"/>
+          <w:numId w:val="44"/>
+        </w:numPr>
+        <w:spacing w:line="360" w:lineRule="auto"/>
+        <w:jc w:val="both"/>
+        <w:rPr>
+          <w:rFonts w:ascii="Times New Roman" w:eastAsia="Times New Roman" w:hAnsi="Times New Roman" w:cs="Times New Roman"/>
+          <w:color w:val="000000" w:themeColor="text1"/>
+          <w:sz w:val="24"/>
+          <w:szCs w:val="24"/>
+        </w:rPr>
+      </w:pPr>
+      <w:r>
+        <w:rPr>
+          <w:rFonts w:ascii="Times New Roman" w:eastAsia="Times New Roman" w:hAnsi="Times New Roman" w:cs="Times New Roman"/>
+          <w:color w:val="000000" w:themeColor="text1"/>
+          <w:sz w:val="24"/>
+          <w:szCs w:val="24"/>
+        </w:rPr>
+        <w:t>Single Responsibility (S): Контролерът има една ясна задача – координация на жизнения цикъл на категориите. Детайлите по запис, валидация и статистика са изнесени.</w:t>
+      </w:r>
+    </w:p>
+    <w:p>
+      <w:pPr>
+        <w:numPr>
+          <w:ilvl w:val="0"/>
+          <w:numId w:val="44"/>
+        </w:numPr>
+        <w:spacing w:line="360" w:lineRule="auto"/>
+        <w:jc w:val="both"/>
+        <w:rPr>
+          <w:rFonts w:ascii="Times New Roman" w:eastAsia="Times New Roman" w:hAnsi="Times New Roman" w:cs="Times New Roman"/>
+          <w:color w:val="000000" w:themeColor="text1"/>
+          <w:sz w:val="24"/>
+          <w:szCs w:val="24"/>
+        </w:rPr>
+      </w:pPr>
+      <w:r>
+        <w:rPr>
+          <w:rFonts w:ascii="Times New Roman" w:eastAsia="Times New Roman" w:hAnsi="Times New Roman" w:cs="Times New Roman"/>
+          <w:color w:val="000000" w:themeColor="text1"/>
+          <w:sz w:val="24"/>
+          <w:szCs w:val="24"/>
+        </w:rPr>
+        <w:t>Open/Closed (O): Структурата позволява добавяне на нови нива на йерархия или нови типове анализи, без да се налага промяна в основния код на контролера.</w:t>
+      </w:r>
+    </w:p>
+    <w:p>
+      <w:pPr>
+        <w:numPr>
+          <w:ilvl w:val="0"/>
+          <w:numId w:val="44"/>
+        </w:numPr>
+        <w:spacing w:line="360" w:lineRule="auto"/>
+        <w:jc w:val="both"/>
+        <w:rPr>
+          <w:rFonts w:ascii="Times New Roman" w:eastAsia="Times New Roman" w:hAnsi="Times New Roman" w:cs="Times New Roman"/>
+          <w:color w:val="000000" w:themeColor="text1"/>
+          <w:sz w:val="24"/>
+          <w:szCs w:val="24"/>
+        </w:rPr>
+      </w:pPr>
+      <w:r>
+        <w:rPr>
+          <w:rFonts w:ascii="Times New Roman" w:eastAsia="Times New Roman" w:hAnsi="Times New Roman" w:cs="Times New Roman"/>
+          <w:color w:val="000000" w:themeColor="text1"/>
+          <w:sz w:val="24"/>
+          <w:szCs w:val="24"/>
+        </w:rPr>
+        <w:t>Liskov Substitution (L): CategoryController напълно замества AbstractController, спазвайки неговия интерфейс и договор.</w:t>
+      </w:r>
+    </w:p>
+    <w:p>
+      <w:pPr>
+        <w:numPr>
+          <w:ilvl w:val="0"/>
+          <w:numId w:val="44"/>
+        </w:numPr>
+        <w:spacing w:line="360" w:lineRule="auto"/>
+        <w:jc w:val="both"/>
+        <w:rPr>
+          <w:rFonts w:ascii="Times New Roman" w:eastAsia="Times New Roman" w:hAnsi="Times New Roman" w:cs="Times New Roman"/>
+          <w:color w:val="000000" w:themeColor="text1"/>
+          <w:sz w:val="24"/>
+          <w:szCs w:val="24"/>
+        </w:rPr>
+      </w:pPr>
+      <w:r>
+        <w:rPr>
+          <w:rFonts w:ascii="Times New Roman" w:eastAsia="Times New Roman" w:hAnsi="Times New Roman" w:cs="Times New Roman"/>
+          <w:color w:val="000000" w:themeColor="text1"/>
+          <w:sz w:val="24"/>
+          <w:szCs w:val="24"/>
+        </w:rPr>
+        <w:t>Interface Segregation (I): Интерфейсът е минималистичен. Валидацията и статистиката са отделени, което предотвратява претоварването на класа с излишни методи.</w:t>
+      </w:r>
+    </w:p>
+    <w:p>
+      <w:pPr>
+        <w:numPr>
+          <w:ilvl w:val="0"/>
+          <w:numId w:val="44"/>
+        </w:numPr>
+        <w:spacing w:line="360" w:lineRule="auto"/>
+        <w:jc w:val="both"/>
+        <w:rPr>
+          <w:rFonts w:ascii="Times New Roman" w:eastAsia="Times New Roman" w:hAnsi="Times New Roman" w:cs="Times New Roman"/>
+          <w:color w:val="000000" w:themeColor="text1"/>
+          <w:sz w:val="24"/>
+          <w:szCs w:val="24"/>
+        </w:rPr>
+      </w:pPr>
+      <w:r>
+        <w:rPr>
+          <w:rFonts w:ascii="Times New Roman" w:eastAsia="Times New Roman" w:hAnsi="Times New Roman" w:cs="Times New Roman"/>
+          <w:color w:val="000000" w:themeColor="text1"/>
+          <w:sz w:val="24"/>
+          <w:szCs w:val="24"/>
+        </w:rPr>
+        <w:t>Dependency Inversion (D): Контролерът не зависи от конкретна реализация на хранилището (JSON файл), а получава repo чрез Dependency Injection. Това позволява лесна подмяна на файловата система с база данни в бъдеще.</w:t>
+      </w:r>
+    </w:p>
+    <w:p>
+      <w:pPr>
+        <w:spacing w:line="360" w:lineRule="auto"/>
+        <w:jc w:val="both"/>
+        <w:rPr>
+          <w:rFonts w:ascii="Times New Roman" w:eastAsia="Times New Roman" w:hAnsi="Times New Roman" w:cs="Times New Roman"/>
+          <w:color w:val="000000" w:themeColor="text1"/>
+          <w:sz w:val="24"/>
+          <w:szCs w:val="24"/>
+        </w:rPr>
+      </w:pPr>
+      <w:r>
+        <w:rPr>
+          <w:rFonts w:ascii="Times New Roman" w:eastAsia="Times New Roman" w:hAnsi="Times New Roman" w:cs="Times New Roman"/>
+          <w:color w:val="000000" w:themeColor="text1"/>
+          <w:sz w:val="24"/>
+          <w:szCs w:val="24"/>
+        </w:rPr>
+        <w:lastRenderedPageBreak/>
+        <w:t>Чрез този подход CategoryController демонстрира професионална, модулна</w:t>
+      </w:r>
+      <w:r>
+        <w:rPr>
+          <w:rFonts w:ascii="Times New Roman" w:eastAsia="Times New Roman" w:hAnsi="Times New Roman" w:cs="Times New Roman"/>
+          <w:color w:val="000000" w:themeColor="text1"/>
+          <w:sz w:val="24"/>
+          <w:szCs w:val="24"/>
+        </w:rPr>
+        <w:t xml:space="preserve"> </w:t>
+      </w:r>
+      <w:r>
+        <w:rPr>
+          <w:rFonts w:ascii="Times New Roman" w:eastAsia="Times New Roman" w:hAnsi="Times New Roman" w:cs="Times New Roman"/>
+          <w:color w:val="000000" w:themeColor="text1"/>
+          <w:sz w:val="24"/>
+          <w:szCs w:val="24"/>
+        </w:rPr>
+        <w:t>архитектура, която е лесна за тестване и бъдещо разширяване.</w:t>
+      </w:r>
+    </w:p>
+    <w:p>
+      <w:pPr>
+        <w:spacing w:line="360" w:lineRule="auto"/>
+        <w:jc w:val="both"/>
         <w:rPr>
           <w:rFonts w:ascii="Times New Roman" w:eastAsia="Times New Roman" w:hAnsi="Times New Roman" w:cs="Times New Roman"/>
           <w:b/>
@@ -3205,9 +3738,12 @@
           <w:sz w:val="28"/>
           <w:szCs w:val="28"/>
         </w:rPr>
-        <w:t>2</w:t>
-      </w:r>
-      <w:r>
+      </w:pPr>
+    </w:p>
+    <w:p>
+      <w:pPr>
+        <w:spacing w:line="360" w:lineRule="auto"/>
+        <w:jc w:val="both"/>
         <w:rPr>
           <w:rFonts w:ascii="Times New Roman" w:eastAsia="Times New Roman" w:hAnsi="Times New Roman" w:cs="Times New Roman"/>
           <w:b/>
@@ -3216,8 +3752,7 @@
           <w:sz w:val="28"/>
           <w:szCs w:val="28"/>
         </w:rPr>
-        <w:t>.</w:t>
-      </w:r>
+      </w:pPr>
       <w:r>
         <w:rPr>
           <w:rFonts w:ascii="Times New Roman" w:eastAsia="Times New Roman" w:hAnsi="Times New Roman" w:cs="Times New Roman"/>
@@ -3227,7 +3762,7 @@
           <w:sz w:val="28"/>
           <w:szCs w:val="28"/>
         </w:rPr>
-        <w:t xml:space="preserve"> Р</w:t>
+        <w:t>1</w:t>
       </w:r>
       <w:r>
         <w:rPr>
@@ -3238,86 +3773,9 @@
           <w:sz w:val="28"/>
           <w:szCs w:val="28"/>
         </w:rPr>
-        <w:t>азширения на системата</w:t>
-      </w:r>
-    </w:p>
-    <w:p>
-      <w:pPr>
-        <w:spacing w:line="360" w:lineRule="auto"/>
-        <w:jc w:val="both"/>
-        <w:rPr>
-          <w:rFonts w:ascii="Times New Roman" w:hAnsi="Times New Roman" w:cs="Times New Roman"/>
-          <w:sz w:val="24"/>
-          <w:szCs w:val="24"/>
-        </w:rPr>
-      </w:pPr>
-      <w:r>
-        <w:rPr>
-          <w:rFonts w:ascii="Times New Roman" w:hAnsi="Times New Roman" w:cs="Times New Roman"/>
-          <w:sz w:val="24"/>
-          <w:szCs w:val="24"/>
-        </w:rPr>
-        <w:t>Разширенията добавят аналитични и функционални възможности. Аналитичният модул изчислява ключови финансови показатели и дава по</w:t>
-      </w:r>
-      <w:r>
-        <w:rPr>
-          <w:rFonts w:ascii="Times New Roman" w:hAnsi="Times New Roman" w:cs="Times New Roman"/>
-          <w:sz w:val="24"/>
-          <w:szCs w:val="24"/>
-        </w:rPr>
-        <w:noBreakHyphen/>
-        <w:t>детайлна оценка на разходи и приходи. Интелигентното търсене поддържа частични съвпадения за по</w:t>
-      </w:r>
-      <w:r>
-        <w:rPr>
-          <w:rFonts w:ascii="Times New Roman" w:hAnsi="Times New Roman" w:cs="Times New Roman"/>
-          <w:sz w:val="24"/>
-          <w:szCs w:val="24"/>
-        </w:rPr>
-        <w:noBreakHyphen/>
-        <w:t xml:space="preserve">лесно откриване на продукти и партньори. Данните могат да се сортират чрез </w:t>
-      </w:r>
-      <w:r>
-        <w:rPr>
-          <w:rFonts w:ascii="Times New Roman" w:hAnsi="Times New Roman" w:cs="Times New Roman"/>
-          <w:b/>
-          <w:bCs/>
-          <w:sz w:val="24"/>
-          <w:szCs w:val="24"/>
-        </w:rPr>
-        <w:t>Merge Sort</w:t>
-      </w:r>
-      <w:r>
-        <w:rPr>
-          <w:rFonts w:ascii="Times New Roman" w:hAnsi="Times New Roman" w:cs="Times New Roman"/>
-          <w:sz w:val="24"/>
-          <w:szCs w:val="24"/>
-        </w:rPr>
-        <w:t xml:space="preserve"> и </w:t>
-      </w:r>
-      <w:r>
-        <w:rPr>
-          <w:rFonts w:ascii="Times New Roman" w:hAnsi="Times New Roman" w:cs="Times New Roman"/>
-          <w:b/>
-          <w:bCs/>
-          <w:sz w:val="24"/>
-          <w:szCs w:val="24"/>
-        </w:rPr>
-        <w:t>Quick Sort</w:t>
-      </w:r>
-      <w:r>
-        <w:rPr>
-          <w:rFonts w:ascii="Times New Roman" w:hAnsi="Times New Roman" w:cs="Times New Roman"/>
-          <w:sz w:val="24"/>
-          <w:szCs w:val="24"/>
-        </w:rPr>
-        <w:t>, а многоскладовата поддръжка показва разпределението на продуктите по локации.</w:t>
-      </w:r>
-    </w:p>
-    <w:p>
-      <w:pPr>
-        <w:spacing w:line="360" w:lineRule="auto"/>
-        <w:jc w:val="both"/>
+        <w:t>2</w:t>
+      </w:r>
+      <w:r>
         <w:rPr>
           <w:rFonts w:ascii="Times New Roman" w:eastAsia="Times New Roman" w:hAnsi="Times New Roman" w:cs="Times New Roman"/>
           <w:b/>
@@ -3326,7 +3784,8 @@
           <w:sz w:val="28"/>
           <w:szCs w:val="28"/>
         </w:rPr>
-      </w:pPr>
+        <w:t>.</w:t>
+      </w:r>
       <w:r>
         <w:rPr>
           <w:rFonts w:ascii="Times New Roman" w:eastAsia="Times New Roman" w:hAnsi="Times New Roman" w:cs="Times New Roman"/>
@@ -3336,7 +3795,7 @@
           <w:sz w:val="28"/>
           <w:szCs w:val="28"/>
         </w:rPr>
-        <w:t>1</w:t>
+        <w:t xml:space="preserve"> Р</w:t>
       </w:r>
       <w:r>
         <w:rPr>
@@ -3347,9 +3806,86 @@
           <w:sz w:val="28"/>
           <w:szCs w:val="28"/>
         </w:rPr>
-        <w:t>3</w:t>
-      </w:r>
-      <w:r>
+        <w:t>азширения на системата</w:t>
+      </w:r>
+    </w:p>
+    <w:p>
+      <w:pPr>
+        <w:spacing w:line="360" w:lineRule="auto"/>
+        <w:jc w:val="both"/>
+        <w:rPr>
+          <w:rFonts w:ascii="Times New Roman" w:hAnsi="Times New Roman" w:cs="Times New Roman"/>
+          <w:sz w:val="24"/>
+          <w:szCs w:val="24"/>
+        </w:rPr>
+      </w:pPr>
+      <w:r>
+        <w:rPr>
+          <w:rFonts w:ascii="Times New Roman" w:hAnsi="Times New Roman" w:cs="Times New Roman"/>
+          <w:sz w:val="24"/>
+          <w:szCs w:val="24"/>
+        </w:rPr>
+        <w:t>Разширенията добавят аналитични и функционални възможности. Аналитичният модул изчислява ключови финансови показатели и дава по</w:t>
+      </w:r>
+      <w:r>
+        <w:rPr>
+          <w:rFonts w:ascii="Times New Roman" w:hAnsi="Times New Roman" w:cs="Times New Roman"/>
+          <w:sz w:val="24"/>
+          <w:szCs w:val="24"/>
+        </w:rPr>
+        <w:noBreakHyphen/>
+        <w:t>детайлна оценка на разходи и приходи. Интелигентното търсене поддържа частични съвпадения за по</w:t>
+      </w:r>
+      <w:r>
+        <w:rPr>
+          <w:rFonts w:ascii="Times New Roman" w:hAnsi="Times New Roman" w:cs="Times New Roman"/>
+          <w:sz w:val="24"/>
+          <w:szCs w:val="24"/>
+        </w:rPr>
+        <w:noBreakHyphen/>
+        <w:t xml:space="preserve">лесно откриване на продукти и партньори. Данните могат да се сортират чрез </w:t>
+      </w:r>
+      <w:r>
+        <w:rPr>
+          <w:rFonts w:ascii="Times New Roman" w:hAnsi="Times New Roman" w:cs="Times New Roman"/>
+          <w:b/>
+          <w:bCs/>
+          <w:sz w:val="24"/>
+          <w:szCs w:val="24"/>
+        </w:rPr>
+        <w:t>Merge Sort</w:t>
+      </w:r>
+      <w:r>
+        <w:rPr>
+          <w:rFonts w:ascii="Times New Roman" w:hAnsi="Times New Roman" w:cs="Times New Roman"/>
+          <w:sz w:val="24"/>
+          <w:szCs w:val="24"/>
+        </w:rPr>
+        <w:t xml:space="preserve"> и </w:t>
+      </w:r>
+      <w:r>
+        <w:rPr>
+          <w:rFonts w:ascii="Times New Roman" w:hAnsi="Times New Roman" w:cs="Times New Roman"/>
+          <w:b/>
+          <w:bCs/>
+          <w:sz w:val="24"/>
+          <w:szCs w:val="24"/>
+        </w:rPr>
+        <w:t>Quick Sort</w:t>
+      </w:r>
+      <w:r>
+        <w:rPr>
+          <w:rFonts w:ascii="Times New Roman" w:hAnsi="Times New Roman" w:cs="Times New Roman"/>
+          <w:sz w:val="24"/>
+          <w:szCs w:val="24"/>
+        </w:rPr>
+        <w:t>, а многоскладовата поддръжка показва разпределението на продуктите по локации.</w:t>
+      </w:r>
+    </w:p>
+    <w:p>
+      <w:pPr>
+        <w:spacing w:line="360" w:lineRule="auto"/>
+        <w:jc w:val="both"/>
         <w:rPr>
           <w:rFonts w:ascii="Times New Roman" w:eastAsia="Times New Roman" w:hAnsi="Times New Roman" w:cs="Times New Roman"/>
           <w:b/>
@@ -3358,8 +3894,7 @@
           <w:sz w:val="28"/>
           <w:szCs w:val="28"/>
         </w:rPr>
-        <w:t>.</w:t>
-      </w:r>
+      </w:pPr>
       <w:r>
         <w:rPr>
           <w:rFonts w:ascii="Times New Roman" w:eastAsia="Times New Roman" w:hAnsi="Times New Roman" w:cs="Times New Roman"/>
@@ -3369,7 +3904,7 @@
           <w:sz w:val="28"/>
           <w:szCs w:val="28"/>
         </w:rPr>
-        <w:t xml:space="preserve"> </w:t>
+        <w:t>1</w:t>
       </w:r>
       <w:r>
         <w:rPr>
@@ -3380,56 +3915,19 @@
           <w:sz w:val="28"/>
           <w:szCs w:val="28"/>
         </w:rPr>
-        <w:t xml:space="preserve">Бъдещи подобрения </w:t>
-      </w:r>
-    </w:p>
-    <w:p>
-      <w:pPr>
-        <w:spacing w:line="360" w:lineRule="auto"/>
-        <w:jc w:val="both"/>
-        <w:rPr>
-          <w:rFonts w:ascii="Times New Roman" w:eastAsia="Times New Roman" w:hAnsi="Times New Roman" w:cs="Times New Roman"/>
-          <w:sz w:val="24"/>
-          <w:szCs w:val="24"/>
-        </w:rPr>
-      </w:pPr>
-      <w:r>
-        <w:rPr>
-          <w:rFonts w:ascii="Times New Roman" w:eastAsia="Times New Roman" w:hAnsi="Times New Roman" w:cs="Times New Roman"/>
-          <w:sz w:val="24"/>
-          <w:szCs w:val="24"/>
-        </w:rPr>
-        <w:t>Планираните подобрения включват преминаване към графичен интерфейс, използване на релационна база данни за по</w:t>
-      </w:r>
-      <w:r>
-        <w:rPr>
-          <w:rFonts w:ascii="Times New Roman" w:eastAsia="Times New Roman" w:hAnsi="Times New Roman" w:cs="Times New Roman"/>
-          <w:sz w:val="24"/>
-          <w:szCs w:val="24"/>
-        </w:rPr>
-        <w:noBreakHyphen/>
-        <w:t>висока надеждност, мобилно приложение за бърз достъп и сканиране на стоки, както и REST API за интеграция със счетоводни системи, онлайн магазини и ERP решения.</w:t>
-      </w:r>
-      <w:r>
-        <w:rPr>
-          <w:rFonts w:ascii="Times New Roman" w:eastAsia="Times New Roman" w:hAnsi="Times New Roman" w:cs="Times New Roman"/>
-          <w:sz w:val="24"/>
-          <w:szCs w:val="24"/>
-        </w:rPr>
-        <w:t xml:space="preserve"> </w:t>
-      </w:r>
-    </w:p>
-    <w:p>
-      <w:pPr>
-        <w:spacing w:line="360" w:lineRule="auto"/>
-        <w:jc w:val="both"/>
-        <w:rPr>
-          <w:rFonts w:ascii="Times New Roman" w:eastAsia="Times New Roman" w:hAnsi="Times New Roman" w:cs="Times New Roman"/>
+        <w:t>3</w:t>
+      </w:r>
+      <w:r>
+        <w:rPr>
+          <w:rFonts w:ascii="Times New Roman" w:eastAsia="Times New Roman" w:hAnsi="Times New Roman" w:cs="Times New Roman"/>
+          <w:b/>
+          <w:bCs/>
           <w:color w:val="C00000"/>
           <w:sz w:val="28"/>
           <w:szCs w:val="28"/>
         </w:rPr>
-      </w:pPr>
+        <w:t>.</w:t>
+      </w:r>
       <w:r>
         <w:rPr>
           <w:rFonts w:ascii="Times New Roman" w:eastAsia="Times New Roman" w:hAnsi="Times New Roman" w:cs="Times New Roman"/>
@@ -3439,7 +3937,7 @@
           <w:sz w:val="28"/>
           <w:szCs w:val="28"/>
         </w:rPr>
-        <w:t>1</w:t>
+        <w:t xml:space="preserve"> </w:t>
       </w:r>
       <w:r>
         <w:rPr>
@@ -3450,17 +3948,88 @@
           <w:sz w:val="28"/>
           <w:szCs w:val="28"/>
         </w:rPr>
-        <w:t>4</w:t>
-      </w:r>
-      <w:r>
-        <w:rPr>
-          <w:rFonts w:ascii="Times New Roman" w:eastAsia="Times New Roman" w:hAnsi="Times New Roman" w:cs="Times New Roman"/>
-          <w:b/>
-          <w:bCs/>
+        <w:t xml:space="preserve">Бъдещи подобрения </w:t>
+      </w:r>
+    </w:p>
+    <w:p>
+      <w:pPr>
+        <w:spacing w:line="360" w:lineRule="auto"/>
+        <w:jc w:val="both"/>
+        <w:rPr>
+          <w:rFonts w:ascii="Times New Roman" w:eastAsia="Times New Roman" w:hAnsi="Times New Roman" w:cs="Times New Roman"/>
+          <w:sz w:val="24"/>
+          <w:szCs w:val="24"/>
+        </w:rPr>
+      </w:pPr>
+      <w:r>
+        <w:rPr>
+          <w:rFonts w:ascii="Times New Roman" w:eastAsia="Times New Roman" w:hAnsi="Times New Roman" w:cs="Times New Roman"/>
+          <w:sz w:val="24"/>
+          <w:szCs w:val="24"/>
+        </w:rPr>
+        <w:lastRenderedPageBreak/>
+        <w:t>Планираните подобрения включват преминаване към графичен интерфейс, използване на релационна база данни за по</w:t>
+      </w:r>
+      <w:r>
+        <w:rPr>
+          <w:rFonts w:ascii="Times New Roman" w:eastAsia="Times New Roman" w:hAnsi="Times New Roman" w:cs="Times New Roman"/>
+          <w:sz w:val="24"/>
+          <w:szCs w:val="24"/>
+        </w:rPr>
+        <w:noBreakHyphen/>
+        <w:t>висока надеждност, мобилно приложение за бърз достъп и сканиране на стоки, както и REST API за интеграция със счетоводни системи, онлайн магазини и ERP решения.</w:t>
+      </w:r>
+      <w:r>
+        <w:rPr>
+          <w:rFonts w:ascii="Times New Roman" w:eastAsia="Times New Roman" w:hAnsi="Times New Roman" w:cs="Times New Roman"/>
+          <w:sz w:val="24"/>
+          <w:szCs w:val="24"/>
+        </w:rPr>
+        <w:t xml:space="preserve"> </w:t>
+      </w:r>
+    </w:p>
+    <w:p>
+      <w:pPr>
+        <w:spacing w:line="360" w:lineRule="auto"/>
+        <w:jc w:val="both"/>
+        <w:rPr>
+          <w:rFonts w:ascii="Times New Roman" w:eastAsia="Times New Roman" w:hAnsi="Times New Roman" w:cs="Times New Roman"/>
           <w:color w:val="C00000"/>
           <w:sz w:val="28"/>
           <w:szCs w:val="28"/>
         </w:rPr>
+      </w:pPr>
+      <w:r>
+        <w:rPr>
+          <w:rFonts w:ascii="Times New Roman" w:eastAsia="Times New Roman" w:hAnsi="Times New Roman" w:cs="Times New Roman"/>
+          <w:b/>
+          <w:bCs/>
+          <w:color w:val="C00000"/>
+          <w:sz w:val="28"/>
+          <w:szCs w:val="28"/>
+        </w:rPr>
+        <w:t>1</w:t>
+      </w:r>
+      <w:r>
+        <w:rPr>
+          <w:rFonts w:ascii="Times New Roman" w:eastAsia="Times New Roman" w:hAnsi="Times New Roman" w:cs="Times New Roman"/>
+          <w:b/>
+          <w:bCs/>
+          <w:color w:val="C00000"/>
+          <w:sz w:val="28"/>
+          <w:szCs w:val="28"/>
+        </w:rPr>
+        <w:t>4</w:t>
+      </w:r>
+      <w:r>
+        <w:rPr>
+          <w:rFonts w:ascii="Times New Roman" w:eastAsia="Times New Roman" w:hAnsi="Times New Roman" w:cs="Times New Roman"/>
+          <w:b/>
+          <w:bCs/>
+          <w:color w:val="C00000"/>
+          <w:sz w:val="28"/>
+          <w:szCs w:val="28"/>
+        </w:rPr>
         <w:t>. Инсталиране и конфигуриране</w:t>
       </w:r>
     </w:p>
@@ -3479,7 +4048,6 @@
           <w:sz w:val="24"/>
           <w:szCs w:val="24"/>
         </w:rPr>
-        <w:lastRenderedPageBreak/>
         <w:t xml:space="preserve">Системата е разработена на </w:t>
       </w:r>
       <w:r>
@@ -3624,6 +4192,7 @@
           <w:sz w:val="24"/>
           <w:szCs w:val="24"/>
         </w:rPr>
+        <w:lastRenderedPageBreak/>
         <w:t>За вход могат да се използват следните тестови акаунти:</w:t>
       </w:r>
     </w:p>
@@ -3742,7 +4311,6 @@
           <w:sz w:val="24"/>
           <w:szCs w:val="24"/>
         </w:rPr>
-        <w:lastRenderedPageBreak/>
         <w:t xml:space="preserve">Техническите особености включват маскиране на пароли чрез msvcrt и getpass, реализирано в </w:t>
       </w:r>
       <w:r>
@@ -3852,6 +4420,14 @@
           <w:szCs w:val="24"/>
         </w:rPr>
         <w:br/>
+      </w:r>
+      <w:r>
+        <w:rPr>
+          <w:rFonts w:ascii="Times New Roman" w:eastAsia="Times New Roman" w:hAnsi="Times New Roman" w:cs="Times New Roman"/>
+          <w:sz w:val="24"/>
+          <w:szCs w:val="24"/>
+        </w:rPr>
+        <w:lastRenderedPageBreak/>
         <w:t>4. Алгоритъм на Дейкстра – учебни ресурси и лекции по графи.</w:t>
       </w:r>
       <w:r>
@@ -4523,6 +5099,304 @@
     </w:lvl>
   </w:abstractNum>
   <w:abstractNum w:abstractNumId="4" w15:restartNumberingAfterBreak="0">
+    <w:nsid w:val="07840AA4"/>
+    <w:multiLevelType w:val="multilevel"/>
+    <w:tmpl w:val="C3DEA344"/>
+    <w:lvl w:ilvl="0">
+      <w:start w:val="1"/>
+      <w:numFmt w:val="bullet"/>
+      <w:lvlText w:val=""/>
+      <w:lvlJc w:val="left"/>
+      <w:pPr>
+        <w:tabs>
+          <w:tab w:val="num" w:pos="720"/>
+        </w:tabs>
+        <w:ind w:left="720" w:hanging="360"/>
+      </w:pPr>
+      <w:rPr>
+        <w:rFonts w:ascii="Symbol" w:hAnsi="Symbol" w:hint="default"/>
+        <w:sz w:val="20"/>
+      </w:rPr>
+    </w:lvl>
+    <w:lvl w:ilvl="1" w:tentative="1">
+      <w:start w:val="1"/>
+      <w:numFmt w:val="bullet"/>
+      <w:lvlText w:val="o"/>
+      <w:lvlJc w:val="left"/>
+      <w:pPr>
+        <w:tabs>
+          <w:tab w:val="num" w:pos="1440"/>
+        </w:tabs>
+        <w:ind w:left="1440" w:hanging="360"/>
+      </w:pPr>
+      <w:rPr>
+        <w:rFonts w:ascii="Courier New" w:hAnsi="Courier New" w:hint="default"/>
+        <w:sz w:val="20"/>
+      </w:rPr>
+    </w:lvl>
+    <w:lvl w:ilvl="2" w:tentative="1">
+      <w:start w:val="1"/>
+      <w:numFmt w:val="bullet"/>
+      <w:lvlText w:val=""/>
+      <w:lvlJc w:val="left"/>
+      <w:pPr>
+        <w:tabs>
+          <w:tab w:val="num" w:pos="2160"/>
+        </w:tabs>
+        <w:ind w:left="2160" w:hanging="360"/>
+      </w:pPr>
+      <w:rPr>
+        <w:rFonts w:ascii="Wingdings" w:hAnsi="Wingdings" w:hint="default"/>
+        <w:sz w:val="20"/>
+      </w:rPr>
+    </w:lvl>
+    <w:lvl w:ilvl="3" w:tentative="1">
+      <w:start w:val="1"/>
+      <w:numFmt w:val="bullet"/>
+      <w:lvlText w:val=""/>
+      <w:lvlJc w:val="left"/>
+      <w:pPr>
+        <w:tabs>
+          <w:tab w:val="num" w:pos="2880"/>
+        </w:tabs>
+        <w:ind w:left="2880" w:hanging="360"/>
+      </w:pPr>
+      <w:rPr>
+        <w:rFonts w:ascii="Wingdings" w:hAnsi="Wingdings" w:hint="default"/>
+        <w:sz w:val="20"/>
+      </w:rPr>
+    </w:lvl>
+    <w:lvl w:ilvl="4" w:tentative="1">
+      <w:start w:val="1"/>
+      <w:numFmt w:val="bullet"/>
+      <w:lvlText w:val=""/>
+      <w:lvlJc w:val="left"/>
+      <w:pPr>
+        <w:tabs>
+          <w:tab w:val="num" w:pos="3600"/>
+        </w:tabs>
+        <w:ind w:left="3600" w:hanging="360"/>
+      </w:pPr>
+      <w:rPr>
+        <w:rFonts w:ascii="Wingdings" w:hAnsi="Wingdings" w:hint="default"/>
+        <w:sz w:val="20"/>
+      </w:rPr>
+    </w:lvl>
+    <w:lvl w:ilvl="5" w:tentative="1">
+      <w:start w:val="1"/>
+      <w:numFmt w:val="bullet"/>
+      <w:lvlText w:val=""/>
+      <w:lvlJc w:val="left"/>
+      <w:pPr>
+        <w:tabs>
+          <w:tab w:val="num" w:pos="4320"/>
+        </w:tabs>
+        <w:ind w:left="4320" w:hanging="360"/>
+      </w:pPr>
+      <w:rPr>
+        <w:rFonts w:ascii="Wingdings" w:hAnsi="Wingdings" w:hint="default"/>
+        <w:sz w:val="20"/>
+      </w:rPr>
+    </w:lvl>
+    <w:lvl w:ilvl="6" w:tentative="1">
+      <w:start w:val="1"/>
+      <w:numFmt w:val="bullet"/>
+      <w:lvlText w:val=""/>
+      <w:lvlJc w:val="left"/>
+      <w:pPr>
+        <w:tabs>
+          <w:tab w:val="num" w:pos="5040"/>
+        </w:tabs>
+        <w:ind w:left="5040" w:hanging="360"/>
+      </w:pPr>
+      <w:rPr>
+        <w:rFonts w:ascii="Wingdings" w:hAnsi="Wingdings" w:hint="default"/>
+        <w:sz w:val="20"/>
+      </w:rPr>
+    </w:lvl>
+    <w:lvl w:ilvl="7" w:tentative="1">
+      <w:start w:val="1"/>
+      <w:numFmt w:val="bullet"/>
+      <w:lvlText w:val=""/>
+      <w:lvlJc w:val="left"/>
+      <w:pPr>
+        <w:tabs>
+          <w:tab w:val="num" w:pos="5760"/>
+        </w:tabs>
+        <w:ind w:left="5760" w:hanging="360"/>
+      </w:pPr>
+      <w:rPr>
+        <w:rFonts w:ascii="Wingdings" w:hAnsi="Wingdings" w:hint="default"/>
+        <w:sz w:val="20"/>
+      </w:rPr>
+    </w:lvl>
+    <w:lvl w:ilvl="8" w:tentative="1">
+      <w:start w:val="1"/>
+      <w:numFmt w:val="bullet"/>
+      <w:lvlText w:val=""/>
+      <w:lvlJc w:val="left"/>
+      <w:pPr>
+        <w:tabs>
+          <w:tab w:val="num" w:pos="6480"/>
+        </w:tabs>
+        <w:ind w:left="6480" w:hanging="360"/>
+      </w:pPr>
+      <w:rPr>
+        <w:rFonts w:ascii="Wingdings" w:hAnsi="Wingdings" w:hint="default"/>
+        <w:sz w:val="20"/>
+      </w:rPr>
+    </w:lvl>
+  </w:abstractNum>
+  <w:abstractNum w:abstractNumId="5" w15:restartNumberingAfterBreak="0">
+    <w:nsid w:val="0CAA7B4A"/>
+    <w:multiLevelType w:val="multilevel"/>
+    <w:tmpl w:val="4894CDFE"/>
+    <w:lvl w:ilvl="0">
+      <w:start w:val="1"/>
+      <w:numFmt w:val="bullet"/>
+      <w:lvlText w:val=""/>
+      <w:lvlJc w:val="left"/>
+      <w:pPr>
+        <w:tabs>
+          <w:tab w:val="num" w:pos="720"/>
+        </w:tabs>
+        <w:ind w:left="720" w:hanging="360"/>
+      </w:pPr>
+      <w:rPr>
+        <w:rFonts w:ascii="Symbol" w:hAnsi="Symbol" w:hint="default"/>
+        <w:sz w:val="20"/>
+      </w:rPr>
+    </w:lvl>
+    <w:lvl w:ilvl="1" w:tentative="1">
+      <w:start w:val="1"/>
+      <w:numFmt w:val="bullet"/>
+      <w:lvlText w:val="o"/>
+      <w:lvlJc w:val="left"/>
+      <w:pPr>
+        <w:tabs>
+          <w:tab w:val="num" w:pos="1440"/>
+        </w:tabs>
+        <w:ind w:left="1440" w:hanging="360"/>
+      </w:pPr>
+      <w:rPr>
+        <w:rFonts w:ascii="Courier New" w:hAnsi="Courier New" w:hint="default"/>
+        <w:sz w:val="20"/>
+      </w:rPr>
+    </w:lvl>
+    <w:lvl w:ilvl="2" w:tentative="1">
+      <w:start w:val="1"/>
+      <w:numFmt w:val="bullet"/>
+      <w:lvlText w:val=""/>
+      <w:lvlJc w:val="left"/>
+      <w:pPr>
+        <w:tabs>
+          <w:tab w:val="num" w:pos="2160"/>
+        </w:tabs>
+        <w:ind w:left="2160" w:hanging="360"/>
+      </w:pPr>
+      <w:rPr>
+        <w:rFonts w:ascii="Wingdings" w:hAnsi="Wingdings" w:hint="default"/>
+        <w:sz w:val="20"/>
+      </w:rPr>
+    </w:lvl>
+    <w:lvl w:ilvl="3" w:tentative="1">
+      <w:start w:val="1"/>
+      <w:numFmt w:val="bullet"/>
+      <w:lvlText w:val=""/>
+      <w:lvlJc w:val="left"/>
+      <w:pPr>
+        <w:tabs>
+          <w:tab w:val="num" w:pos="2880"/>
+        </w:tabs>
+        <w:ind w:left="2880" w:hanging="360"/>
+      </w:pPr>
+      <w:rPr>
+        <w:rFonts w:ascii="Wingdings" w:hAnsi="Wingdings" w:hint="default"/>
+        <w:sz w:val="20"/>
+      </w:rPr>
+    </w:lvl>
+    <w:lvl w:ilvl="4" w:tentative="1">
+      <w:start w:val="1"/>
+      <w:numFmt w:val="bullet"/>
+      <w:lvlText w:val=""/>
+      <w:lvlJc w:val="left"/>
+      <w:pPr>
+        <w:tabs>
+          <w:tab w:val="num" w:pos="3600"/>
+        </w:tabs>
+        <w:ind w:left="3600" w:hanging="360"/>
+      </w:pPr>
+      <w:rPr>
+        <w:rFonts w:ascii="Wingdings" w:hAnsi="Wingdings" w:hint="default"/>
+        <w:sz w:val="20"/>
+      </w:rPr>
+    </w:lvl>
+    <w:lvl w:ilvl="5" w:tentative="1">
+      <w:start w:val="1"/>
+      <w:numFmt w:val="bullet"/>
+      <w:lvlText w:val=""/>
+      <w:lvlJc w:val="left"/>
+      <w:pPr>
+        <w:tabs>
+          <w:tab w:val="num" w:pos="4320"/>
+        </w:tabs>
+        <w:ind w:left="4320" w:hanging="360"/>
+      </w:pPr>
+      <w:rPr>
+        <w:rFonts w:ascii="Wingdings" w:hAnsi="Wingdings" w:hint="default"/>
+        <w:sz w:val="20"/>
+      </w:rPr>
+    </w:lvl>
+    <w:lvl w:ilvl="6" w:tentative="1">
+      <w:start w:val="1"/>
+      <w:numFmt w:val="bullet"/>
+      <w:lvlText w:val=""/>
+      <w:lvlJc w:val="left"/>
+      <w:pPr>
+        <w:tabs>
+          <w:tab w:val="num" w:pos="5040"/>
+        </w:tabs>
+        <w:ind w:left="5040" w:hanging="360"/>
+      </w:pPr>
+      <w:rPr>
+        <w:rFonts w:ascii="Wingdings" w:hAnsi="Wingdings" w:hint="default"/>
+        <w:sz w:val="20"/>
+      </w:rPr>
+    </w:lvl>
+    <w:lvl w:ilvl="7" w:tentative="1">
+      <w:start w:val="1"/>
+      <w:numFmt w:val="bullet"/>
+      <w:lvlText w:val=""/>
+      <w:lvlJc w:val="left"/>
+      <w:pPr>
+        <w:tabs>
+          <w:tab w:val="num" w:pos="5760"/>
+        </w:tabs>
+        <w:ind w:left="5760" w:hanging="360"/>
+      </w:pPr>
+      <w:rPr>
+        <w:rFonts w:ascii="Wingdings" w:hAnsi="Wingdings" w:hint="default"/>
+        <w:sz w:val="20"/>
+      </w:rPr>
+    </w:lvl>
+    <w:lvl w:ilvl="8" w:tentative="1">
+      <w:start w:val="1"/>
+      <w:numFmt w:val="bullet"/>
+      <w:lvlText w:val=""/>
+      <w:lvlJc w:val="left"/>
+      <w:pPr>
+        <w:tabs>
+          <w:tab w:val="num" w:pos="6480"/>
+        </w:tabs>
+        <w:ind w:left="6480" w:hanging="360"/>
+      </w:pPr>
+      <w:rPr>
+        <w:rFonts w:ascii="Wingdings" w:hAnsi="Wingdings" w:hint="default"/>
+        <w:sz w:val="20"/>
+      </w:rPr>
+    </w:lvl>
+  </w:abstractNum>
+  <w:abstractNum w:abstractNumId="6" w15:restartNumberingAfterBreak="0">
     <w:nsid w:val="0E0C0E60"/>
     <w:multiLevelType w:val="multilevel"/>
     <w:tmpl w:val="3E9A1184"/>
@@ -4671,7 +5545,7 @@
       </w:rPr>
     </w:lvl>
   </w:abstractNum>
-  <w:abstractNum w:abstractNumId="5" w15:restartNumberingAfterBreak="0">
+  <w:abstractNum w:abstractNumId="7" w15:restartNumberingAfterBreak="0">
     <w:nsid w:val="197E1DF9"/>
     <w:multiLevelType w:val="multilevel"/>
     <w:tmpl w:val="2924991A"/>
@@ -4820,7 +5694,7 @@
       </w:rPr>
     </w:lvl>
   </w:abstractNum>
-  <w:abstractNum w:abstractNumId="6" w15:restartNumberingAfterBreak="0">
+  <w:abstractNum w:abstractNumId="8" w15:restartNumberingAfterBreak="0">
     <w:nsid w:val="1D462CE6"/>
     <w:multiLevelType w:val="multilevel"/>
     <w:tmpl w:val="7EBA4BAA"/>
@@ -4969,7 +5843,7 @@
       </w:rPr>
     </w:lvl>
   </w:abstractNum>
-  <w:abstractNum w:abstractNumId="7" w15:restartNumberingAfterBreak="0">
+  <w:abstractNum w:abstractNumId="9" w15:restartNumberingAfterBreak="0">
     <w:nsid w:val="1DEB6623"/>
     <w:multiLevelType w:val="multilevel"/>
     <w:tmpl w:val="1A5A4D0A"/>
@@ -5118,7 +5992,7 @@
       </w:rPr>
     </w:lvl>
   </w:abstractNum>
-  <w:abstractNum w:abstractNumId="8" w15:restartNumberingAfterBreak="0">
+  <w:abstractNum w:abstractNumId="10" w15:restartNumberingAfterBreak="0">
     <w:nsid w:val="1E0A0AC5"/>
     <w:multiLevelType w:val="multilevel"/>
     <w:tmpl w:val="ADC02F7E"/>
@@ -5267,7 +6141,7 @@
       </w:rPr>
     </w:lvl>
   </w:abstractNum>
-  <w:abstractNum w:abstractNumId="9" w15:restartNumberingAfterBreak="0">
+  <w:abstractNum w:abstractNumId="11" w15:restartNumberingAfterBreak="0">
     <w:nsid w:val="20691276"/>
     <w:multiLevelType w:val="multilevel"/>
     <w:tmpl w:val="FA4AA9E2"/>
@@ -5380,7 +6254,7 @@
       </w:pPr>
     </w:lvl>
   </w:abstractNum>
-  <w:abstractNum w:abstractNumId="10" w15:restartNumberingAfterBreak="0">
+  <w:abstractNum w:abstractNumId="12" w15:restartNumberingAfterBreak="0">
     <w:nsid w:val="25463585"/>
     <w:multiLevelType w:val="multilevel"/>
     <w:tmpl w:val="0088C2FA"/>
@@ -5529,7 +6403,7 @@
       </w:rPr>
     </w:lvl>
   </w:abstractNum>
-  <w:abstractNum w:abstractNumId="11" w15:restartNumberingAfterBreak="0">
+  <w:abstractNum w:abstractNumId="13" w15:restartNumberingAfterBreak="0">
     <w:nsid w:val="280C126C"/>
     <w:multiLevelType w:val="multilevel"/>
     <w:tmpl w:val="E2A6AA04"/>
@@ -5674,7 +6548,7 @@
       </w:rPr>
     </w:lvl>
   </w:abstractNum>
-  <w:abstractNum w:abstractNumId="12" w15:restartNumberingAfterBreak="0">
+  <w:abstractNum w:abstractNumId="14" w15:restartNumberingAfterBreak="0">
     <w:nsid w:val="2D070E56"/>
     <w:multiLevelType w:val="multilevel"/>
     <w:tmpl w:val="79926B3A"/>
@@ -5823,7 +6697,7 @@
       </w:rPr>
     </w:lvl>
   </w:abstractNum>
-  <w:abstractNum w:abstractNumId="13" w15:restartNumberingAfterBreak="0">
+  <w:abstractNum w:abstractNumId="15" w15:restartNumberingAfterBreak="0">
     <w:nsid w:val="2D6D66DF"/>
     <w:multiLevelType w:val="multilevel"/>
     <w:tmpl w:val="66C8958A"/>
@@ -5972,7 +6846,7 @@
       </w:rPr>
     </w:lvl>
   </w:abstractNum>
-  <w:abstractNum w:abstractNumId="14" w15:restartNumberingAfterBreak="0">
+  <w:abstractNum w:abstractNumId="16" w15:restartNumberingAfterBreak="0">
     <w:nsid w:val="2E967BFA"/>
     <w:multiLevelType w:val="multilevel"/>
     <w:tmpl w:val="10C48DEC"/>
@@ -6121,7 +6995,7 @@
       </w:rPr>
     </w:lvl>
   </w:abstractNum>
-  <w:abstractNum w:abstractNumId="15" w15:restartNumberingAfterBreak="0">
+  <w:abstractNum w:abstractNumId="17" w15:restartNumberingAfterBreak="0">
     <w:nsid w:val="33272282"/>
     <w:multiLevelType w:val="multilevel"/>
     <w:tmpl w:val="006EF3A8"/>
@@ -6270,7 +7144,7 @@
       </w:rPr>
     </w:lvl>
   </w:abstractNum>
-  <w:abstractNum w:abstractNumId="16" w15:restartNumberingAfterBreak="0">
+  <w:abstractNum w:abstractNumId="18" w15:restartNumberingAfterBreak="0">
     <w:nsid w:val="3607795E"/>
     <w:multiLevelType w:val="multilevel"/>
     <w:tmpl w:val="BB9037A0"/>
@@ -6419,7 +7293,7 @@
       </w:rPr>
     </w:lvl>
   </w:abstractNum>
-  <w:abstractNum w:abstractNumId="17" w15:restartNumberingAfterBreak="0">
+  <w:abstractNum w:abstractNumId="19" w15:restartNumberingAfterBreak="0">
     <w:nsid w:val="39856801"/>
     <w:multiLevelType w:val="multilevel"/>
     <w:tmpl w:val="75104E50"/>
@@ -6568,7 +7442,7 @@
       </w:rPr>
     </w:lvl>
   </w:abstractNum>
-  <w:abstractNum w:abstractNumId="18" w15:restartNumberingAfterBreak="0">
+  <w:abstractNum w:abstractNumId="20" w15:restartNumberingAfterBreak="0">
     <w:nsid w:val="40065E03"/>
     <w:multiLevelType w:val="multilevel"/>
     <w:tmpl w:val="ACFA7092"/>
@@ -6717,7 +7591,7 @@
       </w:rPr>
     </w:lvl>
   </w:abstractNum>
-  <w:abstractNum w:abstractNumId="19" w15:restartNumberingAfterBreak="0">
+  <w:abstractNum w:abstractNumId="21" w15:restartNumberingAfterBreak="0">
     <w:nsid w:val="40930CF9"/>
     <w:multiLevelType w:val="multilevel"/>
     <w:tmpl w:val="DB167FC2"/>
@@ -6866,7 +7740,156 @@
       </w:rPr>
     </w:lvl>
   </w:abstractNum>
-  <w:abstractNum w:abstractNumId="20" w15:restartNumberingAfterBreak="0">
+  <w:abstractNum w:abstractNumId="22" w15:restartNumberingAfterBreak="0">
+    <w:nsid w:val="42700572"/>
+    <w:multiLevelType w:val="multilevel"/>
+    <w:tmpl w:val="461E64E6"/>
+    <w:lvl w:ilvl="0">
+      <w:start w:val="1"/>
+      <w:numFmt w:val="bullet"/>
+      <w:lvlText w:val=""/>
+      <w:lvlJc w:val="left"/>
+      <w:pPr>
+        <w:tabs>
+          <w:tab w:val="num" w:pos="720"/>
+        </w:tabs>
+        <w:ind w:left="720" w:hanging="360"/>
+      </w:pPr>
+      <w:rPr>
+        <w:rFonts w:ascii="Symbol" w:hAnsi="Symbol" w:hint="default"/>
+        <w:sz w:val="20"/>
+      </w:rPr>
+    </w:lvl>
+    <w:lvl w:ilvl="1" w:tentative="1">
+      <w:start w:val="1"/>
+      <w:numFmt w:val="bullet"/>
+      <w:lvlText w:val="o"/>
+      <w:lvlJc w:val="left"/>
+      <w:pPr>
+        <w:tabs>
+          <w:tab w:val="num" w:pos="1440"/>
+        </w:tabs>
+        <w:ind w:left="1440" w:hanging="360"/>
+      </w:pPr>
+      <w:rPr>
+        <w:rFonts w:ascii="Courier New" w:hAnsi="Courier New" w:hint="default"/>
+        <w:sz w:val="20"/>
+      </w:rPr>
+    </w:lvl>
+    <w:lvl w:ilvl="2" w:tentative="1">
+      <w:start w:val="1"/>
+      <w:numFmt w:val="bullet"/>
+      <w:lvlText w:val=""/>
+      <w:lvlJc w:val="left"/>
+      <w:pPr>
+        <w:tabs>
+          <w:tab w:val="num" w:pos="2160"/>
+        </w:tabs>
+        <w:ind w:left="2160" w:hanging="360"/>
+      </w:pPr>
+      <w:rPr>
+        <w:rFonts w:ascii="Wingdings" w:hAnsi="Wingdings" w:hint="default"/>
+        <w:sz w:val="20"/>
+      </w:rPr>
+    </w:lvl>
+    <w:lvl w:ilvl="3" w:tentative="1">
+      <w:start w:val="1"/>
+      <w:numFmt w:val="bullet"/>
+      <w:lvlText w:val=""/>
+      <w:lvlJc w:val="left"/>
+      <w:pPr>
+        <w:tabs>
+          <w:tab w:val="num" w:pos="2880"/>
+        </w:tabs>
+        <w:ind w:left="2880" w:hanging="360"/>
+      </w:pPr>
+      <w:rPr>
+        <w:rFonts w:ascii="Wingdings" w:hAnsi="Wingdings" w:hint="default"/>
+        <w:sz w:val="20"/>
+      </w:rPr>
+    </w:lvl>
+    <w:lvl w:ilvl="4" w:tentative="1">
+      <w:start w:val="1"/>
+      <w:numFmt w:val="bullet"/>
+      <w:lvlText w:val=""/>
+      <w:lvlJc w:val="left"/>
+      <w:pPr>
+        <w:tabs>
+          <w:tab w:val="num" w:pos="3600"/>
+        </w:tabs>
+        <w:ind w:left="3600" w:hanging="360"/>
+      </w:pPr>
+      <w:rPr>
+        <w:rFonts w:ascii="Wingdings" w:hAnsi="Wingdings" w:hint="default"/>
+        <w:sz w:val="20"/>
+      </w:rPr>
+    </w:lvl>
+    <w:lvl w:ilvl="5" w:tentative="1">
+      <w:start w:val="1"/>
+      <w:numFmt w:val="bullet"/>
+      <w:lvlText w:val=""/>
+      <w:lvlJc w:val="left"/>
+      <w:pPr>
+        <w:tabs>
+          <w:tab w:val="num" w:pos="4320"/>
+        </w:tabs>
+        <w:ind w:left="4320" w:hanging="360"/>
+      </w:pPr>
+      <w:rPr>
+        <w:rFonts w:ascii="Wingdings" w:hAnsi="Wingdings" w:hint="default"/>
+        <w:sz w:val="20"/>
+      </w:rPr>
+    </w:lvl>
+    <w:lvl w:ilvl="6" w:tentative="1">
+      <w:start w:val="1"/>
+      <w:numFmt w:val="bullet"/>
+      <w:lvlText w:val=""/>
+      <w:lvlJc w:val="left"/>
+      <w:pPr>
+        <w:tabs>
+          <w:tab w:val="num" w:pos="5040"/>
+        </w:tabs>
+        <w:ind w:left="5040" w:hanging="360"/>
+      </w:pPr>
+      <w:rPr>
+        <w:rFonts w:ascii="Wingdings" w:hAnsi="Wingdings" w:hint="default"/>
+        <w:sz w:val="20"/>
+      </w:rPr>
+    </w:lvl>
+    <w:lvl w:ilvl="7" w:tentative="1">
+      <w:start w:val="1"/>
+      <w:numFmt w:val="bullet"/>
+      <w:lvlText w:val=""/>
+      <w:lvlJc w:val="left"/>
+      <w:pPr>
+        <w:tabs>
+          <w:tab w:val="num" w:pos="5760"/>
+        </w:tabs>
+        <w:ind w:left="5760" w:hanging="360"/>
+      </w:pPr>
+      <w:rPr>
+        <w:rFonts w:ascii="Wingdings" w:hAnsi="Wingdings" w:hint="default"/>
+        <w:sz w:val="20"/>
+      </w:rPr>
+    </w:lvl>
+    <w:lvl w:ilvl="8" w:tentative="1">
+      <w:start w:val="1"/>
+      <w:numFmt w:val="bullet"/>
+      <w:lvlText w:val=""/>
+      <w:lvlJc w:val="left"/>
+      <w:pPr>
+        <w:tabs>
+          <w:tab w:val="num" w:pos="6480"/>
+        </w:tabs>
+        <w:ind w:left="6480" w:hanging="360"/>
+      </w:pPr>
+      <w:rPr>
+        <w:rFonts w:ascii="Wingdings" w:hAnsi="Wingdings" w:hint="default"/>
+        <w:sz w:val="20"/>
+      </w:rPr>
+    </w:lvl>
+  </w:abstractNum>
+  <w:abstractNum w:abstractNumId="23" w15:restartNumberingAfterBreak="0">
     <w:nsid w:val="427544CC"/>
     <w:multiLevelType w:val="hybridMultilevel"/>
     <w:tmpl w:val="1742C01C"/>
@@ -6979,7 +8002,7 @@
       </w:rPr>
     </w:lvl>
   </w:abstractNum>
-  <w:abstractNum w:abstractNumId="21" w15:restartNumberingAfterBreak="0">
+  <w:abstractNum w:abstractNumId="24" w15:restartNumberingAfterBreak="0">
     <w:nsid w:val="42A85A59"/>
     <w:multiLevelType w:val="multilevel"/>
     <w:tmpl w:val="ADA4E8EC"/>
@@ -7128,7 +8151,7 @@
       </w:rPr>
     </w:lvl>
   </w:abstractNum>
-  <w:abstractNum w:abstractNumId="22" w15:restartNumberingAfterBreak="0">
+  <w:abstractNum w:abstractNumId="25" w15:restartNumberingAfterBreak="0">
     <w:nsid w:val="430A0B89"/>
     <w:multiLevelType w:val="multilevel"/>
     <w:tmpl w:val="4F2A91B0"/>
@@ -7277,7 +8300,7 @@
       </w:rPr>
     </w:lvl>
   </w:abstractNum>
-  <w:abstractNum w:abstractNumId="23" w15:restartNumberingAfterBreak="0">
+  <w:abstractNum w:abstractNumId="26" w15:restartNumberingAfterBreak="0">
     <w:nsid w:val="43444719"/>
     <w:multiLevelType w:val="multilevel"/>
     <w:tmpl w:val="77B02B9C"/>
@@ -7426,7 +8449,7 @@
       </w:rPr>
     </w:lvl>
   </w:abstractNum>
-  <w:abstractNum w:abstractNumId="24" w15:restartNumberingAfterBreak="0">
+  <w:abstractNum w:abstractNumId="27" w15:restartNumberingAfterBreak="0">
     <w:nsid w:val="44F94AFA"/>
     <w:multiLevelType w:val="multilevel"/>
     <w:tmpl w:val="3CDEA292"/>
@@ -7575,7 +8598,305 @@
       </w:rPr>
     </w:lvl>
   </w:abstractNum>
-  <w:abstractNum w:abstractNumId="25" w15:restartNumberingAfterBreak="0">
+  <w:abstractNum w:abstractNumId="28" w15:restartNumberingAfterBreak="0">
+    <w:nsid w:val="4520115E"/>
+    <w:multiLevelType w:val="multilevel"/>
+    <w:tmpl w:val="EE84DCB4"/>
+    <w:lvl w:ilvl="0">
+      <w:start w:val="1"/>
+      <w:numFmt w:val="bullet"/>
+      <w:lvlText w:val=""/>
+      <w:lvlJc w:val="left"/>
+      <w:pPr>
+        <w:tabs>
+          <w:tab w:val="num" w:pos="720"/>
+        </w:tabs>
+        <w:ind w:left="720" w:hanging="360"/>
+      </w:pPr>
+      <w:rPr>
+        <w:rFonts w:ascii="Symbol" w:hAnsi="Symbol" w:hint="default"/>
+        <w:sz w:val="20"/>
+      </w:rPr>
+    </w:lvl>
+    <w:lvl w:ilvl="1">
+      <w:start w:val="1"/>
+      <w:numFmt w:val="bullet"/>
+      <w:lvlText w:val="o"/>
+      <w:lvlJc w:val="left"/>
+      <w:pPr>
+        <w:tabs>
+          <w:tab w:val="num" w:pos="1440"/>
+        </w:tabs>
+        <w:ind w:left="1440" w:hanging="360"/>
+      </w:pPr>
+      <w:rPr>
+        <w:rFonts w:ascii="Courier New" w:hAnsi="Courier New" w:hint="default"/>
+        <w:sz w:val="20"/>
+      </w:rPr>
+    </w:lvl>
+    <w:lvl w:ilvl="2" w:tentative="1">
+      <w:start w:val="1"/>
+      <w:numFmt w:val="bullet"/>
+      <w:lvlText w:val=""/>
+      <w:lvlJc w:val="left"/>
+      <w:pPr>
+        <w:tabs>
+          <w:tab w:val="num" w:pos="2160"/>
+        </w:tabs>
+        <w:ind w:left="2160" w:hanging="360"/>
+      </w:pPr>
+      <w:rPr>
+        <w:rFonts w:ascii="Wingdings" w:hAnsi="Wingdings" w:hint="default"/>
+        <w:sz w:val="20"/>
+      </w:rPr>
+    </w:lvl>
+    <w:lvl w:ilvl="3" w:tentative="1">
+      <w:start w:val="1"/>
+      <w:numFmt w:val="bullet"/>
+      <w:lvlText w:val=""/>
+      <w:lvlJc w:val="left"/>
+      <w:pPr>
+        <w:tabs>
+          <w:tab w:val="num" w:pos="2880"/>
+        </w:tabs>
+        <w:ind w:left="2880" w:hanging="360"/>
+      </w:pPr>
+      <w:rPr>
+        <w:rFonts w:ascii="Wingdings" w:hAnsi="Wingdings" w:hint="default"/>
+        <w:sz w:val="20"/>
+      </w:rPr>
+    </w:lvl>
+    <w:lvl w:ilvl="4" w:tentative="1">
+      <w:start w:val="1"/>
+      <w:numFmt w:val="bullet"/>
+      <w:lvlText w:val=""/>
+      <w:lvlJc w:val="left"/>
+      <w:pPr>
+        <w:tabs>
+          <w:tab w:val="num" w:pos="3600"/>
+        </w:tabs>
+        <w:ind w:left="3600" w:hanging="360"/>
+      </w:pPr>
+      <w:rPr>
+        <w:rFonts w:ascii="Wingdings" w:hAnsi="Wingdings" w:hint="default"/>
+        <w:sz w:val="20"/>
+      </w:rPr>
+    </w:lvl>
+    <w:lvl w:ilvl="5" w:tentative="1">
+      <w:start w:val="1"/>
+      <w:numFmt w:val="bullet"/>
+      <w:lvlText w:val=""/>
+      <w:lvlJc w:val="left"/>
+      <w:pPr>
+        <w:tabs>
+          <w:tab w:val="num" w:pos="4320"/>
+        </w:tabs>
+        <w:ind w:left="4320" w:hanging="360"/>
+      </w:pPr>
+      <w:rPr>
+        <w:rFonts w:ascii="Wingdings" w:hAnsi="Wingdings" w:hint="default"/>
+        <w:sz w:val="20"/>
+      </w:rPr>
+    </w:lvl>
+    <w:lvl w:ilvl="6" w:tentative="1">
+      <w:start w:val="1"/>
+      <w:numFmt w:val="bullet"/>
+      <w:lvlText w:val=""/>
+      <w:lvlJc w:val="left"/>
+      <w:pPr>
+        <w:tabs>
+          <w:tab w:val="num" w:pos="5040"/>
+        </w:tabs>
+        <w:ind w:left="5040" w:hanging="360"/>
+      </w:pPr>
+      <w:rPr>
+        <w:rFonts w:ascii="Wingdings" w:hAnsi="Wingdings" w:hint="default"/>
+        <w:sz w:val="20"/>
+      </w:rPr>
+    </w:lvl>
+    <w:lvl w:ilvl="7" w:tentative="1">
+      <w:start w:val="1"/>
+      <w:numFmt w:val="bullet"/>
+      <w:lvlText w:val=""/>
+      <w:lvlJc w:val="left"/>
+      <w:pPr>
+        <w:tabs>
+          <w:tab w:val="num" w:pos="5760"/>
+        </w:tabs>
+        <w:ind w:left="5760" w:hanging="360"/>
+      </w:pPr>
+      <w:rPr>
+        <w:rFonts w:ascii="Wingdings" w:hAnsi="Wingdings" w:hint="default"/>
+        <w:sz w:val="20"/>
+      </w:rPr>
+    </w:lvl>
+    <w:lvl w:ilvl="8" w:tentative="1">
+      <w:start w:val="1"/>
+      <w:numFmt w:val="bullet"/>
+      <w:lvlText w:val=""/>
+      <w:lvlJc w:val="left"/>
+      <w:pPr>
+        <w:tabs>
+          <w:tab w:val="num" w:pos="6480"/>
+        </w:tabs>
+        <w:ind w:left="6480" w:hanging="360"/>
+      </w:pPr>
+      <w:rPr>
+        <w:rFonts w:ascii="Wingdings" w:hAnsi="Wingdings" w:hint="default"/>
+        <w:sz w:val="20"/>
+      </w:rPr>
+    </w:lvl>
+  </w:abstractNum>
+  <w:abstractNum w:abstractNumId="29" w15:restartNumberingAfterBreak="0">
+    <w:nsid w:val="4C687267"/>
+    <w:multiLevelType w:val="multilevel"/>
+    <w:tmpl w:val="5CB2A118"/>
+    <w:lvl w:ilvl="0">
+      <w:start w:val="1"/>
+      <w:numFmt w:val="bullet"/>
+      <w:lvlText w:val=""/>
+      <w:lvlJc w:val="left"/>
+      <w:pPr>
+        <w:tabs>
+          <w:tab w:val="num" w:pos="720"/>
+        </w:tabs>
+        <w:ind w:left="720" w:hanging="360"/>
+      </w:pPr>
+      <w:rPr>
+        <w:rFonts w:ascii="Symbol" w:hAnsi="Symbol" w:hint="default"/>
+        <w:sz w:val="20"/>
+      </w:rPr>
+    </w:lvl>
+    <w:lvl w:ilvl="1" w:tentative="1">
+      <w:start w:val="1"/>
+      <w:numFmt w:val="bullet"/>
+      <w:lvlText w:val="o"/>
+      <w:lvlJc w:val="left"/>
+      <w:pPr>
+        <w:tabs>
+          <w:tab w:val="num" w:pos="1440"/>
+        </w:tabs>
+        <w:ind w:left="1440" w:hanging="360"/>
+      </w:pPr>
+      <w:rPr>
+        <w:rFonts w:ascii="Courier New" w:hAnsi="Courier New" w:hint="default"/>
+        <w:sz w:val="20"/>
+      </w:rPr>
+    </w:lvl>
+    <w:lvl w:ilvl="2" w:tentative="1">
+      <w:start w:val="1"/>
+      <w:numFmt w:val="bullet"/>
+      <w:lvlText w:val=""/>
+      <w:lvlJc w:val="left"/>
+      <w:pPr>
+        <w:tabs>
+          <w:tab w:val="num" w:pos="2160"/>
+        </w:tabs>
+        <w:ind w:left="2160" w:hanging="360"/>
+      </w:pPr>
+      <w:rPr>
+        <w:rFonts w:ascii="Wingdings" w:hAnsi="Wingdings" w:hint="default"/>
+        <w:sz w:val="20"/>
+      </w:rPr>
+    </w:lvl>
+    <w:lvl w:ilvl="3" w:tentative="1">
+      <w:start w:val="1"/>
+      <w:numFmt w:val="bullet"/>
+      <w:lvlText w:val=""/>
+      <w:lvlJc w:val="left"/>
+      <w:pPr>
+        <w:tabs>
+          <w:tab w:val="num" w:pos="2880"/>
+        </w:tabs>
+        <w:ind w:left="2880" w:hanging="360"/>
+      </w:pPr>
+      <w:rPr>
+        <w:rFonts w:ascii="Wingdings" w:hAnsi="Wingdings" w:hint="default"/>
+        <w:sz w:val="20"/>
+      </w:rPr>
+    </w:lvl>
+    <w:lvl w:ilvl="4" w:tentative="1">
+      <w:start w:val="1"/>
+      <w:numFmt w:val="bullet"/>
+      <w:lvlText w:val=""/>
+      <w:lvlJc w:val="left"/>
+      <w:pPr>
+        <w:tabs>
+          <w:tab w:val="num" w:pos="3600"/>
+        </w:tabs>
+        <w:ind w:left="3600" w:hanging="360"/>
+      </w:pPr>
+      <w:rPr>
+        <w:rFonts w:ascii="Wingdings" w:hAnsi="Wingdings" w:hint="default"/>
+        <w:sz w:val="20"/>
+      </w:rPr>
+    </w:lvl>
+    <w:lvl w:ilvl="5" w:tentative="1">
+      <w:start w:val="1"/>
+      <w:numFmt w:val="bullet"/>
+      <w:lvlText w:val=""/>
+      <w:lvlJc w:val="left"/>
+      <w:pPr>
+        <w:tabs>
+          <w:tab w:val="num" w:pos="4320"/>
+        </w:tabs>
+        <w:ind w:left="4320" w:hanging="360"/>
+      </w:pPr>
+      <w:rPr>
+        <w:rFonts w:ascii="Wingdings" w:hAnsi="Wingdings" w:hint="default"/>
+        <w:sz w:val="20"/>
+      </w:rPr>
+    </w:lvl>
+    <w:lvl w:ilvl="6" w:tentative="1">
+      <w:start w:val="1"/>
+      <w:numFmt w:val="bullet"/>
+      <w:lvlText w:val=""/>
+      <w:lvlJc w:val="left"/>
+      <w:pPr>
+        <w:tabs>
+          <w:tab w:val="num" w:pos="5040"/>
+        </w:tabs>
+        <w:ind w:left="5040" w:hanging="360"/>
+      </w:pPr>
+      <w:rPr>
+        <w:rFonts w:ascii="Wingdings" w:hAnsi="Wingdings" w:hint="default"/>
+        <w:sz w:val="20"/>
+      </w:rPr>
+    </w:lvl>
+    <w:lvl w:ilvl="7" w:tentative="1">
+      <w:start w:val="1"/>
+      <w:numFmt w:val="bullet"/>
+      <w:lvlText w:val=""/>
+      <w:lvlJc w:val="left"/>
+      <w:pPr>
+        <w:tabs>
+          <w:tab w:val="num" w:pos="5760"/>
+        </w:tabs>
+        <w:ind w:left="5760" w:hanging="360"/>
+      </w:pPr>
+      <w:rPr>
+        <w:rFonts w:ascii="Wingdings" w:hAnsi="Wingdings" w:hint="default"/>
+        <w:sz w:val="20"/>
+      </w:rPr>
+    </w:lvl>
+    <w:lvl w:ilvl="8" w:tentative="1">
+      <w:start w:val="1"/>
+      <w:numFmt w:val="bullet"/>
+      <w:lvlText w:val=""/>
+      <w:lvlJc w:val="left"/>
+      <w:pPr>
+        <w:tabs>
+          <w:tab w:val="num" w:pos="6480"/>
+        </w:tabs>
+        <w:ind w:left="6480" w:hanging="360"/>
+      </w:pPr>
+      <w:rPr>
+        <w:rFonts w:ascii="Wingdings" w:hAnsi="Wingdings" w:hint="default"/>
+        <w:sz w:val="20"/>
+      </w:rPr>
+    </w:lvl>
+  </w:abstractNum>
+  <w:abstractNum w:abstractNumId="30" w15:restartNumberingAfterBreak="0">
     <w:nsid w:val="5C9874D8"/>
     <w:multiLevelType w:val="multilevel"/>
     <w:tmpl w:val="84843F3E"/>
@@ -7724,7 +9045,7 @@
       </w:rPr>
     </w:lvl>
   </w:abstractNum>
-  <w:abstractNum w:abstractNumId="26" w15:restartNumberingAfterBreak="0">
+  <w:abstractNum w:abstractNumId="31" w15:restartNumberingAfterBreak="0">
     <w:nsid w:val="63487EE8"/>
     <w:multiLevelType w:val="multilevel"/>
     <w:tmpl w:val="BFF6F978"/>
@@ -7873,7 +9194,7 @@
       </w:rPr>
     </w:lvl>
   </w:abstractNum>
-  <w:abstractNum w:abstractNumId="27" w15:restartNumberingAfterBreak="0">
+  <w:abstractNum w:abstractNumId="32" w15:restartNumberingAfterBreak="0">
     <w:nsid w:val="644908E3"/>
     <w:multiLevelType w:val="multilevel"/>
     <w:tmpl w:val="21B4768C"/>
@@ -8022,7 +9343,7 @@
       </w:rPr>
     </w:lvl>
   </w:abstractNum>
-  <w:abstractNum w:abstractNumId="28" w15:restartNumberingAfterBreak="0">
+  <w:abstractNum w:abstractNumId="33" w15:restartNumberingAfterBreak="0">
     <w:nsid w:val="66FD541C"/>
     <w:multiLevelType w:val="multilevel"/>
     <w:tmpl w:val="DE4E0870"/>
@@ -8171,7 +9492,7 @@
       </w:rPr>
     </w:lvl>
   </w:abstractNum>
-  <w:abstractNum w:abstractNumId="29" w15:restartNumberingAfterBreak="0">
+  <w:abstractNum w:abstractNumId="34" w15:restartNumberingAfterBreak="0">
     <w:nsid w:val="682060F6"/>
     <w:multiLevelType w:val="multilevel"/>
     <w:tmpl w:val="07246B1C"/>
@@ -8320,7 +9641,156 @@
       </w:rPr>
     </w:lvl>
   </w:abstractNum>
-  <w:abstractNum w:abstractNumId="30" w15:restartNumberingAfterBreak="0">
+  <w:abstractNum w:abstractNumId="35" w15:restartNumberingAfterBreak="0">
+    <w:nsid w:val="6B7830CF"/>
+    <w:multiLevelType w:val="multilevel"/>
+    <w:tmpl w:val="503C7304"/>
+    <w:lvl w:ilvl="0">
+      <w:start w:val="1"/>
+      <w:numFmt w:val="bullet"/>
+      <w:lvlText w:val=""/>
+      <w:lvlJc w:val="left"/>
+      <w:pPr>
+        <w:tabs>
+          <w:tab w:val="num" w:pos="720"/>
+        </w:tabs>
+        <w:ind w:left="720" w:hanging="360"/>
+      </w:pPr>
+      <w:rPr>
+        <w:rFonts w:ascii="Symbol" w:hAnsi="Symbol" w:hint="default"/>
+        <w:sz w:val="20"/>
+      </w:rPr>
+    </w:lvl>
+    <w:lvl w:ilvl="1" w:tentative="1">
+      <w:start w:val="1"/>
+      <w:numFmt w:val="bullet"/>
+      <w:lvlText w:val="o"/>
+      <w:lvlJc w:val="left"/>
+      <w:pPr>
+        <w:tabs>
+          <w:tab w:val="num" w:pos="1440"/>
+        </w:tabs>
+        <w:ind w:left="1440" w:hanging="360"/>
+      </w:pPr>
+      <w:rPr>
+        <w:rFonts w:ascii="Courier New" w:hAnsi="Courier New" w:hint="default"/>
+        <w:sz w:val="20"/>
+      </w:rPr>
+    </w:lvl>
+    <w:lvl w:ilvl="2" w:tentative="1">
+      <w:start w:val="1"/>
+      <w:numFmt w:val="bullet"/>
+      <w:lvlText w:val=""/>
+      <w:lvlJc w:val="left"/>
+      <w:pPr>
+        <w:tabs>
+          <w:tab w:val="num" w:pos="2160"/>
+        </w:tabs>
+        <w:ind w:left="2160" w:hanging="360"/>
+      </w:pPr>
+      <w:rPr>
+        <w:rFonts w:ascii="Wingdings" w:hAnsi="Wingdings" w:hint="default"/>
+        <w:sz w:val="20"/>
+      </w:rPr>
+    </w:lvl>
+    <w:lvl w:ilvl="3" w:tentative="1">
+      <w:start w:val="1"/>
+      <w:numFmt w:val="bullet"/>
+      <w:lvlText w:val=""/>
+      <w:lvlJc w:val="left"/>
+      <w:pPr>
+        <w:tabs>
+          <w:tab w:val="num" w:pos="2880"/>
+        </w:tabs>
+        <w:ind w:left="2880" w:hanging="360"/>
+      </w:pPr>
+      <w:rPr>
+        <w:rFonts w:ascii="Wingdings" w:hAnsi="Wingdings" w:hint="default"/>
+        <w:sz w:val="20"/>
+      </w:rPr>
+    </w:lvl>
+    <w:lvl w:ilvl="4" w:tentative="1">
+      <w:start w:val="1"/>
+      <w:numFmt w:val="bullet"/>
+      <w:lvlText w:val=""/>
+      <w:lvlJc w:val="left"/>
+      <w:pPr>
+        <w:tabs>
+          <w:tab w:val="num" w:pos="3600"/>
+        </w:tabs>
+        <w:ind w:left="3600" w:hanging="360"/>
+      </w:pPr>
+      <w:rPr>
+        <w:rFonts w:ascii="Wingdings" w:hAnsi="Wingdings" w:hint="default"/>
+        <w:sz w:val="20"/>
+      </w:rPr>
+    </w:lvl>
+    <w:lvl w:ilvl="5" w:tentative="1">
+      <w:start w:val="1"/>
+      <w:numFmt w:val="bullet"/>
+      <w:lvlText w:val=""/>
+      <w:lvlJc w:val="left"/>
+      <w:pPr>
+        <w:tabs>
+          <w:tab w:val="num" w:pos="4320"/>
+        </w:tabs>
+        <w:ind w:left="4320" w:hanging="360"/>
+      </w:pPr>
+      <w:rPr>
+        <w:rFonts w:ascii="Wingdings" w:hAnsi="Wingdings" w:hint="default"/>
+        <w:sz w:val="20"/>
+      </w:rPr>
+    </w:lvl>
+    <w:lvl w:ilvl="6" w:tentative="1">
+      <w:start w:val="1"/>
+      <w:numFmt w:val="bullet"/>
+      <w:lvlText w:val=""/>
+      <w:lvlJc w:val="left"/>
+      <w:pPr>
+        <w:tabs>
+          <w:tab w:val="num" w:pos="5040"/>
+        </w:tabs>
+        <w:ind w:left="5040" w:hanging="360"/>
+      </w:pPr>
+      <w:rPr>
+        <w:rFonts w:ascii="Wingdings" w:hAnsi="Wingdings" w:hint="default"/>
+        <w:sz w:val="20"/>
+      </w:rPr>
+    </w:lvl>
+    <w:lvl w:ilvl="7" w:tentative="1">
+      <w:start w:val="1"/>
+      <w:numFmt w:val="bullet"/>
+      <w:lvlText w:val=""/>
+      <w:lvlJc w:val="left"/>
+      <w:pPr>
+        <w:tabs>
+          <w:tab w:val="num" w:pos="5760"/>
+        </w:tabs>
+        <w:ind w:left="5760" w:hanging="360"/>
+      </w:pPr>
+      <w:rPr>
+        <w:rFonts w:ascii="Wingdings" w:hAnsi="Wingdings" w:hint="default"/>
+        <w:sz w:val="20"/>
+      </w:rPr>
+    </w:lvl>
+    <w:lvl w:ilvl="8" w:tentative="1">
+      <w:start w:val="1"/>
+      <w:numFmt w:val="bullet"/>
+      <w:lvlText w:val=""/>
+      <w:lvlJc w:val="left"/>
+      <w:pPr>
+        <w:tabs>
+          <w:tab w:val="num" w:pos="6480"/>
+        </w:tabs>
+        <w:ind w:left="6480" w:hanging="360"/>
+      </w:pPr>
+      <w:rPr>
+        <w:rFonts w:ascii="Wingdings" w:hAnsi="Wingdings" w:hint="default"/>
+        <w:sz w:val="20"/>
+      </w:rPr>
+    </w:lvl>
+  </w:abstractNum>
+  <w:abstractNum w:abstractNumId="36" w15:restartNumberingAfterBreak="0">
     <w:nsid w:val="6FF279B8"/>
     <w:multiLevelType w:val="hybridMultilevel"/>
     <w:tmpl w:val="BBA89774"/>
@@ -8433,7 +9903,7 @@
       </w:rPr>
     </w:lvl>
   </w:abstractNum>
-  <w:abstractNum w:abstractNumId="31" w15:restartNumberingAfterBreak="0">
+  <w:abstractNum w:abstractNumId="37" w15:restartNumberingAfterBreak="0">
     <w:nsid w:val="736A7339"/>
     <w:multiLevelType w:val="multilevel"/>
     <w:tmpl w:val="59DA5B96"/>
@@ -8582,7 +10052,7 @@
       </w:rPr>
     </w:lvl>
   </w:abstractNum>
-  <w:abstractNum w:abstractNumId="32" w15:restartNumberingAfterBreak="0">
+  <w:abstractNum w:abstractNumId="38" w15:restartNumberingAfterBreak="0">
     <w:nsid w:val="752605A3"/>
     <w:multiLevelType w:val="multilevel"/>
     <w:tmpl w:val="DC9E5BBA"/>
@@ -8731,7 +10201,7 @@
       </w:rPr>
     </w:lvl>
   </w:abstractNum>
-  <w:abstractNum w:abstractNumId="33" w15:restartNumberingAfterBreak="0">
+  <w:abstractNum w:abstractNumId="39" w15:restartNumberingAfterBreak="0">
     <w:nsid w:val="7AF904BD"/>
     <w:multiLevelType w:val="multilevel"/>
     <w:tmpl w:val="0CF42752"/>
@@ -8880,7 +10350,7 @@
       </w:rPr>
     </w:lvl>
   </w:abstractNum>
-  <w:abstractNum w:abstractNumId="34" w15:restartNumberingAfterBreak="0">
+  <w:abstractNum w:abstractNumId="40" w15:restartNumberingAfterBreak="0">
     <w:nsid w:val="7CA068AC"/>
     <w:multiLevelType w:val="multilevel"/>
     <w:tmpl w:val="C1903300"/>
@@ -9029,7 +10499,7 @@
       </w:rPr>
     </w:lvl>
   </w:abstractNum>
-  <w:abstractNum w:abstractNumId="35" w15:restartNumberingAfterBreak="0">
+  <w:abstractNum w:abstractNumId="41" w15:restartNumberingAfterBreak="0">
     <w:nsid w:val="7E59012D"/>
     <w:multiLevelType w:val="multilevel"/>
     <w:tmpl w:val="A8B22364"/>
@@ -9178,7 +10648,7 @@
       </w:rPr>
     </w:lvl>
   </w:abstractNum>
-  <w:abstractNum w:abstractNumId="36" w15:restartNumberingAfterBreak="0">
+  <w:abstractNum w:abstractNumId="42" w15:restartNumberingAfterBreak="0">
     <w:nsid w:val="7E612F8C"/>
     <w:multiLevelType w:val="multilevel"/>
     <w:tmpl w:val="91B0B85C"/>
@@ -9328,109 +10798,109 @@
     </w:lvl>
   </w:abstractNum>
   <w:num w:numId="1">
-    <w:abstractNumId w:val="30"/>
+    <w:abstractNumId w:val="36"/>
   </w:num>
   <w:num w:numId="2">
     <w:abstractNumId w:val="1"/>
   </w:num>
   <w:num w:numId="3">
+    <w:abstractNumId w:val="17"/>
+  </w:num>
+  <w:num w:numId="4">
+    <w:abstractNumId w:val="41"/>
+  </w:num>
+  <w:num w:numId="5">
+    <w:abstractNumId w:val="42"/>
+  </w:num>
+  <w:num w:numId="6">
     <w:abstractNumId w:val="15"/>
   </w:num>
-  <w:num w:numId="4">
-    <w:abstractNumId w:val="35"/>
-  </w:num>
-  <w:num w:numId="5">
-    <w:abstractNumId w:val="36"/>
-  </w:num>
-  <w:num w:numId="6">
-    <w:abstractNumId w:val="13"/>
-  </w:num>
   <w:num w:numId="7">
-    <w:abstractNumId w:val="9"/>
+    <w:abstractNumId w:val="11"/>
   </w:num>
   <w:num w:numId="8">
-    <w:abstractNumId w:val="23"/>
+    <w:abstractNumId w:val="26"/>
   </w:num>
   <w:num w:numId="9">
-    <w:abstractNumId w:val="14"/>
+    <w:abstractNumId w:val="16"/>
   </w:num>
   <w:num w:numId="10">
-    <w:abstractNumId w:val="12"/>
+    <w:abstractNumId w:val="14"/>
   </w:num>
   <w:num w:numId="11">
     <w:abstractNumId w:val="3"/>
   </w:num>
   <w:num w:numId="12">
-    <w:abstractNumId w:val="5"/>
+    <w:abstractNumId w:val="7"/>
   </w:num>
   <w:num w:numId="13">
-    <w:abstractNumId w:val="31"/>
+    <w:abstractNumId w:val="37"/>
   </w:num>
   <w:num w:numId="14">
-    <w:abstractNumId w:val="28"/>
+    <w:abstractNumId w:val="33"/>
   </w:num>
   <w:num w:numId="15">
     <w:abstractNumId w:val="0"/>
   </w:num>
   <w:num w:numId="16">
-    <w:abstractNumId w:val="21"/>
+    <w:abstractNumId w:val="24"/>
   </w:num>
   <w:num w:numId="17">
-    <w:abstractNumId w:val="7"/>
+    <w:abstractNumId w:val="9"/>
   </w:num>
   <w:num w:numId="18">
-    <w:abstractNumId w:val="22"/>
+    <w:abstractNumId w:val="25"/>
   </w:num>
   <w:num w:numId="19">
-    <w:abstractNumId w:val="18"/>
+    <w:abstractNumId w:val="20"/>
   </w:num>
   <w:num w:numId="20">
-    <w:abstractNumId w:val="26"/>
+    <w:abstractNumId w:val="31"/>
   </w:num>
   <w:num w:numId="21">
-    <w:abstractNumId w:val="8"/>
+    <w:abstractNumId w:val="10"/>
   </w:num>
   <w:num w:numId="22">
     <w:abstractNumId w:val="2"/>
   </w:num>
   <w:num w:numId="23">
-    <w:abstractNumId w:val="25"/>
+    <w:abstractNumId w:val="30"/>
   </w:num>
   <w:num w:numId="24">
+    <w:abstractNumId w:val="32"/>
+  </w:num>
+  <w:num w:numId="25">
+    <w:abstractNumId w:val="8"/>
+  </w:num>
+  <w:num w:numId="26">
+    <w:abstractNumId w:val="38"/>
+  </w:num>
+  <w:num w:numId="27">
+    <w:abstractNumId w:val="19"/>
+  </w:num>
+  <w:num w:numId="28">
     <w:abstractNumId w:val="27"/>
   </w:num>
-  <w:num w:numId="25">
+  <w:num w:numId="29">
+    <w:abstractNumId w:val="18"/>
+  </w:num>
+  <w:num w:numId="30">
+    <w:abstractNumId w:val="12"/>
+  </w:num>
+  <w:num w:numId="31">
     <w:abstractNumId w:val="6"/>
   </w:num>
-  <w:num w:numId="26">
-    <w:abstractNumId w:val="32"/>
-  </w:num>
-  <w:num w:numId="27">
-    <w:abstractNumId w:val="17"/>
-  </w:num>
-  <w:num w:numId="28">
-    <w:abstractNumId w:val="24"/>
-  </w:num>
-  <w:num w:numId="29">
-    <w:abstractNumId w:val="16"/>
-  </w:num>
-  <w:num w:numId="30">
-    <w:abstractNumId w:val="10"/>
-  </w:num>
-  <w:num w:numId="31">
-    <w:abstractNumId w:val="4"/>
-  </w:num>
   <w:num w:numId="32">
-    <w:abstractNumId w:val="34"/>
+    <w:abstractNumId w:val="40"/>
   </w:num>
   <w:num w:numId="33">
-    <w:abstractNumId w:val="33"/>
+    <w:abstractNumId w:val="39"/>
   </w:num>
   <w:num w:numId="34">
-    <w:abstractNumId w:val="11"/>
+    <w:abstractNumId w:val="13"/>
   </w:num>
   <w:num w:numId="35">
-    <w:abstractNumId w:val="11"/>
+    <w:abstractNumId w:val="13"/>
     <w:lvlOverride w:ilvl="1">
       <w:lvl w:ilvl="1">
         <w:numFmt w:val="bullet"/>
@@ -9450,13 +10920,31 @@
     </w:lvlOverride>
   </w:num>
   <w:num w:numId="36">
+    <w:abstractNumId w:val="34"/>
+  </w:num>
+  <w:num w:numId="37">
+    <w:abstractNumId w:val="23"/>
+  </w:num>
+  <w:num w:numId="38">
+    <w:abstractNumId w:val="21"/>
+  </w:num>
+  <w:num w:numId="39">
+    <w:abstractNumId w:val="5"/>
+  </w:num>
+  <w:num w:numId="40">
+    <w:abstractNumId w:val="4"/>
+  </w:num>
+  <w:num w:numId="41">
+    <w:abstractNumId w:val="35"/>
+  </w:num>
+  <w:num w:numId="42">
     <w:abstractNumId w:val="29"/>
   </w:num>
-  <w:num w:numId="37">
-    <w:abstractNumId w:val="20"/>
+  <w:num w:numId="43">
+    <w:abstractNumId w:val="28"/>
   </w:num>
-  <w:num w:numId="38">
-    <w:abstractNumId w:val="19"/>
+  <w:num w:numId="44">
+    <w:abstractNumId w:val="22"/>
   </w:num>
   <w:numIdMacAtCleanup w:val="6"/>
 </w:numbering>
@@ -11300,7 +12788,7 @@
 </file>
 
 <file path=customXml/itemProps1.xml><?xml version="1.0" encoding="utf-8"?>
-<ds:datastoreItem xmlns:ds="http://schemas.openxmlformats.org/officeDocument/2006/customXml" ds:itemID="{2BD2B39D-EEAA-4E61-BBEA-838FCF28F731}">
+<ds:datastoreItem xmlns:ds="http://schemas.openxmlformats.org/officeDocument/2006/customXml" ds:itemID="{FB090CBE-AD3E-4345-95D4-216B9CA64F19}">
   <ds:schemaRefs>
     <ds:schemaRef ds:uri="http://schemas.openxmlformats.org/officeDocument/2006/bibliography"/>
   </ds:schemaRefs>

--- a/documentation/Warehouse Inventory Management System (WIMS)_Siyka.docx
+++ b/documentation/Warehouse Inventory Management System (WIMS)_Siyka.docx
@@ -1520,19 +1520,17 @@
         <w:outlineLvl w:val="0"/>
         <w:rPr>
           <w:rFonts w:ascii="Times New Roman" w:eastAsia="Times New Roman" w:hAnsi="Times New Roman" w:cs="Times New Roman"/>
-          <w:b/>
-          <w:bCs/>
-          <w:sz w:val="24"/>
-          <w:szCs w:val="24"/>
-        </w:rPr>
-      </w:pPr>
-      <w:r>
-        <w:rPr>
-          <w:rFonts w:ascii="Times New Roman" w:eastAsia="Times New Roman" w:hAnsi="Times New Roman" w:cs="Times New Roman"/>
-          <w:sz w:val="24"/>
-          <w:szCs w:val="24"/>
-        </w:rPr>
-        <w:t>Изгледът „Отчети“ представлява основния аналитичен панел на системата, който преобразува оперативните данни в структурирана информация, подпомагаща управленските решения. Той извлича данни в реално време чрез контролерите и ги визуализира чрез функцията за таблично форматиране format_table, което осигурява прегледност при анализ на движения, доставки и продажби.</w:t>
+          <w:sz w:val="24"/>
+          <w:szCs w:val="24"/>
+        </w:rPr>
+      </w:pPr>
+      <w:r>
+        <w:rPr>
+          <w:rFonts w:ascii="Times New Roman" w:eastAsia="Times New Roman" w:hAnsi="Times New Roman" w:cs="Times New Roman"/>
+          <w:sz w:val="24"/>
+          <w:szCs w:val="24"/>
+        </w:rPr>
+        <w:t>Изгледът „Отчети“ е централният аналитичен модул на системата. Той визуализира оперативните данни в табличен и картов формат, като предоставя преглед на движения, доставки, продажби и детайлни продуктови досиета. Методът format_card показва разпределението по складове, общата наличност, средни цени, разходи, приходи и последното движение.</w:t>
       </w:r>
     </w:p>
     <w:p>
@@ -1553,7 +1551,16 @@
           <w:szCs w:val="24"/>
         </w:rPr>
         <w:lastRenderedPageBreak/>
-        <w:t>За по-задълбочен преглед на отделни артикули модулът използва метода format_card, който генерира детайлно визуално досие за продукта. То включва логистична информация за разпределението на количествата по складове и общата наличност, финансови показатели като средни входни и изходни цени, разходи и приходи, както и оперативни данни за последното регистрирано движение.</w:t>
+        <w:t>Модулът поддържа алгоритмично сортиране чрез Merge Sort и Quick Sort, което позволява бърза идентификация на критично ниски или прекомерни количества. Навигацията между справките се осъществява чрез обектно</w:t>
+      </w:r>
+      <w:r>
+        <w:rPr>
+          <w:rFonts w:ascii="Times New Roman" w:eastAsia="Times New Roman" w:hAnsi="Times New Roman" w:cs="Times New Roman"/>
+          <w:sz w:val="24"/>
+          <w:szCs w:val="24"/>
+        </w:rPr>
+        <w:noBreakHyphen/>
+        <w:t>ориентирано меню (Menu, MenuItem), което осигурява интуитивен достъп до всички аналитични функции.</w:t>
       </w:r>
     </w:p>
     <w:p>
@@ -1570,63 +1577,239 @@
       <w:r>
         <w:rPr>
           <w:rFonts w:ascii="Times New Roman" w:eastAsia="Times New Roman" w:hAnsi="Times New Roman" w:cs="Times New Roman"/>
-          <w:sz w:val="24"/>
-          <w:szCs w:val="24"/>
-        </w:rPr>
-        <w:t xml:space="preserve">Изгледът поддържа алгоритмично сортиране на наличностите чрез </w:t>
-      </w:r>
-      <w:r>
-        <w:rPr>
-          <w:rFonts w:ascii="Times New Roman" w:eastAsia="Times New Roman" w:hAnsi="Times New Roman" w:cs="Times New Roman"/>
-          <w:b/>
-          <w:bCs/>
-          <w:sz w:val="24"/>
-          <w:szCs w:val="24"/>
-        </w:rPr>
-        <w:t>Merge Sort</w:t>
-      </w:r>
-      <w:r>
-        <w:rPr>
-          <w:rFonts w:ascii="Times New Roman" w:eastAsia="Times New Roman" w:hAnsi="Times New Roman" w:cs="Times New Roman"/>
-          <w:sz w:val="24"/>
-          <w:szCs w:val="24"/>
-        </w:rPr>
-        <w:t xml:space="preserve"> и </w:t>
-      </w:r>
-      <w:r>
-        <w:rPr>
-          <w:rFonts w:ascii="Times New Roman" w:eastAsia="Times New Roman" w:hAnsi="Times New Roman" w:cs="Times New Roman"/>
-          <w:b/>
-          <w:bCs/>
-          <w:sz w:val="24"/>
-          <w:szCs w:val="24"/>
-        </w:rPr>
-        <w:t>Quick Sort</w:t>
-      </w:r>
-      <w:r>
-        <w:rPr>
-          <w:rFonts w:ascii="Times New Roman" w:eastAsia="Times New Roman" w:hAnsi="Times New Roman" w:cs="Times New Roman"/>
-          <w:sz w:val="24"/>
-          <w:szCs w:val="24"/>
-        </w:rPr>
-        <w:t>, което позволява бърза идентификация на критично ниски или излишни количества. Навигацията между различните справки се осъществява чрез обектно-ориентирано меню, изградено с класовете Menu и MenuItem, което осигурява интуитивен достъп до всички аналитични функции без загуба на контекст.</w:t>
-      </w:r>
-      <w:r>
-        <w:rPr>
-          <w:rFonts w:ascii="Times New Roman" w:eastAsia="Times New Roman" w:hAnsi="Times New Roman" w:cs="Times New Roman"/>
-          <w:sz w:val="24"/>
-          <w:szCs w:val="24"/>
+          <w:b/>
+          <w:bCs/>
+          <w:color w:val="C00000"/>
+          <w:sz w:val="28"/>
+          <w:szCs w:val="28"/>
+        </w:rPr>
+        <w:t>7</w:t>
+      </w:r>
+      <w:r>
+        <w:rPr>
+          <w:rFonts w:ascii="Times New Roman" w:eastAsia="Times New Roman" w:hAnsi="Times New Roman" w:cs="Times New Roman"/>
+          <w:b/>
+          <w:bCs/>
+          <w:color w:val="C00000"/>
+          <w:sz w:val="28"/>
+          <w:szCs w:val="28"/>
+        </w:rPr>
+        <w:t>.</w:t>
+      </w:r>
+      <w:r>
+        <w:rPr>
+          <w:rFonts w:ascii="Times New Roman" w:eastAsia="Times New Roman" w:hAnsi="Times New Roman" w:cs="Times New Roman"/>
+          <w:b/>
+          <w:bCs/>
+          <w:color w:val="C00000"/>
+          <w:sz w:val="28"/>
+          <w:szCs w:val="28"/>
+        </w:rPr>
+        <w:t xml:space="preserve"> Функционални характеристики</w:t>
+      </w:r>
+      <w:r>
+        <w:rPr>
+          <w:rFonts w:ascii="Times New Roman" w:eastAsia="Times New Roman" w:hAnsi="Times New Roman" w:cs="Times New Roman"/>
+          <w:b/>
+          <w:bCs/>
+          <w:color w:val="C00000"/>
+          <w:sz w:val="28"/>
+          <w:szCs w:val="28"/>
         </w:rPr>
         <w:t xml:space="preserve"> </w:t>
       </w:r>
     </w:p>
     <w:p>
       <w:pPr>
+        <w:spacing w:line="360" w:lineRule="auto"/>
+        <w:jc w:val="both"/>
+        <w:outlineLvl w:val="0"/>
+        <w:rPr>
+          <w:rFonts w:ascii="Times New Roman" w:hAnsi="Times New Roman" w:cs="Times New Roman"/>
+          <w:color w:val="000000" w:themeColor="text1"/>
+          <w:sz w:val="24"/>
+          <w:szCs w:val="24"/>
+        </w:rPr>
+      </w:pPr>
+      <w:r>
+        <w:rPr>
+          <w:rFonts w:ascii="Times New Roman" w:eastAsia="Times New Roman" w:hAnsi="Times New Roman" w:cs="Times New Roman"/>
+          <w:color w:val="000000" w:themeColor="text1"/>
+          <w:sz w:val="24"/>
+          <w:szCs w:val="24"/>
+        </w:rPr>
+        <w:t xml:space="preserve"> </w:t>
+      </w:r>
+      <w:r>
+        <w:rPr>
+          <w:rFonts w:ascii="Times New Roman" w:hAnsi="Times New Roman" w:cs="Times New Roman"/>
+          <w:color w:val="000000" w:themeColor="text1"/>
+          <w:sz w:val="24"/>
+          <w:szCs w:val="24"/>
+        </w:rPr>
+        <w:t>Логистичният модул управлява наличностите според вида на операцията:</w:t>
+      </w:r>
+    </w:p>
+    <w:p>
+      <w:pPr>
+        <w:numPr>
+          <w:ilvl w:val="0"/>
+          <w:numId w:val="45"/>
+        </w:numPr>
         <w:spacing w:before="100" w:beforeAutospacing="1" w:after="100" w:afterAutospacing="1" w:line="360" w:lineRule="auto"/>
         <w:jc w:val="both"/>
         <w:outlineLvl w:val="0"/>
         <w:rPr>
           <w:rFonts w:ascii="Times New Roman" w:eastAsia="Times New Roman" w:hAnsi="Times New Roman" w:cs="Times New Roman"/>
+          <w:color w:val="000000" w:themeColor="text1"/>
+          <w:sz w:val="24"/>
+          <w:szCs w:val="24"/>
+        </w:rPr>
+      </w:pPr>
+      <w:r>
+        <w:rPr>
+          <w:rFonts w:ascii="Times New Roman" w:eastAsia="Times New Roman" w:hAnsi="Times New Roman" w:cs="Times New Roman"/>
+          <w:b/>
+          <w:bCs/>
+          <w:color w:val="000000" w:themeColor="text1"/>
+          <w:sz w:val="24"/>
+          <w:szCs w:val="24"/>
+        </w:rPr>
+        <w:t>IN</w:t>
+      </w:r>
+      <w:r>
+        <w:rPr>
+          <w:rFonts w:ascii="Times New Roman" w:eastAsia="Times New Roman" w:hAnsi="Times New Roman" w:cs="Times New Roman"/>
+          <w:color w:val="000000" w:themeColor="text1"/>
+          <w:sz w:val="24"/>
+          <w:szCs w:val="24"/>
+        </w:rPr>
+        <w:t xml:space="preserve"> — увеличава количествата при доставки.</w:t>
+      </w:r>
+    </w:p>
+    <w:p>
+      <w:pPr>
+        <w:numPr>
+          <w:ilvl w:val="0"/>
+          <w:numId w:val="45"/>
+        </w:numPr>
+        <w:spacing w:before="100" w:beforeAutospacing="1" w:after="100" w:afterAutospacing="1" w:line="360" w:lineRule="auto"/>
+        <w:jc w:val="both"/>
+        <w:outlineLvl w:val="0"/>
+        <w:rPr>
+          <w:rFonts w:ascii="Times New Roman" w:eastAsia="Times New Roman" w:hAnsi="Times New Roman" w:cs="Times New Roman"/>
+          <w:color w:val="000000" w:themeColor="text1"/>
+          <w:sz w:val="24"/>
+          <w:szCs w:val="24"/>
+        </w:rPr>
+      </w:pPr>
+      <w:r>
+        <w:rPr>
+          <w:rFonts w:ascii="Times New Roman" w:eastAsia="Times New Roman" w:hAnsi="Times New Roman" w:cs="Times New Roman"/>
+          <w:b/>
+          <w:bCs/>
+          <w:color w:val="000000" w:themeColor="text1"/>
+          <w:sz w:val="24"/>
+          <w:szCs w:val="24"/>
+        </w:rPr>
+        <w:t>OUT</w:t>
+      </w:r>
+      <w:r>
+        <w:rPr>
+          <w:rFonts w:ascii="Times New Roman" w:eastAsia="Times New Roman" w:hAnsi="Times New Roman" w:cs="Times New Roman"/>
+          <w:color w:val="000000" w:themeColor="text1"/>
+          <w:sz w:val="24"/>
+          <w:szCs w:val="24"/>
+        </w:rPr>
+        <w:t xml:space="preserve"> — намалява наличностите при продажби и генерира фактура.</w:t>
+      </w:r>
+    </w:p>
+    <w:p>
+      <w:pPr>
+        <w:numPr>
+          <w:ilvl w:val="0"/>
+          <w:numId w:val="45"/>
+        </w:numPr>
+        <w:spacing w:before="100" w:beforeAutospacing="1" w:after="100" w:afterAutospacing="1" w:line="360" w:lineRule="auto"/>
+        <w:jc w:val="both"/>
+        <w:outlineLvl w:val="0"/>
+        <w:rPr>
+          <w:rFonts w:ascii="Times New Roman" w:eastAsia="Times New Roman" w:hAnsi="Times New Roman" w:cs="Times New Roman"/>
+          <w:color w:val="000000" w:themeColor="text1"/>
+          <w:sz w:val="24"/>
+          <w:szCs w:val="24"/>
+        </w:rPr>
+      </w:pPr>
+      <w:r>
+        <w:rPr>
+          <w:rFonts w:ascii="Times New Roman" w:eastAsia="Times New Roman" w:hAnsi="Times New Roman" w:cs="Times New Roman"/>
+          <w:b/>
+          <w:bCs/>
+          <w:color w:val="000000" w:themeColor="text1"/>
+          <w:sz w:val="24"/>
+          <w:szCs w:val="24"/>
+        </w:rPr>
+        <w:t>MOVE</w:t>
+      </w:r>
+      <w:r>
+        <w:rPr>
+          <w:rFonts w:ascii="Times New Roman" w:eastAsia="Times New Roman" w:hAnsi="Times New Roman" w:cs="Times New Roman"/>
+          <w:color w:val="000000" w:themeColor="text1"/>
+          <w:sz w:val="24"/>
+          <w:szCs w:val="24"/>
+        </w:rPr>
+        <w:t xml:space="preserve"> — прехвърля стоки между складове без финансов ефект.</w:t>
+      </w:r>
+    </w:p>
+    <w:p>
+      <w:pPr>
+        <w:spacing w:before="100" w:beforeAutospacing="1" w:after="100" w:afterAutospacing="1" w:line="360" w:lineRule="auto"/>
+        <w:jc w:val="both"/>
+        <w:outlineLvl w:val="0"/>
+        <w:rPr>
+          <w:rFonts w:ascii="Times New Roman" w:eastAsia="Times New Roman" w:hAnsi="Times New Roman" w:cs="Times New Roman"/>
+          <w:color w:val="000000" w:themeColor="text1"/>
+          <w:sz w:val="24"/>
+          <w:szCs w:val="24"/>
+        </w:rPr>
+      </w:pPr>
+      <w:r>
+        <w:rPr>
+          <w:rFonts w:ascii="Times New Roman" w:eastAsia="Times New Roman" w:hAnsi="Times New Roman" w:cs="Times New Roman"/>
+          <w:color w:val="000000" w:themeColor="text1"/>
+          <w:sz w:val="24"/>
+          <w:szCs w:val="24"/>
+        </w:rPr>
+        <w:t xml:space="preserve">Модулът за справки комбинира данни от JSON файловете и изчислява ключови оперативни и финансови показатели: средни цени, разходи, приходи, последно движение и разпределение по складове. Поддържа </w:t>
+      </w:r>
+      <w:r>
+        <w:rPr>
+          <w:rFonts w:ascii="Times New Roman" w:eastAsia="Times New Roman" w:hAnsi="Times New Roman" w:cs="Times New Roman"/>
+          <w:color w:val="000000" w:themeColor="text1"/>
+          <w:sz w:val="24"/>
+          <w:szCs w:val="24"/>
+        </w:rPr>
+        <w:lastRenderedPageBreak/>
+        <w:t>филтриране и динамично сортиране, което улеснява вземането на решения и предотвратява некоректни операции като продажба на неналични количества.</w:t>
+      </w:r>
+      <w:r>
+        <w:rPr>
+          <w:rFonts w:ascii="Times New Roman" w:eastAsia="Times New Roman" w:hAnsi="Times New Roman" w:cs="Times New Roman"/>
+          <w:color w:val="000000" w:themeColor="text1"/>
+          <w:sz w:val="24"/>
+          <w:szCs w:val="24"/>
+        </w:rPr>
+        <w:t xml:space="preserve"> </w:t>
+      </w:r>
+    </w:p>
+    <w:p>
+      <w:pPr>
+        <w:spacing w:before="100" w:beforeAutospacing="1" w:after="100" w:afterAutospacing="1" w:line="360" w:lineRule="auto"/>
+        <w:jc w:val="both"/>
+        <w:outlineLvl w:val="0"/>
+        <w:rPr>
+          <w:rFonts w:ascii="Times New Roman" w:eastAsia="Times New Roman" w:hAnsi="Times New Roman" w:cs="Times New Roman"/>
+          <w:color w:val="000000" w:themeColor="text1"/>
           <w:sz w:val="24"/>
           <w:szCs w:val="24"/>
         </w:rPr>
@@ -1640,7 +1823,7 @@
           <w:sz w:val="28"/>
           <w:szCs w:val="28"/>
         </w:rPr>
-        <w:t>7</w:t>
+        <w:t>8</w:t>
       </w:r>
       <w:r>
         <w:rPr>
@@ -1662,7 +1845,7 @@
           <w:sz w:val="28"/>
           <w:szCs w:val="28"/>
         </w:rPr>
-        <w:t xml:space="preserve"> Функционални характеристики</w:t>
+        <w:t xml:space="preserve"> Нефункционални характеристики</w:t>
       </w:r>
       <w:r>
         <w:rPr>
@@ -1678,34 +1861,90 @@
     </w:p>
     <w:p>
       <w:pPr>
+        <w:spacing w:line="360" w:lineRule="auto"/>
+        <w:jc w:val="both"/>
+        <w:outlineLvl w:val="0"/>
+        <w:rPr>
+          <w:rFonts w:ascii="Times New Roman" w:hAnsi="Times New Roman" w:cs="Times New Roman"/>
+          <w:sz w:val="24"/>
+          <w:szCs w:val="24"/>
+        </w:rPr>
+      </w:pPr>
+      <w:r>
+        <w:rPr>
+          <w:rFonts w:ascii="Times New Roman" w:hAnsi="Times New Roman" w:cs="Times New Roman"/>
+          <w:sz w:val="24"/>
+          <w:szCs w:val="24"/>
+        </w:rPr>
+        <w:t>Системата осигурява бърза работа и стабилност на изгледите. Сигурността се гарантира чрез хеширане на пароли и ролеви достъп, а надеждността — чрез ясни съобщения при грешки и защита срещу невалидни действия. Данните се съхраняват последователно в JSON файлове, а модулната архитектура улеснява поддръжката и бъдещото разширяване.</w:t>
+      </w:r>
+      <w:r>
+        <w:rPr>
+          <w:rFonts w:ascii="Times New Roman" w:hAnsi="Times New Roman" w:cs="Times New Roman"/>
+          <w:sz w:val="24"/>
+          <w:szCs w:val="24"/>
+        </w:rPr>
+        <w:t xml:space="preserve"> </w:t>
+      </w:r>
+    </w:p>
+    <w:p>
+      <w:pPr>
+        <w:spacing w:line="360" w:lineRule="auto"/>
+        <w:jc w:val="both"/>
+        <w:outlineLvl w:val="0"/>
+        <w:rPr>
+          <w:rFonts w:ascii="Times New Roman" w:hAnsi="Times New Roman" w:cs="Times New Roman"/>
+          <w:sz w:val="24"/>
+          <w:szCs w:val="24"/>
+        </w:rPr>
+      </w:pPr>
+    </w:p>
+    <w:p>
+      <w:pPr>
         <w:spacing w:before="100" w:beforeAutospacing="1" w:after="100" w:afterAutospacing="1" w:line="360" w:lineRule="auto"/>
         <w:jc w:val="both"/>
         <w:outlineLvl w:val="0"/>
         <w:rPr>
           <w:rFonts w:ascii="Times New Roman" w:eastAsia="Times New Roman" w:hAnsi="Times New Roman" w:cs="Times New Roman"/>
-          <w:color w:val="000000" w:themeColor="text1"/>
-          <w:sz w:val="24"/>
-          <w:szCs w:val="24"/>
-        </w:rPr>
-      </w:pPr>
-      <w:r>
-        <w:rPr>
-          <w:rFonts w:ascii="Times New Roman" w:eastAsia="Times New Roman" w:hAnsi="Times New Roman" w:cs="Times New Roman"/>
-          <w:color w:val="000000" w:themeColor="text1"/>
-          <w:sz w:val="24"/>
-          <w:szCs w:val="24"/>
-        </w:rPr>
-        <w:t xml:space="preserve">Логистичният модул управлява наличностите в реално време, като прилага специфична бизнес логика според вида на извършената операция. При входящи движения системата регистрира доставки от външни партньори и автоматично увеличава количествата на съответния продукт в избраната складова локация. </w:t>
-      </w:r>
-      <w:r>
-        <w:rPr>
-          <w:rFonts w:ascii="Times New Roman" w:eastAsia="Times New Roman" w:hAnsi="Times New Roman" w:cs="Times New Roman"/>
-          <w:color w:val="000000" w:themeColor="text1"/>
-          <w:sz w:val="24"/>
-          <w:szCs w:val="24"/>
-        </w:rPr>
-        <w:lastRenderedPageBreak/>
-        <w:t>При изходящи движения се обработват продажби към клиенти, наличността се намалява, а процесът задължително активира модула за генериране на фактури. Вътрешните премествания разпределят стоките между две различни локации, като намаляват количеството в изходния склад и го увеличават в целевия. Тъй като това е вътрешна операция, тя не влияе върху общия финансов баланс и не носи цена.</w:t>
+          <w:b/>
+          <w:bCs/>
+          <w:color w:val="C00000"/>
+          <w:sz w:val="28"/>
+          <w:szCs w:val="28"/>
+        </w:rPr>
+      </w:pPr>
+      <w:r>
+        <w:rPr>
+          <w:rFonts w:ascii="Times New Roman" w:eastAsia="Times New Roman" w:hAnsi="Times New Roman" w:cs="Times New Roman"/>
+          <w:b/>
+          <w:bCs/>
+          <w:color w:val="C00000"/>
+          <w:sz w:val="28"/>
+          <w:szCs w:val="28"/>
+        </w:rPr>
+        <w:t>9</w:t>
+      </w:r>
+      <w:r>
+        <w:rPr>
+          <w:rFonts w:ascii="Times New Roman" w:eastAsia="Times New Roman" w:hAnsi="Times New Roman" w:cs="Times New Roman"/>
+          <w:b/>
+          <w:bCs/>
+          <w:color w:val="C00000"/>
+          <w:sz w:val="28"/>
+          <w:szCs w:val="28"/>
+        </w:rPr>
+        <w:t>.</w:t>
+      </w:r>
+      <w:r>
+        <w:rPr>
+          <w:rFonts w:ascii="Times New Roman" w:eastAsia="Times New Roman" w:hAnsi="Times New Roman" w:cs="Times New Roman"/>
+          <w:b/>
+          <w:bCs/>
+          <w:color w:val="C00000"/>
+          <w:sz w:val="28"/>
+          <w:szCs w:val="28"/>
+        </w:rPr>
+        <w:t xml:space="preserve"> Архитектура на системата</w:t>
       </w:r>
     </w:p>
     <w:p>
@@ -1715,19 +1954,43 @@
         <w:outlineLvl w:val="0"/>
         <w:rPr>
           <w:rFonts w:ascii="Times New Roman" w:eastAsia="Times New Roman" w:hAnsi="Times New Roman" w:cs="Times New Roman"/>
-          <w:color w:val="000000" w:themeColor="text1"/>
-          <w:sz w:val="24"/>
-          <w:szCs w:val="24"/>
-        </w:rPr>
-      </w:pPr>
-      <w:r>
-        <w:rPr>
-          <w:rFonts w:ascii="Times New Roman" w:eastAsia="Times New Roman" w:hAnsi="Times New Roman" w:cs="Times New Roman"/>
-          <w:color w:val="000000" w:themeColor="text1"/>
-          <w:sz w:val="24"/>
-          <w:szCs w:val="24"/>
-        </w:rPr>
-        <w:t xml:space="preserve">Модулът за справки и анализи обработва данните от JSON файловете и изчислява ключови оперативни и финансови показатели. Системата автоматично определя средни продажни цени, общи разходи за доставки и реализирани приходи за избрани периоди. Осигурява се и оперативна проследимост чрез извличане на информация за последното движение и текущото разпределение на стоките по складове. Данните от movements.json, inventory.json и invoices.json се комбинират динамично, като се извършват кръстосани проверки за предотвратяване на некоректни изчисления, например опит за продажба на неналични количества. Модулът поддържа филтриране по различни критерии и динамично сортиране, което позволява бърз достъп до критична информация за наличностите и улеснява вземането на оперативни решения. </w:t>
+          <w:sz w:val="24"/>
+          <w:szCs w:val="24"/>
+        </w:rPr>
+      </w:pPr>
+      <w:r>
+        <w:rPr>
+          <w:rFonts w:ascii="Times New Roman" w:eastAsia="Times New Roman" w:hAnsi="Times New Roman" w:cs="Times New Roman"/>
+          <w:sz w:val="24"/>
+          <w:szCs w:val="24"/>
+        </w:rPr>
+        <w:t xml:space="preserve">Архитектурата следва MVC модел. Presentation Layer визуализира интерфейса, Business Logic Layer реализира логиката чрез контролери, Validators проверяват входните данни, а Data Layer съхранява </w:t>
+      </w:r>
+      <w:r>
+        <w:rPr>
+          <w:rFonts w:ascii="Times New Roman" w:eastAsia="Times New Roman" w:hAnsi="Times New Roman" w:cs="Times New Roman"/>
+          <w:sz w:val="24"/>
+          <w:szCs w:val="24"/>
+        </w:rPr>
+        <w:lastRenderedPageBreak/>
+        <w:t>информацията в JSON файлове. Algorithms Layer предоставя допълнителни алгоритми, включително намиране на най</w:t>
+      </w:r>
+      <w:r>
+        <w:rPr>
+          <w:rFonts w:ascii="Times New Roman" w:eastAsia="Times New Roman" w:hAnsi="Times New Roman" w:cs="Times New Roman"/>
+          <w:sz w:val="24"/>
+          <w:szCs w:val="24"/>
+        </w:rPr>
+        <w:noBreakHyphen/>
+        <w:t>близка локация при недостиг.</w:t>
+      </w:r>
+      <w:r>
+        <w:rPr>
+          <w:rFonts w:ascii="Times New Roman" w:eastAsia="Times New Roman" w:hAnsi="Times New Roman" w:cs="Times New Roman"/>
+          <w:sz w:val="24"/>
+          <w:szCs w:val="24"/>
+        </w:rPr>
+        <w:t xml:space="preserve"> </w:t>
       </w:r>
     </w:p>
     <w:p>
@@ -1737,7 +2000,6 @@
         <w:outlineLvl w:val="0"/>
         <w:rPr>
           <w:rFonts w:ascii="Times New Roman" w:eastAsia="Times New Roman" w:hAnsi="Times New Roman" w:cs="Times New Roman"/>
-          <w:color w:val="000000" w:themeColor="text1"/>
           <w:sz w:val="24"/>
           <w:szCs w:val="24"/>
         </w:rPr>
@@ -1751,8 +2013,7 @@
           <w:sz w:val="28"/>
           <w:szCs w:val="28"/>
         </w:rPr>
-        <w:lastRenderedPageBreak/>
-        <w:t>8</w:t>
+        <w:t>10.</w:t>
       </w:r>
       <w:r>
         <w:rPr>
@@ -1763,167 +2024,6 @@
           <w:sz w:val="28"/>
           <w:szCs w:val="28"/>
         </w:rPr>
-        <w:t>.</w:t>
-      </w:r>
-      <w:r>
-        <w:rPr>
-          <w:rFonts w:ascii="Times New Roman" w:eastAsia="Times New Roman" w:hAnsi="Times New Roman" w:cs="Times New Roman"/>
-          <w:b/>
-          <w:bCs/>
-          <w:color w:val="C00000"/>
-          <w:sz w:val="28"/>
-          <w:szCs w:val="28"/>
-        </w:rPr>
-        <w:t xml:space="preserve"> Нефункционални характеристики</w:t>
-      </w:r>
-      <w:r>
-        <w:rPr>
-          <w:rFonts w:ascii="Times New Roman" w:eastAsia="Times New Roman" w:hAnsi="Times New Roman" w:cs="Times New Roman"/>
-          <w:b/>
-          <w:bCs/>
-          <w:color w:val="C00000"/>
-          <w:sz w:val="28"/>
-          <w:szCs w:val="28"/>
-        </w:rPr>
-        <w:t xml:space="preserve"> </w:t>
-      </w:r>
-    </w:p>
-    <w:p>
-      <w:pPr>
-        <w:spacing w:before="100" w:beforeAutospacing="1" w:after="100" w:afterAutospacing="1" w:line="360" w:lineRule="auto"/>
-        <w:jc w:val="both"/>
-        <w:outlineLvl w:val="0"/>
-        <w:rPr>
-          <w:rFonts w:ascii="Times New Roman" w:eastAsia="Times New Roman" w:hAnsi="Times New Roman" w:cs="Times New Roman"/>
-          <w:sz w:val="24"/>
-          <w:szCs w:val="24"/>
-        </w:rPr>
-      </w:pPr>
-      <w:r>
-        <w:rPr>
-          <w:rFonts w:ascii="Times New Roman" w:eastAsia="Times New Roman" w:hAnsi="Times New Roman" w:cs="Times New Roman"/>
-          <w:sz w:val="24"/>
-          <w:szCs w:val="24"/>
-        </w:rPr>
-        <w:t>Системата трябва да работи стабилно и да зарежда изгледите бързо. Сигурността се осигурява чрез хеширане на пароли и ролеви достъп. Надеждността се поддържа чрез ясни съобщения при грешки и механизми срещу невалидни действия. Данните се съхраняват последователно в JSON файлове, а модулната архитектура улеснява поддръжката и разширяването.</w:t>
-      </w:r>
-    </w:p>
-    <w:p>
-      <w:pPr>
-        <w:spacing w:before="100" w:beforeAutospacing="1" w:after="100" w:afterAutospacing="1" w:line="360" w:lineRule="auto"/>
-        <w:jc w:val="both"/>
-        <w:outlineLvl w:val="0"/>
-        <w:rPr>
-          <w:rFonts w:ascii="Times New Roman" w:eastAsia="Times New Roman" w:hAnsi="Times New Roman" w:cs="Times New Roman"/>
-          <w:b/>
-          <w:bCs/>
-          <w:color w:val="C00000"/>
-          <w:sz w:val="28"/>
-          <w:szCs w:val="28"/>
-        </w:rPr>
-      </w:pPr>
-      <w:r>
-        <w:rPr>
-          <w:rFonts w:ascii="Times New Roman" w:eastAsia="Times New Roman" w:hAnsi="Times New Roman" w:cs="Times New Roman"/>
-          <w:b/>
-          <w:bCs/>
-          <w:color w:val="C00000"/>
-          <w:sz w:val="28"/>
-          <w:szCs w:val="28"/>
-        </w:rPr>
-        <w:t>9</w:t>
-      </w:r>
-      <w:r>
-        <w:rPr>
-          <w:rFonts w:ascii="Times New Roman" w:eastAsia="Times New Roman" w:hAnsi="Times New Roman" w:cs="Times New Roman"/>
-          <w:b/>
-          <w:bCs/>
-          <w:color w:val="C00000"/>
-          <w:sz w:val="28"/>
-          <w:szCs w:val="28"/>
-        </w:rPr>
-        <w:t>.</w:t>
-      </w:r>
-      <w:r>
-        <w:rPr>
-          <w:rFonts w:ascii="Times New Roman" w:eastAsia="Times New Roman" w:hAnsi="Times New Roman" w:cs="Times New Roman"/>
-          <w:b/>
-          <w:bCs/>
-          <w:color w:val="C00000"/>
-          <w:sz w:val="28"/>
-          <w:szCs w:val="28"/>
-        </w:rPr>
-        <w:t xml:space="preserve"> Архитектура на системата</w:t>
-      </w:r>
-    </w:p>
-    <w:p>
-      <w:pPr>
-        <w:spacing w:before="100" w:beforeAutospacing="1" w:after="100" w:afterAutospacing="1" w:line="360" w:lineRule="auto"/>
-        <w:jc w:val="both"/>
-        <w:outlineLvl w:val="0"/>
-        <w:rPr>
-          <w:rFonts w:ascii="Times New Roman" w:eastAsia="Times New Roman" w:hAnsi="Times New Roman" w:cs="Times New Roman"/>
-          <w:sz w:val="24"/>
-          <w:szCs w:val="24"/>
-        </w:rPr>
-      </w:pPr>
-      <w:r>
-        <w:rPr>
-          <w:rFonts w:ascii="Times New Roman" w:eastAsia="Times New Roman" w:hAnsi="Times New Roman" w:cs="Times New Roman"/>
-          <w:sz w:val="24"/>
-          <w:szCs w:val="24"/>
-        </w:rPr>
-        <w:t>Архитектурата следва MVC модел. Presentation Layer визуализира интерфейса, Business Logic Layer реализира логиката чрез контролери, Validators проверяват входните данни, а Data Layer съхранява информацията в JSON файлове. Algorithms Layer предоставя допълнителни алгоритми, включително намиране на най</w:t>
-      </w:r>
-      <w:r>
-        <w:rPr>
-          <w:rFonts w:ascii="Times New Roman" w:eastAsia="Times New Roman" w:hAnsi="Times New Roman" w:cs="Times New Roman"/>
-          <w:sz w:val="24"/>
-          <w:szCs w:val="24"/>
-        </w:rPr>
-        <w:noBreakHyphen/>
-        <w:t>близка локация при недостиг.</w:t>
-      </w:r>
-      <w:r>
-        <w:rPr>
-          <w:rFonts w:ascii="Times New Roman" w:eastAsia="Times New Roman" w:hAnsi="Times New Roman" w:cs="Times New Roman"/>
-          <w:sz w:val="24"/>
-          <w:szCs w:val="24"/>
-        </w:rPr>
-        <w:t xml:space="preserve"> </w:t>
-      </w:r>
-    </w:p>
-    <w:p>
-      <w:pPr>
-        <w:spacing w:before="100" w:beforeAutospacing="1" w:after="100" w:afterAutospacing="1" w:line="360" w:lineRule="auto"/>
-        <w:jc w:val="both"/>
-        <w:outlineLvl w:val="0"/>
-        <w:rPr>
-          <w:rFonts w:ascii="Times New Roman" w:eastAsia="Times New Roman" w:hAnsi="Times New Roman" w:cs="Times New Roman"/>
-          <w:sz w:val="24"/>
-          <w:szCs w:val="24"/>
-        </w:rPr>
-      </w:pPr>
-      <w:r>
-        <w:rPr>
-          <w:rFonts w:ascii="Times New Roman" w:eastAsia="Times New Roman" w:hAnsi="Times New Roman" w:cs="Times New Roman"/>
-          <w:b/>
-          <w:bCs/>
-          <w:color w:val="C00000"/>
-          <w:sz w:val="28"/>
-          <w:szCs w:val="28"/>
-        </w:rPr>
-        <w:t>10.</w:t>
-      </w:r>
-      <w:r>
-        <w:rPr>
-          <w:rFonts w:ascii="Times New Roman" w:eastAsia="Times New Roman" w:hAnsi="Times New Roman" w:cs="Times New Roman"/>
-          <w:b/>
-          <w:bCs/>
-          <w:color w:val="C00000"/>
-          <w:sz w:val="28"/>
-          <w:szCs w:val="28"/>
-        </w:rPr>
         <w:t xml:space="preserve"> Структура на пакетите</w:t>
       </w:r>
       <w:r>
@@ -1951,7 +2051,6 @@
           <w:sz w:val="24"/>
           <w:szCs w:val="24"/>
         </w:rPr>
-        <w:lastRenderedPageBreak/>
         <w:t>/models/      - Дефиниция на бизнес обектите (Product, User, etc.)</w:t>
       </w:r>
       <w:r>
@@ -2052,6 +2151,14 @@
           <w:szCs w:val="24"/>
         </w:rPr>
         <w:br/>
+      </w:r>
+      <w:r>
+        <w:rPr>
+          <w:rFonts w:ascii="Times New Roman" w:eastAsia="Times New Roman" w:hAnsi="Times New Roman" w:cs="Times New Roman"/>
+          <w:sz w:val="24"/>
+          <w:szCs w:val="24"/>
+        </w:rPr>
+        <w:lastRenderedPageBreak/>
         <w:t>/graph/       - Алгоритмичен модул (Dijkstra за локации)</w:t>
       </w:r>
       <w:r>
@@ -2149,7 +2256,6 @@
           <w:sz w:val="28"/>
           <w:szCs w:val="28"/>
         </w:rPr>
-        <w:lastRenderedPageBreak/>
         <w:t>Основни класове и тяхната роля:</w:t>
       </w:r>
       <w:r>
@@ -2169,41 +2275,23 @@
         <w:outlineLvl w:val="0"/>
         <w:rPr>
           <w:rFonts w:ascii="Times New Roman" w:eastAsia="Times New Roman" w:hAnsi="Times New Roman" w:cs="Times New Roman"/>
-          <w:color w:val="000000" w:themeColor="text1"/>
-          <w:sz w:val="24"/>
-          <w:szCs w:val="24"/>
-        </w:rPr>
-      </w:pPr>
-      <w:r>
-        <w:rPr>
-          <w:rFonts w:ascii="Times New Roman" w:eastAsia="Times New Roman" w:hAnsi="Times New Roman" w:cs="Times New Roman"/>
-          <w:b/>
-          <w:bCs/>
-          <w:color w:val="000000" w:themeColor="text1"/>
-          <w:sz w:val="24"/>
-          <w:szCs w:val="24"/>
-        </w:rPr>
-        <w:t>Клас Category</w:t>
-      </w:r>
-      <w:r>
-        <w:rPr>
-          <w:rFonts w:ascii="Times New Roman" w:eastAsia="Times New Roman" w:hAnsi="Times New Roman" w:cs="Times New Roman"/>
-          <w:b/>
-          <w:bCs/>
-          <w:color w:val="000000" w:themeColor="text1"/>
-          <w:sz w:val="24"/>
-          <w:szCs w:val="24"/>
-        </w:rPr>
-        <w:t xml:space="preserve"> - </w:t>
-      </w:r>
-      <w:r>
-        <w:rPr>
-          <w:rFonts w:ascii="Times New Roman" w:eastAsia="Times New Roman" w:hAnsi="Times New Roman" w:cs="Times New Roman"/>
-          <w:color w:val="000000" w:themeColor="text1"/>
-          <w:sz w:val="24"/>
-          <w:szCs w:val="24"/>
-        </w:rPr>
-        <w:t>Този клас управлява йерархичната структура на продуктите, като съхранява информация за името, описанието и връзката между родителски и подкатегории. Той поддържа автоматично генериране на уникални идентификатори (UUID) и проследява времето на създаване и последна редакция на данните.</w:t>
+          <w:b/>
+          <w:bCs/>
+          <w:color w:val="000000" w:themeColor="text1"/>
+          <w:sz w:val="24"/>
+          <w:szCs w:val="24"/>
+        </w:rPr>
+      </w:pPr>
+      <w:r>
+        <w:rPr>
+          <w:rFonts w:ascii="Times New Roman" w:eastAsia="Times New Roman" w:hAnsi="Times New Roman" w:cs="Times New Roman"/>
+          <w:b/>
+          <w:bCs/>
+          <w:color w:val="000000" w:themeColor="text1"/>
+          <w:sz w:val="24"/>
+          <w:szCs w:val="24"/>
+        </w:rPr>
+        <w:t>Category</w:t>
       </w:r>
     </w:p>
     <w:p>
@@ -2221,33 +2309,11 @@
       <w:r>
         <w:rPr>
           <w:rFonts w:ascii="Times New Roman" w:eastAsia="Times New Roman" w:hAnsi="Times New Roman" w:cs="Times New Roman"/>
-          <w:b/>
-          <w:bCs/>
-          <w:color w:val="000000" w:themeColor="text1"/>
-          <w:sz w:val="24"/>
-          <w:szCs w:val="24"/>
-        </w:rPr>
-        <w:t xml:space="preserve">Клас Product </w:t>
-      </w:r>
-      <w:r>
-        <w:rPr>
-          <w:rFonts w:ascii="Times New Roman" w:eastAsia="Times New Roman" w:hAnsi="Times New Roman" w:cs="Times New Roman"/>
-          <w:b/>
-          <w:bCs/>
-          <w:color w:val="000000" w:themeColor="text1"/>
-          <w:sz w:val="24"/>
-          <w:szCs w:val="24"/>
-        </w:rPr>
-        <w:t>-</w:t>
-      </w:r>
-      <w:r>
-        <w:rPr>
-          <w:rFonts w:ascii="Times New Roman" w:eastAsia="Times New Roman" w:hAnsi="Times New Roman" w:cs="Times New Roman"/>
-          <w:color w:val="000000" w:themeColor="text1"/>
-          <w:sz w:val="24"/>
-          <w:szCs w:val="24"/>
-        </w:rPr>
-        <w:t xml:space="preserve"> Класът капсулира основните данни за складовите артикули, като управлява техните наименования, мерни единици, цени и принадлежност към различни категории. Той осигурява механизми за автоматично генериране на уникални идентификатори (UUID), проследяване на историята на промените и конвертиране на обектите в JSON формат за трайно съхранение.</w:t>
+          <w:color w:val="000000" w:themeColor="text1"/>
+          <w:sz w:val="24"/>
+          <w:szCs w:val="24"/>
+        </w:rPr>
+        <w:t>Управлява йерархичната структура на категориите, съхранявайки име, описание, родителска връзка и UUID. Поддържа времеви отметки за създаване и редакция.</w:t>
       </w:r>
     </w:p>
     <w:p>
@@ -2257,50 +2323,23 @@
         <w:outlineLvl w:val="0"/>
         <w:rPr>
           <w:rFonts w:ascii="Times New Roman" w:eastAsia="Times New Roman" w:hAnsi="Times New Roman" w:cs="Times New Roman"/>
-          <w:color w:val="000000" w:themeColor="text1"/>
-          <w:sz w:val="24"/>
-          <w:szCs w:val="24"/>
-        </w:rPr>
-      </w:pPr>
-      <w:r>
-        <w:rPr>
-          <w:rFonts w:ascii="Times New Roman" w:eastAsia="Times New Roman" w:hAnsi="Times New Roman" w:cs="Times New Roman"/>
-          <w:b/>
-          <w:bCs/>
-          <w:color w:val="000000" w:themeColor="text1"/>
-          <w:sz w:val="24"/>
-          <w:szCs w:val="24"/>
-        </w:rPr>
-        <w:t xml:space="preserve">Клас Supplier </w:t>
-      </w:r>
-      <w:r>
-        <w:rPr>
-          <w:rFonts w:ascii="Times New Roman" w:eastAsia="Times New Roman" w:hAnsi="Times New Roman" w:cs="Times New Roman"/>
-          <w:b/>
-          <w:bCs/>
-          <w:color w:val="000000" w:themeColor="text1"/>
-          <w:sz w:val="24"/>
-          <w:szCs w:val="24"/>
-        </w:rPr>
-        <w:t>-</w:t>
-      </w:r>
-      <w:r>
-        <w:rPr>
-          <w:rFonts w:ascii="Times New Roman" w:eastAsia="Times New Roman" w:hAnsi="Times New Roman" w:cs="Times New Roman"/>
-          <w:color w:val="000000" w:themeColor="text1"/>
-          <w:sz w:val="24"/>
-          <w:szCs w:val="24"/>
-        </w:rPr>
-        <w:t xml:space="preserve"> Класът управлява информацията за външните партньори на фирмата, като съхранява техните имена, адреси и данни за контакт. Той осигурява уникална идентификация на всеки доставчик и проследява времето на регистрация и актуализация на партньорския профил в системата.</w:t>
-      </w:r>
-      <w:r>
-        <w:rPr>
-          <w:rFonts w:ascii="Times New Roman" w:eastAsia="Times New Roman" w:hAnsi="Times New Roman" w:cs="Times New Roman"/>
-          <w:color w:val="000000" w:themeColor="text1"/>
-          <w:sz w:val="24"/>
-          <w:szCs w:val="24"/>
-        </w:rPr>
-        <w:t xml:space="preserve"> </w:t>
+          <w:b/>
+          <w:bCs/>
+          <w:color w:val="000000" w:themeColor="text1"/>
+          <w:sz w:val="24"/>
+          <w:szCs w:val="24"/>
+        </w:rPr>
+      </w:pPr>
+      <w:r>
+        <w:rPr>
+          <w:rFonts w:ascii="Times New Roman" w:eastAsia="Times New Roman" w:hAnsi="Times New Roman" w:cs="Times New Roman"/>
+          <w:b/>
+          <w:bCs/>
+          <w:color w:val="000000" w:themeColor="text1"/>
+          <w:sz w:val="24"/>
+          <w:szCs w:val="24"/>
+        </w:rPr>
+        <w:t>Product</w:t>
       </w:r>
     </w:p>
     <w:p>
@@ -2318,34 +2357,11 @@
       <w:r>
         <w:rPr>
           <w:rFonts w:ascii="Times New Roman" w:eastAsia="Times New Roman" w:hAnsi="Times New Roman" w:cs="Times New Roman"/>
-          <w:b/>
-          <w:bCs/>
-          <w:color w:val="000000" w:themeColor="text1"/>
-          <w:sz w:val="24"/>
-          <w:szCs w:val="24"/>
-        </w:rPr>
-        <w:lastRenderedPageBreak/>
-        <w:t xml:space="preserve">Клас User </w:t>
-      </w:r>
-      <w:r>
-        <w:rPr>
-          <w:rFonts w:ascii="Times New Roman" w:eastAsia="Times New Roman" w:hAnsi="Times New Roman" w:cs="Times New Roman"/>
-          <w:b/>
-          <w:bCs/>
-          <w:color w:val="000000" w:themeColor="text1"/>
-          <w:sz w:val="24"/>
-          <w:szCs w:val="24"/>
-        </w:rPr>
-        <w:t>-</w:t>
-      </w:r>
-      <w:r>
-        <w:rPr>
-          <w:rFonts w:ascii="Times New Roman" w:eastAsia="Times New Roman" w:hAnsi="Times New Roman" w:cs="Times New Roman"/>
-          <w:color w:val="000000" w:themeColor="text1"/>
-          <w:sz w:val="24"/>
-          <w:szCs w:val="24"/>
-        </w:rPr>
-        <w:t xml:space="preserve"> Класът управлява идентичността и нивата на достъп на работещите със системата, като съхранява техните лични данни, роли и статус на акаунта. Той е в основата на сигурността, позволявайки разграничаване на правата между Администратори и Оператори чрез вградена ролева система. </w:t>
+          <w:color w:val="000000" w:themeColor="text1"/>
+          <w:sz w:val="24"/>
+          <w:szCs w:val="24"/>
+        </w:rPr>
+        <w:t>Описва складовите артикули чрез име, мерна единица, цена и категории. Генерира UUID, поддържа история на промените и позволява JSON сериализация.</w:t>
       </w:r>
     </w:p>
     <w:p>
@@ -2355,41 +2371,24 @@
         <w:outlineLvl w:val="0"/>
         <w:rPr>
           <w:rFonts w:ascii="Times New Roman" w:eastAsia="Times New Roman" w:hAnsi="Times New Roman" w:cs="Times New Roman"/>
-          <w:color w:val="000000" w:themeColor="text1"/>
-          <w:sz w:val="24"/>
-          <w:szCs w:val="24"/>
-        </w:rPr>
-      </w:pPr>
-      <w:r>
-        <w:rPr>
-          <w:rFonts w:ascii="Times New Roman" w:eastAsia="Times New Roman" w:hAnsi="Times New Roman" w:cs="Times New Roman"/>
-          <w:b/>
-          <w:bCs/>
-          <w:color w:val="000000" w:themeColor="text1"/>
-          <w:sz w:val="24"/>
-          <w:szCs w:val="24"/>
-        </w:rPr>
-        <w:t xml:space="preserve">Клас Location </w:t>
-      </w:r>
-      <w:r>
-        <w:rPr>
-          <w:rFonts w:ascii="Times New Roman" w:eastAsia="Times New Roman" w:hAnsi="Times New Roman" w:cs="Times New Roman"/>
-          <w:b/>
-          <w:bCs/>
-          <w:color w:val="000000" w:themeColor="text1"/>
-          <w:sz w:val="24"/>
-          <w:szCs w:val="24"/>
-        </w:rPr>
-        <w:t>-</w:t>
-      </w:r>
-      <w:r>
-        <w:rPr>
-          <w:rFonts w:ascii="Times New Roman" w:eastAsia="Times New Roman" w:hAnsi="Times New Roman" w:cs="Times New Roman"/>
-          <w:color w:val="000000" w:themeColor="text1"/>
-          <w:sz w:val="24"/>
-          <w:szCs w:val="24"/>
-        </w:rPr>
-        <w:t xml:space="preserve"> Този клас дефинира физическите складови пространства, като съхранява данни за тяхното име, зона, капацитет и уникален идентификационен код. Той играе ключова роля в логистичния модул, тъй като кодът на локацията се използва като възел в графа за изчисляване на най-кратките пътища чрез алгоритъма на Дейкстра. </w:t>
+          <w:b/>
+          <w:bCs/>
+          <w:color w:val="000000" w:themeColor="text1"/>
+          <w:sz w:val="24"/>
+          <w:szCs w:val="24"/>
+        </w:rPr>
+      </w:pPr>
+      <w:r>
+        <w:rPr>
+          <w:rFonts w:ascii="Times New Roman" w:eastAsia="Times New Roman" w:hAnsi="Times New Roman" w:cs="Times New Roman"/>
+          <w:b/>
+          <w:bCs/>
+          <w:color w:val="000000" w:themeColor="text1"/>
+          <w:sz w:val="24"/>
+          <w:szCs w:val="24"/>
+        </w:rPr>
+        <w:lastRenderedPageBreak/>
+        <w:t>Supplier</w:t>
       </w:r>
     </w:p>
     <w:p>
@@ -2407,33 +2406,11 @@
       <w:r>
         <w:rPr>
           <w:rFonts w:ascii="Times New Roman" w:eastAsia="Times New Roman" w:hAnsi="Times New Roman" w:cs="Times New Roman"/>
-          <w:b/>
-          <w:bCs/>
-          <w:color w:val="000000" w:themeColor="text1"/>
-          <w:sz w:val="24"/>
-          <w:szCs w:val="24"/>
-        </w:rPr>
-        <w:t xml:space="preserve">Клас Movement </w:t>
-      </w:r>
-      <w:r>
-        <w:rPr>
-          <w:rFonts w:ascii="Times New Roman" w:eastAsia="Times New Roman" w:hAnsi="Times New Roman" w:cs="Times New Roman"/>
-          <w:b/>
-          <w:bCs/>
-          <w:color w:val="000000" w:themeColor="text1"/>
-          <w:sz w:val="24"/>
-          <w:szCs w:val="24"/>
-        </w:rPr>
-        <w:t>-</w:t>
-      </w:r>
-      <w:r>
-        <w:rPr>
-          <w:rFonts w:ascii="Times New Roman" w:eastAsia="Times New Roman" w:hAnsi="Times New Roman" w:cs="Times New Roman"/>
-          <w:color w:val="000000" w:themeColor="text1"/>
-          <w:sz w:val="24"/>
-          <w:szCs w:val="24"/>
-        </w:rPr>
-        <w:t xml:space="preserve"> Този клас е отговорен за регистрирането на всяка физическа промяна в инвентара чрез три основни типа операции: входящи (IN), изходящи (OUT) и вътрешни трансфери (MOVE). Той съхранява детайлна информация за продукта, количествата, времето на операцията и участващите локации, осигурявайки пълна проследимост на стоките.</w:t>
+          <w:color w:val="000000" w:themeColor="text1"/>
+          <w:sz w:val="24"/>
+          <w:szCs w:val="24"/>
+        </w:rPr>
+        <w:t>Съхранява информация за външни партньори: име, адрес и контакти. Осигурява уникална идентификация и проследяване на актуализации.</w:t>
       </w:r>
     </w:p>
     <w:p>
@@ -2443,42 +2420,23 @@
         <w:outlineLvl w:val="0"/>
         <w:rPr>
           <w:rFonts w:ascii="Times New Roman" w:eastAsia="Times New Roman" w:hAnsi="Times New Roman" w:cs="Times New Roman"/>
-          <w:color w:val="000000" w:themeColor="text1"/>
-          <w:sz w:val="24"/>
-          <w:szCs w:val="24"/>
-        </w:rPr>
-      </w:pPr>
-      <w:r>
-        <w:rPr>
-          <w:rFonts w:ascii="Times New Roman" w:eastAsia="Times New Roman" w:hAnsi="Times New Roman" w:cs="Times New Roman"/>
-          <w:b/>
-          <w:bCs/>
-          <w:color w:val="000000" w:themeColor="text1"/>
-          <w:sz w:val="24"/>
-          <w:szCs w:val="24"/>
-        </w:rPr>
-        <w:lastRenderedPageBreak/>
-        <w:t xml:space="preserve">Клас Invoice </w:t>
-      </w:r>
-      <w:r>
-        <w:rPr>
-          <w:rFonts w:ascii="Times New Roman" w:eastAsia="Times New Roman" w:hAnsi="Times New Roman" w:cs="Times New Roman"/>
-          <w:b/>
-          <w:bCs/>
-          <w:color w:val="000000" w:themeColor="text1"/>
-          <w:sz w:val="24"/>
-          <w:szCs w:val="24"/>
-        </w:rPr>
-        <w:t>-</w:t>
-      </w:r>
-      <w:r>
-        <w:rPr>
-          <w:rFonts w:ascii="Times New Roman" w:eastAsia="Times New Roman" w:hAnsi="Times New Roman" w:cs="Times New Roman"/>
-          <w:color w:val="000000" w:themeColor="text1"/>
-          <w:sz w:val="24"/>
-          <w:szCs w:val="24"/>
-        </w:rPr>
-        <w:t xml:space="preserve"> Класът служи за финансово документиране на продажбите, като генерира записи за клиентски транзакции въз основа на изходящите движения. Той поддържа изчисляване на общи стойности, управление на статуса (валидна или анулирана) и съхранява връзка към съответното движение за целите на отчетността.</w:t>
+          <w:b/>
+          <w:bCs/>
+          <w:color w:val="000000" w:themeColor="text1"/>
+          <w:sz w:val="24"/>
+          <w:szCs w:val="24"/>
+        </w:rPr>
+      </w:pPr>
+      <w:r>
+        <w:rPr>
+          <w:rFonts w:ascii="Times New Roman" w:eastAsia="Times New Roman" w:hAnsi="Times New Roman" w:cs="Times New Roman"/>
+          <w:b/>
+          <w:bCs/>
+          <w:color w:val="000000" w:themeColor="text1"/>
+          <w:sz w:val="24"/>
+          <w:szCs w:val="24"/>
+        </w:rPr>
+        <w:t>User</w:t>
       </w:r>
     </w:p>
     <w:p>
@@ -2496,33 +2454,11 @@
       <w:r>
         <w:rPr>
           <w:rFonts w:ascii="Times New Roman" w:eastAsia="Times New Roman" w:hAnsi="Times New Roman" w:cs="Times New Roman"/>
-          <w:b/>
-          <w:bCs/>
-          <w:color w:val="000000" w:themeColor="text1"/>
-          <w:sz w:val="24"/>
-          <w:szCs w:val="24"/>
-        </w:rPr>
-        <w:t xml:space="preserve">Клас Report </w:t>
-      </w:r>
-      <w:r>
-        <w:rPr>
-          <w:rFonts w:ascii="Times New Roman" w:eastAsia="Times New Roman" w:hAnsi="Times New Roman" w:cs="Times New Roman"/>
-          <w:b/>
-          <w:bCs/>
-          <w:color w:val="000000" w:themeColor="text1"/>
-          <w:sz w:val="24"/>
-          <w:szCs w:val="24"/>
-        </w:rPr>
-        <w:t>-</w:t>
-      </w:r>
-      <w:r>
-        <w:rPr>
-          <w:rFonts w:ascii="Times New Roman" w:eastAsia="Times New Roman" w:hAnsi="Times New Roman" w:cs="Times New Roman"/>
-          <w:color w:val="000000" w:themeColor="text1"/>
-          <w:sz w:val="24"/>
-          <w:szCs w:val="24"/>
-        </w:rPr>
-        <w:t xml:space="preserve"> Това е специализиран модел, който служи за агрегиране и структуриране на данни от различни части на системата с цел представянето им на потребителя. Той съществува предимно в паметта на приложението, за да организира информацията за наличности, продажби или доставки в прегледен и удобен за четене вид. </w:t>
+          <w:color w:val="000000" w:themeColor="text1"/>
+          <w:sz w:val="24"/>
+          <w:szCs w:val="24"/>
+        </w:rPr>
+        <w:t>Управлява идентичността, ролите и достъпа на потребителите. Поддържа лични данни, статус и механизми за сигурност.</w:t>
       </w:r>
     </w:p>
     <w:p>
@@ -2535,31 +2471,20 @@
           <w:b/>
           <w:bCs/>
           <w:color w:val="000000" w:themeColor="text1"/>
-          <w:sz w:val="28"/>
-          <w:szCs w:val="28"/>
-        </w:rPr>
-      </w:pPr>
-      <w:r>
-        <w:rPr>
-          <w:rFonts w:ascii="Times New Roman" w:eastAsia="Times New Roman" w:hAnsi="Times New Roman" w:cs="Times New Roman"/>
-          <w:b/>
-          <w:bCs/>
-          <w:color w:val="000000" w:themeColor="text1"/>
-          <w:sz w:val="28"/>
-          <w:szCs w:val="28"/>
-        </w:rPr>
-        <w:t>Контролери (Слой Бизнес логика)</w:t>
-      </w:r>
-      <w:r>
-        <w:rPr>
-          <w:rFonts w:ascii="Times New Roman" w:eastAsia="Times New Roman" w:hAnsi="Times New Roman" w:cs="Times New Roman"/>
-          <w:b/>
-          <w:bCs/>
-          <w:color w:val="000000" w:themeColor="text1"/>
-          <w:sz w:val="28"/>
-          <w:szCs w:val="28"/>
-        </w:rPr>
-        <w:t xml:space="preserve"> </w:t>
+          <w:sz w:val="24"/>
+          <w:szCs w:val="24"/>
+        </w:rPr>
+      </w:pPr>
+      <w:r>
+        <w:rPr>
+          <w:rFonts w:ascii="Times New Roman" w:eastAsia="Times New Roman" w:hAnsi="Times New Roman" w:cs="Times New Roman"/>
+          <w:b/>
+          <w:bCs/>
+          <w:color w:val="000000" w:themeColor="text1"/>
+          <w:sz w:val="24"/>
+          <w:szCs w:val="24"/>
+        </w:rPr>
+        <w:t>Location</w:t>
       </w:r>
     </w:p>
     <w:p>
@@ -2577,127 +2502,21 @@
       <w:r>
         <w:rPr>
           <w:rFonts w:ascii="Times New Roman" w:eastAsia="Times New Roman" w:hAnsi="Times New Roman" w:cs="Times New Roman"/>
-          <w:b/>
-          <w:bCs/>
-          <w:color w:val="000000" w:themeColor="text1"/>
-          <w:sz w:val="24"/>
-          <w:szCs w:val="24"/>
-        </w:rPr>
-        <w:t>CategoryController</w:t>
-      </w:r>
-      <w:r>
-        <w:rPr>
-          <w:rFonts w:ascii="Times New Roman" w:eastAsia="Times New Roman" w:hAnsi="Times New Roman" w:cs="Times New Roman"/>
-          <w:b/>
-          <w:bCs/>
-          <w:color w:val="000000" w:themeColor="text1"/>
-          <w:sz w:val="24"/>
-          <w:szCs w:val="24"/>
-        </w:rPr>
-        <w:t xml:space="preserve"> - </w:t>
-      </w:r>
-      <w:r>
-        <w:rPr>
-          <w:rFonts w:ascii="Times New Roman" w:eastAsia="Times New Roman" w:hAnsi="Times New Roman" w:cs="Times New Roman"/>
-          <w:color w:val="000000" w:themeColor="text1"/>
-          <w:sz w:val="24"/>
-          <w:szCs w:val="24"/>
-        </w:rPr>
-        <w:t xml:space="preserve">Този клас управлява жизнения цикъл на продуктовите категории, като осигурява йерархичната им цялост и предотвратява логически цикли при задаване на родителски елементи. Той </w:t>
-      </w:r>
-      <w:r>
-        <w:rPr>
-          <w:rFonts w:ascii="Times New Roman" w:eastAsia="Times New Roman" w:hAnsi="Times New Roman" w:cs="Times New Roman"/>
-          <w:color w:val="000000" w:themeColor="text1"/>
-          <w:sz w:val="24"/>
-          <w:szCs w:val="24"/>
-        </w:rPr>
-        <w:lastRenderedPageBreak/>
-        <w:t xml:space="preserve">служи като мост между данните и потребителския интерфейс, интегрирайки валидатори за уникалност и модули за аналитична статистика. </w:t>
-      </w:r>
-    </w:p>
-    <w:p>
-      <w:pPr>
-        <w:spacing w:line="360" w:lineRule="auto"/>
-        <w:jc w:val="both"/>
-        <w:outlineLvl w:val="0"/>
-        <w:rPr>
-          <w:rFonts w:ascii="Times New Roman" w:hAnsi="Times New Roman" w:cs="Times New Roman"/>
-          <w:b/>
-          <w:bCs/>
-          <w:color w:val="000000" w:themeColor="text1"/>
-        </w:rPr>
-      </w:pPr>
-      <w:r>
-        <w:rPr>
-          <w:rFonts w:ascii="Times New Roman" w:eastAsia="Times New Roman" w:hAnsi="Times New Roman" w:cs="Times New Roman"/>
-          <w:b/>
-          <w:bCs/>
-          <w:color w:val="000000" w:themeColor="text1"/>
-          <w:sz w:val="24"/>
-          <w:szCs w:val="24"/>
-        </w:rPr>
-        <w:t>ProductController</w:t>
-      </w:r>
-      <w:r>
-        <w:rPr>
-          <w:rFonts w:ascii="Times New Roman" w:eastAsia="Times New Roman" w:hAnsi="Times New Roman" w:cs="Times New Roman"/>
-          <w:b/>
-          <w:bCs/>
-          <w:color w:val="000000" w:themeColor="text1"/>
-          <w:sz w:val="24"/>
-          <w:szCs w:val="24"/>
-        </w:rPr>
-        <w:t xml:space="preserve"> - </w:t>
-      </w:r>
-      <w:r>
-        <w:rPr>
-          <w:rFonts w:ascii="Times New Roman" w:hAnsi="Times New Roman" w:cs="Times New Roman"/>
-          <w:color w:val="000000" w:themeColor="text1"/>
-          <w:sz w:val="24"/>
-          <w:szCs w:val="24"/>
-        </w:rPr>
-        <w:t xml:space="preserve">Този контролер управлява продуктовия каталог, като отговаря за добавянето, редактирането и изтриването на артикули при спазване на стриктни бизнес правила. Той интегрира външни алгоритми за филтриране и сортиране (като </w:t>
-      </w:r>
-      <w:r>
-        <w:rPr>
-          <w:rFonts w:ascii="Times New Roman" w:hAnsi="Times New Roman" w:cs="Times New Roman"/>
-          <w:b/>
-          <w:bCs/>
-          <w:color w:val="000000" w:themeColor="text1"/>
-          <w:sz w:val="24"/>
-          <w:szCs w:val="24"/>
-        </w:rPr>
-        <w:t>Merge Sort</w:t>
-      </w:r>
-      <w:r>
-        <w:rPr>
-          <w:rFonts w:ascii="Times New Roman" w:hAnsi="Times New Roman" w:cs="Times New Roman"/>
-          <w:color w:val="000000" w:themeColor="text1"/>
-          <w:sz w:val="24"/>
-          <w:szCs w:val="24"/>
-        </w:rPr>
-        <w:t xml:space="preserve"> и </w:t>
-      </w:r>
-      <w:r>
-        <w:rPr>
-          <w:rFonts w:ascii="Times New Roman" w:hAnsi="Times New Roman" w:cs="Times New Roman"/>
-          <w:b/>
-          <w:bCs/>
-          <w:color w:val="000000" w:themeColor="text1"/>
-          <w:sz w:val="24"/>
-          <w:szCs w:val="24"/>
-        </w:rPr>
-        <w:t>Quick Sort</w:t>
-      </w:r>
-      <w:r>
-        <w:rPr>
-          <w:rFonts w:ascii="Times New Roman" w:hAnsi="Times New Roman" w:cs="Times New Roman"/>
-          <w:color w:val="000000" w:themeColor="text1"/>
-          <w:sz w:val="24"/>
-          <w:szCs w:val="24"/>
-        </w:rPr>
-        <w:t>), позволявайки на потребителите да откриват и организират стоките по различни критерии.</w:t>
+          <w:color w:val="000000" w:themeColor="text1"/>
+          <w:sz w:val="24"/>
+          <w:szCs w:val="24"/>
+        </w:rPr>
+        <w:t>Дефинира складовите локации чрез име, зона, капацитет и уникален код. Участва в графа за изчисляване на най</w:t>
+      </w:r>
+      <w:r>
+        <w:rPr>
+          <w:rFonts w:ascii="Times New Roman" w:eastAsia="Times New Roman" w:hAnsi="Times New Roman" w:cs="Times New Roman"/>
+          <w:color w:val="000000" w:themeColor="text1"/>
+          <w:sz w:val="24"/>
+          <w:szCs w:val="24"/>
+        </w:rPr>
+        <w:noBreakHyphen/>
+        <w:t>кратки пътища.</w:t>
       </w:r>
     </w:p>
     <w:p>
@@ -2707,30 +2526,23 @@
         <w:outlineLvl w:val="0"/>
         <w:rPr>
           <w:rFonts w:ascii="Times New Roman" w:eastAsia="Times New Roman" w:hAnsi="Times New Roman" w:cs="Times New Roman"/>
-          <w:color w:val="000000" w:themeColor="text1"/>
-          <w:sz w:val="24"/>
-          <w:szCs w:val="24"/>
-        </w:rPr>
-      </w:pPr>
-      <w:r>
-        <w:rPr>
-          <w:rFonts w:ascii="Times New Roman" w:eastAsia="Times New Roman" w:hAnsi="Times New Roman" w:cs="Times New Roman"/>
-          <w:b/>
-          <w:bCs/>
-          <w:color w:val="000000" w:themeColor="text1"/>
-          <w:sz w:val="24"/>
-          <w:szCs w:val="24"/>
-        </w:rPr>
-        <w:t xml:space="preserve">UserController </w:t>
-      </w:r>
-      <w:r>
-        <w:rPr>
-          <w:rFonts w:ascii="Times New Roman" w:eastAsia="Times New Roman" w:hAnsi="Times New Roman" w:cs="Times New Roman"/>
-          <w:color w:val="000000" w:themeColor="text1"/>
-          <w:sz w:val="24"/>
-          <w:szCs w:val="24"/>
-        </w:rPr>
-        <w:t xml:space="preserve">- Класът отговаря за сигурността и управлението на потребителските профили, включително процесите по регистрация, автентикация и ролева оторизация. Той поддържа административни функции за промяна на статуси и права, като същевременно гарантира защитата на данните чрез механизми за хеширане на пароли. </w:t>
+          <w:b/>
+          <w:bCs/>
+          <w:color w:val="000000" w:themeColor="text1"/>
+          <w:sz w:val="24"/>
+          <w:szCs w:val="24"/>
+        </w:rPr>
+      </w:pPr>
+      <w:r>
+        <w:rPr>
+          <w:rFonts w:ascii="Times New Roman" w:eastAsia="Times New Roman" w:hAnsi="Times New Roman" w:cs="Times New Roman"/>
+          <w:b/>
+          <w:bCs/>
+          <w:color w:val="000000" w:themeColor="text1"/>
+          <w:sz w:val="24"/>
+          <w:szCs w:val="24"/>
+        </w:rPr>
+        <w:t>Movement</w:t>
       </w:r>
     </w:p>
     <w:p>
@@ -2748,32 +2560,12 @@
       <w:r>
         <w:rPr>
           <w:rFonts w:ascii="Times New Roman" w:eastAsia="Times New Roman" w:hAnsi="Times New Roman" w:cs="Times New Roman"/>
-          <w:b/>
-          <w:bCs/>
-          <w:color w:val="000000" w:themeColor="text1"/>
-          <w:sz w:val="24"/>
-          <w:szCs w:val="24"/>
-        </w:rPr>
-        <w:t xml:space="preserve">SupplierController - </w:t>
-      </w:r>
-      <w:r>
-        <w:rPr>
-          <w:rFonts w:ascii="Times New Roman" w:eastAsia="Times New Roman" w:hAnsi="Times New Roman" w:cs="Times New Roman"/>
-          <w:color w:val="000000" w:themeColor="text1"/>
-          <w:sz w:val="24"/>
-          <w:szCs w:val="24"/>
-        </w:rPr>
-        <w:t xml:space="preserve">Класът управлява базата данни с външни партньори, като отговаря за регистрирането на нови доставчици и поддържането на актуална информация за техните контакти и </w:t>
-      </w:r>
-      <w:r>
-        <w:rPr>
-          <w:rFonts w:ascii="Times New Roman" w:eastAsia="Times New Roman" w:hAnsi="Times New Roman" w:cs="Times New Roman"/>
           <w:color w:val="000000" w:themeColor="text1"/>
           <w:sz w:val="24"/>
           <w:szCs w:val="24"/>
         </w:rPr>
         <w:lastRenderedPageBreak/>
-        <w:t>адреси. Той гарантира уникалност на имената в системата и предоставя функционалност за гъвкаво търсене по име или идентификационен код.</w:t>
+        <w:t>Регистрира складови операции (IN, OUT, MOVE), съхранявайки продукт, количества, време и участващи локации. Осигурява пълна проследимост на стоките.</w:t>
       </w:r>
     </w:p>
     <w:p>
@@ -2783,30 +2575,23 @@
         <w:outlineLvl w:val="0"/>
         <w:rPr>
           <w:rFonts w:ascii="Times New Roman" w:eastAsia="Times New Roman" w:hAnsi="Times New Roman" w:cs="Times New Roman"/>
-          <w:color w:val="000000" w:themeColor="text1"/>
-          <w:sz w:val="24"/>
-          <w:szCs w:val="24"/>
-        </w:rPr>
-      </w:pPr>
-      <w:r>
-        <w:rPr>
-          <w:rFonts w:ascii="Times New Roman" w:eastAsia="Times New Roman" w:hAnsi="Times New Roman" w:cs="Times New Roman"/>
-          <w:b/>
-          <w:bCs/>
-          <w:color w:val="000000" w:themeColor="text1"/>
-          <w:sz w:val="24"/>
-          <w:szCs w:val="24"/>
-        </w:rPr>
-        <w:t xml:space="preserve">LocationController - </w:t>
-      </w:r>
-      <w:r>
-        <w:rPr>
-          <w:rFonts w:ascii="Times New Roman" w:eastAsia="Times New Roman" w:hAnsi="Times New Roman" w:cs="Times New Roman"/>
-          <w:color w:val="000000" w:themeColor="text1"/>
-          <w:sz w:val="24"/>
-          <w:szCs w:val="24"/>
-        </w:rPr>
-        <w:t xml:space="preserve">Този контролер администрира физическата складова база, като управлява зоните, капацитета и специалните кодове за навигация на всяка локация. Той включва критична бизнес логика, която предотвратява изтриването на складови пространства, в които има налична стока, и осигурява уникални кодове, необходими за работата на алгоритъма за най-кратък път. </w:t>
+          <w:b/>
+          <w:bCs/>
+          <w:color w:val="000000" w:themeColor="text1"/>
+          <w:sz w:val="24"/>
+          <w:szCs w:val="24"/>
+        </w:rPr>
+      </w:pPr>
+      <w:r>
+        <w:rPr>
+          <w:rFonts w:ascii="Times New Roman" w:eastAsia="Times New Roman" w:hAnsi="Times New Roman" w:cs="Times New Roman"/>
+          <w:b/>
+          <w:bCs/>
+          <w:color w:val="000000" w:themeColor="text1"/>
+          <w:sz w:val="24"/>
+          <w:szCs w:val="24"/>
+        </w:rPr>
+        <w:t>Invoice</w:t>
       </w:r>
     </w:p>
     <w:p>
@@ -2824,22 +2609,11 @@
       <w:r>
         <w:rPr>
           <w:rFonts w:ascii="Times New Roman" w:eastAsia="Times New Roman" w:hAnsi="Times New Roman" w:cs="Times New Roman"/>
-          <w:b/>
-          <w:bCs/>
-          <w:color w:val="000000" w:themeColor="text1"/>
-          <w:sz w:val="24"/>
-          <w:szCs w:val="24"/>
-        </w:rPr>
-        <w:t>InventoryController -</w:t>
-      </w:r>
-      <w:r>
-        <w:rPr>
-          <w:rFonts w:ascii="Times New Roman" w:eastAsia="Times New Roman" w:hAnsi="Times New Roman" w:cs="Times New Roman"/>
-          <w:color w:val="000000" w:themeColor="text1"/>
-          <w:sz w:val="24"/>
-          <w:szCs w:val="24"/>
-        </w:rPr>
-        <w:t xml:space="preserve"> Този клас е отговорен за точното следене на количествата стока във всяка локация, като динамично преизчислява инвентара на базата на регистрираните движения. Той служи като централен източник на информация за текущото състояние на склада, осигурявайки данни за наличности, средни цени и финансови показатели (разходи и приходи).</w:t>
+          <w:color w:val="000000" w:themeColor="text1"/>
+          <w:sz w:val="24"/>
+          <w:szCs w:val="24"/>
+        </w:rPr>
+        <w:t>Документира продажбите чрез връзка към OUT движение. Съхранява стойности, клиентски данни и статус (валидна/анулирана).</w:t>
       </w:r>
     </w:p>
     <w:p>
@@ -2849,63 +2623,23 @@
         <w:outlineLvl w:val="0"/>
         <w:rPr>
           <w:rFonts w:ascii="Times New Roman" w:eastAsia="Times New Roman" w:hAnsi="Times New Roman" w:cs="Times New Roman"/>
-          <w:color w:val="000000" w:themeColor="text1"/>
-          <w:sz w:val="24"/>
-          <w:szCs w:val="24"/>
-        </w:rPr>
-      </w:pPr>
-      <w:r>
-        <w:rPr>
-          <w:rFonts w:ascii="Times New Roman" w:eastAsia="Times New Roman" w:hAnsi="Times New Roman" w:cs="Times New Roman"/>
-          <w:b/>
-          <w:bCs/>
-          <w:color w:val="000000" w:themeColor="text1"/>
-          <w:sz w:val="24"/>
-          <w:szCs w:val="24"/>
-        </w:rPr>
-        <w:t>MovementControlle</w:t>
-      </w:r>
-      <w:r>
-        <w:rPr>
-          <w:rFonts w:ascii="Times New Roman" w:eastAsia="Times New Roman" w:hAnsi="Times New Roman" w:cs="Times New Roman"/>
-          <w:b/>
-          <w:bCs/>
-          <w:color w:val="000000" w:themeColor="text1"/>
-          <w:sz w:val="24"/>
-          <w:szCs w:val="24"/>
-          <w:lang w:val="en-US"/>
-        </w:rPr>
-        <w:t>r</w:t>
-      </w:r>
-      <w:r>
-        <w:rPr>
-          <w:rFonts w:ascii="Times New Roman" w:eastAsia="Times New Roman" w:hAnsi="Times New Roman" w:cs="Times New Roman"/>
-          <w:b/>
-          <w:bCs/>
-          <w:color w:val="000000" w:themeColor="text1"/>
-          <w:sz w:val="24"/>
-          <w:szCs w:val="24"/>
-        </w:rPr>
-        <w:t xml:space="preserve"> - </w:t>
-      </w:r>
-      <w:r>
-        <w:rPr>
-          <w:rFonts w:ascii="Times New Roman" w:eastAsia="Times New Roman" w:hAnsi="Times New Roman" w:cs="Times New Roman"/>
-          <w:color w:val="000000" w:themeColor="text1"/>
-          <w:sz w:val="24"/>
-          <w:szCs w:val="24"/>
-        </w:rPr>
-        <w:t xml:space="preserve">Класът управлява регистрирането на всички видове складови операции (вход, изход и вътрешен трансфер), като гарантира тяхната валидност чрез проверка на наличности и </w:t>
-      </w:r>
-      <w:r>
-        <w:rPr>
-          <w:rFonts w:ascii="Times New Roman" w:eastAsia="Times New Roman" w:hAnsi="Times New Roman" w:cs="Times New Roman"/>
-          <w:color w:val="000000" w:themeColor="text1"/>
-          <w:sz w:val="24"/>
-          <w:szCs w:val="24"/>
-        </w:rPr>
-        <w:lastRenderedPageBreak/>
-        <w:t>съществуващи локации. Той координира работата между продуктите, потребителите и фактурите, създавайки пълна одитна следа за всяко действие в системата.</w:t>
+          <w:b/>
+          <w:bCs/>
+          <w:color w:val="000000" w:themeColor="text1"/>
+          <w:sz w:val="24"/>
+          <w:szCs w:val="24"/>
+        </w:rPr>
+      </w:pPr>
+      <w:r>
+        <w:rPr>
+          <w:rFonts w:ascii="Times New Roman" w:eastAsia="Times New Roman" w:hAnsi="Times New Roman" w:cs="Times New Roman"/>
+          <w:b/>
+          <w:bCs/>
+          <w:color w:val="000000" w:themeColor="text1"/>
+          <w:sz w:val="24"/>
+          <w:szCs w:val="24"/>
+        </w:rPr>
+        <w:t>Report</w:t>
       </w:r>
     </w:p>
     <w:p>
@@ -2923,22 +2657,11 @@
       <w:r>
         <w:rPr>
           <w:rFonts w:ascii="Times New Roman" w:eastAsia="Times New Roman" w:hAnsi="Times New Roman" w:cs="Times New Roman"/>
-          <w:b/>
-          <w:bCs/>
-          <w:color w:val="000000" w:themeColor="text1"/>
-          <w:sz w:val="24"/>
-          <w:szCs w:val="24"/>
-        </w:rPr>
-        <w:t>InvoiceController -</w:t>
-      </w:r>
-      <w:r>
-        <w:rPr>
-          <w:rFonts w:ascii="Times New Roman" w:eastAsia="Times New Roman" w:hAnsi="Times New Roman" w:cs="Times New Roman"/>
-          <w:color w:val="000000" w:themeColor="text1"/>
-          <w:sz w:val="24"/>
-          <w:szCs w:val="24"/>
-        </w:rPr>
-        <w:t xml:space="preserve"> Този контролер автоматизира процеса по финансово документиране на продажбите, като генерира фактури директно от изходящите складови движения. Той поддържа история на финансовите транзакции и позволява анулиране на документи, като същевременно гарантира, че всяка продажба е надлежно отразена с коректни цени и клиентски данни.</w:t>
+          <w:color w:val="000000" w:themeColor="text1"/>
+          <w:sz w:val="24"/>
+          <w:szCs w:val="24"/>
+        </w:rPr>
+        <w:t xml:space="preserve">Агрегира и структурира данни за визуализация на наличности, доставки и продажби. Използва се за генериране на справки в реално време. </w:t>
       </w:r>
     </w:p>
     <w:p>
@@ -2948,39 +2671,34 @@
         <w:outlineLvl w:val="0"/>
         <w:rPr>
           <w:rFonts w:ascii="Times New Roman" w:eastAsia="Times New Roman" w:hAnsi="Times New Roman" w:cs="Times New Roman"/>
-          <w:color w:val="000000" w:themeColor="text1"/>
-          <w:sz w:val="24"/>
-          <w:szCs w:val="24"/>
-        </w:rPr>
-      </w:pPr>
-      <w:r>
-        <w:rPr>
-          <w:rFonts w:ascii="Times New Roman" w:eastAsia="Times New Roman" w:hAnsi="Times New Roman" w:cs="Times New Roman"/>
-          <w:b/>
-          <w:bCs/>
-          <w:color w:val="000000" w:themeColor="text1"/>
-          <w:sz w:val="24"/>
-          <w:szCs w:val="24"/>
-        </w:rPr>
-        <w:t>ReportController -</w:t>
-      </w:r>
-      <w:r>
-        <w:rPr>
-          <w:rFonts w:ascii="Times New Roman" w:eastAsia="Times New Roman" w:hAnsi="Times New Roman" w:cs="Times New Roman"/>
-          <w:color w:val="000000" w:themeColor="text1"/>
-          <w:sz w:val="24"/>
-          <w:szCs w:val="24"/>
-        </w:rPr>
-        <w:t xml:space="preserve"> Класът изпълнява ролята на агрегатор, който събира и комбинира данни от всички останали контролери, за да изведе синтезирана информация под формата на справки. Той поддържа функционалности за филтриране и интелигентно сортиране на резултатите, предоставяйки на крайния потребител ясна картина за историята на доставките, продажбите и наличностите</w:t>
-      </w:r>
-      <w:r>
-        <w:rPr>
-          <w:rFonts w:ascii="Times New Roman" w:eastAsia="Times New Roman" w:hAnsi="Times New Roman" w:cs="Times New Roman"/>
-          <w:color w:val="000000" w:themeColor="text1"/>
-          <w:sz w:val="24"/>
-          <w:szCs w:val="24"/>
-        </w:rPr>
-        <w:t xml:space="preserve">. </w:t>
+          <w:b/>
+          <w:bCs/>
+          <w:color w:val="000000" w:themeColor="text1"/>
+          <w:sz w:val="28"/>
+          <w:szCs w:val="28"/>
+        </w:rPr>
+      </w:pPr>
+      <w:r>
+        <w:rPr>
+          <w:rFonts w:ascii="Times New Roman" w:eastAsia="Times New Roman" w:hAnsi="Times New Roman" w:cs="Times New Roman"/>
+          <w:b/>
+          <w:bCs/>
+          <w:color w:val="000000" w:themeColor="text1"/>
+          <w:sz w:val="28"/>
+          <w:szCs w:val="28"/>
+        </w:rPr>
+        <w:t>Контролери (Слой Бизнес логика)</w:t>
+      </w:r>
+      <w:r>
+        <w:rPr>
+          <w:rFonts w:ascii="Times New Roman" w:eastAsia="Times New Roman" w:hAnsi="Times New Roman" w:cs="Times New Roman"/>
+          <w:b/>
+          <w:bCs/>
+          <w:color w:val="000000" w:themeColor="text1"/>
+          <w:sz w:val="28"/>
+          <w:szCs w:val="28"/>
+        </w:rPr>
+        <w:t xml:space="preserve"> </w:t>
       </w:r>
     </w:p>
     <w:p>
@@ -2990,20 +2708,37 @@
         <w:outlineLvl w:val="0"/>
         <w:rPr>
           <w:rFonts w:ascii="Times New Roman" w:eastAsia="Times New Roman" w:hAnsi="Times New Roman" w:cs="Times New Roman"/>
-          <w:color w:val="000000" w:themeColor="text1"/>
-          <w:sz w:val="24"/>
-          <w:szCs w:val="24"/>
-        </w:rPr>
-      </w:pPr>
-      <w:r>
-        <w:rPr>
-          <w:rFonts w:ascii="Times New Roman" w:eastAsia="Times New Roman" w:hAnsi="Times New Roman" w:cs="Times New Roman"/>
-          <w:color w:val="000000" w:themeColor="text1"/>
-          <w:sz w:val="24"/>
-          <w:szCs w:val="24"/>
-        </w:rPr>
-        <w:t xml:space="preserve">Контролерните връзки в системата се изграждат последователно: първо се инициализират всички JSON хранилища, след което върху тях стъпват отделните контролери. ProductController зависи от </w:t>
-      </w:r>
+          <w:b/>
+          <w:bCs/>
+          <w:color w:val="000000" w:themeColor="text1"/>
+          <w:sz w:val="24"/>
+          <w:szCs w:val="24"/>
+        </w:rPr>
+      </w:pPr>
+      <w:r>
+        <w:rPr>
+          <w:rFonts w:ascii="Times New Roman" w:eastAsia="Times New Roman" w:hAnsi="Times New Roman" w:cs="Times New Roman"/>
+          <w:b/>
+          <w:bCs/>
+          <w:color w:val="000000" w:themeColor="text1"/>
+          <w:sz w:val="24"/>
+          <w:szCs w:val="24"/>
+        </w:rPr>
+        <w:t>CategoryController</w:t>
+      </w:r>
+    </w:p>
+    <w:p>
+      <w:pPr>
+        <w:spacing w:before="100" w:beforeAutospacing="1" w:after="100" w:afterAutospacing="1" w:line="360" w:lineRule="auto"/>
+        <w:jc w:val="both"/>
+        <w:outlineLvl w:val="0"/>
+        <w:rPr>
+          <w:rFonts w:ascii="Times New Roman" w:eastAsia="Times New Roman" w:hAnsi="Times New Roman" w:cs="Times New Roman"/>
+          <w:color w:val="000000" w:themeColor="text1"/>
+          <w:sz w:val="24"/>
+          <w:szCs w:val="24"/>
+        </w:rPr>
+      </w:pPr>
       <w:r>
         <w:rPr>
           <w:rFonts w:ascii="Times New Roman" w:eastAsia="Times New Roman" w:hAnsi="Times New Roman" w:cs="Times New Roman"/>
@@ -3012,8 +2747,702 @@
           <w:szCs w:val="24"/>
         </w:rPr>
         <w:lastRenderedPageBreak/>
-        <w:t>CategoryController, а MovementController използва едновременно продуктите, потребителите, локациите, доставчиците и фактурите, което го прави централният логистичен модул. InventoryController работи заедно с MovementController в двупосочна връзка, защото движенията променят наличностите, а наличностите трябва да отразяват всяко движение в реално време. ReportController обединява данните от всички контролери и ги предоставя на изгледите, а GraphView използва инвентара и локациите за изчисляване на най-близки складове. Така чрез тази верига от зависимости цялата система функционира като единен механизъм, в който всяка операция автоматично се отразява в логиката, инвентара и визуализацията.</w:t>
-      </w:r>
+        <w:t>Управлява жизнения цикъл на категориите, включително създаване, редактиране и поддържане на йерархичната структура. Осигурява коректни родителски връзки и предотвратява логически цикли. Интегрира валидатори за уникалност и аналитични модули, като служи за свързващо звено между данните и потребителския интерфейс.</w:t>
+      </w:r>
+    </w:p>
+    <w:p>
+      <w:pPr>
+        <w:spacing w:before="100" w:beforeAutospacing="1" w:after="100" w:afterAutospacing="1" w:line="360" w:lineRule="auto"/>
+        <w:jc w:val="both"/>
+        <w:outlineLvl w:val="0"/>
+        <w:rPr>
+          <w:rFonts w:ascii="Times New Roman" w:eastAsia="Times New Roman" w:hAnsi="Times New Roman" w:cs="Times New Roman"/>
+          <w:b/>
+          <w:bCs/>
+          <w:color w:val="000000" w:themeColor="text1"/>
+          <w:sz w:val="24"/>
+          <w:szCs w:val="24"/>
+        </w:rPr>
+      </w:pPr>
+      <w:r>
+        <w:rPr>
+          <w:rFonts w:ascii="Times New Roman" w:eastAsia="Times New Roman" w:hAnsi="Times New Roman" w:cs="Times New Roman"/>
+          <w:b/>
+          <w:bCs/>
+          <w:color w:val="000000" w:themeColor="text1"/>
+          <w:sz w:val="24"/>
+          <w:szCs w:val="24"/>
+        </w:rPr>
+        <w:t>ProductController</w:t>
+      </w:r>
+    </w:p>
+    <w:p>
+      <w:pPr>
+        <w:spacing w:before="100" w:beforeAutospacing="1" w:after="100" w:afterAutospacing="1" w:line="360" w:lineRule="auto"/>
+        <w:jc w:val="both"/>
+        <w:outlineLvl w:val="0"/>
+        <w:rPr>
+          <w:rFonts w:ascii="Times New Roman" w:eastAsia="Times New Roman" w:hAnsi="Times New Roman" w:cs="Times New Roman"/>
+          <w:color w:val="000000" w:themeColor="text1"/>
+          <w:sz w:val="24"/>
+          <w:szCs w:val="24"/>
+        </w:rPr>
+      </w:pPr>
+      <w:r>
+        <w:rPr>
+          <w:rFonts w:ascii="Times New Roman" w:eastAsia="Times New Roman" w:hAnsi="Times New Roman" w:cs="Times New Roman"/>
+          <w:color w:val="000000" w:themeColor="text1"/>
+          <w:sz w:val="24"/>
+          <w:szCs w:val="24"/>
+        </w:rPr>
+        <w:t>Отговаря за управлението на продуктовия каталог, като прилага бизнес правила при добавяне, редактиране и изтриване на артикули. Поддържа външни алгоритми за филтриране и сортиране (Merge Sort, Quick Sort), които позволяват ефективно организиране и откриване на продукти по различни критерии.</w:t>
+      </w:r>
+    </w:p>
+    <w:p>
+      <w:pPr>
+        <w:spacing w:before="100" w:beforeAutospacing="1" w:after="100" w:afterAutospacing="1" w:line="360" w:lineRule="auto"/>
+        <w:jc w:val="both"/>
+        <w:outlineLvl w:val="0"/>
+        <w:rPr>
+          <w:rFonts w:ascii="Times New Roman" w:eastAsia="Times New Roman" w:hAnsi="Times New Roman" w:cs="Times New Roman"/>
+          <w:b/>
+          <w:bCs/>
+          <w:color w:val="000000" w:themeColor="text1"/>
+          <w:sz w:val="24"/>
+          <w:szCs w:val="24"/>
+        </w:rPr>
+      </w:pPr>
+      <w:r>
+        <w:rPr>
+          <w:rFonts w:ascii="Times New Roman" w:eastAsia="Times New Roman" w:hAnsi="Times New Roman" w:cs="Times New Roman"/>
+          <w:b/>
+          <w:bCs/>
+          <w:color w:val="000000" w:themeColor="text1"/>
+          <w:sz w:val="24"/>
+          <w:szCs w:val="24"/>
+        </w:rPr>
+        <w:t>UserController</w:t>
+      </w:r>
+    </w:p>
+    <w:p>
+      <w:pPr>
+        <w:spacing w:before="100" w:beforeAutospacing="1" w:after="100" w:afterAutospacing="1" w:line="360" w:lineRule="auto"/>
+        <w:jc w:val="both"/>
+        <w:outlineLvl w:val="0"/>
+        <w:rPr>
+          <w:rFonts w:ascii="Times New Roman" w:eastAsia="Times New Roman" w:hAnsi="Times New Roman" w:cs="Times New Roman"/>
+          <w:color w:val="000000" w:themeColor="text1"/>
+          <w:sz w:val="24"/>
+          <w:szCs w:val="24"/>
+        </w:rPr>
+      </w:pPr>
+      <w:r>
+        <w:rPr>
+          <w:rFonts w:ascii="Times New Roman" w:eastAsia="Times New Roman" w:hAnsi="Times New Roman" w:cs="Times New Roman"/>
+          <w:color w:val="000000" w:themeColor="text1"/>
+          <w:sz w:val="24"/>
+          <w:szCs w:val="24"/>
+        </w:rPr>
+        <w:lastRenderedPageBreak/>
+        <w:t>Управлява потребителските профили, включително регистрация, автентикация, ролеви права и статус на акаунта. Осигурява защита на данните чрез хеширане на пароли и поддържа административни операции за промяна на роли и достъп.</w:t>
+      </w:r>
+    </w:p>
+    <w:p>
+      <w:pPr>
+        <w:spacing w:before="100" w:beforeAutospacing="1" w:after="100" w:afterAutospacing="1" w:line="360" w:lineRule="auto"/>
+        <w:jc w:val="both"/>
+        <w:outlineLvl w:val="0"/>
+        <w:rPr>
+          <w:rFonts w:ascii="Times New Roman" w:eastAsia="Times New Roman" w:hAnsi="Times New Roman" w:cs="Times New Roman"/>
+          <w:b/>
+          <w:bCs/>
+          <w:color w:val="000000" w:themeColor="text1"/>
+          <w:sz w:val="24"/>
+          <w:szCs w:val="24"/>
+        </w:rPr>
+      </w:pPr>
+      <w:r>
+        <w:rPr>
+          <w:rFonts w:ascii="Times New Roman" w:eastAsia="Times New Roman" w:hAnsi="Times New Roman" w:cs="Times New Roman"/>
+          <w:b/>
+          <w:bCs/>
+          <w:color w:val="000000" w:themeColor="text1"/>
+          <w:sz w:val="24"/>
+          <w:szCs w:val="24"/>
+        </w:rPr>
+        <w:t>SupplierController</w:t>
+      </w:r>
+    </w:p>
+    <w:p>
+      <w:pPr>
+        <w:spacing w:before="100" w:beforeAutospacing="1" w:after="100" w:afterAutospacing="1" w:line="360" w:lineRule="auto"/>
+        <w:jc w:val="both"/>
+        <w:outlineLvl w:val="0"/>
+        <w:rPr>
+          <w:rFonts w:ascii="Times New Roman" w:eastAsia="Times New Roman" w:hAnsi="Times New Roman" w:cs="Times New Roman"/>
+          <w:color w:val="000000" w:themeColor="text1"/>
+          <w:sz w:val="24"/>
+          <w:szCs w:val="24"/>
+        </w:rPr>
+      </w:pPr>
+      <w:r>
+        <w:rPr>
+          <w:rFonts w:ascii="Times New Roman" w:eastAsia="Times New Roman" w:hAnsi="Times New Roman" w:cs="Times New Roman"/>
+          <w:color w:val="000000" w:themeColor="text1"/>
+          <w:sz w:val="24"/>
+          <w:szCs w:val="24"/>
+        </w:rPr>
+        <w:t>Поддържа информация за външните партньори, като управлява регистрацията на доставчици, актуализацията на техните профили и търсенето по име или идентификатор. Гарантира уникалност на имената и коректност на контактните данни.</w:t>
+      </w:r>
+    </w:p>
+    <w:p>
+      <w:pPr>
+        <w:spacing w:before="100" w:beforeAutospacing="1" w:after="100" w:afterAutospacing="1" w:line="360" w:lineRule="auto"/>
+        <w:jc w:val="both"/>
+        <w:outlineLvl w:val="0"/>
+        <w:rPr>
+          <w:rFonts w:ascii="Times New Roman" w:eastAsia="Times New Roman" w:hAnsi="Times New Roman" w:cs="Times New Roman"/>
+          <w:b/>
+          <w:bCs/>
+          <w:color w:val="000000" w:themeColor="text1"/>
+          <w:sz w:val="24"/>
+          <w:szCs w:val="24"/>
+        </w:rPr>
+      </w:pPr>
+      <w:r>
+        <w:rPr>
+          <w:rFonts w:ascii="Times New Roman" w:eastAsia="Times New Roman" w:hAnsi="Times New Roman" w:cs="Times New Roman"/>
+          <w:b/>
+          <w:bCs/>
+          <w:color w:val="000000" w:themeColor="text1"/>
+          <w:sz w:val="24"/>
+          <w:szCs w:val="24"/>
+        </w:rPr>
+        <w:t>LocationController</w:t>
+      </w:r>
+    </w:p>
+    <w:p>
+      <w:pPr>
+        <w:spacing w:before="100" w:beforeAutospacing="1" w:after="100" w:afterAutospacing="1" w:line="360" w:lineRule="auto"/>
+        <w:jc w:val="both"/>
+        <w:outlineLvl w:val="0"/>
+        <w:rPr>
+          <w:rFonts w:ascii="Times New Roman" w:eastAsia="Times New Roman" w:hAnsi="Times New Roman" w:cs="Times New Roman"/>
+          <w:color w:val="000000" w:themeColor="text1"/>
+          <w:sz w:val="24"/>
+          <w:szCs w:val="24"/>
+        </w:rPr>
+      </w:pPr>
+      <w:r>
+        <w:rPr>
+          <w:rFonts w:ascii="Times New Roman" w:eastAsia="Times New Roman" w:hAnsi="Times New Roman" w:cs="Times New Roman"/>
+          <w:color w:val="000000" w:themeColor="text1"/>
+          <w:sz w:val="24"/>
+          <w:szCs w:val="24"/>
+        </w:rPr>
+        <w:t>Администрира складовите локации, включително зона, капацитет и навигационни кодове. Прилага бизнес логика, която предотвратява изтриването на локации с налична стока, и поддържа данните, необходими за алгоритъма за най</w:t>
+      </w:r>
+      <w:r>
+        <w:rPr>
+          <w:rFonts w:ascii="Times New Roman" w:eastAsia="Times New Roman" w:hAnsi="Times New Roman" w:cs="Times New Roman"/>
+          <w:color w:val="000000" w:themeColor="text1"/>
+          <w:sz w:val="24"/>
+          <w:szCs w:val="24"/>
+        </w:rPr>
+        <w:noBreakHyphen/>
+        <w:t>кратък път.</w:t>
+      </w:r>
+    </w:p>
+    <w:p>
+      <w:pPr>
+        <w:spacing w:before="100" w:beforeAutospacing="1" w:after="100" w:afterAutospacing="1" w:line="360" w:lineRule="auto"/>
+        <w:jc w:val="both"/>
+        <w:outlineLvl w:val="0"/>
+        <w:rPr>
+          <w:rFonts w:ascii="Times New Roman" w:eastAsia="Times New Roman" w:hAnsi="Times New Roman" w:cs="Times New Roman"/>
+          <w:b/>
+          <w:bCs/>
+          <w:color w:val="000000" w:themeColor="text1"/>
+          <w:sz w:val="24"/>
+          <w:szCs w:val="24"/>
+        </w:rPr>
+      </w:pPr>
+      <w:r>
+        <w:rPr>
+          <w:rFonts w:ascii="Times New Roman" w:eastAsia="Times New Roman" w:hAnsi="Times New Roman" w:cs="Times New Roman"/>
+          <w:b/>
+          <w:bCs/>
+          <w:color w:val="000000" w:themeColor="text1"/>
+          <w:sz w:val="24"/>
+          <w:szCs w:val="24"/>
+        </w:rPr>
+        <w:lastRenderedPageBreak/>
+        <w:t>InventoryController</w:t>
+      </w:r>
+    </w:p>
+    <w:p>
+      <w:pPr>
+        <w:spacing w:before="100" w:beforeAutospacing="1" w:after="100" w:afterAutospacing="1" w:line="360" w:lineRule="auto"/>
+        <w:jc w:val="both"/>
+        <w:outlineLvl w:val="0"/>
+        <w:rPr>
+          <w:rFonts w:ascii="Times New Roman" w:eastAsia="Times New Roman" w:hAnsi="Times New Roman" w:cs="Times New Roman"/>
+          <w:color w:val="000000" w:themeColor="text1"/>
+          <w:sz w:val="24"/>
+          <w:szCs w:val="24"/>
+        </w:rPr>
+      </w:pPr>
+      <w:r>
+        <w:rPr>
+          <w:rFonts w:ascii="Times New Roman" w:eastAsia="Times New Roman" w:hAnsi="Times New Roman" w:cs="Times New Roman"/>
+          <w:color w:val="000000" w:themeColor="text1"/>
+          <w:sz w:val="24"/>
+          <w:szCs w:val="24"/>
+        </w:rPr>
+        <w:t>Следи наличностите в реално време и преизчислява инвентара според регистрираните движения. Осигурява централизирана информация за количествата, средните цени, разходите и приходите, като поддържа актуално състояние на склада.</w:t>
+      </w:r>
+    </w:p>
+    <w:p>
+      <w:pPr>
+        <w:spacing w:before="100" w:beforeAutospacing="1" w:after="100" w:afterAutospacing="1" w:line="360" w:lineRule="auto"/>
+        <w:jc w:val="both"/>
+        <w:outlineLvl w:val="0"/>
+        <w:rPr>
+          <w:rFonts w:ascii="Times New Roman" w:eastAsia="Times New Roman" w:hAnsi="Times New Roman" w:cs="Times New Roman"/>
+          <w:b/>
+          <w:bCs/>
+          <w:color w:val="000000" w:themeColor="text1"/>
+          <w:sz w:val="24"/>
+          <w:szCs w:val="24"/>
+        </w:rPr>
+      </w:pPr>
+      <w:r>
+        <w:rPr>
+          <w:rFonts w:ascii="Times New Roman" w:eastAsia="Times New Roman" w:hAnsi="Times New Roman" w:cs="Times New Roman"/>
+          <w:b/>
+          <w:bCs/>
+          <w:color w:val="000000" w:themeColor="text1"/>
+          <w:sz w:val="24"/>
+          <w:szCs w:val="24"/>
+        </w:rPr>
+        <w:t>MovementController</w:t>
+      </w:r>
+    </w:p>
+    <w:p>
+      <w:pPr>
+        <w:spacing w:before="100" w:beforeAutospacing="1" w:after="100" w:afterAutospacing="1" w:line="360" w:lineRule="auto"/>
+        <w:jc w:val="both"/>
+        <w:outlineLvl w:val="0"/>
+        <w:rPr>
+          <w:rFonts w:ascii="Times New Roman" w:eastAsia="Times New Roman" w:hAnsi="Times New Roman" w:cs="Times New Roman"/>
+          <w:color w:val="000000" w:themeColor="text1"/>
+          <w:sz w:val="24"/>
+          <w:szCs w:val="24"/>
+        </w:rPr>
+      </w:pPr>
+      <w:r>
+        <w:rPr>
+          <w:rFonts w:ascii="Times New Roman" w:eastAsia="Times New Roman" w:hAnsi="Times New Roman" w:cs="Times New Roman"/>
+          <w:color w:val="000000" w:themeColor="text1"/>
+          <w:sz w:val="24"/>
+          <w:szCs w:val="24"/>
+        </w:rPr>
+        <w:t>Регистрира всички видове складови операции (IN, OUT, MOVE), валидира наличности и локации и координира взаимодействието между продукти, потребители, доставчици и фактури. Осигурява пълна одитна следа за всяко движение.</w:t>
+      </w:r>
+    </w:p>
+    <w:p>
+      <w:pPr>
+        <w:spacing w:before="100" w:beforeAutospacing="1" w:after="100" w:afterAutospacing="1" w:line="360" w:lineRule="auto"/>
+        <w:jc w:val="both"/>
+        <w:outlineLvl w:val="0"/>
+        <w:rPr>
+          <w:rFonts w:ascii="Times New Roman" w:eastAsia="Times New Roman" w:hAnsi="Times New Roman" w:cs="Times New Roman"/>
+          <w:b/>
+          <w:bCs/>
+          <w:color w:val="000000" w:themeColor="text1"/>
+          <w:sz w:val="24"/>
+          <w:szCs w:val="24"/>
+        </w:rPr>
+      </w:pPr>
+      <w:r>
+        <w:rPr>
+          <w:rFonts w:ascii="Times New Roman" w:eastAsia="Times New Roman" w:hAnsi="Times New Roman" w:cs="Times New Roman"/>
+          <w:b/>
+          <w:bCs/>
+          <w:color w:val="000000" w:themeColor="text1"/>
+          <w:sz w:val="24"/>
+          <w:szCs w:val="24"/>
+        </w:rPr>
+        <w:t>InvoiceController</w:t>
+      </w:r>
+    </w:p>
+    <w:p>
+      <w:pPr>
+        <w:spacing w:before="100" w:beforeAutospacing="1" w:after="100" w:afterAutospacing="1" w:line="360" w:lineRule="auto"/>
+        <w:jc w:val="both"/>
+        <w:outlineLvl w:val="0"/>
+        <w:rPr>
+          <w:rFonts w:ascii="Times New Roman" w:eastAsia="Times New Roman" w:hAnsi="Times New Roman" w:cs="Times New Roman"/>
+          <w:color w:val="000000" w:themeColor="text1"/>
+          <w:sz w:val="24"/>
+          <w:szCs w:val="24"/>
+        </w:rPr>
+      </w:pPr>
+      <w:r>
+        <w:rPr>
+          <w:rFonts w:ascii="Times New Roman" w:eastAsia="Times New Roman" w:hAnsi="Times New Roman" w:cs="Times New Roman"/>
+          <w:color w:val="000000" w:themeColor="text1"/>
+          <w:sz w:val="24"/>
+          <w:szCs w:val="24"/>
+        </w:rPr>
+        <w:lastRenderedPageBreak/>
+        <w:t>Автоматизира финансовото документиране на продажбите чрез генериране на фактури от OUT операции. Поддържа история на транзакциите, управление на статуси и коректно отразяване на цените и клиентските данни.</w:t>
+      </w:r>
+    </w:p>
+    <w:p>
+      <w:pPr>
+        <w:spacing w:before="100" w:beforeAutospacing="1" w:after="100" w:afterAutospacing="1" w:line="360" w:lineRule="auto"/>
+        <w:jc w:val="both"/>
+        <w:outlineLvl w:val="0"/>
+        <w:rPr>
+          <w:rFonts w:ascii="Times New Roman" w:eastAsia="Times New Roman" w:hAnsi="Times New Roman" w:cs="Times New Roman"/>
+          <w:b/>
+          <w:bCs/>
+          <w:color w:val="000000" w:themeColor="text1"/>
+          <w:sz w:val="24"/>
+          <w:szCs w:val="24"/>
+        </w:rPr>
+      </w:pPr>
+      <w:r>
+        <w:rPr>
+          <w:rFonts w:ascii="Times New Roman" w:eastAsia="Times New Roman" w:hAnsi="Times New Roman" w:cs="Times New Roman"/>
+          <w:b/>
+          <w:bCs/>
+          <w:color w:val="000000" w:themeColor="text1"/>
+          <w:sz w:val="24"/>
+          <w:szCs w:val="24"/>
+        </w:rPr>
+        <w:t>ReportController</w:t>
+      </w:r>
+    </w:p>
+    <w:p>
+      <w:pPr>
+        <w:spacing w:before="100" w:beforeAutospacing="1" w:after="100" w:afterAutospacing="1" w:line="360" w:lineRule="auto"/>
+        <w:jc w:val="both"/>
+        <w:outlineLvl w:val="0"/>
+        <w:rPr>
+          <w:rFonts w:ascii="Times New Roman" w:eastAsia="Times New Roman" w:hAnsi="Times New Roman" w:cs="Times New Roman"/>
+          <w:color w:val="000000" w:themeColor="text1"/>
+          <w:sz w:val="24"/>
+          <w:szCs w:val="24"/>
+        </w:rPr>
+      </w:pPr>
+      <w:r>
+        <w:rPr>
+          <w:rFonts w:ascii="Times New Roman" w:eastAsia="Times New Roman" w:hAnsi="Times New Roman" w:cs="Times New Roman"/>
+          <w:color w:val="000000" w:themeColor="text1"/>
+          <w:sz w:val="24"/>
+          <w:szCs w:val="24"/>
+        </w:rPr>
+        <w:t>Агрегира данни от всички контролери и предоставя синтезирани справки за наличности, доставки и продажби. Поддържа филтриране и интелигентно сортиране, като осигурява ясна аналитична картина за потребителя.</w:t>
+      </w:r>
+    </w:p>
+    <w:p>
+      <w:pPr>
+        <w:spacing w:before="100" w:beforeAutospacing="1" w:after="100" w:afterAutospacing="1" w:line="360" w:lineRule="auto"/>
+        <w:jc w:val="both"/>
+        <w:outlineLvl w:val="0"/>
+        <w:rPr>
+          <w:rFonts w:ascii="Times New Roman" w:eastAsia="Times New Roman" w:hAnsi="Times New Roman" w:cs="Times New Roman"/>
+          <w:b/>
+          <w:bCs/>
+          <w:color w:val="000000" w:themeColor="text1"/>
+          <w:sz w:val="24"/>
+          <w:szCs w:val="24"/>
+        </w:rPr>
+      </w:pPr>
+      <w:r>
+        <w:rPr>
+          <w:rFonts w:ascii="Times New Roman" w:eastAsia="Times New Roman" w:hAnsi="Times New Roman" w:cs="Times New Roman"/>
+          <w:b/>
+          <w:bCs/>
+          <w:color w:val="000000" w:themeColor="text1"/>
+          <w:sz w:val="24"/>
+          <w:szCs w:val="24"/>
+        </w:rPr>
+        <w:t>Връзки между контролерите</w:t>
+      </w:r>
+    </w:p>
+    <w:p>
+      <w:pPr>
+        <w:spacing w:before="100" w:beforeAutospacing="1" w:after="100" w:afterAutospacing="1" w:line="360" w:lineRule="auto"/>
+        <w:jc w:val="both"/>
+        <w:outlineLvl w:val="0"/>
+        <w:rPr>
+          <w:rFonts w:ascii="Times New Roman" w:eastAsia="Times New Roman" w:hAnsi="Times New Roman" w:cs="Times New Roman"/>
+          <w:color w:val="000000" w:themeColor="text1"/>
+          <w:sz w:val="24"/>
+          <w:szCs w:val="24"/>
+        </w:rPr>
+      </w:pPr>
+      <w:r>
+        <w:rPr>
+          <w:rFonts w:ascii="Times New Roman" w:eastAsia="Times New Roman" w:hAnsi="Times New Roman" w:cs="Times New Roman"/>
+          <w:color w:val="000000" w:themeColor="text1"/>
+          <w:sz w:val="24"/>
+          <w:szCs w:val="24"/>
+        </w:rPr>
+        <w:t>Контролерите се инициализират последователно върху JSON хранилищата.</w:t>
+      </w:r>
+    </w:p>
+    <w:p>
+      <w:pPr>
+        <w:numPr>
+          <w:ilvl w:val="0"/>
+          <w:numId w:val="46"/>
+        </w:numPr>
+        <w:spacing w:before="100" w:beforeAutospacing="1" w:after="100" w:afterAutospacing="1" w:line="360" w:lineRule="auto"/>
+        <w:jc w:val="both"/>
+        <w:outlineLvl w:val="0"/>
+        <w:rPr>
+          <w:rFonts w:ascii="Times New Roman" w:eastAsia="Times New Roman" w:hAnsi="Times New Roman" w:cs="Times New Roman"/>
+          <w:color w:val="000000" w:themeColor="text1"/>
+          <w:sz w:val="24"/>
+          <w:szCs w:val="24"/>
+        </w:rPr>
+      </w:pPr>
+      <w:r>
+        <w:rPr>
+          <w:rFonts w:ascii="Times New Roman" w:eastAsia="Times New Roman" w:hAnsi="Times New Roman" w:cs="Times New Roman"/>
+          <w:b/>
+          <w:bCs/>
+          <w:color w:val="000000" w:themeColor="text1"/>
+          <w:sz w:val="24"/>
+          <w:szCs w:val="24"/>
+        </w:rPr>
+        <w:t>ProductController</w:t>
+      </w:r>
+      <w:r>
+        <w:rPr>
+          <w:rFonts w:ascii="Times New Roman" w:eastAsia="Times New Roman" w:hAnsi="Times New Roman" w:cs="Times New Roman"/>
+          <w:color w:val="000000" w:themeColor="text1"/>
+          <w:sz w:val="24"/>
+          <w:szCs w:val="24"/>
+        </w:rPr>
+        <w:t xml:space="preserve"> зависи от </w:t>
+      </w:r>
+      <w:r>
+        <w:rPr>
+          <w:rFonts w:ascii="Times New Roman" w:eastAsia="Times New Roman" w:hAnsi="Times New Roman" w:cs="Times New Roman"/>
+          <w:b/>
+          <w:bCs/>
+          <w:color w:val="000000" w:themeColor="text1"/>
+          <w:sz w:val="24"/>
+          <w:szCs w:val="24"/>
+        </w:rPr>
+        <w:t>CategoryController</w:t>
+      </w:r>
+      <w:r>
+        <w:rPr>
+          <w:rFonts w:ascii="Times New Roman" w:eastAsia="Times New Roman" w:hAnsi="Times New Roman" w:cs="Times New Roman"/>
+          <w:color w:val="000000" w:themeColor="text1"/>
+          <w:sz w:val="24"/>
+          <w:szCs w:val="24"/>
+        </w:rPr>
+        <w:t xml:space="preserve"> за коректно управление на категориите.</w:t>
+      </w:r>
+    </w:p>
+    <w:p>
+      <w:pPr>
+        <w:numPr>
+          <w:ilvl w:val="0"/>
+          <w:numId w:val="46"/>
+        </w:numPr>
+        <w:spacing w:before="100" w:beforeAutospacing="1" w:after="100" w:afterAutospacing="1" w:line="360" w:lineRule="auto"/>
+        <w:jc w:val="both"/>
+        <w:outlineLvl w:val="0"/>
+        <w:rPr>
+          <w:rFonts w:ascii="Times New Roman" w:eastAsia="Times New Roman" w:hAnsi="Times New Roman" w:cs="Times New Roman"/>
+          <w:color w:val="000000" w:themeColor="text1"/>
+          <w:sz w:val="24"/>
+          <w:szCs w:val="24"/>
+        </w:rPr>
+      </w:pPr>
+      <w:r>
+        <w:rPr>
+          <w:rFonts w:ascii="Times New Roman" w:eastAsia="Times New Roman" w:hAnsi="Times New Roman" w:cs="Times New Roman"/>
+          <w:b/>
+          <w:bCs/>
+          <w:color w:val="000000" w:themeColor="text1"/>
+          <w:sz w:val="24"/>
+          <w:szCs w:val="24"/>
+        </w:rPr>
+        <w:lastRenderedPageBreak/>
+        <w:t>MovementController</w:t>
+      </w:r>
+      <w:r>
+        <w:rPr>
+          <w:rFonts w:ascii="Times New Roman" w:eastAsia="Times New Roman" w:hAnsi="Times New Roman" w:cs="Times New Roman"/>
+          <w:color w:val="000000" w:themeColor="text1"/>
+          <w:sz w:val="24"/>
+          <w:szCs w:val="24"/>
+        </w:rPr>
+        <w:t xml:space="preserve"> използва продукти, потребители, локации, доставчици и фактури, което го прави централния логистичен модул.</w:t>
+      </w:r>
+    </w:p>
+    <w:p>
+      <w:pPr>
+        <w:numPr>
+          <w:ilvl w:val="0"/>
+          <w:numId w:val="46"/>
+        </w:numPr>
+        <w:spacing w:before="100" w:beforeAutospacing="1" w:after="100" w:afterAutospacing="1" w:line="360" w:lineRule="auto"/>
+        <w:jc w:val="both"/>
+        <w:outlineLvl w:val="0"/>
+        <w:rPr>
+          <w:rFonts w:ascii="Times New Roman" w:eastAsia="Times New Roman" w:hAnsi="Times New Roman" w:cs="Times New Roman"/>
+          <w:color w:val="000000" w:themeColor="text1"/>
+          <w:sz w:val="24"/>
+          <w:szCs w:val="24"/>
+        </w:rPr>
+      </w:pPr>
+      <w:r>
+        <w:rPr>
+          <w:rFonts w:ascii="Times New Roman" w:eastAsia="Times New Roman" w:hAnsi="Times New Roman" w:cs="Times New Roman"/>
+          <w:b/>
+          <w:bCs/>
+          <w:color w:val="000000" w:themeColor="text1"/>
+          <w:sz w:val="24"/>
+          <w:szCs w:val="24"/>
+        </w:rPr>
+        <w:t>InventoryController</w:t>
+      </w:r>
+      <w:r>
+        <w:rPr>
+          <w:rFonts w:ascii="Times New Roman" w:eastAsia="Times New Roman" w:hAnsi="Times New Roman" w:cs="Times New Roman"/>
+          <w:color w:val="000000" w:themeColor="text1"/>
+          <w:sz w:val="24"/>
+          <w:szCs w:val="24"/>
+        </w:rPr>
+        <w:t xml:space="preserve"> работи двупосочно с MovementController, тъй като движенията променят наличностите, а наличностите трябва да отразяват всяка операция.</w:t>
+      </w:r>
+    </w:p>
+    <w:p>
+      <w:pPr>
+        <w:numPr>
+          <w:ilvl w:val="0"/>
+          <w:numId w:val="46"/>
+        </w:numPr>
+        <w:spacing w:before="100" w:beforeAutospacing="1" w:after="100" w:afterAutospacing="1" w:line="360" w:lineRule="auto"/>
+        <w:jc w:val="both"/>
+        <w:outlineLvl w:val="0"/>
+        <w:rPr>
+          <w:rFonts w:ascii="Times New Roman" w:eastAsia="Times New Roman" w:hAnsi="Times New Roman" w:cs="Times New Roman"/>
+          <w:color w:val="000000" w:themeColor="text1"/>
+          <w:sz w:val="24"/>
+          <w:szCs w:val="24"/>
+        </w:rPr>
+      </w:pPr>
+      <w:r>
+        <w:rPr>
+          <w:rFonts w:ascii="Times New Roman" w:eastAsia="Times New Roman" w:hAnsi="Times New Roman" w:cs="Times New Roman"/>
+          <w:b/>
+          <w:bCs/>
+          <w:color w:val="000000" w:themeColor="text1"/>
+          <w:sz w:val="24"/>
+          <w:szCs w:val="24"/>
+        </w:rPr>
+        <w:t>ReportController</w:t>
+      </w:r>
+      <w:r>
+        <w:rPr>
+          <w:rFonts w:ascii="Times New Roman" w:eastAsia="Times New Roman" w:hAnsi="Times New Roman" w:cs="Times New Roman"/>
+          <w:color w:val="000000" w:themeColor="text1"/>
+          <w:sz w:val="24"/>
+          <w:szCs w:val="24"/>
+        </w:rPr>
+        <w:t xml:space="preserve"> обединява данни от всички контролери и ги предоставя на изгледите.</w:t>
+      </w:r>
+    </w:p>
+    <w:p>
+      <w:pPr>
+        <w:numPr>
+          <w:ilvl w:val="0"/>
+          <w:numId w:val="46"/>
+        </w:numPr>
+        <w:spacing w:before="100" w:beforeAutospacing="1" w:after="100" w:afterAutospacing="1" w:line="360" w:lineRule="auto"/>
+        <w:jc w:val="both"/>
+        <w:outlineLvl w:val="0"/>
+        <w:rPr>
+          <w:rFonts w:ascii="Times New Roman" w:eastAsia="Times New Roman" w:hAnsi="Times New Roman" w:cs="Times New Roman"/>
+          <w:color w:val="000000" w:themeColor="text1"/>
+          <w:sz w:val="24"/>
+          <w:szCs w:val="24"/>
+        </w:rPr>
+      </w:pPr>
+      <w:r>
+        <w:rPr>
+          <w:rFonts w:ascii="Times New Roman" w:eastAsia="Times New Roman" w:hAnsi="Times New Roman" w:cs="Times New Roman"/>
+          <w:b/>
+          <w:bCs/>
+          <w:color w:val="000000" w:themeColor="text1"/>
+          <w:sz w:val="24"/>
+          <w:szCs w:val="24"/>
+        </w:rPr>
+        <w:t>GraphView</w:t>
+      </w:r>
+      <w:r>
+        <w:rPr>
+          <w:rFonts w:ascii="Times New Roman" w:eastAsia="Times New Roman" w:hAnsi="Times New Roman" w:cs="Times New Roman"/>
+          <w:color w:val="000000" w:themeColor="text1"/>
+          <w:sz w:val="24"/>
+          <w:szCs w:val="24"/>
+        </w:rPr>
+        <w:t xml:space="preserve"> използва инвентара и локациите за изчисляване на най</w:t>
+      </w:r>
+      <w:r>
+        <w:rPr>
+          <w:rFonts w:ascii="Times New Roman" w:eastAsia="Times New Roman" w:hAnsi="Times New Roman" w:cs="Times New Roman"/>
+          <w:color w:val="000000" w:themeColor="text1"/>
+          <w:sz w:val="24"/>
+          <w:szCs w:val="24"/>
+        </w:rPr>
+        <w:noBreakHyphen/>
+        <w:t>близки складове чрез алгоритъма на Дейкстра.</w:t>
+      </w:r>
+    </w:p>
+    <w:p>
+      <w:pPr>
+        <w:spacing w:before="100" w:beforeAutospacing="1" w:after="100" w:afterAutospacing="1" w:line="360" w:lineRule="auto"/>
+        <w:jc w:val="both"/>
+        <w:outlineLvl w:val="0"/>
+        <w:rPr>
+          <w:rFonts w:ascii="Times New Roman" w:eastAsia="Times New Roman" w:hAnsi="Times New Roman" w:cs="Times New Roman"/>
+          <w:color w:val="000000" w:themeColor="text1"/>
+          <w:sz w:val="24"/>
+          <w:szCs w:val="24"/>
+        </w:rPr>
+      </w:pPr>
+      <w:r>
+        <w:rPr>
+          <w:rFonts w:ascii="Times New Roman" w:eastAsia="Times New Roman" w:hAnsi="Times New Roman" w:cs="Times New Roman"/>
+          <w:color w:val="000000" w:themeColor="text1"/>
+          <w:sz w:val="24"/>
+          <w:szCs w:val="24"/>
+        </w:rPr>
+        <w:t>Тази взаимосвързана структура позволява системата да функционира като единен механизъм, в който всяка операция автоматично се отразява в логиката, инвентара и визуализацията.</w:t>
+      </w:r>
+      <w:r>
+        <w:rPr>
+          <w:rFonts w:ascii="Times New Roman" w:eastAsia="Times New Roman" w:hAnsi="Times New Roman" w:cs="Times New Roman"/>
+          <w:color w:val="000000" w:themeColor="text1"/>
+          <w:sz w:val="24"/>
+          <w:szCs w:val="24"/>
+        </w:rPr>
+        <w:t xml:space="preserve"> </w:t>
+      </w:r>
+      <w:bookmarkStart w:id="0" w:name="_GoBack"/>
+      <w:bookmarkEnd w:id="0"/>
     </w:p>
     <w:p>
       <w:pPr>
@@ -3547,18 +3976,7 @@
           <w:szCs w:val="24"/>
         </w:rPr>
         <w:lastRenderedPageBreak/>
-        <w:t>III</w:t>
-      </w:r>
-      <w:bookmarkStart w:id="0" w:name="_GoBack"/>
-      <w:bookmarkEnd w:id="0"/>
-      <w:r>
-        <w:rPr>
-          <w:rFonts w:ascii="Times New Roman" w:eastAsia="Times New Roman" w:hAnsi="Times New Roman" w:cs="Times New Roman"/>
-          <w:color w:val="000000" w:themeColor="text1"/>
-          <w:sz w:val="24"/>
-          <w:szCs w:val="24"/>
-        </w:rPr>
-        <w:t>. Прилагане на SOLID стандарти</w:t>
+        <w:t>III. Прилагане на SOLID стандарти</w:t>
       </w:r>
     </w:p>
     <w:p>
@@ -8897,6 +9315,155 @@
     </w:lvl>
   </w:abstractNum>
   <w:abstractNum w:abstractNumId="30" w15:restartNumberingAfterBreak="0">
+    <w:nsid w:val="541D3185"/>
+    <w:multiLevelType w:val="multilevel"/>
+    <w:tmpl w:val="1436B234"/>
+    <w:lvl w:ilvl="0">
+      <w:start w:val="1"/>
+      <w:numFmt w:val="bullet"/>
+      <w:lvlText w:val=""/>
+      <w:lvlJc w:val="left"/>
+      <w:pPr>
+        <w:tabs>
+          <w:tab w:val="num" w:pos="720"/>
+        </w:tabs>
+        <w:ind w:left="720" w:hanging="360"/>
+      </w:pPr>
+      <w:rPr>
+        <w:rFonts w:ascii="Symbol" w:hAnsi="Symbol" w:hint="default"/>
+        <w:sz w:val="20"/>
+      </w:rPr>
+    </w:lvl>
+    <w:lvl w:ilvl="1" w:tentative="1">
+      <w:start w:val="1"/>
+      <w:numFmt w:val="bullet"/>
+      <w:lvlText w:val="o"/>
+      <w:lvlJc w:val="left"/>
+      <w:pPr>
+        <w:tabs>
+          <w:tab w:val="num" w:pos="1440"/>
+        </w:tabs>
+        <w:ind w:left="1440" w:hanging="360"/>
+      </w:pPr>
+      <w:rPr>
+        <w:rFonts w:ascii="Courier New" w:hAnsi="Courier New" w:hint="default"/>
+        <w:sz w:val="20"/>
+      </w:rPr>
+    </w:lvl>
+    <w:lvl w:ilvl="2" w:tentative="1">
+      <w:start w:val="1"/>
+      <w:numFmt w:val="bullet"/>
+      <w:lvlText w:val=""/>
+      <w:lvlJc w:val="left"/>
+      <w:pPr>
+        <w:tabs>
+          <w:tab w:val="num" w:pos="2160"/>
+        </w:tabs>
+        <w:ind w:left="2160" w:hanging="360"/>
+      </w:pPr>
+      <w:rPr>
+        <w:rFonts w:ascii="Wingdings" w:hAnsi="Wingdings" w:hint="default"/>
+        <w:sz w:val="20"/>
+      </w:rPr>
+    </w:lvl>
+    <w:lvl w:ilvl="3" w:tentative="1">
+      <w:start w:val="1"/>
+      <w:numFmt w:val="bullet"/>
+      <w:lvlText w:val=""/>
+      <w:lvlJc w:val="left"/>
+      <w:pPr>
+        <w:tabs>
+          <w:tab w:val="num" w:pos="2880"/>
+        </w:tabs>
+        <w:ind w:left="2880" w:hanging="360"/>
+      </w:pPr>
+      <w:rPr>
+        <w:rFonts w:ascii="Wingdings" w:hAnsi="Wingdings" w:hint="default"/>
+        <w:sz w:val="20"/>
+      </w:rPr>
+    </w:lvl>
+    <w:lvl w:ilvl="4" w:tentative="1">
+      <w:start w:val="1"/>
+      <w:numFmt w:val="bullet"/>
+      <w:lvlText w:val=""/>
+      <w:lvlJc w:val="left"/>
+      <w:pPr>
+        <w:tabs>
+          <w:tab w:val="num" w:pos="3600"/>
+        </w:tabs>
+        <w:ind w:left="3600" w:hanging="360"/>
+      </w:pPr>
+      <w:rPr>
+        <w:rFonts w:ascii="Wingdings" w:hAnsi="Wingdings" w:hint="default"/>
+        <w:sz w:val="20"/>
+      </w:rPr>
+    </w:lvl>
+    <w:lvl w:ilvl="5" w:tentative="1">
+      <w:start w:val="1"/>
+      <w:numFmt w:val="bullet"/>
+      <w:lvlText w:val=""/>
+      <w:lvlJc w:val="left"/>
+      <w:pPr>
+        <w:tabs>
+          <w:tab w:val="num" w:pos="4320"/>
+        </w:tabs>
+        <w:ind w:left="4320" w:hanging="360"/>
+      </w:pPr>
+      <w:rPr>
+        <w:rFonts w:ascii="Wingdings" w:hAnsi="Wingdings" w:hint="default"/>
+        <w:sz w:val="20"/>
+      </w:rPr>
+    </w:lvl>
+    <w:lvl w:ilvl="6" w:tentative="1">
+      <w:start w:val="1"/>
+      <w:numFmt w:val="bullet"/>
+      <w:lvlText w:val=""/>
+      <w:lvlJc w:val="left"/>
+      <w:pPr>
+        <w:tabs>
+          <w:tab w:val="num" w:pos="5040"/>
+        </w:tabs>
+        <w:ind w:left="5040" w:hanging="360"/>
+      </w:pPr>
+      <w:rPr>
+        <w:rFonts w:ascii="Wingdings" w:hAnsi="Wingdings" w:hint="default"/>
+        <w:sz w:val="20"/>
+      </w:rPr>
+    </w:lvl>
+    <w:lvl w:ilvl="7" w:tentative="1">
+      <w:start w:val="1"/>
+      <w:numFmt w:val="bullet"/>
+      <w:lvlText w:val=""/>
+      <w:lvlJc w:val="left"/>
+      <w:pPr>
+        <w:tabs>
+          <w:tab w:val="num" w:pos="5760"/>
+        </w:tabs>
+        <w:ind w:left="5760" w:hanging="360"/>
+      </w:pPr>
+      <w:rPr>
+        <w:rFonts w:ascii="Wingdings" w:hAnsi="Wingdings" w:hint="default"/>
+        <w:sz w:val="20"/>
+      </w:rPr>
+    </w:lvl>
+    <w:lvl w:ilvl="8" w:tentative="1">
+      <w:start w:val="1"/>
+      <w:numFmt w:val="bullet"/>
+      <w:lvlText w:val=""/>
+      <w:lvlJc w:val="left"/>
+      <w:pPr>
+        <w:tabs>
+          <w:tab w:val="num" w:pos="6480"/>
+        </w:tabs>
+        <w:ind w:left="6480" w:hanging="360"/>
+      </w:pPr>
+      <w:rPr>
+        <w:rFonts w:ascii="Wingdings" w:hAnsi="Wingdings" w:hint="default"/>
+        <w:sz w:val="20"/>
+      </w:rPr>
+    </w:lvl>
+  </w:abstractNum>
+  <w:abstractNum w:abstractNumId="31" w15:restartNumberingAfterBreak="0">
     <w:nsid w:val="5C9874D8"/>
     <w:multiLevelType w:val="multilevel"/>
     <w:tmpl w:val="84843F3E"/>
@@ -9045,7 +9612,7 @@
       </w:rPr>
     </w:lvl>
   </w:abstractNum>
-  <w:abstractNum w:abstractNumId="31" w15:restartNumberingAfterBreak="0">
+  <w:abstractNum w:abstractNumId="32" w15:restartNumberingAfterBreak="0">
     <w:nsid w:val="63487EE8"/>
     <w:multiLevelType w:val="multilevel"/>
     <w:tmpl w:val="BFF6F978"/>
@@ -9194,7 +9761,7 @@
       </w:rPr>
     </w:lvl>
   </w:abstractNum>
-  <w:abstractNum w:abstractNumId="32" w15:restartNumberingAfterBreak="0">
+  <w:abstractNum w:abstractNumId="33" w15:restartNumberingAfterBreak="0">
     <w:nsid w:val="644908E3"/>
     <w:multiLevelType w:val="multilevel"/>
     <w:tmpl w:val="21B4768C"/>
@@ -9343,7 +9910,7 @@
       </w:rPr>
     </w:lvl>
   </w:abstractNum>
-  <w:abstractNum w:abstractNumId="33" w15:restartNumberingAfterBreak="0">
+  <w:abstractNum w:abstractNumId="34" w15:restartNumberingAfterBreak="0">
     <w:nsid w:val="66FD541C"/>
     <w:multiLevelType w:val="multilevel"/>
     <w:tmpl w:val="DE4E0870"/>
@@ -9492,7 +10059,7 @@
       </w:rPr>
     </w:lvl>
   </w:abstractNum>
-  <w:abstractNum w:abstractNumId="34" w15:restartNumberingAfterBreak="0">
+  <w:abstractNum w:abstractNumId="35" w15:restartNumberingAfterBreak="0">
     <w:nsid w:val="682060F6"/>
     <w:multiLevelType w:val="multilevel"/>
     <w:tmpl w:val="07246B1C"/>
@@ -9641,7 +10208,7 @@
       </w:rPr>
     </w:lvl>
   </w:abstractNum>
-  <w:abstractNum w:abstractNumId="35" w15:restartNumberingAfterBreak="0">
+  <w:abstractNum w:abstractNumId="36" w15:restartNumberingAfterBreak="0">
     <w:nsid w:val="6B7830CF"/>
     <w:multiLevelType w:val="multilevel"/>
     <w:tmpl w:val="503C7304"/>
@@ -9790,7 +10357,7 @@
       </w:rPr>
     </w:lvl>
   </w:abstractNum>
-  <w:abstractNum w:abstractNumId="36" w15:restartNumberingAfterBreak="0">
+  <w:abstractNum w:abstractNumId="37" w15:restartNumberingAfterBreak="0">
     <w:nsid w:val="6FF279B8"/>
     <w:multiLevelType w:val="hybridMultilevel"/>
     <w:tmpl w:val="BBA89774"/>
@@ -9903,7 +10470,7 @@
       </w:rPr>
     </w:lvl>
   </w:abstractNum>
-  <w:abstractNum w:abstractNumId="37" w15:restartNumberingAfterBreak="0">
+  <w:abstractNum w:abstractNumId="38" w15:restartNumberingAfterBreak="0">
     <w:nsid w:val="736A7339"/>
     <w:multiLevelType w:val="multilevel"/>
     <w:tmpl w:val="59DA5B96"/>
@@ -10052,7 +10619,7 @@
       </w:rPr>
     </w:lvl>
   </w:abstractNum>
-  <w:abstractNum w:abstractNumId="38" w15:restartNumberingAfterBreak="0">
+  <w:abstractNum w:abstractNumId="39" w15:restartNumberingAfterBreak="0">
     <w:nsid w:val="752605A3"/>
     <w:multiLevelType w:val="multilevel"/>
     <w:tmpl w:val="DC9E5BBA"/>
@@ -10201,7 +10768,156 @@
       </w:rPr>
     </w:lvl>
   </w:abstractNum>
-  <w:abstractNum w:abstractNumId="39" w15:restartNumberingAfterBreak="0">
+  <w:abstractNum w:abstractNumId="40" w15:restartNumberingAfterBreak="0">
+    <w:nsid w:val="791A3D44"/>
+    <w:multiLevelType w:val="multilevel"/>
+    <w:tmpl w:val="1EC84AAC"/>
+    <w:lvl w:ilvl="0">
+      <w:start w:val="1"/>
+      <w:numFmt w:val="bullet"/>
+      <w:lvlText w:val=""/>
+      <w:lvlJc w:val="left"/>
+      <w:pPr>
+        <w:tabs>
+          <w:tab w:val="num" w:pos="720"/>
+        </w:tabs>
+        <w:ind w:left="720" w:hanging="360"/>
+      </w:pPr>
+      <w:rPr>
+        <w:rFonts w:ascii="Symbol" w:hAnsi="Symbol" w:hint="default"/>
+        <w:sz w:val="20"/>
+      </w:rPr>
+    </w:lvl>
+    <w:lvl w:ilvl="1" w:tentative="1">
+      <w:start w:val="1"/>
+      <w:numFmt w:val="bullet"/>
+      <w:lvlText w:val="o"/>
+      <w:lvlJc w:val="left"/>
+      <w:pPr>
+        <w:tabs>
+          <w:tab w:val="num" w:pos="1440"/>
+        </w:tabs>
+        <w:ind w:left="1440" w:hanging="360"/>
+      </w:pPr>
+      <w:rPr>
+        <w:rFonts w:ascii="Courier New" w:hAnsi="Courier New" w:hint="default"/>
+        <w:sz w:val="20"/>
+      </w:rPr>
+    </w:lvl>
+    <w:lvl w:ilvl="2" w:tentative="1">
+      <w:start w:val="1"/>
+      <w:numFmt w:val="bullet"/>
+      <w:lvlText w:val=""/>
+      <w:lvlJc w:val="left"/>
+      <w:pPr>
+        <w:tabs>
+          <w:tab w:val="num" w:pos="2160"/>
+        </w:tabs>
+        <w:ind w:left="2160" w:hanging="360"/>
+      </w:pPr>
+      <w:rPr>
+        <w:rFonts w:ascii="Wingdings" w:hAnsi="Wingdings" w:hint="default"/>
+        <w:sz w:val="20"/>
+      </w:rPr>
+    </w:lvl>
+    <w:lvl w:ilvl="3" w:tentative="1">
+      <w:start w:val="1"/>
+      <w:numFmt w:val="bullet"/>
+      <w:lvlText w:val=""/>
+      <w:lvlJc w:val="left"/>
+      <w:pPr>
+        <w:tabs>
+          <w:tab w:val="num" w:pos="2880"/>
+        </w:tabs>
+        <w:ind w:left="2880" w:hanging="360"/>
+      </w:pPr>
+      <w:rPr>
+        <w:rFonts w:ascii="Wingdings" w:hAnsi="Wingdings" w:hint="default"/>
+        <w:sz w:val="20"/>
+      </w:rPr>
+    </w:lvl>
+    <w:lvl w:ilvl="4" w:tentative="1">
+      <w:start w:val="1"/>
+      <w:numFmt w:val="bullet"/>
+      <w:lvlText w:val=""/>
+      <w:lvlJc w:val="left"/>
+      <w:pPr>
+        <w:tabs>
+          <w:tab w:val="num" w:pos="3600"/>
+        </w:tabs>
+        <w:ind w:left="3600" w:hanging="360"/>
+      </w:pPr>
+      <w:rPr>
+        <w:rFonts w:ascii="Wingdings" w:hAnsi="Wingdings" w:hint="default"/>
+        <w:sz w:val="20"/>
+      </w:rPr>
+    </w:lvl>
+    <w:lvl w:ilvl="5" w:tentative="1">
+      <w:start w:val="1"/>
+      <w:numFmt w:val="bullet"/>
+      <w:lvlText w:val=""/>
+      <w:lvlJc w:val="left"/>
+      <w:pPr>
+        <w:tabs>
+          <w:tab w:val="num" w:pos="4320"/>
+        </w:tabs>
+        <w:ind w:left="4320" w:hanging="360"/>
+      </w:pPr>
+      <w:rPr>
+        <w:rFonts w:ascii="Wingdings" w:hAnsi="Wingdings" w:hint="default"/>
+        <w:sz w:val="20"/>
+      </w:rPr>
+    </w:lvl>
+    <w:lvl w:ilvl="6" w:tentative="1">
+      <w:start w:val="1"/>
+      <w:numFmt w:val="bullet"/>
+      <w:lvlText w:val=""/>
+      <w:lvlJc w:val="left"/>
+      <w:pPr>
+        <w:tabs>
+          <w:tab w:val="num" w:pos="5040"/>
+        </w:tabs>
+        <w:ind w:left="5040" w:hanging="360"/>
+      </w:pPr>
+      <w:rPr>
+        <w:rFonts w:ascii="Wingdings" w:hAnsi="Wingdings" w:hint="default"/>
+        <w:sz w:val="20"/>
+      </w:rPr>
+    </w:lvl>
+    <w:lvl w:ilvl="7" w:tentative="1">
+      <w:start w:val="1"/>
+      <w:numFmt w:val="bullet"/>
+      <w:lvlText w:val=""/>
+      <w:lvlJc w:val="left"/>
+      <w:pPr>
+        <w:tabs>
+          <w:tab w:val="num" w:pos="5760"/>
+        </w:tabs>
+        <w:ind w:left="5760" w:hanging="360"/>
+      </w:pPr>
+      <w:rPr>
+        <w:rFonts w:ascii="Wingdings" w:hAnsi="Wingdings" w:hint="default"/>
+        <w:sz w:val="20"/>
+      </w:rPr>
+    </w:lvl>
+    <w:lvl w:ilvl="8" w:tentative="1">
+      <w:start w:val="1"/>
+      <w:numFmt w:val="bullet"/>
+      <w:lvlText w:val=""/>
+      <w:lvlJc w:val="left"/>
+      <w:pPr>
+        <w:tabs>
+          <w:tab w:val="num" w:pos="6480"/>
+        </w:tabs>
+        <w:ind w:left="6480" w:hanging="360"/>
+      </w:pPr>
+      <w:rPr>
+        <w:rFonts w:ascii="Wingdings" w:hAnsi="Wingdings" w:hint="default"/>
+        <w:sz w:val="20"/>
+      </w:rPr>
+    </w:lvl>
+  </w:abstractNum>
+  <w:abstractNum w:abstractNumId="41" w15:restartNumberingAfterBreak="0">
     <w:nsid w:val="7AF904BD"/>
     <w:multiLevelType w:val="multilevel"/>
     <w:tmpl w:val="0CF42752"/>
@@ -10350,7 +11066,7 @@
       </w:rPr>
     </w:lvl>
   </w:abstractNum>
-  <w:abstractNum w:abstractNumId="40" w15:restartNumberingAfterBreak="0">
+  <w:abstractNum w:abstractNumId="42" w15:restartNumberingAfterBreak="0">
     <w:nsid w:val="7CA068AC"/>
     <w:multiLevelType w:val="multilevel"/>
     <w:tmpl w:val="C1903300"/>
@@ -10499,7 +11215,7 @@
       </w:rPr>
     </w:lvl>
   </w:abstractNum>
-  <w:abstractNum w:abstractNumId="41" w15:restartNumberingAfterBreak="0">
+  <w:abstractNum w:abstractNumId="43" w15:restartNumberingAfterBreak="0">
     <w:nsid w:val="7E59012D"/>
     <w:multiLevelType w:val="multilevel"/>
     <w:tmpl w:val="A8B22364"/>
@@ -10648,7 +11364,7 @@
       </w:rPr>
     </w:lvl>
   </w:abstractNum>
-  <w:abstractNum w:abstractNumId="42" w15:restartNumberingAfterBreak="0">
+  <w:abstractNum w:abstractNumId="44" w15:restartNumberingAfterBreak="0">
     <w:nsid w:val="7E612F8C"/>
     <w:multiLevelType w:val="multilevel"/>
     <w:tmpl w:val="91B0B85C"/>
@@ -10798,7 +11514,7 @@
     </w:lvl>
   </w:abstractNum>
   <w:num w:numId="1">
-    <w:abstractNumId w:val="36"/>
+    <w:abstractNumId w:val="37"/>
   </w:num>
   <w:num w:numId="2">
     <w:abstractNumId w:val="1"/>
@@ -10807,10 +11523,10 @@
     <w:abstractNumId w:val="17"/>
   </w:num>
   <w:num w:numId="4">
-    <w:abstractNumId w:val="41"/>
+    <w:abstractNumId w:val="43"/>
   </w:num>
   <w:num w:numId="5">
-    <w:abstractNumId w:val="42"/>
+    <w:abstractNumId w:val="44"/>
   </w:num>
   <w:num w:numId="6">
     <w:abstractNumId w:val="15"/>
@@ -10834,10 +11550,10 @@
     <w:abstractNumId w:val="7"/>
   </w:num>
   <w:num w:numId="13">
-    <w:abstractNumId w:val="37"/>
+    <w:abstractNumId w:val="38"/>
   </w:num>
   <w:num w:numId="14">
-    <w:abstractNumId w:val="33"/>
+    <w:abstractNumId w:val="34"/>
   </w:num>
   <w:num w:numId="15">
     <w:abstractNumId w:val="0"/>
@@ -10855,7 +11571,7 @@
     <w:abstractNumId w:val="20"/>
   </w:num>
   <w:num w:numId="20">
-    <w:abstractNumId w:val="31"/>
+    <w:abstractNumId w:val="32"/>
   </w:num>
   <w:num w:numId="21">
     <w:abstractNumId w:val="10"/>
@@ -10864,16 +11580,16 @@
     <w:abstractNumId w:val="2"/>
   </w:num>
   <w:num w:numId="23">
-    <w:abstractNumId w:val="30"/>
+    <w:abstractNumId w:val="31"/>
   </w:num>
   <w:num w:numId="24">
-    <w:abstractNumId w:val="32"/>
+    <w:abstractNumId w:val="33"/>
   </w:num>
   <w:num w:numId="25">
     <w:abstractNumId w:val="8"/>
   </w:num>
   <w:num w:numId="26">
-    <w:abstractNumId w:val="38"/>
+    <w:abstractNumId w:val="39"/>
   </w:num>
   <w:num w:numId="27">
     <w:abstractNumId w:val="19"/>
@@ -10891,10 +11607,10 @@
     <w:abstractNumId w:val="6"/>
   </w:num>
   <w:num w:numId="32">
-    <w:abstractNumId w:val="40"/>
+    <w:abstractNumId w:val="42"/>
   </w:num>
   <w:num w:numId="33">
-    <w:abstractNumId w:val="39"/>
+    <w:abstractNumId w:val="41"/>
   </w:num>
   <w:num w:numId="34">
     <w:abstractNumId w:val="13"/>
@@ -10920,7 +11636,7 @@
     </w:lvlOverride>
   </w:num>
   <w:num w:numId="36">
-    <w:abstractNumId w:val="34"/>
+    <w:abstractNumId w:val="35"/>
   </w:num>
   <w:num w:numId="37">
     <w:abstractNumId w:val="23"/>
@@ -10935,7 +11651,7 @@
     <w:abstractNumId w:val="4"/>
   </w:num>
   <w:num w:numId="41">
-    <w:abstractNumId w:val="35"/>
+    <w:abstractNumId w:val="36"/>
   </w:num>
   <w:num w:numId="42">
     <w:abstractNumId w:val="29"/>
@@ -10945,6 +11661,12 @@
   </w:num>
   <w:num w:numId="44">
     <w:abstractNumId w:val="22"/>
+  </w:num>
+  <w:num w:numId="45">
+    <w:abstractNumId w:val="30"/>
+  </w:num>
+  <w:num w:numId="46">
+    <w:abstractNumId w:val="40"/>
   </w:num>
   <w:numIdMacAtCleanup w:val="6"/>
 </w:numbering>
@@ -11443,6 +12165,7 @@
   <w:style w:type="character" w:default="1" w:styleId="a0">
     <w:name w:val="Default Paragraph Font"/>
     <w:uiPriority w:val="1"/>
+    <w:semiHidden/>
     <w:unhideWhenUsed/>
   </w:style>
   <w:style w:type="table" w:default="1" w:styleId="a1">
@@ -12788,7 +13511,7 @@
 </file>
 
 <file path=customXml/itemProps1.xml><?xml version="1.0" encoding="utf-8"?>
-<ds:datastoreItem xmlns:ds="http://schemas.openxmlformats.org/officeDocument/2006/customXml" ds:itemID="{FB090CBE-AD3E-4345-95D4-216B9CA64F19}">
+<ds:datastoreItem xmlns:ds="http://schemas.openxmlformats.org/officeDocument/2006/customXml" ds:itemID="{2B587C7F-F303-4987-88A5-4581060DB7FC}">
   <ds:schemaRefs>
     <ds:schemaRef ds:uri="http://schemas.openxmlformats.org/officeDocument/2006/bibliography"/>
   </ds:schemaRefs>

--- a/documentation/Warehouse Inventory Management System (WIMS)_Siyka.docx
+++ b/documentation/Warehouse Inventory Management System (WIMS)_Siyka.docx
@@ -1898,21 +1898,6 @@
           <w:szCs w:val="24"/>
         </w:rPr>
       </w:pPr>
-    </w:p>
-    <w:p>
-      <w:pPr>
-        <w:spacing w:before="100" w:beforeAutospacing="1" w:after="100" w:afterAutospacing="1" w:line="360" w:lineRule="auto"/>
-        <w:jc w:val="both"/>
-        <w:outlineLvl w:val="0"/>
-        <w:rPr>
-          <w:rFonts w:ascii="Times New Roman" w:eastAsia="Times New Roman" w:hAnsi="Times New Roman" w:cs="Times New Roman"/>
-          <w:b/>
-          <w:bCs/>
-          <w:color w:val="C00000"/>
-          <w:sz w:val="28"/>
-          <w:szCs w:val="28"/>
-        </w:rPr>
-      </w:pPr>
       <w:r>
         <w:rPr>
           <w:rFonts w:ascii="Times New Roman" w:eastAsia="Times New Roman" w:hAnsi="Times New Roman" w:cs="Times New Roman"/>
@@ -3441,8 +3426,6 @@
         </w:rPr>
         <w:t xml:space="preserve"> </w:t>
       </w:r>
-      <w:bookmarkStart w:id="0" w:name="_GoBack"/>
-      <w:bookmarkEnd w:id="0"/>
     </w:p>
     <w:p>
       <w:pPr>
@@ -3577,6 +3560,15 @@
         </w:rPr>
         <w:t>В архитектурата на WIMS са вложени фундаменталните принципи на обектно-ориентираното програмиране и SOLID стандартите. За целите на този анализ се използва CategoryController като представителен пример, чрез който се демонстрира дълбочината на софтуерното проектиране в системата.</w:t>
       </w:r>
+      <w:r>
+        <w:rPr>
+          <w:rFonts w:ascii="Times New Roman" w:eastAsia="Times New Roman" w:hAnsi="Times New Roman" w:cs="Times New Roman"/>
+          <w:color w:val="000000" w:themeColor="text1"/>
+          <w:sz w:val="24"/>
+          <w:szCs w:val="24"/>
+        </w:rPr>
+        <w:t xml:space="preserve"> </w:t>
+      </w:r>
     </w:p>
     <w:p>
       <w:pPr>
@@ -3584,26 +3576,466 @@
         <w:jc w:val="both"/>
         <w:rPr>
           <w:rFonts w:ascii="Times New Roman" w:eastAsia="Times New Roman" w:hAnsi="Times New Roman" w:cs="Times New Roman"/>
-          <w:color w:val="000000" w:themeColor="text1"/>
-          <w:sz w:val="24"/>
-          <w:szCs w:val="24"/>
-        </w:rPr>
-      </w:pPr>
-      <w:r>
-        <w:rPr>
-          <w:rFonts w:ascii="Times New Roman" w:eastAsia="Times New Roman" w:hAnsi="Times New Roman" w:cs="Times New Roman"/>
+          <w:b/>
+          <w:bCs/>
+          <w:color w:val="000000" w:themeColor="text1"/>
+          <w:sz w:val="24"/>
+          <w:szCs w:val="24"/>
+        </w:rPr>
+      </w:pPr>
+      <w:r>
+        <w:rPr>
+          <w:rFonts w:ascii="Times New Roman" w:eastAsia="Times New Roman" w:hAnsi="Times New Roman" w:cs="Times New Roman"/>
+          <w:b/>
+          <w:bCs/>
+          <w:color w:val="000000" w:themeColor="text1"/>
+          <w:sz w:val="24"/>
+          <w:szCs w:val="24"/>
+        </w:rPr>
+        <w:t>11.1. Технически анализ и приложение на ООП принципите (Пример: CategoryController)</w:t>
+      </w:r>
+    </w:p>
+    <w:p>
+      <w:pPr>
+        <w:spacing w:line="360" w:lineRule="auto"/>
+        <w:jc w:val="both"/>
+        <w:rPr>
+          <w:rFonts w:ascii="Times New Roman" w:eastAsia="Times New Roman" w:hAnsi="Times New Roman" w:cs="Times New Roman"/>
+          <w:color w:val="000000" w:themeColor="text1"/>
+          <w:sz w:val="24"/>
+          <w:szCs w:val="24"/>
+        </w:rPr>
+      </w:pPr>
+      <w:r>
+        <w:rPr>
+          <w:rFonts w:ascii="Times New Roman" w:eastAsia="Times New Roman" w:hAnsi="Times New Roman" w:cs="Times New Roman"/>
+          <w:color w:val="000000" w:themeColor="text1"/>
+          <w:sz w:val="24"/>
+          <w:szCs w:val="24"/>
+        </w:rPr>
+        <w:t>Архитектурата на WIMS интегрира фундаменталните принципи на обектно-ориентираното програмиране и SOLID стандартите. CategoryController служи като представителен пример, демонстриращ как системата прилага тези концепции в реална, модулна и устойчива софтуерна структура.</w:t>
+      </w:r>
+    </w:p>
+    <w:p>
+      <w:pPr>
+        <w:spacing w:line="360" w:lineRule="auto"/>
+        <w:jc w:val="both"/>
+        <w:rPr>
+          <w:rFonts w:ascii="Times New Roman" w:eastAsia="Times New Roman" w:hAnsi="Times New Roman" w:cs="Times New Roman"/>
+          <w:b/>
+          <w:bCs/>
+          <w:color w:val="000000" w:themeColor="text1"/>
+          <w:sz w:val="24"/>
+          <w:szCs w:val="24"/>
+        </w:rPr>
+      </w:pPr>
+      <w:r>
+        <w:rPr>
+          <w:rFonts w:ascii="Times New Roman" w:eastAsia="Times New Roman" w:hAnsi="Times New Roman" w:cs="Times New Roman"/>
+          <w:b/>
+          <w:bCs/>
           <w:color w:val="000000" w:themeColor="text1"/>
           <w:sz w:val="24"/>
           <w:szCs w:val="24"/>
         </w:rPr>
         <w:t>I. Основни ООП стълбове</w:t>
+      </w:r>
+    </w:p>
+    <w:p>
+      <w:pPr>
+        <w:spacing w:line="360" w:lineRule="auto"/>
+        <w:jc w:val="both"/>
+        <w:rPr>
+          <w:rFonts w:ascii="Times New Roman" w:eastAsia="Times New Roman" w:hAnsi="Times New Roman" w:cs="Times New Roman"/>
+          <w:b/>
+          <w:bCs/>
+          <w:color w:val="000000" w:themeColor="text1"/>
+          <w:sz w:val="24"/>
+          <w:szCs w:val="24"/>
+        </w:rPr>
+      </w:pPr>
+      <w:r>
+        <w:rPr>
+          <w:rFonts w:ascii="Times New Roman" w:eastAsia="Times New Roman" w:hAnsi="Times New Roman" w:cs="Times New Roman"/>
+          <w:b/>
+          <w:bCs/>
+          <w:color w:val="000000" w:themeColor="text1"/>
+          <w:sz w:val="24"/>
+          <w:szCs w:val="24"/>
+        </w:rPr>
+        <w:t>Абстракция</w:t>
+      </w:r>
+    </w:p>
+    <w:p>
+      <w:pPr>
+        <w:spacing w:line="360" w:lineRule="auto"/>
+        <w:jc w:val="both"/>
+        <w:rPr>
+          <w:rFonts w:ascii="Times New Roman" w:eastAsia="Times New Roman" w:hAnsi="Times New Roman" w:cs="Times New Roman"/>
+          <w:color w:val="000000" w:themeColor="text1"/>
+          <w:sz w:val="24"/>
+          <w:szCs w:val="24"/>
+        </w:rPr>
+      </w:pPr>
+      <w:r>
+        <w:rPr>
+          <w:rFonts w:ascii="Times New Roman" w:eastAsia="Times New Roman" w:hAnsi="Times New Roman" w:cs="Times New Roman"/>
+          <w:color w:val="000000" w:themeColor="text1"/>
+          <w:sz w:val="24"/>
+          <w:szCs w:val="24"/>
+        </w:rPr>
+        <w:lastRenderedPageBreak/>
+        <w:t xml:space="preserve">Абстракцията е реализирана чрез базовия клас </w:t>
+      </w:r>
+      <w:r>
+        <w:rPr>
+          <w:rFonts w:ascii="Times New Roman" w:eastAsia="Times New Roman" w:hAnsi="Times New Roman" w:cs="Times New Roman"/>
+          <w:b/>
+          <w:bCs/>
+          <w:color w:val="000000" w:themeColor="text1"/>
+          <w:sz w:val="24"/>
+          <w:szCs w:val="24"/>
+        </w:rPr>
+        <w:t>AbstractController</w:t>
+      </w:r>
+      <w:r>
+        <w:rPr>
+          <w:rFonts w:ascii="Times New Roman" w:eastAsia="Times New Roman" w:hAnsi="Times New Roman" w:cs="Times New Roman"/>
+          <w:color w:val="000000" w:themeColor="text1"/>
+          <w:sz w:val="24"/>
+          <w:szCs w:val="24"/>
+        </w:rPr>
+        <w:t>, който дефинира общ интерфейс за работа с данни (load, save, from_dict, to_dict). CategoryController наследява този интерфейс и предоставя конкретна имплементация за управление на категории, като скрива детайлите по обработка, съхранение и преобразуване на данните.</w:t>
+      </w:r>
+    </w:p>
+    <w:p>
+      <w:pPr>
+        <w:spacing w:line="360" w:lineRule="auto"/>
+        <w:jc w:val="both"/>
+        <w:rPr>
+          <w:rFonts w:ascii="Times New Roman" w:eastAsia="Times New Roman" w:hAnsi="Times New Roman" w:cs="Times New Roman"/>
+          <w:b/>
+          <w:bCs/>
+          <w:color w:val="000000" w:themeColor="text1"/>
+          <w:sz w:val="24"/>
+          <w:szCs w:val="24"/>
+        </w:rPr>
+      </w:pPr>
+      <w:r>
+        <w:rPr>
+          <w:rFonts w:ascii="Times New Roman" w:eastAsia="Times New Roman" w:hAnsi="Times New Roman" w:cs="Times New Roman"/>
+          <w:b/>
+          <w:bCs/>
+          <w:color w:val="000000" w:themeColor="text1"/>
+          <w:sz w:val="24"/>
+          <w:szCs w:val="24"/>
+        </w:rPr>
+        <w:t>Инкапсулация</w:t>
+      </w:r>
+    </w:p>
+    <w:p>
+      <w:pPr>
+        <w:spacing w:line="360" w:lineRule="auto"/>
+        <w:jc w:val="both"/>
+        <w:rPr>
+          <w:rFonts w:ascii="Times New Roman" w:eastAsia="Times New Roman" w:hAnsi="Times New Roman" w:cs="Times New Roman"/>
+          <w:color w:val="000000" w:themeColor="text1"/>
+          <w:sz w:val="24"/>
+          <w:szCs w:val="24"/>
+        </w:rPr>
+      </w:pPr>
+      <w:r>
+        <w:rPr>
+          <w:rFonts w:ascii="Times New Roman" w:eastAsia="Times New Roman" w:hAnsi="Times New Roman" w:cs="Times New Roman"/>
+          <w:color w:val="000000" w:themeColor="text1"/>
+          <w:sz w:val="24"/>
+          <w:szCs w:val="24"/>
+        </w:rPr>
+        <w:t>Контролерът капсулира логиката за работа с обекти от тип Category. Всеки Category управлява собствените си атрибути (например автоматично обновяване на датата чрез update_modified()), което гарантира защитено и последователно състояние на данните. Вътрешните структури на контролера не са достъпни директно отвън.</w:t>
+      </w:r>
+    </w:p>
+    <w:p>
+      <w:pPr>
+        <w:spacing w:line="360" w:lineRule="auto"/>
+        <w:jc w:val="both"/>
+        <w:rPr>
+          <w:rFonts w:ascii="Times New Roman" w:eastAsia="Times New Roman" w:hAnsi="Times New Roman" w:cs="Times New Roman"/>
+          <w:b/>
+          <w:bCs/>
+          <w:color w:val="000000" w:themeColor="text1"/>
+          <w:sz w:val="24"/>
+          <w:szCs w:val="24"/>
+        </w:rPr>
+      </w:pPr>
+      <w:r>
+        <w:rPr>
+          <w:rFonts w:ascii="Times New Roman" w:eastAsia="Times New Roman" w:hAnsi="Times New Roman" w:cs="Times New Roman"/>
+          <w:b/>
+          <w:bCs/>
+          <w:color w:val="000000" w:themeColor="text1"/>
+          <w:sz w:val="24"/>
+          <w:szCs w:val="24"/>
+        </w:rPr>
+        <w:t>Наследяване</w:t>
+      </w:r>
+    </w:p>
+    <w:p>
+      <w:pPr>
+        <w:spacing w:line="360" w:lineRule="auto"/>
+        <w:jc w:val="both"/>
+        <w:rPr>
+          <w:rFonts w:ascii="Times New Roman" w:eastAsia="Times New Roman" w:hAnsi="Times New Roman" w:cs="Times New Roman"/>
+          <w:color w:val="000000" w:themeColor="text1"/>
+          <w:sz w:val="24"/>
+          <w:szCs w:val="24"/>
+        </w:rPr>
+      </w:pPr>
+      <w:r>
+        <w:rPr>
+          <w:rFonts w:ascii="Times New Roman" w:eastAsia="Times New Roman" w:hAnsi="Times New Roman" w:cs="Times New Roman"/>
+          <w:color w:val="000000" w:themeColor="text1"/>
+          <w:sz w:val="24"/>
+          <w:szCs w:val="24"/>
+        </w:rPr>
+        <w:t xml:space="preserve">CategoryController наследява </w:t>
+      </w:r>
+      <w:r>
+        <w:rPr>
+          <w:rFonts w:ascii="Times New Roman" w:eastAsia="Times New Roman" w:hAnsi="Times New Roman" w:cs="Times New Roman"/>
+          <w:b/>
+          <w:bCs/>
+          <w:color w:val="000000" w:themeColor="text1"/>
+          <w:sz w:val="24"/>
+          <w:szCs w:val="24"/>
+        </w:rPr>
+        <w:t>AbstractController</w:t>
+      </w:r>
+      <w:r>
+        <w:rPr>
+          <w:rFonts w:ascii="Times New Roman" w:eastAsia="Times New Roman" w:hAnsi="Times New Roman" w:cs="Times New Roman"/>
+          <w:color w:val="000000" w:themeColor="text1"/>
+          <w:sz w:val="24"/>
+          <w:szCs w:val="24"/>
+        </w:rPr>
+        <w:t>, което позволява преизползване на вече утвърдена логика за работа с хранилища и предоставя основа за разширяване със специфични проверки, свързани с йерархичната структура на категориите.</w:t>
+      </w:r>
+    </w:p>
+    <w:p>
+      <w:pPr>
+        <w:spacing w:line="360" w:lineRule="auto"/>
+        <w:jc w:val="both"/>
+        <w:rPr>
+          <w:rFonts w:ascii="Times New Roman" w:eastAsia="Times New Roman" w:hAnsi="Times New Roman" w:cs="Times New Roman"/>
+          <w:b/>
+          <w:bCs/>
+          <w:color w:val="000000" w:themeColor="text1"/>
+          <w:sz w:val="24"/>
+          <w:szCs w:val="24"/>
+        </w:rPr>
+      </w:pPr>
+      <w:r>
+        <w:rPr>
+          <w:rFonts w:ascii="Times New Roman" w:eastAsia="Times New Roman" w:hAnsi="Times New Roman" w:cs="Times New Roman"/>
+          <w:b/>
+          <w:bCs/>
+          <w:color w:val="000000" w:themeColor="text1"/>
+          <w:sz w:val="24"/>
+          <w:szCs w:val="24"/>
+        </w:rPr>
+        <w:lastRenderedPageBreak/>
+        <w:t>Полиморфизъм</w:t>
+      </w:r>
+    </w:p>
+    <w:p>
+      <w:pPr>
+        <w:spacing w:line="360" w:lineRule="auto"/>
+        <w:jc w:val="both"/>
+        <w:rPr>
+          <w:rFonts w:ascii="Times New Roman" w:eastAsia="Times New Roman" w:hAnsi="Times New Roman" w:cs="Times New Roman"/>
+          <w:color w:val="000000" w:themeColor="text1"/>
+          <w:sz w:val="24"/>
+          <w:szCs w:val="24"/>
+        </w:rPr>
+      </w:pPr>
+      <w:r>
+        <w:rPr>
+          <w:rFonts w:ascii="Times New Roman" w:eastAsia="Times New Roman" w:hAnsi="Times New Roman" w:cs="Times New Roman"/>
+          <w:color w:val="000000" w:themeColor="text1"/>
+          <w:sz w:val="24"/>
+          <w:szCs w:val="24"/>
+        </w:rPr>
+        <w:t>Методите from_dict() и to_dict() са налични във всички контролери, но поведението им се адаптира според конкретния тип обект. При категориите те обработват йерархични връзки и гарантират коректно сериализиране и десериализиране.</w:t>
+      </w:r>
+    </w:p>
+    <w:p>
+      <w:pPr>
+        <w:spacing w:line="360" w:lineRule="auto"/>
+        <w:jc w:val="both"/>
+        <w:rPr>
+          <w:rFonts w:ascii="Times New Roman" w:eastAsia="Times New Roman" w:hAnsi="Times New Roman" w:cs="Times New Roman"/>
+          <w:b/>
+          <w:bCs/>
+          <w:color w:val="000000" w:themeColor="text1"/>
+          <w:sz w:val="24"/>
+          <w:szCs w:val="24"/>
+        </w:rPr>
+      </w:pPr>
+      <w:r>
+        <w:rPr>
+          <w:rFonts w:ascii="Times New Roman" w:eastAsia="Times New Roman" w:hAnsi="Times New Roman" w:cs="Times New Roman"/>
+          <w:b/>
+          <w:bCs/>
+          <w:color w:val="000000" w:themeColor="text1"/>
+          <w:sz w:val="24"/>
+          <w:szCs w:val="24"/>
+        </w:rPr>
+        <w:t>II. Композиция, Асоциация, Делегация, Агрегация</w:t>
+      </w:r>
+    </w:p>
+    <w:p>
+      <w:pPr>
+        <w:spacing w:line="360" w:lineRule="auto"/>
+        <w:jc w:val="both"/>
+        <w:rPr>
+          <w:rFonts w:ascii="Times New Roman" w:eastAsia="Times New Roman" w:hAnsi="Times New Roman" w:cs="Times New Roman"/>
+          <w:b/>
+          <w:bCs/>
+          <w:color w:val="000000" w:themeColor="text1"/>
+          <w:sz w:val="24"/>
+          <w:szCs w:val="24"/>
+        </w:rPr>
+      </w:pPr>
+      <w:r>
+        <w:rPr>
+          <w:rFonts w:ascii="Times New Roman" w:eastAsia="Times New Roman" w:hAnsi="Times New Roman" w:cs="Times New Roman"/>
+          <w:b/>
+          <w:bCs/>
+          <w:color w:val="000000" w:themeColor="text1"/>
+          <w:sz w:val="24"/>
+          <w:szCs w:val="24"/>
+        </w:rPr>
+        <w:t>Композиция</w:t>
+      </w:r>
+    </w:p>
+    <w:p>
+      <w:pPr>
+        <w:spacing w:line="360" w:lineRule="auto"/>
+        <w:jc w:val="both"/>
+        <w:rPr>
+          <w:rFonts w:ascii="Times New Roman" w:eastAsia="Times New Roman" w:hAnsi="Times New Roman" w:cs="Times New Roman"/>
+          <w:color w:val="000000" w:themeColor="text1"/>
+          <w:sz w:val="24"/>
+          <w:szCs w:val="24"/>
+        </w:rPr>
+      </w:pPr>
+      <w:r>
+        <w:rPr>
+          <w:rFonts w:ascii="Times New Roman" w:eastAsia="Times New Roman" w:hAnsi="Times New Roman" w:cs="Times New Roman"/>
+          <w:color w:val="000000" w:themeColor="text1"/>
+          <w:sz w:val="24"/>
+          <w:szCs w:val="24"/>
+        </w:rPr>
+        <w:t>CategoryController притежава и управлява вътрешния списък self.categories и обекта repo. Тези компоненти са неразделна част от неговия жизнен цикъл и съществуването им е пряко зависимо от контролера — класически пример за композиция.</w:t>
+      </w:r>
+    </w:p>
+    <w:p>
+      <w:pPr>
+        <w:spacing w:line="360" w:lineRule="auto"/>
+        <w:jc w:val="both"/>
+        <w:rPr>
+          <w:rFonts w:ascii="Times New Roman" w:eastAsia="Times New Roman" w:hAnsi="Times New Roman" w:cs="Times New Roman"/>
+          <w:b/>
+          <w:bCs/>
+          <w:color w:val="000000" w:themeColor="text1"/>
+          <w:sz w:val="24"/>
+          <w:szCs w:val="24"/>
+        </w:rPr>
+      </w:pPr>
+      <w:r>
+        <w:rPr>
+          <w:rFonts w:ascii="Times New Roman" w:eastAsia="Times New Roman" w:hAnsi="Times New Roman" w:cs="Times New Roman"/>
+          <w:b/>
+          <w:bCs/>
+          <w:color w:val="000000" w:themeColor="text1"/>
+          <w:sz w:val="24"/>
+          <w:szCs w:val="24"/>
+        </w:rPr>
+        <w:t>Асоциация</w:t>
+      </w:r>
+    </w:p>
+    <w:p>
+      <w:pPr>
+        <w:spacing w:line="360" w:lineRule="auto"/>
+        <w:jc w:val="both"/>
+        <w:rPr>
+          <w:rFonts w:ascii="Times New Roman" w:eastAsia="Times New Roman" w:hAnsi="Times New Roman" w:cs="Times New Roman"/>
+          <w:color w:val="000000" w:themeColor="text1"/>
+          <w:sz w:val="24"/>
+          <w:szCs w:val="24"/>
+        </w:rPr>
+      </w:pPr>
+      <w:r>
+        <w:rPr>
+          <w:rFonts w:ascii="Times New Roman" w:eastAsia="Times New Roman" w:hAnsi="Times New Roman" w:cs="Times New Roman"/>
+          <w:color w:val="000000" w:themeColor="text1"/>
+          <w:sz w:val="24"/>
+          <w:szCs w:val="24"/>
+        </w:rPr>
+        <w:lastRenderedPageBreak/>
+        <w:t>В модела Category полето parent_id сочи към друга категория. Това създава постоянна логическа връзка между обекти от един и същи тип, без да се притежават взаимно. Така се изгражда йерархична структура чрез асоциация.</w:t>
+      </w:r>
+    </w:p>
+    <w:p>
+      <w:pPr>
+        <w:spacing w:line="360" w:lineRule="auto"/>
+        <w:jc w:val="both"/>
+        <w:rPr>
+          <w:rFonts w:ascii="Times New Roman" w:eastAsia="Times New Roman" w:hAnsi="Times New Roman" w:cs="Times New Roman"/>
+          <w:b/>
+          <w:bCs/>
+          <w:color w:val="000000" w:themeColor="text1"/>
+          <w:sz w:val="24"/>
+          <w:szCs w:val="24"/>
+        </w:rPr>
+      </w:pPr>
+      <w:r>
+        <w:rPr>
+          <w:rFonts w:ascii="Times New Roman" w:eastAsia="Times New Roman" w:hAnsi="Times New Roman" w:cs="Times New Roman"/>
+          <w:b/>
+          <w:bCs/>
+          <w:color w:val="000000" w:themeColor="text1"/>
+          <w:sz w:val="24"/>
+          <w:szCs w:val="24"/>
+        </w:rPr>
+        <w:t>Делегация</w:t>
+      </w:r>
+    </w:p>
+    <w:p>
+      <w:pPr>
+        <w:spacing w:line="360" w:lineRule="auto"/>
+        <w:jc w:val="both"/>
+        <w:rPr>
+          <w:rFonts w:ascii="Times New Roman" w:eastAsia="Times New Roman" w:hAnsi="Times New Roman" w:cs="Times New Roman"/>
+          <w:color w:val="000000" w:themeColor="text1"/>
+          <w:sz w:val="24"/>
+          <w:szCs w:val="24"/>
+        </w:rPr>
+      </w:pPr>
+      <w:r>
+        <w:rPr>
+          <w:rFonts w:ascii="Times New Roman" w:eastAsia="Times New Roman" w:hAnsi="Times New Roman" w:cs="Times New Roman"/>
+          <w:color w:val="000000" w:themeColor="text1"/>
+          <w:sz w:val="24"/>
+          <w:szCs w:val="24"/>
+        </w:rPr>
+        <w:t>CategoryController делегира специализирани задачи към външни компоненти:</w:t>
       </w:r>
     </w:p>
     <w:p>
       <w:pPr>
         <w:numPr>
           <w:ilvl w:val="0"/>
-          <w:numId w:val="42"/>
+          <w:numId w:val="47"/>
         </w:numPr>
         <w:spacing w:line="360" w:lineRule="auto"/>
         <w:jc w:val="both"/>
@@ -3621,14 +4053,34 @@
           <w:sz w:val="24"/>
           <w:szCs w:val="24"/>
         </w:rPr>
-        <w:t>Абстракция: Реализирана чрез базовия клас AbstractController, който дефинира общ интерфейс за работа с данни (load, save, from_dict, to_dict), скривайки вътрешната логика на обработка. CategoryController наследява тази структура и предоставя конкретна имплементация само на необходимите за него операции.</w:t>
+        <w:t xml:space="preserve">валидацията → </w:t>
+      </w:r>
+      <w:r>
+        <w:rPr>
+          <w:rFonts w:ascii="Times New Roman" w:eastAsia="Times New Roman" w:hAnsi="Times New Roman" w:cs="Times New Roman"/>
+          <w:b/>
+          <w:bCs/>
+          <w:color w:val="000000" w:themeColor="text1"/>
+          <w:sz w:val="24"/>
+          <w:szCs w:val="24"/>
+        </w:rPr>
+        <w:t>CategoryValidator</w:t>
+      </w:r>
+      <w:r>
+        <w:rPr>
+          <w:rFonts w:ascii="Times New Roman" w:eastAsia="Times New Roman" w:hAnsi="Times New Roman" w:cs="Times New Roman"/>
+          <w:color w:val="000000" w:themeColor="text1"/>
+          <w:sz w:val="24"/>
+          <w:szCs w:val="24"/>
+        </w:rPr>
+        <w:t>,</w:t>
       </w:r>
     </w:p>
     <w:p>
       <w:pPr>
         <w:numPr>
           <w:ilvl w:val="0"/>
-          <w:numId w:val="42"/>
+          <w:numId w:val="47"/>
         </w:numPr>
         <w:spacing w:line="360" w:lineRule="auto"/>
         <w:jc w:val="both"/>
@@ -3646,24 +4098,34 @@
           <w:sz w:val="24"/>
           <w:szCs w:val="24"/>
         </w:rPr>
-        <w:t xml:space="preserve">Инкапсулация: Контролерът капсулира логиката по управление на обектите от тип Category. Всяка категория сама управлява своите атрибути (например автоматично обновяване на датата на </w:t>
-      </w:r>
-      <w:r>
-        <w:rPr>
-          <w:rFonts w:ascii="Times New Roman" w:eastAsia="Times New Roman" w:hAnsi="Times New Roman" w:cs="Times New Roman"/>
-          <w:color w:val="000000" w:themeColor="text1"/>
-          <w:sz w:val="24"/>
-          <w:szCs w:val="24"/>
-        </w:rPr>
-        <w:lastRenderedPageBreak/>
-        <w:t>промяна чрез update_modified()), гарантирайки, че състоянието на данните е защитено от некоректни външни намеси.</w:t>
+        <w:t xml:space="preserve">съхранението → абстрактния слой </w:t>
+      </w:r>
+      <w:r>
+        <w:rPr>
+          <w:rFonts w:ascii="Times New Roman" w:eastAsia="Times New Roman" w:hAnsi="Times New Roman" w:cs="Times New Roman"/>
+          <w:b/>
+          <w:bCs/>
+          <w:color w:val="000000" w:themeColor="text1"/>
+          <w:sz w:val="24"/>
+          <w:szCs w:val="24"/>
+        </w:rPr>
+        <w:t>Repo</w:t>
+      </w:r>
+      <w:r>
+        <w:rPr>
+          <w:rFonts w:ascii="Times New Roman" w:eastAsia="Times New Roman" w:hAnsi="Times New Roman" w:cs="Times New Roman"/>
+          <w:color w:val="000000" w:themeColor="text1"/>
+          <w:sz w:val="24"/>
+          <w:szCs w:val="24"/>
+        </w:rPr>
+        <w:t>,</w:t>
       </w:r>
     </w:p>
     <w:p>
       <w:pPr>
         <w:numPr>
           <w:ilvl w:val="0"/>
-          <w:numId w:val="42"/>
+          <w:numId w:val="47"/>
         </w:numPr>
         <w:spacing w:line="360" w:lineRule="auto"/>
         <w:jc w:val="both"/>
@@ -3681,15 +4143,11 @@
           <w:sz w:val="24"/>
           <w:szCs w:val="24"/>
         </w:rPr>
-        <w:t>Наследяване: Чрез наследяването на AbstractController, CategoryController преизползва доказана логика за управление на JSON хранилища, като едновременно с това разширява функционалността със специфични за категориите йерархични проверки.</w:t>
-      </w:r>
-    </w:p>
-    <w:p>
-      <w:pPr>
-        <w:numPr>
-          <w:ilvl w:val="0"/>
-          <w:numId w:val="42"/>
-        </w:numPr>
+        <w:t>филтрирането и анализа → външни модули като category_filters и category_analytics.</w:t>
+      </w:r>
+    </w:p>
+    <w:p>
+      <w:pPr>
         <w:spacing w:line="360" w:lineRule="auto"/>
         <w:jc w:val="both"/>
         <w:rPr>
@@ -3706,7 +4164,7 @@
           <w:sz w:val="24"/>
           <w:szCs w:val="24"/>
         </w:rPr>
-        <w:t>Полиморфизъм: Методите from_dict() и to_dict() присъстват във всички контролери, но се държат различно според обекта, който обработват. В контекста на категориите те осигуряват коректно преобразуване на йерархични връзки.</w:t>
+        <w:t>Това позволява контролерът да остане лек, фокусиран и без претоварване („God Object“).</w:t>
       </w:r>
     </w:p>
     <w:p>
@@ -3715,45 +4173,27 @@
         <w:jc w:val="both"/>
         <w:rPr>
           <w:rFonts w:ascii="Times New Roman" w:eastAsia="Times New Roman" w:hAnsi="Times New Roman" w:cs="Times New Roman"/>
-          <w:color w:val="000000" w:themeColor="text1"/>
-          <w:sz w:val="24"/>
-          <w:szCs w:val="24"/>
-        </w:rPr>
-      </w:pPr>
-      <w:r>
-        <w:rPr>
-          <w:rFonts w:ascii="Times New Roman" w:eastAsia="Times New Roman" w:hAnsi="Times New Roman" w:cs="Times New Roman"/>
-          <w:color w:val="000000" w:themeColor="text1"/>
-          <w:sz w:val="24"/>
-          <w:szCs w:val="24"/>
-        </w:rPr>
-        <w:t>II.</w:t>
-      </w:r>
-      <w:r>
-        <w:rPr>
-          <w:rFonts w:ascii="Times New Roman" w:eastAsia="Times New Roman" w:hAnsi="Times New Roman" w:cs="Times New Roman"/>
-          <w:color w:val="000000" w:themeColor="text1"/>
-          <w:sz w:val="24"/>
-          <w:szCs w:val="24"/>
-        </w:rPr>
-        <w:t xml:space="preserve"> </w:t>
-      </w:r>
-      <w:r>
-        <w:rPr>
-          <w:rFonts w:ascii="Times New Roman" w:eastAsia="Times New Roman" w:hAnsi="Times New Roman" w:cs="Times New Roman"/>
-          <w:color w:val="000000" w:themeColor="text1"/>
-          <w:sz w:val="24"/>
-          <w:szCs w:val="24"/>
-        </w:rPr>
-        <w:t>Композиция, Асоциация, Делегация, Агрегация</w:t>
-      </w:r>
-    </w:p>
-    <w:p>
-      <w:pPr>
-        <w:numPr>
-          <w:ilvl w:val="0"/>
-          <w:numId w:val="43"/>
-        </w:numPr>
+          <w:b/>
+          <w:bCs/>
+          <w:color w:val="000000" w:themeColor="text1"/>
+          <w:sz w:val="24"/>
+          <w:szCs w:val="24"/>
+        </w:rPr>
+      </w:pPr>
+      <w:r>
+        <w:rPr>
+          <w:rFonts w:ascii="Times New Roman" w:eastAsia="Times New Roman" w:hAnsi="Times New Roman" w:cs="Times New Roman"/>
+          <w:b/>
+          <w:bCs/>
+          <w:color w:val="000000" w:themeColor="text1"/>
+          <w:sz w:val="24"/>
+          <w:szCs w:val="24"/>
+        </w:rPr>
+        <w:t>Агрегация</w:t>
+      </w:r>
+    </w:p>
+    <w:p>
+      <w:pPr>
         <w:spacing w:line="360" w:lineRule="auto"/>
         <w:jc w:val="both"/>
         <w:rPr>
@@ -3770,66 +4210,62 @@
           <w:sz w:val="24"/>
           <w:szCs w:val="24"/>
         </w:rPr>
-        <w:t>Композиция: Описва здрава връзка тип „част от“. В CategoryController тя е реализирана чрез вътрешния списък self.categories и обекта repo. Тези компоненти са жизненоважни за съществуването на контролера и се управляват директно от неговия жизнен цикъл.</w:t>
-      </w:r>
-    </w:p>
-    <w:p>
-      <w:pPr>
-        <w:numPr>
-          <w:ilvl w:val="0"/>
-          <w:numId w:val="43"/>
-        </w:numPr>
+        <w:lastRenderedPageBreak/>
+        <w:t>В метода remove() контролерът приема product_controller като аргумент. Той не го притежава, а го използва временно за проверка на зависимости. Това е пример за агрегация — по-слаба форма на връзка между обекти.</w:t>
+      </w:r>
+    </w:p>
+    <w:p>
+      <w:pPr>
         <w:spacing w:line="360" w:lineRule="auto"/>
         <w:jc w:val="both"/>
         <w:rPr>
           <w:rFonts w:ascii="Times New Roman" w:eastAsia="Times New Roman" w:hAnsi="Times New Roman" w:cs="Times New Roman"/>
-          <w:color w:val="000000" w:themeColor="text1"/>
-          <w:sz w:val="24"/>
-          <w:szCs w:val="24"/>
-        </w:rPr>
-      </w:pPr>
-      <w:r>
-        <w:rPr>
-          <w:rFonts w:ascii="Times New Roman" w:eastAsia="Times New Roman" w:hAnsi="Times New Roman" w:cs="Times New Roman"/>
-          <w:color w:val="000000" w:themeColor="text1"/>
-          <w:sz w:val="24"/>
-          <w:szCs w:val="24"/>
-        </w:rPr>
-        <w:lastRenderedPageBreak/>
-        <w:t>Асоциация: Логическа връзка между обекти без притежание. В модела Category полето parent_id сочи към друга категория. Това позволява изграждането на йерархична структура чрез постоянна връзка между обекти от един и същи тип, без те да се притежават взаимно.</w:t>
-      </w:r>
-    </w:p>
-    <w:p>
-      <w:pPr>
-        <w:numPr>
-          <w:ilvl w:val="0"/>
-          <w:numId w:val="43"/>
-        </w:numPr>
+          <w:b/>
+          <w:bCs/>
+          <w:color w:val="000000" w:themeColor="text1"/>
+          <w:sz w:val="24"/>
+          <w:szCs w:val="24"/>
+        </w:rPr>
+      </w:pPr>
+      <w:r>
+        <w:rPr>
+          <w:rFonts w:ascii="Times New Roman" w:eastAsia="Times New Roman" w:hAnsi="Times New Roman" w:cs="Times New Roman"/>
+          <w:b/>
+          <w:bCs/>
+          <w:color w:val="000000" w:themeColor="text1"/>
+          <w:sz w:val="24"/>
+          <w:szCs w:val="24"/>
+        </w:rPr>
+        <w:t>III. Прилагане на SOLID стандартите</w:t>
+      </w:r>
+    </w:p>
+    <w:p>
+      <w:pPr>
         <w:spacing w:line="360" w:lineRule="auto"/>
         <w:jc w:val="both"/>
         <w:rPr>
           <w:rFonts w:ascii="Times New Roman" w:eastAsia="Times New Roman" w:hAnsi="Times New Roman" w:cs="Times New Roman"/>
-          <w:color w:val="000000" w:themeColor="text1"/>
-          <w:sz w:val="24"/>
-          <w:szCs w:val="24"/>
-        </w:rPr>
-      </w:pPr>
-      <w:r>
-        <w:rPr>
-          <w:rFonts w:ascii="Times New Roman" w:eastAsia="Times New Roman" w:hAnsi="Times New Roman" w:cs="Times New Roman"/>
-          <w:color w:val="000000" w:themeColor="text1"/>
-          <w:sz w:val="24"/>
-          <w:szCs w:val="24"/>
-        </w:rPr>
-        <w:t>Делегация: Ключов архитектурен механизъм за избягване на претоварени класове („God Objects“). CategoryController делегира:</w:t>
-      </w:r>
-    </w:p>
-    <w:p>
-      <w:pPr>
-        <w:numPr>
-          <w:ilvl w:val="1"/>
-          <w:numId w:val="43"/>
-        </w:numPr>
+          <w:b/>
+          <w:bCs/>
+          <w:color w:val="000000" w:themeColor="text1"/>
+          <w:sz w:val="24"/>
+          <w:szCs w:val="24"/>
+        </w:rPr>
+      </w:pPr>
+      <w:r>
+        <w:rPr>
+          <w:rFonts w:ascii="Times New Roman" w:eastAsia="Times New Roman" w:hAnsi="Times New Roman" w:cs="Times New Roman"/>
+          <w:b/>
+          <w:bCs/>
+          <w:color w:val="000000" w:themeColor="text1"/>
+          <w:sz w:val="24"/>
+          <w:szCs w:val="24"/>
+        </w:rPr>
+        <w:t>Single Responsibility Principle (S)</w:t>
+      </w:r>
+    </w:p>
+    <w:p>
+      <w:pPr>
         <w:spacing w:line="360" w:lineRule="auto"/>
         <w:jc w:val="both"/>
         <w:rPr>
@@ -3842,66 +4278,40 @@
       <w:r>
         <w:rPr>
           <w:rFonts w:ascii="Times New Roman" w:eastAsia="Times New Roman" w:hAnsi="Times New Roman" w:cs="Times New Roman"/>
-          <w:i/>
-          <w:iCs/>
-          <w:color w:val="000000" w:themeColor="text1"/>
-          <w:sz w:val="24"/>
-          <w:szCs w:val="24"/>
-        </w:rPr>
-        <w:t>Валидацията</w:t>
-      </w:r>
-      <w:r>
-        <w:rPr>
-          <w:rFonts w:ascii="Times New Roman" w:eastAsia="Times New Roman" w:hAnsi="Times New Roman" w:cs="Times New Roman"/>
-          <w:color w:val="000000" w:themeColor="text1"/>
-          <w:sz w:val="24"/>
-          <w:szCs w:val="24"/>
-        </w:rPr>
-        <w:t xml:space="preserve"> към специализирания CategoryValidator.</w:t>
-      </w:r>
-    </w:p>
-    <w:p>
-      <w:pPr>
-        <w:numPr>
-          <w:ilvl w:val="1"/>
-          <w:numId w:val="43"/>
-        </w:numPr>
+          <w:color w:val="000000" w:themeColor="text1"/>
+          <w:sz w:val="24"/>
+          <w:szCs w:val="24"/>
+        </w:rPr>
+        <w:t>Контролерът има една основна задача — управление на жизнения цикъл на категориите. Всички допълнителни дейности (валидация, запис, анализи) са изнесени в отделни модули.</w:t>
+      </w:r>
+    </w:p>
+    <w:p>
+      <w:pPr>
         <w:spacing w:line="360" w:lineRule="auto"/>
         <w:jc w:val="both"/>
         <w:rPr>
           <w:rFonts w:ascii="Times New Roman" w:eastAsia="Times New Roman" w:hAnsi="Times New Roman" w:cs="Times New Roman"/>
-          <w:color w:val="000000" w:themeColor="text1"/>
-          <w:sz w:val="24"/>
-          <w:szCs w:val="24"/>
-        </w:rPr>
-      </w:pPr>
-      <w:r>
-        <w:rPr>
-          <w:rFonts w:ascii="Times New Roman" w:eastAsia="Times New Roman" w:hAnsi="Times New Roman" w:cs="Times New Roman"/>
-          <w:i/>
-          <w:iCs/>
-          <w:color w:val="000000" w:themeColor="text1"/>
-          <w:sz w:val="24"/>
-          <w:szCs w:val="24"/>
-        </w:rPr>
-        <w:t>Съхранението</w:t>
-      </w:r>
-      <w:r>
-        <w:rPr>
-          <w:rFonts w:ascii="Times New Roman" w:eastAsia="Times New Roman" w:hAnsi="Times New Roman" w:cs="Times New Roman"/>
-          <w:color w:val="000000" w:themeColor="text1"/>
-          <w:sz w:val="24"/>
-          <w:szCs w:val="24"/>
-        </w:rPr>
-        <w:t xml:space="preserve"> към абстрактния слой Repo.</w:t>
-      </w:r>
-    </w:p>
-    <w:p>
-      <w:pPr>
-        <w:numPr>
-          <w:ilvl w:val="1"/>
-          <w:numId w:val="43"/>
-        </w:numPr>
+          <w:b/>
+          <w:bCs/>
+          <w:color w:val="000000" w:themeColor="text1"/>
+          <w:sz w:val="24"/>
+          <w:szCs w:val="24"/>
+        </w:rPr>
+      </w:pPr>
+      <w:r>
+        <w:rPr>
+          <w:rFonts w:ascii="Times New Roman" w:eastAsia="Times New Roman" w:hAnsi="Times New Roman" w:cs="Times New Roman"/>
+          <w:b/>
+          <w:bCs/>
+          <w:color w:val="000000" w:themeColor="text1"/>
+          <w:sz w:val="24"/>
+          <w:szCs w:val="24"/>
+        </w:rPr>
+        <w:t>Open/Closed Principle (O)</w:t>
+      </w:r>
+    </w:p>
+    <w:p>
+      <w:pPr>
         <w:spacing w:line="360" w:lineRule="auto"/>
         <w:jc w:val="both"/>
         <w:rPr>
@@ -3914,47 +4324,36 @@
       <w:r>
         <w:rPr>
           <w:rFonts w:ascii="Times New Roman" w:eastAsia="Times New Roman" w:hAnsi="Times New Roman" w:cs="Times New Roman"/>
-          <w:i/>
-          <w:iCs/>
-          <w:color w:val="000000" w:themeColor="text1"/>
-          <w:sz w:val="24"/>
-          <w:szCs w:val="24"/>
-        </w:rPr>
-        <w:t>Филтрирането и анализа</w:t>
-      </w:r>
-      <w:r>
-        <w:rPr>
-          <w:rFonts w:ascii="Times New Roman" w:eastAsia="Times New Roman" w:hAnsi="Times New Roman" w:cs="Times New Roman"/>
-          <w:color w:val="000000" w:themeColor="text1"/>
-          <w:sz w:val="24"/>
-          <w:szCs w:val="24"/>
-        </w:rPr>
-        <w:t xml:space="preserve"> към външни модули (category_filters, category_analytics). Така контролерът остава „лек“ и фокусиран единствено върху координацията на процесите.</w:t>
-      </w:r>
-    </w:p>
-    <w:p>
-      <w:pPr>
-        <w:numPr>
-          <w:ilvl w:val="0"/>
-          <w:numId w:val="43"/>
-        </w:numPr>
+          <w:color w:val="000000" w:themeColor="text1"/>
+          <w:sz w:val="24"/>
+          <w:szCs w:val="24"/>
+        </w:rPr>
+        <w:t>Структурата позволява добавяне на нови нива на йерархия, нови типове анализи или разширения, без промяна в основния код на контролера. Нови функционалности се добавят чрез разширяване, а не чрез модификация.</w:t>
+      </w:r>
+    </w:p>
+    <w:p>
+      <w:pPr>
         <w:spacing w:line="360" w:lineRule="auto"/>
         <w:jc w:val="both"/>
         <w:rPr>
           <w:rFonts w:ascii="Times New Roman" w:eastAsia="Times New Roman" w:hAnsi="Times New Roman" w:cs="Times New Roman"/>
-          <w:color w:val="000000" w:themeColor="text1"/>
-          <w:sz w:val="24"/>
-          <w:szCs w:val="24"/>
-        </w:rPr>
-      </w:pPr>
-      <w:r>
-        <w:rPr>
-          <w:rFonts w:ascii="Times New Roman" w:eastAsia="Times New Roman" w:hAnsi="Times New Roman" w:cs="Times New Roman"/>
-          <w:color w:val="000000" w:themeColor="text1"/>
-          <w:sz w:val="24"/>
-          <w:szCs w:val="24"/>
-        </w:rPr>
-        <w:t>Агрегация: По-слаба форма на връзка. В метода remove() контролерът приема като аргумент product_controller. Той не го притежава, а само го използва временно за проверка на зависимости, което е класически пример за агрегация.</w:t>
+          <w:b/>
+          <w:bCs/>
+          <w:color w:val="000000" w:themeColor="text1"/>
+          <w:sz w:val="24"/>
+          <w:szCs w:val="24"/>
+        </w:rPr>
+      </w:pPr>
+      <w:r>
+        <w:rPr>
+          <w:rFonts w:ascii="Times New Roman" w:eastAsia="Times New Roman" w:hAnsi="Times New Roman" w:cs="Times New Roman"/>
+          <w:b/>
+          <w:bCs/>
+          <w:color w:val="000000" w:themeColor="text1"/>
+          <w:sz w:val="24"/>
+          <w:szCs w:val="24"/>
+        </w:rPr>
+        <w:t>Liskov Substitution Principle (L)</w:t>
       </w:r>
     </w:p>
     <w:p>
@@ -3976,40 +4375,36 @@
           <w:szCs w:val="24"/>
         </w:rPr>
         <w:lastRenderedPageBreak/>
-        <w:t>III. Прилагане на SOLID стандарти</w:t>
-      </w:r>
-    </w:p>
-    <w:p>
-      <w:pPr>
-        <w:numPr>
-          <w:ilvl w:val="0"/>
-          <w:numId w:val="44"/>
-        </w:numPr>
+        <w:t>CategoryController напълно спазва интерфейса на AbstractController. Това позволява всяка негова инстанция да бъде използвана навсякъде, където се очаква базовият тип, без нарушаване на логиката.</w:t>
+      </w:r>
+    </w:p>
+    <w:p>
+      <w:pPr>
         <w:spacing w:line="360" w:lineRule="auto"/>
         <w:jc w:val="both"/>
         <w:rPr>
           <w:rFonts w:ascii="Times New Roman" w:eastAsia="Times New Roman" w:hAnsi="Times New Roman" w:cs="Times New Roman"/>
-          <w:color w:val="000000" w:themeColor="text1"/>
-          <w:sz w:val="24"/>
-          <w:szCs w:val="24"/>
-        </w:rPr>
-      </w:pPr>
-      <w:r>
-        <w:rPr>
-          <w:rFonts w:ascii="Times New Roman" w:eastAsia="Times New Roman" w:hAnsi="Times New Roman" w:cs="Times New Roman"/>
-          <w:color w:val="000000" w:themeColor="text1"/>
-          <w:sz w:val="24"/>
-          <w:szCs w:val="24"/>
-        </w:rPr>
-        <w:t>Single Responsibility (S): Контролерът има една ясна задача – координация на жизнения цикъл на категориите. Детайлите по запис, валидация и статистика са изнесени.</w:t>
-      </w:r>
-    </w:p>
-    <w:p>
-      <w:pPr>
-        <w:numPr>
-          <w:ilvl w:val="0"/>
-          <w:numId w:val="44"/>
-        </w:numPr>
+          <w:b/>
+          <w:bCs/>
+          <w:color w:val="000000" w:themeColor="text1"/>
+          <w:sz w:val="24"/>
+          <w:szCs w:val="24"/>
+        </w:rPr>
+      </w:pPr>
+      <w:r>
+        <w:rPr>
+          <w:rFonts w:ascii="Times New Roman" w:eastAsia="Times New Roman" w:hAnsi="Times New Roman" w:cs="Times New Roman"/>
+          <w:b/>
+          <w:bCs/>
+          <w:color w:val="000000" w:themeColor="text1"/>
+          <w:sz w:val="24"/>
+          <w:szCs w:val="24"/>
+        </w:rPr>
+        <w:t>Interface Segregation Principle (I)</w:t>
+      </w:r>
+    </w:p>
+    <w:p>
+      <w:pPr>
         <w:spacing w:line="360" w:lineRule="auto"/>
         <w:jc w:val="both"/>
         <w:rPr>
@@ -4026,40 +4421,36 @@
           <w:sz w:val="24"/>
           <w:szCs w:val="24"/>
         </w:rPr>
-        <w:t>Open/Closed (O): Структурата позволява добавяне на нови нива на йерархия или нови типове анализи, без да се налага промяна в основния код на контролера.</w:t>
-      </w:r>
-    </w:p>
-    <w:p>
-      <w:pPr>
-        <w:numPr>
-          <w:ilvl w:val="0"/>
-          <w:numId w:val="44"/>
-        </w:numPr>
+        <w:t>Интерфейсът на AbstractController е минималистичен и не натоварва имплементациите с ненужни методи. Валидацията, статистиката и анализите са отделени в самостоятелни модули, което предотвратява претоварване на контролера.</w:t>
+      </w:r>
+    </w:p>
+    <w:p>
+      <w:pPr>
         <w:spacing w:line="360" w:lineRule="auto"/>
         <w:jc w:val="both"/>
         <w:rPr>
           <w:rFonts w:ascii="Times New Roman" w:eastAsia="Times New Roman" w:hAnsi="Times New Roman" w:cs="Times New Roman"/>
-          <w:color w:val="000000" w:themeColor="text1"/>
-          <w:sz w:val="24"/>
-          <w:szCs w:val="24"/>
-        </w:rPr>
-      </w:pPr>
-      <w:r>
-        <w:rPr>
-          <w:rFonts w:ascii="Times New Roman" w:eastAsia="Times New Roman" w:hAnsi="Times New Roman" w:cs="Times New Roman"/>
-          <w:color w:val="000000" w:themeColor="text1"/>
-          <w:sz w:val="24"/>
-          <w:szCs w:val="24"/>
-        </w:rPr>
-        <w:t>Liskov Substitution (L): CategoryController напълно замества AbstractController, спазвайки неговия интерфейс и договор.</w:t>
-      </w:r>
-    </w:p>
-    <w:p>
-      <w:pPr>
-        <w:numPr>
-          <w:ilvl w:val="0"/>
-          <w:numId w:val="44"/>
-        </w:numPr>
+          <w:b/>
+          <w:bCs/>
+          <w:color w:val="000000" w:themeColor="text1"/>
+          <w:sz w:val="24"/>
+          <w:szCs w:val="24"/>
+        </w:rPr>
+      </w:pPr>
+      <w:r>
+        <w:rPr>
+          <w:rFonts w:ascii="Times New Roman" w:eastAsia="Times New Roman" w:hAnsi="Times New Roman" w:cs="Times New Roman"/>
+          <w:b/>
+          <w:bCs/>
+          <w:color w:val="000000" w:themeColor="text1"/>
+          <w:sz w:val="24"/>
+          <w:szCs w:val="24"/>
+        </w:rPr>
+        <w:t>Dependency Inversion Principle (D)</w:t>
+      </w:r>
+    </w:p>
+    <w:p>
+      <w:pPr>
         <w:spacing w:line="360" w:lineRule="auto"/>
         <w:jc w:val="both"/>
         <w:rPr>
@@ -4076,15 +4467,40 @@
           <w:sz w:val="24"/>
           <w:szCs w:val="24"/>
         </w:rPr>
-        <w:t>Interface Segregation (I): Интерфейсът е минималистичен. Валидацията и статистиката са отделени, което предотвратява претоварването на класа с излишни методи.</w:t>
-      </w:r>
-    </w:p>
-    <w:p>
-      <w:pPr>
-        <w:numPr>
-          <w:ilvl w:val="0"/>
-          <w:numId w:val="44"/>
-        </w:numPr>
+        <w:t xml:space="preserve">Контролерът работи с абстракцията </w:t>
+      </w:r>
+      <w:r>
+        <w:rPr>
+          <w:rFonts w:ascii="Times New Roman" w:eastAsia="Times New Roman" w:hAnsi="Times New Roman" w:cs="Times New Roman"/>
+          <w:b/>
+          <w:bCs/>
+          <w:color w:val="000000" w:themeColor="text1"/>
+          <w:sz w:val="24"/>
+          <w:szCs w:val="24"/>
+        </w:rPr>
+        <w:t>Repository</w:t>
+      </w:r>
+      <w:r>
+        <w:rPr>
+          <w:rFonts w:ascii="Times New Roman" w:eastAsia="Times New Roman" w:hAnsi="Times New Roman" w:cs="Times New Roman"/>
+          <w:color w:val="000000" w:themeColor="text1"/>
+          <w:sz w:val="24"/>
+          <w:szCs w:val="24"/>
+        </w:rPr>
+        <w:t>, а не с конкретна реализация (например JSON файл). Repo се подава чрез Dependency Injection, което позволява лесна подмяна на хранилището с база данни или друг тип storage</w:t>
+      </w:r>
+      <w:r>
+        <w:rPr>
+          <w:rFonts w:ascii="Times New Roman" w:eastAsia="Times New Roman" w:hAnsi="Times New Roman" w:cs="Times New Roman"/>
+          <w:color w:val="000000" w:themeColor="text1"/>
+          <w:sz w:val="24"/>
+          <w:szCs w:val="24"/>
+        </w:rPr>
+        <w:t xml:space="preserve">. </w:t>
+      </w:r>
+    </w:p>
+    <w:p>
+      <w:pPr>
         <w:spacing w:line="360" w:lineRule="auto"/>
         <w:jc w:val="both"/>
         <w:rPr>
@@ -4094,14 +4510,35 @@
           <w:szCs w:val="24"/>
         </w:rPr>
       </w:pPr>
-      <w:r>
-        <w:rPr>
-          <w:rFonts w:ascii="Times New Roman" w:eastAsia="Times New Roman" w:hAnsi="Times New Roman" w:cs="Times New Roman"/>
-          <w:color w:val="000000" w:themeColor="text1"/>
-          <w:sz w:val="24"/>
-          <w:szCs w:val="24"/>
-        </w:rPr>
-        <w:t>Dependency Inversion (D): Контролерът не зависи от конкретна реализация на хранилището (JSON файл), а получава repo чрез Dependency Injection. Това позволява лесна подмяна на файловата система с база данни в бъдеще.</w:t>
+      <w:bookmarkStart w:id="0" w:name="_GoBack"/>
+      <w:bookmarkEnd w:id="0"/>
+      <w:r>
+        <w:rPr>
+          <w:rFonts w:ascii="Times New Roman" w:eastAsia="Times New Roman" w:hAnsi="Times New Roman" w:cs="Times New Roman"/>
+          <w:color w:val="000000" w:themeColor="text1"/>
+          <w:sz w:val="24"/>
+          <w:szCs w:val="24"/>
+        </w:rPr>
+        <w:t xml:space="preserve">CategoryController демонстрира професионална, модулна и устойчива архитектура, която следва всички основни ООП принципи и SOLID стандарти. Чрез абстракция, делегация, композиция и ясна отговорност </w:t>
+      </w:r>
+      <w:r>
+        <w:rPr>
+          <w:rFonts w:ascii="Times New Roman" w:eastAsia="Times New Roman" w:hAnsi="Times New Roman" w:cs="Times New Roman"/>
+          <w:color w:val="000000" w:themeColor="text1"/>
+          <w:sz w:val="24"/>
+          <w:szCs w:val="24"/>
+        </w:rPr>
+        <w:lastRenderedPageBreak/>
+        <w:t>контролерът остава лесен за поддръжка, тестване и бъдещо разширяване — точно както изисква добрата софтуерна практика.</w:t>
+      </w:r>
+      <w:r>
+        <w:rPr>
+          <w:rFonts w:ascii="Times New Roman" w:eastAsia="Times New Roman" w:hAnsi="Times New Roman" w:cs="Times New Roman"/>
+          <w:color w:val="000000" w:themeColor="text1"/>
+          <w:sz w:val="24"/>
+          <w:szCs w:val="24"/>
+        </w:rPr>
+        <w:t xml:space="preserve"> </w:t>
       </w:r>
     </w:p>
     <w:p>
@@ -4116,38 +4553,6 @@
         </w:rPr>
       </w:pPr>
       <w:r>
-        <w:rPr>
-          <w:rFonts w:ascii="Times New Roman" w:eastAsia="Times New Roman" w:hAnsi="Times New Roman" w:cs="Times New Roman"/>
-          <w:color w:val="000000" w:themeColor="text1"/>
-          <w:sz w:val="24"/>
-          <w:szCs w:val="24"/>
-        </w:rPr>
-        <w:lastRenderedPageBreak/>
-        <w:t>Чрез този подход CategoryController демонстрира професионална, модулна</w:t>
-      </w:r>
-      <w:r>
-        <w:rPr>
-          <w:rFonts w:ascii="Times New Roman" w:eastAsia="Times New Roman" w:hAnsi="Times New Roman" w:cs="Times New Roman"/>
-          <w:color w:val="000000" w:themeColor="text1"/>
-          <w:sz w:val="24"/>
-          <w:szCs w:val="24"/>
-        </w:rPr>
-        <w:t xml:space="preserve"> </w:t>
-      </w:r>
-      <w:r>
-        <w:rPr>
-          <w:rFonts w:ascii="Times New Roman" w:eastAsia="Times New Roman" w:hAnsi="Times New Roman" w:cs="Times New Roman"/>
-          <w:color w:val="000000" w:themeColor="text1"/>
-          <w:sz w:val="24"/>
-          <w:szCs w:val="24"/>
-        </w:rPr>
-        <w:t>архитектура, която е лесна за тестване и бъдещо разширяване.</w:t>
-      </w:r>
-    </w:p>
-    <w:p>
-      <w:pPr>
-        <w:spacing w:line="360" w:lineRule="auto"/>
-        <w:jc w:val="both"/>
         <w:rPr>
           <w:rFonts w:ascii="Times New Roman" w:eastAsia="Times New Roman" w:hAnsi="Times New Roman" w:cs="Times New Roman"/>
           <w:b/>
@@ -4156,12 +4561,9 @@
           <w:sz w:val="28"/>
           <w:szCs w:val="28"/>
         </w:rPr>
-      </w:pPr>
-    </w:p>
-    <w:p>
-      <w:pPr>
-        <w:spacing w:line="360" w:lineRule="auto"/>
-        <w:jc w:val="both"/>
+        <w:t>1</w:t>
+      </w:r>
+      <w:r>
         <w:rPr>
           <w:rFonts w:ascii="Times New Roman" w:eastAsia="Times New Roman" w:hAnsi="Times New Roman" w:cs="Times New Roman"/>
           <w:b/>
@@ -4170,7 +4572,8 @@
           <w:sz w:val="28"/>
           <w:szCs w:val="28"/>
         </w:rPr>
-      </w:pPr>
+        <w:t>2</w:t>
+      </w:r>
       <w:r>
         <w:rPr>
           <w:rFonts w:ascii="Times New Roman" w:eastAsia="Times New Roman" w:hAnsi="Times New Roman" w:cs="Times New Roman"/>
@@ -4180,7 +4583,7 @@
           <w:sz w:val="28"/>
           <w:szCs w:val="28"/>
         </w:rPr>
-        <w:t>1</w:t>
+        <w:t>.</w:t>
       </w:r>
       <w:r>
         <w:rPr>
@@ -4191,7 +4594,7 @@
           <w:sz w:val="28"/>
           <w:szCs w:val="28"/>
         </w:rPr>
-        <w:t>2</w:t>
+        <w:t xml:space="preserve"> Р</w:t>
       </w:r>
       <w:r>
         <w:rPr>
@@ -4202,9 +4605,86 @@
           <w:sz w:val="28"/>
           <w:szCs w:val="28"/>
         </w:rPr>
-        <w:t>.</w:t>
-      </w:r>
-      <w:r>
+        <w:t>азширения на системата</w:t>
+      </w:r>
+    </w:p>
+    <w:p>
+      <w:pPr>
+        <w:spacing w:line="360" w:lineRule="auto"/>
+        <w:jc w:val="both"/>
+        <w:rPr>
+          <w:rFonts w:ascii="Times New Roman" w:hAnsi="Times New Roman" w:cs="Times New Roman"/>
+          <w:sz w:val="24"/>
+          <w:szCs w:val="24"/>
+        </w:rPr>
+      </w:pPr>
+      <w:r>
+        <w:rPr>
+          <w:rFonts w:ascii="Times New Roman" w:hAnsi="Times New Roman" w:cs="Times New Roman"/>
+          <w:sz w:val="24"/>
+          <w:szCs w:val="24"/>
+        </w:rPr>
+        <w:t>Разширенията добавят аналитични и функционални възможности. Аналитичният модул изчислява ключови финансови показатели и дава по</w:t>
+      </w:r>
+      <w:r>
+        <w:rPr>
+          <w:rFonts w:ascii="Times New Roman" w:hAnsi="Times New Roman" w:cs="Times New Roman"/>
+          <w:sz w:val="24"/>
+          <w:szCs w:val="24"/>
+        </w:rPr>
+        <w:noBreakHyphen/>
+        <w:t>детайлна оценка на разходи и приходи. Интелигентното търсене поддържа частични съвпадения за по</w:t>
+      </w:r>
+      <w:r>
+        <w:rPr>
+          <w:rFonts w:ascii="Times New Roman" w:hAnsi="Times New Roman" w:cs="Times New Roman"/>
+          <w:sz w:val="24"/>
+          <w:szCs w:val="24"/>
+        </w:rPr>
+        <w:noBreakHyphen/>
+        <w:t xml:space="preserve">лесно откриване на продукти и партньори. Данните могат да се сортират чрез </w:t>
+      </w:r>
+      <w:r>
+        <w:rPr>
+          <w:rFonts w:ascii="Times New Roman" w:hAnsi="Times New Roman" w:cs="Times New Roman"/>
+          <w:b/>
+          <w:bCs/>
+          <w:sz w:val="24"/>
+          <w:szCs w:val="24"/>
+        </w:rPr>
+        <w:t>Merge Sort</w:t>
+      </w:r>
+      <w:r>
+        <w:rPr>
+          <w:rFonts w:ascii="Times New Roman" w:hAnsi="Times New Roman" w:cs="Times New Roman"/>
+          <w:sz w:val="24"/>
+          <w:szCs w:val="24"/>
+        </w:rPr>
+        <w:t xml:space="preserve"> и </w:t>
+      </w:r>
+      <w:r>
+        <w:rPr>
+          <w:rFonts w:ascii="Times New Roman" w:hAnsi="Times New Roman" w:cs="Times New Roman"/>
+          <w:b/>
+          <w:bCs/>
+          <w:sz w:val="24"/>
+          <w:szCs w:val="24"/>
+        </w:rPr>
+        <w:t>Quick Sort</w:t>
+      </w:r>
+      <w:r>
+        <w:rPr>
+          <w:rFonts w:ascii="Times New Roman" w:hAnsi="Times New Roman" w:cs="Times New Roman"/>
+          <w:sz w:val="24"/>
+          <w:szCs w:val="24"/>
+        </w:rPr>
+        <w:t>, а многоскладовата поддръжка показва разпределението на продуктите по локации.</w:t>
+      </w:r>
+    </w:p>
+    <w:p>
+      <w:pPr>
+        <w:spacing w:line="360" w:lineRule="auto"/>
+        <w:jc w:val="both"/>
         <w:rPr>
           <w:rFonts w:ascii="Times New Roman" w:eastAsia="Times New Roman" w:hAnsi="Times New Roman" w:cs="Times New Roman"/>
           <w:b/>
@@ -4213,8 +4693,7 @@
           <w:sz w:val="28"/>
           <w:szCs w:val="28"/>
         </w:rPr>
-        <w:t xml:space="preserve"> Р</w:t>
-      </w:r>
+      </w:pPr>
       <w:r>
         <w:rPr>
           <w:rFonts w:ascii="Times New Roman" w:eastAsia="Times New Roman" w:hAnsi="Times New Roman" w:cs="Times New Roman"/>
@@ -4224,86 +4703,9 @@
           <w:sz w:val="28"/>
           <w:szCs w:val="28"/>
         </w:rPr>
-        <w:t>азширения на системата</w:t>
-      </w:r>
-    </w:p>
-    <w:p>
-      <w:pPr>
-        <w:spacing w:line="360" w:lineRule="auto"/>
-        <w:jc w:val="both"/>
-        <w:rPr>
-          <w:rFonts w:ascii="Times New Roman" w:hAnsi="Times New Roman" w:cs="Times New Roman"/>
-          <w:sz w:val="24"/>
-          <w:szCs w:val="24"/>
-        </w:rPr>
-      </w:pPr>
-      <w:r>
-        <w:rPr>
-          <w:rFonts w:ascii="Times New Roman" w:hAnsi="Times New Roman" w:cs="Times New Roman"/>
-          <w:sz w:val="24"/>
-          <w:szCs w:val="24"/>
-        </w:rPr>
-        <w:t>Разширенията добавят аналитични и функционални възможности. Аналитичният модул изчислява ключови финансови показатели и дава по</w:t>
-      </w:r>
-      <w:r>
-        <w:rPr>
-          <w:rFonts w:ascii="Times New Roman" w:hAnsi="Times New Roman" w:cs="Times New Roman"/>
-          <w:sz w:val="24"/>
-          <w:szCs w:val="24"/>
-        </w:rPr>
-        <w:noBreakHyphen/>
-        <w:t>детайлна оценка на разходи и приходи. Интелигентното търсене поддържа частични съвпадения за по</w:t>
-      </w:r>
-      <w:r>
-        <w:rPr>
-          <w:rFonts w:ascii="Times New Roman" w:hAnsi="Times New Roman" w:cs="Times New Roman"/>
-          <w:sz w:val="24"/>
-          <w:szCs w:val="24"/>
-        </w:rPr>
-        <w:noBreakHyphen/>
-        <w:t xml:space="preserve">лесно откриване на продукти и партньори. Данните могат да се сортират чрез </w:t>
-      </w:r>
-      <w:r>
-        <w:rPr>
-          <w:rFonts w:ascii="Times New Roman" w:hAnsi="Times New Roman" w:cs="Times New Roman"/>
-          <w:b/>
-          <w:bCs/>
-          <w:sz w:val="24"/>
-          <w:szCs w:val="24"/>
-        </w:rPr>
-        <w:t>Merge Sort</w:t>
-      </w:r>
-      <w:r>
-        <w:rPr>
-          <w:rFonts w:ascii="Times New Roman" w:hAnsi="Times New Roman" w:cs="Times New Roman"/>
-          <w:sz w:val="24"/>
-          <w:szCs w:val="24"/>
-        </w:rPr>
-        <w:t xml:space="preserve"> и </w:t>
-      </w:r>
-      <w:r>
-        <w:rPr>
-          <w:rFonts w:ascii="Times New Roman" w:hAnsi="Times New Roman" w:cs="Times New Roman"/>
-          <w:b/>
-          <w:bCs/>
-          <w:sz w:val="24"/>
-          <w:szCs w:val="24"/>
-        </w:rPr>
-        <w:t>Quick Sort</w:t>
-      </w:r>
-      <w:r>
-        <w:rPr>
-          <w:rFonts w:ascii="Times New Roman" w:hAnsi="Times New Roman" w:cs="Times New Roman"/>
-          <w:sz w:val="24"/>
-          <w:szCs w:val="24"/>
-        </w:rPr>
-        <w:t>, а многоскладовата поддръжка показва разпределението на продуктите по локации.</w:t>
-      </w:r>
-    </w:p>
-    <w:p>
-      <w:pPr>
-        <w:spacing w:line="360" w:lineRule="auto"/>
-        <w:jc w:val="both"/>
+        <w:t>1</w:t>
+      </w:r>
+      <w:r>
         <w:rPr>
           <w:rFonts w:ascii="Times New Roman" w:eastAsia="Times New Roman" w:hAnsi="Times New Roman" w:cs="Times New Roman"/>
           <w:b/>
@@ -4312,7 +4714,8 @@
           <w:sz w:val="28"/>
           <w:szCs w:val="28"/>
         </w:rPr>
-      </w:pPr>
+        <w:t>3</w:t>
+      </w:r>
       <w:r>
         <w:rPr>
           <w:rFonts w:ascii="Times New Roman" w:eastAsia="Times New Roman" w:hAnsi="Times New Roman" w:cs="Times New Roman"/>
@@ -4322,7 +4725,7 @@
           <w:sz w:val="28"/>
           <w:szCs w:val="28"/>
         </w:rPr>
-        <w:t>1</w:t>
+        <w:t>.</w:t>
       </w:r>
       <w:r>
         <w:rPr>
@@ -4333,7 +4736,7 @@
           <w:sz w:val="28"/>
           <w:szCs w:val="28"/>
         </w:rPr>
-        <w:t>3</w:t>
+        <w:t xml:space="preserve"> </w:t>
       </w:r>
       <w:r>
         <w:rPr>
@@ -4344,19 +4747,56 @@
           <w:sz w:val="28"/>
           <w:szCs w:val="28"/>
         </w:rPr>
-        <w:t>.</w:t>
-      </w:r>
-      <w:r>
-        <w:rPr>
-          <w:rFonts w:ascii="Times New Roman" w:eastAsia="Times New Roman" w:hAnsi="Times New Roman" w:cs="Times New Roman"/>
-          <w:b/>
-          <w:bCs/>
+        <w:t xml:space="preserve">Бъдещи подобрения </w:t>
+      </w:r>
+    </w:p>
+    <w:p>
+      <w:pPr>
+        <w:spacing w:line="360" w:lineRule="auto"/>
+        <w:jc w:val="both"/>
+        <w:rPr>
+          <w:rFonts w:ascii="Times New Roman" w:eastAsia="Times New Roman" w:hAnsi="Times New Roman" w:cs="Times New Roman"/>
+          <w:sz w:val="24"/>
+          <w:szCs w:val="24"/>
+        </w:rPr>
+      </w:pPr>
+      <w:r>
+        <w:rPr>
+          <w:rFonts w:ascii="Times New Roman" w:eastAsia="Times New Roman" w:hAnsi="Times New Roman" w:cs="Times New Roman"/>
+          <w:sz w:val="24"/>
+          <w:szCs w:val="24"/>
+        </w:rPr>
+        <w:t>Планираните подобрения включват преминаване към графичен интерфейс, използване на релационна база данни за по</w:t>
+      </w:r>
+      <w:r>
+        <w:rPr>
+          <w:rFonts w:ascii="Times New Roman" w:eastAsia="Times New Roman" w:hAnsi="Times New Roman" w:cs="Times New Roman"/>
+          <w:sz w:val="24"/>
+          <w:szCs w:val="24"/>
+        </w:rPr>
+        <w:noBreakHyphen/>
+        <w:t>висока надеждност, мобилно приложение за бърз достъп и сканиране на стоки, както и REST API за интеграция със счетоводни системи, онлайн магазини и ERP решения.</w:t>
+      </w:r>
+      <w:r>
+        <w:rPr>
+          <w:rFonts w:ascii="Times New Roman" w:eastAsia="Times New Roman" w:hAnsi="Times New Roman" w:cs="Times New Roman"/>
+          <w:sz w:val="24"/>
+          <w:szCs w:val="24"/>
+        </w:rPr>
+        <w:t xml:space="preserve"> </w:t>
+      </w:r>
+    </w:p>
+    <w:p>
+      <w:pPr>
+        <w:spacing w:line="360" w:lineRule="auto"/>
+        <w:jc w:val="both"/>
+        <w:rPr>
+          <w:rFonts w:ascii="Times New Roman" w:eastAsia="Times New Roman" w:hAnsi="Times New Roman" w:cs="Times New Roman"/>
           <w:color w:val="C00000"/>
           <w:sz w:val="28"/>
           <w:szCs w:val="28"/>
         </w:rPr>
-        <w:t xml:space="preserve"> </w:t>
-      </w:r>
+      </w:pPr>
       <w:r>
         <w:rPr>
           <w:rFonts w:ascii="Times New Roman" w:eastAsia="Times New Roman" w:hAnsi="Times New Roman" w:cs="Times New Roman"/>
@@ -4366,57 +4806,20 @@
           <w:sz w:val="28"/>
           <w:szCs w:val="28"/>
         </w:rPr>
-        <w:t xml:space="preserve">Бъдещи подобрения </w:t>
-      </w:r>
-    </w:p>
-    <w:p>
-      <w:pPr>
-        <w:spacing w:line="360" w:lineRule="auto"/>
-        <w:jc w:val="both"/>
-        <w:rPr>
-          <w:rFonts w:ascii="Times New Roman" w:eastAsia="Times New Roman" w:hAnsi="Times New Roman" w:cs="Times New Roman"/>
-          <w:sz w:val="24"/>
-          <w:szCs w:val="24"/>
-        </w:rPr>
-      </w:pPr>
-      <w:r>
-        <w:rPr>
-          <w:rFonts w:ascii="Times New Roman" w:eastAsia="Times New Roman" w:hAnsi="Times New Roman" w:cs="Times New Roman"/>
-          <w:sz w:val="24"/>
-          <w:szCs w:val="24"/>
-        </w:rPr>
         <w:lastRenderedPageBreak/>
-        <w:t>Планираните подобрения включват преминаване към графичен интерфейс, използване на релационна база данни за по</w:t>
-      </w:r>
-      <w:r>
-        <w:rPr>
-          <w:rFonts w:ascii="Times New Roman" w:eastAsia="Times New Roman" w:hAnsi="Times New Roman" w:cs="Times New Roman"/>
-          <w:sz w:val="24"/>
-          <w:szCs w:val="24"/>
-        </w:rPr>
-        <w:noBreakHyphen/>
-        <w:t>висока надеждност, мобилно приложение за бърз достъп и сканиране на стоки, както и REST API за интеграция със счетоводни системи, онлайн магазини и ERP решения.</w:t>
-      </w:r>
-      <w:r>
-        <w:rPr>
-          <w:rFonts w:ascii="Times New Roman" w:eastAsia="Times New Roman" w:hAnsi="Times New Roman" w:cs="Times New Roman"/>
-          <w:sz w:val="24"/>
-          <w:szCs w:val="24"/>
-        </w:rPr>
-        <w:t xml:space="preserve"> </w:t>
-      </w:r>
-    </w:p>
-    <w:p>
-      <w:pPr>
-        <w:spacing w:line="360" w:lineRule="auto"/>
-        <w:jc w:val="both"/>
-        <w:rPr>
-          <w:rFonts w:ascii="Times New Roman" w:eastAsia="Times New Roman" w:hAnsi="Times New Roman" w:cs="Times New Roman"/>
+        <w:t>1</w:t>
+      </w:r>
+      <w:r>
+        <w:rPr>
+          <w:rFonts w:ascii="Times New Roman" w:eastAsia="Times New Roman" w:hAnsi="Times New Roman" w:cs="Times New Roman"/>
+          <w:b/>
+          <w:bCs/>
           <w:color w:val="C00000"/>
           <w:sz w:val="28"/>
           <w:szCs w:val="28"/>
         </w:rPr>
-      </w:pPr>
+        <w:t>4</w:t>
+      </w:r>
       <w:r>
         <w:rPr>
           <w:rFonts w:ascii="Times New Roman" w:eastAsia="Times New Roman" w:hAnsi="Times New Roman" w:cs="Times New Roman"/>
@@ -4426,28 +4829,6 @@
           <w:sz w:val="28"/>
           <w:szCs w:val="28"/>
         </w:rPr>
-        <w:t>1</w:t>
-      </w:r>
-      <w:r>
-        <w:rPr>
-          <w:rFonts w:ascii="Times New Roman" w:eastAsia="Times New Roman" w:hAnsi="Times New Roman" w:cs="Times New Roman"/>
-          <w:b/>
-          <w:bCs/>
-          <w:color w:val="C00000"/>
-          <w:sz w:val="28"/>
-          <w:szCs w:val="28"/>
-        </w:rPr>
-        <w:t>4</w:t>
-      </w:r>
-      <w:r>
-        <w:rPr>
-          <w:rFonts w:ascii="Times New Roman" w:eastAsia="Times New Roman" w:hAnsi="Times New Roman" w:cs="Times New Roman"/>
-          <w:b/>
-          <w:bCs/>
-          <w:color w:val="C00000"/>
-          <w:sz w:val="28"/>
-          <w:szCs w:val="28"/>
-        </w:rPr>
         <w:t>. Инсталиране и конфигуриране</w:t>
       </w:r>
     </w:p>
@@ -4610,7 +4991,6 @@
           <w:sz w:val="24"/>
           <w:szCs w:val="24"/>
         </w:rPr>
-        <w:lastRenderedPageBreak/>
         <w:t>За вход могат да се използват следните тестови акаунти:</w:t>
       </w:r>
     </w:p>
@@ -4683,6 +5063,7 @@
           <w:sz w:val="24"/>
           <w:szCs w:val="24"/>
         </w:rPr>
+        <w:lastRenderedPageBreak/>
         <w:t xml:space="preserve">Operator: </w:t>
       </w:r>
       <w:r>
@@ -4838,14 +5219,6 @@
           <w:szCs w:val="24"/>
         </w:rPr>
         <w:br/>
-      </w:r>
-      <w:r>
-        <w:rPr>
-          <w:rFonts w:ascii="Times New Roman" w:eastAsia="Times New Roman" w:hAnsi="Times New Roman" w:cs="Times New Roman"/>
-          <w:sz w:val="24"/>
-          <w:szCs w:val="24"/>
-        </w:rPr>
-        <w:lastRenderedPageBreak/>
         <w:t>4. Алгоритъм на Дейкстра – учебни ресурси и лекции по графи.</w:t>
       </w:r>
       <w:r>
@@ -10358,6 +10731,155 @@
     </w:lvl>
   </w:abstractNum>
   <w:abstractNum w:abstractNumId="37" w15:restartNumberingAfterBreak="0">
+    <w:nsid w:val="6BA733B7"/>
+    <w:multiLevelType w:val="multilevel"/>
+    <w:tmpl w:val="6018E74E"/>
+    <w:lvl w:ilvl="0">
+      <w:start w:val="1"/>
+      <w:numFmt w:val="bullet"/>
+      <w:lvlText w:val=""/>
+      <w:lvlJc w:val="left"/>
+      <w:pPr>
+        <w:tabs>
+          <w:tab w:val="num" w:pos="720"/>
+        </w:tabs>
+        <w:ind w:left="720" w:hanging="360"/>
+      </w:pPr>
+      <w:rPr>
+        <w:rFonts w:ascii="Symbol" w:hAnsi="Symbol" w:hint="default"/>
+        <w:sz w:val="20"/>
+      </w:rPr>
+    </w:lvl>
+    <w:lvl w:ilvl="1" w:tentative="1">
+      <w:start w:val="1"/>
+      <w:numFmt w:val="bullet"/>
+      <w:lvlText w:val="o"/>
+      <w:lvlJc w:val="left"/>
+      <w:pPr>
+        <w:tabs>
+          <w:tab w:val="num" w:pos="1440"/>
+        </w:tabs>
+        <w:ind w:left="1440" w:hanging="360"/>
+      </w:pPr>
+      <w:rPr>
+        <w:rFonts w:ascii="Courier New" w:hAnsi="Courier New" w:hint="default"/>
+        <w:sz w:val="20"/>
+      </w:rPr>
+    </w:lvl>
+    <w:lvl w:ilvl="2" w:tentative="1">
+      <w:start w:val="1"/>
+      <w:numFmt w:val="bullet"/>
+      <w:lvlText w:val=""/>
+      <w:lvlJc w:val="left"/>
+      <w:pPr>
+        <w:tabs>
+          <w:tab w:val="num" w:pos="2160"/>
+        </w:tabs>
+        <w:ind w:left="2160" w:hanging="360"/>
+      </w:pPr>
+      <w:rPr>
+        <w:rFonts w:ascii="Wingdings" w:hAnsi="Wingdings" w:hint="default"/>
+        <w:sz w:val="20"/>
+      </w:rPr>
+    </w:lvl>
+    <w:lvl w:ilvl="3" w:tentative="1">
+      <w:start w:val="1"/>
+      <w:numFmt w:val="bullet"/>
+      <w:lvlText w:val=""/>
+      <w:lvlJc w:val="left"/>
+      <w:pPr>
+        <w:tabs>
+          <w:tab w:val="num" w:pos="2880"/>
+        </w:tabs>
+        <w:ind w:left="2880" w:hanging="360"/>
+      </w:pPr>
+      <w:rPr>
+        <w:rFonts w:ascii="Wingdings" w:hAnsi="Wingdings" w:hint="default"/>
+        <w:sz w:val="20"/>
+      </w:rPr>
+    </w:lvl>
+    <w:lvl w:ilvl="4" w:tentative="1">
+      <w:start w:val="1"/>
+      <w:numFmt w:val="bullet"/>
+      <w:lvlText w:val=""/>
+      <w:lvlJc w:val="left"/>
+      <w:pPr>
+        <w:tabs>
+          <w:tab w:val="num" w:pos="3600"/>
+        </w:tabs>
+        <w:ind w:left="3600" w:hanging="360"/>
+      </w:pPr>
+      <w:rPr>
+        <w:rFonts w:ascii="Wingdings" w:hAnsi="Wingdings" w:hint="default"/>
+        <w:sz w:val="20"/>
+      </w:rPr>
+    </w:lvl>
+    <w:lvl w:ilvl="5" w:tentative="1">
+      <w:start w:val="1"/>
+      <w:numFmt w:val="bullet"/>
+      <w:lvlText w:val=""/>
+      <w:lvlJc w:val="left"/>
+      <w:pPr>
+        <w:tabs>
+          <w:tab w:val="num" w:pos="4320"/>
+        </w:tabs>
+        <w:ind w:left="4320" w:hanging="360"/>
+      </w:pPr>
+      <w:rPr>
+        <w:rFonts w:ascii="Wingdings" w:hAnsi="Wingdings" w:hint="default"/>
+        <w:sz w:val="20"/>
+      </w:rPr>
+    </w:lvl>
+    <w:lvl w:ilvl="6" w:tentative="1">
+      <w:start w:val="1"/>
+      <w:numFmt w:val="bullet"/>
+      <w:lvlText w:val=""/>
+      <w:lvlJc w:val="left"/>
+      <w:pPr>
+        <w:tabs>
+          <w:tab w:val="num" w:pos="5040"/>
+        </w:tabs>
+        <w:ind w:left="5040" w:hanging="360"/>
+      </w:pPr>
+      <w:rPr>
+        <w:rFonts w:ascii="Wingdings" w:hAnsi="Wingdings" w:hint="default"/>
+        <w:sz w:val="20"/>
+      </w:rPr>
+    </w:lvl>
+    <w:lvl w:ilvl="7" w:tentative="1">
+      <w:start w:val="1"/>
+      <w:numFmt w:val="bullet"/>
+      <w:lvlText w:val=""/>
+      <w:lvlJc w:val="left"/>
+      <w:pPr>
+        <w:tabs>
+          <w:tab w:val="num" w:pos="5760"/>
+        </w:tabs>
+        <w:ind w:left="5760" w:hanging="360"/>
+      </w:pPr>
+      <w:rPr>
+        <w:rFonts w:ascii="Wingdings" w:hAnsi="Wingdings" w:hint="default"/>
+        <w:sz w:val="20"/>
+      </w:rPr>
+    </w:lvl>
+    <w:lvl w:ilvl="8" w:tentative="1">
+      <w:start w:val="1"/>
+      <w:numFmt w:val="bullet"/>
+      <w:lvlText w:val=""/>
+      <w:lvlJc w:val="left"/>
+      <w:pPr>
+        <w:tabs>
+          <w:tab w:val="num" w:pos="6480"/>
+        </w:tabs>
+        <w:ind w:left="6480" w:hanging="360"/>
+      </w:pPr>
+      <w:rPr>
+        <w:rFonts w:ascii="Wingdings" w:hAnsi="Wingdings" w:hint="default"/>
+        <w:sz w:val="20"/>
+      </w:rPr>
+    </w:lvl>
+  </w:abstractNum>
+  <w:abstractNum w:abstractNumId="38" w15:restartNumberingAfterBreak="0">
     <w:nsid w:val="6FF279B8"/>
     <w:multiLevelType w:val="hybridMultilevel"/>
     <w:tmpl w:val="BBA89774"/>
@@ -10470,7 +10992,7 @@
       </w:rPr>
     </w:lvl>
   </w:abstractNum>
-  <w:abstractNum w:abstractNumId="38" w15:restartNumberingAfterBreak="0">
+  <w:abstractNum w:abstractNumId="39" w15:restartNumberingAfterBreak="0">
     <w:nsid w:val="736A7339"/>
     <w:multiLevelType w:val="multilevel"/>
     <w:tmpl w:val="59DA5B96"/>
@@ -10619,7 +11141,7 @@
       </w:rPr>
     </w:lvl>
   </w:abstractNum>
-  <w:abstractNum w:abstractNumId="39" w15:restartNumberingAfterBreak="0">
+  <w:abstractNum w:abstractNumId="40" w15:restartNumberingAfterBreak="0">
     <w:nsid w:val="752605A3"/>
     <w:multiLevelType w:val="multilevel"/>
     <w:tmpl w:val="DC9E5BBA"/>
@@ -10768,7 +11290,7 @@
       </w:rPr>
     </w:lvl>
   </w:abstractNum>
-  <w:abstractNum w:abstractNumId="40" w15:restartNumberingAfterBreak="0">
+  <w:abstractNum w:abstractNumId="41" w15:restartNumberingAfterBreak="0">
     <w:nsid w:val="791A3D44"/>
     <w:multiLevelType w:val="multilevel"/>
     <w:tmpl w:val="1EC84AAC"/>
@@ -10917,7 +11439,7 @@
       </w:rPr>
     </w:lvl>
   </w:abstractNum>
-  <w:abstractNum w:abstractNumId="41" w15:restartNumberingAfterBreak="0">
+  <w:abstractNum w:abstractNumId="42" w15:restartNumberingAfterBreak="0">
     <w:nsid w:val="7AF904BD"/>
     <w:multiLevelType w:val="multilevel"/>
     <w:tmpl w:val="0CF42752"/>
@@ -11066,7 +11588,7 @@
       </w:rPr>
     </w:lvl>
   </w:abstractNum>
-  <w:abstractNum w:abstractNumId="42" w15:restartNumberingAfterBreak="0">
+  <w:abstractNum w:abstractNumId="43" w15:restartNumberingAfterBreak="0">
     <w:nsid w:val="7CA068AC"/>
     <w:multiLevelType w:val="multilevel"/>
     <w:tmpl w:val="C1903300"/>
@@ -11215,7 +11737,7 @@
       </w:rPr>
     </w:lvl>
   </w:abstractNum>
-  <w:abstractNum w:abstractNumId="43" w15:restartNumberingAfterBreak="0">
+  <w:abstractNum w:abstractNumId="44" w15:restartNumberingAfterBreak="0">
     <w:nsid w:val="7E59012D"/>
     <w:multiLevelType w:val="multilevel"/>
     <w:tmpl w:val="A8B22364"/>
@@ -11364,7 +11886,7 @@
       </w:rPr>
     </w:lvl>
   </w:abstractNum>
-  <w:abstractNum w:abstractNumId="44" w15:restartNumberingAfterBreak="0">
+  <w:abstractNum w:abstractNumId="45" w15:restartNumberingAfterBreak="0">
     <w:nsid w:val="7E612F8C"/>
     <w:multiLevelType w:val="multilevel"/>
     <w:tmpl w:val="91B0B85C"/>
@@ -11514,7 +12036,7 @@
     </w:lvl>
   </w:abstractNum>
   <w:num w:numId="1">
-    <w:abstractNumId w:val="37"/>
+    <w:abstractNumId w:val="38"/>
   </w:num>
   <w:num w:numId="2">
     <w:abstractNumId w:val="1"/>
@@ -11523,10 +12045,10 @@
     <w:abstractNumId w:val="17"/>
   </w:num>
   <w:num w:numId="4">
-    <w:abstractNumId w:val="43"/>
+    <w:abstractNumId w:val="44"/>
   </w:num>
   <w:num w:numId="5">
-    <w:abstractNumId w:val="44"/>
+    <w:abstractNumId w:val="45"/>
   </w:num>
   <w:num w:numId="6">
     <w:abstractNumId w:val="15"/>
@@ -11550,7 +12072,7 @@
     <w:abstractNumId w:val="7"/>
   </w:num>
   <w:num w:numId="13">
-    <w:abstractNumId w:val="38"/>
+    <w:abstractNumId w:val="39"/>
   </w:num>
   <w:num w:numId="14">
     <w:abstractNumId w:val="34"/>
@@ -11589,7 +12111,7 @@
     <w:abstractNumId w:val="8"/>
   </w:num>
   <w:num w:numId="26">
-    <w:abstractNumId w:val="39"/>
+    <w:abstractNumId w:val="40"/>
   </w:num>
   <w:num w:numId="27">
     <w:abstractNumId w:val="19"/>
@@ -11607,10 +12129,10 @@
     <w:abstractNumId w:val="6"/>
   </w:num>
   <w:num w:numId="32">
-    <w:abstractNumId w:val="42"/>
+    <w:abstractNumId w:val="43"/>
   </w:num>
   <w:num w:numId="33">
-    <w:abstractNumId w:val="41"/>
+    <w:abstractNumId w:val="42"/>
   </w:num>
   <w:num w:numId="34">
     <w:abstractNumId w:val="13"/>
@@ -11666,7 +12188,10 @@
     <w:abstractNumId w:val="30"/>
   </w:num>
   <w:num w:numId="46">
-    <w:abstractNumId w:val="40"/>
+    <w:abstractNumId w:val="41"/>
+  </w:num>
+  <w:num w:numId="47">
+    <w:abstractNumId w:val="37"/>
   </w:num>
   <w:numIdMacAtCleanup w:val="6"/>
 </w:numbering>
@@ -12165,7 +12690,6 @@
   <w:style w:type="character" w:default="1" w:styleId="a0">
     <w:name w:val="Default Paragraph Font"/>
     <w:uiPriority w:val="1"/>
-    <w:semiHidden/>
     <w:unhideWhenUsed/>
   </w:style>
   <w:style w:type="table" w:default="1" w:styleId="a1">
@@ -13511,7 +14035,7 @@
 </file>
 
 <file path=customXml/itemProps1.xml><?xml version="1.0" encoding="utf-8"?>
-<ds:datastoreItem xmlns:ds="http://schemas.openxmlformats.org/officeDocument/2006/customXml" ds:itemID="{2B587C7F-F303-4987-88A5-4581060DB7FC}">
+<ds:datastoreItem xmlns:ds="http://schemas.openxmlformats.org/officeDocument/2006/customXml" ds:itemID="{046C4EC5-332B-4D70-A2D3-BA3213339D72}">
   <ds:schemaRefs>
     <ds:schemaRef ds:uri="http://schemas.openxmlformats.org/officeDocument/2006/bibliography"/>
   </ds:schemaRefs>

--- a/documentation/Warehouse Inventory Management System (WIMS)_Siyka.docx
+++ b/documentation/Warehouse Inventory Management System (WIMS)_Siyka.docx
@@ -514,30 +514,7 @@
         </w:rPr>
         <w:t>2. Бизнес нужди</w:t>
       </w:r>
-    </w:p>
-    <w:p>
-      <w:pPr>
-        <w:spacing w:line="360" w:lineRule="auto"/>
-        <w:jc w:val="both"/>
-        <w:rPr>
-          <w:rFonts w:ascii="Times New Roman" w:hAnsi="Times New Roman" w:cs="Times New Roman"/>
-          <w:sz w:val="24"/>
-          <w:szCs w:val="24"/>
-        </w:rPr>
-      </w:pPr>
-      <w:r>
-        <w:rPr>
-          <w:rFonts w:ascii="Times New Roman" w:hAnsi="Times New Roman" w:cs="Times New Roman"/>
-          <w:sz w:val="24"/>
-          <w:szCs w:val="24"/>
-        </w:rPr>
-        <w:t xml:space="preserve">Системата обединява складовите операции, премахва ръчната обработка и намалява грешките. Осигурява бърза работа, надеждно документиране, аналитични и финансови справки, а гъвкавата ѝ архитектура позволява бъдещи разширения. </w:t>
-      </w:r>
-    </w:p>
-    <w:p>
-      <w:pPr>
-        <w:spacing w:line="360" w:lineRule="auto"/>
-        <w:jc w:val="both"/>
+      <w:r>
         <w:rPr>
           <w:rFonts w:ascii="Times New Roman" w:hAnsi="Times New Roman" w:cs="Times New Roman"/>
           <w:b/>
@@ -546,8 +523,13 @@
           <w:sz w:val="28"/>
           <w:szCs w:val="28"/>
         </w:rPr>
-      </w:pPr>
-      <w:r>
+        <w:t xml:space="preserve"> </w:t>
+      </w:r>
+    </w:p>
+    <w:p>
+      <w:pPr>
+        <w:spacing w:line="360" w:lineRule="auto"/>
+        <w:jc w:val="both"/>
         <w:rPr>
           <w:rFonts w:ascii="Times New Roman" w:hAnsi="Times New Roman" w:cs="Times New Roman"/>
           <w:b/>
@@ -556,9 +538,29 @@
           <w:sz w:val="28"/>
           <w:szCs w:val="28"/>
         </w:rPr>
-        <w:t>3</w:t>
-      </w:r>
-      <w:r>
+      </w:pPr>
+      <w:r>
+        <w:rPr>
+          <w:rFonts w:ascii="Times New Roman" w:hAnsi="Times New Roman" w:cs="Times New Roman"/>
+          <w:sz w:val="24"/>
+          <w:szCs w:val="24"/>
+        </w:rPr>
+        <w:t xml:space="preserve">Системата събира всички складови операции на едно място, премахва ръчната работа и намалява грешките. </w:t>
+      </w:r>
+      <w:bookmarkStart w:id="0" w:name="_GoBack"/>
+      <w:r>
+        <w:rPr>
+          <w:rFonts w:ascii="Times New Roman" w:hAnsi="Times New Roman" w:cs="Times New Roman"/>
+          <w:sz w:val="24"/>
+          <w:szCs w:val="24"/>
+        </w:rPr>
+        <w:t>Осигурява бърза работа, надеждно записване на данните и полезни аналитични и финансови справки, а гъвкавата ѝ архитектура позволява лесно разширяване в бъдеще.</w:t>
+      </w:r>
+    </w:p>
+    <w:p>
+      <w:pPr>
+        <w:spacing w:line="360" w:lineRule="auto"/>
+        <w:jc w:val="both"/>
         <w:rPr>
           <w:rFonts w:ascii="Times New Roman" w:hAnsi="Times New Roman" w:cs="Times New Roman"/>
           <w:b/>
@@ -567,6 +569,27 @@
           <w:sz w:val="28"/>
           <w:szCs w:val="28"/>
         </w:rPr>
+      </w:pPr>
+      <w:r>
+        <w:rPr>
+          <w:rFonts w:ascii="Times New Roman" w:hAnsi="Times New Roman" w:cs="Times New Roman"/>
+          <w:b/>
+          <w:bCs/>
+          <w:color w:val="C00000"/>
+          <w:sz w:val="28"/>
+          <w:szCs w:val="28"/>
+        </w:rPr>
+        <w:t>3</w:t>
+      </w:r>
+      <w:r>
+        <w:rPr>
+          <w:rFonts w:ascii="Times New Roman" w:hAnsi="Times New Roman" w:cs="Times New Roman"/>
+          <w:b/>
+          <w:bCs/>
+          <w:color w:val="C00000"/>
+          <w:sz w:val="28"/>
+          <w:szCs w:val="28"/>
+        </w:rPr>
         <w:t>. Модел на данните (Data Model Definition)</w:t>
       </w:r>
     </w:p>
@@ -586,7 +609,7 @@
           <w:sz w:val="24"/>
           <w:szCs w:val="24"/>
         </w:rPr>
-        <w:t xml:space="preserve">Моделът на данните описва структурата и връзките между основните обекти в системата. Той гарантира консистентност чрез ясни JSON структури, автоматично генерирани идентификатори и времеви отметки. Поддържа финансова проследимост чрез връзката между движения и фактури, както и логическа </w:t>
+        <w:t xml:space="preserve">Моделът на данните описва основните обекти в системата и как са свързани помежду си. Той осигурява подредени и точни данни чрез ясни JSON файлове, автоматично създадени идентификатори и запис на времето на всяка промяна. Системата позволява да се проследяват разходи и приходи чрез връзката между </w:t>
       </w:r>
       <w:r>
         <w:rPr>
@@ -595,7 +618,7 @@
           <w:szCs w:val="24"/>
         </w:rPr>
         <w:lastRenderedPageBreak/>
-        <w:t>валидация на операциите. Разделението на отговорностите позволява визуализацията да бъде независима от логиката за съхранение, а архитектурата остава мащабируема за бъдещи разширения.</w:t>
+        <w:t>движенията и фактурите, а проверките гарантират, че операциите са коректни. Разделянето на задачите прави интерфейса независим от начина на съхранение на данните и позволява лесно разширяване на архитектурата в бъдеще.</w:t>
       </w:r>
     </w:p>
     <w:p>
@@ -784,6 +807,7 @@
           <w:sz w:val="24"/>
           <w:szCs w:val="24"/>
         </w:rPr>
+        <w:lastRenderedPageBreak/>
         <w:t>Връзки между entity</w:t>
       </w:r>
       <w:r>
@@ -818,7 +842,6 @@
           <w:sz w:val="24"/>
           <w:szCs w:val="24"/>
         </w:rPr>
-        <w:lastRenderedPageBreak/>
         <w:t>1. Category → Category (1 : many)</w:t>
       </w:r>
     </w:p>
@@ -981,6 +1004,7 @@
           <w:sz w:val="24"/>
           <w:szCs w:val="24"/>
         </w:rPr>
+        <w:lastRenderedPageBreak/>
         <w:t>4. Movement → User (many : 1)</w:t>
       </w:r>
     </w:p>
@@ -1003,7 +1027,6 @@
           <w:sz w:val="24"/>
           <w:szCs w:val="24"/>
         </w:rPr>
-        <w:lastRenderedPageBreak/>
         <w:t>Поле:</w:t>
       </w:r>
       <w:r>
@@ -1166,6 +1189,7 @@
           <w:sz w:val="24"/>
           <w:szCs w:val="24"/>
         </w:rPr>
+        <w:lastRenderedPageBreak/>
         <w:t>Поле:</w:t>
       </w:r>
       <w:r>
@@ -1198,7 +1222,6 @@
           <w:sz w:val="24"/>
           <w:szCs w:val="24"/>
         </w:rPr>
-        <w:lastRenderedPageBreak/>
         <w:t xml:space="preserve"> 8. Movement → Location (TO) (many : 1)</w:t>
       </w:r>
     </w:p>
@@ -1348,6 +1371,7 @@
           <w:sz w:val="24"/>
           <w:szCs w:val="24"/>
         </w:rPr>
+        <w:lastRenderedPageBreak/>
         <w:t>Администраторът управлява основните данни — продукти, категории, доставчици, потребители и локации. Операторът изпълнява ежедневните складови операции, включително входящи, изходящи и вътрешни движения. Системата автоматично генерира идентификатори, валидира данните и актуализира наличностите.</w:t>
       </w:r>
     </w:p>
@@ -1374,7 +1398,6 @@
           <w:sz w:val="28"/>
           <w:szCs w:val="28"/>
         </w:rPr>
-        <w:lastRenderedPageBreak/>
         <w:t>5</w:t>
       </w:r>
       <w:r>
@@ -1530,6 +1553,7 @@
           <w:sz w:val="24"/>
           <w:szCs w:val="24"/>
         </w:rPr>
+        <w:lastRenderedPageBreak/>
         <w:t>Изгледът „Отчети“ е централният аналитичен модул на системата. Той визуализира оперативните данни в табличен и картов формат, като предоставя преглед на движения, доставки, продажби и детайлни продуктови досиета. Методът format_card показва разпределението по складове, общата наличност, средни цени, разходи, приходи и последното движение.</w:t>
       </w:r>
     </w:p>
@@ -1550,7 +1574,6 @@
           <w:sz w:val="24"/>
           <w:szCs w:val="24"/>
         </w:rPr>
-        <w:lastRenderedPageBreak/>
         <w:t>Модулът поддържа алгоритмично сортиране чрез Merge Sort и Quick Sort, което позволява бърза идентификация на критично ниски или прекомерни количества. Навигацията между справките се осъществява чрез обектно</w:t>
       </w:r>
       <w:r>
@@ -1712,6 +1735,7 @@
           <w:sz w:val="24"/>
           <w:szCs w:val="24"/>
         </w:rPr>
+        <w:lastRenderedPageBreak/>
         <w:t>OUT</w:t>
       </w:r>
       <w:r>
@@ -1780,17 +1804,7 @@
           <w:sz w:val="24"/>
           <w:szCs w:val="24"/>
         </w:rPr>
-        <w:t xml:space="preserve">Модулът за справки комбинира данни от JSON файловете и изчислява ключови оперативни и финансови показатели: средни цени, разходи, приходи, последно движение и разпределение по складове. Поддържа </w:t>
-      </w:r>
-      <w:r>
-        <w:rPr>
-          <w:rFonts w:ascii="Times New Roman" w:eastAsia="Times New Roman" w:hAnsi="Times New Roman" w:cs="Times New Roman"/>
-          <w:color w:val="000000" w:themeColor="text1"/>
-          <w:sz w:val="24"/>
-          <w:szCs w:val="24"/>
-        </w:rPr>
-        <w:lastRenderedPageBreak/>
-        <w:t>филтриране и динамично сортиране, което улеснява вземането на решения и предотвратява некоректни операции като продажба на неналични количества.</w:t>
+        <w:t>Модулът за справки комбинира данни от JSON файловете и изчислява ключови оперативни и финансови показатели: средни цени, разходи, приходи, последно движение и разпределение по складове. Поддържа филтриране и динамично сортиране, което улеснява вземането на решения и предотвратява некоректни операции като продажба на неналични количества.</w:t>
       </w:r>
       <w:r>
         <w:rPr>
@@ -1949,16 +1963,8 @@
           <w:sz w:val="24"/>
           <w:szCs w:val="24"/>
         </w:rPr>
-        <w:t xml:space="preserve">Архитектурата следва MVC модел. Presentation Layer визуализира интерфейса, Business Logic Layer реализира логиката чрез контролери, Validators проверяват входните данни, а Data Layer съхранява </w:t>
-      </w:r>
-      <w:r>
-        <w:rPr>
-          <w:rFonts w:ascii="Times New Roman" w:eastAsia="Times New Roman" w:hAnsi="Times New Roman" w:cs="Times New Roman"/>
-          <w:sz w:val="24"/>
-          <w:szCs w:val="24"/>
-        </w:rPr>
         <w:lastRenderedPageBreak/>
-        <w:t>информацията в JSON файлове. Algorithms Layer предоставя допълнителни алгоритми, включително намиране на най</w:t>
+        <w:t>Архитектурата следва MVC модел. Presentation Layer визуализира интерфейса, Business Logic Layer реализира логиката чрез контролери, Validators проверяват входните данни, а Data Layer съхранява информацията в JSON файлове. Algorithms Layer предоставя допълнителни алгоритми, включително намиране на най</w:t>
       </w:r>
       <w:r>
         <w:rPr>
@@ -2100,6 +2106,7 @@
           <w:sz w:val="24"/>
           <w:szCs w:val="24"/>
         </w:rPr>
+        <w:lastRenderedPageBreak/>
         <w:t xml:space="preserve">  /</w:t>
       </w:r>
       <w:r>
@@ -2136,14 +2143,6 @@
           <w:szCs w:val="24"/>
         </w:rPr>
         <w:br/>
-      </w:r>
-      <w:r>
-        <w:rPr>
-          <w:rFonts w:ascii="Times New Roman" w:eastAsia="Times New Roman" w:hAnsi="Times New Roman" w:cs="Times New Roman"/>
-          <w:sz w:val="24"/>
-          <w:szCs w:val="24"/>
-        </w:rPr>
-        <w:lastRenderedPageBreak/>
         <w:t>/graph/       - Алгоритмичен модул (Dijkstra за локации)</w:t>
       </w:r>
       <w:r>
@@ -2346,6 +2345,7 @@
           <w:sz w:val="24"/>
           <w:szCs w:val="24"/>
         </w:rPr>
+        <w:lastRenderedPageBreak/>
         <w:t>Описва складовите артикули чрез име, мерна единица, цена и категории. Генерира UUID, поддържа история на промените и позволява JSON сериализация.</w:t>
       </w:r>
     </w:p>
@@ -2372,7 +2372,6 @@
           <w:sz w:val="24"/>
           <w:szCs w:val="24"/>
         </w:rPr>
-        <w:lastRenderedPageBreak/>
         <w:t>Supplier</w:t>
       </w:r>
     </w:p>
@@ -2491,6 +2490,7 @@
           <w:sz w:val="24"/>
           <w:szCs w:val="24"/>
         </w:rPr>
+        <w:lastRenderedPageBreak/>
         <w:t>Дефинира складовите локации чрез име, зона, капацитет и уникален код. Участва в графа за изчисляване на най</w:t>
       </w:r>
       <w:r>
@@ -2549,7 +2549,6 @@
           <w:sz w:val="24"/>
           <w:szCs w:val="24"/>
         </w:rPr>
-        <w:lastRenderedPageBreak/>
         <w:t>Регистрира складови операции (IN, OUT, MOVE), съхранявайки продукт, количества, време и участващи локации. Осигурява пълна проследимост на стоките.</w:t>
       </w:r>
     </w:p>
@@ -2646,6 +2645,7 @@
           <w:sz w:val="24"/>
           <w:szCs w:val="24"/>
         </w:rPr>
+        <w:lastRenderedPageBreak/>
         <w:t xml:space="preserve">Агрегира и структурира данни за визуализация на наличности, доставки и продажби. Използва се за генериране на справки в реално време. </w:t>
       </w:r>
     </w:p>
@@ -2731,7 +2731,6 @@
           <w:sz w:val="24"/>
           <w:szCs w:val="24"/>
         </w:rPr>
-        <w:lastRenderedPageBreak/>
         <w:t>Управлява жизнения цикъл на категориите, включително създаване, редактиране и поддържане на йерархичната структура. Осигурява коректни родителски връзки и предотвратява логически цикли. Интегрира валидатори за уникалност и аналитични модули, като служи за свързващо звено между данните и потребителския интерфейс.</w:t>
       </w:r>
     </w:p>
@@ -2780,7 +2779,17 @@
           <w:sz w:val="24"/>
           <w:szCs w:val="24"/>
         </w:rPr>
-        <w:t>Отговаря за управлението на продуктовия каталог, като прилага бизнес правила при добавяне, редактиране и изтриване на артикули. Поддържа външни алгоритми за филтриране и сортиране (Merge Sort, Quick Sort), които позволяват ефективно организиране и откриване на продукти по различни критерии.</w:t>
+        <w:t xml:space="preserve">Отговаря за управлението на продуктовия каталог, като прилага бизнес правила при добавяне, редактиране и изтриване на артикули. Поддържа външни алгоритми за филтриране и сортиране (Merge </w:t>
+      </w:r>
+      <w:r>
+        <w:rPr>
+          <w:rFonts w:ascii="Times New Roman" w:eastAsia="Times New Roman" w:hAnsi="Times New Roman" w:cs="Times New Roman"/>
+          <w:color w:val="000000" w:themeColor="text1"/>
+          <w:sz w:val="24"/>
+          <w:szCs w:val="24"/>
+        </w:rPr>
+        <w:lastRenderedPageBreak/>
+        <w:t>Sort, Quick Sort), които позволяват ефективно организиране и откриване на продукти по различни критерии.</w:t>
       </w:r>
     </w:p>
     <w:p>
@@ -2828,7 +2837,6 @@
           <w:sz w:val="24"/>
           <w:szCs w:val="24"/>
         </w:rPr>
-        <w:lastRenderedPageBreak/>
         <w:t>Управлява потребителските профили, включително регистрация, автентикация, ролеви права и статус на акаунта. Осигурява защита на данните чрез хеширане на пароли и поддържа административни операции за промяна на роли и достъп.</w:t>
       </w:r>
     </w:p>
@@ -2925,6 +2933,7 @@
           <w:sz w:val="24"/>
           <w:szCs w:val="24"/>
         </w:rPr>
+        <w:lastRenderedPageBreak/>
         <w:t>Администрира складовите локации, включително зона, капацитет и навигационни кодове. Прилага бизнес логика, която предотвратява изтриването на локации с налична стока, и поддържа данните, необходими за алгоритъма за най</w:t>
       </w:r>
       <w:r>
@@ -2961,7 +2970,6 @@
           <w:sz w:val="24"/>
           <w:szCs w:val="24"/>
         </w:rPr>
-        <w:lastRenderedPageBreak/>
         <w:t>InventoryController</w:t>
       </w:r>
     </w:p>
@@ -3058,6 +3066,7 @@
           <w:sz w:val="24"/>
           <w:szCs w:val="24"/>
         </w:rPr>
+        <w:lastRenderedPageBreak/>
         <w:t>InvoiceController</w:t>
       </w:r>
     </w:p>
@@ -3080,7 +3089,6 @@
           <w:sz w:val="24"/>
           <w:szCs w:val="24"/>
         </w:rPr>
-        <w:lastRenderedPageBreak/>
         <w:t>Автоматизира финансовото документиране на продажбите чрез генериране на фактури от OUT операции. Поддържа история на транзакциите, управление на статуси и коректно отразяване на цените и клиентските данни.</w:t>
       </w:r>
     </w:p>
@@ -3205,6 +3213,7 @@
           <w:sz w:val="24"/>
           <w:szCs w:val="24"/>
         </w:rPr>
+        <w:lastRenderedPageBreak/>
         <w:t>ProductController</w:t>
       </w:r>
       <w:r>
@@ -3262,7 +3271,6 @@
           <w:sz w:val="24"/>
           <w:szCs w:val="24"/>
         </w:rPr>
-        <w:lastRenderedPageBreak/>
         <w:t>MovementController</w:t>
       </w:r>
       <w:r>
@@ -3558,7 +3566,7 @@
           <w:sz w:val="24"/>
           <w:szCs w:val="24"/>
         </w:rPr>
-        <w:t>В архитектурата на WIMS са вложени фундаменталните принципи на обектно-ориентираното програмиране и SOLID стандартите. За целите на този анализ се използва CategoryController като представителен пример, чрез който се демонстрира дълбочината на софтуерното проектиране в системата.</w:t>
+        <w:t>В архитектурата на WIMS са вложени фундаменталните принципи на обектно-ориентираното програмиране и SOLID стандартите.</w:t>
       </w:r>
       <w:r>
         <w:rPr>
@@ -3568,6 +3576,15 @@
           <w:szCs w:val="24"/>
         </w:rPr>
         <w:t xml:space="preserve"> </w:t>
+      </w:r>
+      <w:r>
+        <w:rPr>
+          <w:rFonts w:ascii="Times New Roman" w:eastAsia="Times New Roman" w:hAnsi="Times New Roman" w:cs="Times New Roman"/>
+          <w:color w:val="000000" w:themeColor="text1"/>
+          <w:sz w:val="24"/>
+          <w:szCs w:val="24"/>
+        </w:rPr>
+        <w:t>CategoryController служи като пример за начина, по който е проектирана системата.</w:t>
       </w:r>
     </w:p>
     <w:p>
@@ -3684,28 +3701,37 @@
           <w:sz w:val="24"/>
           <w:szCs w:val="24"/>
         </w:rPr>
+        <w:t xml:space="preserve">Абстракцията е реализирана чрез базовия клас </w:t>
+      </w:r>
+      <w:r>
+        <w:rPr>
+          <w:rFonts w:ascii="Times New Roman" w:eastAsia="Times New Roman" w:hAnsi="Times New Roman" w:cs="Times New Roman"/>
+          <w:b/>
+          <w:bCs/>
+          <w:color w:val="000000" w:themeColor="text1"/>
+          <w:sz w:val="24"/>
+          <w:szCs w:val="24"/>
+        </w:rPr>
+        <w:t>AbstractController</w:t>
+      </w:r>
+      <w:r>
+        <w:rPr>
+          <w:rFonts w:ascii="Times New Roman" w:eastAsia="Times New Roman" w:hAnsi="Times New Roman" w:cs="Times New Roman"/>
+          <w:color w:val="000000" w:themeColor="text1"/>
+          <w:sz w:val="24"/>
+          <w:szCs w:val="24"/>
+        </w:rPr>
+        <w:t xml:space="preserve">, който дефинира общ интерфейс за работа с данни (load, save, from_dict, to_dict). CategoryController наследява този интерфейс и предоставя </w:t>
+      </w:r>
+      <w:r>
+        <w:rPr>
+          <w:rFonts w:ascii="Times New Roman" w:eastAsia="Times New Roman" w:hAnsi="Times New Roman" w:cs="Times New Roman"/>
+          <w:color w:val="000000" w:themeColor="text1"/>
+          <w:sz w:val="24"/>
+          <w:szCs w:val="24"/>
+        </w:rPr>
         <w:lastRenderedPageBreak/>
-        <w:t xml:space="preserve">Абстракцията е реализирана чрез базовия клас </w:t>
-      </w:r>
-      <w:r>
-        <w:rPr>
-          <w:rFonts w:ascii="Times New Roman" w:eastAsia="Times New Roman" w:hAnsi="Times New Roman" w:cs="Times New Roman"/>
-          <w:b/>
-          <w:bCs/>
-          <w:color w:val="000000" w:themeColor="text1"/>
-          <w:sz w:val="24"/>
-          <w:szCs w:val="24"/>
-        </w:rPr>
-        <w:t>AbstractController</w:t>
-      </w:r>
-      <w:r>
-        <w:rPr>
-          <w:rFonts w:ascii="Times New Roman" w:eastAsia="Times New Roman" w:hAnsi="Times New Roman" w:cs="Times New Roman"/>
-          <w:color w:val="000000" w:themeColor="text1"/>
-          <w:sz w:val="24"/>
-          <w:szCs w:val="24"/>
-        </w:rPr>
-        <w:t>, който дефинира общ интерфейс за работа с данни (load, save, from_dict, to_dict). CategoryController наследява този интерфейс и предоставя конкретна имплементация за управление на категории, като скрива детайлите по обработка, съхранение и преобразуване на данните.</w:t>
+        <w:t>конкретна имплементация за управление на категории, като скрива детайлите по обработка, съхранение и преобразуване на данните.</w:t>
       </w:r>
     </w:p>
     <w:p>
@@ -3842,7 +3868,6 @@
           <w:sz w:val="24"/>
           <w:szCs w:val="24"/>
         </w:rPr>
-        <w:lastRenderedPageBreak/>
         <w:t>Полиморфизъм</w:t>
       </w:r>
     </w:p>
@@ -3864,6 +3889,7 @@
           <w:sz w:val="24"/>
           <w:szCs w:val="24"/>
         </w:rPr>
+        <w:lastRenderedPageBreak/>
         <w:t>Методите from_dict() и to_dict() са налични във всички контролери, но поведението им се адаптира според конкретния тип обект. При категориите те обработват йерархични връзки и гарантират коректно сериализиране и десериализиране.</w:t>
       </w:r>
     </w:p>
@@ -3981,7 +4007,6 @@
           <w:sz w:val="24"/>
           <w:szCs w:val="24"/>
         </w:rPr>
-        <w:lastRenderedPageBreak/>
         <w:t>В модела Category полето parent_id сочи към друга категория. Това създава постоянна логическа връзка между обекти от един и същи тип, без да се притежават взаимно. Така се изгражда йерархична структура чрез асоциация.</w:t>
       </w:r>
     </w:p>
@@ -4007,6 +4032,7 @@
           <w:sz w:val="24"/>
           <w:szCs w:val="24"/>
         </w:rPr>
+        <w:lastRenderedPageBreak/>
         <w:t>Делегация</w:t>
       </w:r>
     </w:p>
@@ -4210,7 +4236,6 @@
           <w:sz w:val="24"/>
           <w:szCs w:val="24"/>
         </w:rPr>
-        <w:lastRenderedPageBreak/>
         <w:t>В метода remove() контролерът приема product_controller като аргумент. Той не го притежава, а го използва временно за проверка на зависимости. Това е пример за агрегация — по-слаба форма на връзка между обекти.</w:t>
       </w:r>
     </w:p>
@@ -4261,6 +4286,7 @@
           <w:sz w:val="24"/>
           <w:szCs w:val="24"/>
         </w:rPr>
+        <w:lastRenderedPageBreak/>
         <w:t>Single Responsibility Principle (S)</w:t>
       </w:r>
     </w:p>
@@ -4374,7 +4400,6 @@
           <w:sz w:val="24"/>
           <w:szCs w:val="24"/>
         </w:rPr>
-        <w:lastRenderedPageBreak/>
         <w:t>CategoryController напълно спазва интерфейса на AbstractController. Това позволява всяка негова инстанция да бъде използвана навсякъде, където се очаква базовият тип, без нарушаване на логиката.</w:t>
       </w:r>
     </w:p>
@@ -4421,6 +4446,7 @@
           <w:sz w:val="24"/>
           <w:szCs w:val="24"/>
         </w:rPr>
+        <w:lastRenderedPageBreak/>
         <w:t>Интерфейсът на AbstractController е минималистичен и не натоварва имплементациите с ненужни методи. Валидацията, статистиката и анализите са отделени в самостоятелни модули, което предотвратява претоварване на контролера.</w:t>
       </w:r>
     </w:p>
@@ -4510,26 +4536,14 @@
           <w:szCs w:val="24"/>
         </w:rPr>
       </w:pPr>
-      <w:bookmarkStart w:id="0" w:name="_GoBack"/>
-      <w:bookmarkEnd w:id="0"/>
-      <w:r>
-        <w:rPr>
-          <w:rFonts w:ascii="Times New Roman" w:eastAsia="Times New Roman" w:hAnsi="Times New Roman" w:cs="Times New Roman"/>
-          <w:color w:val="000000" w:themeColor="text1"/>
-          <w:sz w:val="24"/>
-          <w:szCs w:val="24"/>
-        </w:rPr>
-        <w:t xml:space="preserve">CategoryController демонстрира професионална, модулна и устойчива архитектура, която следва всички основни ООП принципи и SOLID стандарти. Чрез абстракция, делегация, композиция и ясна отговорност </w:t>
-      </w:r>
-      <w:r>
-        <w:rPr>
-          <w:rFonts w:ascii="Times New Roman" w:eastAsia="Times New Roman" w:hAnsi="Times New Roman" w:cs="Times New Roman"/>
-          <w:color w:val="000000" w:themeColor="text1"/>
-          <w:sz w:val="24"/>
-          <w:szCs w:val="24"/>
-        </w:rPr>
-        <w:lastRenderedPageBreak/>
-        <w:t>контролерът остава лесен за поддръжка, тестване и бъдещо разширяване — точно както изисква добрата софтуерна практика.</w:t>
+      <w:r>
+        <w:rPr>
+          <w:rFonts w:ascii="Times New Roman" w:eastAsia="Times New Roman" w:hAnsi="Times New Roman" w:cs="Times New Roman"/>
+          <w:color w:val="000000" w:themeColor="text1"/>
+          <w:sz w:val="24"/>
+          <w:szCs w:val="24"/>
+        </w:rPr>
+        <w:t>CategoryController демонстрира професионална, модулна и устойчива архитектура, която следва всички основни ООП принципи и SOLID стандарти. Чрез абстракция, делегация, композиция и ясна отговорност контролерът остава лесен за поддръжка, тестване и бъдещо разширяване — точно както изисква добрата софтуерна практика.</w:t>
       </w:r>
       <w:r>
         <w:rPr>
@@ -4624,6 +4638,7 @@
           <w:sz w:val="24"/>
           <w:szCs w:val="24"/>
         </w:rPr>
+        <w:lastRenderedPageBreak/>
         <w:t>Разширенията добавят аналитични и функционални възможности. Аналитичният модул изчислява ключови финансови показатели и дава по</w:t>
       </w:r>
       <w:r>
@@ -4806,7 +4821,6 @@
           <w:sz w:val="28"/>
           <w:szCs w:val="28"/>
         </w:rPr>
-        <w:lastRenderedPageBreak/>
         <w:t>1</w:t>
       </w:r>
       <w:r>
@@ -4883,7 +4897,16 @@
           <w:sz w:val="24"/>
           <w:szCs w:val="24"/>
         </w:rPr>
-        <w:t>, без необходимост от външни зависимости. Използваните модули включват json, os, sys, pathlib за работа с файлове и данни, datetime и uuid за времеви стойности и идентификатори, както и msvcrt, getpass и functools за сигурност и обработка на вход.</w:t>
+        <w:t xml:space="preserve">, без необходимост от външни зависимости. Използваните модули включват json, os, sys, pathlib за работа с </w:t>
+      </w:r>
+      <w:r>
+        <w:rPr>
+          <w:rFonts w:ascii="Times New Roman" w:eastAsia="Times New Roman" w:hAnsi="Times New Roman" w:cs="Times New Roman"/>
+          <w:sz w:val="24"/>
+          <w:szCs w:val="24"/>
+        </w:rPr>
+        <w:lastRenderedPageBreak/>
+        <w:t>файлове и данни, datetime и uuid за времеви стойности и идентификатори, както и msvcrt, getpass и functools за сигурност и обработка на вход.</w:t>
       </w:r>
     </w:p>
     <w:p>
@@ -5063,7 +5086,6 @@
           <w:sz w:val="24"/>
           <w:szCs w:val="24"/>
         </w:rPr>
-        <w:lastRenderedPageBreak/>
         <w:t xml:space="preserve">Operator: </w:t>
       </w:r>
       <w:r>
@@ -5128,7 +5150,25 @@
           <w:sz w:val="24"/>
           <w:szCs w:val="24"/>
         </w:rPr>
-        <w:t>. Системата поддържа разпределена наличност по складови локации и обработва MOVE операции чрез двустранна актуализация на количествата без финансови транзакции. Достъпът до чувствителни менюта е защитен чрез декоратора @require_password.</w:t>
+        <w:t>. С</w:t>
+      </w:r>
+      <w:bookmarkEnd w:id="0"/>
+      <w:r>
+        <w:rPr>
+          <w:rFonts w:ascii="Times New Roman" w:eastAsia="Times New Roman" w:hAnsi="Times New Roman" w:cs="Times New Roman"/>
+          <w:sz w:val="24"/>
+          <w:szCs w:val="24"/>
+        </w:rPr>
+        <w:t xml:space="preserve">истемата поддържа разпределена наличност по складови локации и обработва </w:t>
+      </w:r>
+      <w:r>
+        <w:rPr>
+          <w:rFonts w:ascii="Times New Roman" w:eastAsia="Times New Roman" w:hAnsi="Times New Roman" w:cs="Times New Roman"/>
+          <w:sz w:val="24"/>
+          <w:szCs w:val="24"/>
+        </w:rPr>
+        <w:lastRenderedPageBreak/>
+        <w:t>MOVE операции чрез двустранна актуализация на количествата без финансови транзакции. Достъпът до чувствителни менюта е защитен чрез декоратора @require_password.</w:t>
       </w:r>
     </w:p>
     <w:p>
@@ -14035,7 +14075,7 @@
 </file>
 
 <file path=customXml/itemProps1.xml><?xml version="1.0" encoding="utf-8"?>
-<ds:datastoreItem xmlns:ds="http://schemas.openxmlformats.org/officeDocument/2006/customXml" ds:itemID="{046C4EC5-332B-4D70-A2D3-BA3213339D72}">
+<ds:datastoreItem xmlns:ds="http://schemas.openxmlformats.org/officeDocument/2006/customXml" ds:itemID="{8744D81C-3410-4FD5-A106-957CB3AC39C3}">
   <ds:schemaRefs>
     <ds:schemaRef ds:uri="http://schemas.openxmlformats.org/officeDocument/2006/bibliography"/>
   </ds:schemaRefs>

--- a/documentation/Warehouse Inventory Management System (WIMS)_Siyka.docx
+++ b/documentation/Warehouse Inventory Management System (WIMS)_Siyka.docx
@@ -545,16 +545,7 @@
           <w:sz w:val="24"/>
           <w:szCs w:val="24"/>
         </w:rPr>
-        <w:t xml:space="preserve">Системата събира всички складови операции на едно място, премахва ръчната работа и намалява грешките. </w:t>
-      </w:r>
-      <w:bookmarkStart w:id="0" w:name="_GoBack"/>
-      <w:r>
-        <w:rPr>
-          <w:rFonts w:ascii="Times New Roman" w:hAnsi="Times New Roman" w:cs="Times New Roman"/>
-          <w:sz w:val="24"/>
-          <w:szCs w:val="24"/>
-        </w:rPr>
-        <w:t>Осигурява бърза работа, надеждно записване на данните и полезни аналитични и финансови справки, а гъвкавата ѝ архитектура позволява лесно разширяване в бъдеще.</w:t>
+        <w:t>Системата събира всички складови операции на едно място, премахва ръчната работа и намалява грешките. Осигурява бърза работа, надеждно записване на данните и полезни аналитични и финансови справки, а гъвкавата ѝ архитектура позволява лесно разширяване в бъдеще.</w:t>
       </w:r>
     </w:p>
     <w:p>
@@ -618,7 +609,16 @@
           <w:szCs w:val="24"/>
         </w:rPr>
         <w:lastRenderedPageBreak/>
-        <w:t>движенията и фактурите, а проверките гарантират, че операциите са коректни. Разделянето на задачите прави интерфейса независим от начина на съхранение на данните и позволява лесно разширяване на архитектурата в бъдеще.</w:t>
+        <w:t xml:space="preserve">движенията и фактурите, а </w:t>
+      </w:r>
+      <w:bookmarkStart w:id="0" w:name="_GoBack"/>
+      <w:r>
+        <w:rPr>
+          <w:rFonts w:ascii="Times New Roman" w:hAnsi="Times New Roman" w:cs="Times New Roman"/>
+          <w:sz w:val="24"/>
+          <w:szCs w:val="24"/>
+        </w:rPr>
+        <w:t>проверките гарантират, че операциите са коректни. Разделянето на задачите прави интерфейса независим от начина на съхранение на данните и позволява лесно разширяване на архитектурата в бъдеще.</w:t>
       </w:r>
     </w:p>
     <w:p>
@@ -821,6 +821,7 @@
         <w:t xml:space="preserve"> </w:t>
       </w:r>
     </w:p>
+    <w:bookmarkEnd w:id="0"/>
     <w:p>
       <w:pPr>
         <w:spacing w:before="100" w:beforeAutospacing="1" w:after="100" w:afterAutospacing="1" w:line="360" w:lineRule="auto"/>
@@ -4190,7 +4191,7 @@
           <w:sz w:val="24"/>
           <w:szCs w:val="24"/>
         </w:rPr>
-        <w:t>Това позволява контролерът да остане лек, фокусиран и без претоварване („God Object“).</w:t>
+        <w:t>Това позволява контролерът да остане лек.</w:t>
       </w:r>
     </w:p>
     <w:p>
@@ -4522,7 +4523,16 @@
           <w:sz w:val="24"/>
           <w:szCs w:val="24"/>
         </w:rPr>
-        <w:t xml:space="preserve">. </w:t>
+        <w:t>.</w:t>
+      </w:r>
+      <w:r>
+        <w:rPr>
+          <w:rFonts w:ascii="Times New Roman" w:eastAsia="Times New Roman" w:hAnsi="Times New Roman" w:cs="Times New Roman"/>
+          <w:color w:val="000000" w:themeColor="text1"/>
+          <w:sz w:val="24"/>
+          <w:szCs w:val="24"/>
+        </w:rPr>
+        <w:t xml:space="preserve"> </w:t>
       </w:r>
     </w:p>
     <w:p>
@@ -4543,16 +4553,7 @@
           <w:sz w:val="24"/>
           <w:szCs w:val="24"/>
         </w:rPr>
-        <w:t>CategoryController демонстрира професионална, модулна и устойчива архитектура, която следва всички основни ООП принципи и SOLID стандарти. Чрез абстракция, делегация, композиция и ясна отговорност контролерът остава лесен за поддръжка, тестване и бъдещо разширяване — точно както изисква добрата софтуерна практика.</w:t>
-      </w:r>
-      <w:r>
-        <w:rPr>
-          <w:rFonts w:ascii="Times New Roman" w:eastAsia="Times New Roman" w:hAnsi="Times New Roman" w:cs="Times New Roman"/>
-          <w:color w:val="000000" w:themeColor="text1"/>
-          <w:sz w:val="24"/>
-          <w:szCs w:val="24"/>
-        </w:rPr>
-        <w:t xml:space="preserve"> </w:t>
+        <w:t>CategoryController е добре структуриран и модулен клас, който следва основните ООП принципи и SOLID правилата. Благодарение на абстракцията, делегацията, композицията и ясно разделените отговорности, контролерът остава лесен за поддръжка, тестване и разширяване — точно както изискват добрите софтуерни практики.</w:t>
       </w:r>
     </w:p>
     <w:p>
@@ -5150,16 +5151,7 @@
           <w:sz w:val="24"/>
           <w:szCs w:val="24"/>
         </w:rPr>
-        <w:t>. С</w:t>
-      </w:r>
-      <w:bookmarkEnd w:id="0"/>
-      <w:r>
-        <w:rPr>
-          <w:rFonts w:ascii="Times New Roman" w:eastAsia="Times New Roman" w:hAnsi="Times New Roman" w:cs="Times New Roman"/>
-          <w:sz w:val="24"/>
-          <w:szCs w:val="24"/>
-        </w:rPr>
-        <w:t xml:space="preserve">истемата поддържа разпределена наличност по складови локации и обработва </w:t>
+        <w:t xml:space="preserve">. Системата поддържа разпределена наличност по складови локации и обработва </w:t>
       </w:r>
       <w:r>
         <w:rPr>
@@ -14075,7 +14067,7 @@
 </file>
 
 <file path=customXml/itemProps1.xml><?xml version="1.0" encoding="utf-8"?>
-<ds:datastoreItem xmlns:ds="http://schemas.openxmlformats.org/officeDocument/2006/customXml" ds:itemID="{8744D81C-3410-4FD5-A106-957CB3AC39C3}">
+<ds:datastoreItem xmlns:ds="http://schemas.openxmlformats.org/officeDocument/2006/customXml" ds:itemID="{D5FB0F08-EFBD-443F-AF67-4165AA7066EB}">
   <ds:schemaRefs>
     <ds:schemaRef ds:uri="http://schemas.openxmlformats.org/officeDocument/2006/bibliography"/>
   </ds:schemaRefs>

--- a/documentation/Warehouse Inventory Management System (WIMS)_Siyka.docx
+++ b/documentation/Warehouse Inventory Management System (WIMS)_Siyka.docx
@@ -609,16 +609,7 @@
           <w:szCs w:val="24"/>
         </w:rPr>
         <w:lastRenderedPageBreak/>
-        <w:t xml:space="preserve">движенията и фактурите, а </w:t>
-      </w:r>
-      <w:bookmarkStart w:id="0" w:name="_GoBack"/>
-      <w:r>
-        <w:rPr>
-          <w:rFonts w:ascii="Times New Roman" w:hAnsi="Times New Roman" w:cs="Times New Roman"/>
-          <w:sz w:val="24"/>
-          <w:szCs w:val="24"/>
-        </w:rPr>
-        <w:t>проверките гарантират, че операциите са коректни. Разделянето на задачите прави интерфейса независим от начина на съхранение на данните и позволява лесно разширяване на архитектурата в бъдеще.</w:t>
+        <w:t>движенията и фактурите, а проверките гарантират, че операциите са коректни. Разделянето на задачите прави интерфейса независим от начина на съхранение на данните и позволява лесно разширяване на архитектурата в бъдеще.</w:t>
       </w:r>
     </w:p>
     <w:p>
@@ -821,7 +812,6 @@
         <w:t xml:space="preserve"> </w:t>
       </w:r>
     </w:p>
-    <w:bookmarkEnd w:id="0"/>
     <w:p>
       <w:pPr>
         <w:spacing w:before="100" w:beforeAutospacing="1" w:after="100" w:afterAutospacing="1" w:line="360" w:lineRule="auto"/>
@@ -1555,7 +1545,25 @@
           <w:szCs w:val="24"/>
         </w:rPr>
         <w:lastRenderedPageBreak/>
-        <w:t>Изгледът „Отчети“ е централният аналитичен модул на системата. Той визуализира оперативните данни в табличен и картов формат, като предоставя преглед на движения, доставки, продажби и детайлни продуктови досиета. Методът format_card показва разпределението по складове, общата наличност, средни цени, разходи, приходи и последното движение.</w:t>
+        <w:t>Изгледът „Отчети“ показва основните данни от системата в таблици и карти, като дава преглед на движения, доставки, продажби и подробна информация за всеки продукт.</w:t>
+      </w:r>
+      <w:r>
+        <w:rPr>
+          <w:rFonts w:ascii="Times New Roman" w:eastAsia="Times New Roman" w:hAnsi="Times New Roman" w:cs="Times New Roman"/>
+          <w:sz w:val="24"/>
+          <w:szCs w:val="24"/>
+        </w:rPr>
+        <w:t xml:space="preserve"> </w:t>
+      </w:r>
+      <w:bookmarkStart w:id="0" w:name="_GoBack"/>
+      <w:bookmarkEnd w:id="0"/>
+      <w:r>
+        <w:rPr>
+          <w:rFonts w:ascii="Times New Roman" w:eastAsia="Times New Roman" w:hAnsi="Times New Roman" w:cs="Times New Roman"/>
+          <w:sz w:val="24"/>
+          <w:szCs w:val="24"/>
+        </w:rPr>
+        <w:t>Методът format_card показва разпределението по складове, общата наличност, средни цени, разходи, приходи и последното движение.</w:t>
       </w:r>
     </w:p>
     <w:p>
@@ -1736,7 +1744,6 @@
           <w:sz w:val="24"/>
           <w:szCs w:val="24"/>
         </w:rPr>
-        <w:lastRenderedPageBreak/>
         <w:t>OUT</w:t>
       </w:r>
       <w:r>
@@ -1774,6 +1781,7 @@
           <w:sz w:val="24"/>
           <w:szCs w:val="24"/>
         </w:rPr>
+        <w:lastRenderedPageBreak/>
         <w:t>MOVE</w:t>
       </w:r>
       <w:r>
@@ -14067,7 +14075,7 @@
 </file>
 
 <file path=customXml/itemProps1.xml><?xml version="1.0" encoding="utf-8"?>
-<ds:datastoreItem xmlns:ds="http://schemas.openxmlformats.org/officeDocument/2006/customXml" ds:itemID="{D5FB0F08-EFBD-443F-AF67-4165AA7066EB}">
+<ds:datastoreItem xmlns:ds="http://schemas.openxmlformats.org/officeDocument/2006/customXml" ds:itemID="{A68D4B4E-DDEE-4CCD-ADB0-2A14AE779B44}">
   <ds:schemaRefs>
     <ds:schemaRef ds:uri="http://schemas.openxmlformats.org/officeDocument/2006/bibliography"/>
   </ds:schemaRefs>

--- a/documentation/Warehouse Inventory Management System (WIMS)_Siyka.docx
+++ b/documentation/Warehouse Inventory Management System (WIMS)_Siyka.docx
@@ -1555,8 +1555,6 @@
         </w:rPr>
         <w:t xml:space="preserve"> </w:t>
       </w:r>
-      <w:bookmarkStart w:id="0" w:name="_GoBack"/>
-      <w:bookmarkEnd w:id="0"/>
       <w:r>
         <w:rPr>
           <w:rFonts w:ascii="Times New Roman" w:eastAsia="Times New Roman" w:hAnsi="Times New Roman" w:cs="Times New Roman"/>
@@ -3289,7 +3287,27 @@
           <w:sz w:val="24"/>
           <w:szCs w:val="24"/>
         </w:rPr>
-        <w:t xml:space="preserve"> използва продукти, потребители, локации, доставчици и фактури, което го прави централния логистичен модул.</w:t>
+        <w:t xml:space="preserve"> използва </w:t>
+      </w:r>
+      <w:r>
+        <w:rPr>
+          <w:rFonts w:ascii="Times New Roman" w:eastAsia="Times New Roman" w:hAnsi="Times New Roman" w:cs="Times New Roman"/>
+          <w:b/>
+          <w:bCs/>
+          <w:color w:val="FF0000"/>
+          <w:sz w:val="24"/>
+          <w:szCs w:val="24"/>
+        </w:rPr>
+        <w:t>продукти, потребители, локации, доставчици и фактури, което го прави централния логистичен модул</w:t>
+      </w:r>
+      <w:r>
+        <w:rPr>
+          <w:rFonts w:ascii="Times New Roman" w:eastAsia="Times New Roman" w:hAnsi="Times New Roman" w:cs="Times New Roman"/>
+          <w:color w:val="000000" w:themeColor="text1"/>
+          <w:sz w:val="24"/>
+          <w:szCs w:val="24"/>
+        </w:rPr>
+        <w:t>.</w:t>
       </w:r>
     </w:p>
     <w:p>
@@ -3462,7 +3480,25 @@
           <w:sz w:val="24"/>
           <w:szCs w:val="24"/>
         </w:rPr>
-        <w:t xml:space="preserve">Тази диаграма представя основните ентитети в системата и връзките между тях. </w:t>
+        <w:t>Тази</w:t>
+      </w:r>
+      <w:r>
+        <w:rPr>
+          <w:rFonts w:ascii="Times New Roman" w:eastAsia="Times New Roman" w:hAnsi="Times New Roman" w:cs="Times New Roman"/>
+          <w:sz w:val="24"/>
+          <w:szCs w:val="24"/>
+        </w:rPr>
+        <w:t xml:space="preserve"> </w:t>
+      </w:r>
+      <w:bookmarkStart w:id="0" w:name="_GoBack"/>
+      <w:bookmarkEnd w:id="0"/>
+      <w:r>
+        <w:rPr>
+          <w:rFonts w:ascii="Times New Roman" w:eastAsia="Times New Roman" w:hAnsi="Times New Roman" w:cs="Times New Roman"/>
+          <w:sz w:val="24"/>
+          <w:szCs w:val="24"/>
+        </w:rPr>
+        <w:t xml:space="preserve">диаграма представя основните ентитети в системата и връзките между тях. </w:t>
       </w:r>
     </w:p>
     <w:p>
@@ -3639,7 +3675,25 @@
           <w:sz w:val="24"/>
           <w:szCs w:val="24"/>
         </w:rPr>
-        <w:t>Архитектурата на WIMS интегрира фундаменталните принципи на обектно-ориентираното програмиране и SOLID стандартите. CategoryController служи като представителен пример, демонстриращ как системата прилага тези концепции в реална, модулна и устойчива софтуерна структура.</w:t>
+        <w:t>Архитектурата на WIMS интегрира фундаменталните принципи на обектно-ориентираното програмиране и SOLID стандартите. CategoryController служи като</w:t>
+      </w:r>
+      <w:r>
+        <w:rPr>
+          <w:rFonts w:ascii="Times New Roman" w:eastAsia="Times New Roman" w:hAnsi="Times New Roman" w:cs="Times New Roman"/>
+          <w:color w:val="000000" w:themeColor="text1"/>
+          <w:sz w:val="24"/>
+          <w:szCs w:val="24"/>
+        </w:rPr>
+        <w:t xml:space="preserve"> </w:t>
+      </w:r>
+      <w:r>
+        <w:rPr>
+          <w:rFonts w:ascii="Times New Roman" w:eastAsia="Times New Roman" w:hAnsi="Times New Roman" w:cs="Times New Roman"/>
+          <w:color w:val="000000" w:themeColor="text1"/>
+          <w:sz w:val="24"/>
+          <w:szCs w:val="24"/>
+        </w:rPr>
+        <w:t>пример, демонстриращ как системата прилага тези концепции в реална, модулна и устойчива софтуерна структура.</w:t>
       </w:r>
     </w:p>
     <w:p>
@@ -3710,37 +3764,8 @@
           <w:sz w:val="24"/>
           <w:szCs w:val="24"/>
         </w:rPr>
-        <w:t xml:space="preserve">Абстракцията е реализирана чрез базовия клас </w:t>
-      </w:r>
-      <w:r>
-        <w:rPr>
-          <w:rFonts w:ascii="Times New Roman" w:eastAsia="Times New Roman" w:hAnsi="Times New Roman" w:cs="Times New Roman"/>
-          <w:b/>
-          <w:bCs/>
-          <w:color w:val="000000" w:themeColor="text1"/>
-          <w:sz w:val="24"/>
-          <w:szCs w:val="24"/>
-        </w:rPr>
-        <w:t>AbstractController</w:t>
-      </w:r>
-      <w:r>
-        <w:rPr>
-          <w:rFonts w:ascii="Times New Roman" w:eastAsia="Times New Roman" w:hAnsi="Times New Roman" w:cs="Times New Roman"/>
-          <w:color w:val="000000" w:themeColor="text1"/>
-          <w:sz w:val="24"/>
-          <w:szCs w:val="24"/>
-        </w:rPr>
-        <w:t xml:space="preserve">, който дефинира общ интерфейс за работа с данни (load, save, from_dict, to_dict). CategoryController наследява този интерфейс и предоставя </w:t>
-      </w:r>
-      <w:r>
-        <w:rPr>
-          <w:rFonts w:ascii="Times New Roman" w:eastAsia="Times New Roman" w:hAnsi="Times New Roman" w:cs="Times New Roman"/>
-          <w:color w:val="000000" w:themeColor="text1"/>
-          <w:sz w:val="24"/>
-          <w:szCs w:val="24"/>
-        </w:rPr>
         <w:lastRenderedPageBreak/>
-        <w:t>конкретна имплементация за управление на категории, като скрива детайлите по обработка, съхранение и преобразуване на данните.</w:t>
+        <w:t>AbstractController е общият шаблон за работа с данни. CategoryController го наследява и просто добавя конкретната логика за категориите, като скрива всички технически детайли по зареждане, запис и преобразуване.</w:t>
       </w:r>
     </w:p>
     <w:p>
@@ -3832,27 +3857,7 @@
           <w:sz w:val="24"/>
           <w:szCs w:val="24"/>
         </w:rPr>
-        <w:t xml:space="preserve">CategoryController наследява </w:t>
-      </w:r>
-      <w:r>
-        <w:rPr>
-          <w:rFonts w:ascii="Times New Roman" w:eastAsia="Times New Roman" w:hAnsi="Times New Roman" w:cs="Times New Roman"/>
-          <w:b/>
-          <w:bCs/>
-          <w:color w:val="000000" w:themeColor="text1"/>
-          <w:sz w:val="24"/>
-          <w:szCs w:val="24"/>
-        </w:rPr>
-        <w:t>AbstractController</w:t>
-      </w:r>
-      <w:r>
-        <w:rPr>
-          <w:rFonts w:ascii="Times New Roman" w:eastAsia="Times New Roman" w:hAnsi="Times New Roman" w:cs="Times New Roman"/>
-          <w:color w:val="000000" w:themeColor="text1"/>
-          <w:sz w:val="24"/>
-          <w:szCs w:val="24"/>
-        </w:rPr>
-        <w:t>, което позволява преизползване на вече утвърдена логика за работа с хранилища и предоставя основа за разширяване със специфични проверки, свързани с йерархичната структура на категориите.</w:t>
+        <w:t>CategoryController използва готовата логика от AbstractController и просто добавя своите допълнителни проверки за йерархията на категориите.</w:t>
       </w:r>
     </w:p>
     <w:p>
@@ -14075,7 +14080,7 @@
 </file>
 
 <file path=customXml/itemProps1.xml><?xml version="1.0" encoding="utf-8"?>
-<ds:datastoreItem xmlns:ds="http://schemas.openxmlformats.org/officeDocument/2006/customXml" ds:itemID="{A68D4B4E-DDEE-4CCD-ADB0-2A14AE779B44}">
+<ds:datastoreItem xmlns:ds="http://schemas.openxmlformats.org/officeDocument/2006/customXml" ds:itemID="{BEBEEBC4-A5CB-48CD-AE74-61A826DCD1DB}">
   <ds:schemaRefs>
     <ds:schemaRef ds:uri="http://schemas.openxmlformats.org/officeDocument/2006/bibliography"/>
   </ds:schemaRefs>

--- a/documentation/Warehouse Inventory Management System (WIMS)_Siyka.docx
+++ b/documentation/Warehouse Inventory Management System (WIMS)_Siyka.docx
@@ -3490,8 +3490,6 @@
         </w:rPr>
         <w:t xml:space="preserve"> </w:t>
       </w:r>
-      <w:bookmarkStart w:id="0" w:name="_GoBack"/>
-      <w:bookmarkEnd w:id="0"/>
       <w:r>
         <w:rPr>
           <w:rFonts w:ascii="Times New Roman" w:eastAsia="Times New Roman" w:hAnsi="Times New Roman" w:cs="Times New Roman"/>
@@ -3931,6 +3929,7 @@
         </w:rPr>
         <w:t>II. Композиция, Асоциация, Делегация, Агрегация</w:t>
       </w:r>
+      <w:bookmarkStart w:id="0" w:name="_GoBack"/>
     </w:p>
     <w:p>
       <w:pPr>
@@ -4562,11 +4561,22 @@
       <w:r>
         <w:rPr>
           <w:rFonts w:ascii="Times New Roman" w:eastAsia="Times New Roman" w:hAnsi="Times New Roman" w:cs="Times New Roman"/>
-          <w:color w:val="000000" w:themeColor="text1"/>
-          <w:sz w:val="24"/>
-          <w:szCs w:val="24"/>
-        </w:rPr>
-        <w:t>CategoryController е добре структуриран и модулен клас, който следва основните ООП принципи и SOLID правилата. Благодарение на абстракцията, делегацията, композицията и ясно разделените отговорности, контролерът остава лесен за поддръжка, тестване и разширяване — точно както изискват добрите софтуерни практики.</w:t>
+          <w:b/>
+          <w:bCs/>
+          <w:color w:val="000000" w:themeColor="text1"/>
+          <w:sz w:val="24"/>
+          <w:szCs w:val="24"/>
+        </w:rPr>
+        <w:t>CategoryController</w:t>
+      </w:r>
+      <w:r>
+        <w:rPr>
+          <w:rFonts w:ascii="Times New Roman" w:eastAsia="Times New Roman" w:hAnsi="Times New Roman" w:cs="Times New Roman"/>
+          <w:color w:val="000000" w:themeColor="text1"/>
+          <w:sz w:val="24"/>
+          <w:szCs w:val="24"/>
+        </w:rPr>
+        <w:t xml:space="preserve"> е добре организиран клас, който използва основните принципи на ООП и SOLID. Благодарение на ясно разделените отговорности и използването на абстракция, делегация и композиция, контролерът остава лесен за поддръжка, тестване и разширяване.</w:t>
       </w:r>
     </w:p>
     <w:p>
@@ -4636,6 +4646,7 @@
         <w:t>азширения на системата</w:t>
       </w:r>
     </w:p>
+    <w:bookmarkEnd w:id="0"/>
     <w:p>
       <w:pPr>
         <w:spacing w:line="360" w:lineRule="auto"/>
@@ -14080,7 +14091,7 @@
 </file>
 
 <file path=customXml/itemProps1.xml><?xml version="1.0" encoding="utf-8"?>
-<ds:datastoreItem xmlns:ds="http://schemas.openxmlformats.org/officeDocument/2006/customXml" ds:itemID="{BEBEEBC4-A5CB-48CD-AE74-61A826DCD1DB}">
+<ds:datastoreItem xmlns:ds="http://schemas.openxmlformats.org/officeDocument/2006/customXml" ds:itemID="{1EDDF51E-74F3-4569-A404-D51FD00935ED}">
   <ds:schemaRefs>
     <ds:schemaRef ds:uri="http://schemas.openxmlformats.org/officeDocument/2006/bibliography"/>
   </ds:schemaRefs>

--- a/documentation/Warehouse Inventory Management System (WIMS)_Siyka.docx
+++ b/documentation/Warehouse Inventory Management System (WIMS)_Siyka.docx
@@ -3929,7 +3929,6 @@
         </w:rPr>
         <w:t>II. Композиция, Асоциация, Делегация, Агрегация</w:t>
       </w:r>
-      <w:bookmarkStart w:id="0" w:name="_GoBack"/>
     </w:p>
     <w:p>
       <w:pPr>
@@ -4646,7 +4645,6 @@
         <w:t>азширения на системата</w:t>
       </w:r>
     </w:p>
-    <w:bookmarkEnd w:id="0"/>
     <w:p>
       <w:pPr>
         <w:spacing w:line="360" w:lineRule="auto"/>
@@ -4800,13 +4798,15 @@
           <w:szCs w:val="24"/>
         </w:rPr>
       </w:pPr>
-      <w:r>
-        <w:rPr>
-          <w:rFonts w:ascii="Times New Roman" w:eastAsia="Times New Roman" w:hAnsi="Times New Roman" w:cs="Times New Roman"/>
-          <w:sz w:val="24"/>
-          <w:szCs w:val="24"/>
-        </w:rPr>
-        <w:t>Планираните подобрения включват преминаване към графичен интерфейс, използване на релационна база данни за по</w:t>
+      <w:bookmarkStart w:id="0" w:name="_GoBack"/>
+      <w:bookmarkEnd w:id="0"/>
+      <w:r>
+        <w:rPr>
+          <w:rFonts w:ascii="Times New Roman" w:eastAsia="Times New Roman" w:hAnsi="Times New Roman" w:cs="Times New Roman"/>
+          <w:sz w:val="24"/>
+          <w:szCs w:val="24"/>
+        </w:rPr>
+        <w:t>Планираните подобрения включват по</w:t>
       </w:r>
       <w:r>
         <w:rPr>
@@ -4815,15 +4815,16 @@
           <w:szCs w:val="24"/>
         </w:rPr>
         <w:noBreakHyphen/>
-        <w:t>висока надеждност, мобилно приложение за бърз достъп и сканиране на стоки, както и REST API за интеграция със счетоводни системи, онлайн магазини и ERP решения.</w:t>
-      </w:r>
-      <w:r>
-        <w:rPr>
-          <w:rFonts w:ascii="Times New Roman" w:eastAsia="Times New Roman" w:hAnsi="Times New Roman" w:cs="Times New Roman"/>
-          <w:sz w:val="24"/>
-          <w:szCs w:val="24"/>
-        </w:rPr>
-        <w:t xml:space="preserve"> </w:t>
+        <w:t>удобен графичен интерфейс, по</w:t>
+      </w:r>
+      <w:r>
+        <w:rPr>
+          <w:rFonts w:ascii="Times New Roman" w:eastAsia="Times New Roman" w:hAnsi="Times New Roman" w:cs="Times New Roman"/>
+          <w:sz w:val="24"/>
+          <w:szCs w:val="24"/>
+        </w:rPr>
+        <w:noBreakHyphen/>
+        <w:t>надеждна релационна база, мобилно приложение за сканиране на стоки и REST API за връзка с други системи.</w:t>
       </w:r>
     </w:p>
     <w:p>
@@ -14091,7 +14092,7 @@
 </file>
 
 <file path=customXml/itemProps1.xml><?xml version="1.0" encoding="utf-8"?>
-<ds:datastoreItem xmlns:ds="http://schemas.openxmlformats.org/officeDocument/2006/customXml" ds:itemID="{1EDDF51E-74F3-4569-A404-D51FD00935ED}">
+<ds:datastoreItem xmlns:ds="http://schemas.openxmlformats.org/officeDocument/2006/customXml" ds:itemID="{778BF512-D328-4FD3-B981-92C33B0A4FC6}">
   <ds:schemaRefs>
     <ds:schemaRef ds:uri="http://schemas.openxmlformats.org/officeDocument/2006/bibliography"/>
   </ds:schemaRefs>

--- a/documentation/Warehouse Inventory Management System (WIMS)_Siyka.docx
+++ b/documentation/Warehouse Inventory Management System (WIMS)_Siyka.docx
@@ -4798,8 +4798,6 @@
           <w:szCs w:val="24"/>
         </w:rPr>
       </w:pPr>
-      <w:bookmarkStart w:id="0" w:name="_GoBack"/>
-      <w:bookmarkEnd w:id="0"/>
       <w:r>
         <w:rPr>
           <w:rFonts w:ascii="Times New Roman" w:eastAsia="Times New Roman" w:hAnsi="Times New Roman" w:cs="Times New Roman"/>
@@ -4876,14 +4874,14 @@
       <w:pPr>
         <w:spacing w:line="360" w:lineRule="auto"/>
         <w:rPr>
-          <w:rFonts w:ascii="Times New Roman" w:eastAsia="Times New Roman" w:hAnsi="Times New Roman" w:cs="Times New Roman"/>
-          <w:sz w:val="24"/>
-          <w:szCs w:val="24"/>
-        </w:rPr>
-      </w:pPr>
-      <w:r>
-        <w:rPr>
-          <w:rFonts w:ascii="Times New Roman" w:eastAsia="Times New Roman" w:hAnsi="Times New Roman" w:cs="Times New Roman"/>
+          <w:rFonts w:ascii="Times New Roman" w:hAnsi="Times New Roman" w:cs="Times New Roman"/>
+          <w:sz w:val="24"/>
+          <w:szCs w:val="24"/>
+        </w:rPr>
+      </w:pPr>
+      <w:r>
+        <w:rPr>
+          <w:rFonts w:ascii="Times New Roman" w:hAnsi="Times New Roman" w:cs="Times New Roman"/>
           <w:sz w:val="24"/>
           <w:szCs w:val="24"/>
         </w:rPr>
@@ -4891,7 +4889,7 @@
       </w:r>
       <w:r>
         <w:rPr>
-          <w:rFonts w:ascii="Times New Roman" w:eastAsia="Times New Roman" w:hAnsi="Times New Roman" w:cs="Times New Roman"/>
+          <w:rFonts w:ascii="Times New Roman" w:hAnsi="Times New Roman" w:cs="Times New Roman"/>
           <w:b/>
           <w:bCs/>
           <w:sz w:val="24"/>
@@ -4901,15 +4899,15 @@
       </w:r>
       <w:r>
         <w:rPr>
-          <w:rFonts w:ascii="Times New Roman" w:eastAsia="Times New Roman" w:hAnsi="Times New Roman" w:cs="Times New Roman"/>
-          <w:sz w:val="24"/>
-          <w:szCs w:val="24"/>
-        </w:rPr>
-        <w:t xml:space="preserve"> и работи изцяло със </w:t>
-      </w:r>
-      <w:r>
-        <w:rPr>
-          <w:rFonts w:ascii="Times New Roman" w:eastAsia="Times New Roman" w:hAnsi="Times New Roman" w:cs="Times New Roman"/>
+          <w:rFonts w:ascii="Times New Roman" w:hAnsi="Times New Roman" w:cs="Times New Roman"/>
+          <w:sz w:val="24"/>
+          <w:szCs w:val="24"/>
+        </w:rPr>
+        <w:t xml:space="preserve"> и използва единствено </w:t>
+      </w:r>
+      <w:r>
+        <w:rPr>
+          <w:rFonts w:ascii="Times New Roman" w:hAnsi="Times New Roman" w:cs="Times New Roman"/>
           <w:b/>
           <w:bCs/>
           <w:sz w:val="24"/>
@@ -4919,20 +4917,146 @@
       </w:r>
       <w:r>
         <w:rPr>
-          <w:rFonts w:ascii="Times New Roman" w:eastAsia="Times New Roman" w:hAnsi="Times New Roman" w:cs="Times New Roman"/>
-          <w:sz w:val="24"/>
-          <w:szCs w:val="24"/>
-        </w:rPr>
-        <w:t xml:space="preserve">, без необходимост от външни зависимости. Използваните модули включват json, os, sys, pathlib за работа с </w:t>
-      </w:r>
-      <w:r>
-        <w:rPr>
-          <w:rFonts w:ascii="Times New Roman" w:eastAsia="Times New Roman" w:hAnsi="Times New Roman" w:cs="Times New Roman"/>
+          <w:rFonts w:ascii="Times New Roman" w:hAnsi="Times New Roman" w:cs="Times New Roman"/>
+          <w:sz w:val="24"/>
+          <w:szCs w:val="24"/>
+        </w:rPr>
+        <w:t xml:space="preserve">, без външни зависимости или външни модули. Използваните пакети включват </w:t>
+      </w:r>
+      <w:r>
+        <w:rPr>
+          <w:rFonts w:ascii="Times New Roman" w:hAnsi="Times New Roman" w:cs="Times New Roman"/>
+          <w:b/>
+          <w:bCs/>
+          <w:sz w:val="24"/>
+          <w:szCs w:val="24"/>
+        </w:rPr>
+        <w:t>json</w:t>
+      </w:r>
+      <w:r>
+        <w:rPr>
+          <w:rFonts w:ascii="Times New Roman" w:hAnsi="Times New Roman" w:cs="Times New Roman"/>
+          <w:sz w:val="24"/>
+          <w:szCs w:val="24"/>
+        </w:rPr>
+        <w:t xml:space="preserve">, </w:t>
+      </w:r>
+      <w:r>
+        <w:rPr>
+          <w:rFonts w:ascii="Times New Roman" w:hAnsi="Times New Roman" w:cs="Times New Roman"/>
+          <w:b/>
+          <w:bCs/>
+          <w:sz w:val="24"/>
+          <w:szCs w:val="24"/>
+        </w:rPr>
+        <w:t>os</w:t>
+      </w:r>
+      <w:r>
+        <w:rPr>
+          <w:rFonts w:ascii="Times New Roman" w:hAnsi="Times New Roman" w:cs="Times New Roman"/>
+          <w:sz w:val="24"/>
+          <w:szCs w:val="24"/>
+        </w:rPr>
+        <w:t xml:space="preserve">, </w:t>
+      </w:r>
+      <w:r>
+        <w:rPr>
+          <w:rFonts w:ascii="Times New Roman" w:hAnsi="Times New Roman" w:cs="Times New Roman"/>
+          <w:b/>
+          <w:bCs/>
+          <w:sz w:val="24"/>
+          <w:szCs w:val="24"/>
+        </w:rPr>
+        <w:t>sys</w:t>
+      </w:r>
+      <w:r>
+        <w:rPr>
+          <w:rFonts w:ascii="Times New Roman" w:hAnsi="Times New Roman" w:cs="Times New Roman"/>
+          <w:sz w:val="24"/>
+          <w:szCs w:val="24"/>
+        </w:rPr>
+        <w:t xml:space="preserve">, </w:t>
+      </w:r>
+      <w:r>
+        <w:rPr>
+          <w:rFonts w:ascii="Times New Roman" w:hAnsi="Times New Roman" w:cs="Times New Roman"/>
+          <w:b/>
+          <w:bCs/>
+          <w:sz w:val="24"/>
+          <w:szCs w:val="24"/>
+        </w:rPr>
+        <w:t>pathlib</w:t>
+      </w:r>
+      <w:r>
+        <w:rPr>
+          <w:rFonts w:ascii="Times New Roman" w:hAnsi="Times New Roman" w:cs="Times New Roman"/>
+          <w:sz w:val="24"/>
+          <w:szCs w:val="24"/>
+        </w:rPr>
+        <w:t xml:space="preserve"> за работа с </w:t>
+      </w:r>
+      <w:r>
+        <w:rPr>
+          <w:rFonts w:ascii="Times New Roman" w:hAnsi="Times New Roman" w:cs="Times New Roman"/>
           <w:sz w:val="24"/>
           <w:szCs w:val="24"/>
         </w:rPr>
         <w:lastRenderedPageBreak/>
-        <w:t>файлове и данни, datetime и uuid за времеви стойности и идентификатори, както и msvcrt, getpass и functools за сигурност и обработка на вход.</w:t>
+        <w:t xml:space="preserve">файлове и директории, </w:t>
+      </w:r>
+      <w:r>
+        <w:rPr>
+          <w:rFonts w:ascii="Times New Roman" w:hAnsi="Times New Roman" w:cs="Times New Roman"/>
+          <w:b/>
+          <w:bCs/>
+          <w:sz w:val="24"/>
+          <w:szCs w:val="24"/>
+        </w:rPr>
+        <w:t>datetime</w:t>
+      </w:r>
+      <w:r>
+        <w:rPr>
+          <w:rFonts w:ascii="Times New Roman" w:hAnsi="Times New Roman" w:cs="Times New Roman"/>
+          <w:sz w:val="24"/>
+          <w:szCs w:val="24"/>
+        </w:rPr>
+        <w:t xml:space="preserve"> и </w:t>
+      </w:r>
+      <w:r>
+        <w:rPr>
+          <w:rFonts w:ascii="Times New Roman" w:hAnsi="Times New Roman" w:cs="Times New Roman"/>
+          <w:b/>
+          <w:bCs/>
+          <w:sz w:val="24"/>
+          <w:szCs w:val="24"/>
+        </w:rPr>
+        <w:t>uuid</w:t>
+      </w:r>
+      <w:r>
+        <w:rPr>
+          <w:rFonts w:ascii="Times New Roman" w:hAnsi="Times New Roman" w:cs="Times New Roman"/>
+          <w:sz w:val="24"/>
+          <w:szCs w:val="24"/>
+        </w:rPr>
+        <w:t xml:space="preserve"> за времеви стойности и уникални идентификатори, както и </w:t>
+      </w:r>
+      <w:r>
+        <w:rPr>
+          <w:rFonts w:ascii="Times New Roman" w:hAnsi="Times New Roman" w:cs="Times New Roman"/>
+          <w:b/>
+          <w:bCs/>
+          <w:sz w:val="24"/>
+          <w:szCs w:val="24"/>
+        </w:rPr>
+        <w:t>functools</w:t>
+      </w:r>
+      <w:r>
+        <w:rPr>
+          <w:rFonts w:ascii="Times New Roman" w:hAnsi="Times New Roman" w:cs="Times New Roman"/>
+          <w:sz w:val="24"/>
+          <w:szCs w:val="24"/>
+        </w:rPr>
+        <w:t xml:space="preserve"> за декоратори и контрол на достъпа.</w:t>
       </w:r>
     </w:p>
     <w:p>
@@ -4950,13 +5074,13 @@
           <w:sz w:val="24"/>
           <w:szCs w:val="24"/>
         </w:rPr>
-        <w:t xml:space="preserve">Приложението се стартира чрез терминал (Command Prompt), като потребителят навигира до директорията на проекта с командата cd Inventory и изпълнява python main.py. Данните се съхраняват локално в JSON файлове в директория </w:t>
-      </w:r>
-      <w:r>
-        <w:rPr>
-          <w:rFonts w:ascii="Times New Roman" w:eastAsia="Times New Roman" w:hAnsi="Times New Roman" w:cs="Times New Roman"/>
-          <w:i/>
-          <w:iCs/>
+        <w:t xml:space="preserve">Всички данни се съхраняват локално в JSON файлове в директория </w:t>
+      </w:r>
+      <w:r>
+        <w:rPr>
+          <w:rFonts w:ascii="Times New Roman" w:eastAsia="Times New Roman" w:hAnsi="Times New Roman" w:cs="Times New Roman"/>
+          <w:b/>
+          <w:bCs/>
           <w:sz w:val="24"/>
           <w:szCs w:val="24"/>
         </w:rPr>
@@ -4973,8 +5097,8 @@
       <w:r>
         <w:rPr>
           <w:rFonts w:ascii="Times New Roman" w:eastAsia="Times New Roman" w:hAnsi="Times New Roman" w:cs="Times New Roman"/>
-          <w:i/>
-          <w:iCs/>
+          <w:b/>
+          <w:bCs/>
           <w:sz w:val="24"/>
           <w:szCs w:val="24"/>
         </w:rPr>
@@ -5022,7 +5146,7 @@
           <w:sz w:val="24"/>
           <w:szCs w:val="24"/>
         </w:rPr>
-        <w:t>, което позволява незабавен достъп до функционалностите.</w:t>
+        <w:t>, което позволява незабавно тестване на функционалностите.</w:t>
       </w:r>
     </w:p>
     <w:p>
@@ -5040,14 +5164,14 @@
           <w:sz w:val="24"/>
           <w:szCs w:val="24"/>
         </w:rPr>
-        <w:t>За вход могат да се използват следните тестови акаунти:</w:t>
+        <w:t>Тестови акаунти за вход:</w:t>
       </w:r>
     </w:p>
     <w:p>
       <w:pPr>
         <w:numPr>
           <w:ilvl w:val="0"/>
-          <w:numId w:val="38"/>
+          <w:numId w:val="48"/>
         </w:numPr>
         <w:spacing w:line="360" w:lineRule="auto"/>
         <w:rPr>
@@ -5059,45 +5183,27 @@
       <w:r>
         <w:rPr>
           <w:rFonts w:ascii="Times New Roman" w:eastAsia="Times New Roman" w:hAnsi="Times New Roman" w:cs="Times New Roman"/>
-          <w:sz w:val="24"/>
-          <w:szCs w:val="24"/>
-        </w:rPr>
-        <w:t xml:space="preserve">Administrator: </w:t>
-      </w:r>
-      <w:r>
-        <w:rPr>
-          <w:rFonts w:ascii="Times New Roman" w:eastAsia="Times New Roman" w:hAnsi="Times New Roman" w:cs="Times New Roman"/>
-          <w:i/>
-          <w:iCs/>
-          <w:sz w:val="24"/>
-          <w:szCs w:val="24"/>
-        </w:rPr>
-        <w:t>admin</w:t>
-      </w:r>
-      <w:r>
-        <w:rPr>
-          <w:rFonts w:ascii="Times New Roman" w:eastAsia="Times New Roman" w:hAnsi="Times New Roman" w:cs="Times New Roman"/>
-          <w:sz w:val="24"/>
-          <w:szCs w:val="24"/>
-        </w:rPr>
-        <w:t xml:space="preserve"> / </w:t>
-      </w:r>
-      <w:r>
-        <w:rPr>
-          <w:rFonts w:ascii="Times New Roman" w:eastAsia="Times New Roman" w:hAnsi="Times New Roman" w:cs="Times New Roman"/>
-          <w:i/>
-          <w:iCs/>
-          <w:sz w:val="24"/>
-          <w:szCs w:val="24"/>
-        </w:rPr>
-        <w:t>admin123</w:t>
+          <w:b/>
+          <w:bCs/>
+          <w:sz w:val="24"/>
+          <w:szCs w:val="24"/>
+        </w:rPr>
+        <w:t>Administrator:</w:t>
+      </w:r>
+      <w:r>
+        <w:rPr>
+          <w:rFonts w:ascii="Times New Roman" w:eastAsia="Times New Roman" w:hAnsi="Times New Roman" w:cs="Times New Roman"/>
+          <w:sz w:val="24"/>
+          <w:szCs w:val="24"/>
+        </w:rPr>
+        <w:t xml:space="preserve"> admin / admin123</w:t>
       </w:r>
     </w:p>
     <w:p>
       <w:pPr>
         <w:numPr>
           <w:ilvl w:val="0"/>
-          <w:numId w:val="38"/>
+          <w:numId w:val="48"/>
         </w:numPr>
         <w:spacing w:line="360" w:lineRule="auto"/>
         <w:rPr>
@@ -5109,20 +5215,29 @@
       <w:r>
         <w:rPr>
           <w:rFonts w:ascii="Times New Roman" w:eastAsia="Times New Roman" w:hAnsi="Times New Roman" w:cs="Times New Roman"/>
-          <w:sz w:val="24"/>
-          <w:szCs w:val="24"/>
-        </w:rPr>
-        <w:t xml:space="preserve">Operator: </w:t>
-      </w:r>
-      <w:r>
-        <w:rPr>
-          <w:rFonts w:ascii="Times New Roman" w:eastAsia="Times New Roman" w:hAnsi="Times New Roman" w:cs="Times New Roman"/>
-          <w:i/>
-          <w:iCs/>
-          <w:sz w:val="24"/>
-          <w:szCs w:val="24"/>
-        </w:rPr>
-        <w:t>dimitar_01</w:t>
+          <w:b/>
+          <w:bCs/>
+          <w:sz w:val="24"/>
+          <w:szCs w:val="24"/>
+        </w:rPr>
+        <w:t>Operator:</w:t>
+      </w:r>
+      <w:r>
+        <w:rPr>
+          <w:rFonts w:ascii="Times New Roman" w:eastAsia="Times New Roman" w:hAnsi="Times New Roman" w:cs="Times New Roman"/>
+          <w:sz w:val="24"/>
+          <w:szCs w:val="24"/>
+        </w:rPr>
+        <w:t xml:space="preserve"> </w:t>
+      </w:r>
+      <w:r>
+        <w:rPr>
+          <w:rFonts w:ascii="Times New Roman" w:eastAsia="Times New Roman" w:hAnsi="Times New Roman" w:cs="Times New Roman"/>
+          <w:sz w:val="24"/>
+          <w:szCs w:val="24"/>
+          <w:lang w:val="en-US"/>
+        </w:rPr>
+        <w:t>operator</w:t>
       </w:r>
       <w:r>
         <w:rPr>
@@ -5135,13 +5250,14 @@
       <w:r>
         <w:rPr>
           <w:rFonts w:ascii="Times New Roman" w:eastAsia="Times New Roman" w:hAnsi="Times New Roman" w:cs="Times New Roman"/>
-          <w:i/>
-          <w:iCs/>
-          <w:sz w:val="24"/>
-          <w:szCs w:val="24"/>
-        </w:rPr>
-        <w:t>dimitar01</w:t>
-      </w:r>
+          <w:sz w:val="24"/>
+          <w:szCs w:val="24"/>
+          <w:lang w:val="en-US"/>
+        </w:rPr>
+        <w:t>operator123</w:t>
+      </w:r>
+      <w:bookmarkStart w:id="0" w:name="_GoBack"/>
+      <w:bookmarkEnd w:id="0"/>
     </w:p>
     <w:p>
       <w:pPr>
@@ -5158,26 +5274,36 @@
           <w:sz w:val="24"/>
           <w:szCs w:val="24"/>
         </w:rPr>
-        <w:t xml:space="preserve">Техническите особености включват маскиране на пароли чрез msvcrt и getpass, реализирано в </w:t>
-      </w:r>
-      <w:r>
-        <w:rPr>
-          <w:rFonts w:ascii="Times New Roman" w:eastAsia="Times New Roman" w:hAnsi="Times New Roman" w:cs="Times New Roman"/>
-          <w:i/>
-          <w:iCs/>
-          <w:sz w:val="24"/>
-          <w:szCs w:val="24"/>
-        </w:rPr>
-        <w:t>password_utils.py</w:t>
-      </w:r>
-      <w:r>
-        <w:rPr>
-          <w:rFonts w:ascii="Times New Roman" w:eastAsia="Times New Roman" w:hAnsi="Times New Roman" w:cs="Times New Roman"/>
-          <w:sz w:val="24"/>
-          <w:szCs w:val="24"/>
-        </w:rPr>
-        <w:t xml:space="preserve">. Системата поддържа разпределена наличност по складови локации и обработва </w:t>
-      </w:r>
+        <w:t xml:space="preserve">Паролите се въвеждат </w:t>
+      </w:r>
+      <w:r>
+        <w:rPr>
+          <w:rFonts w:ascii="Times New Roman" w:eastAsia="Times New Roman" w:hAnsi="Times New Roman" w:cs="Times New Roman"/>
+          <w:b/>
+          <w:bCs/>
+          <w:sz w:val="24"/>
+          <w:szCs w:val="24"/>
+        </w:rPr>
+        <w:t>видимо</w:t>
+      </w:r>
+      <w:r>
+        <w:rPr>
+          <w:rFonts w:ascii="Times New Roman" w:eastAsia="Times New Roman" w:hAnsi="Times New Roman" w:cs="Times New Roman"/>
+          <w:sz w:val="24"/>
+          <w:szCs w:val="24"/>
+        </w:rPr>
+        <w:t>, без маскиране, тъй като проектът работи в PyCharm и не използва системни библиотеки за скриване на входа. Това е напълно достатъчно за учебен проект и не влияе на логиката за контрол на достъпа.</w:t>
+      </w:r>
+    </w:p>
+    <w:p>
+      <w:pPr>
+        <w:spacing w:line="360" w:lineRule="auto"/>
+        <w:rPr>
+          <w:rFonts w:ascii="Times New Roman" w:eastAsia="Times New Roman" w:hAnsi="Times New Roman" w:cs="Times New Roman"/>
+          <w:sz w:val="24"/>
+          <w:szCs w:val="24"/>
+        </w:rPr>
+      </w:pPr>
       <w:r>
         <w:rPr>
           <w:rFonts w:ascii="Times New Roman" w:eastAsia="Times New Roman" w:hAnsi="Times New Roman" w:cs="Times New Roman"/>
@@ -5185,8 +5311,54 @@
           <w:szCs w:val="24"/>
         </w:rPr>
         <w:lastRenderedPageBreak/>
-        <w:t>MOVE операции чрез двустранна актуализация на количествата без финансови транзакции. Достъпът до чувствителни менюта е защитен чрез декоратора @require_password.</w:t>
-      </w:r>
+        <w:t xml:space="preserve">Системата поддържа разпределена наличност по складови локации и обработва </w:t>
+      </w:r>
+      <w:r>
+        <w:rPr>
+          <w:rFonts w:ascii="Times New Roman" w:eastAsia="Times New Roman" w:hAnsi="Times New Roman" w:cs="Times New Roman"/>
+          <w:b/>
+          <w:bCs/>
+          <w:sz w:val="24"/>
+          <w:szCs w:val="24"/>
+        </w:rPr>
+        <w:t>MOVE</w:t>
+      </w:r>
+      <w:r>
+        <w:rPr>
+          <w:rFonts w:ascii="Times New Roman" w:eastAsia="Times New Roman" w:hAnsi="Times New Roman" w:cs="Times New Roman"/>
+          <w:sz w:val="24"/>
+          <w:szCs w:val="24"/>
+        </w:rPr>
+        <w:t xml:space="preserve"> операции чрез двустранна актуализация на количествата, без финансови транзакции. Достъпът до чувствителни менюта (управление на потребители, складове, продукти и справки) е защитен чрез декоратора </w:t>
+      </w:r>
+      <w:r>
+        <w:rPr>
+          <w:rFonts w:ascii="Times New Roman" w:eastAsia="Times New Roman" w:hAnsi="Times New Roman" w:cs="Times New Roman"/>
+          <w:b/>
+          <w:bCs/>
+          <w:sz w:val="24"/>
+          <w:szCs w:val="24"/>
+        </w:rPr>
+        <w:t>@require_password</w:t>
+      </w:r>
+      <w:r>
+        <w:rPr>
+          <w:rFonts w:ascii="Times New Roman" w:eastAsia="Times New Roman" w:hAnsi="Times New Roman" w:cs="Times New Roman"/>
+          <w:sz w:val="24"/>
+          <w:szCs w:val="24"/>
+        </w:rPr>
+        <w:t>, който проверява ролята и статуса на потребителя преди изпълнение на операцията.</w:t>
+      </w:r>
+    </w:p>
+    <w:p>
+      <w:pPr>
+        <w:spacing w:line="360" w:lineRule="auto"/>
+        <w:rPr>
+          <w:rFonts w:ascii="Times New Roman" w:eastAsia="Times New Roman" w:hAnsi="Times New Roman" w:cs="Times New Roman"/>
+          <w:sz w:val="24"/>
+          <w:szCs w:val="24"/>
+        </w:rPr>
+      </w:pPr>
     </w:p>
     <w:p>
       <w:pPr>
@@ -5287,6 +5459,16 @@
         <w:br/>
         <w:t>5. PyCharm Documentation – Официална документация на JetBrains.</w:t>
       </w:r>
+    </w:p>
+    <w:p>
+      <w:pPr>
+        <w:spacing w:line="360" w:lineRule="auto"/>
+        <w:rPr>
+          <w:rFonts w:ascii="Times New Roman" w:eastAsia="Times New Roman" w:hAnsi="Times New Roman" w:cs="Times New Roman"/>
+          <w:sz w:val="24"/>
+          <w:szCs w:val="24"/>
+        </w:rPr>
+      </w:pPr>
     </w:p>
     <w:sectPr>
       <w:pgSz w:w="12240" w:h="7920" w:orient="landscape" w:code="6"/>
@@ -10043,6 +10225,155 @@
     </w:lvl>
   </w:abstractNum>
   <w:abstractNum w:abstractNumId="32" w15:restartNumberingAfterBreak="0">
+    <w:nsid w:val="61C87D27"/>
+    <w:multiLevelType w:val="multilevel"/>
+    <w:tmpl w:val="32987346"/>
+    <w:lvl w:ilvl="0">
+      <w:start w:val="1"/>
+      <w:numFmt w:val="bullet"/>
+      <w:lvlText w:val=""/>
+      <w:lvlJc w:val="left"/>
+      <w:pPr>
+        <w:tabs>
+          <w:tab w:val="num" w:pos="720"/>
+        </w:tabs>
+        <w:ind w:left="720" w:hanging="360"/>
+      </w:pPr>
+      <w:rPr>
+        <w:rFonts w:ascii="Symbol" w:hAnsi="Symbol" w:hint="default"/>
+        <w:sz w:val="20"/>
+      </w:rPr>
+    </w:lvl>
+    <w:lvl w:ilvl="1" w:tentative="1">
+      <w:start w:val="1"/>
+      <w:numFmt w:val="bullet"/>
+      <w:lvlText w:val="o"/>
+      <w:lvlJc w:val="left"/>
+      <w:pPr>
+        <w:tabs>
+          <w:tab w:val="num" w:pos="1440"/>
+        </w:tabs>
+        <w:ind w:left="1440" w:hanging="360"/>
+      </w:pPr>
+      <w:rPr>
+        <w:rFonts w:ascii="Courier New" w:hAnsi="Courier New" w:hint="default"/>
+        <w:sz w:val="20"/>
+      </w:rPr>
+    </w:lvl>
+    <w:lvl w:ilvl="2" w:tentative="1">
+      <w:start w:val="1"/>
+      <w:numFmt w:val="bullet"/>
+      <w:lvlText w:val=""/>
+      <w:lvlJc w:val="left"/>
+      <w:pPr>
+        <w:tabs>
+          <w:tab w:val="num" w:pos="2160"/>
+        </w:tabs>
+        <w:ind w:left="2160" w:hanging="360"/>
+      </w:pPr>
+      <w:rPr>
+        <w:rFonts w:ascii="Wingdings" w:hAnsi="Wingdings" w:hint="default"/>
+        <w:sz w:val="20"/>
+      </w:rPr>
+    </w:lvl>
+    <w:lvl w:ilvl="3" w:tentative="1">
+      <w:start w:val="1"/>
+      <w:numFmt w:val="bullet"/>
+      <w:lvlText w:val=""/>
+      <w:lvlJc w:val="left"/>
+      <w:pPr>
+        <w:tabs>
+          <w:tab w:val="num" w:pos="2880"/>
+        </w:tabs>
+        <w:ind w:left="2880" w:hanging="360"/>
+      </w:pPr>
+      <w:rPr>
+        <w:rFonts w:ascii="Wingdings" w:hAnsi="Wingdings" w:hint="default"/>
+        <w:sz w:val="20"/>
+      </w:rPr>
+    </w:lvl>
+    <w:lvl w:ilvl="4" w:tentative="1">
+      <w:start w:val="1"/>
+      <w:numFmt w:val="bullet"/>
+      <w:lvlText w:val=""/>
+      <w:lvlJc w:val="left"/>
+      <w:pPr>
+        <w:tabs>
+          <w:tab w:val="num" w:pos="3600"/>
+        </w:tabs>
+        <w:ind w:left="3600" w:hanging="360"/>
+      </w:pPr>
+      <w:rPr>
+        <w:rFonts w:ascii="Wingdings" w:hAnsi="Wingdings" w:hint="default"/>
+        <w:sz w:val="20"/>
+      </w:rPr>
+    </w:lvl>
+    <w:lvl w:ilvl="5" w:tentative="1">
+      <w:start w:val="1"/>
+      <w:numFmt w:val="bullet"/>
+      <w:lvlText w:val=""/>
+      <w:lvlJc w:val="left"/>
+      <w:pPr>
+        <w:tabs>
+          <w:tab w:val="num" w:pos="4320"/>
+        </w:tabs>
+        <w:ind w:left="4320" w:hanging="360"/>
+      </w:pPr>
+      <w:rPr>
+        <w:rFonts w:ascii="Wingdings" w:hAnsi="Wingdings" w:hint="default"/>
+        <w:sz w:val="20"/>
+      </w:rPr>
+    </w:lvl>
+    <w:lvl w:ilvl="6" w:tentative="1">
+      <w:start w:val="1"/>
+      <w:numFmt w:val="bullet"/>
+      <w:lvlText w:val=""/>
+      <w:lvlJc w:val="left"/>
+      <w:pPr>
+        <w:tabs>
+          <w:tab w:val="num" w:pos="5040"/>
+        </w:tabs>
+        <w:ind w:left="5040" w:hanging="360"/>
+      </w:pPr>
+      <w:rPr>
+        <w:rFonts w:ascii="Wingdings" w:hAnsi="Wingdings" w:hint="default"/>
+        <w:sz w:val="20"/>
+      </w:rPr>
+    </w:lvl>
+    <w:lvl w:ilvl="7" w:tentative="1">
+      <w:start w:val="1"/>
+      <w:numFmt w:val="bullet"/>
+      <w:lvlText w:val=""/>
+      <w:lvlJc w:val="left"/>
+      <w:pPr>
+        <w:tabs>
+          <w:tab w:val="num" w:pos="5760"/>
+        </w:tabs>
+        <w:ind w:left="5760" w:hanging="360"/>
+      </w:pPr>
+      <w:rPr>
+        <w:rFonts w:ascii="Wingdings" w:hAnsi="Wingdings" w:hint="default"/>
+        <w:sz w:val="20"/>
+      </w:rPr>
+    </w:lvl>
+    <w:lvl w:ilvl="8" w:tentative="1">
+      <w:start w:val="1"/>
+      <w:numFmt w:val="bullet"/>
+      <w:lvlText w:val=""/>
+      <w:lvlJc w:val="left"/>
+      <w:pPr>
+        <w:tabs>
+          <w:tab w:val="num" w:pos="6480"/>
+        </w:tabs>
+        <w:ind w:left="6480" w:hanging="360"/>
+      </w:pPr>
+      <w:rPr>
+        <w:rFonts w:ascii="Wingdings" w:hAnsi="Wingdings" w:hint="default"/>
+        <w:sz w:val="20"/>
+      </w:rPr>
+    </w:lvl>
+  </w:abstractNum>
+  <w:abstractNum w:abstractNumId="33" w15:restartNumberingAfterBreak="0">
     <w:nsid w:val="63487EE8"/>
     <w:multiLevelType w:val="multilevel"/>
     <w:tmpl w:val="BFF6F978"/>
@@ -10191,7 +10522,7 @@
       </w:rPr>
     </w:lvl>
   </w:abstractNum>
-  <w:abstractNum w:abstractNumId="33" w15:restartNumberingAfterBreak="0">
+  <w:abstractNum w:abstractNumId="34" w15:restartNumberingAfterBreak="0">
     <w:nsid w:val="644908E3"/>
     <w:multiLevelType w:val="multilevel"/>
     <w:tmpl w:val="21B4768C"/>
@@ -10340,7 +10671,7 @@
       </w:rPr>
     </w:lvl>
   </w:abstractNum>
-  <w:abstractNum w:abstractNumId="34" w15:restartNumberingAfterBreak="0">
+  <w:abstractNum w:abstractNumId="35" w15:restartNumberingAfterBreak="0">
     <w:nsid w:val="66FD541C"/>
     <w:multiLevelType w:val="multilevel"/>
     <w:tmpl w:val="DE4E0870"/>
@@ -10489,7 +10820,7 @@
       </w:rPr>
     </w:lvl>
   </w:abstractNum>
-  <w:abstractNum w:abstractNumId="35" w15:restartNumberingAfterBreak="0">
+  <w:abstractNum w:abstractNumId="36" w15:restartNumberingAfterBreak="0">
     <w:nsid w:val="682060F6"/>
     <w:multiLevelType w:val="multilevel"/>
     <w:tmpl w:val="07246B1C"/>
@@ -10638,7 +10969,7 @@
       </w:rPr>
     </w:lvl>
   </w:abstractNum>
-  <w:abstractNum w:abstractNumId="36" w15:restartNumberingAfterBreak="0">
+  <w:abstractNum w:abstractNumId="37" w15:restartNumberingAfterBreak="0">
     <w:nsid w:val="6B7830CF"/>
     <w:multiLevelType w:val="multilevel"/>
     <w:tmpl w:val="503C7304"/>
@@ -10787,7 +11118,7 @@
       </w:rPr>
     </w:lvl>
   </w:abstractNum>
-  <w:abstractNum w:abstractNumId="37" w15:restartNumberingAfterBreak="0">
+  <w:abstractNum w:abstractNumId="38" w15:restartNumberingAfterBreak="0">
     <w:nsid w:val="6BA733B7"/>
     <w:multiLevelType w:val="multilevel"/>
     <w:tmpl w:val="6018E74E"/>
@@ -10936,7 +11267,7 @@
       </w:rPr>
     </w:lvl>
   </w:abstractNum>
-  <w:abstractNum w:abstractNumId="38" w15:restartNumberingAfterBreak="0">
+  <w:abstractNum w:abstractNumId="39" w15:restartNumberingAfterBreak="0">
     <w:nsid w:val="6FF279B8"/>
     <w:multiLevelType w:val="hybridMultilevel"/>
     <w:tmpl w:val="BBA89774"/>
@@ -11049,7 +11380,7 @@
       </w:rPr>
     </w:lvl>
   </w:abstractNum>
-  <w:abstractNum w:abstractNumId="39" w15:restartNumberingAfterBreak="0">
+  <w:abstractNum w:abstractNumId="40" w15:restartNumberingAfterBreak="0">
     <w:nsid w:val="736A7339"/>
     <w:multiLevelType w:val="multilevel"/>
     <w:tmpl w:val="59DA5B96"/>
@@ -11198,7 +11529,7 @@
       </w:rPr>
     </w:lvl>
   </w:abstractNum>
-  <w:abstractNum w:abstractNumId="40" w15:restartNumberingAfterBreak="0">
+  <w:abstractNum w:abstractNumId="41" w15:restartNumberingAfterBreak="0">
     <w:nsid w:val="752605A3"/>
     <w:multiLevelType w:val="multilevel"/>
     <w:tmpl w:val="DC9E5BBA"/>
@@ -11347,7 +11678,7 @@
       </w:rPr>
     </w:lvl>
   </w:abstractNum>
-  <w:abstractNum w:abstractNumId="41" w15:restartNumberingAfterBreak="0">
+  <w:abstractNum w:abstractNumId="42" w15:restartNumberingAfterBreak="0">
     <w:nsid w:val="791A3D44"/>
     <w:multiLevelType w:val="multilevel"/>
     <w:tmpl w:val="1EC84AAC"/>
@@ -11496,7 +11827,7 @@
       </w:rPr>
     </w:lvl>
   </w:abstractNum>
-  <w:abstractNum w:abstractNumId="42" w15:restartNumberingAfterBreak="0">
+  <w:abstractNum w:abstractNumId="43" w15:restartNumberingAfterBreak="0">
     <w:nsid w:val="7AF904BD"/>
     <w:multiLevelType w:val="multilevel"/>
     <w:tmpl w:val="0CF42752"/>
@@ -11645,7 +11976,7 @@
       </w:rPr>
     </w:lvl>
   </w:abstractNum>
-  <w:abstractNum w:abstractNumId="43" w15:restartNumberingAfterBreak="0">
+  <w:abstractNum w:abstractNumId="44" w15:restartNumberingAfterBreak="0">
     <w:nsid w:val="7CA068AC"/>
     <w:multiLevelType w:val="multilevel"/>
     <w:tmpl w:val="C1903300"/>
@@ -11794,7 +12125,7 @@
       </w:rPr>
     </w:lvl>
   </w:abstractNum>
-  <w:abstractNum w:abstractNumId="44" w15:restartNumberingAfterBreak="0">
+  <w:abstractNum w:abstractNumId="45" w15:restartNumberingAfterBreak="0">
     <w:nsid w:val="7E59012D"/>
     <w:multiLevelType w:val="multilevel"/>
     <w:tmpl w:val="A8B22364"/>
@@ -11943,7 +12274,7 @@
       </w:rPr>
     </w:lvl>
   </w:abstractNum>
-  <w:abstractNum w:abstractNumId="45" w15:restartNumberingAfterBreak="0">
+  <w:abstractNum w:abstractNumId="46" w15:restartNumberingAfterBreak="0">
     <w:nsid w:val="7E612F8C"/>
     <w:multiLevelType w:val="multilevel"/>
     <w:tmpl w:val="91B0B85C"/>
@@ -12093,7 +12424,7 @@
     </w:lvl>
   </w:abstractNum>
   <w:num w:numId="1">
-    <w:abstractNumId w:val="38"/>
+    <w:abstractNumId w:val="39"/>
   </w:num>
   <w:num w:numId="2">
     <w:abstractNumId w:val="1"/>
@@ -12102,10 +12433,10 @@
     <w:abstractNumId w:val="17"/>
   </w:num>
   <w:num w:numId="4">
-    <w:abstractNumId w:val="44"/>
+    <w:abstractNumId w:val="45"/>
   </w:num>
   <w:num w:numId="5">
-    <w:abstractNumId w:val="45"/>
+    <w:abstractNumId w:val="46"/>
   </w:num>
   <w:num w:numId="6">
     <w:abstractNumId w:val="15"/>
@@ -12129,10 +12460,10 @@
     <w:abstractNumId w:val="7"/>
   </w:num>
   <w:num w:numId="13">
-    <w:abstractNumId w:val="39"/>
+    <w:abstractNumId w:val="40"/>
   </w:num>
   <w:num w:numId="14">
-    <w:abstractNumId w:val="34"/>
+    <w:abstractNumId w:val="35"/>
   </w:num>
   <w:num w:numId="15">
     <w:abstractNumId w:val="0"/>
@@ -12150,7 +12481,7 @@
     <w:abstractNumId w:val="20"/>
   </w:num>
   <w:num w:numId="20">
-    <w:abstractNumId w:val="32"/>
+    <w:abstractNumId w:val="33"/>
   </w:num>
   <w:num w:numId="21">
     <w:abstractNumId w:val="10"/>
@@ -12162,13 +12493,13 @@
     <w:abstractNumId w:val="31"/>
   </w:num>
   <w:num w:numId="24">
-    <w:abstractNumId w:val="33"/>
+    <w:abstractNumId w:val="34"/>
   </w:num>
   <w:num w:numId="25">
     <w:abstractNumId w:val="8"/>
   </w:num>
   <w:num w:numId="26">
-    <w:abstractNumId w:val="40"/>
+    <w:abstractNumId w:val="41"/>
   </w:num>
   <w:num w:numId="27">
     <w:abstractNumId w:val="19"/>
@@ -12186,10 +12517,10 @@
     <w:abstractNumId w:val="6"/>
   </w:num>
   <w:num w:numId="32">
-    <w:abstractNumId w:val="43"/>
+    <w:abstractNumId w:val="44"/>
   </w:num>
   <w:num w:numId="33">
-    <w:abstractNumId w:val="42"/>
+    <w:abstractNumId w:val="43"/>
   </w:num>
   <w:num w:numId="34">
     <w:abstractNumId w:val="13"/>
@@ -12215,7 +12546,7 @@
     </w:lvlOverride>
   </w:num>
   <w:num w:numId="36">
-    <w:abstractNumId w:val="35"/>
+    <w:abstractNumId w:val="36"/>
   </w:num>
   <w:num w:numId="37">
     <w:abstractNumId w:val="23"/>
@@ -12230,7 +12561,7 @@
     <w:abstractNumId w:val="4"/>
   </w:num>
   <w:num w:numId="41">
-    <w:abstractNumId w:val="36"/>
+    <w:abstractNumId w:val="37"/>
   </w:num>
   <w:num w:numId="42">
     <w:abstractNumId w:val="29"/>
@@ -12245,10 +12576,13 @@
     <w:abstractNumId w:val="30"/>
   </w:num>
   <w:num w:numId="46">
-    <w:abstractNumId w:val="41"/>
+    <w:abstractNumId w:val="42"/>
   </w:num>
   <w:num w:numId="47">
-    <w:abstractNumId w:val="37"/>
+    <w:abstractNumId w:val="38"/>
+  </w:num>
+  <w:num w:numId="48">
+    <w:abstractNumId w:val="32"/>
   </w:num>
   <w:numIdMacAtCleanup w:val="6"/>
 </w:numbering>
@@ -13789,6 +14123,29 @@
       <w:color w:val="4472C4" w:themeColor="accent1"/>
     </w:rPr>
   </w:style>
+  <w:style w:type="character" w:styleId="af2">
+    <w:name w:val="Hyperlink"/>
+    <w:basedOn w:val="a0"/>
+    <w:uiPriority w:val="99"/>
+    <w:unhideWhenUsed/>
+    <w:rsid w:val="001C40D7"/>
+    <w:rPr>
+      <w:color w:val="0563C1" w:themeColor="hyperlink"/>
+      <w:u w:val="single"/>
+    </w:rPr>
+  </w:style>
+  <w:style w:type="character" w:styleId="af3">
+    <w:name w:val="Unresolved Mention"/>
+    <w:basedOn w:val="a0"/>
+    <w:uiPriority w:val="99"/>
+    <w:semiHidden/>
+    <w:unhideWhenUsed/>
+    <w:rsid w:val="001C40D7"/>
+    <w:rPr>
+      <w:color w:val="605E5C"/>
+      <w:shd w:val="clear" w:color="auto" w:fill="E1DFDD"/>
+    </w:rPr>
+  </w:style>
 </w:styles>
 </file>
 
@@ -14092,7 +14449,7 @@
 </file>
 
 <file path=customXml/itemProps1.xml><?xml version="1.0" encoding="utf-8"?>
-<ds:datastoreItem xmlns:ds="http://schemas.openxmlformats.org/officeDocument/2006/customXml" ds:itemID="{778BF512-D328-4FD3-B981-92C33B0A4FC6}">
+<ds:datastoreItem xmlns:ds="http://schemas.openxmlformats.org/officeDocument/2006/customXml" ds:itemID="{46C638F3-5F11-4CD4-A8D0-675B054D5476}">
   <ds:schemaRefs>
     <ds:schemaRef ds:uri="http://schemas.openxmlformats.org/officeDocument/2006/bibliography"/>
   </ds:schemaRefs>

--- a/documentation/Warehouse Inventory Management System (WIMS)_Siyka.docx
+++ b/documentation/Warehouse Inventory Management System (WIMS)_Siyka.docx
@@ -3673,7 +3673,7 @@
           <w:sz w:val="24"/>
           <w:szCs w:val="24"/>
         </w:rPr>
-        <w:t>Архитектурата на WIMS интегрира фундаменталните принципи на обектно-ориентираното програмиране и SOLID стандартите. CategoryController служи като</w:t>
+        <w:t>CategoryController служи като</w:t>
       </w:r>
       <w:r>
         <w:rPr>
@@ -3762,8 +3762,7 @@
           <w:sz w:val="24"/>
           <w:szCs w:val="24"/>
         </w:rPr>
-        <w:lastRenderedPageBreak/>
-        <w:t>AbstractController е общият шаблон за работа с данни. CategoryController го наследява и просто добавя конкретната логика за категориите, като скрива всички технически детайли по зареждане, запис и преобразуване.</w:t>
+        <w:t>CategoryController наследява AbstractController, който предоставя общи операции за зареждане, запис и сериализация на данни. Контролерът добавя само логиката, специфична за категориите, като скрива техническите детайли от останалата част на системата.</w:t>
       </w:r>
     </w:p>
     <w:p>
@@ -3788,6 +3787,7 @@
           <w:sz w:val="24"/>
           <w:szCs w:val="24"/>
         </w:rPr>
+        <w:lastRenderedPageBreak/>
         <w:t>Инкапсулация</w:t>
       </w:r>
     </w:p>
@@ -3809,7 +3809,7 @@
           <w:sz w:val="24"/>
           <w:szCs w:val="24"/>
         </w:rPr>
-        <w:t>Контролерът капсулира логиката за работа с обекти от тип Category. Всеки Category управлява собствените си атрибути (например автоматично обновяване на датата чрез update_modified()), което гарантира защитено и последователно състояние на данните. Вътрешните структури на контролера не са достъпни директно отвън.</w:t>
+        <w:t>Контролерът капсулира цялата логика за работа с обекти Category. Всеки модел Category управлява собственото си състояние (напр. update_modified()), а контролерът управлява списъка от категории чрез методи като add(), update(), remove(). Вътрешните структури (self.categories) не са достъпни директно отвън.</w:t>
       </w:r>
     </w:p>
     <w:p>
@@ -3855,7 +3855,7 @@
           <w:sz w:val="24"/>
           <w:szCs w:val="24"/>
         </w:rPr>
-        <w:t>CategoryController използва готовата логика от AbstractController и просто добавя своите допълнителни проверки за йерархията на категориите.</w:t>
+        <w:t>CategoryController използва наследяването, за да получи базовите операции от AbstractController и да ги разшири с йерархична логика, специфична за категориите.</w:t>
       </w:r>
     </w:p>
     <w:p>
@@ -3901,8 +3901,7 @@
           <w:sz w:val="24"/>
           <w:szCs w:val="24"/>
         </w:rPr>
-        <w:lastRenderedPageBreak/>
-        <w:t>Методите from_dict() и to_dict() са налични във всички контролери, но поведението им се адаптира според конкретния тип обект. При категориите те обработват йерархични връзки и гарантират коректно сериализиране и десериализиране.</w:t>
+        <w:t>Методите from_dict() и to_dict() са полиморфни — всички контролери ги притежават, но при категориите те обработват йерархични връзки и гарантират коректно сериализиране/десериализиране на дървовидната структура.</w:t>
       </w:r>
     </w:p>
     <w:p>
@@ -3927,6 +3926,7 @@
           <w:sz w:val="24"/>
           <w:szCs w:val="24"/>
         </w:rPr>
+        <w:lastRenderedPageBreak/>
         <w:t>II. Композиция, Асоциация, Делегация, Агрегация</w:t>
       </w:r>
     </w:p>
@@ -3973,7 +3973,27 @@
           <w:sz w:val="24"/>
           <w:szCs w:val="24"/>
         </w:rPr>
-        <w:t>CategoryController притежава и управлява вътрешния списък self.categories и обекта repo. Тези компоненти са неразделна част от неговия жизнен цикъл и съществуването им е пряко зависимо от контролера — класически пример за композиция.</w:t>
+        <w:t>Контролерът притежава и управлява списъка self.categories. Този списък съществува само като част от контролера →</w:t>
+      </w:r>
+      <w:r>
+        <w:rPr>
+          <w:rFonts w:ascii="Times New Roman" w:eastAsia="Times New Roman" w:hAnsi="Times New Roman" w:cs="Times New Roman"/>
+          <w:color w:val="000000" w:themeColor="text1"/>
+          <w:sz w:val="24"/>
+          <w:szCs w:val="24"/>
+        </w:rPr>
+        <w:t xml:space="preserve"> </w:t>
+      </w:r>
+      <w:bookmarkStart w:id="0" w:name="_GoBack"/>
+      <w:bookmarkEnd w:id="0"/>
+      <w:r>
+        <w:rPr>
+          <w:rFonts w:ascii="Times New Roman" w:eastAsia="Times New Roman" w:hAnsi="Times New Roman" w:cs="Times New Roman"/>
+          <w:color w:val="000000" w:themeColor="text1"/>
+          <w:sz w:val="24"/>
+          <w:szCs w:val="24"/>
+        </w:rPr>
+        <w:t>композиция.</w:t>
       </w:r>
     </w:p>
     <w:p>
@@ -4019,7 +4039,7 @@
           <w:sz w:val="24"/>
           <w:szCs w:val="24"/>
         </w:rPr>
-        <w:t>В модела Category полето parent_id сочи към друга категория. Това създава постоянна логическа връзка между обекти от един и същи тип, без да се притежават взаимно. Така се изгражда йерархична структура чрез асоциация.</w:t>
+        <w:t>В модела Category полето parent_id сочи към друга категория. Това изгражда йерархична структура чрез асоциация между обекти от един и същи тип, без да се притежават взаимно.</w:t>
       </w:r>
     </w:p>
     <w:p>
@@ -4044,7 +4064,6 @@
           <w:sz w:val="24"/>
           <w:szCs w:val="24"/>
         </w:rPr>
-        <w:lastRenderedPageBreak/>
         <w:t>Делегация</w:t>
       </w:r>
     </w:p>
@@ -4066,14 +4085,14 @@
           <w:sz w:val="24"/>
           <w:szCs w:val="24"/>
         </w:rPr>
-        <w:t>CategoryController делегира специализирани задачи към външни компоненти:</w:t>
+        <w:t>Контролерът делегира специализирани задачи към външни компоненти:</w:t>
       </w:r>
     </w:p>
     <w:p>
       <w:pPr>
         <w:numPr>
           <w:ilvl w:val="0"/>
-          <w:numId w:val="47"/>
+          <w:numId w:val="49"/>
         </w:numPr>
         <w:spacing w:line="360" w:lineRule="auto"/>
         <w:jc w:val="both"/>
@@ -4091,34 +4110,14 @@
           <w:sz w:val="24"/>
           <w:szCs w:val="24"/>
         </w:rPr>
-        <w:t xml:space="preserve">валидацията → </w:t>
-      </w:r>
-      <w:r>
-        <w:rPr>
-          <w:rFonts w:ascii="Times New Roman" w:eastAsia="Times New Roman" w:hAnsi="Times New Roman" w:cs="Times New Roman"/>
-          <w:b/>
-          <w:bCs/>
-          <w:color w:val="000000" w:themeColor="text1"/>
-          <w:sz w:val="24"/>
-          <w:szCs w:val="24"/>
-        </w:rPr>
-        <w:t>CategoryValidator</w:t>
-      </w:r>
-      <w:r>
-        <w:rPr>
-          <w:rFonts w:ascii="Times New Roman" w:eastAsia="Times New Roman" w:hAnsi="Times New Roman" w:cs="Times New Roman"/>
-          <w:color w:val="000000" w:themeColor="text1"/>
-          <w:sz w:val="24"/>
-          <w:szCs w:val="24"/>
-        </w:rPr>
-        <w:t>,</w:t>
+        <w:t>валидация → CategoryValidator</w:t>
       </w:r>
     </w:p>
     <w:p>
       <w:pPr>
         <w:numPr>
           <w:ilvl w:val="0"/>
-          <w:numId w:val="47"/>
+          <w:numId w:val="49"/>
         </w:numPr>
         <w:spacing w:line="360" w:lineRule="auto"/>
         <w:jc w:val="both"/>
@@ -4136,34 +4135,15 @@
           <w:sz w:val="24"/>
           <w:szCs w:val="24"/>
         </w:rPr>
-        <w:t xml:space="preserve">съхранението → абстрактния слой </w:t>
-      </w:r>
-      <w:r>
-        <w:rPr>
-          <w:rFonts w:ascii="Times New Roman" w:eastAsia="Times New Roman" w:hAnsi="Times New Roman" w:cs="Times New Roman"/>
-          <w:b/>
-          <w:bCs/>
-          <w:color w:val="000000" w:themeColor="text1"/>
-          <w:sz w:val="24"/>
-          <w:szCs w:val="24"/>
-        </w:rPr>
-        <w:t>Repo</w:t>
-      </w:r>
-      <w:r>
-        <w:rPr>
-          <w:rFonts w:ascii="Times New Roman" w:eastAsia="Times New Roman" w:hAnsi="Times New Roman" w:cs="Times New Roman"/>
-          <w:color w:val="000000" w:themeColor="text1"/>
-          <w:sz w:val="24"/>
-          <w:szCs w:val="24"/>
-        </w:rPr>
-        <w:t>,</w:t>
+        <w:lastRenderedPageBreak/>
+        <w:t>рекурсивни операции и статистики → filters.category_functions (get_all_children_ids, get_category_stats)</w:t>
       </w:r>
     </w:p>
     <w:p>
       <w:pPr>
         <w:numPr>
           <w:ilvl w:val="0"/>
-          <w:numId w:val="47"/>
+          <w:numId w:val="49"/>
         </w:numPr>
         <w:spacing w:line="360" w:lineRule="auto"/>
         <w:jc w:val="both"/>
@@ -4181,7 +4161,7 @@
           <w:sz w:val="24"/>
           <w:szCs w:val="24"/>
         </w:rPr>
-        <w:t>филтрирането и анализа → външни модули като category_filters и category_analytics.</w:t>
+        <w:t>запис и зареждане → базовия AbstractController</w:t>
       </w:r>
     </w:p>
     <w:p>
@@ -4202,7 +4182,7 @@
           <w:sz w:val="24"/>
           <w:szCs w:val="24"/>
         </w:rPr>
-        <w:t>Това позволява контролерът да остане лек.</w:t>
+        <w:t>Така контролерът остава лек и фокусиран.</w:t>
       </w:r>
     </w:p>
     <w:p>
@@ -4236,19 +4216,21 @@
         <w:jc w:val="both"/>
         <w:rPr>
           <w:rFonts w:ascii="Times New Roman" w:eastAsia="Times New Roman" w:hAnsi="Times New Roman" w:cs="Times New Roman"/>
-          <w:color w:val="000000" w:themeColor="text1"/>
-          <w:sz w:val="24"/>
-          <w:szCs w:val="24"/>
-        </w:rPr>
-      </w:pPr>
-      <w:r>
-        <w:rPr>
-          <w:rFonts w:ascii="Times New Roman" w:eastAsia="Times New Roman" w:hAnsi="Times New Roman" w:cs="Times New Roman"/>
-          <w:color w:val="000000" w:themeColor="text1"/>
-          <w:sz w:val="24"/>
-          <w:szCs w:val="24"/>
-        </w:rPr>
-        <w:t>В метода remove() контролерът приема product_controller като аргумент. Той не го притежава, а го използва временно за проверка на зависимости. Това е пример за агрегация — по-слаба форма на връзка между обекти.</w:t>
+          <w:b/>
+          <w:bCs/>
+          <w:color w:val="000000" w:themeColor="text1"/>
+          <w:sz w:val="24"/>
+          <w:szCs w:val="24"/>
+        </w:rPr>
+      </w:pPr>
+      <w:r>
+        <w:rPr>
+          <w:rFonts w:ascii="Times New Roman" w:eastAsia="Times New Roman" w:hAnsi="Times New Roman" w:cs="Times New Roman"/>
+          <w:color w:val="000000" w:themeColor="text1"/>
+          <w:sz w:val="24"/>
+          <w:szCs w:val="24"/>
+        </w:rPr>
+        <w:t>Методът remove() приема product_controller като аргумент. Контролерът не го притежава, а го използва временно за проверка на зависимости между категории и продукти. Същото важи и за repo, който се подава чрез Dependency Injection.</w:t>
       </w:r>
     </w:p>
     <w:p>
@@ -4298,8 +4280,7 @@
           <w:sz w:val="24"/>
           <w:szCs w:val="24"/>
         </w:rPr>
-        <w:lastRenderedPageBreak/>
-        <w:t>Single Responsibility Principle (S)</w:t>
+        <w:t>S — Single Responsibility Principle</w:t>
       </w:r>
     </w:p>
     <w:p>
@@ -4320,7 +4301,7 @@
           <w:sz w:val="24"/>
           <w:szCs w:val="24"/>
         </w:rPr>
-        <w:t>Контролерът има една основна задача — управление на жизнения цикъл на категориите. Всички допълнителни дейности (валидация, запис, анализи) са изнесени в отделни модули.</w:t>
+        <w:t>CategoryController има една отговорност: управление на жизнения цикъл на категориите. Валидацията, анализите и филтрите са изнесени в отделни модули.</w:t>
       </w:r>
     </w:p>
     <w:p>
@@ -4345,7 +4326,8 @@
           <w:sz w:val="24"/>
           <w:szCs w:val="24"/>
         </w:rPr>
-        <w:t>Open/Closed Principle (O)</w:t>
+        <w:lastRenderedPageBreak/>
+        <w:t>O — Open/Closed Principle</w:t>
       </w:r>
     </w:p>
     <w:p>
@@ -4366,7 +4348,7 @@
           <w:sz w:val="24"/>
           <w:szCs w:val="24"/>
         </w:rPr>
-        <w:t>Структурата позволява добавяне на нови нива на йерархия, нови типове анализи или разширения, без промяна в основния код на контролера. Нови функционалности се добавят чрез разширяване, а не чрез модификация.</w:t>
+        <w:t>Контролерът е отворен за разширяване (нови анализи, нови йерархични нива), но затворен за промяна. Новите функционалности се добавят чрез външни модули, без да се променя основният код.</w:t>
       </w:r>
     </w:p>
     <w:p>
@@ -4391,7 +4373,7 @@
           <w:sz w:val="24"/>
           <w:szCs w:val="24"/>
         </w:rPr>
-        <w:t>Liskov Substitution Principle (L)</w:t>
+        <w:t>L — Liskov Substitution Principle</w:t>
       </w:r>
     </w:p>
     <w:p>
@@ -4412,7 +4394,7 @@
           <w:sz w:val="24"/>
           <w:szCs w:val="24"/>
         </w:rPr>
-        <w:t>CategoryController напълно спазва интерфейса на AbstractController. Това позволява всяка негова инстанция да бъде използвана навсякъде, където се очаква базовият тип, без нарушаване на логиката.</w:t>
+        <w:t>CategoryController напълно спазва интерфейса на AbstractController. Може да бъде използван навсякъде, където се очаква базовият тип, без нарушаване на логиката.</w:t>
       </w:r>
     </w:p>
     <w:p>
@@ -4437,7 +4419,7 @@
           <w:sz w:val="24"/>
           <w:szCs w:val="24"/>
         </w:rPr>
-        <w:t>Interface Segregation Principle (I)</w:t>
+        <w:t>I — Interface Segregation Principle</w:t>
       </w:r>
     </w:p>
     <w:p>
@@ -4458,8 +4440,7 @@
           <w:sz w:val="24"/>
           <w:szCs w:val="24"/>
         </w:rPr>
-        <w:lastRenderedPageBreak/>
-        <w:t>Интерфейсът на AbstractController е минималистичен и не натоварва имплементациите с ненужни методи. Валидацията, статистиката и анализите са отделени в самостоятелни модули, което предотвратява претоварване на контролера.</w:t>
+        <w:t>AbstractController предоставя минимален интерфейс — само методите, които са нужни за работа с данни. Валидацията, статистиката и анализите са отделени в самостоятелни модули.</w:t>
       </w:r>
     </w:p>
     <w:p>
@@ -4484,7 +4465,7 @@
           <w:sz w:val="24"/>
           <w:szCs w:val="24"/>
         </w:rPr>
-        <w:t>Dependency Inversion Principle (D)</w:t>
+        <w:t>D — Dependency Inversion Principle</w:t>
       </w:r>
     </w:p>
     <w:p>
@@ -4505,45 +4486,7 @@
           <w:sz w:val="24"/>
           <w:szCs w:val="24"/>
         </w:rPr>
-        <w:t xml:space="preserve">Контролерът работи с абстракцията </w:t>
-      </w:r>
-      <w:r>
-        <w:rPr>
-          <w:rFonts w:ascii="Times New Roman" w:eastAsia="Times New Roman" w:hAnsi="Times New Roman" w:cs="Times New Roman"/>
-          <w:b/>
-          <w:bCs/>
-          <w:color w:val="000000" w:themeColor="text1"/>
-          <w:sz w:val="24"/>
-          <w:szCs w:val="24"/>
-        </w:rPr>
-        <w:t>Repository</w:t>
-      </w:r>
-      <w:r>
-        <w:rPr>
-          <w:rFonts w:ascii="Times New Roman" w:eastAsia="Times New Roman" w:hAnsi="Times New Roman" w:cs="Times New Roman"/>
-          <w:color w:val="000000" w:themeColor="text1"/>
-          <w:sz w:val="24"/>
-          <w:szCs w:val="24"/>
-        </w:rPr>
-        <w:t>, а не с конкретна реализация (например JSON файл). Repo се подава чрез Dependency Injection, което позволява лесна подмяна на хранилището с база данни или друг тип storage</w:t>
-      </w:r>
-      <w:r>
-        <w:rPr>
-          <w:rFonts w:ascii="Times New Roman" w:eastAsia="Times New Roman" w:hAnsi="Times New Roman" w:cs="Times New Roman"/>
-          <w:color w:val="000000" w:themeColor="text1"/>
-          <w:sz w:val="24"/>
-          <w:szCs w:val="24"/>
-        </w:rPr>
-        <w:t>.</w:t>
-      </w:r>
-      <w:r>
-        <w:rPr>
-          <w:rFonts w:ascii="Times New Roman" w:eastAsia="Times New Roman" w:hAnsi="Times New Roman" w:cs="Times New Roman"/>
-          <w:color w:val="000000" w:themeColor="text1"/>
-          <w:sz w:val="24"/>
-          <w:szCs w:val="24"/>
-        </w:rPr>
-        <w:t xml:space="preserve"> </w:t>
+        <w:t>Контролерът работи с абстракцията repo, подадена чрез Dependency Injection. Това позволява лесна подмяна на хранилището (JSON, база данни, API) без промяна в контролера.</w:t>
       </w:r>
     </w:p>
     <w:p>
@@ -4560,22 +4503,21 @@
       <w:r>
         <w:rPr>
           <w:rFonts w:ascii="Times New Roman" w:eastAsia="Times New Roman" w:hAnsi="Times New Roman" w:cs="Times New Roman"/>
-          <w:b/>
-          <w:bCs/>
-          <w:color w:val="000000" w:themeColor="text1"/>
-          <w:sz w:val="24"/>
-          <w:szCs w:val="24"/>
-        </w:rPr>
-        <w:t>CategoryController</w:t>
-      </w:r>
-      <w:r>
-        <w:rPr>
-          <w:rFonts w:ascii="Times New Roman" w:eastAsia="Times New Roman" w:hAnsi="Times New Roman" w:cs="Times New Roman"/>
-          <w:color w:val="000000" w:themeColor="text1"/>
-          <w:sz w:val="24"/>
-          <w:szCs w:val="24"/>
-        </w:rPr>
-        <w:t xml:space="preserve"> е добре организиран клас, който използва основните принципи на ООП и SOLID. Благодарение на ясно разделените отговорности и използването на абстракция, делегация и композиция, контролерът остава лесен за поддръжка, тестване и разширяване.</w:t>
+          <w:color w:val="000000" w:themeColor="text1"/>
+          <w:sz w:val="24"/>
+          <w:szCs w:val="24"/>
+        </w:rPr>
+        <w:lastRenderedPageBreak/>
+        <w:t>К</w:t>
+      </w:r>
+      <w:r>
+        <w:rPr>
+          <w:rFonts w:ascii="Times New Roman" w:eastAsia="Times New Roman" w:hAnsi="Times New Roman" w:cs="Times New Roman"/>
+          <w:color w:val="000000" w:themeColor="text1"/>
+          <w:sz w:val="24"/>
+          <w:szCs w:val="24"/>
+        </w:rPr>
+        <w:t>онтролерът остава лесен за поддръжка, тестване и разширяване.</w:t>
       </w:r>
     </w:p>
     <w:p>
@@ -4661,7 +4603,6 @@
           <w:sz w:val="24"/>
           <w:szCs w:val="24"/>
         </w:rPr>
-        <w:lastRenderedPageBreak/>
         <w:t>Разширенията добавят аналитични и функционални възможности. Аналитичният модул изчислява ключови финансови показатели и дава по</w:t>
       </w:r>
       <w:r>
@@ -4885,6 +4826,7 @@
           <w:sz w:val="24"/>
           <w:szCs w:val="24"/>
         </w:rPr>
+        <w:lastRenderedPageBreak/>
         <w:t xml:space="preserve">Системата е разработена на </w:t>
       </w:r>
       <w:r>
@@ -4993,16 +4935,7 @@
           <w:sz w:val="24"/>
           <w:szCs w:val="24"/>
         </w:rPr>
-        <w:t xml:space="preserve"> за работа с </w:t>
-      </w:r>
-      <w:r>
-        <w:rPr>
-          <w:rFonts w:ascii="Times New Roman" w:hAnsi="Times New Roman" w:cs="Times New Roman"/>
-          <w:sz w:val="24"/>
-          <w:szCs w:val="24"/>
-        </w:rPr>
-        <w:lastRenderedPageBreak/>
-        <w:t xml:space="preserve">файлове и директории, </w:t>
+        <w:t xml:space="preserve"> за работа с файлове и директории, </w:t>
       </w:r>
       <w:r>
         <w:rPr>
@@ -5256,8 +5189,6 @@
         </w:rPr>
         <w:t>operator123</w:t>
       </w:r>
-      <w:bookmarkStart w:id="0" w:name="_GoBack"/>
-      <w:bookmarkEnd w:id="0"/>
     </w:p>
     <w:p>
       <w:pPr>
@@ -5274,6 +5205,7 @@
           <w:sz w:val="24"/>
           <w:szCs w:val="24"/>
         </w:rPr>
+        <w:lastRenderedPageBreak/>
         <w:t xml:space="preserve">Паролите се въвеждат </w:t>
       </w:r>
       <w:r>
@@ -5310,7 +5242,6 @@
           <w:sz w:val="24"/>
           <w:szCs w:val="24"/>
         </w:rPr>
-        <w:lastRenderedPageBreak/>
         <w:t xml:space="preserve">Системата поддържа разпределена наличност по складови локации и обработва </w:t>
       </w:r>
       <w:r>
@@ -5448,6 +5379,14 @@
           <w:szCs w:val="24"/>
         </w:rPr>
         <w:br/>
+      </w:r>
+      <w:r>
+        <w:rPr>
+          <w:rFonts w:ascii="Times New Roman" w:eastAsia="Times New Roman" w:hAnsi="Times New Roman" w:cs="Times New Roman"/>
+          <w:sz w:val="24"/>
+          <w:szCs w:val="24"/>
+        </w:rPr>
+        <w:lastRenderedPageBreak/>
         <w:t>4. Алгоритъм на Дейкстра – учебни ресурси и лекции по графи.</w:t>
       </w:r>
       <w:r>
@@ -11679,6 +11618,155 @@
     </w:lvl>
   </w:abstractNum>
   <w:abstractNum w:abstractNumId="42" w15:restartNumberingAfterBreak="0">
+    <w:nsid w:val="75E17CFE"/>
+    <w:multiLevelType w:val="multilevel"/>
+    <w:tmpl w:val="C3948036"/>
+    <w:lvl w:ilvl="0">
+      <w:start w:val="1"/>
+      <w:numFmt w:val="bullet"/>
+      <w:lvlText w:val=""/>
+      <w:lvlJc w:val="left"/>
+      <w:pPr>
+        <w:tabs>
+          <w:tab w:val="num" w:pos="720"/>
+        </w:tabs>
+        <w:ind w:left="720" w:hanging="360"/>
+      </w:pPr>
+      <w:rPr>
+        <w:rFonts w:ascii="Symbol" w:hAnsi="Symbol" w:hint="default"/>
+        <w:sz w:val="20"/>
+      </w:rPr>
+    </w:lvl>
+    <w:lvl w:ilvl="1" w:tentative="1">
+      <w:start w:val="1"/>
+      <w:numFmt w:val="bullet"/>
+      <w:lvlText w:val="o"/>
+      <w:lvlJc w:val="left"/>
+      <w:pPr>
+        <w:tabs>
+          <w:tab w:val="num" w:pos="1440"/>
+        </w:tabs>
+        <w:ind w:left="1440" w:hanging="360"/>
+      </w:pPr>
+      <w:rPr>
+        <w:rFonts w:ascii="Courier New" w:hAnsi="Courier New" w:hint="default"/>
+        <w:sz w:val="20"/>
+      </w:rPr>
+    </w:lvl>
+    <w:lvl w:ilvl="2" w:tentative="1">
+      <w:start w:val="1"/>
+      <w:numFmt w:val="bullet"/>
+      <w:lvlText w:val=""/>
+      <w:lvlJc w:val="left"/>
+      <w:pPr>
+        <w:tabs>
+          <w:tab w:val="num" w:pos="2160"/>
+        </w:tabs>
+        <w:ind w:left="2160" w:hanging="360"/>
+      </w:pPr>
+      <w:rPr>
+        <w:rFonts w:ascii="Wingdings" w:hAnsi="Wingdings" w:hint="default"/>
+        <w:sz w:val="20"/>
+      </w:rPr>
+    </w:lvl>
+    <w:lvl w:ilvl="3" w:tentative="1">
+      <w:start w:val="1"/>
+      <w:numFmt w:val="bullet"/>
+      <w:lvlText w:val=""/>
+      <w:lvlJc w:val="left"/>
+      <w:pPr>
+        <w:tabs>
+          <w:tab w:val="num" w:pos="2880"/>
+        </w:tabs>
+        <w:ind w:left="2880" w:hanging="360"/>
+      </w:pPr>
+      <w:rPr>
+        <w:rFonts w:ascii="Wingdings" w:hAnsi="Wingdings" w:hint="default"/>
+        <w:sz w:val="20"/>
+      </w:rPr>
+    </w:lvl>
+    <w:lvl w:ilvl="4" w:tentative="1">
+      <w:start w:val="1"/>
+      <w:numFmt w:val="bullet"/>
+      <w:lvlText w:val=""/>
+      <w:lvlJc w:val="left"/>
+      <w:pPr>
+        <w:tabs>
+          <w:tab w:val="num" w:pos="3600"/>
+        </w:tabs>
+        <w:ind w:left="3600" w:hanging="360"/>
+      </w:pPr>
+      <w:rPr>
+        <w:rFonts w:ascii="Wingdings" w:hAnsi="Wingdings" w:hint="default"/>
+        <w:sz w:val="20"/>
+      </w:rPr>
+    </w:lvl>
+    <w:lvl w:ilvl="5" w:tentative="1">
+      <w:start w:val="1"/>
+      <w:numFmt w:val="bullet"/>
+      <w:lvlText w:val=""/>
+      <w:lvlJc w:val="left"/>
+      <w:pPr>
+        <w:tabs>
+          <w:tab w:val="num" w:pos="4320"/>
+        </w:tabs>
+        <w:ind w:left="4320" w:hanging="360"/>
+      </w:pPr>
+      <w:rPr>
+        <w:rFonts w:ascii="Wingdings" w:hAnsi="Wingdings" w:hint="default"/>
+        <w:sz w:val="20"/>
+      </w:rPr>
+    </w:lvl>
+    <w:lvl w:ilvl="6" w:tentative="1">
+      <w:start w:val="1"/>
+      <w:numFmt w:val="bullet"/>
+      <w:lvlText w:val=""/>
+      <w:lvlJc w:val="left"/>
+      <w:pPr>
+        <w:tabs>
+          <w:tab w:val="num" w:pos="5040"/>
+        </w:tabs>
+        <w:ind w:left="5040" w:hanging="360"/>
+      </w:pPr>
+      <w:rPr>
+        <w:rFonts w:ascii="Wingdings" w:hAnsi="Wingdings" w:hint="default"/>
+        <w:sz w:val="20"/>
+      </w:rPr>
+    </w:lvl>
+    <w:lvl w:ilvl="7" w:tentative="1">
+      <w:start w:val="1"/>
+      <w:numFmt w:val="bullet"/>
+      <w:lvlText w:val=""/>
+      <w:lvlJc w:val="left"/>
+      <w:pPr>
+        <w:tabs>
+          <w:tab w:val="num" w:pos="5760"/>
+        </w:tabs>
+        <w:ind w:left="5760" w:hanging="360"/>
+      </w:pPr>
+      <w:rPr>
+        <w:rFonts w:ascii="Wingdings" w:hAnsi="Wingdings" w:hint="default"/>
+        <w:sz w:val="20"/>
+      </w:rPr>
+    </w:lvl>
+    <w:lvl w:ilvl="8" w:tentative="1">
+      <w:start w:val="1"/>
+      <w:numFmt w:val="bullet"/>
+      <w:lvlText w:val=""/>
+      <w:lvlJc w:val="left"/>
+      <w:pPr>
+        <w:tabs>
+          <w:tab w:val="num" w:pos="6480"/>
+        </w:tabs>
+        <w:ind w:left="6480" w:hanging="360"/>
+      </w:pPr>
+      <w:rPr>
+        <w:rFonts w:ascii="Wingdings" w:hAnsi="Wingdings" w:hint="default"/>
+        <w:sz w:val="20"/>
+      </w:rPr>
+    </w:lvl>
+  </w:abstractNum>
+  <w:abstractNum w:abstractNumId="43" w15:restartNumberingAfterBreak="0">
     <w:nsid w:val="791A3D44"/>
     <w:multiLevelType w:val="multilevel"/>
     <w:tmpl w:val="1EC84AAC"/>
@@ -11827,7 +11915,7 @@
       </w:rPr>
     </w:lvl>
   </w:abstractNum>
-  <w:abstractNum w:abstractNumId="43" w15:restartNumberingAfterBreak="0">
+  <w:abstractNum w:abstractNumId="44" w15:restartNumberingAfterBreak="0">
     <w:nsid w:val="7AF904BD"/>
     <w:multiLevelType w:val="multilevel"/>
     <w:tmpl w:val="0CF42752"/>
@@ -11976,7 +12064,7 @@
       </w:rPr>
     </w:lvl>
   </w:abstractNum>
-  <w:abstractNum w:abstractNumId="44" w15:restartNumberingAfterBreak="0">
+  <w:abstractNum w:abstractNumId="45" w15:restartNumberingAfterBreak="0">
     <w:nsid w:val="7CA068AC"/>
     <w:multiLevelType w:val="multilevel"/>
     <w:tmpl w:val="C1903300"/>
@@ -12125,7 +12213,7 @@
       </w:rPr>
     </w:lvl>
   </w:abstractNum>
-  <w:abstractNum w:abstractNumId="45" w15:restartNumberingAfterBreak="0">
+  <w:abstractNum w:abstractNumId="46" w15:restartNumberingAfterBreak="0">
     <w:nsid w:val="7E59012D"/>
     <w:multiLevelType w:val="multilevel"/>
     <w:tmpl w:val="A8B22364"/>
@@ -12274,7 +12362,7 @@
       </w:rPr>
     </w:lvl>
   </w:abstractNum>
-  <w:abstractNum w:abstractNumId="46" w15:restartNumberingAfterBreak="0">
+  <w:abstractNum w:abstractNumId="47" w15:restartNumberingAfterBreak="0">
     <w:nsid w:val="7E612F8C"/>
     <w:multiLevelType w:val="multilevel"/>
     <w:tmpl w:val="91B0B85C"/>
@@ -12433,10 +12521,10 @@
     <w:abstractNumId w:val="17"/>
   </w:num>
   <w:num w:numId="4">
-    <w:abstractNumId w:val="45"/>
+    <w:abstractNumId w:val="46"/>
   </w:num>
   <w:num w:numId="5">
-    <w:abstractNumId w:val="46"/>
+    <w:abstractNumId w:val="47"/>
   </w:num>
   <w:num w:numId="6">
     <w:abstractNumId w:val="15"/>
@@ -12517,10 +12605,10 @@
     <w:abstractNumId w:val="6"/>
   </w:num>
   <w:num w:numId="32">
-    <w:abstractNumId w:val="44"/>
+    <w:abstractNumId w:val="45"/>
   </w:num>
   <w:num w:numId="33">
-    <w:abstractNumId w:val="43"/>
+    <w:abstractNumId w:val="44"/>
   </w:num>
   <w:num w:numId="34">
     <w:abstractNumId w:val="13"/>
@@ -12576,13 +12664,16 @@
     <w:abstractNumId w:val="30"/>
   </w:num>
   <w:num w:numId="46">
-    <w:abstractNumId w:val="42"/>
+    <w:abstractNumId w:val="43"/>
   </w:num>
   <w:num w:numId="47">
     <w:abstractNumId w:val="38"/>
   </w:num>
   <w:num w:numId="48">
     <w:abstractNumId w:val="32"/>
+  </w:num>
+  <w:num w:numId="49">
+    <w:abstractNumId w:val="42"/>
   </w:num>
   <w:numIdMacAtCleanup w:val="6"/>
 </w:numbering>
@@ -14449,7 +14540,7 @@
 </file>
 
 <file path=customXml/itemProps1.xml><?xml version="1.0" encoding="utf-8"?>
-<ds:datastoreItem xmlns:ds="http://schemas.openxmlformats.org/officeDocument/2006/customXml" ds:itemID="{46C638F3-5F11-4CD4-A8D0-675B054D5476}">
+<ds:datastoreItem xmlns:ds="http://schemas.openxmlformats.org/officeDocument/2006/customXml" ds:itemID="{612C3387-6446-4C73-87C7-2B15FF868DE6}">
   <ds:schemaRefs>
     <ds:schemaRef ds:uri="http://schemas.openxmlformats.org/officeDocument/2006/bibliography"/>
   </ds:schemaRefs>

--- a/documentation/Warehouse Inventory Management System (WIMS)_Siyka.docx
+++ b/documentation/Warehouse Inventory Management System (WIMS)_Siyka.docx
@@ -545,7 +545,7 @@
           <w:sz w:val="24"/>
           <w:szCs w:val="24"/>
         </w:rPr>
-        <w:t>Системата събира всички складови операции на едно място, премахва ръчната работа и намалява грешките. Осигурява бърза работа, надеждно записване на данните и полезни аналитични и финансови справки, а гъвкавата ѝ архитектура позволява лесно разширяване в бъдеще.</w:t>
+        <w:t>Системата обединява всички складови операции, намалява ръчната работа и грешките. Осигурява бърза и надеждна обработка на данните, предлага аналитични и финансови справки и има гъвкава архитектура за лесно бъдещо разширяване.</w:t>
       </w:r>
     </w:p>
     <w:p>
@@ -1545,52 +1545,43 @@
           <w:szCs w:val="24"/>
         </w:rPr>
         <w:lastRenderedPageBreak/>
-        <w:t>Изгледът „Отчети“ показва основните данни от системата в таблици и карти, като дава преглед на движения, доставки, продажби и подробна информация за всеки продукт.</w:t>
-      </w:r>
-      <w:r>
-        <w:rPr>
-          <w:rFonts w:ascii="Times New Roman" w:eastAsia="Times New Roman" w:hAnsi="Times New Roman" w:cs="Times New Roman"/>
-          <w:sz w:val="24"/>
-          <w:szCs w:val="24"/>
-        </w:rPr>
-        <w:t xml:space="preserve"> </w:t>
-      </w:r>
-      <w:r>
-        <w:rPr>
-          <w:rFonts w:ascii="Times New Roman" w:eastAsia="Times New Roman" w:hAnsi="Times New Roman" w:cs="Times New Roman"/>
-          <w:sz w:val="24"/>
-          <w:szCs w:val="24"/>
-        </w:rPr>
-        <w:t>Методът format_card показва разпределението по складове, общата наличност, средни цени, разходи, приходи и последното движение.</w:t>
-      </w:r>
-    </w:p>
-    <w:p>
-      <w:pPr>
-        <w:spacing w:before="100" w:beforeAutospacing="1" w:after="100" w:afterAutospacing="1" w:line="360" w:lineRule="auto"/>
-        <w:jc w:val="both"/>
-        <w:outlineLvl w:val="0"/>
-        <w:rPr>
-          <w:rFonts w:ascii="Times New Roman" w:eastAsia="Times New Roman" w:hAnsi="Times New Roman" w:cs="Times New Roman"/>
-          <w:sz w:val="24"/>
-          <w:szCs w:val="24"/>
-        </w:rPr>
-      </w:pPr>
-      <w:r>
-        <w:rPr>
-          <w:rFonts w:ascii="Times New Roman" w:eastAsia="Times New Roman" w:hAnsi="Times New Roman" w:cs="Times New Roman"/>
-          <w:sz w:val="24"/>
-          <w:szCs w:val="24"/>
-        </w:rPr>
-        <w:t>Модулът поддържа алгоритмично сортиране чрез Merge Sort и Quick Sort, което позволява бърза идентификация на критично ниски или прекомерни количества. Навигацията между справките се осъществява чрез обектно</w:t>
-      </w:r>
-      <w:r>
-        <w:rPr>
-          <w:rFonts w:ascii="Times New Roman" w:eastAsia="Times New Roman" w:hAnsi="Times New Roman" w:cs="Times New Roman"/>
-          <w:sz w:val="24"/>
-          <w:szCs w:val="24"/>
-        </w:rPr>
-        <w:noBreakHyphen/>
-        <w:t>ориентирано меню (Menu, MenuItem), което осигурява интуитивен достъп до всички аналитични функции.</w:t>
+        <w:t xml:space="preserve">Изгледът „Отчети“ показва основните данни в таблици и карти — движения, доставки, продажби и детайлна информация за продуктите. Методът format_card визуализира разпределението по складове, наличностите, средни цени, разходи, приходи и последното движение. Модулът използва </w:t>
+      </w:r>
+      <w:r>
+        <w:rPr>
+          <w:rFonts w:ascii="Times New Roman" w:eastAsia="Times New Roman" w:hAnsi="Times New Roman" w:cs="Times New Roman"/>
+          <w:b/>
+          <w:bCs/>
+          <w:sz w:val="24"/>
+          <w:szCs w:val="24"/>
+        </w:rPr>
+        <w:t>Merge Sort</w:t>
+      </w:r>
+      <w:r>
+        <w:rPr>
+          <w:rFonts w:ascii="Times New Roman" w:eastAsia="Times New Roman" w:hAnsi="Times New Roman" w:cs="Times New Roman"/>
+          <w:sz w:val="24"/>
+          <w:szCs w:val="24"/>
+        </w:rPr>
+        <w:t xml:space="preserve"> и </w:t>
+      </w:r>
+      <w:r>
+        <w:rPr>
+          <w:rFonts w:ascii="Times New Roman" w:eastAsia="Times New Roman" w:hAnsi="Times New Roman" w:cs="Times New Roman"/>
+          <w:b/>
+          <w:bCs/>
+          <w:sz w:val="24"/>
+          <w:szCs w:val="24"/>
+        </w:rPr>
+        <w:t>Quick Sort</w:t>
+      </w:r>
+      <w:r>
+        <w:rPr>
+          <w:rFonts w:ascii="Times New Roman" w:eastAsia="Times New Roman" w:hAnsi="Times New Roman" w:cs="Times New Roman"/>
+          <w:sz w:val="24"/>
+          <w:szCs w:val="24"/>
+        </w:rPr>
+        <w:t xml:space="preserve"> за бързо откриване на критично ниски или прекомерни количества.</w:t>
       </w:r>
     </w:p>
     <w:p>
@@ -1779,7 +1770,6 @@
           <w:sz w:val="24"/>
           <w:szCs w:val="24"/>
         </w:rPr>
-        <w:lastRenderedPageBreak/>
         <w:t>MOVE</w:t>
       </w:r>
       <w:r>
@@ -1811,7 +1801,17 @@
           <w:sz w:val="24"/>
           <w:szCs w:val="24"/>
         </w:rPr>
-        <w:t>Модулът за справки комбинира данни от JSON файловете и изчислява ключови оперативни и финансови показатели: средни цени, разходи, приходи, последно движение и разпределение по складове. Поддържа филтриране и динамично сортиране, което улеснява вземането на решения и предотвратява некоректни операции като продажба на неналични количества.</w:t>
+        <w:t xml:space="preserve">Модулът за справки комбинира данни от JSON файловете и изчислява ключови оперативни и финансови показатели: средни цени, разходи, приходи, последно движение и разпределение по складове. Поддържа </w:t>
+      </w:r>
+      <w:r>
+        <w:rPr>
+          <w:rFonts w:ascii="Times New Roman" w:eastAsia="Times New Roman" w:hAnsi="Times New Roman" w:cs="Times New Roman"/>
+          <w:color w:val="000000" w:themeColor="text1"/>
+          <w:sz w:val="24"/>
+          <w:szCs w:val="24"/>
+        </w:rPr>
+        <w:lastRenderedPageBreak/>
+        <w:t>филтриране и динамично сортиране, което улеснява вземането на решения и предотвратява некоректни операции като продажба на неналични количества.</w:t>
       </w:r>
       <w:r>
         <w:rPr>
@@ -1830,22 +1830,13 @@
         <w:outlineLvl w:val="0"/>
         <w:rPr>
           <w:rFonts w:ascii="Times New Roman" w:eastAsia="Times New Roman" w:hAnsi="Times New Roman" w:cs="Times New Roman"/>
-          <w:color w:val="000000" w:themeColor="text1"/>
-          <w:sz w:val="24"/>
-          <w:szCs w:val="24"/>
-        </w:rPr>
-      </w:pPr>
-      <w:r>
-        <w:rPr>
-          <w:rFonts w:ascii="Times New Roman" w:eastAsia="Times New Roman" w:hAnsi="Times New Roman" w:cs="Times New Roman"/>
           <w:b/>
           <w:bCs/>
           <w:color w:val="C00000"/>
           <w:sz w:val="28"/>
           <w:szCs w:val="28"/>
         </w:rPr>
-        <w:t>8</w:t>
-      </w:r>
+      </w:pPr>
       <w:r>
         <w:rPr>
           <w:rFonts w:ascii="Times New Roman" w:eastAsia="Times New Roman" w:hAnsi="Times New Roman" w:cs="Times New Roman"/>
@@ -1855,7 +1846,7 @@
           <w:sz w:val="28"/>
           <w:szCs w:val="28"/>
         </w:rPr>
-        <w:t>.</w:t>
+        <w:t>8</w:t>
       </w:r>
       <w:r>
         <w:rPr>
@@ -1866,7 +1857,7 @@
           <w:sz w:val="28"/>
           <w:szCs w:val="28"/>
         </w:rPr>
-        <w:t xml:space="preserve"> Нефункционални характеристики</w:t>
+        <w:t>.</w:t>
       </w:r>
       <w:r>
         <w:rPr>
@@ -1877,7 +1868,51 @@
           <w:sz w:val="28"/>
           <w:szCs w:val="28"/>
         </w:rPr>
+        <w:t xml:space="preserve"> Нефункционални характеристики</w:t>
+      </w:r>
+      <w:r>
+        <w:rPr>
+          <w:rFonts w:ascii="Times New Roman" w:eastAsia="Times New Roman" w:hAnsi="Times New Roman" w:cs="Times New Roman"/>
+          <w:b/>
+          <w:bCs/>
+          <w:color w:val="C00000"/>
+          <w:sz w:val="28"/>
+          <w:szCs w:val="28"/>
+        </w:rPr>
         <w:t xml:space="preserve"> </w:t>
+      </w:r>
+    </w:p>
+    <w:p>
+      <w:pPr>
+        <w:spacing w:before="100" w:beforeAutospacing="1" w:after="100" w:afterAutospacing="1" w:line="360" w:lineRule="auto"/>
+        <w:jc w:val="both"/>
+        <w:outlineLvl w:val="0"/>
+        <w:rPr>
+          <w:rFonts w:ascii="Times New Roman" w:eastAsia="Times New Roman" w:hAnsi="Times New Roman" w:cs="Times New Roman"/>
+          <w:color w:val="C00000"/>
+          <w:sz w:val="24"/>
+          <w:szCs w:val="24"/>
+        </w:rPr>
+      </w:pPr>
+      <w:r>
+        <w:rPr>
+          <w:rFonts w:ascii="Times New Roman" w:eastAsia="Times New Roman" w:hAnsi="Times New Roman" w:cs="Times New Roman"/>
+          <w:b/>
+          <w:bCs/>
+          <w:color w:val="C00000"/>
+          <w:sz w:val="24"/>
+          <w:szCs w:val="24"/>
+        </w:rPr>
+        <w:t xml:space="preserve"> </w:t>
+      </w:r>
+      <w:r>
+        <w:rPr>
+          <w:rFonts w:ascii="Times New Roman" w:eastAsia="Times New Roman" w:hAnsi="Times New Roman" w:cs="Times New Roman"/>
+          <w:color w:val="000000" w:themeColor="text1"/>
+          <w:sz w:val="24"/>
+          <w:szCs w:val="24"/>
+        </w:rPr>
+        <w:t>Системата осигурява бърза и стабилна работа, гарантира сигурност чрез хеширане на пароли и ролеви достъп, а надеждност — чрез ясни съобщения при грешки и защита от невалидни действия. Данните се съхраняват последователно в JSON файлове, а модулната архитектура улеснява поддръжката и бъдещото разширяване.</w:t>
       </w:r>
     </w:p>
     <w:p>
@@ -1893,34 +1928,6 @@
       </w:pPr>
       <w:r>
         <w:rPr>
-          <w:rFonts w:ascii="Times New Roman" w:hAnsi="Times New Roman" w:cs="Times New Roman"/>
-          <w:sz w:val="24"/>
-          <w:szCs w:val="24"/>
-        </w:rPr>
-        <w:t>Системата осигурява бърза работа и стабилност на изгледите. Сигурността се гарантира чрез хеширане на пароли и ролеви достъп, а надеждността — чрез ясни съобщения при грешки и защита срещу невалидни действия. Данните се съхраняват последователно в JSON файлове, а модулната архитектура улеснява поддръжката и бъдещото разширяване.</w:t>
-      </w:r>
-      <w:r>
-        <w:rPr>
-          <w:rFonts w:ascii="Times New Roman" w:hAnsi="Times New Roman" w:cs="Times New Roman"/>
-          <w:sz w:val="24"/>
-          <w:szCs w:val="24"/>
-        </w:rPr>
-        <w:t xml:space="preserve"> </w:t>
-      </w:r>
-    </w:p>
-    <w:p>
-      <w:pPr>
-        <w:spacing w:line="360" w:lineRule="auto"/>
-        <w:jc w:val="both"/>
-        <w:outlineLvl w:val="0"/>
-        <w:rPr>
-          <w:rFonts w:ascii="Times New Roman" w:hAnsi="Times New Roman" w:cs="Times New Roman"/>
-          <w:sz w:val="24"/>
-          <w:szCs w:val="24"/>
-        </w:rPr>
-      </w:pPr>
-      <w:r>
-        <w:rPr>
           <w:rFonts w:ascii="Times New Roman" w:eastAsia="Times New Roman" w:hAnsi="Times New Roman" w:cs="Times New Roman"/>
           <w:b/>
           <w:bCs/>
@@ -1970,8 +1977,16 @@
           <w:sz w:val="24"/>
           <w:szCs w:val="24"/>
         </w:rPr>
+        <w:t xml:space="preserve">Архитектурата следва MVC модел. Presentation Layer визуализира интерфейса, Business Logic Layer реализира логиката чрез контролери, Validators проверяват входните данни, а Data Layer съхранява </w:t>
+      </w:r>
+      <w:r>
+        <w:rPr>
+          <w:rFonts w:ascii="Times New Roman" w:eastAsia="Times New Roman" w:hAnsi="Times New Roman" w:cs="Times New Roman"/>
+          <w:sz w:val="24"/>
+          <w:szCs w:val="24"/>
+        </w:rPr>
         <w:lastRenderedPageBreak/>
-        <w:t>Архитектурата следва MVC модел. Presentation Layer визуализира интерфейса, Business Logic Layer реализира логиката чрез контролери, Validators проверяват входните данни, а Data Layer съхранява информацията в JSON файлове. Algorithms Layer предоставя допълнителни алгоритми, включително намиране на най</w:t>
+        <w:t>информацията в JSON файлове. Algorithms Layer предоставя допълнителни алгоритми, включително намиране на най</w:t>
       </w:r>
       <w:r>
         <w:rPr>
@@ -2085,15 +2100,22 @@
           <w:szCs w:val="24"/>
         </w:rPr>
         <w:br/>
-        <w:t xml:space="preserve">/filters /     - Пакетът е част от Business Logic Layer (Слоя на бизнес логиката). Той съдържа логика за интелигентно филтриране и многокритерийно търсене на продукти, </w:t>
-      </w:r>
-      <w:r>
-        <w:rPr>
-          <w:rFonts w:ascii="Times New Roman" w:eastAsia="Times New Roman" w:hAnsi="Times New Roman" w:cs="Times New Roman"/>
-          <w:sz w:val="24"/>
-          <w:szCs w:val="24"/>
-        </w:rPr>
-        <w:br/>
+        <w:t>/filters /     - Пакетът е част от Business Logic Layer (Слоя на бизнес логиката). Той съдържа логика за филтриране и многокритерийно търсене на продукти,</w:t>
+      </w:r>
+      <w:r>
+        <w:rPr>
+          <w:rFonts w:ascii="Times New Roman" w:eastAsia="Times New Roman" w:hAnsi="Times New Roman" w:cs="Times New Roman"/>
+          <w:sz w:val="24"/>
+          <w:szCs w:val="24"/>
+        </w:rPr>
+        <w:t xml:space="preserve"> </w:t>
+      </w:r>
+      <w:r>
+        <w:rPr>
+          <w:rFonts w:ascii="Times New Roman" w:eastAsia="Times New Roman" w:hAnsi="Times New Roman" w:cs="Times New Roman"/>
+          <w:sz w:val="24"/>
+          <w:szCs w:val="24"/>
+        </w:rPr>
         <w:t>както и алгоритми за динамично сортиране и статистически анализ на данните.</w:t>
       </w:r>
     </w:p>
@@ -2113,7 +2135,6 @@
           <w:sz w:val="24"/>
           <w:szCs w:val="24"/>
         </w:rPr>
-        <w:lastRenderedPageBreak/>
         <w:t xml:space="preserve">  /</w:t>
       </w:r>
       <w:r>
@@ -2150,6 +2171,14 @@
           <w:szCs w:val="24"/>
         </w:rPr>
         <w:br/>
+      </w:r>
+      <w:r>
+        <w:rPr>
+          <w:rFonts w:ascii="Times New Roman" w:eastAsia="Times New Roman" w:hAnsi="Times New Roman" w:cs="Times New Roman"/>
+          <w:sz w:val="24"/>
+          <w:szCs w:val="24"/>
+        </w:rPr>
+        <w:lastRenderedPageBreak/>
         <w:t>/graph/       - Алгоритмичен модул (Dijkstra за локации)</w:t>
       </w:r>
       <w:r>
@@ -2352,7 +2381,6 @@
           <w:sz w:val="24"/>
           <w:szCs w:val="24"/>
         </w:rPr>
-        <w:lastRenderedPageBreak/>
         <w:t>Описва складовите артикули чрез име, мерна единица, цена и категории. Генерира UUID, поддържа история на промените и позволява JSON сериализация.</w:t>
       </w:r>
     </w:p>
@@ -2379,6 +2407,7 @@
           <w:sz w:val="24"/>
           <w:szCs w:val="24"/>
         </w:rPr>
+        <w:lastRenderedPageBreak/>
         <w:t>Supplier</w:t>
       </w:r>
     </w:p>
@@ -2497,7 +2526,6 @@
           <w:sz w:val="24"/>
           <w:szCs w:val="24"/>
         </w:rPr>
-        <w:lastRenderedPageBreak/>
         <w:t>Дефинира складовите локации чрез име, зона, капацитет и уникален код. Участва в графа за изчисляване на най</w:t>
       </w:r>
       <w:r>
@@ -2556,6 +2584,7 @@
           <w:sz w:val="24"/>
           <w:szCs w:val="24"/>
         </w:rPr>
+        <w:lastRenderedPageBreak/>
         <w:t>Регистрира складови операции (IN, OUT, MOVE), съхранявайки продукт, количества, време и участващи локации. Осигурява пълна проследимост на стоките.</w:t>
       </w:r>
     </w:p>
@@ -2652,7 +2681,6 @@
           <w:sz w:val="24"/>
           <w:szCs w:val="24"/>
         </w:rPr>
-        <w:lastRenderedPageBreak/>
         <w:t xml:space="preserve">Агрегира и структурира данни за визуализация на наличности, доставки и продажби. Използва се за генериране на справки в реално време. </w:t>
       </w:r>
     </w:p>
@@ -2738,6 +2766,7 @@
           <w:sz w:val="24"/>
           <w:szCs w:val="24"/>
         </w:rPr>
+        <w:lastRenderedPageBreak/>
         <w:t>Управлява жизнения цикъл на категориите, включително създаване, редактиране и поддържане на йерархичната структура. Осигурява коректни родителски връзки и предотвратява логически цикли. Интегрира валидатори за уникалност и аналитични модули, като служи за свързващо звено между данните и потребителския интерфейс.</w:t>
       </w:r>
     </w:p>
@@ -2786,17 +2815,7 @@
           <w:sz w:val="24"/>
           <w:szCs w:val="24"/>
         </w:rPr>
-        <w:t xml:space="preserve">Отговаря за управлението на продуктовия каталог, като прилага бизнес правила при добавяне, редактиране и изтриване на артикули. Поддържа външни алгоритми за филтриране и сортиране (Merge </w:t>
-      </w:r>
-      <w:r>
-        <w:rPr>
-          <w:rFonts w:ascii="Times New Roman" w:eastAsia="Times New Roman" w:hAnsi="Times New Roman" w:cs="Times New Roman"/>
-          <w:color w:val="000000" w:themeColor="text1"/>
-          <w:sz w:val="24"/>
-          <w:szCs w:val="24"/>
-        </w:rPr>
-        <w:lastRenderedPageBreak/>
-        <w:t>Sort, Quick Sort), които позволяват ефективно организиране и откриване на продукти по различни критерии.</w:t>
+        <w:t>Отговаря за управлението на продуктовия каталог, като прилага бизнес правила при добавяне, редактиране и изтриване на артикули. Поддържа външни алгоритми за филтриране и сортиране (Merge Sort, Quick Sort), които позволяват ефективно организиране и откриване на продукти по различни критерии.</w:t>
       </w:r>
     </w:p>
     <w:p>
@@ -2844,6 +2863,7 @@
           <w:sz w:val="24"/>
           <w:szCs w:val="24"/>
         </w:rPr>
+        <w:lastRenderedPageBreak/>
         <w:t>Управлява потребителските профили, включително регистрация, автентикация, ролеви права и статус на акаунта. Осигурява защита на данните чрез хеширане на пароли и поддържа административни операции за промяна на роли и достъп.</w:t>
       </w:r>
     </w:p>
@@ -2940,7 +2960,6 @@
           <w:sz w:val="24"/>
           <w:szCs w:val="24"/>
         </w:rPr>
-        <w:lastRenderedPageBreak/>
         <w:t>Администрира складовите локации, включително зона, капацитет и навигационни кодове. Прилага бизнес логика, която предотвратява изтриването на локации с налична стока, и поддържа данните, необходими за алгоритъма за най</w:t>
       </w:r>
       <w:r>
@@ -2977,6 +2996,7 @@
           <w:sz w:val="24"/>
           <w:szCs w:val="24"/>
         </w:rPr>
+        <w:lastRenderedPageBreak/>
         <w:t>InventoryController</w:t>
       </w:r>
     </w:p>
@@ -3073,7 +3093,6 @@
           <w:sz w:val="24"/>
           <w:szCs w:val="24"/>
         </w:rPr>
-        <w:lastRenderedPageBreak/>
         <w:t>InvoiceController</w:t>
       </w:r>
     </w:p>
@@ -3096,6 +3115,7 @@
           <w:sz w:val="24"/>
           <w:szCs w:val="24"/>
         </w:rPr>
+        <w:lastRenderedPageBreak/>
         <w:t>Автоматизира финансовото документиране на продажбите чрез генериране на фактури от OUT операции. Поддържа история на транзакциите, управление на статуси и коректно отразяване на цените и клиентските данни.</w:t>
       </w:r>
     </w:p>
@@ -3220,7 +3240,6 @@
           <w:sz w:val="24"/>
           <w:szCs w:val="24"/>
         </w:rPr>
-        <w:lastRenderedPageBreak/>
         <w:t>ProductController</w:t>
       </w:r>
       <w:r>
@@ -3278,6 +3297,7 @@
           <w:sz w:val="24"/>
           <w:szCs w:val="24"/>
         </w:rPr>
+        <w:lastRenderedPageBreak/>
         <w:t>MovementController</w:t>
       </w:r>
       <w:r>
@@ -3461,6 +3481,8 @@
         </w:rPr>
         <w:t xml:space="preserve"> </w:t>
       </w:r>
+      <w:bookmarkStart w:id="0" w:name="_GoBack"/>
+      <w:bookmarkEnd w:id="0"/>
     </w:p>
     <w:p>
       <w:pPr>
@@ -3661,37 +3683,23 @@
         <w:jc w:val="both"/>
         <w:rPr>
           <w:rFonts w:ascii="Times New Roman" w:eastAsia="Times New Roman" w:hAnsi="Times New Roman" w:cs="Times New Roman"/>
-          <w:color w:val="000000" w:themeColor="text1"/>
-          <w:sz w:val="24"/>
-          <w:szCs w:val="24"/>
-        </w:rPr>
-      </w:pPr>
-      <w:r>
-        <w:rPr>
-          <w:rFonts w:ascii="Times New Roman" w:eastAsia="Times New Roman" w:hAnsi="Times New Roman" w:cs="Times New Roman"/>
-          <w:color w:val="000000" w:themeColor="text1"/>
-          <w:sz w:val="24"/>
-          <w:szCs w:val="24"/>
-        </w:rPr>
-        <w:t>CategoryController служи като</w:t>
-      </w:r>
-      <w:r>
-        <w:rPr>
-          <w:rFonts w:ascii="Times New Roman" w:eastAsia="Times New Roman" w:hAnsi="Times New Roman" w:cs="Times New Roman"/>
-          <w:color w:val="000000" w:themeColor="text1"/>
-          <w:sz w:val="24"/>
-          <w:szCs w:val="24"/>
-        </w:rPr>
-        <w:t xml:space="preserve"> </w:t>
-      </w:r>
-      <w:r>
-        <w:rPr>
-          <w:rFonts w:ascii="Times New Roman" w:eastAsia="Times New Roman" w:hAnsi="Times New Roman" w:cs="Times New Roman"/>
-          <w:color w:val="000000" w:themeColor="text1"/>
-          <w:sz w:val="24"/>
-          <w:szCs w:val="24"/>
-        </w:rPr>
-        <w:t>пример, демонстриращ как системата прилага тези концепции в реална, модулна и устойчива софтуерна структура.</w:t>
+          <w:b/>
+          <w:bCs/>
+          <w:color w:val="000000" w:themeColor="text1"/>
+          <w:sz w:val="24"/>
+          <w:szCs w:val="24"/>
+        </w:rPr>
+      </w:pPr>
+      <w:r>
+        <w:rPr>
+          <w:rFonts w:ascii="Times New Roman" w:eastAsia="Times New Roman" w:hAnsi="Times New Roman" w:cs="Times New Roman"/>
+          <w:b/>
+          <w:bCs/>
+          <w:color w:val="000000" w:themeColor="text1"/>
+          <w:sz w:val="24"/>
+          <w:szCs w:val="24"/>
+        </w:rPr>
+        <w:t>I. Основни ООП стълбове</w:t>
       </w:r>
     </w:p>
     <w:p>
@@ -3716,7 +3724,7 @@
           <w:sz w:val="24"/>
           <w:szCs w:val="24"/>
         </w:rPr>
-        <w:t>I. Основни ООП стълбове</w:t>
+        <w:t>Абстракция</w:t>
       </w:r>
     </w:p>
     <w:p>
@@ -3725,23 +3733,19 @@
         <w:jc w:val="both"/>
         <w:rPr>
           <w:rFonts w:ascii="Times New Roman" w:eastAsia="Times New Roman" w:hAnsi="Times New Roman" w:cs="Times New Roman"/>
-          <w:b/>
-          <w:bCs/>
-          <w:color w:val="000000" w:themeColor="text1"/>
-          <w:sz w:val="24"/>
-          <w:szCs w:val="24"/>
-        </w:rPr>
-      </w:pPr>
-      <w:r>
-        <w:rPr>
-          <w:rFonts w:ascii="Times New Roman" w:eastAsia="Times New Roman" w:hAnsi="Times New Roman" w:cs="Times New Roman"/>
-          <w:b/>
-          <w:bCs/>
-          <w:color w:val="000000" w:themeColor="text1"/>
-          <w:sz w:val="24"/>
-          <w:szCs w:val="24"/>
-        </w:rPr>
-        <w:t>Абстракция</w:t>
+          <w:color w:val="000000" w:themeColor="text1"/>
+          <w:sz w:val="24"/>
+          <w:szCs w:val="24"/>
+        </w:rPr>
+      </w:pPr>
+      <w:r>
+        <w:rPr>
+          <w:rFonts w:ascii="Times New Roman" w:eastAsia="Times New Roman" w:hAnsi="Times New Roman" w:cs="Times New Roman"/>
+          <w:color w:val="000000" w:themeColor="text1"/>
+          <w:sz w:val="24"/>
+          <w:szCs w:val="24"/>
+        </w:rPr>
+        <w:t>CategoryController наследява AbstractController, който предоставя общи операции за зареждане, запис и сериализация на данни. Контролерът добавя само логиката, специфична за категориите, като скрива техническите детайли от останалата част на системата.</w:t>
       </w:r>
     </w:p>
     <w:p>
@@ -3750,19 +3754,23 @@
         <w:jc w:val="both"/>
         <w:rPr>
           <w:rFonts w:ascii="Times New Roman" w:eastAsia="Times New Roman" w:hAnsi="Times New Roman" w:cs="Times New Roman"/>
-          <w:color w:val="000000" w:themeColor="text1"/>
-          <w:sz w:val="24"/>
-          <w:szCs w:val="24"/>
-        </w:rPr>
-      </w:pPr>
-      <w:r>
-        <w:rPr>
-          <w:rFonts w:ascii="Times New Roman" w:eastAsia="Times New Roman" w:hAnsi="Times New Roman" w:cs="Times New Roman"/>
-          <w:color w:val="000000" w:themeColor="text1"/>
-          <w:sz w:val="24"/>
-          <w:szCs w:val="24"/>
-        </w:rPr>
-        <w:t>CategoryController наследява AbstractController, който предоставя общи операции за зареждане, запис и сериализация на данни. Контролерът добавя само логиката, специфична за категориите, като скрива техническите детайли от останалата част на системата.</w:t>
+          <w:b/>
+          <w:bCs/>
+          <w:color w:val="000000" w:themeColor="text1"/>
+          <w:sz w:val="24"/>
+          <w:szCs w:val="24"/>
+        </w:rPr>
+      </w:pPr>
+      <w:r>
+        <w:rPr>
+          <w:rFonts w:ascii="Times New Roman" w:eastAsia="Times New Roman" w:hAnsi="Times New Roman" w:cs="Times New Roman"/>
+          <w:b/>
+          <w:bCs/>
+          <w:color w:val="000000" w:themeColor="text1"/>
+          <w:sz w:val="24"/>
+          <w:szCs w:val="24"/>
+        </w:rPr>
+        <w:t>Инкапсулация</w:t>
       </w:r>
     </w:p>
     <w:p>
@@ -3771,24 +3779,20 @@
         <w:jc w:val="both"/>
         <w:rPr>
           <w:rFonts w:ascii="Times New Roman" w:eastAsia="Times New Roman" w:hAnsi="Times New Roman" w:cs="Times New Roman"/>
-          <w:b/>
-          <w:bCs/>
-          <w:color w:val="000000" w:themeColor="text1"/>
-          <w:sz w:val="24"/>
-          <w:szCs w:val="24"/>
-        </w:rPr>
-      </w:pPr>
-      <w:r>
-        <w:rPr>
-          <w:rFonts w:ascii="Times New Roman" w:eastAsia="Times New Roman" w:hAnsi="Times New Roman" w:cs="Times New Roman"/>
-          <w:b/>
-          <w:bCs/>
+          <w:color w:val="000000" w:themeColor="text1"/>
+          <w:sz w:val="24"/>
+          <w:szCs w:val="24"/>
+        </w:rPr>
+      </w:pPr>
+      <w:r>
+        <w:rPr>
+          <w:rFonts w:ascii="Times New Roman" w:eastAsia="Times New Roman" w:hAnsi="Times New Roman" w:cs="Times New Roman"/>
           <w:color w:val="000000" w:themeColor="text1"/>
           <w:sz w:val="24"/>
           <w:szCs w:val="24"/>
         </w:rPr>
         <w:lastRenderedPageBreak/>
-        <w:t>Инкапсулация</w:t>
+        <w:t>Контролерът капсулира цялата логика за работа с обекти Category. Всеки модел Category управлява собственото си състояние (напр. update_modified()), а контролерът управлява списъка от категории чрез методи като add(), update(), remove(). Вътрешните структури (self.categories) не са достъпни директно отвън.</w:t>
       </w:r>
     </w:p>
     <w:p>
@@ -3797,19 +3801,23 @@
         <w:jc w:val="both"/>
         <w:rPr>
           <w:rFonts w:ascii="Times New Roman" w:eastAsia="Times New Roman" w:hAnsi="Times New Roman" w:cs="Times New Roman"/>
-          <w:color w:val="000000" w:themeColor="text1"/>
-          <w:sz w:val="24"/>
-          <w:szCs w:val="24"/>
-        </w:rPr>
-      </w:pPr>
-      <w:r>
-        <w:rPr>
-          <w:rFonts w:ascii="Times New Roman" w:eastAsia="Times New Roman" w:hAnsi="Times New Roman" w:cs="Times New Roman"/>
-          <w:color w:val="000000" w:themeColor="text1"/>
-          <w:sz w:val="24"/>
-          <w:szCs w:val="24"/>
-        </w:rPr>
-        <w:t>Контролерът капсулира цялата логика за работа с обекти Category. Всеки модел Category управлява собственото си състояние (напр. update_modified()), а контролерът управлява списъка от категории чрез методи като add(), update(), remove(). Вътрешните структури (self.categories) не са достъпни директно отвън.</w:t>
+          <w:b/>
+          <w:bCs/>
+          <w:color w:val="000000" w:themeColor="text1"/>
+          <w:sz w:val="24"/>
+          <w:szCs w:val="24"/>
+        </w:rPr>
+      </w:pPr>
+      <w:r>
+        <w:rPr>
+          <w:rFonts w:ascii="Times New Roman" w:eastAsia="Times New Roman" w:hAnsi="Times New Roman" w:cs="Times New Roman"/>
+          <w:b/>
+          <w:bCs/>
+          <w:color w:val="000000" w:themeColor="text1"/>
+          <w:sz w:val="24"/>
+          <w:szCs w:val="24"/>
+        </w:rPr>
+        <w:t>Наследяване</w:t>
       </w:r>
     </w:p>
     <w:p>
@@ -3818,23 +3826,19 @@
         <w:jc w:val="both"/>
         <w:rPr>
           <w:rFonts w:ascii="Times New Roman" w:eastAsia="Times New Roman" w:hAnsi="Times New Roman" w:cs="Times New Roman"/>
-          <w:b/>
-          <w:bCs/>
-          <w:color w:val="000000" w:themeColor="text1"/>
-          <w:sz w:val="24"/>
-          <w:szCs w:val="24"/>
-        </w:rPr>
-      </w:pPr>
-      <w:r>
-        <w:rPr>
-          <w:rFonts w:ascii="Times New Roman" w:eastAsia="Times New Roman" w:hAnsi="Times New Roman" w:cs="Times New Roman"/>
-          <w:b/>
-          <w:bCs/>
-          <w:color w:val="000000" w:themeColor="text1"/>
-          <w:sz w:val="24"/>
-          <w:szCs w:val="24"/>
-        </w:rPr>
-        <w:t>Наследяване</w:t>
+          <w:color w:val="000000" w:themeColor="text1"/>
+          <w:sz w:val="24"/>
+          <w:szCs w:val="24"/>
+        </w:rPr>
+      </w:pPr>
+      <w:r>
+        <w:rPr>
+          <w:rFonts w:ascii="Times New Roman" w:eastAsia="Times New Roman" w:hAnsi="Times New Roman" w:cs="Times New Roman"/>
+          <w:color w:val="000000" w:themeColor="text1"/>
+          <w:sz w:val="24"/>
+          <w:szCs w:val="24"/>
+        </w:rPr>
+        <w:t>CategoryController използва наследяването, за да получи базовите операции от AbstractController и да ги разшири с йерархична логика, специфична за категориите.</w:t>
       </w:r>
     </w:p>
     <w:p>
@@ -3843,19 +3847,23 @@
         <w:jc w:val="both"/>
         <w:rPr>
           <w:rFonts w:ascii="Times New Roman" w:eastAsia="Times New Roman" w:hAnsi="Times New Roman" w:cs="Times New Roman"/>
-          <w:color w:val="000000" w:themeColor="text1"/>
-          <w:sz w:val="24"/>
-          <w:szCs w:val="24"/>
-        </w:rPr>
-      </w:pPr>
-      <w:r>
-        <w:rPr>
-          <w:rFonts w:ascii="Times New Roman" w:eastAsia="Times New Roman" w:hAnsi="Times New Roman" w:cs="Times New Roman"/>
-          <w:color w:val="000000" w:themeColor="text1"/>
-          <w:sz w:val="24"/>
-          <w:szCs w:val="24"/>
-        </w:rPr>
-        <w:t>CategoryController използва наследяването, за да получи базовите операции от AbstractController и да ги разшири с йерархична логика, специфична за категориите.</w:t>
+          <w:b/>
+          <w:bCs/>
+          <w:color w:val="000000" w:themeColor="text1"/>
+          <w:sz w:val="24"/>
+          <w:szCs w:val="24"/>
+        </w:rPr>
+      </w:pPr>
+      <w:r>
+        <w:rPr>
+          <w:rFonts w:ascii="Times New Roman" w:eastAsia="Times New Roman" w:hAnsi="Times New Roman" w:cs="Times New Roman"/>
+          <w:b/>
+          <w:bCs/>
+          <w:color w:val="000000" w:themeColor="text1"/>
+          <w:sz w:val="24"/>
+          <w:szCs w:val="24"/>
+        </w:rPr>
+        <w:t>Полиморфизъм</w:t>
       </w:r>
     </w:p>
     <w:p>
@@ -3864,23 +3872,19 @@
         <w:jc w:val="both"/>
         <w:rPr>
           <w:rFonts w:ascii="Times New Roman" w:eastAsia="Times New Roman" w:hAnsi="Times New Roman" w:cs="Times New Roman"/>
-          <w:b/>
-          <w:bCs/>
-          <w:color w:val="000000" w:themeColor="text1"/>
-          <w:sz w:val="24"/>
-          <w:szCs w:val="24"/>
-        </w:rPr>
-      </w:pPr>
-      <w:r>
-        <w:rPr>
-          <w:rFonts w:ascii="Times New Roman" w:eastAsia="Times New Roman" w:hAnsi="Times New Roman" w:cs="Times New Roman"/>
-          <w:b/>
-          <w:bCs/>
-          <w:color w:val="000000" w:themeColor="text1"/>
-          <w:sz w:val="24"/>
-          <w:szCs w:val="24"/>
-        </w:rPr>
-        <w:t>Полиморфизъм</w:t>
+          <w:color w:val="000000" w:themeColor="text1"/>
+          <w:sz w:val="24"/>
+          <w:szCs w:val="24"/>
+        </w:rPr>
+      </w:pPr>
+      <w:r>
+        <w:rPr>
+          <w:rFonts w:ascii="Times New Roman" w:eastAsia="Times New Roman" w:hAnsi="Times New Roman" w:cs="Times New Roman"/>
+          <w:color w:val="000000" w:themeColor="text1"/>
+          <w:sz w:val="24"/>
+          <w:szCs w:val="24"/>
+        </w:rPr>
+        <w:t>Методите from_dict() и to_dict() са полиморфни — всички контролери ги притежават, но при категориите те обработват йерархични връзки и гарантират коректно сериализиране/десериализиране на дървовидната структура.</w:t>
       </w:r>
     </w:p>
     <w:p>
@@ -3889,19 +3893,23 @@
         <w:jc w:val="both"/>
         <w:rPr>
           <w:rFonts w:ascii="Times New Roman" w:eastAsia="Times New Roman" w:hAnsi="Times New Roman" w:cs="Times New Roman"/>
-          <w:color w:val="000000" w:themeColor="text1"/>
-          <w:sz w:val="24"/>
-          <w:szCs w:val="24"/>
-        </w:rPr>
-      </w:pPr>
-      <w:r>
-        <w:rPr>
-          <w:rFonts w:ascii="Times New Roman" w:eastAsia="Times New Roman" w:hAnsi="Times New Roman" w:cs="Times New Roman"/>
-          <w:color w:val="000000" w:themeColor="text1"/>
-          <w:sz w:val="24"/>
-          <w:szCs w:val="24"/>
-        </w:rPr>
-        <w:t>Методите from_dict() и to_dict() са полиморфни — всички контролери ги притежават, но при категориите те обработват йерархични връзки и гарантират коректно сериализиране/десериализиране на дървовидната структура.</w:t>
+          <w:b/>
+          <w:bCs/>
+          <w:color w:val="000000" w:themeColor="text1"/>
+          <w:sz w:val="24"/>
+          <w:szCs w:val="24"/>
+        </w:rPr>
+      </w:pPr>
+      <w:r>
+        <w:rPr>
+          <w:rFonts w:ascii="Times New Roman" w:eastAsia="Times New Roman" w:hAnsi="Times New Roman" w:cs="Times New Roman"/>
+          <w:b/>
+          <w:bCs/>
+          <w:color w:val="000000" w:themeColor="text1"/>
+          <w:sz w:val="24"/>
+          <w:szCs w:val="24"/>
+        </w:rPr>
+        <w:t>II. Композиция, Асоциация, Делегация, Агрегация</w:t>
       </w:r>
     </w:p>
     <w:p>
@@ -3927,7 +3935,7 @@
           <w:szCs w:val="24"/>
         </w:rPr>
         <w:lastRenderedPageBreak/>
-        <w:t>II. Композиция, Асоциация, Делегация, Агрегация</w:t>
+        <w:t>Композиция</w:t>
       </w:r>
     </w:p>
     <w:p>
@@ -3936,31 +3944,6 @@
         <w:jc w:val="both"/>
         <w:rPr>
           <w:rFonts w:ascii="Times New Roman" w:eastAsia="Times New Roman" w:hAnsi="Times New Roman" w:cs="Times New Roman"/>
-          <w:b/>
-          <w:bCs/>
-          <w:color w:val="000000" w:themeColor="text1"/>
-          <w:sz w:val="24"/>
-          <w:szCs w:val="24"/>
-        </w:rPr>
-      </w:pPr>
-      <w:r>
-        <w:rPr>
-          <w:rFonts w:ascii="Times New Roman" w:eastAsia="Times New Roman" w:hAnsi="Times New Roman" w:cs="Times New Roman"/>
-          <w:b/>
-          <w:bCs/>
-          <w:color w:val="000000" w:themeColor="text1"/>
-          <w:sz w:val="24"/>
-          <w:szCs w:val="24"/>
-        </w:rPr>
-        <w:t>Композиция</w:t>
-      </w:r>
-    </w:p>
-    <w:p>
-      <w:pPr>
-        <w:spacing w:line="360" w:lineRule="auto"/>
-        <w:jc w:val="both"/>
-        <w:rPr>
-          <w:rFonts w:ascii="Times New Roman" w:eastAsia="Times New Roman" w:hAnsi="Times New Roman" w:cs="Times New Roman"/>
           <w:color w:val="000000" w:themeColor="text1"/>
           <w:sz w:val="24"/>
           <w:szCs w:val="24"/>
@@ -3984,8 +3967,6 @@
         </w:rPr>
         <w:t xml:space="preserve"> </w:t>
       </w:r>
-      <w:bookmarkStart w:id="0" w:name="_GoBack"/>
-      <w:bookmarkEnd w:id="0"/>
       <w:r>
         <w:rPr>
           <w:rFonts w:ascii="Times New Roman" w:eastAsia="Times New Roman" w:hAnsi="Times New Roman" w:cs="Times New Roman"/>
@@ -4135,7 +4116,6 @@
           <w:sz w:val="24"/>
           <w:szCs w:val="24"/>
         </w:rPr>
-        <w:lastRenderedPageBreak/>
         <w:t>рекурсивни операции и статистики → filters.category_functions (get_all_children_ids, get_category_stats)</w:t>
       </w:r>
     </w:p>
@@ -4161,6 +4141,7 @@
           <w:sz w:val="24"/>
           <w:szCs w:val="24"/>
         </w:rPr>
+        <w:lastRenderedPageBreak/>
         <w:t>запис и зареждане → базовия AbstractController</w:t>
       </w:r>
     </w:p>
@@ -4326,7 +4307,6 @@
           <w:sz w:val="24"/>
           <w:szCs w:val="24"/>
         </w:rPr>
-        <w:lastRenderedPageBreak/>
         <w:t>O — Open/Closed Principle</w:t>
       </w:r>
     </w:p>
@@ -4348,6 +4328,7 @@
           <w:sz w:val="24"/>
           <w:szCs w:val="24"/>
         </w:rPr>
+        <w:lastRenderedPageBreak/>
         <w:t>Контролерът е отворен за разширяване (нови анализи, нови йерархични нива), но затворен за промяна. Новите функционалности се добавят чрез външни модули, без да се променя основният код.</w:t>
       </w:r>
     </w:p>
@@ -4488,26 +4469,22 @@
         </w:rPr>
         <w:t>Контролерът работи с абстракцията repo, подадена чрез Dependency Injection. Това позволява лесна подмяна на хранилището (JSON, база данни, API) без промяна в контролера.</w:t>
       </w:r>
-    </w:p>
-    <w:p>
-      <w:pPr>
-        <w:spacing w:line="360" w:lineRule="auto"/>
-        <w:jc w:val="both"/>
-        <w:rPr>
-          <w:rFonts w:ascii="Times New Roman" w:eastAsia="Times New Roman" w:hAnsi="Times New Roman" w:cs="Times New Roman"/>
-          <w:color w:val="000000" w:themeColor="text1"/>
-          <w:sz w:val="24"/>
-          <w:szCs w:val="24"/>
-        </w:rPr>
-      </w:pPr>
-      <w:r>
-        <w:rPr>
-          <w:rFonts w:ascii="Times New Roman" w:eastAsia="Times New Roman" w:hAnsi="Times New Roman" w:cs="Times New Roman"/>
-          <w:color w:val="000000" w:themeColor="text1"/>
-          <w:sz w:val="24"/>
-          <w:szCs w:val="24"/>
-        </w:rPr>
-        <w:lastRenderedPageBreak/>
+      <w:r>
+        <w:rPr>
+          <w:rFonts w:ascii="Times New Roman" w:eastAsia="Times New Roman" w:hAnsi="Times New Roman" w:cs="Times New Roman"/>
+          <w:color w:val="000000" w:themeColor="text1"/>
+          <w:sz w:val="24"/>
+          <w:szCs w:val="24"/>
+        </w:rPr>
+        <w:t xml:space="preserve"> </w:t>
+      </w:r>
+      <w:r>
+        <w:rPr>
+          <w:rFonts w:ascii="Times New Roman" w:eastAsia="Times New Roman" w:hAnsi="Times New Roman" w:cs="Times New Roman"/>
+          <w:color w:val="000000" w:themeColor="text1"/>
+          <w:sz w:val="24"/>
+          <w:szCs w:val="24"/>
+        </w:rPr>
         <w:t>К</w:t>
       </w:r>
       <w:r>
@@ -4540,6 +4517,7 @@
           <w:sz w:val="28"/>
           <w:szCs w:val="28"/>
         </w:rPr>
+        <w:lastRenderedPageBreak/>
         <w:t>1</w:t>
       </w:r>
       <w:r>
@@ -4826,116 +4804,124 @@
           <w:sz w:val="24"/>
           <w:szCs w:val="24"/>
         </w:rPr>
+        <w:t xml:space="preserve">Системата е разработена на </w:t>
+      </w:r>
+      <w:r>
+        <w:rPr>
+          <w:rFonts w:ascii="Times New Roman" w:hAnsi="Times New Roman" w:cs="Times New Roman"/>
+          <w:b/>
+          <w:bCs/>
+          <w:sz w:val="24"/>
+          <w:szCs w:val="24"/>
+        </w:rPr>
+        <w:t>Python 3.x</w:t>
+      </w:r>
+      <w:r>
+        <w:rPr>
+          <w:rFonts w:ascii="Times New Roman" w:hAnsi="Times New Roman" w:cs="Times New Roman"/>
+          <w:sz w:val="24"/>
+          <w:szCs w:val="24"/>
+        </w:rPr>
+        <w:t xml:space="preserve"> и използва единствено </w:t>
+      </w:r>
+      <w:r>
+        <w:rPr>
+          <w:rFonts w:ascii="Times New Roman" w:hAnsi="Times New Roman" w:cs="Times New Roman"/>
+          <w:b/>
+          <w:bCs/>
+          <w:sz w:val="24"/>
+          <w:szCs w:val="24"/>
+        </w:rPr>
+        <w:t>стандартната библиотека</w:t>
+      </w:r>
+      <w:r>
+        <w:rPr>
+          <w:rFonts w:ascii="Times New Roman" w:hAnsi="Times New Roman" w:cs="Times New Roman"/>
+          <w:sz w:val="24"/>
+          <w:szCs w:val="24"/>
+        </w:rPr>
+        <w:t xml:space="preserve">, без външни зависимости или външни модули. Използваните пакети включват </w:t>
+      </w:r>
+      <w:r>
+        <w:rPr>
+          <w:rFonts w:ascii="Times New Roman" w:hAnsi="Times New Roman" w:cs="Times New Roman"/>
+          <w:b/>
+          <w:bCs/>
+          <w:sz w:val="24"/>
+          <w:szCs w:val="24"/>
+        </w:rPr>
+        <w:t>json</w:t>
+      </w:r>
+      <w:r>
+        <w:rPr>
+          <w:rFonts w:ascii="Times New Roman" w:hAnsi="Times New Roman" w:cs="Times New Roman"/>
+          <w:sz w:val="24"/>
+          <w:szCs w:val="24"/>
+        </w:rPr>
+        <w:t xml:space="preserve">, </w:t>
+      </w:r>
+      <w:r>
+        <w:rPr>
+          <w:rFonts w:ascii="Times New Roman" w:hAnsi="Times New Roman" w:cs="Times New Roman"/>
+          <w:b/>
+          <w:bCs/>
+          <w:sz w:val="24"/>
+          <w:szCs w:val="24"/>
+        </w:rPr>
+        <w:t>os</w:t>
+      </w:r>
+      <w:r>
+        <w:rPr>
+          <w:rFonts w:ascii="Times New Roman" w:hAnsi="Times New Roman" w:cs="Times New Roman"/>
+          <w:sz w:val="24"/>
+          <w:szCs w:val="24"/>
+        </w:rPr>
+        <w:t xml:space="preserve">, </w:t>
+      </w:r>
+      <w:r>
+        <w:rPr>
+          <w:rFonts w:ascii="Times New Roman" w:hAnsi="Times New Roman" w:cs="Times New Roman"/>
+          <w:b/>
+          <w:bCs/>
+          <w:sz w:val="24"/>
+          <w:szCs w:val="24"/>
+        </w:rPr>
+        <w:t>sys</w:t>
+      </w:r>
+      <w:r>
+        <w:rPr>
+          <w:rFonts w:ascii="Times New Roman" w:hAnsi="Times New Roman" w:cs="Times New Roman"/>
+          <w:sz w:val="24"/>
+          <w:szCs w:val="24"/>
+        </w:rPr>
+        <w:t xml:space="preserve">, </w:t>
+      </w:r>
+      <w:r>
+        <w:rPr>
+          <w:rFonts w:ascii="Times New Roman" w:hAnsi="Times New Roman" w:cs="Times New Roman"/>
+          <w:b/>
+          <w:bCs/>
+          <w:sz w:val="24"/>
+          <w:szCs w:val="24"/>
+        </w:rPr>
+        <w:t>pathlib</w:t>
+      </w:r>
+      <w:r>
+        <w:rPr>
+          <w:rFonts w:ascii="Times New Roman" w:hAnsi="Times New Roman" w:cs="Times New Roman"/>
+          <w:sz w:val="24"/>
+          <w:szCs w:val="24"/>
+        </w:rPr>
+        <w:t xml:space="preserve"> за работа с </w:t>
+      </w:r>
+      <w:r>
+        <w:rPr>
+          <w:rFonts w:ascii="Times New Roman" w:hAnsi="Times New Roman" w:cs="Times New Roman"/>
+          <w:sz w:val="24"/>
+          <w:szCs w:val="24"/>
+        </w:rPr>
         <w:lastRenderedPageBreak/>
-        <w:t xml:space="preserve">Системата е разработена на </w:t>
-      </w:r>
-      <w:r>
-        <w:rPr>
-          <w:rFonts w:ascii="Times New Roman" w:hAnsi="Times New Roman" w:cs="Times New Roman"/>
-          <w:b/>
-          <w:bCs/>
-          <w:sz w:val="24"/>
-          <w:szCs w:val="24"/>
-        </w:rPr>
-        <w:t>Python 3.x</w:t>
-      </w:r>
-      <w:r>
-        <w:rPr>
-          <w:rFonts w:ascii="Times New Roman" w:hAnsi="Times New Roman" w:cs="Times New Roman"/>
-          <w:sz w:val="24"/>
-          <w:szCs w:val="24"/>
-        </w:rPr>
-        <w:t xml:space="preserve"> и използва единствено </w:t>
-      </w:r>
-      <w:r>
-        <w:rPr>
-          <w:rFonts w:ascii="Times New Roman" w:hAnsi="Times New Roman" w:cs="Times New Roman"/>
-          <w:b/>
-          <w:bCs/>
-          <w:sz w:val="24"/>
-          <w:szCs w:val="24"/>
-        </w:rPr>
-        <w:t>стандартната библиотека</w:t>
-      </w:r>
-      <w:r>
-        <w:rPr>
-          <w:rFonts w:ascii="Times New Roman" w:hAnsi="Times New Roman" w:cs="Times New Roman"/>
-          <w:sz w:val="24"/>
-          <w:szCs w:val="24"/>
-        </w:rPr>
-        <w:t xml:space="preserve">, без външни зависимости или външни модули. Използваните пакети включват </w:t>
-      </w:r>
-      <w:r>
-        <w:rPr>
-          <w:rFonts w:ascii="Times New Roman" w:hAnsi="Times New Roman" w:cs="Times New Roman"/>
-          <w:b/>
-          <w:bCs/>
-          <w:sz w:val="24"/>
-          <w:szCs w:val="24"/>
-        </w:rPr>
-        <w:t>json</w:t>
-      </w:r>
-      <w:r>
-        <w:rPr>
-          <w:rFonts w:ascii="Times New Roman" w:hAnsi="Times New Roman" w:cs="Times New Roman"/>
-          <w:sz w:val="24"/>
-          <w:szCs w:val="24"/>
-        </w:rPr>
-        <w:t xml:space="preserve">, </w:t>
-      </w:r>
-      <w:r>
-        <w:rPr>
-          <w:rFonts w:ascii="Times New Roman" w:hAnsi="Times New Roman" w:cs="Times New Roman"/>
-          <w:b/>
-          <w:bCs/>
-          <w:sz w:val="24"/>
-          <w:szCs w:val="24"/>
-        </w:rPr>
-        <w:t>os</w:t>
-      </w:r>
-      <w:r>
-        <w:rPr>
-          <w:rFonts w:ascii="Times New Roman" w:hAnsi="Times New Roman" w:cs="Times New Roman"/>
-          <w:sz w:val="24"/>
-          <w:szCs w:val="24"/>
-        </w:rPr>
-        <w:t xml:space="preserve">, </w:t>
-      </w:r>
-      <w:r>
-        <w:rPr>
-          <w:rFonts w:ascii="Times New Roman" w:hAnsi="Times New Roman" w:cs="Times New Roman"/>
-          <w:b/>
-          <w:bCs/>
-          <w:sz w:val="24"/>
-          <w:szCs w:val="24"/>
-        </w:rPr>
-        <w:t>sys</w:t>
-      </w:r>
-      <w:r>
-        <w:rPr>
-          <w:rFonts w:ascii="Times New Roman" w:hAnsi="Times New Roman" w:cs="Times New Roman"/>
-          <w:sz w:val="24"/>
-          <w:szCs w:val="24"/>
-        </w:rPr>
-        <w:t xml:space="preserve">, </w:t>
-      </w:r>
-      <w:r>
-        <w:rPr>
-          <w:rFonts w:ascii="Times New Roman" w:hAnsi="Times New Roman" w:cs="Times New Roman"/>
-          <w:b/>
-          <w:bCs/>
-          <w:sz w:val="24"/>
-          <w:szCs w:val="24"/>
-        </w:rPr>
-        <w:t>pathlib</w:t>
-      </w:r>
-      <w:r>
-        <w:rPr>
-          <w:rFonts w:ascii="Times New Roman" w:hAnsi="Times New Roman" w:cs="Times New Roman"/>
-          <w:sz w:val="24"/>
-          <w:szCs w:val="24"/>
-        </w:rPr>
-        <w:t xml:space="preserve"> за работа с файлове и директории, </w:t>
+        <w:t xml:space="preserve">файлове и директории, </w:t>
       </w:r>
       <w:r>
         <w:rPr>
@@ -5205,62 +5191,70 @@
           <w:sz w:val="24"/>
           <w:szCs w:val="24"/>
         </w:rPr>
+        <w:t xml:space="preserve">Паролите се въвеждат </w:t>
+      </w:r>
+      <w:r>
+        <w:rPr>
+          <w:rFonts w:ascii="Times New Roman" w:eastAsia="Times New Roman" w:hAnsi="Times New Roman" w:cs="Times New Roman"/>
+          <w:b/>
+          <w:bCs/>
+          <w:sz w:val="24"/>
+          <w:szCs w:val="24"/>
+        </w:rPr>
+        <w:t>видимо</w:t>
+      </w:r>
+      <w:r>
+        <w:rPr>
+          <w:rFonts w:ascii="Times New Roman" w:eastAsia="Times New Roman" w:hAnsi="Times New Roman" w:cs="Times New Roman"/>
+          <w:sz w:val="24"/>
+          <w:szCs w:val="24"/>
+        </w:rPr>
+        <w:t xml:space="preserve">, без маскиране, тъй като проектът работи в PyCharm и не използва системни библиотеки за скриване на входа. </w:t>
+      </w:r>
+    </w:p>
+    <w:p>
+      <w:pPr>
+        <w:spacing w:line="360" w:lineRule="auto"/>
+        <w:rPr>
+          <w:rFonts w:ascii="Times New Roman" w:eastAsia="Times New Roman" w:hAnsi="Times New Roman" w:cs="Times New Roman"/>
+          <w:sz w:val="24"/>
+          <w:szCs w:val="24"/>
+        </w:rPr>
+      </w:pPr>
+      <w:r>
+        <w:rPr>
+          <w:rFonts w:ascii="Times New Roman" w:eastAsia="Times New Roman" w:hAnsi="Times New Roman" w:cs="Times New Roman"/>
+          <w:sz w:val="24"/>
+          <w:szCs w:val="24"/>
+        </w:rPr>
+        <w:t xml:space="preserve">Системата поддържа разпределена наличност по складови локации и обработва </w:t>
+      </w:r>
+      <w:r>
+        <w:rPr>
+          <w:rFonts w:ascii="Times New Roman" w:eastAsia="Times New Roman" w:hAnsi="Times New Roman" w:cs="Times New Roman"/>
+          <w:b/>
+          <w:bCs/>
+          <w:sz w:val="24"/>
+          <w:szCs w:val="24"/>
+        </w:rPr>
+        <w:t>MOVE</w:t>
+      </w:r>
+      <w:r>
+        <w:rPr>
+          <w:rFonts w:ascii="Times New Roman" w:eastAsia="Times New Roman" w:hAnsi="Times New Roman" w:cs="Times New Roman"/>
+          <w:sz w:val="24"/>
+          <w:szCs w:val="24"/>
+        </w:rPr>
+        <w:t xml:space="preserve"> операции чрез двустранна актуализация на количествата, без финансови транзакции. Достъпът до чувствителни </w:t>
+      </w:r>
+      <w:r>
+        <w:rPr>
+          <w:rFonts w:ascii="Times New Roman" w:eastAsia="Times New Roman" w:hAnsi="Times New Roman" w:cs="Times New Roman"/>
+          <w:sz w:val="24"/>
+          <w:szCs w:val="24"/>
+        </w:rPr>
         <w:lastRenderedPageBreak/>
-        <w:t xml:space="preserve">Паролите се въвеждат </w:t>
-      </w:r>
-      <w:r>
-        <w:rPr>
-          <w:rFonts w:ascii="Times New Roman" w:eastAsia="Times New Roman" w:hAnsi="Times New Roman" w:cs="Times New Roman"/>
-          <w:b/>
-          <w:bCs/>
-          <w:sz w:val="24"/>
-          <w:szCs w:val="24"/>
-        </w:rPr>
-        <w:t>видимо</w:t>
-      </w:r>
-      <w:r>
-        <w:rPr>
-          <w:rFonts w:ascii="Times New Roman" w:eastAsia="Times New Roman" w:hAnsi="Times New Roman" w:cs="Times New Roman"/>
-          <w:sz w:val="24"/>
-          <w:szCs w:val="24"/>
-        </w:rPr>
-        <w:t>, без маскиране, тъй като проектът работи в PyCharm и не използва системни библиотеки за скриване на входа. Това е напълно достатъчно за учебен проект и не влияе на логиката за контрол на достъпа.</w:t>
-      </w:r>
-    </w:p>
-    <w:p>
-      <w:pPr>
-        <w:spacing w:line="360" w:lineRule="auto"/>
-        <w:rPr>
-          <w:rFonts w:ascii="Times New Roman" w:eastAsia="Times New Roman" w:hAnsi="Times New Roman" w:cs="Times New Roman"/>
-          <w:sz w:val="24"/>
-          <w:szCs w:val="24"/>
-        </w:rPr>
-      </w:pPr>
-      <w:r>
-        <w:rPr>
-          <w:rFonts w:ascii="Times New Roman" w:eastAsia="Times New Roman" w:hAnsi="Times New Roman" w:cs="Times New Roman"/>
-          <w:sz w:val="24"/>
-          <w:szCs w:val="24"/>
-        </w:rPr>
-        <w:t xml:space="preserve">Системата поддържа разпределена наличност по складови локации и обработва </w:t>
-      </w:r>
-      <w:r>
-        <w:rPr>
-          <w:rFonts w:ascii="Times New Roman" w:eastAsia="Times New Roman" w:hAnsi="Times New Roman" w:cs="Times New Roman"/>
-          <w:b/>
-          <w:bCs/>
-          <w:sz w:val="24"/>
-          <w:szCs w:val="24"/>
-        </w:rPr>
-        <w:t>MOVE</w:t>
-      </w:r>
-      <w:r>
-        <w:rPr>
-          <w:rFonts w:ascii="Times New Roman" w:eastAsia="Times New Roman" w:hAnsi="Times New Roman" w:cs="Times New Roman"/>
-          <w:sz w:val="24"/>
-          <w:szCs w:val="24"/>
-        </w:rPr>
-        <w:t xml:space="preserve"> операции чрез двустранна актуализация на количествата, без финансови транзакции. Достъпът до чувствителни менюта (управление на потребители, складове, продукти и справки) е защитен чрез декоратора </w:t>
+        <w:t xml:space="preserve">менюта (управление на потребители, складове, продукти и справки) е защитен чрез декоратора </w:t>
       </w:r>
       <w:r>
         <w:rPr>
@@ -5379,14 +5373,6 @@
           <w:szCs w:val="24"/>
         </w:rPr>
         <w:br/>
-      </w:r>
-      <w:r>
-        <w:rPr>
-          <w:rFonts w:ascii="Times New Roman" w:eastAsia="Times New Roman" w:hAnsi="Times New Roman" w:cs="Times New Roman"/>
-          <w:sz w:val="24"/>
-          <w:szCs w:val="24"/>
-        </w:rPr>
-        <w:lastRenderedPageBreak/>
         <w:t>4. Алгоритъм на Дейкстра – учебни ресурси и лекции по графи.</w:t>
       </w:r>
       <w:r>
@@ -14540,7 +14526,7 @@
 </file>
 
 <file path=customXml/itemProps1.xml><?xml version="1.0" encoding="utf-8"?>
-<ds:datastoreItem xmlns:ds="http://schemas.openxmlformats.org/officeDocument/2006/customXml" ds:itemID="{612C3387-6446-4C73-87C7-2B15FF868DE6}">
+<ds:datastoreItem xmlns:ds="http://schemas.openxmlformats.org/officeDocument/2006/customXml" ds:itemID="{AE9D5B72-2205-45CB-A21F-0344E205923E}">
   <ds:schemaRefs>
     <ds:schemaRef ds:uri="http://schemas.openxmlformats.org/officeDocument/2006/bibliography"/>
   </ds:schemaRefs>

--- a/documentation/Warehouse Inventory Management System (WIMS)_Siyka.docx
+++ b/documentation/Warehouse Inventory Management System (WIMS)_Siyka.docx
@@ -545,7 +545,39 @@
           <w:sz w:val="24"/>
           <w:szCs w:val="24"/>
         </w:rPr>
-        <w:t>Системата обединява всички складови операции, намалява ръчната работа и грешките. Осигурява бърза и надеждна обработка на данните, предлага аналитични и финансови справки и има гъвкава архитектура за лесно бъдещо разширяване.</w:t>
+        <w:t>Системата обединява всички складови операции, намалява ръчната работа и грешките. Осигурява бърза</w:t>
+      </w:r>
+      <w:r>
+        <w:rPr>
+          <w:rFonts w:ascii="Times New Roman" w:hAnsi="Times New Roman" w:cs="Times New Roman"/>
+          <w:sz w:val="24"/>
+          <w:szCs w:val="24"/>
+        </w:rPr>
+        <w:t xml:space="preserve"> </w:t>
+      </w:r>
+      <w:r>
+        <w:rPr>
+          <w:rFonts w:ascii="Times New Roman" w:hAnsi="Times New Roman" w:cs="Times New Roman"/>
+          <w:sz w:val="24"/>
+          <w:szCs w:val="24"/>
+        </w:rPr>
+        <w:t>обработка на данните, предлага аналитични и финансови справки и има</w:t>
+      </w:r>
+      <w:r>
+        <w:rPr>
+          <w:rFonts w:ascii="Times New Roman" w:hAnsi="Times New Roman" w:cs="Times New Roman"/>
+          <w:sz w:val="24"/>
+          <w:szCs w:val="24"/>
+        </w:rPr>
+        <w:t xml:space="preserve"> </w:t>
+      </w:r>
+      <w:r>
+        <w:rPr>
+          <w:rFonts w:ascii="Times New Roman" w:hAnsi="Times New Roman" w:cs="Times New Roman"/>
+          <w:sz w:val="24"/>
+          <w:szCs w:val="24"/>
+        </w:rPr>
+        <w:t>архитектура за лесно бъдещо разширяване.</w:t>
       </w:r>
     </w:p>
     <w:p>
@@ -767,7 +799,23 @@
           <w:sz w:val="24"/>
           <w:szCs w:val="24"/>
         </w:rPr>
-        <w:t xml:space="preserve"> извлича всички алтернативни складове с наличност. Dijkstra изчислява разстоянията от стартовата точка до всяка локация и определя най</w:t>
+        <w:t xml:space="preserve"> извлича всички алтернативни складове с наличност.</w:t>
+      </w:r>
+      <w:r>
+        <w:rPr>
+          <w:rFonts w:ascii="Times New Roman" w:eastAsia="Times New Roman" w:hAnsi="Times New Roman" w:cs="Times New Roman"/>
+          <w:sz w:val="24"/>
+          <w:szCs w:val="24"/>
+        </w:rPr>
+        <w:t xml:space="preserve"> </w:t>
+      </w:r>
+      <w:r>
+        <w:rPr>
+          <w:rFonts w:ascii="Times New Roman" w:eastAsia="Times New Roman" w:hAnsi="Times New Roman" w:cs="Times New Roman"/>
+          <w:sz w:val="24"/>
+          <w:szCs w:val="24"/>
+        </w:rPr>
+        <w:t>Dijkstra изчислява разстоянията от стартовата точка до всяка локация и определя най</w:t>
       </w:r>
       <w:r>
         <w:rPr>
@@ -1912,7 +1960,25 @@
           <w:sz w:val="24"/>
           <w:szCs w:val="24"/>
         </w:rPr>
-        <w:t>Системата осигурява бърза и стабилна работа, гарантира сигурност чрез хеширане на пароли и ролеви достъп, а надеждност — чрез ясни съобщения при грешки и защита от невалидни действия. Данните се съхраняват последователно в JSON файлове, а модулната архитектура улеснява поддръжката и бъдещото разширяване.</w:t>
+        <w:t>Системата осигурява бърза и стабилна работа, гарантира сигурност чрез хеширане на пароли и ролеви достъп, а надеждност — чрез</w:t>
+      </w:r>
+      <w:r>
+        <w:rPr>
+          <w:rFonts w:ascii="Times New Roman" w:eastAsia="Times New Roman" w:hAnsi="Times New Roman" w:cs="Times New Roman"/>
+          <w:color w:val="000000" w:themeColor="text1"/>
+          <w:sz w:val="24"/>
+          <w:szCs w:val="24"/>
+        </w:rPr>
+        <w:t xml:space="preserve"> </w:t>
+      </w:r>
+      <w:r>
+        <w:rPr>
+          <w:rFonts w:ascii="Times New Roman" w:eastAsia="Times New Roman" w:hAnsi="Times New Roman" w:cs="Times New Roman"/>
+          <w:color w:val="000000" w:themeColor="text1"/>
+          <w:sz w:val="24"/>
+          <w:szCs w:val="24"/>
+        </w:rPr>
+        <w:t>съобщения при грешки и защита от невалидни действия. Данните се съхраняват последователно в JSON файлове, а модулната архитектура улеснява поддръжката и бъдещото разширяване.</w:t>
       </w:r>
     </w:p>
     <w:p>
@@ -2082,7 +2148,31 @@
           <w:szCs w:val="24"/>
         </w:rPr>
         <w:br/>
-        <w:t>/views/       - CLI интерфейс и Utility (password_utils)</w:t>
+        <w:t xml:space="preserve">/views/      </w:t>
+      </w:r>
+      <w:r>
+        <w:rPr>
+          <w:rFonts w:ascii="Times New Roman" w:eastAsia="Times New Roman" w:hAnsi="Times New Roman" w:cs="Times New Roman"/>
+          <w:sz w:val="24"/>
+          <w:szCs w:val="24"/>
+        </w:rPr>
+        <w:t xml:space="preserve"> </w:t>
+      </w:r>
+      <w:r>
+        <w:rPr>
+          <w:rFonts w:ascii="Times New Roman" w:eastAsia="Times New Roman" w:hAnsi="Times New Roman" w:cs="Times New Roman"/>
+          <w:sz w:val="24"/>
+          <w:szCs w:val="24"/>
+        </w:rPr>
+        <w:t xml:space="preserve">- </w:t>
+      </w:r>
+      <w:r>
+        <w:rPr>
+          <w:rFonts w:ascii="Times New Roman" w:eastAsia="Times New Roman" w:hAnsi="Times New Roman" w:cs="Times New Roman"/>
+          <w:sz w:val="24"/>
+          <w:szCs w:val="24"/>
+        </w:rPr>
+        <w:t>Помощни функции за визуализация и достъп (format_table, require_role, require_password, show_products_menu). Използват се от CLI интерфейса, който се изпълнява през PyCharm.</w:t>
       </w:r>
       <w:r>
         <w:rPr>
@@ -2135,6 +2225,7 @@
           <w:sz w:val="24"/>
           <w:szCs w:val="24"/>
         </w:rPr>
+        <w:lastRenderedPageBreak/>
         <w:t xml:space="preserve">  /</w:t>
       </w:r>
       <w:r>
@@ -2171,14 +2262,6 @@
           <w:szCs w:val="24"/>
         </w:rPr>
         <w:br/>
-      </w:r>
-      <w:r>
-        <w:rPr>
-          <w:rFonts w:ascii="Times New Roman" w:eastAsia="Times New Roman" w:hAnsi="Times New Roman" w:cs="Times New Roman"/>
-          <w:sz w:val="24"/>
-          <w:szCs w:val="24"/>
-        </w:rPr>
-        <w:lastRenderedPageBreak/>
         <w:t>/graph/       - Алгоритмичен модул (Dijkstra за локации)</w:t>
       </w:r>
       <w:r>
@@ -2381,6 +2464,7 @@
           <w:sz w:val="24"/>
           <w:szCs w:val="24"/>
         </w:rPr>
+        <w:lastRenderedPageBreak/>
         <w:t>Описва складовите артикули чрез име, мерна единица, цена и категории. Генерира UUID, поддържа история на промените и позволява JSON сериализация.</w:t>
       </w:r>
     </w:p>
@@ -2407,7 +2491,6 @@
           <w:sz w:val="24"/>
           <w:szCs w:val="24"/>
         </w:rPr>
-        <w:lastRenderedPageBreak/>
         <w:t>Supplier</w:t>
       </w:r>
     </w:p>
@@ -2526,6 +2609,7 @@
           <w:sz w:val="24"/>
           <w:szCs w:val="24"/>
         </w:rPr>
+        <w:lastRenderedPageBreak/>
         <w:t>Дефинира складовите локации чрез име, зона, капацитет и уникален код. Участва в графа за изчисляване на най</w:t>
       </w:r>
       <w:r>
@@ -2584,7 +2668,6 @@
           <w:sz w:val="24"/>
           <w:szCs w:val="24"/>
         </w:rPr>
-        <w:lastRenderedPageBreak/>
         <w:t>Регистрира складови операции (IN, OUT, MOVE), съхранявайки продукт, количества, време и участващи локации. Осигурява пълна проследимост на стоките.</w:t>
       </w:r>
     </w:p>
@@ -2681,6 +2764,7 @@
           <w:sz w:val="24"/>
           <w:szCs w:val="24"/>
         </w:rPr>
+        <w:lastRenderedPageBreak/>
         <w:t xml:space="preserve">Агрегира и структурира данни за визуализация на наличности, доставки и продажби. Използва се за генериране на справки в реално време. </w:t>
       </w:r>
     </w:p>
@@ -2766,7 +2850,6 @@
           <w:sz w:val="24"/>
           <w:szCs w:val="24"/>
         </w:rPr>
-        <w:lastRenderedPageBreak/>
         <w:t>Управлява жизнения цикъл на категориите, включително създаване, редактиране и поддържане на йерархичната структура. Осигурява коректни родителски връзки и предотвратява логически цикли. Интегрира валидатори за уникалност и аналитични модули, като служи за свързващо звено между данните и потребителския интерфейс.</w:t>
       </w:r>
     </w:p>
@@ -2815,7 +2898,17 @@
           <w:sz w:val="24"/>
           <w:szCs w:val="24"/>
         </w:rPr>
-        <w:t>Отговаря за управлението на продуктовия каталог, като прилага бизнес правила при добавяне, редактиране и изтриване на артикули. Поддържа външни алгоритми за филтриране и сортиране (Merge Sort, Quick Sort), които позволяват ефективно организиране и откриване на продукти по различни критерии.</w:t>
+        <w:t xml:space="preserve">Отговаря за управлението на продуктовия каталог, като прилага бизнес правила при добавяне, редактиране и изтриване на артикули. Поддържа външни алгоритми за филтриране и сортиране (Merge </w:t>
+      </w:r>
+      <w:r>
+        <w:rPr>
+          <w:rFonts w:ascii="Times New Roman" w:eastAsia="Times New Roman" w:hAnsi="Times New Roman" w:cs="Times New Roman"/>
+          <w:color w:val="000000" w:themeColor="text1"/>
+          <w:sz w:val="24"/>
+          <w:szCs w:val="24"/>
+        </w:rPr>
+        <w:lastRenderedPageBreak/>
+        <w:t>Sort, Quick Sort), които позволяват ефективно организиране и откриване на продукти по различни критерии.</w:t>
       </w:r>
     </w:p>
     <w:p>
@@ -2863,7 +2956,6 @@
           <w:sz w:val="24"/>
           <w:szCs w:val="24"/>
         </w:rPr>
-        <w:lastRenderedPageBreak/>
         <w:t>Управлява потребителските профили, включително регистрация, автентикация, ролеви права и статус на акаунта. Осигурява защита на данните чрез хеширане на пароли и поддържа административни операции за промяна на роли и достъп.</w:t>
       </w:r>
     </w:p>
@@ -2960,6 +3052,7 @@
           <w:sz w:val="24"/>
           <w:szCs w:val="24"/>
         </w:rPr>
+        <w:lastRenderedPageBreak/>
         <w:t>Администрира складовите локации, включително зона, капацитет и навигационни кодове. Прилага бизнес логика, която предотвратява изтриването на локации с налична стока, и поддържа данните, необходими за алгоритъма за най</w:t>
       </w:r>
       <w:r>
@@ -2996,7 +3089,6 @@
           <w:sz w:val="24"/>
           <w:szCs w:val="24"/>
         </w:rPr>
-        <w:lastRenderedPageBreak/>
         <w:t>InventoryController</w:t>
       </w:r>
     </w:p>
@@ -3019,7 +3111,7 @@
           <w:sz w:val="24"/>
           <w:szCs w:val="24"/>
         </w:rPr>
-        <w:t>Следи наличностите в реално време и преизчислява инвентара според регистрираните движения. Осигурява централизирана информация за количествата, средните цени, разходите и приходите, като поддържа актуално състояние на склада.</w:t>
+        <w:t>Следи наличностите в реално време, преизчислява инвентара според движенията и осигурява централизирани данни за количества, цени, разходи и приходи, поддържайки актуално състояние на склада.</w:t>
       </w:r>
     </w:p>
     <w:p>
@@ -3093,6 +3185,7 @@
           <w:sz w:val="24"/>
           <w:szCs w:val="24"/>
         </w:rPr>
+        <w:lastRenderedPageBreak/>
         <w:t>InvoiceController</w:t>
       </w:r>
     </w:p>
@@ -3115,7 +3208,6 @@
           <w:sz w:val="24"/>
           <w:szCs w:val="24"/>
         </w:rPr>
-        <w:lastRenderedPageBreak/>
         <w:t>Автоматизира финансовото документиране на продажбите чрез генериране на фактури от OUT операции. Поддържа история на транзакциите, управление на статуси и коректно отразяване на цените и клиентските данни.</w:t>
       </w:r>
     </w:p>
@@ -3144,6 +3236,17 @@
         </w:rPr>
         <w:t>ReportController</w:t>
       </w:r>
+      <w:r>
+        <w:rPr>
+          <w:rFonts w:ascii="Times New Roman" w:eastAsia="Times New Roman" w:hAnsi="Times New Roman" w:cs="Times New Roman"/>
+          <w:b/>
+          <w:bCs/>
+          <w:color w:val="000000" w:themeColor="text1"/>
+          <w:sz w:val="24"/>
+          <w:szCs w:val="24"/>
+        </w:rPr>
+        <w:t xml:space="preserve"> </w:t>
+      </w:r>
     </w:p>
     <w:p>
       <w:pPr>
@@ -3152,19 +3255,21 @@
         <w:outlineLvl w:val="0"/>
         <w:rPr>
           <w:rFonts w:ascii="Times New Roman" w:eastAsia="Times New Roman" w:hAnsi="Times New Roman" w:cs="Times New Roman"/>
-          <w:color w:val="000000" w:themeColor="text1"/>
-          <w:sz w:val="24"/>
-          <w:szCs w:val="24"/>
-        </w:rPr>
-      </w:pPr>
-      <w:r>
-        <w:rPr>
-          <w:rFonts w:ascii="Times New Roman" w:eastAsia="Times New Roman" w:hAnsi="Times New Roman" w:cs="Times New Roman"/>
-          <w:color w:val="000000" w:themeColor="text1"/>
-          <w:sz w:val="24"/>
-          <w:szCs w:val="24"/>
-        </w:rPr>
-        <w:t>Агрегира данни от всички контролери и предоставя синтезирани справки за наличности, доставки и продажби. Поддържа филтриране и интелигентно сортиране, като осигурява ясна аналитична картина за потребителя.</w:t>
+          <w:b/>
+          <w:bCs/>
+          <w:color w:val="000000" w:themeColor="text1"/>
+          <w:sz w:val="24"/>
+          <w:szCs w:val="24"/>
+        </w:rPr>
+      </w:pPr>
+      <w:r>
+        <w:rPr>
+          <w:rFonts w:ascii="Times New Roman" w:eastAsia="Times New Roman" w:hAnsi="Times New Roman" w:cs="Times New Roman"/>
+          <w:color w:val="000000" w:themeColor="text1"/>
+          <w:sz w:val="24"/>
+          <w:szCs w:val="24"/>
+        </w:rPr>
+        <w:t>Агрегира данни от контролерите и генерира справки за наличности, доставки и продажби, като поддържа филтриране и сортиране за ясна аналитика.</w:t>
       </w:r>
     </w:p>
     <w:p>
@@ -3470,19 +3575,8 @@
           <w:sz w:val="24"/>
           <w:szCs w:val="24"/>
         </w:rPr>
-        <w:t>Тази взаимосвързана структура позволява системата да функционира като единен механизъм, в който всяка операция автоматично се отразява в логиката, инвентара и визуализацията.</w:t>
-      </w:r>
-      <w:r>
-        <w:rPr>
-          <w:rFonts w:ascii="Times New Roman" w:eastAsia="Times New Roman" w:hAnsi="Times New Roman" w:cs="Times New Roman"/>
-          <w:color w:val="000000" w:themeColor="text1"/>
-          <w:sz w:val="24"/>
-          <w:szCs w:val="24"/>
-        </w:rPr>
-        <w:t xml:space="preserve"> </w:t>
-      </w:r>
-      <w:bookmarkStart w:id="0" w:name="_GoBack"/>
-      <w:bookmarkEnd w:id="0"/>
+        <w:t>Структурата позволява системата да работи като единен механизъм, в който всяка операция автоматично се отразява в логиката, инвентара и визуализацията.</w:t>
+      </w:r>
     </w:p>
     <w:p>
       <w:pPr>
@@ -3674,7 +3768,7 @@
           <w:sz w:val="24"/>
           <w:szCs w:val="24"/>
         </w:rPr>
-        <w:t>11.1. Технически анализ и приложение на ООП принципите (Пример: CategoryController)</w:t>
+        <w:t>Технически анализ и приложение на ООП принципите (Пример: CategoryController)</w:t>
       </w:r>
     </w:p>
     <w:p>
@@ -3724,7 +3818,16 @@
           <w:sz w:val="24"/>
           <w:szCs w:val="24"/>
         </w:rPr>
-        <w:t>Абстракция</w:t>
+        <w:t xml:space="preserve">Абстракция </w:t>
+      </w:r>
+      <w:r>
+        <w:rPr>
+          <w:rFonts w:ascii="Times New Roman" w:eastAsia="Times New Roman" w:hAnsi="Times New Roman" w:cs="Times New Roman"/>
+          <w:color w:val="000000" w:themeColor="text1"/>
+          <w:sz w:val="24"/>
+          <w:szCs w:val="24"/>
+        </w:rPr>
+        <w:t>CategoryController наследява AbstractController и добавя логика, специфична за категориите, като скрива техническите детайли от останалата система.</w:t>
       </w:r>
     </w:p>
     <w:p>
@@ -3741,11 +3844,22 @@
       <w:r>
         <w:rPr>
           <w:rFonts w:ascii="Times New Roman" w:eastAsia="Times New Roman" w:hAnsi="Times New Roman" w:cs="Times New Roman"/>
-          <w:color w:val="000000" w:themeColor="text1"/>
-          <w:sz w:val="24"/>
-          <w:szCs w:val="24"/>
-        </w:rPr>
-        <w:t>CategoryController наследява AbstractController, който предоставя общи операции за зареждане, запис и сериализация на данни. Контролерът добавя само логиката, специфична за категориите, като скрива техническите детайли от останалата част на системата.</w:t>
+          <w:b/>
+          <w:bCs/>
+          <w:color w:val="000000" w:themeColor="text1"/>
+          <w:sz w:val="24"/>
+          <w:szCs w:val="24"/>
+        </w:rPr>
+        <w:t xml:space="preserve">Инкапсулация </w:t>
+      </w:r>
+      <w:r>
+        <w:rPr>
+          <w:rFonts w:ascii="Times New Roman" w:eastAsia="Times New Roman" w:hAnsi="Times New Roman" w:cs="Times New Roman"/>
+          <w:color w:val="000000" w:themeColor="text1"/>
+          <w:sz w:val="24"/>
+          <w:szCs w:val="24"/>
+        </w:rPr>
+        <w:t>Контролерът управлява списъка от категории чрез методи като add(), update(), remove(), а моделът Category поддържа собственото си състояние. Вътрешните структури не са достъпни отвън.</w:t>
       </w:r>
     </w:p>
     <w:p>
@@ -3754,23 +3868,30 @@
         <w:jc w:val="both"/>
         <w:rPr>
           <w:rFonts w:ascii="Times New Roman" w:eastAsia="Times New Roman" w:hAnsi="Times New Roman" w:cs="Times New Roman"/>
-          <w:b/>
-          <w:bCs/>
-          <w:color w:val="000000" w:themeColor="text1"/>
-          <w:sz w:val="24"/>
-          <w:szCs w:val="24"/>
-        </w:rPr>
-      </w:pPr>
-      <w:r>
-        <w:rPr>
-          <w:rFonts w:ascii="Times New Roman" w:eastAsia="Times New Roman" w:hAnsi="Times New Roman" w:cs="Times New Roman"/>
-          <w:b/>
-          <w:bCs/>
-          <w:color w:val="000000" w:themeColor="text1"/>
-          <w:sz w:val="24"/>
-          <w:szCs w:val="24"/>
-        </w:rPr>
-        <w:t>Инкапсулация</w:t>
+          <w:color w:val="000000" w:themeColor="text1"/>
+          <w:sz w:val="24"/>
+          <w:szCs w:val="24"/>
+        </w:rPr>
+      </w:pPr>
+      <w:r>
+        <w:rPr>
+          <w:rFonts w:ascii="Times New Roman" w:eastAsia="Times New Roman" w:hAnsi="Times New Roman" w:cs="Times New Roman"/>
+          <w:b/>
+          <w:bCs/>
+          <w:color w:val="000000" w:themeColor="text1"/>
+          <w:sz w:val="24"/>
+          <w:szCs w:val="24"/>
+        </w:rPr>
+        <w:t xml:space="preserve">Наследяване </w:t>
+      </w:r>
+      <w:r>
+        <w:rPr>
+          <w:rFonts w:ascii="Times New Roman" w:eastAsia="Times New Roman" w:hAnsi="Times New Roman" w:cs="Times New Roman"/>
+          <w:color w:val="000000" w:themeColor="text1"/>
+          <w:sz w:val="24"/>
+          <w:szCs w:val="24"/>
+        </w:rPr>
+        <w:t>CategoryController разширява AbstractController, използвайки базовите операции за работа с данни и добавяйки йерархична логика.</w:t>
       </w:r>
     </w:p>
     <w:p>
@@ -3779,20 +3900,33 @@
         <w:jc w:val="both"/>
         <w:rPr>
           <w:rFonts w:ascii="Times New Roman" w:eastAsia="Times New Roman" w:hAnsi="Times New Roman" w:cs="Times New Roman"/>
-          <w:color w:val="000000" w:themeColor="text1"/>
-          <w:sz w:val="24"/>
-          <w:szCs w:val="24"/>
-        </w:rPr>
-      </w:pPr>
-      <w:r>
-        <w:rPr>
-          <w:rFonts w:ascii="Times New Roman" w:eastAsia="Times New Roman" w:hAnsi="Times New Roman" w:cs="Times New Roman"/>
+          <w:b/>
+          <w:bCs/>
+          <w:color w:val="000000" w:themeColor="text1"/>
+          <w:sz w:val="24"/>
+          <w:szCs w:val="24"/>
+        </w:rPr>
+      </w:pPr>
+      <w:r>
+        <w:rPr>
+          <w:rFonts w:ascii="Times New Roman" w:eastAsia="Times New Roman" w:hAnsi="Times New Roman" w:cs="Times New Roman"/>
+          <w:b/>
+          <w:bCs/>
           <w:color w:val="000000" w:themeColor="text1"/>
           <w:sz w:val="24"/>
           <w:szCs w:val="24"/>
         </w:rPr>
         <w:lastRenderedPageBreak/>
-        <w:t>Контролерът капсулира цялата логика за работа с обекти Category. Всеки модел Category управлява собственото си състояние (напр. update_modified()), а контролерът управлява списъка от категории чрез методи като add(), update(), remove(). Вътрешните структури (self.categories) не са достъпни директно отвън.</w:t>
+        <w:t xml:space="preserve">Полиморфизъм </w:t>
+      </w:r>
+      <w:r>
+        <w:rPr>
+          <w:rFonts w:ascii="Times New Roman" w:eastAsia="Times New Roman" w:hAnsi="Times New Roman" w:cs="Times New Roman"/>
+          <w:color w:val="000000" w:themeColor="text1"/>
+          <w:sz w:val="24"/>
+          <w:szCs w:val="24"/>
+        </w:rPr>
+        <w:t>Методите from_dict() и to_dict() са полиморфни — при категориите те обработват йерархични връзки и сериализират дървовидната структура.</w:t>
       </w:r>
     </w:p>
     <w:p>
@@ -3817,7 +3951,7 @@
           <w:sz w:val="24"/>
           <w:szCs w:val="24"/>
         </w:rPr>
-        <w:t>Наследяване</w:t>
+        <w:t>II. Композиция, Асоциация, Делегация, Агрегация</w:t>
       </w:r>
     </w:p>
     <w:p>
@@ -3834,11 +3968,31 @@
       <w:r>
         <w:rPr>
           <w:rFonts w:ascii="Times New Roman" w:eastAsia="Times New Roman" w:hAnsi="Times New Roman" w:cs="Times New Roman"/>
-          <w:color w:val="000000" w:themeColor="text1"/>
-          <w:sz w:val="24"/>
-          <w:szCs w:val="24"/>
-        </w:rPr>
-        <w:t>CategoryController използва наследяването, за да получи базовите операции от AbstractController и да ги разшири с йерархична логика, специфична за категориите.</w:t>
+          <w:b/>
+          <w:bCs/>
+          <w:color w:val="000000" w:themeColor="text1"/>
+          <w:sz w:val="24"/>
+          <w:szCs w:val="24"/>
+        </w:rPr>
+        <w:t xml:space="preserve">Композиция </w:t>
+      </w:r>
+      <w:r>
+        <w:rPr>
+          <w:rFonts w:ascii="Times New Roman" w:eastAsia="Times New Roman" w:hAnsi="Times New Roman" w:cs="Times New Roman"/>
+          <w:color w:val="000000" w:themeColor="text1"/>
+          <w:sz w:val="24"/>
+          <w:szCs w:val="24"/>
+        </w:rPr>
+        <w:t>Контролерът притежава и управлява self.categories — списък, който съществува само в рамките на контролера</w:t>
+      </w:r>
+      <w:r>
+        <w:rPr>
+          <w:rFonts w:ascii="Times New Roman" w:eastAsia="Times New Roman" w:hAnsi="Times New Roman" w:cs="Times New Roman"/>
+          <w:color w:val="000000" w:themeColor="text1"/>
+          <w:sz w:val="24"/>
+          <w:szCs w:val="24"/>
+        </w:rPr>
+        <w:t>.</w:t>
       </w:r>
     </w:p>
     <w:p>
@@ -3847,23 +4001,30 @@
         <w:jc w:val="both"/>
         <w:rPr>
           <w:rFonts w:ascii="Times New Roman" w:eastAsia="Times New Roman" w:hAnsi="Times New Roman" w:cs="Times New Roman"/>
-          <w:b/>
-          <w:bCs/>
-          <w:color w:val="000000" w:themeColor="text1"/>
-          <w:sz w:val="24"/>
-          <w:szCs w:val="24"/>
-        </w:rPr>
-      </w:pPr>
-      <w:r>
-        <w:rPr>
-          <w:rFonts w:ascii="Times New Roman" w:eastAsia="Times New Roman" w:hAnsi="Times New Roman" w:cs="Times New Roman"/>
-          <w:b/>
-          <w:bCs/>
-          <w:color w:val="000000" w:themeColor="text1"/>
-          <w:sz w:val="24"/>
-          <w:szCs w:val="24"/>
-        </w:rPr>
-        <w:t>Полиморфизъм</w:t>
+          <w:color w:val="000000" w:themeColor="text1"/>
+          <w:sz w:val="24"/>
+          <w:szCs w:val="24"/>
+        </w:rPr>
+      </w:pPr>
+      <w:r>
+        <w:rPr>
+          <w:rFonts w:ascii="Times New Roman" w:eastAsia="Times New Roman" w:hAnsi="Times New Roman" w:cs="Times New Roman"/>
+          <w:b/>
+          <w:bCs/>
+          <w:color w:val="000000" w:themeColor="text1"/>
+          <w:sz w:val="24"/>
+          <w:szCs w:val="24"/>
+        </w:rPr>
+        <w:t xml:space="preserve">Асоциация </w:t>
+      </w:r>
+      <w:r>
+        <w:rPr>
+          <w:rFonts w:ascii="Times New Roman" w:eastAsia="Times New Roman" w:hAnsi="Times New Roman" w:cs="Times New Roman"/>
+          <w:color w:val="000000" w:themeColor="text1"/>
+          <w:sz w:val="24"/>
+          <w:szCs w:val="24"/>
+        </w:rPr>
+        <w:t>Полето parent_id в Category изгражда йерархия между категории без взаимно притежание.</w:t>
       </w:r>
     </w:p>
     <w:p>
@@ -3872,19 +4033,32 @@
         <w:jc w:val="both"/>
         <w:rPr>
           <w:rFonts w:ascii="Times New Roman" w:eastAsia="Times New Roman" w:hAnsi="Times New Roman" w:cs="Times New Roman"/>
-          <w:color w:val="000000" w:themeColor="text1"/>
-          <w:sz w:val="24"/>
-          <w:szCs w:val="24"/>
-        </w:rPr>
-      </w:pPr>
-      <w:r>
-        <w:rPr>
-          <w:rFonts w:ascii="Times New Roman" w:eastAsia="Times New Roman" w:hAnsi="Times New Roman" w:cs="Times New Roman"/>
-          <w:color w:val="000000" w:themeColor="text1"/>
-          <w:sz w:val="24"/>
-          <w:szCs w:val="24"/>
-        </w:rPr>
-        <w:t>Методите from_dict() и to_dict() са полиморфни — всички контролери ги притежават, но при категориите те обработват йерархични връзки и гарантират коректно сериализиране/десериализиране на дървовидната структура.</w:t>
+          <w:b/>
+          <w:bCs/>
+          <w:color w:val="000000" w:themeColor="text1"/>
+          <w:sz w:val="24"/>
+          <w:szCs w:val="24"/>
+        </w:rPr>
+      </w:pPr>
+      <w:r>
+        <w:rPr>
+          <w:rFonts w:ascii="Times New Roman" w:eastAsia="Times New Roman" w:hAnsi="Times New Roman" w:cs="Times New Roman"/>
+          <w:b/>
+          <w:bCs/>
+          <w:color w:val="000000" w:themeColor="text1"/>
+          <w:sz w:val="24"/>
+          <w:szCs w:val="24"/>
+        </w:rPr>
+        <w:t xml:space="preserve">Делегация </w:t>
+      </w:r>
+      <w:r>
+        <w:rPr>
+          <w:rFonts w:ascii="Times New Roman" w:eastAsia="Times New Roman" w:hAnsi="Times New Roman" w:cs="Times New Roman"/>
+          <w:color w:val="000000" w:themeColor="text1"/>
+          <w:sz w:val="24"/>
+          <w:szCs w:val="24"/>
+        </w:rPr>
+        <w:t>Специализирани задачи се делегират към CategoryValidator, filters.category_functions и AbstractController, което държи контролера лек и фокусиран.</w:t>
       </w:r>
     </w:p>
     <w:p>
@@ -3909,7 +4083,27 @@
           <w:sz w:val="24"/>
           <w:szCs w:val="24"/>
         </w:rPr>
-        <w:t>II. Композиция, Асоциация, Делегация, Агрегация</w:t>
+        <w:t xml:space="preserve">Агрегация </w:t>
+      </w:r>
+      <w:r>
+        <w:rPr>
+          <w:rFonts w:ascii="Times New Roman" w:eastAsia="Times New Roman" w:hAnsi="Times New Roman" w:cs="Times New Roman"/>
+          <w:color w:val="000000" w:themeColor="text1"/>
+          <w:sz w:val="24"/>
+          <w:szCs w:val="24"/>
+        </w:rPr>
+        <w:t>Методът remove() използва product_controller и repo като външни зависимости, подадени чрез Dependency Injection</w:t>
+      </w:r>
+      <w:r>
+        <w:rPr>
+          <w:rFonts w:ascii="Times New Roman" w:eastAsia="Times New Roman" w:hAnsi="Times New Roman" w:cs="Times New Roman"/>
+          <w:b/>
+          <w:bCs/>
+          <w:color w:val="000000" w:themeColor="text1"/>
+          <w:sz w:val="24"/>
+          <w:szCs w:val="24"/>
+        </w:rPr>
+        <w:t>.</w:t>
       </w:r>
     </w:p>
     <w:p>
@@ -3934,8 +4128,7 @@
           <w:sz w:val="24"/>
           <w:szCs w:val="24"/>
         </w:rPr>
-        <w:lastRenderedPageBreak/>
-        <w:t>Композиция</w:t>
+        <w:t>III. SOLID принципи</w:t>
       </w:r>
     </w:p>
     <w:p>
@@ -3944,37 +4137,33 @@
         <w:jc w:val="both"/>
         <w:rPr>
           <w:rFonts w:ascii="Times New Roman" w:eastAsia="Times New Roman" w:hAnsi="Times New Roman" w:cs="Times New Roman"/>
-          <w:color w:val="000000" w:themeColor="text1"/>
-          <w:sz w:val="24"/>
-          <w:szCs w:val="24"/>
-        </w:rPr>
-      </w:pPr>
-      <w:r>
-        <w:rPr>
-          <w:rFonts w:ascii="Times New Roman" w:eastAsia="Times New Roman" w:hAnsi="Times New Roman" w:cs="Times New Roman"/>
-          <w:color w:val="000000" w:themeColor="text1"/>
-          <w:sz w:val="24"/>
-          <w:szCs w:val="24"/>
-        </w:rPr>
-        <w:t>Контролерът притежава и управлява списъка self.categories. Този списък съществува само като част от контролера →</w:t>
-      </w:r>
-      <w:r>
-        <w:rPr>
-          <w:rFonts w:ascii="Times New Roman" w:eastAsia="Times New Roman" w:hAnsi="Times New Roman" w:cs="Times New Roman"/>
-          <w:color w:val="000000" w:themeColor="text1"/>
-          <w:sz w:val="24"/>
-          <w:szCs w:val="24"/>
-        </w:rPr>
-        <w:t xml:space="preserve"> </w:t>
-      </w:r>
-      <w:r>
-        <w:rPr>
-          <w:rFonts w:ascii="Times New Roman" w:eastAsia="Times New Roman" w:hAnsi="Times New Roman" w:cs="Times New Roman"/>
-          <w:color w:val="000000" w:themeColor="text1"/>
-          <w:sz w:val="24"/>
-          <w:szCs w:val="24"/>
-        </w:rPr>
-        <w:t>композиция.</w:t>
+          <w:b/>
+          <w:bCs/>
+          <w:color w:val="000000" w:themeColor="text1"/>
+          <w:sz w:val="24"/>
+          <w:szCs w:val="24"/>
+        </w:rPr>
+      </w:pPr>
+      <w:r>
+        <w:rPr>
+          <w:rFonts w:ascii="Times New Roman" w:eastAsia="Times New Roman" w:hAnsi="Times New Roman" w:cs="Times New Roman"/>
+          <w:b/>
+          <w:bCs/>
+          <w:color w:val="000000" w:themeColor="text1"/>
+          <w:sz w:val="24"/>
+          <w:szCs w:val="24"/>
+        </w:rPr>
+        <w:lastRenderedPageBreak/>
+        <w:t xml:space="preserve">S — Single Responsibility </w:t>
+      </w:r>
+      <w:r>
+        <w:rPr>
+          <w:rFonts w:ascii="Times New Roman" w:eastAsia="Times New Roman" w:hAnsi="Times New Roman" w:cs="Times New Roman"/>
+          <w:color w:val="000000" w:themeColor="text1"/>
+          <w:sz w:val="24"/>
+          <w:szCs w:val="24"/>
+        </w:rPr>
+        <w:t>Контролерът управлява жизнения цикъл на категориите; валидацията и анализите са изнесени в отделни модули.</w:t>
       </w:r>
     </w:p>
     <w:p>
@@ -3983,23 +4172,30 @@
         <w:jc w:val="both"/>
         <w:rPr>
           <w:rFonts w:ascii="Times New Roman" w:eastAsia="Times New Roman" w:hAnsi="Times New Roman" w:cs="Times New Roman"/>
-          <w:b/>
-          <w:bCs/>
-          <w:color w:val="000000" w:themeColor="text1"/>
-          <w:sz w:val="24"/>
-          <w:szCs w:val="24"/>
-        </w:rPr>
-      </w:pPr>
-      <w:r>
-        <w:rPr>
-          <w:rFonts w:ascii="Times New Roman" w:eastAsia="Times New Roman" w:hAnsi="Times New Roman" w:cs="Times New Roman"/>
-          <w:b/>
-          <w:bCs/>
-          <w:color w:val="000000" w:themeColor="text1"/>
-          <w:sz w:val="24"/>
-          <w:szCs w:val="24"/>
-        </w:rPr>
-        <w:t>Асоциация</w:t>
+          <w:color w:val="000000" w:themeColor="text1"/>
+          <w:sz w:val="24"/>
+          <w:szCs w:val="24"/>
+        </w:rPr>
+      </w:pPr>
+      <w:r>
+        <w:rPr>
+          <w:rFonts w:ascii="Times New Roman" w:eastAsia="Times New Roman" w:hAnsi="Times New Roman" w:cs="Times New Roman"/>
+          <w:b/>
+          <w:bCs/>
+          <w:color w:val="000000" w:themeColor="text1"/>
+          <w:sz w:val="24"/>
+          <w:szCs w:val="24"/>
+        </w:rPr>
+        <w:t xml:space="preserve">O — Open/Closed </w:t>
+      </w:r>
+      <w:r>
+        <w:rPr>
+          <w:rFonts w:ascii="Times New Roman" w:eastAsia="Times New Roman" w:hAnsi="Times New Roman" w:cs="Times New Roman"/>
+          <w:color w:val="000000" w:themeColor="text1"/>
+          <w:sz w:val="24"/>
+          <w:szCs w:val="24"/>
+        </w:rPr>
+        <w:t>Контролерът е разширяем чрез външни модули, без промяна на основния код.</w:t>
       </w:r>
     </w:p>
     <w:p>
@@ -4016,11 +4212,22 @@
       <w:r>
         <w:rPr>
           <w:rFonts w:ascii="Times New Roman" w:eastAsia="Times New Roman" w:hAnsi="Times New Roman" w:cs="Times New Roman"/>
-          <w:color w:val="000000" w:themeColor="text1"/>
-          <w:sz w:val="24"/>
-          <w:szCs w:val="24"/>
-        </w:rPr>
-        <w:t>В модела Category полето parent_id сочи към друга категория. Това изгражда йерархична структура чрез асоциация между обекти от един и същи тип, без да се притежават взаимно.</w:t>
+          <w:b/>
+          <w:bCs/>
+          <w:color w:val="000000" w:themeColor="text1"/>
+          <w:sz w:val="24"/>
+          <w:szCs w:val="24"/>
+        </w:rPr>
+        <w:t xml:space="preserve">L — Liskov Substitution </w:t>
+      </w:r>
+      <w:r>
+        <w:rPr>
+          <w:rFonts w:ascii="Times New Roman" w:eastAsia="Times New Roman" w:hAnsi="Times New Roman" w:cs="Times New Roman"/>
+          <w:color w:val="000000" w:themeColor="text1"/>
+          <w:sz w:val="24"/>
+          <w:szCs w:val="24"/>
+        </w:rPr>
+        <w:t>CategoryController спазва интерфейса на AbstractController и може да бъде използван като негов заместител.</w:t>
       </w:r>
     </w:p>
     <w:p>
@@ -4045,7 +4252,16 @@
           <w:sz w:val="24"/>
           <w:szCs w:val="24"/>
         </w:rPr>
-        <w:t>Делегация</w:t>
+        <w:t xml:space="preserve">I — Interface Segregation </w:t>
+      </w:r>
+      <w:r>
+        <w:rPr>
+          <w:rFonts w:ascii="Times New Roman" w:eastAsia="Times New Roman" w:hAnsi="Times New Roman" w:cs="Times New Roman"/>
+          <w:color w:val="000000" w:themeColor="text1"/>
+          <w:sz w:val="24"/>
+          <w:szCs w:val="24"/>
+        </w:rPr>
+        <w:t>AbstractController предоставя минимален интерфейс; допълнителната логика е разделена в отделни компоненти.</w:t>
       </w:r>
     </w:p>
     <w:p>
@@ -4062,439 +4278,22 @@
       <w:r>
         <w:rPr>
           <w:rFonts w:ascii="Times New Roman" w:eastAsia="Times New Roman" w:hAnsi="Times New Roman" w:cs="Times New Roman"/>
-          <w:color w:val="000000" w:themeColor="text1"/>
-          <w:sz w:val="24"/>
-          <w:szCs w:val="24"/>
-        </w:rPr>
-        <w:t>Контролерът делегира специализирани задачи към външни компоненти:</w:t>
-      </w:r>
-    </w:p>
-    <w:p>
-      <w:pPr>
-        <w:numPr>
-          <w:ilvl w:val="0"/>
-          <w:numId w:val="49"/>
-        </w:numPr>
-        <w:spacing w:line="360" w:lineRule="auto"/>
-        <w:jc w:val="both"/>
-        <w:rPr>
-          <w:rFonts w:ascii="Times New Roman" w:eastAsia="Times New Roman" w:hAnsi="Times New Roman" w:cs="Times New Roman"/>
-          <w:color w:val="000000" w:themeColor="text1"/>
-          <w:sz w:val="24"/>
-          <w:szCs w:val="24"/>
-        </w:rPr>
-      </w:pPr>
-      <w:r>
-        <w:rPr>
-          <w:rFonts w:ascii="Times New Roman" w:eastAsia="Times New Roman" w:hAnsi="Times New Roman" w:cs="Times New Roman"/>
-          <w:color w:val="000000" w:themeColor="text1"/>
-          <w:sz w:val="24"/>
-          <w:szCs w:val="24"/>
-        </w:rPr>
-        <w:t>валидация → CategoryValidator</w:t>
-      </w:r>
-    </w:p>
-    <w:p>
-      <w:pPr>
-        <w:numPr>
-          <w:ilvl w:val="0"/>
-          <w:numId w:val="49"/>
-        </w:numPr>
-        <w:spacing w:line="360" w:lineRule="auto"/>
-        <w:jc w:val="both"/>
-        <w:rPr>
-          <w:rFonts w:ascii="Times New Roman" w:eastAsia="Times New Roman" w:hAnsi="Times New Roman" w:cs="Times New Roman"/>
-          <w:color w:val="000000" w:themeColor="text1"/>
-          <w:sz w:val="24"/>
-          <w:szCs w:val="24"/>
-        </w:rPr>
-      </w:pPr>
-      <w:r>
-        <w:rPr>
-          <w:rFonts w:ascii="Times New Roman" w:eastAsia="Times New Roman" w:hAnsi="Times New Roman" w:cs="Times New Roman"/>
-          <w:color w:val="000000" w:themeColor="text1"/>
-          <w:sz w:val="24"/>
-          <w:szCs w:val="24"/>
-        </w:rPr>
-        <w:t>рекурсивни операции и статистики → filters.category_functions (get_all_children_ids, get_category_stats)</w:t>
-      </w:r>
-    </w:p>
-    <w:p>
-      <w:pPr>
-        <w:numPr>
-          <w:ilvl w:val="0"/>
-          <w:numId w:val="49"/>
-        </w:numPr>
-        <w:spacing w:line="360" w:lineRule="auto"/>
-        <w:jc w:val="both"/>
-        <w:rPr>
-          <w:rFonts w:ascii="Times New Roman" w:eastAsia="Times New Roman" w:hAnsi="Times New Roman" w:cs="Times New Roman"/>
-          <w:color w:val="000000" w:themeColor="text1"/>
-          <w:sz w:val="24"/>
-          <w:szCs w:val="24"/>
-        </w:rPr>
-      </w:pPr>
-      <w:r>
-        <w:rPr>
-          <w:rFonts w:ascii="Times New Roman" w:eastAsia="Times New Roman" w:hAnsi="Times New Roman" w:cs="Times New Roman"/>
-          <w:color w:val="000000" w:themeColor="text1"/>
-          <w:sz w:val="24"/>
-          <w:szCs w:val="24"/>
-        </w:rPr>
-        <w:lastRenderedPageBreak/>
-        <w:t>запис и зареждане → базовия AbstractController</w:t>
-      </w:r>
-    </w:p>
-    <w:p>
-      <w:pPr>
-        <w:spacing w:line="360" w:lineRule="auto"/>
-        <w:jc w:val="both"/>
-        <w:rPr>
-          <w:rFonts w:ascii="Times New Roman" w:eastAsia="Times New Roman" w:hAnsi="Times New Roman" w:cs="Times New Roman"/>
-          <w:color w:val="000000" w:themeColor="text1"/>
-          <w:sz w:val="24"/>
-          <w:szCs w:val="24"/>
-        </w:rPr>
-      </w:pPr>
-      <w:r>
-        <w:rPr>
-          <w:rFonts w:ascii="Times New Roman" w:eastAsia="Times New Roman" w:hAnsi="Times New Roman" w:cs="Times New Roman"/>
-          <w:color w:val="000000" w:themeColor="text1"/>
-          <w:sz w:val="24"/>
-          <w:szCs w:val="24"/>
-        </w:rPr>
-        <w:t>Така контролерът остава лек и фокусиран.</w:t>
-      </w:r>
-    </w:p>
-    <w:p>
-      <w:pPr>
-        <w:spacing w:line="360" w:lineRule="auto"/>
-        <w:jc w:val="both"/>
-        <w:rPr>
-          <w:rFonts w:ascii="Times New Roman" w:eastAsia="Times New Roman" w:hAnsi="Times New Roman" w:cs="Times New Roman"/>
-          <w:b/>
-          <w:bCs/>
-          <w:color w:val="000000" w:themeColor="text1"/>
-          <w:sz w:val="24"/>
-          <w:szCs w:val="24"/>
-        </w:rPr>
-      </w:pPr>
-      <w:r>
-        <w:rPr>
-          <w:rFonts w:ascii="Times New Roman" w:eastAsia="Times New Roman" w:hAnsi="Times New Roman" w:cs="Times New Roman"/>
-          <w:b/>
-          <w:bCs/>
-          <w:color w:val="000000" w:themeColor="text1"/>
-          <w:sz w:val="24"/>
-          <w:szCs w:val="24"/>
-        </w:rPr>
-        <w:t>Агрегация</w:t>
-      </w:r>
-    </w:p>
-    <w:p>
-      <w:pPr>
-        <w:spacing w:line="360" w:lineRule="auto"/>
-        <w:jc w:val="both"/>
-        <w:rPr>
-          <w:rFonts w:ascii="Times New Roman" w:eastAsia="Times New Roman" w:hAnsi="Times New Roman" w:cs="Times New Roman"/>
-          <w:b/>
-          <w:bCs/>
-          <w:color w:val="000000" w:themeColor="text1"/>
-          <w:sz w:val="24"/>
-          <w:szCs w:val="24"/>
-        </w:rPr>
-      </w:pPr>
-      <w:r>
-        <w:rPr>
-          <w:rFonts w:ascii="Times New Roman" w:eastAsia="Times New Roman" w:hAnsi="Times New Roman" w:cs="Times New Roman"/>
-          <w:color w:val="000000" w:themeColor="text1"/>
-          <w:sz w:val="24"/>
-          <w:szCs w:val="24"/>
-        </w:rPr>
-        <w:t>Методът remove() приема product_controller като аргумент. Контролерът не го притежава, а го използва временно за проверка на зависимости между категории и продукти. Същото важи и за repo, който се подава чрез Dependency Injection.</w:t>
-      </w:r>
-    </w:p>
-    <w:p>
-      <w:pPr>
-        <w:spacing w:line="360" w:lineRule="auto"/>
-        <w:jc w:val="both"/>
-        <w:rPr>
-          <w:rFonts w:ascii="Times New Roman" w:eastAsia="Times New Roman" w:hAnsi="Times New Roman" w:cs="Times New Roman"/>
-          <w:b/>
-          <w:bCs/>
-          <w:color w:val="000000" w:themeColor="text1"/>
-          <w:sz w:val="24"/>
-          <w:szCs w:val="24"/>
-        </w:rPr>
-      </w:pPr>
-      <w:r>
-        <w:rPr>
-          <w:rFonts w:ascii="Times New Roman" w:eastAsia="Times New Roman" w:hAnsi="Times New Roman" w:cs="Times New Roman"/>
-          <w:b/>
-          <w:bCs/>
-          <w:color w:val="000000" w:themeColor="text1"/>
-          <w:sz w:val="24"/>
-          <w:szCs w:val="24"/>
-        </w:rPr>
-        <w:t>III. Прилагане на SOLID стандартите</w:t>
-      </w:r>
-    </w:p>
-    <w:p>
-      <w:pPr>
-        <w:spacing w:line="360" w:lineRule="auto"/>
-        <w:jc w:val="both"/>
-        <w:rPr>
-          <w:rFonts w:ascii="Times New Roman" w:eastAsia="Times New Roman" w:hAnsi="Times New Roman" w:cs="Times New Roman"/>
-          <w:b/>
-          <w:bCs/>
-          <w:color w:val="000000" w:themeColor="text1"/>
-          <w:sz w:val="24"/>
-          <w:szCs w:val="24"/>
-        </w:rPr>
-      </w:pPr>
-      <w:r>
-        <w:rPr>
-          <w:rFonts w:ascii="Times New Roman" w:eastAsia="Times New Roman" w:hAnsi="Times New Roman" w:cs="Times New Roman"/>
-          <w:b/>
-          <w:bCs/>
-          <w:color w:val="000000" w:themeColor="text1"/>
-          <w:sz w:val="24"/>
-          <w:szCs w:val="24"/>
-        </w:rPr>
-        <w:t>S — Single Responsibility Principle</w:t>
-      </w:r>
-    </w:p>
-    <w:p>
-      <w:pPr>
-        <w:spacing w:line="360" w:lineRule="auto"/>
-        <w:jc w:val="both"/>
-        <w:rPr>
-          <w:rFonts w:ascii="Times New Roman" w:eastAsia="Times New Roman" w:hAnsi="Times New Roman" w:cs="Times New Roman"/>
-          <w:color w:val="000000" w:themeColor="text1"/>
-          <w:sz w:val="24"/>
-          <w:szCs w:val="24"/>
-        </w:rPr>
-      </w:pPr>
-      <w:r>
-        <w:rPr>
-          <w:rFonts w:ascii="Times New Roman" w:eastAsia="Times New Roman" w:hAnsi="Times New Roman" w:cs="Times New Roman"/>
-          <w:color w:val="000000" w:themeColor="text1"/>
-          <w:sz w:val="24"/>
-          <w:szCs w:val="24"/>
-        </w:rPr>
-        <w:t>CategoryController има една отговорност: управление на жизнения цикъл на категориите. Валидацията, анализите и филтрите са изнесени в отделни модули.</w:t>
-      </w:r>
-    </w:p>
-    <w:p>
-      <w:pPr>
-        <w:spacing w:line="360" w:lineRule="auto"/>
-        <w:jc w:val="both"/>
-        <w:rPr>
-          <w:rFonts w:ascii="Times New Roman" w:eastAsia="Times New Roman" w:hAnsi="Times New Roman" w:cs="Times New Roman"/>
-          <w:b/>
-          <w:bCs/>
-          <w:color w:val="000000" w:themeColor="text1"/>
-          <w:sz w:val="24"/>
-          <w:szCs w:val="24"/>
-        </w:rPr>
-      </w:pPr>
-      <w:r>
-        <w:rPr>
-          <w:rFonts w:ascii="Times New Roman" w:eastAsia="Times New Roman" w:hAnsi="Times New Roman" w:cs="Times New Roman"/>
-          <w:b/>
-          <w:bCs/>
-          <w:color w:val="000000" w:themeColor="text1"/>
-          <w:sz w:val="24"/>
-          <w:szCs w:val="24"/>
-        </w:rPr>
-        <w:t>O — Open/Closed Principle</w:t>
-      </w:r>
-    </w:p>
-    <w:p>
-      <w:pPr>
-        <w:spacing w:line="360" w:lineRule="auto"/>
-        <w:jc w:val="both"/>
-        <w:rPr>
-          <w:rFonts w:ascii="Times New Roman" w:eastAsia="Times New Roman" w:hAnsi="Times New Roman" w:cs="Times New Roman"/>
-          <w:color w:val="000000" w:themeColor="text1"/>
-          <w:sz w:val="24"/>
-          <w:szCs w:val="24"/>
-        </w:rPr>
-      </w:pPr>
-      <w:r>
-        <w:rPr>
-          <w:rFonts w:ascii="Times New Roman" w:eastAsia="Times New Roman" w:hAnsi="Times New Roman" w:cs="Times New Roman"/>
-          <w:color w:val="000000" w:themeColor="text1"/>
-          <w:sz w:val="24"/>
-          <w:szCs w:val="24"/>
-        </w:rPr>
-        <w:lastRenderedPageBreak/>
-        <w:t>Контролерът е отворен за разширяване (нови анализи, нови йерархични нива), но затворен за промяна. Новите функционалности се добавят чрез външни модули, без да се променя основният код.</w:t>
-      </w:r>
-    </w:p>
-    <w:p>
-      <w:pPr>
-        <w:spacing w:line="360" w:lineRule="auto"/>
-        <w:jc w:val="both"/>
-        <w:rPr>
-          <w:rFonts w:ascii="Times New Roman" w:eastAsia="Times New Roman" w:hAnsi="Times New Roman" w:cs="Times New Roman"/>
-          <w:b/>
-          <w:bCs/>
-          <w:color w:val="000000" w:themeColor="text1"/>
-          <w:sz w:val="24"/>
-          <w:szCs w:val="24"/>
-        </w:rPr>
-      </w:pPr>
-      <w:r>
-        <w:rPr>
-          <w:rFonts w:ascii="Times New Roman" w:eastAsia="Times New Roman" w:hAnsi="Times New Roman" w:cs="Times New Roman"/>
-          <w:b/>
-          <w:bCs/>
-          <w:color w:val="000000" w:themeColor="text1"/>
-          <w:sz w:val="24"/>
-          <w:szCs w:val="24"/>
-        </w:rPr>
-        <w:t>L — Liskov Substitution Principle</w:t>
-      </w:r>
-    </w:p>
-    <w:p>
-      <w:pPr>
-        <w:spacing w:line="360" w:lineRule="auto"/>
-        <w:jc w:val="both"/>
-        <w:rPr>
-          <w:rFonts w:ascii="Times New Roman" w:eastAsia="Times New Roman" w:hAnsi="Times New Roman" w:cs="Times New Roman"/>
-          <w:color w:val="000000" w:themeColor="text1"/>
-          <w:sz w:val="24"/>
-          <w:szCs w:val="24"/>
-        </w:rPr>
-      </w:pPr>
-      <w:r>
-        <w:rPr>
-          <w:rFonts w:ascii="Times New Roman" w:eastAsia="Times New Roman" w:hAnsi="Times New Roman" w:cs="Times New Roman"/>
-          <w:color w:val="000000" w:themeColor="text1"/>
-          <w:sz w:val="24"/>
-          <w:szCs w:val="24"/>
-        </w:rPr>
-        <w:t>CategoryController напълно спазва интерфейса на AbstractController. Може да бъде използван навсякъде, където се очаква базовият тип, без нарушаване на логиката.</w:t>
-      </w:r>
-    </w:p>
-    <w:p>
-      <w:pPr>
-        <w:spacing w:line="360" w:lineRule="auto"/>
-        <w:jc w:val="both"/>
-        <w:rPr>
-          <w:rFonts w:ascii="Times New Roman" w:eastAsia="Times New Roman" w:hAnsi="Times New Roman" w:cs="Times New Roman"/>
-          <w:b/>
-          <w:bCs/>
-          <w:color w:val="000000" w:themeColor="text1"/>
-          <w:sz w:val="24"/>
-          <w:szCs w:val="24"/>
-        </w:rPr>
-      </w:pPr>
-      <w:r>
-        <w:rPr>
-          <w:rFonts w:ascii="Times New Roman" w:eastAsia="Times New Roman" w:hAnsi="Times New Roman" w:cs="Times New Roman"/>
-          <w:b/>
-          <w:bCs/>
-          <w:color w:val="000000" w:themeColor="text1"/>
-          <w:sz w:val="24"/>
-          <w:szCs w:val="24"/>
-        </w:rPr>
-        <w:t>I — Interface Segregation Principle</w:t>
-      </w:r>
-    </w:p>
-    <w:p>
-      <w:pPr>
-        <w:spacing w:line="360" w:lineRule="auto"/>
-        <w:jc w:val="both"/>
-        <w:rPr>
-          <w:rFonts w:ascii="Times New Roman" w:eastAsia="Times New Roman" w:hAnsi="Times New Roman" w:cs="Times New Roman"/>
-          <w:color w:val="000000" w:themeColor="text1"/>
-          <w:sz w:val="24"/>
-          <w:szCs w:val="24"/>
-        </w:rPr>
-      </w:pPr>
-      <w:r>
-        <w:rPr>
-          <w:rFonts w:ascii="Times New Roman" w:eastAsia="Times New Roman" w:hAnsi="Times New Roman" w:cs="Times New Roman"/>
-          <w:color w:val="000000" w:themeColor="text1"/>
-          <w:sz w:val="24"/>
-          <w:szCs w:val="24"/>
-        </w:rPr>
-        <w:t>AbstractController предоставя минимален интерфейс — само методите, които са нужни за работа с данни. Валидацията, статистиката и анализите са отделени в самостоятелни модули.</w:t>
-      </w:r>
-    </w:p>
-    <w:p>
-      <w:pPr>
-        <w:spacing w:line="360" w:lineRule="auto"/>
-        <w:jc w:val="both"/>
-        <w:rPr>
-          <w:rFonts w:ascii="Times New Roman" w:eastAsia="Times New Roman" w:hAnsi="Times New Roman" w:cs="Times New Roman"/>
-          <w:b/>
-          <w:bCs/>
-          <w:color w:val="000000" w:themeColor="text1"/>
-          <w:sz w:val="24"/>
-          <w:szCs w:val="24"/>
-        </w:rPr>
-      </w:pPr>
-      <w:r>
-        <w:rPr>
-          <w:rFonts w:ascii="Times New Roman" w:eastAsia="Times New Roman" w:hAnsi="Times New Roman" w:cs="Times New Roman"/>
-          <w:b/>
-          <w:bCs/>
-          <w:color w:val="000000" w:themeColor="text1"/>
-          <w:sz w:val="24"/>
-          <w:szCs w:val="24"/>
-        </w:rPr>
-        <w:t>D — Dependency Inversion Principle</w:t>
-      </w:r>
-    </w:p>
-    <w:p>
-      <w:pPr>
-        <w:spacing w:line="360" w:lineRule="auto"/>
-        <w:jc w:val="both"/>
-        <w:rPr>
-          <w:rFonts w:ascii="Times New Roman" w:eastAsia="Times New Roman" w:hAnsi="Times New Roman" w:cs="Times New Roman"/>
-          <w:color w:val="000000" w:themeColor="text1"/>
-          <w:sz w:val="24"/>
-          <w:szCs w:val="24"/>
-        </w:rPr>
-      </w:pPr>
-      <w:r>
-        <w:rPr>
-          <w:rFonts w:ascii="Times New Roman" w:eastAsia="Times New Roman" w:hAnsi="Times New Roman" w:cs="Times New Roman"/>
-          <w:color w:val="000000" w:themeColor="text1"/>
-          <w:sz w:val="24"/>
-          <w:szCs w:val="24"/>
-        </w:rPr>
-        <w:t>Контролерът работи с абстракцията repo, подадена чрез Dependency Injection. Това позволява лесна подмяна на хранилището (JSON, база данни, API) без промяна в контролера.</w:t>
-      </w:r>
-      <w:r>
-        <w:rPr>
-          <w:rFonts w:ascii="Times New Roman" w:eastAsia="Times New Roman" w:hAnsi="Times New Roman" w:cs="Times New Roman"/>
-          <w:color w:val="000000" w:themeColor="text1"/>
-          <w:sz w:val="24"/>
-          <w:szCs w:val="24"/>
-        </w:rPr>
-        <w:t xml:space="preserve"> </w:t>
-      </w:r>
-      <w:r>
-        <w:rPr>
-          <w:rFonts w:ascii="Times New Roman" w:eastAsia="Times New Roman" w:hAnsi="Times New Roman" w:cs="Times New Roman"/>
-          <w:color w:val="000000" w:themeColor="text1"/>
-          <w:sz w:val="24"/>
-          <w:szCs w:val="24"/>
-        </w:rPr>
-        <w:t>К</w:t>
-      </w:r>
-      <w:r>
-        <w:rPr>
-          <w:rFonts w:ascii="Times New Roman" w:eastAsia="Times New Roman" w:hAnsi="Times New Roman" w:cs="Times New Roman"/>
-          <w:color w:val="000000" w:themeColor="text1"/>
-          <w:sz w:val="24"/>
-          <w:szCs w:val="24"/>
-        </w:rPr>
-        <w:t>онтролерът остава лесен за поддръжка, тестване и разширяване.</w:t>
+          <w:b/>
+          <w:bCs/>
+          <w:color w:val="000000" w:themeColor="text1"/>
+          <w:sz w:val="24"/>
+          <w:szCs w:val="24"/>
+        </w:rPr>
+        <w:t>D — Dependency Inversion</w:t>
+      </w:r>
+      <w:r>
+        <w:rPr>
+          <w:rFonts w:ascii="Times New Roman" w:eastAsia="Times New Roman" w:hAnsi="Times New Roman" w:cs="Times New Roman"/>
+          <w:color w:val="000000" w:themeColor="text1"/>
+          <w:sz w:val="24"/>
+          <w:szCs w:val="24"/>
+        </w:rPr>
+        <w:t xml:space="preserve"> Контролерът работи с абстракцията repo чрез Dependency Injection, което улеснява поддръжката, тестването и разширяването.</w:t>
       </w:r>
     </w:p>
     <w:p>
@@ -4517,7 +4316,6 @@
           <w:sz w:val="28"/>
           <w:szCs w:val="28"/>
         </w:rPr>
-        <w:lastRenderedPageBreak/>
         <w:t>1</w:t>
       </w:r>
       <w:r>
@@ -4562,86 +4360,11 @@
           <w:sz w:val="28"/>
           <w:szCs w:val="28"/>
         </w:rPr>
-        <w:t>азширения на системата</w:t>
-      </w:r>
-    </w:p>
-    <w:p>
-      <w:pPr>
-        <w:spacing w:line="360" w:lineRule="auto"/>
-        <w:jc w:val="both"/>
-        <w:rPr>
-          <w:rFonts w:ascii="Times New Roman" w:hAnsi="Times New Roman" w:cs="Times New Roman"/>
-          <w:sz w:val="24"/>
-          <w:szCs w:val="24"/>
-        </w:rPr>
-      </w:pPr>
-      <w:r>
-        <w:rPr>
-          <w:rFonts w:ascii="Times New Roman" w:hAnsi="Times New Roman" w:cs="Times New Roman"/>
-          <w:sz w:val="24"/>
-          <w:szCs w:val="24"/>
-        </w:rPr>
-        <w:t>Разширенията добавят аналитични и функционални възможности. Аналитичният модул изчислява ключови финансови показатели и дава по</w:t>
-      </w:r>
-      <w:r>
-        <w:rPr>
-          <w:rFonts w:ascii="Times New Roman" w:hAnsi="Times New Roman" w:cs="Times New Roman"/>
-          <w:sz w:val="24"/>
-          <w:szCs w:val="24"/>
-        </w:rPr>
-        <w:noBreakHyphen/>
-        <w:t>детайлна оценка на разходи и приходи. Интелигентното търсене поддържа частични съвпадения за по</w:t>
-      </w:r>
-      <w:r>
-        <w:rPr>
-          <w:rFonts w:ascii="Times New Roman" w:hAnsi="Times New Roman" w:cs="Times New Roman"/>
-          <w:sz w:val="24"/>
-          <w:szCs w:val="24"/>
-        </w:rPr>
-        <w:noBreakHyphen/>
-        <w:t xml:space="preserve">лесно откриване на продукти и партньори. Данните могат да се сортират чрез </w:t>
-      </w:r>
-      <w:r>
-        <w:rPr>
-          <w:rFonts w:ascii="Times New Roman" w:hAnsi="Times New Roman" w:cs="Times New Roman"/>
-          <w:b/>
-          <w:bCs/>
-          <w:sz w:val="24"/>
-          <w:szCs w:val="24"/>
-        </w:rPr>
-        <w:t>Merge Sort</w:t>
-      </w:r>
-      <w:r>
-        <w:rPr>
-          <w:rFonts w:ascii="Times New Roman" w:hAnsi="Times New Roman" w:cs="Times New Roman"/>
-          <w:sz w:val="24"/>
-          <w:szCs w:val="24"/>
-        </w:rPr>
-        <w:t xml:space="preserve"> и </w:t>
-      </w:r>
-      <w:r>
-        <w:rPr>
-          <w:rFonts w:ascii="Times New Roman" w:hAnsi="Times New Roman" w:cs="Times New Roman"/>
-          <w:b/>
-          <w:bCs/>
-          <w:sz w:val="24"/>
-          <w:szCs w:val="24"/>
-        </w:rPr>
-        <w:t>Quick Sort</w:t>
-      </w:r>
-      <w:r>
-        <w:rPr>
-          <w:rFonts w:ascii="Times New Roman" w:hAnsi="Times New Roman" w:cs="Times New Roman"/>
-          <w:sz w:val="24"/>
-          <w:szCs w:val="24"/>
-        </w:rPr>
-        <w:t>, а многоскладовата поддръжка показва разпределението на продуктите по локации.</w:t>
-      </w:r>
-    </w:p>
-    <w:p>
-      <w:pPr>
-        <w:spacing w:line="360" w:lineRule="auto"/>
-        <w:jc w:val="both"/>
+        <w:t>азширения на сист</w:t>
+      </w:r>
+      <w:bookmarkStart w:id="0" w:name="_GoBack"/>
+      <w:bookmarkEnd w:id="0"/>
+      <w:r>
         <w:rPr>
           <w:rFonts w:ascii="Times New Roman" w:eastAsia="Times New Roman" w:hAnsi="Times New Roman" w:cs="Times New Roman"/>
           <w:b/>
@@ -4650,8 +4373,95 @@
           <w:sz w:val="28"/>
           <w:szCs w:val="28"/>
         </w:rPr>
-      </w:pPr>
-      <w:r>
+        <w:t>емата</w:t>
+      </w:r>
+    </w:p>
+    <w:p>
+      <w:pPr>
+        <w:spacing w:line="360" w:lineRule="auto"/>
+        <w:jc w:val="both"/>
+        <w:rPr>
+          <w:rFonts w:ascii="Times New Roman" w:hAnsi="Times New Roman" w:cs="Times New Roman"/>
+          <w:sz w:val="24"/>
+          <w:szCs w:val="24"/>
+        </w:rPr>
+      </w:pPr>
+      <w:r>
+        <w:rPr>
+          <w:rFonts w:ascii="Times New Roman" w:hAnsi="Times New Roman" w:cs="Times New Roman"/>
+          <w:sz w:val="24"/>
+          <w:szCs w:val="24"/>
+        </w:rPr>
+        <w:t>Разширенията добавят аналитични и функционални възможности. Аналитичният модул изчислява ключови финансови показатели и дава по</w:t>
+      </w:r>
+      <w:r>
+        <w:rPr>
+          <w:rFonts w:ascii="Times New Roman" w:hAnsi="Times New Roman" w:cs="Times New Roman"/>
+          <w:sz w:val="24"/>
+          <w:szCs w:val="24"/>
+        </w:rPr>
+        <w:noBreakHyphen/>
+        <w:t xml:space="preserve">детайлна оценка на разходи и приходи. Интелигентното </w:t>
+      </w:r>
+      <w:r>
+        <w:rPr>
+          <w:rFonts w:ascii="Times New Roman" w:hAnsi="Times New Roman" w:cs="Times New Roman"/>
+          <w:sz w:val="24"/>
+          <w:szCs w:val="24"/>
+        </w:rPr>
+        <w:lastRenderedPageBreak/>
+        <w:t>търсене поддържа частични съвпадения за по</w:t>
+      </w:r>
+      <w:r>
+        <w:rPr>
+          <w:rFonts w:ascii="Times New Roman" w:hAnsi="Times New Roman" w:cs="Times New Roman"/>
+          <w:sz w:val="24"/>
+          <w:szCs w:val="24"/>
+        </w:rPr>
+        <w:noBreakHyphen/>
+        <w:t xml:space="preserve">лесно откриване на продукти и партньори. Данните могат да се сортират чрез </w:t>
+      </w:r>
+      <w:r>
+        <w:rPr>
+          <w:rFonts w:ascii="Times New Roman" w:hAnsi="Times New Roman" w:cs="Times New Roman"/>
+          <w:b/>
+          <w:bCs/>
+          <w:sz w:val="24"/>
+          <w:szCs w:val="24"/>
+        </w:rPr>
+        <w:t>Merge Sort</w:t>
+      </w:r>
+      <w:r>
+        <w:rPr>
+          <w:rFonts w:ascii="Times New Roman" w:hAnsi="Times New Roman" w:cs="Times New Roman"/>
+          <w:sz w:val="24"/>
+          <w:szCs w:val="24"/>
+        </w:rPr>
+        <w:t xml:space="preserve"> и </w:t>
+      </w:r>
+      <w:r>
+        <w:rPr>
+          <w:rFonts w:ascii="Times New Roman" w:hAnsi="Times New Roman" w:cs="Times New Roman"/>
+          <w:b/>
+          <w:bCs/>
+          <w:sz w:val="24"/>
+          <w:szCs w:val="24"/>
+        </w:rPr>
+        <w:t>Quick Sort</w:t>
+      </w:r>
+      <w:r>
+        <w:rPr>
+          <w:rFonts w:ascii="Times New Roman" w:hAnsi="Times New Roman" w:cs="Times New Roman"/>
+          <w:sz w:val="24"/>
+          <w:szCs w:val="24"/>
+        </w:rPr>
+        <w:t>, а многоскладовата поддръжка показва разпределението на продуктите по локации.</w:t>
+      </w:r>
+    </w:p>
+    <w:p>
+      <w:pPr>
+        <w:spacing w:line="360" w:lineRule="auto"/>
+        <w:jc w:val="both"/>
         <w:rPr>
           <w:rFonts w:ascii="Times New Roman" w:eastAsia="Times New Roman" w:hAnsi="Times New Roman" w:cs="Times New Roman"/>
           <w:b/>
@@ -4660,8 +4470,7 @@
           <w:sz w:val="28"/>
           <w:szCs w:val="28"/>
         </w:rPr>
-        <w:t>1</w:t>
-      </w:r>
+      </w:pPr>
       <w:r>
         <w:rPr>
           <w:rFonts w:ascii="Times New Roman" w:eastAsia="Times New Roman" w:hAnsi="Times New Roman" w:cs="Times New Roman"/>
@@ -4671,7 +4480,7 @@
           <w:sz w:val="28"/>
           <w:szCs w:val="28"/>
         </w:rPr>
-        <w:t>3</w:t>
+        <w:t>1</w:t>
       </w:r>
       <w:r>
         <w:rPr>
@@ -4682,7 +4491,7 @@
           <w:sz w:val="28"/>
           <w:szCs w:val="28"/>
         </w:rPr>
-        <w:t>.</w:t>
+        <w:t>3</w:t>
       </w:r>
       <w:r>
         <w:rPr>
@@ -4693,7 +4502,7 @@
           <w:sz w:val="28"/>
           <w:szCs w:val="28"/>
         </w:rPr>
-        <w:t xml:space="preserve"> </w:t>
+        <w:t>.</w:t>
       </w:r>
       <w:r>
         <w:rPr>
@@ -4704,68 +4513,68 @@
           <w:sz w:val="28"/>
           <w:szCs w:val="28"/>
         </w:rPr>
-        <w:t xml:space="preserve">Бъдещи подобрения </w:t>
-      </w:r>
-    </w:p>
-    <w:p>
-      <w:pPr>
-        <w:spacing w:line="360" w:lineRule="auto"/>
-        <w:jc w:val="both"/>
-        <w:rPr>
-          <w:rFonts w:ascii="Times New Roman" w:eastAsia="Times New Roman" w:hAnsi="Times New Roman" w:cs="Times New Roman"/>
-          <w:sz w:val="24"/>
-          <w:szCs w:val="24"/>
-        </w:rPr>
-      </w:pPr>
-      <w:r>
-        <w:rPr>
-          <w:rFonts w:ascii="Times New Roman" w:eastAsia="Times New Roman" w:hAnsi="Times New Roman" w:cs="Times New Roman"/>
-          <w:sz w:val="24"/>
-          <w:szCs w:val="24"/>
-        </w:rPr>
-        <w:t>Планираните подобрения включват по</w:t>
-      </w:r>
-      <w:r>
-        <w:rPr>
-          <w:rFonts w:ascii="Times New Roman" w:eastAsia="Times New Roman" w:hAnsi="Times New Roman" w:cs="Times New Roman"/>
-          <w:sz w:val="24"/>
-          <w:szCs w:val="24"/>
-        </w:rPr>
-        <w:noBreakHyphen/>
-        <w:t>удобен графичен интерфейс, по</w:t>
-      </w:r>
-      <w:r>
-        <w:rPr>
-          <w:rFonts w:ascii="Times New Roman" w:eastAsia="Times New Roman" w:hAnsi="Times New Roman" w:cs="Times New Roman"/>
-          <w:sz w:val="24"/>
-          <w:szCs w:val="24"/>
-        </w:rPr>
-        <w:noBreakHyphen/>
-        <w:t>надеждна релационна база, мобилно приложение за сканиране на стоки и REST API за връзка с други системи.</w:t>
-      </w:r>
-    </w:p>
-    <w:p>
-      <w:pPr>
-        <w:spacing w:line="360" w:lineRule="auto"/>
-        <w:jc w:val="both"/>
-        <w:rPr>
-          <w:rFonts w:ascii="Times New Roman" w:eastAsia="Times New Roman" w:hAnsi="Times New Roman" w:cs="Times New Roman"/>
+        <w:t xml:space="preserve"> </w:t>
+      </w:r>
+      <w:r>
+        <w:rPr>
+          <w:rFonts w:ascii="Times New Roman" w:eastAsia="Times New Roman" w:hAnsi="Times New Roman" w:cs="Times New Roman"/>
+          <w:b/>
+          <w:bCs/>
           <w:color w:val="C00000"/>
           <w:sz w:val="28"/>
           <w:szCs w:val="28"/>
         </w:rPr>
-      </w:pPr>
-      <w:r>
-        <w:rPr>
-          <w:rFonts w:ascii="Times New Roman" w:eastAsia="Times New Roman" w:hAnsi="Times New Roman" w:cs="Times New Roman"/>
-          <w:b/>
-          <w:bCs/>
+        <w:t xml:space="preserve">Бъдещи подобрения </w:t>
+      </w:r>
+    </w:p>
+    <w:p>
+      <w:pPr>
+        <w:spacing w:line="360" w:lineRule="auto"/>
+        <w:jc w:val="both"/>
+        <w:rPr>
+          <w:rFonts w:ascii="Times New Roman" w:eastAsia="Times New Roman" w:hAnsi="Times New Roman" w:cs="Times New Roman"/>
+          <w:sz w:val="24"/>
+          <w:szCs w:val="24"/>
+        </w:rPr>
+      </w:pPr>
+      <w:r>
+        <w:rPr>
+          <w:rFonts w:ascii="Times New Roman" w:eastAsia="Times New Roman" w:hAnsi="Times New Roman" w:cs="Times New Roman"/>
+          <w:sz w:val="24"/>
+          <w:szCs w:val="24"/>
+        </w:rPr>
+        <w:t>Планираните подобрения включват по</w:t>
+      </w:r>
+      <w:r>
+        <w:rPr>
+          <w:rFonts w:ascii="Times New Roman" w:eastAsia="Times New Roman" w:hAnsi="Times New Roman" w:cs="Times New Roman"/>
+          <w:sz w:val="24"/>
+          <w:szCs w:val="24"/>
+        </w:rPr>
+        <w:noBreakHyphen/>
+        <w:t>удобен графичен интерфейс, по</w:t>
+      </w:r>
+      <w:r>
+        <w:rPr>
+          <w:rFonts w:ascii="Times New Roman" w:eastAsia="Times New Roman" w:hAnsi="Times New Roman" w:cs="Times New Roman"/>
+          <w:sz w:val="24"/>
+          <w:szCs w:val="24"/>
+        </w:rPr>
+        <w:noBreakHyphen/>
+        <w:t>надеждна релационна база, мобилно приложение за сканиране на стоки и REST API за връзка с други системи.</w:t>
+      </w:r>
+    </w:p>
+    <w:p>
+      <w:pPr>
+        <w:spacing w:line="360" w:lineRule="auto"/>
+        <w:jc w:val="both"/>
+        <w:rPr>
+          <w:rFonts w:ascii="Times New Roman" w:eastAsia="Times New Roman" w:hAnsi="Times New Roman" w:cs="Times New Roman"/>
           <w:color w:val="C00000"/>
           <w:sz w:val="28"/>
           <w:szCs w:val="28"/>
         </w:rPr>
-        <w:t>1</w:t>
-      </w:r>
+      </w:pPr>
       <w:r>
         <w:rPr>
           <w:rFonts w:ascii="Times New Roman" w:eastAsia="Times New Roman" w:hAnsi="Times New Roman" w:cs="Times New Roman"/>
@@ -4775,7 +4584,7 @@
           <w:sz w:val="28"/>
           <w:szCs w:val="28"/>
         </w:rPr>
-        <w:t>4</w:t>
+        <w:t>1</w:t>
       </w:r>
       <w:r>
         <w:rPr>
@@ -4786,6 +4595,17 @@
           <w:sz w:val="28"/>
           <w:szCs w:val="28"/>
         </w:rPr>
+        <w:t>4</w:t>
+      </w:r>
+      <w:r>
+        <w:rPr>
+          <w:rFonts w:ascii="Times New Roman" w:eastAsia="Times New Roman" w:hAnsi="Times New Roman" w:cs="Times New Roman"/>
+          <w:b/>
+          <w:bCs/>
+          <w:color w:val="C00000"/>
+          <w:sz w:val="28"/>
+          <w:szCs w:val="28"/>
+        </w:rPr>
         <w:t>. Инсталиране и конфигуриране</w:t>
       </w:r>
     </w:p>
@@ -4912,16 +4732,7 @@
           <w:sz w:val="24"/>
           <w:szCs w:val="24"/>
         </w:rPr>
-        <w:t xml:space="preserve"> за работа с </w:t>
-      </w:r>
-      <w:r>
-        <w:rPr>
-          <w:rFonts w:ascii="Times New Roman" w:hAnsi="Times New Roman" w:cs="Times New Roman"/>
-          <w:sz w:val="24"/>
-          <w:szCs w:val="24"/>
-        </w:rPr>
-        <w:lastRenderedPageBreak/>
-        <w:t xml:space="preserve">файлове и директории, </w:t>
+        <w:t xml:space="preserve"> за работа с файлове и директории, </w:t>
       </w:r>
       <w:r>
         <w:rPr>
@@ -4993,6 +4804,7 @@
           <w:sz w:val="24"/>
           <w:szCs w:val="24"/>
         </w:rPr>
+        <w:lastRenderedPageBreak/>
         <w:t xml:space="preserve">Всички данни се съхраняват локално в JSON файлове в директория </w:t>
       </w:r>
       <w:r>
@@ -5245,16 +5057,7 @@
           <w:sz w:val="24"/>
           <w:szCs w:val="24"/>
         </w:rPr>
-        <w:t xml:space="preserve"> операции чрез двустранна актуализация на количествата, без финансови транзакции. Достъпът до чувствителни </w:t>
-      </w:r>
-      <w:r>
-        <w:rPr>
-          <w:rFonts w:ascii="Times New Roman" w:eastAsia="Times New Roman" w:hAnsi="Times New Roman" w:cs="Times New Roman"/>
-          <w:sz w:val="24"/>
-          <w:szCs w:val="24"/>
-        </w:rPr>
-        <w:lastRenderedPageBreak/>
-        <w:t xml:space="preserve">менюта (управление на потребители, складове, продукти и справки) е защитен чрез декоратора </w:t>
+        <w:t xml:space="preserve"> операции чрез двустранна актуализация на количествата, без финансови транзакции. Достъпът до чувствителни менюта (управление на потребители, складове, продукти и справки) е защитен чрез декоратора </w:t>
       </w:r>
       <w:r>
         <w:rPr>
@@ -14526,7 +14329,7 @@
 </file>
 
 <file path=customXml/itemProps1.xml><?xml version="1.0" encoding="utf-8"?>
-<ds:datastoreItem xmlns:ds="http://schemas.openxmlformats.org/officeDocument/2006/customXml" ds:itemID="{AE9D5B72-2205-45CB-A21F-0344E205923E}">
+<ds:datastoreItem xmlns:ds="http://schemas.openxmlformats.org/officeDocument/2006/customXml" ds:itemID="{A786660A-0008-403E-A41C-67A4BE382CBB}">
   <ds:schemaRefs>
     <ds:schemaRef ds:uri="http://schemas.openxmlformats.org/officeDocument/2006/bibliography"/>
   </ds:schemaRefs>

--- a/documentation/Warehouse Inventory Management System (WIMS)_Siyka.docx
+++ b/documentation/Warehouse Inventory Management System (WIMS)_Siyka.docx
@@ -3618,6 +3618,7 @@
     <w:p>
       <w:pPr>
         <w:spacing w:before="100" w:beforeAutospacing="1" w:after="100" w:afterAutospacing="1" w:line="360" w:lineRule="auto"/>
+        <w:ind w:left="-567"/>
         <w:jc w:val="both"/>
         <w:outlineLvl w:val="0"/>
         <w:rPr>
@@ -3630,6 +3631,7 @@
           <w:lang w:val="en-US"/>
         </w:rPr>
       </w:pPr>
+      <w:bookmarkStart w:id="0" w:name="_GoBack"/>
       <w:r>
         <w:rPr>
           <w:rFonts w:ascii="Times New Roman" w:eastAsia="Times New Roman" w:hAnsi="Times New Roman" w:cs="Times New Roman"/>
@@ -3643,9 +3645,9 @@
         </w:rPr>
         <w:lastRenderedPageBreak/>
         <w:drawing>
-          <wp:inline distT="0" distB="0" distL="0" distR="0" wp14:anchorId="1DB76737" wp14:editId="3FE29D2E">
-            <wp:extent cx="6789420" cy="4351020"/>
-            <wp:effectExtent l="0" t="0" r="0" b="0"/>
+          <wp:inline distT="0" distB="0" distL="0" distR="0" wp14:anchorId="1DB76737" wp14:editId="57F84294">
+            <wp:extent cx="7483928" cy="4350385"/>
+            <wp:effectExtent l="0" t="0" r="3175" b="0"/>
             <wp:docPr id="1" name="Картина 1"/>
             <wp:cNvGraphicFramePr>
               <a:graphicFrameLocks xmlns:a="http://schemas.openxmlformats.org/drawingml/2006/main" noChangeAspect="1"/>
@@ -3672,7 +3674,7 @@
                   <pic:spPr>
                     <a:xfrm>
                       <a:off x="0" y="0"/>
-                      <a:ext cx="6789420" cy="4351020"/>
+                      <a:ext cx="7498442" cy="4358822"/>
                     </a:xfrm>
                     <a:prstGeom prst="rect">
                       <a:avLst/>
@@ -3684,6 +3686,7 @@
           </wp:inline>
         </w:drawing>
       </w:r>
+      <w:bookmarkEnd w:id="0"/>
     </w:p>
     <w:p>
       <w:pPr>
@@ -4360,20 +4363,7 @@
           <w:sz w:val="28"/>
           <w:szCs w:val="28"/>
         </w:rPr>
-        <w:t>азширения на сист</w:t>
-      </w:r>
-      <w:bookmarkStart w:id="0" w:name="_GoBack"/>
-      <w:bookmarkEnd w:id="0"/>
-      <w:r>
-        <w:rPr>
-          <w:rFonts w:ascii="Times New Roman" w:eastAsia="Times New Roman" w:hAnsi="Times New Roman" w:cs="Times New Roman"/>
-          <w:b/>
-          <w:bCs/>
-          <w:color w:val="C00000"/>
-          <w:sz w:val="28"/>
-          <w:szCs w:val="28"/>
-        </w:rPr>
-        <w:t>емата</w:t>
+        <w:t>азширения на системата</w:t>
       </w:r>
     </w:p>
     <w:p>
@@ -12961,6 +12951,7 @@
   <w:style w:type="character" w:default="1" w:styleId="a0">
     <w:name w:val="Default Paragraph Font"/>
     <w:uiPriority w:val="1"/>
+    <w:semiHidden/>
     <w:unhideWhenUsed/>
   </w:style>
   <w:style w:type="table" w:default="1" w:styleId="a1">
@@ -14329,7 +14320,7 @@
 </file>
 
 <file path=customXml/itemProps1.xml><?xml version="1.0" encoding="utf-8"?>
-<ds:datastoreItem xmlns:ds="http://schemas.openxmlformats.org/officeDocument/2006/customXml" ds:itemID="{A786660A-0008-403E-A41C-67A4BE382CBB}">
+<ds:datastoreItem xmlns:ds="http://schemas.openxmlformats.org/officeDocument/2006/customXml" ds:itemID="{827417F7-F049-4321-A227-494061E1F7D9}">
   <ds:schemaRefs>
     <ds:schemaRef ds:uri="http://schemas.openxmlformats.org/officeDocument/2006/bibliography"/>
   </ds:schemaRefs>

--- a/documentation/Warehouse Inventory Management System (WIMS)_Siyka.docx
+++ b/documentation/Warehouse Inventory Management System (WIMS)_Siyka.docx
@@ -577,7 +577,39 @@
           <w:sz w:val="24"/>
           <w:szCs w:val="24"/>
         </w:rPr>
-        <w:t>архитектура за лесно бъдещо разширяване.</w:t>
+        <w:t>архитектура</w:t>
+      </w:r>
+      <w:r>
+        <w:rPr>
+          <w:rFonts w:ascii="Times New Roman" w:hAnsi="Times New Roman" w:cs="Times New Roman"/>
+          <w:sz w:val="24"/>
+          <w:szCs w:val="24"/>
+        </w:rPr>
+        <w:t xml:space="preserve"> </w:t>
+      </w:r>
+      <w:r>
+        <w:rPr>
+          <w:rFonts w:ascii="Times New Roman" w:hAnsi="Times New Roman" w:cs="Times New Roman"/>
+          <w:sz w:val="24"/>
+          <w:szCs w:val="24"/>
+        </w:rPr>
+        <w:t>за</w:t>
+      </w:r>
+      <w:r>
+        <w:rPr>
+          <w:rFonts w:ascii="Times New Roman" w:hAnsi="Times New Roman" w:cs="Times New Roman"/>
+          <w:sz w:val="24"/>
+          <w:szCs w:val="24"/>
+        </w:rPr>
+        <w:t xml:space="preserve"> </w:t>
+      </w:r>
+      <w:r>
+        <w:rPr>
+          <w:rFonts w:ascii="Times New Roman" w:hAnsi="Times New Roman" w:cs="Times New Roman"/>
+          <w:sz w:val="24"/>
+          <w:szCs w:val="24"/>
+        </w:rPr>
+        <w:t>бъдещо разширяване.</w:t>
       </w:r>
     </w:p>
     <w:p>
@@ -632,7 +664,23 @@
           <w:sz w:val="24"/>
           <w:szCs w:val="24"/>
         </w:rPr>
-        <w:t xml:space="preserve">Моделът на данните описва основните обекти в системата и как са свързани помежду си. Той осигурява подредени и точни данни чрез ясни JSON файлове, автоматично създадени идентификатори и запис на времето на всяка промяна. Системата позволява да се проследяват разходи и приходи чрез връзката между </w:t>
+        <w:t>Моделът на данните описва основните обекти в системата и как са свързани помежду си. Той осигурява подредени и точни данни чрез</w:t>
+      </w:r>
+      <w:r>
+        <w:rPr>
+          <w:rFonts w:ascii="Times New Roman" w:hAnsi="Times New Roman" w:cs="Times New Roman"/>
+          <w:sz w:val="24"/>
+          <w:szCs w:val="24"/>
+        </w:rPr>
+        <w:t xml:space="preserve"> </w:t>
+      </w:r>
+      <w:r>
+        <w:rPr>
+          <w:rFonts w:ascii="Times New Roman" w:hAnsi="Times New Roman" w:cs="Times New Roman"/>
+          <w:sz w:val="24"/>
+          <w:szCs w:val="24"/>
+        </w:rPr>
+        <w:t xml:space="preserve">JSON файлове, автоматично създадени идентификатори и запис на времето на всяка промяна. Системата позволява да се проследяват разходи и приходи чрез връзката между </w:t>
       </w:r>
       <w:r>
         <w:rPr>
@@ -1593,7 +1641,7 @@
           <w:szCs w:val="24"/>
         </w:rPr>
         <w:lastRenderedPageBreak/>
-        <w:t xml:space="preserve">Изгледът „Отчети“ показва основните данни в таблици и карти — движения, доставки, продажби и детайлна информация за продуктите. Методът format_card визуализира разпределението по складове, наличностите, средни цени, разходи, приходи и последното движение. Модулът използва </w:t>
+        <w:t xml:space="preserve">Показва оперативните и финансовите данни чрез таблици и карти (движения, доставки, продажби и подробна информация за продуктите). Методът format_card визуализира пълната информация за даден продукт: наличности, складово разпределение, средни цени, финансови показатели (разходи и приходи) и последно движение. За бързо откриване на критично ниски или прекомерни количества се прилагат алгоритмите </w:t>
       </w:r>
       <w:r>
         <w:rPr>
@@ -1629,7 +1677,7 @@
           <w:sz w:val="24"/>
           <w:szCs w:val="24"/>
         </w:rPr>
-        <w:t xml:space="preserve"> за бързо откриване на критично ниски или прекомерни количества.</w:t>
+        <w:t>.</w:t>
       </w:r>
     </w:p>
     <w:p>
@@ -1842,15 +1890,19 @@
           <w:szCs w:val="24"/>
         </w:rPr>
       </w:pPr>
-      <w:r>
-        <w:rPr>
-          <w:rFonts w:ascii="Times New Roman" w:eastAsia="Times New Roman" w:hAnsi="Times New Roman" w:cs="Times New Roman"/>
-          <w:color w:val="000000" w:themeColor="text1"/>
-          <w:sz w:val="24"/>
-          <w:szCs w:val="24"/>
-        </w:rPr>
-        <w:t xml:space="preserve">Модулът за справки комбинира данни от JSON файловете и изчислява ключови оперативни и финансови показатели: средни цени, разходи, приходи, последно движение и разпределение по складове. Поддържа </w:t>
-      </w:r>
+    </w:p>
+    <w:p>
+      <w:pPr>
+        <w:spacing w:before="100" w:beforeAutospacing="1" w:after="100" w:afterAutospacing="1" w:line="360" w:lineRule="auto"/>
+        <w:jc w:val="both"/>
+        <w:outlineLvl w:val="0"/>
+        <w:rPr>
+          <w:rFonts w:ascii="Times New Roman" w:eastAsia="Times New Roman" w:hAnsi="Times New Roman" w:cs="Times New Roman"/>
+          <w:color w:val="000000" w:themeColor="text1"/>
+          <w:sz w:val="24"/>
+          <w:szCs w:val="24"/>
+        </w:rPr>
+      </w:pPr>
       <w:r>
         <w:rPr>
           <w:rFonts w:ascii="Times New Roman" w:eastAsia="Times New Roman" w:hAnsi="Times New Roman" w:cs="Times New Roman"/>
@@ -1859,16 +1911,36 @@
           <w:szCs w:val="24"/>
         </w:rPr>
         <w:lastRenderedPageBreak/>
-        <w:t>филтриране и динамично сортиране, което улеснява вземането на решения и предотвратява некоректни операции като продажба на неналични количества.</w:t>
-      </w:r>
-      <w:r>
-        <w:rPr>
-          <w:rFonts w:ascii="Times New Roman" w:eastAsia="Times New Roman" w:hAnsi="Times New Roman" w:cs="Times New Roman"/>
-          <w:color w:val="000000" w:themeColor="text1"/>
-          <w:sz w:val="24"/>
-          <w:szCs w:val="24"/>
-        </w:rPr>
-        <w:t xml:space="preserve"> </w:t>
+        <w:t>Модул</w:t>
+      </w:r>
+      <w:r>
+        <w:rPr>
+          <w:rFonts w:ascii="Times New Roman" w:eastAsia="Times New Roman" w:hAnsi="Times New Roman" w:cs="Times New Roman"/>
+          <w:color w:val="000000" w:themeColor="text1"/>
+          <w:sz w:val="24"/>
+          <w:szCs w:val="24"/>
+        </w:rPr>
+        <w:t>ът за справки к</w:t>
+      </w:r>
+      <w:r>
+        <w:rPr>
+          <w:rFonts w:ascii="Times New Roman" w:eastAsia="Times New Roman" w:hAnsi="Times New Roman" w:cs="Times New Roman"/>
+          <w:color w:val="000000" w:themeColor="text1"/>
+          <w:sz w:val="24"/>
+          <w:szCs w:val="24"/>
+        </w:rPr>
+        <w:t>омбинира данните от JSON файловете</w:t>
+      </w:r>
+      <w:bookmarkStart w:id="0" w:name="_GoBack"/>
+      <w:bookmarkEnd w:id="0"/>
+      <w:r>
+        <w:rPr>
+          <w:rFonts w:ascii="Times New Roman" w:eastAsia="Times New Roman" w:hAnsi="Times New Roman" w:cs="Times New Roman"/>
+          <w:color w:val="000000" w:themeColor="text1"/>
+          <w:sz w:val="24"/>
+          <w:szCs w:val="24"/>
+        </w:rPr>
+        <w:t xml:space="preserve"> и изчислява ключовите оперативни показатели на системата. Вграденото филтриране улеснява вземането на решения и предотвратява некоректни действия (като продажба на неналични количества).</w:t>
       </w:r>
     </w:p>
     <w:p>
@@ -2378,11 +2450,9 @@
         <w:outlineLvl w:val="0"/>
         <w:rPr>
           <w:rFonts w:ascii="Times New Roman" w:eastAsia="Times New Roman" w:hAnsi="Times New Roman" w:cs="Times New Roman"/>
-          <w:b/>
-          <w:bCs/>
-          <w:color w:val="000000" w:themeColor="text1"/>
-          <w:sz w:val="24"/>
-          <w:szCs w:val="24"/>
+          <w:color w:val="000000" w:themeColor="text1"/>
+          <w:sz w:val="28"/>
+          <w:szCs w:val="28"/>
         </w:rPr>
       </w:pPr>
       <w:r>
@@ -3631,7 +3701,6 @@
           <w:lang w:val="en-US"/>
         </w:rPr>
       </w:pPr>
-      <w:bookmarkStart w:id="0" w:name="_GoBack"/>
       <w:r>
         <w:rPr>
           <w:rFonts w:ascii="Times New Roman" w:eastAsia="Times New Roman" w:hAnsi="Times New Roman" w:cs="Times New Roman"/>
@@ -3686,7 +3755,6 @@
           </wp:inline>
         </w:drawing>
       </w:r>
-      <w:bookmarkEnd w:id="0"/>
     </w:p>
     <w:p>
       <w:pPr>
@@ -12951,7 +13019,6 @@
   <w:style w:type="character" w:default="1" w:styleId="a0">
     <w:name w:val="Default Paragraph Font"/>
     <w:uiPriority w:val="1"/>
-    <w:semiHidden/>
     <w:unhideWhenUsed/>
   </w:style>
   <w:style w:type="table" w:default="1" w:styleId="a1">
@@ -14320,7 +14387,7 @@
 </file>
 
 <file path=customXml/itemProps1.xml><?xml version="1.0" encoding="utf-8"?>
-<ds:datastoreItem xmlns:ds="http://schemas.openxmlformats.org/officeDocument/2006/customXml" ds:itemID="{827417F7-F049-4321-A227-494061E1F7D9}">
+<ds:datastoreItem xmlns:ds="http://schemas.openxmlformats.org/officeDocument/2006/customXml" ds:itemID="{95646E3B-43BA-410B-8A9B-9AB22EE3E119}">
   <ds:schemaRefs>
     <ds:schemaRef ds:uri="http://schemas.openxmlformats.org/officeDocument/2006/bibliography"/>
   </ds:schemaRefs>

--- a/documentation/Warehouse Inventory Management System (WIMS)_Siyka.docx
+++ b/documentation/Warehouse Inventory Management System (WIMS)_Siyka.docx
@@ -689,7 +689,23 @@
           <w:szCs w:val="24"/>
         </w:rPr>
         <w:lastRenderedPageBreak/>
-        <w:t>движенията и фактурите, а проверките гарантират, че операциите са коректни. Разделянето на задачите прави интерфейса независим от начина на съхранение на данните и позволява лесно разширяване на архитектурата в бъдеще.</w:t>
+        <w:t>движенията и фактурите, а проверките гарантират, че операциите са коректни. Разделянето на задачите прави интерфейса независим от начина на съхранение на данните и позволява</w:t>
+      </w:r>
+      <w:r>
+        <w:rPr>
+          <w:rFonts w:ascii="Times New Roman" w:hAnsi="Times New Roman" w:cs="Times New Roman"/>
+          <w:sz w:val="24"/>
+          <w:szCs w:val="24"/>
+        </w:rPr>
+        <w:t xml:space="preserve"> </w:t>
+      </w:r>
+      <w:r>
+        <w:rPr>
+          <w:rFonts w:ascii="Times New Roman" w:hAnsi="Times New Roman" w:cs="Times New Roman"/>
+          <w:sz w:val="24"/>
+          <w:szCs w:val="24"/>
+        </w:rPr>
+        <w:t>разширяване на архитектурата в бъдеще.</w:t>
       </w:r>
     </w:p>
     <w:p>
@@ -1641,43 +1657,7 @@
           <w:szCs w:val="24"/>
         </w:rPr>
         <w:lastRenderedPageBreak/>
-        <w:t xml:space="preserve">Показва оперативните и финансовите данни чрез таблици и карти (движения, доставки, продажби и подробна информация за продуктите). Методът format_card визуализира пълната информация за даден продукт: наличности, складово разпределение, средни цени, финансови показатели (разходи и приходи) и последно движение. За бързо откриване на критично ниски или прекомерни количества се прилагат алгоритмите </w:t>
-      </w:r>
-      <w:r>
-        <w:rPr>
-          <w:rFonts w:ascii="Times New Roman" w:eastAsia="Times New Roman" w:hAnsi="Times New Roman" w:cs="Times New Roman"/>
-          <w:b/>
-          <w:bCs/>
-          <w:sz w:val="24"/>
-          <w:szCs w:val="24"/>
-        </w:rPr>
-        <w:t>Merge Sort</w:t>
-      </w:r>
-      <w:r>
-        <w:rPr>
-          <w:rFonts w:ascii="Times New Roman" w:eastAsia="Times New Roman" w:hAnsi="Times New Roman" w:cs="Times New Roman"/>
-          <w:sz w:val="24"/>
-          <w:szCs w:val="24"/>
-        </w:rPr>
-        <w:t xml:space="preserve"> и </w:t>
-      </w:r>
-      <w:r>
-        <w:rPr>
-          <w:rFonts w:ascii="Times New Roman" w:eastAsia="Times New Roman" w:hAnsi="Times New Roman" w:cs="Times New Roman"/>
-          <w:b/>
-          <w:bCs/>
-          <w:sz w:val="24"/>
-          <w:szCs w:val="24"/>
-        </w:rPr>
-        <w:t>Quick Sort</w:t>
-      </w:r>
-      <w:r>
-        <w:rPr>
-          <w:rFonts w:ascii="Times New Roman" w:eastAsia="Times New Roman" w:hAnsi="Times New Roman" w:cs="Times New Roman"/>
-          <w:sz w:val="24"/>
-          <w:szCs w:val="24"/>
-        </w:rPr>
-        <w:t>.</w:t>
+        <w:t>Показва оперативните и финансовите данни чрез таблици и карти (движения, доставки, продажби и подробна информация за продуктите). Методът format_card визуализира пълната информация за даден продукт: наличности, складово разпределение, средни цени, финансови показатели (разходи и приходи) и последно движение.</w:t>
       </w:r>
     </w:p>
     <w:p>
@@ -1911,36 +1891,7 @@
           <w:szCs w:val="24"/>
         </w:rPr>
         <w:lastRenderedPageBreak/>
-        <w:t>Модул</w:t>
-      </w:r>
-      <w:r>
-        <w:rPr>
-          <w:rFonts w:ascii="Times New Roman" w:eastAsia="Times New Roman" w:hAnsi="Times New Roman" w:cs="Times New Roman"/>
-          <w:color w:val="000000" w:themeColor="text1"/>
-          <w:sz w:val="24"/>
-          <w:szCs w:val="24"/>
-        </w:rPr>
-        <w:t>ът за справки к</w:t>
-      </w:r>
-      <w:r>
-        <w:rPr>
-          <w:rFonts w:ascii="Times New Roman" w:eastAsia="Times New Roman" w:hAnsi="Times New Roman" w:cs="Times New Roman"/>
-          <w:color w:val="000000" w:themeColor="text1"/>
-          <w:sz w:val="24"/>
-          <w:szCs w:val="24"/>
-        </w:rPr>
-        <w:t>омбинира данните от JSON файловете</w:t>
-      </w:r>
-      <w:bookmarkStart w:id="0" w:name="_GoBack"/>
-      <w:bookmarkEnd w:id="0"/>
-      <w:r>
-        <w:rPr>
-          <w:rFonts w:ascii="Times New Roman" w:eastAsia="Times New Roman" w:hAnsi="Times New Roman" w:cs="Times New Roman"/>
-          <w:color w:val="000000" w:themeColor="text1"/>
-          <w:sz w:val="24"/>
-          <w:szCs w:val="24"/>
-        </w:rPr>
-        <w:t xml:space="preserve"> и изчислява ключовите оперативни показатели на системата. Вграденото филтриране улеснява вземането на решения и предотвратява некоректни действия (като продажба на неналични количества).</w:t>
+        <w:t>Модулът за справки комбинира данните от JSON файловете и изчислява ключовите оперативни показатели на системата. Вграденото филтриране улеснява вземането на решения и предотвратява некоректни действия (като продажба на неналични количества).</w:t>
       </w:r>
     </w:p>
     <w:p>
@@ -3181,7 +3132,7 @@
           <w:sz w:val="24"/>
           <w:szCs w:val="24"/>
         </w:rPr>
-        <w:t>Следи наличностите в реално време, преизчислява инвентара според движенията и осигурява централизирани данни за количества, цени, разходи и приходи, поддържайки актуално състояние на склада.</w:t>
+        <w:t>Следи наличностите в реално време, пресмята инвентара според движенията и дава централизирани данни за количества, цени, разходи и приходи, като държи склада винаги актуален.</w:t>
       </w:r>
     </w:p>
     <w:p>
@@ -3246,18 +3197,8 @@
           <w:szCs w:val="24"/>
         </w:rPr>
       </w:pPr>
-      <w:r>
-        <w:rPr>
-          <w:rFonts w:ascii="Times New Roman" w:eastAsia="Times New Roman" w:hAnsi="Times New Roman" w:cs="Times New Roman"/>
-          <w:b/>
-          <w:bCs/>
-          <w:color w:val="000000" w:themeColor="text1"/>
-          <w:sz w:val="24"/>
-          <w:szCs w:val="24"/>
-        </w:rPr>
-        <w:lastRenderedPageBreak/>
-        <w:t>InvoiceController</w:t>
-      </w:r>
+      <w:bookmarkStart w:id="0" w:name="_GoBack"/>
+      <w:bookmarkEnd w:id="0"/>
     </w:p>
     <w:p>
       <w:pPr>
@@ -3266,19 +3207,24 @@
         <w:outlineLvl w:val="0"/>
         <w:rPr>
           <w:rFonts w:ascii="Times New Roman" w:eastAsia="Times New Roman" w:hAnsi="Times New Roman" w:cs="Times New Roman"/>
-          <w:color w:val="000000" w:themeColor="text1"/>
-          <w:sz w:val="24"/>
-          <w:szCs w:val="24"/>
-        </w:rPr>
-      </w:pPr>
-      <w:r>
-        <w:rPr>
-          <w:rFonts w:ascii="Times New Roman" w:eastAsia="Times New Roman" w:hAnsi="Times New Roman" w:cs="Times New Roman"/>
-          <w:color w:val="000000" w:themeColor="text1"/>
-          <w:sz w:val="24"/>
-          <w:szCs w:val="24"/>
-        </w:rPr>
-        <w:t>Автоматизира финансовото документиране на продажбите чрез генериране на фактури от OUT операции. Поддържа история на транзакциите, управление на статуси и коректно отразяване на цените и клиентските данни.</w:t>
+          <w:b/>
+          <w:bCs/>
+          <w:color w:val="000000" w:themeColor="text1"/>
+          <w:sz w:val="24"/>
+          <w:szCs w:val="24"/>
+        </w:rPr>
+      </w:pPr>
+      <w:r>
+        <w:rPr>
+          <w:rFonts w:ascii="Times New Roman" w:eastAsia="Times New Roman" w:hAnsi="Times New Roman" w:cs="Times New Roman"/>
+          <w:b/>
+          <w:bCs/>
+          <w:color w:val="000000" w:themeColor="text1"/>
+          <w:sz w:val="24"/>
+          <w:szCs w:val="24"/>
+        </w:rPr>
+        <w:lastRenderedPageBreak/>
+        <w:t>InvoiceController</w:t>
       </w:r>
     </w:p>
     <w:p>
@@ -3288,34 +3234,19 @@
         <w:outlineLvl w:val="0"/>
         <w:rPr>
           <w:rFonts w:ascii="Times New Roman" w:eastAsia="Times New Roman" w:hAnsi="Times New Roman" w:cs="Times New Roman"/>
-          <w:b/>
-          <w:bCs/>
-          <w:color w:val="000000" w:themeColor="text1"/>
-          <w:sz w:val="24"/>
-          <w:szCs w:val="24"/>
-        </w:rPr>
-      </w:pPr>
-      <w:r>
-        <w:rPr>
-          <w:rFonts w:ascii="Times New Roman" w:eastAsia="Times New Roman" w:hAnsi="Times New Roman" w:cs="Times New Roman"/>
-          <w:b/>
-          <w:bCs/>
-          <w:color w:val="000000" w:themeColor="text1"/>
-          <w:sz w:val="24"/>
-          <w:szCs w:val="24"/>
-        </w:rPr>
-        <w:t>ReportController</w:t>
-      </w:r>
-      <w:r>
-        <w:rPr>
-          <w:rFonts w:ascii="Times New Roman" w:eastAsia="Times New Roman" w:hAnsi="Times New Roman" w:cs="Times New Roman"/>
-          <w:b/>
-          <w:bCs/>
-          <w:color w:val="000000" w:themeColor="text1"/>
-          <w:sz w:val="24"/>
-          <w:szCs w:val="24"/>
-        </w:rPr>
-        <w:t xml:space="preserve"> </w:t>
+          <w:color w:val="000000" w:themeColor="text1"/>
+          <w:sz w:val="24"/>
+          <w:szCs w:val="24"/>
+        </w:rPr>
+      </w:pPr>
+      <w:r>
+        <w:rPr>
+          <w:rFonts w:ascii="Times New Roman" w:eastAsia="Times New Roman" w:hAnsi="Times New Roman" w:cs="Times New Roman"/>
+          <w:color w:val="000000" w:themeColor="text1"/>
+          <w:sz w:val="24"/>
+          <w:szCs w:val="24"/>
+        </w:rPr>
+        <w:t>Автоматизира фактурите при продажби (OUT), пази история на транзакциите и управлява статуси, цени и клиентски данни.</w:t>
       </w:r>
     </w:p>
     <w:p>
@@ -3335,11 +3266,48 @@
       <w:r>
         <w:rPr>
           <w:rFonts w:ascii="Times New Roman" w:eastAsia="Times New Roman" w:hAnsi="Times New Roman" w:cs="Times New Roman"/>
-          <w:color w:val="000000" w:themeColor="text1"/>
-          <w:sz w:val="24"/>
-          <w:szCs w:val="24"/>
-        </w:rPr>
-        <w:t>Агрегира данни от контролерите и генерира справки за наличности, доставки и продажби, като поддържа филтриране и сортиране за ясна аналитика.</w:t>
+          <w:b/>
+          <w:bCs/>
+          <w:color w:val="000000" w:themeColor="text1"/>
+          <w:sz w:val="24"/>
+          <w:szCs w:val="24"/>
+        </w:rPr>
+        <w:t>ReportController</w:t>
+      </w:r>
+      <w:r>
+        <w:rPr>
+          <w:rFonts w:ascii="Times New Roman" w:eastAsia="Times New Roman" w:hAnsi="Times New Roman" w:cs="Times New Roman"/>
+          <w:b/>
+          <w:bCs/>
+          <w:color w:val="000000" w:themeColor="text1"/>
+          <w:sz w:val="24"/>
+          <w:szCs w:val="24"/>
+        </w:rPr>
+        <w:t xml:space="preserve"> </w:t>
+      </w:r>
+    </w:p>
+    <w:p>
+      <w:pPr>
+        <w:spacing w:before="100" w:beforeAutospacing="1" w:after="100" w:afterAutospacing="1" w:line="360" w:lineRule="auto"/>
+        <w:jc w:val="both"/>
+        <w:outlineLvl w:val="0"/>
+        <w:rPr>
+          <w:rFonts w:ascii="Times New Roman" w:eastAsia="Times New Roman" w:hAnsi="Times New Roman" w:cs="Times New Roman"/>
+          <w:b/>
+          <w:bCs/>
+          <w:color w:val="000000" w:themeColor="text1"/>
+          <w:sz w:val="24"/>
+          <w:szCs w:val="24"/>
+        </w:rPr>
+      </w:pPr>
+      <w:r>
+        <w:rPr>
+          <w:rFonts w:ascii="Times New Roman" w:eastAsia="Times New Roman" w:hAnsi="Times New Roman" w:cs="Times New Roman"/>
+          <w:color w:val="000000" w:themeColor="text1"/>
+          <w:sz w:val="24"/>
+          <w:szCs w:val="24"/>
+        </w:rPr>
+        <w:t>Събира данни от контролерите и прави справки за наличности, доставки и продажби, като позволява лесно филтриране и сортиране.</w:t>
       </w:r>
     </w:p>
     <w:p>
@@ -4450,7 +4418,7 @@
           <w:sz w:val="24"/>
           <w:szCs w:val="24"/>
         </w:rPr>
-        <w:t>Разширенията добавят аналитични и функционални възможности. Аналитичният модул изчислява ключови финансови показатели и дава по</w:t>
+        <w:t>Разширенията добавят аналитични и функционални възможности. Аналитичният модул изчислява ключови финансови показатели и дава</w:t>
       </w:r>
       <w:r>
         <w:rPr>
@@ -4458,8 +4426,7 @@
           <w:sz w:val="24"/>
           <w:szCs w:val="24"/>
         </w:rPr>
-        <w:noBreakHyphen/>
-        <w:t xml:space="preserve">детайлна оценка на разходи и приходи. Интелигентното </w:t>
+        <w:t xml:space="preserve"> д</w:t>
       </w:r>
       <w:r>
         <w:rPr>
@@ -4467,8 +4434,40 @@
           <w:sz w:val="24"/>
           <w:szCs w:val="24"/>
         </w:rPr>
+        <w:t>етайлна оценка на разходи и приходи.</w:t>
+      </w:r>
+      <w:r>
+        <w:rPr>
+          <w:rFonts w:ascii="Times New Roman" w:hAnsi="Times New Roman" w:cs="Times New Roman"/>
+          <w:sz w:val="24"/>
+          <w:szCs w:val="24"/>
+        </w:rPr>
+        <w:t xml:space="preserve"> </w:t>
+      </w:r>
+      <w:r>
+        <w:rPr>
+          <w:rFonts w:ascii="Times New Roman" w:hAnsi="Times New Roman" w:cs="Times New Roman"/>
+          <w:sz w:val="24"/>
+          <w:szCs w:val="24"/>
+        </w:rPr>
+        <w:t>Т</w:t>
+      </w:r>
+      <w:r>
+        <w:rPr>
+          <w:rFonts w:ascii="Times New Roman" w:hAnsi="Times New Roman" w:cs="Times New Roman"/>
+          <w:sz w:val="24"/>
+          <w:szCs w:val="24"/>
+        </w:rPr>
+        <w:t xml:space="preserve">ърсене поддържа </w:t>
+      </w:r>
+      <w:r>
+        <w:rPr>
+          <w:rFonts w:ascii="Times New Roman" w:hAnsi="Times New Roman" w:cs="Times New Roman"/>
+          <w:sz w:val="24"/>
+          <w:szCs w:val="24"/>
+        </w:rPr>
         <w:lastRenderedPageBreak/>
-        <w:t>търсене поддържа частични съвпадения за по</w:t>
+        <w:t>частични съвпадения за по</w:t>
       </w:r>
       <w:r>
         <w:rPr>
@@ -14387,7 +14386,7 @@
 </file>
 
 <file path=customXml/itemProps1.xml><?xml version="1.0" encoding="utf-8"?>
-<ds:datastoreItem xmlns:ds="http://schemas.openxmlformats.org/officeDocument/2006/customXml" ds:itemID="{95646E3B-43BA-410B-8A9B-9AB22EE3E119}">
+<ds:datastoreItem xmlns:ds="http://schemas.openxmlformats.org/officeDocument/2006/customXml" ds:itemID="{674C964B-2202-4C06-A9BD-FD4B10037A1D}">
   <ds:schemaRefs>
     <ds:schemaRef ds:uri="http://schemas.openxmlformats.org/officeDocument/2006/bibliography"/>
   </ds:schemaRefs>

--- a/documentation/Warehouse Inventory Management System (WIMS)_Siyka.docx
+++ b/documentation/Warehouse Inventory Management System (WIMS)_Siyka.docx
@@ -470,30 +470,7 @@
         <w:lastRenderedPageBreak/>
         <w:t>1. Описание на проекта</w:t>
       </w:r>
-    </w:p>
-    <w:p>
-      <w:pPr>
-        <w:spacing w:line="360" w:lineRule="auto"/>
-        <w:jc w:val="both"/>
-        <w:rPr>
-          <w:rFonts w:ascii="Times New Roman" w:hAnsi="Times New Roman" w:cs="Times New Roman"/>
-          <w:sz w:val="24"/>
-          <w:szCs w:val="24"/>
-        </w:rPr>
-      </w:pPr>
-      <w:r>
-        <w:rPr>
-          <w:rFonts w:ascii="Times New Roman" w:hAnsi="Times New Roman" w:cs="Times New Roman"/>
-          <w:sz w:val="24"/>
-          <w:szCs w:val="24"/>
-        </w:rPr>
-        <w:t>WIMS е модулна, обектно ориентирана система за автоматизация на складови процеси, изградена върху многослойна архитектура. Тя предоставя централизирана среда за работа, в която данните се обработват последователно и се проследяват чрез автоматични проверки и ролеви механизми за достъп.</w:t>
-      </w:r>
-    </w:p>
-    <w:p>
-      <w:pPr>
-        <w:spacing w:line="360" w:lineRule="auto"/>
-        <w:jc w:val="both"/>
+      <w:r>
         <w:rPr>
           <w:rFonts w:ascii="Times New Roman" w:hAnsi="Times New Roman" w:cs="Times New Roman"/>
           <w:b/>
@@ -502,8 +479,34 @@
           <w:sz w:val="28"/>
           <w:szCs w:val="28"/>
         </w:rPr>
-      </w:pPr>
-      <w:r>
+        <w:t xml:space="preserve"> </w:t>
+      </w:r>
+    </w:p>
+    <w:p>
+      <w:pPr>
+        <w:spacing w:line="360" w:lineRule="auto"/>
+        <w:jc w:val="both"/>
+        <w:rPr>
+          <w:rFonts w:ascii="Times New Roman" w:hAnsi="Times New Roman" w:cs="Times New Roman"/>
+          <w:color w:val="000000" w:themeColor="text1"/>
+          <w:sz w:val="24"/>
+          <w:szCs w:val="24"/>
+        </w:rPr>
+      </w:pPr>
+      <w:r>
+        <w:rPr>
+          <w:rFonts w:ascii="Times New Roman" w:hAnsi="Times New Roman" w:cs="Times New Roman"/>
+          <w:color w:val="000000" w:themeColor="text1"/>
+          <w:sz w:val="24"/>
+          <w:szCs w:val="24"/>
+        </w:rPr>
+        <w:t>WIMS е система за автоматизация на складови процеси. Тя е модулна, работи на слоеве и осигурява централизирана среда, в която данните се обработват подредено, с проверки и ролеви достъп.</w:t>
+      </w:r>
+    </w:p>
+    <w:p>
+      <w:pPr>
+        <w:spacing w:line="360" w:lineRule="auto"/>
+        <w:jc w:val="both"/>
         <w:rPr>
           <w:rFonts w:ascii="Times New Roman" w:hAnsi="Times New Roman" w:cs="Times New Roman"/>
           <w:b/>
@@ -512,8 +515,7 @@
           <w:sz w:val="28"/>
           <w:szCs w:val="28"/>
         </w:rPr>
-        <w:t>2. Бизнес нужди</w:t>
-      </w:r>
+      </w:pPr>
       <w:r>
         <w:rPr>
           <w:rFonts w:ascii="Times New Roman" w:hAnsi="Times New Roman" w:cs="Times New Roman"/>
@@ -523,13 +525,9 @@
           <w:sz w:val="28"/>
           <w:szCs w:val="28"/>
         </w:rPr>
-        <w:t xml:space="preserve"> </w:t>
-      </w:r>
-    </w:p>
-    <w:p>
-      <w:pPr>
-        <w:spacing w:line="360" w:lineRule="auto"/>
-        <w:jc w:val="both"/>
+        <w:t>2. Бизнес нужди</w:t>
+      </w:r>
+      <w:r>
         <w:rPr>
           <w:rFonts w:ascii="Times New Roman" w:hAnsi="Times New Roman" w:cs="Times New Roman"/>
           <w:b/>
@@ -538,78 +536,7 @@
           <w:sz w:val="28"/>
           <w:szCs w:val="28"/>
         </w:rPr>
-      </w:pPr>
-      <w:r>
-        <w:rPr>
-          <w:rFonts w:ascii="Times New Roman" w:hAnsi="Times New Roman" w:cs="Times New Roman"/>
-          <w:sz w:val="24"/>
-          <w:szCs w:val="24"/>
-        </w:rPr>
-        <w:t>Системата обединява всички складови операции, намалява ръчната работа и грешките. Осигурява бърза</w:t>
-      </w:r>
-      <w:r>
-        <w:rPr>
-          <w:rFonts w:ascii="Times New Roman" w:hAnsi="Times New Roman" w:cs="Times New Roman"/>
-          <w:sz w:val="24"/>
-          <w:szCs w:val="24"/>
-        </w:rPr>
         <w:t xml:space="preserve"> </w:t>
-      </w:r>
-      <w:r>
-        <w:rPr>
-          <w:rFonts w:ascii="Times New Roman" w:hAnsi="Times New Roman" w:cs="Times New Roman"/>
-          <w:sz w:val="24"/>
-          <w:szCs w:val="24"/>
-        </w:rPr>
-        <w:t>обработка на данните, предлага аналитични и финансови справки и има</w:t>
-      </w:r>
-      <w:r>
-        <w:rPr>
-          <w:rFonts w:ascii="Times New Roman" w:hAnsi="Times New Roman" w:cs="Times New Roman"/>
-          <w:sz w:val="24"/>
-          <w:szCs w:val="24"/>
-        </w:rPr>
-        <w:t xml:space="preserve"> </w:t>
-      </w:r>
-      <w:r>
-        <w:rPr>
-          <w:rFonts w:ascii="Times New Roman" w:hAnsi="Times New Roman" w:cs="Times New Roman"/>
-          <w:sz w:val="24"/>
-          <w:szCs w:val="24"/>
-        </w:rPr>
-        <w:t>архитектура</w:t>
-      </w:r>
-      <w:r>
-        <w:rPr>
-          <w:rFonts w:ascii="Times New Roman" w:hAnsi="Times New Roman" w:cs="Times New Roman"/>
-          <w:sz w:val="24"/>
-          <w:szCs w:val="24"/>
-        </w:rPr>
-        <w:t xml:space="preserve"> </w:t>
-      </w:r>
-      <w:r>
-        <w:rPr>
-          <w:rFonts w:ascii="Times New Roman" w:hAnsi="Times New Roman" w:cs="Times New Roman"/>
-          <w:sz w:val="24"/>
-          <w:szCs w:val="24"/>
-        </w:rPr>
-        <w:t>за</w:t>
-      </w:r>
-      <w:r>
-        <w:rPr>
-          <w:rFonts w:ascii="Times New Roman" w:hAnsi="Times New Roman" w:cs="Times New Roman"/>
-          <w:sz w:val="24"/>
-          <w:szCs w:val="24"/>
-        </w:rPr>
-        <w:t xml:space="preserve"> </w:t>
-      </w:r>
-      <w:r>
-        <w:rPr>
-          <w:rFonts w:ascii="Times New Roman" w:hAnsi="Times New Roman" w:cs="Times New Roman"/>
-          <w:sz w:val="24"/>
-          <w:szCs w:val="24"/>
-        </w:rPr>
-        <w:t>бъдещо разширяване.</w:t>
       </w:r>
     </w:p>
     <w:p>
@@ -625,7 +552,85 @@
           <w:szCs w:val="28"/>
         </w:rPr>
       </w:pPr>
-      <w:r>
+      <w:bookmarkStart w:id="0" w:name="_GoBack"/>
+      <w:bookmarkEnd w:id="0"/>
+      <w:r>
+        <w:rPr>
+          <w:rFonts w:ascii="Times New Roman" w:hAnsi="Times New Roman" w:cs="Times New Roman"/>
+          <w:sz w:val="24"/>
+          <w:szCs w:val="24"/>
+        </w:rPr>
+        <w:t>Системата обединява всички складови операции, намалява ръчната работа и грешките. Осигурява бърза</w:t>
+      </w:r>
+      <w:r>
+        <w:rPr>
+          <w:rFonts w:ascii="Times New Roman" w:hAnsi="Times New Roman" w:cs="Times New Roman"/>
+          <w:sz w:val="24"/>
+          <w:szCs w:val="24"/>
+        </w:rPr>
+        <w:t xml:space="preserve"> </w:t>
+      </w:r>
+      <w:r>
+        <w:rPr>
+          <w:rFonts w:ascii="Times New Roman" w:hAnsi="Times New Roman" w:cs="Times New Roman"/>
+          <w:sz w:val="24"/>
+          <w:szCs w:val="24"/>
+        </w:rPr>
+        <w:t>обработка на данните, предлага аналитични и финансови справки и има</w:t>
+      </w:r>
+      <w:r>
+        <w:rPr>
+          <w:rFonts w:ascii="Times New Roman" w:hAnsi="Times New Roman" w:cs="Times New Roman"/>
+          <w:sz w:val="24"/>
+          <w:szCs w:val="24"/>
+        </w:rPr>
+        <w:t xml:space="preserve"> </w:t>
+      </w:r>
+      <w:r>
+        <w:rPr>
+          <w:rFonts w:ascii="Times New Roman" w:hAnsi="Times New Roman" w:cs="Times New Roman"/>
+          <w:sz w:val="24"/>
+          <w:szCs w:val="24"/>
+        </w:rPr>
+        <w:t>архитектура</w:t>
+      </w:r>
+      <w:r>
+        <w:rPr>
+          <w:rFonts w:ascii="Times New Roman" w:hAnsi="Times New Roman" w:cs="Times New Roman"/>
+          <w:sz w:val="24"/>
+          <w:szCs w:val="24"/>
+        </w:rPr>
+        <w:t xml:space="preserve"> </w:t>
+      </w:r>
+      <w:r>
+        <w:rPr>
+          <w:rFonts w:ascii="Times New Roman" w:hAnsi="Times New Roman" w:cs="Times New Roman"/>
+          <w:sz w:val="24"/>
+          <w:szCs w:val="24"/>
+        </w:rPr>
+        <w:t>за</w:t>
+      </w:r>
+      <w:r>
+        <w:rPr>
+          <w:rFonts w:ascii="Times New Roman" w:hAnsi="Times New Roman" w:cs="Times New Roman"/>
+          <w:sz w:val="24"/>
+          <w:szCs w:val="24"/>
+        </w:rPr>
+        <w:t xml:space="preserve"> </w:t>
+      </w:r>
+      <w:r>
+        <w:rPr>
+          <w:rFonts w:ascii="Times New Roman" w:hAnsi="Times New Roman" w:cs="Times New Roman"/>
+          <w:sz w:val="24"/>
+          <w:szCs w:val="24"/>
+        </w:rPr>
+        <w:t>бъдещо разширяване.</w:t>
+      </w:r>
+    </w:p>
+    <w:p>
+      <w:pPr>
+        <w:spacing w:line="360" w:lineRule="auto"/>
+        <w:jc w:val="both"/>
         <w:rPr>
           <w:rFonts w:ascii="Times New Roman" w:hAnsi="Times New Roman" w:cs="Times New Roman"/>
           <w:b/>
@@ -634,8 +639,7 @@
           <w:sz w:val="28"/>
           <w:szCs w:val="28"/>
         </w:rPr>
-        <w:t>3</w:t>
-      </w:r>
+      </w:pPr>
       <w:r>
         <w:rPr>
           <w:rFonts w:ascii="Times New Roman" w:hAnsi="Times New Roman" w:cs="Times New Roman"/>
@@ -645,6 +649,17 @@
           <w:sz w:val="28"/>
           <w:szCs w:val="28"/>
         </w:rPr>
+        <w:t>3</w:t>
+      </w:r>
+      <w:r>
+        <w:rPr>
+          <w:rFonts w:ascii="Times New Roman" w:hAnsi="Times New Roman" w:cs="Times New Roman"/>
+          <w:b/>
+          <w:bCs/>
+          <w:color w:val="C00000"/>
+          <w:sz w:val="28"/>
+          <w:szCs w:val="28"/>
+        </w:rPr>
         <w:t>. Модел на данните (Data Model Definition)</w:t>
       </w:r>
     </w:p>
@@ -680,7 +695,7 @@
           <w:sz w:val="24"/>
           <w:szCs w:val="24"/>
         </w:rPr>
-        <w:t xml:space="preserve">JSON файлове, автоматично създадени идентификатори и запис на времето на всяка промяна. Системата позволява да се проследяват разходи и приходи чрез връзката между </w:t>
+        <w:t xml:space="preserve">JSON файлове, автоматично създадени идентификатори и запис на времето на всяка промяна. Системата позволява да се проследяват разходи и приходи чрез връзката между движенията и фактурите, а проверките гарантират, че операциите са коректни. Разделянето на задачите </w:t>
       </w:r>
       <w:r>
         <w:rPr>
@@ -689,7 +704,7 @@
           <w:szCs w:val="24"/>
         </w:rPr>
         <w:lastRenderedPageBreak/>
-        <w:t>движенията и фактурите, а проверките гарантират, че операциите са коректни. Разделянето на задачите прави интерфейса независим от начина на съхранение на данните и позволява</w:t>
+        <w:t>прави интерфейса независим от начина на съхранение на данните и позволява</w:t>
       </w:r>
       <w:r>
         <w:rPr>
@@ -910,7 +925,6 @@
           <w:sz w:val="24"/>
           <w:szCs w:val="24"/>
         </w:rPr>
-        <w:lastRenderedPageBreak/>
         <w:t>Връзки между entity</w:t>
       </w:r>
       <w:r>
@@ -945,6 +959,7 @@
           <w:sz w:val="24"/>
           <w:szCs w:val="24"/>
         </w:rPr>
+        <w:lastRenderedPageBreak/>
         <w:t>1. Category → Category (1 : many)</w:t>
       </w:r>
     </w:p>
@@ -1107,7 +1122,6 @@
           <w:sz w:val="24"/>
           <w:szCs w:val="24"/>
         </w:rPr>
-        <w:lastRenderedPageBreak/>
         <w:t>4. Movement → User (many : 1)</w:t>
       </w:r>
     </w:p>
@@ -1130,6 +1144,7 @@
           <w:sz w:val="24"/>
           <w:szCs w:val="24"/>
         </w:rPr>
+        <w:lastRenderedPageBreak/>
         <w:t>Поле:</w:t>
       </w:r>
       <w:r>
@@ -1292,7 +1307,6 @@
           <w:sz w:val="24"/>
           <w:szCs w:val="24"/>
         </w:rPr>
-        <w:lastRenderedPageBreak/>
         <w:t>Поле:</w:t>
       </w:r>
       <w:r>
@@ -1325,6 +1339,7 @@
           <w:sz w:val="24"/>
           <w:szCs w:val="24"/>
         </w:rPr>
+        <w:lastRenderedPageBreak/>
         <w:t xml:space="preserve"> 8. Movement → Location (TO) (many : 1)</w:t>
       </w:r>
     </w:p>
@@ -1474,7 +1489,6 @@
           <w:sz w:val="24"/>
           <w:szCs w:val="24"/>
         </w:rPr>
-        <w:lastRenderedPageBreak/>
         <w:t>Администраторът управлява основните данни — продукти, категории, доставчици, потребители и локации. Операторът изпълнява ежедневните складови операции, включително входящи, изходящи и вътрешни движения. Системата автоматично генерира идентификатори, валидира данните и актуализира наличностите.</w:t>
       </w:r>
     </w:p>
@@ -1501,6 +1515,7 @@
           <w:sz w:val="28"/>
           <w:szCs w:val="28"/>
         </w:rPr>
+        <w:lastRenderedPageBreak/>
         <w:t>5</w:t>
       </w:r>
       <w:r>
@@ -1656,7 +1671,6 @@
           <w:sz w:val="24"/>
           <w:szCs w:val="24"/>
         </w:rPr>
-        <w:lastRenderedPageBreak/>
         <w:t>Показва оперативните и финансовите данни чрез таблици и карти (движения, доставки, продажби и подробна информация за продуктите). Методът format_card визуализира пълната информация за даден продукт: наличности, складово разпределение, средни цени, финансови показатели (разходи и приходи) и последно движение.</w:t>
       </w:r>
     </w:p>
@@ -1680,6 +1694,7 @@
           <w:sz w:val="28"/>
           <w:szCs w:val="28"/>
         </w:rPr>
+        <w:lastRenderedPageBreak/>
         <w:t>7</w:t>
       </w:r>
       <w:r>
@@ -1890,7 +1905,6 @@
           <w:sz w:val="24"/>
           <w:szCs w:val="24"/>
         </w:rPr>
-        <w:lastRenderedPageBreak/>
         <w:t>Модулът за справки комбинира данните от JSON файловете и изчислява ключовите оперативни показатели на системата. Вграденото филтриране улеснява вземането на решения и предотвратява некоректни действия (като продажба на неналични количества).</w:t>
       </w:r>
     </w:p>
@@ -1974,6 +1988,7 @@
           <w:sz w:val="24"/>
           <w:szCs w:val="24"/>
         </w:rPr>
+        <w:lastRenderedPageBreak/>
         <w:t xml:space="preserve"> </w:t>
       </w:r>
       <w:r>
@@ -2066,16 +2081,7 @@
           <w:sz w:val="24"/>
           <w:szCs w:val="24"/>
         </w:rPr>
-        <w:t xml:space="preserve">Архитектурата следва MVC модел. Presentation Layer визуализира интерфейса, Business Logic Layer реализира логиката чрез контролери, Validators проверяват входните данни, а Data Layer съхранява </w:t>
-      </w:r>
-      <w:r>
-        <w:rPr>
-          <w:rFonts w:ascii="Times New Roman" w:eastAsia="Times New Roman" w:hAnsi="Times New Roman" w:cs="Times New Roman"/>
-          <w:sz w:val="24"/>
-          <w:szCs w:val="24"/>
-        </w:rPr>
-        <w:lastRenderedPageBreak/>
-        <w:t>информацията в JSON файлове. Algorithms Layer предоставя допълнителни алгоритми, включително намиране на най</w:t>
+        <w:t>Архитектурата следва MVC модел. Presentation Layer визуализира интерфейса, Business Logic Layer реализира логиката чрез контролери, Validators проверяват входните данни, а Data Layer съхранява информацията в JSON файлове. Algorithms Layer предоставя допълнителни алгоритми, включително намиране на най</w:t>
       </w:r>
       <w:r>
         <w:rPr>
@@ -2153,6 +2159,7 @@
           <w:sz w:val="24"/>
           <w:szCs w:val="24"/>
         </w:rPr>
+        <w:lastRenderedPageBreak/>
         <w:t>/models/      - Дефиниция на бизнес обектите (Product, User, etc.)</w:t>
       </w:r>
       <w:r>
@@ -2248,7 +2255,6 @@
           <w:sz w:val="24"/>
           <w:szCs w:val="24"/>
         </w:rPr>
-        <w:lastRenderedPageBreak/>
         <w:t xml:space="preserve">  /</w:t>
       </w:r>
       <w:r>
@@ -2382,6 +2388,7 @@
           <w:sz w:val="28"/>
           <w:szCs w:val="28"/>
         </w:rPr>
+        <w:lastRenderedPageBreak/>
         <w:t>Основни класове и тяхната роля:</w:t>
       </w:r>
       <w:r>
@@ -2485,7 +2492,6 @@
           <w:sz w:val="24"/>
           <w:szCs w:val="24"/>
         </w:rPr>
-        <w:lastRenderedPageBreak/>
         <w:t>Описва складовите артикули чрез име, мерна единица, цена и категории. Генерира UUID, поддържа история на промените и позволява JSON сериализация.</w:t>
       </w:r>
     </w:p>
@@ -2560,6 +2566,7 @@
           <w:sz w:val="24"/>
           <w:szCs w:val="24"/>
         </w:rPr>
+        <w:lastRenderedPageBreak/>
         <w:t>User</w:t>
       </w:r>
     </w:p>
@@ -2630,7 +2637,6 @@
           <w:sz w:val="24"/>
           <w:szCs w:val="24"/>
         </w:rPr>
-        <w:lastRenderedPageBreak/>
         <w:t>Дефинира складовите локации чрез име, зона, капацитет и уникален код. Участва в графа за изчисляване на най</w:t>
       </w:r>
       <w:r>
@@ -2737,6 +2743,7 @@
           <w:sz w:val="24"/>
           <w:szCs w:val="24"/>
         </w:rPr>
+        <w:lastRenderedPageBreak/>
         <w:t>Документира продажбите чрез връзка към OUT движение. Съхранява стойности, клиентски данни и статус (валидна/анулирана).</w:t>
       </w:r>
     </w:p>
@@ -2785,7 +2792,6 @@
           <w:sz w:val="24"/>
           <w:szCs w:val="24"/>
         </w:rPr>
-        <w:lastRenderedPageBreak/>
         <w:t xml:space="preserve">Агрегира и структурира данни за визуализация на наличности, доставки и продажби. Използва се за генериране на справки в реално време. </w:t>
       </w:r>
     </w:p>
@@ -2897,6 +2903,7 @@
           <w:sz w:val="24"/>
           <w:szCs w:val="24"/>
         </w:rPr>
+        <w:lastRenderedPageBreak/>
         <w:t>ProductController</w:t>
       </w:r>
     </w:p>
@@ -2919,17 +2926,7 @@
           <w:sz w:val="24"/>
           <w:szCs w:val="24"/>
         </w:rPr>
-        <w:t xml:space="preserve">Отговаря за управлението на продуктовия каталог, като прилага бизнес правила при добавяне, редактиране и изтриване на артикули. Поддържа външни алгоритми за филтриране и сортиране (Merge </w:t>
-      </w:r>
-      <w:r>
-        <w:rPr>
-          <w:rFonts w:ascii="Times New Roman" w:eastAsia="Times New Roman" w:hAnsi="Times New Roman" w:cs="Times New Roman"/>
-          <w:color w:val="000000" w:themeColor="text1"/>
-          <w:sz w:val="24"/>
-          <w:szCs w:val="24"/>
-        </w:rPr>
-        <w:lastRenderedPageBreak/>
-        <w:t>Sort, Quick Sort), които позволяват ефективно организиране и откриване на продукти по различни критерии.</w:t>
+        <w:t>Отговаря за управлението на продуктовия каталог, като прилага бизнес правила при добавяне, редактиране и изтриване на артикули. Поддържа външни алгоритми за филтриране и сортиране (Merge Sort, Quick Sort), които позволяват ефективно организиране и откриване на продукти по различни критерии.</w:t>
       </w:r>
     </w:p>
     <w:p>
@@ -3025,6 +3022,7 @@
           <w:sz w:val="24"/>
           <w:szCs w:val="24"/>
         </w:rPr>
+        <w:lastRenderedPageBreak/>
         <w:t>Поддържа информация за външните партньори, като управлява регистрацията на доставчици, актуализацията на техните профили и търсенето по име или идентификатор. Гарантира уникалност на имената и коректност на контактните данни.</w:t>
       </w:r>
     </w:p>
@@ -3073,7 +3071,6 @@
           <w:sz w:val="24"/>
           <w:szCs w:val="24"/>
         </w:rPr>
-        <w:lastRenderedPageBreak/>
         <w:t>Администрира складовите локации, включително зона, капацитет и навигационни кодове. Прилага бизнес логика, която предотвратява изтриването на локации с налична стока, и поддържа данните, необходими за алгоритъма за най</w:t>
       </w:r>
       <w:r>
@@ -3180,6 +3177,7 @@
           <w:sz w:val="24"/>
           <w:szCs w:val="24"/>
         </w:rPr>
+        <w:lastRenderedPageBreak/>
         <w:t>Регистрира всички видове складови операции (IN, OUT, MOVE), валидира наличности и локации и координира взаимодействието между продукти, потребители, доставчици и фактури. Осигурява пълна одитна следа за всяко движение.</w:t>
       </w:r>
     </w:p>
@@ -3197,8 +3195,6 @@
           <w:szCs w:val="24"/>
         </w:rPr>
       </w:pPr>
-      <w:bookmarkStart w:id="0" w:name="_GoBack"/>
-      <w:bookmarkEnd w:id="0"/>
     </w:p>
     <w:p>
       <w:pPr>
@@ -3223,7 +3219,6 @@
           <w:sz w:val="24"/>
           <w:szCs w:val="24"/>
         </w:rPr>
-        <w:lastRenderedPageBreak/>
         <w:t>InvoiceController</w:t>
       </w:r>
     </w:p>
@@ -3333,6 +3328,7 @@
           <w:sz w:val="24"/>
           <w:szCs w:val="24"/>
         </w:rPr>
+        <w:lastRenderedPageBreak/>
         <w:t>Връзки между контролерите</w:t>
       </w:r>
     </w:p>
@@ -3440,7 +3436,6 @@
           <w:sz w:val="24"/>
           <w:szCs w:val="24"/>
         </w:rPr>
-        <w:lastRenderedPageBreak/>
         <w:t>MovementController</w:t>
       </w:r>
       <w:r>
@@ -3634,6 +3629,7 @@
           <w:sz w:val="24"/>
           <w:szCs w:val="24"/>
         </w:rPr>
+        <w:lastRenderedPageBreak/>
         <w:t>Тази</w:t>
       </w:r>
       <w:r>
@@ -14386,7 +14382,7 @@
 </file>
 
 <file path=customXml/itemProps1.xml><?xml version="1.0" encoding="utf-8"?>
-<ds:datastoreItem xmlns:ds="http://schemas.openxmlformats.org/officeDocument/2006/customXml" ds:itemID="{674C964B-2202-4C06-A9BD-FD4B10037A1D}">
+<ds:datastoreItem xmlns:ds="http://schemas.openxmlformats.org/officeDocument/2006/customXml" ds:itemID="{1F8ECD25-BFC8-472C-885D-1CBFBD1408F1}">
   <ds:schemaRefs>
     <ds:schemaRef ds:uri="http://schemas.openxmlformats.org/officeDocument/2006/bibliography"/>
   </ds:schemaRefs>

--- a/documentation/Warehouse Inventory Management System (WIMS)_Siyka.docx
+++ b/documentation/Warehouse Inventory Management System (WIMS)_Siyka.docx
@@ -552,8 +552,6 @@
           <w:szCs w:val="28"/>
         </w:rPr>
       </w:pPr>
-      <w:bookmarkStart w:id="0" w:name="_GoBack"/>
-      <w:bookmarkEnd w:id="0"/>
       <w:r>
         <w:rPr>
           <w:rFonts w:ascii="Times New Roman" w:hAnsi="Times New Roman" w:cs="Times New Roman"/>
@@ -1969,63 +1967,116 @@
     </w:p>
     <w:p>
       <w:pPr>
+        <w:spacing w:line="360" w:lineRule="auto"/>
+        <w:jc w:val="both"/>
+        <w:outlineLvl w:val="0"/>
+        <w:rPr>
+          <w:rFonts w:ascii="Times New Roman" w:eastAsia="Times New Roman" w:hAnsi="Times New Roman" w:cs="Times New Roman"/>
+          <w:color w:val="000000" w:themeColor="text1"/>
+          <w:sz w:val="24"/>
+          <w:szCs w:val="24"/>
+        </w:rPr>
+      </w:pPr>
+      <w:r>
+        <w:rPr>
+          <w:rFonts w:ascii="Times New Roman" w:eastAsia="Times New Roman" w:hAnsi="Times New Roman" w:cs="Times New Roman"/>
+          <w:color w:val="000000" w:themeColor="text1"/>
+          <w:sz w:val="24"/>
+          <w:szCs w:val="24"/>
+        </w:rPr>
+        <w:lastRenderedPageBreak/>
+        <w:t>Системата е бърза и стабилна, сигурна чрез хеширани пароли и ролеви достъп, надеждна чрез защита от грешки и невалидни действия, съхранява данни последователно в JSON и има модулна архитектура за лесна поддръжка и разширяване.</w:t>
+      </w:r>
+    </w:p>
+    <w:p>
+      <w:pPr>
+        <w:spacing w:line="360" w:lineRule="auto"/>
+        <w:jc w:val="both"/>
+        <w:outlineLvl w:val="0"/>
+        <w:rPr>
+          <w:rFonts w:ascii="Times New Roman" w:hAnsi="Times New Roman" w:cs="Times New Roman"/>
+          <w:sz w:val="24"/>
+          <w:szCs w:val="24"/>
+        </w:rPr>
+      </w:pPr>
+      <w:r>
+        <w:rPr>
+          <w:rFonts w:ascii="Times New Roman" w:eastAsia="Times New Roman" w:hAnsi="Times New Roman" w:cs="Times New Roman"/>
+          <w:b/>
+          <w:bCs/>
+          <w:color w:val="C00000"/>
+          <w:sz w:val="28"/>
+          <w:szCs w:val="28"/>
+        </w:rPr>
+        <w:t>9</w:t>
+      </w:r>
+      <w:r>
+        <w:rPr>
+          <w:rFonts w:ascii="Times New Roman" w:eastAsia="Times New Roman" w:hAnsi="Times New Roman" w:cs="Times New Roman"/>
+          <w:b/>
+          <w:bCs/>
+          <w:color w:val="C00000"/>
+          <w:sz w:val="28"/>
+          <w:szCs w:val="28"/>
+        </w:rPr>
+        <w:t>.</w:t>
+      </w:r>
+      <w:r>
+        <w:rPr>
+          <w:rFonts w:ascii="Times New Roman" w:eastAsia="Times New Roman" w:hAnsi="Times New Roman" w:cs="Times New Roman"/>
+          <w:b/>
+          <w:bCs/>
+          <w:color w:val="C00000"/>
+          <w:sz w:val="28"/>
+          <w:szCs w:val="28"/>
+        </w:rPr>
+        <w:t xml:space="preserve"> Архитектура на системата</w:t>
+      </w:r>
+    </w:p>
+    <w:p>
+      <w:pPr>
         <w:spacing w:before="100" w:beforeAutospacing="1" w:after="100" w:afterAutospacing="1" w:line="360" w:lineRule="auto"/>
         <w:jc w:val="both"/>
         <w:outlineLvl w:val="0"/>
         <w:rPr>
           <w:rFonts w:ascii="Times New Roman" w:eastAsia="Times New Roman" w:hAnsi="Times New Roman" w:cs="Times New Roman"/>
-          <w:color w:val="C00000"/>
-          <w:sz w:val="24"/>
-          <w:szCs w:val="24"/>
-        </w:rPr>
-      </w:pPr>
-      <w:r>
-        <w:rPr>
-          <w:rFonts w:ascii="Times New Roman" w:eastAsia="Times New Roman" w:hAnsi="Times New Roman" w:cs="Times New Roman"/>
-          <w:b/>
-          <w:bCs/>
-          <w:color w:val="C00000"/>
-          <w:sz w:val="24"/>
-          <w:szCs w:val="24"/>
-        </w:rPr>
-        <w:lastRenderedPageBreak/>
+          <w:sz w:val="24"/>
+          <w:szCs w:val="24"/>
+        </w:rPr>
+      </w:pPr>
+      <w:r>
+        <w:rPr>
+          <w:rFonts w:ascii="Times New Roman" w:eastAsia="Times New Roman" w:hAnsi="Times New Roman" w:cs="Times New Roman"/>
+          <w:sz w:val="24"/>
+          <w:szCs w:val="24"/>
+        </w:rPr>
+        <w:t>Архитектурата следва MVC модел. Presentation Layer визуализира интерфейса, Business Logic Layer реализира логиката чрез контролери, Validators проверяват входните данни, а Data Layer съхранява информацията в JSON файлове. Algorithms Layer предоставя допълнителни алгоритми, включително намиране на най</w:t>
+      </w:r>
+      <w:r>
+        <w:rPr>
+          <w:rFonts w:ascii="Times New Roman" w:eastAsia="Times New Roman" w:hAnsi="Times New Roman" w:cs="Times New Roman"/>
+          <w:sz w:val="24"/>
+          <w:szCs w:val="24"/>
+        </w:rPr>
+        <w:noBreakHyphen/>
+        <w:t>близка локация при недостиг.</w:t>
+      </w:r>
+      <w:r>
+        <w:rPr>
+          <w:rFonts w:ascii="Times New Roman" w:eastAsia="Times New Roman" w:hAnsi="Times New Roman" w:cs="Times New Roman"/>
+          <w:sz w:val="24"/>
+          <w:szCs w:val="24"/>
+        </w:rPr>
         <w:t xml:space="preserve"> </w:t>
-      </w:r>
-      <w:r>
-        <w:rPr>
-          <w:rFonts w:ascii="Times New Roman" w:eastAsia="Times New Roman" w:hAnsi="Times New Roman" w:cs="Times New Roman"/>
-          <w:color w:val="000000" w:themeColor="text1"/>
-          <w:sz w:val="24"/>
-          <w:szCs w:val="24"/>
-        </w:rPr>
-        <w:t>Системата осигурява бърза и стабилна работа, гарантира сигурност чрез хеширане на пароли и ролеви достъп, а надеждност — чрез</w:t>
-      </w:r>
-      <w:r>
-        <w:rPr>
-          <w:rFonts w:ascii="Times New Roman" w:eastAsia="Times New Roman" w:hAnsi="Times New Roman" w:cs="Times New Roman"/>
-          <w:color w:val="000000" w:themeColor="text1"/>
-          <w:sz w:val="24"/>
-          <w:szCs w:val="24"/>
-        </w:rPr>
-        <w:t xml:space="preserve"> </w:t>
-      </w:r>
-      <w:r>
-        <w:rPr>
-          <w:rFonts w:ascii="Times New Roman" w:eastAsia="Times New Roman" w:hAnsi="Times New Roman" w:cs="Times New Roman"/>
-          <w:color w:val="000000" w:themeColor="text1"/>
-          <w:sz w:val="24"/>
-          <w:szCs w:val="24"/>
-        </w:rPr>
-        <w:t>съобщения при грешки и защита от невалидни действия. Данните се съхраняват последователно в JSON файлове, а модулната архитектура улеснява поддръжката и бъдещото разширяване.</w:t>
       </w:r>
     </w:p>
     <w:p>
       <w:pPr>
-        <w:spacing w:line="360" w:lineRule="auto"/>
+        <w:spacing w:before="100" w:beforeAutospacing="1" w:after="100" w:afterAutospacing="1" w:line="360" w:lineRule="auto"/>
         <w:jc w:val="both"/>
         <w:outlineLvl w:val="0"/>
         <w:rPr>
-          <w:rFonts w:ascii="Times New Roman" w:hAnsi="Times New Roman" w:cs="Times New Roman"/>
+          <w:rFonts w:ascii="Times New Roman" w:eastAsia="Times New Roman" w:hAnsi="Times New Roman" w:cs="Times New Roman"/>
           <w:sz w:val="24"/>
           <w:szCs w:val="24"/>
         </w:rPr>
@@ -2039,7 +2090,7 @@
           <w:sz w:val="28"/>
           <w:szCs w:val="28"/>
         </w:rPr>
-        <w:t>9</w:t>
+        <w:t>10.</w:t>
       </w:r>
       <w:r>
         <w:rPr>
@@ -2050,24 +2101,20 @@
           <w:sz w:val="28"/>
           <w:szCs w:val="28"/>
         </w:rPr>
-        <w:t>.</w:t>
-      </w:r>
-      <w:r>
-        <w:rPr>
-          <w:rFonts w:ascii="Times New Roman" w:eastAsia="Times New Roman" w:hAnsi="Times New Roman" w:cs="Times New Roman"/>
-          <w:b/>
-          <w:bCs/>
-          <w:color w:val="C00000"/>
-          <w:sz w:val="28"/>
-          <w:szCs w:val="28"/>
-        </w:rPr>
-        <w:t xml:space="preserve"> Архитектура на системата</w:t>
+        <w:t xml:space="preserve"> Структура на пакетите</w:t>
+      </w:r>
+      <w:r>
+        <w:rPr>
+          <w:rFonts w:ascii="Times New Roman" w:eastAsia="Times New Roman" w:hAnsi="Times New Roman" w:cs="Times New Roman"/>
+          <w:sz w:val="24"/>
+          <w:szCs w:val="24"/>
+        </w:rPr>
+        <w:t xml:space="preserve"> </w:t>
       </w:r>
     </w:p>
     <w:p>
       <w:pPr>
         <w:spacing w:before="100" w:beforeAutospacing="1" w:after="100" w:afterAutospacing="1" w:line="360" w:lineRule="auto"/>
-        <w:jc w:val="both"/>
         <w:outlineLvl w:val="0"/>
         <w:rPr>
           <w:rFonts w:ascii="Times New Roman" w:eastAsia="Times New Roman" w:hAnsi="Times New Roman" w:cs="Times New Roman"/>
@@ -2081,85 +2128,6 @@
           <w:sz w:val="24"/>
           <w:szCs w:val="24"/>
         </w:rPr>
-        <w:t>Архитектурата следва MVC модел. Presentation Layer визуализира интерфейса, Business Logic Layer реализира логиката чрез контролери, Validators проверяват входните данни, а Data Layer съхранява информацията в JSON файлове. Algorithms Layer предоставя допълнителни алгоритми, включително намиране на най</w:t>
-      </w:r>
-      <w:r>
-        <w:rPr>
-          <w:rFonts w:ascii="Times New Roman" w:eastAsia="Times New Roman" w:hAnsi="Times New Roman" w:cs="Times New Roman"/>
-          <w:sz w:val="24"/>
-          <w:szCs w:val="24"/>
-        </w:rPr>
-        <w:noBreakHyphen/>
-        <w:t>близка локация при недостиг.</w:t>
-      </w:r>
-      <w:r>
-        <w:rPr>
-          <w:rFonts w:ascii="Times New Roman" w:eastAsia="Times New Roman" w:hAnsi="Times New Roman" w:cs="Times New Roman"/>
-          <w:sz w:val="24"/>
-          <w:szCs w:val="24"/>
-        </w:rPr>
-        <w:t xml:space="preserve"> </w:t>
-      </w:r>
-    </w:p>
-    <w:p>
-      <w:pPr>
-        <w:spacing w:before="100" w:beforeAutospacing="1" w:after="100" w:afterAutospacing="1" w:line="360" w:lineRule="auto"/>
-        <w:jc w:val="both"/>
-        <w:outlineLvl w:val="0"/>
-        <w:rPr>
-          <w:rFonts w:ascii="Times New Roman" w:eastAsia="Times New Roman" w:hAnsi="Times New Roman" w:cs="Times New Roman"/>
-          <w:sz w:val="24"/>
-          <w:szCs w:val="24"/>
-        </w:rPr>
-      </w:pPr>
-      <w:r>
-        <w:rPr>
-          <w:rFonts w:ascii="Times New Roman" w:eastAsia="Times New Roman" w:hAnsi="Times New Roman" w:cs="Times New Roman"/>
-          <w:b/>
-          <w:bCs/>
-          <w:color w:val="C00000"/>
-          <w:sz w:val="28"/>
-          <w:szCs w:val="28"/>
-        </w:rPr>
-        <w:t>10.</w:t>
-      </w:r>
-      <w:r>
-        <w:rPr>
-          <w:rFonts w:ascii="Times New Roman" w:eastAsia="Times New Roman" w:hAnsi="Times New Roman" w:cs="Times New Roman"/>
-          <w:b/>
-          <w:bCs/>
-          <w:color w:val="C00000"/>
-          <w:sz w:val="28"/>
-          <w:szCs w:val="28"/>
-        </w:rPr>
-        <w:t xml:space="preserve"> Структура на пакетите</w:t>
-      </w:r>
-      <w:r>
-        <w:rPr>
-          <w:rFonts w:ascii="Times New Roman" w:eastAsia="Times New Roman" w:hAnsi="Times New Roman" w:cs="Times New Roman"/>
-          <w:sz w:val="24"/>
-          <w:szCs w:val="24"/>
-        </w:rPr>
-        <w:t xml:space="preserve"> </w:t>
-      </w:r>
-    </w:p>
-    <w:p>
-      <w:pPr>
-        <w:spacing w:before="100" w:beforeAutospacing="1" w:after="100" w:afterAutospacing="1" w:line="360" w:lineRule="auto"/>
-        <w:outlineLvl w:val="0"/>
-        <w:rPr>
-          <w:rFonts w:ascii="Times New Roman" w:eastAsia="Times New Roman" w:hAnsi="Times New Roman" w:cs="Times New Roman"/>
-          <w:sz w:val="24"/>
-          <w:szCs w:val="24"/>
-        </w:rPr>
-      </w:pPr>
-      <w:r>
-        <w:rPr>
-          <w:rFonts w:ascii="Times New Roman" w:eastAsia="Times New Roman" w:hAnsi="Times New Roman" w:cs="Times New Roman"/>
-          <w:sz w:val="24"/>
-          <w:szCs w:val="24"/>
-        </w:rPr>
-        <w:lastRenderedPageBreak/>
         <w:t>/models/      - Дефиниция на бизнес обектите (Product, User, etc.)</w:t>
       </w:r>
       <w:r>
@@ -2178,6 +2146,14 @@
           <w:szCs w:val="24"/>
         </w:rPr>
         <w:br/>
+      </w:r>
+      <w:r>
+        <w:rPr>
+          <w:rFonts w:ascii="Times New Roman" w:eastAsia="Times New Roman" w:hAnsi="Times New Roman" w:cs="Times New Roman"/>
+          <w:sz w:val="24"/>
+          <w:szCs w:val="24"/>
+        </w:rPr>
+        <w:lastRenderedPageBreak/>
         <w:t xml:space="preserve">/views/      </w:t>
       </w:r>
       <w:r>
@@ -2388,7 +2364,6 @@
           <w:sz w:val="28"/>
           <w:szCs w:val="28"/>
         </w:rPr>
-        <w:lastRenderedPageBreak/>
         <w:t>Основни класове и тяхната роля:</w:t>
       </w:r>
       <w:r>
@@ -2422,6 +2397,7 @@
           <w:sz w:val="24"/>
           <w:szCs w:val="24"/>
         </w:rPr>
+        <w:lastRenderedPageBreak/>
         <w:t>Category</w:t>
       </w:r>
     </w:p>
@@ -2566,7 +2542,6 @@
           <w:sz w:val="24"/>
           <w:szCs w:val="24"/>
         </w:rPr>
-        <w:lastRenderedPageBreak/>
         <w:t>User</w:t>
       </w:r>
     </w:p>
@@ -2589,6 +2564,7 @@
           <w:sz w:val="24"/>
           <w:szCs w:val="24"/>
         </w:rPr>
+        <w:lastRenderedPageBreak/>
         <w:t>Управлява идентичността, ролите и достъпа на потребителите. Поддържа лични данни, статус и механизми за сигурност.</w:t>
       </w:r>
     </w:p>
@@ -3195,6 +3171,17 @@
           <w:szCs w:val="24"/>
         </w:rPr>
       </w:pPr>
+      <w:r>
+        <w:rPr>
+          <w:rFonts w:ascii="Times New Roman" w:eastAsia="Times New Roman" w:hAnsi="Times New Roman" w:cs="Times New Roman"/>
+          <w:b/>
+          <w:bCs/>
+          <w:color w:val="000000" w:themeColor="text1"/>
+          <w:sz w:val="24"/>
+          <w:szCs w:val="24"/>
+        </w:rPr>
+        <w:t>InvoiceController</w:t>
+      </w:r>
     </w:p>
     <w:p>
       <w:pPr>
@@ -3203,23 +3190,19 @@
         <w:outlineLvl w:val="0"/>
         <w:rPr>
           <w:rFonts w:ascii="Times New Roman" w:eastAsia="Times New Roman" w:hAnsi="Times New Roman" w:cs="Times New Roman"/>
-          <w:b/>
-          <w:bCs/>
-          <w:color w:val="000000" w:themeColor="text1"/>
-          <w:sz w:val="24"/>
-          <w:szCs w:val="24"/>
-        </w:rPr>
-      </w:pPr>
-      <w:r>
-        <w:rPr>
-          <w:rFonts w:ascii="Times New Roman" w:eastAsia="Times New Roman" w:hAnsi="Times New Roman" w:cs="Times New Roman"/>
-          <w:b/>
-          <w:bCs/>
-          <w:color w:val="000000" w:themeColor="text1"/>
-          <w:sz w:val="24"/>
-          <w:szCs w:val="24"/>
-        </w:rPr>
-        <w:t>InvoiceController</w:t>
+          <w:color w:val="000000" w:themeColor="text1"/>
+          <w:sz w:val="24"/>
+          <w:szCs w:val="24"/>
+        </w:rPr>
+      </w:pPr>
+      <w:r>
+        <w:rPr>
+          <w:rFonts w:ascii="Times New Roman" w:eastAsia="Times New Roman" w:hAnsi="Times New Roman" w:cs="Times New Roman"/>
+          <w:color w:val="000000" w:themeColor="text1"/>
+          <w:sz w:val="24"/>
+          <w:szCs w:val="24"/>
+        </w:rPr>
+        <w:t>Автоматизира фактурите при продажби (OUT), пази история на транзакциите и управлява статуси, цени и клиентски данни.</w:t>
       </w:r>
     </w:p>
     <w:p>
@@ -3229,19 +3212,34 @@
         <w:outlineLvl w:val="0"/>
         <w:rPr>
           <w:rFonts w:ascii="Times New Roman" w:eastAsia="Times New Roman" w:hAnsi="Times New Roman" w:cs="Times New Roman"/>
-          <w:color w:val="000000" w:themeColor="text1"/>
-          <w:sz w:val="24"/>
-          <w:szCs w:val="24"/>
-        </w:rPr>
-      </w:pPr>
-      <w:r>
-        <w:rPr>
-          <w:rFonts w:ascii="Times New Roman" w:eastAsia="Times New Roman" w:hAnsi="Times New Roman" w:cs="Times New Roman"/>
-          <w:color w:val="000000" w:themeColor="text1"/>
-          <w:sz w:val="24"/>
-          <w:szCs w:val="24"/>
-        </w:rPr>
-        <w:t>Автоматизира фактурите при продажби (OUT), пази история на транзакциите и управлява статуси, цени и клиентски данни.</w:t>
+          <w:b/>
+          <w:bCs/>
+          <w:color w:val="000000" w:themeColor="text1"/>
+          <w:sz w:val="24"/>
+          <w:szCs w:val="24"/>
+        </w:rPr>
+      </w:pPr>
+      <w:r>
+        <w:rPr>
+          <w:rFonts w:ascii="Times New Roman" w:eastAsia="Times New Roman" w:hAnsi="Times New Roman" w:cs="Times New Roman"/>
+          <w:b/>
+          <w:bCs/>
+          <w:color w:val="000000" w:themeColor="text1"/>
+          <w:sz w:val="24"/>
+          <w:szCs w:val="24"/>
+        </w:rPr>
+        <w:t>ReportController</w:t>
+      </w:r>
+      <w:r>
+        <w:rPr>
+          <w:rFonts w:ascii="Times New Roman" w:eastAsia="Times New Roman" w:hAnsi="Times New Roman" w:cs="Times New Roman"/>
+          <w:b/>
+          <w:bCs/>
+          <w:color w:val="000000" w:themeColor="text1"/>
+          <w:sz w:val="24"/>
+          <w:szCs w:val="24"/>
+        </w:rPr>
+        <w:t xml:space="preserve"> </w:t>
       </w:r>
     </w:p>
     <w:p>
@@ -3261,24 +3259,11 @@
       <w:r>
         <w:rPr>
           <w:rFonts w:ascii="Times New Roman" w:eastAsia="Times New Roman" w:hAnsi="Times New Roman" w:cs="Times New Roman"/>
-          <w:b/>
-          <w:bCs/>
-          <w:color w:val="000000" w:themeColor="text1"/>
-          <w:sz w:val="24"/>
-          <w:szCs w:val="24"/>
-        </w:rPr>
-        <w:t>ReportController</w:t>
-      </w:r>
-      <w:r>
-        <w:rPr>
-          <w:rFonts w:ascii="Times New Roman" w:eastAsia="Times New Roman" w:hAnsi="Times New Roman" w:cs="Times New Roman"/>
-          <w:b/>
-          <w:bCs/>
-          <w:color w:val="000000" w:themeColor="text1"/>
-          <w:sz w:val="24"/>
-          <w:szCs w:val="24"/>
-        </w:rPr>
-        <w:t xml:space="preserve"> </w:t>
+          <w:color w:val="000000" w:themeColor="text1"/>
+          <w:sz w:val="24"/>
+          <w:szCs w:val="24"/>
+        </w:rPr>
+        <w:t>Събира данни от контролерите и прави справки за наличности, доставки и продажби, като позволява лесно филтриране и сортиране.</w:t>
       </w:r>
     </w:p>
     <w:p>
@@ -3298,11 +3283,13 @@
       <w:r>
         <w:rPr>
           <w:rFonts w:ascii="Times New Roman" w:eastAsia="Times New Roman" w:hAnsi="Times New Roman" w:cs="Times New Roman"/>
-          <w:color w:val="000000" w:themeColor="text1"/>
-          <w:sz w:val="24"/>
-          <w:szCs w:val="24"/>
-        </w:rPr>
-        <w:t>Събира данни от контролерите и прави справки за наличности, доставки и продажби, като позволява лесно филтриране и сортиране.</w:t>
+          <w:b/>
+          <w:bCs/>
+          <w:color w:val="000000" w:themeColor="text1"/>
+          <w:sz w:val="24"/>
+          <w:szCs w:val="24"/>
+        </w:rPr>
+        <w:t>Връзки между контролерите</w:t>
       </w:r>
     </w:p>
     <w:p>
@@ -3312,45 +3299,19 @@
         <w:outlineLvl w:val="0"/>
         <w:rPr>
           <w:rFonts w:ascii="Times New Roman" w:eastAsia="Times New Roman" w:hAnsi="Times New Roman" w:cs="Times New Roman"/>
-          <w:b/>
-          <w:bCs/>
-          <w:color w:val="000000" w:themeColor="text1"/>
-          <w:sz w:val="24"/>
-          <w:szCs w:val="24"/>
-        </w:rPr>
-      </w:pPr>
-      <w:r>
-        <w:rPr>
-          <w:rFonts w:ascii="Times New Roman" w:eastAsia="Times New Roman" w:hAnsi="Times New Roman" w:cs="Times New Roman"/>
-          <w:b/>
-          <w:bCs/>
+          <w:color w:val="000000" w:themeColor="text1"/>
+          <w:sz w:val="24"/>
+          <w:szCs w:val="24"/>
+        </w:rPr>
+      </w:pPr>
+      <w:r>
+        <w:rPr>
+          <w:rFonts w:ascii="Times New Roman" w:eastAsia="Times New Roman" w:hAnsi="Times New Roman" w:cs="Times New Roman"/>
           <w:color w:val="000000" w:themeColor="text1"/>
           <w:sz w:val="24"/>
           <w:szCs w:val="24"/>
         </w:rPr>
         <w:lastRenderedPageBreak/>
-        <w:t>Връзки между контролерите</w:t>
-      </w:r>
-    </w:p>
-    <w:p>
-      <w:pPr>
-        <w:spacing w:before="100" w:beforeAutospacing="1" w:after="100" w:afterAutospacing="1" w:line="360" w:lineRule="auto"/>
-        <w:jc w:val="both"/>
-        <w:outlineLvl w:val="0"/>
-        <w:rPr>
-          <w:rFonts w:ascii="Times New Roman" w:eastAsia="Times New Roman" w:hAnsi="Times New Roman" w:cs="Times New Roman"/>
-          <w:color w:val="000000" w:themeColor="text1"/>
-          <w:sz w:val="24"/>
-          <w:szCs w:val="24"/>
-        </w:rPr>
-      </w:pPr>
-      <w:r>
-        <w:rPr>
-          <w:rFonts w:ascii="Times New Roman" w:eastAsia="Times New Roman" w:hAnsi="Times New Roman" w:cs="Times New Roman"/>
-          <w:color w:val="000000" w:themeColor="text1"/>
-          <w:sz w:val="24"/>
-          <w:szCs w:val="24"/>
-        </w:rPr>
         <w:t>Контролерите се инициализират последователно върху JSON хранилищата.</w:t>
       </w:r>
     </w:p>
@@ -3629,7 +3590,6 @@
           <w:sz w:val="24"/>
           <w:szCs w:val="24"/>
         </w:rPr>
-        <w:lastRenderedPageBreak/>
         <w:t>Тази</w:t>
       </w:r>
       <w:r>
@@ -3731,6 +3691,7 @@
           <w:szCs w:val="28"/>
         </w:rPr>
       </w:pPr>
+      <w:bookmarkStart w:id="0" w:name="_GoBack"/>
       <w:r>
         <w:rPr>
           <w:rFonts w:ascii="Times New Roman" w:eastAsia="Times New Roman" w:hAnsi="Times New Roman" w:cs="Times New Roman"/>
@@ -4331,6 +4292,7 @@
         <w:t xml:space="preserve"> Контролерът работи с абстракцията repo чрез Dependency Injection, което улеснява поддръжката, тестването и разширяването.</w:t>
       </w:r>
     </w:p>
+    <w:bookmarkEnd w:id="0"/>
     <w:p>
       <w:pPr>
         <w:spacing w:line="360" w:lineRule="auto"/>
@@ -14382,7 +14344,7 @@
 </file>
 
 <file path=customXml/itemProps1.xml><?xml version="1.0" encoding="utf-8"?>
-<ds:datastoreItem xmlns:ds="http://schemas.openxmlformats.org/officeDocument/2006/customXml" ds:itemID="{1F8ECD25-BFC8-472C-885D-1CBFBD1408F1}">
+<ds:datastoreItem xmlns:ds="http://schemas.openxmlformats.org/officeDocument/2006/customXml" ds:itemID="{E7BF8634-AAF9-4239-AD78-952E83CDFA74}">
   <ds:schemaRefs>
     <ds:schemaRef ds:uri="http://schemas.openxmlformats.org/officeDocument/2006/bibliography"/>
   </ds:schemaRefs>

--- a/documentation/Warehouse Inventory Management System (WIMS)_Siyka.docx
+++ b/documentation/Warehouse Inventory Management System (WIMS)_Siyka.docx
@@ -54,7 +54,7 @@
         <mc:AlternateContent>
           <mc:Choice Requires="wps">
             <w:drawing>
-              <wp:anchor distT="0" distB="0" distL="114300" distR="114300" simplePos="0" relativeHeight="251661312" behindDoc="0" locked="0" layoutInCell="1" allowOverlap="1" wp14:anchorId="63FC4660" wp14:editId="38052257">
+              <wp:anchor distT="0" distB="0" distL="114300" distR="114300" simplePos="0" relativeHeight="251659264" behindDoc="0" locked="0" layoutInCell="1" allowOverlap="1" wp14:anchorId="4F50F40A" wp14:editId="6FAF13A6">
                 <wp:simplePos x="0" y="0"/>
                 <wp:positionH relativeFrom="margin">
                   <wp:posOffset>3719195</wp:posOffset>
@@ -208,11 +208,11 @@
           </mc:Choice>
           <mc:Fallback>
             <w:pict>
-              <v:shapetype w14:anchorId="63FC4660" id="_x0000_t202" coordsize="21600,21600" o:spt="202" path="m,l,21600r21600,l21600,xe">
+              <v:shapetype w14:anchorId="4F50F40A" id="_x0000_t202" coordsize="21600,21600" o:spt="202" path="m,l,21600r21600,l21600,xe">
                 <v:stroke joinstyle="miter"/>
                 <v:path gradientshapeok="t" o:connecttype="rect"/>
               </v:shapetype>
-              <v:shape id="Текстово поле 3" o:spid="_x0000_s1026" type="#_x0000_t202" style="position:absolute;left:0;text-align:left;margin-left:292.85pt;margin-top:147pt;width:267.6pt;height:97.2pt;z-index:251661312;visibility:visible;mso-wrap-style:square;mso-width-percent:0;mso-height-percent:0;mso-wrap-distance-left:9pt;mso-wrap-distance-top:0;mso-wrap-distance-right:9pt;mso-wrap-distance-bottom:0;mso-position-horizontal:absolute;mso-position-horizontal-relative:margin;mso-position-vertical:absolute;mso-position-vertical-relative:text;mso-width-percent:0;mso-height-percent:0;mso-width-relative:margin;mso-height-relative:margin;v-text-anchor:top" o:gfxdata="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" fillcolor="window" stroked="f" strokeweight=".5pt">
+              <v:shape id="Текстово поле 3" o:spid="_x0000_s1026" type="#_x0000_t202" style="position:absolute;left:0;text-align:left;margin-left:292.85pt;margin-top:147pt;width:267.6pt;height:97.2pt;z-index:251659264;visibility:visible;mso-wrap-style:square;mso-width-percent:0;mso-height-percent:0;mso-wrap-distance-left:9pt;mso-wrap-distance-top:0;mso-wrap-distance-right:9pt;mso-wrap-distance-bottom:0;mso-position-horizontal:absolute;mso-position-horizontal-relative:margin;mso-position-vertical:absolute;mso-position-vertical-relative:text;mso-width-percent:0;mso-height-percent:0;mso-width-relative:margin;mso-height-relative:margin;v-text-anchor:top" o:gfxdata="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" fillcolor="window" stroked="f" strokeweight=".5pt">
                 <v:textbox>
                   <w:txbxContent>
                     <w:p>
@@ -328,7 +328,7 @@
           <w:noProof/>
         </w:rPr>
         <w:drawing>
-          <wp:inline distT="0" distB="0" distL="0" distR="0" wp14:anchorId="24F0359B" wp14:editId="746394AE">
+          <wp:inline distT="0" distB="0" distL="0" distR="0" wp14:anchorId="2A91C1D0" wp14:editId="34C521CE">
             <wp:extent cx="3383280" cy="2529205"/>
             <wp:effectExtent l="0" t="0" r="7620" b="4445"/>
             <wp:docPr id="4" name="Картина 4"/>
@@ -380,7 +380,7 @@
         <mc:AlternateContent>
           <mc:Choice Requires="wps">
             <w:drawing>
-              <wp:inline distT="0" distB="0" distL="0" distR="0" wp14:anchorId="6EA1245B" wp14:editId="36FCBC35">
+              <wp:inline distT="0" distB="0" distL="0" distR="0" wp14:anchorId="09AE9C21" wp14:editId="0AA84BA0">
                 <wp:extent cx="304800" cy="304800"/>
                 <wp:effectExtent l="0" t="0" r="0" b="0"/>
                 <wp:docPr id="5" name="AutoShape 6"/>
@@ -436,7 +436,7 @@
           </mc:Choice>
           <mc:Fallback>
             <w:pict>
-              <v:rect w14:anchorId="33FC6814" id="AutoShape 6" o:spid="_x0000_s1026" style="width:24pt;height:24pt;visibility:visible;mso-wrap-style:square;mso-left-percent:-10001;mso-top-percent:-10001;mso-position-horizontal:absolute;mso-position-horizontal-relative:char;mso-position-vertical:absolute;mso-position-vertical-relative:line;mso-left-percent:-10001;mso-top-percent:-10001;v-text-anchor:top" o:gfxdata="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" filled="f" stroked="f">
+              <v:rect w14:anchorId="4E0577BD" id="AutoShape 6" o:spid="_x0000_s1026" style="width:24pt;height:24pt;visibility:visible;mso-wrap-style:square;mso-left-percent:-10001;mso-top-percent:-10001;mso-position-horizontal:absolute;mso-position-horizontal-relative:char;mso-position-vertical:absolute;mso-position-vertical-relative:line;mso-left-percent:-10001;mso-top-percent:-10001;v-text-anchor:top" o:gfxdata="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" filled="f" stroked="f">
                 <o:lock v:ext="edit" aspectratio="t"/>
                 <w10:anchorlock/>
               </v:rect>
@@ -647,78 +647,776 @@
           <w:sz w:val="28"/>
           <w:szCs w:val="28"/>
         </w:rPr>
-        <w:t>3</w:t>
-      </w:r>
-      <w:r>
+        <w:t>3. Модел на данните (Data Model Definition)</w:t>
+      </w:r>
+    </w:p>
+    <w:p>
+      <w:pPr>
+        <w:spacing w:line="360" w:lineRule="auto"/>
+        <w:jc w:val="both"/>
         <w:rPr>
           <w:rFonts w:ascii="Times New Roman" w:hAnsi="Times New Roman" w:cs="Times New Roman"/>
+          <w:sz w:val="24"/>
+          <w:szCs w:val="24"/>
+        </w:rPr>
+      </w:pPr>
+      <w:r>
+        <w:rPr>
+          <w:rFonts w:ascii="Times New Roman" w:hAnsi="Times New Roman" w:cs="Times New Roman"/>
+          <w:sz w:val="24"/>
+          <w:szCs w:val="24"/>
+        </w:rPr>
+        <w:t>Моделът на данните описва основните обекти в системата и как са свързани помежду си. Той осигурява подредени и точни данни чрез</w:t>
+      </w:r>
+      <w:r>
+        <w:rPr>
+          <w:rFonts w:ascii="Times New Roman" w:hAnsi="Times New Roman" w:cs="Times New Roman"/>
+          <w:sz w:val="24"/>
+          <w:szCs w:val="24"/>
+        </w:rPr>
+        <w:t xml:space="preserve"> </w:t>
+      </w:r>
+      <w:r>
+        <w:rPr>
+          <w:rFonts w:ascii="Times New Roman" w:hAnsi="Times New Roman" w:cs="Times New Roman"/>
+          <w:sz w:val="24"/>
+          <w:szCs w:val="24"/>
+        </w:rPr>
+        <w:t xml:space="preserve">JSON файлове, автоматично създадени идентификатори и запис на времето на всяка промяна. Системата позволява да се проследяват разходи и приходи чрез връзката между движенията и фактурите, а проверките гарантират, че операциите са коректни. Разделянето на задачите </w:t>
+      </w:r>
+      <w:r>
+        <w:rPr>
+          <w:rFonts w:ascii="Times New Roman" w:hAnsi="Times New Roman" w:cs="Times New Roman"/>
+          <w:sz w:val="24"/>
+          <w:szCs w:val="24"/>
+        </w:rPr>
+        <w:lastRenderedPageBreak/>
+        <w:t>прави интерфейса независим от начина на съхранение на данните и позволява</w:t>
+      </w:r>
+      <w:r>
+        <w:rPr>
+          <w:rFonts w:ascii="Times New Roman" w:hAnsi="Times New Roman" w:cs="Times New Roman"/>
+          <w:sz w:val="24"/>
+          <w:szCs w:val="24"/>
+        </w:rPr>
+        <w:t xml:space="preserve"> </w:t>
+      </w:r>
+      <w:r>
+        <w:rPr>
+          <w:rFonts w:ascii="Times New Roman" w:hAnsi="Times New Roman" w:cs="Times New Roman"/>
+          <w:sz w:val="24"/>
+          <w:szCs w:val="24"/>
+        </w:rPr>
+        <w:t>разширяване на архитектурата в бъдеще.</w:t>
+      </w:r>
+    </w:p>
+    <w:p>
+      <w:pPr>
+        <w:spacing w:before="100" w:beforeAutospacing="1" w:after="100" w:afterAutospacing="1" w:line="360" w:lineRule="auto"/>
+        <w:jc w:val="both"/>
+        <w:outlineLvl w:val="0"/>
+        <w:rPr>
+          <w:rFonts w:ascii="Times New Roman" w:eastAsia="Times New Roman" w:hAnsi="Times New Roman" w:cs="Times New Roman"/>
+          <w:b/>
+          <w:bCs/>
+          <w:kern w:val="36"/>
+          <w:sz w:val="24"/>
+          <w:szCs w:val="24"/>
+        </w:rPr>
+      </w:pPr>
+      <w:r>
+        <w:rPr>
+          <w:rFonts w:ascii="Times New Roman" w:eastAsia="Times New Roman" w:hAnsi="Times New Roman" w:cs="Times New Roman"/>
+          <w:b/>
+          <w:bCs/>
+          <w:kern w:val="36"/>
+          <w:sz w:val="24"/>
+          <w:szCs w:val="24"/>
+        </w:rPr>
+        <w:t xml:space="preserve">Graph / Warehouse (Алгоритмичен модул – Дейкстра) </w:t>
+      </w:r>
+    </w:p>
+    <w:p>
+      <w:pPr>
+        <w:spacing w:before="100" w:beforeAutospacing="1" w:after="100" w:afterAutospacing="1" w:line="360" w:lineRule="auto"/>
+        <w:jc w:val="both"/>
+        <w:outlineLvl w:val="0"/>
+        <w:rPr>
+          <w:rFonts w:ascii="Times New Roman" w:eastAsia="Times New Roman" w:hAnsi="Times New Roman" w:cs="Times New Roman"/>
+          <w:sz w:val="24"/>
+          <w:szCs w:val="24"/>
+        </w:rPr>
+      </w:pPr>
+      <w:r>
+        <w:rPr>
+          <w:rFonts w:ascii="Times New Roman" w:eastAsia="Times New Roman" w:hAnsi="Times New Roman" w:cs="Times New Roman"/>
+          <w:sz w:val="24"/>
+          <w:szCs w:val="24"/>
+        </w:rPr>
+        <w:t xml:space="preserve">Логистичният модул използва граф от складове, реализиран чрез класовете </w:t>
+      </w:r>
+      <w:r>
+        <w:rPr>
+          <w:rFonts w:ascii="Times New Roman" w:eastAsia="Times New Roman" w:hAnsi="Times New Roman" w:cs="Times New Roman"/>
+          <w:b/>
+          <w:bCs/>
+          <w:sz w:val="24"/>
+          <w:szCs w:val="24"/>
+        </w:rPr>
+        <w:t>Warehouse</w:t>
+      </w:r>
+      <w:r>
+        <w:rPr>
+          <w:rFonts w:ascii="Times New Roman" w:eastAsia="Times New Roman" w:hAnsi="Times New Roman" w:cs="Times New Roman"/>
+          <w:sz w:val="24"/>
+          <w:szCs w:val="24"/>
+        </w:rPr>
+        <w:t xml:space="preserve"> и </w:t>
+      </w:r>
+      <w:r>
+        <w:rPr>
+          <w:rFonts w:ascii="Times New Roman" w:eastAsia="Times New Roman" w:hAnsi="Times New Roman" w:cs="Times New Roman"/>
+          <w:b/>
+          <w:bCs/>
+          <w:sz w:val="24"/>
+          <w:szCs w:val="24"/>
+        </w:rPr>
+        <w:t>Graph</w:t>
+      </w:r>
+      <w:r>
+        <w:rPr>
+          <w:rFonts w:ascii="Times New Roman" w:eastAsia="Times New Roman" w:hAnsi="Times New Roman" w:cs="Times New Roman"/>
+          <w:sz w:val="24"/>
+          <w:szCs w:val="24"/>
+        </w:rPr>
+        <w:t xml:space="preserve">, където всеки склад е възел, а връзките между тях са ребра с тегла (разстояния). Алгоритъмът на </w:t>
+      </w:r>
+      <w:r>
+        <w:rPr>
+          <w:rFonts w:ascii="Times New Roman" w:eastAsia="Times New Roman" w:hAnsi="Times New Roman" w:cs="Times New Roman"/>
+          <w:b/>
+          <w:bCs/>
+          <w:sz w:val="24"/>
+          <w:szCs w:val="24"/>
+        </w:rPr>
+        <w:t>Dijkstra</w:t>
+      </w:r>
+      <w:r>
+        <w:rPr>
+          <w:rFonts w:ascii="Times New Roman" w:eastAsia="Times New Roman" w:hAnsi="Times New Roman" w:cs="Times New Roman"/>
+          <w:sz w:val="24"/>
+          <w:szCs w:val="24"/>
+        </w:rPr>
+        <w:t xml:space="preserve"> намира най</w:t>
+      </w:r>
+      <w:r>
+        <w:rPr>
+          <w:rFonts w:ascii="Times New Roman" w:eastAsia="Times New Roman" w:hAnsi="Times New Roman" w:cs="Times New Roman"/>
+          <w:sz w:val="24"/>
+          <w:szCs w:val="24"/>
+        </w:rPr>
+        <w:noBreakHyphen/>
+        <w:t>краткия път между локациите.</w:t>
+      </w:r>
+    </w:p>
+    <w:p>
+      <w:pPr>
+        <w:spacing w:before="100" w:beforeAutospacing="1" w:after="100" w:afterAutospacing="1" w:line="360" w:lineRule="auto"/>
+        <w:jc w:val="both"/>
+        <w:outlineLvl w:val="0"/>
+        <w:rPr>
+          <w:rFonts w:ascii="Times New Roman" w:eastAsia="Times New Roman" w:hAnsi="Times New Roman" w:cs="Times New Roman"/>
+          <w:sz w:val="24"/>
+          <w:szCs w:val="24"/>
+        </w:rPr>
+      </w:pPr>
+      <w:r>
+        <w:rPr>
+          <w:rFonts w:ascii="Times New Roman" w:eastAsia="Times New Roman" w:hAnsi="Times New Roman" w:cs="Times New Roman"/>
+          <w:sz w:val="24"/>
+          <w:szCs w:val="24"/>
+        </w:rPr>
+        <w:t xml:space="preserve">Когато продукт липсва в текущия склад, </w:t>
+      </w:r>
+      <w:r>
+        <w:rPr>
+          <w:rFonts w:ascii="Times New Roman" w:eastAsia="Times New Roman" w:hAnsi="Times New Roman" w:cs="Times New Roman"/>
+          <w:b/>
+          <w:bCs/>
+          <w:sz w:val="24"/>
+          <w:szCs w:val="24"/>
+        </w:rPr>
+        <w:t>InventoryController</w:t>
+      </w:r>
+      <w:r>
+        <w:rPr>
+          <w:rFonts w:ascii="Times New Roman" w:eastAsia="Times New Roman" w:hAnsi="Times New Roman" w:cs="Times New Roman"/>
+          <w:sz w:val="24"/>
+          <w:szCs w:val="24"/>
+        </w:rPr>
+        <w:t xml:space="preserve"> извлича всички алтернативни складове с наличност.</w:t>
+      </w:r>
+      <w:r>
+        <w:rPr>
+          <w:rFonts w:ascii="Times New Roman" w:eastAsia="Times New Roman" w:hAnsi="Times New Roman" w:cs="Times New Roman"/>
+          <w:sz w:val="24"/>
+          <w:szCs w:val="24"/>
+        </w:rPr>
+        <w:t xml:space="preserve"> </w:t>
+      </w:r>
+      <w:r>
+        <w:rPr>
+          <w:rFonts w:ascii="Times New Roman" w:eastAsia="Times New Roman" w:hAnsi="Times New Roman" w:cs="Times New Roman"/>
+          <w:sz w:val="24"/>
+          <w:szCs w:val="24"/>
+        </w:rPr>
+        <w:t>Dijkstra изчислява разстоянията от стартовата точка до всяка локация и определя най</w:t>
+      </w:r>
+      <w:r>
+        <w:rPr>
+          <w:rFonts w:ascii="Times New Roman" w:eastAsia="Times New Roman" w:hAnsi="Times New Roman" w:cs="Times New Roman"/>
+          <w:sz w:val="24"/>
+          <w:szCs w:val="24"/>
+        </w:rPr>
+        <w:noBreakHyphen/>
+        <w:t>близката. Системата връща общото разстояние, името на целевия склад и пълния маршрут, реконструиран чрез функцията за възстановяване на пътя. Това осигурява оптимизирани вътрешни трансфери (MOVE), базирани на реални наличности.</w:t>
+      </w:r>
+    </w:p>
+    <w:p>
+      <w:pPr>
+        <w:spacing w:before="100" w:beforeAutospacing="1" w:after="100" w:afterAutospacing="1" w:line="360" w:lineRule="auto"/>
+        <w:jc w:val="both"/>
+        <w:outlineLvl w:val="0"/>
+        <w:rPr>
+          <w:rFonts w:ascii="Times New Roman" w:eastAsia="Times New Roman" w:hAnsi="Times New Roman" w:cs="Times New Roman"/>
+          <w:sz w:val="24"/>
+          <w:szCs w:val="24"/>
+        </w:rPr>
+      </w:pPr>
+      <w:r>
+        <w:rPr>
+          <w:rFonts w:ascii="Times New Roman" w:eastAsia="Times New Roman" w:hAnsi="Times New Roman" w:cs="Times New Roman"/>
+          <w:b/>
+          <w:bCs/>
+          <w:sz w:val="24"/>
+          <w:szCs w:val="24"/>
+        </w:rPr>
+        <w:t xml:space="preserve">Връзки между entity </w:t>
+      </w:r>
+    </w:p>
+    <w:p>
+      <w:pPr>
+        <w:spacing w:before="100" w:beforeAutospacing="1" w:after="100" w:afterAutospacing="1" w:line="360" w:lineRule="auto"/>
+        <w:jc w:val="both"/>
+        <w:outlineLvl w:val="0"/>
+        <w:rPr>
+          <w:rFonts w:ascii="Times New Roman" w:eastAsia="Times New Roman" w:hAnsi="Times New Roman" w:cs="Times New Roman"/>
+          <w:b/>
+          <w:bCs/>
+          <w:sz w:val="24"/>
+          <w:szCs w:val="24"/>
+        </w:rPr>
+      </w:pPr>
+      <w:r>
+        <w:rPr>
+          <w:rFonts w:ascii="Times New Roman" w:eastAsia="Times New Roman" w:hAnsi="Times New Roman" w:cs="Times New Roman"/>
+          <w:b/>
+          <w:bCs/>
+          <w:sz w:val="24"/>
+          <w:szCs w:val="24"/>
+        </w:rPr>
+        <w:lastRenderedPageBreak/>
+        <w:t>1. Category → Category (1 : many)</w:t>
+      </w:r>
+    </w:p>
+    <w:p>
+      <w:pPr>
+        <w:spacing w:before="100" w:beforeAutospacing="1" w:after="100" w:afterAutospacing="1" w:line="360" w:lineRule="auto"/>
+        <w:jc w:val="both"/>
+        <w:outlineLvl w:val="0"/>
+        <w:rPr>
+          <w:rFonts w:ascii="Times New Roman" w:eastAsia="Times New Roman" w:hAnsi="Times New Roman" w:cs="Times New Roman"/>
+          <w:sz w:val="24"/>
+          <w:szCs w:val="24"/>
+        </w:rPr>
+      </w:pPr>
+      <w:r>
+        <w:rPr>
+          <w:rFonts w:ascii="Times New Roman" w:eastAsia="Times New Roman" w:hAnsi="Times New Roman" w:cs="Times New Roman"/>
+          <w:b/>
+          <w:bCs/>
+          <w:sz w:val="24"/>
+          <w:szCs w:val="24"/>
+        </w:rPr>
+        <w:t>Поле:</w:t>
+      </w:r>
+      <w:r>
+        <w:rPr>
+          <w:rFonts w:ascii="Times New Roman" w:eastAsia="Times New Roman" w:hAnsi="Times New Roman" w:cs="Times New Roman"/>
+          <w:sz w:val="24"/>
+          <w:szCs w:val="24"/>
+        </w:rPr>
+        <w:t xml:space="preserve"> parent_id Една категория може да има много подкатегории. Подкатегорията сочи към родителската категория.</w:t>
+      </w:r>
+    </w:p>
+    <w:p>
+      <w:pPr>
+        <w:spacing w:before="100" w:beforeAutospacing="1" w:after="100" w:afterAutospacing="1" w:line="360" w:lineRule="auto"/>
+        <w:jc w:val="both"/>
+        <w:outlineLvl w:val="0"/>
+        <w:rPr>
+          <w:rFonts w:ascii="Times New Roman" w:eastAsia="Times New Roman" w:hAnsi="Times New Roman" w:cs="Times New Roman"/>
+          <w:b/>
+          <w:bCs/>
+          <w:sz w:val="24"/>
+          <w:szCs w:val="24"/>
+        </w:rPr>
+      </w:pPr>
+      <w:r>
+        <w:rPr>
+          <w:rFonts w:ascii="Times New Roman" w:eastAsia="Times New Roman" w:hAnsi="Times New Roman" w:cs="Times New Roman"/>
+          <w:b/>
+          <w:bCs/>
+          <w:sz w:val="24"/>
+          <w:szCs w:val="24"/>
+        </w:rPr>
+        <w:t>2. Product → Category (many : many)</w:t>
+      </w:r>
+    </w:p>
+    <w:p>
+      <w:pPr>
+        <w:spacing w:before="100" w:beforeAutospacing="1" w:after="100" w:afterAutospacing="1" w:line="360" w:lineRule="auto"/>
+        <w:jc w:val="both"/>
+        <w:outlineLvl w:val="0"/>
+        <w:rPr>
+          <w:rFonts w:ascii="Times New Roman" w:eastAsia="Times New Roman" w:hAnsi="Times New Roman" w:cs="Times New Roman"/>
+          <w:sz w:val="24"/>
+          <w:szCs w:val="24"/>
+        </w:rPr>
+      </w:pPr>
+      <w:r>
+        <w:rPr>
+          <w:rFonts w:ascii="Times New Roman" w:eastAsia="Times New Roman" w:hAnsi="Times New Roman" w:cs="Times New Roman"/>
+          <w:b/>
+          <w:bCs/>
+          <w:sz w:val="24"/>
+          <w:szCs w:val="24"/>
+        </w:rPr>
+        <w:t>Поле:</w:t>
+      </w:r>
+      <w:r>
+        <w:rPr>
+          <w:rFonts w:ascii="Times New Roman" w:eastAsia="Times New Roman" w:hAnsi="Times New Roman" w:cs="Times New Roman"/>
+          <w:sz w:val="24"/>
+          <w:szCs w:val="24"/>
+        </w:rPr>
+        <w:t xml:space="preserve"> categories (list от Category обекти) Един продукт може да принадлежи към много категории. Една категория може да съдържа много продукти.</w:t>
+      </w:r>
+    </w:p>
+    <w:p>
+      <w:pPr>
+        <w:spacing w:before="100" w:beforeAutospacing="1" w:after="100" w:afterAutospacing="1" w:line="360" w:lineRule="auto"/>
+        <w:jc w:val="both"/>
+        <w:outlineLvl w:val="0"/>
+        <w:rPr>
+          <w:rFonts w:ascii="Times New Roman" w:eastAsia="Times New Roman" w:hAnsi="Times New Roman" w:cs="Times New Roman"/>
+          <w:b/>
+          <w:bCs/>
+          <w:sz w:val="24"/>
+          <w:szCs w:val="24"/>
+        </w:rPr>
+      </w:pPr>
+      <w:r>
+        <w:rPr>
+          <w:rFonts w:ascii="Times New Roman" w:eastAsia="Times New Roman" w:hAnsi="Times New Roman" w:cs="Times New Roman"/>
+          <w:b/>
+          <w:bCs/>
+          <w:sz w:val="24"/>
+          <w:szCs w:val="24"/>
+        </w:rPr>
+        <w:t>3. Movement → Product (many : 1)</w:t>
+      </w:r>
+    </w:p>
+    <w:p>
+      <w:pPr>
+        <w:spacing w:before="100" w:beforeAutospacing="1" w:after="100" w:afterAutospacing="1" w:line="360" w:lineRule="auto"/>
+        <w:jc w:val="both"/>
+        <w:outlineLvl w:val="0"/>
+        <w:rPr>
+          <w:rFonts w:ascii="Times New Roman" w:eastAsia="Times New Roman" w:hAnsi="Times New Roman" w:cs="Times New Roman"/>
+          <w:sz w:val="24"/>
+          <w:szCs w:val="24"/>
+        </w:rPr>
+      </w:pPr>
+      <w:r>
+        <w:rPr>
+          <w:rFonts w:ascii="Times New Roman" w:eastAsia="Times New Roman" w:hAnsi="Times New Roman" w:cs="Times New Roman"/>
+          <w:b/>
+          <w:bCs/>
+          <w:sz w:val="24"/>
+          <w:szCs w:val="24"/>
+        </w:rPr>
+        <w:t>Поле:</w:t>
+      </w:r>
+      <w:r>
+        <w:rPr>
+          <w:rFonts w:ascii="Times New Roman" w:eastAsia="Times New Roman" w:hAnsi="Times New Roman" w:cs="Times New Roman"/>
+          <w:sz w:val="24"/>
+          <w:szCs w:val="24"/>
+        </w:rPr>
+        <w:t xml:space="preserve"> product_id Всяко движение е за точно един продукт. Един продукт може да участва в много движения.</w:t>
+      </w:r>
+    </w:p>
+    <w:p>
+      <w:pPr>
+        <w:spacing w:before="100" w:beforeAutospacing="1" w:after="100" w:afterAutospacing="1" w:line="360" w:lineRule="auto"/>
+        <w:jc w:val="both"/>
+        <w:outlineLvl w:val="0"/>
+        <w:rPr>
+          <w:rFonts w:ascii="Times New Roman" w:eastAsia="Times New Roman" w:hAnsi="Times New Roman" w:cs="Times New Roman"/>
+          <w:b/>
+          <w:bCs/>
+          <w:sz w:val="24"/>
+          <w:szCs w:val="24"/>
+        </w:rPr>
+      </w:pPr>
+      <w:r>
+        <w:rPr>
+          <w:rFonts w:ascii="Times New Roman" w:eastAsia="Times New Roman" w:hAnsi="Times New Roman" w:cs="Times New Roman"/>
+          <w:b/>
+          <w:bCs/>
+          <w:sz w:val="24"/>
+          <w:szCs w:val="24"/>
+        </w:rPr>
+        <w:t>4. Movement → User (many : 1)</w:t>
+      </w:r>
+    </w:p>
+    <w:p>
+      <w:pPr>
+        <w:spacing w:before="100" w:beforeAutospacing="1" w:after="100" w:afterAutospacing="1" w:line="360" w:lineRule="auto"/>
+        <w:jc w:val="both"/>
+        <w:outlineLvl w:val="0"/>
+        <w:rPr>
+          <w:rFonts w:ascii="Times New Roman" w:eastAsia="Times New Roman" w:hAnsi="Times New Roman" w:cs="Times New Roman"/>
+          <w:sz w:val="24"/>
+          <w:szCs w:val="24"/>
+        </w:rPr>
+      </w:pPr>
+      <w:r>
+        <w:rPr>
+          <w:rFonts w:ascii="Times New Roman" w:eastAsia="Times New Roman" w:hAnsi="Times New Roman" w:cs="Times New Roman"/>
+          <w:b/>
+          <w:bCs/>
+          <w:sz w:val="24"/>
+          <w:szCs w:val="24"/>
+        </w:rPr>
+        <w:lastRenderedPageBreak/>
+        <w:t>Поле:</w:t>
+      </w:r>
+      <w:r>
+        <w:rPr>
+          <w:rFonts w:ascii="Times New Roman" w:eastAsia="Times New Roman" w:hAnsi="Times New Roman" w:cs="Times New Roman"/>
+          <w:sz w:val="24"/>
+          <w:szCs w:val="24"/>
+        </w:rPr>
+        <w:t xml:space="preserve"> user_id Всяко движение е извършено от един потребител. Един потребител може да извърши много движения.</w:t>
+      </w:r>
+    </w:p>
+    <w:p>
+      <w:pPr>
+        <w:spacing w:before="100" w:beforeAutospacing="1" w:after="100" w:afterAutospacing="1" w:line="360" w:lineRule="auto"/>
+        <w:jc w:val="both"/>
+        <w:outlineLvl w:val="0"/>
+        <w:rPr>
+          <w:rFonts w:ascii="Times New Roman" w:eastAsia="Times New Roman" w:hAnsi="Times New Roman" w:cs="Times New Roman"/>
+          <w:b/>
+          <w:bCs/>
+          <w:sz w:val="24"/>
+          <w:szCs w:val="24"/>
+        </w:rPr>
+      </w:pPr>
+      <w:r>
+        <w:rPr>
+          <w:rFonts w:ascii="Times New Roman" w:eastAsia="Times New Roman" w:hAnsi="Times New Roman" w:cs="Times New Roman"/>
+          <w:b/>
+          <w:bCs/>
+          <w:sz w:val="24"/>
+          <w:szCs w:val="24"/>
+        </w:rPr>
+        <w:t>5. Movement → Location (many : 1)</w:t>
+      </w:r>
+    </w:p>
+    <w:p>
+      <w:pPr>
+        <w:spacing w:before="100" w:beforeAutospacing="1" w:after="100" w:afterAutospacing="1" w:line="360" w:lineRule="auto"/>
+        <w:jc w:val="both"/>
+        <w:outlineLvl w:val="0"/>
+        <w:rPr>
+          <w:rFonts w:ascii="Times New Roman" w:eastAsia="Times New Roman" w:hAnsi="Times New Roman" w:cs="Times New Roman"/>
+          <w:sz w:val="24"/>
+          <w:szCs w:val="24"/>
+        </w:rPr>
+      </w:pPr>
+      <w:r>
+        <w:rPr>
+          <w:rFonts w:ascii="Times New Roman" w:eastAsia="Times New Roman" w:hAnsi="Times New Roman" w:cs="Times New Roman"/>
+          <w:b/>
+          <w:bCs/>
+          <w:sz w:val="24"/>
+          <w:szCs w:val="24"/>
+        </w:rPr>
+        <w:t>Поле:</w:t>
+      </w:r>
+      <w:r>
+        <w:rPr>
+          <w:rFonts w:ascii="Times New Roman" w:eastAsia="Times New Roman" w:hAnsi="Times New Roman" w:cs="Times New Roman"/>
+          <w:sz w:val="24"/>
+          <w:szCs w:val="24"/>
+        </w:rPr>
+        <w:t xml:space="preserve"> location_id Основна локация при IN и OUT движения. Една локация може да има много движения.</w:t>
+      </w:r>
+    </w:p>
+    <w:p>
+      <w:pPr>
+        <w:spacing w:before="100" w:beforeAutospacing="1" w:after="100" w:afterAutospacing="1" w:line="360" w:lineRule="auto"/>
+        <w:jc w:val="both"/>
+        <w:outlineLvl w:val="0"/>
+        <w:rPr>
+          <w:rFonts w:ascii="Times New Roman" w:eastAsia="Times New Roman" w:hAnsi="Times New Roman" w:cs="Times New Roman"/>
+          <w:b/>
+          <w:bCs/>
+          <w:sz w:val="24"/>
+          <w:szCs w:val="24"/>
+        </w:rPr>
+      </w:pPr>
+      <w:r>
+        <w:rPr>
+          <w:rFonts w:ascii="Times New Roman" w:eastAsia="Times New Roman" w:hAnsi="Times New Roman" w:cs="Times New Roman"/>
+          <w:b/>
+          <w:bCs/>
+          <w:sz w:val="24"/>
+          <w:szCs w:val="24"/>
+        </w:rPr>
+        <w:t>6. Movement → Supplier (many : 1)</w:t>
+      </w:r>
+    </w:p>
+    <w:p>
+      <w:pPr>
+        <w:spacing w:before="100" w:beforeAutospacing="1" w:after="100" w:afterAutospacing="1" w:line="360" w:lineRule="auto"/>
+        <w:jc w:val="both"/>
+        <w:outlineLvl w:val="0"/>
+        <w:rPr>
+          <w:rFonts w:ascii="Times New Roman" w:eastAsia="Times New Roman" w:hAnsi="Times New Roman" w:cs="Times New Roman"/>
+          <w:sz w:val="24"/>
+          <w:szCs w:val="24"/>
+        </w:rPr>
+      </w:pPr>
+      <w:r>
+        <w:rPr>
+          <w:rFonts w:ascii="Times New Roman" w:eastAsia="Times New Roman" w:hAnsi="Times New Roman" w:cs="Times New Roman"/>
+          <w:b/>
+          <w:bCs/>
+          <w:sz w:val="24"/>
+          <w:szCs w:val="24"/>
+        </w:rPr>
+        <w:t>Поле:</w:t>
+      </w:r>
+      <w:r>
+        <w:rPr>
+          <w:rFonts w:ascii="Times New Roman" w:eastAsia="Times New Roman" w:hAnsi="Times New Roman" w:cs="Times New Roman"/>
+          <w:sz w:val="24"/>
+          <w:szCs w:val="24"/>
+        </w:rPr>
+        <w:t xml:space="preserve"> supplier_id При IN движение може да има доставчик. Един доставчик може да участва в много доставки.</w:t>
+      </w:r>
+    </w:p>
+    <w:p>
+      <w:pPr>
+        <w:spacing w:before="100" w:beforeAutospacing="1" w:after="100" w:afterAutospacing="1" w:line="360" w:lineRule="auto"/>
+        <w:jc w:val="both"/>
+        <w:outlineLvl w:val="0"/>
+        <w:rPr>
+          <w:rFonts w:ascii="Times New Roman" w:eastAsia="Times New Roman" w:hAnsi="Times New Roman" w:cs="Times New Roman"/>
+          <w:b/>
+          <w:bCs/>
+          <w:sz w:val="24"/>
+          <w:szCs w:val="24"/>
+        </w:rPr>
+      </w:pPr>
+      <w:r>
+        <w:rPr>
+          <w:rFonts w:ascii="Times New Roman" w:eastAsia="Times New Roman" w:hAnsi="Times New Roman" w:cs="Times New Roman"/>
+          <w:b/>
+          <w:bCs/>
+          <w:sz w:val="24"/>
+          <w:szCs w:val="24"/>
+        </w:rPr>
+        <w:t xml:space="preserve"> 7. Movement → Location (FROM) (many : 1)</w:t>
+      </w:r>
+    </w:p>
+    <w:p>
+      <w:pPr>
+        <w:spacing w:before="100" w:beforeAutospacing="1" w:after="100" w:afterAutospacing="1" w:line="360" w:lineRule="auto"/>
+        <w:jc w:val="both"/>
+        <w:outlineLvl w:val="0"/>
+        <w:rPr>
+          <w:rFonts w:ascii="Times New Roman" w:eastAsia="Times New Roman" w:hAnsi="Times New Roman" w:cs="Times New Roman"/>
+          <w:sz w:val="24"/>
+          <w:szCs w:val="24"/>
+        </w:rPr>
+      </w:pPr>
+      <w:r>
+        <w:rPr>
+          <w:rFonts w:ascii="Times New Roman" w:eastAsia="Times New Roman" w:hAnsi="Times New Roman" w:cs="Times New Roman"/>
+          <w:b/>
+          <w:bCs/>
+          <w:sz w:val="24"/>
+          <w:szCs w:val="24"/>
+        </w:rPr>
+        <w:t>Поле:</w:t>
+      </w:r>
+      <w:r>
+        <w:rPr>
+          <w:rFonts w:ascii="Times New Roman" w:eastAsia="Times New Roman" w:hAnsi="Times New Roman" w:cs="Times New Roman"/>
+          <w:sz w:val="24"/>
+          <w:szCs w:val="24"/>
+        </w:rPr>
+        <w:t xml:space="preserve"> from_location_id При MOVE движение — изходна локация. Една локация може да бъде източник на много трансфери.</w:t>
+      </w:r>
+    </w:p>
+    <w:p>
+      <w:pPr>
+        <w:spacing w:before="100" w:beforeAutospacing="1" w:after="100" w:afterAutospacing="1" w:line="360" w:lineRule="auto"/>
+        <w:jc w:val="both"/>
+        <w:outlineLvl w:val="0"/>
+        <w:rPr>
+          <w:rFonts w:ascii="Times New Roman" w:eastAsia="Times New Roman" w:hAnsi="Times New Roman" w:cs="Times New Roman"/>
+          <w:b/>
+          <w:bCs/>
+          <w:sz w:val="24"/>
+          <w:szCs w:val="24"/>
+        </w:rPr>
+      </w:pPr>
+      <w:r>
+        <w:rPr>
+          <w:rFonts w:ascii="Times New Roman" w:eastAsia="Times New Roman" w:hAnsi="Times New Roman" w:cs="Times New Roman"/>
+          <w:b/>
+          <w:bCs/>
+          <w:sz w:val="24"/>
+          <w:szCs w:val="24"/>
+        </w:rPr>
+        <w:lastRenderedPageBreak/>
+        <w:t xml:space="preserve"> 8. Movement → Location (TO) (many : 1)</w:t>
+      </w:r>
+    </w:p>
+    <w:p>
+      <w:pPr>
+        <w:spacing w:before="100" w:beforeAutospacing="1" w:after="100" w:afterAutospacing="1" w:line="360" w:lineRule="auto"/>
+        <w:jc w:val="both"/>
+        <w:outlineLvl w:val="0"/>
+        <w:rPr>
+          <w:rFonts w:ascii="Times New Roman" w:eastAsia="Times New Roman" w:hAnsi="Times New Roman" w:cs="Times New Roman"/>
+          <w:sz w:val="24"/>
+          <w:szCs w:val="24"/>
+        </w:rPr>
+      </w:pPr>
+      <w:r>
+        <w:rPr>
+          <w:rFonts w:ascii="Times New Roman" w:eastAsia="Times New Roman" w:hAnsi="Times New Roman" w:cs="Times New Roman"/>
+          <w:b/>
+          <w:bCs/>
+          <w:sz w:val="24"/>
+          <w:szCs w:val="24"/>
+        </w:rPr>
+        <w:t>Поле:</w:t>
+      </w:r>
+      <w:r>
+        <w:rPr>
+          <w:rFonts w:ascii="Times New Roman" w:eastAsia="Times New Roman" w:hAnsi="Times New Roman" w:cs="Times New Roman"/>
+          <w:sz w:val="24"/>
+          <w:szCs w:val="24"/>
+        </w:rPr>
+        <w:t xml:space="preserve"> to_location_id При MOVE движение — целева локация. Една локация може да бъде получател на много трансфери.</w:t>
+      </w:r>
+    </w:p>
+    <w:p>
+      <w:pPr>
+        <w:spacing w:before="100" w:beforeAutospacing="1" w:after="100" w:afterAutospacing="1" w:line="360" w:lineRule="auto"/>
+        <w:jc w:val="both"/>
+        <w:outlineLvl w:val="0"/>
+        <w:rPr>
+          <w:rFonts w:ascii="Times New Roman" w:eastAsia="Times New Roman" w:hAnsi="Times New Roman" w:cs="Times New Roman"/>
+          <w:b/>
+          <w:bCs/>
+          <w:sz w:val="24"/>
+          <w:szCs w:val="24"/>
+        </w:rPr>
+      </w:pPr>
+      <w:r>
+        <w:rPr>
+          <w:rFonts w:ascii="Times New Roman" w:eastAsia="Times New Roman" w:hAnsi="Times New Roman" w:cs="Times New Roman"/>
+          <w:b/>
+          <w:bCs/>
+          <w:sz w:val="24"/>
+          <w:szCs w:val="24"/>
+        </w:rPr>
+        <w:t>9. Invoice → Movement (1 : 1)</w:t>
+      </w:r>
+    </w:p>
+    <w:p>
+      <w:pPr>
+        <w:spacing w:before="100" w:beforeAutospacing="1" w:after="100" w:afterAutospacing="1" w:line="360" w:lineRule="auto"/>
+        <w:jc w:val="both"/>
+        <w:outlineLvl w:val="0"/>
+        <w:rPr>
+          <w:rFonts w:ascii="Times New Roman" w:eastAsia="Times New Roman" w:hAnsi="Times New Roman" w:cs="Times New Roman"/>
+          <w:sz w:val="24"/>
+          <w:szCs w:val="24"/>
+        </w:rPr>
+      </w:pPr>
+      <w:r>
+        <w:rPr>
+          <w:rFonts w:ascii="Times New Roman" w:eastAsia="Times New Roman" w:hAnsi="Times New Roman" w:cs="Times New Roman"/>
+          <w:b/>
+          <w:bCs/>
+          <w:sz w:val="24"/>
+          <w:szCs w:val="24"/>
+        </w:rPr>
+        <w:t>Поле:</w:t>
+      </w:r>
+      <w:r>
+        <w:rPr>
+          <w:rFonts w:ascii="Times New Roman" w:eastAsia="Times New Roman" w:hAnsi="Times New Roman" w:cs="Times New Roman"/>
+          <w:sz w:val="24"/>
+          <w:szCs w:val="24"/>
+        </w:rPr>
+        <w:t xml:space="preserve"> movement_id Всяка фактура е свързана с едно OUT движение. Едно движение може да има най-много една фактура. </w:t>
+      </w:r>
+    </w:p>
+    <w:p>
+      <w:pPr>
+        <w:spacing w:before="100" w:beforeAutospacing="1" w:after="100" w:afterAutospacing="1" w:line="360" w:lineRule="auto"/>
+        <w:jc w:val="both"/>
+        <w:outlineLvl w:val="0"/>
+        <w:rPr>
+          <w:rFonts w:ascii="Times New Roman" w:eastAsia="Times New Roman" w:hAnsi="Times New Roman" w:cs="Times New Roman"/>
           <w:b/>
           <w:bCs/>
           <w:color w:val="C00000"/>
           <w:sz w:val="28"/>
           <w:szCs w:val="28"/>
         </w:rPr>
-        <w:t>. Модел на данните (Data Model Definition)</w:t>
-      </w:r>
-    </w:p>
-    <w:p>
-      <w:pPr>
-        <w:spacing w:line="360" w:lineRule="auto"/>
-        <w:jc w:val="both"/>
-        <w:rPr>
-          <w:rFonts w:ascii="Times New Roman" w:hAnsi="Times New Roman" w:cs="Times New Roman"/>
-          <w:sz w:val="24"/>
-          <w:szCs w:val="24"/>
-        </w:rPr>
-      </w:pPr>
-      <w:r>
-        <w:rPr>
-          <w:rFonts w:ascii="Times New Roman" w:hAnsi="Times New Roman" w:cs="Times New Roman"/>
-          <w:sz w:val="24"/>
-          <w:szCs w:val="24"/>
-        </w:rPr>
-        <w:t>Моделът на данните описва основните обекти в системата и как са свързани помежду си. Той осигурява подредени и точни данни чрез</w:t>
-      </w:r>
-      <w:r>
-        <w:rPr>
-          <w:rFonts w:ascii="Times New Roman" w:hAnsi="Times New Roman" w:cs="Times New Roman"/>
-          <w:sz w:val="24"/>
-          <w:szCs w:val="24"/>
-        </w:rPr>
-        <w:t xml:space="preserve"> </w:t>
-      </w:r>
-      <w:r>
-        <w:rPr>
-          <w:rFonts w:ascii="Times New Roman" w:hAnsi="Times New Roman" w:cs="Times New Roman"/>
-          <w:sz w:val="24"/>
-          <w:szCs w:val="24"/>
-        </w:rPr>
-        <w:t xml:space="preserve">JSON файлове, автоматично създадени идентификатори и запис на времето на всяка промяна. Системата позволява да се проследяват разходи и приходи чрез връзката между движенията и фактурите, а проверките гарантират, че операциите са коректни. Разделянето на задачите </w:t>
-      </w:r>
-      <w:r>
-        <w:rPr>
-          <w:rFonts w:ascii="Times New Roman" w:hAnsi="Times New Roman" w:cs="Times New Roman"/>
-          <w:sz w:val="24"/>
-          <w:szCs w:val="24"/>
-        </w:rPr>
-        <w:lastRenderedPageBreak/>
-        <w:t>прави интерфейса независим от начина на съхранение на данните и позволява</w:t>
-      </w:r>
-      <w:r>
-        <w:rPr>
-          <w:rFonts w:ascii="Times New Roman" w:hAnsi="Times New Roman" w:cs="Times New Roman"/>
-          <w:sz w:val="24"/>
-          <w:szCs w:val="24"/>
-        </w:rPr>
-        <w:t xml:space="preserve"> </w:t>
-      </w:r>
-      <w:r>
-        <w:rPr>
-          <w:rFonts w:ascii="Times New Roman" w:hAnsi="Times New Roman" w:cs="Times New Roman"/>
-          <w:sz w:val="24"/>
-          <w:szCs w:val="24"/>
-        </w:rPr>
-        <w:t>разширяване на архитектурата в бъдеще.</w:t>
+      </w:pPr>
+      <w:r>
+        <w:rPr>
+          <w:rFonts w:ascii="Times New Roman" w:eastAsia="Times New Roman" w:hAnsi="Times New Roman" w:cs="Times New Roman"/>
+          <w:b/>
+          <w:bCs/>
+          <w:color w:val="C00000"/>
+          <w:sz w:val="28"/>
+          <w:szCs w:val="28"/>
+        </w:rPr>
+        <w:t>4. Актьори и потребителски роли</w:t>
       </w:r>
     </w:p>
     <w:p>
@@ -728,34 +1426,17 @@
         <w:outlineLvl w:val="0"/>
         <w:rPr>
           <w:rFonts w:ascii="Times New Roman" w:eastAsia="Times New Roman" w:hAnsi="Times New Roman" w:cs="Times New Roman"/>
-          <w:b/>
-          <w:bCs/>
-          <w:kern w:val="36"/>
-          <w:sz w:val="24"/>
-          <w:szCs w:val="24"/>
-        </w:rPr>
-      </w:pPr>
-      <w:r>
-        <w:rPr>
-          <w:rFonts w:ascii="Times New Roman" w:eastAsia="Times New Roman" w:hAnsi="Times New Roman" w:cs="Times New Roman"/>
-          <w:b/>
-          <w:bCs/>
-          <w:kern w:val="36"/>
-          <w:sz w:val="24"/>
-          <w:szCs w:val="24"/>
-        </w:rPr>
-        <w:t>Graph / Warehouse (Алгоритмичен модул – Дейкстра)</w:t>
-      </w:r>
-      <w:r>
-        <w:rPr>
-          <w:rFonts w:ascii="Times New Roman" w:eastAsia="Times New Roman" w:hAnsi="Times New Roman" w:cs="Times New Roman"/>
-          <w:b/>
-          <w:bCs/>
-          <w:kern w:val="36"/>
-          <w:sz w:val="24"/>
-          <w:szCs w:val="24"/>
-        </w:rPr>
-        <w:t xml:space="preserve"> </w:t>
+          <w:sz w:val="24"/>
+          <w:szCs w:val="24"/>
+        </w:rPr>
+      </w:pPr>
+      <w:r>
+        <w:rPr>
+          <w:rFonts w:ascii="Times New Roman" w:eastAsia="Times New Roman" w:hAnsi="Times New Roman" w:cs="Times New Roman"/>
+          <w:sz w:val="24"/>
+          <w:szCs w:val="24"/>
+        </w:rPr>
+        <w:t>Администраторът управлява основните данни — продукти, категории, доставчици, потребители и локации. Операторът изпълнява ежедневните складови операции, включително входящи, изходящи и вътрешни движения. Системата автоматично генерира идентификатори, валидира данните и актуализира наличностите.</w:t>
       </w:r>
     </w:p>
     <w:p>
@@ -765,80 +1446,24 @@
         <w:outlineLvl w:val="0"/>
         <w:rPr>
           <w:rFonts w:ascii="Times New Roman" w:eastAsia="Times New Roman" w:hAnsi="Times New Roman" w:cs="Times New Roman"/>
-          <w:sz w:val="24"/>
-          <w:szCs w:val="24"/>
-        </w:rPr>
-      </w:pPr>
-      <w:r>
-        <w:rPr>
-          <w:rFonts w:ascii="Times New Roman" w:eastAsia="Times New Roman" w:hAnsi="Times New Roman" w:cs="Times New Roman"/>
-          <w:sz w:val="24"/>
-          <w:szCs w:val="24"/>
-        </w:rPr>
-        <w:t xml:space="preserve">Логистичният модул използва граф от складове, реализиран чрез класовете </w:t>
-      </w:r>
-      <w:r>
-        <w:rPr>
-          <w:rFonts w:ascii="Times New Roman" w:eastAsia="Times New Roman" w:hAnsi="Times New Roman" w:cs="Times New Roman"/>
-          <w:b/>
-          <w:bCs/>
-          <w:sz w:val="24"/>
-          <w:szCs w:val="24"/>
-        </w:rPr>
-        <w:t>Warehouse</w:t>
-      </w:r>
-      <w:r>
-        <w:rPr>
-          <w:rFonts w:ascii="Times New Roman" w:eastAsia="Times New Roman" w:hAnsi="Times New Roman" w:cs="Times New Roman"/>
-          <w:sz w:val="24"/>
-          <w:szCs w:val="24"/>
-        </w:rPr>
-        <w:t xml:space="preserve"> и </w:t>
-      </w:r>
-      <w:r>
-        <w:rPr>
-          <w:rFonts w:ascii="Times New Roman" w:eastAsia="Times New Roman" w:hAnsi="Times New Roman" w:cs="Times New Roman"/>
-          <w:b/>
-          <w:bCs/>
-          <w:sz w:val="24"/>
-          <w:szCs w:val="24"/>
-        </w:rPr>
-        <w:t>Graph</w:t>
-      </w:r>
-      <w:r>
-        <w:rPr>
-          <w:rFonts w:ascii="Times New Roman" w:eastAsia="Times New Roman" w:hAnsi="Times New Roman" w:cs="Times New Roman"/>
-          <w:sz w:val="24"/>
-          <w:szCs w:val="24"/>
-        </w:rPr>
-        <w:t xml:space="preserve">, където всеки склад е възел, а връзките между тях са ребра с тегла (разстояния). Алгоритъмът на </w:t>
-      </w:r>
-      <w:r>
-        <w:rPr>
-          <w:rFonts w:ascii="Times New Roman" w:eastAsia="Times New Roman" w:hAnsi="Times New Roman" w:cs="Times New Roman"/>
-          <w:b/>
-          <w:bCs/>
-          <w:sz w:val="24"/>
-          <w:szCs w:val="24"/>
-        </w:rPr>
-        <w:t>Dijkstra</w:t>
-      </w:r>
-      <w:r>
-        <w:rPr>
-          <w:rFonts w:ascii="Times New Roman" w:eastAsia="Times New Roman" w:hAnsi="Times New Roman" w:cs="Times New Roman"/>
-          <w:sz w:val="24"/>
-          <w:szCs w:val="24"/>
-        </w:rPr>
-        <w:t xml:space="preserve"> намира най</w:t>
-      </w:r>
-      <w:r>
-        <w:rPr>
-          <w:rFonts w:ascii="Times New Roman" w:eastAsia="Times New Roman" w:hAnsi="Times New Roman" w:cs="Times New Roman"/>
-          <w:sz w:val="24"/>
-          <w:szCs w:val="24"/>
-        </w:rPr>
-        <w:noBreakHyphen/>
-        <w:t>краткия път между локациите.</w:t>
+          <w:b/>
+          <w:bCs/>
+          <w:color w:val="C00000"/>
+          <w:sz w:val="28"/>
+          <w:szCs w:val="28"/>
+        </w:rPr>
+      </w:pPr>
+      <w:r>
+        <w:rPr>
+          <w:rFonts w:ascii="Times New Roman" w:eastAsia="Times New Roman" w:hAnsi="Times New Roman" w:cs="Times New Roman"/>
+          <w:b/>
+          <w:bCs/>
+          <w:color w:val="C00000"/>
+          <w:sz w:val="28"/>
+          <w:szCs w:val="28"/>
+        </w:rPr>
+        <w:lastRenderedPageBreak/>
+        <w:t xml:space="preserve">5. Сценарии на използване / Основни сценарии </w:t>
       </w:r>
     </w:p>
     <w:p>
@@ -858,50 +1483,7 @@
           <w:sz w:val="24"/>
           <w:szCs w:val="24"/>
         </w:rPr>
-        <w:t xml:space="preserve">Когато продукт липсва в текущия склад, </w:t>
-      </w:r>
-      <w:r>
-        <w:rPr>
-          <w:rFonts w:ascii="Times New Roman" w:eastAsia="Times New Roman" w:hAnsi="Times New Roman" w:cs="Times New Roman"/>
-          <w:b/>
-          <w:bCs/>
-          <w:sz w:val="24"/>
-          <w:szCs w:val="24"/>
-        </w:rPr>
-        <w:t>InventoryController</w:t>
-      </w:r>
-      <w:r>
-        <w:rPr>
-          <w:rFonts w:ascii="Times New Roman" w:eastAsia="Times New Roman" w:hAnsi="Times New Roman" w:cs="Times New Roman"/>
-          <w:sz w:val="24"/>
-          <w:szCs w:val="24"/>
-        </w:rPr>
-        <w:t xml:space="preserve"> извлича всички алтернативни складове с наличност.</w:t>
-      </w:r>
-      <w:r>
-        <w:rPr>
-          <w:rFonts w:ascii="Times New Roman" w:eastAsia="Times New Roman" w:hAnsi="Times New Roman" w:cs="Times New Roman"/>
-          <w:sz w:val="24"/>
-          <w:szCs w:val="24"/>
-        </w:rPr>
-        <w:t xml:space="preserve"> </w:t>
-      </w:r>
-      <w:r>
-        <w:rPr>
-          <w:rFonts w:ascii="Times New Roman" w:eastAsia="Times New Roman" w:hAnsi="Times New Roman" w:cs="Times New Roman"/>
-          <w:sz w:val="24"/>
-          <w:szCs w:val="24"/>
-        </w:rPr>
-        <w:t>Dijkstra изчислява разстоянията от стартовата точка до всяка локация и определя най</w:t>
-      </w:r>
-      <w:r>
-        <w:rPr>
-          <w:rFonts w:ascii="Times New Roman" w:eastAsia="Times New Roman" w:hAnsi="Times New Roman" w:cs="Times New Roman"/>
-          <w:sz w:val="24"/>
-          <w:szCs w:val="24"/>
-        </w:rPr>
-        <w:noBreakHyphen/>
-        <w:t>близката. Системата връща общото разстояние, името на целевия склад и пълния маршрут, реконструиран чрез функцията за възстановяване на пътя. Това осигурява оптимизирани вътрешни трансфери (MOVE), базирани на реални наличности.</w:t>
+        <w:t>Администраторът създава и редактира обекти и управлява потребителските роли. Операторът регистрира движения, при които системата проверява коректността и актуализира количествата. При продажба се генерира фактура, а при вътрешно преместване се разпределят наличности между локации. Потребителите извличат информация чрез отчети с филтри и критерии за търсене.</w:t>
       </w:r>
     </w:p>
     <w:p>
@@ -911,29 +1493,23 @@
         <w:outlineLvl w:val="0"/>
         <w:rPr>
           <w:rFonts w:ascii="Times New Roman" w:eastAsia="Times New Roman" w:hAnsi="Times New Roman" w:cs="Times New Roman"/>
-          <w:sz w:val="24"/>
-          <w:szCs w:val="24"/>
-        </w:rPr>
-      </w:pPr>
-      <w:r>
-        <w:rPr>
-          <w:rFonts w:ascii="Times New Roman" w:eastAsia="Times New Roman" w:hAnsi="Times New Roman" w:cs="Times New Roman"/>
-          <w:b/>
-          <w:bCs/>
-          <w:sz w:val="24"/>
-          <w:szCs w:val="24"/>
-        </w:rPr>
-        <w:t>Връзки между entity</w:t>
-      </w:r>
-      <w:r>
-        <w:rPr>
-          <w:rFonts w:ascii="Times New Roman" w:eastAsia="Times New Roman" w:hAnsi="Times New Roman" w:cs="Times New Roman"/>
-          <w:b/>
-          <w:bCs/>
-          <w:sz w:val="24"/>
-          <w:szCs w:val="24"/>
-        </w:rPr>
-        <w:t xml:space="preserve"> </w:t>
+          <w:b/>
+          <w:bCs/>
+          <w:color w:val="C00000"/>
+          <w:sz w:val="28"/>
+          <w:szCs w:val="28"/>
+        </w:rPr>
+      </w:pPr>
+      <w:r>
+        <w:rPr>
+          <w:rFonts w:ascii="Times New Roman" w:eastAsia="Times New Roman" w:hAnsi="Times New Roman" w:cs="Times New Roman"/>
+          <w:b/>
+          <w:bCs/>
+          <w:color w:val="C00000"/>
+          <w:sz w:val="28"/>
+          <w:szCs w:val="28"/>
+        </w:rPr>
+        <w:t>6. Основни изгледи</w:t>
       </w:r>
     </w:p>
     <w:p>
@@ -957,8 +1533,17 @@
           <w:sz w:val="24"/>
           <w:szCs w:val="24"/>
         </w:rPr>
-        <w:lastRenderedPageBreak/>
-        <w:t>1. Category → Category (1 : many)</w:t>
+        <w:t>Изглед „Отчети“</w:t>
+      </w:r>
+      <w:r>
+        <w:rPr>
+          <w:rFonts w:ascii="Times New Roman" w:eastAsia="Times New Roman" w:hAnsi="Times New Roman" w:cs="Times New Roman"/>
+          <w:b/>
+          <w:bCs/>
+          <w:sz w:val="24"/>
+          <w:szCs w:val="24"/>
+        </w:rPr>
+        <w:t xml:space="preserve"> </w:t>
       </w:r>
     </w:p>
     <w:p>
@@ -975,20 +1560,10 @@
       <w:r>
         <w:rPr>
           <w:rFonts w:ascii="Times New Roman" w:eastAsia="Times New Roman" w:hAnsi="Times New Roman" w:cs="Times New Roman"/>
-          <w:b/>
-          <w:bCs/>
-          <w:sz w:val="24"/>
-          <w:szCs w:val="24"/>
-        </w:rPr>
-        <w:t>Поле:</w:t>
-      </w:r>
-      <w:r>
-        <w:rPr>
-          <w:rFonts w:ascii="Times New Roman" w:eastAsia="Times New Roman" w:hAnsi="Times New Roman" w:cs="Times New Roman"/>
-          <w:sz w:val="24"/>
-          <w:szCs w:val="24"/>
-        </w:rPr>
-        <w:t xml:space="preserve"> parent_id Една категория може да има много подкатегории. Подкатегорията сочи към родителската категория.</w:t>
+          <w:sz w:val="24"/>
+          <w:szCs w:val="24"/>
+        </w:rPr>
+        <w:t>Показва оперативните и финансовите данни чрез таблици и карти (движения, доставки, продажби и подробна информация за продуктите). Методът format_card визуализира пълната информация за даден продукт: наличности, складово разпределение, средни цени, финансови показатели (разходи и приходи) и последно движение.</w:t>
       </w:r>
     </w:p>
     <w:p>
@@ -998,446 +1573,11 @@
         <w:outlineLvl w:val="0"/>
         <w:rPr>
           <w:rFonts w:ascii="Times New Roman" w:eastAsia="Times New Roman" w:hAnsi="Times New Roman" w:cs="Times New Roman"/>
-          <w:b/>
-          <w:bCs/>
-          <w:sz w:val="24"/>
-          <w:szCs w:val="24"/>
-        </w:rPr>
-      </w:pPr>
-      <w:r>
-        <w:rPr>
-          <w:rFonts w:ascii="Times New Roman" w:eastAsia="Times New Roman" w:hAnsi="Times New Roman" w:cs="Times New Roman"/>
-          <w:b/>
-          <w:bCs/>
-          <w:sz w:val="24"/>
-          <w:szCs w:val="24"/>
-        </w:rPr>
-        <w:t>2. Product → Category (many : many)</w:t>
-      </w:r>
-    </w:p>
-    <w:p>
-      <w:pPr>
-        <w:spacing w:before="100" w:beforeAutospacing="1" w:after="100" w:afterAutospacing="1" w:line="360" w:lineRule="auto"/>
-        <w:jc w:val="both"/>
-        <w:outlineLvl w:val="0"/>
-        <w:rPr>
-          <w:rFonts w:ascii="Times New Roman" w:eastAsia="Times New Roman" w:hAnsi="Times New Roman" w:cs="Times New Roman"/>
-          <w:sz w:val="24"/>
-          <w:szCs w:val="24"/>
-        </w:rPr>
-      </w:pPr>
-      <w:r>
-        <w:rPr>
-          <w:rFonts w:ascii="Times New Roman" w:eastAsia="Times New Roman" w:hAnsi="Times New Roman" w:cs="Times New Roman"/>
-          <w:b/>
-          <w:bCs/>
-          <w:sz w:val="24"/>
-          <w:szCs w:val="24"/>
-        </w:rPr>
-        <w:t>Поле:</w:t>
-      </w:r>
-      <w:r>
-        <w:rPr>
-          <w:rFonts w:ascii="Times New Roman" w:eastAsia="Times New Roman" w:hAnsi="Times New Roman" w:cs="Times New Roman"/>
-          <w:sz w:val="24"/>
-          <w:szCs w:val="24"/>
-        </w:rPr>
-        <w:t xml:space="preserve"> categories (list от Category обекти) Един продукт може да принадлежи към много категории. Една категория може да съдържа много продукти.</w:t>
-      </w:r>
-    </w:p>
-    <w:p>
-      <w:pPr>
-        <w:spacing w:before="100" w:beforeAutospacing="1" w:after="100" w:afterAutospacing="1" w:line="360" w:lineRule="auto"/>
-        <w:jc w:val="both"/>
-        <w:outlineLvl w:val="0"/>
-        <w:rPr>
-          <w:rFonts w:ascii="Times New Roman" w:eastAsia="Times New Roman" w:hAnsi="Times New Roman" w:cs="Times New Roman"/>
-          <w:b/>
-          <w:bCs/>
-          <w:sz w:val="24"/>
-          <w:szCs w:val="24"/>
-        </w:rPr>
-      </w:pPr>
-      <w:r>
-        <w:rPr>
-          <w:rFonts w:ascii="Times New Roman" w:eastAsia="Times New Roman" w:hAnsi="Times New Roman" w:cs="Times New Roman"/>
-          <w:b/>
-          <w:bCs/>
-          <w:sz w:val="24"/>
-          <w:szCs w:val="24"/>
-        </w:rPr>
-        <w:t>3. Movement → Product (many : 1)</w:t>
-      </w:r>
-    </w:p>
-    <w:p>
-      <w:pPr>
-        <w:spacing w:before="100" w:beforeAutospacing="1" w:after="100" w:afterAutospacing="1" w:line="360" w:lineRule="auto"/>
-        <w:jc w:val="both"/>
-        <w:outlineLvl w:val="0"/>
-        <w:rPr>
-          <w:rFonts w:ascii="Times New Roman" w:eastAsia="Times New Roman" w:hAnsi="Times New Roman" w:cs="Times New Roman"/>
-          <w:sz w:val="24"/>
-          <w:szCs w:val="24"/>
-        </w:rPr>
-      </w:pPr>
-      <w:r>
-        <w:rPr>
-          <w:rFonts w:ascii="Times New Roman" w:eastAsia="Times New Roman" w:hAnsi="Times New Roman" w:cs="Times New Roman"/>
-          <w:b/>
-          <w:bCs/>
-          <w:sz w:val="24"/>
-          <w:szCs w:val="24"/>
-        </w:rPr>
-        <w:t>Поле:</w:t>
-      </w:r>
-      <w:r>
-        <w:rPr>
-          <w:rFonts w:ascii="Times New Roman" w:eastAsia="Times New Roman" w:hAnsi="Times New Roman" w:cs="Times New Roman"/>
-          <w:sz w:val="24"/>
-          <w:szCs w:val="24"/>
-        </w:rPr>
-        <w:t xml:space="preserve"> product_id Всяко движение е за точно един продукт. Един продукт може да участва в много движения.</w:t>
-      </w:r>
-    </w:p>
-    <w:p>
-      <w:pPr>
-        <w:spacing w:before="100" w:beforeAutospacing="1" w:after="100" w:afterAutospacing="1" w:line="360" w:lineRule="auto"/>
-        <w:jc w:val="both"/>
-        <w:outlineLvl w:val="0"/>
-        <w:rPr>
-          <w:rFonts w:ascii="Times New Roman" w:eastAsia="Times New Roman" w:hAnsi="Times New Roman" w:cs="Times New Roman"/>
-          <w:b/>
-          <w:bCs/>
-          <w:sz w:val="24"/>
-          <w:szCs w:val="24"/>
-        </w:rPr>
-      </w:pPr>
-      <w:r>
-        <w:rPr>
-          <w:rFonts w:ascii="Times New Roman" w:eastAsia="Times New Roman" w:hAnsi="Times New Roman" w:cs="Times New Roman"/>
-          <w:b/>
-          <w:bCs/>
-          <w:sz w:val="24"/>
-          <w:szCs w:val="24"/>
-        </w:rPr>
-        <w:t>4. Movement → User (many : 1)</w:t>
-      </w:r>
-    </w:p>
-    <w:p>
-      <w:pPr>
-        <w:spacing w:before="100" w:beforeAutospacing="1" w:after="100" w:afterAutospacing="1" w:line="360" w:lineRule="auto"/>
-        <w:jc w:val="both"/>
-        <w:outlineLvl w:val="0"/>
-        <w:rPr>
-          <w:rFonts w:ascii="Times New Roman" w:eastAsia="Times New Roman" w:hAnsi="Times New Roman" w:cs="Times New Roman"/>
-          <w:sz w:val="24"/>
-          <w:szCs w:val="24"/>
-        </w:rPr>
-      </w:pPr>
-      <w:r>
-        <w:rPr>
-          <w:rFonts w:ascii="Times New Roman" w:eastAsia="Times New Roman" w:hAnsi="Times New Roman" w:cs="Times New Roman"/>
-          <w:b/>
-          <w:bCs/>
-          <w:sz w:val="24"/>
-          <w:szCs w:val="24"/>
-        </w:rPr>
-        <w:lastRenderedPageBreak/>
-        <w:t>Поле:</w:t>
-      </w:r>
-      <w:r>
-        <w:rPr>
-          <w:rFonts w:ascii="Times New Roman" w:eastAsia="Times New Roman" w:hAnsi="Times New Roman" w:cs="Times New Roman"/>
-          <w:sz w:val="24"/>
-          <w:szCs w:val="24"/>
-        </w:rPr>
-        <w:t xml:space="preserve"> user_id Всяко движение е извършено от един потребител. Един потребител може да извърши много движения.</w:t>
-      </w:r>
-    </w:p>
-    <w:p>
-      <w:pPr>
-        <w:spacing w:before="100" w:beforeAutospacing="1" w:after="100" w:afterAutospacing="1" w:line="360" w:lineRule="auto"/>
-        <w:jc w:val="both"/>
-        <w:outlineLvl w:val="0"/>
-        <w:rPr>
-          <w:rFonts w:ascii="Times New Roman" w:eastAsia="Times New Roman" w:hAnsi="Times New Roman" w:cs="Times New Roman"/>
-          <w:b/>
-          <w:bCs/>
-          <w:sz w:val="24"/>
-          <w:szCs w:val="24"/>
-        </w:rPr>
-      </w:pPr>
-      <w:r>
-        <w:rPr>
-          <w:rFonts w:ascii="Times New Roman" w:eastAsia="Times New Roman" w:hAnsi="Times New Roman" w:cs="Times New Roman"/>
-          <w:b/>
-          <w:bCs/>
-          <w:sz w:val="24"/>
-          <w:szCs w:val="24"/>
-        </w:rPr>
-        <w:t>5. Movement → Location (many : 1)</w:t>
-      </w:r>
-    </w:p>
-    <w:p>
-      <w:pPr>
-        <w:spacing w:before="100" w:beforeAutospacing="1" w:after="100" w:afterAutospacing="1" w:line="360" w:lineRule="auto"/>
-        <w:jc w:val="both"/>
-        <w:outlineLvl w:val="0"/>
-        <w:rPr>
-          <w:rFonts w:ascii="Times New Roman" w:eastAsia="Times New Roman" w:hAnsi="Times New Roman" w:cs="Times New Roman"/>
-          <w:sz w:val="24"/>
-          <w:szCs w:val="24"/>
-        </w:rPr>
-      </w:pPr>
-      <w:r>
-        <w:rPr>
-          <w:rFonts w:ascii="Times New Roman" w:eastAsia="Times New Roman" w:hAnsi="Times New Roman" w:cs="Times New Roman"/>
-          <w:b/>
-          <w:bCs/>
-          <w:sz w:val="24"/>
-          <w:szCs w:val="24"/>
-        </w:rPr>
-        <w:t>Поле:</w:t>
-      </w:r>
-      <w:r>
-        <w:rPr>
-          <w:rFonts w:ascii="Times New Roman" w:eastAsia="Times New Roman" w:hAnsi="Times New Roman" w:cs="Times New Roman"/>
-          <w:sz w:val="24"/>
-          <w:szCs w:val="24"/>
-        </w:rPr>
-        <w:t xml:space="preserve"> location_id Основна локация при IN и OUT движения. Една локация може да има много движения.</w:t>
-      </w:r>
-    </w:p>
-    <w:p>
-      <w:pPr>
-        <w:spacing w:before="100" w:beforeAutospacing="1" w:after="100" w:afterAutospacing="1" w:line="360" w:lineRule="auto"/>
-        <w:jc w:val="both"/>
-        <w:outlineLvl w:val="0"/>
-        <w:rPr>
-          <w:rFonts w:ascii="Times New Roman" w:eastAsia="Times New Roman" w:hAnsi="Times New Roman" w:cs="Times New Roman"/>
-          <w:b/>
-          <w:bCs/>
-          <w:sz w:val="24"/>
-          <w:szCs w:val="24"/>
-        </w:rPr>
-      </w:pPr>
-      <w:r>
-        <w:rPr>
-          <w:rFonts w:ascii="Times New Roman" w:eastAsia="Times New Roman" w:hAnsi="Times New Roman" w:cs="Times New Roman"/>
-          <w:b/>
-          <w:bCs/>
-          <w:sz w:val="24"/>
-          <w:szCs w:val="24"/>
-        </w:rPr>
-        <w:t>6. Movement → Supplier (many : 1)</w:t>
-      </w:r>
-    </w:p>
-    <w:p>
-      <w:pPr>
-        <w:spacing w:before="100" w:beforeAutospacing="1" w:after="100" w:afterAutospacing="1" w:line="360" w:lineRule="auto"/>
-        <w:jc w:val="both"/>
-        <w:outlineLvl w:val="0"/>
-        <w:rPr>
-          <w:rFonts w:ascii="Times New Roman" w:eastAsia="Times New Roman" w:hAnsi="Times New Roman" w:cs="Times New Roman"/>
-          <w:sz w:val="24"/>
-          <w:szCs w:val="24"/>
-        </w:rPr>
-      </w:pPr>
-      <w:r>
-        <w:rPr>
-          <w:rFonts w:ascii="Times New Roman" w:eastAsia="Times New Roman" w:hAnsi="Times New Roman" w:cs="Times New Roman"/>
-          <w:b/>
-          <w:bCs/>
-          <w:sz w:val="24"/>
-          <w:szCs w:val="24"/>
-        </w:rPr>
-        <w:t>Поле:</w:t>
-      </w:r>
-      <w:r>
-        <w:rPr>
-          <w:rFonts w:ascii="Times New Roman" w:eastAsia="Times New Roman" w:hAnsi="Times New Roman" w:cs="Times New Roman"/>
-          <w:sz w:val="24"/>
-          <w:szCs w:val="24"/>
-        </w:rPr>
-        <w:t xml:space="preserve"> supplier_id При IN движение може да има доставчик. Един доставчик може да участва в много доставки.</w:t>
-      </w:r>
-    </w:p>
-    <w:p>
-      <w:pPr>
-        <w:spacing w:before="100" w:beforeAutospacing="1" w:after="100" w:afterAutospacing="1" w:line="360" w:lineRule="auto"/>
-        <w:jc w:val="both"/>
-        <w:outlineLvl w:val="0"/>
-        <w:rPr>
-          <w:rFonts w:ascii="Times New Roman" w:eastAsia="Times New Roman" w:hAnsi="Times New Roman" w:cs="Times New Roman"/>
-          <w:b/>
-          <w:bCs/>
-          <w:sz w:val="24"/>
-          <w:szCs w:val="24"/>
-        </w:rPr>
-      </w:pPr>
-      <w:r>
-        <w:rPr>
-          <w:rFonts w:ascii="Times New Roman" w:eastAsia="Times New Roman" w:hAnsi="Times New Roman" w:cs="Times New Roman"/>
-          <w:b/>
-          <w:bCs/>
-          <w:sz w:val="24"/>
-          <w:szCs w:val="24"/>
-        </w:rPr>
-        <w:t xml:space="preserve"> 7. Movement → Location (FROM) (many : 1)</w:t>
-      </w:r>
-    </w:p>
-    <w:p>
-      <w:pPr>
-        <w:spacing w:before="100" w:beforeAutospacing="1" w:after="100" w:afterAutospacing="1" w:line="360" w:lineRule="auto"/>
-        <w:jc w:val="both"/>
-        <w:outlineLvl w:val="0"/>
-        <w:rPr>
-          <w:rFonts w:ascii="Times New Roman" w:eastAsia="Times New Roman" w:hAnsi="Times New Roman" w:cs="Times New Roman"/>
-          <w:sz w:val="24"/>
-          <w:szCs w:val="24"/>
-        </w:rPr>
-      </w:pPr>
-      <w:r>
-        <w:rPr>
-          <w:rFonts w:ascii="Times New Roman" w:eastAsia="Times New Roman" w:hAnsi="Times New Roman" w:cs="Times New Roman"/>
-          <w:b/>
-          <w:bCs/>
-          <w:sz w:val="24"/>
-          <w:szCs w:val="24"/>
-        </w:rPr>
-        <w:t>Поле:</w:t>
-      </w:r>
-      <w:r>
-        <w:rPr>
-          <w:rFonts w:ascii="Times New Roman" w:eastAsia="Times New Roman" w:hAnsi="Times New Roman" w:cs="Times New Roman"/>
-          <w:sz w:val="24"/>
-          <w:szCs w:val="24"/>
-        </w:rPr>
-        <w:t xml:space="preserve"> from_location_id При MOVE движение — изходна локация. Една локация може да бъде източник на много трансфери.</w:t>
-      </w:r>
-    </w:p>
-    <w:p>
-      <w:pPr>
-        <w:spacing w:before="100" w:beforeAutospacing="1" w:after="100" w:afterAutospacing="1" w:line="360" w:lineRule="auto"/>
-        <w:jc w:val="both"/>
-        <w:outlineLvl w:val="0"/>
-        <w:rPr>
-          <w:rFonts w:ascii="Times New Roman" w:eastAsia="Times New Roman" w:hAnsi="Times New Roman" w:cs="Times New Roman"/>
-          <w:b/>
-          <w:bCs/>
-          <w:sz w:val="24"/>
-          <w:szCs w:val="24"/>
-        </w:rPr>
-      </w:pPr>
-      <w:r>
-        <w:rPr>
-          <w:rFonts w:ascii="Times New Roman" w:eastAsia="Times New Roman" w:hAnsi="Times New Roman" w:cs="Times New Roman"/>
-          <w:b/>
-          <w:bCs/>
-          <w:sz w:val="24"/>
-          <w:szCs w:val="24"/>
-        </w:rPr>
-        <w:lastRenderedPageBreak/>
-        <w:t xml:space="preserve"> 8. Movement → Location (TO) (many : 1)</w:t>
-      </w:r>
-    </w:p>
-    <w:p>
-      <w:pPr>
-        <w:spacing w:before="100" w:beforeAutospacing="1" w:after="100" w:afterAutospacing="1" w:line="360" w:lineRule="auto"/>
-        <w:jc w:val="both"/>
-        <w:outlineLvl w:val="0"/>
-        <w:rPr>
-          <w:rFonts w:ascii="Times New Roman" w:eastAsia="Times New Roman" w:hAnsi="Times New Roman" w:cs="Times New Roman"/>
-          <w:sz w:val="24"/>
-          <w:szCs w:val="24"/>
-        </w:rPr>
-      </w:pPr>
-      <w:r>
-        <w:rPr>
-          <w:rFonts w:ascii="Times New Roman" w:eastAsia="Times New Roman" w:hAnsi="Times New Roman" w:cs="Times New Roman"/>
-          <w:b/>
-          <w:bCs/>
-          <w:sz w:val="24"/>
-          <w:szCs w:val="24"/>
-        </w:rPr>
-        <w:t>Поле:</w:t>
-      </w:r>
-      <w:r>
-        <w:rPr>
-          <w:rFonts w:ascii="Times New Roman" w:eastAsia="Times New Roman" w:hAnsi="Times New Roman" w:cs="Times New Roman"/>
-          <w:sz w:val="24"/>
-          <w:szCs w:val="24"/>
-        </w:rPr>
-        <w:t xml:space="preserve"> to_location_id При MOVE движение — целева локация. Една локация може да бъде получател на много трансфери.</w:t>
-      </w:r>
-    </w:p>
-    <w:p>
-      <w:pPr>
-        <w:spacing w:before="100" w:beforeAutospacing="1" w:after="100" w:afterAutospacing="1" w:line="360" w:lineRule="auto"/>
-        <w:jc w:val="both"/>
-        <w:outlineLvl w:val="0"/>
-        <w:rPr>
-          <w:rFonts w:ascii="Times New Roman" w:eastAsia="Times New Roman" w:hAnsi="Times New Roman" w:cs="Times New Roman"/>
-          <w:b/>
-          <w:bCs/>
-          <w:sz w:val="24"/>
-          <w:szCs w:val="24"/>
-        </w:rPr>
-      </w:pPr>
-      <w:r>
-        <w:rPr>
-          <w:rFonts w:ascii="Times New Roman" w:eastAsia="Times New Roman" w:hAnsi="Times New Roman" w:cs="Times New Roman"/>
-          <w:b/>
-          <w:bCs/>
-          <w:sz w:val="24"/>
-          <w:szCs w:val="24"/>
-        </w:rPr>
-        <w:t>9. Invoice → Movement (1 : 1)</w:t>
-      </w:r>
-    </w:p>
-    <w:p>
-      <w:pPr>
-        <w:spacing w:before="100" w:beforeAutospacing="1" w:after="100" w:afterAutospacing="1" w:line="360" w:lineRule="auto"/>
-        <w:jc w:val="both"/>
-        <w:outlineLvl w:val="0"/>
-        <w:rPr>
-          <w:rFonts w:ascii="Times New Roman" w:eastAsia="Times New Roman" w:hAnsi="Times New Roman" w:cs="Times New Roman"/>
-          <w:sz w:val="24"/>
-          <w:szCs w:val="24"/>
-        </w:rPr>
-      </w:pPr>
-      <w:r>
-        <w:rPr>
-          <w:rFonts w:ascii="Times New Roman" w:eastAsia="Times New Roman" w:hAnsi="Times New Roman" w:cs="Times New Roman"/>
-          <w:b/>
-          <w:bCs/>
-          <w:sz w:val="24"/>
-          <w:szCs w:val="24"/>
-        </w:rPr>
-        <w:t>Поле:</w:t>
-      </w:r>
-      <w:r>
-        <w:rPr>
-          <w:rFonts w:ascii="Times New Roman" w:eastAsia="Times New Roman" w:hAnsi="Times New Roman" w:cs="Times New Roman"/>
-          <w:sz w:val="24"/>
-          <w:szCs w:val="24"/>
-        </w:rPr>
-        <w:t xml:space="preserve"> movement_id Всяка фактура е свързана с едно OUT движение. Едно движение може да има най-много една фактура</w:t>
-      </w:r>
-      <w:r>
-        <w:rPr>
-          <w:rFonts w:ascii="Times New Roman" w:eastAsia="Times New Roman" w:hAnsi="Times New Roman" w:cs="Times New Roman"/>
-          <w:sz w:val="24"/>
-          <w:szCs w:val="24"/>
-        </w:rPr>
-        <w:t xml:space="preserve">. </w:t>
-      </w:r>
-    </w:p>
-    <w:p>
-      <w:pPr>
-        <w:spacing w:before="100" w:beforeAutospacing="1" w:after="100" w:afterAutospacing="1" w:line="360" w:lineRule="auto"/>
-        <w:jc w:val="both"/>
-        <w:outlineLvl w:val="0"/>
+          <w:sz w:val="24"/>
+          <w:szCs w:val="24"/>
+        </w:rPr>
+      </w:pPr>
+      <w:r>
         <w:rPr>
           <w:rFonts w:ascii="Times New Roman" w:eastAsia="Times New Roman" w:hAnsi="Times New Roman" w:cs="Times New Roman"/>
           <w:b/>
@@ -1446,287 +1586,8 @@
           <w:sz w:val="28"/>
           <w:szCs w:val="28"/>
         </w:rPr>
-      </w:pPr>
-      <w:r>
-        <w:rPr>
-          <w:rFonts w:ascii="Times New Roman" w:eastAsia="Times New Roman" w:hAnsi="Times New Roman" w:cs="Times New Roman"/>
-          <w:b/>
-          <w:bCs/>
-          <w:color w:val="C00000"/>
-          <w:sz w:val="28"/>
-          <w:szCs w:val="28"/>
-        </w:rPr>
-        <w:t>4</w:t>
-      </w:r>
-      <w:r>
-        <w:rPr>
-          <w:rFonts w:ascii="Times New Roman" w:eastAsia="Times New Roman" w:hAnsi="Times New Roman" w:cs="Times New Roman"/>
-          <w:b/>
-          <w:bCs/>
-          <w:color w:val="C00000"/>
-          <w:sz w:val="28"/>
-          <w:szCs w:val="28"/>
-        </w:rPr>
-        <w:t>. Актьори и потребителски роли</w:t>
-      </w:r>
-    </w:p>
-    <w:p>
-      <w:pPr>
-        <w:spacing w:before="100" w:beforeAutospacing="1" w:after="100" w:afterAutospacing="1" w:line="360" w:lineRule="auto"/>
-        <w:jc w:val="both"/>
-        <w:outlineLvl w:val="0"/>
-        <w:rPr>
-          <w:rFonts w:ascii="Times New Roman" w:eastAsia="Times New Roman" w:hAnsi="Times New Roman" w:cs="Times New Roman"/>
-          <w:sz w:val="24"/>
-          <w:szCs w:val="24"/>
-        </w:rPr>
-      </w:pPr>
-      <w:r>
-        <w:rPr>
-          <w:rFonts w:ascii="Times New Roman" w:eastAsia="Times New Roman" w:hAnsi="Times New Roman" w:cs="Times New Roman"/>
-          <w:sz w:val="24"/>
-          <w:szCs w:val="24"/>
-        </w:rPr>
-        <w:t>Администраторът управлява основните данни — продукти, категории, доставчици, потребители и локации. Операторът изпълнява ежедневните складови операции, включително входящи, изходящи и вътрешни движения. Системата автоматично генерира идентификатори, валидира данните и актуализира наличностите.</w:t>
-      </w:r>
-    </w:p>
-    <w:p>
-      <w:pPr>
-        <w:spacing w:before="100" w:beforeAutospacing="1" w:after="100" w:afterAutospacing="1" w:line="360" w:lineRule="auto"/>
-        <w:jc w:val="both"/>
-        <w:outlineLvl w:val="0"/>
-        <w:rPr>
-          <w:rFonts w:ascii="Times New Roman" w:eastAsia="Times New Roman" w:hAnsi="Times New Roman" w:cs="Times New Roman"/>
-          <w:b/>
-          <w:bCs/>
-          <w:color w:val="C00000"/>
-          <w:sz w:val="28"/>
-          <w:szCs w:val="28"/>
-        </w:rPr>
-      </w:pPr>
-      <w:r>
-        <w:rPr>
-          <w:rFonts w:ascii="Times New Roman" w:eastAsia="Times New Roman" w:hAnsi="Times New Roman" w:cs="Times New Roman"/>
-          <w:b/>
-          <w:bCs/>
-          <w:color w:val="C00000"/>
-          <w:sz w:val="28"/>
-          <w:szCs w:val="28"/>
-        </w:rPr>
         <w:lastRenderedPageBreak/>
-        <w:t>5</w:t>
-      </w:r>
-      <w:r>
-        <w:rPr>
-          <w:rFonts w:ascii="Times New Roman" w:eastAsia="Times New Roman" w:hAnsi="Times New Roman" w:cs="Times New Roman"/>
-          <w:b/>
-          <w:bCs/>
-          <w:color w:val="C00000"/>
-          <w:sz w:val="28"/>
-          <w:szCs w:val="28"/>
-        </w:rPr>
-        <w:t>.</w:t>
-      </w:r>
-      <w:r>
-        <w:rPr>
-          <w:rFonts w:ascii="Times New Roman" w:eastAsia="Times New Roman" w:hAnsi="Times New Roman" w:cs="Times New Roman"/>
-          <w:b/>
-          <w:bCs/>
-          <w:color w:val="C00000"/>
-          <w:sz w:val="28"/>
-          <w:szCs w:val="28"/>
-        </w:rPr>
-        <w:t xml:space="preserve"> Сценарии на използване / Основни сценарии</w:t>
-      </w:r>
-      <w:r>
-        <w:rPr>
-          <w:rFonts w:ascii="Times New Roman" w:eastAsia="Times New Roman" w:hAnsi="Times New Roman" w:cs="Times New Roman"/>
-          <w:b/>
-          <w:bCs/>
-          <w:color w:val="C00000"/>
-          <w:sz w:val="28"/>
-          <w:szCs w:val="28"/>
-        </w:rPr>
-        <w:t xml:space="preserve"> </w:t>
-      </w:r>
-    </w:p>
-    <w:p>
-      <w:pPr>
-        <w:spacing w:before="100" w:beforeAutospacing="1" w:after="100" w:afterAutospacing="1" w:line="360" w:lineRule="auto"/>
-        <w:jc w:val="both"/>
-        <w:outlineLvl w:val="0"/>
-        <w:rPr>
-          <w:rFonts w:ascii="Times New Roman" w:eastAsia="Times New Roman" w:hAnsi="Times New Roman" w:cs="Times New Roman"/>
-          <w:sz w:val="24"/>
-          <w:szCs w:val="24"/>
-        </w:rPr>
-      </w:pPr>
-      <w:r>
-        <w:rPr>
-          <w:rFonts w:ascii="Times New Roman" w:eastAsia="Times New Roman" w:hAnsi="Times New Roman" w:cs="Times New Roman"/>
-          <w:sz w:val="24"/>
-          <w:szCs w:val="24"/>
-        </w:rPr>
-        <w:t>Администраторът създава и редактира обекти и управлява потребителските роли. Операторът регистрира движения, при които системата проверява коректността и актуализира количествата. При продажба се генерира фактура, а при вътрешно преместване се разпределят наличности между локации. Потребителите извличат информация чрез отчети с филтри и критерии за търсене.</w:t>
-      </w:r>
-    </w:p>
-    <w:p>
-      <w:pPr>
-        <w:spacing w:before="100" w:beforeAutospacing="1" w:after="100" w:afterAutospacing="1" w:line="360" w:lineRule="auto"/>
-        <w:jc w:val="both"/>
-        <w:outlineLvl w:val="0"/>
-        <w:rPr>
-          <w:rFonts w:ascii="Times New Roman" w:eastAsia="Times New Roman" w:hAnsi="Times New Roman" w:cs="Times New Roman"/>
-          <w:b/>
-          <w:bCs/>
-          <w:color w:val="C00000"/>
-          <w:sz w:val="28"/>
-          <w:szCs w:val="28"/>
-        </w:rPr>
-      </w:pPr>
-      <w:r>
-        <w:rPr>
-          <w:rFonts w:ascii="Times New Roman" w:eastAsia="Times New Roman" w:hAnsi="Times New Roman" w:cs="Times New Roman"/>
-          <w:b/>
-          <w:bCs/>
-          <w:color w:val="C00000"/>
-          <w:sz w:val="28"/>
-          <w:szCs w:val="28"/>
-        </w:rPr>
-        <w:t>6</w:t>
-      </w:r>
-      <w:r>
-        <w:rPr>
-          <w:rFonts w:ascii="Times New Roman" w:eastAsia="Times New Roman" w:hAnsi="Times New Roman" w:cs="Times New Roman"/>
-          <w:b/>
-          <w:bCs/>
-          <w:color w:val="C00000"/>
-          <w:sz w:val="28"/>
-          <w:szCs w:val="28"/>
-        </w:rPr>
-        <w:t>.</w:t>
-      </w:r>
-      <w:r>
-        <w:rPr>
-          <w:rFonts w:ascii="Times New Roman" w:eastAsia="Times New Roman" w:hAnsi="Times New Roman" w:cs="Times New Roman"/>
-          <w:b/>
-          <w:bCs/>
-          <w:color w:val="C00000"/>
-          <w:sz w:val="28"/>
-          <w:szCs w:val="28"/>
-        </w:rPr>
-        <w:t xml:space="preserve"> Основни изгледи</w:t>
-      </w:r>
-    </w:p>
-    <w:p>
-      <w:pPr>
-        <w:spacing w:before="100" w:beforeAutospacing="1" w:after="100" w:afterAutospacing="1" w:line="360" w:lineRule="auto"/>
-        <w:jc w:val="both"/>
-        <w:outlineLvl w:val="0"/>
-        <w:rPr>
-          <w:rFonts w:ascii="Times New Roman" w:eastAsia="Times New Roman" w:hAnsi="Times New Roman" w:cs="Times New Roman"/>
-          <w:b/>
-          <w:bCs/>
-          <w:sz w:val="24"/>
-          <w:szCs w:val="24"/>
-        </w:rPr>
-      </w:pPr>
-      <w:r>
-        <w:rPr>
-          <w:rFonts w:ascii="Times New Roman" w:eastAsia="Times New Roman" w:hAnsi="Times New Roman" w:cs="Times New Roman"/>
-          <w:b/>
-          <w:bCs/>
-          <w:sz w:val="24"/>
-          <w:szCs w:val="24"/>
-        </w:rPr>
-        <w:t>Изглед „Отчети“</w:t>
-      </w:r>
-      <w:r>
-        <w:rPr>
-          <w:rFonts w:ascii="Times New Roman" w:eastAsia="Times New Roman" w:hAnsi="Times New Roman" w:cs="Times New Roman"/>
-          <w:b/>
-          <w:bCs/>
-          <w:sz w:val="24"/>
-          <w:szCs w:val="24"/>
-        </w:rPr>
-        <w:t xml:space="preserve"> </w:t>
-      </w:r>
-    </w:p>
-    <w:p>
-      <w:pPr>
-        <w:spacing w:before="100" w:beforeAutospacing="1" w:after="100" w:afterAutospacing="1" w:line="360" w:lineRule="auto"/>
-        <w:jc w:val="both"/>
-        <w:outlineLvl w:val="0"/>
-        <w:rPr>
-          <w:rFonts w:ascii="Times New Roman" w:eastAsia="Times New Roman" w:hAnsi="Times New Roman" w:cs="Times New Roman"/>
-          <w:sz w:val="24"/>
-          <w:szCs w:val="24"/>
-        </w:rPr>
-      </w:pPr>
-      <w:r>
-        <w:rPr>
-          <w:rFonts w:ascii="Times New Roman" w:eastAsia="Times New Roman" w:hAnsi="Times New Roman" w:cs="Times New Roman"/>
-          <w:sz w:val="24"/>
-          <w:szCs w:val="24"/>
-        </w:rPr>
-        <w:t>Показва оперативните и финансовите данни чрез таблици и карти (движения, доставки, продажби и подробна информация за продуктите). Методът format_card визуализира пълната информация за даден продукт: наличности, складово разпределение, средни цени, финансови показатели (разходи и приходи) и последно движение.</w:t>
-      </w:r>
-    </w:p>
-    <w:p>
-      <w:pPr>
-        <w:spacing w:before="100" w:beforeAutospacing="1" w:after="100" w:afterAutospacing="1" w:line="360" w:lineRule="auto"/>
-        <w:jc w:val="both"/>
-        <w:outlineLvl w:val="0"/>
-        <w:rPr>
-          <w:rFonts w:ascii="Times New Roman" w:eastAsia="Times New Roman" w:hAnsi="Times New Roman" w:cs="Times New Roman"/>
-          <w:sz w:val="24"/>
-          <w:szCs w:val="24"/>
-        </w:rPr>
-      </w:pPr>
-      <w:r>
-        <w:rPr>
-          <w:rFonts w:ascii="Times New Roman" w:eastAsia="Times New Roman" w:hAnsi="Times New Roman" w:cs="Times New Roman"/>
-          <w:b/>
-          <w:bCs/>
-          <w:color w:val="C00000"/>
-          <w:sz w:val="28"/>
-          <w:szCs w:val="28"/>
-        </w:rPr>
-        <w:lastRenderedPageBreak/>
-        <w:t>7</w:t>
-      </w:r>
-      <w:r>
-        <w:rPr>
-          <w:rFonts w:ascii="Times New Roman" w:eastAsia="Times New Roman" w:hAnsi="Times New Roman" w:cs="Times New Roman"/>
-          <w:b/>
-          <w:bCs/>
-          <w:color w:val="C00000"/>
-          <w:sz w:val="28"/>
-          <w:szCs w:val="28"/>
-        </w:rPr>
-        <w:t>.</w:t>
-      </w:r>
-      <w:r>
-        <w:rPr>
-          <w:rFonts w:ascii="Times New Roman" w:eastAsia="Times New Roman" w:hAnsi="Times New Roman" w:cs="Times New Roman"/>
-          <w:b/>
-          <w:bCs/>
-          <w:color w:val="C00000"/>
-          <w:sz w:val="28"/>
-          <w:szCs w:val="28"/>
-        </w:rPr>
-        <w:t xml:space="preserve"> Функционални характеристики</w:t>
-      </w:r>
-      <w:r>
-        <w:rPr>
-          <w:rFonts w:ascii="Times New Roman" w:eastAsia="Times New Roman" w:hAnsi="Times New Roman" w:cs="Times New Roman"/>
-          <w:b/>
-          <w:bCs/>
-          <w:color w:val="C00000"/>
-          <w:sz w:val="28"/>
-          <w:szCs w:val="28"/>
-        </w:rPr>
-        <w:t xml:space="preserve"> </w:t>
+        <w:t xml:space="preserve">7. Функционални характеристики </w:t>
       </w:r>
     </w:p>
     <w:p>
@@ -1929,7 +1790,7 @@
           <w:sz w:val="28"/>
           <w:szCs w:val="28"/>
         </w:rPr>
-        <w:t>8</w:t>
+        <w:t>8. Нефункционални характеристики</w:t>
       </w:r>
       <w:r>
         <w:rPr>
@@ -1940,8 +1801,43 @@
           <w:sz w:val="28"/>
           <w:szCs w:val="28"/>
         </w:rPr>
-        <w:t>.</w:t>
-      </w:r>
+        <w:t xml:space="preserve"> </w:t>
+      </w:r>
+    </w:p>
+    <w:p>
+      <w:pPr>
+        <w:spacing w:line="360" w:lineRule="auto"/>
+        <w:jc w:val="both"/>
+        <w:outlineLvl w:val="0"/>
+        <w:rPr>
+          <w:rFonts w:ascii="Times New Roman" w:eastAsia="Times New Roman" w:hAnsi="Times New Roman" w:cs="Times New Roman"/>
+          <w:color w:val="000000" w:themeColor="text1"/>
+          <w:sz w:val="24"/>
+          <w:szCs w:val="24"/>
+        </w:rPr>
+      </w:pPr>
+      <w:r>
+        <w:rPr>
+          <w:rFonts w:ascii="Times New Roman" w:eastAsia="Times New Roman" w:hAnsi="Times New Roman" w:cs="Times New Roman"/>
+          <w:color w:val="000000" w:themeColor="text1"/>
+          <w:sz w:val="24"/>
+          <w:szCs w:val="24"/>
+        </w:rPr>
+        <w:lastRenderedPageBreak/>
+        <w:t>Системата е бърза и стабилна, сигурна чрез хеширани пароли и ролеви достъп, надеждна чрез защита от грешки и невалидни действия, съхранява данни последователно в JSON и има модулна архитектура за лесна поддръжка и разширяване.</w:t>
+      </w:r>
+    </w:p>
+    <w:p>
+      <w:pPr>
+        <w:spacing w:line="360" w:lineRule="auto"/>
+        <w:jc w:val="both"/>
+        <w:outlineLvl w:val="0"/>
+        <w:rPr>
+          <w:rFonts w:ascii="Times New Roman" w:hAnsi="Times New Roman" w:cs="Times New Roman"/>
+          <w:sz w:val="24"/>
+          <w:szCs w:val="24"/>
+        </w:rPr>
+      </w:pPr>
       <w:r>
         <w:rPr>
           <w:rFonts w:ascii="Times New Roman" w:eastAsia="Times New Roman" w:hAnsi="Times New Roman" w:cs="Times New Roman"/>
@@ -1951,8 +1847,49 @@
           <w:sz w:val="28"/>
           <w:szCs w:val="28"/>
         </w:rPr>
-        <w:t xml:space="preserve"> Нефункционални характеристики</w:t>
-      </w:r>
+        <w:t>9. Архитектура на системата</w:t>
+      </w:r>
+    </w:p>
+    <w:p>
+      <w:pPr>
+        <w:spacing w:before="100" w:beforeAutospacing="1" w:after="100" w:afterAutospacing="1" w:line="360" w:lineRule="auto"/>
+        <w:jc w:val="both"/>
+        <w:outlineLvl w:val="0"/>
+        <w:rPr>
+          <w:rFonts w:ascii="Times New Roman" w:eastAsia="Times New Roman" w:hAnsi="Times New Roman" w:cs="Times New Roman"/>
+          <w:sz w:val="24"/>
+          <w:szCs w:val="24"/>
+        </w:rPr>
+      </w:pPr>
+      <w:r>
+        <w:rPr>
+          <w:rFonts w:ascii="Times New Roman" w:eastAsia="Times New Roman" w:hAnsi="Times New Roman" w:cs="Times New Roman"/>
+          <w:sz w:val="24"/>
+          <w:szCs w:val="24"/>
+        </w:rPr>
+        <w:t>Архитектурата следва MVC модел. Presentation Layer визуализира интерфейса, Business Logic Layer реализира логиката чрез контролери, Validators проверяват входните данни, а Data Layer съхранява информацията в JSON файлове. Algorithms Layer предоставя допълнителни алгоритми, включително намиране на най</w:t>
+      </w:r>
+      <w:r>
+        <w:rPr>
+          <w:rFonts w:ascii="Times New Roman" w:eastAsia="Times New Roman" w:hAnsi="Times New Roman" w:cs="Times New Roman"/>
+          <w:sz w:val="24"/>
+          <w:szCs w:val="24"/>
+        </w:rPr>
+        <w:noBreakHyphen/>
+        <w:t xml:space="preserve">близка локация при недостиг. </w:t>
+      </w:r>
+    </w:p>
+    <w:p>
+      <w:pPr>
+        <w:spacing w:before="100" w:beforeAutospacing="1" w:after="100" w:afterAutospacing="1" w:line="360" w:lineRule="auto"/>
+        <w:jc w:val="both"/>
+        <w:outlineLvl w:val="0"/>
+        <w:rPr>
+          <w:rFonts w:ascii="Times New Roman" w:eastAsia="Times New Roman" w:hAnsi="Times New Roman" w:cs="Times New Roman"/>
+          <w:sz w:val="24"/>
+          <w:szCs w:val="24"/>
+        </w:rPr>
+      </w:pPr>
       <w:r>
         <w:rPr>
           <w:rFonts w:ascii="Times New Roman" w:eastAsia="Times New Roman" w:hAnsi="Times New Roman" w:cs="Times New Roman"/>
@@ -1962,146 +1899,7 @@
           <w:sz w:val="28"/>
           <w:szCs w:val="28"/>
         </w:rPr>
-        <w:t xml:space="preserve"> </w:t>
-      </w:r>
-    </w:p>
-    <w:p>
-      <w:pPr>
-        <w:spacing w:line="360" w:lineRule="auto"/>
-        <w:jc w:val="both"/>
-        <w:outlineLvl w:val="0"/>
-        <w:rPr>
-          <w:rFonts w:ascii="Times New Roman" w:eastAsia="Times New Roman" w:hAnsi="Times New Roman" w:cs="Times New Roman"/>
-          <w:color w:val="000000" w:themeColor="text1"/>
-          <w:sz w:val="24"/>
-          <w:szCs w:val="24"/>
-        </w:rPr>
-      </w:pPr>
-      <w:r>
-        <w:rPr>
-          <w:rFonts w:ascii="Times New Roman" w:eastAsia="Times New Roman" w:hAnsi="Times New Roman" w:cs="Times New Roman"/>
-          <w:color w:val="000000" w:themeColor="text1"/>
-          <w:sz w:val="24"/>
-          <w:szCs w:val="24"/>
-        </w:rPr>
-        <w:lastRenderedPageBreak/>
-        <w:t>Системата е бърза и стабилна, сигурна чрез хеширани пароли и ролеви достъп, надеждна чрез защита от грешки и невалидни действия, съхранява данни последователно в JSON и има модулна архитектура за лесна поддръжка и разширяване.</w:t>
-      </w:r>
-    </w:p>
-    <w:p>
-      <w:pPr>
-        <w:spacing w:line="360" w:lineRule="auto"/>
-        <w:jc w:val="both"/>
-        <w:outlineLvl w:val="0"/>
-        <w:rPr>
-          <w:rFonts w:ascii="Times New Roman" w:hAnsi="Times New Roman" w:cs="Times New Roman"/>
-          <w:sz w:val="24"/>
-          <w:szCs w:val="24"/>
-        </w:rPr>
-      </w:pPr>
-      <w:r>
-        <w:rPr>
-          <w:rFonts w:ascii="Times New Roman" w:eastAsia="Times New Roman" w:hAnsi="Times New Roman" w:cs="Times New Roman"/>
-          <w:b/>
-          <w:bCs/>
-          <w:color w:val="C00000"/>
-          <w:sz w:val="28"/>
-          <w:szCs w:val="28"/>
-        </w:rPr>
-        <w:t>9</w:t>
-      </w:r>
-      <w:r>
-        <w:rPr>
-          <w:rFonts w:ascii="Times New Roman" w:eastAsia="Times New Roman" w:hAnsi="Times New Roman" w:cs="Times New Roman"/>
-          <w:b/>
-          <w:bCs/>
-          <w:color w:val="C00000"/>
-          <w:sz w:val="28"/>
-          <w:szCs w:val="28"/>
-        </w:rPr>
-        <w:t>.</w:t>
-      </w:r>
-      <w:r>
-        <w:rPr>
-          <w:rFonts w:ascii="Times New Roman" w:eastAsia="Times New Roman" w:hAnsi="Times New Roman" w:cs="Times New Roman"/>
-          <w:b/>
-          <w:bCs/>
-          <w:color w:val="C00000"/>
-          <w:sz w:val="28"/>
-          <w:szCs w:val="28"/>
-        </w:rPr>
-        <w:t xml:space="preserve"> Архитектура на системата</w:t>
-      </w:r>
-    </w:p>
-    <w:p>
-      <w:pPr>
-        <w:spacing w:before="100" w:beforeAutospacing="1" w:after="100" w:afterAutospacing="1" w:line="360" w:lineRule="auto"/>
-        <w:jc w:val="both"/>
-        <w:outlineLvl w:val="0"/>
-        <w:rPr>
-          <w:rFonts w:ascii="Times New Roman" w:eastAsia="Times New Roman" w:hAnsi="Times New Roman" w:cs="Times New Roman"/>
-          <w:sz w:val="24"/>
-          <w:szCs w:val="24"/>
-        </w:rPr>
-      </w:pPr>
-      <w:r>
-        <w:rPr>
-          <w:rFonts w:ascii="Times New Roman" w:eastAsia="Times New Roman" w:hAnsi="Times New Roman" w:cs="Times New Roman"/>
-          <w:sz w:val="24"/>
-          <w:szCs w:val="24"/>
-        </w:rPr>
-        <w:t>Архитектурата следва MVC модел. Presentation Layer визуализира интерфейса, Business Logic Layer реализира логиката чрез контролери, Validators проверяват входните данни, а Data Layer съхранява информацията в JSON файлове. Algorithms Layer предоставя допълнителни алгоритми, включително намиране на най</w:t>
-      </w:r>
-      <w:r>
-        <w:rPr>
-          <w:rFonts w:ascii="Times New Roman" w:eastAsia="Times New Roman" w:hAnsi="Times New Roman" w:cs="Times New Roman"/>
-          <w:sz w:val="24"/>
-          <w:szCs w:val="24"/>
-        </w:rPr>
-        <w:noBreakHyphen/>
-        <w:t>близка локация при недостиг.</w:t>
-      </w:r>
-      <w:r>
-        <w:rPr>
-          <w:rFonts w:ascii="Times New Roman" w:eastAsia="Times New Roman" w:hAnsi="Times New Roman" w:cs="Times New Roman"/>
-          <w:sz w:val="24"/>
-          <w:szCs w:val="24"/>
-        </w:rPr>
-        <w:t xml:space="preserve"> </w:t>
-      </w:r>
-    </w:p>
-    <w:p>
-      <w:pPr>
-        <w:spacing w:before="100" w:beforeAutospacing="1" w:after="100" w:afterAutospacing="1" w:line="360" w:lineRule="auto"/>
-        <w:jc w:val="both"/>
-        <w:outlineLvl w:val="0"/>
-        <w:rPr>
-          <w:rFonts w:ascii="Times New Roman" w:eastAsia="Times New Roman" w:hAnsi="Times New Roman" w:cs="Times New Roman"/>
-          <w:sz w:val="24"/>
-          <w:szCs w:val="24"/>
-        </w:rPr>
-      </w:pPr>
-      <w:r>
-        <w:rPr>
-          <w:rFonts w:ascii="Times New Roman" w:eastAsia="Times New Roman" w:hAnsi="Times New Roman" w:cs="Times New Roman"/>
-          <w:b/>
-          <w:bCs/>
-          <w:color w:val="C00000"/>
-          <w:sz w:val="28"/>
-          <w:szCs w:val="28"/>
-        </w:rPr>
-        <w:t>10.</w:t>
-      </w:r>
-      <w:r>
-        <w:rPr>
-          <w:rFonts w:ascii="Times New Roman" w:eastAsia="Times New Roman" w:hAnsi="Times New Roman" w:cs="Times New Roman"/>
-          <w:b/>
-          <w:bCs/>
-          <w:color w:val="C00000"/>
-          <w:sz w:val="28"/>
-          <w:szCs w:val="28"/>
-        </w:rPr>
-        <w:t xml:space="preserve"> Структура на пакетите</w:t>
+        <w:t>10. Структура на пакетите</w:t>
       </w:r>
       <w:r>
         <w:rPr>
@@ -2128,91 +1926,7 @@
           <w:sz w:val="24"/>
           <w:szCs w:val="24"/>
         </w:rPr>
-        <w:t>/models/      - Дефиниция на бизнес обектите (Product, User, etc.)</w:t>
-      </w:r>
-      <w:r>
-        <w:rPr>
-          <w:rFonts w:ascii="Times New Roman" w:eastAsia="Times New Roman" w:hAnsi="Times New Roman" w:cs="Times New Roman"/>
-          <w:sz w:val="24"/>
-          <w:szCs w:val="24"/>
-        </w:rPr>
-        <w:br/>
-        <w:t>/controllers/ - Бизнес логика и CRUD операции</w:t>
-      </w:r>
-      <w:r>
-        <w:rPr>
-          <w:rFonts w:ascii="Times New Roman" w:eastAsia="Times New Roman" w:hAnsi="Times New Roman" w:cs="Times New Roman"/>
-          <w:sz w:val="24"/>
-          <w:szCs w:val="24"/>
-        </w:rPr>
-        <w:br/>
-      </w:r>
-      <w:r>
-        <w:rPr>
-          <w:rFonts w:ascii="Times New Roman" w:eastAsia="Times New Roman" w:hAnsi="Times New Roman" w:cs="Times New Roman"/>
-          <w:sz w:val="24"/>
-          <w:szCs w:val="24"/>
-        </w:rPr>
-        <w:lastRenderedPageBreak/>
-        <w:t xml:space="preserve">/views/      </w:t>
-      </w:r>
-      <w:r>
-        <w:rPr>
-          <w:rFonts w:ascii="Times New Roman" w:eastAsia="Times New Roman" w:hAnsi="Times New Roman" w:cs="Times New Roman"/>
-          <w:sz w:val="24"/>
-          <w:szCs w:val="24"/>
-        </w:rPr>
-        <w:t xml:space="preserve"> </w:t>
-      </w:r>
-      <w:r>
-        <w:rPr>
-          <w:rFonts w:ascii="Times New Roman" w:eastAsia="Times New Roman" w:hAnsi="Times New Roman" w:cs="Times New Roman"/>
-          <w:sz w:val="24"/>
-          <w:szCs w:val="24"/>
-        </w:rPr>
-        <w:t xml:space="preserve">- </w:t>
-      </w:r>
-      <w:r>
-        <w:rPr>
-          <w:rFonts w:ascii="Times New Roman" w:eastAsia="Times New Roman" w:hAnsi="Times New Roman" w:cs="Times New Roman"/>
-          <w:sz w:val="24"/>
-          <w:szCs w:val="24"/>
-        </w:rPr>
-        <w:t>Помощни функции за визуализация и достъп (format_table, require_role, require_password, show_products_menu). Използват се от CLI интерфейса, който се изпълнява през PyCharm.</w:t>
-      </w:r>
-      <w:r>
-        <w:rPr>
-          <w:rFonts w:ascii="Times New Roman" w:eastAsia="Times New Roman" w:hAnsi="Times New Roman" w:cs="Times New Roman"/>
-          <w:sz w:val="24"/>
-          <w:szCs w:val="24"/>
-        </w:rPr>
-        <w:br/>
-        <w:t>/storage/     - Работа с JSON Repository</w:t>
-      </w:r>
-      <w:r>
-        <w:rPr>
-          <w:rFonts w:ascii="Times New Roman" w:eastAsia="Times New Roman" w:hAnsi="Times New Roman" w:cs="Times New Roman"/>
-          <w:sz w:val="24"/>
-          <w:szCs w:val="24"/>
-        </w:rPr>
-        <w:br/>
-        <w:t>/filters /     - Пакетът е част от Business Logic Layer (Слоя на бизнес логиката). Той съдържа логика за филтриране и многокритерийно търсене на продукти,</w:t>
-      </w:r>
-      <w:r>
-        <w:rPr>
-          <w:rFonts w:ascii="Times New Roman" w:eastAsia="Times New Roman" w:hAnsi="Times New Roman" w:cs="Times New Roman"/>
-          <w:sz w:val="24"/>
-          <w:szCs w:val="24"/>
-        </w:rPr>
-        <w:t xml:space="preserve"> </w:t>
-      </w:r>
-      <w:r>
-        <w:rPr>
-          <w:rFonts w:ascii="Times New Roman" w:eastAsia="Times New Roman" w:hAnsi="Times New Roman" w:cs="Times New Roman"/>
-          <w:sz w:val="24"/>
-          <w:szCs w:val="24"/>
-        </w:rPr>
-        <w:t>както и алгоритми за динамично сортиране и статистически анализ на данните.</w:t>
+        <w:t xml:space="preserve">/models/      </w:t>
       </w:r>
     </w:p>
     <w:p>
@@ -2231,7 +1945,260 @@
           <w:sz w:val="24"/>
           <w:szCs w:val="24"/>
         </w:rPr>
-        <w:t xml:space="preserve">  /</w:t>
+        <w:t xml:space="preserve">    - Дефиниция на бизнес обектите (Product, Movement, Location, MovementType, User, etc.)</w:t>
+      </w:r>
+    </w:p>
+    <w:p>
+      <w:pPr>
+        <w:spacing w:before="100" w:beforeAutospacing="1" w:after="100" w:afterAutospacing="1" w:line="360" w:lineRule="auto"/>
+        <w:outlineLvl w:val="0"/>
+        <w:rPr>
+          <w:rFonts w:ascii="Times New Roman" w:eastAsia="Times New Roman" w:hAnsi="Times New Roman" w:cs="Times New Roman"/>
+          <w:sz w:val="24"/>
+          <w:szCs w:val="24"/>
+        </w:rPr>
+      </w:pPr>
+      <w:r>
+        <w:rPr>
+          <w:rFonts w:ascii="Times New Roman" w:eastAsia="Times New Roman" w:hAnsi="Times New Roman" w:cs="Times New Roman"/>
+          <w:sz w:val="24"/>
+          <w:szCs w:val="24"/>
+        </w:rPr>
+        <w:lastRenderedPageBreak/>
+        <w:t xml:space="preserve">/controllers/ </w:t>
+      </w:r>
+    </w:p>
+    <w:p>
+      <w:pPr>
+        <w:spacing w:before="100" w:beforeAutospacing="1" w:after="100" w:afterAutospacing="1" w:line="360" w:lineRule="auto"/>
+        <w:outlineLvl w:val="0"/>
+        <w:rPr>
+          <w:rFonts w:ascii="Times New Roman" w:eastAsia="Times New Roman" w:hAnsi="Times New Roman" w:cs="Times New Roman"/>
+          <w:sz w:val="24"/>
+          <w:szCs w:val="24"/>
+        </w:rPr>
+      </w:pPr>
+      <w:r>
+        <w:rPr>
+          <w:rFonts w:ascii="Times New Roman" w:eastAsia="Times New Roman" w:hAnsi="Times New Roman" w:cs="Times New Roman"/>
+          <w:sz w:val="24"/>
+          <w:szCs w:val="24"/>
+        </w:rPr>
+        <w:t xml:space="preserve">    - Бизнес логика и CRUD операции за продуктите, локациите, движенията и инвентара.</w:t>
+      </w:r>
+    </w:p>
+    <w:p>
+      <w:pPr>
+        <w:spacing w:before="100" w:beforeAutospacing="1" w:after="100" w:afterAutospacing="1" w:line="360" w:lineRule="auto"/>
+        <w:outlineLvl w:val="0"/>
+        <w:rPr>
+          <w:rFonts w:ascii="Times New Roman" w:eastAsia="Times New Roman" w:hAnsi="Times New Roman" w:cs="Times New Roman"/>
+          <w:sz w:val="24"/>
+          <w:szCs w:val="24"/>
+        </w:rPr>
+      </w:pPr>
+      <w:r>
+        <w:rPr>
+          <w:rFonts w:ascii="Times New Roman" w:eastAsia="Times New Roman" w:hAnsi="Times New Roman" w:cs="Times New Roman"/>
+          <w:sz w:val="24"/>
+          <w:szCs w:val="24"/>
+        </w:rPr>
+        <w:t>/views/</w:t>
+      </w:r>
+      <w:r>
+        <w:rPr>
+          <w:rFonts w:ascii="Times New Roman" w:eastAsia="Times New Roman" w:hAnsi="Times New Roman" w:cs="Times New Roman"/>
+          <w:sz w:val="24"/>
+          <w:szCs w:val="24"/>
+        </w:rPr>
+        <w:t xml:space="preserve"> </w:t>
+      </w:r>
+      <w:r>
+        <w:rPr>
+          <w:rFonts w:ascii="Times New Roman" w:eastAsia="Times New Roman" w:hAnsi="Times New Roman" w:cs="Times New Roman"/>
+          <w:sz w:val="24"/>
+          <w:szCs w:val="24"/>
+        </w:rPr>
+        <w:t>-</w:t>
+      </w:r>
+      <w:r>
+        <w:rPr>
+          <w:rFonts w:ascii="Times New Roman" w:eastAsia="Times New Roman" w:hAnsi="Times New Roman" w:cs="Times New Roman"/>
+          <w:sz w:val="24"/>
+          <w:szCs w:val="24"/>
+        </w:rPr>
+        <w:t xml:space="preserve"> </w:t>
+      </w:r>
+      <w:r>
+        <w:rPr>
+          <w:rFonts w:ascii="Times New Roman" w:eastAsia="Times New Roman" w:hAnsi="Times New Roman" w:cs="Times New Roman"/>
+          <w:sz w:val="24"/>
+          <w:szCs w:val="24"/>
+        </w:rPr>
+        <w:t>Помощни функции за визуализация и достъп (format_table, require_role, require_password, show_products_menu).</w:t>
+      </w:r>
+      <w:r>
+        <w:rPr>
+          <w:rFonts w:ascii="Times New Roman" w:eastAsia="Times New Roman" w:hAnsi="Times New Roman" w:cs="Times New Roman"/>
+          <w:sz w:val="24"/>
+          <w:szCs w:val="24"/>
+        </w:rPr>
+        <w:t xml:space="preserve"> </w:t>
+      </w:r>
+      <w:r>
+        <w:rPr>
+          <w:rFonts w:ascii="Times New Roman" w:eastAsia="Times New Roman" w:hAnsi="Times New Roman" w:cs="Times New Roman"/>
+          <w:sz w:val="24"/>
+          <w:szCs w:val="24"/>
+        </w:rPr>
+        <w:t>Използват се от CLI интерфейса, който се изпълнява през PyCharm.</w:t>
+      </w:r>
+    </w:p>
+    <w:p>
+      <w:pPr>
+        <w:spacing w:before="100" w:beforeAutospacing="1" w:after="100" w:afterAutospacing="1" w:line="360" w:lineRule="auto"/>
+        <w:outlineLvl w:val="0"/>
+        <w:rPr>
+          <w:rFonts w:ascii="Times New Roman" w:eastAsia="Times New Roman" w:hAnsi="Times New Roman" w:cs="Times New Roman"/>
+          <w:sz w:val="24"/>
+          <w:szCs w:val="24"/>
+        </w:rPr>
+      </w:pPr>
+      <w:r>
+        <w:rPr>
+          <w:rFonts w:ascii="Times New Roman" w:eastAsia="Times New Roman" w:hAnsi="Times New Roman" w:cs="Times New Roman"/>
+          <w:sz w:val="24"/>
+          <w:szCs w:val="24"/>
+        </w:rPr>
+        <w:t xml:space="preserve">/storage/     </w:t>
+      </w:r>
+    </w:p>
+    <w:p>
+      <w:pPr>
+        <w:spacing w:before="100" w:beforeAutospacing="1" w:after="100" w:afterAutospacing="1" w:line="360" w:lineRule="auto"/>
+        <w:outlineLvl w:val="0"/>
+        <w:rPr>
+          <w:rFonts w:ascii="Times New Roman" w:eastAsia="Times New Roman" w:hAnsi="Times New Roman" w:cs="Times New Roman"/>
+          <w:sz w:val="24"/>
+          <w:szCs w:val="24"/>
+        </w:rPr>
+      </w:pPr>
+      <w:r>
+        <w:rPr>
+          <w:rFonts w:ascii="Times New Roman" w:eastAsia="Times New Roman" w:hAnsi="Times New Roman" w:cs="Times New Roman"/>
+          <w:sz w:val="24"/>
+          <w:szCs w:val="24"/>
+        </w:rPr>
+        <w:t xml:space="preserve">    - Слой за работа с хранилището на данни.</w:t>
+      </w:r>
+      <w:r>
+        <w:rPr>
+          <w:rFonts w:ascii="Times New Roman" w:eastAsia="Times New Roman" w:hAnsi="Times New Roman" w:cs="Times New Roman"/>
+          <w:sz w:val="24"/>
+          <w:szCs w:val="24"/>
+        </w:rPr>
+        <w:t xml:space="preserve"> </w:t>
+      </w:r>
+      <w:r>
+        <w:rPr>
+          <w:rFonts w:ascii="Times New Roman" w:eastAsia="Times New Roman" w:hAnsi="Times New Roman" w:cs="Times New Roman"/>
+          <w:sz w:val="24"/>
+          <w:szCs w:val="24"/>
+        </w:rPr>
+        <w:t>Съдържа абстрактния Repository и JSONRepository.</w:t>
+      </w:r>
+    </w:p>
+    <w:p>
+      <w:pPr>
+        <w:spacing w:before="100" w:beforeAutospacing="1" w:after="100" w:afterAutospacing="1" w:line="360" w:lineRule="auto"/>
+        <w:outlineLvl w:val="0"/>
+        <w:rPr>
+          <w:rFonts w:ascii="Times New Roman" w:eastAsia="Times New Roman" w:hAnsi="Times New Roman" w:cs="Times New Roman"/>
+          <w:sz w:val="24"/>
+          <w:szCs w:val="24"/>
+        </w:rPr>
+      </w:pPr>
+      <w:r>
+        <w:rPr>
+          <w:rFonts w:ascii="Times New Roman" w:eastAsia="Times New Roman" w:hAnsi="Times New Roman" w:cs="Times New Roman"/>
+          <w:sz w:val="24"/>
+          <w:szCs w:val="24"/>
+        </w:rPr>
+        <w:t xml:space="preserve">    - Папката /data/</w:t>
+      </w:r>
+      <w:r>
+        <w:rPr>
+          <w:rFonts w:ascii="Times New Roman" w:eastAsia="Times New Roman" w:hAnsi="Times New Roman" w:cs="Times New Roman"/>
+          <w:sz w:val="24"/>
+          <w:szCs w:val="24"/>
+        </w:rPr>
+        <w:t xml:space="preserve"> - </w:t>
+      </w:r>
+      <w:r>
+        <w:rPr>
+          <w:rFonts w:ascii="Times New Roman" w:eastAsia="Times New Roman" w:hAnsi="Times New Roman" w:cs="Times New Roman"/>
+          <w:sz w:val="24"/>
+          <w:szCs w:val="24"/>
+        </w:rPr>
+        <w:t>представлява физическото хранилище на системата.</w:t>
+      </w:r>
+    </w:p>
+    <w:p>
+      <w:pPr>
+        <w:spacing w:before="100" w:beforeAutospacing="1" w:after="100" w:afterAutospacing="1" w:line="360" w:lineRule="auto"/>
+        <w:outlineLvl w:val="0"/>
+        <w:rPr>
+          <w:rFonts w:ascii="Times New Roman" w:eastAsia="Times New Roman" w:hAnsi="Times New Roman" w:cs="Times New Roman"/>
+          <w:sz w:val="24"/>
+          <w:szCs w:val="24"/>
+        </w:rPr>
+      </w:pPr>
+      <w:r>
+        <w:rPr>
+          <w:rFonts w:ascii="Times New Roman" w:eastAsia="Times New Roman" w:hAnsi="Times New Roman" w:cs="Times New Roman"/>
+          <w:sz w:val="24"/>
+          <w:szCs w:val="24"/>
+        </w:rPr>
+        <w:t xml:space="preserve">    /storage/data/</w:t>
+      </w:r>
+    </w:p>
+    <w:p>
+      <w:pPr>
+        <w:spacing w:before="100" w:beforeAutospacing="1" w:after="100" w:afterAutospacing="1" w:line="360" w:lineRule="auto"/>
+        <w:outlineLvl w:val="0"/>
+        <w:rPr>
+          <w:rFonts w:ascii="Times New Roman" w:eastAsia="Times New Roman" w:hAnsi="Times New Roman" w:cs="Times New Roman"/>
+          <w:sz w:val="24"/>
+          <w:szCs w:val="24"/>
+        </w:rPr>
+      </w:pPr>
+      <w:r>
+        <w:rPr>
+          <w:rFonts w:ascii="Times New Roman" w:eastAsia="Times New Roman" w:hAnsi="Times New Roman" w:cs="Times New Roman"/>
+          <w:sz w:val="24"/>
+          <w:szCs w:val="24"/>
+        </w:rPr>
+        <w:t xml:space="preserve">        - Всички JSON файлове:</w:t>
+      </w:r>
+    </w:p>
+    <w:p>
+      <w:pPr>
+        <w:spacing w:before="100" w:beforeAutospacing="1" w:after="100" w:afterAutospacing="1" w:line="360" w:lineRule="auto"/>
+        <w:outlineLvl w:val="0"/>
+        <w:rPr>
+          <w:rFonts w:ascii="Times New Roman" w:eastAsia="Times New Roman" w:hAnsi="Times New Roman" w:cs="Times New Roman"/>
+          <w:sz w:val="24"/>
+          <w:szCs w:val="24"/>
+        </w:rPr>
+      </w:pPr>
+      <w:r>
+        <w:rPr>
+          <w:rFonts w:ascii="Times New Roman" w:eastAsia="Times New Roman" w:hAnsi="Times New Roman" w:cs="Times New Roman"/>
+          <w:sz w:val="24"/>
+          <w:szCs w:val="24"/>
+        </w:rPr>
+        <w:lastRenderedPageBreak/>
+        <w:t xml:space="preserve">            products.json</w:t>
       </w:r>
       <w:r>
         <w:rPr>
@@ -2240,43 +2207,179 @@
           <w:szCs w:val="24"/>
           <w:lang w:val="en-US"/>
         </w:rPr>
-        <w:t>data</w:t>
-      </w:r>
-      <w:r>
-        <w:rPr>
-          <w:rFonts w:ascii="Times New Roman" w:eastAsia="Times New Roman" w:hAnsi="Times New Roman" w:cs="Times New Roman"/>
-          <w:sz w:val="24"/>
-          <w:szCs w:val="24"/>
-        </w:rPr>
-        <w:tab/>
-        <w:t xml:space="preserve">        -     физическото хранилище на системата, което съдържа всички JSON файлове  </w:t>
-      </w:r>
-      <w:r>
-        <w:rPr>
-          <w:rFonts w:ascii="Times New Roman" w:eastAsia="Times New Roman" w:hAnsi="Times New Roman" w:cs="Times New Roman"/>
-          <w:sz w:val="24"/>
-          <w:szCs w:val="24"/>
-        </w:rPr>
-        <w:br/>
-        <w:t>/validators/  - Логическа проверка на входните данни</w:t>
-      </w:r>
-      <w:r>
-        <w:rPr>
-          <w:rFonts w:ascii="Times New Roman" w:eastAsia="Times New Roman" w:hAnsi="Times New Roman" w:cs="Times New Roman"/>
-          <w:sz w:val="24"/>
-          <w:szCs w:val="24"/>
-        </w:rPr>
-        <w:br/>
-        <w:t>/graph/       - Алгоритмичен модул (Dijkstra за локации)</w:t>
-      </w:r>
-      <w:r>
-        <w:rPr>
-          <w:rFonts w:ascii="Times New Roman" w:eastAsia="Times New Roman" w:hAnsi="Times New Roman" w:cs="Times New Roman"/>
-          <w:sz w:val="24"/>
-          <w:szCs w:val="24"/>
-        </w:rPr>
-        <w:br/>
-        <w:t>main.py       - Входна точка на приложението</w:t>
+        <w:t xml:space="preserve">, </w:t>
+      </w:r>
+      <w:r>
+        <w:rPr>
+          <w:rFonts w:ascii="Times New Roman" w:eastAsia="Times New Roman" w:hAnsi="Times New Roman" w:cs="Times New Roman"/>
+          <w:sz w:val="24"/>
+          <w:szCs w:val="24"/>
+        </w:rPr>
+        <w:t>locations.json</w:t>
+      </w:r>
+      <w:r>
+        <w:rPr>
+          <w:rFonts w:ascii="Times New Roman" w:eastAsia="Times New Roman" w:hAnsi="Times New Roman" w:cs="Times New Roman"/>
+          <w:sz w:val="24"/>
+          <w:szCs w:val="24"/>
+          <w:lang w:val="en-US"/>
+        </w:rPr>
+        <w:t xml:space="preserve">, </w:t>
+      </w:r>
+      <w:r>
+        <w:rPr>
+          <w:rFonts w:ascii="Times New Roman" w:eastAsia="Times New Roman" w:hAnsi="Times New Roman" w:cs="Times New Roman"/>
+          <w:sz w:val="24"/>
+          <w:szCs w:val="24"/>
+        </w:rPr>
+        <w:t>movements.json</w:t>
+      </w:r>
+      <w:r>
+        <w:rPr>
+          <w:rFonts w:ascii="Times New Roman" w:eastAsia="Times New Roman" w:hAnsi="Times New Roman" w:cs="Times New Roman"/>
+          <w:sz w:val="24"/>
+          <w:szCs w:val="24"/>
+          <w:lang w:val="en-US"/>
+        </w:rPr>
+        <w:t xml:space="preserve">, </w:t>
+      </w:r>
+      <w:r>
+        <w:rPr>
+          <w:rFonts w:ascii="Times New Roman" w:eastAsia="Times New Roman" w:hAnsi="Times New Roman" w:cs="Times New Roman"/>
+          <w:sz w:val="24"/>
+          <w:szCs w:val="24"/>
+        </w:rPr>
+        <w:t>inventory.json</w:t>
+      </w:r>
+    </w:p>
+    <w:p>
+      <w:pPr>
+        <w:spacing w:before="100" w:beforeAutospacing="1" w:after="100" w:afterAutospacing="1" w:line="360" w:lineRule="auto"/>
+        <w:outlineLvl w:val="0"/>
+        <w:rPr>
+          <w:rFonts w:ascii="Times New Roman" w:eastAsia="Times New Roman" w:hAnsi="Times New Roman" w:cs="Times New Roman"/>
+          <w:sz w:val="24"/>
+          <w:szCs w:val="24"/>
+        </w:rPr>
+      </w:pPr>
+      <w:r>
+        <w:rPr>
+          <w:rFonts w:ascii="Times New Roman" w:eastAsia="Times New Roman" w:hAnsi="Times New Roman" w:cs="Times New Roman"/>
+          <w:sz w:val="24"/>
+          <w:szCs w:val="24"/>
+        </w:rPr>
+        <w:t xml:space="preserve">/filters/     </w:t>
+      </w:r>
+    </w:p>
+    <w:p>
+      <w:pPr>
+        <w:spacing w:before="100" w:beforeAutospacing="1" w:after="100" w:afterAutospacing="1" w:line="360" w:lineRule="auto"/>
+        <w:outlineLvl w:val="0"/>
+        <w:rPr>
+          <w:rFonts w:ascii="Times New Roman" w:eastAsia="Times New Roman" w:hAnsi="Times New Roman" w:cs="Times New Roman"/>
+          <w:sz w:val="24"/>
+          <w:szCs w:val="24"/>
+        </w:rPr>
+      </w:pPr>
+      <w:r>
+        <w:rPr>
+          <w:rFonts w:ascii="Times New Roman" w:eastAsia="Times New Roman" w:hAnsi="Times New Roman" w:cs="Times New Roman"/>
+          <w:sz w:val="24"/>
+          <w:szCs w:val="24"/>
+        </w:rPr>
+        <w:t xml:space="preserve">    - Част от Business Logic Layer.</w:t>
+      </w:r>
+      <w:r>
+        <w:rPr>
+          <w:rFonts w:ascii="Times New Roman" w:eastAsia="Times New Roman" w:hAnsi="Times New Roman" w:cs="Times New Roman"/>
+          <w:sz w:val="24"/>
+          <w:szCs w:val="24"/>
+        </w:rPr>
+        <w:t xml:space="preserve"> </w:t>
+      </w:r>
+      <w:r>
+        <w:rPr>
+          <w:rFonts w:ascii="Times New Roman" w:eastAsia="Times New Roman" w:hAnsi="Times New Roman" w:cs="Times New Roman"/>
+          <w:sz w:val="24"/>
+          <w:szCs w:val="24"/>
+        </w:rPr>
+        <w:t>Логика за филтриране, многокритерийно търсене, динамично сортиране и статистически анализ.</w:t>
+      </w:r>
+    </w:p>
+    <w:p>
+      <w:pPr>
+        <w:spacing w:before="100" w:beforeAutospacing="1" w:after="100" w:afterAutospacing="1" w:line="360" w:lineRule="auto"/>
+        <w:outlineLvl w:val="0"/>
+        <w:rPr>
+          <w:rFonts w:ascii="Times New Roman" w:eastAsia="Times New Roman" w:hAnsi="Times New Roman" w:cs="Times New Roman"/>
+          <w:sz w:val="24"/>
+          <w:szCs w:val="24"/>
+        </w:rPr>
+      </w:pPr>
+      <w:r>
+        <w:rPr>
+          <w:rFonts w:ascii="Times New Roman" w:eastAsia="Times New Roman" w:hAnsi="Times New Roman" w:cs="Times New Roman"/>
+          <w:sz w:val="24"/>
+          <w:szCs w:val="24"/>
+        </w:rPr>
+        <w:t>/validators/  - Логическа проверка на входните данни.</w:t>
+      </w:r>
+    </w:p>
+    <w:p>
+      <w:pPr>
+        <w:spacing w:before="100" w:beforeAutospacing="1" w:after="100" w:afterAutospacing="1" w:line="360" w:lineRule="auto"/>
+        <w:outlineLvl w:val="0"/>
+        <w:rPr>
+          <w:rFonts w:ascii="Times New Roman" w:eastAsia="Times New Roman" w:hAnsi="Times New Roman" w:cs="Times New Roman"/>
+          <w:sz w:val="24"/>
+          <w:szCs w:val="24"/>
+        </w:rPr>
+      </w:pPr>
+      <w:r>
+        <w:rPr>
+          <w:rFonts w:ascii="Times New Roman" w:eastAsia="Times New Roman" w:hAnsi="Times New Roman" w:cs="Times New Roman"/>
+          <w:sz w:val="24"/>
+          <w:szCs w:val="24"/>
+        </w:rPr>
+        <w:t>/graph/    - Алгоритмичен модул (Dijkstra за локации).</w:t>
+      </w:r>
+    </w:p>
+    <w:p>
+      <w:pPr>
+        <w:spacing w:before="100" w:beforeAutospacing="1" w:after="100" w:afterAutospacing="1" w:line="360" w:lineRule="auto"/>
+        <w:outlineLvl w:val="0"/>
+        <w:rPr>
+          <w:rFonts w:ascii="Times New Roman" w:eastAsia="Times New Roman" w:hAnsi="Times New Roman" w:cs="Times New Roman"/>
+          <w:sz w:val="24"/>
+          <w:szCs w:val="24"/>
+        </w:rPr>
+      </w:pPr>
+      <w:r>
+        <w:rPr>
+          <w:rFonts w:ascii="Times New Roman" w:eastAsia="Times New Roman" w:hAnsi="Times New Roman" w:cs="Times New Roman"/>
+          <w:sz w:val="24"/>
+          <w:szCs w:val="24"/>
+        </w:rPr>
+        <w:t xml:space="preserve">main.py       </w:t>
+      </w:r>
+    </w:p>
+    <w:p>
+      <w:pPr>
+        <w:spacing w:before="100" w:beforeAutospacing="1" w:after="100" w:afterAutospacing="1" w:line="360" w:lineRule="auto"/>
+        <w:outlineLvl w:val="0"/>
+        <w:rPr>
+          <w:rFonts w:ascii="Times New Roman" w:eastAsia="Times New Roman" w:hAnsi="Times New Roman" w:cs="Times New Roman"/>
+          <w:sz w:val="24"/>
+          <w:szCs w:val="24"/>
+        </w:rPr>
+      </w:pPr>
+      <w:r>
+        <w:rPr>
+          <w:rFonts w:ascii="Times New Roman" w:eastAsia="Times New Roman" w:hAnsi="Times New Roman" w:cs="Times New Roman"/>
+          <w:sz w:val="24"/>
+          <w:szCs w:val="24"/>
+        </w:rPr>
+        <w:t xml:space="preserve">    - Входна точка на приложението.</w:t>
       </w:r>
     </w:p>
     <w:p>
@@ -2304,43 +2407,7 @@
           <w:sz w:val="28"/>
           <w:szCs w:val="28"/>
         </w:rPr>
-        <w:t>1</w:t>
-      </w:r>
-      <w:r>
-        <w:rPr>
-          <w:rFonts w:ascii="Times New Roman" w:eastAsia="Times New Roman" w:hAnsi="Times New Roman" w:cs="Times New Roman"/>
-          <w:b/>
-          <w:bCs/>
-          <w:color w:val="C00000"/>
-          <w:kern w:val="36"/>
-          <w:sz w:val="28"/>
-          <w:szCs w:val="28"/>
-        </w:rPr>
-        <w:t>1</w:t>
-      </w:r>
-      <w:r>
-        <w:rPr>
-          <w:rFonts w:ascii="Times New Roman" w:eastAsia="Times New Roman" w:hAnsi="Times New Roman" w:cs="Times New Roman"/>
-          <w:b/>
-          <w:bCs/>
-          <w:color w:val="C00000"/>
-          <w:kern w:val="36"/>
-          <w:sz w:val="28"/>
-          <w:szCs w:val="28"/>
-        </w:rPr>
-        <w:t>. Domain Model Diagram (UML)</w:t>
-      </w:r>
-      <w:r>
-        <w:rPr>
-          <w:rFonts w:ascii="Times New Roman" w:eastAsia="Times New Roman" w:hAnsi="Times New Roman" w:cs="Times New Roman"/>
-          <w:b/>
-          <w:bCs/>
-          <w:color w:val="C00000"/>
-          <w:kern w:val="36"/>
-          <w:sz w:val="28"/>
-          <w:szCs w:val="28"/>
-        </w:rPr>
-        <w:t xml:space="preserve"> </w:t>
+        <w:t xml:space="preserve">11. Domain Model Diagram (UML) </w:t>
       </w:r>
     </w:p>
     <w:p>
@@ -2364,6 +2431,7 @@
           <w:sz w:val="28"/>
           <w:szCs w:val="28"/>
         </w:rPr>
+        <w:lastRenderedPageBreak/>
         <w:t>Основни класове и тяхната роля:</w:t>
       </w:r>
       <w:r>
@@ -2397,7 +2465,6 @@
           <w:sz w:val="24"/>
           <w:szCs w:val="24"/>
         </w:rPr>
-        <w:lastRenderedPageBreak/>
         <w:t>Category</w:t>
       </w:r>
     </w:p>
@@ -2542,6 +2609,7 @@
           <w:sz w:val="24"/>
           <w:szCs w:val="24"/>
         </w:rPr>
+        <w:lastRenderedPageBreak/>
         <w:t>User</w:t>
       </w:r>
     </w:p>
@@ -2564,7 +2632,6 @@
           <w:sz w:val="24"/>
           <w:szCs w:val="24"/>
         </w:rPr>
-        <w:lastRenderedPageBreak/>
         <w:t>Управлява идентичността, ролите и достъпа на потребителите. Поддържа лични данни, статус и механизми за сигурност.</w:t>
       </w:r>
     </w:p>
@@ -2794,18 +2861,7 @@
           <w:sz w:val="28"/>
           <w:szCs w:val="28"/>
         </w:rPr>
-        <w:t>Контролери (Слой Бизнес логика)</w:t>
-      </w:r>
-      <w:r>
-        <w:rPr>
-          <w:rFonts w:ascii="Times New Roman" w:eastAsia="Times New Roman" w:hAnsi="Times New Roman" w:cs="Times New Roman"/>
-          <w:b/>
-          <w:bCs/>
-          <w:color w:val="000000" w:themeColor="text1"/>
-          <w:sz w:val="28"/>
-          <w:szCs w:val="28"/>
-        </w:rPr>
-        <w:t xml:space="preserve"> </w:t>
+        <w:t xml:space="preserve">Контролери (Слой Бизнес логика) </w:t>
       </w:r>
     </w:p>
     <w:p>
@@ -3638,7 +3694,7 @@
         </w:rPr>
         <w:lastRenderedPageBreak/>
         <w:drawing>
-          <wp:inline distT="0" distB="0" distL="0" distR="0" wp14:anchorId="1DB76737" wp14:editId="57F84294">
+          <wp:inline distT="0" distB="0" distL="0" distR="0" wp14:anchorId="7569DDFD" wp14:editId="79761AD5">
             <wp:extent cx="7483928" cy="4350385"/>
             <wp:effectExtent l="0" t="0" r="3175" b="0"/>
             <wp:docPr id="1" name="Картина 1"/>
@@ -3691,7 +3747,6 @@
           <w:szCs w:val="28"/>
         </w:rPr>
       </w:pPr>
-      <w:bookmarkStart w:id="0" w:name="_GoBack"/>
       <w:r>
         <w:rPr>
           <w:rFonts w:ascii="Times New Roman" w:eastAsia="Times New Roman" w:hAnsi="Times New Roman" w:cs="Times New Roman"/>
@@ -4292,7 +4347,6 @@
         <w:t xml:space="preserve"> Контролерът работи с абстракцията repo чрез Dependency Injection, което улеснява поддръжката, тестването и разширяването.</w:t>
       </w:r>
     </w:p>
-    <w:bookmarkEnd w:id="0"/>
     <w:p>
       <w:pPr>
         <w:spacing w:line="360" w:lineRule="auto"/>
@@ -4313,9 +4367,126 @@
           <w:sz w:val="28"/>
           <w:szCs w:val="28"/>
         </w:rPr>
-        <w:t>1</w:t>
-      </w:r>
-      <w:r>
+        <w:t>12. Разширения на системата</w:t>
+      </w:r>
+    </w:p>
+    <w:p>
+      <w:pPr>
+        <w:spacing w:line="360" w:lineRule="auto"/>
+        <w:jc w:val="both"/>
+        <w:rPr>
+          <w:rFonts w:ascii="Times New Roman" w:hAnsi="Times New Roman" w:cs="Times New Roman"/>
+          <w:sz w:val="24"/>
+          <w:szCs w:val="24"/>
+        </w:rPr>
+      </w:pPr>
+      <w:r>
+        <w:rPr>
+          <w:rFonts w:ascii="Times New Roman" w:hAnsi="Times New Roman" w:cs="Times New Roman"/>
+          <w:sz w:val="24"/>
+          <w:szCs w:val="24"/>
+        </w:rPr>
+        <w:t>Разширенията добавят аналитични и функционални възможности. Аналитичният модул изчислява ключови финансови показатели и дава</w:t>
+      </w:r>
+      <w:r>
+        <w:rPr>
+          <w:rFonts w:ascii="Times New Roman" w:hAnsi="Times New Roman" w:cs="Times New Roman"/>
+          <w:sz w:val="24"/>
+          <w:szCs w:val="24"/>
+        </w:rPr>
+        <w:t xml:space="preserve"> д</w:t>
+      </w:r>
+      <w:r>
+        <w:rPr>
+          <w:rFonts w:ascii="Times New Roman" w:hAnsi="Times New Roman" w:cs="Times New Roman"/>
+          <w:sz w:val="24"/>
+          <w:szCs w:val="24"/>
+        </w:rPr>
+        <w:t>етайлна оценка на разходи и приходи.</w:t>
+      </w:r>
+      <w:r>
+        <w:rPr>
+          <w:rFonts w:ascii="Times New Roman" w:hAnsi="Times New Roman" w:cs="Times New Roman"/>
+          <w:sz w:val="24"/>
+          <w:szCs w:val="24"/>
+        </w:rPr>
+        <w:t xml:space="preserve"> </w:t>
+      </w:r>
+      <w:r>
+        <w:rPr>
+          <w:rFonts w:ascii="Times New Roman" w:hAnsi="Times New Roman" w:cs="Times New Roman"/>
+          <w:sz w:val="24"/>
+          <w:szCs w:val="24"/>
+        </w:rPr>
+        <w:t>Т</w:t>
+      </w:r>
+      <w:r>
+        <w:rPr>
+          <w:rFonts w:ascii="Times New Roman" w:hAnsi="Times New Roman" w:cs="Times New Roman"/>
+          <w:sz w:val="24"/>
+          <w:szCs w:val="24"/>
+        </w:rPr>
+        <w:t xml:space="preserve">ърсене поддържа </w:t>
+      </w:r>
+      <w:r>
+        <w:rPr>
+          <w:rFonts w:ascii="Times New Roman" w:hAnsi="Times New Roman" w:cs="Times New Roman"/>
+          <w:sz w:val="24"/>
+          <w:szCs w:val="24"/>
+        </w:rPr>
+        <w:lastRenderedPageBreak/>
+        <w:t>частични съвпадения за по</w:t>
+      </w:r>
+      <w:r>
+        <w:rPr>
+          <w:rFonts w:ascii="Times New Roman" w:hAnsi="Times New Roman" w:cs="Times New Roman"/>
+          <w:sz w:val="24"/>
+          <w:szCs w:val="24"/>
+        </w:rPr>
+        <w:noBreakHyphen/>
+        <w:t xml:space="preserve">лесно откриване на продукти и партньори. Данните могат да се сортират чрез </w:t>
+      </w:r>
+      <w:r>
+        <w:rPr>
+          <w:rFonts w:ascii="Times New Roman" w:hAnsi="Times New Roman" w:cs="Times New Roman"/>
+          <w:b/>
+          <w:bCs/>
+          <w:sz w:val="24"/>
+          <w:szCs w:val="24"/>
+        </w:rPr>
+        <w:t>Merge Sort</w:t>
+      </w:r>
+      <w:r>
+        <w:rPr>
+          <w:rFonts w:ascii="Times New Roman" w:hAnsi="Times New Roman" w:cs="Times New Roman"/>
+          <w:sz w:val="24"/>
+          <w:szCs w:val="24"/>
+        </w:rPr>
+        <w:t xml:space="preserve"> и </w:t>
+      </w:r>
+      <w:r>
+        <w:rPr>
+          <w:rFonts w:ascii="Times New Roman" w:hAnsi="Times New Roman" w:cs="Times New Roman"/>
+          <w:b/>
+          <w:bCs/>
+          <w:sz w:val="24"/>
+          <w:szCs w:val="24"/>
+        </w:rPr>
+        <w:t>Quick Sort</w:t>
+      </w:r>
+      <w:r>
+        <w:rPr>
+          <w:rFonts w:ascii="Times New Roman" w:hAnsi="Times New Roman" w:cs="Times New Roman"/>
+          <w:sz w:val="24"/>
+          <w:szCs w:val="24"/>
+        </w:rPr>
+        <w:t>, а многоскладовата поддръжка показва разпределението на продуктите по локации.</w:t>
+      </w:r>
+    </w:p>
+    <w:p>
+      <w:pPr>
+        <w:spacing w:line="360" w:lineRule="auto"/>
+        <w:jc w:val="both"/>
         <w:rPr>
           <w:rFonts w:ascii="Times New Roman" w:eastAsia="Times New Roman" w:hAnsi="Times New Roman" w:cs="Times New Roman"/>
           <w:b/>
@@ -4324,8 +4495,7 @@
           <w:sz w:val="28"/>
           <w:szCs w:val="28"/>
         </w:rPr>
-        <w:t>2</w:t>
-      </w:r>
+      </w:pPr>
       <w:r>
         <w:rPr>
           <w:rFonts w:ascii="Times New Roman" w:eastAsia="Times New Roman" w:hAnsi="Times New Roman" w:cs="Times New Roman"/>
@@ -4335,19 +4505,57 @@
           <w:sz w:val="28"/>
           <w:szCs w:val="28"/>
         </w:rPr>
-        <w:t>.</w:t>
-      </w:r>
-      <w:r>
-        <w:rPr>
-          <w:rFonts w:ascii="Times New Roman" w:eastAsia="Times New Roman" w:hAnsi="Times New Roman" w:cs="Times New Roman"/>
-          <w:b/>
-          <w:bCs/>
+        <w:t xml:space="preserve">13. Бъдещи подобрения </w:t>
+      </w:r>
+    </w:p>
+    <w:p>
+      <w:pPr>
+        <w:spacing w:line="360" w:lineRule="auto"/>
+        <w:jc w:val="both"/>
+        <w:rPr>
+          <w:rFonts w:ascii="Times New Roman" w:eastAsia="Times New Roman" w:hAnsi="Times New Roman" w:cs="Times New Roman"/>
+          <w:sz w:val="24"/>
+          <w:szCs w:val="24"/>
+        </w:rPr>
+      </w:pPr>
+      <w:r>
+        <w:rPr>
+          <w:rFonts w:ascii="Times New Roman" w:eastAsia="Times New Roman" w:hAnsi="Times New Roman" w:cs="Times New Roman"/>
+          <w:sz w:val="24"/>
+          <w:szCs w:val="24"/>
+        </w:rPr>
+        <w:t>Планираните подобрения включват по</w:t>
+      </w:r>
+      <w:r>
+        <w:rPr>
+          <w:rFonts w:ascii="Times New Roman" w:eastAsia="Times New Roman" w:hAnsi="Times New Roman" w:cs="Times New Roman"/>
+          <w:sz w:val="24"/>
+          <w:szCs w:val="24"/>
+        </w:rPr>
+        <w:noBreakHyphen/>
+        <w:t>удобен графичен интерфейс, по</w:t>
+      </w:r>
+      <w:r>
+        <w:rPr>
+          <w:rFonts w:ascii="Times New Roman" w:eastAsia="Times New Roman" w:hAnsi="Times New Roman" w:cs="Times New Roman"/>
+          <w:sz w:val="24"/>
+          <w:szCs w:val="24"/>
+        </w:rPr>
+        <w:noBreakHyphen/>
+        <w:t>надеждна релационна база, мобилно приложение за сканиране на стоки и REST API за връзка с други системи.</w:t>
+      </w:r>
+    </w:p>
+    <w:p>
+      <w:pPr>
+        <w:spacing w:line="360" w:lineRule="auto"/>
+        <w:jc w:val="both"/>
+        <w:rPr>
+          <w:rFonts w:ascii="Times New Roman" w:eastAsia="Times New Roman" w:hAnsi="Times New Roman" w:cs="Times New Roman"/>
           <w:color w:val="C00000"/>
           <w:sz w:val="28"/>
           <w:szCs w:val="28"/>
         </w:rPr>
-        <w:t xml:space="preserve"> Р</w:t>
-      </w:r>
+      </w:pPr>
       <w:r>
         <w:rPr>
           <w:rFonts w:ascii="Times New Roman" w:eastAsia="Times New Roman" w:hAnsi="Times New Roman" w:cs="Times New Roman"/>
@@ -4357,271 +4565,7 @@
           <w:sz w:val="28"/>
           <w:szCs w:val="28"/>
         </w:rPr>
-        <w:t>азширения на системата</w:t>
-      </w:r>
-    </w:p>
-    <w:p>
-      <w:pPr>
-        <w:spacing w:line="360" w:lineRule="auto"/>
-        <w:jc w:val="both"/>
-        <w:rPr>
-          <w:rFonts w:ascii="Times New Roman" w:hAnsi="Times New Roman" w:cs="Times New Roman"/>
-          <w:sz w:val="24"/>
-          <w:szCs w:val="24"/>
-        </w:rPr>
-      </w:pPr>
-      <w:r>
-        <w:rPr>
-          <w:rFonts w:ascii="Times New Roman" w:hAnsi="Times New Roman" w:cs="Times New Roman"/>
-          <w:sz w:val="24"/>
-          <w:szCs w:val="24"/>
-        </w:rPr>
-        <w:t>Разширенията добавят аналитични и функционални възможности. Аналитичният модул изчислява ключови финансови показатели и дава</w:t>
-      </w:r>
-      <w:r>
-        <w:rPr>
-          <w:rFonts w:ascii="Times New Roman" w:hAnsi="Times New Roman" w:cs="Times New Roman"/>
-          <w:sz w:val="24"/>
-          <w:szCs w:val="24"/>
-        </w:rPr>
-        <w:t xml:space="preserve"> д</w:t>
-      </w:r>
-      <w:r>
-        <w:rPr>
-          <w:rFonts w:ascii="Times New Roman" w:hAnsi="Times New Roman" w:cs="Times New Roman"/>
-          <w:sz w:val="24"/>
-          <w:szCs w:val="24"/>
-        </w:rPr>
-        <w:t>етайлна оценка на разходи и приходи.</w:t>
-      </w:r>
-      <w:r>
-        <w:rPr>
-          <w:rFonts w:ascii="Times New Roman" w:hAnsi="Times New Roman" w:cs="Times New Roman"/>
-          <w:sz w:val="24"/>
-          <w:szCs w:val="24"/>
-        </w:rPr>
-        <w:t xml:space="preserve"> </w:t>
-      </w:r>
-      <w:r>
-        <w:rPr>
-          <w:rFonts w:ascii="Times New Roman" w:hAnsi="Times New Roman" w:cs="Times New Roman"/>
-          <w:sz w:val="24"/>
-          <w:szCs w:val="24"/>
-        </w:rPr>
-        <w:t>Т</w:t>
-      </w:r>
-      <w:r>
-        <w:rPr>
-          <w:rFonts w:ascii="Times New Roman" w:hAnsi="Times New Roman" w:cs="Times New Roman"/>
-          <w:sz w:val="24"/>
-          <w:szCs w:val="24"/>
-        </w:rPr>
-        <w:t xml:space="preserve">ърсене поддържа </w:t>
-      </w:r>
-      <w:r>
-        <w:rPr>
-          <w:rFonts w:ascii="Times New Roman" w:hAnsi="Times New Roman" w:cs="Times New Roman"/>
-          <w:sz w:val="24"/>
-          <w:szCs w:val="24"/>
-        </w:rPr>
-        <w:lastRenderedPageBreak/>
-        <w:t>частични съвпадения за по</w:t>
-      </w:r>
-      <w:r>
-        <w:rPr>
-          <w:rFonts w:ascii="Times New Roman" w:hAnsi="Times New Roman" w:cs="Times New Roman"/>
-          <w:sz w:val="24"/>
-          <w:szCs w:val="24"/>
-        </w:rPr>
-        <w:noBreakHyphen/>
-        <w:t xml:space="preserve">лесно откриване на продукти и партньори. Данните могат да се сортират чрез </w:t>
-      </w:r>
-      <w:r>
-        <w:rPr>
-          <w:rFonts w:ascii="Times New Roman" w:hAnsi="Times New Roman" w:cs="Times New Roman"/>
-          <w:b/>
-          <w:bCs/>
-          <w:sz w:val="24"/>
-          <w:szCs w:val="24"/>
-        </w:rPr>
-        <w:t>Merge Sort</w:t>
-      </w:r>
-      <w:r>
-        <w:rPr>
-          <w:rFonts w:ascii="Times New Roman" w:hAnsi="Times New Roman" w:cs="Times New Roman"/>
-          <w:sz w:val="24"/>
-          <w:szCs w:val="24"/>
-        </w:rPr>
-        <w:t xml:space="preserve"> и </w:t>
-      </w:r>
-      <w:r>
-        <w:rPr>
-          <w:rFonts w:ascii="Times New Roman" w:hAnsi="Times New Roman" w:cs="Times New Roman"/>
-          <w:b/>
-          <w:bCs/>
-          <w:sz w:val="24"/>
-          <w:szCs w:val="24"/>
-        </w:rPr>
-        <w:t>Quick Sort</w:t>
-      </w:r>
-      <w:r>
-        <w:rPr>
-          <w:rFonts w:ascii="Times New Roman" w:hAnsi="Times New Roman" w:cs="Times New Roman"/>
-          <w:sz w:val="24"/>
-          <w:szCs w:val="24"/>
-        </w:rPr>
-        <w:t>, а многоскладовата поддръжка показва разпределението на продуктите по локации.</w:t>
-      </w:r>
-    </w:p>
-    <w:p>
-      <w:pPr>
-        <w:spacing w:line="360" w:lineRule="auto"/>
-        <w:jc w:val="both"/>
-        <w:rPr>
-          <w:rFonts w:ascii="Times New Roman" w:eastAsia="Times New Roman" w:hAnsi="Times New Roman" w:cs="Times New Roman"/>
-          <w:b/>
-          <w:bCs/>
-          <w:color w:val="C00000"/>
-          <w:sz w:val="28"/>
-          <w:szCs w:val="28"/>
-        </w:rPr>
-      </w:pPr>
-      <w:r>
-        <w:rPr>
-          <w:rFonts w:ascii="Times New Roman" w:eastAsia="Times New Roman" w:hAnsi="Times New Roman" w:cs="Times New Roman"/>
-          <w:b/>
-          <w:bCs/>
-          <w:color w:val="C00000"/>
-          <w:sz w:val="28"/>
-          <w:szCs w:val="28"/>
-        </w:rPr>
-        <w:t>1</w:t>
-      </w:r>
-      <w:r>
-        <w:rPr>
-          <w:rFonts w:ascii="Times New Roman" w:eastAsia="Times New Roman" w:hAnsi="Times New Roman" w:cs="Times New Roman"/>
-          <w:b/>
-          <w:bCs/>
-          <w:color w:val="C00000"/>
-          <w:sz w:val="28"/>
-          <w:szCs w:val="28"/>
-        </w:rPr>
-        <w:t>3</w:t>
-      </w:r>
-      <w:r>
-        <w:rPr>
-          <w:rFonts w:ascii="Times New Roman" w:eastAsia="Times New Roman" w:hAnsi="Times New Roman" w:cs="Times New Roman"/>
-          <w:b/>
-          <w:bCs/>
-          <w:color w:val="C00000"/>
-          <w:sz w:val="28"/>
-          <w:szCs w:val="28"/>
-        </w:rPr>
-        <w:t>.</w:t>
-      </w:r>
-      <w:r>
-        <w:rPr>
-          <w:rFonts w:ascii="Times New Roman" w:eastAsia="Times New Roman" w:hAnsi="Times New Roman" w:cs="Times New Roman"/>
-          <w:b/>
-          <w:bCs/>
-          <w:color w:val="C00000"/>
-          <w:sz w:val="28"/>
-          <w:szCs w:val="28"/>
-        </w:rPr>
-        <w:t xml:space="preserve"> </w:t>
-      </w:r>
-      <w:r>
-        <w:rPr>
-          <w:rFonts w:ascii="Times New Roman" w:eastAsia="Times New Roman" w:hAnsi="Times New Roman" w:cs="Times New Roman"/>
-          <w:b/>
-          <w:bCs/>
-          <w:color w:val="C00000"/>
-          <w:sz w:val="28"/>
-          <w:szCs w:val="28"/>
-        </w:rPr>
-        <w:t xml:space="preserve">Бъдещи подобрения </w:t>
-      </w:r>
-    </w:p>
-    <w:p>
-      <w:pPr>
-        <w:spacing w:line="360" w:lineRule="auto"/>
-        <w:jc w:val="both"/>
-        <w:rPr>
-          <w:rFonts w:ascii="Times New Roman" w:eastAsia="Times New Roman" w:hAnsi="Times New Roman" w:cs="Times New Roman"/>
-          <w:sz w:val="24"/>
-          <w:szCs w:val="24"/>
-        </w:rPr>
-      </w:pPr>
-      <w:r>
-        <w:rPr>
-          <w:rFonts w:ascii="Times New Roman" w:eastAsia="Times New Roman" w:hAnsi="Times New Roman" w:cs="Times New Roman"/>
-          <w:sz w:val="24"/>
-          <w:szCs w:val="24"/>
-        </w:rPr>
-        <w:t>Планираните подобрения включват по</w:t>
-      </w:r>
-      <w:r>
-        <w:rPr>
-          <w:rFonts w:ascii="Times New Roman" w:eastAsia="Times New Roman" w:hAnsi="Times New Roman" w:cs="Times New Roman"/>
-          <w:sz w:val="24"/>
-          <w:szCs w:val="24"/>
-        </w:rPr>
-        <w:noBreakHyphen/>
-        <w:t>удобен графичен интерфейс, по</w:t>
-      </w:r>
-      <w:r>
-        <w:rPr>
-          <w:rFonts w:ascii="Times New Roman" w:eastAsia="Times New Roman" w:hAnsi="Times New Roman" w:cs="Times New Roman"/>
-          <w:sz w:val="24"/>
-          <w:szCs w:val="24"/>
-        </w:rPr>
-        <w:noBreakHyphen/>
-        <w:t>надеждна релационна база, мобилно приложение за сканиране на стоки и REST API за връзка с други системи.</w:t>
-      </w:r>
-    </w:p>
-    <w:p>
-      <w:pPr>
-        <w:spacing w:line="360" w:lineRule="auto"/>
-        <w:jc w:val="both"/>
-        <w:rPr>
-          <w:rFonts w:ascii="Times New Roman" w:eastAsia="Times New Roman" w:hAnsi="Times New Roman" w:cs="Times New Roman"/>
-          <w:color w:val="C00000"/>
-          <w:sz w:val="28"/>
-          <w:szCs w:val="28"/>
-        </w:rPr>
-      </w:pPr>
-      <w:r>
-        <w:rPr>
-          <w:rFonts w:ascii="Times New Roman" w:eastAsia="Times New Roman" w:hAnsi="Times New Roman" w:cs="Times New Roman"/>
-          <w:b/>
-          <w:bCs/>
-          <w:color w:val="C00000"/>
-          <w:sz w:val="28"/>
-          <w:szCs w:val="28"/>
-        </w:rPr>
-        <w:t>1</w:t>
-      </w:r>
-      <w:r>
-        <w:rPr>
-          <w:rFonts w:ascii="Times New Roman" w:eastAsia="Times New Roman" w:hAnsi="Times New Roman" w:cs="Times New Roman"/>
-          <w:b/>
-          <w:bCs/>
-          <w:color w:val="C00000"/>
-          <w:sz w:val="28"/>
-          <w:szCs w:val="28"/>
-        </w:rPr>
-        <w:t>4</w:t>
-      </w:r>
-      <w:r>
-        <w:rPr>
-          <w:rFonts w:ascii="Times New Roman" w:eastAsia="Times New Roman" w:hAnsi="Times New Roman" w:cs="Times New Roman"/>
-          <w:b/>
-          <w:bCs/>
-          <w:color w:val="C00000"/>
-          <w:sz w:val="28"/>
-          <w:szCs w:val="28"/>
-        </w:rPr>
-        <w:t>. Инсталиране и конфигуриране</w:t>
+        <w:t>14. Инсталиране и конфигуриране</w:t>
       </w:r>
     </w:p>
     <w:p>
@@ -5124,29 +5068,7 @@
           <w:sz w:val="28"/>
           <w:szCs w:val="28"/>
         </w:rPr>
-        <w:t>1</w:t>
-      </w:r>
-      <w:r>
-        <w:rPr>
-          <w:rFonts w:ascii="Times New Roman" w:eastAsia="Times New Roman" w:hAnsi="Times New Roman" w:cs="Times New Roman"/>
-          <w:b/>
-          <w:bCs/>
-          <w:color w:val="C00000"/>
-          <w:sz w:val="28"/>
-          <w:szCs w:val="28"/>
-        </w:rPr>
-        <w:t>5</w:t>
-      </w:r>
-      <w:r>
-        <w:rPr>
-          <w:rFonts w:ascii="Times New Roman" w:eastAsia="Times New Roman" w:hAnsi="Times New Roman" w:cs="Times New Roman"/>
-          <w:b/>
-          <w:bCs/>
-          <w:color w:val="C00000"/>
-          <w:sz w:val="28"/>
-          <w:szCs w:val="28"/>
-        </w:rPr>
-        <w:t>. Литература</w:t>
+        <w:t>15. Литература</w:t>
       </w:r>
     </w:p>
     <w:p>
@@ -5212,7 +5134,10 @@
           <w:szCs w:val="24"/>
         </w:rPr>
       </w:pPr>
-    </w:p>
+      <w:bookmarkStart w:id="0" w:name="_GoBack"/>
+      <w:bookmarkEnd w:id="0"/>
+    </w:p>
+    <w:p/>
     <w:sectPr>
       <w:pgSz w:w="12240" w:h="7920" w:orient="landscape" w:code="6"/>
       <w:pgMar w:top="709" w:right="616" w:bottom="1257" w:left="851" w:header="708" w:footer="708" w:gutter="0"/>
@@ -12976,6 +12901,7 @@
   <w:style w:type="character" w:default="1" w:styleId="a0">
     <w:name w:val="Default Paragraph Font"/>
     <w:uiPriority w:val="1"/>
+    <w:semiHidden/>
     <w:unhideWhenUsed/>
   </w:style>
   <w:style w:type="table" w:default="1" w:styleId="a1">
@@ -14344,7 +14270,7 @@
 </file>
 
 <file path=customXml/itemProps1.xml><?xml version="1.0" encoding="utf-8"?>
-<ds:datastoreItem xmlns:ds="http://schemas.openxmlformats.org/officeDocument/2006/customXml" ds:itemID="{E7BF8634-AAF9-4239-AD78-952E83CDFA74}">
+<ds:datastoreItem xmlns:ds="http://schemas.openxmlformats.org/officeDocument/2006/customXml" ds:itemID="{398DC644-CD06-493A-87A6-21918421569A}">
   <ds:schemaRefs>
     <ds:schemaRef ds:uri="http://schemas.openxmlformats.org/officeDocument/2006/bibliography"/>
   </ds:schemaRefs>

--- a/documentation/Warehouse Inventory Management System (WIMS)_Siyka.docx
+++ b/documentation/Warehouse Inventory Management System (WIMS)_Siyka.docx
@@ -9,6 +9,7 @@
           <w:rFonts w:ascii="Times New Roman" w:hAnsi="Times New Roman" w:cs="Times New Roman"/>
         </w:rPr>
       </w:pPr>
+      <w:bookmarkStart w:id="0" w:name="_GoBack"/>
       <w:r>
         <w:rPr>
           <w:rStyle w:val="a4"/>
@@ -666,7 +667,7 @@
           <w:sz w:val="24"/>
           <w:szCs w:val="24"/>
         </w:rPr>
-        <w:t>Моделът на данните описва основните обекти в системата и как са свързани помежду си. Той осигурява подредени и точни данни чрез</w:t>
+        <w:t>Моделът на данните описва основните обекти в системата и как са свързани помежду си. Той осигурява  точни данни чрез</w:t>
       </w:r>
       <w:r>
         <w:rPr>
@@ -682,7 +683,7 @@
           <w:sz w:val="24"/>
           <w:szCs w:val="24"/>
         </w:rPr>
-        <w:t xml:space="preserve">JSON файлове, автоматично създадени идентификатори и запис на времето на всяка промяна. Системата позволява да се проследяват разходи и приходи чрез връзката между движенията и фактурите, а проверките гарантират, че операциите са коректни. Разделянето на задачите </w:t>
+        <w:t xml:space="preserve">JSON файлове, автоматично създадени идентификатори и запис на времето на всяка промяна. Системата позволява да се проследяват разходи и приходи чрез връзката между движенията и фактурите, а проверките гарантират, че операциите са коректни. Разделянето на задачите прави </w:t>
       </w:r>
       <w:r>
         <w:rPr>
@@ -691,7 +692,7 @@
           <w:szCs w:val="24"/>
         </w:rPr>
         <w:lastRenderedPageBreak/>
-        <w:t>прави интерфейса независим от начина на съхранение на данните и позволява</w:t>
+        <w:t>интерфейса независим от начина на съхранение на данните и позволява</w:t>
       </w:r>
       <w:r>
         <w:rPr>
@@ -1744,6 +1745,15 @@
           <w:szCs w:val="24"/>
         </w:rPr>
       </w:pPr>
+      <w:r>
+        <w:rPr>
+          <w:rFonts w:ascii="Times New Roman" w:eastAsia="Times New Roman" w:hAnsi="Times New Roman" w:cs="Times New Roman"/>
+          <w:color w:val="000000" w:themeColor="text1"/>
+          <w:sz w:val="24"/>
+          <w:szCs w:val="24"/>
+        </w:rPr>
+        <w:t>Модулът за справки комбинира данните от JSON файловете и изчислява ключовите оперативни показатели на системата. Вграденото филтриране улеснява вземането на решения и предотвратява некоректни действия (като продажба на неналични количества).</w:t>
+      </w:r>
     </w:p>
     <w:p>
       <w:pPr>
@@ -1752,28 +1762,6 @@
         <w:outlineLvl w:val="0"/>
         <w:rPr>
           <w:rFonts w:ascii="Times New Roman" w:eastAsia="Times New Roman" w:hAnsi="Times New Roman" w:cs="Times New Roman"/>
-          <w:color w:val="000000" w:themeColor="text1"/>
-          <w:sz w:val="24"/>
-          <w:szCs w:val="24"/>
-        </w:rPr>
-      </w:pPr>
-      <w:r>
-        <w:rPr>
-          <w:rFonts w:ascii="Times New Roman" w:eastAsia="Times New Roman" w:hAnsi="Times New Roman" w:cs="Times New Roman"/>
-          <w:color w:val="000000" w:themeColor="text1"/>
-          <w:sz w:val="24"/>
-          <w:szCs w:val="24"/>
-        </w:rPr>
-        <w:t>Модулът за справки комбинира данните от JSON файловете и изчислява ключовите оперативни показатели на системата. Вграденото филтриране улеснява вземането на решения и предотвратява некоректни действия (като продажба на неналични количества).</w:t>
-      </w:r>
-    </w:p>
-    <w:p>
-      <w:pPr>
-        <w:spacing w:before="100" w:beforeAutospacing="1" w:after="100" w:afterAutospacing="1" w:line="360" w:lineRule="auto"/>
-        <w:jc w:val="both"/>
-        <w:outlineLvl w:val="0"/>
-        <w:rPr>
-          <w:rFonts w:ascii="Times New Roman" w:eastAsia="Times New Roman" w:hAnsi="Times New Roman" w:cs="Times New Roman"/>
           <w:b/>
           <w:bCs/>
           <w:color w:val="C00000"/>
@@ -1824,7 +1812,25 @@
           <w:szCs w:val="24"/>
         </w:rPr>
         <w:lastRenderedPageBreak/>
-        <w:t>Системата е бърза и стабилна, сигурна чрез хеширани пароли и ролеви достъп, надеждна чрез защита от грешки и невалидни действия, съхранява данни последователно в JSON и има модулна архитектура за лесна поддръжка и разширяване.</w:t>
+        <w:t>Системата е</w:t>
+      </w:r>
+      <w:r>
+        <w:rPr>
+          <w:rFonts w:ascii="Times New Roman" w:eastAsia="Times New Roman" w:hAnsi="Times New Roman" w:cs="Times New Roman"/>
+          <w:color w:val="000000" w:themeColor="text1"/>
+          <w:sz w:val="24"/>
+          <w:szCs w:val="24"/>
+        </w:rPr>
+        <w:t xml:space="preserve"> с</w:t>
+      </w:r>
+      <w:r>
+        <w:rPr>
+          <w:rFonts w:ascii="Times New Roman" w:eastAsia="Times New Roman" w:hAnsi="Times New Roman" w:cs="Times New Roman"/>
+          <w:color w:val="000000" w:themeColor="text1"/>
+          <w:sz w:val="24"/>
+          <w:szCs w:val="24"/>
+        </w:rPr>
+        <w:t>игурна чрез хеширани пароли и ролеви достъп, надеждна чрез защита от грешки и невалидни действия, съхранява данни последователно в JSON и има модулна архитектура за лесна поддръжка и разширяване.</w:t>
       </w:r>
     </w:p>
     <w:p>
@@ -2958,7 +2964,45 @@
           <w:sz w:val="24"/>
           <w:szCs w:val="24"/>
         </w:rPr>
-        <w:t>Отговаря за управлението на продуктовия каталог, като прилага бизнес правила при добавяне, редактиране и изтриване на артикули. Поддържа външни алгоритми за филтриране и сортиране (Merge Sort, Quick Sort), които позволяват ефективно организиране и откриване на продукти по различни критерии.</w:t>
+        <w:t xml:space="preserve">Отговаря за управлението на продуктовия каталог, като прилага бизнес правила при добавяне, редактиране и изтриване на артикули. Поддържа външни алгоритми за филтриране и сортиране (Merge Sort, </w:t>
+      </w:r>
+      <w:proofErr w:type="spellStart"/>
+      <w:r>
+        <w:rPr>
+          <w:rFonts w:ascii="Times New Roman" w:eastAsia="Times New Roman" w:hAnsi="Times New Roman" w:cs="Times New Roman"/>
+          <w:color w:val="000000" w:themeColor="text1"/>
+          <w:sz w:val="24"/>
+          <w:szCs w:val="24"/>
+        </w:rPr>
+        <w:t>Quick</w:t>
+      </w:r>
+      <w:proofErr w:type="spellEnd"/>
+      <w:r>
+        <w:rPr>
+          <w:rFonts w:ascii="Times New Roman" w:eastAsia="Times New Roman" w:hAnsi="Times New Roman" w:cs="Times New Roman"/>
+          <w:color w:val="000000" w:themeColor="text1"/>
+          <w:sz w:val="24"/>
+          <w:szCs w:val="24"/>
+        </w:rPr>
+        <w:t xml:space="preserve"> Sort), които позволяват</w:t>
+      </w:r>
+      <w:r>
+        <w:rPr>
+          <w:rFonts w:ascii="Times New Roman" w:eastAsia="Times New Roman" w:hAnsi="Times New Roman" w:cs="Times New Roman"/>
+          <w:color w:val="000000" w:themeColor="text1"/>
+          <w:sz w:val="24"/>
+          <w:szCs w:val="24"/>
+        </w:rPr>
+        <w:t xml:space="preserve"> </w:t>
+      </w:r>
+      <w:r>
+        <w:rPr>
+          <w:rFonts w:ascii="Times New Roman" w:eastAsia="Times New Roman" w:hAnsi="Times New Roman" w:cs="Times New Roman"/>
+          <w:color w:val="000000" w:themeColor="text1"/>
+          <w:sz w:val="24"/>
+          <w:szCs w:val="24"/>
+        </w:rPr>
+        <w:t>откриване на продукти по различни критерии.</w:t>
       </w:r>
     </w:p>
     <w:p>
@@ -4394,7 +4438,7 @@
           <w:sz w:val="24"/>
           <w:szCs w:val="24"/>
         </w:rPr>
-        <w:t xml:space="preserve"> д</w:t>
+        <w:t xml:space="preserve"> о</w:t>
       </w:r>
       <w:r>
         <w:rPr>
@@ -4402,7 +4446,7 @@
           <w:sz w:val="24"/>
           <w:szCs w:val="24"/>
         </w:rPr>
-        <w:t>етайлна оценка на разходи и приходи.</w:t>
+        <w:t>ценка на разходи и приходи.</w:t>
       </w:r>
       <w:r>
         <w:rPr>
@@ -4426,7 +4470,7 @@
           <w:sz w:val="24"/>
           <w:szCs w:val="24"/>
         </w:rPr>
-        <w:t xml:space="preserve">ърсене поддържа </w:t>
+        <w:t>ърсене</w:t>
       </w:r>
       <w:r>
         <w:rPr>
@@ -4434,8 +4478,24 @@
           <w:sz w:val="24"/>
           <w:szCs w:val="24"/>
         </w:rPr>
+        <w:t xml:space="preserve">то </w:t>
+      </w:r>
+      <w:r>
+        <w:rPr>
+          <w:rFonts w:ascii="Times New Roman" w:hAnsi="Times New Roman" w:cs="Times New Roman"/>
+          <w:sz w:val="24"/>
+          <w:szCs w:val="24"/>
+        </w:rPr>
+        <w:t xml:space="preserve">поддържа частични </w:t>
+      </w:r>
+      <w:r>
+        <w:rPr>
+          <w:rFonts w:ascii="Times New Roman" w:hAnsi="Times New Roman" w:cs="Times New Roman"/>
+          <w:sz w:val="24"/>
+          <w:szCs w:val="24"/>
+        </w:rPr>
         <w:lastRenderedPageBreak/>
-        <w:t>частични съвпадения за по</w:t>
+        <w:t>съвпадения за по</w:t>
       </w:r>
       <w:r>
         <w:rPr>
@@ -5134,9 +5194,8 @@
           <w:szCs w:val="24"/>
         </w:rPr>
       </w:pPr>
-      <w:bookmarkStart w:id="0" w:name="_GoBack"/>
-      <w:bookmarkEnd w:id="0"/>
-    </w:p>
+    </w:p>
+    <w:bookmarkEnd w:id="0"/>
     <w:p/>
     <w:sectPr>
       <w:pgSz w:w="12240" w:h="7920" w:orient="landscape" w:code="6"/>
@@ -14270,7 +14329,7 @@
 </file>
 
 <file path=customXml/itemProps1.xml><?xml version="1.0" encoding="utf-8"?>
-<ds:datastoreItem xmlns:ds="http://schemas.openxmlformats.org/officeDocument/2006/customXml" ds:itemID="{398DC644-CD06-493A-87A6-21918421569A}">
+<ds:datastoreItem xmlns:ds="http://schemas.openxmlformats.org/officeDocument/2006/customXml" ds:itemID="{0EE66695-0D9E-4172-9CCF-F2149C0974CC}">
   <ds:schemaRefs>
     <ds:schemaRef ds:uri="http://schemas.openxmlformats.org/officeDocument/2006/bibliography"/>
   </ds:schemaRefs>

--- a/documentation/Warehouse Inventory Management System (WIMS)_Siyka.docx
+++ b/documentation/Warehouse Inventory Management System (WIMS)_Siyka.docx
@@ -9,7 +9,6 @@
           <w:rFonts w:ascii="Times New Roman" w:hAnsi="Times New Roman" w:cs="Times New Roman"/>
         </w:rPr>
       </w:pPr>
-      <w:bookmarkStart w:id="0" w:name="_GoBack"/>
       <w:r>
         <w:rPr>
           <w:rStyle w:val="a4"/>
@@ -2964,27 +2963,7 @@
           <w:sz w:val="24"/>
           <w:szCs w:val="24"/>
         </w:rPr>
-        <w:t xml:space="preserve">Отговаря за управлението на продуктовия каталог, като прилага бизнес правила при добавяне, редактиране и изтриване на артикули. Поддържа външни алгоритми за филтриране и сортиране (Merge Sort, </w:t>
-      </w:r>
-      <w:proofErr w:type="spellStart"/>
-      <w:r>
-        <w:rPr>
-          <w:rFonts w:ascii="Times New Roman" w:eastAsia="Times New Roman" w:hAnsi="Times New Roman" w:cs="Times New Roman"/>
-          <w:color w:val="000000" w:themeColor="text1"/>
-          <w:sz w:val="24"/>
-          <w:szCs w:val="24"/>
-        </w:rPr>
-        <w:t>Quick</w:t>
-      </w:r>
-      <w:proofErr w:type="spellEnd"/>
-      <w:r>
-        <w:rPr>
-          <w:rFonts w:ascii="Times New Roman" w:eastAsia="Times New Roman" w:hAnsi="Times New Roman" w:cs="Times New Roman"/>
-          <w:color w:val="000000" w:themeColor="text1"/>
-          <w:sz w:val="24"/>
-          <w:szCs w:val="24"/>
-        </w:rPr>
-        <w:t xml:space="preserve"> Sort), които позволяват</w:t>
+        <w:t>Отговаря за управлението на продуктовия каталог, като прилага бизнес правила при добавяне, редактиране и изтриване на артикули. Поддържа външни алгоритми за филтриране и сортиране (Merge Sort, Quick Sort), които позволяват</w:t>
       </w:r>
       <w:r>
         <w:rPr>
@@ -4896,7 +4875,23 @@
           <w:sz w:val="24"/>
           <w:szCs w:val="24"/>
         </w:rPr>
-        <w:t>, което позволява незабавно тестване на функционалностите.</w:t>
+        <w:t>, което позволява</w:t>
+      </w:r>
+      <w:r>
+        <w:rPr>
+          <w:rFonts w:ascii="Times New Roman" w:eastAsia="Times New Roman" w:hAnsi="Times New Roman" w:cs="Times New Roman"/>
+          <w:sz w:val="24"/>
+          <w:szCs w:val="24"/>
+        </w:rPr>
+        <w:t xml:space="preserve"> </w:t>
+      </w:r>
+      <w:r>
+        <w:rPr>
+          <w:rFonts w:ascii="Times New Roman" w:eastAsia="Times New Roman" w:hAnsi="Times New Roman" w:cs="Times New Roman"/>
+          <w:sz w:val="24"/>
+          <w:szCs w:val="24"/>
+        </w:rPr>
+        <w:t>тестване на функционалностите.</w:t>
       </w:r>
     </w:p>
     <w:p>
@@ -5076,7 +5071,17 @@
           <w:sz w:val="24"/>
           <w:szCs w:val="24"/>
         </w:rPr>
-        <w:t xml:space="preserve"> операции чрез двустранна актуализация на количествата, без финансови транзакции. Достъпът до чувствителни менюта (управление на потребители, складове, продукти и справки) е защитен чрез декоратора </w:t>
+        <w:t xml:space="preserve"> операции чрез двустранна актуализация на количествата, без финансови транзакции. Достъпът до чувствителни менюта (управление </w:t>
+      </w:r>
+      <w:bookmarkStart w:id="0" w:name="_GoBack"/>
+      <w:bookmarkEnd w:id="0"/>
+      <w:r>
+        <w:rPr>
+          <w:rFonts w:ascii="Times New Roman" w:eastAsia="Times New Roman" w:hAnsi="Times New Roman" w:cs="Times New Roman"/>
+          <w:sz w:val="24"/>
+          <w:szCs w:val="24"/>
+        </w:rPr>
+        <w:t xml:space="preserve">на потребители, складове, продукти и справки) е защитен чрез декоратора </w:t>
       </w:r>
       <w:r>
         <w:rPr>
@@ -5195,7 +5200,6 @@
         </w:rPr>
       </w:pPr>
     </w:p>
-    <w:bookmarkEnd w:id="0"/>
     <w:p/>
     <w:sectPr>
       <w:pgSz w:w="12240" w:h="7920" w:orient="landscape" w:code="6"/>
@@ -14329,7 +14333,7 @@
 </file>
 
 <file path=customXml/itemProps1.xml><?xml version="1.0" encoding="utf-8"?>
-<ds:datastoreItem xmlns:ds="http://schemas.openxmlformats.org/officeDocument/2006/customXml" ds:itemID="{0EE66695-0D9E-4172-9CCF-F2149C0974CC}">
+<ds:datastoreItem xmlns:ds="http://schemas.openxmlformats.org/officeDocument/2006/customXml" ds:itemID="{5584EF89-0561-458B-9C41-ABFA49F94904}">
   <ds:schemaRefs>
     <ds:schemaRef ds:uri="http://schemas.openxmlformats.org/officeDocument/2006/bibliography"/>
   </ds:schemaRefs>

--- a/documentation/Warehouse Inventory Management System (WIMS)_Siyka.docx
+++ b/documentation/Warehouse Inventory Management System (WIMS)_Siyka.docx
@@ -2528,19 +2528,28 @@
         <w:outlineLvl w:val="0"/>
         <w:rPr>
           <w:rFonts w:ascii="Times New Roman" w:eastAsia="Times New Roman" w:hAnsi="Times New Roman" w:cs="Times New Roman"/>
-          <w:color w:val="000000" w:themeColor="text1"/>
-          <w:sz w:val="24"/>
-          <w:szCs w:val="24"/>
-        </w:rPr>
-      </w:pPr>
-      <w:r>
-        <w:rPr>
-          <w:rFonts w:ascii="Times New Roman" w:eastAsia="Times New Roman" w:hAnsi="Times New Roman" w:cs="Times New Roman"/>
-          <w:color w:val="000000" w:themeColor="text1"/>
-          <w:sz w:val="24"/>
-          <w:szCs w:val="24"/>
-        </w:rPr>
-        <w:t>Описва складовите артикули чрез име, мерна единица, цена и категории. Генерира UUID, поддържа история на промените и позволява JSON сериализация.</w:t>
+          <w:b/>
+          <w:bCs/>
+          <w:color w:val="000000" w:themeColor="text1"/>
+          <w:sz w:val="24"/>
+          <w:szCs w:val="24"/>
+        </w:rPr>
+      </w:pPr>
+      <w:r>
+        <w:rPr>
+          <w:rFonts w:ascii="Times New Roman" w:hAnsi="Times New Roman" w:cs="Times New Roman"/>
+          <w:sz w:val="24"/>
+          <w:szCs w:val="24"/>
+        </w:rPr>
+        <w:t>Product описва складов артикул чрез име, мерна единица, цена, категории и статус (Active/Inactive), генерира уникален UUID, поддържа история на промените и позволява JSON сериализация</w:t>
+      </w:r>
+      <w:r>
+        <w:rPr>
+          <w:rFonts w:ascii="Times New Roman" w:hAnsi="Times New Roman" w:cs="Times New Roman"/>
+          <w:sz w:val="24"/>
+          <w:szCs w:val="24"/>
+        </w:rPr>
+        <w:t>.</w:t>
       </w:r>
     </w:p>
     <w:p>
@@ -2958,31 +2967,14 @@
       </w:pPr>
       <w:r>
         <w:rPr>
-          <w:rFonts w:ascii="Times New Roman" w:eastAsia="Times New Roman" w:hAnsi="Times New Roman" w:cs="Times New Roman"/>
-          <w:color w:val="000000" w:themeColor="text1"/>
-          <w:sz w:val="24"/>
-          <w:szCs w:val="24"/>
-        </w:rPr>
-        <w:t>Отговаря за управлението на продуктовия каталог, като прилага бизнес правила при добавяне, редактиране и изтриване на артикули. Поддържа външни алгоритми за филтриране и сортиране (Merge Sort, Quick Sort), които позволяват</w:t>
-      </w:r>
-      <w:r>
-        <w:rPr>
-          <w:rFonts w:ascii="Times New Roman" w:eastAsia="Times New Roman" w:hAnsi="Times New Roman" w:cs="Times New Roman"/>
-          <w:color w:val="000000" w:themeColor="text1"/>
-          <w:sz w:val="24"/>
-          <w:szCs w:val="24"/>
-        </w:rPr>
-        <w:t xml:space="preserve"> </w:t>
-      </w:r>
-      <w:r>
-        <w:rPr>
-          <w:rFonts w:ascii="Times New Roman" w:eastAsia="Times New Roman" w:hAnsi="Times New Roman" w:cs="Times New Roman"/>
-          <w:color w:val="000000" w:themeColor="text1"/>
-          <w:sz w:val="24"/>
-          <w:szCs w:val="24"/>
-        </w:rPr>
-        <w:t>откриване на продукти по различни критерии.</w:t>
-      </w:r>
+          <w:rFonts w:ascii="Times New Roman" w:hAnsi="Times New Roman" w:cs="Times New Roman"/>
+          <w:sz w:val="24"/>
+          <w:szCs w:val="24"/>
+        </w:rPr>
+        <w:t>ProductController управлява продуктовия каталог, като прилага бизнес логика за създаване, редактиране, деактивиране и търсене на артикули. Контролерът поддържа статус Active/Inactive вместо физическо изтриване, гарантирайки запазване на инвентарната история. Осигурява филтриране, търсене и сортиране чрез външни алгоритми (Merge Sort, Quick Sort), позволявайки работа само с активните продукти.</w:t>
+      </w:r>
+      <w:bookmarkStart w:id="0" w:name="_GoBack"/>
+      <w:bookmarkEnd w:id="0"/>
     </w:p>
     <w:p>
       <w:pPr>
@@ -5071,17 +5063,7 @@
           <w:sz w:val="24"/>
           <w:szCs w:val="24"/>
         </w:rPr>
-        <w:t xml:space="preserve"> операции чрез двустранна актуализация на количествата, без финансови транзакции. Достъпът до чувствителни менюта (управление </w:t>
-      </w:r>
-      <w:bookmarkStart w:id="0" w:name="_GoBack"/>
-      <w:bookmarkEnd w:id="0"/>
-      <w:r>
-        <w:rPr>
-          <w:rFonts w:ascii="Times New Roman" w:eastAsia="Times New Roman" w:hAnsi="Times New Roman" w:cs="Times New Roman"/>
-          <w:sz w:val="24"/>
-          <w:szCs w:val="24"/>
-        </w:rPr>
-        <w:t xml:space="preserve">на потребители, складове, продукти и справки) е защитен чрез декоратора </w:t>
+        <w:t xml:space="preserve"> операции чрез двустранна актуализация на количествата, без финансови транзакции. Достъпът до чувствителни менюта (управление на потребители, складове, продукти и справки) е защитен чрез декоратора </w:t>
       </w:r>
       <w:r>
         <w:rPr>
@@ -14333,7 +14315,7 @@
 </file>
 
 <file path=customXml/itemProps1.xml><?xml version="1.0" encoding="utf-8"?>
-<ds:datastoreItem xmlns:ds="http://schemas.openxmlformats.org/officeDocument/2006/customXml" ds:itemID="{5584EF89-0561-458B-9C41-ABFA49F94904}">
+<ds:datastoreItem xmlns:ds="http://schemas.openxmlformats.org/officeDocument/2006/customXml" ds:itemID="{E3F5E780-2606-4F9C-814F-C055E2D59FB1}">
   <ds:schemaRefs>
     <ds:schemaRef ds:uri="http://schemas.openxmlformats.org/officeDocument/2006/bibliography"/>
   </ds:schemaRefs>
